--- a/碩一/TOEIC/聽力單字.docx
+++ b/碩一/TOEIC/聽力單字.docx
@@ -1,6 +1,6 @@
 
 <file path=word/document.xml><?xml version="1.0" encoding="utf-8"?>
-<w:document xmlns:wpc="http://schemas.microsoft.com/office/word/2010/wordprocessingCanvas" xmlns:cx="http://schemas.microsoft.com/office/drawing/2014/chartex" xmlns:cx1="http://schemas.microsoft.com/office/drawing/2015/9/8/chartex" xmlns:cx2="http://schemas.microsoft.com/office/drawing/2015/10/21/chartex" xmlns:cx3="http://schemas.microsoft.com/office/drawing/2016/5/9/chartex" xmlns:cx4="http://schemas.microsoft.com/office/drawing/2016/5/10/chartex" xmlns:cx5="http://schemas.microsoft.com/office/drawing/2016/5/11/chartex" xmlns:cx6="http://schemas.microsoft.com/office/drawing/2016/5/12/chartex" xmlns:cx7="http://schemas.microsoft.com/office/drawing/2016/5/13/chartex" xmlns:cx8="http://schemas.microsoft.com/office/drawing/2016/5/14/chartex" xmlns:mc="http://schemas.openxmlformats.org/markup-compatibility/2006" xmlns:aink="http://schemas.microsoft.com/office/drawing/2016/ink" xmlns:am3d="http://schemas.microsoft.com/office/drawing/2017/model3d" xmlns:o="urn:schemas-microsoft-com:office:office" xmlns:r="http://schemas.openxmlformats.org/officeDocument/2006/relationships" xmlns:m="http://schemas.openxmlformats.org/officeDocument/2006/math" xmlns:v="urn:schemas-microsoft-com:vml" xmlns:wp14="http://schemas.microsoft.com/office/word/2010/wordprocessingDrawing" xmlns:wp="http://schemas.openxmlformats.org/drawingml/2006/wordprocessingDrawing" xmlns:w10="urn:schemas-microsoft-com:office:word" xmlns:w="http://schemas.openxmlformats.org/wordprocessingml/2006/main" xmlns:w14="http://schemas.microsoft.com/office/word/2010/wordml" xmlns:w15="http://schemas.microsoft.com/office/word/2012/wordml" xmlns:w16cex="http://schemas.microsoft.com/office/word/2018/wordml/cex" xmlns:w16cid="http://schemas.microsoft.com/office/word/2016/wordml/cid" xmlns:w16="http://schemas.microsoft.com/office/word/2018/wordml" xmlns:w16sdtdh="http://schemas.microsoft.com/office/word/2020/wordml/sdtdatahash" xmlns:w16se="http://schemas.microsoft.com/office/word/2015/wordml/symex" xmlns:wpg="http://schemas.microsoft.com/office/word/2010/wordprocessingGroup" xmlns:wpi="http://schemas.microsoft.com/office/word/2010/wordprocessingInk" xmlns:wne="http://schemas.microsoft.com/office/word/2006/wordml" xmlns:wps="http://schemas.microsoft.com/office/word/2010/wordprocessingShape" mc:Ignorable="w14 w15 w16se w16cid w16 w16cex w16sdtdh wp14">
+<w:document xmlns:wpc="http://schemas.microsoft.com/office/word/2010/wordprocessingCanvas" xmlns:cx="http://schemas.microsoft.com/office/drawing/2014/chartex" xmlns:cx1="http://schemas.microsoft.com/office/drawing/2015/9/8/chartex" xmlns:cx2="http://schemas.microsoft.com/office/drawing/2015/10/21/chartex" xmlns:cx3="http://schemas.microsoft.com/office/drawing/2016/5/9/chartex" xmlns:cx4="http://schemas.microsoft.com/office/drawing/2016/5/10/chartex" xmlns:cx5="http://schemas.microsoft.com/office/drawing/2016/5/11/chartex" xmlns:cx6="http://schemas.microsoft.com/office/drawing/2016/5/12/chartex" xmlns:cx7="http://schemas.microsoft.com/office/drawing/2016/5/13/chartex" xmlns:cx8="http://schemas.microsoft.com/office/drawing/2016/5/14/chartex" xmlns:mc="http://schemas.openxmlformats.org/markup-compatibility/2006" xmlns:aink="http://schemas.microsoft.com/office/drawing/2016/ink" xmlns:am3d="http://schemas.microsoft.com/office/drawing/2017/model3d" xmlns:o="urn:schemas-microsoft-com:office:office" xmlns:oel="http://schemas.microsoft.com/office/2019/extlst" xmlns:r="http://schemas.openxmlformats.org/officeDocument/2006/relationships" xmlns:m="http://schemas.openxmlformats.org/officeDocument/2006/math" xmlns:v="urn:schemas-microsoft-com:vml" xmlns:wp14="http://schemas.microsoft.com/office/word/2010/wordprocessingDrawing" xmlns:wp="http://schemas.openxmlformats.org/drawingml/2006/wordprocessingDrawing" xmlns:w10="urn:schemas-microsoft-com:office:word" xmlns:w="http://schemas.openxmlformats.org/wordprocessingml/2006/main" xmlns:w14="http://schemas.microsoft.com/office/word/2010/wordml" xmlns:w15="http://schemas.microsoft.com/office/word/2012/wordml" xmlns:w16cex="http://schemas.microsoft.com/office/word/2018/wordml/cex" xmlns:w16cid="http://schemas.microsoft.com/office/word/2016/wordml/cid" xmlns:w16="http://schemas.microsoft.com/office/word/2018/wordml" xmlns:w16du="http://schemas.microsoft.com/office/word/2023/wordml/word16du" xmlns:w16sdtdh="http://schemas.microsoft.com/office/word/2020/wordml/sdtdatahash" xmlns:w16se="http://schemas.microsoft.com/office/word/2015/wordml/symex" xmlns:wpg="http://schemas.microsoft.com/office/word/2010/wordprocessingGroup" xmlns:wpi="http://schemas.microsoft.com/office/word/2010/wordprocessingInk" xmlns:wne="http://schemas.microsoft.com/office/word/2006/wordml" xmlns:wps="http://schemas.microsoft.com/office/word/2010/wordprocessingShape" mc:Ignorable="w14 w15 w16se w16cid w16 w16cex w16sdtdh wp14">
   <w:body>
     <w:p>
       <w:r>
@@ -213,13 +213,32 @@
       </w:r>
     </w:p>
     <w:p>
+      <w:r>
+        <w:t>drop by</w:t>
+      </w:r>
+      <w:r>
+        <w:rPr>
+          <w:rFonts w:hint="eastAsia"/>
+        </w:rPr>
+        <w:t xml:space="preserve"> </w:t>
+      </w:r>
+      <w:r>
+        <w:rPr>
+          <w:rFonts w:hint="eastAsia"/>
+        </w:rPr>
+        <w:t>順路拜訪</w:t>
+      </w:r>
+    </w:p>
+    <w:p>
       <w:pPr>
         <w:rPr>
           <w:rFonts w:hint="eastAsia"/>
         </w:rPr>
       </w:pPr>
-      <w:r>
-        <w:t>drop by</w:t>
+    </w:p>
+    <w:p>
+      <w:r>
+        <w:t>bring to</w:t>
       </w:r>
       <w:r>
         <w:rPr>
@@ -231,7 +250,174 @@
         <w:rPr>
           <w:rFonts w:hint="eastAsia"/>
         </w:rPr>
-        <w:t>順路拜訪</w:t>
+        <w:t>使甦醒</w:t>
+      </w:r>
+      <w:r>
+        <w:rPr>
+          <w:rFonts w:hint="eastAsia"/>
+        </w:rPr>
+        <w:t>/</w:t>
+      </w:r>
+      <w:r>
+        <w:rPr>
+          <w:rFonts w:hint="eastAsia"/>
+        </w:rPr>
+        <w:t>帶到、</w:t>
+      </w:r>
+      <w:r>
+        <w:t>picnic n.</w:t>
+      </w:r>
+      <w:r>
+        <w:rPr>
+          <w:rFonts w:hint="eastAsia"/>
+        </w:rPr>
+        <w:t>野餐</w:t>
+      </w:r>
+      <w:r>
+        <w:rPr>
+          <w:rFonts w:hint="eastAsia"/>
+        </w:rPr>
+        <w:t>、</w:t>
+      </w:r>
+      <w:r>
+        <w:rPr>
+          <w:rFonts w:hint="eastAsia"/>
+        </w:rPr>
+        <w:t>s</w:t>
+      </w:r>
+      <w:r>
+        <w:t>nacks n.</w:t>
+      </w:r>
+      <w:r>
+        <w:rPr>
+          <w:rFonts w:hint="eastAsia"/>
+        </w:rPr>
+        <w:t>點心</w:t>
+      </w:r>
+    </w:p>
+    <w:p>
+      <w:r>
+        <w:t>board game</w:t>
+      </w:r>
+      <w:r>
+        <w:rPr>
+          <w:rFonts w:hint="eastAsia"/>
+        </w:rPr>
+        <w:t xml:space="preserve"> </w:t>
+      </w:r>
+      <w:proofErr w:type="gramStart"/>
+      <w:r>
+        <w:rPr>
+          <w:rFonts w:hint="eastAsia"/>
+        </w:rPr>
+        <w:t>桌遊</w:t>
+      </w:r>
+      <w:proofErr w:type="gramEnd"/>
+      <w:r>
+        <w:rPr>
+          <w:rFonts w:hint="eastAsia"/>
+        </w:rPr>
+        <w:t>、</w:t>
+      </w:r>
+      <w:r>
+        <w:t>looking forward to</w:t>
+      </w:r>
+      <w:r>
+        <w:t xml:space="preserve"> </w:t>
+      </w:r>
+      <w:r>
+        <w:rPr>
+          <w:rFonts w:hint="eastAsia"/>
+        </w:rPr>
+        <w:t>期待、</w:t>
+      </w:r>
+      <w:r>
+        <w:t>down the hall</w:t>
+      </w:r>
+      <w:r>
+        <w:rPr>
+          <w:rFonts w:hint="eastAsia"/>
+        </w:rPr>
+        <w:t>在走廊盡頭</w:t>
+      </w:r>
+    </w:p>
+    <w:p>
+      <w:r>
+        <w:t>expedition</w:t>
+      </w:r>
+      <w:r>
+        <w:rPr>
+          <w:rFonts w:hint="eastAsia"/>
+        </w:rPr>
+        <w:t xml:space="preserve"> n</w:t>
+      </w:r>
+      <w:r>
+        <w:t>.</w:t>
+      </w:r>
+      <w:r>
+        <w:rPr>
+          <w:rFonts w:hint="eastAsia"/>
+        </w:rPr>
+        <w:t>探險</w:t>
+      </w:r>
+      <w:r>
+        <w:rPr>
+          <w:rFonts w:hint="eastAsia"/>
+        </w:rPr>
+        <w:t>/</w:t>
+      </w:r>
+      <w:r>
+        <w:rPr>
+          <w:rFonts w:hint="eastAsia"/>
+        </w:rPr>
+        <w:t>考察、</w:t>
+      </w:r>
+      <w:r>
+        <w:rPr>
+          <w:rFonts w:hint="eastAsia"/>
+        </w:rPr>
+        <w:t>c</w:t>
+      </w:r>
+      <w:r>
+        <w:t>amping n.</w:t>
+      </w:r>
+      <w:r>
+        <w:rPr>
+          <w:rFonts w:hint="eastAsia"/>
+        </w:rPr>
+        <w:t>露營、</w:t>
+      </w:r>
+      <w:r>
+        <w:t>park ranger</w:t>
+      </w:r>
+      <w:r>
+        <w:rPr>
+          <w:rFonts w:hint="eastAsia"/>
+        </w:rPr>
+        <w:t xml:space="preserve"> </w:t>
+      </w:r>
+      <w:r>
+        <w:rPr>
+          <w:rFonts w:hint="eastAsia"/>
+        </w:rPr>
+        <w:t>公園管理員</w:t>
+      </w:r>
+    </w:p>
+    <w:p>
+      <w:r>
+        <w:t>broken tent</w:t>
+      </w:r>
+      <w:r>
+        <w:rPr>
+          <w:rFonts w:hint="eastAsia"/>
+        </w:rPr>
+        <w:t xml:space="preserve"> </w:t>
+      </w:r>
+      <w:r>
+        <w:rPr>
+          <w:rFonts w:hint="eastAsia"/>
+        </w:rPr>
+        <w:t>壞掉的帳篷</w:t>
       </w:r>
     </w:p>
     <w:p>
@@ -241,6 +427,255 @@
         </w:rPr>
       </w:pPr>
     </w:p>
+    <w:p>
+      <w:r>
+        <w:t>hiking trail</w:t>
+      </w:r>
+      <w:r>
+        <w:rPr>
+          <w:rFonts w:hint="eastAsia"/>
+        </w:rPr>
+        <w:t xml:space="preserve"> </w:t>
+      </w:r>
+      <w:r>
+        <w:rPr>
+          <w:rFonts w:hint="eastAsia"/>
+        </w:rPr>
+        <w:t>登山步道</w:t>
+      </w:r>
+      <w:r>
+        <w:rPr>
+          <w:rFonts w:hint="eastAsia"/>
+        </w:rPr>
+        <w:t>、</w:t>
+      </w:r>
+      <w:r>
+        <w:rPr>
+          <w:rFonts w:hint="eastAsia"/>
+        </w:rPr>
+        <w:t>s</w:t>
+      </w:r>
+      <w:r>
+        <w:t>targazing n.</w:t>
+      </w:r>
+      <w:r>
+        <w:rPr>
+          <w:rFonts w:hint="eastAsia"/>
+        </w:rPr>
+        <w:t>觀星</w:t>
+      </w:r>
+    </w:p>
+    <w:p/>
+    <w:p>
+      <w:r>
+        <w:t>informed</w:t>
+      </w:r>
+      <w:r>
+        <w:rPr>
+          <w:rFonts w:hint="eastAsia"/>
+        </w:rPr>
+        <w:t xml:space="preserve"> </w:t>
+      </w:r>
+      <w:r>
+        <w:t xml:space="preserve">adj </w:t>
+      </w:r>
+      <w:r>
+        <w:rPr>
+          <w:rFonts w:hint="eastAsia"/>
+        </w:rPr>
+        <w:t>知情</w:t>
+      </w:r>
+      <w:r>
+        <w:rPr>
+          <w:rFonts w:hint="eastAsia"/>
+        </w:rPr>
+        <w:t>/</w:t>
+      </w:r>
+      <w:r>
+        <w:rPr>
+          <w:rFonts w:hint="eastAsia"/>
+        </w:rPr>
+        <w:t>見多識廣、</w:t>
+      </w:r>
+      <w:r>
+        <w:t>hung up</w:t>
+      </w:r>
+      <w:r>
+        <w:rPr>
+          <w:rFonts w:hint="eastAsia"/>
+        </w:rPr>
+        <w:t xml:space="preserve"> </w:t>
+      </w:r>
+      <w:r>
+        <w:rPr>
+          <w:rFonts w:hint="eastAsia"/>
+        </w:rPr>
+        <w:t>焦慮</w:t>
+      </w:r>
+      <w:r>
+        <w:rPr>
+          <w:rFonts w:hint="eastAsia"/>
+        </w:rPr>
+        <w:t>/</w:t>
+      </w:r>
+      <w:r>
+        <w:rPr>
+          <w:rFonts w:hint="eastAsia"/>
+        </w:rPr>
+        <w:t>煩惱</w:t>
+      </w:r>
+      <w:r>
+        <w:rPr>
+          <w:rFonts w:hint="eastAsia"/>
+        </w:rPr>
+        <w:t>/</w:t>
+      </w:r>
+      <w:r>
+        <w:t>懸掛</w:t>
+      </w:r>
+      <w:r>
+        <w:rPr>
+          <w:rFonts w:hint="eastAsia"/>
+        </w:rPr>
+        <w:t>、</w:t>
+      </w:r>
+      <w:r>
+        <w:rPr>
+          <w:rFonts w:hint="eastAsia"/>
+        </w:rPr>
+        <w:t>a</w:t>
+      </w:r>
+      <w:r>
+        <w:t xml:space="preserve">rtwork n </w:t>
+      </w:r>
+      <w:r>
+        <w:rPr>
+          <w:rFonts w:hint="eastAsia"/>
+        </w:rPr>
+        <w:t>藝術品</w:t>
+      </w:r>
+    </w:p>
+    <w:p>
+      <w:r>
+        <w:t>restoration</w:t>
+      </w:r>
+      <w:r>
+        <w:t xml:space="preserve"> n</w:t>
+      </w:r>
+      <w:r>
+        <w:rPr>
+          <w:rFonts w:hint="eastAsia"/>
+        </w:rPr>
+        <w:t>恢復</w:t>
+      </w:r>
+      <w:r>
+        <w:rPr>
+          <w:rFonts w:hint="eastAsia"/>
+        </w:rPr>
+        <w:t>/</w:t>
+      </w:r>
+      <w:r>
+        <w:rPr>
+          <w:rFonts w:hint="eastAsia"/>
+        </w:rPr>
+        <w:t>修復</w:t>
+      </w:r>
+      <w:r>
+        <w:rPr>
+          <w:rFonts w:hint="eastAsia"/>
+        </w:rPr>
+        <w:t>、</w:t>
+      </w:r>
+      <w:r>
+        <w:rPr>
+          <w:rFonts w:hint="eastAsia"/>
+        </w:rPr>
+        <w:t>r</w:t>
+      </w:r>
+      <w:r>
+        <w:t>emind v</w:t>
+      </w:r>
+      <w:r>
+        <w:rPr>
+          <w:rFonts w:hint="eastAsia"/>
+        </w:rPr>
+        <w:t>提醒、</w:t>
+      </w:r>
+      <w:r>
+        <w:t>inform</w:t>
+      </w:r>
+      <w:r>
+        <w:rPr>
+          <w:rFonts w:hint="eastAsia"/>
+        </w:rPr>
+        <w:t xml:space="preserve"> v</w:t>
+      </w:r>
+      <w:r>
+        <w:rPr>
+          <w:rFonts w:hint="eastAsia"/>
+        </w:rPr>
+        <w:t>通知</w:t>
+      </w:r>
+    </w:p>
+    <w:p>
+      <w:r>
+        <w:rPr>
+          <w:rFonts w:hint="eastAsia"/>
+        </w:rPr>
+        <w:t>u</w:t>
+      </w:r>
+      <w:r>
+        <w:t xml:space="preserve">nauthorized adj </w:t>
+      </w:r>
+      <w:r>
+        <w:rPr>
+          <w:rFonts w:hint="eastAsia"/>
+        </w:rPr>
+        <w:t>未經許可、</w:t>
+      </w:r>
+      <w:r>
+        <w:rPr>
+          <w:rFonts w:hint="eastAsia"/>
+        </w:rPr>
+        <w:t>f</w:t>
+      </w:r>
+      <w:r>
+        <w:t xml:space="preserve">ill in </w:t>
+      </w:r>
+      <w:r>
+        <w:rPr>
+          <w:rFonts w:hint="eastAsia"/>
+        </w:rPr>
+        <w:t>填寫</w:t>
+      </w:r>
+      <w:r>
+        <w:rPr>
+          <w:rFonts w:hint="eastAsia"/>
+        </w:rPr>
+        <w:t>/</w:t>
+      </w:r>
+      <w:r>
+        <w:rPr>
+          <w:rFonts w:hint="eastAsia"/>
+        </w:rPr>
+        <w:t>代替</w:t>
+      </w:r>
+    </w:p>
+    <w:p>
+      <w:pPr>
+        <w:rPr>
+          <w:rFonts w:hint="eastAsia"/>
+        </w:rPr>
+      </w:pPr>
+    </w:p>
+    <w:p>
+      <w:pPr>
+        <w:rPr>
+          <w:rFonts w:hint="eastAsia"/>
+        </w:rPr>
+      </w:pPr>
+    </w:p>
+    <w:p/>
     <w:sectPr>
       <w:pgSz w:w="11906" w:h="16838"/>
       <w:pgMar w:top="1440" w:right="1800" w:bottom="1440" w:left="1800" w:header="851" w:footer="992" w:gutter="0"/>

--- a/碩一/TOEIC/聽力單字.docx
+++ b/碩一/TOEIC/聽力單字.docx
@@ -1,6 +1,6 @@
 
 <file path=word/document.xml><?xml version="1.0" encoding="utf-8"?>
-<w:document xmlns:wpc="http://schemas.microsoft.com/office/word/2010/wordprocessingCanvas" xmlns:cx="http://schemas.microsoft.com/office/drawing/2014/chartex" xmlns:cx1="http://schemas.microsoft.com/office/drawing/2015/9/8/chartex" xmlns:cx2="http://schemas.microsoft.com/office/drawing/2015/10/21/chartex" xmlns:cx3="http://schemas.microsoft.com/office/drawing/2016/5/9/chartex" xmlns:cx4="http://schemas.microsoft.com/office/drawing/2016/5/10/chartex" xmlns:cx5="http://schemas.microsoft.com/office/drawing/2016/5/11/chartex" xmlns:cx6="http://schemas.microsoft.com/office/drawing/2016/5/12/chartex" xmlns:cx7="http://schemas.microsoft.com/office/drawing/2016/5/13/chartex" xmlns:cx8="http://schemas.microsoft.com/office/drawing/2016/5/14/chartex" xmlns:mc="http://schemas.openxmlformats.org/markup-compatibility/2006" xmlns:aink="http://schemas.microsoft.com/office/drawing/2016/ink" xmlns:am3d="http://schemas.microsoft.com/office/drawing/2017/model3d" xmlns:o="urn:schemas-microsoft-com:office:office" xmlns:oel="http://schemas.microsoft.com/office/2019/extlst" xmlns:r="http://schemas.openxmlformats.org/officeDocument/2006/relationships" xmlns:m="http://schemas.openxmlformats.org/officeDocument/2006/math" xmlns:v="urn:schemas-microsoft-com:vml" xmlns:wp14="http://schemas.microsoft.com/office/word/2010/wordprocessingDrawing" xmlns:wp="http://schemas.openxmlformats.org/drawingml/2006/wordprocessingDrawing" xmlns:w10="urn:schemas-microsoft-com:office:word" xmlns:w="http://schemas.openxmlformats.org/wordprocessingml/2006/main" xmlns:w14="http://schemas.microsoft.com/office/word/2010/wordml" xmlns:w15="http://schemas.microsoft.com/office/word/2012/wordml" xmlns:w16cex="http://schemas.microsoft.com/office/word/2018/wordml/cex" xmlns:w16cid="http://schemas.microsoft.com/office/word/2016/wordml/cid" xmlns:w16="http://schemas.microsoft.com/office/word/2018/wordml" xmlns:w16du="http://schemas.microsoft.com/office/word/2023/wordml/word16du" xmlns:w16sdtdh="http://schemas.microsoft.com/office/word/2020/wordml/sdtdatahash" xmlns:w16se="http://schemas.microsoft.com/office/word/2015/wordml/symex" xmlns:wpg="http://schemas.microsoft.com/office/word/2010/wordprocessingGroup" xmlns:wpi="http://schemas.microsoft.com/office/word/2010/wordprocessingInk" xmlns:wne="http://schemas.microsoft.com/office/word/2006/wordml" xmlns:wps="http://schemas.microsoft.com/office/word/2010/wordprocessingShape" mc:Ignorable="w14 w15 w16se w16cid w16 w16cex w16sdtdh wp14">
+<w:document xmlns:wpc="http://schemas.microsoft.com/office/word/2010/wordprocessingCanvas" xmlns:cx="http://schemas.microsoft.com/office/drawing/2014/chartex" xmlns:cx1="http://schemas.microsoft.com/office/drawing/2015/9/8/chartex" xmlns:cx2="http://schemas.microsoft.com/office/drawing/2015/10/21/chartex" xmlns:cx3="http://schemas.microsoft.com/office/drawing/2016/5/9/chartex" xmlns:cx4="http://schemas.microsoft.com/office/drawing/2016/5/10/chartex" xmlns:cx5="http://schemas.microsoft.com/office/drawing/2016/5/11/chartex" xmlns:cx6="http://schemas.microsoft.com/office/drawing/2016/5/12/chartex" xmlns:cx7="http://schemas.microsoft.com/office/drawing/2016/5/13/chartex" xmlns:cx8="http://schemas.microsoft.com/office/drawing/2016/5/14/chartex" xmlns:mc="http://schemas.openxmlformats.org/markup-compatibility/2006" xmlns:aink="http://schemas.microsoft.com/office/drawing/2016/ink" xmlns:am3d="http://schemas.microsoft.com/office/drawing/2017/model3d" xmlns:o="urn:schemas-microsoft-com:office:office" xmlns:r="http://schemas.openxmlformats.org/officeDocument/2006/relationships" xmlns:m="http://schemas.openxmlformats.org/officeDocument/2006/math" xmlns:v="urn:schemas-microsoft-com:vml" xmlns:wp14="http://schemas.microsoft.com/office/word/2010/wordprocessingDrawing" xmlns:wp="http://schemas.openxmlformats.org/drawingml/2006/wordprocessingDrawing" xmlns:w10="urn:schemas-microsoft-com:office:word" xmlns:w="http://schemas.openxmlformats.org/wordprocessingml/2006/main" xmlns:w14="http://schemas.microsoft.com/office/word/2010/wordml" xmlns:w15="http://schemas.microsoft.com/office/word/2012/wordml" xmlns:w16cex="http://schemas.microsoft.com/office/word/2018/wordml/cex" xmlns:w16cid="http://schemas.microsoft.com/office/word/2016/wordml/cid" xmlns:w16="http://schemas.microsoft.com/office/word/2018/wordml" xmlns:w16sdtdh="http://schemas.microsoft.com/office/word/2020/wordml/sdtdatahash" xmlns:w16se="http://schemas.microsoft.com/office/word/2015/wordml/symex" xmlns:wpg="http://schemas.microsoft.com/office/word/2010/wordprocessingGroup" xmlns:wpi="http://schemas.microsoft.com/office/word/2010/wordprocessingInk" xmlns:wne="http://schemas.microsoft.com/office/word/2006/wordml" xmlns:wps="http://schemas.microsoft.com/office/word/2010/wordprocessingShape" mc:Ignorable="w14 w15 w16se w16cid w16 w16cex w16sdtdh wp14">
   <w:body>
     <w:p>
       <w:r>
@@ -227,18 +227,592 @@
           <w:rFonts w:hint="eastAsia"/>
         </w:rPr>
         <w:t>順路拜訪</w:t>
+      </w:r>
+    </w:p>
+    <w:p/>
+    <w:p>
+      <w:r>
+        <w:t>bring to</w:t>
+      </w:r>
+      <w:r>
+        <w:rPr>
+          <w:rFonts w:hint="eastAsia"/>
+        </w:rPr>
+        <w:t xml:space="preserve"> </w:t>
+      </w:r>
+      <w:r>
+        <w:rPr>
+          <w:rFonts w:hint="eastAsia"/>
+        </w:rPr>
+        <w:t>使甦醒</w:t>
+      </w:r>
+      <w:r>
+        <w:rPr>
+          <w:rFonts w:hint="eastAsia"/>
+        </w:rPr>
+        <w:t>/</w:t>
+      </w:r>
+      <w:r>
+        <w:rPr>
+          <w:rFonts w:hint="eastAsia"/>
+        </w:rPr>
+        <w:t>帶到、</w:t>
+      </w:r>
+      <w:r>
+        <w:t>picnic n.</w:t>
+      </w:r>
+      <w:r>
+        <w:rPr>
+          <w:rFonts w:hint="eastAsia"/>
+        </w:rPr>
+        <w:t>野餐</w:t>
+      </w:r>
+      <w:r>
+        <w:rPr>
+          <w:rFonts w:hint="eastAsia"/>
+        </w:rPr>
+        <w:t>、</w:t>
+      </w:r>
+      <w:r>
+        <w:rPr>
+          <w:rFonts w:hint="eastAsia"/>
+        </w:rPr>
+        <w:t>s</w:t>
+      </w:r>
+      <w:r>
+        <w:t>nacks n.</w:t>
+      </w:r>
+      <w:r>
+        <w:rPr>
+          <w:rFonts w:hint="eastAsia"/>
+        </w:rPr>
+        <w:t>點心</w:t>
+      </w:r>
+    </w:p>
+    <w:p>
+      <w:r>
+        <w:t>board game</w:t>
+      </w:r>
+      <w:r>
+        <w:rPr>
+          <w:rFonts w:hint="eastAsia"/>
+        </w:rPr>
+        <w:t xml:space="preserve"> </w:t>
+      </w:r>
+      <w:r>
+        <w:rPr>
+          <w:rFonts w:hint="eastAsia"/>
+        </w:rPr>
+        <w:t>桌遊、</w:t>
+      </w:r>
+      <w:r>
+        <w:t>looking forward to</w:t>
+      </w:r>
+      <w:r>
+        <w:t xml:space="preserve"> </w:t>
+      </w:r>
+      <w:r>
+        <w:rPr>
+          <w:rFonts w:hint="eastAsia"/>
+        </w:rPr>
+        <w:t>期待、</w:t>
+      </w:r>
+      <w:r>
+        <w:t>down the hall</w:t>
+      </w:r>
+      <w:r>
+        <w:rPr>
+          <w:rFonts w:hint="eastAsia"/>
+        </w:rPr>
+        <w:t>在走廊盡頭</w:t>
+      </w:r>
+    </w:p>
+    <w:p>
+      <w:r>
+        <w:t>expedition</w:t>
+      </w:r>
+      <w:r>
+        <w:rPr>
+          <w:rFonts w:hint="eastAsia"/>
+        </w:rPr>
+        <w:t xml:space="preserve"> n</w:t>
+      </w:r>
+      <w:r>
+        <w:t>.</w:t>
+      </w:r>
+      <w:r>
+        <w:rPr>
+          <w:rFonts w:hint="eastAsia"/>
+        </w:rPr>
+        <w:t>探險</w:t>
+      </w:r>
+      <w:r>
+        <w:rPr>
+          <w:rFonts w:hint="eastAsia"/>
+        </w:rPr>
+        <w:t>/</w:t>
+      </w:r>
+      <w:r>
+        <w:rPr>
+          <w:rFonts w:hint="eastAsia"/>
+        </w:rPr>
+        <w:t>考察、</w:t>
+      </w:r>
+      <w:r>
+        <w:rPr>
+          <w:rFonts w:hint="eastAsia"/>
+        </w:rPr>
+        <w:t>c</w:t>
+      </w:r>
+      <w:r>
+        <w:t>amping n.</w:t>
+      </w:r>
+      <w:r>
+        <w:rPr>
+          <w:rFonts w:hint="eastAsia"/>
+        </w:rPr>
+        <w:t>露營、</w:t>
+      </w:r>
+      <w:r>
+        <w:t>park ranger</w:t>
+      </w:r>
+      <w:r>
+        <w:rPr>
+          <w:rFonts w:hint="eastAsia"/>
+        </w:rPr>
+        <w:t xml:space="preserve"> </w:t>
+      </w:r>
+      <w:r>
+        <w:rPr>
+          <w:rFonts w:hint="eastAsia"/>
+        </w:rPr>
+        <w:t>公園管理員</w:t>
+      </w:r>
+    </w:p>
+    <w:p>
+      <w:r>
+        <w:t>broken tent</w:t>
+      </w:r>
+      <w:r>
+        <w:rPr>
+          <w:rFonts w:hint="eastAsia"/>
+        </w:rPr>
+        <w:t xml:space="preserve"> </w:t>
+      </w:r>
+      <w:r>
+        <w:rPr>
+          <w:rFonts w:hint="eastAsia"/>
+        </w:rPr>
+        <w:t>壞掉的帳篷</w:t>
+      </w:r>
+    </w:p>
+    <w:p/>
+    <w:p>
+      <w:r>
+        <w:t>hiking trail</w:t>
+      </w:r>
+      <w:r>
+        <w:rPr>
+          <w:rFonts w:hint="eastAsia"/>
+        </w:rPr>
+        <w:t xml:space="preserve"> </w:t>
+      </w:r>
+      <w:r>
+        <w:rPr>
+          <w:rFonts w:hint="eastAsia"/>
+        </w:rPr>
+        <w:t>登山步道</w:t>
+      </w:r>
+      <w:r>
+        <w:rPr>
+          <w:rFonts w:hint="eastAsia"/>
+        </w:rPr>
+        <w:t>、</w:t>
+      </w:r>
+      <w:r>
+        <w:rPr>
+          <w:rFonts w:hint="eastAsia"/>
+        </w:rPr>
+        <w:t>s</w:t>
+      </w:r>
+      <w:r>
+        <w:t>targazing n.</w:t>
+      </w:r>
+      <w:r>
+        <w:rPr>
+          <w:rFonts w:hint="eastAsia"/>
+        </w:rPr>
+        <w:t>觀星</w:t>
+      </w:r>
+    </w:p>
+    <w:p/>
+    <w:p>
+      <w:r>
+        <w:t>informed</w:t>
+      </w:r>
+      <w:r>
+        <w:rPr>
+          <w:rFonts w:hint="eastAsia"/>
+        </w:rPr>
+        <w:t xml:space="preserve"> </w:t>
+      </w:r>
+      <w:r>
+        <w:t xml:space="preserve">adj </w:t>
+      </w:r>
+      <w:r>
+        <w:rPr>
+          <w:rFonts w:hint="eastAsia"/>
+        </w:rPr>
+        <w:t>知情</w:t>
+      </w:r>
+      <w:r>
+        <w:rPr>
+          <w:rFonts w:hint="eastAsia"/>
+        </w:rPr>
+        <w:t>/</w:t>
+      </w:r>
+      <w:r>
+        <w:rPr>
+          <w:rFonts w:hint="eastAsia"/>
+        </w:rPr>
+        <w:t>見多識廣、</w:t>
+      </w:r>
+      <w:r>
+        <w:t>hung up</w:t>
+      </w:r>
+      <w:r>
+        <w:rPr>
+          <w:rFonts w:hint="eastAsia"/>
+        </w:rPr>
+        <w:t xml:space="preserve"> </w:t>
+      </w:r>
+      <w:r>
+        <w:rPr>
+          <w:rFonts w:hint="eastAsia"/>
+        </w:rPr>
+        <w:t>焦慮</w:t>
+      </w:r>
+      <w:r>
+        <w:rPr>
+          <w:rFonts w:hint="eastAsia"/>
+        </w:rPr>
+        <w:t>/</w:t>
+      </w:r>
+      <w:r>
+        <w:rPr>
+          <w:rFonts w:hint="eastAsia"/>
+        </w:rPr>
+        <w:t>煩惱</w:t>
+      </w:r>
+      <w:r>
+        <w:rPr>
+          <w:rFonts w:hint="eastAsia"/>
+        </w:rPr>
+        <w:t>/</w:t>
+      </w:r>
+      <w:r>
+        <w:t>懸掛</w:t>
+      </w:r>
+      <w:r>
+        <w:rPr>
+          <w:rFonts w:hint="eastAsia"/>
+        </w:rPr>
+        <w:t>、</w:t>
+      </w:r>
+      <w:r>
+        <w:rPr>
+          <w:rFonts w:hint="eastAsia"/>
+        </w:rPr>
+        <w:t>a</w:t>
+      </w:r>
+      <w:r>
+        <w:t xml:space="preserve">rtwork n </w:t>
+      </w:r>
+      <w:r>
+        <w:rPr>
+          <w:rFonts w:hint="eastAsia"/>
+        </w:rPr>
+        <w:t>藝術品</w:t>
+      </w:r>
+    </w:p>
+    <w:p>
+      <w:r>
+        <w:t>restoration</w:t>
+      </w:r>
+      <w:r>
+        <w:t xml:space="preserve"> n</w:t>
+      </w:r>
+      <w:r>
+        <w:rPr>
+          <w:rFonts w:hint="eastAsia"/>
+        </w:rPr>
+        <w:t>恢復</w:t>
+      </w:r>
+      <w:r>
+        <w:rPr>
+          <w:rFonts w:hint="eastAsia"/>
+        </w:rPr>
+        <w:t>/</w:t>
+      </w:r>
+      <w:r>
+        <w:rPr>
+          <w:rFonts w:hint="eastAsia"/>
+        </w:rPr>
+        <w:t>修復</w:t>
+      </w:r>
+      <w:r>
+        <w:rPr>
+          <w:rFonts w:hint="eastAsia"/>
+        </w:rPr>
+        <w:t>、</w:t>
+      </w:r>
+      <w:r>
+        <w:rPr>
+          <w:rFonts w:hint="eastAsia"/>
+        </w:rPr>
+        <w:t>r</w:t>
+      </w:r>
+      <w:r>
+        <w:t>emind v</w:t>
+      </w:r>
+      <w:r>
+        <w:rPr>
+          <w:rFonts w:hint="eastAsia"/>
+        </w:rPr>
+        <w:t>提醒、</w:t>
+      </w:r>
+      <w:r>
+        <w:t>inform</w:t>
+      </w:r>
+      <w:r>
+        <w:rPr>
+          <w:rFonts w:hint="eastAsia"/>
+        </w:rPr>
+        <w:t xml:space="preserve"> v</w:t>
+      </w:r>
+      <w:r>
+        <w:rPr>
+          <w:rFonts w:hint="eastAsia"/>
+        </w:rPr>
+        <w:t>通知</w:t>
+      </w:r>
+    </w:p>
+    <w:p>
+      <w:r>
+        <w:rPr>
+          <w:rFonts w:hint="eastAsia"/>
+        </w:rPr>
+        <w:t>u</w:t>
+      </w:r>
+      <w:r>
+        <w:t xml:space="preserve">nauthorized adj </w:t>
+      </w:r>
+      <w:r>
+        <w:rPr>
+          <w:rFonts w:hint="eastAsia"/>
+        </w:rPr>
+        <w:t>未經許可、</w:t>
+      </w:r>
+      <w:r>
+        <w:rPr>
+          <w:rFonts w:hint="eastAsia"/>
+        </w:rPr>
+        <w:t>f</w:t>
+      </w:r>
+      <w:r>
+        <w:t xml:space="preserve">ill in </w:t>
+      </w:r>
+      <w:r>
+        <w:rPr>
+          <w:rFonts w:hint="eastAsia"/>
+        </w:rPr>
+        <w:t>填寫</w:t>
+      </w:r>
+      <w:r>
+        <w:rPr>
+          <w:rFonts w:hint="eastAsia"/>
+        </w:rPr>
+        <w:t>/</w:t>
+      </w:r>
+      <w:r>
+        <w:rPr>
+          <w:rFonts w:hint="eastAsia"/>
+        </w:rPr>
+        <w:t>代替</w:t>
+      </w:r>
+    </w:p>
+    <w:p/>
+    <w:p>
+      <w:r>
+        <w:t>consultancy</w:t>
+      </w:r>
+      <w:r>
+        <w:rPr>
+          <w:rFonts w:hint="eastAsia"/>
+        </w:rPr>
+        <w:t xml:space="preserve"> n</w:t>
+      </w:r>
+      <w:r>
+        <w:t>.</w:t>
+      </w:r>
+      <w:r>
+        <w:rPr>
+          <w:rFonts w:hint="eastAsia"/>
+        </w:rPr>
+        <w:t xml:space="preserve"> </w:t>
+      </w:r>
+      <w:r>
+        <w:rPr>
+          <w:rFonts w:hint="eastAsia"/>
+        </w:rPr>
+        <w:t>諮詢服務</w:t>
+      </w:r>
+      <w:r>
+        <w:rPr>
+          <w:rFonts w:hint="eastAsia"/>
+        </w:rPr>
+        <w:t>、</w:t>
+      </w:r>
+      <w:r>
+        <w:t>absolutely</w:t>
+      </w:r>
+      <w:r>
+        <w:rPr>
+          <w:rFonts w:hint="eastAsia"/>
+        </w:rPr>
+        <w:t xml:space="preserve"> a</w:t>
+      </w:r>
+      <w:r>
+        <w:t xml:space="preserve">dv </w:t>
+      </w:r>
+      <w:r>
+        <w:rPr>
+          <w:rFonts w:hint="eastAsia"/>
+        </w:rPr>
+        <w:t>絕對地</w:t>
+      </w:r>
+      <w:r>
+        <w:rPr>
+          <w:rFonts w:hint="eastAsia"/>
+        </w:rPr>
+        <w:t>、</w:t>
+      </w:r>
+      <w:r>
+        <w:t>hobby</w:t>
+      </w:r>
+      <w:r>
+        <w:rPr>
+          <w:rFonts w:hint="eastAsia"/>
+        </w:rPr>
+        <w:t xml:space="preserve"> n</w:t>
+      </w:r>
+      <w:r>
+        <w:t>.</w:t>
+      </w:r>
+      <w:r>
+        <w:rPr>
+          <w:rFonts w:hint="eastAsia"/>
+        </w:rPr>
+        <w:t>嗜好</w:t>
       </w:r>
     </w:p>
     <w:p>
       <w:pPr>
         <w:rPr>
-          <w:rFonts w:hint="eastAsia"/>
+          <w:rFonts w:ascii="Microsoft JhengHei" w:eastAsia="Microsoft JhengHei" w:hAnsi="Microsoft JhengHei" w:cs="Microsoft JhengHei" w:hint="eastAsia"/>
         </w:rPr>
       </w:pPr>
+      <w:r>
+        <w:t>confident</w:t>
+      </w:r>
+      <w:r>
+        <w:t xml:space="preserve"> adj </w:t>
+      </w:r>
+      <w:r>
+        <w:rPr>
+          <w:rFonts w:hint="eastAsia"/>
+        </w:rPr>
+        <w:t>自信的、</w:t>
+      </w:r>
+      <w:r>
+        <w:t>qualification</w:t>
+      </w:r>
+      <w:r>
+        <w:t xml:space="preserve"> n.</w:t>
+      </w:r>
+      <w:r>
+        <w:rPr>
+          <w:rFonts w:hint="eastAsia"/>
+        </w:rPr>
+        <w:t>資格</w:t>
+      </w:r>
+      <w:r>
+        <w:rPr>
+          <w:rFonts w:hint="eastAsia"/>
+        </w:rPr>
+        <w:t>/</w:t>
+      </w:r>
+      <w:r>
+        <w:rPr>
+          <w:rFonts w:hint="eastAsia"/>
+        </w:rPr>
+        <w:t>條件</w:t>
+      </w:r>
+      <w:r>
+        <w:rPr>
+          <w:rFonts w:hint="eastAsia"/>
+        </w:rPr>
+        <w:t>、</w:t>
+      </w:r>
+      <w:r>
+        <w:t>Based on</w:t>
+      </w:r>
+      <w:r>
+        <w:rPr>
+          <w:rFonts w:hint="eastAsia"/>
+        </w:rPr>
+        <w:t xml:space="preserve"> </w:t>
+      </w:r>
+      <w:r>
+        <w:rPr>
+          <w:rFonts w:hint="eastAsia"/>
+        </w:rPr>
+        <w:t>根據</w:t>
+      </w:r>
+      <w:r>
+        <w:rPr>
+          <w:rFonts w:ascii="MS Gothic" w:eastAsia="MS Gothic" w:hAnsi="MS Gothic" w:cs="MS Gothic" w:hint="eastAsia"/>
+        </w:rPr>
+        <w:t>⋯</w:t>
+      </w:r>
+      <w:r>
+        <w:rPr>
+          <w:rFonts w:ascii="Microsoft JhengHei" w:eastAsia="Microsoft JhengHei" w:hAnsi="Microsoft JhengHei" w:cs="Microsoft JhengHei" w:hint="eastAsia"/>
+        </w:rPr>
+        <w:t>/</w:t>
+      </w:r>
+      <w:r>
+        <w:rPr>
+          <w:rFonts w:ascii="Microsoft JhengHei" w:eastAsia="Microsoft JhengHei" w:hAnsi="Microsoft JhengHei" w:cs="Microsoft JhengHei" w:hint="eastAsia"/>
+        </w:rPr>
+        <w:t>以</w:t>
+      </w:r>
+      <w:r>
+        <w:rPr>
+          <w:rFonts w:ascii="MS Gothic" w:eastAsia="MS Gothic" w:hAnsi="MS Gothic" w:cs="MS Gothic" w:hint="eastAsia"/>
+        </w:rPr>
+        <w:t>⋯</w:t>
+      </w:r>
+      <w:r>
+        <w:rPr>
+          <w:rFonts w:ascii="Microsoft JhengHei" w:eastAsia="Microsoft JhengHei" w:hAnsi="Microsoft JhengHei" w:cs="Microsoft JhengHei" w:hint="eastAsia"/>
+        </w:rPr>
+        <w:t>為基礎</w:t>
+      </w:r>
     </w:p>
     <w:p>
       <w:r>
-        <w:t>bring to</w:t>
+        <w:t>better fit for</w:t>
       </w:r>
       <w:r>
         <w:rPr>
@@ -250,28 +824,16 @@
         <w:rPr>
           <w:rFonts w:hint="eastAsia"/>
         </w:rPr>
-        <w:t>使甦醒</w:t>
-      </w:r>
-      <w:r>
-        <w:rPr>
-          <w:rFonts w:hint="eastAsia"/>
-        </w:rPr>
-        <w:t>/</w:t>
-      </w:r>
-      <w:r>
-        <w:rPr>
-          <w:rFonts w:hint="eastAsia"/>
-        </w:rPr>
-        <w:t>帶到、</w:t>
-      </w:r>
-      <w:r>
-        <w:t>picnic n.</w:t>
-      </w:r>
-      <w:r>
-        <w:rPr>
-          <w:rFonts w:hint="eastAsia"/>
-        </w:rPr>
-        <w:t>野餐</w:t>
+        <w:t>更適合</w:t>
+      </w:r>
+      <w:r>
+        <w:rPr>
+          <w:rFonts w:hint="eastAsia"/>
+        </w:rPr>
+        <w:t>.</w:t>
+      </w:r>
+      <w:r>
+        <w:t>..</w:t>
       </w:r>
       <w:r>
         <w:rPr>
@@ -280,24 +842,7 @@
         <w:t>、</w:t>
       </w:r>
       <w:r>
-        <w:rPr>
-          <w:rFonts w:hint="eastAsia"/>
-        </w:rPr>
-        <w:t>s</w:t>
-      </w:r>
-      <w:r>
-        <w:t>nacks n.</w:t>
-      </w:r>
-      <w:r>
-        <w:rPr>
-          <w:rFonts w:hint="eastAsia"/>
-        </w:rPr>
-        <w:t>點心</w:t>
-      </w:r>
-    </w:p>
-    <w:p>
-      <w:r>
-        <w:t>board game</w:t>
+        <w:t>valuable addition</w:t>
       </w:r>
       <w:r>
         <w:rPr>
@@ -305,368 +850,12 @@
         </w:rPr>
         <w:t xml:space="preserve"> </w:t>
       </w:r>
-      <w:proofErr w:type="gramStart"/>
-      <w:r>
-        <w:rPr>
-          <w:rFonts w:hint="eastAsia"/>
-        </w:rPr>
-        <w:t>桌遊</w:t>
-      </w:r>
-      <w:proofErr w:type="gramEnd"/>
-      <w:r>
-        <w:rPr>
-          <w:rFonts w:hint="eastAsia"/>
-        </w:rPr>
-        <w:t>、</w:t>
-      </w:r>
-      <w:r>
-        <w:t>looking forward to</w:t>
-      </w:r>
-      <w:r>
-        <w:t xml:space="preserve"> </w:t>
-      </w:r>
-      <w:r>
-        <w:rPr>
-          <w:rFonts w:hint="eastAsia"/>
-        </w:rPr>
-        <w:t>期待、</w:t>
-      </w:r>
-      <w:r>
-        <w:t>down the hall</w:t>
-      </w:r>
-      <w:r>
-        <w:rPr>
-          <w:rFonts w:hint="eastAsia"/>
-        </w:rPr>
-        <w:t>在走廊盡頭</w:t>
-      </w:r>
-    </w:p>
-    <w:p>
-      <w:r>
-        <w:t>expedition</w:t>
-      </w:r>
-      <w:r>
-        <w:rPr>
-          <w:rFonts w:hint="eastAsia"/>
-        </w:rPr>
-        <w:t xml:space="preserve"> n</w:t>
-      </w:r>
-      <w:r>
-        <w:t>.</w:t>
-      </w:r>
-      <w:r>
-        <w:rPr>
-          <w:rFonts w:hint="eastAsia"/>
-        </w:rPr>
-        <w:t>探險</w:t>
-      </w:r>
-      <w:r>
-        <w:rPr>
-          <w:rFonts w:hint="eastAsia"/>
-        </w:rPr>
-        <w:t>/</w:t>
-      </w:r>
-      <w:r>
-        <w:rPr>
-          <w:rFonts w:hint="eastAsia"/>
-        </w:rPr>
-        <w:t>考察、</w:t>
-      </w:r>
-      <w:r>
-        <w:rPr>
-          <w:rFonts w:hint="eastAsia"/>
-        </w:rPr>
-        <w:t>c</w:t>
-      </w:r>
-      <w:r>
-        <w:t>amping n.</w:t>
-      </w:r>
-      <w:r>
-        <w:rPr>
-          <w:rFonts w:hint="eastAsia"/>
-        </w:rPr>
-        <w:t>露營、</w:t>
-      </w:r>
-      <w:r>
-        <w:t>park ranger</w:t>
-      </w:r>
-      <w:r>
-        <w:rPr>
-          <w:rFonts w:hint="eastAsia"/>
-        </w:rPr>
-        <w:t xml:space="preserve"> </w:t>
-      </w:r>
-      <w:r>
-        <w:rPr>
-          <w:rFonts w:hint="eastAsia"/>
-        </w:rPr>
-        <w:t>公園管理員</w:t>
-      </w:r>
-    </w:p>
-    <w:p>
-      <w:r>
-        <w:t>broken tent</w:t>
-      </w:r>
-      <w:r>
-        <w:rPr>
-          <w:rFonts w:hint="eastAsia"/>
-        </w:rPr>
-        <w:t xml:space="preserve"> </w:t>
-      </w:r>
-      <w:r>
-        <w:rPr>
-          <w:rFonts w:hint="eastAsia"/>
-        </w:rPr>
-        <w:t>壞掉的帳篷</w:t>
-      </w:r>
-    </w:p>
-    <w:p>
-      <w:pPr>
-        <w:rPr>
-          <w:rFonts w:hint="eastAsia"/>
-        </w:rPr>
-      </w:pPr>
-    </w:p>
-    <w:p>
-      <w:r>
-        <w:t>hiking trail</w:t>
-      </w:r>
-      <w:r>
-        <w:rPr>
-          <w:rFonts w:hint="eastAsia"/>
-        </w:rPr>
-        <w:t xml:space="preserve"> </w:t>
-      </w:r>
-      <w:r>
-        <w:rPr>
-          <w:rFonts w:hint="eastAsia"/>
-        </w:rPr>
-        <w:t>登山步道</w:t>
-      </w:r>
-      <w:r>
-        <w:rPr>
-          <w:rFonts w:hint="eastAsia"/>
-        </w:rPr>
-        <w:t>、</w:t>
-      </w:r>
-      <w:r>
-        <w:rPr>
-          <w:rFonts w:hint="eastAsia"/>
-        </w:rPr>
-        <w:t>s</w:t>
-      </w:r>
-      <w:r>
-        <w:t>targazing n.</w:t>
-      </w:r>
-      <w:r>
-        <w:rPr>
-          <w:rFonts w:hint="eastAsia"/>
-        </w:rPr>
-        <w:t>觀星</w:t>
-      </w:r>
-    </w:p>
-    <w:p/>
-    <w:p>
-      <w:r>
-        <w:t>informed</w:t>
-      </w:r>
-      <w:r>
-        <w:rPr>
-          <w:rFonts w:hint="eastAsia"/>
-        </w:rPr>
-        <w:t xml:space="preserve"> </w:t>
-      </w:r>
-      <w:r>
-        <w:t xml:space="preserve">adj </w:t>
-      </w:r>
-      <w:r>
-        <w:rPr>
-          <w:rFonts w:hint="eastAsia"/>
-        </w:rPr>
-        <w:t>知情</w:t>
-      </w:r>
-      <w:r>
-        <w:rPr>
-          <w:rFonts w:hint="eastAsia"/>
-        </w:rPr>
-        <w:t>/</w:t>
-      </w:r>
-      <w:r>
-        <w:rPr>
-          <w:rFonts w:hint="eastAsia"/>
-        </w:rPr>
-        <w:t>見多識廣、</w:t>
-      </w:r>
-      <w:r>
-        <w:t>hung up</w:t>
-      </w:r>
-      <w:r>
-        <w:rPr>
-          <w:rFonts w:hint="eastAsia"/>
-        </w:rPr>
-        <w:t xml:space="preserve"> </w:t>
-      </w:r>
-      <w:r>
-        <w:rPr>
-          <w:rFonts w:hint="eastAsia"/>
-        </w:rPr>
-        <w:t>焦慮</w:t>
-      </w:r>
-      <w:r>
-        <w:rPr>
-          <w:rFonts w:hint="eastAsia"/>
-        </w:rPr>
-        <w:t>/</w:t>
-      </w:r>
-      <w:r>
-        <w:rPr>
-          <w:rFonts w:hint="eastAsia"/>
-        </w:rPr>
-        <w:t>煩惱</w:t>
-      </w:r>
-      <w:r>
-        <w:rPr>
-          <w:rFonts w:hint="eastAsia"/>
-        </w:rPr>
-        <w:t>/</w:t>
-      </w:r>
-      <w:r>
-        <w:t>懸掛</w:t>
-      </w:r>
-      <w:r>
-        <w:rPr>
-          <w:rFonts w:hint="eastAsia"/>
-        </w:rPr>
-        <w:t>、</w:t>
-      </w:r>
-      <w:r>
-        <w:rPr>
-          <w:rFonts w:hint="eastAsia"/>
-        </w:rPr>
-        <w:t>a</w:t>
-      </w:r>
-      <w:r>
-        <w:t xml:space="preserve">rtwork n </w:t>
-      </w:r>
-      <w:r>
-        <w:rPr>
-          <w:rFonts w:hint="eastAsia"/>
-        </w:rPr>
-        <w:t>藝術品</w:t>
-      </w:r>
-    </w:p>
-    <w:p>
-      <w:r>
-        <w:t>restoration</w:t>
-      </w:r>
-      <w:r>
-        <w:t xml:space="preserve"> n</w:t>
-      </w:r>
-      <w:r>
-        <w:rPr>
-          <w:rFonts w:hint="eastAsia"/>
-        </w:rPr>
-        <w:t>恢復</w:t>
-      </w:r>
-      <w:r>
-        <w:rPr>
-          <w:rFonts w:hint="eastAsia"/>
-        </w:rPr>
-        <w:t>/</w:t>
-      </w:r>
-      <w:r>
-        <w:rPr>
-          <w:rFonts w:hint="eastAsia"/>
-        </w:rPr>
-        <w:t>修復</w:t>
-      </w:r>
-      <w:r>
-        <w:rPr>
-          <w:rFonts w:hint="eastAsia"/>
-        </w:rPr>
-        <w:t>、</w:t>
-      </w:r>
-      <w:r>
-        <w:rPr>
-          <w:rFonts w:hint="eastAsia"/>
-        </w:rPr>
-        <w:t>r</w:t>
-      </w:r>
-      <w:r>
-        <w:t>emind v</w:t>
-      </w:r>
-      <w:r>
-        <w:rPr>
-          <w:rFonts w:hint="eastAsia"/>
-        </w:rPr>
-        <w:t>提醒、</w:t>
-      </w:r>
-      <w:r>
-        <w:t>inform</w:t>
-      </w:r>
-      <w:r>
-        <w:rPr>
-          <w:rFonts w:hint="eastAsia"/>
-        </w:rPr>
-        <w:t xml:space="preserve"> v</w:t>
-      </w:r>
-      <w:r>
-        <w:rPr>
-          <w:rFonts w:hint="eastAsia"/>
-        </w:rPr>
-        <w:t>通知</w:t>
-      </w:r>
-    </w:p>
-    <w:p>
-      <w:r>
-        <w:rPr>
-          <w:rFonts w:hint="eastAsia"/>
-        </w:rPr>
-        <w:t>u</w:t>
-      </w:r>
-      <w:r>
-        <w:t xml:space="preserve">nauthorized adj </w:t>
-      </w:r>
-      <w:r>
-        <w:rPr>
-          <w:rFonts w:hint="eastAsia"/>
-        </w:rPr>
-        <w:t>未經許可、</w:t>
-      </w:r>
-      <w:r>
-        <w:rPr>
-          <w:rFonts w:hint="eastAsia"/>
-        </w:rPr>
-        <w:t>f</w:t>
-      </w:r>
-      <w:r>
-        <w:t xml:space="preserve">ill in </w:t>
-      </w:r>
-      <w:r>
-        <w:rPr>
-          <w:rFonts w:hint="eastAsia"/>
-        </w:rPr>
-        <w:t>填寫</w:t>
-      </w:r>
-      <w:r>
-        <w:rPr>
-          <w:rFonts w:hint="eastAsia"/>
-        </w:rPr>
-        <w:t>/</w:t>
-      </w:r>
-      <w:r>
-        <w:rPr>
-          <w:rFonts w:hint="eastAsia"/>
-        </w:rPr>
-        <w:t>代替</w:t>
-      </w:r>
-    </w:p>
-    <w:p>
-      <w:pPr>
-        <w:rPr>
-          <w:rFonts w:hint="eastAsia"/>
-        </w:rPr>
-      </w:pPr>
+      <w:r>
+        <w:rPr>
+          <w:rFonts w:hint="eastAsia"/>
+        </w:rPr>
+        <w:t>有價值的補充</w:t>
+      </w:r>
     </w:p>
     <w:p>
       <w:pPr>

--- a/碩一/TOEIC/聽力單字.docx
+++ b/碩一/TOEIC/聽力單字.docx
@@ -719,7 +719,7 @@
     <w:p>
       <w:pPr>
         <w:rPr>
-          <w:rFonts w:ascii="Microsoft JhengHei" w:eastAsia="Microsoft JhengHei" w:hAnsi="Microsoft JhengHei" w:cs="Microsoft JhengHei" w:hint="eastAsia"/>
+          <w:rFonts w:ascii="Microsoft JhengHei" w:eastAsia="Microsoft JhengHei" w:hAnsi="Microsoft JhengHei" w:cs="Microsoft JhengHei"/>
         </w:rPr>
       </w:pPr>
       <w:r>
@@ -855,6 +855,301 @@
           <w:rFonts w:hint="eastAsia"/>
         </w:rPr>
         <w:t>有價值的補充</w:t>
+      </w:r>
+    </w:p>
+    <w:p/>
+    <w:p>
+      <w:r>
+        <w:t>either</w:t>
+      </w:r>
+      <w:r>
+        <w:rPr>
+          <w:rFonts w:hint="eastAsia"/>
+        </w:rPr>
+        <w:t xml:space="preserve"> </w:t>
+      </w:r>
+      <w:r>
+        <w:rPr>
+          <w:rFonts w:hint="eastAsia"/>
+        </w:rPr>
+        <w:t>任何一個</w:t>
+      </w:r>
+      <w:r>
+        <w:rPr>
+          <w:rFonts w:hint="eastAsia"/>
+        </w:rPr>
+        <w:t>、</w:t>
+      </w:r>
+      <w:r>
+        <w:t>competitor</w:t>
+      </w:r>
+      <w:r>
+        <w:rPr>
+          <w:rFonts w:hint="eastAsia"/>
+        </w:rPr>
+        <w:t xml:space="preserve"> n</w:t>
+      </w:r>
+      <w:r>
+        <w:t>.</w:t>
+      </w:r>
+      <w:r>
+        <w:rPr>
+          <w:rFonts w:hint="eastAsia"/>
+        </w:rPr>
+        <w:t>競爭者、</w:t>
+      </w:r>
+      <w:r>
+        <w:t>expertise</w:t>
+      </w:r>
+      <w:r>
+        <w:rPr>
+          <w:rFonts w:hint="eastAsia"/>
+        </w:rPr>
+        <w:t xml:space="preserve"> n</w:t>
+      </w:r>
+      <w:r>
+        <w:t>.</w:t>
+      </w:r>
+      <w:r>
+        <w:rPr>
+          <w:rFonts w:hint="eastAsia"/>
+        </w:rPr>
+        <w:t>專業知識、</w:t>
+      </w:r>
+      <w:r>
+        <w:t>curious</w:t>
+      </w:r>
+      <w:r>
+        <w:rPr>
+          <w:rFonts w:hint="eastAsia"/>
+        </w:rPr>
+        <w:t xml:space="preserve"> a</w:t>
+      </w:r>
+      <w:r>
+        <w:t xml:space="preserve">dj </w:t>
+      </w:r>
+      <w:r>
+        <w:rPr>
+          <w:rFonts w:hint="eastAsia"/>
+        </w:rPr>
+        <w:t>好奇</w:t>
+      </w:r>
+    </w:p>
+    <w:p/>
+    <w:p>
+      <w:pPr>
+        <w:rPr>
+          <w:rFonts w:hint="eastAsia"/>
+        </w:rPr>
+      </w:pPr>
+      <w:r>
+        <w:t>picnic</w:t>
+      </w:r>
+      <w:r>
+        <w:rPr>
+          <w:rFonts w:hint="eastAsia"/>
+        </w:rPr>
+        <w:t xml:space="preserve"> </w:t>
+      </w:r>
+      <w:r>
+        <w:t>n.</w:t>
+      </w:r>
+      <w:r>
+        <w:rPr>
+          <w:rFonts w:hint="eastAsia"/>
+        </w:rPr>
+        <w:t>野餐、</w:t>
+      </w:r>
+      <w:r>
+        <w:t>rooftop</w:t>
+      </w:r>
+      <w:r>
+        <w:rPr>
+          <w:rFonts w:hint="eastAsia"/>
+        </w:rPr>
+        <w:t xml:space="preserve"> n</w:t>
+      </w:r>
+      <w:r>
+        <w:t>.</w:t>
+      </w:r>
+      <w:r>
+        <w:rPr>
+          <w:rFonts w:hint="eastAsia"/>
+        </w:rPr>
+        <w:t>屋頂、</w:t>
+      </w:r>
+      <w:r>
+        <w:t>thought about</w:t>
+      </w:r>
+      <w:r>
+        <w:rPr>
+          <w:rFonts w:hint="eastAsia"/>
+        </w:rPr>
+        <w:t xml:space="preserve"> </w:t>
+      </w:r>
+      <w:r>
+        <w:rPr>
+          <w:rFonts w:hint="eastAsia"/>
+        </w:rPr>
+        <w:t>考慮過、</w:t>
+      </w:r>
+      <w:r>
+        <w:t>valid</w:t>
+      </w:r>
+      <w:r>
+        <w:rPr>
+          <w:rFonts w:hint="eastAsia"/>
+        </w:rPr>
+        <w:t xml:space="preserve"> </w:t>
+      </w:r>
+      <w:r>
+        <w:t>adj</w:t>
+      </w:r>
+      <w:r>
+        <w:rPr>
+          <w:rFonts w:hint="eastAsia"/>
+        </w:rPr>
+        <w:t>有效的</w:t>
+      </w:r>
+    </w:p>
+    <w:p>
+      <w:r>
+        <w:t>Park authority</w:t>
+      </w:r>
+      <w:r>
+        <w:t xml:space="preserve"> </w:t>
+      </w:r>
+      <w:r>
+        <w:rPr>
+          <w:rFonts w:hint="eastAsia"/>
+        </w:rPr>
+        <w:t>公園管理局</w:t>
+      </w:r>
+      <w:r>
+        <w:rPr>
+          <w:rFonts w:hint="eastAsia"/>
+        </w:rPr>
+        <w:t>、</w:t>
+      </w:r>
+      <w:r>
+        <w:t>accommodate</w:t>
+      </w:r>
+      <w:r>
+        <w:t xml:space="preserve"> v</w:t>
+      </w:r>
+      <w:r>
+        <w:rPr>
+          <w:rFonts w:hint="eastAsia"/>
+        </w:rPr>
+        <w:t>容納、</w:t>
+      </w:r>
+      <w:r>
+        <w:t>work out</w:t>
+      </w:r>
+      <w:r>
+        <w:rPr>
+          <w:rFonts w:hint="eastAsia"/>
+        </w:rPr>
+        <w:t xml:space="preserve"> </w:t>
+      </w:r>
+      <w:r>
+        <w:rPr>
+          <w:rFonts w:hint="eastAsia"/>
+        </w:rPr>
+        <w:t>理解</w:t>
+      </w:r>
+      <w:r>
+        <w:rPr>
+          <w:rFonts w:hint="eastAsia"/>
+        </w:rPr>
+        <w:t>/</w:t>
+      </w:r>
+      <w:r>
+        <w:rPr>
+          <w:rFonts w:hint="eastAsia"/>
+        </w:rPr>
+        <w:t>算出</w:t>
+      </w:r>
+      <w:r>
+        <w:rPr>
+          <w:rFonts w:hint="eastAsia"/>
+        </w:rPr>
+        <w:t>/</w:t>
+      </w:r>
+      <w:r>
+        <w:rPr>
+          <w:rFonts w:hint="eastAsia"/>
+        </w:rPr>
+        <w:t>健身</w:t>
+      </w:r>
+    </w:p>
+    <w:p/>
+    <w:p>
+      <w:r>
+        <w:t>spreadsheet</w:t>
+      </w:r>
+      <w:r>
+        <w:rPr>
+          <w:rFonts w:hint="eastAsia"/>
+        </w:rPr>
+        <w:t xml:space="preserve"> </w:t>
+      </w:r>
+      <w:r>
+        <w:t>n.</w:t>
+      </w:r>
+      <w:r>
+        <w:rPr>
+          <w:rFonts w:hint="eastAsia"/>
+        </w:rPr>
+        <w:t>試算表、</w:t>
+      </w:r>
+      <w:r>
+        <w:t>crucial</w:t>
+      </w:r>
+      <w:r>
+        <w:rPr>
+          <w:rFonts w:hint="eastAsia"/>
+        </w:rPr>
+        <w:t xml:space="preserve"> a</w:t>
+      </w:r>
+      <w:r>
+        <w:t xml:space="preserve">dj </w:t>
+      </w:r>
+      <w:r>
+        <w:rPr>
+          <w:rFonts w:hint="eastAsia"/>
+        </w:rPr>
+        <w:t>關鍵的、</w:t>
+      </w:r>
+      <w:r>
+        <w:t>crashing</w:t>
+      </w:r>
+      <w:r>
+        <w:rPr>
+          <w:rFonts w:hint="eastAsia"/>
+        </w:rPr>
+        <w:t xml:space="preserve"> </w:t>
+      </w:r>
+      <w:r>
+        <w:t>n.</w:t>
+      </w:r>
+      <w:r>
+        <w:rPr>
+          <w:rFonts w:hint="eastAsia"/>
+        </w:rPr>
+        <w:t>當機</w:t>
+      </w:r>
+      <w:r>
+        <w:rPr>
+          <w:rFonts w:hint="eastAsia"/>
+        </w:rPr>
+        <w:t>/</w:t>
+      </w:r>
+      <w:r>
+        <w:rPr>
+          <w:rFonts w:hint="eastAsia"/>
+        </w:rPr>
+        <w:t>撞擊</w:t>
       </w:r>
     </w:p>
     <w:p>
@@ -863,8 +1158,49 @@
           <w:rFonts w:hint="eastAsia"/>
         </w:rPr>
       </w:pPr>
+      <w:r>
+        <w:rPr>
+          <w:rFonts w:hint="eastAsia"/>
+        </w:rPr>
+        <w:t>a</w:t>
+      </w:r>
+      <w:r>
+        <w:t>ccess n</w:t>
+      </w:r>
+      <w:r>
+        <w:rPr>
+          <w:rFonts w:hint="eastAsia"/>
+        </w:rPr>
+        <w:t>通道</w:t>
+      </w:r>
+      <w:r>
+        <w:t>,v.</w:t>
+      </w:r>
+      <w:r>
+        <w:rPr>
+          <w:rFonts w:hint="eastAsia"/>
+        </w:rPr>
+        <w:t>讀取、</w:t>
+      </w:r>
+      <w:r>
+        <w:t>frustrating</w:t>
+      </w:r>
+      <w:r>
+        <w:rPr>
+          <w:rFonts w:hint="eastAsia"/>
+        </w:rPr>
+        <w:t xml:space="preserve"> </w:t>
+      </w:r>
+      <w:r>
+        <w:t xml:space="preserve">adj </w:t>
+      </w:r>
+      <w:r>
+        <w:rPr>
+          <w:rFonts w:hint="eastAsia"/>
+        </w:rPr>
+        <w:t>令人灰心</w:t>
+      </w:r>
     </w:p>
-    <w:p/>
     <w:sectPr>
       <w:pgSz w:w="11906" w:h="16838"/>
       <w:pgMar w:top="1440" w:right="1800" w:bottom="1440" w:left="1800" w:header="851" w:footer="992" w:gutter="0"/>

--- a/碩一/TOEIC/聽力單字.docx
+++ b/碩一/TOEIC/聽力單字.docx
@@ -937,13 +937,588 @@
     </w:p>
     <w:p/>
     <w:p>
+      <w:r>
+        <w:t>picnic</w:t>
+      </w:r>
+      <w:r>
+        <w:rPr>
+          <w:rFonts w:hint="eastAsia"/>
+        </w:rPr>
+        <w:t xml:space="preserve"> </w:t>
+      </w:r>
+      <w:r>
+        <w:t>n.</w:t>
+      </w:r>
+      <w:r>
+        <w:rPr>
+          <w:rFonts w:hint="eastAsia"/>
+        </w:rPr>
+        <w:t>野餐、</w:t>
+      </w:r>
+      <w:r>
+        <w:t>rooftop</w:t>
+      </w:r>
+      <w:r>
+        <w:rPr>
+          <w:rFonts w:hint="eastAsia"/>
+        </w:rPr>
+        <w:t xml:space="preserve"> n</w:t>
+      </w:r>
+      <w:r>
+        <w:t>.</w:t>
+      </w:r>
+      <w:r>
+        <w:rPr>
+          <w:rFonts w:hint="eastAsia"/>
+        </w:rPr>
+        <w:t>屋頂、</w:t>
+      </w:r>
+      <w:r>
+        <w:t>thought about</w:t>
+      </w:r>
+      <w:r>
+        <w:rPr>
+          <w:rFonts w:hint="eastAsia"/>
+        </w:rPr>
+        <w:t xml:space="preserve"> </w:t>
+      </w:r>
+      <w:r>
+        <w:rPr>
+          <w:rFonts w:hint="eastAsia"/>
+        </w:rPr>
+        <w:t>考慮過、</w:t>
+      </w:r>
+      <w:r>
+        <w:t>valid</w:t>
+      </w:r>
+      <w:r>
+        <w:rPr>
+          <w:rFonts w:hint="eastAsia"/>
+        </w:rPr>
+        <w:t xml:space="preserve"> </w:t>
+      </w:r>
+      <w:r>
+        <w:t>adj</w:t>
+      </w:r>
+      <w:r>
+        <w:rPr>
+          <w:rFonts w:hint="eastAsia"/>
+        </w:rPr>
+        <w:t>有效的</w:t>
+      </w:r>
+    </w:p>
+    <w:p>
+      <w:r>
+        <w:t xml:space="preserve">Park authority </w:t>
+      </w:r>
+      <w:r>
+        <w:rPr>
+          <w:rFonts w:hint="eastAsia"/>
+        </w:rPr>
+        <w:t>公園管理局</w:t>
+      </w:r>
+      <w:r>
+        <w:rPr>
+          <w:rFonts w:hint="eastAsia"/>
+        </w:rPr>
+        <w:t>、</w:t>
+      </w:r>
+      <w:r>
+        <w:t>accommodate</w:t>
+      </w:r>
+      <w:r>
+        <w:t xml:space="preserve"> v</w:t>
+      </w:r>
+      <w:r>
+        <w:rPr>
+          <w:rFonts w:hint="eastAsia"/>
+        </w:rPr>
+        <w:t>容納、</w:t>
+      </w:r>
+      <w:r>
+        <w:t>work out</w:t>
+      </w:r>
+      <w:r>
+        <w:rPr>
+          <w:rFonts w:hint="eastAsia"/>
+        </w:rPr>
+        <w:t xml:space="preserve"> </w:t>
+      </w:r>
+      <w:r>
+        <w:rPr>
+          <w:rFonts w:hint="eastAsia"/>
+        </w:rPr>
+        <w:t>理解</w:t>
+      </w:r>
+      <w:r>
+        <w:rPr>
+          <w:rFonts w:hint="eastAsia"/>
+        </w:rPr>
+        <w:t>/</w:t>
+      </w:r>
+      <w:r>
+        <w:rPr>
+          <w:rFonts w:hint="eastAsia"/>
+        </w:rPr>
+        <w:t>算出</w:t>
+      </w:r>
+      <w:r>
+        <w:rPr>
+          <w:rFonts w:hint="eastAsia"/>
+        </w:rPr>
+        <w:t>/</w:t>
+      </w:r>
+      <w:r>
+        <w:rPr>
+          <w:rFonts w:hint="eastAsia"/>
+        </w:rPr>
+        <w:t>健身</w:t>
+      </w:r>
+    </w:p>
+    <w:p/>
+    <w:p>
+      <w:r>
+        <w:t>spreadsheet</w:t>
+      </w:r>
+      <w:r>
+        <w:rPr>
+          <w:rFonts w:hint="eastAsia"/>
+        </w:rPr>
+        <w:t xml:space="preserve"> </w:t>
+      </w:r>
+      <w:r>
+        <w:t>n.</w:t>
+      </w:r>
+      <w:r>
+        <w:rPr>
+          <w:rFonts w:hint="eastAsia"/>
+        </w:rPr>
+        <w:t>試算表、</w:t>
+      </w:r>
+      <w:r>
+        <w:t>crucial</w:t>
+      </w:r>
+      <w:r>
+        <w:rPr>
+          <w:rFonts w:hint="eastAsia"/>
+        </w:rPr>
+        <w:t xml:space="preserve"> a</w:t>
+      </w:r>
+      <w:r>
+        <w:t xml:space="preserve">dj </w:t>
+      </w:r>
+      <w:r>
+        <w:rPr>
+          <w:rFonts w:hint="eastAsia"/>
+        </w:rPr>
+        <w:t>關鍵的、</w:t>
+      </w:r>
+      <w:r>
+        <w:t>crashing</w:t>
+      </w:r>
+      <w:r>
+        <w:rPr>
+          <w:rFonts w:hint="eastAsia"/>
+        </w:rPr>
+        <w:t xml:space="preserve"> </w:t>
+      </w:r>
+      <w:r>
+        <w:t>n.</w:t>
+      </w:r>
+      <w:r>
+        <w:rPr>
+          <w:rFonts w:hint="eastAsia"/>
+        </w:rPr>
+        <w:t>當機</w:t>
+      </w:r>
+      <w:r>
+        <w:rPr>
+          <w:rFonts w:hint="eastAsia"/>
+        </w:rPr>
+        <w:t>/</w:t>
+      </w:r>
+      <w:r>
+        <w:rPr>
+          <w:rFonts w:hint="eastAsia"/>
+        </w:rPr>
+        <w:t>撞擊</w:t>
+      </w:r>
+    </w:p>
+    <w:p>
+      <w:r>
+        <w:rPr>
+          <w:rFonts w:hint="eastAsia"/>
+        </w:rPr>
+        <w:t>a</w:t>
+      </w:r>
+      <w:r>
+        <w:t>ccess n</w:t>
+      </w:r>
+      <w:r>
+        <w:rPr>
+          <w:rFonts w:hint="eastAsia"/>
+        </w:rPr>
+        <w:t>通道</w:t>
+      </w:r>
+      <w:r>
+        <w:t>,v.</w:t>
+      </w:r>
+      <w:r>
+        <w:rPr>
+          <w:rFonts w:hint="eastAsia"/>
+        </w:rPr>
+        <w:t>讀取、</w:t>
+      </w:r>
+      <w:r>
+        <w:t>frustrating</w:t>
+      </w:r>
+      <w:r>
+        <w:rPr>
+          <w:rFonts w:hint="eastAsia"/>
+        </w:rPr>
+        <w:t xml:space="preserve"> </w:t>
+      </w:r>
+      <w:r>
+        <w:t xml:space="preserve">adj </w:t>
+      </w:r>
+      <w:r>
+        <w:rPr>
+          <w:rFonts w:hint="eastAsia"/>
+        </w:rPr>
+        <w:t>令人灰心</w:t>
+      </w:r>
+    </w:p>
+    <w:p/>
+    <w:p>
+      <w:r>
+        <w:t>alternative</w:t>
+      </w:r>
+      <w:r>
+        <w:rPr>
+          <w:rFonts w:hint="eastAsia"/>
+        </w:rPr>
+        <w:t xml:space="preserve"> </w:t>
+      </w:r>
+      <w:r>
+        <w:t xml:space="preserve">adj </w:t>
+      </w:r>
+      <w:r>
+        <w:rPr>
+          <w:rFonts w:hint="eastAsia"/>
+        </w:rPr>
+        <w:t>可替代的、</w:t>
+      </w:r>
+      <w:r>
+        <w:t>situation</w:t>
+      </w:r>
+      <w:r>
+        <w:t xml:space="preserve"> n.</w:t>
+      </w:r>
+      <w:r>
+        <w:rPr>
+          <w:rFonts w:hint="eastAsia"/>
+        </w:rPr>
+        <w:t>情況、</w:t>
+      </w:r>
+      <w:r>
+        <w:t>cafeteria</w:t>
+      </w:r>
+      <w:r>
+        <w:rPr>
+          <w:rFonts w:hint="eastAsia"/>
+        </w:rPr>
+        <w:t xml:space="preserve"> n</w:t>
+      </w:r>
+      <w:r>
+        <w:t>.</w:t>
+      </w:r>
+      <w:r>
+        <w:rPr>
+          <w:rFonts w:hint="eastAsia"/>
+        </w:rPr>
+        <w:t>自助餐廳</w:t>
+      </w:r>
+    </w:p>
+    <w:p>
+      <w:r>
+        <w:t>in bad shape</w:t>
+      </w:r>
+      <w:r>
+        <w:rPr>
+          <w:rFonts w:hint="eastAsia"/>
+        </w:rPr>
+        <w:t xml:space="preserve"> </w:t>
+      </w:r>
+      <w:r>
+        <w:rPr>
+          <w:rFonts w:hint="eastAsia"/>
+        </w:rPr>
+        <w:t>狀況不佳、</w:t>
+      </w:r>
+      <w:r>
+        <w:t>for a while now</w:t>
+      </w:r>
+      <w:r>
+        <w:rPr>
+          <w:rFonts w:hint="eastAsia"/>
+        </w:rPr>
+        <w:t>有一段時間了</w:t>
+      </w:r>
+    </w:p>
+    <w:p>
+      <w:r>
+        <w:rPr>
+          <w:rFonts w:hint="eastAsia"/>
+        </w:rPr>
+        <w:t>i</w:t>
+      </w:r>
+      <w:r>
+        <w:t xml:space="preserve">n the meantime </w:t>
+      </w:r>
+      <w:r>
+        <w:rPr>
+          <w:rFonts w:hint="eastAsia"/>
+        </w:rPr>
+        <w:t>在這段時間裡、</w:t>
+      </w:r>
+      <w:r>
+        <w:rPr>
+          <w:rFonts w:hint="eastAsia"/>
+        </w:rPr>
+        <w:t>b</w:t>
+      </w:r>
+      <w:r>
+        <w:t xml:space="preserve">ring up </w:t>
+      </w:r>
+      <w:r>
+        <w:rPr>
+          <w:rFonts w:hint="eastAsia"/>
+        </w:rPr>
+        <w:t>提出</w:t>
+      </w:r>
+    </w:p>
+    <w:p/>
+    <w:p>
+      <w:r>
+        <w:t>gallery</w:t>
+      </w:r>
+      <w:r>
+        <w:rPr>
+          <w:rFonts w:hint="eastAsia"/>
+        </w:rPr>
+        <w:t xml:space="preserve"> </w:t>
+      </w:r>
+      <w:r>
+        <w:t>n.</w:t>
+      </w:r>
+      <w:r>
+        <w:rPr>
+          <w:rFonts w:hint="eastAsia"/>
+        </w:rPr>
+        <w:t>畫廊、</w:t>
+      </w:r>
+      <w:r>
+        <w:t>charity auction</w:t>
+      </w:r>
+      <w:r>
+        <w:rPr>
+          <w:rFonts w:hint="eastAsia"/>
+        </w:rPr>
+        <w:t xml:space="preserve"> </w:t>
+      </w:r>
+      <w:r>
+        <w:t>慈善拍賣</w:t>
+      </w:r>
+      <w:r>
+        <w:rPr>
+          <w:rFonts w:hint="eastAsia"/>
+        </w:rPr>
+        <w:t>、</w:t>
+      </w:r>
+      <w:r>
+        <w:t>film screening</w:t>
+      </w:r>
+      <w:r>
+        <w:t>電影放映</w:t>
+      </w:r>
+    </w:p>
+    <w:p>
+      <w:r>
+        <w:t>talent</w:t>
+      </w:r>
+      <w:r>
+        <w:rPr>
+          <w:rFonts w:hint="eastAsia"/>
+        </w:rPr>
+        <w:t>e</w:t>
+      </w:r>
+      <w:r>
+        <w:t>d adj</w:t>
+      </w:r>
+      <w:r>
+        <w:rPr>
+          <w:rFonts w:hint="eastAsia"/>
+        </w:rPr>
+        <w:t>有才能的、</w:t>
+      </w:r>
+      <w:r>
+        <w:rPr>
+          <w:rFonts w:hint="eastAsia"/>
+        </w:rPr>
+        <w:t>a</w:t>
+      </w:r>
+      <w:r>
+        <w:t>rtist</w:t>
+      </w:r>
+      <w:r>
+        <w:rPr>
+          <w:rFonts w:hint="eastAsia"/>
+        </w:rPr>
+        <w:t xml:space="preserve"> </w:t>
+      </w:r>
+      <w:r>
+        <w:t>n</w:t>
+      </w:r>
+      <w:r>
+        <w:rPr>
+          <w:rFonts w:hint="eastAsia"/>
+        </w:rPr>
+        <w:t>藝術家、</w:t>
+      </w:r>
+      <w:r>
+        <w:t>exquisite</w:t>
+      </w:r>
+      <w:r>
+        <w:rPr>
+          <w:rFonts w:hint="eastAsia"/>
+        </w:rPr>
+        <w:t xml:space="preserve"> </w:t>
+      </w:r>
+      <w:r>
+        <w:t>adj</w:t>
+      </w:r>
+      <w:r>
+        <w:rPr>
+          <w:rFonts w:hint="eastAsia"/>
+        </w:rPr>
+        <w:t>精美的</w:t>
+      </w:r>
+    </w:p>
+    <w:p>
+      <w:r>
+        <w:t>curator</w:t>
+      </w:r>
+      <w:r>
+        <w:rPr>
+          <w:rFonts w:hint="eastAsia"/>
+        </w:rPr>
+        <w:t xml:space="preserve"> </w:t>
+      </w:r>
+      <w:r>
+        <w:t>n.</w:t>
+      </w:r>
+      <w:r>
+        <w:rPr>
+          <w:rFonts w:hint="eastAsia"/>
+        </w:rPr>
+        <w:t>館長、</w:t>
+      </w:r>
+      <w:r>
+        <w:t>spacious</w:t>
+      </w:r>
+      <w:r>
+        <w:rPr>
+          <w:rFonts w:hint="eastAsia"/>
+        </w:rPr>
+        <w:t xml:space="preserve"> </w:t>
+      </w:r>
+      <w:r>
+        <w:t xml:space="preserve">adj </w:t>
+      </w:r>
+      <w:r>
+        <w:rPr>
+          <w:rFonts w:hint="eastAsia"/>
+        </w:rPr>
+        <w:t>空間大的</w:t>
+      </w:r>
+    </w:p>
+    <w:p/>
+    <w:p>
       <w:pPr>
         <w:rPr>
           <w:rFonts w:hint="eastAsia"/>
         </w:rPr>
       </w:pPr>
-      <w:r>
-        <w:t>picnic</w:t>
+    </w:p>
+    <w:p>
+      <w:r>
+        <w:lastRenderedPageBreak/>
+        <w:t>workload</w:t>
+      </w:r>
+      <w:r>
+        <w:rPr>
+          <w:rFonts w:hint="eastAsia"/>
+        </w:rPr>
+        <w:t xml:space="preserve"> n</w:t>
+      </w:r>
+      <w:r>
+        <w:t>.</w:t>
+      </w:r>
+      <w:r>
+        <w:rPr>
+          <w:rFonts w:hint="eastAsia"/>
+        </w:rPr>
+        <w:t>工作量</w:t>
+      </w:r>
+      <w:r>
+        <w:rPr>
+          <w:rFonts w:hint="eastAsia"/>
+        </w:rPr>
+        <w:t>、</w:t>
+      </w:r>
+      <w:r>
+        <w:t>totally</w:t>
+      </w:r>
+      <w:r>
+        <w:rPr>
+          <w:rFonts w:hint="eastAsia"/>
+        </w:rPr>
+        <w:t xml:space="preserve"> </w:t>
+      </w:r>
+      <w:r>
+        <w:t xml:space="preserve">adv </w:t>
+      </w:r>
+      <w:r>
+        <w:rPr>
+          <w:rFonts w:hint="eastAsia"/>
+        </w:rPr>
+        <w:t>完全</w:t>
+      </w:r>
+    </w:p>
+    <w:p>
+      <w:r>
+        <w:t xml:space="preserve">enroll in </w:t>
+      </w:r>
+      <w:r>
+        <w:rPr>
+          <w:rFonts w:hint="eastAsia"/>
+        </w:rPr>
+        <w:t>註冊</w:t>
+      </w:r>
+      <w:r>
+        <w:rPr>
+          <w:rFonts w:hint="eastAsia"/>
+        </w:rPr>
+        <w:t>/</w:t>
+      </w:r>
+      <w:r>
+        <w:rPr>
+          <w:rFonts w:hint="eastAsia"/>
+        </w:rPr>
+        <w:t>報名、</w:t>
+      </w:r>
+      <w:r>
+        <w:t>delegate</w:t>
       </w:r>
       <w:r>
         <w:rPr>
@@ -958,105 +1533,16 @@
         <w:rPr>
           <w:rFonts w:hint="eastAsia"/>
         </w:rPr>
-        <w:t>野餐、</w:t>
-      </w:r>
-      <w:r>
-        <w:t>rooftop</w:t>
-      </w:r>
-      <w:r>
-        <w:rPr>
-          <w:rFonts w:hint="eastAsia"/>
-        </w:rPr>
-        <w:t xml:space="preserve"> n</w:t>
-      </w:r>
-      <w:r>
-        <w:t>.</w:t>
-      </w:r>
-      <w:r>
-        <w:rPr>
-          <w:rFonts w:hint="eastAsia"/>
-        </w:rPr>
-        <w:t>屋頂、</w:t>
-      </w:r>
-      <w:r>
-        <w:t>thought about</w:t>
-      </w:r>
-      <w:r>
-        <w:rPr>
-          <w:rFonts w:hint="eastAsia"/>
-        </w:rPr>
-        <w:t xml:space="preserve"> </w:t>
-      </w:r>
-      <w:r>
-        <w:rPr>
-          <w:rFonts w:hint="eastAsia"/>
-        </w:rPr>
-        <w:t>考慮過、</w:t>
-      </w:r>
-      <w:r>
-        <w:t>valid</w:t>
-      </w:r>
-      <w:r>
-        <w:rPr>
-          <w:rFonts w:hint="eastAsia"/>
-        </w:rPr>
-        <w:t xml:space="preserve"> </w:t>
-      </w:r>
-      <w:r>
-        <w:t>adj</w:t>
-      </w:r>
-      <w:r>
-        <w:rPr>
-          <w:rFonts w:hint="eastAsia"/>
-        </w:rPr>
-        <w:t>有效的</w:t>
-      </w:r>
-    </w:p>
-    <w:p>
-      <w:r>
-        <w:t>Park authority</w:t>
-      </w:r>
-      <w:r>
-        <w:t xml:space="preserve"> </w:t>
-      </w:r>
-      <w:r>
-        <w:rPr>
-          <w:rFonts w:hint="eastAsia"/>
-        </w:rPr>
-        <w:t>公園管理局</w:t>
-      </w:r>
-      <w:r>
-        <w:rPr>
-          <w:rFonts w:hint="eastAsia"/>
-        </w:rPr>
-        <w:t>、</w:t>
-      </w:r>
-      <w:r>
-        <w:t>accommodate</w:t>
-      </w:r>
-      <w:r>
-        <w:t xml:space="preserve"> v</w:t>
-      </w:r>
-      <w:r>
-        <w:rPr>
-          <w:rFonts w:hint="eastAsia"/>
-        </w:rPr>
-        <w:t>容納、</w:t>
-      </w:r>
-      <w:r>
-        <w:t>work out</w:t>
-      </w:r>
-      <w:r>
-        <w:rPr>
-          <w:rFonts w:hint="eastAsia"/>
-        </w:rPr>
-        <w:t xml:space="preserve"> </w:t>
-      </w:r>
-      <w:r>
-        <w:rPr>
-          <w:rFonts w:hint="eastAsia"/>
-        </w:rPr>
-        <w:t>理解</w:t>
+        <w:t>代表</w:t>
+      </w:r>
+      <w:r>
+        <w:t>,v.</w:t>
+      </w:r>
+      <w:r>
+        <w:rPr>
+          <w:rFonts w:hint="eastAsia"/>
+        </w:rPr>
+        <w:t>委派</w:t>
       </w:r>
       <w:r>
         <w:rPr>
@@ -1068,7 +1554,19 @@
         <w:rPr>
           <w:rFonts w:hint="eastAsia"/>
         </w:rPr>
-        <w:t>算出</w:t>
+        <w:t>授權、</w:t>
+      </w:r>
+      <w:r>
+        <w:t>decline</w:t>
+      </w:r>
+      <w:r>
+        <w:t xml:space="preserve"> v.</w:t>
+      </w:r>
+      <w:r>
+        <w:rPr>
+          <w:rFonts w:hint="eastAsia"/>
+        </w:rPr>
+        <w:t>降低</w:t>
       </w:r>
       <w:r>
         <w:rPr>
@@ -1080,126 +1578,103 @@
         <w:rPr>
           <w:rFonts w:hint="eastAsia"/>
         </w:rPr>
-        <w:t>健身</w:t>
-      </w:r>
+        <w:t>拒絕</w:t>
+      </w:r>
+    </w:p>
+    <w:p>
+      <w:r>
+        <w:rPr>
+          <w:rFonts w:hint="eastAsia"/>
+        </w:rPr>
+        <w:t>t</w:t>
+      </w:r>
+      <w:r>
+        <w:t xml:space="preserve">end to </w:t>
+      </w:r>
+      <w:r>
+        <w:rPr>
+          <w:rFonts w:hint="eastAsia"/>
+        </w:rPr>
+        <w:t>傾向於</w:t>
+      </w:r>
+      <w:r>
+        <w:rPr>
+          <w:rFonts w:hint="eastAsia"/>
+        </w:rPr>
+        <w:t>/</w:t>
+      </w:r>
+      <w:r>
+        <w:rPr>
+          <w:rFonts w:hint="eastAsia"/>
+        </w:rPr>
+        <w:t>照顧、</w:t>
+      </w:r>
+      <w:r>
+        <w:rPr>
+          <w:rFonts w:hint="eastAsia"/>
+        </w:rPr>
+        <w:t>e</w:t>
+      </w:r>
+      <w:r>
+        <w:t xml:space="preserve">xceptionally adv </w:t>
+      </w:r>
+      <w:r>
+        <w:rPr>
+          <w:rFonts w:hint="eastAsia"/>
+        </w:rPr>
+        <w:t>特別</w:t>
+      </w:r>
+      <w:r>
+        <w:rPr>
+          <w:rFonts w:hint="eastAsia"/>
+        </w:rPr>
+        <w:t>/</w:t>
+      </w:r>
+      <w:r>
+        <w:rPr>
+          <w:rFonts w:hint="eastAsia"/>
+        </w:rPr>
+        <w:t>例外、</w:t>
+      </w:r>
+      <w:r>
+        <w:t>benefit</w:t>
+      </w:r>
+      <w:r>
+        <w:t xml:space="preserve"> n.</w:t>
+      </w:r>
+      <w:r>
+        <w:rPr>
+          <w:rFonts w:hint="eastAsia"/>
+        </w:rPr>
+        <w:t>好處</w:t>
+      </w:r>
+      <w:r>
+        <w:rPr>
+          <w:rFonts w:hint="eastAsia"/>
+        </w:rPr>
+        <w:t>/</w:t>
+      </w:r>
+      <w:r>
+        <w:rPr>
+          <w:rFonts w:hint="eastAsia"/>
+        </w:rPr>
+        <w:t>補助金</w:t>
+      </w:r>
+    </w:p>
+    <w:p>
+      <w:pPr>
+        <w:rPr>
+          <w:rFonts w:hint="eastAsia"/>
+        </w:rPr>
+      </w:pPr>
     </w:p>
     <w:p/>
     <w:p>
-      <w:r>
-        <w:t>spreadsheet</w:t>
-      </w:r>
-      <w:r>
-        <w:rPr>
-          <w:rFonts w:hint="eastAsia"/>
-        </w:rPr>
-        <w:t xml:space="preserve"> </w:t>
-      </w:r>
-      <w:r>
-        <w:t>n.</w:t>
-      </w:r>
-      <w:r>
-        <w:rPr>
-          <w:rFonts w:hint="eastAsia"/>
-        </w:rPr>
-        <w:t>試算表、</w:t>
-      </w:r>
-      <w:r>
-        <w:t>crucial</w:t>
-      </w:r>
-      <w:r>
-        <w:rPr>
-          <w:rFonts w:hint="eastAsia"/>
-        </w:rPr>
-        <w:t xml:space="preserve"> a</w:t>
-      </w:r>
-      <w:r>
-        <w:t xml:space="preserve">dj </w:t>
-      </w:r>
-      <w:r>
-        <w:rPr>
-          <w:rFonts w:hint="eastAsia"/>
-        </w:rPr>
-        <w:t>關鍵的、</w:t>
-      </w:r>
-      <w:r>
-        <w:t>crashing</w:t>
-      </w:r>
-      <w:r>
-        <w:rPr>
-          <w:rFonts w:hint="eastAsia"/>
-        </w:rPr>
-        <w:t xml:space="preserve"> </w:t>
-      </w:r>
-      <w:r>
-        <w:t>n.</w:t>
-      </w:r>
-      <w:r>
-        <w:rPr>
-          <w:rFonts w:hint="eastAsia"/>
-        </w:rPr>
-        <w:t>當機</w:t>
-      </w:r>
-      <w:r>
-        <w:rPr>
-          <w:rFonts w:hint="eastAsia"/>
-        </w:rPr>
-        <w:t>/</w:t>
-      </w:r>
-      <w:r>
-        <w:rPr>
-          <w:rFonts w:hint="eastAsia"/>
-        </w:rPr>
-        <w:t>撞擊</w:t>
-      </w:r>
-    </w:p>
-    <w:p>
       <w:pPr>
         <w:rPr>
           <w:rFonts w:hint="eastAsia"/>
         </w:rPr>
       </w:pPr>
-      <w:r>
-        <w:rPr>
-          <w:rFonts w:hint="eastAsia"/>
-        </w:rPr>
-        <w:t>a</w:t>
-      </w:r>
-      <w:r>
-        <w:t>ccess n</w:t>
-      </w:r>
-      <w:r>
-        <w:rPr>
-          <w:rFonts w:hint="eastAsia"/>
-        </w:rPr>
-        <w:t>通道</w:t>
-      </w:r>
-      <w:r>
-        <w:t>,v.</w:t>
-      </w:r>
-      <w:r>
-        <w:rPr>
-          <w:rFonts w:hint="eastAsia"/>
-        </w:rPr>
-        <w:t>讀取、</w:t>
-      </w:r>
-      <w:r>
-        <w:t>frustrating</w:t>
-      </w:r>
-      <w:r>
-        <w:rPr>
-          <w:rFonts w:hint="eastAsia"/>
-        </w:rPr>
-        <w:t xml:space="preserve"> </w:t>
-      </w:r>
-      <w:r>
-        <w:t xml:space="preserve">adj </w:t>
-      </w:r>
-      <w:r>
-        <w:rPr>
-          <w:rFonts w:hint="eastAsia"/>
-        </w:rPr>
-        <w:t>令人灰心</w:t>
-      </w:r>
     </w:p>
     <w:sectPr>
       <w:pgSz w:w="11906" w:h="16838"/>

--- a/碩一/TOEIC/聽力單字.docx
+++ b/碩一/TOEIC/聽力單字.docx
@@ -1,6 +1,6 @@
 
 <file path=word/document.xml><?xml version="1.0" encoding="utf-8"?>
-<w:document xmlns:wpc="http://schemas.microsoft.com/office/word/2010/wordprocessingCanvas" xmlns:cx="http://schemas.microsoft.com/office/drawing/2014/chartex" xmlns:cx1="http://schemas.microsoft.com/office/drawing/2015/9/8/chartex" xmlns:cx2="http://schemas.microsoft.com/office/drawing/2015/10/21/chartex" xmlns:cx3="http://schemas.microsoft.com/office/drawing/2016/5/9/chartex" xmlns:cx4="http://schemas.microsoft.com/office/drawing/2016/5/10/chartex" xmlns:cx5="http://schemas.microsoft.com/office/drawing/2016/5/11/chartex" xmlns:cx6="http://schemas.microsoft.com/office/drawing/2016/5/12/chartex" xmlns:cx7="http://schemas.microsoft.com/office/drawing/2016/5/13/chartex" xmlns:cx8="http://schemas.microsoft.com/office/drawing/2016/5/14/chartex" xmlns:mc="http://schemas.openxmlformats.org/markup-compatibility/2006" xmlns:aink="http://schemas.microsoft.com/office/drawing/2016/ink" xmlns:am3d="http://schemas.microsoft.com/office/drawing/2017/model3d" xmlns:o="urn:schemas-microsoft-com:office:office" xmlns:r="http://schemas.openxmlformats.org/officeDocument/2006/relationships" xmlns:m="http://schemas.openxmlformats.org/officeDocument/2006/math" xmlns:v="urn:schemas-microsoft-com:vml" xmlns:wp14="http://schemas.microsoft.com/office/word/2010/wordprocessingDrawing" xmlns:wp="http://schemas.openxmlformats.org/drawingml/2006/wordprocessingDrawing" xmlns:w10="urn:schemas-microsoft-com:office:word" xmlns:w="http://schemas.openxmlformats.org/wordprocessingml/2006/main" xmlns:w14="http://schemas.microsoft.com/office/word/2010/wordml" xmlns:w15="http://schemas.microsoft.com/office/word/2012/wordml" xmlns:w16cex="http://schemas.microsoft.com/office/word/2018/wordml/cex" xmlns:w16cid="http://schemas.microsoft.com/office/word/2016/wordml/cid" xmlns:w16="http://schemas.microsoft.com/office/word/2018/wordml" xmlns:w16sdtdh="http://schemas.microsoft.com/office/word/2020/wordml/sdtdatahash" xmlns:w16se="http://schemas.microsoft.com/office/word/2015/wordml/symex" xmlns:wpg="http://schemas.microsoft.com/office/word/2010/wordprocessingGroup" xmlns:wpi="http://schemas.microsoft.com/office/word/2010/wordprocessingInk" xmlns:wne="http://schemas.microsoft.com/office/word/2006/wordml" xmlns:wps="http://schemas.microsoft.com/office/word/2010/wordprocessingShape" mc:Ignorable="w14 w15 w16se w16cid w16 w16cex w16sdtdh wp14">
+<w:document xmlns:wpc="http://schemas.microsoft.com/office/word/2010/wordprocessingCanvas" xmlns:cx="http://schemas.microsoft.com/office/drawing/2014/chartex" xmlns:cx1="http://schemas.microsoft.com/office/drawing/2015/9/8/chartex" xmlns:cx2="http://schemas.microsoft.com/office/drawing/2015/10/21/chartex" xmlns:cx3="http://schemas.microsoft.com/office/drawing/2016/5/9/chartex" xmlns:cx4="http://schemas.microsoft.com/office/drawing/2016/5/10/chartex" xmlns:cx5="http://schemas.microsoft.com/office/drawing/2016/5/11/chartex" xmlns:cx6="http://schemas.microsoft.com/office/drawing/2016/5/12/chartex" xmlns:cx7="http://schemas.microsoft.com/office/drawing/2016/5/13/chartex" xmlns:cx8="http://schemas.microsoft.com/office/drawing/2016/5/14/chartex" xmlns:mc="http://schemas.openxmlformats.org/markup-compatibility/2006" xmlns:aink="http://schemas.microsoft.com/office/drawing/2016/ink" xmlns:am3d="http://schemas.microsoft.com/office/drawing/2017/model3d" xmlns:o="urn:schemas-microsoft-com:office:office" xmlns:oel="http://schemas.microsoft.com/office/2019/extlst" xmlns:r="http://schemas.openxmlformats.org/officeDocument/2006/relationships" xmlns:m="http://schemas.openxmlformats.org/officeDocument/2006/math" xmlns:v="urn:schemas-microsoft-com:vml" xmlns:wp14="http://schemas.microsoft.com/office/word/2010/wordprocessingDrawing" xmlns:wp="http://schemas.openxmlformats.org/drawingml/2006/wordprocessingDrawing" xmlns:w10="urn:schemas-microsoft-com:office:word" xmlns:w="http://schemas.openxmlformats.org/wordprocessingml/2006/main" xmlns:w14="http://schemas.microsoft.com/office/word/2010/wordml" xmlns:w15="http://schemas.microsoft.com/office/word/2012/wordml" xmlns:w16cex="http://schemas.microsoft.com/office/word/2018/wordml/cex" xmlns:w16cid="http://schemas.microsoft.com/office/word/2016/wordml/cid" xmlns:w16="http://schemas.microsoft.com/office/word/2018/wordml" xmlns:w16du="http://schemas.microsoft.com/office/word/2023/wordml/word16du" xmlns:w16sdtdh="http://schemas.microsoft.com/office/word/2020/wordml/sdtdatahash" xmlns:w16se="http://schemas.microsoft.com/office/word/2015/wordml/symex" xmlns:wpg="http://schemas.microsoft.com/office/word/2010/wordprocessingGroup" xmlns:wpi="http://schemas.microsoft.com/office/word/2010/wordprocessingInk" xmlns:wne="http://schemas.microsoft.com/office/word/2006/wordml" xmlns:wps="http://schemas.microsoft.com/office/word/2010/wordprocessingShape" mc:Ignorable="w14 w15 w16se w16cid w16 w16cex w16sdtdh wp14">
   <w:body>
     <w:p>
       <w:r>
@@ -299,11 +299,19 @@
         </w:rPr>
         <w:t xml:space="preserve"> </w:t>
       </w:r>
-      <w:r>
-        <w:rPr>
-          <w:rFonts w:hint="eastAsia"/>
-        </w:rPr>
-        <w:t>桌遊、</w:t>
+      <w:proofErr w:type="gramStart"/>
+      <w:r>
+        <w:rPr>
+          <w:rFonts w:hint="eastAsia"/>
+        </w:rPr>
+        <w:t>桌遊</w:t>
+      </w:r>
+      <w:proofErr w:type="gramEnd"/>
+      <w:r>
+        <w:rPr>
+          <w:rFonts w:hint="eastAsia"/>
+        </w:rPr>
+        <w:t>、</w:t>
       </w:r>
       <w:r>
         <w:t>looking forward to</w:t>
@@ -719,7 +727,7 @@
     <w:p>
       <w:pPr>
         <w:rPr>
-          <w:rFonts w:ascii="Microsoft JhengHei" w:eastAsia="Microsoft JhengHei" w:hAnsi="Microsoft JhengHei" w:cs="Microsoft JhengHei"/>
+          <w:rFonts w:ascii="微軟正黑體" w:eastAsia="微軟正黑體" w:hAnsi="微軟正黑體" w:cs="微軟正黑體"/>
         </w:rPr>
       </w:pPr>
       <w:r>
@@ -787,13 +795,13 @@
       </w:r>
       <w:r>
         <w:rPr>
-          <w:rFonts w:ascii="Microsoft JhengHei" w:eastAsia="Microsoft JhengHei" w:hAnsi="Microsoft JhengHei" w:cs="Microsoft JhengHei" w:hint="eastAsia"/>
+          <w:rFonts w:ascii="微軟正黑體" w:eastAsia="微軟正黑體" w:hAnsi="微軟正黑體" w:cs="微軟正黑體" w:hint="eastAsia"/>
         </w:rPr>
         <w:t>/</w:t>
       </w:r>
       <w:r>
         <w:rPr>
-          <w:rFonts w:ascii="Microsoft JhengHei" w:eastAsia="Microsoft JhengHei" w:hAnsi="Microsoft JhengHei" w:cs="Microsoft JhengHei" w:hint="eastAsia"/>
+          <w:rFonts w:ascii="微軟正黑體" w:eastAsia="微軟正黑體" w:hAnsi="微軟正黑體" w:cs="微軟正黑體" w:hint="eastAsia"/>
         </w:rPr>
         <w:t>以</w:t>
       </w:r>
@@ -805,7 +813,7 @@
       </w:r>
       <w:r>
         <w:rPr>
-          <w:rFonts w:ascii="Microsoft JhengHei" w:eastAsia="Microsoft JhengHei" w:hAnsi="Microsoft JhengHei" w:cs="Microsoft JhengHei" w:hint="eastAsia"/>
+          <w:rFonts w:ascii="微軟正黑體" w:eastAsia="微軟正黑體" w:hAnsi="微軟正黑體" w:cs="微軟正黑體" w:hint="eastAsia"/>
         </w:rPr>
         <w:t>為基礎</w:t>
       </w:r>
@@ -832,9 +840,11 @@
         </w:rPr>
         <w:t>.</w:t>
       </w:r>
+      <w:proofErr w:type="gramStart"/>
       <w:r>
         <w:t>..</w:t>
       </w:r>
+      <w:proofErr w:type="gramEnd"/>
       <w:r>
         <w:rPr>
           <w:rFonts w:hint="eastAsia"/>
@@ -1443,13 +1453,7 @@
       </w:r>
     </w:p>
     <w:p/>
-    <w:p>
-      <w:pPr>
-        <w:rPr>
-          <w:rFonts w:hint="eastAsia"/>
-        </w:rPr>
-      </w:pPr>
-    </w:p>
+    <w:p/>
     <w:p>
       <w:r>
         <w:lastRenderedPageBreak/>
@@ -1661,6 +1665,72 @@
         <w:t>補助金</w:t>
       </w:r>
     </w:p>
+    <w:p/>
+    <w:p>
+      <w:r>
+        <w:t>renowned</w:t>
+      </w:r>
+      <w:r>
+        <w:rPr>
+          <w:rFonts w:hint="eastAsia"/>
+        </w:rPr>
+        <w:t xml:space="preserve"> </w:t>
+      </w:r>
+      <w:r>
+        <w:t>adj.</w:t>
+      </w:r>
+      <w:r>
+        <w:rPr>
+          <w:rFonts w:hint="eastAsia"/>
+        </w:rPr>
+        <w:t>著名的、</w:t>
+      </w:r>
+      <w:r>
+        <w:t>celebrity guest</w:t>
+      </w:r>
+      <w:r>
+        <w:t>名人嘉賓</w:t>
+      </w:r>
+      <w:r>
+        <w:rPr>
+          <w:rFonts w:hint="eastAsia"/>
+        </w:rPr>
+        <w:t>、</w:t>
+      </w:r>
+      <w:r>
+        <w:rPr>
+          <w:rStyle w:val="a3"/>
+          <w:rFonts w:ascii="Arial" w:hAnsi="Arial" w:cs="Arial"/>
+          <w:b w:val="0"/>
+          <w:bCs w:val="0"/>
+        </w:rPr>
+        <w:t>sponsor</w:t>
+      </w:r>
+      <w:r>
+        <w:rPr>
+          <w:rStyle w:val="a3"/>
+          <w:rFonts w:ascii="Arial" w:hAnsi="Arial" w:cs="Arial" w:hint="eastAsia"/>
+          <w:b w:val="0"/>
+          <w:bCs w:val="0"/>
+        </w:rPr>
+        <w:t xml:space="preserve"> n</w:t>
+      </w:r>
+      <w:r>
+        <w:rPr>
+          <w:rStyle w:val="a3"/>
+          <w:rFonts w:ascii="Arial" w:hAnsi="Arial" w:cs="Arial"/>
+          <w:b w:val="0"/>
+          <w:bCs w:val="0"/>
+        </w:rPr>
+        <w:t>.</w:t>
+      </w:r>
+      <w:r>
+        <w:t xml:space="preserve"> </w:t>
+      </w:r>
+      <w:r>
+        <w:t>贊助商</w:t>
+      </w:r>
+    </w:p>
     <w:p>
       <w:pPr>
         <w:rPr>
@@ -1668,6 +1738,133 @@
         </w:rPr>
       </w:pPr>
     </w:p>
+    <w:p>
+      <w:r>
+        <w:t>staff shortage</w:t>
+      </w:r>
+      <w:r>
+        <w:t xml:space="preserve"> </w:t>
+      </w:r>
+      <w:r>
+        <w:t>人手不足</w:t>
+      </w:r>
+      <w:r>
+        <w:rPr>
+          <w:rFonts w:hint="eastAsia"/>
+        </w:rPr>
+        <w:t>、</w:t>
+      </w:r>
+      <w:r>
+        <w:t>inaccurate</w:t>
+      </w:r>
+      <w:r>
+        <w:t xml:space="preserve"> adj</w:t>
+      </w:r>
+      <w:r>
+        <w:rPr>
+          <w:rFonts w:hint="eastAsia"/>
+        </w:rPr>
+        <w:t>不準確、</w:t>
+      </w:r>
+      <w:r>
+        <w:t>allocation</w:t>
+      </w:r>
+      <w:r>
+        <w:rPr>
+          <w:rFonts w:hint="eastAsia"/>
+        </w:rPr>
+        <w:t xml:space="preserve"> </w:t>
+      </w:r>
+      <w:r>
+        <w:t>n.</w:t>
+      </w:r>
+      <w:r>
+        <w:rPr>
+          <w:rFonts w:hint="eastAsia"/>
+        </w:rPr>
+        <w:t>分配</w:t>
+      </w:r>
+    </w:p>
+    <w:p>
+      <w:r>
+        <w:t>demand for</w:t>
+      </w:r>
+      <w:r>
+        <w:rPr>
+          <w:rFonts w:hint="eastAsia"/>
+        </w:rPr>
+        <w:t>對</w:t>
+      </w:r>
+      <w:r>
+        <w:t>…</w:t>
+      </w:r>
+      <w:r>
+        <w:rPr>
+          <w:rFonts w:hint="eastAsia"/>
+        </w:rPr>
+        <w:t>的需求、</w:t>
+      </w:r>
+      <w:r>
+        <w:t>surplus</w:t>
+      </w:r>
+      <w:r>
+        <w:rPr>
+          <w:rFonts w:hint="eastAsia"/>
+        </w:rPr>
+        <w:t xml:space="preserve"> </w:t>
+      </w:r>
+      <w:r>
+        <w:t>n.</w:t>
+      </w:r>
+      <w:r>
+        <w:rPr>
+          <w:rFonts w:hint="eastAsia"/>
+        </w:rPr>
+        <w:t>剩餘</w:t>
+      </w:r>
+      <w:r>
+        <w:rPr>
+          <w:rFonts w:hint="eastAsia"/>
+        </w:rPr>
+        <w:t>/</w:t>
+      </w:r>
+      <w:r>
+        <w:rPr>
+          <w:rFonts w:hint="eastAsia"/>
+        </w:rPr>
+        <w:t>盈餘、</w:t>
+      </w:r>
+      <w:r>
+        <w:t>restructuring</w:t>
+      </w:r>
+      <w:r>
+        <w:rPr>
+          <w:rFonts w:hint="eastAsia"/>
+        </w:rPr>
+        <w:t xml:space="preserve"> </w:t>
+      </w:r>
+      <w:r>
+        <w:t>n.</w:t>
+      </w:r>
+      <w:r>
+        <w:rPr>
+          <w:rFonts w:hint="eastAsia"/>
+        </w:rPr>
+        <w:t>調整</w:t>
+      </w:r>
+      <w:r>
+        <w:rPr>
+          <w:rFonts w:hint="eastAsia"/>
+        </w:rPr>
+        <w:t>/</w:t>
+      </w:r>
+      <w:r>
+        <w:rPr>
+          <w:rFonts w:hint="eastAsia"/>
+        </w:rPr>
+        <w:t>重建</w:t>
+      </w:r>
+    </w:p>
     <w:p/>
     <w:p>
       <w:pPr>
@@ -1676,6 +1873,8 @@
         </w:rPr>
       </w:pPr>
     </w:p>
+    <w:p/>
+    <w:p/>
     <w:sectPr>
       <w:pgSz w:w="11906" w:h="16838"/>
       <w:pgMar w:top="1440" w:right="1800" w:bottom="1440" w:left="1800" w:header="851" w:footer="992" w:gutter="0"/>
@@ -2112,6 +2311,17 @@
     <w:semiHidden/>
     <w:unhideWhenUsed/>
   </w:style>
+  <w:style w:type="character" w:styleId="a3">
+    <w:name w:val="Strong"/>
+    <w:basedOn w:val="a0"/>
+    <w:uiPriority w:val="22"/>
+    <w:qFormat/>
+    <w:rsid w:val="008148B1"/>
+    <w:rPr>
+      <w:b/>
+      <w:bCs/>
+    </w:rPr>
+  </w:style>
 </w:styles>
 </file>
 

--- a/碩一/TOEIC/聽力單字.docx
+++ b/碩一/TOEIC/聽力單字.docx
@@ -1,6 +1,6 @@
 
 <file path=word/document.xml><?xml version="1.0" encoding="utf-8"?>
-<w:document xmlns:wpc="http://schemas.microsoft.com/office/word/2010/wordprocessingCanvas" xmlns:cx="http://schemas.microsoft.com/office/drawing/2014/chartex" xmlns:cx1="http://schemas.microsoft.com/office/drawing/2015/9/8/chartex" xmlns:cx2="http://schemas.microsoft.com/office/drawing/2015/10/21/chartex" xmlns:cx3="http://schemas.microsoft.com/office/drawing/2016/5/9/chartex" xmlns:cx4="http://schemas.microsoft.com/office/drawing/2016/5/10/chartex" xmlns:cx5="http://schemas.microsoft.com/office/drawing/2016/5/11/chartex" xmlns:cx6="http://schemas.microsoft.com/office/drawing/2016/5/12/chartex" xmlns:cx7="http://schemas.microsoft.com/office/drawing/2016/5/13/chartex" xmlns:cx8="http://schemas.microsoft.com/office/drawing/2016/5/14/chartex" xmlns:mc="http://schemas.openxmlformats.org/markup-compatibility/2006" xmlns:aink="http://schemas.microsoft.com/office/drawing/2016/ink" xmlns:am3d="http://schemas.microsoft.com/office/drawing/2017/model3d" xmlns:o="urn:schemas-microsoft-com:office:office" xmlns:oel="http://schemas.microsoft.com/office/2019/extlst" xmlns:r="http://schemas.openxmlformats.org/officeDocument/2006/relationships" xmlns:m="http://schemas.openxmlformats.org/officeDocument/2006/math" xmlns:v="urn:schemas-microsoft-com:vml" xmlns:wp14="http://schemas.microsoft.com/office/word/2010/wordprocessingDrawing" xmlns:wp="http://schemas.openxmlformats.org/drawingml/2006/wordprocessingDrawing" xmlns:w10="urn:schemas-microsoft-com:office:word" xmlns:w="http://schemas.openxmlformats.org/wordprocessingml/2006/main" xmlns:w14="http://schemas.microsoft.com/office/word/2010/wordml" xmlns:w15="http://schemas.microsoft.com/office/word/2012/wordml" xmlns:w16cex="http://schemas.microsoft.com/office/word/2018/wordml/cex" xmlns:w16cid="http://schemas.microsoft.com/office/word/2016/wordml/cid" xmlns:w16="http://schemas.microsoft.com/office/word/2018/wordml" xmlns:w16du="http://schemas.microsoft.com/office/word/2023/wordml/word16du" xmlns:w16sdtdh="http://schemas.microsoft.com/office/word/2020/wordml/sdtdatahash" xmlns:w16se="http://schemas.microsoft.com/office/word/2015/wordml/symex" xmlns:wpg="http://schemas.microsoft.com/office/word/2010/wordprocessingGroup" xmlns:wpi="http://schemas.microsoft.com/office/word/2010/wordprocessingInk" xmlns:wne="http://schemas.microsoft.com/office/word/2006/wordml" xmlns:wps="http://schemas.microsoft.com/office/word/2010/wordprocessingShape" mc:Ignorable="w14 w15 w16se w16cid w16 w16cex w16sdtdh wp14">
+<w:document xmlns:wpc="http://schemas.microsoft.com/office/word/2010/wordprocessingCanvas" xmlns:cx="http://schemas.microsoft.com/office/drawing/2014/chartex" xmlns:cx1="http://schemas.microsoft.com/office/drawing/2015/9/8/chartex" xmlns:cx2="http://schemas.microsoft.com/office/drawing/2015/10/21/chartex" xmlns:cx3="http://schemas.microsoft.com/office/drawing/2016/5/9/chartex" xmlns:cx4="http://schemas.microsoft.com/office/drawing/2016/5/10/chartex" xmlns:cx5="http://schemas.microsoft.com/office/drawing/2016/5/11/chartex" xmlns:cx6="http://schemas.microsoft.com/office/drawing/2016/5/12/chartex" xmlns:cx7="http://schemas.microsoft.com/office/drawing/2016/5/13/chartex" xmlns:cx8="http://schemas.microsoft.com/office/drawing/2016/5/14/chartex" xmlns:mc="http://schemas.openxmlformats.org/markup-compatibility/2006" xmlns:aink="http://schemas.microsoft.com/office/drawing/2016/ink" xmlns:am3d="http://schemas.microsoft.com/office/drawing/2017/model3d" xmlns:o="urn:schemas-microsoft-com:office:office" xmlns:r="http://schemas.openxmlformats.org/officeDocument/2006/relationships" xmlns:m="http://schemas.openxmlformats.org/officeDocument/2006/math" xmlns:v="urn:schemas-microsoft-com:vml" xmlns:wp14="http://schemas.microsoft.com/office/word/2010/wordprocessingDrawing" xmlns:wp="http://schemas.openxmlformats.org/drawingml/2006/wordprocessingDrawing" xmlns:w10="urn:schemas-microsoft-com:office:word" xmlns:w="http://schemas.openxmlformats.org/wordprocessingml/2006/main" xmlns:w14="http://schemas.microsoft.com/office/word/2010/wordml" xmlns:w15="http://schemas.microsoft.com/office/word/2012/wordml" xmlns:w16cex="http://schemas.microsoft.com/office/word/2018/wordml/cex" xmlns:w16cid="http://schemas.microsoft.com/office/word/2016/wordml/cid" xmlns:w16="http://schemas.microsoft.com/office/word/2018/wordml" xmlns:w16sdtdh="http://schemas.microsoft.com/office/word/2020/wordml/sdtdatahash" xmlns:w16se="http://schemas.microsoft.com/office/word/2015/wordml/symex" xmlns:wpg="http://schemas.microsoft.com/office/word/2010/wordprocessingGroup" xmlns:wpi="http://schemas.microsoft.com/office/word/2010/wordprocessingInk" xmlns:wne="http://schemas.microsoft.com/office/word/2006/wordml" xmlns:wps="http://schemas.microsoft.com/office/word/2010/wordprocessingShape" mc:Ignorable="w14 w15 w16se w16cid w16 w16cex w16sdtdh wp14">
   <w:body>
     <w:p>
       <w:r>
@@ -727,7 +727,7 @@
     <w:p>
       <w:pPr>
         <w:rPr>
-          <w:rFonts w:ascii="微軟正黑體" w:eastAsia="微軟正黑體" w:hAnsi="微軟正黑體" w:cs="微軟正黑體"/>
+          <w:rFonts w:ascii="Microsoft JhengHei" w:eastAsia="Microsoft JhengHei" w:hAnsi="Microsoft JhengHei" w:cs="Microsoft JhengHei"/>
         </w:rPr>
       </w:pPr>
       <w:r>
@@ -795,13 +795,13 @@
       </w:r>
       <w:r>
         <w:rPr>
-          <w:rFonts w:ascii="微軟正黑體" w:eastAsia="微軟正黑體" w:hAnsi="微軟正黑體" w:cs="微軟正黑體" w:hint="eastAsia"/>
+          <w:rFonts w:ascii="Microsoft JhengHei" w:eastAsia="Microsoft JhengHei" w:hAnsi="Microsoft JhengHei" w:cs="Microsoft JhengHei" w:hint="eastAsia"/>
         </w:rPr>
         <w:t>/</w:t>
       </w:r>
       <w:r>
         <w:rPr>
-          <w:rFonts w:ascii="微軟正黑體" w:eastAsia="微軟正黑體" w:hAnsi="微軟正黑體" w:cs="微軟正黑體" w:hint="eastAsia"/>
+          <w:rFonts w:ascii="Microsoft JhengHei" w:eastAsia="Microsoft JhengHei" w:hAnsi="Microsoft JhengHei" w:cs="Microsoft JhengHei" w:hint="eastAsia"/>
         </w:rPr>
         <w:t>以</w:t>
       </w:r>
@@ -813,7 +813,7 @@
       </w:r>
       <w:r>
         <w:rPr>
-          <w:rFonts w:ascii="微軟正黑體" w:eastAsia="微軟正黑體" w:hAnsi="微軟正黑體" w:cs="微軟正黑體" w:hint="eastAsia"/>
+          <w:rFonts w:ascii="Microsoft JhengHei" w:eastAsia="Microsoft JhengHei" w:hAnsi="Microsoft JhengHei" w:cs="Microsoft JhengHei" w:hint="eastAsia"/>
         </w:rPr>
         <w:t>為基礎</w:t>
       </w:r>
@@ -1732,11 +1732,102 @@
       </w:r>
     </w:p>
     <w:p>
+      <w:r>
+        <w:t>hold down the fort</w:t>
+      </w:r>
+      <w:r>
+        <w:rPr>
+          <w:rFonts w:hint="eastAsia"/>
+        </w:rPr>
+        <w:t xml:space="preserve"> </w:t>
+      </w:r>
+      <w:r>
+        <w:t>暫時負責</w:t>
+      </w:r>
+      <w:r>
+        <w:rPr>
+          <w:rFonts w:hint="eastAsia"/>
+        </w:rPr>
+        <w:t>/</w:t>
+      </w:r>
+      <w:r>
+        <w:t>代管</w:t>
+      </w:r>
+      <w:r>
+        <w:rPr>
+          <w:rFonts w:hint="eastAsia"/>
+        </w:rPr>
+        <w:t>、</w:t>
+      </w:r>
+      <w:r>
+        <w:t>step out</w:t>
+      </w:r>
+      <w:r>
+        <w:t>出去</w:t>
+      </w:r>
+      <w:r>
+        <w:rPr>
+          <w:rFonts w:hint="eastAsia"/>
+        </w:rPr>
+        <w:t>、</w:t>
+      </w:r>
+      <w:r>
+        <w:t>depend on</w:t>
+      </w:r>
+      <w:r>
+        <w:t>取決於</w:t>
+      </w:r>
+      <w:r>
+        <w:rPr>
+          <w:rFonts w:hint="eastAsia"/>
+        </w:rPr>
+        <w:t>/</w:t>
+      </w:r>
+      <w:r>
+        <w:t>依靠</w:t>
+      </w:r>
+    </w:p>
+    <w:p>
       <w:pPr>
         <w:rPr>
           <w:rFonts w:hint="eastAsia"/>
         </w:rPr>
       </w:pPr>
+      <w:r>
+        <w:rPr>
+          <w:rFonts w:hint="eastAsia"/>
+        </w:rPr>
+        <w:t>m</w:t>
+      </w:r>
+      <w:r>
+        <w:t>ention v.</w:t>
+      </w:r>
+      <w:r>
+        <w:rPr>
+          <w:rFonts w:hint="eastAsia"/>
+        </w:rPr>
+        <w:t>提到</w:t>
+      </w:r>
+      <w:r>
+        <w:rPr>
+          <w:rFonts w:hint="eastAsia"/>
+        </w:rPr>
+        <w:t>、</w:t>
+      </w:r>
+      <w:r>
+        <w:t>in time</w:t>
+      </w:r>
+      <w:r>
+        <w:t>及時</w:t>
+      </w:r>
+    </w:p>
+    <w:p/>
+    <w:p>
+      <w:pPr>
+        <w:rPr>
+          <w:rFonts w:hint="eastAsia"/>
+        </w:rPr>
+      </w:pPr>
     </w:p>
     <w:p>
       <w:r>
@@ -1865,6 +1956,111 @@
         <w:t>重建</w:t>
       </w:r>
     </w:p>
+    <w:p>
+      <w:r>
+        <w:t>significant</w:t>
+      </w:r>
+      <w:r>
+        <w:t xml:space="preserve"> adj </w:t>
+      </w:r>
+      <w:r>
+        <w:rPr>
+          <w:rFonts w:hint="eastAsia"/>
+        </w:rPr>
+        <w:t>顯著的</w:t>
+      </w:r>
+      <w:r>
+        <w:rPr>
+          <w:rFonts w:hint="eastAsia"/>
+        </w:rPr>
+        <w:t>/</w:t>
+      </w:r>
+      <w:r>
+        <w:rPr>
+          <w:rFonts w:hint="eastAsia"/>
+        </w:rPr>
+        <w:t>重要、</w:t>
+      </w:r>
+      <w:r>
+        <w:t>distribution</w:t>
+      </w:r>
+      <w:r>
+        <w:rPr>
+          <w:rFonts w:hint="eastAsia"/>
+        </w:rPr>
+        <w:t xml:space="preserve"> </w:t>
+      </w:r>
+      <w:r>
+        <w:t>n.</w:t>
+      </w:r>
+      <w:r>
+        <w:rPr>
+          <w:rFonts w:hint="eastAsia"/>
+        </w:rPr>
+        <w:t>分配</w:t>
+      </w:r>
+      <w:r>
+        <w:rPr>
+          <w:rFonts w:hint="eastAsia"/>
+        </w:rPr>
+        <w:t>、</w:t>
+      </w:r>
+      <w:r>
+        <w:t>scaling up</w:t>
+      </w:r>
+      <w:r>
+        <w:t>擴大規模</w:t>
+      </w:r>
+      <w:r>
+        <w:rPr>
+          <w:rFonts w:hint="eastAsia"/>
+        </w:rPr>
+        <w:t>/</w:t>
+      </w:r>
+      <w:r>
+        <w:t>增加</w:t>
+      </w:r>
+    </w:p>
+    <w:p>
+      <w:r>
+        <w:t>boost</w:t>
+      </w:r>
+      <w:r>
+        <w:rPr>
+          <w:rFonts w:hint="eastAsia"/>
+        </w:rPr>
+        <w:t xml:space="preserve"> </w:t>
+      </w:r>
+      <w:proofErr w:type="spellStart"/>
+      <w:r>
+        <w:t>v.</w:t>
+      </w:r>
+      <w:r>
+        <w:t>n</w:t>
+      </w:r>
+      <w:proofErr w:type="spellEnd"/>
+      <w:r>
+        <w:t>.</w:t>
+      </w:r>
+      <w:r>
+        <w:rPr>
+          <w:rFonts w:hint="eastAsia"/>
+        </w:rPr>
+        <w:t>改善</w:t>
+      </w:r>
+      <w:r>
+        <w:rPr>
+          <w:rFonts w:hint="eastAsia"/>
+        </w:rPr>
+        <w:t>/</w:t>
+      </w:r>
+      <w:r>
+        <w:rPr>
+          <w:rFonts w:hint="eastAsia"/>
+        </w:rPr>
+        <w:t>提高</w:t>
+      </w:r>
+    </w:p>
     <w:p/>
     <w:p>
       <w:pPr>
@@ -1873,6 +2069,7 @@
         </w:rPr>
       </w:pPr>
     </w:p>
+    <w:p/>
     <w:p/>
     <w:p/>
     <w:sectPr>

--- a/碩一/TOEIC/聽力單字.docx
+++ b/碩一/TOEIC/聽力單字.docx
@@ -299,14 +299,130 @@
         </w:rPr>
         <w:t xml:space="preserve"> </w:t>
       </w:r>
-      <w:proofErr w:type="gramStart"/>
-      <w:r>
-        <w:rPr>
-          <w:rFonts w:hint="eastAsia"/>
-        </w:rPr>
-        <w:t>桌遊</w:t>
-      </w:r>
-      <w:proofErr w:type="gramEnd"/>
+      <w:r>
+        <w:rPr>
+          <w:rFonts w:hint="eastAsia"/>
+        </w:rPr>
+        <w:t>桌遊、</w:t>
+      </w:r>
+      <w:r>
+        <w:t>looking forward to</w:t>
+      </w:r>
+      <w:r>
+        <w:t xml:space="preserve"> </w:t>
+      </w:r>
+      <w:r>
+        <w:rPr>
+          <w:rFonts w:hint="eastAsia"/>
+        </w:rPr>
+        <w:t>期待、</w:t>
+      </w:r>
+      <w:r>
+        <w:t>down the hall</w:t>
+      </w:r>
+      <w:r>
+        <w:rPr>
+          <w:rFonts w:hint="eastAsia"/>
+        </w:rPr>
+        <w:t>在走廊盡頭</w:t>
+      </w:r>
+    </w:p>
+    <w:p>
+      <w:r>
+        <w:t>expedition</w:t>
+      </w:r>
+      <w:r>
+        <w:rPr>
+          <w:rFonts w:hint="eastAsia"/>
+        </w:rPr>
+        <w:t xml:space="preserve"> n</w:t>
+      </w:r>
+      <w:r>
+        <w:t>.</w:t>
+      </w:r>
+      <w:r>
+        <w:rPr>
+          <w:rFonts w:hint="eastAsia"/>
+        </w:rPr>
+        <w:t>探險</w:t>
+      </w:r>
+      <w:r>
+        <w:rPr>
+          <w:rFonts w:hint="eastAsia"/>
+        </w:rPr>
+        <w:t>/</w:t>
+      </w:r>
+      <w:r>
+        <w:rPr>
+          <w:rFonts w:hint="eastAsia"/>
+        </w:rPr>
+        <w:t>考察、</w:t>
+      </w:r>
+      <w:r>
+        <w:rPr>
+          <w:rFonts w:hint="eastAsia"/>
+        </w:rPr>
+        <w:t>c</w:t>
+      </w:r>
+      <w:r>
+        <w:t>amping n.</w:t>
+      </w:r>
+      <w:r>
+        <w:rPr>
+          <w:rFonts w:hint="eastAsia"/>
+        </w:rPr>
+        <w:t>露營、</w:t>
+      </w:r>
+      <w:r>
+        <w:t>park ranger</w:t>
+      </w:r>
+      <w:r>
+        <w:rPr>
+          <w:rFonts w:hint="eastAsia"/>
+        </w:rPr>
+        <w:t xml:space="preserve"> </w:t>
+      </w:r>
+      <w:r>
+        <w:rPr>
+          <w:rFonts w:hint="eastAsia"/>
+        </w:rPr>
+        <w:t>公園管理員</w:t>
+      </w:r>
+    </w:p>
+    <w:p>
+      <w:r>
+        <w:t>broken tent</w:t>
+      </w:r>
+      <w:r>
+        <w:rPr>
+          <w:rFonts w:hint="eastAsia"/>
+        </w:rPr>
+        <w:t xml:space="preserve"> </w:t>
+      </w:r>
+      <w:r>
+        <w:rPr>
+          <w:rFonts w:hint="eastAsia"/>
+        </w:rPr>
+        <w:t>壞掉的帳篷</w:t>
+      </w:r>
+    </w:p>
+    <w:p/>
+    <w:p>
+      <w:r>
+        <w:t>hiking trail</w:t>
+      </w:r>
+      <w:r>
+        <w:rPr>
+          <w:rFonts w:hint="eastAsia"/>
+        </w:rPr>
+        <w:t xml:space="preserve"> </w:t>
+      </w:r>
+      <w:r>
+        <w:rPr>
+          <w:rFonts w:hint="eastAsia"/>
+        </w:rPr>
+        <w:t>登山步道</w:t>
+      </w:r>
       <w:r>
         <w:rPr>
           <w:rFonts w:hint="eastAsia"/>
@@ -314,122 +430,242 @@
         <w:t>、</w:t>
       </w:r>
       <w:r>
-        <w:t>looking forward to</w:t>
-      </w:r>
-      <w:r>
-        <w:t xml:space="preserve"> </w:t>
-      </w:r>
-      <w:r>
-        <w:rPr>
-          <w:rFonts w:hint="eastAsia"/>
-        </w:rPr>
-        <w:t>期待、</w:t>
-      </w:r>
-      <w:r>
-        <w:t>down the hall</w:t>
-      </w:r>
-      <w:r>
-        <w:rPr>
-          <w:rFonts w:hint="eastAsia"/>
-        </w:rPr>
-        <w:t>在走廊盡頭</w:t>
-      </w:r>
-    </w:p>
-    <w:p>
-      <w:r>
-        <w:t>expedition</w:t>
-      </w:r>
-      <w:r>
-        <w:rPr>
-          <w:rFonts w:hint="eastAsia"/>
-        </w:rPr>
+        <w:rPr>
+          <w:rFonts w:hint="eastAsia"/>
+        </w:rPr>
+        <w:t>s</w:t>
+      </w:r>
+      <w:r>
+        <w:t>targazing n.</w:t>
+      </w:r>
+      <w:r>
+        <w:rPr>
+          <w:rFonts w:hint="eastAsia"/>
+        </w:rPr>
+        <w:t>觀星</w:t>
+      </w:r>
+    </w:p>
+    <w:p/>
+    <w:p>
+      <w:r>
+        <w:t>informed</w:t>
+      </w:r>
+      <w:r>
+        <w:rPr>
+          <w:rFonts w:hint="eastAsia"/>
+        </w:rPr>
+        <w:t xml:space="preserve"> </w:t>
+      </w:r>
+      <w:r>
+        <w:t xml:space="preserve">adj </w:t>
+      </w:r>
+      <w:r>
+        <w:rPr>
+          <w:rFonts w:hint="eastAsia"/>
+        </w:rPr>
+        <w:t>知情</w:t>
+      </w:r>
+      <w:r>
+        <w:rPr>
+          <w:rFonts w:hint="eastAsia"/>
+        </w:rPr>
+        <w:t>/</w:t>
+      </w:r>
+      <w:r>
+        <w:rPr>
+          <w:rFonts w:hint="eastAsia"/>
+        </w:rPr>
+        <w:t>見多識廣、</w:t>
+      </w:r>
+      <w:r>
+        <w:t>hung up</w:t>
+      </w:r>
+      <w:r>
+        <w:rPr>
+          <w:rFonts w:hint="eastAsia"/>
+        </w:rPr>
+        <w:t xml:space="preserve"> </w:t>
+      </w:r>
+      <w:r>
+        <w:rPr>
+          <w:rFonts w:hint="eastAsia"/>
+        </w:rPr>
+        <w:t>焦慮</w:t>
+      </w:r>
+      <w:r>
+        <w:rPr>
+          <w:rFonts w:hint="eastAsia"/>
+        </w:rPr>
+        <w:t>/</w:t>
+      </w:r>
+      <w:r>
+        <w:rPr>
+          <w:rFonts w:hint="eastAsia"/>
+        </w:rPr>
+        <w:t>煩惱</w:t>
+      </w:r>
+      <w:r>
+        <w:rPr>
+          <w:rFonts w:hint="eastAsia"/>
+        </w:rPr>
+        <w:t>/</w:t>
+      </w:r>
+      <w:r>
+        <w:t>懸掛</w:t>
+      </w:r>
+      <w:r>
+        <w:rPr>
+          <w:rFonts w:hint="eastAsia"/>
+        </w:rPr>
+        <w:t>、</w:t>
+      </w:r>
+      <w:r>
+        <w:rPr>
+          <w:rFonts w:hint="eastAsia"/>
+        </w:rPr>
+        <w:t>a</w:t>
+      </w:r>
+      <w:r>
+        <w:t xml:space="preserve">rtwork n </w:t>
+      </w:r>
+      <w:r>
+        <w:rPr>
+          <w:rFonts w:hint="eastAsia"/>
+        </w:rPr>
+        <w:t>藝術品</w:t>
+      </w:r>
+    </w:p>
+    <w:p>
+      <w:r>
+        <w:t>restoration</w:t>
+      </w:r>
+      <w:r>
         <w:t xml:space="preserve"> n</w:t>
       </w:r>
       <w:r>
+        <w:rPr>
+          <w:rFonts w:hint="eastAsia"/>
+        </w:rPr>
+        <w:t>恢復</w:t>
+      </w:r>
+      <w:r>
+        <w:rPr>
+          <w:rFonts w:hint="eastAsia"/>
+        </w:rPr>
+        <w:t>/</w:t>
+      </w:r>
+      <w:r>
+        <w:rPr>
+          <w:rFonts w:hint="eastAsia"/>
+        </w:rPr>
+        <w:t>修復</w:t>
+      </w:r>
+      <w:r>
+        <w:rPr>
+          <w:rFonts w:hint="eastAsia"/>
+        </w:rPr>
+        <w:t>、</w:t>
+      </w:r>
+      <w:r>
+        <w:rPr>
+          <w:rFonts w:hint="eastAsia"/>
+        </w:rPr>
+        <w:t>r</w:t>
+      </w:r>
+      <w:r>
+        <w:t>emind v</w:t>
+      </w:r>
+      <w:r>
+        <w:rPr>
+          <w:rFonts w:hint="eastAsia"/>
+        </w:rPr>
+        <w:t>提醒、</w:t>
+      </w:r>
+      <w:r>
+        <w:t>inform</w:t>
+      </w:r>
+      <w:r>
+        <w:rPr>
+          <w:rFonts w:hint="eastAsia"/>
+        </w:rPr>
+        <w:t xml:space="preserve"> v</w:t>
+      </w:r>
+      <w:r>
+        <w:rPr>
+          <w:rFonts w:hint="eastAsia"/>
+        </w:rPr>
+        <w:t>通知</w:t>
+      </w:r>
+    </w:p>
+    <w:p>
+      <w:r>
+        <w:rPr>
+          <w:rFonts w:hint="eastAsia"/>
+        </w:rPr>
+        <w:t>u</w:t>
+      </w:r>
+      <w:r>
+        <w:t xml:space="preserve">nauthorized adj </w:t>
+      </w:r>
+      <w:r>
+        <w:rPr>
+          <w:rFonts w:hint="eastAsia"/>
+        </w:rPr>
+        <w:t>未經許可、</w:t>
+      </w:r>
+      <w:r>
+        <w:rPr>
+          <w:rFonts w:hint="eastAsia"/>
+        </w:rPr>
+        <w:t>f</w:t>
+      </w:r>
+      <w:r>
+        <w:t xml:space="preserve">ill in </w:t>
+      </w:r>
+      <w:r>
+        <w:rPr>
+          <w:rFonts w:hint="eastAsia"/>
+        </w:rPr>
+        <w:t>填寫</w:t>
+      </w:r>
+      <w:r>
+        <w:rPr>
+          <w:rFonts w:hint="eastAsia"/>
+        </w:rPr>
+        <w:t>/</w:t>
+      </w:r>
+      <w:r>
+        <w:rPr>
+          <w:rFonts w:hint="eastAsia"/>
+        </w:rPr>
+        <w:t>代替</w:t>
+      </w:r>
+    </w:p>
+    <w:p/>
+    <w:p>
+      <w:r>
+        <w:t>consultancy</w:t>
+      </w:r>
+      <w:r>
+        <w:rPr>
+          <w:rFonts w:hint="eastAsia"/>
+        </w:rPr>
+        <w:t xml:space="preserve"> n</w:t>
+      </w:r>
+      <w:r>
         <w:t>.</w:t>
       </w:r>
       <w:r>
         <w:rPr>
           <w:rFonts w:hint="eastAsia"/>
         </w:rPr>
-        <w:t>探險</w:t>
-      </w:r>
-      <w:r>
-        <w:rPr>
-          <w:rFonts w:hint="eastAsia"/>
-        </w:rPr>
-        <w:t>/</w:t>
-      </w:r>
-      <w:r>
-        <w:rPr>
-          <w:rFonts w:hint="eastAsia"/>
-        </w:rPr>
-        <w:t>考察、</w:t>
-      </w:r>
-      <w:r>
-        <w:rPr>
-          <w:rFonts w:hint="eastAsia"/>
-        </w:rPr>
-        <w:t>c</w:t>
-      </w:r>
-      <w:r>
-        <w:t>amping n.</w:t>
-      </w:r>
-      <w:r>
-        <w:rPr>
-          <w:rFonts w:hint="eastAsia"/>
-        </w:rPr>
-        <w:t>露營、</w:t>
-      </w:r>
-      <w:r>
-        <w:t>park ranger</w:t>
-      </w:r>
-      <w:r>
-        <w:rPr>
-          <w:rFonts w:hint="eastAsia"/>
-        </w:rPr>
-        <w:t xml:space="preserve"> </w:t>
-      </w:r>
-      <w:r>
-        <w:rPr>
-          <w:rFonts w:hint="eastAsia"/>
-        </w:rPr>
-        <w:t>公園管理員</w:t>
-      </w:r>
-    </w:p>
-    <w:p>
-      <w:r>
-        <w:t>broken tent</w:t>
-      </w:r>
-      <w:r>
-        <w:rPr>
-          <w:rFonts w:hint="eastAsia"/>
-        </w:rPr>
-        <w:t xml:space="preserve"> </w:t>
-      </w:r>
-      <w:r>
-        <w:rPr>
-          <w:rFonts w:hint="eastAsia"/>
-        </w:rPr>
-        <w:t>壞掉的帳篷</w:t>
-      </w:r>
-    </w:p>
-    <w:p/>
-    <w:p>
-      <w:r>
-        <w:t>hiking trail</w:t>
-      </w:r>
-      <w:r>
-        <w:rPr>
-          <w:rFonts w:hint="eastAsia"/>
-        </w:rPr>
-        <w:t xml:space="preserve"> </w:t>
-      </w:r>
-      <w:r>
-        <w:rPr>
-          <w:rFonts w:hint="eastAsia"/>
-        </w:rPr>
-        <w:t>登山步道</w:t>
+        <w:t xml:space="preserve"> </w:t>
+      </w:r>
+      <w:r>
+        <w:rPr>
+          <w:rFonts w:hint="eastAsia"/>
+        </w:rPr>
+        <w:t>諮詢服務</w:t>
       </w:r>
       <w:r>
         <w:rPr>
@@ -438,88 +674,22 @@
         <w:t>、</w:t>
       </w:r>
       <w:r>
-        <w:rPr>
-          <w:rFonts w:hint="eastAsia"/>
-        </w:rPr>
-        <w:t>s</w:t>
-      </w:r>
-      <w:r>
-        <w:t>targazing n.</w:t>
-      </w:r>
-      <w:r>
-        <w:rPr>
-          <w:rFonts w:hint="eastAsia"/>
-        </w:rPr>
-        <w:t>觀星</w:t>
-      </w:r>
-    </w:p>
-    <w:p/>
-    <w:p>
-      <w:r>
-        <w:t>informed</w:t>
-      </w:r>
-      <w:r>
-        <w:rPr>
-          <w:rFonts w:hint="eastAsia"/>
-        </w:rPr>
-        <w:t xml:space="preserve"> </w:t>
-      </w:r>
-      <w:r>
-        <w:t xml:space="preserve">adj </w:t>
-      </w:r>
-      <w:r>
-        <w:rPr>
-          <w:rFonts w:hint="eastAsia"/>
-        </w:rPr>
-        <w:t>知情</w:t>
-      </w:r>
-      <w:r>
-        <w:rPr>
-          <w:rFonts w:hint="eastAsia"/>
-        </w:rPr>
-        <w:t>/</w:t>
-      </w:r>
-      <w:r>
-        <w:rPr>
-          <w:rFonts w:hint="eastAsia"/>
-        </w:rPr>
-        <w:t>見多識廣、</w:t>
-      </w:r>
-      <w:r>
-        <w:t>hung up</w:t>
-      </w:r>
-      <w:r>
-        <w:rPr>
-          <w:rFonts w:hint="eastAsia"/>
-        </w:rPr>
-        <w:t xml:space="preserve"> </w:t>
-      </w:r>
-      <w:r>
-        <w:rPr>
-          <w:rFonts w:hint="eastAsia"/>
-        </w:rPr>
-        <w:t>焦慮</w:t>
-      </w:r>
-      <w:r>
-        <w:rPr>
-          <w:rFonts w:hint="eastAsia"/>
-        </w:rPr>
-        <w:t>/</w:t>
-      </w:r>
-      <w:r>
-        <w:rPr>
-          <w:rFonts w:hint="eastAsia"/>
-        </w:rPr>
-        <w:t>煩惱</w:t>
-      </w:r>
-      <w:r>
-        <w:rPr>
-          <w:rFonts w:hint="eastAsia"/>
-        </w:rPr>
-        <w:t>/</w:t>
-      </w:r>
-      <w:r>
-        <w:t>懸掛</w:t>
+        <w:t>absolutely</w:t>
+      </w:r>
+      <w:r>
+        <w:rPr>
+          <w:rFonts w:hint="eastAsia"/>
+        </w:rPr>
+        <w:t xml:space="preserve"> a</w:t>
+      </w:r>
+      <w:r>
+        <w:t xml:space="preserve">dv </w:t>
+      </w:r>
+      <w:r>
+        <w:rPr>
+          <w:rFonts w:hint="eastAsia"/>
+        </w:rPr>
+        <w:t>絕對地</w:t>
       </w:r>
       <w:r>
         <w:rPr>
@@ -528,45 +698,65 @@
         <w:t>、</w:t>
       </w:r>
       <w:r>
-        <w:rPr>
-          <w:rFonts w:hint="eastAsia"/>
-        </w:rPr>
-        <w:t>a</w:t>
-      </w:r>
-      <w:r>
-        <w:t xml:space="preserve">rtwork n </w:t>
-      </w:r>
-      <w:r>
-        <w:rPr>
-          <w:rFonts w:hint="eastAsia"/>
-        </w:rPr>
-        <w:t>藝術品</w:t>
-      </w:r>
-    </w:p>
-    <w:p>
-      <w:r>
-        <w:t>restoration</w:t>
-      </w:r>
-      <w:r>
+        <w:t>hobby</w:t>
+      </w:r>
+      <w:r>
+        <w:rPr>
+          <w:rFonts w:hint="eastAsia"/>
+        </w:rPr>
         <w:t xml:space="preserve"> n</w:t>
       </w:r>
       <w:r>
-        <w:rPr>
-          <w:rFonts w:hint="eastAsia"/>
-        </w:rPr>
-        <w:t>恢復</w:t>
-      </w:r>
-      <w:r>
-        <w:rPr>
-          <w:rFonts w:hint="eastAsia"/>
-        </w:rPr>
-        <w:t>/</w:t>
-      </w:r>
-      <w:r>
-        <w:rPr>
-          <w:rFonts w:hint="eastAsia"/>
-        </w:rPr>
-        <w:t>修復</w:t>
+        <w:t>.</w:t>
+      </w:r>
+      <w:r>
+        <w:rPr>
+          <w:rFonts w:hint="eastAsia"/>
+        </w:rPr>
+        <w:t>嗜好</w:t>
+      </w:r>
+    </w:p>
+    <w:p>
+      <w:pPr>
+        <w:rPr>
+          <w:rFonts w:ascii="Microsoft JhengHei" w:eastAsia="Microsoft JhengHei" w:hAnsi="Microsoft JhengHei" w:cs="Microsoft JhengHei"/>
+        </w:rPr>
+      </w:pPr>
+      <w:r>
+        <w:t>confident</w:t>
+      </w:r>
+      <w:r>
+        <w:t xml:space="preserve"> adj </w:t>
+      </w:r>
+      <w:r>
+        <w:rPr>
+          <w:rFonts w:hint="eastAsia"/>
+        </w:rPr>
+        <w:t>自信的、</w:t>
+      </w:r>
+      <w:r>
+        <w:t>qualification</w:t>
+      </w:r>
+      <w:r>
+        <w:t xml:space="preserve"> n.</w:t>
+      </w:r>
+      <w:r>
+        <w:rPr>
+          <w:rFonts w:hint="eastAsia"/>
+        </w:rPr>
+        <w:t>資格</w:t>
+      </w:r>
+      <w:r>
+        <w:rPr>
+          <w:rFonts w:hint="eastAsia"/>
+        </w:rPr>
+        <w:t>/</w:t>
+      </w:r>
+      <w:r>
+        <w:rPr>
+          <w:rFonts w:hint="eastAsia"/>
+        </w:rPr>
+        <w:t>條件</w:t>
       </w:r>
       <w:r>
         <w:rPr>
@@ -575,276 +765,76 @@
         <w:t>、</w:t>
       </w:r>
       <w:r>
-        <w:rPr>
-          <w:rFonts w:hint="eastAsia"/>
-        </w:rPr>
-        <w:t>r</w:t>
-      </w:r>
-      <w:r>
-        <w:t>emind v</w:t>
-      </w:r>
-      <w:r>
-        <w:rPr>
-          <w:rFonts w:hint="eastAsia"/>
-        </w:rPr>
-        <w:t>提醒、</w:t>
-      </w:r>
-      <w:r>
-        <w:t>inform</w:t>
-      </w:r>
-      <w:r>
-        <w:rPr>
-          <w:rFonts w:hint="eastAsia"/>
-        </w:rPr>
-        <w:t xml:space="preserve"> v</w:t>
-      </w:r>
-      <w:r>
-        <w:rPr>
-          <w:rFonts w:hint="eastAsia"/>
-        </w:rPr>
-        <w:t>通知</w:t>
-      </w:r>
-    </w:p>
-    <w:p>
-      <w:r>
-        <w:rPr>
-          <w:rFonts w:hint="eastAsia"/>
-        </w:rPr>
-        <w:t>u</w:t>
-      </w:r>
-      <w:r>
-        <w:t xml:space="preserve">nauthorized adj </w:t>
-      </w:r>
-      <w:r>
-        <w:rPr>
-          <w:rFonts w:hint="eastAsia"/>
-        </w:rPr>
-        <w:t>未經許可、</w:t>
-      </w:r>
-      <w:r>
-        <w:rPr>
-          <w:rFonts w:hint="eastAsia"/>
-        </w:rPr>
-        <w:t>f</w:t>
-      </w:r>
-      <w:r>
-        <w:t xml:space="preserve">ill in </w:t>
-      </w:r>
-      <w:r>
-        <w:rPr>
-          <w:rFonts w:hint="eastAsia"/>
-        </w:rPr>
-        <w:t>填寫</w:t>
-      </w:r>
-      <w:r>
-        <w:rPr>
-          <w:rFonts w:hint="eastAsia"/>
-        </w:rPr>
-        <w:t>/</w:t>
-      </w:r>
-      <w:r>
-        <w:rPr>
-          <w:rFonts w:hint="eastAsia"/>
-        </w:rPr>
-        <w:t>代替</w:t>
-      </w:r>
-    </w:p>
-    <w:p/>
-    <w:p>
-      <w:r>
-        <w:t>consultancy</w:t>
-      </w:r>
-      <w:r>
-        <w:rPr>
-          <w:rFonts w:hint="eastAsia"/>
-        </w:rPr>
-        <w:t xml:space="preserve"> n</w:t>
-      </w:r>
-      <w:r>
+        <w:t>Based on</w:t>
+      </w:r>
+      <w:r>
+        <w:rPr>
+          <w:rFonts w:hint="eastAsia"/>
+        </w:rPr>
+        <w:t xml:space="preserve"> </w:t>
+      </w:r>
+      <w:r>
+        <w:rPr>
+          <w:rFonts w:hint="eastAsia"/>
+        </w:rPr>
+        <w:t>根據</w:t>
+      </w:r>
+      <w:r>
+        <w:rPr>
+          <w:rFonts w:ascii="MS Gothic" w:eastAsia="MS Gothic" w:hAnsi="MS Gothic" w:cs="MS Gothic" w:hint="eastAsia"/>
+        </w:rPr>
+        <w:t>⋯</w:t>
+      </w:r>
+      <w:r>
+        <w:rPr>
+          <w:rFonts w:ascii="Microsoft JhengHei" w:eastAsia="Microsoft JhengHei" w:hAnsi="Microsoft JhengHei" w:cs="Microsoft JhengHei" w:hint="eastAsia"/>
+        </w:rPr>
+        <w:t>/</w:t>
+      </w:r>
+      <w:r>
+        <w:rPr>
+          <w:rFonts w:ascii="Microsoft JhengHei" w:eastAsia="Microsoft JhengHei" w:hAnsi="Microsoft JhengHei" w:cs="Microsoft JhengHei" w:hint="eastAsia"/>
+        </w:rPr>
+        <w:t>以</w:t>
+      </w:r>
+      <w:r>
+        <w:rPr>
+          <w:rFonts w:ascii="MS Gothic" w:eastAsia="MS Gothic" w:hAnsi="MS Gothic" w:cs="MS Gothic" w:hint="eastAsia"/>
+        </w:rPr>
+        <w:t>⋯</w:t>
+      </w:r>
+      <w:r>
+        <w:rPr>
+          <w:rFonts w:ascii="Microsoft JhengHei" w:eastAsia="Microsoft JhengHei" w:hAnsi="Microsoft JhengHei" w:cs="Microsoft JhengHei" w:hint="eastAsia"/>
+        </w:rPr>
+        <w:t>為基礎</w:t>
+      </w:r>
+    </w:p>
+    <w:p>
+      <w:r>
+        <w:t>better fit for</w:t>
+      </w:r>
+      <w:r>
+        <w:rPr>
+          <w:rFonts w:hint="eastAsia"/>
+        </w:rPr>
+        <w:t xml:space="preserve"> </w:t>
+      </w:r>
+      <w:r>
+        <w:rPr>
+          <w:rFonts w:hint="eastAsia"/>
+        </w:rPr>
+        <w:t>更適合</w:t>
+      </w:r>
+      <w:r>
+        <w:rPr>
+          <w:rFonts w:hint="eastAsia"/>
+        </w:rPr>
         <w:t>.</w:t>
       </w:r>
       <w:r>
-        <w:rPr>
-          <w:rFonts w:hint="eastAsia"/>
-        </w:rPr>
-        <w:t xml:space="preserve"> </w:t>
-      </w:r>
-      <w:r>
-        <w:rPr>
-          <w:rFonts w:hint="eastAsia"/>
-        </w:rPr>
-        <w:t>諮詢服務</w:t>
-      </w:r>
-      <w:r>
-        <w:rPr>
-          <w:rFonts w:hint="eastAsia"/>
-        </w:rPr>
-        <w:t>、</w:t>
-      </w:r>
-      <w:r>
-        <w:t>absolutely</w:t>
-      </w:r>
-      <w:r>
-        <w:rPr>
-          <w:rFonts w:hint="eastAsia"/>
-        </w:rPr>
-        <w:t xml:space="preserve"> a</w:t>
-      </w:r>
-      <w:r>
-        <w:t xml:space="preserve">dv </w:t>
-      </w:r>
-      <w:r>
-        <w:rPr>
-          <w:rFonts w:hint="eastAsia"/>
-        </w:rPr>
-        <w:t>絕對地</w:t>
-      </w:r>
-      <w:r>
-        <w:rPr>
-          <w:rFonts w:hint="eastAsia"/>
-        </w:rPr>
-        <w:t>、</w:t>
-      </w:r>
-      <w:r>
-        <w:t>hobby</w:t>
-      </w:r>
-      <w:r>
-        <w:rPr>
-          <w:rFonts w:hint="eastAsia"/>
-        </w:rPr>
-        <w:t xml:space="preserve"> n</w:t>
-      </w:r>
-      <w:r>
-        <w:t>.</w:t>
-      </w:r>
-      <w:r>
-        <w:rPr>
-          <w:rFonts w:hint="eastAsia"/>
-        </w:rPr>
-        <w:t>嗜好</w:t>
-      </w:r>
-    </w:p>
-    <w:p>
-      <w:pPr>
-        <w:rPr>
-          <w:rFonts w:ascii="Microsoft JhengHei" w:eastAsia="Microsoft JhengHei" w:hAnsi="Microsoft JhengHei" w:cs="Microsoft JhengHei"/>
-        </w:rPr>
-      </w:pPr>
-      <w:r>
-        <w:t>confident</w:t>
-      </w:r>
-      <w:r>
-        <w:t xml:space="preserve"> adj </w:t>
-      </w:r>
-      <w:r>
-        <w:rPr>
-          <w:rFonts w:hint="eastAsia"/>
-        </w:rPr>
-        <w:t>自信的、</w:t>
-      </w:r>
-      <w:r>
-        <w:t>qualification</w:t>
-      </w:r>
-      <w:r>
-        <w:t xml:space="preserve"> n.</w:t>
-      </w:r>
-      <w:r>
-        <w:rPr>
-          <w:rFonts w:hint="eastAsia"/>
-        </w:rPr>
-        <w:t>資格</w:t>
-      </w:r>
-      <w:r>
-        <w:rPr>
-          <w:rFonts w:hint="eastAsia"/>
-        </w:rPr>
-        <w:t>/</w:t>
-      </w:r>
-      <w:r>
-        <w:rPr>
-          <w:rFonts w:hint="eastAsia"/>
-        </w:rPr>
-        <w:t>條件</w:t>
-      </w:r>
-      <w:r>
-        <w:rPr>
-          <w:rFonts w:hint="eastAsia"/>
-        </w:rPr>
-        <w:t>、</w:t>
-      </w:r>
-      <w:r>
-        <w:t>Based on</w:t>
-      </w:r>
-      <w:r>
-        <w:rPr>
-          <w:rFonts w:hint="eastAsia"/>
-        </w:rPr>
-        <w:t xml:space="preserve"> </w:t>
-      </w:r>
-      <w:r>
-        <w:rPr>
-          <w:rFonts w:hint="eastAsia"/>
-        </w:rPr>
-        <w:t>根據</w:t>
-      </w:r>
-      <w:r>
-        <w:rPr>
-          <w:rFonts w:ascii="MS Gothic" w:eastAsia="MS Gothic" w:hAnsi="MS Gothic" w:cs="MS Gothic" w:hint="eastAsia"/>
-        </w:rPr>
-        <w:t>⋯</w:t>
-      </w:r>
-      <w:r>
-        <w:rPr>
-          <w:rFonts w:ascii="Microsoft JhengHei" w:eastAsia="Microsoft JhengHei" w:hAnsi="Microsoft JhengHei" w:cs="Microsoft JhengHei" w:hint="eastAsia"/>
-        </w:rPr>
-        <w:t>/</w:t>
-      </w:r>
-      <w:r>
-        <w:rPr>
-          <w:rFonts w:ascii="Microsoft JhengHei" w:eastAsia="Microsoft JhengHei" w:hAnsi="Microsoft JhengHei" w:cs="Microsoft JhengHei" w:hint="eastAsia"/>
-        </w:rPr>
-        <w:t>以</w:t>
-      </w:r>
-      <w:r>
-        <w:rPr>
-          <w:rFonts w:ascii="MS Gothic" w:eastAsia="MS Gothic" w:hAnsi="MS Gothic" w:cs="MS Gothic" w:hint="eastAsia"/>
-        </w:rPr>
-        <w:t>⋯</w:t>
-      </w:r>
-      <w:r>
-        <w:rPr>
-          <w:rFonts w:ascii="Microsoft JhengHei" w:eastAsia="Microsoft JhengHei" w:hAnsi="Microsoft JhengHei" w:cs="Microsoft JhengHei" w:hint="eastAsia"/>
-        </w:rPr>
-        <w:t>為基礎</w:t>
-      </w:r>
-    </w:p>
-    <w:p>
-      <w:r>
-        <w:t>better fit for</w:t>
-      </w:r>
-      <w:r>
-        <w:rPr>
-          <w:rFonts w:hint="eastAsia"/>
-        </w:rPr>
-        <w:t xml:space="preserve"> </w:t>
-      </w:r>
-      <w:r>
-        <w:rPr>
-          <w:rFonts w:hint="eastAsia"/>
-        </w:rPr>
-        <w:t>更適合</w:t>
-      </w:r>
-      <w:r>
-        <w:rPr>
-          <w:rFonts w:hint="eastAsia"/>
-        </w:rPr>
-        <w:t>.</w:t>
-      </w:r>
-      <w:proofErr w:type="gramStart"/>
-      <w:r>
         <w:t>..</w:t>
       </w:r>
-      <w:proofErr w:type="gramEnd"/>
       <w:r>
         <w:rPr>
           <w:rFonts w:hint="eastAsia"/>
@@ -1788,25 +1778,873 @@
       </w:r>
     </w:p>
     <w:p>
+      <w:r>
+        <w:rPr>
+          <w:rFonts w:hint="eastAsia"/>
+        </w:rPr>
+        <w:t>m</w:t>
+      </w:r>
+      <w:r>
+        <w:t>ention v.</w:t>
+      </w:r>
+      <w:r>
+        <w:rPr>
+          <w:rFonts w:hint="eastAsia"/>
+        </w:rPr>
+        <w:t>提到</w:t>
+      </w:r>
+      <w:r>
+        <w:rPr>
+          <w:rFonts w:hint="eastAsia"/>
+        </w:rPr>
+        <w:t>、</w:t>
+      </w:r>
+      <w:r>
+        <w:t>in time</w:t>
+      </w:r>
+      <w:r>
+        <w:t>及時</w:t>
+      </w:r>
+    </w:p>
+    <w:p/>
+    <w:p/>
+    <w:p>
+      <w:r>
+        <w:t>staff shortage</w:t>
+      </w:r>
+      <w:r>
+        <w:t xml:space="preserve"> </w:t>
+      </w:r>
+      <w:r>
+        <w:t>人手不足</w:t>
+      </w:r>
+      <w:r>
+        <w:rPr>
+          <w:rFonts w:hint="eastAsia"/>
+        </w:rPr>
+        <w:t>、</w:t>
+      </w:r>
+      <w:r>
+        <w:t>inaccurate</w:t>
+      </w:r>
+      <w:r>
+        <w:t xml:space="preserve"> adj</w:t>
+      </w:r>
+      <w:r>
+        <w:rPr>
+          <w:rFonts w:hint="eastAsia"/>
+        </w:rPr>
+        <w:t>不準確、</w:t>
+      </w:r>
+      <w:r>
+        <w:t>allocation</w:t>
+      </w:r>
+      <w:r>
+        <w:rPr>
+          <w:rFonts w:hint="eastAsia"/>
+        </w:rPr>
+        <w:t xml:space="preserve"> </w:t>
+      </w:r>
+      <w:r>
+        <w:t>n.</w:t>
+      </w:r>
+      <w:r>
+        <w:rPr>
+          <w:rFonts w:hint="eastAsia"/>
+        </w:rPr>
+        <w:t>分配</w:t>
+      </w:r>
+    </w:p>
+    <w:p>
+      <w:r>
+        <w:t>demand for</w:t>
+      </w:r>
+      <w:r>
+        <w:rPr>
+          <w:rFonts w:hint="eastAsia"/>
+        </w:rPr>
+        <w:t>對</w:t>
+      </w:r>
+      <w:r>
+        <w:t>…</w:t>
+      </w:r>
+      <w:r>
+        <w:rPr>
+          <w:rFonts w:hint="eastAsia"/>
+        </w:rPr>
+        <w:t>的需求、</w:t>
+      </w:r>
+      <w:r>
+        <w:t>surplus</w:t>
+      </w:r>
+      <w:r>
+        <w:rPr>
+          <w:rFonts w:hint="eastAsia"/>
+        </w:rPr>
+        <w:t xml:space="preserve"> </w:t>
+      </w:r>
+      <w:r>
+        <w:t>n.</w:t>
+      </w:r>
+      <w:r>
+        <w:rPr>
+          <w:rFonts w:hint="eastAsia"/>
+        </w:rPr>
+        <w:t>剩餘</w:t>
+      </w:r>
+      <w:r>
+        <w:rPr>
+          <w:rFonts w:hint="eastAsia"/>
+        </w:rPr>
+        <w:t>/</w:t>
+      </w:r>
+      <w:r>
+        <w:rPr>
+          <w:rFonts w:hint="eastAsia"/>
+        </w:rPr>
+        <w:t>盈餘、</w:t>
+      </w:r>
+      <w:r>
+        <w:t>restructuring</w:t>
+      </w:r>
+      <w:r>
+        <w:rPr>
+          <w:rFonts w:hint="eastAsia"/>
+        </w:rPr>
+        <w:t xml:space="preserve"> </w:t>
+      </w:r>
+      <w:r>
+        <w:t>n.</w:t>
+      </w:r>
+      <w:r>
+        <w:rPr>
+          <w:rFonts w:hint="eastAsia"/>
+        </w:rPr>
+        <w:t>調整</w:t>
+      </w:r>
+      <w:r>
+        <w:rPr>
+          <w:rFonts w:hint="eastAsia"/>
+        </w:rPr>
+        <w:t>/</w:t>
+      </w:r>
+      <w:r>
+        <w:rPr>
+          <w:rFonts w:hint="eastAsia"/>
+        </w:rPr>
+        <w:t>重建</w:t>
+      </w:r>
+    </w:p>
+    <w:p>
+      <w:r>
+        <w:t>significant</w:t>
+      </w:r>
+      <w:r>
+        <w:t xml:space="preserve"> adj </w:t>
+      </w:r>
+      <w:r>
+        <w:rPr>
+          <w:rFonts w:hint="eastAsia"/>
+        </w:rPr>
+        <w:t>顯著的</w:t>
+      </w:r>
+      <w:r>
+        <w:rPr>
+          <w:rFonts w:hint="eastAsia"/>
+        </w:rPr>
+        <w:t>/</w:t>
+      </w:r>
+      <w:r>
+        <w:rPr>
+          <w:rFonts w:hint="eastAsia"/>
+        </w:rPr>
+        <w:t>重要、</w:t>
+      </w:r>
+      <w:r>
+        <w:t>distribution</w:t>
+      </w:r>
+      <w:r>
+        <w:rPr>
+          <w:rFonts w:hint="eastAsia"/>
+        </w:rPr>
+        <w:t xml:space="preserve"> </w:t>
+      </w:r>
+      <w:r>
+        <w:t>n.</w:t>
+      </w:r>
+      <w:r>
+        <w:rPr>
+          <w:rFonts w:hint="eastAsia"/>
+        </w:rPr>
+        <w:t>分配</w:t>
+      </w:r>
+      <w:r>
+        <w:rPr>
+          <w:rFonts w:hint="eastAsia"/>
+        </w:rPr>
+        <w:t>、</w:t>
+      </w:r>
+      <w:r>
+        <w:t>scaling up</w:t>
+      </w:r>
+      <w:r>
+        <w:t>擴大規模</w:t>
+      </w:r>
+      <w:r>
+        <w:rPr>
+          <w:rFonts w:hint="eastAsia"/>
+        </w:rPr>
+        <w:t>/</w:t>
+      </w:r>
+      <w:r>
+        <w:t>增加</w:t>
+      </w:r>
+    </w:p>
+    <w:p>
+      <w:r>
+        <w:t>boost</w:t>
+      </w:r>
+      <w:r>
+        <w:rPr>
+          <w:rFonts w:hint="eastAsia"/>
+        </w:rPr>
+        <w:t xml:space="preserve"> </w:t>
+      </w:r>
+      <w:r>
+        <w:t>v.</w:t>
+      </w:r>
+      <w:r>
+        <w:t>n.</w:t>
+      </w:r>
+      <w:r>
+        <w:rPr>
+          <w:rFonts w:hint="eastAsia"/>
+        </w:rPr>
+        <w:t>改善</w:t>
+      </w:r>
+      <w:r>
+        <w:rPr>
+          <w:rFonts w:hint="eastAsia"/>
+        </w:rPr>
+        <w:t>/</w:t>
+      </w:r>
+      <w:r>
+        <w:rPr>
+          <w:rFonts w:hint="eastAsia"/>
+        </w:rPr>
+        <w:t>提高</w:t>
+      </w:r>
+    </w:p>
+    <w:p/>
+    <w:p>
+      <w:r>
+        <w:t>campground</w:t>
+      </w:r>
+      <w:r>
+        <w:rPr>
+          <w:rFonts w:hint="eastAsia"/>
+        </w:rPr>
+        <w:t xml:space="preserve"> </w:t>
+      </w:r>
+      <w:r>
+        <w:t>n.</w:t>
+      </w:r>
+      <w:r>
+        <w:rPr>
+          <w:rFonts w:hint="eastAsia"/>
+        </w:rPr>
+        <w:t>營地、</w:t>
+      </w:r>
+      <w:r>
+        <w:rPr>
+          <w:rFonts w:hint="eastAsia"/>
+        </w:rPr>
+        <w:t>e</w:t>
+      </w:r>
+      <w:r>
+        <w:t>lectrical adj.</w:t>
+      </w:r>
+      <w:r>
+        <w:rPr>
+          <w:rFonts w:hint="eastAsia"/>
+        </w:rPr>
+        <w:t>電力、</w:t>
+      </w:r>
+      <w:r>
+        <w:rPr>
+          <w:rFonts w:hint="eastAsia"/>
+        </w:rPr>
+        <w:t>r</w:t>
+      </w:r>
+      <w:r>
+        <w:t>ental n.</w:t>
+      </w:r>
+      <w:r>
+        <w:rPr>
+          <w:rFonts w:hint="eastAsia"/>
+        </w:rPr>
+        <w:t>出租</w:t>
+      </w:r>
+      <w:r>
+        <w:rPr>
+          <w:rFonts w:hint="eastAsia"/>
+        </w:rPr>
+        <w:t>/</w:t>
+      </w:r>
+      <w:r>
+        <w:rPr>
+          <w:rFonts w:hint="eastAsia"/>
+        </w:rPr>
+        <w:t>租金</w:t>
+      </w:r>
+    </w:p>
+    <w:p>
+      <w:r>
+        <w:t>confident</w:t>
+      </w:r>
+      <w:r>
+        <w:t xml:space="preserve"> adj.</w:t>
+      </w:r>
+      <w:r>
+        <w:rPr>
+          <w:rFonts w:hint="eastAsia"/>
+        </w:rPr>
+        <w:t xml:space="preserve"> </w:t>
+      </w:r>
+      <w:r>
+        <w:rPr>
+          <w:rFonts w:hint="eastAsia"/>
+        </w:rPr>
+        <w:t>自信</w:t>
+      </w:r>
+      <w:r>
+        <w:rPr>
+          <w:rFonts w:hint="eastAsia"/>
+        </w:rPr>
+        <w:t>/</w:t>
+      </w:r>
+      <w:r>
+        <w:rPr>
+          <w:rFonts w:hint="eastAsia"/>
+        </w:rPr>
+        <w:t>信心、</w:t>
+      </w:r>
+      <w:r>
+        <w:t>uncertain about</w:t>
+      </w:r>
+      <w:r>
+        <w:rPr>
+          <w:rFonts w:hint="eastAsia"/>
+        </w:rPr>
+        <w:t>對……感到不確定</w:t>
+      </w:r>
+      <w:r>
+        <w:rPr>
+          <w:rFonts w:hint="eastAsia"/>
+        </w:rPr>
+        <w:t>、</w:t>
+      </w:r>
+      <w:r>
+        <w:t>certain</w:t>
+      </w:r>
+      <w:r>
+        <w:rPr>
+          <w:rFonts w:hint="eastAsia"/>
+        </w:rPr>
+        <w:t xml:space="preserve"> </w:t>
+      </w:r>
+      <w:r>
+        <w:t>adj.</w:t>
+      </w:r>
+      <w:r>
+        <w:rPr>
+          <w:rFonts w:hint="eastAsia"/>
+        </w:rPr>
+        <w:t>肯定</w:t>
+      </w:r>
+    </w:p>
+    <w:p>
+      <w:r>
+        <w:t>refer to</w:t>
+      </w:r>
+      <w:r>
+        <w:rPr>
+          <w:rFonts w:hint="eastAsia"/>
+        </w:rPr>
+        <w:t>提及</w:t>
+      </w:r>
+      <w:r>
+        <w:rPr>
+          <w:rFonts w:hint="eastAsia"/>
+        </w:rPr>
+        <w:t>/</w:t>
+      </w:r>
+      <w:r>
+        <w:rPr>
+          <w:rFonts w:hint="eastAsia"/>
+        </w:rPr>
+        <w:t>談到</w:t>
+      </w:r>
+      <w:r>
+        <w:rPr>
+          <w:rFonts w:hint="eastAsia"/>
+        </w:rPr>
+        <w:t>、</w:t>
+      </w:r>
+      <w:r>
+        <w:t>rental agreement</w:t>
+      </w:r>
+      <w:r>
+        <w:rPr>
+          <w:rFonts w:hint="eastAsia"/>
+        </w:rPr>
+        <w:t>租賃合約</w:t>
+      </w:r>
+      <w:r>
+        <w:rPr>
+          <w:rFonts w:hint="eastAsia"/>
+        </w:rPr>
+        <w:t>、</w:t>
+      </w:r>
+      <w:r>
+        <w:t>testimonial</w:t>
+      </w:r>
+      <w:r>
+        <w:t xml:space="preserve"> n.</w:t>
+      </w:r>
+      <w:r>
+        <w:rPr>
+          <w:rFonts w:hint="eastAsia"/>
+        </w:rPr>
+        <w:t>介紹信</w:t>
+      </w:r>
+      <w:r>
+        <w:rPr>
+          <w:rFonts w:hint="eastAsia"/>
+        </w:rPr>
+        <w:t>/</w:t>
+      </w:r>
+      <w:r>
+        <w:rPr>
+          <w:rFonts w:hint="eastAsia"/>
+        </w:rPr>
+        <w:t>推薦書</w:t>
+      </w:r>
+    </w:p>
+    <w:p>
+      <w:r>
+        <w:t>identify</w:t>
+      </w:r>
+      <w:r>
+        <w:t xml:space="preserve"> v.</w:t>
+      </w:r>
+      <w:r>
+        <w:rPr>
+          <w:rFonts w:hint="eastAsia"/>
+        </w:rPr>
+        <w:t>識別</w:t>
+      </w:r>
+      <w:r>
+        <w:rPr>
+          <w:rFonts w:hint="eastAsia"/>
+        </w:rPr>
+        <w:t>/</w:t>
+      </w:r>
+      <w:r>
+        <w:rPr>
+          <w:rFonts w:hint="eastAsia"/>
+        </w:rPr>
+        <w:t>確定、</w:t>
+      </w:r>
+      <w:r>
+        <w:t>initially</w:t>
+      </w:r>
+      <w:r>
+        <w:rPr>
+          <w:rFonts w:hint="eastAsia"/>
+        </w:rPr>
+        <w:t xml:space="preserve"> </w:t>
+      </w:r>
+      <w:r>
+        <w:t>adv.</w:t>
+      </w:r>
+      <w:r>
+        <w:rPr>
+          <w:rFonts w:hint="eastAsia"/>
+        </w:rPr>
+        <w:t>最初、</w:t>
+      </w:r>
+      <w:r>
+        <w:t>regarding</w:t>
+      </w:r>
+      <w:r>
+        <w:rPr>
+          <w:rFonts w:hint="eastAsia"/>
+        </w:rPr>
+        <w:t xml:space="preserve"> </w:t>
+      </w:r>
+      <w:r>
+        <w:t>prep.</w:t>
+      </w:r>
+      <w:r>
+        <w:rPr>
+          <w:rFonts w:hint="eastAsia"/>
+        </w:rPr>
+        <w:t>關於</w:t>
+      </w:r>
+    </w:p>
+    <w:p>
+      <w:r>
+        <w:t>motorhome</w:t>
+      </w:r>
+      <w:r>
+        <w:rPr>
+          <w:rFonts w:hint="eastAsia"/>
+        </w:rPr>
+        <w:t xml:space="preserve"> n</w:t>
+      </w:r>
+      <w:r>
+        <w:t>.</w:t>
+      </w:r>
+      <w:r>
+        <w:rPr>
+          <w:rFonts w:hint="eastAsia"/>
+        </w:rPr>
+        <w:t>房車、</w:t>
+      </w:r>
+      <w:r>
+        <w:t>thorough</w:t>
+      </w:r>
+      <w:r>
+        <w:rPr>
+          <w:rFonts w:hint="eastAsia"/>
+        </w:rPr>
+        <w:t xml:space="preserve"> a</w:t>
+      </w:r>
+      <w:r>
+        <w:t xml:space="preserve">dj </w:t>
+      </w:r>
+      <w:r>
+        <w:rPr>
+          <w:rFonts w:hint="eastAsia"/>
+        </w:rPr>
+        <w:t>仔細的</w:t>
+      </w:r>
+      <w:r>
+        <w:rPr>
+          <w:rFonts w:hint="eastAsia"/>
+        </w:rPr>
+        <w:t>/</w:t>
+      </w:r>
+      <w:r>
+        <w:rPr>
+          <w:rFonts w:hint="eastAsia"/>
+        </w:rPr>
+        <w:t>徹底、</w:t>
+      </w:r>
+      <w:r>
+        <w:t>inspection</w:t>
+      </w:r>
+      <w:r>
+        <w:rPr>
+          <w:rFonts w:hint="eastAsia"/>
+        </w:rPr>
+        <w:t xml:space="preserve"> n</w:t>
+      </w:r>
+      <w:r>
+        <w:t>.</w:t>
+      </w:r>
+      <w:r>
+        <w:rPr>
+          <w:rFonts w:hint="eastAsia"/>
+        </w:rPr>
+        <w:t>檢查</w:t>
+      </w:r>
+    </w:p>
+    <w:p>
+      <w:r>
+        <w:t>come out</w:t>
+      </w:r>
+      <w:r>
+        <w:rPr>
+          <w:rFonts w:hint="eastAsia"/>
+        </w:rPr>
+        <w:t>出現</w:t>
+      </w:r>
+      <w:r>
+        <w:rPr>
+          <w:rFonts w:hint="eastAsia"/>
+        </w:rPr>
+        <w:t>/</w:t>
+      </w:r>
+      <w:r>
+        <w:rPr>
+          <w:rFonts w:hint="eastAsia"/>
+        </w:rPr>
+        <w:t>發行、</w:t>
+      </w:r>
+      <w:r>
+        <w:t>assess</w:t>
+      </w:r>
+      <w:r>
+        <w:t xml:space="preserve"> v.</w:t>
+      </w:r>
+      <w:r>
+        <w:rPr>
+          <w:rFonts w:hint="eastAsia"/>
+        </w:rPr>
+        <w:t>評估</w:t>
+      </w:r>
+      <w:r>
+        <w:rPr>
+          <w:rFonts w:hint="eastAsia"/>
+        </w:rPr>
+        <w:t>/</w:t>
+      </w:r>
+      <w:r>
+        <w:rPr>
+          <w:rFonts w:hint="eastAsia"/>
+        </w:rPr>
+        <w:t>估價、</w:t>
+      </w:r>
+      <w:r>
+        <w:rPr>
+          <w:rFonts w:hint="eastAsia"/>
+        </w:rPr>
+        <w:t>p</w:t>
+      </w:r>
+      <w:r>
+        <w:t>romptly adv.</w:t>
+      </w:r>
+      <w:r>
+        <w:rPr>
+          <w:rFonts w:hint="eastAsia"/>
+        </w:rPr>
+        <w:t>迅速地</w:t>
+      </w:r>
+    </w:p>
+    <w:p>
+      <w:r>
+        <w:t>question</w:t>
+      </w:r>
+      <w:r>
+        <w:t xml:space="preserve"> n.</w:t>
+      </w:r>
+      <w:r>
+        <w:rPr>
+          <w:rFonts w:hint="eastAsia"/>
+        </w:rPr>
+        <w:t>問題</w:t>
+      </w:r>
+      <w:r>
+        <w:t>,v.</w:t>
+      </w:r>
+      <w:r>
+        <w:rPr>
+          <w:rFonts w:hint="eastAsia"/>
+        </w:rPr>
+        <w:t>懷疑</w:t>
+      </w:r>
+    </w:p>
+    <w:p>
       <w:pPr>
         <w:rPr>
           <w:rFonts w:hint="eastAsia"/>
         </w:rPr>
       </w:pPr>
-      <w:r>
-        <w:rPr>
-          <w:rFonts w:hint="eastAsia"/>
-        </w:rPr>
-        <w:t>m</w:t>
-      </w:r>
-      <w:r>
-        <w:t>ention v.</w:t>
-      </w:r>
-      <w:r>
-        <w:rPr>
-          <w:rFonts w:hint="eastAsia"/>
-        </w:rPr>
-        <w:t>提到</w:t>
+    </w:p>
+    <w:p>
+      <w:r>
+        <w:t>repair calls</w:t>
+      </w:r>
+      <w:r>
+        <w:t xml:space="preserve"> </w:t>
+      </w:r>
+      <w:r>
+        <w:rPr>
+          <w:rFonts w:hint="eastAsia"/>
+        </w:rPr>
+        <w:t>維修電話</w:t>
+      </w:r>
+      <w:r>
+        <w:rPr>
+          <w:rFonts w:hint="eastAsia"/>
+        </w:rPr>
+        <w:t>/</w:t>
+      </w:r>
+      <w:r>
+        <w:rPr>
+          <w:rFonts w:hint="eastAsia"/>
+        </w:rPr>
+        <w:t>維修通知、</w:t>
+      </w:r>
+      <w:r>
+        <w:rPr>
+          <w:rFonts w:hint="eastAsia"/>
+        </w:rPr>
+        <w:t>h</w:t>
+      </w:r>
+      <w:r>
+        <w:t>andwriting n.</w:t>
+      </w:r>
+      <w:r>
+        <w:rPr>
+          <w:rFonts w:hint="eastAsia"/>
+        </w:rPr>
+        <w:t>書寫、</w:t>
+      </w:r>
+      <w:r>
+        <w:t>misus</w:t>
+      </w:r>
+      <w:r>
+        <w:t>e n. v.</w:t>
+      </w:r>
+      <w:r>
+        <w:rPr>
+          <w:rFonts w:hint="eastAsia"/>
+        </w:rPr>
+        <w:t>濫用</w:t>
+      </w:r>
+      <w:r>
+        <w:t>/</w:t>
+      </w:r>
+      <w:r>
+        <w:rPr>
+          <w:rFonts w:hint="eastAsia"/>
+        </w:rPr>
+        <w:t>錯用</w:t>
+      </w:r>
+    </w:p>
+    <w:p>
+      <w:r>
+        <w:t>properly</w:t>
+      </w:r>
+      <w:r>
+        <w:t xml:space="preserve"> adv.</w:t>
+      </w:r>
+      <w:r>
+        <w:rPr>
+          <w:rFonts w:hint="eastAsia"/>
+        </w:rPr>
+        <w:t xml:space="preserve"> </w:t>
+      </w:r>
+      <w:r>
+        <w:rPr>
+          <w:rFonts w:hint="eastAsia"/>
+        </w:rPr>
+        <w:t>正確</w:t>
+      </w:r>
+      <w:r>
+        <w:rPr>
+          <w:rFonts w:hint="eastAsia"/>
+        </w:rPr>
+        <w:t>/</w:t>
+      </w:r>
+      <w:r>
+        <w:rPr>
+          <w:rFonts w:hint="eastAsia"/>
+        </w:rPr>
+        <w:t>適當、</w:t>
+      </w:r>
+      <w:r>
+        <w:t>turn in</w:t>
+      </w:r>
+      <w:r>
+        <w:rPr>
+          <w:rFonts w:hint="eastAsia"/>
+        </w:rPr>
+        <w:t>繳交</w:t>
+      </w:r>
+      <w:r>
+        <w:rPr>
+          <w:rFonts w:hint="eastAsia"/>
+        </w:rPr>
+        <w:t>/</w:t>
+      </w:r>
+      <w:r>
+        <w:rPr>
+          <w:rFonts w:hint="eastAsia"/>
+        </w:rPr>
+        <w:t>交出、</w:t>
+      </w:r>
+      <w:r>
+        <w:rPr>
+          <w:rFonts w:hint="eastAsia"/>
+        </w:rPr>
+        <w:t>p</w:t>
+      </w:r>
+      <w:r>
+        <w:t>ick up</w:t>
+      </w:r>
+      <w:r>
+        <w:rPr>
+          <w:rFonts w:hint="eastAsia"/>
+        </w:rPr>
+        <w:t>撿起</w:t>
+      </w:r>
+      <w:r>
+        <w:rPr>
+          <w:rFonts w:hint="eastAsia"/>
+        </w:rPr>
+        <w:t>/</w:t>
+      </w:r>
+      <w:r>
+        <w:rPr>
+          <w:rFonts w:hint="eastAsia"/>
+        </w:rPr>
+        <w:t>領取物品</w:t>
+      </w:r>
+      <w:r>
+        <w:rPr>
+          <w:rFonts w:hint="eastAsia"/>
+        </w:rPr>
+        <w:t>/</w:t>
+      </w:r>
+      <w:r>
+        <w:rPr>
+          <w:rFonts w:hint="eastAsia"/>
+        </w:rPr>
+        <w:t>購買</w:t>
+      </w:r>
+      <w:r>
+        <w:rPr>
+          <w:rFonts w:hint="eastAsia"/>
+        </w:rPr>
+        <w:t>/</w:t>
+      </w:r>
+      <w:r>
+        <w:rPr>
+          <w:rFonts w:hint="eastAsia"/>
+        </w:rPr>
+        <w:t>學會</w:t>
+      </w:r>
+    </w:p>
+    <w:p>
+      <w:pPr>
+        <w:rPr>
+          <w:rFonts w:hint="eastAsia"/>
+        </w:rPr>
+      </w:pPr>
+      <w:r>
+        <w:rPr>
+          <w:rFonts w:hint="eastAsia"/>
+        </w:rPr>
+        <w:t>q</w:t>
+      </w:r>
+      <w:r>
+        <w:t xml:space="preserve">uality plumbing </w:t>
+      </w:r>
+      <w:r>
+        <w:rPr>
+          <w:rFonts w:hint="eastAsia"/>
+        </w:rPr>
+        <w:t>高品質水管系統、</w:t>
+      </w:r>
+      <w:r>
+        <w:t>stop by</w:t>
+      </w:r>
+      <w:r>
+        <w:t>順路經過</w:t>
       </w:r>
       <w:r>
         <w:rPr>
@@ -1815,259 +2653,14 @@
         <w:t>、</w:t>
       </w:r>
       <w:r>
-        <w:t>in time</w:t>
-      </w:r>
-      <w:r>
-        <w:t>及時</w:t>
-      </w:r>
-    </w:p>
-    <w:p/>
-    <w:p>
-      <w:pPr>
-        <w:rPr>
-          <w:rFonts w:hint="eastAsia"/>
-        </w:rPr>
-      </w:pPr>
-    </w:p>
-    <w:p>
-      <w:r>
-        <w:t>staff shortage</w:t>
-      </w:r>
-      <w:r>
-        <w:t xml:space="preserve"> </w:t>
-      </w:r>
-      <w:r>
-        <w:t>人手不足</w:t>
-      </w:r>
-      <w:r>
-        <w:rPr>
-          <w:rFonts w:hint="eastAsia"/>
-        </w:rPr>
-        <w:t>、</w:t>
-      </w:r>
-      <w:r>
-        <w:t>inaccurate</w:t>
-      </w:r>
-      <w:r>
-        <w:t xml:space="preserve"> adj</w:t>
-      </w:r>
-      <w:r>
-        <w:rPr>
-          <w:rFonts w:hint="eastAsia"/>
-        </w:rPr>
-        <w:t>不準確、</w:t>
-      </w:r>
-      <w:r>
-        <w:t>allocation</w:t>
-      </w:r>
-      <w:r>
-        <w:rPr>
-          <w:rFonts w:hint="eastAsia"/>
-        </w:rPr>
-        <w:t xml:space="preserve"> </w:t>
-      </w:r>
-      <w:r>
-        <w:t>n.</w:t>
-      </w:r>
-      <w:r>
-        <w:rPr>
-          <w:rFonts w:hint="eastAsia"/>
-        </w:rPr>
-        <w:t>分配</w:t>
-      </w:r>
-    </w:p>
-    <w:p>
-      <w:r>
-        <w:t>demand for</w:t>
-      </w:r>
-      <w:r>
-        <w:rPr>
-          <w:rFonts w:hint="eastAsia"/>
-        </w:rPr>
-        <w:t>對</w:t>
-      </w:r>
-      <w:r>
-        <w:t>…</w:t>
-      </w:r>
-      <w:r>
-        <w:rPr>
-          <w:rFonts w:hint="eastAsia"/>
-        </w:rPr>
-        <w:t>的需求、</w:t>
-      </w:r>
-      <w:r>
-        <w:t>surplus</w:t>
-      </w:r>
-      <w:r>
-        <w:rPr>
-          <w:rFonts w:hint="eastAsia"/>
-        </w:rPr>
-        <w:t xml:space="preserve"> </w:t>
-      </w:r>
-      <w:r>
-        <w:t>n.</w:t>
-      </w:r>
-      <w:r>
-        <w:rPr>
-          <w:rFonts w:hint="eastAsia"/>
-        </w:rPr>
-        <w:t>剩餘</w:t>
-      </w:r>
-      <w:r>
-        <w:rPr>
-          <w:rFonts w:hint="eastAsia"/>
-        </w:rPr>
-        <w:t>/</w:t>
-      </w:r>
-      <w:r>
-        <w:rPr>
-          <w:rFonts w:hint="eastAsia"/>
-        </w:rPr>
-        <w:t>盈餘、</w:t>
-      </w:r>
-      <w:r>
-        <w:t>restructuring</w:t>
-      </w:r>
-      <w:r>
-        <w:rPr>
-          <w:rFonts w:hint="eastAsia"/>
-        </w:rPr>
-        <w:t xml:space="preserve"> </w:t>
-      </w:r>
-      <w:r>
-        <w:t>n.</w:t>
-      </w:r>
-      <w:r>
-        <w:rPr>
-          <w:rFonts w:hint="eastAsia"/>
-        </w:rPr>
-        <w:t>調整</w:t>
-      </w:r>
-      <w:r>
-        <w:rPr>
-          <w:rFonts w:hint="eastAsia"/>
-        </w:rPr>
-        <w:t>/</w:t>
-      </w:r>
-      <w:r>
-        <w:rPr>
-          <w:rFonts w:hint="eastAsia"/>
-        </w:rPr>
-        <w:t>重建</w:t>
-      </w:r>
-    </w:p>
-    <w:p>
-      <w:r>
-        <w:t>significant</w:t>
-      </w:r>
-      <w:r>
-        <w:t xml:space="preserve"> adj </w:t>
-      </w:r>
-      <w:r>
-        <w:rPr>
-          <w:rFonts w:hint="eastAsia"/>
-        </w:rPr>
-        <w:t>顯著的</w:t>
-      </w:r>
-      <w:r>
-        <w:rPr>
-          <w:rFonts w:hint="eastAsia"/>
-        </w:rPr>
-        <w:t>/</w:t>
-      </w:r>
-      <w:r>
-        <w:rPr>
-          <w:rFonts w:hint="eastAsia"/>
-        </w:rPr>
-        <w:t>重要、</w:t>
-      </w:r>
-      <w:r>
-        <w:t>distribution</w:t>
-      </w:r>
-      <w:r>
-        <w:rPr>
-          <w:rFonts w:hint="eastAsia"/>
-        </w:rPr>
-        <w:t xml:space="preserve"> </w:t>
-      </w:r>
-      <w:r>
-        <w:t>n.</w:t>
-      </w:r>
-      <w:r>
-        <w:rPr>
-          <w:rFonts w:hint="eastAsia"/>
-        </w:rPr>
-        <w:t>分配</w:t>
-      </w:r>
-      <w:r>
-        <w:rPr>
-          <w:rFonts w:hint="eastAsia"/>
-        </w:rPr>
-        <w:t>、</w:t>
-      </w:r>
-      <w:r>
-        <w:t>scaling up</w:t>
-      </w:r>
-      <w:r>
-        <w:t>擴大規模</w:t>
-      </w:r>
-      <w:r>
-        <w:rPr>
-          <w:rFonts w:hint="eastAsia"/>
-        </w:rPr>
-        <w:t>/</w:t>
-      </w:r>
-      <w:r>
-        <w:t>增加</w:t>
-      </w:r>
-    </w:p>
-    <w:p>
-      <w:r>
-        <w:t>boost</w:t>
-      </w:r>
-      <w:r>
-        <w:rPr>
-          <w:rFonts w:hint="eastAsia"/>
-        </w:rPr>
-        <w:t xml:space="preserve"> </w:t>
-      </w:r>
-      <w:proofErr w:type="spellStart"/>
-      <w:r>
-        <w:t>v.</w:t>
-      </w:r>
-      <w:r>
-        <w:t>n</w:t>
-      </w:r>
-      <w:proofErr w:type="spellEnd"/>
-      <w:r>
-        <w:t>.</w:t>
-      </w:r>
-      <w:r>
-        <w:rPr>
-          <w:rFonts w:hint="eastAsia"/>
-        </w:rPr>
-        <w:t>改善</w:t>
-      </w:r>
-      <w:r>
-        <w:rPr>
-          <w:rFonts w:hint="eastAsia"/>
-        </w:rPr>
-        <w:t>/</w:t>
-      </w:r>
-      <w:r>
-        <w:rPr>
-          <w:rFonts w:hint="eastAsia"/>
-        </w:rPr>
-        <w:t>提高</w:t>
-      </w:r>
-    </w:p>
-    <w:p/>
-    <w:p>
-      <w:pPr>
-        <w:rPr>
-          <w:rFonts w:hint="eastAsia"/>
-        </w:rPr>
-      </w:pPr>
+        <w:t>leave for</w:t>
+      </w:r>
+      <w:r>
+        <w:rPr>
+          <w:rFonts w:hint="eastAsia"/>
+        </w:rPr>
+        <w:t>前往</w:t>
+      </w:r>
     </w:p>
     <w:p/>
     <w:p/>

--- a/碩一/TOEIC/聽力單字.docx
+++ b/碩一/TOEIC/聽力單字.docx
@@ -299,11 +299,19 @@
         </w:rPr>
         <w:t xml:space="preserve"> </w:t>
       </w:r>
-      <w:r>
-        <w:rPr>
-          <w:rFonts w:hint="eastAsia"/>
-        </w:rPr>
-        <w:t>桌遊、</w:t>
+      <w:proofErr w:type="gramStart"/>
+      <w:r>
+        <w:rPr>
+          <w:rFonts w:hint="eastAsia"/>
+        </w:rPr>
+        <w:t>桌遊</w:t>
+      </w:r>
+      <w:proofErr w:type="gramEnd"/>
+      <w:r>
+        <w:rPr>
+          <w:rFonts w:hint="eastAsia"/>
+        </w:rPr>
+        <w:t>、</w:t>
       </w:r>
       <w:r>
         <w:t>looking forward to</w:t>
@@ -832,9 +840,11 @@
         </w:rPr>
         <w:t>.</w:t>
       </w:r>
+      <w:proofErr w:type="gramStart"/>
       <w:r>
         <w:t>..</w:t>
       </w:r>
+      <w:proofErr w:type="gramEnd"/>
       <w:r>
         <w:rPr>
           <w:rFonts w:hint="eastAsia"/>
@@ -2010,35 +2020,671 @@
         </w:rPr>
         <w:t xml:space="preserve"> </w:t>
       </w:r>
+      <w:proofErr w:type="spellStart"/>
       <w:r>
         <w:t>v.</w:t>
       </w:r>
       <w:r>
+        <w:t>n</w:t>
+      </w:r>
+      <w:proofErr w:type="spellEnd"/>
+      <w:r>
+        <w:t>.</w:t>
+      </w:r>
+      <w:r>
+        <w:rPr>
+          <w:rFonts w:hint="eastAsia"/>
+        </w:rPr>
+        <w:t>改善</w:t>
+      </w:r>
+      <w:r>
+        <w:rPr>
+          <w:rFonts w:hint="eastAsia"/>
+        </w:rPr>
+        <w:t>/</w:t>
+      </w:r>
+      <w:r>
+        <w:rPr>
+          <w:rFonts w:hint="eastAsia"/>
+        </w:rPr>
+        <w:t>提高</w:t>
+      </w:r>
+    </w:p>
+    <w:p/>
+    <w:p>
+      <w:r>
+        <w:t>campground</w:t>
+      </w:r>
+      <w:r>
+        <w:rPr>
+          <w:rFonts w:hint="eastAsia"/>
+        </w:rPr>
+        <w:t xml:space="preserve"> </w:t>
+      </w:r>
+      <w:r>
         <w:t>n.</w:t>
       </w:r>
       <w:r>
         <w:rPr>
           <w:rFonts w:hint="eastAsia"/>
         </w:rPr>
-        <w:t>改善</w:t>
-      </w:r>
-      <w:r>
-        <w:rPr>
-          <w:rFonts w:hint="eastAsia"/>
-        </w:rPr>
-        <w:t>/</w:t>
-      </w:r>
-      <w:r>
-        <w:rPr>
-          <w:rFonts w:hint="eastAsia"/>
-        </w:rPr>
-        <w:t>提高</w:t>
+        <w:t>營地、</w:t>
+      </w:r>
+      <w:r>
+        <w:rPr>
+          <w:rFonts w:hint="eastAsia"/>
+        </w:rPr>
+        <w:t>e</w:t>
+      </w:r>
+      <w:r>
+        <w:t>lectrical adj.</w:t>
+      </w:r>
+      <w:r>
+        <w:rPr>
+          <w:rFonts w:hint="eastAsia"/>
+        </w:rPr>
+        <w:t>電力、</w:t>
+      </w:r>
+      <w:r>
+        <w:rPr>
+          <w:rFonts w:hint="eastAsia"/>
+        </w:rPr>
+        <w:t>r</w:t>
+      </w:r>
+      <w:r>
+        <w:t>ental n.</w:t>
+      </w:r>
+      <w:r>
+        <w:rPr>
+          <w:rFonts w:hint="eastAsia"/>
+        </w:rPr>
+        <w:t>出租</w:t>
+      </w:r>
+      <w:r>
+        <w:rPr>
+          <w:rFonts w:hint="eastAsia"/>
+        </w:rPr>
+        <w:t>/</w:t>
+      </w:r>
+      <w:r>
+        <w:rPr>
+          <w:rFonts w:hint="eastAsia"/>
+        </w:rPr>
+        <w:t>租金</w:t>
+      </w:r>
+    </w:p>
+    <w:p>
+      <w:r>
+        <w:t>confident</w:t>
+      </w:r>
+      <w:r>
+        <w:t xml:space="preserve"> adj.</w:t>
+      </w:r>
+      <w:r>
+        <w:rPr>
+          <w:rFonts w:hint="eastAsia"/>
+        </w:rPr>
+        <w:t xml:space="preserve"> </w:t>
+      </w:r>
+      <w:r>
+        <w:rPr>
+          <w:rFonts w:hint="eastAsia"/>
+        </w:rPr>
+        <w:t>自信</w:t>
+      </w:r>
+      <w:r>
+        <w:rPr>
+          <w:rFonts w:hint="eastAsia"/>
+        </w:rPr>
+        <w:t>/</w:t>
+      </w:r>
+      <w:r>
+        <w:rPr>
+          <w:rFonts w:hint="eastAsia"/>
+        </w:rPr>
+        <w:t>信心、</w:t>
+      </w:r>
+      <w:r>
+        <w:t>uncertain about</w:t>
+      </w:r>
+      <w:r>
+        <w:rPr>
+          <w:rFonts w:hint="eastAsia"/>
+        </w:rPr>
+        <w:t>對……感到不確定</w:t>
+      </w:r>
+      <w:r>
+        <w:rPr>
+          <w:rFonts w:hint="eastAsia"/>
+        </w:rPr>
+        <w:t>、</w:t>
+      </w:r>
+      <w:r>
+        <w:t>certain</w:t>
+      </w:r>
+      <w:r>
+        <w:rPr>
+          <w:rFonts w:hint="eastAsia"/>
+        </w:rPr>
+        <w:t xml:space="preserve"> </w:t>
+      </w:r>
+      <w:r>
+        <w:t>adj.</w:t>
+      </w:r>
+      <w:r>
+        <w:rPr>
+          <w:rFonts w:hint="eastAsia"/>
+        </w:rPr>
+        <w:t>肯定</w:t>
+      </w:r>
+    </w:p>
+    <w:p>
+      <w:r>
+        <w:t>refer to</w:t>
+      </w:r>
+      <w:r>
+        <w:rPr>
+          <w:rFonts w:hint="eastAsia"/>
+        </w:rPr>
+        <w:t>提及</w:t>
+      </w:r>
+      <w:r>
+        <w:rPr>
+          <w:rFonts w:hint="eastAsia"/>
+        </w:rPr>
+        <w:t>/</w:t>
+      </w:r>
+      <w:r>
+        <w:rPr>
+          <w:rFonts w:hint="eastAsia"/>
+        </w:rPr>
+        <w:t>談到</w:t>
+      </w:r>
+      <w:r>
+        <w:rPr>
+          <w:rFonts w:hint="eastAsia"/>
+        </w:rPr>
+        <w:t>、</w:t>
+      </w:r>
+      <w:r>
+        <w:t>rental agreement</w:t>
+      </w:r>
+      <w:r>
+        <w:rPr>
+          <w:rFonts w:hint="eastAsia"/>
+        </w:rPr>
+        <w:t>租賃合約</w:t>
+      </w:r>
+      <w:r>
+        <w:rPr>
+          <w:rFonts w:hint="eastAsia"/>
+        </w:rPr>
+        <w:t>、</w:t>
+      </w:r>
+      <w:r>
+        <w:t>testimonial</w:t>
+      </w:r>
+      <w:r>
+        <w:t xml:space="preserve"> n.</w:t>
+      </w:r>
+      <w:r>
+        <w:rPr>
+          <w:rFonts w:hint="eastAsia"/>
+        </w:rPr>
+        <w:t>介紹信</w:t>
+      </w:r>
+      <w:r>
+        <w:rPr>
+          <w:rFonts w:hint="eastAsia"/>
+        </w:rPr>
+        <w:t>/</w:t>
+      </w:r>
+      <w:r>
+        <w:rPr>
+          <w:rFonts w:hint="eastAsia"/>
+        </w:rPr>
+        <w:t>推薦書</w:t>
+      </w:r>
+    </w:p>
+    <w:p>
+      <w:r>
+        <w:t>identify</w:t>
+      </w:r>
+      <w:r>
+        <w:t xml:space="preserve"> v.</w:t>
+      </w:r>
+      <w:r>
+        <w:rPr>
+          <w:rFonts w:hint="eastAsia"/>
+        </w:rPr>
+        <w:t>識別</w:t>
+      </w:r>
+      <w:r>
+        <w:rPr>
+          <w:rFonts w:hint="eastAsia"/>
+        </w:rPr>
+        <w:t>/</w:t>
+      </w:r>
+      <w:r>
+        <w:rPr>
+          <w:rFonts w:hint="eastAsia"/>
+        </w:rPr>
+        <w:t>確定、</w:t>
+      </w:r>
+      <w:r>
+        <w:t>initially</w:t>
+      </w:r>
+      <w:r>
+        <w:rPr>
+          <w:rFonts w:hint="eastAsia"/>
+        </w:rPr>
+        <w:t xml:space="preserve"> </w:t>
+      </w:r>
+      <w:r>
+        <w:t>adv.</w:t>
+      </w:r>
+      <w:r>
+        <w:rPr>
+          <w:rFonts w:hint="eastAsia"/>
+        </w:rPr>
+        <w:t>最初、</w:t>
+      </w:r>
+      <w:r>
+        <w:t>regarding</w:t>
+      </w:r>
+      <w:r>
+        <w:rPr>
+          <w:rFonts w:hint="eastAsia"/>
+        </w:rPr>
+        <w:t xml:space="preserve"> </w:t>
+      </w:r>
+      <w:r>
+        <w:t>prep.</w:t>
+      </w:r>
+      <w:r>
+        <w:rPr>
+          <w:rFonts w:hint="eastAsia"/>
+        </w:rPr>
+        <w:t>關於</w:t>
+      </w:r>
+    </w:p>
+    <w:p>
+      <w:r>
+        <w:t>motorhome</w:t>
+      </w:r>
+      <w:r>
+        <w:rPr>
+          <w:rFonts w:hint="eastAsia"/>
+        </w:rPr>
+        <w:t xml:space="preserve"> n</w:t>
+      </w:r>
+      <w:r>
+        <w:t>.</w:t>
+      </w:r>
+      <w:r>
+        <w:rPr>
+          <w:rFonts w:hint="eastAsia"/>
+        </w:rPr>
+        <w:t>房車、</w:t>
+      </w:r>
+      <w:r>
+        <w:t>thorough</w:t>
+      </w:r>
+      <w:r>
+        <w:rPr>
+          <w:rFonts w:hint="eastAsia"/>
+        </w:rPr>
+        <w:t xml:space="preserve"> a</w:t>
+      </w:r>
+      <w:r>
+        <w:t xml:space="preserve">dj </w:t>
+      </w:r>
+      <w:r>
+        <w:rPr>
+          <w:rFonts w:hint="eastAsia"/>
+        </w:rPr>
+        <w:t>仔細的</w:t>
+      </w:r>
+      <w:r>
+        <w:rPr>
+          <w:rFonts w:hint="eastAsia"/>
+        </w:rPr>
+        <w:t>/</w:t>
+      </w:r>
+      <w:r>
+        <w:rPr>
+          <w:rFonts w:hint="eastAsia"/>
+        </w:rPr>
+        <w:t>徹底、</w:t>
+      </w:r>
+      <w:r>
+        <w:t>inspection</w:t>
+      </w:r>
+      <w:r>
+        <w:rPr>
+          <w:rFonts w:hint="eastAsia"/>
+        </w:rPr>
+        <w:t xml:space="preserve"> n</w:t>
+      </w:r>
+      <w:r>
+        <w:t>.</w:t>
+      </w:r>
+      <w:r>
+        <w:rPr>
+          <w:rFonts w:hint="eastAsia"/>
+        </w:rPr>
+        <w:t>檢查</w:t>
+      </w:r>
+    </w:p>
+    <w:p>
+      <w:r>
+        <w:t>come out</w:t>
+      </w:r>
+      <w:r>
+        <w:rPr>
+          <w:rFonts w:hint="eastAsia"/>
+        </w:rPr>
+        <w:t>出現</w:t>
+      </w:r>
+      <w:r>
+        <w:rPr>
+          <w:rFonts w:hint="eastAsia"/>
+        </w:rPr>
+        <w:t>/</w:t>
+      </w:r>
+      <w:r>
+        <w:rPr>
+          <w:rFonts w:hint="eastAsia"/>
+        </w:rPr>
+        <w:t>發行、</w:t>
+      </w:r>
+      <w:r>
+        <w:t>assess</w:t>
+      </w:r>
+      <w:r>
+        <w:t xml:space="preserve"> v.</w:t>
+      </w:r>
+      <w:r>
+        <w:rPr>
+          <w:rFonts w:hint="eastAsia"/>
+        </w:rPr>
+        <w:t>評估</w:t>
+      </w:r>
+      <w:r>
+        <w:rPr>
+          <w:rFonts w:hint="eastAsia"/>
+        </w:rPr>
+        <w:t>/</w:t>
+      </w:r>
+      <w:r>
+        <w:rPr>
+          <w:rFonts w:hint="eastAsia"/>
+        </w:rPr>
+        <w:t>估價、</w:t>
+      </w:r>
+      <w:r>
+        <w:rPr>
+          <w:rFonts w:hint="eastAsia"/>
+        </w:rPr>
+        <w:t>p</w:t>
+      </w:r>
+      <w:r>
+        <w:t>romptly adv.</w:t>
+      </w:r>
+      <w:r>
+        <w:rPr>
+          <w:rFonts w:hint="eastAsia"/>
+        </w:rPr>
+        <w:t>迅速地</w:t>
+      </w:r>
+    </w:p>
+    <w:p>
+      <w:r>
+        <w:t>question</w:t>
+      </w:r>
+      <w:r>
+        <w:t xml:space="preserve"> n.</w:t>
+      </w:r>
+      <w:r>
+        <w:rPr>
+          <w:rFonts w:hint="eastAsia"/>
+        </w:rPr>
+        <w:t>問題</w:t>
+      </w:r>
+      <w:r>
+        <w:t>,v.</w:t>
+      </w:r>
+      <w:r>
+        <w:rPr>
+          <w:rFonts w:hint="eastAsia"/>
+        </w:rPr>
+        <w:t>懷疑</w:t>
       </w:r>
     </w:p>
     <w:p/>
     <w:p>
       <w:r>
-        <w:t>campground</w:t>
+        <w:t>repair calls</w:t>
+      </w:r>
+      <w:r>
+        <w:t xml:space="preserve"> </w:t>
+      </w:r>
+      <w:r>
+        <w:rPr>
+          <w:rFonts w:hint="eastAsia"/>
+        </w:rPr>
+        <w:t>維修電話</w:t>
+      </w:r>
+      <w:r>
+        <w:rPr>
+          <w:rFonts w:hint="eastAsia"/>
+        </w:rPr>
+        <w:t>/</w:t>
+      </w:r>
+      <w:r>
+        <w:rPr>
+          <w:rFonts w:hint="eastAsia"/>
+        </w:rPr>
+        <w:t>維修通知、</w:t>
+      </w:r>
+      <w:r>
+        <w:rPr>
+          <w:rFonts w:hint="eastAsia"/>
+        </w:rPr>
+        <w:t>h</w:t>
+      </w:r>
+      <w:r>
+        <w:t>andwriting n.</w:t>
+      </w:r>
+      <w:r>
+        <w:rPr>
+          <w:rFonts w:hint="eastAsia"/>
+        </w:rPr>
+        <w:t>書寫、</w:t>
+      </w:r>
+      <w:r>
+        <w:t>misus</w:t>
+      </w:r>
+      <w:r>
+        <w:t>e n. v.</w:t>
+      </w:r>
+      <w:r>
+        <w:rPr>
+          <w:rFonts w:hint="eastAsia"/>
+        </w:rPr>
+        <w:t>濫用</w:t>
+      </w:r>
+      <w:r>
+        <w:t>/</w:t>
+      </w:r>
+      <w:r>
+        <w:rPr>
+          <w:rFonts w:hint="eastAsia"/>
+        </w:rPr>
+        <w:t>錯用</w:t>
+      </w:r>
+    </w:p>
+    <w:p>
+      <w:r>
+        <w:t>properly</w:t>
+      </w:r>
+      <w:r>
+        <w:t xml:space="preserve"> adv.</w:t>
+      </w:r>
+      <w:r>
+        <w:rPr>
+          <w:rFonts w:hint="eastAsia"/>
+        </w:rPr>
+        <w:t xml:space="preserve"> </w:t>
+      </w:r>
+      <w:r>
+        <w:rPr>
+          <w:rFonts w:hint="eastAsia"/>
+        </w:rPr>
+        <w:t>正確</w:t>
+      </w:r>
+      <w:r>
+        <w:rPr>
+          <w:rFonts w:hint="eastAsia"/>
+        </w:rPr>
+        <w:t>/</w:t>
+      </w:r>
+      <w:r>
+        <w:rPr>
+          <w:rFonts w:hint="eastAsia"/>
+        </w:rPr>
+        <w:t>適當、</w:t>
+      </w:r>
+      <w:r>
+        <w:t>turn in</w:t>
+      </w:r>
+      <w:r>
+        <w:rPr>
+          <w:rFonts w:hint="eastAsia"/>
+        </w:rPr>
+        <w:t>繳交</w:t>
+      </w:r>
+      <w:r>
+        <w:rPr>
+          <w:rFonts w:hint="eastAsia"/>
+        </w:rPr>
+        <w:t>/</w:t>
+      </w:r>
+      <w:r>
+        <w:rPr>
+          <w:rFonts w:hint="eastAsia"/>
+        </w:rPr>
+        <w:t>交出、</w:t>
+      </w:r>
+      <w:r>
+        <w:rPr>
+          <w:rFonts w:hint="eastAsia"/>
+        </w:rPr>
+        <w:t>p</w:t>
+      </w:r>
+      <w:r>
+        <w:t>ick up</w:t>
+      </w:r>
+      <w:r>
+        <w:rPr>
+          <w:rFonts w:hint="eastAsia"/>
+        </w:rPr>
+        <w:t>撿起</w:t>
+      </w:r>
+      <w:r>
+        <w:rPr>
+          <w:rFonts w:hint="eastAsia"/>
+        </w:rPr>
+        <w:t>/</w:t>
+      </w:r>
+      <w:r>
+        <w:rPr>
+          <w:rFonts w:hint="eastAsia"/>
+        </w:rPr>
+        <w:t>領取物品</w:t>
+      </w:r>
+      <w:r>
+        <w:rPr>
+          <w:rFonts w:hint="eastAsia"/>
+        </w:rPr>
+        <w:t>/</w:t>
+      </w:r>
+      <w:r>
+        <w:rPr>
+          <w:rFonts w:hint="eastAsia"/>
+        </w:rPr>
+        <w:t>購買</w:t>
+      </w:r>
+      <w:r>
+        <w:rPr>
+          <w:rFonts w:hint="eastAsia"/>
+        </w:rPr>
+        <w:t>/</w:t>
+      </w:r>
+      <w:r>
+        <w:rPr>
+          <w:rFonts w:hint="eastAsia"/>
+        </w:rPr>
+        <w:t>學會</w:t>
+      </w:r>
+    </w:p>
+    <w:p>
+      <w:r>
+        <w:rPr>
+          <w:rFonts w:hint="eastAsia"/>
+        </w:rPr>
+        <w:t>q</w:t>
+      </w:r>
+      <w:r>
+        <w:t xml:space="preserve">uality plumbing </w:t>
+      </w:r>
+      <w:r>
+        <w:rPr>
+          <w:rFonts w:hint="eastAsia"/>
+        </w:rPr>
+        <w:t>高品質水管系統、</w:t>
+      </w:r>
+      <w:r>
+        <w:t>stop by</w:t>
+      </w:r>
+      <w:r>
+        <w:t>順路經過</w:t>
+      </w:r>
+      <w:r>
+        <w:rPr>
+          <w:rFonts w:hint="eastAsia"/>
+        </w:rPr>
+        <w:t>、</w:t>
+      </w:r>
+      <w:r>
+        <w:t>leave for</w:t>
+      </w:r>
+      <w:r>
+        <w:rPr>
+          <w:rFonts w:hint="eastAsia"/>
+        </w:rPr>
+        <w:t>前往</w:t>
+      </w:r>
+    </w:p>
+    <w:p/>
+    <w:p>
+      <w:r>
+        <w:t>construction site</w:t>
+      </w:r>
+      <w:r>
+        <w:rPr>
+          <w:rFonts w:hint="eastAsia"/>
+        </w:rPr>
+        <w:t xml:space="preserve"> </w:t>
+      </w:r>
+      <w:r>
+        <w:rPr>
+          <w:rFonts w:hint="eastAsia"/>
+        </w:rPr>
+        <w:t>工地、</w:t>
+      </w:r>
+      <w:r>
+        <w:t>factory</w:t>
       </w:r>
       <w:r>
         <w:rPr>
@@ -2053,43 +2699,358 @@
         <w:rPr>
           <w:rFonts w:hint="eastAsia"/>
         </w:rPr>
-        <w:t>營地、</w:t>
-      </w:r>
-      <w:r>
-        <w:rPr>
-          <w:rFonts w:hint="eastAsia"/>
-        </w:rPr>
-        <w:t>e</w:t>
-      </w:r>
-      <w:r>
-        <w:t>lectrical adj.</w:t>
-      </w:r>
-      <w:r>
-        <w:rPr>
-          <w:rFonts w:hint="eastAsia"/>
-        </w:rPr>
-        <w:t>電力、</w:t>
-      </w:r>
-      <w:r>
-        <w:rPr>
-          <w:rFonts w:hint="eastAsia"/>
-        </w:rPr>
-        <w:t>r</w:t>
-      </w:r>
-      <w:r>
-        <w:t>ental n.</w:t>
-      </w:r>
-      <w:r>
-        <w:rPr>
-          <w:rFonts w:hint="eastAsia"/>
-        </w:rPr>
-        <w:t>出租</w:t>
-      </w:r>
-      <w:r>
-        <w:rPr>
-          <w:rFonts w:hint="eastAsia"/>
-        </w:rPr>
-        <w:t>/</w:t>
+        <w:t>工廠、</w:t>
+      </w:r>
+      <w:r>
+        <w:t>car dealership</w:t>
+      </w:r>
+      <w:r>
+        <w:rPr>
+          <w:rFonts w:hint="eastAsia"/>
+        </w:rPr>
+        <w:t xml:space="preserve"> </w:t>
+      </w:r>
+      <w:r>
+        <w:rPr>
+          <w:rFonts w:hint="eastAsia"/>
+        </w:rPr>
+        <w:t>汽車經銷店</w:t>
+      </w:r>
+    </w:p>
+    <w:p>
+      <w:r>
+        <w:t>evening</w:t>
+      </w:r>
+      <w:r>
+        <w:rPr>
+          <w:rFonts w:hint="eastAsia"/>
+        </w:rPr>
+        <w:t xml:space="preserve"> </w:t>
+      </w:r>
+      <w:r>
+        <w:t>n.</w:t>
+      </w:r>
+      <w:r>
+        <w:rPr>
+          <w:rFonts w:hint="eastAsia"/>
+        </w:rPr>
+        <w:t>晚上、</w:t>
+      </w:r>
+      <w:r>
+        <w:t>conveyor belt</w:t>
+      </w:r>
+      <w:r>
+        <w:rPr>
+          <w:rFonts w:hint="eastAsia"/>
+        </w:rPr>
+        <w:t xml:space="preserve"> </w:t>
+      </w:r>
+      <w:r>
+        <w:t>n.</w:t>
+      </w:r>
+      <w:r>
+        <w:rPr>
+          <w:rFonts w:hint="eastAsia"/>
+        </w:rPr>
+        <w:t>傳送帶、</w:t>
+      </w:r>
+      <w:r>
+        <w:t>out of order</w:t>
+      </w:r>
+      <w:r>
+        <w:rPr>
+          <w:rFonts w:hint="eastAsia"/>
+        </w:rPr>
+        <w:t>物品故障</w:t>
+      </w:r>
+    </w:p>
+    <w:p>
+      <w:r>
+        <w:rPr>
+          <w:rFonts w:hint="eastAsia"/>
+        </w:rPr>
+        <w:t>t</w:t>
+      </w:r>
+      <w:r>
+        <w:t>emporarily adv.</w:t>
+      </w:r>
+      <w:r>
+        <w:rPr>
+          <w:rFonts w:hint="eastAsia"/>
+        </w:rPr>
+        <w:t>暫時、</w:t>
+      </w:r>
+      <w:r>
+        <w:rPr>
+          <w:rFonts w:hint="eastAsia"/>
+        </w:rPr>
+        <w:t>t</w:t>
+      </w:r>
+      <w:r>
+        <w:t>emporarily</w:t>
+      </w:r>
+      <w:r>
+        <w:rPr>
+          <w:rFonts w:hint="eastAsia"/>
+        </w:rPr>
+        <w:t xml:space="preserve"> </w:t>
+      </w:r>
+      <w:r>
+        <w:t>n.</w:t>
+      </w:r>
+      <w:r>
+        <w:rPr>
+          <w:rFonts w:hint="eastAsia"/>
+        </w:rPr>
+        <w:t xml:space="preserve"> </w:t>
+      </w:r>
+      <w:r>
+        <w:rPr>
+          <w:rFonts w:hint="eastAsia"/>
+        </w:rPr>
+        <w:t>人員</w:t>
+      </w:r>
+      <w:r>
+        <w:rPr>
+          <w:rFonts w:hint="eastAsia"/>
+        </w:rPr>
+        <w:t>、</w:t>
+      </w:r>
+      <w:r>
+        <w:rPr>
+          <w:rFonts w:hint="eastAsia"/>
+        </w:rPr>
+        <w:t>s</w:t>
+      </w:r>
+      <w:r>
+        <w:t xml:space="preserve">pecial assignment </w:t>
+      </w:r>
+      <w:r>
+        <w:rPr>
+          <w:rFonts w:hint="eastAsia"/>
+        </w:rPr>
+        <w:t>特殊任務</w:t>
+      </w:r>
+    </w:p>
+    <w:p>
+      <w:r>
+        <w:t>assembly floor</w:t>
+      </w:r>
+      <w:r>
+        <w:t xml:space="preserve"> </w:t>
+      </w:r>
+      <w:r>
+        <w:rPr>
+          <w:rFonts w:hint="eastAsia"/>
+        </w:rPr>
+        <w:t>裝配平台、</w:t>
+      </w:r>
+      <w:r>
+        <w:t>day shift</w:t>
+      </w:r>
+      <w:r>
+        <w:rPr>
+          <w:rFonts w:hint="eastAsia"/>
+        </w:rPr>
+        <w:t xml:space="preserve"> </w:t>
+      </w:r>
+      <w:r>
+        <w:rPr>
+          <w:rFonts w:hint="eastAsia"/>
+        </w:rPr>
+        <w:t>日班</w:t>
+      </w:r>
+    </w:p>
+    <w:p/>
+    <w:p>
+      <w:pPr>
+        <w:rPr>
+          <w:rFonts w:hint="eastAsia"/>
+        </w:rPr>
+      </w:pPr>
+      <w:r>
+        <w:t>architect</w:t>
+      </w:r>
+      <w:r>
+        <w:rPr>
+          <w:rFonts w:hint="eastAsia"/>
+        </w:rPr>
+        <w:t xml:space="preserve"> </w:t>
+      </w:r>
+      <w:r>
+        <w:t>n.</w:t>
+      </w:r>
+      <w:r>
+        <w:rPr>
+          <w:rFonts w:hint="eastAsia"/>
+        </w:rPr>
+        <w:t>建築師、</w:t>
+      </w:r>
+      <w:r>
+        <w:t>real estate agent</w:t>
+      </w:r>
+      <w:r>
+        <w:rPr>
+          <w:rFonts w:hint="eastAsia"/>
+        </w:rPr>
+        <w:t xml:space="preserve"> </w:t>
+      </w:r>
+      <w:r>
+        <w:rPr>
+          <w:rFonts w:hint="eastAsia"/>
+        </w:rPr>
+        <w:t>房地產經紀人</w:t>
+      </w:r>
+      <w:r>
+        <w:rPr>
+          <w:rFonts w:hint="eastAsia"/>
+        </w:rPr>
+        <w:t>、</w:t>
+      </w:r>
+      <w:r>
+        <w:rPr>
+          <w:rFonts w:hint="eastAsia"/>
+        </w:rPr>
+        <w:t>房地產經紀人</w:t>
+      </w:r>
+    </w:p>
+    <w:p>
+      <w:r>
+        <w:t>deposit</w:t>
+      </w:r>
+      <w:r>
+        <w:rPr>
+          <w:rFonts w:hint="eastAsia"/>
+        </w:rPr>
+        <w:t xml:space="preserve"> </w:t>
+      </w:r>
+      <w:r>
+        <w:t>v.</w:t>
+      </w:r>
+      <w:r>
+        <w:rPr>
+          <w:rFonts w:hint="eastAsia"/>
+        </w:rPr>
+        <w:t>存放</w:t>
+      </w:r>
+      <w:r>
+        <w:rPr>
+          <w:rFonts w:hint="eastAsia"/>
+        </w:rPr>
+        <w:t>/</w:t>
+      </w:r>
+      <w:r>
+        <w:rPr>
+          <w:rFonts w:hint="eastAsia"/>
+        </w:rPr>
+        <w:t>支付</w:t>
+      </w:r>
+      <w:r>
+        <w:rPr>
+          <w:rFonts w:hint="eastAsia"/>
+        </w:rPr>
+        <w:t>,</w:t>
+      </w:r>
+      <w:r>
+        <w:t>n.</w:t>
+      </w:r>
+      <w:r>
+        <w:rPr>
+          <w:rFonts w:hint="eastAsia"/>
+        </w:rPr>
+        <w:t>存款</w:t>
+      </w:r>
+      <w:r>
+        <w:rPr>
+          <w:rFonts w:hint="eastAsia"/>
+        </w:rPr>
+        <w:t>/</w:t>
+      </w:r>
+      <w:r>
+        <w:rPr>
+          <w:rFonts w:hint="eastAsia"/>
+        </w:rPr>
+        <w:t>沉澱物、</w:t>
+      </w:r>
+      <w:r>
+        <w:t>carefully</w:t>
+      </w:r>
+      <w:r>
+        <w:t xml:space="preserve"> adv.</w:t>
+      </w:r>
+      <w:r>
+        <w:rPr>
+          <w:rFonts w:hint="eastAsia"/>
+        </w:rPr>
+        <w:t>小心</w:t>
+      </w:r>
+      <w:r>
+        <w:rPr>
+          <w:rFonts w:hint="eastAsia"/>
+        </w:rPr>
+        <w:t>/</w:t>
+      </w:r>
+      <w:r>
+        <w:rPr>
+          <w:rFonts w:hint="eastAsia"/>
+        </w:rPr>
+        <w:t>仔細</w:t>
+      </w:r>
+    </w:p>
+    <w:p>
+      <w:r>
+        <w:t>come on</w:t>
+      </w:r>
+      <w:r>
+        <w:rPr>
+          <w:rFonts w:hint="eastAsia"/>
+        </w:rPr>
+        <w:t>催促別人</w:t>
+      </w:r>
+      <w:r>
+        <w:rPr>
+          <w:rFonts w:hint="eastAsia"/>
+        </w:rPr>
+        <w:t>/</w:t>
+      </w:r>
+      <w:r>
+        <w:rPr>
+          <w:rFonts w:hint="eastAsia"/>
+        </w:rPr>
+        <w:t>鼓勵</w:t>
+      </w:r>
+      <w:r>
+        <w:t>/</w:t>
+      </w:r>
+      <w:r>
+        <w:rPr>
+          <w:rFonts w:hint="eastAsia"/>
+        </w:rPr>
+        <w:t>請求</w:t>
+      </w:r>
+      <w:r>
+        <w:rPr>
+          <w:rFonts w:hint="eastAsia"/>
+        </w:rPr>
+        <w:t>/</w:t>
+      </w:r>
+      <w:r>
+        <w:rPr>
+          <w:rFonts w:hint="eastAsia"/>
+        </w:rPr>
+        <w:t>過來、</w:t>
+      </w:r>
+      <w:r>
+        <w:t>rent</w:t>
+      </w:r>
+      <w:r>
+        <w:rPr>
+          <w:rFonts w:hint="eastAsia"/>
+        </w:rPr>
+        <w:t xml:space="preserve"> n</w:t>
+      </w:r>
+      <w:r>
+        <w:t>.</w:t>
       </w:r>
       <w:r>
         <w:rPr>
@@ -2097,46 +3058,61 @@
         </w:rPr>
         <w:t>租金</w:t>
       </w:r>
-    </w:p>
-    <w:p>
-      <w:r>
-        <w:t>confident</w:t>
-      </w:r>
-      <w:r>
-        <w:t xml:space="preserve"> adj.</w:t>
-      </w:r>
-      <w:r>
-        <w:rPr>
-          <w:rFonts w:hint="eastAsia"/>
-        </w:rPr>
-        <w:t xml:space="preserve"> </w:t>
-      </w:r>
-      <w:r>
-        <w:rPr>
-          <w:rFonts w:hint="eastAsia"/>
-        </w:rPr>
-        <w:t>自信</w:t>
-      </w:r>
-      <w:r>
-        <w:rPr>
-          <w:rFonts w:hint="eastAsia"/>
-        </w:rPr>
-        <w:t>/</w:t>
-      </w:r>
-      <w:r>
-        <w:rPr>
-          <w:rFonts w:hint="eastAsia"/>
-        </w:rPr>
-        <w:t>信心、</w:t>
-      </w:r>
-      <w:r>
-        <w:t>uncertain about</w:t>
-      </w:r>
-      <w:r>
-        <w:rPr>
-          <w:rFonts w:hint="eastAsia"/>
-        </w:rPr>
-        <w:t>對……感到不確定</w:t>
+      <w:r>
+        <w:rPr>
+          <w:rFonts w:hint="eastAsia"/>
+        </w:rPr>
+        <w:t>,</w:t>
+      </w:r>
+      <w:r>
+        <w:t>v.</w:t>
+      </w:r>
+      <w:r>
+        <w:rPr>
+          <w:rFonts w:hint="eastAsia"/>
+        </w:rPr>
+        <w:t>租用、</w:t>
+      </w:r>
+      <w:r>
+        <w:t>foresee</w:t>
+      </w:r>
+      <w:r>
+        <w:t xml:space="preserve"> v.</w:t>
+      </w:r>
+      <w:r>
+        <w:rPr>
+          <w:rFonts w:hint="eastAsia"/>
+        </w:rPr>
+        <w:t>預見</w:t>
+      </w:r>
+    </w:p>
+    <w:p>
+      <w:r>
+        <w:t>property</w:t>
+      </w:r>
+      <w:r>
+        <w:t xml:space="preserve"> n.</w:t>
+      </w:r>
+      <w:r>
+        <w:rPr>
+          <w:rFonts w:hint="eastAsia"/>
+        </w:rPr>
+        <w:t>財產、</w:t>
+      </w:r>
+      <w:r>
+        <w:rPr>
+          <w:rFonts w:hint="eastAsia"/>
+        </w:rPr>
+        <w:t>c</w:t>
+      </w:r>
+      <w:r>
+        <w:t>ontractor n.</w:t>
+      </w:r>
+      <w:r>
+        <w:rPr>
+          <w:rFonts w:hint="eastAsia"/>
+        </w:rPr>
+        <w:t>承包商</w:t>
       </w:r>
       <w:r>
         <w:rPr>
@@ -2145,305 +3121,48 @@
         <w:t>、</w:t>
       </w:r>
       <w:r>
-        <w:t>certain</w:t>
-      </w:r>
-      <w:r>
-        <w:rPr>
-          <w:rFonts w:hint="eastAsia"/>
-        </w:rPr>
-        <w:t xml:space="preserve"> </w:t>
-      </w:r>
-      <w:r>
-        <w:t>adj.</w:t>
-      </w:r>
-      <w:r>
-        <w:rPr>
-          <w:rFonts w:hint="eastAsia"/>
-        </w:rPr>
-        <w:t>肯定</w:t>
-      </w:r>
-    </w:p>
-    <w:p>
-      <w:r>
-        <w:t>refer to</w:t>
-      </w:r>
-      <w:r>
-        <w:rPr>
-          <w:rFonts w:hint="eastAsia"/>
-        </w:rPr>
-        <w:t>提及</w:t>
-      </w:r>
-      <w:r>
-        <w:rPr>
-          <w:rFonts w:hint="eastAsia"/>
-        </w:rPr>
-        <w:t>/</w:t>
-      </w:r>
-      <w:r>
-        <w:rPr>
-          <w:rFonts w:hint="eastAsia"/>
-        </w:rPr>
-        <w:t>談到</w:t>
-      </w:r>
-      <w:r>
-        <w:rPr>
-          <w:rFonts w:hint="eastAsia"/>
-        </w:rPr>
-        <w:t>、</w:t>
-      </w:r>
-      <w:r>
-        <w:t>rental agreement</w:t>
-      </w:r>
-      <w:r>
-        <w:rPr>
-          <w:rFonts w:hint="eastAsia"/>
-        </w:rPr>
-        <w:t>租賃合約</w:t>
-      </w:r>
-      <w:r>
-        <w:rPr>
-          <w:rFonts w:hint="eastAsia"/>
-        </w:rPr>
-        <w:t>、</w:t>
-      </w:r>
-      <w:r>
-        <w:t>testimonial</w:t>
-      </w:r>
-      <w:r>
-        <w:t xml:space="preserve"> n.</w:t>
-      </w:r>
-      <w:r>
-        <w:rPr>
-          <w:rFonts w:hint="eastAsia"/>
-        </w:rPr>
-        <w:t>介紹信</w:t>
-      </w:r>
-      <w:r>
-        <w:rPr>
-          <w:rFonts w:hint="eastAsia"/>
-        </w:rPr>
-        <w:t>/</w:t>
-      </w:r>
-      <w:r>
-        <w:rPr>
-          <w:rFonts w:hint="eastAsia"/>
-        </w:rPr>
-        <w:t>推薦書</w:t>
-      </w:r>
-    </w:p>
-    <w:p>
-      <w:r>
-        <w:t>identify</w:t>
-      </w:r>
-      <w:r>
-        <w:t xml:space="preserve"> v.</w:t>
-      </w:r>
-      <w:r>
-        <w:rPr>
-          <w:rFonts w:hint="eastAsia"/>
-        </w:rPr>
-        <w:t>識別</w:t>
-      </w:r>
-      <w:r>
-        <w:rPr>
-          <w:rFonts w:hint="eastAsia"/>
-        </w:rPr>
-        <w:t>/</w:t>
-      </w:r>
-      <w:r>
-        <w:rPr>
-          <w:rFonts w:hint="eastAsia"/>
-        </w:rPr>
-        <w:t>確定、</w:t>
-      </w:r>
-      <w:r>
-        <w:t>initially</w:t>
-      </w:r>
-      <w:r>
-        <w:rPr>
-          <w:rFonts w:hint="eastAsia"/>
-        </w:rPr>
-        <w:t xml:space="preserve"> </w:t>
-      </w:r>
-      <w:r>
-        <w:t>adv.</w:t>
-      </w:r>
-      <w:r>
-        <w:rPr>
-          <w:rFonts w:hint="eastAsia"/>
-        </w:rPr>
-        <w:t>最初、</w:t>
-      </w:r>
-      <w:r>
-        <w:t>regarding</w:t>
-      </w:r>
-      <w:r>
-        <w:rPr>
-          <w:rFonts w:hint="eastAsia"/>
-        </w:rPr>
-        <w:t xml:space="preserve"> </w:t>
-      </w:r>
-      <w:r>
-        <w:t>prep.</w:t>
-      </w:r>
-      <w:r>
-        <w:rPr>
-          <w:rFonts w:hint="eastAsia"/>
-        </w:rPr>
-        <w:t>關於</w:t>
-      </w:r>
-    </w:p>
-    <w:p>
-      <w:r>
-        <w:t>motorhome</w:t>
-      </w:r>
-      <w:r>
-        <w:rPr>
-          <w:rFonts w:hint="eastAsia"/>
-        </w:rPr>
-        <w:t xml:space="preserve"> n</w:t>
-      </w:r>
-      <w:r>
+        <w:t>as soon as</w:t>
+      </w:r>
+      <w:r>
+        <w:rPr>
+          <w:rFonts w:hint="eastAsia"/>
+        </w:rPr>
+        <w:t xml:space="preserve"> </w:t>
+      </w:r>
+      <w:proofErr w:type="gramStart"/>
+      <w:r>
+        <w:rPr>
+          <w:rFonts w:hint="eastAsia"/>
+        </w:rPr>
+        <w:t>一</w:t>
+      </w:r>
+      <w:proofErr w:type="gramEnd"/>
+      <w:r>
+        <w:rPr>
+          <w:rFonts w:hint="eastAsia"/>
+        </w:rPr>
         <w:t>.</w:t>
       </w:r>
       <w:r>
-        <w:rPr>
-          <w:rFonts w:hint="eastAsia"/>
-        </w:rPr>
-        <w:t>房車、</w:t>
-      </w:r>
-      <w:r>
-        <w:t>thorough</w:t>
-      </w:r>
-      <w:r>
-        <w:rPr>
-          <w:rFonts w:hint="eastAsia"/>
-        </w:rPr>
-        <w:t xml:space="preserve"> a</w:t>
-      </w:r>
-      <w:r>
-        <w:t xml:space="preserve">dj </w:t>
-      </w:r>
-      <w:r>
-        <w:rPr>
-          <w:rFonts w:hint="eastAsia"/>
-        </w:rPr>
-        <w:t>仔細的</w:t>
-      </w:r>
-      <w:r>
-        <w:rPr>
-          <w:rFonts w:hint="eastAsia"/>
-        </w:rPr>
-        <w:t>/</w:t>
-      </w:r>
-      <w:r>
-        <w:rPr>
-          <w:rFonts w:hint="eastAsia"/>
-        </w:rPr>
-        <w:t>徹底、</w:t>
-      </w:r>
-      <w:r>
-        <w:t>inspection</w:t>
-      </w:r>
-      <w:r>
-        <w:rPr>
-          <w:rFonts w:hint="eastAsia"/>
-        </w:rPr>
-        <w:t xml:space="preserve"> n</w:t>
-      </w:r>
-      <w:r>
         <w:t>.</w:t>
       </w:r>
       <w:r>
         <w:rPr>
           <w:rFonts w:hint="eastAsia"/>
         </w:rPr>
-        <w:t>檢查</w:t>
-      </w:r>
-    </w:p>
-    <w:p>
-      <w:r>
-        <w:t>come out</w:t>
-      </w:r>
-      <w:r>
-        <w:rPr>
-          <w:rFonts w:hint="eastAsia"/>
-        </w:rPr>
-        <w:t>出現</w:t>
-      </w:r>
-      <w:r>
-        <w:rPr>
-          <w:rFonts w:hint="eastAsia"/>
-        </w:rPr>
-        <w:t>/</w:t>
-      </w:r>
-      <w:r>
-        <w:rPr>
-          <w:rFonts w:hint="eastAsia"/>
-        </w:rPr>
-        <w:t>發行、</w:t>
-      </w:r>
-      <w:r>
-        <w:t>assess</w:t>
-      </w:r>
-      <w:r>
-        <w:t xml:space="preserve"> v.</w:t>
-      </w:r>
-      <w:r>
-        <w:rPr>
-          <w:rFonts w:hint="eastAsia"/>
-        </w:rPr>
-        <w:t>評估</w:t>
-      </w:r>
-      <w:r>
-        <w:rPr>
-          <w:rFonts w:hint="eastAsia"/>
-        </w:rPr>
-        <w:t>/</w:t>
-      </w:r>
-      <w:r>
-        <w:rPr>
-          <w:rFonts w:hint="eastAsia"/>
-        </w:rPr>
-        <w:t>估價、</w:t>
-      </w:r>
-      <w:r>
-        <w:rPr>
-          <w:rFonts w:hint="eastAsia"/>
-        </w:rPr>
-        <w:t>p</w:t>
-      </w:r>
-      <w:r>
-        <w:t>romptly adv.</w:t>
-      </w:r>
-      <w:r>
-        <w:rPr>
-          <w:rFonts w:hint="eastAsia"/>
-        </w:rPr>
-        <w:t>迅速地</w:t>
-      </w:r>
-    </w:p>
-    <w:p>
-      <w:r>
-        <w:t>question</w:t>
-      </w:r>
-      <w:r>
-        <w:t xml:space="preserve"> n.</w:t>
-      </w:r>
-      <w:r>
-        <w:rPr>
-          <w:rFonts w:hint="eastAsia"/>
-        </w:rPr>
-        <w:t>問題</w:t>
-      </w:r>
-      <w:r>
-        <w:t>,v.</w:t>
-      </w:r>
-      <w:r>
-        <w:rPr>
-          <w:rFonts w:hint="eastAsia"/>
-        </w:rPr>
-        <w:t>懷疑</w:t>
+        <w:t>就</w:t>
+      </w:r>
+      <w:r>
+        <w:rPr>
+          <w:rFonts w:hint="eastAsia"/>
+        </w:rPr>
+        <w:t>/</w:t>
+      </w:r>
+      <w:r>
+        <w:rPr>
+          <w:rFonts w:hint="eastAsia"/>
+        </w:rPr>
+        <w:t>立刻</w:t>
       </w:r>
     </w:p>
     <w:p>
@@ -2454,216 +3173,19 @@
       </w:pPr>
     </w:p>
     <w:p>
-      <w:r>
-        <w:t>repair calls</w:t>
-      </w:r>
-      <w:r>
-        <w:t xml:space="preserve"> </w:t>
-      </w:r>
-      <w:r>
-        <w:rPr>
-          <w:rFonts w:hint="eastAsia"/>
-        </w:rPr>
-        <w:t>維修電話</w:t>
-      </w:r>
-      <w:r>
-        <w:rPr>
-          <w:rFonts w:hint="eastAsia"/>
-        </w:rPr>
-        <w:t>/</w:t>
-      </w:r>
-      <w:r>
-        <w:rPr>
-          <w:rFonts w:hint="eastAsia"/>
-        </w:rPr>
-        <w:t>維修通知、</w:t>
-      </w:r>
-      <w:r>
-        <w:rPr>
-          <w:rFonts w:hint="eastAsia"/>
-        </w:rPr>
-        <w:t>h</w:t>
-      </w:r>
-      <w:r>
-        <w:t>andwriting n.</w:t>
-      </w:r>
-      <w:r>
-        <w:rPr>
-          <w:rFonts w:hint="eastAsia"/>
-        </w:rPr>
-        <w:t>書寫、</w:t>
-      </w:r>
-      <w:r>
-        <w:t>misus</w:t>
-      </w:r>
-      <w:r>
-        <w:t>e n. v.</w:t>
-      </w:r>
-      <w:r>
-        <w:rPr>
-          <w:rFonts w:hint="eastAsia"/>
-        </w:rPr>
-        <w:t>濫用</w:t>
-      </w:r>
-      <w:r>
-        <w:t>/</w:t>
-      </w:r>
-      <w:r>
-        <w:rPr>
-          <w:rFonts w:hint="eastAsia"/>
-        </w:rPr>
-        <w:t>錯用</w:t>
-      </w:r>
-    </w:p>
-    <w:p>
-      <w:r>
-        <w:t>properly</w:t>
-      </w:r>
-      <w:r>
-        <w:t xml:space="preserve"> adv.</w:t>
-      </w:r>
-      <w:r>
-        <w:rPr>
-          <w:rFonts w:hint="eastAsia"/>
-        </w:rPr>
-        <w:t xml:space="preserve"> </w:t>
-      </w:r>
-      <w:r>
-        <w:rPr>
-          <w:rFonts w:hint="eastAsia"/>
-        </w:rPr>
-        <w:t>正確</w:t>
-      </w:r>
-      <w:r>
-        <w:rPr>
-          <w:rFonts w:hint="eastAsia"/>
-        </w:rPr>
-        <w:t>/</w:t>
-      </w:r>
-      <w:r>
-        <w:rPr>
-          <w:rFonts w:hint="eastAsia"/>
-        </w:rPr>
-        <w:t>適當、</w:t>
-      </w:r>
-      <w:r>
-        <w:t>turn in</w:t>
-      </w:r>
-      <w:r>
-        <w:rPr>
-          <w:rFonts w:hint="eastAsia"/>
-        </w:rPr>
-        <w:t>繳交</w:t>
-      </w:r>
-      <w:r>
-        <w:rPr>
-          <w:rFonts w:hint="eastAsia"/>
-        </w:rPr>
-        <w:t>/</w:t>
-      </w:r>
-      <w:r>
-        <w:rPr>
-          <w:rFonts w:hint="eastAsia"/>
-        </w:rPr>
-        <w:t>交出、</w:t>
-      </w:r>
-      <w:r>
-        <w:rPr>
-          <w:rFonts w:hint="eastAsia"/>
-        </w:rPr>
-        <w:t>p</w:t>
-      </w:r>
-      <w:r>
-        <w:t>ick up</w:t>
-      </w:r>
-      <w:r>
-        <w:rPr>
-          <w:rFonts w:hint="eastAsia"/>
-        </w:rPr>
-        <w:t>撿起</w:t>
-      </w:r>
-      <w:r>
-        <w:rPr>
-          <w:rFonts w:hint="eastAsia"/>
-        </w:rPr>
-        <w:t>/</w:t>
-      </w:r>
-      <w:r>
-        <w:rPr>
-          <w:rFonts w:hint="eastAsia"/>
-        </w:rPr>
-        <w:t>領取物品</w:t>
-      </w:r>
-      <w:r>
-        <w:rPr>
-          <w:rFonts w:hint="eastAsia"/>
-        </w:rPr>
-        <w:t>/</w:t>
-      </w:r>
-      <w:r>
-        <w:rPr>
-          <w:rFonts w:hint="eastAsia"/>
-        </w:rPr>
-        <w:t>購買</w:t>
-      </w:r>
-      <w:r>
-        <w:rPr>
-          <w:rFonts w:hint="eastAsia"/>
-        </w:rPr>
-        <w:t>/</w:t>
-      </w:r>
-      <w:r>
-        <w:rPr>
-          <w:rFonts w:hint="eastAsia"/>
-        </w:rPr>
-        <w:t>學會</w:t>
-      </w:r>
-    </w:p>
-    <w:p>
       <w:pPr>
         <w:rPr>
           <w:rFonts w:hint="eastAsia"/>
         </w:rPr>
       </w:pPr>
-      <w:r>
-        <w:rPr>
-          <w:rFonts w:hint="eastAsia"/>
-        </w:rPr>
-        <w:t>q</w:t>
-      </w:r>
-      <w:r>
-        <w:t xml:space="preserve">uality plumbing </w:t>
-      </w:r>
-      <w:r>
-        <w:rPr>
-          <w:rFonts w:hint="eastAsia"/>
-        </w:rPr>
-        <w:t>高品質水管系統、</w:t>
-      </w:r>
-      <w:r>
-        <w:t>stop by</w:t>
-      </w:r>
-      <w:r>
-        <w:t>順路經過</w:t>
-      </w:r>
-      <w:r>
-        <w:rPr>
-          <w:rFonts w:hint="eastAsia"/>
-        </w:rPr>
-        <w:t>、</w:t>
-      </w:r>
-      <w:r>
-        <w:t>leave for</w:t>
-      </w:r>
-      <w:r>
-        <w:rPr>
-          <w:rFonts w:hint="eastAsia"/>
-        </w:rPr>
-        <w:t>前往</w:t>
-      </w:r>
-    </w:p>
-    <w:p/>
-    <w:p/>
+    </w:p>
+    <w:p>
+      <w:pPr>
+        <w:rPr>
+          <w:rFonts w:hint="eastAsia"/>
+        </w:rPr>
+      </w:pPr>
+    </w:p>
     <w:p/>
     <w:sectPr>
       <w:pgSz w:w="11906" w:h="16838"/>

--- a/碩一/TOEIC/聽力單字.docx
+++ b/碩一/TOEIC/聽力單字.docx
@@ -2863,307 +2863,871 @@
     </w:p>
     <w:p/>
     <w:p>
+      <w:r>
+        <w:t>architect</w:t>
+      </w:r>
+      <w:r>
+        <w:rPr>
+          <w:rFonts w:hint="eastAsia"/>
+        </w:rPr>
+        <w:t xml:space="preserve"> </w:t>
+      </w:r>
+      <w:r>
+        <w:t>n.</w:t>
+      </w:r>
+      <w:r>
+        <w:rPr>
+          <w:rFonts w:hint="eastAsia"/>
+        </w:rPr>
+        <w:t>建築師、</w:t>
+      </w:r>
+      <w:r>
+        <w:t>real estate agent</w:t>
+      </w:r>
+      <w:r>
+        <w:rPr>
+          <w:rFonts w:hint="eastAsia"/>
+        </w:rPr>
+        <w:t xml:space="preserve"> </w:t>
+      </w:r>
+      <w:r>
+        <w:rPr>
+          <w:rFonts w:hint="eastAsia"/>
+        </w:rPr>
+        <w:t>房地產經紀人</w:t>
+      </w:r>
+      <w:r>
+        <w:rPr>
+          <w:rFonts w:hint="eastAsia"/>
+        </w:rPr>
+        <w:t>、</w:t>
+      </w:r>
+      <w:r>
+        <w:rPr>
+          <w:rFonts w:hint="eastAsia"/>
+        </w:rPr>
+        <w:t>房地產經紀人</w:t>
+      </w:r>
+    </w:p>
+    <w:p>
+      <w:r>
+        <w:t>deposit</w:t>
+      </w:r>
+      <w:r>
+        <w:rPr>
+          <w:rFonts w:hint="eastAsia"/>
+        </w:rPr>
+        <w:t xml:space="preserve"> </w:t>
+      </w:r>
+      <w:r>
+        <w:t>v.</w:t>
+      </w:r>
+      <w:r>
+        <w:rPr>
+          <w:rFonts w:hint="eastAsia"/>
+        </w:rPr>
+        <w:t>存放</w:t>
+      </w:r>
+      <w:r>
+        <w:rPr>
+          <w:rFonts w:hint="eastAsia"/>
+        </w:rPr>
+        <w:t>/</w:t>
+      </w:r>
+      <w:r>
+        <w:rPr>
+          <w:rFonts w:hint="eastAsia"/>
+        </w:rPr>
+        <w:t>支付</w:t>
+      </w:r>
+      <w:r>
+        <w:rPr>
+          <w:rFonts w:hint="eastAsia"/>
+        </w:rPr>
+        <w:t>,</w:t>
+      </w:r>
+      <w:r>
+        <w:t>n.</w:t>
+      </w:r>
+      <w:r>
+        <w:rPr>
+          <w:rFonts w:hint="eastAsia"/>
+        </w:rPr>
+        <w:t>存款</w:t>
+      </w:r>
+      <w:r>
+        <w:rPr>
+          <w:rFonts w:hint="eastAsia"/>
+        </w:rPr>
+        <w:t>/</w:t>
+      </w:r>
+      <w:r>
+        <w:rPr>
+          <w:rFonts w:hint="eastAsia"/>
+        </w:rPr>
+        <w:t>沉澱物、</w:t>
+      </w:r>
+      <w:r>
+        <w:t>carefully</w:t>
+      </w:r>
+      <w:r>
+        <w:t xml:space="preserve"> adv.</w:t>
+      </w:r>
+      <w:r>
+        <w:rPr>
+          <w:rFonts w:hint="eastAsia"/>
+        </w:rPr>
+        <w:t>小心</w:t>
+      </w:r>
+      <w:r>
+        <w:rPr>
+          <w:rFonts w:hint="eastAsia"/>
+        </w:rPr>
+        <w:t>/</w:t>
+      </w:r>
+      <w:r>
+        <w:rPr>
+          <w:rFonts w:hint="eastAsia"/>
+        </w:rPr>
+        <w:t>仔細</w:t>
+      </w:r>
+    </w:p>
+    <w:p>
+      <w:r>
+        <w:t>come on</w:t>
+      </w:r>
+      <w:r>
+        <w:rPr>
+          <w:rFonts w:hint="eastAsia"/>
+        </w:rPr>
+        <w:t>催促別人</w:t>
+      </w:r>
+      <w:r>
+        <w:rPr>
+          <w:rFonts w:hint="eastAsia"/>
+        </w:rPr>
+        <w:t>/</w:t>
+      </w:r>
+      <w:r>
+        <w:rPr>
+          <w:rFonts w:hint="eastAsia"/>
+        </w:rPr>
+        <w:t>鼓勵</w:t>
+      </w:r>
+      <w:r>
+        <w:t>/</w:t>
+      </w:r>
+      <w:r>
+        <w:rPr>
+          <w:rFonts w:hint="eastAsia"/>
+        </w:rPr>
+        <w:t>請求</w:t>
+      </w:r>
+      <w:r>
+        <w:rPr>
+          <w:rFonts w:hint="eastAsia"/>
+        </w:rPr>
+        <w:t>/</w:t>
+      </w:r>
+      <w:r>
+        <w:rPr>
+          <w:rFonts w:hint="eastAsia"/>
+        </w:rPr>
+        <w:t>過來、</w:t>
+      </w:r>
+      <w:r>
+        <w:t>rent</w:t>
+      </w:r>
+      <w:r>
+        <w:rPr>
+          <w:rFonts w:hint="eastAsia"/>
+        </w:rPr>
+        <w:t xml:space="preserve"> n</w:t>
+      </w:r>
+      <w:r>
+        <w:t>.</w:t>
+      </w:r>
+      <w:r>
+        <w:rPr>
+          <w:rFonts w:hint="eastAsia"/>
+        </w:rPr>
+        <w:t>租金</w:t>
+      </w:r>
+      <w:r>
+        <w:rPr>
+          <w:rFonts w:hint="eastAsia"/>
+        </w:rPr>
+        <w:t>,</w:t>
+      </w:r>
+      <w:r>
+        <w:t>v.</w:t>
+      </w:r>
+      <w:r>
+        <w:rPr>
+          <w:rFonts w:hint="eastAsia"/>
+        </w:rPr>
+        <w:t>租用、</w:t>
+      </w:r>
+      <w:r>
+        <w:t>foresee</w:t>
+      </w:r>
+      <w:r>
+        <w:t xml:space="preserve"> v.</w:t>
+      </w:r>
+      <w:r>
+        <w:rPr>
+          <w:rFonts w:hint="eastAsia"/>
+        </w:rPr>
+        <w:t>預見</w:t>
+      </w:r>
+    </w:p>
+    <w:p>
+      <w:r>
+        <w:t>property</w:t>
+      </w:r>
+      <w:r>
+        <w:t xml:space="preserve"> n.</w:t>
+      </w:r>
+      <w:r>
+        <w:rPr>
+          <w:rFonts w:hint="eastAsia"/>
+        </w:rPr>
+        <w:t>財產、</w:t>
+      </w:r>
+      <w:r>
+        <w:rPr>
+          <w:rFonts w:hint="eastAsia"/>
+        </w:rPr>
+        <w:t>c</w:t>
+      </w:r>
+      <w:r>
+        <w:t>ontractor n.</w:t>
+      </w:r>
+      <w:r>
+        <w:rPr>
+          <w:rFonts w:hint="eastAsia"/>
+        </w:rPr>
+        <w:t>承包商</w:t>
+      </w:r>
+      <w:r>
+        <w:rPr>
+          <w:rFonts w:hint="eastAsia"/>
+        </w:rPr>
+        <w:t>、</w:t>
+      </w:r>
+      <w:r>
+        <w:t>as soon as</w:t>
+      </w:r>
+      <w:r>
+        <w:rPr>
+          <w:rFonts w:hint="eastAsia"/>
+        </w:rPr>
+        <w:t xml:space="preserve"> </w:t>
+      </w:r>
+      <w:proofErr w:type="gramStart"/>
+      <w:r>
+        <w:rPr>
+          <w:rFonts w:hint="eastAsia"/>
+        </w:rPr>
+        <w:t>一</w:t>
+      </w:r>
+      <w:proofErr w:type="gramEnd"/>
+      <w:r>
+        <w:rPr>
+          <w:rFonts w:hint="eastAsia"/>
+        </w:rPr>
+        <w:t>.</w:t>
+      </w:r>
+      <w:r>
+        <w:t>.</w:t>
+      </w:r>
+      <w:r>
+        <w:rPr>
+          <w:rFonts w:hint="eastAsia"/>
+        </w:rPr>
+        <w:t>就</w:t>
+      </w:r>
+      <w:r>
+        <w:rPr>
+          <w:rFonts w:hint="eastAsia"/>
+        </w:rPr>
+        <w:t>/</w:t>
+      </w:r>
+      <w:r>
+        <w:rPr>
+          <w:rFonts w:hint="eastAsia"/>
+        </w:rPr>
+        <w:t>立刻</w:t>
+      </w:r>
+    </w:p>
+    <w:p/>
+    <w:p/>
+    <w:p/>
+    <w:p>
+      <w:r>
+        <w:lastRenderedPageBreak/>
+        <w:t>print out</w:t>
+      </w:r>
+      <w:r>
+        <w:rPr>
+          <w:rFonts w:hint="eastAsia"/>
+        </w:rPr>
+        <w:t xml:space="preserve"> </w:t>
+      </w:r>
+      <w:r>
+        <w:rPr>
+          <w:rFonts w:hint="eastAsia"/>
+        </w:rPr>
+        <w:t>列印出、</w:t>
+      </w:r>
+      <w:r>
+        <w:t>luggage</w:t>
+      </w:r>
+      <w:r>
+        <w:rPr>
+          <w:rFonts w:hint="eastAsia"/>
+        </w:rPr>
+        <w:t xml:space="preserve"> </w:t>
+      </w:r>
+      <w:r>
+        <w:t>n.</w:t>
+      </w:r>
+      <w:r>
+        <w:rPr>
+          <w:rFonts w:hint="eastAsia"/>
+        </w:rPr>
+        <w:t>行李、</w:t>
+      </w:r>
+      <w:r>
+        <w:t>press release</w:t>
+      </w:r>
+      <w:r>
+        <w:rPr>
+          <w:rFonts w:hint="eastAsia"/>
+        </w:rPr>
+        <w:t xml:space="preserve"> </w:t>
+      </w:r>
+      <w:r>
+        <w:t>新聞稿</w:t>
+      </w:r>
+      <w:r>
+        <w:rPr>
+          <w:rFonts w:hint="eastAsia"/>
+        </w:rPr>
+        <w:t>、</w:t>
+      </w:r>
+      <w:r>
+        <w:rPr>
+          <w:rFonts w:hint="eastAsia"/>
+        </w:rPr>
+        <w:t>r</w:t>
+      </w:r>
+      <w:r>
+        <w:t>est v.</w:t>
+      </w:r>
+      <w:r>
+        <w:rPr>
+          <w:rFonts w:hint="eastAsia"/>
+        </w:rPr>
+        <w:t>休息、</w:t>
+      </w:r>
+      <w:r>
+        <w:rPr>
+          <w:rFonts w:hint="eastAsia"/>
+        </w:rPr>
+        <w:t>n</w:t>
+      </w:r>
+      <w:r>
+        <w:t>.</w:t>
+      </w:r>
+      <w:r>
+        <w:rPr>
+          <w:rFonts w:hint="eastAsia"/>
+        </w:rPr>
+        <w:t>剩餘</w:t>
+      </w:r>
+    </w:p>
+    <w:p>
+      <w:r>
+        <w:rPr>
+          <w:rFonts w:hint="eastAsia"/>
+        </w:rPr>
+        <w:t>a</w:t>
+      </w:r>
+      <w:r>
+        <w:t>irline n.</w:t>
+      </w:r>
+      <w:r>
+        <w:rPr>
+          <w:rFonts w:hint="eastAsia"/>
+        </w:rPr>
+        <w:t>航空公司、</w:t>
+      </w:r>
+      <w:r>
+        <w:rPr>
+          <w:rFonts w:hint="eastAsia"/>
+        </w:rPr>
+        <w:t>j</w:t>
+      </w:r>
+      <w:r>
+        <w:t>uice maker</w:t>
+      </w:r>
+      <w:r>
+        <w:rPr>
+          <w:rFonts w:hint="eastAsia"/>
+        </w:rPr>
+        <w:t>果汁機、</w:t>
+      </w:r>
+      <w:r>
+        <w:t>so far</w:t>
+      </w:r>
+      <w:r>
+        <w:rPr>
+          <w:rFonts w:hint="eastAsia"/>
+        </w:rPr>
+        <w:t xml:space="preserve"> </w:t>
+      </w:r>
+      <w:r>
+        <w:rPr>
+          <w:rFonts w:hint="eastAsia"/>
+        </w:rPr>
+        <w:t>到目前為止、</w:t>
+      </w:r>
+      <w:r>
+        <w:t>expect</w:t>
+      </w:r>
+      <w:r>
+        <w:rPr>
+          <w:rFonts w:hint="eastAsia"/>
+        </w:rPr>
+        <w:t xml:space="preserve"> </w:t>
+      </w:r>
+      <w:r>
+        <w:t>v.</w:t>
+      </w:r>
+      <w:r>
+        <w:rPr>
+          <w:rFonts w:hint="eastAsia"/>
+        </w:rPr>
+        <w:t>預計</w:t>
+      </w:r>
+      <w:r>
+        <w:rPr>
+          <w:rFonts w:hint="eastAsia"/>
+        </w:rPr>
+        <w:t>/</w:t>
+      </w:r>
+      <w:r>
+        <w:rPr>
+          <w:rFonts w:hint="eastAsia"/>
+        </w:rPr>
+        <w:t>期待</w:t>
+      </w:r>
+    </w:p>
+    <w:p>
+      <w:r>
+        <w:t>impression</w:t>
+      </w:r>
+      <w:r>
+        <w:t xml:space="preserve"> n.</w:t>
+      </w:r>
+      <w:r>
+        <w:rPr>
+          <w:rFonts w:hint="eastAsia"/>
+        </w:rPr>
+        <w:t>印象、</w:t>
+      </w:r>
+      <w:r>
+        <w:t>without</w:t>
+      </w:r>
+      <w:r>
+        <w:rPr>
+          <w:rFonts w:hint="eastAsia"/>
+        </w:rPr>
+        <w:t xml:space="preserve"> </w:t>
+      </w:r>
+      <w:proofErr w:type="spellStart"/>
+      <w:r>
+        <w:rPr>
+          <w:rFonts w:hint="eastAsia"/>
+        </w:rPr>
+        <w:t>p</w:t>
+      </w:r>
+      <w:r>
+        <w:t>rep.adv</w:t>
+      </w:r>
+      <w:proofErr w:type="spellEnd"/>
+      <w:r>
+        <w:t xml:space="preserve">. </w:t>
+      </w:r>
+      <w:r>
+        <w:rPr>
+          <w:rFonts w:hint="eastAsia"/>
+        </w:rPr>
+        <w:t>沒有</w:t>
+      </w:r>
+      <w:r>
+        <w:rPr>
+          <w:rFonts w:hint="eastAsia"/>
+        </w:rPr>
+        <w:t>/</w:t>
+      </w:r>
+      <w:r>
+        <w:rPr>
+          <w:rFonts w:hint="eastAsia"/>
+        </w:rPr>
+        <w:t>缺少、</w:t>
+      </w:r>
+      <w:r>
+        <w:t>prototype</w:t>
+      </w:r>
+      <w:r>
+        <w:rPr>
+          <w:rFonts w:hint="eastAsia"/>
+        </w:rPr>
+        <w:t xml:space="preserve"> </w:t>
+      </w:r>
+      <w:r>
+        <w:t>n.</w:t>
+      </w:r>
+      <w:r>
+        <w:rPr>
+          <w:rFonts w:hint="eastAsia"/>
+        </w:rPr>
+        <w:t>原型</w:t>
+      </w:r>
+    </w:p>
+    <w:p>
+      <w:r>
+        <w:t>fly out</w:t>
+      </w:r>
+      <w:r>
+        <w:t xml:space="preserve"> </w:t>
+      </w:r>
+      <w:r>
+        <w:t>飛出</w:t>
+      </w:r>
+      <w:r>
+        <w:rPr>
+          <w:rFonts w:hint="eastAsia"/>
+        </w:rPr>
+        <w:t>、</w:t>
+      </w:r>
+      <w:r>
+        <w:rPr>
+          <w:rFonts w:hint="eastAsia"/>
+        </w:rPr>
+        <w:t>b</w:t>
+      </w:r>
+      <w:r>
+        <w:t>ackup n.</w:t>
+      </w:r>
+      <w:r>
+        <w:rPr>
+          <w:rFonts w:hint="eastAsia"/>
+        </w:rPr>
+        <w:t>備份</w:t>
+      </w:r>
+    </w:p>
+    <w:p/>
+    <w:p>
+      <w:r>
+        <w:rPr>
+          <w:rFonts w:hint="eastAsia"/>
+        </w:rPr>
+        <w:t>v</w:t>
+      </w:r>
+      <w:r>
+        <w:t xml:space="preserve">erify </w:t>
+      </w:r>
+      <w:r>
+        <w:rPr>
+          <w:rFonts w:hint="eastAsia"/>
+        </w:rPr>
+        <w:t>v</w:t>
+      </w:r>
+      <w:r>
+        <w:t>.</w:t>
+      </w:r>
+      <w:r>
+        <w:rPr>
+          <w:rFonts w:hint="eastAsia"/>
+        </w:rPr>
+        <w:t>證明</w:t>
+      </w:r>
+      <w:r>
+        <w:t>/</w:t>
+      </w:r>
+      <w:r>
+        <w:rPr>
+          <w:rFonts w:hint="eastAsia"/>
+        </w:rPr>
+        <w:t>驗證、</w:t>
+      </w:r>
+      <w:r>
+        <w:rPr>
+          <w:rFonts w:hint="eastAsia"/>
+        </w:rPr>
+        <w:t>f</w:t>
+      </w:r>
+      <w:r>
+        <w:t>orward adv.</w:t>
+      </w:r>
+      <w:r>
+        <w:rPr>
+          <w:rFonts w:hint="eastAsia"/>
+        </w:rPr>
+        <w:t>向前</w:t>
+      </w:r>
+      <w:r>
+        <w:rPr>
+          <w:rFonts w:hint="eastAsia"/>
+        </w:rPr>
+        <w:t>,</w:t>
+      </w:r>
+      <w:r>
+        <w:t>v.</w:t>
+      </w:r>
+      <w:r>
+        <w:rPr>
+          <w:rFonts w:hint="eastAsia"/>
+        </w:rPr>
+        <w:t>轉發</w:t>
+      </w:r>
+      <w:r>
+        <w:rPr>
+          <w:rFonts w:hint="eastAsia"/>
+        </w:rPr>
+        <w:t>,</w:t>
+      </w:r>
+      <w:r>
+        <w:t>adj</w:t>
+      </w:r>
+      <w:r>
+        <w:rPr>
+          <w:rFonts w:hint="eastAsia"/>
+        </w:rPr>
+        <w:t>前方的</w:t>
+      </w:r>
+      <w:r>
+        <w:rPr>
+          <w:rFonts w:hint="eastAsia"/>
+        </w:rPr>
+        <w:t>/</w:t>
+      </w:r>
+      <w:r>
+        <w:rPr>
+          <w:rFonts w:hint="eastAsia"/>
+        </w:rPr>
+        <w:t>早熟的</w:t>
+      </w:r>
+    </w:p>
+    <w:p>
+      <w:r>
+        <w:rPr>
+          <w:rFonts w:hint="eastAsia"/>
+        </w:rPr>
+        <w:t>o</w:t>
+      </w:r>
+      <w:r>
+        <w:t>ccur v.</w:t>
+      </w:r>
+      <w:r>
+        <w:rPr>
+          <w:rFonts w:hint="eastAsia"/>
+        </w:rPr>
+        <w:t>發生</w:t>
+      </w:r>
+      <w:r>
+        <w:rPr>
+          <w:rFonts w:hint="eastAsia"/>
+        </w:rPr>
+        <w:t>/</w:t>
+      </w:r>
+      <w:r>
+        <w:rPr>
+          <w:rFonts w:hint="eastAsia"/>
+        </w:rPr>
+        <w:t>出現</w:t>
+      </w:r>
+      <w:r>
+        <w:rPr>
+          <w:rFonts w:hint="eastAsia"/>
+        </w:rPr>
+        <w:t>、</w:t>
+      </w:r>
+      <w:r>
+        <w:t>airfare</w:t>
+      </w:r>
+      <w:r>
+        <w:rPr>
+          <w:rFonts w:hint="eastAsia"/>
+        </w:rPr>
+        <w:t xml:space="preserve"> </w:t>
+      </w:r>
+      <w:r>
+        <w:t>n.</w:t>
+      </w:r>
+      <w:r>
+        <w:rPr>
+          <w:rFonts w:hint="eastAsia"/>
+        </w:rPr>
+        <w:t>機票、</w:t>
+      </w:r>
+      <w:r>
+        <w:t>accountant</w:t>
+      </w:r>
+      <w:r>
+        <w:rPr>
+          <w:rFonts w:hint="eastAsia"/>
+        </w:rPr>
+        <w:t xml:space="preserve"> </w:t>
+      </w:r>
+      <w:r>
+        <w:t>n.</w:t>
+      </w:r>
+      <w:r>
+        <w:rPr>
+          <w:rFonts w:hint="eastAsia"/>
+        </w:rPr>
+        <w:t>會計</w:t>
+      </w:r>
+    </w:p>
+    <w:p>
+      <w:r>
+        <w:t>personnel department</w:t>
+      </w:r>
+      <w:r>
+        <w:rPr>
+          <w:rFonts w:hint="eastAsia"/>
+        </w:rPr>
+        <w:t>人事部門、</w:t>
+      </w:r>
+      <w:r>
+        <w:t>qualified</w:t>
+      </w:r>
+      <w:r>
+        <w:rPr>
+          <w:rFonts w:hint="eastAsia"/>
+        </w:rPr>
+        <w:t xml:space="preserve"> </w:t>
+      </w:r>
+      <w:r>
+        <w:t>adj.</w:t>
+      </w:r>
+      <w:r>
+        <w:rPr>
+          <w:rFonts w:hint="eastAsia"/>
+        </w:rPr>
+        <w:t>合格</w:t>
+      </w:r>
+      <w:r>
+        <w:rPr>
+          <w:rFonts w:hint="eastAsia"/>
+        </w:rPr>
+        <w:t>/</w:t>
+      </w:r>
+      <w:r>
+        <w:rPr>
+          <w:rFonts w:hint="eastAsia"/>
+        </w:rPr>
+        <w:t>資格、</w:t>
+      </w:r>
+      <w:r>
+        <w:rPr>
+          <w:rFonts w:hint="eastAsia"/>
+        </w:rPr>
+        <w:t>l</w:t>
+      </w:r>
+      <w:r>
+        <w:t>ook out v.</w:t>
+      </w:r>
+      <w:r>
+        <w:rPr>
+          <w:rFonts w:hint="eastAsia"/>
+        </w:rPr>
+        <w:t>當心</w:t>
+      </w:r>
+      <w:r>
+        <w:rPr>
+          <w:rFonts w:hint="eastAsia"/>
+        </w:rPr>
+        <w:t>/</w:t>
+      </w:r>
+      <w:r>
+        <w:t>n.</w:t>
+      </w:r>
+      <w:r>
+        <w:rPr>
+          <w:rFonts w:hint="eastAsia"/>
+        </w:rPr>
+        <w:t>注意</w:t>
+      </w:r>
+      <w:r>
+        <w:rPr>
+          <w:rFonts w:hint="eastAsia"/>
+        </w:rPr>
+        <w:t>/</w:t>
+      </w:r>
+      <w:r>
+        <w:rPr>
+          <w:rFonts w:hint="eastAsia"/>
+        </w:rPr>
+        <w:t>觀景台</w:t>
+      </w:r>
+      <w:r>
+        <w:rPr>
+          <w:rFonts w:hint="eastAsia"/>
+        </w:rPr>
+        <w:t>、</w:t>
+      </w:r>
+      <w:r>
+        <w:t>move forward</w:t>
+      </w:r>
+      <w:r>
+        <w:rPr>
+          <w:rFonts w:hint="eastAsia"/>
+        </w:rPr>
+        <w:t xml:space="preserve"> </w:t>
+      </w:r>
+      <w:r>
+        <w:rPr>
+          <w:rFonts w:hint="eastAsia"/>
+        </w:rPr>
+        <w:t>前進</w:t>
+      </w:r>
+      <w:r>
+        <w:rPr>
+          <w:rFonts w:hint="eastAsia"/>
+        </w:rPr>
+        <w:t>/</w:t>
+      </w:r>
+      <w:r>
+        <w:rPr>
+          <w:rFonts w:hint="eastAsia"/>
+        </w:rPr>
+        <w:t>繼續進行</w:t>
+      </w:r>
+      <w:r>
+        <w:rPr>
+          <w:rFonts w:hint="eastAsia"/>
+        </w:rPr>
+        <w:t>/</w:t>
+      </w:r>
+      <w:r>
+        <w:rPr>
+          <w:rFonts w:hint="eastAsia"/>
+        </w:rPr>
+        <w:t>提前</w:t>
+      </w:r>
+    </w:p>
+    <w:p/>
+    <w:p>
       <w:pPr>
         <w:rPr>
           <w:rFonts w:hint="eastAsia"/>
         </w:rPr>
       </w:pPr>
-      <w:r>
-        <w:t>architect</w:t>
-      </w:r>
-      <w:r>
-        <w:rPr>
-          <w:rFonts w:hint="eastAsia"/>
-        </w:rPr>
-        <w:t xml:space="preserve"> </w:t>
-      </w:r>
-      <w:r>
-        <w:t>n.</w:t>
-      </w:r>
-      <w:r>
-        <w:rPr>
-          <w:rFonts w:hint="eastAsia"/>
-        </w:rPr>
-        <w:t>建築師、</w:t>
-      </w:r>
-      <w:r>
-        <w:t>real estate agent</w:t>
-      </w:r>
-      <w:r>
-        <w:rPr>
-          <w:rFonts w:hint="eastAsia"/>
-        </w:rPr>
-        <w:t xml:space="preserve"> </w:t>
-      </w:r>
-      <w:r>
-        <w:rPr>
-          <w:rFonts w:hint="eastAsia"/>
-        </w:rPr>
-        <w:t>房地產經紀人</w:t>
-      </w:r>
-      <w:r>
-        <w:rPr>
-          <w:rFonts w:hint="eastAsia"/>
-        </w:rPr>
-        <w:t>、</w:t>
-      </w:r>
-      <w:r>
-        <w:rPr>
-          <w:rFonts w:hint="eastAsia"/>
-        </w:rPr>
-        <w:t>房地產經紀人</w:t>
-      </w:r>
-    </w:p>
-    <w:p>
-      <w:r>
-        <w:t>deposit</w:t>
-      </w:r>
-      <w:r>
-        <w:rPr>
-          <w:rFonts w:hint="eastAsia"/>
-        </w:rPr>
-        <w:t xml:space="preserve"> </w:t>
-      </w:r>
-      <w:r>
-        <w:t>v.</w:t>
-      </w:r>
-      <w:r>
-        <w:rPr>
-          <w:rFonts w:hint="eastAsia"/>
-        </w:rPr>
-        <w:t>存放</w:t>
-      </w:r>
-      <w:r>
-        <w:rPr>
-          <w:rFonts w:hint="eastAsia"/>
-        </w:rPr>
-        <w:t>/</w:t>
-      </w:r>
-      <w:r>
-        <w:rPr>
-          <w:rFonts w:hint="eastAsia"/>
-        </w:rPr>
-        <w:t>支付</w:t>
-      </w:r>
-      <w:r>
-        <w:rPr>
-          <w:rFonts w:hint="eastAsia"/>
-        </w:rPr>
-        <w:t>,</w:t>
-      </w:r>
-      <w:r>
-        <w:t>n.</w:t>
-      </w:r>
-      <w:r>
-        <w:rPr>
-          <w:rFonts w:hint="eastAsia"/>
-        </w:rPr>
-        <w:t>存款</w:t>
-      </w:r>
-      <w:r>
-        <w:rPr>
-          <w:rFonts w:hint="eastAsia"/>
-        </w:rPr>
-        <w:t>/</w:t>
-      </w:r>
-      <w:r>
-        <w:rPr>
-          <w:rFonts w:hint="eastAsia"/>
-        </w:rPr>
-        <w:t>沉澱物、</w:t>
-      </w:r>
-      <w:r>
-        <w:t>carefully</w:t>
-      </w:r>
-      <w:r>
-        <w:t xml:space="preserve"> adv.</w:t>
-      </w:r>
-      <w:r>
-        <w:rPr>
-          <w:rFonts w:hint="eastAsia"/>
-        </w:rPr>
-        <w:t>小心</w:t>
-      </w:r>
-      <w:r>
-        <w:rPr>
-          <w:rFonts w:hint="eastAsia"/>
-        </w:rPr>
-        <w:t>/</w:t>
-      </w:r>
-      <w:r>
-        <w:rPr>
-          <w:rFonts w:hint="eastAsia"/>
-        </w:rPr>
-        <w:t>仔細</w:t>
-      </w:r>
-    </w:p>
-    <w:p>
-      <w:r>
-        <w:t>come on</w:t>
-      </w:r>
-      <w:r>
-        <w:rPr>
-          <w:rFonts w:hint="eastAsia"/>
-        </w:rPr>
-        <w:t>催促別人</w:t>
-      </w:r>
-      <w:r>
-        <w:rPr>
-          <w:rFonts w:hint="eastAsia"/>
-        </w:rPr>
-        <w:t>/</w:t>
-      </w:r>
-      <w:r>
-        <w:rPr>
-          <w:rFonts w:hint="eastAsia"/>
-        </w:rPr>
-        <w:t>鼓勵</w:t>
-      </w:r>
-      <w:r>
-        <w:t>/</w:t>
-      </w:r>
-      <w:r>
-        <w:rPr>
-          <w:rFonts w:hint="eastAsia"/>
-        </w:rPr>
-        <w:t>請求</w:t>
-      </w:r>
-      <w:r>
-        <w:rPr>
-          <w:rFonts w:hint="eastAsia"/>
-        </w:rPr>
-        <w:t>/</w:t>
-      </w:r>
-      <w:r>
-        <w:rPr>
-          <w:rFonts w:hint="eastAsia"/>
-        </w:rPr>
-        <w:t>過來、</w:t>
-      </w:r>
-      <w:r>
-        <w:t>rent</w:t>
-      </w:r>
-      <w:r>
-        <w:rPr>
-          <w:rFonts w:hint="eastAsia"/>
-        </w:rPr>
-        <w:t xml:space="preserve"> n</w:t>
-      </w:r>
-      <w:r>
-        <w:t>.</w:t>
-      </w:r>
-      <w:r>
-        <w:rPr>
-          <w:rFonts w:hint="eastAsia"/>
-        </w:rPr>
-        <w:t>租金</w:t>
-      </w:r>
-      <w:r>
-        <w:rPr>
-          <w:rFonts w:hint="eastAsia"/>
-        </w:rPr>
-        <w:t>,</w:t>
-      </w:r>
-      <w:r>
-        <w:t>v.</w:t>
-      </w:r>
-      <w:r>
-        <w:rPr>
-          <w:rFonts w:hint="eastAsia"/>
-        </w:rPr>
-        <w:t>租用、</w:t>
-      </w:r>
-      <w:r>
-        <w:t>foresee</w:t>
-      </w:r>
-      <w:r>
-        <w:t xml:space="preserve"> v.</w:t>
-      </w:r>
-      <w:r>
-        <w:rPr>
-          <w:rFonts w:hint="eastAsia"/>
-        </w:rPr>
-        <w:t>預見</w:t>
-      </w:r>
-    </w:p>
-    <w:p>
-      <w:r>
-        <w:t>property</w:t>
-      </w:r>
-      <w:r>
-        <w:t xml:space="preserve"> n.</w:t>
-      </w:r>
-      <w:r>
-        <w:rPr>
-          <w:rFonts w:hint="eastAsia"/>
-        </w:rPr>
-        <w:t>財產、</w:t>
-      </w:r>
-      <w:r>
-        <w:rPr>
-          <w:rFonts w:hint="eastAsia"/>
-        </w:rPr>
-        <w:t>c</w:t>
-      </w:r>
-      <w:r>
-        <w:t>ontractor n.</w:t>
-      </w:r>
-      <w:r>
-        <w:rPr>
-          <w:rFonts w:hint="eastAsia"/>
-        </w:rPr>
-        <w:t>承包商</w:t>
-      </w:r>
-      <w:r>
-        <w:rPr>
-          <w:rFonts w:hint="eastAsia"/>
-        </w:rPr>
-        <w:t>、</w:t>
-      </w:r>
-      <w:r>
-        <w:t>as soon as</w:t>
-      </w:r>
-      <w:r>
-        <w:rPr>
-          <w:rFonts w:hint="eastAsia"/>
-        </w:rPr>
-        <w:t xml:space="preserve"> </w:t>
-      </w:r>
-      <w:proofErr w:type="gramStart"/>
-      <w:r>
-        <w:rPr>
-          <w:rFonts w:hint="eastAsia"/>
-        </w:rPr>
-        <w:t>一</w:t>
-      </w:r>
-      <w:proofErr w:type="gramEnd"/>
-      <w:r>
-        <w:rPr>
-          <w:rFonts w:hint="eastAsia"/>
-        </w:rPr>
-        <w:t>.</w:t>
-      </w:r>
-      <w:r>
-        <w:t>.</w:t>
-      </w:r>
-      <w:r>
-        <w:rPr>
-          <w:rFonts w:hint="eastAsia"/>
-        </w:rPr>
-        <w:t>就</w:t>
-      </w:r>
-      <w:r>
-        <w:rPr>
-          <w:rFonts w:hint="eastAsia"/>
-        </w:rPr>
-        <w:t>/</w:t>
-      </w:r>
-      <w:r>
-        <w:rPr>
-          <w:rFonts w:hint="eastAsia"/>
-        </w:rPr>
-        <w:t>立刻</w:t>
-      </w:r>
     </w:p>
     <w:p>
       <w:pPr>
@@ -3172,21 +3736,6 @@
         </w:rPr>
       </w:pPr>
     </w:p>
-    <w:p>
-      <w:pPr>
-        <w:rPr>
-          <w:rFonts w:hint="eastAsia"/>
-        </w:rPr>
-      </w:pPr>
-    </w:p>
-    <w:p>
-      <w:pPr>
-        <w:rPr>
-          <w:rFonts w:hint="eastAsia"/>
-        </w:rPr>
-      </w:pPr>
-    </w:p>
-    <w:p/>
     <w:sectPr>
       <w:pgSz w:w="11906" w:h="16838"/>
       <w:pgMar w:top="1440" w:right="1800" w:bottom="1440" w:left="1800" w:header="851" w:footer="992" w:gutter="0"/>

--- a/碩一/TOEIC/聽力單字.docx
+++ b/碩一/TOEIC/聽力單字.docx
@@ -3723,11 +3723,421 @@
     </w:p>
     <w:p/>
     <w:p>
+      <w:r>
+        <w:t>teleconference</w:t>
+      </w:r>
+      <w:r>
+        <w:rPr>
+          <w:rFonts w:hint="eastAsia"/>
+        </w:rPr>
+        <w:t xml:space="preserve"> </w:t>
+      </w:r>
+      <w:r>
+        <w:rPr>
+          <w:rFonts w:hint="eastAsia"/>
+        </w:rPr>
+        <w:t>遠距會議、</w:t>
+      </w:r>
+      <w:r>
+        <w:t>relocation</w:t>
+      </w:r>
+      <w:r>
+        <w:rPr>
+          <w:rFonts w:hint="eastAsia"/>
+        </w:rPr>
+        <w:t xml:space="preserve"> </w:t>
+      </w:r>
+      <w:r>
+        <w:t>n.</w:t>
+      </w:r>
+      <w:r>
+        <w:rPr>
+          <w:rFonts w:hint="eastAsia"/>
+        </w:rPr>
+        <w:t>搬遷、</w:t>
+      </w:r>
+      <w:r>
+        <w:t>convention</w:t>
+      </w:r>
+      <w:r>
+        <w:rPr>
+          <w:rFonts w:hint="eastAsia"/>
+        </w:rPr>
+        <w:t xml:space="preserve"> </w:t>
+      </w:r>
+      <w:r>
+        <w:t>n.</w:t>
+      </w:r>
+      <w:r>
+        <w:rPr>
+          <w:rFonts w:hint="eastAsia"/>
+        </w:rPr>
+        <w:t>會議</w:t>
+      </w:r>
+      <w:r>
+        <w:t>/</w:t>
+      </w:r>
+      <w:r>
+        <w:rPr>
+          <w:rFonts w:hint="eastAsia"/>
+        </w:rPr>
+        <w:t>習俗</w:t>
+      </w:r>
+      <w:r>
+        <w:rPr>
+          <w:rFonts w:hint="eastAsia"/>
+        </w:rPr>
+        <w:t>/</w:t>
+      </w:r>
+      <w:r>
+        <w:rPr>
+          <w:rFonts w:hint="eastAsia"/>
+        </w:rPr>
+        <w:t>協定</w:t>
+      </w:r>
+    </w:p>
+    <w:p>
+      <w:r>
+        <w:t>compiling</w:t>
+      </w:r>
+      <w:r>
+        <w:rPr>
+          <w:rFonts w:hint="eastAsia"/>
+        </w:rPr>
+        <w:t xml:space="preserve"> </w:t>
+      </w:r>
+      <w:r>
+        <w:t>v.</w:t>
+      </w:r>
+      <w:r>
+        <w:rPr>
+          <w:rFonts w:hint="eastAsia"/>
+        </w:rPr>
+        <w:t>編輯</w:t>
+      </w:r>
+      <w:r>
+        <w:rPr>
+          <w:rFonts w:hint="eastAsia"/>
+        </w:rPr>
+        <w:t>/</w:t>
+      </w:r>
+      <w:r>
+        <w:rPr>
+          <w:rFonts w:hint="eastAsia"/>
+        </w:rPr>
+        <w:t>編譯、</w:t>
+      </w:r>
+      <w:r>
+        <w:t>career fair</w:t>
+      </w:r>
+      <w:r>
+        <w:t>就業博覽會</w:t>
+      </w:r>
+      <w:r>
+        <w:rPr>
+          <w:rFonts w:hint="eastAsia"/>
+        </w:rPr>
+        <w:t>、</w:t>
+      </w:r>
+      <w:r>
+        <w:t>operate</w:t>
+      </w:r>
+      <w:r>
+        <w:rPr>
+          <w:rFonts w:hint="eastAsia"/>
+        </w:rPr>
+        <w:t xml:space="preserve"> </w:t>
+      </w:r>
+      <w:r>
+        <w:t>v.</w:t>
+      </w:r>
+      <w:r>
+        <w:rPr>
+          <w:rFonts w:hint="eastAsia"/>
+        </w:rPr>
+        <w:t>操作、</w:t>
+      </w:r>
+      <w:r>
+        <w:t>calendar</w:t>
+      </w:r>
+      <w:r>
+        <w:t xml:space="preserve"> n.</w:t>
+      </w:r>
+      <w:r>
+        <w:rPr>
+          <w:rFonts w:hint="eastAsia"/>
+        </w:rPr>
+        <w:t>日曆</w:t>
+      </w:r>
+    </w:p>
+    <w:p>
       <w:pPr>
         <w:rPr>
           <w:rFonts w:hint="eastAsia"/>
         </w:rPr>
       </w:pPr>
+      <w:r>
+        <w:t>shopping mall</w:t>
+      </w:r>
+      <w:r>
+        <w:rPr>
+          <w:rFonts w:hint="eastAsia"/>
+        </w:rPr>
+        <w:t>購物中心</w:t>
+      </w:r>
+      <w:r>
+        <w:rPr>
+          <w:rFonts w:hint="eastAsia"/>
+        </w:rPr>
+        <w:t>、</w:t>
+      </w:r>
+      <w:r>
+        <w:t>ski resort</w:t>
+      </w:r>
+      <w:r>
+        <w:rPr>
+          <w:rFonts w:hint="eastAsia"/>
+        </w:rPr>
+        <w:t>滑雪度假村</w:t>
+      </w:r>
+      <w:r>
+        <w:rPr>
+          <w:rFonts w:hint="eastAsia"/>
+        </w:rPr>
+        <w:t>、</w:t>
+      </w:r>
+      <w:r>
+        <w:t>sport stadium</w:t>
+      </w:r>
+      <w:r>
+        <w:t>體育場</w:t>
+      </w:r>
+    </w:p>
+    <w:p>
+      <w:r>
+        <w:rPr>
+          <w:rFonts w:hint="eastAsia"/>
+        </w:rPr>
+        <w:t>c</w:t>
+      </w:r>
+      <w:r>
+        <w:t>onsultation n.</w:t>
+      </w:r>
+      <w:r>
+        <w:rPr>
+          <w:rFonts w:hint="eastAsia"/>
+        </w:rPr>
+        <w:t>諮詢會</w:t>
+      </w:r>
+      <w:r>
+        <w:rPr>
+          <w:rFonts w:hint="eastAsia"/>
+        </w:rPr>
+        <w:t>/</w:t>
+      </w:r>
+      <w:r>
+        <w:rPr>
+          <w:rFonts w:hint="eastAsia"/>
+        </w:rPr>
+        <w:t>諮詢、</w:t>
+      </w:r>
+      <w:r>
+        <w:t>fill out</w:t>
+      </w:r>
+      <w:r>
+        <w:rPr>
+          <w:rFonts w:hint="eastAsia"/>
+        </w:rPr>
+        <w:t xml:space="preserve"> </w:t>
+      </w:r>
+      <w:r>
+        <w:rPr>
+          <w:rFonts w:hint="eastAsia"/>
+        </w:rPr>
+        <w:t>填寫、</w:t>
+      </w:r>
+      <w:r>
+        <w:t>officially</w:t>
+      </w:r>
+      <w:r>
+        <w:rPr>
+          <w:rFonts w:hint="eastAsia"/>
+        </w:rPr>
+        <w:t xml:space="preserve"> </w:t>
+      </w:r>
+      <w:r>
+        <w:t>adv</w:t>
+      </w:r>
+      <w:r>
+        <w:rPr>
+          <w:rFonts w:hint="eastAsia"/>
+        </w:rPr>
+        <w:t>官方</w:t>
+      </w:r>
+      <w:r>
+        <w:rPr>
+          <w:rFonts w:hint="eastAsia"/>
+        </w:rPr>
+        <w:t>/</w:t>
+      </w:r>
+      <w:r>
+        <w:rPr>
+          <w:rFonts w:hint="eastAsia"/>
+        </w:rPr>
+        <w:t>正式</w:t>
+      </w:r>
+      <w:r>
+        <w:rPr>
+          <w:rFonts w:hint="eastAsia"/>
+        </w:rPr>
+        <w:t>、</w:t>
+      </w:r>
+      <w:r>
+        <w:t>athlete</w:t>
+      </w:r>
+      <w:r>
+        <w:rPr>
+          <w:rFonts w:hint="eastAsia"/>
+        </w:rPr>
+        <w:t xml:space="preserve"> </w:t>
+      </w:r>
+      <w:r>
+        <w:t>n.</w:t>
+      </w:r>
+      <w:r>
+        <w:rPr>
+          <w:rFonts w:hint="eastAsia"/>
+        </w:rPr>
+        <w:t>運動員</w:t>
+      </w:r>
+      <w:r>
+        <w:rPr>
+          <w:rFonts w:hint="eastAsia"/>
+        </w:rPr>
+        <w:t>、</w:t>
+      </w:r>
+      <w:r>
+        <w:t>patron</w:t>
+      </w:r>
+      <w:r>
+        <w:rPr>
+          <w:rFonts w:hint="eastAsia"/>
+        </w:rPr>
+        <w:t xml:space="preserve"> </w:t>
+      </w:r>
+      <w:r>
+        <w:t>n.</w:t>
+      </w:r>
+      <w:r>
+        <w:rPr>
+          <w:rFonts w:hint="eastAsia"/>
+        </w:rPr>
+        <w:t>贊助者</w:t>
+      </w:r>
+      <w:r>
+        <w:rPr>
+          <w:rFonts w:hint="eastAsia"/>
+        </w:rPr>
+        <w:t>/</w:t>
+      </w:r>
+      <w:r>
+        <w:rPr>
+          <w:rFonts w:hint="eastAsia"/>
+        </w:rPr>
+        <w:t>顧客、</w:t>
+      </w:r>
+      <w:r>
+        <w:t>center court</w:t>
+      </w:r>
+      <w:r>
+        <w:rPr>
+          <w:rFonts w:hint="eastAsia"/>
+        </w:rPr>
+        <w:t>中央球場</w:t>
+      </w:r>
+      <w:r>
+        <w:rPr>
+          <w:rFonts w:hint="eastAsia"/>
+        </w:rPr>
+        <w:t>、</w:t>
+      </w:r>
+      <w:r>
+        <w:t>apparel</w:t>
+      </w:r>
+      <w:r>
+        <w:rPr>
+          <w:rFonts w:hint="eastAsia"/>
+        </w:rPr>
+        <w:t xml:space="preserve"> </w:t>
+      </w:r>
+      <w:r>
+        <w:t>n.</w:t>
+      </w:r>
+      <w:r>
+        <w:rPr>
+          <w:rFonts w:hint="eastAsia"/>
+        </w:rPr>
+        <w:t>服裝</w:t>
+      </w:r>
+    </w:p>
+    <w:p>
+      <w:r>
+        <w:t>physical</w:t>
+      </w:r>
+      <w:r>
+        <w:t xml:space="preserve"> adj.</w:t>
+      </w:r>
+      <w:r>
+        <w:rPr>
+          <w:rFonts w:hint="eastAsia"/>
+        </w:rPr>
+        <w:t>身體的</w:t>
+      </w:r>
+      <w:r>
+        <w:rPr>
+          <w:rFonts w:hint="eastAsia"/>
+        </w:rPr>
+        <w:t>/</w:t>
+      </w:r>
+      <w:r>
+        <w:rPr>
+          <w:rFonts w:hint="eastAsia"/>
+        </w:rPr>
+        <w:t>激烈的、</w:t>
+      </w:r>
+      <w:r>
+        <w:t>gear</w:t>
+      </w:r>
+      <w:r>
+        <w:t xml:space="preserve"> n.</w:t>
+      </w:r>
+      <w:r>
+        <w:rPr>
+          <w:rFonts w:hint="eastAsia"/>
+        </w:rPr>
+        <w:t>傳動裝置</w:t>
+      </w:r>
+      <w:r>
+        <w:rPr>
+          <w:rFonts w:hint="eastAsia"/>
+        </w:rPr>
+        <w:t>/</w:t>
+      </w:r>
+      <w:r>
+        <w:rPr>
+          <w:rFonts w:hint="eastAsia"/>
+        </w:rPr>
+        <w:t>裝備、</w:t>
+      </w:r>
+      <w:r>
+        <w:t>ground floor</w:t>
+      </w:r>
+      <w:r>
+        <w:rPr>
+          <w:rFonts w:hint="eastAsia"/>
+        </w:rPr>
+        <w:t>一樓</w:t>
+      </w:r>
     </w:p>
     <w:p>
       <w:pPr>

--- a/碩一/TOEIC/聽力單字.docx
+++ b/碩一/TOEIC/聽力單字.docx
@@ -3871,19 +3871,903 @@
       </w:r>
     </w:p>
     <w:p>
+      <w:r>
+        <w:t>shopping mall</w:t>
+      </w:r>
+      <w:r>
+        <w:rPr>
+          <w:rFonts w:hint="eastAsia"/>
+        </w:rPr>
+        <w:t>購物中心</w:t>
+      </w:r>
+      <w:r>
+        <w:rPr>
+          <w:rFonts w:hint="eastAsia"/>
+        </w:rPr>
+        <w:t>、</w:t>
+      </w:r>
+      <w:r>
+        <w:t>ski resort</w:t>
+      </w:r>
+      <w:r>
+        <w:rPr>
+          <w:rFonts w:hint="eastAsia"/>
+        </w:rPr>
+        <w:t>滑雪度假村</w:t>
+      </w:r>
+      <w:r>
+        <w:rPr>
+          <w:rFonts w:hint="eastAsia"/>
+        </w:rPr>
+        <w:t>、</w:t>
+      </w:r>
+      <w:r>
+        <w:t>sport stadium</w:t>
+      </w:r>
+      <w:r>
+        <w:t>體育場</w:t>
+      </w:r>
+    </w:p>
+    <w:p>
+      <w:r>
+        <w:rPr>
+          <w:rFonts w:hint="eastAsia"/>
+        </w:rPr>
+        <w:t>c</w:t>
+      </w:r>
+      <w:r>
+        <w:t>onsultation n.</w:t>
+      </w:r>
+      <w:r>
+        <w:rPr>
+          <w:rFonts w:hint="eastAsia"/>
+        </w:rPr>
+        <w:t>諮詢會</w:t>
+      </w:r>
+      <w:r>
+        <w:rPr>
+          <w:rFonts w:hint="eastAsia"/>
+        </w:rPr>
+        <w:t>/</w:t>
+      </w:r>
+      <w:r>
+        <w:rPr>
+          <w:rFonts w:hint="eastAsia"/>
+        </w:rPr>
+        <w:t>諮詢、</w:t>
+      </w:r>
+      <w:r>
+        <w:t>fill out</w:t>
+      </w:r>
+      <w:r>
+        <w:rPr>
+          <w:rFonts w:hint="eastAsia"/>
+        </w:rPr>
+        <w:t xml:space="preserve"> </w:t>
+      </w:r>
+      <w:r>
+        <w:rPr>
+          <w:rFonts w:hint="eastAsia"/>
+        </w:rPr>
+        <w:t>填寫、</w:t>
+      </w:r>
+      <w:r>
+        <w:t>officially</w:t>
+      </w:r>
+      <w:r>
+        <w:rPr>
+          <w:rFonts w:hint="eastAsia"/>
+        </w:rPr>
+        <w:t xml:space="preserve"> </w:t>
+      </w:r>
+      <w:r>
+        <w:t>adv</w:t>
+      </w:r>
+      <w:r>
+        <w:rPr>
+          <w:rFonts w:hint="eastAsia"/>
+        </w:rPr>
+        <w:t>官方</w:t>
+      </w:r>
+      <w:r>
+        <w:rPr>
+          <w:rFonts w:hint="eastAsia"/>
+        </w:rPr>
+        <w:t>/</w:t>
+      </w:r>
+      <w:r>
+        <w:rPr>
+          <w:rFonts w:hint="eastAsia"/>
+        </w:rPr>
+        <w:t>正式</w:t>
+      </w:r>
+      <w:r>
+        <w:rPr>
+          <w:rFonts w:hint="eastAsia"/>
+        </w:rPr>
+        <w:t>、</w:t>
+      </w:r>
+      <w:r>
+        <w:t>athlete</w:t>
+      </w:r>
+      <w:r>
+        <w:rPr>
+          <w:rFonts w:hint="eastAsia"/>
+        </w:rPr>
+        <w:t xml:space="preserve"> </w:t>
+      </w:r>
+      <w:r>
+        <w:t>n.</w:t>
+      </w:r>
+      <w:r>
+        <w:rPr>
+          <w:rFonts w:hint="eastAsia"/>
+        </w:rPr>
+        <w:t>運動員</w:t>
+      </w:r>
+      <w:r>
+        <w:rPr>
+          <w:rFonts w:hint="eastAsia"/>
+        </w:rPr>
+        <w:t>、</w:t>
+      </w:r>
+      <w:r>
+        <w:t>patron</w:t>
+      </w:r>
+      <w:r>
+        <w:rPr>
+          <w:rFonts w:hint="eastAsia"/>
+        </w:rPr>
+        <w:t xml:space="preserve"> </w:t>
+      </w:r>
+      <w:r>
+        <w:t>n.</w:t>
+      </w:r>
+      <w:r>
+        <w:rPr>
+          <w:rFonts w:hint="eastAsia"/>
+        </w:rPr>
+        <w:t>贊助者</w:t>
+      </w:r>
+      <w:r>
+        <w:rPr>
+          <w:rFonts w:hint="eastAsia"/>
+        </w:rPr>
+        <w:t>/</w:t>
+      </w:r>
+      <w:r>
+        <w:rPr>
+          <w:rFonts w:hint="eastAsia"/>
+        </w:rPr>
+        <w:t>顧客、</w:t>
+      </w:r>
+      <w:r>
+        <w:t>center court</w:t>
+      </w:r>
+      <w:r>
+        <w:rPr>
+          <w:rFonts w:hint="eastAsia"/>
+        </w:rPr>
+        <w:t>中央球場</w:t>
+      </w:r>
+      <w:r>
+        <w:rPr>
+          <w:rFonts w:hint="eastAsia"/>
+        </w:rPr>
+        <w:t>、</w:t>
+      </w:r>
+      <w:r>
+        <w:t>apparel</w:t>
+      </w:r>
+      <w:r>
+        <w:rPr>
+          <w:rFonts w:hint="eastAsia"/>
+        </w:rPr>
+        <w:t xml:space="preserve"> </w:t>
+      </w:r>
+      <w:r>
+        <w:t>n.</w:t>
+      </w:r>
+      <w:r>
+        <w:rPr>
+          <w:rFonts w:hint="eastAsia"/>
+        </w:rPr>
+        <w:t>服裝</w:t>
+      </w:r>
+    </w:p>
+    <w:p>
+      <w:r>
+        <w:t>physical</w:t>
+      </w:r>
+      <w:r>
+        <w:t xml:space="preserve"> adj.</w:t>
+      </w:r>
+      <w:r>
+        <w:rPr>
+          <w:rFonts w:hint="eastAsia"/>
+        </w:rPr>
+        <w:t>身體的</w:t>
+      </w:r>
+      <w:r>
+        <w:rPr>
+          <w:rFonts w:hint="eastAsia"/>
+        </w:rPr>
+        <w:t>/</w:t>
+      </w:r>
+      <w:r>
+        <w:rPr>
+          <w:rFonts w:hint="eastAsia"/>
+        </w:rPr>
+        <w:t>激烈的、</w:t>
+      </w:r>
+      <w:r>
+        <w:t>gear</w:t>
+      </w:r>
+      <w:r>
+        <w:t xml:space="preserve"> n.</w:t>
+      </w:r>
+      <w:r>
+        <w:rPr>
+          <w:rFonts w:hint="eastAsia"/>
+        </w:rPr>
+        <w:t>傳動裝置</w:t>
+      </w:r>
+      <w:r>
+        <w:rPr>
+          <w:rFonts w:hint="eastAsia"/>
+        </w:rPr>
+        <w:t>/</w:t>
+      </w:r>
+      <w:r>
+        <w:rPr>
+          <w:rFonts w:hint="eastAsia"/>
+        </w:rPr>
+        <w:t>裝備、</w:t>
+      </w:r>
+      <w:r>
+        <w:t>ground floor</w:t>
+      </w:r>
+      <w:r>
+        <w:rPr>
+          <w:rFonts w:hint="eastAsia"/>
+        </w:rPr>
+        <w:t>一樓</w:t>
+      </w:r>
+    </w:p>
+    <w:p/>
+    <w:p>
+      <w:r>
+        <w:t>achieve</w:t>
+      </w:r>
+      <w:r>
+        <w:t xml:space="preserve"> v.</w:t>
+      </w:r>
+      <w:r>
+        <w:rPr>
+          <w:rFonts w:hint="eastAsia"/>
+        </w:rPr>
+        <w:t>達到</w:t>
+      </w:r>
+      <w:r>
+        <w:rPr>
+          <w:rFonts w:hint="eastAsia"/>
+        </w:rPr>
+        <w:t>/</w:t>
+      </w:r>
+      <w:r>
+        <w:rPr>
+          <w:rFonts w:hint="eastAsia"/>
+        </w:rPr>
+        <w:t>實現、</w:t>
+      </w:r>
+      <w:r>
+        <w:t>dispute</w:t>
+      </w:r>
+      <w:r>
+        <w:rPr>
+          <w:rFonts w:hint="eastAsia"/>
+        </w:rPr>
+        <w:t xml:space="preserve"> </w:t>
+      </w:r>
+      <w:r>
+        <w:t>n.</w:t>
+      </w:r>
+      <w:r>
+        <w:rPr>
+          <w:rFonts w:hint="eastAsia"/>
+        </w:rPr>
+        <w:t>爭執</w:t>
+      </w:r>
+      <w:r>
+        <w:rPr>
+          <w:rFonts w:hint="eastAsia"/>
+        </w:rPr>
+        <w:t>,</w:t>
+      </w:r>
+      <w:r>
+        <w:t>v.</w:t>
+      </w:r>
+      <w:r>
+        <w:rPr>
+          <w:rFonts w:hint="eastAsia"/>
+        </w:rPr>
+        <w:t>不贊同、</w:t>
+      </w:r>
+      <w:r>
+        <w:t>claim</w:t>
+      </w:r>
+      <w:r>
+        <w:rPr>
+          <w:rFonts w:hint="eastAsia"/>
+        </w:rPr>
+        <w:t xml:space="preserve"> </w:t>
+      </w:r>
+      <w:proofErr w:type="spellStart"/>
+      <w:r>
+        <w:t>v.</w:t>
+      </w:r>
+      <w:r>
+        <w:t>n</w:t>
+      </w:r>
+      <w:proofErr w:type="spellEnd"/>
+      <w:r>
+        <w:t>.</w:t>
+      </w:r>
+      <w:r>
+        <w:rPr>
+          <w:rFonts w:hint="eastAsia"/>
+        </w:rPr>
+        <w:t>聲稱</w:t>
+      </w:r>
+      <w:r>
+        <w:rPr>
+          <w:rFonts w:hint="eastAsia"/>
+        </w:rPr>
+        <w:t>/</w:t>
+      </w:r>
+      <w:r>
+        <w:rPr>
+          <w:rFonts w:hint="eastAsia"/>
+        </w:rPr>
+        <w:t>主張</w:t>
+      </w:r>
+      <w:r>
+        <w:rPr>
+          <w:rFonts w:hint="eastAsia"/>
+        </w:rPr>
+        <w:t>/</w:t>
+      </w:r>
+      <w:r>
+        <w:rPr>
+          <w:rFonts w:hint="eastAsia"/>
+        </w:rPr>
+        <w:t>索賠</w:t>
+      </w:r>
+    </w:p>
+    <w:p>
+      <w:r>
+        <w:t>reassure</w:t>
+      </w:r>
+      <w:r>
+        <w:t xml:space="preserve"> v.</w:t>
+      </w:r>
+      <w:r>
+        <w:rPr>
+          <w:rFonts w:hint="eastAsia"/>
+        </w:rPr>
+        <w:t>安慰</w:t>
+      </w:r>
+      <w:r>
+        <w:rPr>
+          <w:rFonts w:hint="eastAsia"/>
+        </w:rPr>
+        <w:t>/</w:t>
+      </w:r>
+      <w:r>
+        <w:rPr>
+          <w:rFonts w:hint="eastAsia"/>
+        </w:rPr>
+        <w:t>使安心、</w:t>
+      </w:r>
+      <w:r>
+        <w:t>acknowledge</w:t>
+      </w:r>
+      <w:r>
+        <w:rPr>
+          <w:rFonts w:hint="eastAsia"/>
+        </w:rPr>
+        <w:t xml:space="preserve"> </w:t>
+      </w:r>
+      <w:r>
+        <w:t>v.</w:t>
+      </w:r>
+      <w:r>
+        <w:rPr>
+          <w:rFonts w:hint="eastAsia"/>
+        </w:rPr>
+        <w:t>承認</w:t>
+      </w:r>
+      <w:r>
+        <w:t>/</w:t>
+      </w:r>
+      <w:r>
+        <w:rPr>
+          <w:rFonts w:hint="eastAsia"/>
+        </w:rPr>
+        <w:t>確認收到</w:t>
+      </w:r>
+      <w:r>
+        <w:rPr>
+          <w:rFonts w:hint="eastAsia"/>
+        </w:rPr>
+        <w:t>、</w:t>
+      </w:r>
+      <w:r>
+        <w:t>retirement</w:t>
+      </w:r>
+      <w:r>
+        <w:rPr>
+          <w:rFonts w:hint="eastAsia"/>
+        </w:rPr>
+        <w:t xml:space="preserve"> </w:t>
+      </w:r>
+      <w:r>
+        <w:t>n.</w:t>
+      </w:r>
+      <w:r>
+        <w:rPr>
+          <w:rFonts w:hint="eastAsia"/>
+        </w:rPr>
+        <w:t>退休</w:t>
+      </w:r>
+    </w:p>
+    <w:p>
+      <w:r>
+        <w:t>groundbreaking</w:t>
+      </w:r>
+      <w:r>
+        <w:rPr>
+          <w:rFonts w:hint="eastAsia"/>
+        </w:rPr>
+        <w:t xml:space="preserve"> </w:t>
+      </w:r>
+      <w:r>
+        <w:t>adj.</w:t>
+      </w:r>
+      <w:r>
+        <w:rPr>
+          <w:rFonts w:hint="eastAsia"/>
+        </w:rPr>
+        <w:t>創新的、</w:t>
+      </w:r>
+      <w:r>
+        <w:t>ceremony</w:t>
+      </w:r>
+      <w:r>
+        <w:rPr>
+          <w:rFonts w:hint="eastAsia"/>
+        </w:rPr>
+        <w:t xml:space="preserve"> </w:t>
+      </w:r>
+      <w:r>
+        <w:t>n.</w:t>
+      </w:r>
+      <w:r>
+        <w:rPr>
+          <w:rFonts w:hint="eastAsia"/>
+        </w:rPr>
+        <w:t>典禮、</w:t>
+      </w:r>
+      <w:r>
+        <w:t>reception</w:t>
+      </w:r>
+      <w:r>
+        <w:rPr>
+          <w:rFonts w:hint="eastAsia"/>
+        </w:rPr>
+        <w:t xml:space="preserve"> </w:t>
+      </w:r>
+      <w:r>
+        <w:t>n.</w:t>
+      </w:r>
+      <w:r>
+        <w:rPr>
+          <w:rFonts w:hint="eastAsia"/>
+        </w:rPr>
+        <w:t>招待會</w:t>
+      </w:r>
+      <w:r>
+        <w:rPr>
+          <w:rFonts w:hint="eastAsia"/>
+        </w:rPr>
+        <w:t>/</w:t>
+      </w:r>
+      <w:r>
+        <w:rPr>
+          <w:rFonts w:hint="eastAsia"/>
+        </w:rPr>
+        <w:t>回應</w:t>
+      </w:r>
+      <w:r>
+        <w:rPr>
+          <w:rFonts w:hint="eastAsia"/>
+        </w:rPr>
+        <w:t>/</w:t>
+      </w:r>
+      <w:r>
+        <w:rPr>
+          <w:rFonts w:hint="eastAsia"/>
+        </w:rPr>
+        <w:t>接待</w:t>
+      </w:r>
+    </w:p>
+    <w:p>
+      <w:r>
+        <w:t>remodel</w:t>
+      </w:r>
+      <w:r>
+        <w:t xml:space="preserve"> v.</w:t>
+      </w:r>
+      <w:r>
+        <w:rPr>
+          <w:rFonts w:hint="eastAsia"/>
+        </w:rPr>
+        <w:t>改造、</w:t>
+      </w:r>
+      <w:r>
+        <w:t>part of</w:t>
+      </w:r>
+      <w:r>
+        <w:t xml:space="preserve"> </w:t>
+      </w:r>
+      <w:r>
+        <w:rPr>
+          <w:rFonts w:hint="eastAsia"/>
+        </w:rPr>
+        <w:t>一部分、</w:t>
+      </w:r>
+      <w:r>
+        <w:t>corporate</w:t>
+      </w:r>
+      <w:r>
+        <w:rPr>
+          <w:rFonts w:hint="eastAsia"/>
+        </w:rPr>
+        <w:t xml:space="preserve"> </w:t>
+      </w:r>
+      <w:r>
+        <w:t>adj.</w:t>
+      </w:r>
+      <w:r>
+        <w:rPr>
+          <w:rFonts w:hint="eastAsia"/>
+        </w:rPr>
+        <w:t>公司</w:t>
+      </w:r>
+      <w:r>
+        <w:rPr>
+          <w:rFonts w:hint="eastAsia"/>
+        </w:rPr>
+        <w:t>/</w:t>
+      </w:r>
+      <w:r>
+        <w:rPr>
+          <w:rFonts w:hint="eastAsia"/>
+        </w:rPr>
+        <w:t>全體、</w:t>
+      </w:r>
+      <w:r>
+        <w:t>luncheon</w:t>
+      </w:r>
+      <w:r>
+        <w:rPr>
+          <w:rFonts w:hint="eastAsia"/>
+        </w:rPr>
+        <w:t xml:space="preserve"> </w:t>
+      </w:r>
+      <w:r>
+        <w:t>n.</w:t>
+      </w:r>
+      <w:r>
+        <w:rPr>
+          <w:rFonts w:hint="eastAsia"/>
+        </w:rPr>
+        <w:t>午餐</w:t>
+      </w:r>
+    </w:p>
+    <w:p>
+      <w:r>
+        <w:t>warm welcome</w:t>
+      </w:r>
+      <w:r>
+        <w:rPr>
+          <w:rFonts w:hint="eastAsia"/>
+        </w:rPr>
+        <w:t>熱烈歡迎</w:t>
+      </w:r>
+    </w:p>
+    <w:p/>
+    <w:p>
       <w:pPr>
         <w:rPr>
           <w:rFonts w:hint="eastAsia"/>
         </w:rPr>
       </w:pPr>
       <w:r>
-        <w:t>shopping mall</w:t>
-      </w:r>
-      <w:r>
-        <w:rPr>
-          <w:rFonts w:hint="eastAsia"/>
-        </w:rPr>
-        <w:t>購物中心</w:t>
+        <w:t>organic</w:t>
+      </w:r>
+      <w:r>
+        <w:t xml:space="preserve"> adj.</w:t>
+      </w:r>
+      <w:r>
+        <w:rPr>
+          <w:rFonts w:hint="eastAsia"/>
+        </w:rPr>
+        <w:t>有機的、</w:t>
+      </w:r>
+      <w:r>
+        <w:t>meal</w:t>
+      </w:r>
+      <w:r>
+        <w:t xml:space="preserve"> n.</w:t>
+      </w:r>
+      <w:r>
+        <w:rPr>
+          <w:rFonts w:hint="eastAsia"/>
+        </w:rPr>
+        <w:t>餐點、</w:t>
+      </w:r>
+      <w:r>
+        <w:t>comment</w:t>
+      </w:r>
+      <w:r>
+        <w:rPr>
+          <w:rFonts w:hint="eastAsia"/>
+        </w:rPr>
+        <w:t xml:space="preserve"> </w:t>
+      </w:r>
+      <w:proofErr w:type="spellStart"/>
+      <w:r>
+        <w:t>v.n</w:t>
+      </w:r>
+      <w:proofErr w:type="spellEnd"/>
+      <w:r>
+        <w:t>.</w:t>
+      </w:r>
+      <w:r>
+        <w:rPr>
+          <w:rFonts w:hint="eastAsia"/>
+        </w:rPr>
+        <w:t>評論</w:t>
+      </w:r>
+      <w:r>
+        <w:rPr>
+          <w:rFonts w:hint="eastAsia"/>
+        </w:rPr>
+        <w:t>/</w:t>
+      </w:r>
+      <w:r>
+        <w:rPr>
+          <w:rFonts w:hint="eastAsia"/>
+        </w:rPr>
+        <w:t>評語、</w:t>
+      </w:r>
+      <w:r>
+        <w:t>subscription</w:t>
+      </w:r>
+      <w:r>
+        <w:t xml:space="preserve"> n.</w:t>
+      </w:r>
+      <w:r>
+        <w:rPr>
+          <w:rFonts w:hint="eastAsia"/>
+        </w:rPr>
+        <w:t>訂閱</w:t>
+      </w:r>
+    </w:p>
+    <w:p>
+      <w:r>
+        <w:t>revealed</w:t>
+      </w:r>
+      <w:r>
+        <w:rPr>
+          <w:rFonts w:hint="eastAsia"/>
+        </w:rPr>
+        <w:t xml:space="preserve"> </w:t>
+      </w:r>
+      <w:r>
+        <w:t>v.</w:t>
+      </w:r>
+      <w:r>
+        <w:rPr>
+          <w:rFonts w:hint="eastAsia"/>
+        </w:rPr>
+        <w:t>透露</w:t>
+      </w:r>
+      <w:r>
+        <w:rPr>
+          <w:rFonts w:hint="eastAsia"/>
+        </w:rPr>
+        <w:t>/n</w:t>
+      </w:r>
+      <w:r>
+        <w:t>.</w:t>
+      </w:r>
+      <w:r>
+        <w:rPr>
+          <w:rFonts w:hint="eastAsia"/>
+        </w:rPr>
+        <w:t>揭示、</w:t>
+      </w:r>
+      <w:r>
+        <w:t>consume</w:t>
+      </w:r>
+      <w:r>
+        <w:t xml:space="preserve"> v.</w:t>
+      </w:r>
+      <w:r>
+        <w:rPr>
+          <w:rFonts w:hint="eastAsia"/>
+        </w:rPr>
+        <w:t>消耗</w:t>
+      </w:r>
+      <w:r>
+        <w:rPr>
+          <w:rFonts w:hint="eastAsia"/>
+        </w:rPr>
+        <w:t>/</w:t>
+      </w:r>
+      <w:r>
+        <w:rPr>
+          <w:rFonts w:hint="eastAsia"/>
+        </w:rPr>
+        <w:t>花費</w:t>
+      </w:r>
+      <w:r>
+        <w:rPr>
+          <w:rFonts w:hint="eastAsia"/>
+        </w:rPr>
+        <w:t>/</w:t>
+      </w:r>
+      <w:r>
+        <w:rPr>
+          <w:rFonts w:hint="eastAsia"/>
+        </w:rPr>
+        <w:t>吃、</w:t>
+      </w:r>
+      <w:r>
+        <w:t>individual</w:t>
+      </w:r>
+      <w:r>
+        <w:rPr>
+          <w:rFonts w:hint="eastAsia"/>
+        </w:rPr>
+        <w:t xml:space="preserve"> </w:t>
+      </w:r>
+      <w:r>
+        <w:t>n.</w:t>
+      </w:r>
+      <w:r>
+        <w:rPr>
+          <w:rFonts w:hint="eastAsia"/>
+        </w:rPr>
+        <w:t>個人</w:t>
+      </w:r>
+      <w:r>
+        <w:rPr>
+          <w:rFonts w:hint="eastAsia"/>
+        </w:rPr>
+        <w:t>,</w:t>
+      </w:r>
+      <w:r>
+        <w:t>adj.</w:t>
+      </w:r>
+      <w:r>
+        <w:rPr>
+          <w:rFonts w:hint="eastAsia"/>
+        </w:rPr>
+        <w:t>個人的</w:t>
+      </w:r>
+    </w:p>
+    <w:p>
+      <w:r>
+        <w:t>amount</w:t>
+      </w:r>
+      <w:r>
+        <w:t xml:space="preserve"> n.</w:t>
+      </w:r>
+      <w:r>
+        <w:rPr>
+          <w:rFonts w:hint="eastAsia"/>
+        </w:rPr>
+        <w:t>數量、</w:t>
+      </w:r>
+      <w:r>
+        <w:t>actual</w:t>
+      </w:r>
+      <w:r>
+        <w:rPr>
+          <w:rFonts w:hint="eastAsia"/>
+        </w:rPr>
+        <w:t xml:space="preserve"> a</w:t>
+      </w:r>
+      <w:r>
+        <w:t>dj.</w:t>
+      </w:r>
+      <w:r>
+        <w:rPr>
+          <w:rFonts w:hint="eastAsia"/>
+        </w:rPr>
+        <w:t>實際的</w:t>
+      </w:r>
+      <w:r>
+        <w:rPr>
+          <w:rFonts w:hint="eastAsia"/>
+        </w:rPr>
+        <w:t>/</w:t>
+      </w:r>
+      <w:r>
+        <w:rPr>
+          <w:rFonts w:hint="eastAsia"/>
+        </w:rPr>
+        <w:t>真實的</w:t>
+      </w:r>
+    </w:p>
+    <w:p/>
+    <w:p>
+      <w:r>
+        <w:t>competition</w:t>
+      </w:r>
+      <w:r>
+        <w:rPr>
+          <w:rFonts w:hint="eastAsia"/>
+        </w:rPr>
+        <w:t xml:space="preserve"> </w:t>
+      </w:r>
+      <w:r>
+        <w:t>n.</w:t>
+      </w:r>
+      <w:r>
+        <w:rPr>
+          <w:rFonts w:hint="eastAsia"/>
+        </w:rPr>
+        <w:t>競爭、</w:t>
+      </w:r>
+      <w:r>
+        <w:t>worsen</w:t>
+      </w:r>
+      <w:r>
+        <w:rPr>
+          <w:rFonts w:hint="eastAsia"/>
+        </w:rPr>
+        <w:t xml:space="preserve"> </w:t>
+      </w:r>
+      <w:r>
+        <w:t>v.</w:t>
+      </w:r>
+      <w:r>
+        <w:rPr>
+          <w:rFonts w:hint="eastAsia"/>
+        </w:rPr>
+        <w:t>惡化、</w:t>
+      </w:r>
+      <w:r>
+        <w:t>household</w:t>
+      </w:r>
+      <w:r>
+        <w:rPr>
+          <w:rFonts w:hint="eastAsia"/>
+        </w:rPr>
+        <w:t xml:space="preserve"> </w:t>
+      </w:r>
+      <w:r>
+        <w:t>n.</w:t>
+      </w:r>
+      <w:r>
+        <w:rPr>
+          <w:rFonts w:hint="eastAsia"/>
+        </w:rPr>
+        <w:t>家庭</w:t>
       </w:r>
       <w:r>
         <w:rPr>
@@ -3892,252 +4776,57 @@
         <w:t>、</w:t>
       </w:r>
       <w:r>
-        <w:t>ski resort</w:t>
-      </w:r>
-      <w:r>
-        <w:rPr>
-          <w:rFonts w:hint="eastAsia"/>
-        </w:rPr>
-        <w:t>滑雪度假村</w:t>
-      </w:r>
-      <w:r>
-        <w:rPr>
-          <w:rFonts w:hint="eastAsia"/>
-        </w:rPr>
-        <w:t>、</w:t>
-      </w:r>
-      <w:r>
-        <w:t>sport stadium</w:t>
-      </w:r>
-      <w:r>
-        <w:t>體育場</w:t>
-      </w:r>
-    </w:p>
-    <w:p>
-      <w:r>
-        <w:rPr>
-          <w:rFonts w:hint="eastAsia"/>
-        </w:rPr>
-        <w:t>c</w:t>
-      </w:r>
-      <w:r>
-        <w:t>onsultation n.</w:t>
-      </w:r>
-      <w:r>
-        <w:rPr>
-          <w:rFonts w:hint="eastAsia"/>
-        </w:rPr>
-        <w:t>諮詢會</w:t>
-      </w:r>
-      <w:r>
-        <w:rPr>
-          <w:rFonts w:hint="eastAsia"/>
-        </w:rPr>
-        <w:t>/</w:t>
-      </w:r>
-      <w:r>
-        <w:rPr>
-          <w:rFonts w:hint="eastAsia"/>
-        </w:rPr>
-        <w:t>諮詢、</w:t>
-      </w:r>
-      <w:r>
-        <w:t>fill out</w:t>
-      </w:r>
-      <w:r>
-        <w:rPr>
-          <w:rFonts w:hint="eastAsia"/>
-        </w:rPr>
-        <w:t xml:space="preserve"> </w:t>
-      </w:r>
-      <w:r>
-        <w:rPr>
-          <w:rFonts w:hint="eastAsia"/>
-        </w:rPr>
-        <w:t>填寫、</w:t>
-      </w:r>
-      <w:r>
-        <w:t>officially</w:t>
-      </w:r>
-      <w:r>
-        <w:rPr>
-          <w:rFonts w:hint="eastAsia"/>
-        </w:rPr>
-        <w:t xml:space="preserve"> </w:t>
-      </w:r>
-      <w:r>
-        <w:t>adv</w:t>
-      </w:r>
-      <w:r>
-        <w:rPr>
-          <w:rFonts w:hint="eastAsia"/>
-        </w:rPr>
-        <w:t>官方</w:t>
-      </w:r>
-      <w:r>
-        <w:rPr>
-          <w:rFonts w:hint="eastAsia"/>
-        </w:rPr>
-        <w:t>/</w:t>
-      </w:r>
-      <w:r>
-        <w:rPr>
-          <w:rFonts w:hint="eastAsia"/>
-        </w:rPr>
-        <w:t>正式</w:t>
-      </w:r>
-      <w:r>
-        <w:rPr>
-          <w:rFonts w:hint="eastAsia"/>
-        </w:rPr>
-        <w:t>、</w:t>
-      </w:r>
-      <w:r>
-        <w:t>athlete</w:t>
-      </w:r>
-      <w:r>
-        <w:rPr>
-          <w:rFonts w:hint="eastAsia"/>
-        </w:rPr>
-        <w:t xml:space="preserve"> </w:t>
-      </w:r>
-      <w:r>
-        <w:t>n.</w:t>
-      </w:r>
-      <w:r>
-        <w:rPr>
-          <w:rFonts w:hint="eastAsia"/>
-        </w:rPr>
-        <w:t>運動員</w:t>
-      </w:r>
-      <w:r>
-        <w:rPr>
-          <w:rFonts w:hint="eastAsia"/>
-        </w:rPr>
-        <w:t>、</w:t>
-      </w:r>
-      <w:r>
-        <w:t>patron</w:t>
-      </w:r>
-      <w:r>
-        <w:rPr>
-          <w:rFonts w:hint="eastAsia"/>
-        </w:rPr>
-        <w:t xml:space="preserve"> </w:t>
-      </w:r>
-      <w:r>
-        <w:t>n.</w:t>
-      </w:r>
-      <w:r>
-        <w:rPr>
-          <w:rFonts w:hint="eastAsia"/>
-        </w:rPr>
-        <w:t>贊助者</w:t>
-      </w:r>
-      <w:r>
-        <w:rPr>
-          <w:rFonts w:hint="eastAsia"/>
-        </w:rPr>
-        <w:t>/</w:t>
-      </w:r>
-      <w:r>
-        <w:rPr>
-          <w:rFonts w:hint="eastAsia"/>
-        </w:rPr>
-        <w:t>顧客、</w:t>
-      </w:r>
-      <w:r>
-        <w:t>center court</w:t>
-      </w:r>
-      <w:r>
-        <w:rPr>
-          <w:rFonts w:hint="eastAsia"/>
-        </w:rPr>
-        <w:t>中央球場</w:t>
-      </w:r>
-      <w:r>
-        <w:rPr>
-          <w:rFonts w:hint="eastAsia"/>
-        </w:rPr>
-        <w:t>、</w:t>
-      </w:r>
-      <w:r>
-        <w:t>apparel</w:t>
-      </w:r>
-      <w:r>
-        <w:rPr>
-          <w:rFonts w:hint="eastAsia"/>
-        </w:rPr>
-        <w:t xml:space="preserve"> </w:t>
-      </w:r>
-      <w:r>
-        <w:t>n.</w:t>
-      </w:r>
-      <w:r>
-        <w:rPr>
-          <w:rFonts w:hint="eastAsia"/>
-        </w:rPr>
-        <w:t>服裝</w:t>
-      </w:r>
-    </w:p>
-    <w:p>
-      <w:r>
-        <w:t>physical</w:t>
-      </w:r>
-      <w:r>
-        <w:t xml:space="preserve"> adj.</w:t>
-      </w:r>
-      <w:r>
-        <w:rPr>
-          <w:rFonts w:hint="eastAsia"/>
-        </w:rPr>
-        <w:t>身體的</w:t>
-      </w:r>
-      <w:r>
-        <w:rPr>
-          <w:rFonts w:hint="eastAsia"/>
-        </w:rPr>
-        <w:t>/</w:t>
-      </w:r>
-      <w:r>
-        <w:rPr>
-          <w:rFonts w:hint="eastAsia"/>
-        </w:rPr>
-        <w:t>激烈的、</w:t>
-      </w:r>
-      <w:r>
-        <w:t>gear</w:t>
-      </w:r>
-      <w:r>
-        <w:t xml:space="preserve"> n.</w:t>
-      </w:r>
-      <w:r>
-        <w:rPr>
-          <w:rFonts w:hint="eastAsia"/>
-        </w:rPr>
-        <w:t>傳動裝置</w:t>
-      </w:r>
-      <w:r>
-        <w:rPr>
-          <w:rFonts w:hint="eastAsia"/>
-        </w:rPr>
-        <w:t>/</w:t>
-      </w:r>
-      <w:r>
-        <w:rPr>
-          <w:rFonts w:hint="eastAsia"/>
-        </w:rPr>
-        <w:t>裝備、</w:t>
-      </w:r>
-      <w:r>
-        <w:t>ground floor</w:t>
-      </w:r>
-      <w:r>
-        <w:rPr>
-          <w:rFonts w:hint="eastAsia"/>
-        </w:rPr>
-        <w:t>一樓</w:t>
-      </w:r>
+        <w:t>build</w:t>
+      </w:r>
+      <w:r>
+        <w:rPr>
+          <w:rFonts w:hint="eastAsia"/>
+        </w:rPr>
+        <w:t xml:space="preserve"> v</w:t>
+      </w:r>
+      <w:r>
+        <w:t>.</w:t>
+      </w:r>
+      <w:r>
+        <w:rPr>
+          <w:rFonts w:hint="eastAsia"/>
+        </w:rPr>
+        <w:t>建造</w:t>
+      </w:r>
+      <w:r>
+        <w:rPr>
+          <w:rFonts w:hint="eastAsia"/>
+        </w:rPr>
+        <w:t>/</w:t>
+      </w:r>
+      <w:r>
+        <w:rPr>
+          <w:rFonts w:hint="eastAsia"/>
+        </w:rPr>
+        <w:t>建立</w:t>
+      </w:r>
+    </w:p>
+    <w:p>
+      <w:pPr>
+        <w:rPr>
+          <w:rFonts w:hint="eastAsia"/>
+        </w:rPr>
+      </w:pPr>
+    </w:p>
+    <w:p/>
+    <w:p>
+      <w:pPr>
+        <w:rPr>
+          <w:rFonts w:hint="eastAsia"/>
+        </w:rPr>
+      </w:pPr>
+    </w:p>
+    <w:p>
+      <w:pPr>
+        <w:rPr>
+          <w:rFonts w:hint="eastAsia"/>
+        </w:rPr>
+      </w:pPr>
     </w:p>
     <w:p>
       <w:pPr>

--- a/碩一/TOEIC/聽力單字.docx
+++ b/碩一/TOEIC/聽力單字.docx
@@ -4488,325 +4488,529 @@
     </w:p>
     <w:p/>
     <w:p>
+      <w:r>
+        <w:t>organic</w:t>
+      </w:r>
+      <w:r>
+        <w:t xml:space="preserve"> adj.</w:t>
+      </w:r>
+      <w:r>
+        <w:rPr>
+          <w:rFonts w:hint="eastAsia"/>
+        </w:rPr>
+        <w:t>有機的、</w:t>
+      </w:r>
+      <w:r>
+        <w:t>meal</w:t>
+      </w:r>
+      <w:r>
+        <w:t xml:space="preserve"> n.</w:t>
+      </w:r>
+      <w:r>
+        <w:rPr>
+          <w:rFonts w:hint="eastAsia"/>
+        </w:rPr>
+        <w:t>餐點、</w:t>
+      </w:r>
+      <w:r>
+        <w:t>comment</w:t>
+      </w:r>
+      <w:r>
+        <w:rPr>
+          <w:rFonts w:hint="eastAsia"/>
+        </w:rPr>
+        <w:t xml:space="preserve"> </w:t>
+      </w:r>
+      <w:proofErr w:type="spellStart"/>
+      <w:r>
+        <w:t>v.n</w:t>
+      </w:r>
+      <w:proofErr w:type="spellEnd"/>
+      <w:r>
+        <w:t>.</w:t>
+      </w:r>
+      <w:r>
+        <w:rPr>
+          <w:rFonts w:hint="eastAsia"/>
+        </w:rPr>
+        <w:t>評論</w:t>
+      </w:r>
+      <w:r>
+        <w:rPr>
+          <w:rFonts w:hint="eastAsia"/>
+        </w:rPr>
+        <w:t>/</w:t>
+      </w:r>
+      <w:r>
+        <w:rPr>
+          <w:rFonts w:hint="eastAsia"/>
+        </w:rPr>
+        <w:t>評語、</w:t>
+      </w:r>
+      <w:r>
+        <w:t>subscription</w:t>
+      </w:r>
+      <w:r>
+        <w:t xml:space="preserve"> n.</w:t>
+      </w:r>
+      <w:r>
+        <w:rPr>
+          <w:rFonts w:hint="eastAsia"/>
+        </w:rPr>
+        <w:t>訂閱</w:t>
+      </w:r>
+    </w:p>
+    <w:p>
+      <w:r>
+        <w:t>revealed</w:t>
+      </w:r>
+      <w:r>
+        <w:rPr>
+          <w:rFonts w:hint="eastAsia"/>
+        </w:rPr>
+        <w:t xml:space="preserve"> </w:t>
+      </w:r>
+      <w:r>
+        <w:t>v.</w:t>
+      </w:r>
+      <w:r>
+        <w:rPr>
+          <w:rFonts w:hint="eastAsia"/>
+        </w:rPr>
+        <w:t>透露</w:t>
+      </w:r>
+      <w:r>
+        <w:rPr>
+          <w:rFonts w:hint="eastAsia"/>
+        </w:rPr>
+        <w:t>/n</w:t>
+      </w:r>
+      <w:r>
+        <w:t>.</w:t>
+      </w:r>
+      <w:r>
+        <w:rPr>
+          <w:rFonts w:hint="eastAsia"/>
+        </w:rPr>
+        <w:t>揭示、</w:t>
+      </w:r>
+      <w:r>
+        <w:t>consume</w:t>
+      </w:r>
+      <w:r>
+        <w:t xml:space="preserve"> v.</w:t>
+      </w:r>
+      <w:r>
+        <w:rPr>
+          <w:rFonts w:hint="eastAsia"/>
+        </w:rPr>
+        <w:t>消耗</w:t>
+      </w:r>
+      <w:r>
+        <w:rPr>
+          <w:rFonts w:hint="eastAsia"/>
+        </w:rPr>
+        <w:t>/</w:t>
+      </w:r>
+      <w:r>
+        <w:rPr>
+          <w:rFonts w:hint="eastAsia"/>
+        </w:rPr>
+        <w:t>花費</w:t>
+      </w:r>
+      <w:r>
+        <w:rPr>
+          <w:rFonts w:hint="eastAsia"/>
+        </w:rPr>
+        <w:t>/</w:t>
+      </w:r>
+      <w:r>
+        <w:rPr>
+          <w:rFonts w:hint="eastAsia"/>
+        </w:rPr>
+        <w:t>吃、</w:t>
+      </w:r>
+      <w:r>
+        <w:t>individual</w:t>
+      </w:r>
+      <w:r>
+        <w:rPr>
+          <w:rFonts w:hint="eastAsia"/>
+        </w:rPr>
+        <w:t xml:space="preserve"> </w:t>
+      </w:r>
+      <w:r>
+        <w:t>n.</w:t>
+      </w:r>
+      <w:r>
+        <w:rPr>
+          <w:rFonts w:hint="eastAsia"/>
+        </w:rPr>
+        <w:t>個人</w:t>
+      </w:r>
+      <w:r>
+        <w:rPr>
+          <w:rFonts w:hint="eastAsia"/>
+        </w:rPr>
+        <w:t>,</w:t>
+      </w:r>
+      <w:r>
+        <w:t>adj.</w:t>
+      </w:r>
+      <w:r>
+        <w:rPr>
+          <w:rFonts w:hint="eastAsia"/>
+        </w:rPr>
+        <w:t>個人的</w:t>
+      </w:r>
+    </w:p>
+    <w:p>
+      <w:r>
+        <w:t>amount</w:t>
+      </w:r>
+      <w:r>
+        <w:t xml:space="preserve"> n.</w:t>
+      </w:r>
+      <w:r>
+        <w:rPr>
+          <w:rFonts w:hint="eastAsia"/>
+        </w:rPr>
+        <w:t>數量、</w:t>
+      </w:r>
+      <w:r>
+        <w:t>actual</w:t>
+      </w:r>
+      <w:r>
+        <w:rPr>
+          <w:rFonts w:hint="eastAsia"/>
+        </w:rPr>
+        <w:t xml:space="preserve"> a</w:t>
+      </w:r>
+      <w:r>
+        <w:t>dj.</w:t>
+      </w:r>
+      <w:r>
+        <w:rPr>
+          <w:rFonts w:hint="eastAsia"/>
+        </w:rPr>
+        <w:t>實際的</w:t>
+      </w:r>
+      <w:r>
+        <w:rPr>
+          <w:rFonts w:hint="eastAsia"/>
+        </w:rPr>
+        <w:t>/</w:t>
+      </w:r>
+      <w:r>
+        <w:rPr>
+          <w:rFonts w:hint="eastAsia"/>
+        </w:rPr>
+        <w:t>真實的</w:t>
+      </w:r>
+    </w:p>
+    <w:p/>
+    <w:p>
+      <w:r>
+        <w:t>competition</w:t>
+      </w:r>
+      <w:r>
+        <w:rPr>
+          <w:rFonts w:hint="eastAsia"/>
+        </w:rPr>
+        <w:t xml:space="preserve"> </w:t>
+      </w:r>
+      <w:r>
+        <w:t>n.</w:t>
+      </w:r>
+      <w:r>
+        <w:rPr>
+          <w:rFonts w:hint="eastAsia"/>
+        </w:rPr>
+        <w:t>競爭、</w:t>
+      </w:r>
+      <w:r>
+        <w:t>worsen</w:t>
+      </w:r>
+      <w:r>
+        <w:rPr>
+          <w:rFonts w:hint="eastAsia"/>
+        </w:rPr>
+        <w:t xml:space="preserve"> </w:t>
+      </w:r>
+      <w:r>
+        <w:t>v.</w:t>
+      </w:r>
+      <w:r>
+        <w:rPr>
+          <w:rFonts w:hint="eastAsia"/>
+        </w:rPr>
+        <w:t>惡化、</w:t>
+      </w:r>
+      <w:r>
+        <w:t>household</w:t>
+      </w:r>
+      <w:r>
+        <w:rPr>
+          <w:rFonts w:hint="eastAsia"/>
+        </w:rPr>
+        <w:t xml:space="preserve"> </w:t>
+      </w:r>
+      <w:r>
+        <w:t>n.</w:t>
+      </w:r>
+      <w:r>
+        <w:rPr>
+          <w:rFonts w:hint="eastAsia"/>
+        </w:rPr>
+        <w:t>家庭</w:t>
+      </w:r>
+      <w:r>
+        <w:rPr>
+          <w:rFonts w:hint="eastAsia"/>
+        </w:rPr>
+        <w:t>、</w:t>
+      </w:r>
+      <w:r>
+        <w:t>build</w:t>
+      </w:r>
+      <w:r>
+        <w:rPr>
+          <w:rFonts w:hint="eastAsia"/>
+        </w:rPr>
+        <w:t xml:space="preserve"> v</w:t>
+      </w:r>
+      <w:r>
+        <w:t>.</w:t>
+      </w:r>
+      <w:r>
+        <w:rPr>
+          <w:rFonts w:hint="eastAsia"/>
+        </w:rPr>
+        <w:t>建造</w:t>
+      </w:r>
+      <w:r>
+        <w:rPr>
+          <w:rFonts w:hint="eastAsia"/>
+        </w:rPr>
+        <w:t>/</w:t>
+      </w:r>
+      <w:r>
+        <w:rPr>
+          <w:rFonts w:hint="eastAsia"/>
+        </w:rPr>
+        <w:t>建立</w:t>
+      </w:r>
+    </w:p>
+    <w:p/>
+    <w:p>
+      <w:r>
+        <w:rPr>
+          <w:rFonts w:hint="eastAsia"/>
+        </w:rPr>
+        <w:t>g</w:t>
+      </w:r>
+      <w:r>
+        <w:t>iving up</w:t>
+      </w:r>
+      <w:r>
+        <w:rPr>
+          <w:rFonts w:hint="eastAsia"/>
+        </w:rPr>
+        <w:t>放棄</w:t>
+      </w:r>
+      <w:r>
+        <w:rPr>
+          <w:rFonts w:hint="eastAsia"/>
+        </w:rPr>
+        <w:t>、</w:t>
+      </w:r>
+      <w:r>
+        <w:t>shorten</w:t>
+      </w:r>
+      <w:r>
+        <w:rPr>
+          <w:rFonts w:hint="eastAsia"/>
+        </w:rPr>
+        <w:t xml:space="preserve"> v</w:t>
+      </w:r>
+      <w:r>
+        <w:t>.</w:t>
+      </w:r>
+      <w:r>
+        <w:rPr>
+          <w:rFonts w:hint="eastAsia"/>
+        </w:rPr>
+        <w:t xml:space="preserve"> </w:t>
+      </w:r>
+      <w:r>
+        <w:rPr>
+          <w:rFonts w:hint="eastAsia"/>
+        </w:rPr>
+        <w:t>縮短</w:t>
+      </w:r>
+      <w:r>
+        <w:rPr>
+          <w:rFonts w:hint="eastAsia"/>
+        </w:rPr>
+        <w:t>、</w:t>
+      </w:r>
+      <w:r>
+        <w:t>regularly</w:t>
+      </w:r>
+      <w:r>
+        <w:rPr>
+          <w:rFonts w:hint="eastAsia"/>
+        </w:rPr>
+        <w:t xml:space="preserve"> </w:t>
+      </w:r>
+      <w:r>
+        <w:t>adv.</w:t>
+      </w:r>
+      <w:r>
+        <w:rPr>
+          <w:rFonts w:hint="eastAsia"/>
+        </w:rPr>
+        <w:t>經常</w:t>
+      </w:r>
+      <w:r>
+        <w:t>/</w:t>
+      </w:r>
+      <w:r>
+        <w:rPr>
+          <w:rFonts w:hint="eastAsia"/>
+        </w:rPr>
+        <w:t>規律、</w:t>
+      </w:r>
+      <w:r>
+        <w:t>various</w:t>
+      </w:r>
+      <w:r>
+        <w:rPr>
+          <w:rFonts w:hint="eastAsia"/>
+        </w:rPr>
+        <w:t xml:space="preserve"> </w:t>
+      </w:r>
+      <w:r>
+        <w:t>adj.</w:t>
+      </w:r>
+      <w:r>
+        <w:rPr>
+          <w:rFonts w:hint="eastAsia"/>
+        </w:rPr>
+        <w:t>各種</w:t>
+      </w:r>
+      <w:proofErr w:type="gramStart"/>
+      <w:r>
+        <w:rPr>
+          <w:rFonts w:hint="eastAsia"/>
+        </w:rPr>
+        <w:t>各樣、</w:t>
+      </w:r>
+      <w:proofErr w:type="gramEnd"/>
+      <w:r>
+        <w:t>access code</w:t>
+      </w:r>
+      <w:r>
+        <w:rPr>
+          <w:rFonts w:hint="eastAsia"/>
+        </w:rPr>
+        <w:t>存取碼、</w:t>
+      </w:r>
+      <w:r>
+        <w:rPr>
+          <w:rFonts w:hint="eastAsia"/>
+        </w:rPr>
+        <w:t>o</w:t>
+      </w:r>
+      <w:r>
+        <w:t xml:space="preserve">nto prep. </w:t>
+      </w:r>
+      <w:r>
+        <w:rPr>
+          <w:rFonts w:hint="eastAsia"/>
+        </w:rPr>
+        <w:t>到</w:t>
+      </w:r>
+      <w:r>
+        <w:rPr>
+          <w:rFonts w:hint="eastAsia"/>
+        </w:rPr>
+        <w:t>.</w:t>
+      </w:r>
+      <w:r>
+        <w:t>.</w:t>
+      </w:r>
+      <w:r>
+        <w:rPr>
+          <w:rFonts w:hint="eastAsia"/>
+        </w:rPr>
+        <w:t>之上、</w:t>
+      </w:r>
+      <w:r>
+        <w:rPr>
+          <w:rFonts w:hint="eastAsia"/>
+        </w:rPr>
+        <w:t>s</w:t>
+      </w:r>
+      <w:r>
+        <w:t>tep-by-step</w:t>
+      </w:r>
+      <w:r>
+        <w:rPr>
+          <w:rFonts w:hint="eastAsia"/>
+        </w:rPr>
+        <w:t>一步一步</w:t>
+      </w:r>
+    </w:p>
+    <w:p>
+      <w:r>
+        <w:rPr>
+          <w:rFonts w:hint="eastAsia"/>
+        </w:rPr>
+        <w:t>s</w:t>
+      </w:r>
+      <w:r>
+        <w:t>implify v.</w:t>
+      </w:r>
+      <w:r>
+        <w:rPr>
+          <w:rFonts w:hint="eastAsia"/>
+        </w:rPr>
+        <w:t>簡化、</w:t>
+      </w:r>
+      <w:r>
+        <w:rPr>
+          <w:rFonts w:hint="eastAsia"/>
+        </w:rPr>
+        <w:t>c</w:t>
+      </w:r>
+      <w:r>
+        <w:t>ollaboration n.</w:t>
+      </w:r>
+      <w:r>
+        <w:rPr>
+          <w:rFonts w:hint="eastAsia"/>
+        </w:rPr>
+        <w:t>合作</w:t>
+      </w:r>
+    </w:p>
+    <w:p/>
+    <w:p>
       <w:pPr>
         <w:rPr>
           <w:rFonts w:hint="eastAsia"/>
         </w:rPr>
       </w:pPr>
-      <w:r>
-        <w:t>organic</w:t>
-      </w:r>
-      <w:r>
-        <w:t xml:space="preserve"> adj.</w:t>
-      </w:r>
-      <w:r>
-        <w:rPr>
-          <w:rFonts w:hint="eastAsia"/>
-        </w:rPr>
-        <w:t>有機的、</w:t>
-      </w:r>
-      <w:r>
-        <w:t>meal</w:t>
-      </w:r>
-      <w:r>
-        <w:t xml:space="preserve"> n.</w:t>
-      </w:r>
-      <w:r>
-        <w:rPr>
-          <w:rFonts w:hint="eastAsia"/>
-        </w:rPr>
-        <w:t>餐點、</w:t>
-      </w:r>
-      <w:r>
-        <w:t>comment</w:t>
-      </w:r>
-      <w:r>
-        <w:rPr>
-          <w:rFonts w:hint="eastAsia"/>
-        </w:rPr>
-        <w:t xml:space="preserve"> </w:t>
-      </w:r>
-      <w:proofErr w:type="spellStart"/>
-      <w:r>
-        <w:t>v.n</w:t>
-      </w:r>
-      <w:proofErr w:type="spellEnd"/>
-      <w:r>
-        <w:t>.</w:t>
-      </w:r>
-      <w:r>
-        <w:rPr>
-          <w:rFonts w:hint="eastAsia"/>
-        </w:rPr>
-        <w:t>評論</w:t>
-      </w:r>
-      <w:r>
-        <w:rPr>
-          <w:rFonts w:hint="eastAsia"/>
-        </w:rPr>
-        <w:t>/</w:t>
-      </w:r>
-      <w:r>
-        <w:rPr>
-          <w:rFonts w:hint="eastAsia"/>
-        </w:rPr>
-        <w:t>評語、</w:t>
-      </w:r>
-      <w:r>
-        <w:t>subscription</w:t>
-      </w:r>
-      <w:r>
-        <w:t xml:space="preserve"> n.</w:t>
-      </w:r>
-      <w:r>
-        <w:rPr>
-          <w:rFonts w:hint="eastAsia"/>
-        </w:rPr>
-        <w:t>訂閱</w:t>
-      </w:r>
-    </w:p>
-    <w:p>
-      <w:r>
-        <w:t>revealed</w:t>
-      </w:r>
-      <w:r>
-        <w:rPr>
-          <w:rFonts w:hint="eastAsia"/>
-        </w:rPr>
-        <w:t xml:space="preserve"> </w:t>
-      </w:r>
-      <w:r>
-        <w:t>v.</w:t>
-      </w:r>
-      <w:r>
-        <w:rPr>
-          <w:rFonts w:hint="eastAsia"/>
-        </w:rPr>
-        <w:t>透露</w:t>
-      </w:r>
-      <w:r>
-        <w:rPr>
-          <w:rFonts w:hint="eastAsia"/>
-        </w:rPr>
-        <w:t>/n</w:t>
-      </w:r>
-      <w:r>
-        <w:t>.</w:t>
-      </w:r>
-      <w:r>
-        <w:rPr>
-          <w:rFonts w:hint="eastAsia"/>
-        </w:rPr>
-        <w:t>揭示、</w:t>
-      </w:r>
-      <w:r>
-        <w:t>consume</w:t>
-      </w:r>
-      <w:r>
-        <w:t xml:space="preserve"> v.</w:t>
-      </w:r>
-      <w:r>
-        <w:rPr>
-          <w:rFonts w:hint="eastAsia"/>
-        </w:rPr>
-        <w:t>消耗</w:t>
-      </w:r>
-      <w:r>
-        <w:rPr>
-          <w:rFonts w:hint="eastAsia"/>
-        </w:rPr>
-        <w:t>/</w:t>
-      </w:r>
-      <w:r>
-        <w:rPr>
-          <w:rFonts w:hint="eastAsia"/>
-        </w:rPr>
-        <w:t>花費</w:t>
-      </w:r>
-      <w:r>
-        <w:rPr>
-          <w:rFonts w:hint="eastAsia"/>
-        </w:rPr>
-        <w:t>/</w:t>
-      </w:r>
-      <w:r>
-        <w:rPr>
-          <w:rFonts w:hint="eastAsia"/>
-        </w:rPr>
-        <w:t>吃、</w:t>
-      </w:r>
-      <w:r>
-        <w:t>individual</w:t>
-      </w:r>
-      <w:r>
-        <w:rPr>
-          <w:rFonts w:hint="eastAsia"/>
-        </w:rPr>
-        <w:t xml:space="preserve"> </w:t>
-      </w:r>
-      <w:r>
-        <w:t>n.</w:t>
-      </w:r>
-      <w:r>
-        <w:rPr>
-          <w:rFonts w:hint="eastAsia"/>
-        </w:rPr>
-        <w:t>個人</w:t>
-      </w:r>
-      <w:r>
-        <w:rPr>
-          <w:rFonts w:hint="eastAsia"/>
-        </w:rPr>
-        <w:t>,</w:t>
-      </w:r>
-      <w:r>
-        <w:t>adj.</w:t>
-      </w:r>
-      <w:r>
-        <w:rPr>
-          <w:rFonts w:hint="eastAsia"/>
-        </w:rPr>
-        <w:t>個人的</w:t>
-      </w:r>
-    </w:p>
-    <w:p>
-      <w:r>
-        <w:t>amount</w:t>
-      </w:r>
-      <w:r>
-        <w:t xml:space="preserve"> n.</w:t>
-      </w:r>
-      <w:r>
-        <w:rPr>
-          <w:rFonts w:hint="eastAsia"/>
-        </w:rPr>
-        <w:t>數量、</w:t>
-      </w:r>
-      <w:r>
-        <w:t>actual</w:t>
-      </w:r>
-      <w:r>
-        <w:rPr>
-          <w:rFonts w:hint="eastAsia"/>
-        </w:rPr>
-        <w:t xml:space="preserve"> a</w:t>
-      </w:r>
-      <w:r>
-        <w:t>dj.</w:t>
-      </w:r>
-      <w:r>
-        <w:rPr>
-          <w:rFonts w:hint="eastAsia"/>
-        </w:rPr>
-        <w:t>實際的</w:t>
-      </w:r>
-      <w:r>
-        <w:rPr>
-          <w:rFonts w:hint="eastAsia"/>
-        </w:rPr>
-        <w:t>/</w:t>
-      </w:r>
-      <w:r>
-        <w:rPr>
-          <w:rFonts w:hint="eastAsia"/>
-        </w:rPr>
-        <w:t>真實的</w:t>
-      </w:r>
+    </w:p>
+    <w:p>
+      <w:pPr>
+        <w:rPr>
+          <w:rFonts w:hint="eastAsia"/>
+        </w:rPr>
+      </w:pPr>
     </w:p>
     <w:p/>
     <w:p>
-      <w:r>
-        <w:t>competition</w:t>
-      </w:r>
-      <w:r>
-        <w:rPr>
-          <w:rFonts w:hint="eastAsia"/>
-        </w:rPr>
-        <w:t xml:space="preserve"> </w:t>
-      </w:r>
-      <w:r>
-        <w:t>n.</w:t>
-      </w:r>
-      <w:r>
-        <w:rPr>
-          <w:rFonts w:hint="eastAsia"/>
-        </w:rPr>
-        <w:t>競爭、</w:t>
-      </w:r>
-      <w:r>
-        <w:t>worsen</w:t>
-      </w:r>
-      <w:r>
-        <w:rPr>
-          <w:rFonts w:hint="eastAsia"/>
-        </w:rPr>
-        <w:t xml:space="preserve"> </w:t>
-      </w:r>
-      <w:r>
-        <w:t>v.</w:t>
-      </w:r>
-      <w:r>
-        <w:rPr>
-          <w:rFonts w:hint="eastAsia"/>
-        </w:rPr>
-        <w:t>惡化、</w:t>
-      </w:r>
-      <w:r>
-        <w:t>household</w:t>
-      </w:r>
-      <w:r>
-        <w:rPr>
-          <w:rFonts w:hint="eastAsia"/>
-        </w:rPr>
-        <w:t xml:space="preserve"> </w:t>
-      </w:r>
-      <w:r>
-        <w:t>n.</w:t>
-      </w:r>
-      <w:r>
-        <w:rPr>
-          <w:rFonts w:hint="eastAsia"/>
-        </w:rPr>
-        <w:t>家庭</w:t>
-      </w:r>
-      <w:r>
-        <w:rPr>
-          <w:rFonts w:hint="eastAsia"/>
-        </w:rPr>
-        <w:t>、</w:t>
-      </w:r>
-      <w:r>
-        <w:t>build</w:t>
-      </w:r>
-      <w:r>
-        <w:rPr>
-          <w:rFonts w:hint="eastAsia"/>
-        </w:rPr>
-        <w:t xml:space="preserve"> v</w:t>
-      </w:r>
-      <w:r>
-        <w:t>.</w:t>
-      </w:r>
-      <w:r>
-        <w:rPr>
-          <w:rFonts w:hint="eastAsia"/>
-        </w:rPr>
-        <w:t>建造</w:t>
-      </w:r>
-      <w:r>
-        <w:rPr>
-          <w:rFonts w:hint="eastAsia"/>
-        </w:rPr>
-        <w:t>/</w:t>
-      </w:r>
-      <w:r>
-        <w:rPr>
-          <w:rFonts w:hint="eastAsia"/>
-        </w:rPr>
-        <w:t>建立</w:t>
-      </w:r>
-    </w:p>
-    <w:p>
       <w:pPr>
         <w:rPr>
           <w:rFonts w:hint="eastAsia"/>
@@ -4814,27 +5018,8 @@
       </w:pPr>
     </w:p>
     <w:p/>
-    <w:p>
-      <w:pPr>
-        <w:rPr>
-          <w:rFonts w:hint="eastAsia"/>
-        </w:rPr>
-      </w:pPr>
-    </w:p>
-    <w:p>
-      <w:pPr>
-        <w:rPr>
-          <w:rFonts w:hint="eastAsia"/>
-        </w:rPr>
-      </w:pPr>
-    </w:p>
-    <w:p>
-      <w:pPr>
-        <w:rPr>
-          <w:rFonts w:hint="eastAsia"/>
-        </w:rPr>
-      </w:pPr>
-    </w:p>
+    <w:p/>
+    <w:p/>
     <w:sectPr>
       <w:pgSz w:w="11906" w:h="16838"/>
       <w:pgMar w:top="1440" w:right="1800" w:bottom="1440" w:left="1800" w:header="851" w:footer="992" w:gutter="0"/>

--- a/碩一/TOEIC/聽力單字.docx
+++ b/碩一/TOEIC/聽力單字.docx
@@ -1,6 +1,6 @@
 
 <file path=word/document.xml><?xml version="1.0" encoding="utf-8"?>
-<w:document xmlns:wpc="http://schemas.microsoft.com/office/word/2010/wordprocessingCanvas" xmlns:cx="http://schemas.microsoft.com/office/drawing/2014/chartex" xmlns:cx1="http://schemas.microsoft.com/office/drawing/2015/9/8/chartex" xmlns:cx2="http://schemas.microsoft.com/office/drawing/2015/10/21/chartex" xmlns:cx3="http://schemas.microsoft.com/office/drawing/2016/5/9/chartex" xmlns:cx4="http://schemas.microsoft.com/office/drawing/2016/5/10/chartex" xmlns:cx5="http://schemas.microsoft.com/office/drawing/2016/5/11/chartex" xmlns:cx6="http://schemas.microsoft.com/office/drawing/2016/5/12/chartex" xmlns:cx7="http://schemas.microsoft.com/office/drawing/2016/5/13/chartex" xmlns:cx8="http://schemas.microsoft.com/office/drawing/2016/5/14/chartex" xmlns:mc="http://schemas.openxmlformats.org/markup-compatibility/2006" xmlns:aink="http://schemas.microsoft.com/office/drawing/2016/ink" xmlns:am3d="http://schemas.microsoft.com/office/drawing/2017/model3d" xmlns:o="urn:schemas-microsoft-com:office:office" xmlns:r="http://schemas.openxmlformats.org/officeDocument/2006/relationships" xmlns:m="http://schemas.openxmlformats.org/officeDocument/2006/math" xmlns:v="urn:schemas-microsoft-com:vml" xmlns:wp14="http://schemas.microsoft.com/office/word/2010/wordprocessingDrawing" xmlns:wp="http://schemas.openxmlformats.org/drawingml/2006/wordprocessingDrawing" xmlns:w10="urn:schemas-microsoft-com:office:word" xmlns:w="http://schemas.openxmlformats.org/wordprocessingml/2006/main" xmlns:w14="http://schemas.microsoft.com/office/word/2010/wordml" xmlns:w15="http://schemas.microsoft.com/office/word/2012/wordml" xmlns:w16cex="http://schemas.microsoft.com/office/word/2018/wordml/cex" xmlns:w16cid="http://schemas.microsoft.com/office/word/2016/wordml/cid" xmlns:w16="http://schemas.microsoft.com/office/word/2018/wordml" xmlns:w16sdtdh="http://schemas.microsoft.com/office/word/2020/wordml/sdtdatahash" xmlns:w16se="http://schemas.microsoft.com/office/word/2015/wordml/symex" xmlns:wpg="http://schemas.microsoft.com/office/word/2010/wordprocessingGroup" xmlns:wpi="http://schemas.microsoft.com/office/word/2010/wordprocessingInk" xmlns:wne="http://schemas.microsoft.com/office/word/2006/wordml" xmlns:wps="http://schemas.microsoft.com/office/word/2010/wordprocessingShape" mc:Ignorable="w14 w15 w16se w16cid w16 w16cex w16sdtdh wp14">
+<w:document xmlns:wpc="http://schemas.microsoft.com/office/word/2010/wordprocessingCanvas" xmlns:cx="http://schemas.microsoft.com/office/drawing/2014/chartex" xmlns:cx1="http://schemas.microsoft.com/office/drawing/2015/9/8/chartex" xmlns:cx2="http://schemas.microsoft.com/office/drawing/2015/10/21/chartex" xmlns:cx3="http://schemas.microsoft.com/office/drawing/2016/5/9/chartex" xmlns:cx4="http://schemas.microsoft.com/office/drawing/2016/5/10/chartex" xmlns:cx5="http://schemas.microsoft.com/office/drawing/2016/5/11/chartex" xmlns:cx6="http://schemas.microsoft.com/office/drawing/2016/5/12/chartex" xmlns:cx7="http://schemas.microsoft.com/office/drawing/2016/5/13/chartex" xmlns:cx8="http://schemas.microsoft.com/office/drawing/2016/5/14/chartex" xmlns:mc="http://schemas.openxmlformats.org/markup-compatibility/2006" xmlns:aink="http://schemas.microsoft.com/office/drawing/2016/ink" xmlns:am3d="http://schemas.microsoft.com/office/drawing/2017/model3d" xmlns:o="urn:schemas-microsoft-com:office:office" xmlns:oel="http://schemas.microsoft.com/office/2019/extlst" xmlns:r="http://schemas.openxmlformats.org/officeDocument/2006/relationships" xmlns:m="http://schemas.openxmlformats.org/officeDocument/2006/math" xmlns:v="urn:schemas-microsoft-com:vml" xmlns:wp14="http://schemas.microsoft.com/office/word/2010/wordprocessingDrawing" xmlns:wp="http://schemas.openxmlformats.org/drawingml/2006/wordprocessingDrawing" xmlns:w10="urn:schemas-microsoft-com:office:word" xmlns:w="http://schemas.openxmlformats.org/wordprocessingml/2006/main" xmlns:w14="http://schemas.microsoft.com/office/word/2010/wordml" xmlns:w15="http://schemas.microsoft.com/office/word/2012/wordml" xmlns:w16cex="http://schemas.microsoft.com/office/word/2018/wordml/cex" xmlns:w16cid="http://schemas.microsoft.com/office/word/2016/wordml/cid" xmlns:w16="http://schemas.microsoft.com/office/word/2018/wordml" xmlns:w16du="http://schemas.microsoft.com/office/word/2023/wordml/word16du" xmlns:w16sdtdh="http://schemas.microsoft.com/office/word/2020/wordml/sdtdatahash" xmlns:w16se="http://schemas.microsoft.com/office/word/2015/wordml/symex" xmlns:wpg="http://schemas.microsoft.com/office/word/2010/wordprocessingGroup" xmlns:wpi="http://schemas.microsoft.com/office/word/2010/wordprocessingInk" xmlns:wne="http://schemas.microsoft.com/office/word/2006/wordml" xmlns:wps="http://schemas.microsoft.com/office/word/2010/wordprocessingShape" mc:Ignorable="w14 w15 w16se w16cid w16 w16cex w16sdtdh wp14">
   <w:body>
     <w:p>
       <w:r>
@@ -299,14 +299,130 @@
         </w:rPr>
         <w:t xml:space="preserve"> </w:t>
       </w:r>
-      <w:proofErr w:type="gramStart"/>
-      <w:r>
-        <w:rPr>
-          <w:rFonts w:hint="eastAsia"/>
-        </w:rPr>
-        <w:t>桌遊</w:t>
-      </w:r>
-      <w:proofErr w:type="gramEnd"/>
+      <w:r>
+        <w:rPr>
+          <w:rFonts w:hint="eastAsia"/>
+        </w:rPr>
+        <w:t>桌遊、</w:t>
+      </w:r>
+      <w:r>
+        <w:t>looking forward to</w:t>
+      </w:r>
+      <w:r>
+        <w:t xml:space="preserve"> </w:t>
+      </w:r>
+      <w:r>
+        <w:rPr>
+          <w:rFonts w:hint="eastAsia"/>
+        </w:rPr>
+        <w:t>期待、</w:t>
+      </w:r>
+      <w:r>
+        <w:t>down the hall</w:t>
+      </w:r>
+      <w:r>
+        <w:rPr>
+          <w:rFonts w:hint="eastAsia"/>
+        </w:rPr>
+        <w:t>在走廊盡頭</w:t>
+      </w:r>
+    </w:p>
+    <w:p>
+      <w:r>
+        <w:t>expedition</w:t>
+      </w:r>
+      <w:r>
+        <w:rPr>
+          <w:rFonts w:hint="eastAsia"/>
+        </w:rPr>
+        <w:t xml:space="preserve"> n</w:t>
+      </w:r>
+      <w:r>
+        <w:t>.</w:t>
+      </w:r>
+      <w:r>
+        <w:rPr>
+          <w:rFonts w:hint="eastAsia"/>
+        </w:rPr>
+        <w:t>探險</w:t>
+      </w:r>
+      <w:r>
+        <w:rPr>
+          <w:rFonts w:hint="eastAsia"/>
+        </w:rPr>
+        <w:t>/</w:t>
+      </w:r>
+      <w:r>
+        <w:rPr>
+          <w:rFonts w:hint="eastAsia"/>
+        </w:rPr>
+        <w:t>考察、</w:t>
+      </w:r>
+      <w:r>
+        <w:rPr>
+          <w:rFonts w:hint="eastAsia"/>
+        </w:rPr>
+        <w:t>c</w:t>
+      </w:r>
+      <w:r>
+        <w:t>amping n.</w:t>
+      </w:r>
+      <w:r>
+        <w:rPr>
+          <w:rFonts w:hint="eastAsia"/>
+        </w:rPr>
+        <w:t>露營、</w:t>
+      </w:r>
+      <w:r>
+        <w:t>park ranger</w:t>
+      </w:r>
+      <w:r>
+        <w:rPr>
+          <w:rFonts w:hint="eastAsia"/>
+        </w:rPr>
+        <w:t xml:space="preserve"> </w:t>
+      </w:r>
+      <w:r>
+        <w:rPr>
+          <w:rFonts w:hint="eastAsia"/>
+        </w:rPr>
+        <w:t>公園管理員</w:t>
+      </w:r>
+    </w:p>
+    <w:p>
+      <w:r>
+        <w:t>broken tent</w:t>
+      </w:r>
+      <w:r>
+        <w:rPr>
+          <w:rFonts w:hint="eastAsia"/>
+        </w:rPr>
+        <w:t xml:space="preserve"> </w:t>
+      </w:r>
+      <w:r>
+        <w:rPr>
+          <w:rFonts w:hint="eastAsia"/>
+        </w:rPr>
+        <w:t>壞掉的帳篷</w:t>
+      </w:r>
+    </w:p>
+    <w:p/>
+    <w:p>
+      <w:r>
+        <w:t>hiking trail</w:t>
+      </w:r>
+      <w:r>
+        <w:rPr>
+          <w:rFonts w:hint="eastAsia"/>
+        </w:rPr>
+        <w:t xml:space="preserve"> </w:t>
+      </w:r>
+      <w:r>
+        <w:rPr>
+          <w:rFonts w:hint="eastAsia"/>
+        </w:rPr>
+        <w:t>登山步道</w:t>
+      </w:r>
       <w:r>
         <w:rPr>
           <w:rFonts w:hint="eastAsia"/>
@@ -314,122 +430,242 @@
         <w:t>、</w:t>
       </w:r>
       <w:r>
-        <w:t>looking forward to</w:t>
-      </w:r>
-      <w:r>
-        <w:t xml:space="preserve"> </w:t>
-      </w:r>
-      <w:r>
-        <w:rPr>
-          <w:rFonts w:hint="eastAsia"/>
-        </w:rPr>
-        <w:t>期待、</w:t>
-      </w:r>
-      <w:r>
-        <w:t>down the hall</w:t>
-      </w:r>
-      <w:r>
-        <w:rPr>
-          <w:rFonts w:hint="eastAsia"/>
-        </w:rPr>
-        <w:t>在走廊盡頭</w:t>
-      </w:r>
-    </w:p>
-    <w:p>
-      <w:r>
-        <w:t>expedition</w:t>
-      </w:r>
-      <w:r>
-        <w:rPr>
-          <w:rFonts w:hint="eastAsia"/>
-        </w:rPr>
+        <w:rPr>
+          <w:rFonts w:hint="eastAsia"/>
+        </w:rPr>
+        <w:t>s</w:t>
+      </w:r>
+      <w:r>
+        <w:t>targazing n.</w:t>
+      </w:r>
+      <w:r>
+        <w:rPr>
+          <w:rFonts w:hint="eastAsia"/>
+        </w:rPr>
+        <w:t>觀星</w:t>
+      </w:r>
+    </w:p>
+    <w:p/>
+    <w:p>
+      <w:r>
+        <w:t>informed</w:t>
+      </w:r>
+      <w:r>
+        <w:rPr>
+          <w:rFonts w:hint="eastAsia"/>
+        </w:rPr>
+        <w:t xml:space="preserve"> </w:t>
+      </w:r>
+      <w:r>
+        <w:t xml:space="preserve">adj </w:t>
+      </w:r>
+      <w:r>
+        <w:rPr>
+          <w:rFonts w:hint="eastAsia"/>
+        </w:rPr>
+        <w:t>知情</w:t>
+      </w:r>
+      <w:r>
+        <w:rPr>
+          <w:rFonts w:hint="eastAsia"/>
+        </w:rPr>
+        <w:t>/</w:t>
+      </w:r>
+      <w:r>
+        <w:rPr>
+          <w:rFonts w:hint="eastAsia"/>
+        </w:rPr>
+        <w:t>見多識廣、</w:t>
+      </w:r>
+      <w:r>
+        <w:t>hung up</w:t>
+      </w:r>
+      <w:r>
+        <w:rPr>
+          <w:rFonts w:hint="eastAsia"/>
+        </w:rPr>
+        <w:t xml:space="preserve"> </w:t>
+      </w:r>
+      <w:r>
+        <w:rPr>
+          <w:rFonts w:hint="eastAsia"/>
+        </w:rPr>
+        <w:t>焦慮</w:t>
+      </w:r>
+      <w:r>
+        <w:rPr>
+          <w:rFonts w:hint="eastAsia"/>
+        </w:rPr>
+        <w:t>/</w:t>
+      </w:r>
+      <w:r>
+        <w:rPr>
+          <w:rFonts w:hint="eastAsia"/>
+        </w:rPr>
+        <w:t>煩惱</w:t>
+      </w:r>
+      <w:r>
+        <w:rPr>
+          <w:rFonts w:hint="eastAsia"/>
+        </w:rPr>
+        <w:t>/</w:t>
+      </w:r>
+      <w:r>
+        <w:t>懸掛</w:t>
+      </w:r>
+      <w:r>
+        <w:rPr>
+          <w:rFonts w:hint="eastAsia"/>
+        </w:rPr>
+        <w:t>、</w:t>
+      </w:r>
+      <w:r>
+        <w:rPr>
+          <w:rFonts w:hint="eastAsia"/>
+        </w:rPr>
+        <w:t>a</w:t>
+      </w:r>
+      <w:r>
+        <w:t xml:space="preserve">rtwork n </w:t>
+      </w:r>
+      <w:r>
+        <w:rPr>
+          <w:rFonts w:hint="eastAsia"/>
+        </w:rPr>
+        <w:t>藝術品</w:t>
+      </w:r>
+    </w:p>
+    <w:p>
+      <w:r>
+        <w:t>restoration</w:t>
+      </w:r>
+      <w:r>
         <w:t xml:space="preserve"> n</w:t>
       </w:r>
       <w:r>
+        <w:rPr>
+          <w:rFonts w:hint="eastAsia"/>
+        </w:rPr>
+        <w:t>恢復</w:t>
+      </w:r>
+      <w:r>
+        <w:rPr>
+          <w:rFonts w:hint="eastAsia"/>
+        </w:rPr>
+        <w:t>/</w:t>
+      </w:r>
+      <w:r>
+        <w:rPr>
+          <w:rFonts w:hint="eastAsia"/>
+        </w:rPr>
+        <w:t>修復</w:t>
+      </w:r>
+      <w:r>
+        <w:rPr>
+          <w:rFonts w:hint="eastAsia"/>
+        </w:rPr>
+        <w:t>、</w:t>
+      </w:r>
+      <w:r>
+        <w:rPr>
+          <w:rFonts w:hint="eastAsia"/>
+        </w:rPr>
+        <w:t>r</w:t>
+      </w:r>
+      <w:r>
+        <w:t>emind v</w:t>
+      </w:r>
+      <w:r>
+        <w:rPr>
+          <w:rFonts w:hint="eastAsia"/>
+        </w:rPr>
+        <w:t>提醒、</w:t>
+      </w:r>
+      <w:r>
+        <w:t>inform</w:t>
+      </w:r>
+      <w:r>
+        <w:rPr>
+          <w:rFonts w:hint="eastAsia"/>
+        </w:rPr>
+        <w:t xml:space="preserve"> v</w:t>
+      </w:r>
+      <w:r>
+        <w:rPr>
+          <w:rFonts w:hint="eastAsia"/>
+        </w:rPr>
+        <w:t>通知</w:t>
+      </w:r>
+    </w:p>
+    <w:p>
+      <w:r>
+        <w:rPr>
+          <w:rFonts w:hint="eastAsia"/>
+        </w:rPr>
+        <w:t>u</w:t>
+      </w:r>
+      <w:r>
+        <w:t xml:space="preserve">nauthorized adj </w:t>
+      </w:r>
+      <w:r>
+        <w:rPr>
+          <w:rFonts w:hint="eastAsia"/>
+        </w:rPr>
+        <w:t>未經許可、</w:t>
+      </w:r>
+      <w:r>
+        <w:rPr>
+          <w:rFonts w:hint="eastAsia"/>
+        </w:rPr>
+        <w:t>f</w:t>
+      </w:r>
+      <w:r>
+        <w:t xml:space="preserve">ill in </w:t>
+      </w:r>
+      <w:r>
+        <w:rPr>
+          <w:rFonts w:hint="eastAsia"/>
+        </w:rPr>
+        <w:t>填寫</w:t>
+      </w:r>
+      <w:r>
+        <w:rPr>
+          <w:rFonts w:hint="eastAsia"/>
+        </w:rPr>
+        <w:t>/</w:t>
+      </w:r>
+      <w:r>
+        <w:rPr>
+          <w:rFonts w:hint="eastAsia"/>
+        </w:rPr>
+        <w:t>代替</w:t>
+      </w:r>
+    </w:p>
+    <w:p/>
+    <w:p>
+      <w:r>
+        <w:t>consultancy</w:t>
+      </w:r>
+      <w:r>
+        <w:rPr>
+          <w:rFonts w:hint="eastAsia"/>
+        </w:rPr>
+        <w:t xml:space="preserve"> n</w:t>
+      </w:r>
+      <w:r>
         <w:t>.</w:t>
       </w:r>
       <w:r>
         <w:rPr>
           <w:rFonts w:hint="eastAsia"/>
         </w:rPr>
-        <w:t>探險</w:t>
-      </w:r>
-      <w:r>
-        <w:rPr>
-          <w:rFonts w:hint="eastAsia"/>
-        </w:rPr>
-        <w:t>/</w:t>
-      </w:r>
-      <w:r>
-        <w:rPr>
-          <w:rFonts w:hint="eastAsia"/>
-        </w:rPr>
-        <w:t>考察、</w:t>
-      </w:r>
-      <w:r>
-        <w:rPr>
-          <w:rFonts w:hint="eastAsia"/>
-        </w:rPr>
-        <w:t>c</w:t>
-      </w:r>
-      <w:r>
-        <w:t>amping n.</w:t>
-      </w:r>
-      <w:r>
-        <w:rPr>
-          <w:rFonts w:hint="eastAsia"/>
-        </w:rPr>
-        <w:t>露營、</w:t>
-      </w:r>
-      <w:r>
-        <w:t>park ranger</w:t>
-      </w:r>
-      <w:r>
-        <w:rPr>
-          <w:rFonts w:hint="eastAsia"/>
-        </w:rPr>
-        <w:t xml:space="preserve"> </w:t>
-      </w:r>
-      <w:r>
-        <w:rPr>
-          <w:rFonts w:hint="eastAsia"/>
-        </w:rPr>
-        <w:t>公園管理員</w:t>
-      </w:r>
-    </w:p>
-    <w:p>
-      <w:r>
-        <w:t>broken tent</w:t>
-      </w:r>
-      <w:r>
-        <w:rPr>
-          <w:rFonts w:hint="eastAsia"/>
-        </w:rPr>
-        <w:t xml:space="preserve"> </w:t>
-      </w:r>
-      <w:r>
-        <w:rPr>
-          <w:rFonts w:hint="eastAsia"/>
-        </w:rPr>
-        <w:t>壞掉的帳篷</w:t>
-      </w:r>
-    </w:p>
-    <w:p/>
-    <w:p>
-      <w:r>
-        <w:t>hiking trail</w:t>
-      </w:r>
-      <w:r>
-        <w:rPr>
-          <w:rFonts w:hint="eastAsia"/>
-        </w:rPr>
-        <w:t xml:space="preserve"> </w:t>
-      </w:r>
-      <w:r>
-        <w:rPr>
-          <w:rFonts w:hint="eastAsia"/>
-        </w:rPr>
-        <w:t>登山步道</w:t>
+        <w:t xml:space="preserve"> </w:t>
+      </w:r>
+      <w:r>
+        <w:rPr>
+          <w:rFonts w:hint="eastAsia"/>
+        </w:rPr>
+        <w:t>諮詢服務</w:t>
       </w:r>
       <w:r>
         <w:rPr>
@@ -438,88 +674,22 @@
         <w:t>、</w:t>
       </w:r>
       <w:r>
-        <w:rPr>
-          <w:rFonts w:hint="eastAsia"/>
-        </w:rPr>
-        <w:t>s</w:t>
-      </w:r>
-      <w:r>
-        <w:t>targazing n.</w:t>
-      </w:r>
-      <w:r>
-        <w:rPr>
-          <w:rFonts w:hint="eastAsia"/>
-        </w:rPr>
-        <w:t>觀星</w:t>
-      </w:r>
-    </w:p>
-    <w:p/>
-    <w:p>
-      <w:r>
-        <w:t>informed</w:t>
-      </w:r>
-      <w:r>
-        <w:rPr>
-          <w:rFonts w:hint="eastAsia"/>
-        </w:rPr>
-        <w:t xml:space="preserve"> </w:t>
-      </w:r>
-      <w:r>
-        <w:t xml:space="preserve">adj </w:t>
-      </w:r>
-      <w:r>
-        <w:rPr>
-          <w:rFonts w:hint="eastAsia"/>
-        </w:rPr>
-        <w:t>知情</w:t>
-      </w:r>
-      <w:r>
-        <w:rPr>
-          <w:rFonts w:hint="eastAsia"/>
-        </w:rPr>
-        <w:t>/</w:t>
-      </w:r>
-      <w:r>
-        <w:rPr>
-          <w:rFonts w:hint="eastAsia"/>
-        </w:rPr>
-        <w:t>見多識廣、</w:t>
-      </w:r>
-      <w:r>
-        <w:t>hung up</w:t>
-      </w:r>
-      <w:r>
-        <w:rPr>
-          <w:rFonts w:hint="eastAsia"/>
-        </w:rPr>
-        <w:t xml:space="preserve"> </w:t>
-      </w:r>
-      <w:r>
-        <w:rPr>
-          <w:rFonts w:hint="eastAsia"/>
-        </w:rPr>
-        <w:t>焦慮</w:t>
-      </w:r>
-      <w:r>
-        <w:rPr>
-          <w:rFonts w:hint="eastAsia"/>
-        </w:rPr>
-        <w:t>/</w:t>
-      </w:r>
-      <w:r>
-        <w:rPr>
-          <w:rFonts w:hint="eastAsia"/>
-        </w:rPr>
-        <w:t>煩惱</w:t>
-      </w:r>
-      <w:r>
-        <w:rPr>
-          <w:rFonts w:hint="eastAsia"/>
-        </w:rPr>
-        <w:t>/</w:t>
-      </w:r>
-      <w:r>
-        <w:t>懸掛</w:t>
+        <w:t>absolutely</w:t>
+      </w:r>
+      <w:r>
+        <w:rPr>
+          <w:rFonts w:hint="eastAsia"/>
+        </w:rPr>
+        <w:t xml:space="preserve"> a</w:t>
+      </w:r>
+      <w:r>
+        <w:t xml:space="preserve">dv </w:t>
+      </w:r>
+      <w:r>
+        <w:rPr>
+          <w:rFonts w:hint="eastAsia"/>
+        </w:rPr>
+        <w:t>絕對地</w:t>
       </w:r>
       <w:r>
         <w:rPr>
@@ -528,45 +698,65 @@
         <w:t>、</w:t>
       </w:r>
       <w:r>
-        <w:rPr>
-          <w:rFonts w:hint="eastAsia"/>
-        </w:rPr>
-        <w:t>a</w:t>
-      </w:r>
-      <w:r>
-        <w:t xml:space="preserve">rtwork n </w:t>
-      </w:r>
-      <w:r>
-        <w:rPr>
-          <w:rFonts w:hint="eastAsia"/>
-        </w:rPr>
-        <w:t>藝術品</w:t>
-      </w:r>
-    </w:p>
-    <w:p>
-      <w:r>
-        <w:t>restoration</w:t>
-      </w:r>
-      <w:r>
+        <w:t>hobby</w:t>
+      </w:r>
+      <w:r>
+        <w:rPr>
+          <w:rFonts w:hint="eastAsia"/>
+        </w:rPr>
         <w:t xml:space="preserve"> n</w:t>
       </w:r>
       <w:r>
-        <w:rPr>
-          <w:rFonts w:hint="eastAsia"/>
-        </w:rPr>
-        <w:t>恢復</w:t>
-      </w:r>
-      <w:r>
-        <w:rPr>
-          <w:rFonts w:hint="eastAsia"/>
-        </w:rPr>
-        <w:t>/</w:t>
-      </w:r>
-      <w:r>
-        <w:rPr>
-          <w:rFonts w:hint="eastAsia"/>
-        </w:rPr>
-        <w:t>修復</w:t>
+        <w:t>.</w:t>
+      </w:r>
+      <w:r>
+        <w:rPr>
+          <w:rFonts w:hint="eastAsia"/>
+        </w:rPr>
+        <w:t>嗜好</w:t>
+      </w:r>
+    </w:p>
+    <w:p>
+      <w:pPr>
+        <w:rPr>
+          <w:rFonts w:ascii="微軟正黑體" w:eastAsia="微軟正黑體" w:hAnsi="微軟正黑體" w:cs="微軟正黑體"/>
+        </w:rPr>
+      </w:pPr>
+      <w:r>
+        <w:t>confident</w:t>
+      </w:r>
+      <w:r>
+        <w:t xml:space="preserve"> adj </w:t>
+      </w:r>
+      <w:r>
+        <w:rPr>
+          <w:rFonts w:hint="eastAsia"/>
+        </w:rPr>
+        <w:t>自信的、</w:t>
+      </w:r>
+      <w:r>
+        <w:t>qualification</w:t>
+      </w:r>
+      <w:r>
+        <w:t xml:space="preserve"> n.</w:t>
+      </w:r>
+      <w:r>
+        <w:rPr>
+          <w:rFonts w:hint="eastAsia"/>
+        </w:rPr>
+        <w:t>資格</w:t>
+      </w:r>
+      <w:r>
+        <w:rPr>
+          <w:rFonts w:hint="eastAsia"/>
+        </w:rPr>
+        <w:t>/</w:t>
+      </w:r>
+      <w:r>
+        <w:rPr>
+          <w:rFonts w:hint="eastAsia"/>
+        </w:rPr>
+        <w:t>條件</w:t>
       </w:r>
       <w:r>
         <w:rPr>
@@ -575,276 +765,76 @@
         <w:t>、</w:t>
       </w:r>
       <w:r>
-        <w:rPr>
-          <w:rFonts w:hint="eastAsia"/>
-        </w:rPr>
-        <w:t>r</w:t>
-      </w:r>
-      <w:r>
-        <w:t>emind v</w:t>
-      </w:r>
-      <w:r>
-        <w:rPr>
-          <w:rFonts w:hint="eastAsia"/>
-        </w:rPr>
-        <w:t>提醒、</w:t>
-      </w:r>
-      <w:r>
-        <w:t>inform</w:t>
-      </w:r>
-      <w:r>
-        <w:rPr>
-          <w:rFonts w:hint="eastAsia"/>
-        </w:rPr>
-        <w:t xml:space="preserve"> v</w:t>
-      </w:r>
-      <w:r>
-        <w:rPr>
-          <w:rFonts w:hint="eastAsia"/>
-        </w:rPr>
-        <w:t>通知</w:t>
-      </w:r>
-    </w:p>
-    <w:p>
-      <w:r>
-        <w:rPr>
-          <w:rFonts w:hint="eastAsia"/>
-        </w:rPr>
-        <w:t>u</w:t>
-      </w:r>
-      <w:r>
-        <w:t xml:space="preserve">nauthorized adj </w:t>
-      </w:r>
-      <w:r>
-        <w:rPr>
-          <w:rFonts w:hint="eastAsia"/>
-        </w:rPr>
-        <w:t>未經許可、</w:t>
-      </w:r>
-      <w:r>
-        <w:rPr>
-          <w:rFonts w:hint="eastAsia"/>
-        </w:rPr>
-        <w:t>f</w:t>
-      </w:r>
-      <w:r>
-        <w:t xml:space="preserve">ill in </w:t>
-      </w:r>
-      <w:r>
-        <w:rPr>
-          <w:rFonts w:hint="eastAsia"/>
-        </w:rPr>
-        <w:t>填寫</w:t>
-      </w:r>
-      <w:r>
-        <w:rPr>
-          <w:rFonts w:hint="eastAsia"/>
-        </w:rPr>
-        <w:t>/</w:t>
-      </w:r>
-      <w:r>
-        <w:rPr>
-          <w:rFonts w:hint="eastAsia"/>
-        </w:rPr>
-        <w:t>代替</w:t>
-      </w:r>
-    </w:p>
-    <w:p/>
-    <w:p>
-      <w:r>
-        <w:t>consultancy</w:t>
-      </w:r>
-      <w:r>
-        <w:rPr>
-          <w:rFonts w:hint="eastAsia"/>
-        </w:rPr>
-        <w:t xml:space="preserve"> n</w:t>
-      </w:r>
-      <w:r>
+        <w:t>Based on</w:t>
+      </w:r>
+      <w:r>
+        <w:rPr>
+          <w:rFonts w:hint="eastAsia"/>
+        </w:rPr>
+        <w:t xml:space="preserve"> </w:t>
+      </w:r>
+      <w:r>
+        <w:rPr>
+          <w:rFonts w:hint="eastAsia"/>
+        </w:rPr>
+        <w:t>根據</w:t>
+      </w:r>
+      <w:r>
+        <w:rPr>
+          <w:rFonts w:ascii="MS Gothic" w:eastAsia="MS Gothic" w:hAnsi="MS Gothic" w:cs="MS Gothic" w:hint="eastAsia"/>
+        </w:rPr>
+        <w:t>⋯</w:t>
+      </w:r>
+      <w:r>
+        <w:rPr>
+          <w:rFonts w:ascii="微軟正黑體" w:eastAsia="微軟正黑體" w:hAnsi="微軟正黑體" w:cs="微軟正黑體" w:hint="eastAsia"/>
+        </w:rPr>
+        <w:t>/</w:t>
+      </w:r>
+      <w:r>
+        <w:rPr>
+          <w:rFonts w:ascii="微軟正黑體" w:eastAsia="微軟正黑體" w:hAnsi="微軟正黑體" w:cs="微軟正黑體" w:hint="eastAsia"/>
+        </w:rPr>
+        <w:t>以</w:t>
+      </w:r>
+      <w:r>
+        <w:rPr>
+          <w:rFonts w:ascii="MS Gothic" w:eastAsia="MS Gothic" w:hAnsi="MS Gothic" w:cs="MS Gothic" w:hint="eastAsia"/>
+        </w:rPr>
+        <w:t>⋯</w:t>
+      </w:r>
+      <w:r>
+        <w:rPr>
+          <w:rFonts w:ascii="微軟正黑體" w:eastAsia="微軟正黑體" w:hAnsi="微軟正黑體" w:cs="微軟正黑體" w:hint="eastAsia"/>
+        </w:rPr>
+        <w:t>為基礎</w:t>
+      </w:r>
+    </w:p>
+    <w:p>
+      <w:r>
+        <w:t>better fit for</w:t>
+      </w:r>
+      <w:r>
+        <w:rPr>
+          <w:rFonts w:hint="eastAsia"/>
+        </w:rPr>
+        <w:t xml:space="preserve"> </w:t>
+      </w:r>
+      <w:r>
+        <w:rPr>
+          <w:rFonts w:hint="eastAsia"/>
+        </w:rPr>
+        <w:t>更適合</w:t>
+      </w:r>
+      <w:r>
+        <w:rPr>
+          <w:rFonts w:hint="eastAsia"/>
+        </w:rPr>
         <w:t>.</w:t>
       </w:r>
       <w:r>
-        <w:rPr>
-          <w:rFonts w:hint="eastAsia"/>
-        </w:rPr>
-        <w:t xml:space="preserve"> </w:t>
-      </w:r>
-      <w:r>
-        <w:rPr>
-          <w:rFonts w:hint="eastAsia"/>
-        </w:rPr>
-        <w:t>諮詢服務</w:t>
-      </w:r>
-      <w:r>
-        <w:rPr>
-          <w:rFonts w:hint="eastAsia"/>
-        </w:rPr>
-        <w:t>、</w:t>
-      </w:r>
-      <w:r>
-        <w:t>absolutely</w:t>
-      </w:r>
-      <w:r>
-        <w:rPr>
-          <w:rFonts w:hint="eastAsia"/>
-        </w:rPr>
-        <w:t xml:space="preserve"> a</w:t>
-      </w:r>
-      <w:r>
-        <w:t xml:space="preserve">dv </w:t>
-      </w:r>
-      <w:r>
-        <w:rPr>
-          <w:rFonts w:hint="eastAsia"/>
-        </w:rPr>
-        <w:t>絕對地</w:t>
-      </w:r>
-      <w:r>
-        <w:rPr>
-          <w:rFonts w:hint="eastAsia"/>
-        </w:rPr>
-        <w:t>、</w:t>
-      </w:r>
-      <w:r>
-        <w:t>hobby</w:t>
-      </w:r>
-      <w:r>
-        <w:rPr>
-          <w:rFonts w:hint="eastAsia"/>
-        </w:rPr>
-        <w:t xml:space="preserve"> n</w:t>
-      </w:r>
-      <w:r>
-        <w:t>.</w:t>
-      </w:r>
-      <w:r>
-        <w:rPr>
-          <w:rFonts w:hint="eastAsia"/>
-        </w:rPr>
-        <w:t>嗜好</w:t>
-      </w:r>
-    </w:p>
-    <w:p>
-      <w:pPr>
-        <w:rPr>
-          <w:rFonts w:ascii="Microsoft JhengHei" w:eastAsia="Microsoft JhengHei" w:hAnsi="Microsoft JhengHei" w:cs="Microsoft JhengHei"/>
-        </w:rPr>
-      </w:pPr>
-      <w:r>
-        <w:t>confident</w:t>
-      </w:r>
-      <w:r>
-        <w:t xml:space="preserve"> adj </w:t>
-      </w:r>
-      <w:r>
-        <w:rPr>
-          <w:rFonts w:hint="eastAsia"/>
-        </w:rPr>
-        <w:t>自信的、</w:t>
-      </w:r>
-      <w:r>
-        <w:t>qualification</w:t>
-      </w:r>
-      <w:r>
-        <w:t xml:space="preserve"> n.</w:t>
-      </w:r>
-      <w:r>
-        <w:rPr>
-          <w:rFonts w:hint="eastAsia"/>
-        </w:rPr>
-        <w:t>資格</w:t>
-      </w:r>
-      <w:r>
-        <w:rPr>
-          <w:rFonts w:hint="eastAsia"/>
-        </w:rPr>
-        <w:t>/</w:t>
-      </w:r>
-      <w:r>
-        <w:rPr>
-          <w:rFonts w:hint="eastAsia"/>
-        </w:rPr>
-        <w:t>條件</w:t>
-      </w:r>
-      <w:r>
-        <w:rPr>
-          <w:rFonts w:hint="eastAsia"/>
-        </w:rPr>
-        <w:t>、</w:t>
-      </w:r>
-      <w:r>
-        <w:t>Based on</w:t>
-      </w:r>
-      <w:r>
-        <w:rPr>
-          <w:rFonts w:hint="eastAsia"/>
-        </w:rPr>
-        <w:t xml:space="preserve"> </w:t>
-      </w:r>
-      <w:r>
-        <w:rPr>
-          <w:rFonts w:hint="eastAsia"/>
-        </w:rPr>
-        <w:t>根據</w:t>
-      </w:r>
-      <w:r>
-        <w:rPr>
-          <w:rFonts w:ascii="MS Gothic" w:eastAsia="MS Gothic" w:hAnsi="MS Gothic" w:cs="MS Gothic" w:hint="eastAsia"/>
-        </w:rPr>
-        <w:t>⋯</w:t>
-      </w:r>
-      <w:r>
-        <w:rPr>
-          <w:rFonts w:ascii="Microsoft JhengHei" w:eastAsia="Microsoft JhengHei" w:hAnsi="Microsoft JhengHei" w:cs="Microsoft JhengHei" w:hint="eastAsia"/>
-        </w:rPr>
-        <w:t>/</w:t>
-      </w:r>
-      <w:r>
-        <w:rPr>
-          <w:rFonts w:ascii="Microsoft JhengHei" w:eastAsia="Microsoft JhengHei" w:hAnsi="Microsoft JhengHei" w:cs="Microsoft JhengHei" w:hint="eastAsia"/>
-        </w:rPr>
-        <w:t>以</w:t>
-      </w:r>
-      <w:r>
-        <w:rPr>
-          <w:rFonts w:ascii="MS Gothic" w:eastAsia="MS Gothic" w:hAnsi="MS Gothic" w:cs="MS Gothic" w:hint="eastAsia"/>
-        </w:rPr>
-        <w:t>⋯</w:t>
-      </w:r>
-      <w:r>
-        <w:rPr>
-          <w:rFonts w:ascii="Microsoft JhengHei" w:eastAsia="Microsoft JhengHei" w:hAnsi="Microsoft JhengHei" w:cs="Microsoft JhengHei" w:hint="eastAsia"/>
-        </w:rPr>
-        <w:t>為基礎</w:t>
-      </w:r>
-    </w:p>
-    <w:p>
-      <w:r>
-        <w:t>better fit for</w:t>
-      </w:r>
-      <w:r>
-        <w:rPr>
-          <w:rFonts w:hint="eastAsia"/>
-        </w:rPr>
-        <w:t xml:space="preserve"> </w:t>
-      </w:r>
-      <w:r>
-        <w:rPr>
-          <w:rFonts w:hint="eastAsia"/>
-        </w:rPr>
-        <w:t>更適合</w:t>
-      </w:r>
-      <w:r>
-        <w:rPr>
-          <w:rFonts w:hint="eastAsia"/>
-        </w:rPr>
-        <w:t>.</w:t>
-      </w:r>
-      <w:proofErr w:type="gramStart"/>
-      <w:r>
         <w:t>..</w:t>
       </w:r>
-      <w:proofErr w:type="gramEnd"/>
       <w:r>
         <w:rPr>
           <w:rFonts w:hint="eastAsia"/>
@@ -2025,35 +2015,663 @@
         <w:t>v.</w:t>
       </w:r>
       <w:r>
-        <w:t>n</w:t>
+        <w:t>n.</w:t>
       </w:r>
       <w:proofErr w:type="spellEnd"/>
       <w:r>
+        <w:rPr>
+          <w:rFonts w:hint="eastAsia"/>
+        </w:rPr>
+        <w:t>改善</w:t>
+      </w:r>
+      <w:r>
+        <w:rPr>
+          <w:rFonts w:hint="eastAsia"/>
+        </w:rPr>
+        <w:t>/</w:t>
+      </w:r>
+      <w:r>
+        <w:rPr>
+          <w:rFonts w:hint="eastAsia"/>
+        </w:rPr>
+        <w:t>提高</w:t>
+      </w:r>
+    </w:p>
+    <w:p/>
+    <w:p>
+      <w:r>
+        <w:t>campground</w:t>
+      </w:r>
+      <w:r>
+        <w:rPr>
+          <w:rFonts w:hint="eastAsia"/>
+        </w:rPr>
+        <w:t xml:space="preserve"> </w:t>
+      </w:r>
+      <w:r>
+        <w:t>n.</w:t>
+      </w:r>
+      <w:r>
+        <w:rPr>
+          <w:rFonts w:hint="eastAsia"/>
+        </w:rPr>
+        <w:t>營地、</w:t>
+      </w:r>
+      <w:r>
+        <w:rPr>
+          <w:rFonts w:hint="eastAsia"/>
+        </w:rPr>
+        <w:t>e</w:t>
+      </w:r>
+      <w:r>
+        <w:t>lectrical adj.</w:t>
+      </w:r>
+      <w:r>
+        <w:rPr>
+          <w:rFonts w:hint="eastAsia"/>
+        </w:rPr>
+        <w:t>電力、</w:t>
+      </w:r>
+      <w:r>
+        <w:rPr>
+          <w:rFonts w:hint="eastAsia"/>
+        </w:rPr>
+        <w:t>r</w:t>
+      </w:r>
+      <w:r>
+        <w:t>ental n.</w:t>
+      </w:r>
+      <w:r>
+        <w:rPr>
+          <w:rFonts w:hint="eastAsia"/>
+        </w:rPr>
+        <w:t>出租</w:t>
+      </w:r>
+      <w:r>
+        <w:rPr>
+          <w:rFonts w:hint="eastAsia"/>
+        </w:rPr>
+        <w:t>/</w:t>
+      </w:r>
+      <w:r>
+        <w:rPr>
+          <w:rFonts w:hint="eastAsia"/>
+        </w:rPr>
+        <w:t>租金</w:t>
+      </w:r>
+    </w:p>
+    <w:p>
+      <w:r>
+        <w:t>confident</w:t>
+      </w:r>
+      <w:r>
+        <w:t xml:space="preserve"> adj.</w:t>
+      </w:r>
+      <w:r>
+        <w:rPr>
+          <w:rFonts w:hint="eastAsia"/>
+        </w:rPr>
+        <w:t xml:space="preserve"> </w:t>
+      </w:r>
+      <w:r>
+        <w:rPr>
+          <w:rFonts w:hint="eastAsia"/>
+        </w:rPr>
+        <w:t>自信</w:t>
+      </w:r>
+      <w:r>
+        <w:rPr>
+          <w:rFonts w:hint="eastAsia"/>
+        </w:rPr>
+        <w:t>/</w:t>
+      </w:r>
+      <w:r>
+        <w:rPr>
+          <w:rFonts w:hint="eastAsia"/>
+        </w:rPr>
+        <w:t>信心、</w:t>
+      </w:r>
+      <w:r>
+        <w:t>uncertain about</w:t>
+      </w:r>
+      <w:r>
+        <w:rPr>
+          <w:rFonts w:hint="eastAsia"/>
+        </w:rPr>
+        <w:t>對……感到不確定</w:t>
+      </w:r>
+      <w:r>
+        <w:rPr>
+          <w:rFonts w:hint="eastAsia"/>
+        </w:rPr>
+        <w:t>、</w:t>
+      </w:r>
+      <w:r>
+        <w:t>certain</w:t>
+      </w:r>
+      <w:r>
+        <w:rPr>
+          <w:rFonts w:hint="eastAsia"/>
+        </w:rPr>
+        <w:t xml:space="preserve"> </w:t>
+      </w:r>
+      <w:r>
+        <w:t>adj.</w:t>
+      </w:r>
+      <w:r>
+        <w:rPr>
+          <w:rFonts w:hint="eastAsia"/>
+        </w:rPr>
+        <w:t>肯定</w:t>
+      </w:r>
+    </w:p>
+    <w:p>
+      <w:r>
+        <w:t>refer to</w:t>
+      </w:r>
+      <w:r>
+        <w:rPr>
+          <w:rFonts w:hint="eastAsia"/>
+        </w:rPr>
+        <w:t>提及</w:t>
+      </w:r>
+      <w:r>
+        <w:rPr>
+          <w:rFonts w:hint="eastAsia"/>
+        </w:rPr>
+        <w:t>/</w:t>
+      </w:r>
+      <w:r>
+        <w:rPr>
+          <w:rFonts w:hint="eastAsia"/>
+        </w:rPr>
+        <w:t>談到</w:t>
+      </w:r>
+      <w:r>
+        <w:rPr>
+          <w:rFonts w:hint="eastAsia"/>
+        </w:rPr>
+        <w:t>、</w:t>
+      </w:r>
+      <w:r>
+        <w:t>rental agreement</w:t>
+      </w:r>
+      <w:r>
+        <w:rPr>
+          <w:rFonts w:hint="eastAsia"/>
+        </w:rPr>
+        <w:t>租賃合約</w:t>
+      </w:r>
+      <w:r>
+        <w:rPr>
+          <w:rFonts w:hint="eastAsia"/>
+        </w:rPr>
+        <w:t>、</w:t>
+      </w:r>
+      <w:r>
+        <w:t>testimonial</w:t>
+      </w:r>
+      <w:r>
+        <w:t xml:space="preserve"> n.</w:t>
+      </w:r>
+      <w:r>
+        <w:rPr>
+          <w:rFonts w:hint="eastAsia"/>
+        </w:rPr>
+        <w:t>介紹信</w:t>
+      </w:r>
+      <w:r>
+        <w:rPr>
+          <w:rFonts w:hint="eastAsia"/>
+        </w:rPr>
+        <w:t>/</w:t>
+      </w:r>
+      <w:r>
+        <w:rPr>
+          <w:rFonts w:hint="eastAsia"/>
+        </w:rPr>
+        <w:t>推薦書</w:t>
+      </w:r>
+    </w:p>
+    <w:p>
+      <w:r>
+        <w:t>identify</w:t>
+      </w:r>
+      <w:r>
+        <w:t xml:space="preserve"> v.</w:t>
+      </w:r>
+      <w:r>
+        <w:rPr>
+          <w:rFonts w:hint="eastAsia"/>
+        </w:rPr>
+        <w:t>識別</w:t>
+      </w:r>
+      <w:r>
+        <w:rPr>
+          <w:rFonts w:hint="eastAsia"/>
+        </w:rPr>
+        <w:t>/</w:t>
+      </w:r>
+      <w:r>
+        <w:rPr>
+          <w:rFonts w:hint="eastAsia"/>
+        </w:rPr>
+        <w:t>確定、</w:t>
+      </w:r>
+      <w:r>
+        <w:t>initially</w:t>
+      </w:r>
+      <w:r>
+        <w:rPr>
+          <w:rFonts w:hint="eastAsia"/>
+        </w:rPr>
+        <w:t xml:space="preserve"> </w:t>
+      </w:r>
+      <w:r>
+        <w:t>adv.</w:t>
+      </w:r>
+      <w:r>
+        <w:rPr>
+          <w:rFonts w:hint="eastAsia"/>
+        </w:rPr>
+        <w:t>最初、</w:t>
+      </w:r>
+      <w:r>
+        <w:t>regarding</w:t>
+      </w:r>
+      <w:r>
+        <w:rPr>
+          <w:rFonts w:hint="eastAsia"/>
+        </w:rPr>
+        <w:t xml:space="preserve"> </w:t>
+      </w:r>
+      <w:r>
+        <w:t>prep.</w:t>
+      </w:r>
+      <w:r>
+        <w:rPr>
+          <w:rFonts w:hint="eastAsia"/>
+        </w:rPr>
+        <w:t>關於</w:t>
+      </w:r>
+    </w:p>
+    <w:p>
+      <w:r>
+        <w:t>motorhome</w:t>
+      </w:r>
+      <w:r>
+        <w:rPr>
+          <w:rFonts w:hint="eastAsia"/>
+        </w:rPr>
+        <w:t xml:space="preserve"> n</w:t>
+      </w:r>
+      <w:r>
         <w:t>.</w:t>
       </w:r>
       <w:r>
         <w:rPr>
           <w:rFonts w:hint="eastAsia"/>
         </w:rPr>
-        <w:t>改善</w:t>
-      </w:r>
-      <w:r>
-        <w:rPr>
-          <w:rFonts w:hint="eastAsia"/>
-        </w:rPr>
-        <w:t>/</w:t>
-      </w:r>
-      <w:r>
-        <w:rPr>
-          <w:rFonts w:hint="eastAsia"/>
-        </w:rPr>
-        <w:t>提高</w:t>
+        <w:t>房車、</w:t>
+      </w:r>
+      <w:r>
+        <w:t>thorough</w:t>
+      </w:r>
+      <w:r>
+        <w:rPr>
+          <w:rFonts w:hint="eastAsia"/>
+        </w:rPr>
+        <w:t xml:space="preserve"> a</w:t>
+      </w:r>
+      <w:r>
+        <w:t xml:space="preserve">dj </w:t>
+      </w:r>
+      <w:r>
+        <w:rPr>
+          <w:rFonts w:hint="eastAsia"/>
+        </w:rPr>
+        <w:t>仔細的</w:t>
+      </w:r>
+      <w:r>
+        <w:rPr>
+          <w:rFonts w:hint="eastAsia"/>
+        </w:rPr>
+        <w:t>/</w:t>
+      </w:r>
+      <w:r>
+        <w:rPr>
+          <w:rFonts w:hint="eastAsia"/>
+        </w:rPr>
+        <w:t>徹底、</w:t>
+      </w:r>
+      <w:r>
+        <w:t>inspection</w:t>
+      </w:r>
+      <w:r>
+        <w:rPr>
+          <w:rFonts w:hint="eastAsia"/>
+        </w:rPr>
+        <w:t xml:space="preserve"> n</w:t>
+      </w:r>
+      <w:r>
+        <w:t>.</w:t>
+      </w:r>
+      <w:r>
+        <w:rPr>
+          <w:rFonts w:hint="eastAsia"/>
+        </w:rPr>
+        <w:t>檢查</w:t>
+      </w:r>
+    </w:p>
+    <w:p>
+      <w:r>
+        <w:t>come out</w:t>
+      </w:r>
+      <w:r>
+        <w:rPr>
+          <w:rFonts w:hint="eastAsia"/>
+        </w:rPr>
+        <w:t>出現</w:t>
+      </w:r>
+      <w:r>
+        <w:rPr>
+          <w:rFonts w:hint="eastAsia"/>
+        </w:rPr>
+        <w:t>/</w:t>
+      </w:r>
+      <w:r>
+        <w:rPr>
+          <w:rFonts w:hint="eastAsia"/>
+        </w:rPr>
+        <w:t>發行、</w:t>
+      </w:r>
+      <w:r>
+        <w:t>assess</w:t>
+      </w:r>
+      <w:r>
+        <w:t xml:space="preserve"> v.</w:t>
+      </w:r>
+      <w:r>
+        <w:rPr>
+          <w:rFonts w:hint="eastAsia"/>
+        </w:rPr>
+        <w:t>評估</w:t>
+      </w:r>
+      <w:r>
+        <w:rPr>
+          <w:rFonts w:hint="eastAsia"/>
+        </w:rPr>
+        <w:t>/</w:t>
+      </w:r>
+      <w:r>
+        <w:rPr>
+          <w:rFonts w:hint="eastAsia"/>
+        </w:rPr>
+        <w:t>估價、</w:t>
+      </w:r>
+      <w:r>
+        <w:rPr>
+          <w:rFonts w:hint="eastAsia"/>
+        </w:rPr>
+        <w:t>p</w:t>
+      </w:r>
+      <w:r>
+        <w:t>romptly adv.</w:t>
+      </w:r>
+      <w:r>
+        <w:rPr>
+          <w:rFonts w:hint="eastAsia"/>
+        </w:rPr>
+        <w:t>迅速地</w:t>
+      </w:r>
+    </w:p>
+    <w:p>
+      <w:r>
+        <w:t>question</w:t>
+      </w:r>
+      <w:r>
+        <w:t xml:space="preserve"> n.</w:t>
+      </w:r>
+      <w:r>
+        <w:rPr>
+          <w:rFonts w:hint="eastAsia"/>
+        </w:rPr>
+        <w:t>問題</w:t>
+      </w:r>
+      <w:r>
+        <w:t>,v.</w:t>
+      </w:r>
+      <w:r>
+        <w:rPr>
+          <w:rFonts w:hint="eastAsia"/>
+        </w:rPr>
+        <w:t>懷疑</w:t>
       </w:r>
     </w:p>
     <w:p/>
     <w:p>
       <w:r>
-        <w:t>campground</w:t>
+        <w:t>repair calls</w:t>
+      </w:r>
+      <w:r>
+        <w:t xml:space="preserve"> </w:t>
+      </w:r>
+      <w:r>
+        <w:rPr>
+          <w:rFonts w:hint="eastAsia"/>
+        </w:rPr>
+        <w:t>維修電話</w:t>
+      </w:r>
+      <w:r>
+        <w:rPr>
+          <w:rFonts w:hint="eastAsia"/>
+        </w:rPr>
+        <w:t>/</w:t>
+      </w:r>
+      <w:r>
+        <w:rPr>
+          <w:rFonts w:hint="eastAsia"/>
+        </w:rPr>
+        <w:t>維修通知、</w:t>
+      </w:r>
+      <w:r>
+        <w:rPr>
+          <w:rFonts w:hint="eastAsia"/>
+        </w:rPr>
+        <w:t>h</w:t>
+      </w:r>
+      <w:r>
+        <w:t>andwriting n.</w:t>
+      </w:r>
+      <w:r>
+        <w:rPr>
+          <w:rFonts w:hint="eastAsia"/>
+        </w:rPr>
+        <w:t>書寫、</w:t>
+      </w:r>
+      <w:r>
+        <w:t>misus</w:t>
+      </w:r>
+      <w:r>
+        <w:t>e n. v.</w:t>
+      </w:r>
+      <w:r>
+        <w:rPr>
+          <w:rFonts w:hint="eastAsia"/>
+        </w:rPr>
+        <w:t>濫用</w:t>
+      </w:r>
+      <w:r>
+        <w:t>/</w:t>
+      </w:r>
+      <w:r>
+        <w:rPr>
+          <w:rFonts w:hint="eastAsia"/>
+        </w:rPr>
+        <w:t>錯用</w:t>
+      </w:r>
+    </w:p>
+    <w:p>
+      <w:r>
+        <w:t>properly</w:t>
+      </w:r>
+      <w:r>
+        <w:t xml:space="preserve"> adv.</w:t>
+      </w:r>
+      <w:r>
+        <w:rPr>
+          <w:rFonts w:hint="eastAsia"/>
+        </w:rPr>
+        <w:t xml:space="preserve"> </w:t>
+      </w:r>
+      <w:r>
+        <w:rPr>
+          <w:rFonts w:hint="eastAsia"/>
+        </w:rPr>
+        <w:t>正確</w:t>
+      </w:r>
+      <w:r>
+        <w:rPr>
+          <w:rFonts w:hint="eastAsia"/>
+        </w:rPr>
+        <w:t>/</w:t>
+      </w:r>
+      <w:r>
+        <w:rPr>
+          <w:rFonts w:hint="eastAsia"/>
+        </w:rPr>
+        <w:t>適當、</w:t>
+      </w:r>
+      <w:r>
+        <w:t>turn in</w:t>
+      </w:r>
+      <w:r>
+        <w:rPr>
+          <w:rFonts w:hint="eastAsia"/>
+        </w:rPr>
+        <w:t>繳交</w:t>
+      </w:r>
+      <w:r>
+        <w:rPr>
+          <w:rFonts w:hint="eastAsia"/>
+        </w:rPr>
+        <w:t>/</w:t>
+      </w:r>
+      <w:r>
+        <w:rPr>
+          <w:rFonts w:hint="eastAsia"/>
+        </w:rPr>
+        <w:t>交出、</w:t>
+      </w:r>
+      <w:r>
+        <w:rPr>
+          <w:rFonts w:hint="eastAsia"/>
+        </w:rPr>
+        <w:t>p</w:t>
+      </w:r>
+      <w:r>
+        <w:t>ick up</w:t>
+      </w:r>
+      <w:r>
+        <w:rPr>
+          <w:rFonts w:hint="eastAsia"/>
+        </w:rPr>
+        <w:t>撿起</w:t>
+      </w:r>
+      <w:r>
+        <w:rPr>
+          <w:rFonts w:hint="eastAsia"/>
+        </w:rPr>
+        <w:t>/</w:t>
+      </w:r>
+      <w:r>
+        <w:rPr>
+          <w:rFonts w:hint="eastAsia"/>
+        </w:rPr>
+        <w:t>領取物品</w:t>
+      </w:r>
+      <w:r>
+        <w:rPr>
+          <w:rFonts w:hint="eastAsia"/>
+        </w:rPr>
+        <w:t>/</w:t>
+      </w:r>
+      <w:r>
+        <w:rPr>
+          <w:rFonts w:hint="eastAsia"/>
+        </w:rPr>
+        <w:t>購買</w:t>
+      </w:r>
+      <w:r>
+        <w:rPr>
+          <w:rFonts w:hint="eastAsia"/>
+        </w:rPr>
+        <w:t>/</w:t>
+      </w:r>
+      <w:r>
+        <w:rPr>
+          <w:rFonts w:hint="eastAsia"/>
+        </w:rPr>
+        <w:t>學會</w:t>
+      </w:r>
+    </w:p>
+    <w:p>
+      <w:r>
+        <w:rPr>
+          <w:rFonts w:hint="eastAsia"/>
+        </w:rPr>
+        <w:t>q</w:t>
+      </w:r>
+      <w:r>
+        <w:t xml:space="preserve">uality plumbing </w:t>
+      </w:r>
+      <w:r>
+        <w:rPr>
+          <w:rFonts w:hint="eastAsia"/>
+        </w:rPr>
+        <w:t>高品質水管系統、</w:t>
+      </w:r>
+      <w:r>
+        <w:t>stop by</w:t>
+      </w:r>
+      <w:r>
+        <w:t>順路經過</w:t>
+      </w:r>
+      <w:r>
+        <w:rPr>
+          <w:rFonts w:hint="eastAsia"/>
+        </w:rPr>
+        <w:t>、</w:t>
+      </w:r>
+      <w:r>
+        <w:t>leave for</w:t>
+      </w:r>
+      <w:r>
+        <w:rPr>
+          <w:rFonts w:hint="eastAsia"/>
+        </w:rPr>
+        <w:t>前往</w:t>
+      </w:r>
+    </w:p>
+    <w:p/>
+    <w:p>
+      <w:r>
+        <w:t>construction site</w:t>
+      </w:r>
+      <w:r>
+        <w:rPr>
+          <w:rFonts w:hint="eastAsia"/>
+        </w:rPr>
+        <w:t xml:space="preserve"> </w:t>
+      </w:r>
+      <w:r>
+        <w:rPr>
+          <w:rFonts w:hint="eastAsia"/>
+        </w:rPr>
+        <w:t>工地、</w:t>
+      </w:r>
+      <w:r>
+        <w:t>factory</w:t>
       </w:r>
       <w:r>
         <w:rPr>
@@ -2068,43 +2686,353 @@
         <w:rPr>
           <w:rFonts w:hint="eastAsia"/>
         </w:rPr>
-        <w:t>營地、</w:t>
-      </w:r>
-      <w:r>
-        <w:rPr>
-          <w:rFonts w:hint="eastAsia"/>
-        </w:rPr>
-        <w:t>e</w:t>
-      </w:r>
-      <w:r>
-        <w:t>lectrical adj.</w:t>
-      </w:r>
-      <w:r>
-        <w:rPr>
-          <w:rFonts w:hint="eastAsia"/>
-        </w:rPr>
-        <w:t>電力、</w:t>
-      </w:r>
-      <w:r>
-        <w:rPr>
-          <w:rFonts w:hint="eastAsia"/>
-        </w:rPr>
-        <w:t>r</w:t>
-      </w:r>
-      <w:r>
-        <w:t>ental n.</w:t>
-      </w:r>
-      <w:r>
-        <w:rPr>
-          <w:rFonts w:hint="eastAsia"/>
-        </w:rPr>
-        <w:t>出租</w:t>
-      </w:r>
-      <w:r>
-        <w:rPr>
-          <w:rFonts w:hint="eastAsia"/>
-        </w:rPr>
-        <w:t>/</w:t>
+        <w:t>工廠、</w:t>
+      </w:r>
+      <w:r>
+        <w:t>car dealership</w:t>
+      </w:r>
+      <w:r>
+        <w:rPr>
+          <w:rFonts w:hint="eastAsia"/>
+        </w:rPr>
+        <w:t xml:space="preserve"> </w:t>
+      </w:r>
+      <w:r>
+        <w:rPr>
+          <w:rFonts w:hint="eastAsia"/>
+        </w:rPr>
+        <w:t>汽車經銷店</w:t>
+      </w:r>
+    </w:p>
+    <w:p>
+      <w:r>
+        <w:t>evening</w:t>
+      </w:r>
+      <w:r>
+        <w:rPr>
+          <w:rFonts w:hint="eastAsia"/>
+        </w:rPr>
+        <w:t xml:space="preserve"> </w:t>
+      </w:r>
+      <w:r>
+        <w:t>n.</w:t>
+      </w:r>
+      <w:r>
+        <w:rPr>
+          <w:rFonts w:hint="eastAsia"/>
+        </w:rPr>
+        <w:t>晚上、</w:t>
+      </w:r>
+      <w:r>
+        <w:t>conveyor belt</w:t>
+      </w:r>
+      <w:r>
+        <w:rPr>
+          <w:rFonts w:hint="eastAsia"/>
+        </w:rPr>
+        <w:t xml:space="preserve"> </w:t>
+      </w:r>
+      <w:r>
+        <w:t>n.</w:t>
+      </w:r>
+      <w:r>
+        <w:rPr>
+          <w:rFonts w:hint="eastAsia"/>
+        </w:rPr>
+        <w:t>傳送帶、</w:t>
+      </w:r>
+      <w:r>
+        <w:t>out of order</w:t>
+      </w:r>
+      <w:r>
+        <w:rPr>
+          <w:rFonts w:hint="eastAsia"/>
+        </w:rPr>
+        <w:t>物品故障</w:t>
+      </w:r>
+    </w:p>
+    <w:p>
+      <w:r>
+        <w:rPr>
+          <w:rFonts w:hint="eastAsia"/>
+        </w:rPr>
+        <w:t>t</w:t>
+      </w:r>
+      <w:r>
+        <w:t>emporarily adv.</w:t>
+      </w:r>
+      <w:r>
+        <w:rPr>
+          <w:rFonts w:hint="eastAsia"/>
+        </w:rPr>
+        <w:t>暫時、</w:t>
+      </w:r>
+      <w:r>
+        <w:rPr>
+          <w:rFonts w:hint="eastAsia"/>
+        </w:rPr>
+        <w:t>t</w:t>
+      </w:r>
+      <w:r>
+        <w:t>emporarily</w:t>
+      </w:r>
+      <w:r>
+        <w:rPr>
+          <w:rFonts w:hint="eastAsia"/>
+        </w:rPr>
+        <w:t xml:space="preserve"> </w:t>
+      </w:r>
+      <w:r>
+        <w:t>n.</w:t>
+      </w:r>
+      <w:r>
+        <w:rPr>
+          <w:rFonts w:hint="eastAsia"/>
+        </w:rPr>
+        <w:t xml:space="preserve"> </w:t>
+      </w:r>
+      <w:r>
+        <w:rPr>
+          <w:rFonts w:hint="eastAsia"/>
+        </w:rPr>
+        <w:t>人員</w:t>
+      </w:r>
+      <w:r>
+        <w:rPr>
+          <w:rFonts w:hint="eastAsia"/>
+        </w:rPr>
+        <w:t>、</w:t>
+      </w:r>
+      <w:r>
+        <w:rPr>
+          <w:rFonts w:hint="eastAsia"/>
+        </w:rPr>
+        <w:t>s</w:t>
+      </w:r>
+      <w:r>
+        <w:t xml:space="preserve">pecial assignment </w:t>
+      </w:r>
+      <w:r>
+        <w:rPr>
+          <w:rFonts w:hint="eastAsia"/>
+        </w:rPr>
+        <w:t>特殊任務</w:t>
+      </w:r>
+    </w:p>
+    <w:p>
+      <w:r>
+        <w:t>assembly floor</w:t>
+      </w:r>
+      <w:r>
+        <w:t xml:space="preserve"> </w:t>
+      </w:r>
+      <w:r>
+        <w:rPr>
+          <w:rFonts w:hint="eastAsia"/>
+        </w:rPr>
+        <w:t>裝配平台、</w:t>
+      </w:r>
+      <w:r>
+        <w:t>day shift</w:t>
+      </w:r>
+      <w:r>
+        <w:rPr>
+          <w:rFonts w:hint="eastAsia"/>
+        </w:rPr>
+        <w:t xml:space="preserve"> </w:t>
+      </w:r>
+      <w:r>
+        <w:rPr>
+          <w:rFonts w:hint="eastAsia"/>
+        </w:rPr>
+        <w:t>日班</w:t>
+      </w:r>
+    </w:p>
+    <w:p/>
+    <w:p>
+      <w:r>
+        <w:t>architect</w:t>
+      </w:r>
+      <w:r>
+        <w:rPr>
+          <w:rFonts w:hint="eastAsia"/>
+        </w:rPr>
+        <w:t xml:space="preserve"> </w:t>
+      </w:r>
+      <w:r>
+        <w:t>n.</w:t>
+      </w:r>
+      <w:r>
+        <w:rPr>
+          <w:rFonts w:hint="eastAsia"/>
+        </w:rPr>
+        <w:t>建築師、</w:t>
+      </w:r>
+      <w:r>
+        <w:t>real estate agent</w:t>
+      </w:r>
+      <w:r>
+        <w:rPr>
+          <w:rFonts w:hint="eastAsia"/>
+        </w:rPr>
+        <w:t xml:space="preserve"> </w:t>
+      </w:r>
+      <w:r>
+        <w:rPr>
+          <w:rFonts w:hint="eastAsia"/>
+        </w:rPr>
+        <w:t>房地產經紀人</w:t>
+      </w:r>
+      <w:r>
+        <w:rPr>
+          <w:rFonts w:hint="eastAsia"/>
+        </w:rPr>
+        <w:t>、</w:t>
+      </w:r>
+      <w:r>
+        <w:rPr>
+          <w:rFonts w:hint="eastAsia"/>
+        </w:rPr>
+        <w:t>房地產經紀人</w:t>
+      </w:r>
+    </w:p>
+    <w:p>
+      <w:r>
+        <w:t>deposit</w:t>
+      </w:r>
+      <w:r>
+        <w:rPr>
+          <w:rFonts w:hint="eastAsia"/>
+        </w:rPr>
+        <w:t xml:space="preserve"> </w:t>
+      </w:r>
+      <w:r>
+        <w:t>v.</w:t>
+      </w:r>
+      <w:r>
+        <w:rPr>
+          <w:rFonts w:hint="eastAsia"/>
+        </w:rPr>
+        <w:t>存放</w:t>
+      </w:r>
+      <w:r>
+        <w:rPr>
+          <w:rFonts w:hint="eastAsia"/>
+        </w:rPr>
+        <w:t>/</w:t>
+      </w:r>
+      <w:r>
+        <w:rPr>
+          <w:rFonts w:hint="eastAsia"/>
+        </w:rPr>
+        <w:t>支付</w:t>
+      </w:r>
+      <w:r>
+        <w:rPr>
+          <w:rFonts w:hint="eastAsia"/>
+        </w:rPr>
+        <w:t>,</w:t>
+      </w:r>
+      <w:r>
+        <w:t>n.</w:t>
+      </w:r>
+      <w:r>
+        <w:rPr>
+          <w:rFonts w:hint="eastAsia"/>
+        </w:rPr>
+        <w:t>存款</w:t>
+      </w:r>
+      <w:r>
+        <w:rPr>
+          <w:rFonts w:hint="eastAsia"/>
+        </w:rPr>
+        <w:t>/</w:t>
+      </w:r>
+      <w:r>
+        <w:rPr>
+          <w:rFonts w:hint="eastAsia"/>
+        </w:rPr>
+        <w:t>沉澱物、</w:t>
+      </w:r>
+      <w:r>
+        <w:t>carefully</w:t>
+      </w:r>
+      <w:r>
+        <w:t xml:space="preserve"> adv.</w:t>
+      </w:r>
+      <w:r>
+        <w:rPr>
+          <w:rFonts w:hint="eastAsia"/>
+        </w:rPr>
+        <w:t>小心</w:t>
+      </w:r>
+      <w:r>
+        <w:rPr>
+          <w:rFonts w:hint="eastAsia"/>
+        </w:rPr>
+        <w:t>/</w:t>
+      </w:r>
+      <w:r>
+        <w:rPr>
+          <w:rFonts w:hint="eastAsia"/>
+        </w:rPr>
+        <w:t>仔細</w:t>
+      </w:r>
+    </w:p>
+    <w:p>
+      <w:r>
+        <w:t>come on</w:t>
+      </w:r>
+      <w:r>
+        <w:rPr>
+          <w:rFonts w:hint="eastAsia"/>
+        </w:rPr>
+        <w:t>催促別人</w:t>
+      </w:r>
+      <w:r>
+        <w:rPr>
+          <w:rFonts w:hint="eastAsia"/>
+        </w:rPr>
+        <w:t>/</w:t>
+      </w:r>
+      <w:r>
+        <w:rPr>
+          <w:rFonts w:hint="eastAsia"/>
+        </w:rPr>
+        <w:t>鼓勵</w:t>
+      </w:r>
+      <w:r>
+        <w:t>/</w:t>
+      </w:r>
+      <w:r>
+        <w:rPr>
+          <w:rFonts w:hint="eastAsia"/>
+        </w:rPr>
+        <w:t>請求</w:t>
+      </w:r>
+      <w:r>
+        <w:rPr>
+          <w:rFonts w:hint="eastAsia"/>
+        </w:rPr>
+        <w:t>/</w:t>
+      </w:r>
+      <w:r>
+        <w:rPr>
+          <w:rFonts w:hint="eastAsia"/>
+        </w:rPr>
+        <w:t>過來、</w:t>
+      </w:r>
+      <w:r>
+        <w:t>rent</w:t>
+      </w:r>
+      <w:r>
+        <w:rPr>
+          <w:rFonts w:hint="eastAsia"/>
+        </w:rPr>
+        <w:t xml:space="preserve"> n</w:t>
+      </w:r>
+      <w:r>
+        <w:t>.</w:t>
       </w:r>
       <w:r>
         <w:rPr>
@@ -2112,46 +3040,61 @@
         </w:rPr>
         <w:t>租金</w:t>
       </w:r>
-    </w:p>
-    <w:p>
-      <w:r>
-        <w:t>confident</w:t>
-      </w:r>
-      <w:r>
-        <w:t xml:space="preserve"> adj.</w:t>
-      </w:r>
-      <w:r>
-        <w:rPr>
-          <w:rFonts w:hint="eastAsia"/>
-        </w:rPr>
-        <w:t xml:space="preserve"> </w:t>
-      </w:r>
-      <w:r>
-        <w:rPr>
-          <w:rFonts w:hint="eastAsia"/>
-        </w:rPr>
-        <w:t>自信</w:t>
-      </w:r>
-      <w:r>
-        <w:rPr>
-          <w:rFonts w:hint="eastAsia"/>
-        </w:rPr>
-        <w:t>/</w:t>
-      </w:r>
-      <w:r>
-        <w:rPr>
-          <w:rFonts w:hint="eastAsia"/>
-        </w:rPr>
-        <w:t>信心、</w:t>
-      </w:r>
-      <w:r>
-        <w:t>uncertain about</w:t>
-      </w:r>
-      <w:r>
-        <w:rPr>
-          <w:rFonts w:hint="eastAsia"/>
-        </w:rPr>
-        <w:t>對……感到不確定</w:t>
+      <w:r>
+        <w:rPr>
+          <w:rFonts w:hint="eastAsia"/>
+        </w:rPr>
+        <w:t>,</w:t>
+      </w:r>
+      <w:r>
+        <w:t>v.</w:t>
+      </w:r>
+      <w:r>
+        <w:rPr>
+          <w:rFonts w:hint="eastAsia"/>
+        </w:rPr>
+        <w:t>租用、</w:t>
+      </w:r>
+      <w:r>
+        <w:t>foresee</w:t>
+      </w:r>
+      <w:r>
+        <w:t xml:space="preserve"> v.</w:t>
+      </w:r>
+      <w:r>
+        <w:rPr>
+          <w:rFonts w:hint="eastAsia"/>
+        </w:rPr>
+        <w:t>預見</w:t>
+      </w:r>
+    </w:p>
+    <w:p>
+      <w:r>
+        <w:t>property</w:t>
+      </w:r>
+      <w:r>
+        <w:t xml:space="preserve"> n.</w:t>
+      </w:r>
+      <w:r>
+        <w:rPr>
+          <w:rFonts w:hint="eastAsia"/>
+        </w:rPr>
+        <w:t>財產、</w:t>
+      </w:r>
+      <w:r>
+        <w:rPr>
+          <w:rFonts w:hint="eastAsia"/>
+        </w:rPr>
+        <w:t>c</w:t>
+      </w:r>
+      <w:r>
+        <w:t>ontractor n.</w:t>
+      </w:r>
+      <w:r>
+        <w:rPr>
+          <w:rFonts w:hint="eastAsia"/>
+        </w:rPr>
+        <w:t>承包商</w:t>
       </w:r>
       <w:r>
         <w:rPr>
@@ -2160,962 +3103,6 @@
         <w:t>、</w:t>
       </w:r>
       <w:r>
-        <w:t>certain</w:t>
-      </w:r>
-      <w:r>
-        <w:rPr>
-          <w:rFonts w:hint="eastAsia"/>
-        </w:rPr>
-        <w:t xml:space="preserve"> </w:t>
-      </w:r>
-      <w:r>
-        <w:t>adj.</w:t>
-      </w:r>
-      <w:r>
-        <w:rPr>
-          <w:rFonts w:hint="eastAsia"/>
-        </w:rPr>
-        <w:t>肯定</w:t>
-      </w:r>
-    </w:p>
-    <w:p>
-      <w:r>
-        <w:t>refer to</w:t>
-      </w:r>
-      <w:r>
-        <w:rPr>
-          <w:rFonts w:hint="eastAsia"/>
-        </w:rPr>
-        <w:t>提及</w:t>
-      </w:r>
-      <w:r>
-        <w:rPr>
-          <w:rFonts w:hint="eastAsia"/>
-        </w:rPr>
-        <w:t>/</w:t>
-      </w:r>
-      <w:r>
-        <w:rPr>
-          <w:rFonts w:hint="eastAsia"/>
-        </w:rPr>
-        <w:t>談到</w:t>
-      </w:r>
-      <w:r>
-        <w:rPr>
-          <w:rFonts w:hint="eastAsia"/>
-        </w:rPr>
-        <w:t>、</w:t>
-      </w:r>
-      <w:r>
-        <w:t>rental agreement</w:t>
-      </w:r>
-      <w:r>
-        <w:rPr>
-          <w:rFonts w:hint="eastAsia"/>
-        </w:rPr>
-        <w:t>租賃合約</w:t>
-      </w:r>
-      <w:r>
-        <w:rPr>
-          <w:rFonts w:hint="eastAsia"/>
-        </w:rPr>
-        <w:t>、</w:t>
-      </w:r>
-      <w:r>
-        <w:t>testimonial</w:t>
-      </w:r>
-      <w:r>
-        <w:t xml:space="preserve"> n.</w:t>
-      </w:r>
-      <w:r>
-        <w:rPr>
-          <w:rFonts w:hint="eastAsia"/>
-        </w:rPr>
-        <w:t>介紹信</w:t>
-      </w:r>
-      <w:r>
-        <w:rPr>
-          <w:rFonts w:hint="eastAsia"/>
-        </w:rPr>
-        <w:t>/</w:t>
-      </w:r>
-      <w:r>
-        <w:rPr>
-          <w:rFonts w:hint="eastAsia"/>
-        </w:rPr>
-        <w:t>推薦書</w:t>
-      </w:r>
-    </w:p>
-    <w:p>
-      <w:r>
-        <w:t>identify</w:t>
-      </w:r>
-      <w:r>
-        <w:t xml:space="preserve"> v.</w:t>
-      </w:r>
-      <w:r>
-        <w:rPr>
-          <w:rFonts w:hint="eastAsia"/>
-        </w:rPr>
-        <w:t>識別</w:t>
-      </w:r>
-      <w:r>
-        <w:rPr>
-          <w:rFonts w:hint="eastAsia"/>
-        </w:rPr>
-        <w:t>/</w:t>
-      </w:r>
-      <w:r>
-        <w:rPr>
-          <w:rFonts w:hint="eastAsia"/>
-        </w:rPr>
-        <w:t>確定、</w:t>
-      </w:r>
-      <w:r>
-        <w:t>initially</w:t>
-      </w:r>
-      <w:r>
-        <w:rPr>
-          <w:rFonts w:hint="eastAsia"/>
-        </w:rPr>
-        <w:t xml:space="preserve"> </w:t>
-      </w:r>
-      <w:r>
-        <w:t>adv.</w:t>
-      </w:r>
-      <w:r>
-        <w:rPr>
-          <w:rFonts w:hint="eastAsia"/>
-        </w:rPr>
-        <w:t>最初、</w:t>
-      </w:r>
-      <w:r>
-        <w:t>regarding</w:t>
-      </w:r>
-      <w:r>
-        <w:rPr>
-          <w:rFonts w:hint="eastAsia"/>
-        </w:rPr>
-        <w:t xml:space="preserve"> </w:t>
-      </w:r>
-      <w:r>
-        <w:t>prep.</w:t>
-      </w:r>
-      <w:r>
-        <w:rPr>
-          <w:rFonts w:hint="eastAsia"/>
-        </w:rPr>
-        <w:t>關於</w:t>
-      </w:r>
-    </w:p>
-    <w:p>
-      <w:r>
-        <w:t>motorhome</w:t>
-      </w:r>
-      <w:r>
-        <w:rPr>
-          <w:rFonts w:hint="eastAsia"/>
-        </w:rPr>
-        <w:t xml:space="preserve"> n</w:t>
-      </w:r>
-      <w:r>
-        <w:t>.</w:t>
-      </w:r>
-      <w:r>
-        <w:rPr>
-          <w:rFonts w:hint="eastAsia"/>
-        </w:rPr>
-        <w:t>房車、</w:t>
-      </w:r>
-      <w:r>
-        <w:t>thorough</w:t>
-      </w:r>
-      <w:r>
-        <w:rPr>
-          <w:rFonts w:hint="eastAsia"/>
-        </w:rPr>
-        <w:t xml:space="preserve"> a</w:t>
-      </w:r>
-      <w:r>
-        <w:t xml:space="preserve">dj </w:t>
-      </w:r>
-      <w:r>
-        <w:rPr>
-          <w:rFonts w:hint="eastAsia"/>
-        </w:rPr>
-        <w:t>仔細的</w:t>
-      </w:r>
-      <w:r>
-        <w:rPr>
-          <w:rFonts w:hint="eastAsia"/>
-        </w:rPr>
-        <w:t>/</w:t>
-      </w:r>
-      <w:r>
-        <w:rPr>
-          <w:rFonts w:hint="eastAsia"/>
-        </w:rPr>
-        <w:t>徹底、</w:t>
-      </w:r>
-      <w:r>
-        <w:t>inspection</w:t>
-      </w:r>
-      <w:r>
-        <w:rPr>
-          <w:rFonts w:hint="eastAsia"/>
-        </w:rPr>
-        <w:t xml:space="preserve"> n</w:t>
-      </w:r>
-      <w:r>
-        <w:t>.</w:t>
-      </w:r>
-      <w:r>
-        <w:rPr>
-          <w:rFonts w:hint="eastAsia"/>
-        </w:rPr>
-        <w:t>檢查</w:t>
-      </w:r>
-    </w:p>
-    <w:p>
-      <w:r>
-        <w:t>come out</w:t>
-      </w:r>
-      <w:r>
-        <w:rPr>
-          <w:rFonts w:hint="eastAsia"/>
-        </w:rPr>
-        <w:t>出現</w:t>
-      </w:r>
-      <w:r>
-        <w:rPr>
-          <w:rFonts w:hint="eastAsia"/>
-        </w:rPr>
-        <w:t>/</w:t>
-      </w:r>
-      <w:r>
-        <w:rPr>
-          <w:rFonts w:hint="eastAsia"/>
-        </w:rPr>
-        <w:t>發行、</w:t>
-      </w:r>
-      <w:r>
-        <w:t>assess</w:t>
-      </w:r>
-      <w:r>
-        <w:t xml:space="preserve"> v.</w:t>
-      </w:r>
-      <w:r>
-        <w:rPr>
-          <w:rFonts w:hint="eastAsia"/>
-        </w:rPr>
-        <w:t>評估</w:t>
-      </w:r>
-      <w:r>
-        <w:rPr>
-          <w:rFonts w:hint="eastAsia"/>
-        </w:rPr>
-        <w:t>/</w:t>
-      </w:r>
-      <w:r>
-        <w:rPr>
-          <w:rFonts w:hint="eastAsia"/>
-        </w:rPr>
-        <w:t>估價、</w:t>
-      </w:r>
-      <w:r>
-        <w:rPr>
-          <w:rFonts w:hint="eastAsia"/>
-        </w:rPr>
-        <w:t>p</w:t>
-      </w:r>
-      <w:r>
-        <w:t>romptly adv.</w:t>
-      </w:r>
-      <w:r>
-        <w:rPr>
-          <w:rFonts w:hint="eastAsia"/>
-        </w:rPr>
-        <w:t>迅速地</w:t>
-      </w:r>
-    </w:p>
-    <w:p>
-      <w:r>
-        <w:t>question</w:t>
-      </w:r>
-      <w:r>
-        <w:t xml:space="preserve"> n.</w:t>
-      </w:r>
-      <w:r>
-        <w:rPr>
-          <w:rFonts w:hint="eastAsia"/>
-        </w:rPr>
-        <w:t>問題</w:t>
-      </w:r>
-      <w:r>
-        <w:t>,v.</w:t>
-      </w:r>
-      <w:r>
-        <w:rPr>
-          <w:rFonts w:hint="eastAsia"/>
-        </w:rPr>
-        <w:t>懷疑</w:t>
-      </w:r>
-    </w:p>
-    <w:p/>
-    <w:p>
-      <w:r>
-        <w:t>repair calls</w:t>
-      </w:r>
-      <w:r>
-        <w:t xml:space="preserve"> </w:t>
-      </w:r>
-      <w:r>
-        <w:rPr>
-          <w:rFonts w:hint="eastAsia"/>
-        </w:rPr>
-        <w:t>維修電話</w:t>
-      </w:r>
-      <w:r>
-        <w:rPr>
-          <w:rFonts w:hint="eastAsia"/>
-        </w:rPr>
-        <w:t>/</w:t>
-      </w:r>
-      <w:r>
-        <w:rPr>
-          <w:rFonts w:hint="eastAsia"/>
-        </w:rPr>
-        <w:t>維修通知、</w:t>
-      </w:r>
-      <w:r>
-        <w:rPr>
-          <w:rFonts w:hint="eastAsia"/>
-        </w:rPr>
-        <w:t>h</w:t>
-      </w:r>
-      <w:r>
-        <w:t>andwriting n.</w:t>
-      </w:r>
-      <w:r>
-        <w:rPr>
-          <w:rFonts w:hint="eastAsia"/>
-        </w:rPr>
-        <w:t>書寫、</w:t>
-      </w:r>
-      <w:r>
-        <w:t>misus</w:t>
-      </w:r>
-      <w:r>
-        <w:t>e n. v.</w:t>
-      </w:r>
-      <w:r>
-        <w:rPr>
-          <w:rFonts w:hint="eastAsia"/>
-        </w:rPr>
-        <w:t>濫用</w:t>
-      </w:r>
-      <w:r>
-        <w:t>/</w:t>
-      </w:r>
-      <w:r>
-        <w:rPr>
-          <w:rFonts w:hint="eastAsia"/>
-        </w:rPr>
-        <w:t>錯用</w:t>
-      </w:r>
-    </w:p>
-    <w:p>
-      <w:r>
-        <w:t>properly</w:t>
-      </w:r>
-      <w:r>
-        <w:t xml:space="preserve"> adv.</w:t>
-      </w:r>
-      <w:r>
-        <w:rPr>
-          <w:rFonts w:hint="eastAsia"/>
-        </w:rPr>
-        <w:t xml:space="preserve"> </w:t>
-      </w:r>
-      <w:r>
-        <w:rPr>
-          <w:rFonts w:hint="eastAsia"/>
-        </w:rPr>
-        <w:t>正確</w:t>
-      </w:r>
-      <w:r>
-        <w:rPr>
-          <w:rFonts w:hint="eastAsia"/>
-        </w:rPr>
-        <w:t>/</w:t>
-      </w:r>
-      <w:r>
-        <w:rPr>
-          <w:rFonts w:hint="eastAsia"/>
-        </w:rPr>
-        <w:t>適當、</w:t>
-      </w:r>
-      <w:r>
-        <w:t>turn in</w:t>
-      </w:r>
-      <w:r>
-        <w:rPr>
-          <w:rFonts w:hint="eastAsia"/>
-        </w:rPr>
-        <w:t>繳交</w:t>
-      </w:r>
-      <w:r>
-        <w:rPr>
-          <w:rFonts w:hint="eastAsia"/>
-        </w:rPr>
-        <w:t>/</w:t>
-      </w:r>
-      <w:r>
-        <w:rPr>
-          <w:rFonts w:hint="eastAsia"/>
-        </w:rPr>
-        <w:t>交出、</w:t>
-      </w:r>
-      <w:r>
-        <w:rPr>
-          <w:rFonts w:hint="eastAsia"/>
-        </w:rPr>
-        <w:t>p</w:t>
-      </w:r>
-      <w:r>
-        <w:t>ick up</w:t>
-      </w:r>
-      <w:r>
-        <w:rPr>
-          <w:rFonts w:hint="eastAsia"/>
-        </w:rPr>
-        <w:t>撿起</w:t>
-      </w:r>
-      <w:r>
-        <w:rPr>
-          <w:rFonts w:hint="eastAsia"/>
-        </w:rPr>
-        <w:t>/</w:t>
-      </w:r>
-      <w:r>
-        <w:rPr>
-          <w:rFonts w:hint="eastAsia"/>
-        </w:rPr>
-        <w:t>領取物品</w:t>
-      </w:r>
-      <w:r>
-        <w:rPr>
-          <w:rFonts w:hint="eastAsia"/>
-        </w:rPr>
-        <w:t>/</w:t>
-      </w:r>
-      <w:r>
-        <w:rPr>
-          <w:rFonts w:hint="eastAsia"/>
-        </w:rPr>
-        <w:t>購買</w:t>
-      </w:r>
-      <w:r>
-        <w:rPr>
-          <w:rFonts w:hint="eastAsia"/>
-        </w:rPr>
-        <w:t>/</w:t>
-      </w:r>
-      <w:r>
-        <w:rPr>
-          <w:rFonts w:hint="eastAsia"/>
-        </w:rPr>
-        <w:t>學會</w:t>
-      </w:r>
-    </w:p>
-    <w:p>
-      <w:r>
-        <w:rPr>
-          <w:rFonts w:hint="eastAsia"/>
-        </w:rPr>
-        <w:t>q</w:t>
-      </w:r>
-      <w:r>
-        <w:t xml:space="preserve">uality plumbing </w:t>
-      </w:r>
-      <w:r>
-        <w:rPr>
-          <w:rFonts w:hint="eastAsia"/>
-        </w:rPr>
-        <w:t>高品質水管系統、</w:t>
-      </w:r>
-      <w:r>
-        <w:t>stop by</w:t>
-      </w:r>
-      <w:r>
-        <w:t>順路經過</w:t>
-      </w:r>
-      <w:r>
-        <w:rPr>
-          <w:rFonts w:hint="eastAsia"/>
-        </w:rPr>
-        <w:t>、</w:t>
-      </w:r>
-      <w:r>
-        <w:t>leave for</w:t>
-      </w:r>
-      <w:r>
-        <w:rPr>
-          <w:rFonts w:hint="eastAsia"/>
-        </w:rPr>
-        <w:t>前往</w:t>
-      </w:r>
-    </w:p>
-    <w:p/>
-    <w:p>
-      <w:r>
-        <w:t>construction site</w:t>
-      </w:r>
-      <w:r>
-        <w:rPr>
-          <w:rFonts w:hint="eastAsia"/>
-        </w:rPr>
-        <w:t xml:space="preserve"> </w:t>
-      </w:r>
-      <w:r>
-        <w:rPr>
-          <w:rFonts w:hint="eastAsia"/>
-        </w:rPr>
-        <w:t>工地、</w:t>
-      </w:r>
-      <w:r>
-        <w:t>factory</w:t>
-      </w:r>
-      <w:r>
-        <w:rPr>
-          <w:rFonts w:hint="eastAsia"/>
-        </w:rPr>
-        <w:t xml:space="preserve"> </w:t>
-      </w:r>
-      <w:r>
-        <w:t>n.</w:t>
-      </w:r>
-      <w:r>
-        <w:rPr>
-          <w:rFonts w:hint="eastAsia"/>
-        </w:rPr>
-        <w:t>工廠、</w:t>
-      </w:r>
-      <w:r>
-        <w:t>car dealership</w:t>
-      </w:r>
-      <w:r>
-        <w:rPr>
-          <w:rFonts w:hint="eastAsia"/>
-        </w:rPr>
-        <w:t xml:space="preserve"> </w:t>
-      </w:r>
-      <w:r>
-        <w:rPr>
-          <w:rFonts w:hint="eastAsia"/>
-        </w:rPr>
-        <w:t>汽車經銷店</w:t>
-      </w:r>
-    </w:p>
-    <w:p>
-      <w:r>
-        <w:t>evening</w:t>
-      </w:r>
-      <w:r>
-        <w:rPr>
-          <w:rFonts w:hint="eastAsia"/>
-        </w:rPr>
-        <w:t xml:space="preserve"> </w:t>
-      </w:r>
-      <w:r>
-        <w:t>n.</w:t>
-      </w:r>
-      <w:r>
-        <w:rPr>
-          <w:rFonts w:hint="eastAsia"/>
-        </w:rPr>
-        <w:t>晚上、</w:t>
-      </w:r>
-      <w:r>
-        <w:t>conveyor belt</w:t>
-      </w:r>
-      <w:r>
-        <w:rPr>
-          <w:rFonts w:hint="eastAsia"/>
-        </w:rPr>
-        <w:t xml:space="preserve"> </w:t>
-      </w:r>
-      <w:r>
-        <w:t>n.</w:t>
-      </w:r>
-      <w:r>
-        <w:rPr>
-          <w:rFonts w:hint="eastAsia"/>
-        </w:rPr>
-        <w:t>傳送帶、</w:t>
-      </w:r>
-      <w:r>
-        <w:t>out of order</w:t>
-      </w:r>
-      <w:r>
-        <w:rPr>
-          <w:rFonts w:hint="eastAsia"/>
-        </w:rPr>
-        <w:t>物品故障</w:t>
-      </w:r>
-    </w:p>
-    <w:p>
-      <w:r>
-        <w:rPr>
-          <w:rFonts w:hint="eastAsia"/>
-        </w:rPr>
-        <w:t>t</w:t>
-      </w:r>
-      <w:r>
-        <w:t>emporarily adv.</w:t>
-      </w:r>
-      <w:r>
-        <w:rPr>
-          <w:rFonts w:hint="eastAsia"/>
-        </w:rPr>
-        <w:t>暫時、</w:t>
-      </w:r>
-      <w:r>
-        <w:rPr>
-          <w:rFonts w:hint="eastAsia"/>
-        </w:rPr>
-        <w:t>t</w:t>
-      </w:r>
-      <w:r>
-        <w:t>emporarily</w:t>
-      </w:r>
-      <w:r>
-        <w:rPr>
-          <w:rFonts w:hint="eastAsia"/>
-        </w:rPr>
-        <w:t xml:space="preserve"> </w:t>
-      </w:r>
-      <w:r>
-        <w:t>n.</w:t>
-      </w:r>
-      <w:r>
-        <w:rPr>
-          <w:rFonts w:hint="eastAsia"/>
-        </w:rPr>
-        <w:t xml:space="preserve"> </w:t>
-      </w:r>
-      <w:r>
-        <w:rPr>
-          <w:rFonts w:hint="eastAsia"/>
-        </w:rPr>
-        <w:t>人員</w:t>
-      </w:r>
-      <w:r>
-        <w:rPr>
-          <w:rFonts w:hint="eastAsia"/>
-        </w:rPr>
-        <w:t>、</w:t>
-      </w:r>
-      <w:r>
-        <w:rPr>
-          <w:rFonts w:hint="eastAsia"/>
-        </w:rPr>
-        <w:t>s</w:t>
-      </w:r>
-      <w:r>
-        <w:t xml:space="preserve">pecial assignment </w:t>
-      </w:r>
-      <w:r>
-        <w:rPr>
-          <w:rFonts w:hint="eastAsia"/>
-        </w:rPr>
-        <w:t>特殊任務</w:t>
-      </w:r>
-    </w:p>
-    <w:p>
-      <w:r>
-        <w:t>assembly floor</w:t>
-      </w:r>
-      <w:r>
-        <w:t xml:space="preserve"> </w:t>
-      </w:r>
-      <w:r>
-        <w:rPr>
-          <w:rFonts w:hint="eastAsia"/>
-        </w:rPr>
-        <w:t>裝配平台、</w:t>
-      </w:r>
-      <w:r>
-        <w:t>day shift</w:t>
-      </w:r>
-      <w:r>
-        <w:rPr>
-          <w:rFonts w:hint="eastAsia"/>
-        </w:rPr>
-        <w:t xml:space="preserve"> </w:t>
-      </w:r>
-      <w:r>
-        <w:rPr>
-          <w:rFonts w:hint="eastAsia"/>
-        </w:rPr>
-        <w:t>日班</w:t>
-      </w:r>
-    </w:p>
-    <w:p/>
-    <w:p>
-      <w:r>
-        <w:t>architect</w:t>
-      </w:r>
-      <w:r>
-        <w:rPr>
-          <w:rFonts w:hint="eastAsia"/>
-        </w:rPr>
-        <w:t xml:space="preserve"> </w:t>
-      </w:r>
-      <w:r>
-        <w:t>n.</w:t>
-      </w:r>
-      <w:r>
-        <w:rPr>
-          <w:rFonts w:hint="eastAsia"/>
-        </w:rPr>
-        <w:t>建築師、</w:t>
-      </w:r>
-      <w:r>
-        <w:t>real estate agent</w:t>
-      </w:r>
-      <w:r>
-        <w:rPr>
-          <w:rFonts w:hint="eastAsia"/>
-        </w:rPr>
-        <w:t xml:space="preserve"> </w:t>
-      </w:r>
-      <w:r>
-        <w:rPr>
-          <w:rFonts w:hint="eastAsia"/>
-        </w:rPr>
-        <w:t>房地產經紀人</w:t>
-      </w:r>
-      <w:r>
-        <w:rPr>
-          <w:rFonts w:hint="eastAsia"/>
-        </w:rPr>
-        <w:t>、</w:t>
-      </w:r>
-      <w:r>
-        <w:rPr>
-          <w:rFonts w:hint="eastAsia"/>
-        </w:rPr>
-        <w:t>房地產經紀人</w:t>
-      </w:r>
-    </w:p>
-    <w:p>
-      <w:r>
-        <w:t>deposit</w:t>
-      </w:r>
-      <w:r>
-        <w:rPr>
-          <w:rFonts w:hint="eastAsia"/>
-        </w:rPr>
-        <w:t xml:space="preserve"> </w:t>
-      </w:r>
-      <w:r>
-        <w:t>v.</w:t>
-      </w:r>
-      <w:r>
-        <w:rPr>
-          <w:rFonts w:hint="eastAsia"/>
-        </w:rPr>
-        <w:t>存放</w:t>
-      </w:r>
-      <w:r>
-        <w:rPr>
-          <w:rFonts w:hint="eastAsia"/>
-        </w:rPr>
-        <w:t>/</w:t>
-      </w:r>
-      <w:r>
-        <w:rPr>
-          <w:rFonts w:hint="eastAsia"/>
-        </w:rPr>
-        <w:t>支付</w:t>
-      </w:r>
-      <w:r>
-        <w:rPr>
-          <w:rFonts w:hint="eastAsia"/>
-        </w:rPr>
-        <w:t>,</w:t>
-      </w:r>
-      <w:r>
-        <w:t>n.</w:t>
-      </w:r>
-      <w:r>
-        <w:rPr>
-          <w:rFonts w:hint="eastAsia"/>
-        </w:rPr>
-        <w:t>存款</w:t>
-      </w:r>
-      <w:r>
-        <w:rPr>
-          <w:rFonts w:hint="eastAsia"/>
-        </w:rPr>
-        <w:t>/</w:t>
-      </w:r>
-      <w:r>
-        <w:rPr>
-          <w:rFonts w:hint="eastAsia"/>
-        </w:rPr>
-        <w:t>沉澱物、</w:t>
-      </w:r>
-      <w:r>
-        <w:t>carefully</w:t>
-      </w:r>
-      <w:r>
-        <w:t xml:space="preserve"> adv.</w:t>
-      </w:r>
-      <w:r>
-        <w:rPr>
-          <w:rFonts w:hint="eastAsia"/>
-        </w:rPr>
-        <w:t>小心</w:t>
-      </w:r>
-      <w:r>
-        <w:rPr>
-          <w:rFonts w:hint="eastAsia"/>
-        </w:rPr>
-        <w:t>/</w:t>
-      </w:r>
-      <w:r>
-        <w:rPr>
-          <w:rFonts w:hint="eastAsia"/>
-        </w:rPr>
-        <w:t>仔細</w:t>
-      </w:r>
-    </w:p>
-    <w:p>
-      <w:r>
-        <w:t>come on</w:t>
-      </w:r>
-      <w:r>
-        <w:rPr>
-          <w:rFonts w:hint="eastAsia"/>
-        </w:rPr>
-        <w:t>催促別人</w:t>
-      </w:r>
-      <w:r>
-        <w:rPr>
-          <w:rFonts w:hint="eastAsia"/>
-        </w:rPr>
-        <w:t>/</w:t>
-      </w:r>
-      <w:r>
-        <w:rPr>
-          <w:rFonts w:hint="eastAsia"/>
-        </w:rPr>
-        <w:t>鼓勵</w:t>
-      </w:r>
-      <w:r>
-        <w:t>/</w:t>
-      </w:r>
-      <w:r>
-        <w:rPr>
-          <w:rFonts w:hint="eastAsia"/>
-        </w:rPr>
-        <w:t>請求</w:t>
-      </w:r>
-      <w:r>
-        <w:rPr>
-          <w:rFonts w:hint="eastAsia"/>
-        </w:rPr>
-        <w:t>/</w:t>
-      </w:r>
-      <w:r>
-        <w:rPr>
-          <w:rFonts w:hint="eastAsia"/>
-        </w:rPr>
-        <w:t>過來、</w:t>
-      </w:r>
-      <w:r>
-        <w:t>rent</w:t>
-      </w:r>
-      <w:r>
-        <w:rPr>
-          <w:rFonts w:hint="eastAsia"/>
-        </w:rPr>
-        <w:t xml:space="preserve"> n</w:t>
-      </w:r>
-      <w:r>
-        <w:t>.</w:t>
-      </w:r>
-      <w:r>
-        <w:rPr>
-          <w:rFonts w:hint="eastAsia"/>
-        </w:rPr>
-        <w:t>租金</w:t>
-      </w:r>
-      <w:r>
-        <w:rPr>
-          <w:rFonts w:hint="eastAsia"/>
-        </w:rPr>
-        <w:t>,</w:t>
-      </w:r>
-      <w:r>
-        <w:t>v.</w:t>
-      </w:r>
-      <w:r>
-        <w:rPr>
-          <w:rFonts w:hint="eastAsia"/>
-        </w:rPr>
-        <w:t>租用、</w:t>
-      </w:r>
-      <w:r>
-        <w:t>foresee</w:t>
-      </w:r>
-      <w:r>
-        <w:t xml:space="preserve"> v.</w:t>
-      </w:r>
-      <w:r>
-        <w:rPr>
-          <w:rFonts w:hint="eastAsia"/>
-        </w:rPr>
-        <w:t>預見</w:t>
-      </w:r>
-    </w:p>
-    <w:p>
-      <w:r>
-        <w:t>property</w:t>
-      </w:r>
-      <w:r>
-        <w:t xml:space="preserve"> n.</w:t>
-      </w:r>
-      <w:r>
-        <w:rPr>
-          <w:rFonts w:hint="eastAsia"/>
-        </w:rPr>
-        <w:t>財產、</w:t>
-      </w:r>
-      <w:r>
-        <w:rPr>
-          <w:rFonts w:hint="eastAsia"/>
-        </w:rPr>
-        <w:t>c</w:t>
-      </w:r>
-      <w:r>
-        <w:t>ontractor n.</w:t>
-      </w:r>
-      <w:r>
-        <w:rPr>
-          <w:rFonts w:hint="eastAsia"/>
-        </w:rPr>
-        <w:t>承包商</w:t>
-      </w:r>
-      <w:r>
-        <w:rPr>
-          <w:rFonts w:hint="eastAsia"/>
-        </w:rPr>
-        <w:t>、</w:t>
-      </w:r>
-      <w:r>
         <w:t>as soon as</w:t>
       </w:r>
       <w:r>
@@ -3124,14 +3111,12 @@
         </w:rPr>
         <w:t xml:space="preserve"> </w:t>
       </w:r>
-      <w:proofErr w:type="gramStart"/>
       <w:r>
         <w:rPr>
           <w:rFonts w:hint="eastAsia"/>
         </w:rPr>
         <w:t>一</w:t>
       </w:r>
-      <w:proofErr w:type="gramEnd"/>
       <w:r>
         <w:rPr>
           <w:rFonts w:hint="eastAsia"/>
@@ -4207,46 +4192,389 @@
         <w:t>v.</w:t>
       </w:r>
       <w:r>
-        <w:t>n</w:t>
+        <w:t>n.</w:t>
       </w:r>
       <w:proofErr w:type="spellEnd"/>
       <w:r>
+        <w:rPr>
+          <w:rFonts w:hint="eastAsia"/>
+        </w:rPr>
+        <w:t>聲稱</w:t>
+      </w:r>
+      <w:r>
+        <w:rPr>
+          <w:rFonts w:hint="eastAsia"/>
+        </w:rPr>
+        <w:t>/</w:t>
+      </w:r>
+      <w:r>
+        <w:rPr>
+          <w:rFonts w:hint="eastAsia"/>
+        </w:rPr>
+        <w:t>主張</w:t>
+      </w:r>
+      <w:r>
+        <w:rPr>
+          <w:rFonts w:hint="eastAsia"/>
+        </w:rPr>
+        <w:t>/</w:t>
+      </w:r>
+      <w:r>
+        <w:rPr>
+          <w:rFonts w:hint="eastAsia"/>
+        </w:rPr>
+        <w:t>索賠</w:t>
+      </w:r>
+    </w:p>
+    <w:p>
+      <w:r>
+        <w:t>reassure</w:t>
+      </w:r>
+      <w:r>
+        <w:t xml:space="preserve"> v.</w:t>
+      </w:r>
+      <w:r>
+        <w:rPr>
+          <w:rFonts w:hint="eastAsia"/>
+        </w:rPr>
+        <w:t>安慰</w:t>
+      </w:r>
+      <w:r>
+        <w:rPr>
+          <w:rFonts w:hint="eastAsia"/>
+        </w:rPr>
+        <w:t>/</w:t>
+      </w:r>
+      <w:r>
+        <w:rPr>
+          <w:rFonts w:hint="eastAsia"/>
+        </w:rPr>
+        <w:t>使安心、</w:t>
+      </w:r>
+      <w:r>
+        <w:t>acknowledge</w:t>
+      </w:r>
+      <w:r>
+        <w:rPr>
+          <w:rFonts w:hint="eastAsia"/>
+        </w:rPr>
+        <w:t xml:space="preserve"> </w:t>
+      </w:r>
+      <w:r>
+        <w:t>v.</w:t>
+      </w:r>
+      <w:r>
+        <w:rPr>
+          <w:rFonts w:hint="eastAsia"/>
+        </w:rPr>
+        <w:t>承認</w:t>
+      </w:r>
+      <w:r>
+        <w:t>/</w:t>
+      </w:r>
+      <w:r>
+        <w:rPr>
+          <w:rFonts w:hint="eastAsia"/>
+        </w:rPr>
+        <w:t>確認收到</w:t>
+      </w:r>
+      <w:r>
+        <w:rPr>
+          <w:rFonts w:hint="eastAsia"/>
+        </w:rPr>
+        <w:t>、</w:t>
+      </w:r>
+      <w:r>
+        <w:t>retirement</w:t>
+      </w:r>
+      <w:r>
+        <w:rPr>
+          <w:rFonts w:hint="eastAsia"/>
+        </w:rPr>
+        <w:t xml:space="preserve"> </w:t>
+      </w:r>
+      <w:r>
+        <w:t>n.</w:t>
+      </w:r>
+      <w:r>
+        <w:rPr>
+          <w:rFonts w:hint="eastAsia"/>
+        </w:rPr>
+        <w:t>退休</w:t>
+      </w:r>
+    </w:p>
+    <w:p>
+      <w:r>
+        <w:t>groundbreaking</w:t>
+      </w:r>
+      <w:r>
+        <w:rPr>
+          <w:rFonts w:hint="eastAsia"/>
+        </w:rPr>
+        <w:t xml:space="preserve"> </w:t>
+      </w:r>
+      <w:r>
+        <w:t>adj.</w:t>
+      </w:r>
+      <w:r>
+        <w:rPr>
+          <w:rFonts w:hint="eastAsia"/>
+        </w:rPr>
+        <w:t>創新的、</w:t>
+      </w:r>
+      <w:r>
+        <w:t>ceremony</w:t>
+      </w:r>
+      <w:r>
+        <w:rPr>
+          <w:rFonts w:hint="eastAsia"/>
+        </w:rPr>
+        <w:t xml:space="preserve"> </w:t>
+      </w:r>
+      <w:r>
+        <w:t>n.</w:t>
+      </w:r>
+      <w:r>
+        <w:rPr>
+          <w:rFonts w:hint="eastAsia"/>
+        </w:rPr>
+        <w:t>典禮、</w:t>
+      </w:r>
+      <w:r>
+        <w:t>reception</w:t>
+      </w:r>
+      <w:r>
+        <w:rPr>
+          <w:rFonts w:hint="eastAsia"/>
+        </w:rPr>
+        <w:t xml:space="preserve"> </w:t>
+      </w:r>
+      <w:r>
+        <w:t>n.</w:t>
+      </w:r>
+      <w:r>
+        <w:rPr>
+          <w:rFonts w:hint="eastAsia"/>
+        </w:rPr>
+        <w:t>招待會</w:t>
+      </w:r>
+      <w:r>
+        <w:rPr>
+          <w:rFonts w:hint="eastAsia"/>
+        </w:rPr>
+        <w:t>/</w:t>
+      </w:r>
+      <w:r>
+        <w:rPr>
+          <w:rFonts w:hint="eastAsia"/>
+        </w:rPr>
+        <w:t>回應</w:t>
+      </w:r>
+      <w:r>
+        <w:rPr>
+          <w:rFonts w:hint="eastAsia"/>
+        </w:rPr>
+        <w:t>/</w:t>
+      </w:r>
+      <w:r>
+        <w:rPr>
+          <w:rFonts w:hint="eastAsia"/>
+        </w:rPr>
+        <w:t>接待</w:t>
+      </w:r>
+    </w:p>
+    <w:p>
+      <w:r>
+        <w:t>remodel</w:t>
+      </w:r>
+      <w:r>
+        <w:t xml:space="preserve"> v.</w:t>
+      </w:r>
+      <w:r>
+        <w:rPr>
+          <w:rFonts w:hint="eastAsia"/>
+        </w:rPr>
+        <w:t>改造、</w:t>
+      </w:r>
+      <w:r>
+        <w:t>part of</w:t>
+      </w:r>
+      <w:r>
+        <w:t xml:space="preserve"> </w:t>
+      </w:r>
+      <w:r>
+        <w:rPr>
+          <w:rFonts w:hint="eastAsia"/>
+        </w:rPr>
+        <w:t>一部分、</w:t>
+      </w:r>
+      <w:r>
+        <w:t>corporate</w:t>
+      </w:r>
+      <w:r>
+        <w:rPr>
+          <w:rFonts w:hint="eastAsia"/>
+        </w:rPr>
+        <w:t xml:space="preserve"> </w:t>
+      </w:r>
+      <w:r>
+        <w:t>adj.</w:t>
+      </w:r>
+      <w:r>
+        <w:rPr>
+          <w:rFonts w:hint="eastAsia"/>
+        </w:rPr>
+        <w:t>公司</w:t>
+      </w:r>
+      <w:r>
+        <w:rPr>
+          <w:rFonts w:hint="eastAsia"/>
+        </w:rPr>
+        <w:t>/</w:t>
+      </w:r>
+      <w:r>
+        <w:rPr>
+          <w:rFonts w:hint="eastAsia"/>
+        </w:rPr>
+        <w:t>全體、</w:t>
+      </w:r>
+      <w:r>
+        <w:t>luncheon</w:t>
+      </w:r>
+      <w:r>
+        <w:rPr>
+          <w:rFonts w:hint="eastAsia"/>
+        </w:rPr>
+        <w:t xml:space="preserve"> </w:t>
+      </w:r>
+      <w:r>
+        <w:t>n.</w:t>
+      </w:r>
+      <w:r>
+        <w:rPr>
+          <w:rFonts w:hint="eastAsia"/>
+        </w:rPr>
+        <w:t>午餐</w:t>
+      </w:r>
+    </w:p>
+    <w:p>
+      <w:r>
+        <w:t>warm welcome</w:t>
+      </w:r>
+      <w:r>
+        <w:rPr>
+          <w:rFonts w:hint="eastAsia"/>
+        </w:rPr>
+        <w:t>熱烈歡迎</w:t>
+      </w:r>
+    </w:p>
+    <w:p/>
+    <w:p>
+      <w:r>
+        <w:t>organic</w:t>
+      </w:r>
+      <w:r>
+        <w:t xml:space="preserve"> adj.</w:t>
+      </w:r>
+      <w:r>
+        <w:rPr>
+          <w:rFonts w:hint="eastAsia"/>
+        </w:rPr>
+        <w:t>有機的、</w:t>
+      </w:r>
+      <w:r>
+        <w:t>meal</w:t>
+      </w:r>
+      <w:r>
+        <w:t xml:space="preserve"> n.</w:t>
+      </w:r>
+      <w:r>
+        <w:rPr>
+          <w:rFonts w:hint="eastAsia"/>
+        </w:rPr>
+        <w:t>餐點、</w:t>
+      </w:r>
+      <w:r>
+        <w:t>comment</w:t>
+      </w:r>
+      <w:r>
+        <w:rPr>
+          <w:rFonts w:hint="eastAsia"/>
+        </w:rPr>
+        <w:t xml:space="preserve"> </w:t>
+      </w:r>
+      <w:proofErr w:type="spellStart"/>
+      <w:r>
+        <w:t>v.n.</w:t>
+      </w:r>
+      <w:proofErr w:type="spellEnd"/>
+      <w:r>
+        <w:rPr>
+          <w:rFonts w:hint="eastAsia"/>
+        </w:rPr>
+        <w:t>評論</w:t>
+      </w:r>
+      <w:r>
+        <w:rPr>
+          <w:rFonts w:hint="eastAsia"/>
+        </w:rPr>
+        <w:t>/</w:t>
+      </w:r>
+      <w:r>
+        <w:rPr>
+          <w:rFonts w:hint="eastAsia"/>
+        </w:rPr>
+        <w:t>評語、</w:t>
+      </w:r>
+      <w:r>
+        <w:t>subscription</w:t>
+      </w:r>
+      <w:r>
+        <w:t xml:space="preserve"> n.</w:t>
+      </w:r>
+      <w:r>
+        <w:rPr>
+          <w:rFonts w:hint="eastAsia"/>
+        </w:rPr>
+        <w:t>訂閱</w:t>
+      </w:r>
+    </w:p>
+    <w:p>
+      <w:r>
+        <w:t>revealed</w:t>
+      </w:r>
+      <w:r>
+        <w:rPr>
+          <w:rFonts w:hint="eastAsia"/>
+        </w:rPr>
+        <w:t xml:space="preserve"> </w:t>
+      </w:r>
+      <w:r>
+        <w:t>v.</w:t>
+      </w:r>
+      <w:r>
+        <w:rPr>
+          <w:rFonts w:hint="eastAsia"/>
+        </w:rPr>
+        <w:t>透露</w:t>
+      </w:r>
+      <w:r>
+        <w:rPr>
+          <w:rFonts w:hint="eastAsia"/>
+        </w:rPr>
+        <w:t>/n</w:t>
+      </w:r>
+      <w:r>
         <w:t>.</w:t>
       </w:r>
       <w:r>
         <w:rPr>
           <w:rFonts w:hint="eastAsia"/>
         </w:rPr>
-        <w:t>聲稱</w:t>
-      </w:r>
-      <w:r>
-        <w:rPr>
-          <w:rFonts w:hint="eastAsia"/>
-        </w:rPr>
-        <w:t>/</w:t>
-      </w:r>
-      <w:r>
-        <w:rPr>
-          <w:rFonts w:hint="eastAsia"/>
-        </w:rPr>
-        <w:t>主張</w:t>
-      </w:r>
-      <w:r>
-        <w:rPr>
-          <w:rFonts w:hint="eastAsia"/>
-        </w:rPr>
-        <w:t>/</w:t>
-      </w:r>
-      <w:r>
-        <w:rPr>
-          <w:rFonts w:hint="eastAsia"/>
-        </w:rPr>
-        <w:t>索賠</w:t>
-      </w:r>
-    </w:p>
-    <w:p>
-      <w:r>
-        <w:t>reassure</w:t>
+        <w:t>揭示、</w:t>
+      </w:r>
+      <w:r>
+        <w:t>consume</w:t>
       </w:r>
       <w:r>
         <w:t xml:space="preserve"> v.</w:t>
@@ -4255,22 +4583,132 @@
         <w:rPr>
           <w:rFonts w:hint="eastAsia"/>
         </w:rPr>
-        <w:t>安慰</w:t>
-      </w:r>
-      <w:r>
-        <w:rPr>
-          <w:rFonts w:hint="eastAsia"/>
-        </w:rPr>
-        <w:t>/</w:t>
-      </w:r>
-      <w:r>
-        <w:rPr>
-          <w:rFonts w:hint="eastAsia"/>
-        </w:rPr>
-        <w:t>使安心、</w:t>
-      </w:r>
-      <w:r>
-        <w:t>acknowledge</w:t>
+        <w:t>消耗</w:t>
+      </w:r>
+      <w:r>
+        <w:rPr>
+          <w:rFonts w:hint="eastAsia"/>
+        </w:rPr>
+        <w:t>/</w:t>
+      </w:r>
+      <w:r>
+        <w:rPr>
+          <w:rFonts w:hint="eastAsia"/>
+        </w:rPr>
+        <w:t>花費</w:t>
+      </w:r>
+      <w:r>
+        <w:rPr>
+          <w:rFonts w:hint="eastAsia"/>
+        </w:rPr>
+        <w:t>/</w:t>
+      </w:r>
+      <w:r>
+        <w:rPr>
+          <w:rFonts w:hint="eastAsia"/>
+        </w:rPr>
+        <w:t>吃、</w:t>
+      </w:r>
+      <w:r>
+        <w:t>individual</w:t>
+      </w:r>
+      <w:r>
+        <w:rPr>
+          <w:rFonts w:hint="eastAsia"/>
+        </w:rPr>
+        <w:t xml:space="preserve"> </w:t>
+      </w:r>
+      <w:r>
+        <w:t>n.</w:t>
+      </w:r>
+      <w:r>
+        <w:rPr>
+          <w:rFonts w:hint="eastAsia"/>
+        </w:rPr>
+        <w:t>個人</w:t>
+      </w:r>
+      <w:r>
+        <w:rPr>
+          <w:rFonts w:hint="eastAsia"/>
+        </w:rPr>
+        <w:t>,</w:t>
+      </w:r>
+      <w:r>
+        <w:t>adj.</w:t>
+      </w:r>
+      <w:r>
+        <w:rPr>
+          <w:rFonts w:hint="eastAsia"/>
+        </w:rPr>
+        <w:t>個人的</w:t>
+      </w:r>
+    </w:p>
+    <w:p>
+      <w:r>
+        <w:t>amount</w:t>
+      </w:r>
+      <w:r>
+        <w:t xml:space="preserve"> n.</w:t>
+      </w:r>
+      <w:r>
+        <w:rPr>
+          <w:rFonts w:hint="eastAsia"/>
+        </w:rPr>
+        <w:t>數量、</w:t>
+      </w:r>
+      <w:r>
+        <w:t>actual</w:t>
+      </w:r>
+      <w:r>
+        <w:rPr>
+          <w:rFonts w:hint="eastAsia"/>
+        </w:rPr>
+        <w:t xml:space="preserve"> a</w:t>
+      </w:r>
+      <w:r>
+        <w:t>dj.</w:t>
+      </w:r>
+      <w:r>
+        <w:rPr>
+          <w:rFonts w:hint="eastAsia"/>
+        </w:rPr>
+        <w:t>實際的</w:t>
+      </w:r>
+      <w:r>
+        <w:rPr>
+          <w:rFonts w:hint="eastAsia"/>
+        </w:rPr>
+        <w:t>/</w:t>
+      </w:r>
+      <w:r>
+        <w:rPr>
+          <w:rFonts w:hint="eastAsia"/>
+        </w:rPr>
+        <w:t>真實的</w:t>
+      </w:r>
+    </w:p>
+    <w:p/>
+    <w:p>
+      <w:r>
+        <w:t>competition</w:t>
+      </w:r>
+      <w:r>
+        <w:rPr>
+          <w:rFonts w:hint="eastAsia"/>
+        </w:rPr>
+        <w:t xml:space="preserve"> </w:t>
+      </w:r>
+      <w:r>
+        <w:t>n.</w:t>
+      </w:r>
+      <w:r>
+        <w:rPr>
+          <w:rFonts w:hint="eastAsia"/>
+        </w:rPr>
+        <w:t>競爭、</w:t>
+      </w:r>
+      <w:r>
+        <w:t>worsen</w:t>
       </w:r>
       <w:r>
         <w:rPr>
@@ -4285,16 +4723,25 @@
         <w:rPr>
           <w:rFonts w:hint="eastAsia"/>
         </w:rPr>
-        <w:t>承認</w:t>
-      </w:r>
-      <w:r>
-        <w:t>/</w:t>
-      </w:r>
-      <w:r>
-        <w:rPr>
-          <w:rFonts w:hint="eastAsia"/>
-        </w:rPr>
-        <w:t>確認收到</w:t>
+        <w:t>惡化、</w:t>
+      </w:r>
+      <w:r>
+        <w:t>household</w:t>
+      </w:r>
+      <w:r>
+        <w:rPr>
+          <w:rFonts w:hint="eastAsia"/>
+        </w:rPr>
+        <w:t xml:space="preserve"> </w:t>
+      </w:r>
+      <w:r>
+        <w:t>n.</w:t>
+      </w:r>
+      <w:r>
+        <w:rPr>
+          <w:rFonts w:hint="eastAsia"/>
+        </w:rPr>
+        <w:t>家庭</w:t>
       </w:r>
       <w:r>
         <w:rPr>
@@ -4303,7 +4750,225 @@
         <w:t>、</w:t>
       </w:r>
       <w:r>
-        <w:t>retirement</w:t>
+        <w:t>build</w:t>
+      </w:r>
+      <w:r>
+        <w:rPr>
+          <w:rFonts w:hint="eastAsia"/>
+        </w:rPr>
+        <w:t xml:space="preserve"> v</w:t>
+      </w:r>
+      <w:r>
+        <w:t>.</w:t>
+      </w:r>
+      <w:r>
+        <w:rPr>
+          <w:rFonts w:hint="eastAsia"/>
+        </w:rPr>
+        <w:t>建造</w:t>
+      </w:r>
+      <w:r>
+        <w:rPr>
+          <w:rFonts w:hint="eastAsia"/>
+        </w:rPr>
+        <w:t>/</w:t>
+      </w:r>
+      <w:r>
+        <w:rPr>
+          <w:rFonts w:hint="eastAsia"/>
+        </w:rPr>
+        <w:t>建立</w:t>
+      </w:r>
+    </w:p>
+    <w:p/>
+    <w:p>
+      <w:r>
+        <w:rPr>
+          <w:rFonts w:hint="eastAsia"/>
+        </w:rPr>
+        <w:t>g</w:t>
+      </w:r>
+      <w:r>
+        <w:t>iving up</w:t>
+      </w:r>
+      <w:r>
+        <w:rPr>
+          <w:rFonts w:hint="eastAsia"/>
+        </w:rPr>
+        <w:t>放棄</w:t>
+      </w:r>
+      <w:r>
+        <w:rPr>
+          <w:rFonts w:hint="eastAsia"/>
+        </w:rPr>
+        <w:t>、</w:t>
+      </w:r>
+      <w:r>
+        <w:t>shorten</w:t>
+      </w:r>
+      <w:r>
+        <w:rPr>
+          <w:rFonts w:hint="eastAsia"/>
+        </w:rPr>
+        <w:t xml:space="preserve"> v</w:t>
+      </w:r>
+      <w:r>
+        <w:t>.</w:t>
+      </w:r>
+      <w:r>
+        <w:rPr>
+          <w:rFonts w:hint="eastAsia"/>
+        </w:rPr>
+        <w:t xml:space="preserve"> </w:t>
+      </w:r>
+      <w:r>
+        <w:rPr>
+          <w:rFonts w:hint="eastAsia"/>
+        </w:rPr>
+        <w:t>縮短</w:t>
+      </w:r>
+      <w:r>
+        <w:rPr>
+          <w:rFonts w:hint="eastAsia"/>
+        </w:rPr>
+        <w:t>、</w:t>
+      </w:r>
+      <w:r>
+        <w:t>regularly</w:t>
+      </w:r>
+      <w:r>
+        <w:rPr>
+          <w:rFonts w:hint="eastAsia"/>
+        </w:rPr>
+        <w:t xml:space="preserve"> </w:t>
+      </w:r>
+      <w:r>
+        <w:t>adv.</w:t>
+      </w:r>
+      <w:r>
+        <w:rPr>
+          <w:rFonts w:hint="eastAsia"/>
+        </w:rPr>
+        <w:t>經常</w:t>
+      </w:r>
+      <w:r>
+        <w:t>/</w:t>
+      </w:r>
+      <w:r>
+        <w:rPr>
+          <w:rFonts w:hint="eastAsia"/>
+        </w:rPr>
+        <w:t>規律、</w:t>
+      </w:r>
+      <w:r>
+        <w:t>various</w:t>
+      </w:r>
+      <w:r>
+        <w:rPr>
+          <w:rFonts w:hint="eastAsia"/>
+        </w:rPr>
+        <w:t xml:space="preserve"> </w:t>
+      </w:r>
+      <w:r>
+        <w:t>adj.</w:t>
+      </w:r>
+      <w:r>
+        <w:rPr>
+          <w:rFonts w:hint="eastAsia"/>
+        </w:rPr>
+        <w:t>各種各樣、</w:t>
+      </w:r>
+      <w:r>
+        <w:t>access code</w:t>
+      </w:r>
+      <w:r>
+        <w:rPr>
+          <w:rFonts w:hint="eastAsia"/>
+        </w:rPr>
+        <w:t>存取碼、</w:t>
+      </w:r>
+      <w:r>
+        <w:rPr>
+          <w:rFonts w:hint="eastAsia"/>
+        </w:rPr>
+        <w:t>o</w:t>
+      </w:r>
+      <w:r>
+        <w:t xml:space="preserve">nto prep. </w:t>
+      </w:r>
+      <w:r>
+        <w:rPr>
+          <w:rFonts w:hint="eastAsia"/>
+        </w:rPr>
+        <w:t>到</w:t>
+      </w:r>
+      <w:r>
+        <w:rPr>
+          <w:rFonts w:hint="eastAsia"/>
+        </w:rPr>
+        <w:t>.</w:t>
+      </w:r>
+      <w:r>
+        <w:t>.</w:t>
+      </w:r>
+      <w:r>
+        <w:rPr>
+          <w:rFonts w:hint="eastAsia"/>
+        </w:rPr>
+        <w:t>之上、</w:t>
+      </w:r>
+      <w:r>
+        <w:rPr>
+          <w:rFonts w:hint="eastAsia"/>
+        </w:rPr>
+        <w:t>s</w:t>
+      </w:r>
+      <w:r>
+        <w:t>tep-by-step</w:t>
+      </w:r>
+      <w:r>
+        <w:rPr>
+          <w:rFonts w:hint="eastAsia"/>
+        </w:rPr>
+        <w:t>一步一步</w:t>
+      </w:r>
+    </w:p>
+    <w:p>
+      <w:r>
+        <w:rPr>
+          <w:rFonts w:hint="eastAsia"/>
+        </w:rPr>
+        <w:t>s</w:t>
+      </w:r>
+      <w:r>
+        <w:t>implify v.</w:t>
+      </w:r>
+      <w:r>
+        <w:rPr>
+          <w:rFonts w:hint="eastAsia"/>
+        </w:rPr>
+        <w:t>簡化、</w:t>
+      </w:r>
+      <w:r>
+        <w:rPr>
+          <w:rFonts w:hint="eastAsia"/>
+        </w:rPr>
+        <w:t>c</w:t>
+      </w:r>
+      <w:r>
+        <w:t>ollaboration n.</w:t>
+      </w:r>
+      <w:r>
+        <w:rPr>
+          <w:rFonts w:hint="eastAsia"/>
+        </w:rPr>
+        <w:t>合作</w:t>
+      </w:r>
+    </w:p>
+    <w:p/>
+    <w:p>
+      <w:r>
+        <w:t>entertainment</w:t>
       </w:r>
       <w:r>
         <w:rPr>
@@ -4318,12 +4983,173 @@
         <w:rPr>
           <w:rFonts w:hint="eastAsia"/>
         </w:rPr>
-        <w:t>退休</w:t>
-      </w:r>
-    </w:p>
-    <w:p>
-      <w:r>
-        <w:t>groundbreaking</w:t>
+        <w:t>娛樂、</w:t>
+      </w:r>
+      <w:r>
+        <w:t>waterfront</w:t>
+      </w:r>
+      <w:r>
+        <w:rPr>
+          <w:rFonts w:hint="eastAsia"/>
+        </w:rPr>
+        <w:t xml:space="preserve"> </w:t>
+      </w:r>
+      <w:r>
+        <w:t>n.</w:t>
+      </w:r>
+      <w:r>
+        <w:rPr>
+          <w:rFonts w:hint="eastAsia"/>
+        </w:rPr>
+        <w:t>濱水區、</w:t>
+      </w:r>
+      <w:r>
+        <w:t>recognize</w:t>
+      </w:r>
+      <w:r>
+        <w:rPr>
+          <w:rFonts w:hint="eastAsia"/>
+        </w:rPr>
+        <w:t xml:space="preserve"> </w:t>
+      </w:r>
+      <w:r>
+        <w:t>v.</w:t>
+      </w:r>
+      <w:r>
+        <w:rPr>
+          <w:rFonts w:hint="eastAsia"/>
+        </w:rPr>
+        <w:t>認出</w:t>
+      </w:r>
+      <w:r>
+        <w:rPr>
+          <w:rFonts w:hint="eastAsia"/>
+        </w:rPr>
+        <w:t>/</w:t>
+      </w:r>
+      <w:r>
+        <w:rPr>
+          <w:rFonts w:hint="eastAsia"/>
+        </w:rPr>
+        <w:t>接受</w:t>
+      </w:r>
+      <w:r>
+        <w:rPr>
+          <w:rFonts w:hint="eastAsia"/>
+        </w:rPr>
+        <w:t>/</w:t>
+      </w:r>
+      <w:r>
+        <w:rPr>
+          <w:rFonts w:hint="eastAsia"/>
+        </w:rPr>
+        <w:t>表揚</w:t>
+      </w:r>
+    </w:p>
+    <w:p>
+      <w:r>
+        <w:t>conveniently</w:t>
+      </w:r>
+      <w:r>
+        <w:rPr>
+          <w:rFonts w:hint="eastAsia"/>
+        </w:rPr>
+        <w:t xml:space="preserve"> </w:t>
+      </w:r>
+      <w:r>
+        <w:t>adv.</w:t>
+      </w:r>
+      <w:r>
+        <w:rPr>
+          <w:rFonts w:hint="eastAsia"/>
+        </w:rPr>
+        <w:t>方便、</w:t>
+      </w:r>
+      <w:r>
+        <w:t>district</w:t>
+      </w:r>
+      <w:r>
+        <w:rPr>
+          <w:rFonts w:hint="eastAsia"/>
+        </w:rPr>
+        <w:t xml:space="preserve"> </w:t>
+      </w:r>
+      <w:r>
+        <w:t>n.</w:t>
+      </w:r>
+      <w:r>
+        <w:rPr>
+          <w:rFonts w:hint="eastAsia"/>
+        </w:rPr>
+        <w:t>區域、</w:t>
+      </w:r>
+      <w:r>
+        <w:t>daily</w:t>
+      </w:r>
+      <w:r>
+        <w:rPr>
+          <w:rFonts w:hint="eastAsia"/>
+        </w:rPr>
+        <w:t xml:space="preserve"> </w:t>
+      </w:r>
+      <w:proofErr w:type="spellStart"/>
+      <w:r>
+        <w:rPr>
+          <w:rFonts w:hint="eastAsia"/>
+        </w:rPr>
+        <w:t>a</w:t>
+      </w:r>
+      <w:r>
+        <w:t>dv,adj</w:t>
+      </w:r>
+      <w:proofErr w:type="spellEnd"/>
+      <w:r>
+        <w:t xml:space="preserve"> </w:t>
+      </w:r>
+      <w:r>
+        <w:rPr>
+          <w:rFonts w:hint="eastAsia"/>
+        </w:rPr>
+        <w:t>天天地</w:t>
+      </w:r>
+    </w:p>
+    <w:p>
+      <w:pPr>
+        <w:rPr>
+          <w:rFonts w:hint="eastAsia"/>
+        </w:rPr>
+      </w:pPr>
+    </w:p>
+    <w:p>
+      <w:r>
+        <w:t>insurance</w:t>
+      </w:r>
+      <w:r>
+        <w:rPr>
+          <w:rFonts w:hint="eastAsia"/>
+        </w:rPr>
+        <w:t xml:space="preserve"> </w:t>
+      </w:r>
+      <w:r>
+        <w:t>n.</w:t>
+      </w:r>
+      <w:r>
+        <w:rPr>
+          <w:rFonts w:hint="eastAsia"/>
+        </w:rPr>
+        <w:t>保險、</w:t>
+      </w:r>
+      <w:r>
+        <w:t>manufacturing plant</w:t>
+      </w:r>
+      <w:r>
+        <w:rPr>
+          <w:rFonts w:hint="eastAsia"/>
+        </w:rPr>
+        <w:t>製造廠、</w:t>
+      </w:r>
+      <w:r>
+        <w:t>confident</w:t>
       </w:r>
       <w:r>
         <w:rPr>
@@ -4338,685 +5164,126 @@
         <w:rPr>
           <w:rFonts w:hint="eastAsia"/>
         </w:rPr>
-        <w:t>創新的、</w:t>
-      </w:r>
-      <w:r>
-        <w:t>ceremony</w:t>
-      </w:r>
-      <w:r>
-        <w:rPr>
-          <w:rFonts w:hint="eastAsia"/>
-        </w:rPr>
-        <w:t xml:space="preserve"> </w:t>
-      </w:r>
-      <w:r>
-        <w:t>n.</w:t>
-      </w:r>
-      <w:r>
-        <w:rPr>
-          <w:rFonts w:hint="eastAsia"/>
-        </w:rPr>
-        <w:t>典禮、</w:t>
-      </w:r>
-      <w:r>
-        <w:t>reception</w:t>
-      </w:r>
-      <w:r>
-        <w:rPr>
-          <w:rFonts w:hint="eastAsia"/>
-        </w:rPr>
-        <w:t xml:space="preserve"> </w:t>
-      </w:r>
-      <w:r>
-        <w:t>n.</w:t>
-      </w:r>
-      <w:r>
-        <w:rPr>
-          <w:rFonts w:hint="eastAsia"/>
-        </w:rPr>
-        <w:t>招待會</w:t>
-      </w:r>
-      <w:r>
-        <w:rPr>
-          <w:rFonts w:hint="eastAsia"/>
-        </w:rPr>
-        <w:t>/</w:t>
-      </w:r>
-      <w:r>
-        <w:rPr>
-          <w:rFonts w:hint="eastAsia"/>
-        </w:rPr>
-        <w:t>回應</w:t>
-      </w:r>
-      <w:r>
-        <w:rPr>
-          <w:rFonts w:hint="eastAsia"/>
-        </w:rPr>
-        <w:t>/</w:t>
-      </w:r>
-      <w:r>
-        <w:rPr>
-          <w:rFonts w:hint="eastAsia"/>
-        </w:rPr>
-        <w:t>接待</w:t>
-      </w:r>
-    </w:p>
-    <w:p>
-      <w:r>
-        <w:t>remodel</w:t>
-      </w:r>
-      <w:r>
-        <w:t xml:space="preserve"> v.</w:t>
-      </w:r>
-      <w:r>
-        <w:rPr>
-          <w:rFonts w:hint="eastAsia"/>
-        </w:rPr>
-        <w:t>改造、</w:t>
-      </w:r>
-      <w:r>
-        <w:t>part of</w:t>
-      </w:r>
-      <w:r>
-        <w:t xml:space="preserve"> </w:t>
-      </w:r>
-      <w:r>
-        <w:rPr>
-          <w:rFonts w:hint="eastAsia"/>
-        </w:rPr>
-        <w:t>一部分、</w:t>
-      </w:r>
-      <w:r>
-        <w:t>corporate</w:t>
-      </w:r>
-      <w:r>
-        <w:rPr>
-          <w:rFonts w:hint="eastAsia"/>
-        </w:rPr>
-        <w:t xml:space="preserve"> </w:t>
-      </w:r>
-      <w:r>
-        <w:t>adj.</w:t>
-      </w:r>
-      <w:r>
-        <w:rPr>
-          <w:rFonts w:hint="eastAsia"/>
-        </w:rPr>
-        <w:t>公司</w:t>
-      </w:r>
-      <w:r>
-        <w:rPr>
-          <w:rFonts w:hint="eastAsia"/>
-        </w:rPr>
-        <w:t>/</w:t>
-      </w:r>
-      <w:r>
-        <w:rPr>
-          <w:rFonts w:hint="eastAsia"/>
-        </w:rPr>
-        <w:t>全體、</w:t>
-      </w:r>
-      <w:r>
-        <w:t>luncheon</w:t>
-      </w:r>
-      <w:r>
-        <w:rPr>
-          <w:rFonts w:hint="eastAsia"/>
-        </w:rPr>
-        <w:t xml:space="preserve"> </w:t>
-      </w:r>
-      <w:r>
-        <w:t>n.</w:t>
-      </w:r>
-      <w:r>
-        <w:rPr>
-          <w:rFonts w:hint="eastAsia"/>
-        </w:rPr>
-        <w:t>午餐</w:t>
-      </w:r>
-    </w:p>
-    <w:p>
-      <w:r>
-        <w:t>warm welcome</w:t>
-      </w:r>
-      <w:r>
-        <w:rPr>
-          <w:rFonts w:hint="eastAsia"/>
-        </w:rPr>
-        <w:t>熱烈歡迎</w:t>
-      </w:r>
+        <w:t>自信</w:t>
+      </w:r>
+    </w:p>
+    <w:p>
+      <w:r>
+        <w:t>accurate</w:t>
+      </w:r>
+      <w:r>
+        <w:rPr>
+          <w:rFonts w:hint="eastAsia"/>
+        </w:rPr>
+        <w:t xml:space="preserve"> a</w:t>
+      </w:r>
+      <w:r>
+        <w:t>dj.</w:t>
+      </w:r>
+      <w:r>
+        <w:rPr>
+          <w:rFonts w:hint="eastAsia"/>
+        </w:rPr>
+        <w:t>準確的</w:t>
+      </w:r>
+      <w:r>
+        <w:rPr>
+          <w:rFonts w:hint="eastAsia"/>
+        </w:rPr>
+        <w:t>、</w:t>
+      </w:r>
+      <w:r>
+        <w:rPr>
+          <w:rFonts w:hint="eastAsia"/>
+        </w:rPr>
+        <w:t xml:space="preserve"> </w:t>
+      </w:r>
+      <w:r>
+        <w:t>rent it out</w:t>
+      </w:r>
+      <w:r>
+        <w:rPr>
+          <w:rFonts w:hint="eastAsia"/>
+        </w:rPr>
+        <w:t xml:space="preserve"> </w:t>
+      </w:r>
+      <w:r>
+        <w:rPr>
+          <w:rFonts w:hint="eastAsia"/>
+        </w:rPr>
+        <w:t>把某物出租</w:t>
+      </w:r>
+      <w:r>
+        <w:rPr>
+          <w:rFonts w:hint="eastAsia"/>
+        </w:rPr>
+        <w:t>、</w:t>
+      </w:r>
+      <w:r>
+        <w:t>none of</w:t>
+      </w:r>
+      <w:r>
+        <w:t>沒有一個</w:t>
+      </w:r>
+    </w:p>
+    <w:p>
+      <w:r>
+        <w:lastRenderedPageBreak/>
+        <w:t>unusual noise</w:t>
+      </w:r>
+      <w:r>
+        <w:rPr>
+          <w:rFonts w:hint="eastAsia"/>
+        </w:rPr>
+        <w:t>異常噪音</w:t>
+      </w:r>
+      <w:r>
+        <w:rPr>
+          <w:rFonts w:hint="eastAsia"/>
+        </w:rPr>
+        <w:t>、</w:t>
+      </w:r>
+      <w:r>
+        <w:t>getting louder</w:t>
+      </w:r>
+      <w:r>
+        <w:rPr>
+          <w:rFonts w:hint="eastAsia"/>
+        </w:rPr>
+        <w:t>越來越大聲</w:t>
+      </w:r>
+      <w:r>
+        <w:rPr>
+          <w:rFonts w:hint="eastAsia"/>
+        </w:rPr>
+        <w:t>、</w:t>
+      </w:r>
+      <w:r>
+        <w:t>come out</w:t>
+      </w:r>
+      <w:r>
+        <w:rPr>
+          <w:rFonts w:hint="eastAsia"/>
+        </w:rPr>
+        <w:t>出來</w:t>
+      </w:r>
+    </w:p>
+    <w:p>
+      <w:pPr>
+        <w:rPr>
+          <w:rFonts w:hint="eastAsia"/>
+        </w:rPr>
+      </w:pPr>
+    </w:p>
+    <w:p>
+      <w:pPr>
+        <w:rPr>
+          <w:rFonts w:hint="eastAsia"/>
+        </w:rPr>
+      </w:pPr>
     </w:p>
     <w:p/>
-    <w:p>
-      <w:r>
-        <w:t>organic</w:t>
-      </w:r>
-      <w:r>
-        <w:t xml:space="preserve"> adj.</w:t>
-      </w:r>
-      <w:r>
-        <w:rPr>
-          <w:rFonts w:hint="eastAsia"/>
-        </w:rPr>
-        <w:t>有機的、</w:t>
-      </w:r>
-      <w:r>
-        <w:t>meal</w:t>
-      </w:r>
-      <w:r>
-        <w:t xml:space="preserve"> n.</w:t>
-      </w:r>
-      <w:r>
-        <w:rPr>
-          <w:rFonts w:hint="eastAsia"/>
-        </w:rPr>
-        <w:t>餐點、</w:t>
-      </w:r>
-      <w:r>
-        <w:t>comment</w:t>
-      </w:r>
-      <w:r>
-        <w:rPr>
-          <w:rFonts w:hint="eastAsia"/>
-        </w:rPr>
-        <w:t xml:space="preserve"> </w:t>
-      </w:r>
-      <w:proofErr w:type="spellStart"/>
-      <w:r>
-        <w:t>v.n</w:t>
-      </w:r>
-      <w:proofErr w:type="spellEnd"/>
-      <w:r>
-        <w:t>.</w:t>
-      </w:r>
-      <w:r>
-        <w:rPr>
-          <w:rFonts w:hint="eastAsia"/>
-        </w:rPr>
-        <w:t>評論</w:t>
-      </w:r>
-      <w:r>
-        <w:rPr>
-          <w:rFonts w:hint="eastAsia"/>
-        </w:rPr>
-        <w:t>/</w:t>
-      </w:r>
-      <w:r>
-        <w:rPr>
-          <w:rFonts w:hint="eastAsia"/>
-        </w:rPr>
-        <w:t>評語、</w:t>
-      </w:r>
-      <w:r>
-        <w:t>subscription</w:t>
-      </w:r>
-      <w:r>
-        <w:t xml:space="preserve"> n.</w:t>
-      </w:r>
-      <w:r>
-        <w:rPr>
-          <w:rFonts w:hint="eastAsia"/>
-        </w:rPr>
-        <w:t>訂閱</w:t>
-      </w:r>
-    </w:p>
-    <w:p>
-      <w:r>
-        <w:t>revealed</w:t>
-      </w:r>
-      <w:r>
-        <w:rPr>
-          <w:rFonts w:hint="eastAsia"/>
-        </w:rPr>
-        <w:t xml:space="preserve"> </w:t>
-      </w:r>
-      <w:r>
-        <w:t>v.</w:t>
-      </w:r>
-      <w:r>
-        <w:rPr>
-          <w:rFonts w:hint="eastAsia"/>
-        </w:rPr>
-        <w:t>透露</w:t>
-      </w:r>
-      <w:r>
-        <w:rPr>
-          <w:rFonts w:hint="eastAsia"/>
-        </w:rPr>
-        <w:t>/n</w:t>
-      </w:r>
-      <w:r>
-        <w:t>.</w:t>
-      </w:r>
-      <w:r>
-        <w:rPr>
-          <w:rFonts w:hint="eastAsia"/>
-        </w:rPr>
-        <w:t>揭示、</w:t>
-      </w:r>
-      <w:r>
-        <w:t>consume</w:t>
-      </w:r>
-      <w:r>
-        <w:t xml:space="preserve"> v.</w:t>
-      </w:r>
-      <w:r>
-        <w:rPr>
-          <w:rFonts w:hint="eastAsia"/>
-        </w:rPr>
-        <w:t>消耗</w:t>
-      </w:r>
-      <w:r>
-        <w:rPr>
-          <w:rFonts w:hint="eastAsia"/>
-        </w:rPr>
-        <w:t>/</w:t>
-      </w:r>
-      <w:r>
-        <w:rPr>
-          <w:rFonts w:hint="eastAsia"/>
-        </w:rPr>
-        <w:t>花費</w:t>
-      </w:r>
-      <w:r>
-        <w:rPr>
-          <w:rFonts w:hint="eastAsia"/>
-        </w:rPr>
-        <w:t>/</w:t>
-      </w:r>
-      <w:r>
-        <w:rPr>
-          <w:rFonts w:hint="eastAsia"/>
-        </w:rPr>
-        <w:t>吃、</w:t>
-      </w:r>
-      <w:r>
-        <w:t>individual</w:t>
-      </w:r>
-      <w:r>
-        <w:rPr>
-          <w:rFonts w:hint="eastAsia"/>
-        </w:rPr>
-        <w:t xml:space="preserve"> </w:t>
-      </w:r>
-      <w:r>
-        <w:t>n.</w:t>
-      </w:r>
-      <w:r>
-        <w:rPr>
-          <w:rFonts w:hint="eastAsia"/>
-        </w:rPr>
-        <w:t>個人</w:t>
-      </w:r>
-      <w:r>
-        <w:rPr>
-          <w:rFonts w:hint="eastAsia"/>
-        </w:rPr>
-        <w:t>,</w:t>
-      </w:r>
-      <w:r>
-        <w:t>adj.</w:t>
-      </w:r>
-      <w:r>
-        <w:rPr>
-          <w:rFonts w:hint="eastAsia"/>
-        </w:rPr>
-        <w:t>個人的</w:t>
-      </w:r>
-    </w:p>
-    <w:p>
-      <w:r>
-        <w:t>amount</w:t>
-      </w:r>
-      <w:r>
-        <w:t xml:space="preserve"> n.</w:t>
-      </w:r>
-      <w:r>
-        <w:rPr>
-          <w:rFonts w:hint="eastAsia"/>
-        </w:rPr>
-        <w:t>數量、</w:t>
-      </w:r>
-      <w:r>
-        <w:t>actual</w:t>
-      </w:r>
-      <w:r>
-        <w:rPr>
-          <w:rFonts w:hint="eastAsia"/>
-        </w:rPr>
-        <w:t xml:space="preserve"> a</w:t>
-      </w:r>
-      <w:r>
-        <w:t>dj.</w:t>
-      </w:r>
-      <w:r>
-        <w:rPr>
-          <w:rFonts w:hint="eastAsia"/>
-        </w:rPr>
-        <w:t>實際的</w:t>
-      </w:r>
-      <w:r>
-        <w:rPr>
-          <w:rFonts w:hint="eastAsia"/>
-        </w:rPr>
-        <w:t>/</w:t>
-      </w:r>
-      <w:r>
-        <w:rPr>
-          <w:rFonts w:hint="eastAsia"/>
-        </w:rPr>
-        <w:t>真實的</w:t>
-      </w:r>
-    </w:p>
     <w:p/>
-    <w:p>
-      <w:r>
-        <w:t>competition</w:t>
-      </w:r>
-      <w:r>
-        <w:rPr>
-          <w:rFonts w:hint="eastAsia"/>
-        </w:rPr>
-        <w:t xml:space="preserve"> </w:t>
-      </w:r>
-      <w:r>
-        <w:t>n.</w:t>
-      </w:r>
-      <w:r>
-        <w:rPr>
-          <w:rFonts w:hint="eastAsia"/>
-        </w:rPr>
-        <w:t>競爭、</w:t>
-      </w:r>
-      <w:r>
-        <w:t>worsen</w:t>
-      </w:r>
-      <w:r>
-        <w:rPr>
-          <w:rFonts w:hint="eastAsia"/>
-        </w:rPr>
-        <w:t xml:space="preserve"> </w:t>
-      </w:r>
-      <w:r>
-        <w:t>v.</w:t>
-      </w:r>
-      <w:r>
-        <w:rPr>
-          <w:rFonts w:hint="eastAsia"/>
-        </w:rPr>
-        <w:t>惡化、</w:t>
-      </w:r>
-      <w:r>
-        <w:t>household</w:t>
-      </w:r>
-      <w:r>
-        <w:rPr>
-          <w:rFonts w:hint="eastAsia"/>
-        </w:rPr>
-        <w:t xml:space="preserve"> </w:t>
-      </w:r>
-      <w:r>
-        <w:t>n.</w:t>
-      </w:r>
-      <w:r>
-        <w:rPr>
-          <w:rFonts w:hint="eastAsia"/>
-        </w:rPr>
-        <w:t>家庭</w:t>
-      </w:r>
-      <w:r>
-        <w:rPr>
-          <w:rFonts w:hint="eastAsia"/>
-        </w:rPr>
-        <w:t>、</w:t>
-      </w:r>
-      <w:r>
-        <w:t>build</w:t>
-      </w:r>
-      <w:r>
-        <w:rPr>
-          <w:rFonts w:hint="eastAsia"/>
-        </w:rPr>
-        <w:t xml:space="preserve"> v</w:t>
-      </w:r>
-      <w:r>
-        <w:t>.</w:t>
-      </w:r>
-      <w:r>
-        <w:rPr>
-          <w:rFonts w:hint="eastAsia"/>
-        </w:rPr>
-        <w:t>建造</w:t>
-      </w:r>
-      <w:r>
-        <w:rPr>
-          <w:rFonts w:hint="eastAsia"/>
-        </w:rPr>
-        <w:t>/</w:t>
-      </w:r>
-      <w:r>
-        <w:rPr>
-          <w:rFonts w:hint="eastAsia"/>
-        </w:rPr>
-        <w:t>建立</w:t>
-      </w:r>
-    </w:p>
-    <w:p/>
-    <w:p>
-      <w:r>
-        <w:rPr>
-          <w:rFonts w:hint="eastAsia"/>
-        </w:rPr>
-        <w:t>g</w:t>
-      </w:r>
-      <w:r>
-        <w:t>iving up</w:t>
-      </w:r>
-      <w:r>
-        <w:rPr>
-          <w:rFonts w:hint="eastAsia"/>
-        </w:rPr>
-        <w:t>放棄</w:t>
-      </w:r>
-      <w:r>
-        <w:rPr>
-          <w:rFonts w:hint="eastAsia"/>
-        </w:rPr>
-        <w:t>、</w:t>
-      </w:r>
-      <w:r>
-        <w:t>shorten</w:t>
-      </w:r>
-      <w:r>
-        <w:rPr>
-          <w:rFonts w:hint="eastAsia"/>
-        </w:rPr>
-        <w:t xml:space="preserve"> v</w:t>
-      </w:r>
-      <w:r>
-        <w:t>.</w:t>
-      </w:r>
-      <w:r>
-        <w:rPr>
-          <w:rFonts w:hint="eastAsia"/>
-        </w:rPr>
-        <w:t xml:space="preserve"> </w:t>
-      </w:r>
-      <w:r>
-        <w:rPr>
-          <w:rFonts w:hint="eastAsia"/>
-        </w:rPr>
-        <w:t>縮短</w:t>
-      </w:r>
-      <w:r>
-        <w:rPr>
-          <w:rFonts w:hint="eastAsia"/>
-        </w:rPr>
-        <w:t>、</w:t>
-      </w:r>
-      <w:r>
-        <w:t>regularly</w:t>
-      </w:r>
-      <w:r>
-        <w:rPr>
-          <w:rFonts w:hint="eastAsia"/>
-        </w:rPr>
-        <w:t xml:space="preserve"> </w:t>
-      </w:r>
-      <w:r>
-        <w:t>adv.</w:t>
-      </w:r>
-      <w:r>
-        <w:rPr>
-          <w:rFonts w:hint="eastAsia"/>
-        </w:rPr>
-        <w:t>經常</w:t>
-      </w:r>
-      <w:r>
-        <w:t>/</w:t>
-      </w:r>
-      <w:r>
-        <w:rPr>
-          <w:rFonts w:hint="eastAsia"/>
-        </w:rPr>
-        <w:t>規律、</w:t>
-      </w:r>
-      <w:r>
-        <w:t>various</w:t>
-      </w:r>
-      <w:r>
-        <w:rPr>
-          <w:rFonts w:hint="eastAsia"/>
-        </w:rPr>
-        <w:t xml:space="preserve"> </w:t>
-      </w:r>
-      <w:r>
-        <w:t>adj.</w:t>
-      </w:r>
-      <w:r>
-        <w:rPr>
-          <w:rFonts w:hint="eastAsia"/>
-        </w:rPr>
-        <w:t>各種</w:t>
-      </w:r>
-      <w:proofErr w:type="gramStart"/>
-      <w:r>
-        <w:rPr>
-          <w:rFonts w:hint="eastAsia"/>
-        </w:rPr>
-        <w:t>各樣、</w:t>
-      </w:r>
-      <w:proofErr w:type="gramEnd"/>
-      <w:r>
-        <w:t>access code</w:t>
-      </w:r>
-      <w:r>
-        <w:rPr>
-          <w:rFonts w:hint="eastAsia"/>
-        </w:rPr>
-        <w:t>存取碼、</w:t>
-      </w:r>
-      <w:r>
-        <w:rPr>
-          <w:rFonts w:hint="eastAsia"/>
-        </w:rPr>
-        <w:t>o</w:t>
-      </w:r>
-      <w:r>
-        <w:t xml:space="preserve">nto prep. </w:t>
-      </w:r>
-      <w:r>
-        <w:rPr>
-          <w:rFonts w:hint="eastAsia"/>
-        </w:rPr>
-        <w:t>到</w:t>
-      </w:r>
-      <w:r>
-        <w:rPr>
-          <w:rFonts w:hint="eastAsia"/>
-        </w:rPr>
-        <w:t>.</w:t>
-      </w:r>
-      <w:r>
-        <w:t>.</w:t>
-      </w:r>
-      <w:r>
-        <w:rPr>
-          <w:rFonts w:hint="eastAsia"/>
-        </w:rPr>
-        <w:t>之上、</w:t>
-      </w:r>
-      <w:r>
-        <w:rPr>
-          <w:rFonts w:hint="eastAsia"/>
-        </w:rPr>
-        <w:t>s</w:t>
-      </w:r>
-      <w:r>
-        <w:t>tep-by-step</w:t>
-      </w:r>
-      <w:r>
-        <w:rPr>
-          <w:rFonts w:hint="eastAsia"/>
-        </w:rPr>
-        <w:t>一步一步</w:t>
-      </w:r>
-    </w:p>
-    <w:p>
-      <w:r>
-        <w:rPr>
-          <w:rFonts w:hint="eastAsia"/>
-        </w:rPr>
-        <w:t>s</w:t>
-      </w:r>
-      <w:r>
-        <w:t>implify v.</w:t>
-      </w:r>
-      <w:r>
-        <w:rPr>
-          <w:rFonts w:hint="eastAsia"/>
-        </w:rPr>
-        <w:t>簡化、</w:t>
-      </w:r>
-      <w:r>
-        <w:rPr>
-          <w:rFonts w:hint="eastAsia"/>
-        </w:rPr>
-        <w:t>c</w:t>
-      </w:r>
-      <w:r>
-        <w:t>ollaboration n.</w:t>
-      </w:r>
-      <w:r>
-        <w:rPr>
-          <w:rFonts w:hint="eastAsia"/>
-        </w:rPr>
-        <w:t>合作</w:t>
-      </w:r>
-    </w:p>
-    <w:p/>
-    <w:p>
-      <w:pPr>
-        <w:rPr>
-          <w:rFonts w:hint="eastAsia"/>
-        </w:rPr>
-      </w:pPr>
-    </w:p>
-    <w:p>
-      <w:pPr>
-        <w:rPr>
-          <w:rFonts w:hint="eastAsia"/>
-        </w:rPr>
-      </w:pPr>
-    </w:p>
-    <w:p/>
-    <w:p>
-      <w:pPr>
-        <w:rPr>
-          <w:rFonts w:hint="eastAsia"/>
-        </w:rPr>
-      </w:pPr>
-    </w:p>
     <w:p/>
     <w:p/>
     <w:p/>
@@ -5028,6 +5295,44 @@
     </w:sectPr>
   </w:body>
 </w:document>
+</file>
+
+<file path=word/endnotes.xml><?xml version="1.0" encoding="utf-8"?>
+<w:endnotes xmlns:wpc="http://schemas.microsoft.com/office/word/2010/wordprocessingCanvas" xmlns:cx="http://schemas.microsoft.com/office/drawing/2014/chartex" xmlns:cx1="http://schemas.microsoft.com/office/drawing/2015/9/8/chartex" xmlns:cx2="http://schemas.microsoft.com/office/drawing/2015/10/21/chartex" xmlns:cx3="http://schemas.microsoft.com/office/drawing/2016/5/9/chartex" xmlns:cx4="http://schemas.microsoft.com/office/drawing/2016/5/10/chartex" xmlns:cx5="http://schemas.microsoft.com/office/drawing/2016/5/11/chartex" xmlns:cx6="http://schemas.microsoft.com/office/drawing/2016/5/12/chartex" xmlns:cx7="http://schemas.microsoft.com/office/drawing/2016/5/13/chartex" xmlns:cx8="http://schemas.microsoft.com/office/drawing/2016/5/14/chartex" xmlns:mc="http://schemas.openxmlformats.org/markup-compatibility/2006" xmlns:aink="http://schemas.microsoft.com/office/drawing/2016/ink" xmlns:am3d="http://schemas.microsoft.com/office/drawing/2017/model3d" xmlns:o="urn:schemas-microsoft-com:office:office" xmlns:oel="http://schemas.microsoft.com/office/2019/extlst" xmlns:r="http://schemas.openxmlformats.org/officeDocument/2006/relationships" xmlns:m="http://schemas.openxmlformats.org/officeDocument/2006/math" xmlns:v="urn:schemas-microsoft-com:vml" xmlns:wp14="http://schemas.microsoft.com/office/word/2010/wordprocessingDrawing" xmlns:wp="http://schemas.openxmlformats.org/drawingml/2006/wordprocessingDrawing" xmlns:w10="urn:schemas-microsoft-com:office:word" xmlns:w="http://schemas.openxmlformats.org/wordprocessingml/2006/main" xmlns:w14="http://schemas.microsoft.com/office/word/2010/wordml" xmlns:w15="http://schemas.microsoft.com/office/word/2012/wordml" xmlns:w16cex="http://schemas.microsoft.com/office/word/2018/wordml/cex" xmlns:w16cid="http://schemas.microsoft.com/office/word/2016/wordml/cid" xmlns:w16="http://schemas.microsoft.com/office/word/2018/wordml" xmlns:w16du="http://schemas.microsoft.com/office/word/2023/wordml/word16du" xmlns:w16sdtdh="http://schemas.microsoft.com/office/word/2020/wordml/sdtdatahash" xmlns:w16se="http://schemas.microsoft.com/office/word/2015/wordml/symex" xmlns:wpg="http://schemas.microsoft.com/office/word/2010/wordprocessingGroup" xmlns:wpi="http://schemas.microsoft.com/office/word/2010/wordprocessingInk" xmlns:wne="http://schemas.microsoft.com/office/word/2006/wordml" xmlns:wps="http://schemas.microsoft.com/office/word/2010/wordprocessingShape" mc:Ignorable="w14 w15 w16se w16cid w16 w16cex w16sdtdh wp14">
+  <w:endnote w:type="separator" w:id="-1">
+    <w:p>
+      <w:r>
+        <w:separator/>
+      </w:r>
+    </w:p>
+  </w:endnote>
+  <w:endnote w:type="continuationSeparator" w:id="0">
+    <w:p>
+      <w:r>
+        <w:continuationSeparator/>
+      </w:r>
+    </w:p>
+  </w:endnote>
+</w:endnotes>
+</file>
+
+<file path=word/footnotes.xml><?xml version="1.0" encoding="utf-8"?>
+<w:footnotes xmlns:wpc="http://schemas.microsoft.com/office/word/2010/wordprocessingCanvas" xmlns:cx="http://schemas.microsoft.com/office/drawing/2014/chartex" xmlns:cx1="http://schemas.microsoft.com/office/drawing/2015/9/8/chartex" xmlns:cx2="http://schemas.microsoft.com/office/drawing/2015/10/21/chartex" xmlns:cx3="http://schemas.microsoft.com/office/drawing/2016/5/9/chartex" xmlns:cx4="http://schemas.microsoft.com/office/drawing/2016/5/10/chartex" xmlns:cx5="http://schemas.microsoft.com/office/drawing/2016/5/11/chartex" xmlns:cx6="http://schemas.microsoft.com/office/drawing/2016/5/12/chartex" xmlns:cx7="http://schemas.microsoft.com/office/drawing/2016/5/13/chartex" xmlns:cx8="http://schemas.microsoft.com/office/drawing/2016/5/14/chartex" xmlns:mc="http://schemas.openxmlformats.org/markup-compatibility/2006" xmlns:aink="http://schemas.microsoft.com/office/drawing/2016/ink" xmlns:am3d="http://schemas.microsoft.com/office/drawing/2017/model3d" xmlns:o="urn:schemas-microsoft-com:office:office" xmlns:oel="http://schemas.microsoft.com/office/2019/extlst" xmlns:r="http://schemas.openxmlformats.org/officeDocument/2006/relationships" xmlns:m="http://schemas.openxmlformats.org/officeDocument/2006/math" xmlns:v="urn:schemas-microsoft-com:vml" xmlns:wp14="http://schemas.microsoft.com/office/word/2010/wordprocessingDrawing" xmlns:wp="http://schemas.openxmlformats.org/drawingml/2006/wordprocessingDrawing" xmlns:w10="urn:schemas-microsoft-com:office:word" xmlns:w="http://schemas.openxmlformats.org/wordprocessingml/2006/main" xmlns:w14="http://schemas.microsoft.com/office/word/2010/wordml" xmlns:w15="http://schemas.microsoft.com/office/word/2012/wordml" xmlns:w16cex="http://schemas.microsoft.com/office/word/2018/wordml/cex" xmlns:w16cid="http://schemas.microsoft.com/office/word/2016/wordml/cid" xmlns:w16="http://schemas.microsoft.com/office/word/2018/wordml" xmlns:w16du="http://schemas.microsoft.com/office/word/2023/wordml/word16du" xmlns:w16sdtdh="http://schemas.microsoft.com/office/word/2020/wordml/sdtdatahash" xmlns:w16se="http://schemas.microsoft.com/office/word/2015/wordml/symex" xmlns:wpg="http://schemas.microsoft.com/office/word/2010/wordprocessingGroup" xmlns:wpi="http://schemas.microsoft.com/office/word/2010/wordprocessingInk" xmlns:wne="http://schemas.microsoft.com/office/word/2006/wordml" xmlns:wps="http://schemas.microsoft.com/office/word/2010/wordprocessingShape" mc:Ignorable="w14 w15 w16se w16cid w16 w16cex w16sdtdh wp14">
+  <w:footnote w:type="separator" w:id="-1">
+    <w:p>
+      <w:r>
+        <w:separator/>
+      </w:r>
+    </w:p>
+  </w:footnote>
+  <w:footnote w:type="continuationSeparator" w:id="0">
+    <w:p>
+      <w:r>
+        <w:continuationSeparator/>
+      </w:r>
+    </w:p>
+  </w:footnote>
+</w:footnotes>
 </file>
 
 <file path=word/styles.xml><?xml version="1.0" encoding="utf-8"?>
@@ -5467,6 +5772,66 @@
       <w:bCs/>
     </w:rPr>
   </w:style>
+  <w:style w:type="paragraph" w:styleId="a4">
+    <w:name w:val="header"/>
+    <w:basedOn w:val="a"/>
+    <w:link w:val="a5"/>
+    <w:uiPriority w:val="99"/>
+    <w:unhideWhenUsed/>
+    <w:rsid w:val="00393B38"/>
+    <w:pPr>
+      <w:tabs>
+        <w:tab w:val="center" w:pos="4153"/>
+        <w:tab w:val="right" w:pos="8306"/>
+      </w:tabs>
+      <w:snapToGrid w:val="0"/>
+    </w:pPr>
+    <w:rPr>
+      <w:sz w:val="20"/>
+      <w:szCs w:val="20"/>
+    </w:rPr>
+  </w:style>
+  <w:style w:type="character" w:customStyle="1" w:styleId="a5">
+    <w:name w:val="頁首 字元"/>
+    <w:basedOn w:val="a0"/>
+    <w:link w:val="a4"/>
+    <w:uiPriority w:val="99"/>
+    <w:rsid w:val="00393B38"/>
+    <w:rPr>
+      <w:sz w:val="20"/>
+      <w:szCs w:val="20"/>
+    </w:rPr>
+  </w:style>
+  <w:style w:type="paragraph" w:styleId="a6">
+    <w:name w:val="footer"/>
+    <w:basedOn w:val="a"/>
+    <w:link w:val="a7"/>
+    <w:uiPriority w:val="99"/>
+    <w:unhideWhenUsed/>
+    <w:rsid w:val="00393B38"/>
+    <w:pPr>
+      <w:tabs>
+        <w:tab w:val="center" w:pos="4153"/>
+        <w:tab w:val="right" w:pos="8306"/>
+      </w:tabs>
+      <w:snapToGrid w:val="0"/>
+    </w:pPr>
+    <w:rPr>
+      <w:sz w:val="20"/>
+      <w:szCs w:val="20"/>
+    </w:rPr>
+  </w:style>
+  <w:style w:type="character" w:customStyle="1" w:styleId="a7">
+    <w:name w:val="頁尾 字元"/>
+    <w:basedOn w:val="a0"/>
+    <w:link w:val="a6"/>
+    <w:uiPriority w:val="99"/>
+    <w:rsid w:val="00393B38"/>
+    <w:rPr>
+      <w:sz w:val="20"/>
+      <w:szCs w:val="20"/>
+    </w:rPr>
+  </w:style>
 </w:styles>
 </file>
 

--- a/碩一/TOEIC/聽力單字.docx
+++ b/碩一/TOEIC/聽力單字.docx
@@ -1,6 +1,6 @@
 
 <file path=word/document.xml><?xml version="1.0" encoding="utf-8"?>
-<w:document xmlns:wpc="http://schemas.microsoft.com/office/word/2010/wordprocessingCanvas" xmlns:cx="http://schemas.microsoft.com/office/drawing/2014/chartex" xmlns:cx1="http://schemas.microsoft.com/office/drawing/2015/9/8/chartex" xmlns:cx2="http://schemas.microsoft.com/office/drawing/2015/10/21/chartex" xmlns:cx3="http://schemas.microsoft.com/office/drawing/2016/5/9/chartex" xmlns:cx4="http://schemas.microsoft.com/office/drawing/2016/5/10/chartex" xmlns:cx5="http://schemas.microsoft.com/office/drawing/2016/5/11/chartex" xmlns:cx6="http://schemas.microsoft.com/office/drawing/2016/5/12/chartex" xmlns:cx7="http://schemas.microsoft.com/office/drawing/2016/5/13/chartex" xmlns:cx8="http://schemas.microsoft.com/office/drawing/2016/5/14/chartex" xmlns:mc="http://schemas.openxmlformats.org/markup-compatibility/2006" xmlns:aink="http://schemas.microsoft.com/office/drawing/2016/ink" xmlns:am3d="http://schemas.microsoft.com/office/drawing/2017/model3d" xmlns:o="urn:schemas-microsoft-com:office:office" xmlns:oel="http://schemas.microsoft.com/office/2019/extlst" xmlns:r="http://schemas.openxmlformats.org/officeDocument/2006/relationships" xmlns:m="http://schemas.openxmlformats.org/officeDocument/2006/math" xmlns:v="urn:schemas-microsoft-com:vml" xmlns:wp14="http://schemas.microsoft.com/office/word/2010/wordprocessingDrawing" xmlns:wp="http://schemas.openxmlformats.org/drawingml/2006/wordprocessingDrawing" xmlns:w10="urn:schemas-microsoft-com:office:word" xmlns:w="http://schemas.openxmlformats.org/wordprocessingml/2006/main" xmlns:w14="http://schemas.microsoft.com/office/word/2010/wordml" xmlns:w15="http://schemas.microsoft.com/office/word/2012/wordml" xmlns:w16cex="http://schemas.microsoft.com/office/word/2018/wordml/cex" xmlns:w16cid="http://schemas.microsoft.com/office/word/2016/wordml/cid" xmlns:w16="http://schemas.microsoft.com/office/word/2018/wordml" xmlns:w16du="http://schemas.microsoft.com/office/word/2023/wordml/word16du" xmlns:w16sdtdh="http://schemas.microsoft.com/office/word/2020/wordml/sdtdatahash" xmlns:w16se="http://schemas.microsoft.com/office/word/2015/wordml/symex" xmlns:wpg="http://schemas.microsoft.com/office/word/2010/wordprocessingGroup" xmlns:wpi="http://schemas.microsoft.com/office/word/2010/wordprocessingInk" xmlns:wne="http://schemas.microsoft.com/office/word/2006/wordml" xmlns:wps="http://schemas.microsoft.com/office/word/2010/wordprocessingShape" mc:Ignorable="w14 w15 w16se w16cid w16 w16cex w16sdtdh wp14">
+<w:document xmlns:wpc="http://schemas.microsoft.com/office/word/2010/wordprocessingCanvas" xmlns:cx="http://schemas.microsoft.com/office/drawing/2014/chartex" xmlns:cx1="http://schemas.microsoft.com/office/drawing/2015/9/8/chartex" xmlns:cx2="http://schemas.microsoft.com/office/drawing/2015/10/21/chartex" xmlns:cx3="http://schemas.microsoft.com/office/drawing/2016/5/9/chartex" xmlns:cx4="http://schemas.microsoft.com/office/drawing/2016/5/10/chartex" xmlns:cx5="http://schemas.microsoft.com/office/drawing/2016/5/11/chartex" xmlns:cx6="http://schemas.microsoft.com/office/drawing/2016/5/12/chartex" xmlns:cx7="http://schemas.microsoft.com/office/drawing/2016/5/13/chartex" xmlns:cx8="http://schemas.microsoft.com/office/drawing/2016/5/14/chartex" xmlns:mc="http://schemas.openxmlformats.org/markup-compatibility/2006" xmlns:aink="http://schemas.microsoft.com/office/drawing/2016/ink" xmlns:am3d="http://schemas.microsoft.com/office/drawing/2017/model3d" xmlns:o="urn:schemas-microsoft-com:office:office" xmlns:r="http://schemas.openxmlformats.org/officeDocument/2006/relationships" xmlns:m="http://schemas.openxmlformats.org/officeDocument/2006/math" xmlns:v="urn:schemas-microsoft-com:vml" xmlns:wp14="http://schemas.microsoft.com/office/word/2010/wordprocessingDrawing" xmlns:wp="http://schemas.openxmlformats.org/drawingml/2006/wordprocessingDrawing" xmlns:w10="urn:schemas-microsoft-com:office:word" xmlns:w="http://schemas.openxmlformats.org/wordprocessingml/2006/main" xmlns:w14="http://schemas.microsoft.com/office/word/2010/wordml" xmlns:w15="http://schemas.microsoft.com/office/word/2012/wordml" xmlns:w16cex="http://schemas.microsoft.com/office/word/2018/wordml/cex" xmlns:w16cid="http://schemas.microsoft.com/office/word/2016/wordml/cid" xmlns:w16="http://schemas.microsoft.com/office/word/2018/wordml" xmlns:w16sdtdh="http://schemas.microsoft.com/office/word/2020/wordml/sdtdatahash" xmlns:w16se="http://schemas.microsoft.com/office/word/2015/wordml/symex" xmlns:wpg="http://schemas.microsoft.com/office/word/2010/wordprocessingGroup" xmlns:wpi="http://schemas.microsoft.com/office/word/2010/wordprocessingInk" xmlns:wne="http://schemas.microsoft.com/office/word/2006/wordml" xmlns:wps="http://schemas.microsoft.com/office/word/2010/wordprocessingShape" mc:Ignorable="w14 w15 w16se w16cid w16 w16cex w16sdtdh wp14">
   <w:body>
     <w:p>
       <w:r>
@@ -299,11 +299,19 @@
         </w:rPr>
         <w:t xml:space="preserve"> </w:t>
       </w:r>
-      <w:r>
-        <w:rPr>
-          <w:rFonts w:hint="eastAsia"/>
-        </w:rPr>
-        <w:t>桌遊、</w:t>
+      <w:proofErr w:type="gramStart"/>
+      <w:r>
+        <w:rPr>
+          <w:rFonts w:hint="eastAsia"/>
+        </w:rPr>
+        <w:t>桌遊</w:t>
+      </w:r>
+      <w:proofErr w:type="gramEnd"/>
+      <w:r>
+        <w:rPr>
+          <w:rFonts w:hint="eastAsia"/>
+        </w:rPr>
+        <w:t>、</w:t>
       </w:r>
       <w:r>
         <w:t>looking forward to</w:t>
@@ -719,7 +727,7 @@
     <w:p>
       <w:pPr>
         <w:rPr>
-          <w:rFonts w:ascii="微軟正黑體" w:eastAsia="微軟正黑體" w:hAnsi="微軟正黑體" w:cs="微軟正黑體"/>
+          <w:rFonts w:ascii="Microsoft JhengHei" w:eastAsia="Microsoft JhengHei" w:hAnsi="Microsoft JhengHei" w:cs="Microsoft JhengHei"/>
         </w:rPr>
       </w:pPr>
       <w:r>
@@ -787,13 +795,13 @@
       </w:r>
       <w:r>
         <w:rPr>
-          <w:rFonts w:ascii="微軟正黑體" w:eastAsia="微軟正黑體" w:hAnsi="微軟正黑體" w:cs="微軟正黑體" w:hint="eastAsia"/>
-        </w:rPr>
-        <w:t>/</w:t>
-      </w:r>
-      <w:r>
-        <w:rPr>
-          <w:rFonts w:ascii="微軟正黑體" w:eastAsia="微軟正黑體" w:hAnsi="微軟正黑體" w:cs="微軟正黑體" w:hint="eastAsia"/>
+          <w:rFonts w:ascii="Microsoft JhengHei" w:eastAsia="Microsoft JhengHei" w:hAnsi="Microsoft JhengHei" w:cs="Microsoft JhengHei" w:hint="eastAsia"/>
+        </w:rPr>
+        <w:t>/</w:t>
+      </w:r>
+      <w:r>
+        <w:rPr>
+          <w:rFonts w:ascii="Microsoft JhengHei" w:eastAsia="Microsoft JhengHei" w:hAnsi="Microsoft JhengHei" w:cs="Microsoft JhengHei" w:hint="eastAsia"/>
         </w:rPr>
         <w:t>以</w:t>
       </w:r>
@@ -805,7 +813,7 @@
       </w:r>
       <w:r>
         <w:rPr>
-          <w:rFonts w:ascii="微軟正黑體" w:eastAsia="微軟正黑體" w:hAnsi="微軟正黑體" w:cs="微軟正黑體" w:hint="eastAsia"/>
+          <w:rFonts w:ascii="Microsoft JhengHei" w:eastAsia="Microsoft JhengHei" w:hAnsi="Microsoft JhengHei" w:cs="Microsoft JhengHei" w:hint="eastAsia"/>
         </w:rPr>
         <w:t>為基礎</w:t>
       </w:r>
@@ -832,9 +840,11 @@
         </w:rPr>
         <w:t>.</w:t>
       </w:r>
+      <w:proofErr w:type="gramStart"/>
       <w:r>
         <w:t>..</w:t>
       </w:r>
+      <w:proofErr w:type="gramEnd"/>
       <w:r>
         <w:rPr>
           <w:rFonts w:hint="eastAsia"/>
@@ -2015,32 +2025,666 @@
         <w:t>v.</w:t>
       </w:r>
       <w:r>
+        <w:t>n</w:t>
+      </w:r>
+      <w:proofErr w:type="spellEnd"/>
+      <w:r>
+        <w:t>.</w:t>
+      </w:r>
+      <w:r>
+        <w:rPr>
+          <w:rFonts w:hint="eastAsia"/>
+        </w:rPr>
+        <w:t>改善</w:t>
+      </w:r>
+      <w:r>
+        <w:rPr>
+          <w:rFonts w:hint="eastAsia"/>
+        </w:rPr>
+        <w:t>/</w:t>
+      </w:r>
+      <w:r>
+        <w:rPr>
+          <w:rFonts w:hint="eastAsia"/>
+        </w:rPr>
+        <w:t>提高</w:t>
+      </w:r>
+    </w:p>
+    <w:p/>
+    <w:p>
+      <w:r>
+        <w:t>campground</w:t>
+      </w:r>
+      <w:r>
+        <w:rPr>
+          <w:rFonts w:hint="eastAsia"/>
+        </w:rPr>
+        <w:t xml:space="preserve"> </w:t>
+      </w:r>
+      <w:r>
         <w:t>n.</w:t>
       </w:r>
-      <w:proofErr w:type="spellEnd"/>
-      <w:r>
-        <w:rPr>
-          <w:rFonts w:hint="eastAsia"/>
-        </w:rPr>
-        <w:t>改善</w:t>
-      </w:r>
-      <w:r>
-        <w:rPr>
-          <w:rFonts w:hint="eastAsia"/>
-        </w:rPr>
-        <w:t>/</w:t>
-      </w:r>
-      <w:r>
-        <w:rPr>
-          <w:rFonts w:hint="eastAsia"/>
-        </w:rPr>
-        <w:t>提高</w:t>
+      <w:r>
+        <w:rPr>
+          <w:rFonts w:hint="eastAsia"/>
+        </w:rPr>
+        <w:t>營地、</w:t>
+      </w:r>
+      <w:r>
+        <w:rPr>
+          <w:rFonts w:hint="eastAsia"/>
+        </w:rPr>
+        <w:t>e</w:t>
+      </w:r>
+      <w:r>
+        <w:t>lectrical adj.</w:t>
+      </w:r>
+      <w:r>
+        <w:rPr>
+          <w:rFonts w:hint="eastAsia"/>
+        </w:rPr>
+        <w:t>電力、</w:t>
+      </w:r>
+      <w:r>
+        <w:rPr>
+          <w:rFonts w:hint="eastAsia"/>
+        </w:rPr>
+        <w:t>r</w:t>
+      </w:r>
+      <w:r>
+        <w:t>ental n.</w:t>
+      </w:r>
+      <w:r>
+        <w:rPr>
+          <w:rFonts w:hint="eastAsia"/>
+        </w:rPr>
+        <w:t>出租</w:t>
+      </w:r>
+      <w:r>
+        <w:rPr>
+          <w:rFonts w:hint="eastAsia"/>
+        </w:rPr>
+        <w:t>/</w:t>
+      </w:r>
+      <w:r>
+        <w:rPr>
+          <w:rFonts w:hint="eastAsia"/>
+        </w:rPr>
+        <w:t>租金</w:t>
+      </w:r>
+    </w:p>
+    <w:p>
+      <w:r>
+        <w:t>confident</w:t>
+      </w:r>
+      <w:r>
+        <w:t xml:space="preserve"> adj.</w:t>
+      </w:r>
+      <w:r>
+        <w:rPr>
+          <w:rFonts w:hint="eastAsia"/>
+        </w:rPr>
+        <w:t xml:space="preserve"> </w:t>
+      </w:r>
+      <w:r>
+        <w:rPr>
+          <w:rFonts w:hint="eastAsia"/>
+        </w:rPr>
+        <w:t>自信</w:t>
+      </w:r>
+      <w:r>
+        <w:rPr>
+          <w:rFonts w:hint="eastAsia"/>
+        </w:rPr>
+        <w:t>/</w:t>
+      </w:r>
+      <w:r>
+        <w:rPr>
+          <w:rFonts w:hint="eastAsia"/>
+        </w:rPr>
+        <w:t>信心、</w:t>
+      </w:r>
+      <w:r>
+        <w:t>uncertain about</w:t>
+      </w:r>
+      <w:r>
+        <w:rPr>
+          <w:rFonts w:hint="eastAsia"/>
+        </w:rPr>
+        <w:t>對……感到不確定</w:t>
+      </w:r>
+      <w:r>
+        <w:rPr>
+          <w:rFonts w:hint="eastAsia"/>
+        </w:rPr>
+        <w:t>、</w:t>
+      </w:r>
+      <w:r>
+        <w:t>certain</w:t>
+      </w:r>
+      <w:r>
+        <w:rPr>
+          <w:rFonts w:hint="eastAsia"/>
+        </w:rPr>
+        <w:t xml:space="preserve"> </w:t>
+      </w:r>
+      <w:r>
+        <w:t>adj.</w:t>
+      </w:r>
+      <w:r>
+        <w:rPr>
+          <w:rFonts w:hint="eastAsia"/>
+        </w:rPr>
+        <w:t>肯定</w:t>
+      </w:r>
+    </w:p>
+    <w:p>
+      <w:r>
+        <w:t>refer to</w:t>
+      </w:r>
+      <w:r>
+        <w:rPr>
+          <w:rFonts w:hint="eastAsia"/>
+        </w:rPr>
+        <w:t>提及</w:t>
+      </w:r>
+      <w:r>
+        <w:rPr>
+          <w:rFonts w:hint="eastAsia"/>
+        </w:rPr>
+        <w:t>/</w:t>
+      </w:r>
+      <w:r>
+        <w:rPr>
+          <w:rFonts w:hint="eastAsia"/>
+        </w:rPr>
+        <w:t>談到</w:t>
+      </w:r>
+      <w:r>
+        <w:rPr>
+          <w:rFonts w:hint="eastAsia"/>
+        </w:rPr>
+        <w:t>、</w:t>
+      </w:r>
+      <w:r>
+        <w:t>rental agreement</w:t>
+      </w:r>
+      <w:r>
+        <w:rPr>
+          <w:rFonts w:hint="eastAsia"/>
+        </w:rPr>
+        <w:t>租賃合約</w:t>
+      </w:r>
+      <w:r>
+        <w:rPr>
+          <w:rFonts w:hint="eastAsia"/>
+        </w:rPr>
+        <w:t>、</w:t>
+      </w:r>
+      <w:r>
+        <w:t>testimonial</w:t>
+      </w:r>
+      <w:r>
+        <w:t xml:space="preserve"> n.</w:t>
+      </w:r>
+      <w:r>
+        <w:rPr>
+          <w:rFonts w:hint="eastAsia"/>
+        </w:rPr>
+        <w:t>介紹信</w:t>
+      </w:r>
+      <w:r>
+        <w:rPr>
+          <w:rFonts w:hint="eastAsia"/>
+        </w:rPr>
+        <w:t>/</w:t>
+      </w:r>
+      <w:r>
+        <w:rPr>
+          <w:rFonts w:hint="eastAsia"/>
+        </w:rPr>
+        <w:t>推薦書</w:t>
+      </w:r>
+    </w:p>
+    <w:p>
+      <w:r>
+        <w:t>identify</w:t>
+      </w:r>
+      <w:r>
+        <w:t xml:space="preserve"> v.</w:t>
+      </w:r>
+      <w:r>
+        <w:rPr>
+          <w:rFonts w:hint="eastAsia"/>
+        </w:rPr>
+        <w:t>識別</w:t>
+      </w:r>
+      <w:r>
+        <w:rPr>
+          <w:rFonts w:hint="eastAsia"/>
+        </w:rPr>
+        <w:t>/</w:t>
+      </w:r>
+      <w:r>
+        <w:rPr>
+          <w:rFonts w:hint="eastAsia"/>
+        </w:rPr>
+        <w:t>確定、</w:t>
+      </w:r>
+      <w:r>
+        <w:t>initially</w:t>
+      </w:r>
+      <w:r>
+        <w:rPr>
+          <w:rFonts w:hint="eastAsia"/>
+        </w:rPr>
+        <w:t xml:space="preserve"> </w:t>
+      </w:r>
+      <w:r>
+        <w:t>adv.</w:t>
+      </w:r>
+      <w:r>
+        <w:rPr>
+          <w:rFonts w:hint="eastAsia"/>
+        </w:rPr>
+        <w:t>最初、</w:t>
+      </w:r>
+      <w:r>
+        <w:t>regarding</w:t>
+      </w:r>
+      <w:r>
+        <w:rPr>
+          <w:rFonts w:hint="eastAsia"/>
+        </w:rPr>
+        <w:t xml:space="preserve"> </w:t>
+      </w:r>
+      <w:r>
+        <w:t>prep.</w:t>
+      </w:r>
+      <w:r>
+        <w:rPr>
+          <w:rFonts w:hint="eastAsia"/>
+        </w:rPr>
+        <w:t>關於</w:t>
+      </w:r>
+    </w:p>
+    <w:p>
+      <w:r>
+        <w:t>motorhome</w:t>
+      </w:r>
+      <w:r>
+        <w:rPr>
+          <w:rFonts w:hint="eastAsia"/>
+        </w:rPr>
+        <w:t xml:space="preserve"> n</w:t>
+      </w:r>
+      <w:r>
+        <w:t>.</w:t>
+      </w:r>
+      <w:r>
+        <w:rPr>
+          <w:rFonts w:hint="eastAsia"/>
+        </w:rPr>
+        <w:t>房車、</w:t>
+      </w:r>
+      <w:r>
+        <w:t>thorough</w:t>
+      </w:r>
+      <w:r>
+        <w:rPr>
+          <w:rFonts w:hint="eastAsia"/>
+        </w:rPr>
+        <w:t xml:space="preserve"> a</w:t>
+      </w:r>
+      <w:r>
+        <w:t xml:space="preserve">dj </w:t>
+      </w:r>
+      <w:r>
+        <w:rPr>
+          <w:rFonts w:hint="eastAsia"/>
+        </w:rPr>
+        <w:t>仔細的</w:t>
+      </w:r>
+      <w:r>
+        <w:rPr>
+          <w:rFonts w:hint="eastAsia"/>
+        </w:rPr>
+        <w:t>/</w:t>
+      </w:r>
+      <w:r>
+        <w:rPr>
+          <w:rFonts w:hint="eastAsia"/>
+        </w:rPr>
+        <w:t>徹底、</w:t>
+      </w:r>
+      <w:r>
+        <w:t>inspection</w:t>
+      </w:r>
+      <w:r>
+        <w:rPr>
+          <w:rFonts w:hint="eastAsia"/>
+        </w:rPr>
+        <w:t xml:space="preserve"> n</w:t>
+      </w:r>
+      <w:r>
+        <w:t>.</w:t>
+      </w:r>
+      <w:r>
+        <w:rPr>
+          <w:rFonts w:hint="eastAsia"/>
+        </w:rPr>
+        <w:t>檢查</w:t>
+      </w:r>
+    </w:p>
+    <w:p>
+      <w:r>
+        <w:t>come out</w:t>
+      </w:r>
+      <w:r>
+        <w:rPr>
+          <w:rFonts w:hint="eastAsia"/>
+        </w:rPr>
+        <w:t>出現</w:t>
+      </w:r>
+      <w:r>
+        <w:rPr>
+          <w:rFonts w:hint="eastAsia"/>
+        </w:rPr>
+        <w:t>/</w:t>
+      </w:r>
+      <w:r>
+        <w:rPr>
+          <w:rFonts w:hint="eastAsia"/>
+        </w:rPr>
+        <w:t>發行、</w:t>
+      </w:r>
+      <w:r>
+        <w:t>assess</w:t>
+      </w:r>
+      <w:r>
+        <w:t xml:space="preserve"> v.</w:t>
+      </w:r>
+      <w:r>
+        <w:rPr>
+          <w:rFonts w:hint="eastAsia"/>
+        </w:rPr>
+        <w:t>評估</w:t>
+      </w:r>
+      <w:r>
+        <w:rPr>
+          <w:rFonts w:hint="eastAsia"/>
+        </w:rPr>
+        <w:t>/</w:t>
+      </w:r>
+      <w:r>
+        <w:rPr>
+          <w:rFonts w:hint="eastAsia"/>
+        </w:rPr>
+        <w:t>估價、</w:t>
+      </w:r>
+      <w:r>
+        <w:rPr>
+          <w:rFonts w:hint="eastAsia"/>
+        </w:rPr>
+        <w:t>p</w:t>
+      </w:r>
+      <w:r>
+        <w:t>romptly adv.</w:t>
+      </w:r>
+      <w:r>
+        <w:rPr>
+          <w:rFonts w:hint="eastAsia"/>
+        </w:rPr>
+        <w:t>迅速地</w:t>
+      </w:r>
+    </w:p>
+    <w:p>
+      <w:r>
+        <w:t>question</w:t>
+      </w:r>
+      <w:r>
+        <w:t xml:space="preserve"> n.</w:t>
+      </w:r>
+      <w:r>
+        <w:rPr>
+          <w:rFonts w:hint="eastAsia"/>
+        </w:rPr>
+        <w:t>問題</w:t>
+      </w:r>
+      <w:r>
+        <w:t>,v.</w:t>
+      </w:r>
+      <w:r>
+        <w:rPr>
+          <w:rFonts w:hint="eastAsia"/>
+        </w:rPr>
+        <w:t>懷疑</w:t>
       </w:r>
     </w:p>
     <w:p/>
     <w:p>
       <w:r>
-        <w:t>campground</w:t>
+        <w:t>repair calls</w:t>
+      </w:r>
+      <w:r>
+        <w:t xml:space="preserve"> </w:t>
+      </w:r>
+      <w:r>
+        <w:rPr>
+          <w:rFonts w:hint="eastAsia"/>
+        </w:rPr>
+        <w:t>維修電話</w:t>
+      </w:r>
+      <w:r>
+        <w:rPr>
+          <w:rFonts w:hint="eastAsia"/>
+        </w:rPr>
+        <w:t>/</w:t>
+      </w:r>
+      <w:r>
+        <w:rPr>
+          <w:rFonts w:hint="eastAsia"/>
+        </w:rPr>
+        <w:t>維修通知、</w:t>
+      </w:r>
+      <w:r>
+        <w:rPr>
+          <w:rFonts w:hint="eastAsia"/>
+        </w:rPr>
+        <w:t>h</w:t>
+      </w:r>
+      <w:r>
+        <w:t>andwriting n.</w:t>
+      </w:r>
+      <w:r>
+        <w:rPr>
+          <w:rFonts w:hint="eastAsia"/>
+        </w:rPr>
+        <w:t>書寫、</w:t>
+      </w:r>
+      <w:r>
+        <w:t>misus</w:t>
+      </w:r>
+      <w:r>
+        <w:t>e n. v.</w:t>
+      </w:r>
+      <w:r>
+        <w:rPr>
+          <w:rFonts w:hint="eastAsia"/>
+        </w:rPr>
+        <w:t>濫用</w:t>
+      </w:r>
+      <w:r>
+        <w:t>/</w:t>
+      </w:r>
+      <w:r>
+        <w:rPr>
+          <w:rFonts w:hint="eastAsia"/>
+        </w:rPr>
+        <w:t>錯用</w:t>
+      </w:r>
+    </w:p>
+    <w:p>
+      <w:r>
+        <w:t>properly</w:t>
+      </w:r>
+      <w:r>
+        <w:t xml:space="preserve"> adv.</w:t>
+      </w:r>
+      <w:r>
+        <w:rPr>
+          <w:rFonts w:hint="eastAsia"/>
+        </w:rPr>
+        <w:t xml:space="preserve"> </w:t>
+      </w:r>
+      <w:r>
+        <w:rPr>
+          <w:rFonts w:hint="eastAsia"/>
+        </w:rPr>
+        <w:t>正確</w:t>
+      </w:r>
+      <w:r>
+        <w:rPr>
+          <w:rFonts w:hint="eastAsia"/>
+        </w:rPr>
+        <w:t>/</w:t>
+      </w:r>
+      <w:r>
+        <w:rPr>
+          <w:rFonts w:hint="eastAsia"/>
+        </w:rPr>
+        <w:t>適當、</w:t>
+      </w:r>
+      <w:r>
+        <w:t>turn in</w:t>
+      </w:r>
+      <w:r>
+        <w:rPr>
+          <w:rFonts w:hint="eastAsia"/>
+        </w:rPr>
+        <w:t>繳交</w:t>
+      </w:r>
+      <w:r>
+        <w:rPr>
+          <w:rFonts w:hint="eastAsia"/>
+        </w:rPr>
+        <w:t>/</w:t>
+      </w:r>
+      <w:r>
+        <w:rPr>
+          <w:rFonts w:hint="eastAsia"/>
+        </w:rPr>
+        <w:t>交出、</w:t>
+      </w:r>
+      <w:r>
+        <w:rPr>
+          <w:rFonts w:hint="eastAsia"/>
+        </w:rPr>
+        <w:t>p</w:t>
+      </w:r>
+      <w:r>
+        <w:t>ick up</w:t>
+      </w:r>
+      <w:r>
+        <w:rPr>
+          <w:rFonts w:hint="eastAsia"/>
+        </w:rPr>
+        <w:t>撿起</w:t>
+      </w:r>
+      <w:r>
+        <w:rPr>
+          <w:rFonts w:hint="eastAsia"/>
+        </w:rPr>
+        <w:t>/</w:t>
+      </w:r>
+      <w:r>
+        <w:rPr>
+          <w:rFonts w:hint="eastAsia"/>
+        </w:rPr>
+        <w:t>領取物品</w:t>
+      </w:r>
+      <w:r>
+        <w:rPr>
+          <w:rFonts w:hint="eastAsia"/>
+        </w:rPr>
+        <w:t>/</w:t>
+      </w:r>
+      <w:r>
+        <w:rPr>
+          <w:rFonts w:hint="eastAsia"/>
+        </w:rPr>
+        <w:t>購買</w:t>
+      </w:r>
+      <w:r>
+        <w:rPr>
+          <w:rFonts w:hint="eastAsia"/>
+        </w:rPr>
+        <w:t>/</w:t>
+      </w:r>
+      <w:r>
+        <w:rPr>
+          <w:rFonts w:hint="eastAsia"/>
+        </w:rPr>
+        <w:t>學會</w:t>
+      </w:r>
+    </w:p>
+    <w:p>
+      <w:r>
+        <w:rPr>
+          <w:rFonts w:hint="eastAsia"/>
+        </w:rPr>
+        <w:t>q</w:t>
+      </w:r>
+      <w:r>
+        <w:t xml:space="preserve">uality plumbing </w:t>
+      </w:r>
+      <w:r>
+        <w:rPr>
+          <w:rFonts w:hint="eastAsia"/>
+        </w:rPr>
+        <w:t>高品質水管系統、</w:t>
+      </w:r>
+      <w:r>
+        <w:t>stop by</w:t>
+      </w:r>
+      <w:r>
+        <w:t>順路經過</w:t>
+      </w:r>
+      <w:r>
+        <w:rPr>
+          <w:rFonts w:hint="eastAsia"/>
+        </w:rPr>
+        <w:t>、</w:t>
+      </w:r>
+      <w:r>
+        <w:t>leave for</w:t>
+      </w:r>
+      <w:r>
+        <w:rPr>
+          <w:rFonts w:hint="eastAsia"/>
+        </w:rPr>
+        <w:t>前往</w:t>
+      </w:r>
+    </w:p>
+    <w:p/>
+    <w:p>
+      <w:r>
+        <w:t>construction site</w:t>
+      </w:r>
+      <w:r>
+        <w:rPr>
+          <w:rFonts w:hint="eastAsia"/>
+        </w:rPr>
+        <w:t xml:space="preserve"> </w:t>
+      </w:r>
+      <w:r>
+        <w:rPr>
+          <w:rFonts w:hint="eastAsia"/>
+        </w:rPr>
+        <w:t>工地、</w:t>
+      </w:r>
+      <w:r>
+        <w:t>factory</w:t>
       </w:r>
       <w:r>
         <w:rPr>
@@ -2055,43 +2699,353 @@
         <w:rPr>
           <w:rFonts w:hint="eastAsia"/>
         </w:rPr>
-        <w:t>營地、</w:t>
-      </w:r>
-      <w:r>
-        <w:rPr>
-          <w:rFonts w:hint="eastAsia"/>
-        </w:rPr>
-        <w:t>e</w:t>
-      </w:r>
-      <w:r>
-        <w:t>lectrical adj.</w:t>
-      </w:r>
-      <w:r>
-        <w:rPr>
-          <w:rFonts w:hint="eastAsia"/>
-        </w:rPr>
-        <w:t>電力、</w:t>
-      </w:r>
-      <w:r>
-        <w:rPr>
-          <w:rFonts w:hint="eastAsia"/>
-        </w:rPr>
-        <w:t>r</w:t>
-      </w:r>
-      <w:r>
-        <w:t>ental n.</w:t>
-      </w:r>
-      <w:r>
-        <w:rPr>
-          <w:rFonts w:hint="eastAsia"/>
-        </w:rPr>
-        <w:t>出租</w:t>
-      </w:r>
-      <w:r>
-        <w:rPr>
-          <w:rFonts w:hint="eastAsia"/>
-        </w:rPr>
-        <w:t>/</w:t>
+        <w:t>工廠、</w:t>
+      </w:r>
+      <w:r>
+        <w:t>car dealership</w:t>
+      </w:r>
+      <w:r>
+        <w:rPr>
+          <w:rFonts w:hint="eastAsia"/>
+        </w:rPr>
+        <w:t xml:space="preserve"> </w:t>
+      </w:r>
+      <w:r>
+        <w:rPr>
+          <w:rFonts w:hint="eastAsia"/>
+        </w:rPr>
+        <w:t>汽車經銷店</w:t>
+      </w:r>
+    </w:p>
+    <w:p>
+      <w:r>
+        <w:t>evening</w:t>
+      </w:r>
+      <w:r>
+        <w:rPr>
+          <w:rFonts w:hint="eastAsia"/>
+        </w:rPr>
+        <w:t xml:space="preserve"> </w:t>
+      </w:r>
+      <w:r>
+        <w:t>n.</w:t>
+      </w:r>
+      <w:r>
+        <w:rPr>
+          <w:rFonts w:hint="eastAsia"/>
+        </w:rPr>
+        <w:t>晚上、</w:t>
+      </w:r>
+      <w:r>
+        <w:t>conveyor belt</w:t>
+      </w:r>
+      <w:r>
+        <w:rPr>
+          <w:rFonts w:hint="eastAsia"/>
+        </w:rPr>
+        <w:t xml:space="preserve"> </w:t>
+      </w:r>
+      <w:r>
+        <w:t>n.</w:t>
+      </w:r>
+      <w:r>
+        <w:rPr>
+          <w:rFonts w:hint="eastAsia"/>
+        </w:rPr>
+        <w:t>傳送帶、</w:t>
+      </w:r>
+      <w:r>
+        <w:t>out of order</w:t>
+      </w:r>
+      <w:r>
+        <w:rPr>
+          <w:rFonts w:hint="eastAsia"/>
+        </w:rPr>
+        <w:t>物品故障</w:t>
+      </w:r>
+    </w:p>
+    <w:p>
+      <w:r>
+        <w:rPr>
+          <w:rFonts w:hint="eastAsia"/>
+        </w:rPr>
+        <w:t>t</w:t>
+      </w:r>
+      <w:r>
+        <w:t>emporarily adv.</w:t>
+      </w:r>
+      <w:r>
+        <w:rPr>
+          <w:rFonts w:hint="eastAsia"/>
+        </w:rPr>
+        <w:t>暫時、</w:t>
+      </w:r>
+      <w:r>
+        <w:rPr>
+          <w:rFonts w:hint="eastAsia"/>
+        </w:rPr>
+        <w:t>t</w:t>
+      </w:r>
+      <w:r>
+        <w:t>emporarily</w:t>
+      </w:r>
+      <w:r>
+        <w:rPr>
+          <w:rFonts w:hint="eastAsia"/>
+        </w:rPr>
+        <w:t xml:space="preserve"> </w:t>
+      </w:r>
+      <w:r>
+        <w:t>n.</w:t>
+      </w:r>
+      <w:r>
+        <w:rPr>
+          <w:rFonts w:hint="eastAsia"/>
+        </w:rPr>
+        <w:t xml:space="preserve"> </w:t>
+      </w:r>
+      <w:r>
+        <w:rPr>
+          <w:rFonts w:hint="eastAsia"/>
+        </w:rPr>
+        <w:t>人員</w:t>
+      </w:r>
+      <w:r>
+        <w:rPr>
+          <w:rFonts w:hint="eastAsia"/>
+        </w:rPr>
+        <w:t>、</w:t>
+      </w:r>
+      <w:r>
+        <w:rPr>
+          <w:rFonts w:hint="eastAsia"/>
+        </w:rPr>
+        <w:t>s</w:t>
+      </w:r>
+      <w:r>
+        <w:t xml:space="preserve">pecial assignment </w:t>
+      </w:r>
+      <w:r>
+        <w:rPr>
+          <w:rFonts w:hint="eastAsia"/>
+        </w:rPr>
+        <w:t>特殊任務</w:t>
+      </w:r>
+    </w:p>
+    <w:p>
+      <w:r>
+        <w:t>assembly floor</w:t>
+      </w:r>
+      <w:r>
+        <w:t xml:space="preserve"> </w:t>
+      </w:r>
+      <w:r>
+        <w:rPr>
+          <w:rFonts w:hint="eastAsia"/>
+        </w:rPr>
+        <w:t>裝配平台、</w:t>
+      </w:r>
+      <w:r>
+        <w:t>day shift</w:t>
+      </w:r>
+      <w:r>
+        <w:rPr>
+          <w:rFonts w:hint="eastAsia"/>
+        </w:rPr>
+        <w:t xml:space="preserve"> </w:t>
+      </w:r>
+      <w:r>
+        <w:rPr>
+          <w:rFonts w:hint="eastAsia"/>
+        </w:rPr>
+        <w:t>日班</w:t>
+      </w:r>
+    </w:p>
+    <w:p/>
+    <w:p>
+      <w:r>
+        <w:t>architect</w:t>
+      </w:r>
+      <w:r>
+        <w:rPr>
+          <w:rFonts w:hint="eastAsia"/>
+        </w:rPr>
+        <w:t xml:space="preserve"> </w:t>
+      </w:r>
+      <w:r>
+        <w:t>n.</w:t>
+      </w:r>
+      <w:r>
+        <w:rPr>
+          <w:rFonts w:hint="eastAsia"/>
+        </w:rPr>
+        <w:t>建築師、</w:t>
+      </w:r>
+      <w:r>
+        <w:t>real estate agent</w:t>
+      </w:r>
+      <w:r>
+        <w:rPr>
+          <w:rFonts w:hint="eastAsia"/>
+        </w:rPr>
+        <w:t xml:space="preserve"> </w:t>
+      </w:r>
+      <w:r>
+        <w:rPr>
+          <w:rFonts w:hint="eastAsia"/>
+        </w:rPr>
+        <w:t>房地產經紀人</w:t>
+      </w:r>
+      <w:r>
+        <w:rPr>
+          <w:rFonts w:hint="eastAsia"/>
+        </w:rPr>
+        <w:t>、</w:t>
+      </w:r>
+      <w:r>
+        <w:rPr>
+          <w:rFonts w:hint="eastAsia"/>
+        </w:rPr>
+        <w:t>房地產經紀人</w:t>
+      </w:r>
+    </w:p>
+    <w:p>
+      <w:r>
+        <w:t>deposit</w:t>
+      </w:r>
+      <w:r>
+        <w:rPr>
+          <w:rFonts w:hint="eastAsia"/>
+        </w:rPr>
+        <w:t xml:space="preserve"> </w:t>
+      </w:r>
+      <w:r>
+        <w:t>v.</w:t>
+      </w:r>
+      <w:r>
+        <w:rPr>
+          <w:rFonts w:hint="eastAsia"/>
+        </w:rPr>
+        <w:t>存放</w:t>
+      </w:r>
+      <w:r>
+        <w:rPr>
+          <w:rFonts w:hint="eastAsia"/>
+        </w:rPr>
+        <w:t>/</w:t>
+      </w:r>
+      <w:r>
+        <w:rPr>
+          <w:rFonts w:hint="eastAsia"/>
+        </w:rPr>
+        <w:t>支付</w:t>
+      </w:r>
+      <w:r>
+        <w:rPr>
+          <w:rFonts w:hint="eastAsia"/>
+        </w:rPr>
+        <w:t>,</w:t>
+      </w:r>
+      <w:r>
+        <w:t>n.</w:t>
+      </w:r>
+      <w:r>
+        <w:rPr>
+          <w:rFonts w:hint="eastAsia"/>
+        </w:rPr>
+        <w:t>存款</w:t>
+      </w:r>
+      <w:r>
+        <w:rPr>
+          <w:rFonts w:hint="eastAsia"/>
+        </w:rPr>
+        <w:t>/</w:t>
+      </w:r>
+      <w:r>
+        <w:rPr>
+          <w:rFonts w:hint="eastAsia"/>
+        </w:rPr>
+        <w:t>沉澱物、</w:t>
+      </w:r>
+      <w:r>
+        <w:t>carefully</w:t>
+      </w:r>
+      <w:r>
+        <w:t xml:space="preserve"> adv.</w:t>
+      </w:r>
+      <w:r>
+        <w:rPr>
+          <w:rFonts w:hint="eastAsia"/>
+        </w:rPr>
+        <w:t>小心</w:t>
+      </w:r>
+      <w:r>
+        <w:rPr>
+          <w:rFonts w:hint="eastAsia"/>
+        </w:rPr>
+        <w:t>/</w:t>
+      </w:r>
+      <w:r>
+        <w:rPr>
+          <w:rFonts w:hint="eastAsia"/>
+        </w:rPr>
+        <w:t>仔細</w:t>
+      </w:r>
+    </w:p>
+    <w:p>
+      <w:r>
+        <w:t>come on</w:t>
+      </w:r>
+      <w:r>
+        <w:rPr>
+          <w:rFonts w:hint="eastAsia"/>
+        </w:rPr>
+        <w:t>催促別人</w:t>
+      </w:r>
+      <w:r>
+        <w:rPr>
+          <w:rFonts w:hint="eastAsia"/>
+        </w:rPr>
+        <w:t>/</w:t>
+      </w:r>
+      <w:r>
+        <w:rPr>
+          <w:rFonts w:hint="eastAsia"/>
+        </w:rPr>
+        <w:t>鼓勵</w:t>
+      </w:r>
+      <w:r>
+        <w:t>/</w:t>
+      </w:r>
+      <w:r>
+        <w:rPr>
+          <w:rFonts w:hint="eastAsia"/>
+        </w:rPr>
+        <w:t>請求</w:t>
+      </w:r>
+      <w:r>
+        <w:rPr>
+          <w:rFonts w:hint="eastAsia"/>
+        </w:rPr>
+        <w:t>/</w:t>
+      </w:r>
+      <w:r>
+        <w:rPr>
+          <w:rFonts w:hint="eastAsia"/>
+        </w:rPr>
+        <w:t>過來、</w:t>
+      </w:r>
+      <w:r>
+        <w:t>rent</w:t>
+      </w:r>
+      <w:r>
+        <w:rPr>
+          <w:rFonts w:hint="eastAsia"/>
+        </w:rPr>
+        <w:t xml:space="preserve"> n</w:t>
+      </w:r>
+      <w:r>
+        <w:t>.</w:t>
       </w:r>
       <w:r>
         <w:rPr>
@@ -2099,46 +3053,61 @@
         </w:rPr>
         <w:t>租金</w:t>
       </w:r>
-    </w:p>
-    <w:p>
-      <w:r>
-        <w:t>confident</w:t>
-      </w:r>
-      <w:r>
-        <w:t xml:space="preserve"> adj.</w:t>
-      </w:r>
-      <w:r>
-        <w:rPr>
-          <w:rFonts w:hint="eastAsia"/>
-        </w:rPr>
-        <w:t xml:space="preserve"> </w:t>
-      </w:r>
-      <w:r>
-        <w:rPr>
-          <w:rFonts w:hint="eastAsia"/>
-        </w:rPr>
-        <w:t>自信</w:t>
-      </w:r>
-      <w:r>
-        <w:rPr>
-          <w:rFonts w:hint="eastAsia"/>
-        </w:rPr>
-        <w:t>/</w:t>
-      </w:r>
-      <w:r>
-        <w:rPr>
-          <w:rFonts w:hint="eastAsia"/>
-        </w:rPr>
-        <w:t>信心、</w:t>
-      </w:r>
-      <w:r>
-        <w:t>uncertain about</w:t>
-      </w:r>
-      <w:r>
-        <w:rPr>
-          <w:rFonts w:hint="eastAsia"/>
-        </w:rPr>
-        <w:t>對……感到不確定</w:t>
+      <w:r>
+        <w:rPr>
+          <w:rFonts w:hint="eastAsia"/>
+        </w:rPr>
+        <w:t>,</w:t>
+      </w:r>
+      <w:r>
+        <w:t>v.</w:t>
+      </w:r>
+      <w:r>
+        <w:rPr>
+          <w:rFonts w:hint="eastAsia"/>
+        </w:rPr>
+        <w:t>租用、</w:t>
+      </w:r>
+      <w:r>
+        <w:t>foresee</w:t>
+      </w:r>
+      <w:r>
+        <w:t xml:space="preserve"> v.</w:t>
+      </w:r>
+      <w:r>
+        <w:rPr>
+          <w:rFonts w:hint="eastAsia"/>
+        </w:rPr>
+        <w:t>預見</w:t>
+      </w:r>
+    </w:p>
+    <w:p>
+      <w:r>
+        <w:t>property</w:t>
+      </w:r>
+      <w:r>
+        <w:t xml:space="preserve"> n.</w:t>
+      </w:r>
+      <w:r>
+        <w:rPr>
+          <w:rFonts w:hint="eastAsia"/>
+        </w:rPr>
+        <w:t>財產、</w:t>
+      </w:r>
+      <w:r>
+        <w:rPr>
+          <w:rFonts w:hint="eastAsia"/>
+        </w:rPr>
+        <w:t>c</w:t>
+      </w:r>
+      <w:r>
+        <w:t>ontractor n.</w:t>
+      </w:r>
+      <w:r>
+        <w:rPr>
+          <w:rFonts w:hint="eastAsia"/>
+        </w:rPr>
+        <w:t>承包商</w:t>
       </w:r>
       <w:r>
         <w:rPr>
@@ -2147,962 +3116,6 @@
         <w:t>、</w:t>
       </w:r>
       <w:r>
-        <w:t>certain</w:t>
-      </w:r>
-      <w:r>
-        <w:rPr>
-          <w:rFonts w:hint="eastAsia"/>
-        </w:rPr>
-        <w:t xml:space="preserve"> </w:t>
-      </w:r>
-      <w:r>
-        <w:t>adj.</w:t>
-      </w:r>
-      <w:r>
-        <w:rPr>
-          <w:rFonts w:hint="eastAsia"/>
-        </w:rPr>
-        <w:t>肯定</w:t>
-      </w:r>
-    </w:p>
-    <w:p>
-      <w:r>
-        <w:t>refer to</w:t>
-      </w:r>
-      <w:r>
-        <w:rPr>
-          <w:rFonts w:hint="eastAsia"/>
-        </w:rPr>
-        <w:t>提及</w:t>
-      </w:r>
-      <w:r>
-        <w:rPr>
-          <w:rFonts w:hint="eastAsia"/>
-        </w:rPr>
-        <w:t>/</w:t>
-      </w:r>
-      <w:r>
-        <w:rPr>
-          <w:rFonts w:hint="eastAsia"/>
-        </w:rPr>
-        <w:t>談到</w:t>
-      </w:r>
-      <w:r>
-        <w:rPr>
-          <w:rFonts w:hint="eastAsia"/>
-        </w:rPr>
-        <w:t>、</w:t>
-      </w:r>
-      <w:r>
-        <w:t>rental agreement</w:t>
-      </w:r>
-      <w:r>
-        <w:rPr>
-          <w:rFonts w:hint="eastAsia"/>
-        </w:rPr>
-        <w:t>租賃合約</w:t>
-      </w:r>
-      <w:r>
-        <w:rPr>
-          <w:rFonts w:hint="eastAsia"/>
-        </w:rPr>
-        <w:t>、</w:t>
-      </w:r>
-      <w:r>
-        <w:t>testimonial</w:t>
-      </w:r>
-      <w:r>
-        <w:t xml:space="preserve"> n.</w:t>
-      </w:r>
-      <w:r>
-        <w:rPr>
-          <w:rFonts w:hint="eastAsia"/>
-        </w:rPr>
-        <w:t>介紹信</w:t>
-      </w:r>
-      <w:r>
-        <w:rPr>
-          <w:rFonts w:hint="eastAsia"/>
-        </w:rPr>
-        <w:t>/</w:t>
-      </w:r>
-      <w:r>
-        <w:rPr>
-          <w:rFonts w:hint="eastAsia"/>
-        </w:rPr>
-        <w:t>推薦書</w:t>
-      </w:r>
-    </w:p>
-    <w:p>
-      <w:r>
-        <w:t>identify</w:t>
-      </w:r>
-      <w:r>
-        <w:t xml:space="preserve"> v.</w:t>
-      </w:r>
-      <w:r>
-        <w:rPr>
-          <w:rFonts w:hint="eastAsia"/>
-        </w:rPr>
-        <w:t>識別</w:t>
-      </w:r>
-      <w:r>
-        <w:rPr>
-          <w:rFonts w:hint="eastAsia"/>
-        </w:rPr>
-        <w:t>/</w:t>
-      </w:r>
-      <w:r>
-        <w:rPr>
-          <w:rFonts w:hint="eastAsia"/>
-        </w:rPr>
-        <w:t>確定、</w:t>
-      </w:r>
-      <w:r>
-        <w:t>initially</w:t>
-      </w:r>
-      <w:r>
-        <w:rPr>
-          <w:rFonts w:hint="eastAsia"/>
-        </w:rPr>
-        <w:t xml:space="preserve"> </w:t>
-      </w:r>
-      <w:r>
-        <w:t>adv.</w:t>
-      </w:r>
-      <w:r>
-        <w:rPr>
-          <w:rFonts w:hint="eastAsia"/>
-        </w:rPr>
-        <w:t>最初、</w:t>
-      </w:r>
-      <w:r>
-        <w:t>regarding</w:t>
-      </w:r>
-      <w:r>
-        <w:rPr>
-          <w:rFonts w:hint="eastAsia"/>
-        </w:rPr>
-        <w:t xml:space="preserve"> </w:t>
-      </w:r>
-      <w:r>
-        <w:t>prep.</w:t>
-      </w:r>
-      <w:r>
-        <w:rPr>
-          <w:rFonts w:hint="eastAsia"/>
-        </w:rPr>
-        <w:t>關於</w:t>
-      </w:r>
-    </w:p>
-    <w:p>
-      <w:r>
-        <w:t>motorhome</w:t>
-      </w:r>
-      <w:r>
-        <w:rPr>
-          <w:rFonts w:hint="eastAsia"/>
-        </w:rPr>
-        <w:t xml:space="preserve"> n</w:t>
-      </w:r>
-      <w:r>
-        <w:t>.</w:t>
-      </w:r>
-      <w:r>
-        <w:rPr>
-          <w:rFonts w:hint="eastAsia"/>
-        </w:rPr>
-        <w:t>房車、</w:t>
-      </w:r>
-      <w:r>
-        <w:t>thorough</w:t>
-      </w:r>
-      <w:r>
-        <w:rPr>
-          <w:rFonts w:hint="eastAsia"/>
-        </w:rPr>
-        <w:t xml:space="preserve"> a</w:t>
-      </w:r>
-      <w:r>
-        <w:t xml:space="preserve">dj </w:t>
-      </w:r>
-      <w:r>
-        <w:rPr>
-          <w:rFonts w:hint="eastAsia"/>
-        </w:rPr>
-        <w:t>仔細的</w:t>
-      </w:r>
-      <w:r>
-        <w:rPr>
-          <w:rFonts w:hint="eastAsia"/>
-        </w:rPr>
-        <w:t>/</w:t>
-      </w:r>
-      <w:r>
-        <w:rPr>
-          <w:rFonts w:hint="eastAsia"/>
-        </w:rPr>
-        <w:t>徹底、</w:t>
-      </w:r>
-      <w:r>
-        <w:t>inspection</w:t>
-      </w:r>
-      <w:r>
-        <w:rPr>
-          <w:rFonts w:hint="eastAsia"/>
-        </w:rPr>
-        <w:t xml:space="preserve"> n</w:t>
-      </w:r>
-      <w:r>
-        <w:t>.</w:t>
-      </w:r>
-      <w:r>
-        <w:rPr>
-          <w:rFonts w:hint="eastAsia"/>
-        </w:rPr>
-        <w:t>檢查</w:t>
-      </w:r>
-    </w:p>
-    <w:p>
-      <w:r>
-        <w:t>come out</w:t>
-      </w:r>
-      <w:r>
-        <w:rPr>
-          <w:rFonts w:hint="eastAsia"/>
-        </w:rPr>
-        <w:t>出現</w:t>
-      </w:r>
-      <w:r>
-        <w:rPr>
-          <w:rFonts w:hint="eastAsia"/>
-        </w:rPr>
-        <w:t>/</w:t>
-      </w:r>
-      <w:r>
-        <w:rPr>
-          <w:rFonts w:hint="eastAsia"/>
-        </w:rPr>
-        <w:t>發行、</w:t>
-      </w:r>
-      <w:r>
-        <w:t>assess</w:t>
-      </w:r>
-      <w:r>
-        <w:t xml:space="preserve"> v.</w:t>
-      </w:r>
-      <w:r>
-        <w:rPr>
-          <w:rFonts w:hint="eastAsia"/>
-        </w:rPr>
-        <w:t>評估</w:t>
-      </w:r>
-      <w:r>
-        <w:rPr>
-          <w:rFonts w:hint="eastAsia"/>
-        </w:rPr>
-        <w:t>/</w:t>
-      </w:r>
-      <w:r>
-        <w:rPr>
-          <w:rFonts w:hint="eastAsia"/>
-        </w:rPr>
-        <w:t>估價、</w:t>
-      </w:r>
-      <w:r>
-        <w:rPr>
-          <w:rFonts w:hint="eastAsia"/>
-        </w:rPr>
-        <w:t>p</w:t>
-      </w:r>
-      <w:r>
-        <w:t>romptly adv.</w:t>
-      </w:r>
-      <w:r>
-        <w:rPr>
-          <w:rFonts w:hint="eastAsia"/>
-        </w:rPr>
-        <w:t>迅速地</w:t>
-      </w:r>
-    </w:p>
-    <w:p>
-      <w:r>
-        <w:t>question</w:t>
-      </w:r>
-      <w:r>
-        <w:t xml:space="preserve"> n.</w:t>
-      </w:r>
-      <w:r>
-        <w:rPr>
-          <w:rFonts w:hint="eastAsia"/>
-        </w:rPr>
-        <w:t>問題</w:t>
-      </w:r>
-      <w:r>
-        <w:t>,v.</w:t>
-      </w:r>
-      <w:r>
-        <w:rPr>
-          <w:rFonts w:hint="eastAsia"/>
-        </w:rPr>
-        <w:t>懷疑</w:t>
-      </w:r>
-    </w:p>
-    <w:p/>
-    <w:p>
-      <w:r>
-        <w:t>repair calls</w:t>
-      </w:r>
-      <w:r>
-        <w:t xml:space="preserve"> </w:t>
-      </w:r>
-      <w:r>
-        <w:rPr>
-          <w:rFonts w:hint="eastAsia"/>
-        </w:rPr>
-        <w:t>維修電話</w:t>
-      </w:r>
-      <w:r>
-        <w:rPr>
-          <w:rFonts w:hint="eastAsia"/>
-        </w:rPr>
-        <w:t>/</w:t>
-      </w:r>
-      <w:r>
-        <w:rPr>
-          <w:rFonts w:hint="eastAsia"/>
-        </w:rPr>
-        <w:t>維修通知、</w:t>
-      </w:r>
-      <w:r>
-        <w:rPr>
-          <w:rFonts w:hint="eastAsia"/>
-        </w:rPr>
-        <w:t>h</w:t>
-      </w:r>
-      <w:r>
-        <w:t>andwriting n.</w:t>
-      </w:r>
-      <w:r>
-        <w:rPr>
-          <w:rFonts w:hint="eastAsia"/>
-        </w:rPr>
-        <w:t>書寫、</w:t>
-      </w:r>
-      <w:r>
-        <w:t>misus</w:t>
-      </w:r>
-      <w:r>
-        <w:t>e n. v.</w:t>
-      </w:r>
-      <w:r>
-        <w:rPr>
-          <w:rFonts w:hint="eastAsia"/>
-        </w:rPr>
-        <w:t>濫用</w:t>
-      </w:r>
-      <w:r>
-        <w:t>/</w:t>
-      </w:r>
-      <w:r>
-        <w:rPr>
-          <w:rFonts w:hint="eastAsia"/>
-        </w:rPr>
-        <w:t>錯用</w:t>
-      </w:r>
-    </w:p>
-    <w:p>
-      <w:r>
-        <w:t>properly</w:t>
-      </w:r>
-      <w:r>
-        <w:t xml:space="preserve"> adv.</w:t>
-      </w:r>
-      <w:r>
-        <w:rPr>
-          <w:rFonts w:hint="eastAsia"/>
-        </w:rPr>
-        <w:t xml:space="preserve"> </w:t>
-      </w:r>
-      <w:r>
-        <w:rPr>
-          <w:rFonts w:hint="eastAsia"/>
-        </w:rPr>
-        <w:t>正確</w:t>
-      </w:r>
-      <w:r>
-        <w:rPr>
-          <w:rFonts w:hint="eastAsia"/>
-        </w:rPr>
-        <w:t>/</w:t>
-      </w:r>
-      <w:r>
-        <w:rPr>
-          <w:rFonts w:hint="eastAsia"/>
-        </w:rPr>
-        <w:t>適當、</w:t>
-      </w:r>
-      <w:r>
-        <w:t>turn in</w:t>
-      </w:r>
-      <w:r>
-        <w:rPr>
-          <w:rFonts w:hint="eastAsia"/>
-        </w:rPr>
-        <w:t>繳交</w:t>
-      </w:r>
-      <w:r>
-        <w:rPr>
-          <w:rFonts w:hint="eastAsia"/>
-        </w:rPr>
-        <w:t>/</w:t>
-      </w:r>
-      <w:r>
-        <w:rPr>
-          <w:rFonts w:hint="eastAsia"/>
-        </w:rPr>
-        <w:t>交出、</w:t>
-      </w:r>
-      <w:r>
-        <w:rPr>
-          <w:rFonts w:hint="eastAsia"/>
-        </w:rPr>
-        <w:t>p</w:t>
-      </w:r>
-      <w:r>
-        <w:t>ick up</w:t>
-      </w:r>
-      <w:r>
-        <w:rPr>
-          <w:rFonts w:hint="eastAsia"/>
-        </w:rPr>
-        <w:t>撿起</w:t>
-      </w:r>
-      <w:r>
-        <w:rPr>
-          <w:rFonts w:hint="eastAsia"/>
-        </w:rPr>
-        <w:t>/</w:t>
-      </w:r>
-      <w:r>
-        <w:rPr>
-          <w:rFonts w:hint="eastAsia"/>
-        </w:rPr>
-        <w:t>領取物品</w:t>
-      </w:r>
-      <w:r>
-        <w:rPr>
-          <w:rFonts w:hint="eastAsia"/>
-        </w:rPr>
-        <w:t>/</w:t>
-      </w:r>
-      <w:r>
-        <w:rPr>
-          <w:rFonts w:hint="eastAsia"/>
-        </w:rPr>
-        <w:t>購買</w:t>
-      </w:r>
-      <w:r>
-        <w:rPr>
-          <w:rFonts w:hint="eastAsia"/>
-        </w:rPr>
-        <w:t>/</w:t>
-      </w:r>
-      <w:r>
-        <w:rPr>
-          <w:rFonts w:hint="eastAsia"/>
-        </w:rPr>
-        <w:t>學會</w:t>
-      </w:r>
-    </w:p>
-    <w:p>
-      <w:r>
-        <w:rPr>
-          <w:rFonts w:hint="eastAsia"/>
-        </w:rPr>
-        <w:t>q</w:t>
-      </w:r>
-      <w:r>
-        <w:t xml:space="preserve">uality plumbing </w:t>
-      </w:r>
-      <w:r>
-        <w:rPr>
-          <w:rFonts w:hint="eastAsia"/>
-        </w:rPr>
-        <w:t>高品質水管系統、</w:t>
-      </w:r>
-      <w:r>
-        <w:t>stop by</w:t>
-      </w:r>
-      <w:r>
-        <w:t>順路經過</w:t>
-      </w:r>
-      <w:r>
-        <w:rPr>
-          <w:rFonts w:hint="eastAsia"/>
-        </w:rPr>
-        <w:t>、</w:t>
-      </w:r>
-      <w:r>
-        <w:t>leave for</w:t>
-      </w:r>
-      <w:r>
-        <w:rPr>
-          <w:rFonts w:hint="eastAsia"/>
-        </w:rPr>
-        <w:t>前往</w:t>
-      </w:r>
-    </w:p>
-    <w:p/>
-    <w:p>
-      <w:r>
-        <w:t>construction site</w:t>
-      </w:r>
-      <w:r>
-        <w:rPr>
-          <w:rFonts w:hint="eastAsia"/>
-        </w:rPr>
-        <w:t xml:space="preserve"> </w:t>
-      </w:r>
-      <w:r>
-        <w:rPr>
-          <w:rFonts w:hint="eastAsia"/>
-        </w:rPr>
-        <w:t>工地、</w:t>
-      </w:r>
-      <w:r>
-        <w:t>factory</w:t>
-      </w:r>
-      <w:r>
-        <w:rPr>
-          <w:rFonts w:hint="eastAsia"/>
-        </w:rPr>
-        <w:t xml:space="preserve"> </w:t>
-      </w:r>
-      <w:r>
-        <w:t>n.</w:t>
-      </w:r>
-      <w:r>
-        <w:rPr>
-          <w:rFonts w:hint="eastAsia"/>
-        </w:rPr>
-        <w:t>工廠、</w:t>
-      </w:r>
-      <w:r>
-        <w:t>car dealership</w:t>
-      </w:r>
-      <w:r>
-        <w:rPr>
-          <w:rFonts w:hint="eastAsia"/>
-        </w:rPr>
-        <w:t xml:space="preserve"> </w:t>
-      </w:r>
-      <w:r>
-        <w:rPr>
-          <w:rFonts w:hint="eastAsia"/>
-        </w:rPr>
-        <w:t>汽車經銷店</w:t>
-      </w:r>
-    </w:p>
-    <w:p>
-      <w:r>
-        <w:t>evening</w:t>
-      </w:r>
-      <w:r>
-        <w:rPr>
-          <w:rFonts w:hint="eastAsia"/>
-        </w:rPr>
-        <w:t xml:space="preserve"> </w:t>
-      </w:r>
-      <w:r>
-        <w:t>n.</w:t>
-      </w:r>
-      <w:r>
-        <w:rPr>
-          <w:rFonts w:hint="eastAsia"/>
-        </w:rPr>
-        <w:t>晚上、</w:t>
-      </w:r>
-      <w:r>
-        <w:t>conveyor belt</w:t>
-      </w:r>
-      <w:r>
-        <w:rPr>
-          <w:rFonts w:hint="eastAsia"/>
-        </w:rPr>
-        <w:t xml:space="preserve"> </w:t>
-      </w:r>
-      <w:r>
-        <w:t>n.</w:t>
-      </w:r>
-      <w:r>
-        <w:rPr>
-          <w:rFonts w:hint="eastAsia"/>
-        </w:rPr>
-        <w:t>傳送帶、</w:t>
-      </w:r>
-      <w:r>
-        <w:t>out of order</w:t>
-      </w:r>
-      <w:r>
-        <w:rPr>
-          <w:rFonts w:hint="eastAsia"/>
-        </w:rPr>
-        <w:t>物品故障</w:t>
-      </w:r>
-    </w:p>
-    <w:p>
-      <w:r>
-        <w:rPr>
-          <w:rFonts w:hint="eastAsia"/>
-        </w:rPr>
-        <w:t>t</w:t>
-      </w:r>
-      <w:r>
-        <w:t>emporarily adv.</w:t>
-      </w:r>
-      <w:r>
-        <w:rPr>
-          <w:rFonts w:hint="eastAsia"/>
-        </w:rPr>
-        <w:t>暫時、</w:t>
-      </w:r>
-      <w:r>
-        <w:rPr>
-          <w:rFonts w:hint="eastAsia"/>
-        </w:rPr>
-        <w:t>t</w:t>
-      </w:r>
-      <w:r>
-        <w:t>emporarily</w:t>
-      </w:r>
-      <w:r>
-        <w:rPr>
-          <w:rFonts w:hint="eastAsia"/>
-        </w:rPr>
-        <w:t xml:space="preserve"> </w:t>
-      </w:r>
-      <w:r>
-        <w:t>n.</w:t>
-      </w:r>
-      <w:r>
-        <w:rPr>
-          <w:rFonts w:hint="eastAsia"/>
-        </w:rPr>
-        <w:t xml:space="preserve"> </w:t>
-      </w:r>
-      <w:r>
-        <w:rPr>
-          <w:rFonts w:hint="eastAsia"/>
-        </w:rPr>
-        <w:t>人員</w:t>
-      </w:r>
-      <w:r>
-        <w:rPr>
-          <w:rFonts w:hint="eastAsia"/>
-        </w:rPr>
-        <w:t>、</w:t>
-      </w:r>
-      <w:r>
-        <w:rPr>
-          <w:rFonts w:hint="eastAsia"/>
-        </w:rPr>
-        <w:t>s</w:t>
-      </w:r>
-      <w:r>
-        <w:t xml:space="preserve">pecial assignment </w:t>
-      </w:r>
-      <w:r>
-        <w:rPr>
-          <w:rFonts w:hint="eastAsia"/>
-        </w:rPr>
-        <w:t>特殊任務</w:t>
-      </w:r>
-    </w:p>
-    <w:p>
-      <w:r>
-        <w:t>assembly floor</w:t>
-      </w:r>
-      <w:r>
-        <w:t xml:space="preserve"> </w:t>
-      </w:r>
-      <w:r>
-        <w:rPr>
-          <w:rFonts w:hint="eastAsia"/>
-        </w:rPr>
-        <w:t>裝配平台、</w:t>
-      </w:r>
-      <w:r>
-        <w:t>day shift</w:t>
-      </w:r>
-      <w:r>
-        <w:rPr>
-          <w:rFonts w:hint="eastAsia"/>
-        </w:rPr>
-        <w:t xml:space="preserve"> </w:t>
-      </w:r>
-      <w:r>
-        <w:rPr>
-          <w:rFonts w:hint="eastAsia"/>
-        </w:rPr>
-        <w:t>日班</w:t>
-      </w:r>
-    </w:p>
-    <w:p/>
-    <w:p>
-      <w:r>
-        <w:t>architect</w:t>
-      </w:r>
-      <w:r>
-        <w:rPr>
-          <w:rFonts w:hint="eastAsia"/>
-        </w:rPr>
-        <w:t xml:space="preserve"> </w:t>
-      </w:r>
-      <w:r>
-        <w:t>n.</w:t>
-      </w:r>
-      <w:r>
-        <w:rPr>
-          <w:rFonts w:hint="eastAsia"/>
-        </w:rPr>
-        <w:t>建築師、</w:t>
-      </w:r>
-      <w:r>
-        <w:t>real estate agent</w:t>
-      </w:r>
-      <w:r>
-        <w:rPr>
-          <w:rFonts w:hint="eastAsia"/>
-        </w:rPr>
-        <w:t xml:space="preserve"> </w:t>
-      </w:r>
-      <w:r>
-        <w:rPr>
-          <w:rFonts w:hint="eastAsia"/>
-        </w:rPr>
-        <w:t>房地產經紀人</w:t>
-      </w:r>
-      <w:r>
-        <w:rPr>
-          <w:rFonts w:hint="eastAsia"/>
-        </w:rPr>
-        <w:t>、</w:t>
-      </w:r>
-      <w:r>
-        <w:rPr>
-          <w:rFonts w:hint="eastAsia"/>
-        </w:rPr>
-        <w:t>房地產經紀人</w:t>
-      </w:r>
-    </w:p>
-    <w:p>
-      <w:r>
-        <w:t>deposit</w:t>
-      </w:r>
-      <w:r>
-        <w:rPr>
-          <w:rFonts w:hint="eastAsia"/>
-        </w:rPr>
-        <w:t xml:space="preserve"> </w:t>
-      </w:r>
-      <w:r>
-        <w:t>v.</w:t>
-      </w:r>
-      <w:r>
-        <w:rPr>
-          <w:rFonts w:hint="eastAsia"/>
-        </w:rPr>
-        <w:t>存放</w:t>
-      </w:r>
-      <w:r>
-        <w:rPr>
-          <w:rFonts w:hint="eastAsia"/>
-        </w:rPr>
-        <w:t>/</w:t>
-      </w:r>
-      <w:r>
-        <w:rPr>
-          <w:rFonts w:hint="eastAsia"/>
-        </w:rPr>
-        <w:t>支付</w:t>
-      </w:r>
-      <w:r>
-        <w:rPr>
-          <w:rFonts w:hint="eastAsia"/>
-        </w:rPr>
-        <w:t>,</w:t>
-      </w:r>
-      <w:r>
-        <w:t>n.</w:t>
-      </w:r>
-      <w:r>
-        <w:rPr>
-          <w:rFonts w:hint="eastAsia"/>
-        </w:rPr>
-        <w:t>存款</w:t>
-      </w:r>
-      <w:r>
-        <w:rPr>
-          <w:rFonts w:hint="eastAsia"/>
-        </w:rPr>
-        <w:t>/</w:t>
-      </w:r>
-      <w:r>
-        <w:rPr>
-          <w:rFonts w:hint="eastAsia"/>
-        </w:rPr>
-        <w:t>沉澱物、</w:t>
-      </w:r>
-      <w:r>
-        <w:t>carefully</w:t>
-      </w:r>
-      <w:r>
-        <w:t xml:space="preserve"> adv.</w:t>
-      </w:r>
-      <w:r>
-        <w:rPr>
-          <w:rFonts w:hint="eastAsia"/>
-        </w:rPr>
-        <w:t>小心</w:t>
-      </w:r>
-      <w:r>
-        <w:rPr>
-          <w:rFonts w:hint="eastAsia"/>
-        </w:rPr>
-        <w:t>/</w:t>
-      </w:r>
-      <w:r>
-        <w:rPr>
-          <w:rFonts w:hint="eastAsia"/>
-        </w:rPr>
-        <w:t>仔細</w:t>
-      </w:r>
-    </w:p>
-    <w:p>
-      <w:r>
-        <w:t>come on</w:t>
-      </w:r>
-      <w:r>
-        <w:rPr>
-          <w:rFonts w:hint="eastAsia"/>
-        </w:rPr>
-        <w:t>催促別人</w:t>
-      </w:r>
-      <w:r>
-        <w:rPr>
-          <w:rFonts w:hint="eastAsia"/>
-        </w:rPr>
-        <w:t>/</w:t>
-      </w:r>
-      <w:r>
-        <w:rPr>
-          <w:rFonts w:hint="eastAsia"/>
-        </w:rPr>
-        <w:t>鼓勵</w:t>
-      </w:r>
-      <w:r>
-        <w:t>/</w:t>
-      </w:r>
-      <w:r>
-        <w:rPr>
-          <w:rFonts w:hint="eastAsia"/>
-        </w:rPr>
-        <w:t>請求</w:t>
-      </w:r>
-      <w:r>
-        <w:rPr>
-          <w:rFonts w:hint="eastAsia"/>
-        </w:rPr>
-        <w:t>/</w:t>
-      </w:r>
-      <w:r>
-        <w:rPr>
-          <w:rFonts w:hint="eastAsia"/>
-        </w:rPr>
-        <w:t>過來、</w:t>
-      </w:r>
-      <w:r>
-        <w:t>rent</w:t>
-      </w:r>
-      <w:r>
-        <w:rPr>
-          <w:rFonts w:hint="eastAsia"/>
-        </w:rPr>
-        <w:t xml:space="preserve"> n</w:t>
-      </w:r>
-      <w:r>
-        <w:t>.</w:t>
-      </w:r>
-      <w:r>
-        <w:rPr>
-          <w:rFonts w:hint="eastAsia"/>
-        </w:rPr>
-        <w:t>租金</w:t>
-      </w:r>
-      <w:r>
-        <w:rPr>
-          <w:rFonts w:hint="eastAsia"/>
-        </w:rPr>
-        <w:t>,</w:t>
-      </w:r>
-      <w:r>
-        <w:t>v.</w:t>
-      </w:r>
-      <w:r>
-        <w:rPr>
-          <w:rFonts w:hint="eastAsia"/>
-        </w:rPr>
-        <w:t>租用、</w:t>
-      </w:r>
-      <w:r>
-        <w:t>foresee</w:t>
-      </w:r>
-      <w:r>
-        <w:t xml:space="preserve"> v.</w:t>
-      </w:r>
-      <w:r>
-        <w:rPr>
-          <w:rFonts w:hint="eastAsia"/>
-        </w:rPr>
-        <w:t>預見</w:t>
-      </w:r>
-    </w:p>
-    <w:p>
-      <w:r>
-        <w:t>property</w:t>
-      </w:r>
-      <w:r>
-        <w:t xml:space="preserve"> n.</w:t>
-      </w:r>
-      <w:r>
-        <w:rPr>
-          <w:rFonts w:hint="eastAsia"/>
-        </w:rPr>
-        <w:t>財產、</w:t>
-      </w:r>
-      <w:r>
-        <w:rPr>
-          <w:rFonts w:hint="eastAsia"/>
-        </w:rPr>
-        <w:t>c</w:t>
-      </w:r>
-      <w:r>
-        <w:t>ontractor n.</w:t>
-      </w:r>
-      <w:r>
-        <w:rPr>
-          <w:rFonts w:hint="eastAsia"/>
-        </w:rPr>
-        <w:t>承包商</w:t>
-      </w:r>
-      <w:r>
-        <w:rPr>
-          <w:rFonts w:hint="eastAsia"/>
-        </w:rPr>
-        <w:t>、</w:t>
-      </w:r>
-      <w:r>
         <w:t>as soon as</w:t>
       </w:r>
       <w:r>
@@ -3111,12 +3124,14 @@
         </w:rPr>
         <w:t xml:space="preserve"> </w:t>
       </w:r>
+      <w:proofErr w:type="gramStart"/>
       <w:r>
         <w:rPr>
           <w:rFonts w:hint="eastAsia"/>
         </w:rPr>
         <w:t>一</w:t>
       </w:r>
+      <w:proofErr w:type="gramEnd"/>
       <w:r>
         <w:rPr>
           <w:rFonts w:hint="eastAsia"/>
@@ -4192,43 +4207,395 @@
         <w:t>v.</w:t>
       </w:r>
       <w:r>
+        <w:t>n</w:t>
+      </w:r>
+      <w:proofErr w:type="spellEnd"/>
+      <w:r>
+        <w:t>.</w:t>
+      </w:r>
+      <w:r>
+        <w:rPr>
+          <w:rFonts w:hint="eastAsia"/>
+        </w:rPr>
+        <w:t>聲稱</w:t>
+      </w:r>
+      <w:r>
+        <w:rPr>
+          <w:rFonts w:hint="eastAsia"/>
+        </w:rPr>
+        <w:t>/</w:t>
+      </w:r>
+      <w:r>
+        <w:rPr>
+          <w:rFonts w:hint="eastAsia"/>
+        </w:rPr>
+        <w:t>主張</w:t>
+      </w:r>
+      <w:r>
+        <w:rPr>
+          <w:rFonts w:hint="eastAsia"/>
+        </w:rPr>
+        <w:t>/</w:t>
+      </w:r>
+      <w:r>
+        <w:rPr>
+          <w:rFonts w:hint="eastAsia"/>
+        </w:rPr>
+        <w:t>索賠</w:t>
+      </w:r>
+    </w:p>
+    <w:p>
+      <w:r>
+        <w:t>reassure</w:t>
+      </w:r>
+      <w:r>
+        <w:t xml:space="preserve"> v.</w:t>
+      </w:r>
+      <w:r>
+        <w:rPr>
+          <w:rFonts w:hint="eastAsia"/>
+        </w:rPr>
+        <w:t>安慰</w:t>
+      </w:r>
+      <w:r>
+        <w:rPr>
+          <w:rFonts w:hint="eastAsia"/>
+        </w:rPr>
+        <w:t>/</w:t>
+      </w:r>
+      <w:r>
+        <w:rPr>
+          <w:rFonts w:hint="eastAsia"/>
+        </w:rPr>
+        <w:t>使安心、</w:t>
+      </w:r>
+      <w:r>
+        <w:t>acknowledge</w:t>
+      </w:r>
+      <w:r>
+        <w:rPr>
+          <w:rFonts w:hint="eastAsia"/>
+        </w:rPr>
+        <w:t xml:space="preserve"> </w:t>
+      </w:r>
+      <w:r>
+        <w:t>v.</w:t>
+      </w:r>
+      <w:r>
+        <w:rPr>
+          <w:rFonts w:hint="eastAsia"/>
+        </w:rPr>
+        <w:t>承認</w:t>
+      </w:r>
+      <w:r>
+        <w:t>/</w:t>
+      </w:r>
+      <w:r>
+        <w:rPr>
+          <w:rFonts w:hint="eastAsia"/>
+        </w:rPr>
+        <w:t>確認收到</w:t>
+      </w:r>
+      <w:r>
+        <w:rPr>
+          <w:rFonts w:hint="eastAsia"/>
+        </w:rPr>
+        <w:t>、</w:t>
+      </w:r>
+      <w:r>
+        <w:t>retirement</w:t>
+      </w:r>
+      <w:r>
+        <w:rPr>
+          <w:rFonts w:hint="eastAsia"/>
+        </w:rPr>
+        <w:t xml:space="preserve"> </w:t>
+      </w:r>
+      <w:r>
         <w:t>n.</w:t>
       </w:r>
+      <w:r>
+        <w:rPr>
+          <w:rFonts w:hint="eastAsia"/>
+        </w:rPr>
+        <w:t>退休</w:t>
+      </w:r>
+    </w:p>
+    <w:p>
+      <w:r>
+        <w:t>groundbreaking</w:t>
+      </w:r>
+      <w:r>
+        <w:rPr>
+          <w:rFonts w:hint="eastAsia"/>
+        </w:rPr>
+        <w:t xml:space="preserve"> </w:t>
+      </w:r>
+      <w:r>
+        <w:t>adj.</w:t>
+      </w:r>
+      <w:r>
+        <w:rPr>
+          <w:rFonts w:hint="eastAsia"/>
+        </w:rPr>
+        <w:t>創新的、</w:t>
+      </w:r>
+      <w:r>
+        <w:t>ceremony</w:t>
+      </w:r>
+      <w:r>
+        <w:rPr>
+          <w:rFonts w:hint="eastAsia"/>
+        </w:rPr>
+        <w:t xml:space="preserve"> </w:t>
+      </w:r>
+      <w:r>
+        <w:t>n.</w:t>
+      </w:r>
+      <w:r>
+        <w:rPr>
+          <w:rFonts w:hint="eastAsia"/>
+        </w:rPr>
+        <w:t>典禮、</w:t>
+      </w:r>
+      <w:r>
+        <w:t>reception</w:t>
+      </w:r>
+      <w:r>
+        <w:rPr>
+          <w:rFonts w:hint="eastAsia"/>
+        </w:rPr>
+        <w:t xml:space="preserve"> </w:t>
+      </w:r>
+      <w:r>
+        <w:t>n.</w:t>
+      </w:r>
+      <w:r>
+        <w:rPr>
+          <w:rFonts w:hint="eastAsia"/>
+        </w:rPr>
+        <w:t>招待會</w:t>
+      </w:r>
+      <w:r>
+        <w:rPr>
+          <w:rFonts w:hint="eastAsia"/>
+        </w:rPr>
+        <w:t>/</w:t>
+      </w:r>
+      <w:r>
+        <w:rPr>
+          <w:rFonts w:hint="eastAsia"/>
+        </w:rPr>
+        <w:t>回應</w:t>
+      </w:r>
+      <w:r>
+        <w:rPr>
+          <w:rFonts w:hint="eastAsia"/>
+        </w:rPr>
+        <w:t>/</w:t>
+      </w:r>
+      <w:r>
+        <w:rPr>
+          <w:rFonts w:hint="eastAsia"/>
+        </w:rPr>
+        <w:t>接待</w:t>
+      </w:r>
+    </w:p>
+    <w:p>
+      <w:r>
+        <w:t>remodel</w:t>
+      </w:r>
+      <w:r>
+        <w:t xml:space="preserve"> v.</w:t>
+      </w:r>
+      <w:r>
+        <w:rPr>
+          <w:rFonts w:hint="eastAsia"/>
+        </w:rPr>
+        <w:t>改造、</w:t>
+      </w:r>
+      <w:r>
+        <w:t>part of</w:t>
+      </w:r>
+      <w:r>
+        <w:t xml:space="preserve"> </w:t>
+      </w:r>
+      <w:r>
+        <w:rPr>
+          <w:rFonts w:hint="eastAsia"/>
+        </w:rPr>
+        <w:t>一部分、</w:t>
+      </w:r>
+      <w:r>
+        <w:t>corporate</w:t>
+      </w:r>
+      <w:r>
+        <w:rPr>
+          <w:rFonts w:hint="eastAsia"/>
+        </w:rPr>
+        <w:t xml:space="preserve"> </w:t>
+      </w:r>
+      <w:r>
+        <w:t>adj.</w:t>
+      </w:r>
+      <w:r>
+        <w:rPr>
+          <w:rFonts w:hint="eastAsia"/>
+        </w:rPr>
+        <w:t>公司</w:t>
+      </w:r>
+      <w:r>
+        <w:rPr>
+          <w:rFonts w:hint="eastAsia"/>
+        </w:rPr>
+        <w:t>/</w:t>
+      </w:r>
+      <w:r>
+        <w:rPr>
+          <w:rFonts w:hint="eastAsia"/>
+        </w:rPr>
+        <w:t>全體、</w:t>
+      </w:r>
+      <w:r>
+        <w:t>luncheon</w:t>
+      </w:r>
+      <w:r>
+        <w:rPr>
+          <w:rFonts w:hint="eastAsia"/>
+        </w:rPr>
+        <w:t xml:space="preserve"> </w:t>
+      </w:r>
+      <w:r>
+        <w:t>n.</w:t>
+      </w:r>
+      <w:r>
+        <w:rPr>
+          <w:rFonts w:hint="eastAsia"/>
+        </w:rPr>
+        <w:t>午餐</w:t>
+      </w:r>
+    </w:p>
+    <w:p>
+      <w:r>
+        <w:t>warm welcome</w:t>
+      </w:r>
+      <w:r>
+        <w:rPr>
+          <w:rFonts w:hint="eastAsia"/>
+        </w:rPr>
+        <w:t>熱烈歡迎</w:t>
+      </w:r>
+    </w:p>
+    <w:p/>
+    <w:p>
+      <w:r>
+        <w:t>organic</w:t>
+      </w:r>
+      <w:r>
+        <w:t xml:space="preserve"> adj.</w:t>
+      </w:r>
+      <w:r>
+        <w:rPr>
+          <w:rFonts w:hint="eastAsia"/>
+        </w:rPr>
+        <w:t>有機的、</w:t>
+      </w:r>
+      <w:r>
+        <w:t>meal</w:t>
+      </w:r>
+      <w:r>
+        <w:t xml:space="preserve"> n.</w:t>
+      </w:r>
+      <w:r>
+        <w:rPr>
+          <w:rFonts w:hint="eastAsia"/>
+        </w:rPr>
+        <w:t>餐點、</w:t>
+      </w:r>
+      <w:r>
+        <w:t>comment</w:t>
+      </w:r>
+      <w:r>
+        <w:rPr>
+          <w:rFonts w:hint="eastAsia"/>
+        </w:rPr>
+        <w:t xml:space="preserve"> </w:t>
+      </w:r>
+      <w:proofErr w:type="spellStart"/>
+      <w:r>
+        <w:t>v.n</w:t>
+      </w:r>
       <w:proofErr w:type="spellEnd"/>
       <w:r>
-        <w:rPr>
-          <w:rFonts w:hint="eastAsia"/>
-        </w:rPr>
-        <w:t>聲稱</w:t>
-      </w:r>
-      <w:r>
-        <w:rPr>
-          <w:rFonts w:hint="eastAsia"/>
-        </w:rPr>
-        <w:t>/</w:t>
-      </w:r>
-      <w:r>
-        <w:rPr>
-          <w:rFonts w:hint="eastAsia"/>
-        </w:rPr>
-        <w:t>主張</w:t>
-      </w:r>
-      <w:r>
-        <w:rPr>
-          <w:rFonts w:hint="eastAsia"/>
-        </w:rPr>
-        <w:t>/</w:t>
-      </w:r>
-      <w:r>
-        <w:rPr>
-          <w:rFonts w:hint="eastAsia"/>
-        </w:rPr>
-        <w:t>索賠</w:t>
-      </w:r>
-    </w:p>
-    <w:p>
-      <w:r>
-        <w:t>reassure</w:t>
+        <w:t>.</w:t>
+      </w:r>
+      <w:r>
+        <w:rPr>
+          <w:rFonts w:hint="eastAsia"/>
+        </w:rPr>
+        <w:t>評論</w:t>
+      </w:r>
+      <w:r>
+        <w:rPr>
+          <w:rFonts w:hint="eastAsia"/>
+        </w:rPr>
+        <w:t>/</w:t>
+      </w:r>
+      <w:r>
+        <w:rPr>
+          <w:rFonts w:hint="eastAsia"/>
+        </w:rPr>
+        <w:t>評語、</w:t>
+      </w:r>
+      <w:r>
+        <w:t>subscription</w:t>
+      </w:r>
+      <w:r>
+        <w:t xml:space="preserve"> n.</w:t>
+      </w:r>
+      <w:r>
+        <w:rPr>
+          <w:rFonts w:hint="eastAsia"/>
+        </w:rPr>
+        <w:t>訂閱</w:t>
+      </w:r>
+    </w:p>
+    <w:p>
+      <w:r>
+        <w:t>revealed</w:t>
+      </w:r>
+      <w:r>
+        <w:rPr>
+          <w:rFonts w:hint="eastAsia"/>
+        </w:rPr>
+        <w:t xml:space="preserve"> </w:t>
+      </w:r>
+      <w:r>
+        <w:t>v.</w:t>
+      </w:r>
+      <w:r>
+        <w:rPr>
+          <w:rFonts w:hint="eastAsia"/>
+        </w:rPr>
+        <w:t>透露</w:t>
+      </w:r>
+      <w:r>
+        <w:rPr>
+          <w:rFonts w:hint="eastAsia"/>
+        </w:rPr>
+        <w:t>/n</w:t>
+      </w:r>
+      <w:r>
+        <w:t>.</w:t>
+      </w:r>
+      <w:r>
+        <w:rPr>
+          <w:rFonts w:hint="eastAsia"/>
+        </w:rPr>
+        <w:t>揭示、</w:t>
+      </w:r>
+      <w:r>
+        <w:t>consume</w:t>
       </w:r>
       <w:r>
         <w:t xml:space="preserve"> v.</w:t>
@@ -4237,22 +4604,132 @@
         <w:rPr>
           <w:rFonts w:hint="eastAsia"/>
         </w:rPr>
-        <w:t>安慰</w:t>
-      </w:r>
-      <w:r>
-        <w:rPr>
-          <w:rFonts w:hint="eastAsia"/>
-        </w:rPr>
-        <w:t>/</w:t>
-      </w:r>
-      <w:r>
-        <w:rPr>
-          <w:rFonts w:hint="eastAsia"/>
-        </w:rPr>
-        <w:t>使安心、</w:t>
-      </w:r>
-      <w:r>
-        <w:t>acknowledge</w:t>
+        <w:t>消耗</w:t>
+      </w:r>
+      <w:r>
+        <w:rPr>
+          <w:rFonts w:hint="eastAsia"/>
+        </w:rPr>
+        <w:t>/</w:t>
+      </w:r>
+      <w:r>
+        <w:rPr>
+          <w:rFonts w:hint="eastAsia"/>
+        </w:rPr>
+        <w:t>花費</w:t>
+      </w:r>
+      <w:r>
+        <w:rPr>
+          <w:rFonts w:hint="eastAsia"/>
+        </w:rPr>
+        <w:t>/</w:t>
+      </w:r>
+      <w:r>
+        <w:rPr>
+          <w:rFonts w:hint="eastAsia"/>
+        </w:rPr>
+        <w:t>吃、</w:t>
+      </w:r>
+      <w:r>
+        <w:t>individual</w:t>
+      </w:r>
+      <w:r>
+        <w:rPr>
+          <w:rFonts w:hint="eastAsia"/>
+        </w:rPr>
+        <w:t xml:space="preserve"> </w:t>
+      </w:r>
+      <w:r>
+        <w:t>n.</w:t>
+      </w:r>
+      <w:r>
+        <w:rPr>
+          <w:rFonts w:hint="eastAsia"/>
+        </w:rPr>
+        <w:t>個人</w:t>
+      </w:r>
+      <w:r>
+        <w:rPr>
+          <w:rFonts w:hint="eastAsia"/>
+        </w:rPr>
+        <w:t>,</w:t>
+      </w:r>
+      <w:r>
+        <w:t>adj.</w:t>
+      </w:r>
+      <w:r>
+        <w:rPr>
+          <w:rFonts w:hint="eastAsia"/>
+        </w:rPr>
+        <w:t>個人的</w:t>
+      </w:r>
+    </w:p>
+    <w:p>
+      <w:r>
+        <w:t>amount</w:t>
+      </w:r>
+      <w:r>
+        <w:t xml:space="preserve"> n.</w:t>
+      </w:r>
+      <w:r>
+        <w:rPr>
+          <w:rFonts w:hint="eastAsia"/>
+        </w:rPr>
+        <w:t>數量、</w:t>
+      </w:r>
+      <w:r>
+        <w:t>actual</w:t>
+      </w:r>
+      <w:r>
+        <w:rPr>
+          <w:rFonts w:hint="eastAsia"/>
+        </w:rPr>
+        <w:t xml:space="preserve"> a</w:t>
+      </w:r>
+      <w:r>
+        <w:t>dj.</w:t>
+      </w:r>
+      <w:r>
+        <w:rPr>
+          <w:rFonts w:hint="eastAsia"/>
+        </w:rPr>
+        <w:t>實際的</w:t>
+      </w:r>
+      <w:r>
+        <w:rPr>
+          <w:rFonts w:hint="eastAsia"/>
+        </w:rPr>
+        <w:t>/</w:t>
+      </w:r>
+      <w:r>
+        <w:rPr>
+          <w:rFonts w:hint="eastAsia"/>
+        </w:rPr>
+        <w:t>真實的</w:t>
+      </w:r>
+    </w:p>
+    <w:p/>
+    <w:p>
+      <w:r>
+        <w:t>competition</w:t>
+      </w:r>
+      <w:r>
+        <w:rPr>
+          <w:rFonts w:hint="eastAsia"/>
+        </w:rPr>
+        <w:t xml:space="preserve"> </w:t>
+      </w:r>
+      <w:r>
+        <w:t>n.</w:t>
+      </w:r>
+      <w:r>
+        <w:rPr>
+          <w:rFonts w:hint="eastAsia"/>
+        </w:rPr>
+        <w:t>競爭、</w:t>
+      </w:r>
+      <w:r>
+        <w:t>worsen</w:t>
       </w:r>
       <w:r>
         <w:rPr>
@@ -4267,16 +4744,25 @@
         <w:rPr>
           <w:rFonts w:hint="eastAsia"/>
         </w:rPr>
-        <w:t>承認</w:t>
-      </w:r>
-      <w:r>
-        <w:t>/</w:t>
-      </w:r>
-      <w:r>
-        <w:rPr>
-          <w:rFonts w:hint="eastAsia"/>
-        </w:rPr>
-        <w:t>確認收到</w:t>
+        <w:t>惡化、</w:t>
+      </w:r>
+      <w:r>
+        <w:t>household</w:t>
+      </w:r>
+      <w:r>
+        <w:rPr>
+          <w:rFonts w:hint="eastAsia"/>
+        </w:rPr>
+        <w:t xml:space="preserve"> </w:t>
+      </w:r>
+      <w:r>
+        <w:t>n.</w:t>
+      </w:r>
+      <w:r>
+        <w:rPr>
+          <w:rFonts w:hint="eastAsia"/>
+        </w:rPr>
+        <w:t>家庭</w:t>
       </w:r>
       <w:r>
         <w:rPr>
@@ -4285,7 +4771,233 @@
         <w:t>、</w:t>
       </w:r>
       <w:r>
-        <w:t>retirement</w:t>
+        <w:t>build</w:t>
+      </w:r>
+      <w:r>
+        <w:rPr>
+          <w:rFonts w:hint="eastAsia"/>
+        </w:rPr>
+        <w:t xml:space="preserve"> v</w:t>
+      </w:r>
+      <w:r>
+        <w:t>.</w:t>
+      </w:r>
+      <w:r>
+        <w:rPr>
+          <w:rFonts w:hint="eastAsia"/>
+        </w:rPr>
+        <w:t>建造</w:t>
+      </w:r>
+      <w:r>
+        <w:rPr>
+          <w:rFonts w:hint="eastAsia"/>
+        </w:rPr>
+        <w:t>/</w:t>
+      </w:r>
+      <w:r>
+        <w:rPr>
+          <w:rFonts w:hint="eastAsia"/>
+        </w:rPr>
+        <w:t>建立</w:t>
+      </w:r>
+    </w:p>
+    <w:p/>
+    <w:p>
+      <w:r>
+        <w:rPr>
+          <w:rFonts w:hint="eastAsia"/>
+        </w:rPr>
+        <w:t>g</w:t>
+      </w:r>
+      <w:r>
+        <w:t>iving up</w:t>
+      </w:r>
+      <w:r>
+        <w:rPr>
+          <w:rFonts w:hint="eastAsia"/>
+        </w:rPr>
+        <w:t>放棄</w:t>
+      </w:r>
+      <w:r>
+        <w:rPr>
+          <w:rFonts w:hint="eastAsia"/>
+        </w:rPr>
+        <w:t>、</w:t>
+      </w:r>
+      <w:r>
+        <w:t>shorten</w:t>
+      </w:r>
+      <w:r>
+        <w:rPr>
+          <w:rFonts w:hint="eastAsia"/>
+        </w:rPr>
+        <w:t xml:space="preserve"> v</w:t>
+      </w:r>
+      <w:r>
+        <w:t>.</w:t>
+      </w:r>
+      <w:r>
+        <w:rPr>
+          <w:rFonts w:hint="eastAsia"/>
+        </w:rPr>
+        <w:t xml:space="preserve"> </w:t>
+      </w:r>
+      <w:r>
+        <w:rPr>
+          <w:rFonts w:hint="eastAsia"/>
+        </w:rPr>
+        <w:t>縮短</w:t>
+      </w:r>
+      <w:r>
+        <w:rPr>
+          <w:rFonts w:hint="eastAsia"/>
+        </w:rPr>
+        <w:t>、</w:t>
+      </w:r>
+      <w:r>
+        <w:t>regularly</w:t>
+      </w:r>
+      <w:r>
+        <w:rPr>
+          <w:rFonts w:hint="eastAsia"/>
+        </w:rPr>
+        <w:t xml:space="preserve"> </w:t>
+      </w:r>
+      <w:r>
+        <w:t>adv.</w:t>
+      </w:r>
+      <w:r>
+        <w:rPr>
+          <w:rFonts w:hint="eastAsia"/>
+        </w:rPr>
+        <w:t>經常</w:t>
+      </w:r>
+      <w:r>
+        <w:t>/</w:t>
+      </w:r>
+      <w:r>
+        <w:rPr>
+          <w:rFonts w:hint="eastAsia"/>
+        </w:rPr>
+        <w:t>規律、</w:t>
+      </w:r>
+      <w:r>
+        <w:t>various</w:t>
+      </w:r>
+      <w:r>
+        <w:rPr>
+          <w:rFonts w:hint="eastAsia"/>
+        </w:rPr>
+        <w:t xml:space="preserve"> </w:t>
+      </w:r>
+      <w:r>
+        <w:t>adj.</w:t>
+      </w:r>
+      <w:r>
+        <w:rPr>
+          <w:rFonts w:hint="eastAsia"/>
+        </w:rPr>
+        <w:t>各種</w:t>
+      </w:r>
+      <w:proofErr w:type="gramStart"/>
+      <w:r>
+        <w:rPr>
+          <w:rFonts w:hint="eastAsia"/>
+        </w:rPr>
+        <w:t>各樣、</w:t>
+      </w:r>
+      <w:proofErr w:type="gramEnd"/>
+      <w:r>
+        <w:t>access code</w:t>
+      </w:r>
+      <w:r>
+        <w:rPr>
+          <w:rFonts w:hint="eastAsia"/>
+        </w:rPr>
+        <w:t>存取碼、</w:t>
+      </w:r>
+      <w:r>
+        <w:rPr>
+          <w:rFonts w:hint="eastAsia"/>
+        </w:rPr>
+        <w:t>o</w:t>
+      </w:r>
+      <w:r>
+        <w:t xml:space="preserve">nto prep. </w:t>
+      </w:r>
+      <w:r>
+        <w:rPr>
+          <w:rFonts w:hint="eastAsia"/>
+        </w:rPr>
+        <w:t>到</w:t>
+      </w:r>
+      <w:r>
+        <w:rPr>
+          <w:rFonts w:hint="eastAsia"/>
+        </w:rPr>
+        <w:t>.</w:t>
+      </w:r>
+      <w:r>
+        <w:t>.</w:t>
+      </w:r>
+      <w:r>
+        <w:rPr>
+          <w:rFonts w:hint="eastAsia"/>
+        </w:rPr>
+        <w:t>之上、</w:t>
+      </w:r>
+      <w:r>
+        <w:rPr>
+          <w:rFonts w:hint="eastAsia"/>
+        </w:rPr>
+        <w:t>s</w:t>
+      </w:r>
+      <w:r>
+        <w:t>tep-by-step</w:t>
+      </w:r>
+      <w:r>
+        <w:rPr>
+          <w:rFonts w:hint="eastAsia"/>
+        </w:rPr>
+        <w:t>一步一步</w:t>
+      </w:r>
+    </w:p>
+    <w:p>
+      <w:r>
+        <w:rPr>
+          <w:rFonts w:hint="eastAsia"/>
+        </w:rPr>
+        <w:t>s</w:t>
+      </w:r>
+      <w:r>
+        <w:t>implify v.</w:t>
+      </w:r>
+      <w:r>
+        <w:rPr>
+          <w:rFonts w:hint="eastAsia"/>
+        </w:rPr>
+        <w:t>簡化、</w:t>
+      </w:r>
+      <w:r>
+        <w:rPr>
+          <w:rFonts w:hint="eastAsia"/>
+        </w:rPr>
+        <w:t>c</w:t>
+      </w:r>
+      <w:r>
+        <w:t>ollaboration n.</w:t>
+      </w:r>
+      <w:r>
+        <w:rPr>
+          <w:rFonts w:hint="eastAsia"/>
+        </w:rPr>
+        <w:t>合作</w:t>
+      </w:r>
+    </w:p>
+    <w:p/>
+    <w:p>
+      <w:r>
+        <w:t>entertainment</w:t>
       </w:r>
       <w:r>
         <w:rPr>
@@ -4300,12 +5012,175 @@
         <w:rPr>
           <w:rFonts w:hint="eastAsia"/>
         </w:rPr>
-        <w:t>退休</w:t>
-      </w:r>
-    </w:p>
-    <w:p>
-      <w:r>
-        <w:t>groundbreaking</w:t>
+        <w:t>娛樂、</w:t>
+      </w:r>
+      <w:r>
+        <w:t>waterfront</w:t>
+      </w:r>
+      <w:r>
+        <w:rPr>
+          <w:rFonts w:hint="eastAsia"/>
+        </w:rPr>
+        <w:t xml:space="preserve"> </w:t>
+      </w:r>
+      <w:r>
+        <w:t>n.</w:t>
+      </w:r>
+      <w:r>
+        <w:rPr>
+          <w:rFonts w:hint="eastAsia"/>
+        </w:rPr>
+        <w:t>濱水區、</w:t>
+      </w:r>
+      <w:r>
+        <w:t>recognize</w:t>
+      </w:r>
+      <w:r>
+        <w:rPr>
+          <w:rFonts w:hint="eastAsia"/>
+        </w:rPr>
+        <w:t xml:space="preserve"> </w:t>
+      </w:r>
+      <w:r>
+        <w:t>v.</w:t>
+      </w:r>
+      <w:r>
+        <w:rPr>
+          <w:rFonts w:hint="eastAsia"/>
+        </w:rPr>
+        <w:t>認出</w:t>
+      </w:r>
+      <w:r>
+        <w:rPr>
+          <w:rFonts w:hint="eastAsia"/>
+        </w:rPr>
+        <w:t>/</w:t>
+      </w:r>
+      <w:r>
+        <w:rPr>
+          <w:rFonts w:hint="eastAsia"/>
+        </w:rPr>
+        <w:t>接受</w:t>
+      </w:r>
+      <w:r>
+        <w:rPr>
+          <w:rFonts w:hint="eastAsia"/>
+        </w:rPr>
+        <w:t>/</w:t>
+      </w:r>
+      <w:r>
+        <w:rPr>
+          <w:rFonts w:hint="eastAsia"/>
+        </w:rPr>
+        <w:t>表揚</w:t>
+      </w:r>
+    </w:p>
+    <w:p>
+      <w:r>
+        <w:t>conveniently</w:t>
+      </w:r>
+      <w:r>
+        <w:rPr>
+          <w:rFonts w:hint="eastAsia"/>
+        </w:rPr>
+        <w:t xml:space="preserve"> </w:t>
+      </w:r>
+      <w:r>
+        <w:t>adv.</w:t>
+      </w:r>
+      <w:r>
+        <w:rPr>
+          <w:rFonts w:hint="eastAsia"/>
+        </w:rPr>
+        <w:t>方便、</w:t>
+      </w:r>
+      <w:r>
+        <w:t>district</w:t>
+      </w:r>
+      <w:r>
+        <w:rPr>
+          <w:rFonts w:hint="eastAsia"/>
+        </w:rPr>
+        <w:t xml:space="preserve"> </w:t>
+      </w:r>
+      <w:r>
+        <w:t>n.</w:t>
+      </w:r>
+      <w:r>
+        <w:rPr>
+          <w:rFonts w:hint="eastAsia"/>
+        </w:rPr>
+        <w:t>區域、</w:t>
+      </w:r>
+      <w:r>
+        <w:t>daily</w:t>
+      </w:r>
+      <w:r>
+        <w:rPr>
+          <w:rFonts w:hint="eastAsia"/>
+        </w:rPr>
+        <w:t xml:space="preserve"> </w:t>
+      </w:r>
+      <w:proofErr w:type="spellStart"/>
+      <w:r>
+        <w:rPr>
+          <w:rFonts w:hint="eastAsia"/>
+        </w:rPr>
+        <w:t>a</w:t>
+      </w:r>
+      <w:r>
+        <w:t>dv,adj</w:t>
+      </w:r>
+      <w:proofErr w:type="spellEnd"/>
+      <w:r>
+        <w:t xml:space="preserve"> </w:t>
+      </w:r>
+      <w:proofErr w:type="gramStart"/>
+      <w:r>
+        <w:rPr>
+          <w:rFonts w:hint="eastAsia"/>
+        </w:rPr>
+        <w:t>天</w:t>
+      </w:r>
+      <w:proofErr w:type="gramEnd"/>
+      <w:r>
+        <w:rPr>
+          <w:rFonts w:hint="eastAsia"/>
+        </w:rPr>
+        <w:t>天地</w:t>
+      </w:r>
+    </w:p>
+    <w:p/>
+    <w:p>
+      <w:r>
+        <w:t>insurance</w:t>
+      </w:r>
+      <w:r>
+        <w:rPr>
+          <w:rFonts w:hint="eastAsia"/>
+        </w:rPr>
+        <w:t xml:space="preserve"> </w:t>
+      </w:r>
+      <w:r>
+        <w:t>n.</w:t>
+      </w:r>
+      <w:r>
+        <w:rPr>
+          <w:rFonts w:hint="eastAsia"/>
+        </w:rPr>
+        <w:t>保險、</w:t>
+      </w:r>
+      <w:r>
+        <w:t>manufacturing plant</w:t>
+      </w:r>
+      <w:r>
+        <w:rPr>
+          <w:rFonts w:hint="eastAsia"/>
+        </w:rPr>
+        <w:t>製造廠、</w:t>
+      </w:r>
+      <w:r>
+        <w:t>confident</w:t>
       </w:r>
       <w:r>
         <w:rPr>
@@ -4320,344 +5195,12 @@
         <w:rPr>
           <w:rFonts w:hint="eastAsia"/>
         </w:rPr>
-        <w:t>創新的、</w:t>
-      </w:r>
-      <w:r>
-        <w:t>ceremony</w:t>
-      </w:r>
-      <w:r>
-        <w:rPr>
-          <w:rFonts w:hint="eastAsia"/>
-        </w:rPr>
-        <w:t xml:space="preserve"> </w:t>
-      </w:r>
-      <w:r>
-        <w:t>n.</w:t>
-      </w:r>
-      <w:r>
-        <w:rPr>
-          <w:rFonts w:hint="eastAsia"/>
-        </w:rPr>
-        <w:t>典禮、</w:t>
-      </w:r>
-      <w:r>
-        <w:t>reception</w:t>
-      </w:r>
-      <w:r>
-        <w:rPr>
-          <w:rFonts w:hint="eastAsia"/>
-        </w:rPr>
-        <w:t xml:space="preserve"> </w:t>
-      </w:r>
-      <w:r>
-        <w:t>n.</w:t>
-      </w:r>
-      <w:r>
-        <w:rPr>
-          <w:rFonts w:hint="eastAsia"/>
-        </w:rPr>
-        <w:t>招待會</w:t>
-      </w:r>
-      <w:r>
-        <w:rPr>
-          <w:rFonts w:hint="eastAsia"/>
-        </w:rPr>
-        <w:t>/</w:t>
-      </w:r>
-      <w:r>
-        <w:rPr>
-          <w:rFonts w:hint="eastAsia"/>
-        </w:rPr>
-        <w:t>回應</w:t>
-      </w:r>
-      <w:r>
-        <w:rPr>
-          <w:rFonts w:hint="eastAsia"/>
-        </w:rPr>
-        <w:t>/</w:t>
-      </w:r>
-      <w:r>
-        <w:rPr>
-          <w:rFonts w:hint="eastAsia"/>
-        </w:rPr>
-        <w:t>接待</w:t>
-      </w:r>
-    </w:p>
-    <w:p>
-      <w:r>
-        <w:t>remodel</w:t>
-      </w:r>
-      <w:r>
-        <w:t xml:space="preserve"> v.</w:t>
-      </w:r>
-      <w:r>
-        <w:rPr>
-          <w:rFonts w:hint="eastAsia"/>
-        </w:rPr>
-        <w:t>改造、</w:t>
-      </w:r>
-      <w:r>
-        <w:t>part of</w:t>
-      </w:r>
-      <w:r>
-        <w:t xml:space="preserve"> </w:t>
-      </w:r>
-      <w:r>
-        <w:rPr>
-          <w:rFonts w:hint="eastAsia"/>
-        </w:rPr>
-        <w:t>一部分、</w:t>
-      </w:r>
-      <w:r>
-        <w:t>corporate</w:t>
-      </w:r>
-      <w:r>
-        <w:rPr>
-          <w:rFonts w:hint="eastAsia"/>
-        </w:rPr>
-        <w:t xml:space="preserve"> </w:t>
-      </w:r>
-      <w:r>
-        <w:t>adj.</w:t>
-      </w:r>
-      <w:r>
-        <w:rPr>
-          <w:rFonts w:hint="eastAsia"/>
-        </w:rPr>
-        <w:t>公司</w:t>
-      </w:r>
-      <w:r>
-        <w:rPr>
-          <w:rFonts w:hint="eastAsia"/>
-        </w:rPr>
-        <w:t>/</w:t>
-      </w:r>
-      <w:r>
-        <w:rPr>
-          <w:rFonts w:hint="eastAsia"/>
-        </w:rPr>
-        <w:t>全體、</w:t>
-      </w:r>
-      <w:r>
-        <w:t>luncheon</w:t>
-      </w:r>
-      <w:r>
-        <w:rPr>
-          <w:rFonts w:hint="eastAsia"/>
-        </w:rPr>
-        <w:t xml:space="preserve"> </w:t>
-      </w:r>
-      <w:r>
-        <w:t>n.</w:t>
-      </w:r>
-      <w:r>
-        <w:rPr>
-          <w:rFonts w:hint="eastAsia"/>
-        </w:rPr>
-        <w:t>午餐</w:t>
-      </w:r>
-    </w:p>
-    <w:p>
-      <w:r>
-        <w:t>warm welcome</w:t>
-      </w:r>
-      <w:r>
-        <w:rPr>
-          <w:rFonts w:hint="eastAsia"/>
-        </w:rPr>
-        <w:t>熱烈歡迎</w:t>
-      </w:r>
-    </w:p>
-    <w:p/>
-    <w:p>
-      <w:r>
-        <w:t>organic</w:t>
-      </w:r>
-      <w:r>
-        <w:t xml:space="preserve"> adj.</w:t>
-      </w:r>
-      <w:r>
-        <w:rPr>
-          <w:rFonts w:hint="eastAsia"/>
-        </w:rPr>
-        <w:t>有機的、</w:t>
-      </w:r>
-      <w:r>
-        <w:t>meal</w:t>
-      </w:r>
-      <w:r>
-        <w:t xml:space="preserve"> n.</w:t>
-      </w:r>
-      <w:r>
-        <w:rPr>
-          <w:rFonts w:hint="eastAsia"/>
-        </w:rPr>
-        <w:t>餐點、</w:t>
-      </w:r>
-      <w:r>
-        <w:t>comment</w:t>
-      </w:r>
-      <w:r>
-        <w:rPr>
-          <w:rFonts w:hint="eastAsia"/>
-        </w:rPr>
-        <w:t xml:space="preserve"> </w:t>
-      </w:r>
-      <w:proofErr w:type="spellStart"/>
-      <w:r>
-        <w:t>v.n.</w:t>
-      </w:r>
-      <w:proofErr w:type="spellEnd"/>
-      <w:r>
-        <w:rPr>
-          <w:rFonts w:hint="eastAsia"/>
-        </w:rPr>
-        <w:t>評論</w:t>
-      </w:r>
-      <w:r>
-        <w:rPr>
-          <w:rFonts w:hint="eastAsia"/>
-        </w:rPr>
-        <w:t>/</w:t>
-      </w:r>
-      <w:r>
-        <w:rPr>
-          <w:rFonts w:hint="eastAsia"/>
-        </w:rPr>
-        <w:t>評語、</w:t>
-      </w:r>
-      <w:r>
-        <w:t>subscription</w:t>
-      </w:r>
-      <w:r>
-        <w:t xml:space="preserve"> n.</w:t>
-      </w:r>
-      <w:r>
-        <w:rPr>
-          <w:rFonts w:hint="eastAsia"/>
-        </w:rPr>
-        <w:t>訂閱</w:t>
-      </w:r>
-    </w:p>
-    <w:p>
-      <w:r>
-        <w:t>revealed</w:t>
-      </w:r>
-      <w:r>
-        <w:rPr>
-          <w:rFonts w:hint="eastAsia"/>
-        </w:rPr>
-        <w:t xml:space="preserve"> </w:t>
-      </w:r>
-      <w:r>
-        <w:t>v.</w:t>
-      </w:r>
-      <w:r>
-        <w:rPr>
-          <w:rFonts w:hint="eastAsia"/>
-        </w:rPr>
-        <w:t>透露</w:t>
-      </w:r>
-      <w:r>
-        <w:rPr>
-          <w:rFonts w:hint="eastAsia"/>
-        </w:rPr>
-        <w:t>/n</w:t>
-      </w:r>
-      <w:r>
-        <w:t>.</w:t>
-      </w:r>
-      <w:r>
-        <w:rPr>
-          <w:rFonts w:hint="eastAsia"/>
-        </w:rPr>
-        <w:t>揭示、</w:t>
-      </w:r>
-      <w:r>
-        <w:t>consume</w:t>
-      </w:r>
-      <w:r>
-        <w:t xml:space="preserve"> v.</w:t>
-      </w:r>
-      <w:r>
-        <w:rPr>
-          <w:rFonts w:hint="eastAsia"/>
-        </w:rPr>
-        <w:t>消耗</w:t>
-      </w:r>
-      <w:r>
-        <w:rPr>
-          <w:rFonts w:hint="eastAsia"/>
-        </w:rPr>
-        <w:t>/</w:t>
-      </w:r>
-      <w:r>
-        <w:rPr>
-          <w:rFonts w:hint="eastAsia"/>
-        </w:rPr>
-        <w:t>花費</w:t>
-      </w:r>
-      <w:r>
-        <w:rPr>
-          <w:rFonts w:hint="eastAsia"/>
-        </w:rPr>
-        <w:t>/</w:t>
-      </w:r>
-      <w:r>
-        <w:rPr>
-          <w:rFonts w:hint="eastAsia"/>
-        </w:rPr>
-        <w:t>吃、</w:t>
-      </w:r>
-      <w:r>
-        <w:t>individual</w:t>
-      </w:r>
-      <w:r>
-        <w:rPr>
-          <w:rFonts w:hint="eastAsia"/>
-        </w:rPr>
-        <w:t xml:space="preserve"> </w:t>
-      </w:r>
-      <w:r>
-        <w:t>n.</w:t>
-      </w:r>
-      <w:r>
-        <w:rPr>
-          <w:rFonts w:hint="eastAsia"/>
-        </w:rPr>
-        <w:t>個人</w:t>
-      </w:r>
-      <w:r>
-        <w:rPr>
-          <w:rFonts w:hint="eastAsia"/>
-        </w:rPr>
-        <w:t>,</w:t>
-      </w:r>
-      <w:r>
-        <w:t>adj.</w:t>
-      </w:r>
-      <w:r>
-        <w:rPr>
-          <w:rFonts w:hint="eastAsia"/>
-        </w:rPr>
-        <w:t>個人的</w:t>
-      </w:r>
-    </w:p>
-    <w:p>
-      <w:r>
-        <w:t>amount</w:t>
-      </w:r>
-      <w:r>
-        <w:t xml:space="preserve"> n.</w:t>
-      </w:r>
-      <w:r>
-        <w:rPr>
-          <w:rFonts w:hint="eastAsia"/>
-        </w:rPr>
-        <w:t>數量、</w:t>
-      </w:r>
-      <w:r>
-        <w:t>actual</w:t>
+        <w:t>自信</w:t>
+      </w:r>
+    </w:p>
+    <w:p>
+      <w:r>
+        <w:t>accurate</w:t>
       </w:r>
       <w:r>
         <w:rPr>
@@ -4672,76 +5215,7 @@
         <w:rPr>
           <w:rFonts w:hint="eastAsia"/>
         </w:rPr>
-        <w:t>實際的</w:t>
-      </w:r>
-      <w:r>
-        <w:rPr>
-          <w:rFonts w:hint="eastAsia"/>
-        </w:rPr>
-        <w:t>/</w:t>
-      </w:r>
-      <w:r>
-        <w:rPr>
-          <w:rFonts w:hint="eastAsia"/>
-        </w:rPr>
-        <w:t>真實的</w:t>
-      </w:r>
-    </w:p>
-    <w:p/>
-    <w:p>
-      <w:r>
-        <w:t>competition</w:t>
-      </w:r>
-      <w:r>
-        <w:rPr>
-          <w:rFonts w:hint="eastAsia"/>
-        </w:rPr>
-        <w:t xml:space="preserve"> </w:t>
-      </w:r>
-      <w:r>
-        <w:t>n.</w:t>
-      </w:r>
-      <w:r>
-        <w:rPr>
-          <w:rFonts w:hint="eastAsia"/>
-        </w:rPr>
-        <w:t>競爭、</w:t>
-      </w:r>
-      <w:r>
-        <w:t>worsen</w:t>
-      </w:r>
-      <w:r>
-        <w:rPr>
-          <w:rFonts w:hint="eastAsia"/>
-        </w:rPr>
-        <w:t xml:space="preserve"> </w:t>
-      </w:r>
-      <w:r>
-        <w:t>v.</w:t>
-      </w:r>
-      <w:r>
-        <w:rPr>
-          <w:rFonts w:hint="eastAsia"/>
-        </w:rPr>
-        <w:t>惡化、</w:t>
-      </w:r>
-      <w:r>
-        <w:t>household</w:t>
-      </w:r>
-      <w:r>
-        <w:rPr>
-          <w:rFonts w:hint="eastAsia"/>
-        </w:rPr>
-        <w:t xml:space="preserve"> </w:t>
-      </w:r>
-      <w:r>
-        <w:t>n.</w:t>
-      </w:r>
-      <w:r>
-        <w:rPr>
-          <w:rFonts w:hint="eastAsia"/>
-        </w:rPr>
-        <w:t>家庭</w:t>
+        <w:t>準確的</w:t>
       </w:r>
       <w:r>
         <w:rPr>
@@ -4750,449 +5224,6 @@
         <w:t>、</w:t>
       </w:r>
       <w:r>
-        <w:t>build</w:t>
-      </w:r>
-      <w:r>
-        <w:rPr>
-          <w:rFonts w:hint="eastAsia"/>
-        </w:rPr>
-        <w:t xml:space="preserve"> v</w:t>
-      </w:r>
-      <w:r>
-        <w:t>.</w:t>
-      </w:r>
-      <w:r>
-        <w:rPr>
-          <w:rFonts w:hint="eastAsia"/>
-        </w:rPr>
-        <w:t>建造</w:t>
-      </w:r>
-      <w:r>
-        <w:rPr>
-          <w:rFonts w:hint="eastAsia"/>
-        </w:rPr>
-        <w:t>/</w:t>
-      </w:r>
-      <w:r>
-        <w:rPr>
-          <w:rFonts w:hint="eastAsia"/>
-        </w:rPr>
-        <w:t>建立</w:t>
-      </w:r>
-    </w:p>
-    <w:p/>
-    <w:p>
-      <w:r>
-        <w:rPr>
-          <w:rFonts w:hint="eastAsia"/>
-        </w:rPr>
-        <w:t>g</w:t>
-      </w:r>
-      <w:r>
-        <w:t>iving up</w:t>
-      </w:r>
-      <w:r>
-        <w:rPr>
-          <w:rFonts w:hint="eastAsia"/>
-        </w:rPr>
-        <w:t>放棄</w:t>
-      </w:r>
-      <w:r>
-        <w:rPr>
-          <w:rFonts w:hint="eastAsia"/>
-        </w:rPr>
-        <w:t>、</w:t>
-      </w:r>
-      <w:r>
-        <w:t>shorten</w:t>
-      </w:r>
-      <w:r>
-        <w:rPr>
-          <w:rFonts w:hint="eastAsia"/>
-        </w:rPr>
-        <w:t xml:space="preserve"> v</w:t>
-      </w:r>
-      <w:r>
-        <w:t>.</w:t>
-      </w:r>
-      <w:r>
-        <w:rPr>
-          <w:rFonts w:hint="eastAsia"/>
-        </w:rPr>
-        <w:t xml:space="preserve"> </w:t>
-      </w:r>
-      <w:r>
-        <w:rPr>
-          <w:rFonts w:hint="eastAsia"/>
-        </w:rPr>
-        <w:t>縮短</w:t>
-      </w:r>
-      <w:r>
-        <w:rPr>
-          <w:rFonts w:hint="eastAsia"/>
-        </w:rPr>
-        <w:t>、</w:t>
-      </w:r>
-      <w:r>
-        <w:t>regularly</w:t>
-      </w:r>
-      <w:r>
-        <w:rPr>
-          <w:rFonts w:hint="eastAsia"/>
-        </w:rPr>
-        <w:t xml:space="preserve"> </w:t>
-      </w:r>
-      <w:r>
-        <w:t>adv.</w:t>
-      </w:r>
-      <w:r>
-        <w:rPr>
-          <w:rFonts w:hint="eastAsia"/>
-        </w:rPr>
-        <w:t>經常</w:t>
-      </w:r>
-      <w:r>
-        <w:t>/</w:t>
-      </w:r>
-      <w:r>
-        <w:rPr>
-          <w:rFonts w:hint="eastAsia"/>
-        </w:rPr>
-        <w:t>規律、</w:t>
-      </w:r>
-      <w:r>
-        <w:t>various</w:t>
-      </w:r>
-      <w:r>
-        <w:rPr>
-          <w:rFonts w:hint="eastAsia"/>
-        </w:rPr>
-        <w:t xml:space="preserve"> </w:t>
-      </w:r>
-      <w:r>
-        <w:t>adj.</w:t>
-      </w:r>
-      <w:r>
-        <w:rPr>
-          <w:rFonts w:hint="eastAsia"/>
-        </w:rPr>
-        <w:t>各種各樣、</w:t>
-      </w:r>
-      <w:r>
-        <w:t>access code</w:t>
-      </w:r>
-      <w:r>
-        <w:rPr>
-          <w:rFonts w:hint="eastAsia"/>
-        </w:rPr>
-        <w:t>存取碼、</w:t>
-      </w:r>
-      <w:r>
-        <w:rPr>
-          <w:rFonts w:hint="eastAsia"/>
-        </w:rPr>
-        <w:t>o</w:t>
-      </w:r>
-      <w:r>
-        <w:t xml:space="preserve">nto prep. </w:t>
-      </w:r>
-      <w:r>
-        <w:rPr>
-          <w:rFonts w:hint="eastAsia"/>
-        </w:rPr>
-        <w:t>到</w:t>
-      </w:r>
-      <w:r>
-        <w:rPr>
-          <w:rFonts w:hint="eastAsia"/>
-        </w:rPr>
-        <w:t>.</w:t>
-      </w:r>
-      <w:r>
-        <w:t>.</w:t>
-      </w:r>
-      <w:r>
-        <w:rPr>
-          <w:rFonts w:hint="eastAsia"/>
-        </w:rPr>
-        <w:t>之上、</w:t>
-      </w:r>
-      <w:r>
-        <w:rPr>
-          <w:rFonts w:hint="eastAsia"/>
-        </w:rPr>
-        <w:t>s</w:t>
-      </w:r>
-      <w:r>
-        <w:t>tep-by-step</w:t>
-      </w:r>
-      <w:r>
-        <w:rPr>
-          <w:rFonts w:hint="eastAsia"/>
-        </w:rPr>
-        <w:t>一步一步</w:t>
-      </w:r>
-    </w:p>
-    <w:p>
-      <w:r>
-        <w:rPr>
-          <w:rFonts w:hint="eastAsia"/>
-        </w:rPr>
-        <w:t>s</w:t>
-      </w:r>
-      <w:r>
-        <w:t>implify v.</w:t>
-      </w:r>
-      <w:r>
-        <w:rPr>
-          <w:rFonts w:hint="eastAsia"/>
-        </w:rPr>
-        <w:t>簡化、</w:t>
-      </w:r>
-      <w:r>
-        <w:rPr>
-          <w:rFonts w:hint="eastAsia"/>
-        </w:rPr>
-        <w:t>c</w:t>
-      </w:r>
-      <w:r>
-        <w:t>ollaboration n.</w:t>
-      </w:r>
-      <w:r>
-        <w:rPr>
-          <w:rFonts w:hint="eastAsia"/>
-        </w:rPr>
-        <w:t>合作</w:t>
-      </w:r>
-    </w:p>
-    <w:p/>
-    <w:p>
-      <w:r>
-        <w:t>entertainment</w:t>
-      </w:r>
-      <w:r>
-        <w:rPr>
-          <w:rFonts w:hint="eastAsia"/>
-        </w:rPr>
-        <w:t xml:space="preserve"> </w:t>
-      </w:r>
-      <w:r>
-        <w:t>n.</w:t>
-      </w:r>
-      <w:r>
-        <w:rPr>
-          <w:rFonts w:hint="eastAsia"/>
-        </w:rPr>
-        <w:t>娛樂、</w:t>
-      </w:r>
-      <w:r>
-        <w:t>waterfront</w:t>
-      </w:r>
-      <w:r>
-        <w:rPr>
-          <w:rFonts w:hint="eastAsia"/>
-        </w:rPr>
-        <w:t xml:space="preserve"> </w:t>
-      </w:r>
-      <w:r>
-        <w:t>n.</w:t>
-      </w:r>
-      <w:r>
-        <w:rPr>
-          <w:rFonts w:hint="eastAsia"/>
-        </w:rPr>
-        <w:t>濱水區、</w:t>
-      </w:r>
-      <w:r>
-        <w:t>recognize</w:t>
-      </w:r>
-      <w:r>
-        <w:rPr>
-          <w:rFonts w:hint="eastAsia"/>
-        </w:rPr>
-        <w:t xml:space="preserve"> </w:t>
-      </w:r>
-      <w:r>
-        <w:t>v.</w:t>
-      </w:r>
-      <w:r>
-        <w:rPr>
-          <w:rFonts w:hint="eastAsia"/>
-        </w:rPr>
-        <w:t>認出</w:t>
-      </w:r>
-      <w:r>
-        <w:rPr>
-          <w:rFonts w:hint="eastAsia"/>
-        </w:rPr>
-        <w:t>/</w:t>
-      </w:r>
-      <w:r>
-        <w:rPr>
-          <w:rFonts w:hint="eastAsia"/>
-        </w:rPr>
-        <w:t>接受</w:t>
-      </w:r>
-      <w:r>
-        <w:rPr>
-          <w:rFonts w:hint="eastAsia"/>
-        </w:rPr>
-        <w:t>/</w:t>
-      </w:r>
-      <w:r>
-        <w:rPr>
-          <w:rFonts w:hint="eastAsia"/>
-        </w:rPr>
-        <w:t>表揚</w:t>
-      </w:r>
-    </w:p>
-    <w:p>
-      <w:r>
-        <w:t>conveniently</w:t>
-      </w:r>
-      <w:r>
-        <w:rPr>
-          <w:rFonts w:hint="eastAsia"/>
-        </w:rPr>
-        <w:t xml:space="preserve"> </w:t>
-      </w:r>
-      <w:r>
-        <w:t>adv.</w:t>
-      </w:r>
-      <w:r>
-        <w:rPr>
-          <w:rFonts w:hint="eastAsia"/>
-        </w:rPr>
-        <w:t>方便、</w:t>
-      </w:r>
-      <w:r>
-        <w:t>district</w:t>
-      </w:r>
-      <w:r>
-        <w:rPr>
-          <w:rFonts w:hint="eastAsia"/>
-        </w:rPr>
-        <w:t xml:space="preserve"> </w:t>
-      </w:r>
-      <w:r>
-        <w:t>n.</w:t>
-      </w:r>
-      <w:r>
-        <w:rPr>
-          <w:rFonts w:hint="eastAsia"/>
-        </w:rPr>
-        <w:t>區域、</w:t>
-      </w:r>
-      <w:r>
-        <w:t>daily</w:t>
-      </w:r>
-      <w:r>
-        <w:rPr>
-          <w:rFonts w:hint="eastAsia"/>
-        </w:rPr>
-        <w:t xml:space="preserve"> </w:t>
-      </w:r>
-      <w:proofErr w:type="spellStart"/>
-      <w:r>
-        <w:rPr>
-          <w:rFonts w:hint="eastAsia"/>
-        </w:rPr>
-        <w:t>a</w:t>
-      </w:r>
-      <w:r>
-        <w:t>dv,adj</w:t>
-      </w:r>
-      <w:proofErr w:type="spellEnd"/>
-      <w:r>
-        <w:t xml:space="preserve"> </w:t>
-      </w:r>
-      <w:r>
-        <w:rPr>
-          <w:rFonts w:hint="eastAsia"/>
-        </w:rPr>
-        <w:t>天天地</w:t>
-      </w:r>
-    </w:p>
-    <w:p>
-      <w:pPr>
-        <w:rPr>
-          <w:rFonts w:hint="eastAsia"/>
-        </w:rPr>
-      </w:pPr>
-    </w:p>
-    <w:p>
-      <w:r>
-        <w:t>insurance</w:t>
-      </w:r>
-      <w:r>
-        <w:rPr>
-          <w:rFonts w:hint="eastAsia"/>
-        </w:rPr>
-        <w:t xml:space="preserve"> </w:t>
-      </w:r>
-      <w:r>
-        <w:t>n.</w:t>
-      </w:r>
-      <w:r>
-        <w:rPr>
-          <w:rFonts w:hint="eastAsia"/>
-        </w:rPr>
-        <w:t>保險、</w:t>
-      </w:r>
-      <w:r>
-        <w:t>manufacturing plant</w:t>
-      </w:r>
-      <w:r>
-        <w:rPr>
-          <w:rFonts w:hint="eastAsia"/>
-        </w:rPr>
-        <w:t>製造廠、</w:t>
-      </w:r>
-      <w:r>
-        <w:t>confident</w:t>
-      </w:r>
-      <w:r>
-        <w:rPr>
-          <w:rFonts w:hint="eastAsia"/>
-        </w:rPr>
-        <w:t xml:space="preserve"> </w:t>
-      </w:r>
-      <w:r>
-        <w:t>adj.</w:t>
-      </w:r>
-      <w:r>
-        <w:rPr>
-          <w:rFonts w:hint="eastAsia"/>
-        </w:rPr>
-        <w:t>自信</w:t>
-      </w:r>
-    </w:p>
-    <w:p>
-      <w:r>
-        <w:t>accurate</w:t>
-      </w:r>
-      <w:r>
-        <w:rPr>
-          <w:rFonts w:hint="eastAsia"/>
-        </w:rPr>
-        <w:t xml:space="preserve"> a</w:t>
-      </w:r>
-      <w:r>
-        <w:t>dj.</w:t>
-      </w:r>
-      <w:r>
-        <w:rPr>
-          <w:rFonts w:hint="eastAsia"/>
-        </w:rPr>
-        <w:t>準確的</w:t>
-      </w:r>
-      <w:r>
-        <w:rPr>
-          <w:rFonts w:hint="eastAsia"/>
-        </w:rPr>
-        <w:t>、</w:t>
-      </w:r>
-      <w:r>
         <w:rPr>
           <w:rFonts w:hint="eastAsia"/>
         </w:rPr>
@@ -5207,12 +5238,14 @@
         </w:rPr>
         <w:t xml:space="preserve"> </w:t>
       </w:r>
+      <w:proofErr w:type="gramStart"/>
       <w:r>
         <w:rPr>
           <w:rFonts w:hint="eastAsia"/>
         </w:rPr>
         <w:t>把某物出租</w:t>
       </w:r>
+      <w:proofErr w:type="gramEnd"/>
       <w:r>
         <w:rPr>
           <w:rFonts w:hint="eastAsia"/>
@@ -5268,13 +5301,411 @@
         <w:t>出來</w:t>
       </w:r>
     </w:p>
+    <w:p/>
+    <w:p>
+      <w:r>
+        <w:t>press conference</w:t>
+      </w:r>
+      <w:r>
+        <w:rPr>
+          <w:rFonts w:hint="eastAsia"/>
+        </w:rPr>
+        <w:t>新聞發布會</w:t>
+      </w:r>
+      <w:r>
+        <w:rPr>
+          <w:rFonts w:hint="eastAsia"/>
+        </w:rPr>
+        <w:t>、</w:t>
+      </w:r>
+      <w:r>
+        <w:t>award banquet</w:t>
+      </w:r>
+      <w:r>
+        <w:rPr>
+          <w:rFonts w:hint="eastAsia"/>
+        </w:rPr>
+        <w:t>頒獎晚宴</w:t>
+      </w:r>
+      <w:r>
+        <w:rPr>
+          <w:rFonts w:hint="eastAsia"/>
+        </w:rPr>
+        <w:t>、</w:t>
+      </w:r>
+      <w:r>
+        <w:t>scope</w:t>
+      </w:r>
+      <w:r>
+        <w:rPr>
+          <w:rFonts w:hint="eastAsia"/>
+        </w:rPr>
+        <w:t xml:space="preserve"> </w:t>
+      </w:r>
+      <w:r>
+        <w:t>n.</w:t>
+      </w:r>
+      <w:r>
+        <w:rPr>
+          <w:rFonts w:hint="eastAsia"/>
+        </w:rPr>
+        <w:t>範圍</w:t>
+      </w:r>
+    </w:p>
     <w:p>
       <w:pPr>
         <w:rPr>
           <w:rFonts w:hint="eastAsia"/>
         </w:rPr>
       </w:pPr>
-    </w:p>
+      <w:r>
+        <w:rPr>
+          <w:rFonts w:hint="eastAsia"/>
+        </w:rPr>
+        <w:t>l</w:t>
+      </w:r>
+      <w:r>
+        <w:t>aunching</w:t>
+      </w:r>
+      <w:r>
+        <w:rPr>
+          <w:rFonts w:hint="eastAsia"/>
+        </w:rPr>
+        <w:t>啟動</w:t>
+      </w:r>
+    </w:p>
+    <w:p/>
+    <w:p>
+      <w:r>
+        <w:t>factory</w:t>
+      </w:r>
+      <w:r>
+        <w:rPr>
+          <w:rFonts w:hint="eastAsia"/>
+        </w:rPr>
+        <w:t xml:space="preserve"> </w:t>
+      </w:r>
+      <w:r>
+        <w:t>n.</w:t>
+      </w:r>
+      <w:r>
+        <w:rPr>
+          <w:rFonts w:hint="eastAsia"/>
+        </w:rPr>
+        <w:t>工廠、</w:t>
+      </w:r>
+      <w:r>
+        <w:rPr>
+          <w:rFonts w:hint="eastAsia"/>
+        </w:rPr>
+        <w:t>b</w:t>
+      </w:r>
+      <w:r>
+        <w:t xml:space="preserve">ringing in </w:t>
+      </w:r>
+      <w:r>
+        <w:rPr>
+          <w:rFonts w:hint="eastAsia"/>
+        </w:rPr>
+        <w:t>提出</w:t>
+      </w:r>
+      <w:r>
+        <w:rPr>
+          <w:rFonts w:hint="eastAsia"/>
+        </w:rPr>
+        <w:t>/</w:t>
+      </w:r>
+      <w:r>
+        <w:rPr>
+          <w:rFonts w:hint="eastAsia"/>
+        </w:rPr>
+        <w:t>帶來</w:t>
+      </w:r>
+      <w:r>
+        <w:rPr>
+          <w:rFonts w:hint="eastAsia"/>
+        </w:rPr>
+        <w:t>、</w:t>
+      </w:r>
+      <w:r>
+        <w:rPr>
+          <w:rFonts w:hint="eastAsia"/>
+        </w:rPr>
+        <w:t>t</w:t>
+      </w:r>
+      <w:r>
+        <w:t>ricky adj.</w:t>
+      </w:r>
+      <w:r>
+        <w:rPr>
+          <w:rFonts w:hint="eastAsia"/>
+        </w:rPr>
+        <w:t>困難</w:t>
+      </w:r>
+    </w:p>
+    <w:p/>
+    <w:p>
+      <w:r>
+        <w:t>journal editor</w:t>
+      </w:r>
+      <w:r>
+        <w:rPr>
+          <w:rFonts w:hint="eastAsia"/>
+        </w:rPr>
+        <w:t>期刊編輯</w:t>
+      </w:r>
+      <w:r>
+        <w:rPr>
+          <w:rFonts w:hint="eastAsia"/>
+        </w:rPr>
+        <w:t>、</w:t>
+      </w:r>
+      <w:r>
+        <w:t>corporate lawyer</w:t>
+      </w:r>
+      <w:r>
+        <w:rPr>
+          <w:rFonts w:hint="eastAsia"/>
+        </w:rPr>
+        <w:t>公司律師</w:t>
+      </w:r>
+      <w:r>
+        <w:rPr>
+          <w:rFonts w:hint="eastAsia"/>
+        </w:rPr>
+        <w:t>、</w:t>
+      </w:r>
+      <w:r>
+        <w:t>tax accountant</w:t>
+      </w:r>
+      <w:r>
+        <w:rPr>
+          <w:rFonts w:hint="eastAsia"/>
+        </w:rPr>
+        <w:t>稅務會計</w:t>
+      </w:r>
+    </w:p>
+    <w:p>
+      <w:r>
+        <w:t>conference packet</w:t>
+      </w:r>
+      <w:r>
+        <w:rPr>
+          <w:rFonts w:hint="eastAsia"/>
+        </w:rPr>
+        <w:t>會議資料包</w:t>
+      </w:r>
+      <w:r>
+        <w:rPr>
+          <w:rFonts w:hint="eastAsia"/>
+        </w:rPr>
+        <w:t>、</w:t>
+      </w:r>
+      <w:r>
+        <w:t>association</w:t>
+      </w:r>
+      <w:r>
+        <w:rPr>
+          <w:rFonts w:hint="eastAsia"/>
+        </w:rPr>
+        <w:t xml:space="preserve"> </w:t>
+      </w:r>
+      <w:r>
+        <w:t>n.</w:t>
+      </w:r>
+      <w:r>
+        <w:rPr>
+          <w:rFonts w:hint="eastAsia"/>
+        </w:rPr>
+        <w:t>協會、</w:t>
+      </w:r>
+      <w:r>
+        <w:rPr>
+          <w:rFonts w:hint="eastAsia"/>
+        </w:rPr>
+        <w:t>b</w:t>
+      </w:r>
+      <w:r>
+        <w:t>enefit n.</w:t>
+      </w:r>
+      <w:r>
+        <w:rPr>
+          <w:rFonts w:hint="eastAsia"/>
+        </w:rPr>
+        <w:t>好處</w:t>
+      </w:r>
+    </w:p>
+    <w:p>
+      <w:r>
+        <w:t>monthly magazine</w:t>
+      </w:r>
+      <w:r>
+        <w:rPr>
+          <w:rFonts w:hint="eastAsia"/>
+        </w:rPr>
+        <w:t>月刊</w:t>
+      </w:r>
+    </w:p>
+    <w:p/>
+    <w:p>
+      <w:r>
+        <w:t>frustrated with</w:t>
+      </w:r>
+      <w:r>
+        <w:rPr>
+          <w:rFonts w:hint="eastAsia"/>
+        </w:rPr>
+        <w:t>對…</w:t>
+      </w:r>
+      <w:proofErr w:type="gramStart"/>
+      <w:r>
+        <w:rPr>
+          <w:rFonts w:hint="eastAsia"/>
+        </w:rPr>
+        <w:t>…</w:t>
+      </w:r>
+      <w:proofErr w:type="gramEnd"/>
+      <w:r>
+        <w:rPr>
+          <w:rFonts w:hint="eastAsia"/>
+        </w:rPr>
+        <w:t>感到挫折</w:t>
+      </w:r>
+      <w:r>
+        <w:rPr>
+          <w:rFonts w:hint="eastAsia"/>
+        </w:rPr>
+        <w:t>/</w:t>
+      </w:r>
+      <w:r>
+        <w:rPr>
+          <w:rFonts w:hint="eastAsia"/>
+        </w:rPr>
+        <w:t>對</w:t>
+      </w:r>
+      <w:r>
+        <w:rPr>
+          <w:rFonts w:hint="eastAsia"/>
+        </w:rPr>
+        <w:t>.</w:t>
+      </w:r>
+      <w:r>
+        <w:t>.</w:t>
+      </w:r>
+      <w:proofErr w:type="gramStart"/>
+      <w:r>
+        <w:rPr>
+          <w:rFonts w:hint="eastAsia"/>
+        </w:rPr>
+        <w:t>不滿</w:t>
+      </w:r>
+      <w:r>
+        <w:rPr>
+          <w:rFonts w:hint="eastAsia"/>
+        </w:rPr>
+        <w:t>、</w:t>
+      </w:r>
+      <w:proofErr w:type="gramEnd"/>
+      <w:r>
+        <w:rPr>
+          <w:rFonts w:hint="eastAsia"/>
+        </w:rPr>
+        <w:t>b</w:t>
+      </w:r>
+      <w:r>
+        <w:t>rief adj.</w:t>
+      </w:r>
+      <w:r>
+        <w:rPr>
+          <w:rFonts w:hint="eastAsia"/>
+        </w:rPr>
+        <w:t>簡短的</w:t>
+      </w:r>
+      <w:r>
+        <w:rPr>
+          <w:rFonts w:hint="eastAsia"/>
+        </w:rPr>
+        <w:t>/</w:t>
+      </w:r>
+      <w:r>
+        <w:t>v.</w:t>
+      </w:r>
+      <w:r>
+        <w:rPr>
+          <w:rFonts w:hint="eastAsia"/>
+        </w:rPr>
+        <w:t>給</w:t>
+      </w:r>
+      <w:r>
+        <w:rPr>
+          <w:rFonts w:hint="eastAsia"/>
+        </w:rPr>
+        <w:t>.</w:t>
+      </w:r>
+      <w:r>
+        <w:t>.</w:t>
+      </w:r>
+      <w:r>
+        <w:rPr>
+          <w:rFonts w:hint="eastAsia"/>
+        </w:rPr>
+        <w:t>指示、</w:t>
+      </w:r>
+      <w:r>
+        <w:t>pleased</w:t>
+      </w:r>
+      <w:r>
+        <w:rPr>
+          <w:rFonts w:hint="eastAsia"/>
+        </w:rPr>
+        <w:t xml:space="preserve"> a</w:t>
+      </w:r>
+      <w:r>
+        <w:t>dj.</w:t>
+      </w:r>
+      <w:r>
+        <w:rPr>
+          <w:rFonts w:hint="eastAsia"/>
+        </w:rPr>
+        <w:t>開心的</w:t>
+      </w:r>
+    </w:p>
+    <w:p>
+      <w:r>
+        <w:t>directly</w:t>
+      </w:r>
+      <w:r>
+        <w:t xml:space="preserve"> adv.</w:t>
+      </w:r>
+      <w:r>
+        <w:rPr>
+          <w:rFonts w:hint="eastAsia"/>
+        </w:rPr>
+        <w:t>直接地、</w:t>
+      </w:r>
+      <w:r>
+        <w:t>attributable</w:t>
+      </w:r>
+      <w:r>
+        <w:t xml:space="preserve"> </w:t>
+      </w:r>
+      <w:r>
+        <w:t>adj</w:t>
+      </w:r>
+      <w:r>
+        <w:t xml:space="preserve"> </w:t>
+      </w:r>
+      <w:r>
+        <w:rPr>
+          <w:rFonts w:hint="eastAsia"/>
+        </w:rPr>
+        <w:t>歸因於</w:t>
+      </w:r>
+      <w:r>
+        <w:t>.</w:t>
+      </w:r>
+    </w:p>
+    <w:p/>
     <w:p>
       <w:pPr>
         <w:rPr>
@@ -5282,8 +5713,6 @@
         </w:rPr>
       </w:pPr>
     </w:p>
-    <w:p/>
-    <w:p/>
     <w:p/>
     <w:p/>
     <w:p/>
@@ -5298,7 +5727,7 @@
 </file>
 
 <file path=word/endnotes.xml><?xml version="1.0" encoding="utf-8"?>
-<w:endnotes xmlns:wpc="http://schemas.microsoft.com/office/word/2010/wordprocessingCanvas" xmlns:cx="http://schemas.microsoft.com/office/drawing/2014/chartex" xmlns:cx1="http://schemas.microsoft.com/office/drawing/2015/9/8/chartex" xmlns:cx2="http://schemas.microsoft.com/office/drawing/2015/10/21/chartex" xmlns:cx3="http://schemas.microsoft.com/office/drawing/2016/5/9/chartex" xmlns:cx4="http://schemas.microsoft.com/office/drawing/2016/5/10/chartex" xmlns:cx5="http://schemas.microsoft.com/office/drawing/2016/5/11/chartex" xmlns:cx6="http://schemas.microsoft.com/office/drawing/2016/5/12/chartex" xmlns:cx7="http://schemas.microsoft.com/office/drawing/2016/5/13/chartex" xmlns:cx8="http://schemas.microsoft.com/office/drawing/2016/5/14/chartex" xmlns:mc="http://schemas.openxmlformats.org/markup-compatibility/2006" xmlns:aink="http://schemas.microsoft.com/office/drawing/2016/ink" xmlns:am3d="http://schemas.microsoft.com/office/drawing/2017/model3d" xmlns:o="urn:schemas-microsoft-com:office:office" xmlns:oel="http://schemas.microsoft.com/office/2019/extlst" xmlns:r="http://schemas.openxmlformats.org/officeDocument/2006/relationships" xmlns:m="http://schemas.openxmlformats.org/officeDocument/2006/math" xmlns:v="urn:schemas-microsoft-com:vml" xmlns:wp14="http://schemas.microsoft.com/office/word/2010/wordprocessingDrawing" xmlns:wp="http://schemas.openxmlformats.org/drawingml/2006/wordprocessingDrawing" xmlns:w10="urn:schemas-microsoft-com:office:word" xmlns:w="http://schemas.openxmlformats.org/wordprocessingml/2006/main" xmlns:w14="http://schemas.microsoft.com/office/word/2010/wordml" xmlns:w15="http://schemas.microsoft.com/office/word/2012/wordml" xmlns:w16cex="http://schemas.microsoft.com/office/word/2018/wordml/cex" xmlns:w16cid="http://schemas.microsoft.com/office/word/2016/wordml/cid" xmlns:w16="http://schemas.microsoft.com/office/word/2018/wordml" xmlns:w16du="http://schemas.microsoft.com/office/word/2023/wordml/word16du" xmlns:w16sdtdh="http://schemas.microsoft.com/office/word/2020/wordml/sdtdatahash" xmlns:w16se="http://schemas.microsoft.com/office/word/2015/wordml/symex" xmlns:wpg="http://schemas.microsoft.com/office/word/2010/wordprocessingGroup" xmlns:wpi="http://schemas.microsoft.com/office/word/2010/wordprocessingInk" xmlns:wne="http://schemas.microsoft.com/office/word/2006/wordml" xmlns:wps="http://schemas.microsoft.com/office/word/2010/wordprocessingShape" mc:Ignorable="w14 w15 w16se w16cid w16 w16cex w16sdtdh wp14">
+<w:endnotes xmlns:wpc="http://schemas.microsoft.com/office/word/2010/wordprocessingCanvas" xmlns:cx="http://schemas.microsoft.com/office/drawing/2014/chartex" xmlns:cx1="http://schemas.microsoft.com/office/drawing/2015/9/8/chartex" xmlns:cx2="http://schemas.microsoft.com/office/drawing/2015/10/21/chartex" xmlns:cx3="http://schemas.microsoft.com/office/drawing/2016/5/9/chartex" xmlns:cx4="http://schemas.microsoft.com/office/drawing/2016/5/10/chartex" xmlns:cx5="http://schemas.microsoft.com/office/drawing/2016/5/11/chartex" xmlns:cx6="http://schemas.microsoft.com/office/drawing/2016/5/12/chartex" xmlns:cx7="http://schemas.microsoft.com/office/drawing/2016/5/13/chartex" xmlns:cx8="http://schemas.microsoft.com/office/drawing/2016/5/14/chartex" xmlns:mc="http://schemas.openxmlformats.org/markup-compatibility/2006" xmlns:aink="http://schemas.microsoft.com/office/drawing/2016/ink" xmlns:am3d="http://schemas.microsoft.com/office/drawing/2017/model3d" xmlns:o="urn:schemas-microsoft-com:office:office" xmlns:r="http://schemas.openxmlformats.org/officeDocument/2006/relationships" xmlns:m="http://schemas.openxmlformats.org/officeDocument/2006/math" xmlns:v="urn:schemas-microsoft-com:vml" xmlns:wp14="http://schemas.microsoft.com/office/word/2010/wordprocessingDrawing" xmlns:wp="http://schemas.openxmlformats.org/drawingml/2006/wordprocessingDrawing" xmlns:w10="urn:schemas-microsoft-com:office:word" xmlns:w="http://schemas.openxmlformats.org/wordprocessingml/2006/main" xmlns:w14="http://schemas.microsoft.com/office/word/2010/wordml" xmlns:w15="http://schemas.microsoft.com/office/word/2012/wordml" xmlns:w16cex="http://schemas.microsoft.com/office/word/2018/wordml/cex" xmlns:w16cid="http://schemas.microsoft.com/office/word/2016/wordml/cid" xmlns:w16="http://schemas.microsoft.com/office/word/2018/wordml" xmlns:w16sdtdh="http://schemas.microsoft.com/office/word/2020/wordml/sdtdatahash" xmlns:w16se="http://schemas.microsoft.com/office/word/2015/wordml/symex" xmlns:wpg="http://schemas.microsoft.com/office/word/2010/wordprocessingGroup" xmlns:wpi="http://schemas.microsoft.com/office/word/2010/wordprocessingInk" xmlns:wne="http://schemas.microsoft.com/office/word/2006/wordml" xmlns:wps="http://schemas.microsoft.com/office/word/2010/wordprocessingShape" mc:Ignorable="w14 w15 w16se w16cid w16 w16cex w16sdtdh wp14">
   <w:endnote w:type="separator" w:id="-1">
     <w:p>
       <w:r>
@@ -5317,7 +5746,7 @@
 </file>
 
 <file path=word/footnotes.xml><?xml version="1.0" encoding="utf-8"?>
-<w:footnotes xmlns:wpc="http://schemas.microsoft.com/office/word/2010/wordprocessingCanvas" xmlns:cx="http://schemas.microsoft.com/office/drawing/2014/chartex" xmlns:cx1="http://schemas.microsoft.com/office/drawing/2015/9/8/chartex" xmlns:cx2="http://schemas.microsoft.com/office/drawing/2015/10/21/chartex" xmlns:cx3="http://schemas.microsoft.com/office/drawing/2016/5/9/chartex" xmlns:cx4="http://schemas.microsoft.com/office/drawing/2016/5/10/chartex" xmlns:cx5="http://schemas.microsoft.com/office/drawing/2016/5/11/chartex" xmlns:cx6="http://schemas.microsoft.com/office/drawing/2016/5/12/chartex" xmlns:cx7="http://schemas.microsoft.com/office/drawing/2016/5/13/chartex" xmlns:cx8="http://schemas.microsoft.com/office/drawing/2016/5/14/chartex" xmlns:mc="http://schemas.openxmlformats.org/markup-compatibility/2006" xmlns:aink="http://schemas.microsoft.com/office/drawing/2016/ink" xmlns:am3d="http://schemas.microsoft.com/office/drawing/2017/model3d" xmlns:o="urn:schemas-microsoft-com:office:office" xmlns:oel="http://schemas.microsoft.com/office/2019/extlst" xmlns:r="http://schemas.openxmlformats.org/officeDocument/2006/relationships" xmlns:m="http://schemas.openxmlformats.org/officeDocument/2006/math" xmlns:v="urn:schemas-microsoft-com:vml" xmlns:wp14="http://schemas.microsoft.com/office/word/2010/wordprocessingDrawing" xmlns:wp="http://schemas.openxmlformats.org/drawingml/2006/wordprocessingDrawing" xmlns:w10="urn:schemas-microsoft-com:office:word" xmlns:w="http://schemas.openxmlformats.org/wordprocessingml/2006/main" xmlns:w14="http://schemas.microsoft.com/office/word/2010/wordml" xmlns:w15="http://schemas.microsoft.com/office/word/2012/wordml" xmlns:w16cex="http://schemas.microsoft.com/office/word/2018/wordml/cex" xmlns:w16cid="http://schemas.microsoft.com/office/word/2016/wordml/cid" xmlns:w16="http://schemas.microsoft.com/office/word/2018/wordml" xmlns:w16du="http://schemas.microsoft.com/office/word/2023/wordml/word16du" xmlns:w16sdtdh="http://schemas.microsoft.com/office/word/2020/wordml/sdtdatahash" xmlns:w16se="http://schemas.microsoft.com/office/word/2015/wordml/symex" xmlns:wpg="http://schemas.microsoft.com/office/word/2010/wordprocessingGroup" xmlns:wpi="http://schemas.microsoft.com/office/word/2010/wordprocessingInk" xmlns:wne="http://schemas.microsoft.com/office/word/2006/wordml" xmlns:wps="http://schemas.microsoft.com/office/word/2010/wordprocessingShape" mc:Ignorable="w14 w15 w16se w16cid w16 w16cex w16sdtdh wp14">
+<w:footnotes xmlns:wpc="http://schemas.microsoft.com/office/word/2010/wordprocessingCanvas" xmlns:cx="http://schemas.microsoft.com/office/drawing/2014/chartex" xmlns:cx1="http://schemas.microsoft.com/office/drawing/2015/9/8/chartex" xmlns:cx2="http://schemas.microsoft.com/office/drawing/2015/10/21/chartex" xmlns:cx3="http://schemas.microsoft.com/office/drawing/2016/5/9/chartex" xmlns:cx4="http://schemas.microsoft.com/office/drawing/2016/5/10/chartex" xmlns:cx5="http://schemas.microsoft.com/office/drawing/2016/5/11/chartex" xmlns:cx6="http://schemas.microsoft.com/office/drawing/2016/5/12/chartex" xmlns:cx7="http://schemas.microsoft.com/office/drawing/2016/5/13/chartex" xmlns:cx8="http://schemas.microsoft.com/office/drawing/2016/5/14/chartex" xmlns:mc="http://schemas.openxmlformats.org/markup-compatibility/2006" xmlns:aink="http://schemas.microsoft.com/office/drawing/2016/ink" xmlns:am3d="http://schemas.microsoft.com/office/drawing/2017/model3d" xmlns:o="urn:schemas-microsoft-com:office:office" xmlns:r="http://schemas.openxmlformats.org/officeDocument/2006/relationships" xmlns:m="http://schemas.openxmlformats.org/officeDocument/2006/math" xmlns:v="urn:schemas-microsoft-com:vml" xmlns:wp14="http://schemas.microsoft.com/office/word/2010/wordprocessingDrawing" xmlns:wp="http://schemas.openxmlformats.org/drawingml/2006/wordprocessingDrawing" xmlns:w10="urn:schemas-microsoft-com:office:word" xmlns:w="http://schemas.openxmlformats.org/wordprocessingml/2006/main" xmlns:w14="http://schemas.microsoft.com/office/word/2010/wordml" xmlns:w15="http://schemas.microsoft.com/office/word/2012/wordml" xmlns:w16cex="http://schemas.microsoft.com/office/word/2018/wordml/cex" xmlns:w16cid="http://schemas.microsoft.com/office/word/2016/wordml/cid" xmlns:w16="http://schemas.microsoft.com/office/word/2018/wordml" xmlns:w16sdtdh="http://schemas.microsoft.com/office/word/2020/wordml/sdtdatahash" xmlns:w16se="http://schemas.microsoft.com/office/word/2015/wordml/symex" xmlns:wpg="http://schemas.microsoft.com/office/word/2010/wordprocessingGroup" xmlns:wpi="http://schemas.microsoft.com/office/word/2010/wordprocessingInk" xmlns:wne="http://schemas.microsoft.com/office/word/2006/wordml" xmlns:wps="http://schemas.microsoft.com/office/word/2010/wordprocessingShape" mc:Ignorable="w14 w15 w16se w16cid w16 w16cex w16sdtdh wp14">
   <w:footnote w:type="separator" w:id="-1">
     <w:p>
       <w:r>

--- a/碩一/TOEIC/聽力單字.docx
+++ b/碩一/TOEIC/聽力單字.docx
@@ -299,14 +299,130 @@
         </w:rPr>
         <w:t xml:space="preserve"> </w:t>
       </w:r>
-      <w:proofErr w:type="gramStart"/>
-      <w:r>
-        <w:rPr>
-          <w:rFonts w:hint="eastAsia"/>
-        </w:rPr>
-        <w:t>桌遊</w:t>
-      </w:r>
-      <w:proofErr w:type="gramEnd"/>
+      <w:r>
+        <w:rPr>
+          <w:rFonts w:hint="eastAsia"/>
+        </w:rPr>
+        <w:t>桌遊、</w:t>
+      </w:r>
+      <w:r>
+        <w:t>looking forward to</w:t>
+      </w:r>
+      <w:r>
+        <w:t xml:space="preserve"> </w:t>
+      </w:r>
+      <w:r>
+        <w:rPr>
+          <w:rFonts w:hint="eastAsia"/>
+        </w:rPr>
+        <w:t>期待、</w:t>
+      </w:r>
+      <w:r>
+        <w:t>down the hall</w:t>
+      </w:r>
+      <w:r>
+        <w:rPr>
+          <w:rFonts w:hint="eastAsia"/>
+        </w:rPr>
+        <w:t>在走廊盡頭</w:t>
+      </w:r>
+    </w:p>
+    <w:p>
+      <w:r>
+        <w:t>expedition</w:t>
+      </w:r>
+      <w:r>
+        <w:rPr>
+          <w:rFonts w:hint="eastAsia"/>
+        </w:rPr>
+        <w:t xml:space="preserve"> n</w:t>
+      </w:r>
+      <w:r>
+        <w:t>.</w:t>
+      </w:r>
+      <w:r>
+        <w:rPr>
+          <w:rFonts w:hint="eastAsia"/>
+        </w:rPr>
+        <w:t>探險</w:t>
+      </w:r>
+      <w:r>
+        <w:rPr>
+          <w:rFonts w:hint="eastAsia"/>
+        </w:rPr>
+        <w:t>/</w:t>
+      </w:r>
+      <w:r>
+        <w:rPr>
+          <w:rFonts w:hint="eastAsia"/>
+        </w:rPr>
+        <w:t>考察、</w:t>
+      </w:r>
+      <w:r>
+        <w:rPr>
+          <w:rFonts w:hint="eastAsia"/>
+        </w:rPr>
+        <w:t>c</w:t>
+      </w:r>
+      <w:r>
+        <w:t>amping n.</w:t>
+      </w:r>
+      <w:r>
+        <w:rPr>
+          <w:rFonts w:hint="eastAsia"/>
+        </w:rPr>
+        <w:t>露營、</w:t>
+      </w:r>
+      <w:r>
+        <w:t>park ranger</w:t>
+      </w:r>
+      <w:r>
+        <w:rPr>
+          <w:rFonts w:hint="eastAsia"/>
+        </w:rPr>
+        <w:t xml:space="preserve"> </w:t>
+      </w:r>
+      <w:r>
+        <w:rPr>
+          <w:rFonts w:hint="eastAsia"/>
+        </w:rPr>
+        <w:t>公園管理員</w:t>
+      </w:r>
+    </w:p>
+    <w:p>
+      <w:r>
+        <w:t>broken tent</w:t>
+      </w:r>
+      <w:r>
+        <w:rPr>
+          <w:rFonts w:hint="eastAsia"/>
+        </w:rPr>
+        <w:t xml:space="preserve"> </w:t>
+      </w:r>
+      <w:r>
+        <w:rPr>
+          <w:rFonts w:hint="eastAsia"/>
+        </w:rPr>
+        <w:t>壞掉的帳篷</w:t>
+      </w:r>
+    </w:p>
+    <w:p/>
+    <w:p>
+      <w:r>
+        <w:t>hiking trail</w:t>
+      </w:r>
+      <w:r>
+        <w:rPr>
+          <w:rFonts w:hint="eastAsia"/>
+        </w:rPr>
+        <w:t xml:space="preserve"> </w:t>
+      </w:r>
+      <w:r>
+        <w:rPr>
+          <w:rFonts w:hint="eastAsia"/>
+        </w:rPr>
+        <w:t>登山步道</w:t>
+      </w:r>
       <w:r>
         <w:rPr>
           <w:rFonts w:hint="eastAsia"/>
@@ -314,122 +430,242 @@
         <w:t>、</w:t>
       </w:r>
       <w:r>
-        <w:t>looking forward to</w:t>
-      </w:r>
-      <w:r>
-        <w:t xml:space="preserve"> </w:t>
-      </w:r>
-      <w:r>
-        <w:rPr>
-          <w:rFonts w:hint="eastAsia"/>
-        </w:rPr>
-        <w:t>期待、</w:t>
-      </w:r>
-      <w:r>
-        <w:t>down the hall</w:t>
-      </w:r>
-      <w:r>
-        <w:rPr>
-          <w:rFonts w:hint="eastAsia"/>
-        </w:rPr>
-        <w:t>在走廊盡頭</w:t>
-      </w:r>
-    </w:p>
-    <w:p>
-      <w:r>
-        <w:t>expedition</w:t>
-      </w:r>
-      <w:r>
-        <w:rPr>
-          <w:rFonts w:hint="eastAsia"/>
-        </w:rPr>
+        <w:rPr>
+          <w:rFonts w:hint="eastAsia"/>
+        </w:rPr>
+        <w:t>s</w:t>
+      </w:r>
+      <w:r>
+        <w:t>targazing n.</w:t>
+      </w:r>
+      <w:r>
+        <w:rPr>
+          <w:rFonts w:hint="eastAsia"/>
+        </w:rPr>
+        <w:t>觀星</w:t>
+      </w:r>
+    </w:p>
+    <w:p/>
+    <w:p>
+      <w:r>
+        <w:t>informed</w:t>
+      </w:r>
+      <w:r>
+        <w:rPr>
+          <w:rFonts w:hint="eastAsia"/>
+        </w:rPr>
+        <w:t xml:space="preserve"> </w:t>
+      </w:r>
+      <w:r>
+        <w:t xml:space="preserve">adj </w:t>
+      </w:r>
+      <w:r>
+        <w:rPr>
+          <w:rFonts w:hint="eastAsia"/>
+        </w:rPr>
+        <w:t>知情</w:t>
+      </w:r>
+      <w:r>
+        <w:rPr>
+          <w:rFonts w:hint="eastAsia"/>
+        </w:rPr>
+        <w:t>/</w:t>
+      </w:r>
+      <w:r>
+        <w:rPr>
+          <w:rFonts w:hint="eastAsia"/>
+        </w:rPr>
+        <w:t>見多識廣、</w:t>
+      </w:r>
+      <w:r>
+        <w:t>hung up</w:t>
+      </w:r>
+      <w:r>
+        <w:rPr>
+          <w:rFonts w:hint="eastAsia"/>
+        </w:rPr>
+        <w:t xml:space="preserve"> </w:t>
+      </w:r>
+      <w:r>
+        <w:rPr>
+          <w:rFonts w:hint="eastAsia"/>
+        </w:rPr>
+        <w:t>焦慮</w:t>
+      </w:r>
+      <w:r>
+        <w:rPr>
+          <w:rFonts w:hint="eastAsia"/>
+        </w:rPr>
+        <w:t>/</w:t>
+      </w:r>
+      <w:r>
+        <w:rPr>
+          <w:rFonts w:hint="eastAsia"/>
+        </w:rPr>
+        <w:t>煩惱</w:t>
+      </w:r>
+      <w:r>
+        <w:rPr>
+          <w:rFonts w:hint="eastAsia"/>
+        </w:rPr>
+        <w:t>/</w:t>
+      </w:r>
+      <w:r>
+        <w:t>懸掛</w:t>
+      </w:r>
+      <w:r>
+        <w:rPr>
+          <w:rFonts w:hint="eastAsia"/>
+        </w:rPr>
+        <w:t>、</w:t>
+      </w:r>
+      <w:r>
+        <w:rPr>
+          <w:rFonts w:hint="eastAsia"/>
+        </w:rPr>
+        <w:t>a</w:t>
+      </w:r>
+      <w:r>
+        <w:t xml:space="preserve">rtwork n </w:t>
+      </w:r>
+      <w:r>
+        <w:rPr>
+          <w:rFonts w:hint="eastAsia"/>
+        </w:rPr>
+        <w:t>藝術品</w:t>
+      </w:r>
+    </w:p>
+    <w:p>
+      <w:r>
+        <w:t>restoration</w:t>
+      </w:r>
+      <w:r>
         <w:t xml:space="preserve"> n</w:t>
       </w:r>
       <w:r>
+        <w:rPr>
+          <w:rFonts w:hint="eastAsia"/>
+        </w:rPr>
+        <w:t>恢復</w:t>
+      </w:r>
+      <w:r>
+        <w:rPr>
+          <w:rFonts w:hint="eastAsia"/>
+        </w:rPr>
+        <w:t>/</w:t>
+      </w:r>
+      <w:r>
+        <w:rPr>
+          <w:rFonts w:hint="eastAsia"/>
+        </w:rPr>
+        <w:t>修復</w:t>
+      </w:r>
+      <w:r>
+        <w:rPr>
+          <w:rFonts w:hint="eastAsia"/>
+        </w:rPr>
+        <w:t>、</w:t>
+      </w:r>
+      <w:r>
+        <w:rPr>
+          <w:rFonts w:hint="eastAsia"/>
+        </w:rPr>
+        <w:t>r</w:t>
+      </w:r>
+      <w:r>
+        <w:t>emind v</w:t>
+      </w:r>
+      <w:r>
+        <w:rPr>
+          <w:rFonts w:hint="eastAsia"/>
+        </w:rPr>
+        <w:t>提醒、</w:t>
+      </w:r>
+      <w:r>
+        <w:t>inform</w:t>
+      </w:r>
+      <w:r>
+        <w:rPr>
+          <w:rFonts w:hint="eastAsia"/>
+        </w:rPr>
+        <w:t xml:space="preserve"> v</w:t>
+      </w:r>
+      <w:r>
+        <w:rPr>
+          <w:rFonts w:hint="eastAsia"/>
+        </w:rPr>
+        <w:t>通知</w:t>
+      </w:r>
+    </w:p>
+    <w:p>
+      <w:r>
+        <w:rPr>
+          <w:rFonts w:hint="eastAsia"/>
+        </w:rPr>
+        <w:t>u</w:t>
+      </w:r>
+      <w:r>
+        <w:t xml:space="preserve">nauthorized adj </w:t>
+      </w:r>
+      <w:r>
+        <w:rPr>
+          <w:rFonts w:hint="eastAsia"/>
+        </w:rPr>
+        <w:t>未經許可、</w:t>
+      </w:r>
+      <w:r>
+        <w:rPr>
+          <w:rFonts w:hint="eastAsia"/>
+        </w:rPr>
+        <w:t>f</w:t>
+      </w:r>
+      <w:r>
+        <w:t xml:space="preserve">ill in </w:t>
+      </w:r>
+      <w:r>
+        <w:rPr>
+          <w:rFonts w:hint="eastAsia"/>
+        </w:rPr>
+        <w:t>填寫</w:t>
+      </w:r>
+      <w:r>
+        <w:rPr>
+          <w:rFonts w:hint="eastAsia"/>
+        </w:rPr>
+        <w:t>/</w:t>
+      </w:r>
+      <w:r>
+        <w:rPr>
+          <w:rFonts w:hint="eastAsia"/>
+        </w:rPr>
+        <w:t>代替</w:t>
+      </w:r>
+    </w:p>
+    <w:p/>
+    <w:p>
+      <w:r>
+        <w:t>consultancy</w:t>
+      </w:r>
+      <w:r>
+        <w:rPr>
+          <w:rFonts w:hint="eastAsia"/>
+        </w:rPr>
+        <w:t xml:space="preserve"> n</w:t>
+      </w:r>
+      <w:r>
         <w:t>.</w:t>
       </w:r>
       <w:r>
         <w:rPr>
           <w:rFonts w:hint="eastAsia"/>
         </w:rPr>
-        <w:t>探險</w:t>
-      </w:r>
-      <w:r>
-        <w:rPr>
-          <w:rFonts w:hint="eastAsia"/>
-        </w:rPr>
-        <w:t>/</w:t>
-      </w:r>
-      <w:r>
-        <w:rPr>
-          <w:rFonts w:hint="eastAsia"/>
-        </w:rPr>
-        <w:t>考察、</w:t>
-      </w:r>
-      <w:r>
-        <w:rPr>
-          <w:rFonts w:hint="eastAsia"/>
-        </w:rPr>
-        <w:t>c</w:t>
-      </w:r>
-      <w:r>
-        <w:t>amping n.</w:t>
-      </w:r>
-      <w:r>
-        <w:rPr>
-          <w:rFonts w:hint="eastAsia"/>
-        </w:rPr>
-        <w:t>露營、</w:t>
-      </w:r>
-      <w:r>
-        <w:t>park ranger</w:t>
-      </w:r>
-      <w:r>
-        <w:rPr>
-          <w:rFonts w:hint="eastAsia"/>
-        </w:rPr>
-        <w:t xml:space="preserve"> </w:t>
-      </w:r>
-      <w:r>
-        <w:rPr>
-          <w:rFonts w:hint="eastAsia"/>
-        </w:rPr>
-        <w:t>公園管理員</w:t>
-      </w:r>
-    </w:p>
-    <w:p>
-      <w:r>
-        <w:t>broken tent</w:t>
-      </w:r>
-      <w:r>
-        <w:rPr>
-          <w:rFonts w:hint="eastAsia"/>
-        </w:rPr>
-        <w:t xml:space="preserve"> </w:t>
-      </w:r>
-      <w:r>
-        <w:rPr>
-          <w:rFonts w:hint="eastAsia"/>
-        </w:rPr>
-        <w:t>壞掉的帳篷</w:t>
-      </w:r>
-    </w:p>
-    <w:p/>
-    <w:p>
-      <w:r>
-        <w:t>hiking trail</w:t>
-      </w:r>
-      <w:r>
-        <w:rPr>
-          <w:rFonts w:hint="eastAsia"/>
-        </w:rPr>
-        <w:t xml:space="preserve"> </w:t>
-      </w:r>
-      <w:r>
-        <w:rPr>
-          <w:rFonts w:hint="eastAsia"/>
-        </w:rPr>
-        <w:t>登山步道</w:t>
+        <w:t xml:space="preserve"> </w:t>
+      </w:r>
+      <w:r>
+        <w:rPr>
+          <w:rFonts w:hint="eastAsia"/>
+        </w:rPr>
+        <w:t>諮詢服務</w:t>
       </w:r>
       <w:r>
         <w:rPr>
@@ -438,88 +674,22 @@
         <w:t>、</w:t>
       </w:r>
       <w:r>
-        <w:rPr>
-          <w:rFonts w:hint="eastAsia"/>
-        </w:rPr>
-        <w:t>s</w:t>
-      </w:r>
-      <w:r>
-        <w:t>targazing n.</w:t>
-      </w:r>
-      <w:r>
-        <w:rPr>
-          <w:rFonts w:hint="eastAsia"/>
-        </w:rPr>
-        <w:t>觀星</w:t>
-      </w:r>
-    </w:p>
-    <w:p/>
-    <w:p>
-      <w:r>
-        <w:t>informed</w:t>
-      </w:r>
-      <w:r>
-        <w:rPr>
-          <w:rFonts w:hint="eastAsia"/>
-        </w:rPr>
-        <w:t xml:space="preserve"> </w:t>
-      </w:r>
-      <w:r>
-        <w:t xml:space="preserve">adj </w:t>
-      </w:r>
-      <w:r>
-        <w:rPr>
-          <w:rFonts w:hint="eastAsia"/>
-        </w:rPr>
-        <w:t>知情</w:t>
-      </w:r>
-      <w:r>
-        <w:rPr>
-          <w:rFonts w:hint="eastAsia"/>
-        </w:rPr>
-        <w:t>/</w:t>
-      </w:r>
-      <w:r>
-        <w:rPr>
-          <w:rFonts w:hint="eastAsia"/>
-        </w:rPr>
-        <w:t>見多識廣、</w:t>
-      </w:r>
-      <w:r>
-        <w:t>hung up</w:t>
-      </w:r>
-      <w:r>
-        <w:rPr>
-          <w:rFonts w:hint="eastAsia"/>
-        </w:rPr>
-        <w:t xml:space="preserve"> </w:t>
-      </w:r>
-      <w:r>
-        <w:rPr>
-          <w:rFonts w:hint="eastAsia"/>
-        </w:rPr>
-        <w:t>焦慮</w:t>
-      </w:r>
-      <w:r>
-        <w:rPr>
-          <w:rFonts w:hint="eastAsia"/>
-        </w:rPr>
-        <w:t>/</w:t>
-      </w:r>
-      <w:r>
-        <w:rPr>
-          <w:rFonts w:hint="eastAsia"/>
-        </w:rPr>
-        <w:t>煩惱</w:t>
-      </w:r>
-      <w:r>
-        <w:rPr>
-          <w:rFonts w:hint="eastAsia"/>
-        </w:rPr>
-        <w:t>/</w:t>
-      </w:r>
-      <w:r>
-        <w:t>懸掛</w:t>
+        <w:t>absolutely</w:t>
+      </w:r>
+      <w:r>
+        <w:rPr>
+          <w:rFonts w:hint="eastAsia"/>
+        </w:rPr>
+        <w:t xml:space="preserve"> a</w:t>
+      </w:r>
+      <w:r>
+        <w:t xml:space="preserve">dv </w:t>
+      </w:r>
+      <w:r>
+        <w:rPr>
+          <w:rFonts w:hint="eastAsia"/>
+        </w:rPr>
+        <w:t>絕對地</w:t>
       </w:r>
       <w:r>
         <w:rPr>
@@ -528,45 +698,65 @@
         <w:t>、</w:t>
       </w:r>
       <w:r>
-        <w:rPr>
-          <w:rFonts w:hint="eastAsia"/>
-        </w:rPr>
-        <w:t>a</w:t>
-      </w:r>
-      <w:r>
-        <w:t xml:space="preserve">rtwork n </w:t>
-      </w:r>
-      <w:r>
-        <w:rPr>
-          <w:rFonts w:hint="eastAsia"/>
-        </w:rPr>
-        <w:t>藝術品</w:t>
-      </w:r>
-    </w:p>
-    <w:p>
-      <w:r>
-        <w:t>restoration</w:t>
-      </w:r>
-      <w:r>
+        <w:t>hobby</w:t>
+      </w:r>
+      <w:r>
+        <w:rPr>
+          <w:rFonts w:hint="eastAsia"/>
+        </w:rPr>
         <w:t xml:space="preserve"> n</w:t>
       </w:r>
       <w:r>
-        <w:rPr>
-          <w:rFonts w:hint="eastAsia"/>
-        </w:rPr>
-        <w:t>恢復</w:t>
-      </w:r>
-      <w:r>
-        <w:rPr>
-          <w:rFonts w:hint="eastAsia"/>
-        </w:rPr>
-        <w:t>/</w:t>
-      </w:r>
-      <w:r>
-        <w:rPr>
-          <w:rFonts w:hint="eastAsia"/>
-        </w:rPr>
-        <w:t>修復</w:t>
+        <w:t>.</w:t>
+      </w:r>
+      <w:r>
+        <w:rPr>
+          <w:rFonts w:hint="eastAsia"/>
+        </w:rPr>
+        <w:t>嗜好</w:t>
+      </w:r>
+    </w:p>
+    <w:p>
+      <w:pPr>
+        <w:rPr>
+          <w:rFonts w:ascii="Microsoft JhengHei" w:eastAsia="Microsoft JhengHei" w:hAnsi="Microsoft JhengHei" w:cs="Microsoft JhengHei"/>
+        </w:rPr>
+      </w:pPr>
+      <w:r>
+        <w:t>confident</w:t>
+      </w:r>
+      <w:r>
+        <w:t xml:space="preserve"> adj </w:t>
+      </w:r>
+      <w:r>
+        <w:rPr>
+          <w:rFonts w:hint="eastAsia"/>
+        </w:rPr>
+        <w:t>自信的、</w:t>
+      </w:r>
+      <w:r>
+        <w:t>qualification</w:t>
+      </w:r>
+      <w:r>
+        <w:t xml:space="preserve"> n.</w:t>
+      </w:r>
+      <w:r>
+        <w:rPr>
+          <w:rFonts w:hint="eastAsia"/>
+        </w:rPr>
+        <w:t>資格</w:t>
+      </w:r>
+      <w:r>
+        <w:rPr>
+          <w:rFonts w:hint="eastAsia"/>
+        </w:rPr>
+        <w:t>/</w:t>
+      </w:r>
+      <w:r>
+        <w:rPr>
+          <w:rFonts w:hint="eastAsia"/>
+        </w:rPr>
+        <w:t>條件</w:t>
       </w:r>
       <w:r>
         <w:rPr>
@@ -575,276 +765,76 @@
         <w:t>、</w:t>
       </w:r>
       <w:r>
-        <w:rPr>
-          <w:rFonts w:hint="eastAsia"/>
-        </w:rPr>
-        <w:t>r</w:t>
-      </w:r>
-      <w:r>
-        <w:t>emind v</w:t>
-      </w:r>
-      <w:r>
-        <w:rPr>
-          <w:rFonts w:hint="eastAsia"/>
-        </w:rPr>
-        <w:t>提醒、</w:t>
-      </w:r>
-      <w:r>
-        <w:t>inform</w:t>
-      </w:r>
-      <w:r>
-        <w:rPr>
-          <w:rFonts w:hint="eastAsia"/>
-        </w:rPr>
-        <w:t xml:space="preserve"> v</w:t>
-      </w:r>
-      <w:r>
-        <w:rPr>
-          <w:rFonts w:hint="eastAsia"/>
-        </w:rPr>
-        <w:t>通知</w:t>
-      </w:r>
-    </w:p>
-    <w:p>
-      <w:r>
-        <w:rPr>
-          <w:rFonts w:hint="eastAsia"/>
-        </w:rPr>
-        <w:t>u</w:t>
-      </w:r>
-      <w:r>
-        <w:t xml:space="preserve">nauthorized adj </w:t>
-      </w:r>
-      <w:r>
-        <w:rPr>
-          <w:rFonts w:hint="eastAsia"/>
-        </w:rPr>
-        <w:t>未經許可、</w:t>
-      </w:r>
-      <w:r>
-        <w:rPr>
-          <w:rFonts w:hint="eastAsia"/>
-        </w:rPr>
-        <w:t>f</w:t>
-      </w:r>
-      <w:r>
-        <w:t xml:space="preserve">ill in </w:t>
-      </w:r>
-      <w:r>
-        <w:rPr>
-          <w:rFonts w:hint="eastAsia"/>
-        </w:rPr>
-        <w:t>填寫</w:t>
-      </w:r>
-      <w:r>
-        <w:rPr>
-          <w:rFonts w:hint="eastAsia"/>
-        </w:rPr>
-        <w:t>/</w:t>
-      </w:r>
-      <w:r>
-        <w:rPr>
-          <w:rFonts w:hint="eastAsia"/>
-        </w:rPr>
-        <w:t>代替</w:t>
-      </w:r>
-    </w:p>
-    <w:p/>
-    <w:p>
-      <w:r>
-        <w:t>consultancy</w:t>
-      </w:r>
-      <w:r>
-        <w:rPr>
-          <w:rFonts w:hint="eastAsia"/>
-        </w:rPr>
-        <w:t xml:space="preserve"> n</w:t>
-      </w:r>
-      <w:r>
+        <w:t>Based on</w:t>
+      </w:r>
+      <w:r>
+        <w:rPr>
+          <w:rFonts w:hint="eastAsia"/>
+        </w:rPr>
+        <w:t xml:space="preserve"> </w:t>
+      </w:r>
+      <w:r>
+        <w:rPr>
+          <w:rFonts w:hint="eastAsia"/>
+        </w:rPr>
+        <w:t>根據</w:t>
+      </w:r>
+      <w:r>
+        <w:rPr>
+          <w:rFonts w:ascii="MS Gothic" w:eastAsia="MS Gothic" w:hAnsi="MS Gothic" w:cs="MS Gothic" w:hint="eastAsia"/>
+        </w:rPr>
+        <w:t>⋯</w:t>
+      </w:r>
+      <w:r>
+        <w:rPr>
+          <w:rFonts w:ascii="Microsoft JhengHei" w:eastAsia="Microsoft JhengHei" w:hAnsi="Microsoft JhengHei" w:cs="Microsoft JhengHei" w:hint="eastAsia"/>
+        </w:rPr>
+        <w:t>/</w:t>
+      </w:r>
+      <w:r>
+        <w:rPr>
+          <w:rFonts w:ascii="Microsoft JhengHei" w:eastAsia="Microsoft JhengHei" w:hAnsi="Microsoft JhengHei" w:cs="Microsoft JhengHei" w:hint="eastAsia"/>
+        </w:rPr>
+        <w:t>以</w:t>
+      </w:r>
+      <w:r>
+        <w:rPr>
+          <w:rFonts w:ascii="MS Gothic" w:eastAsia="MS Gothic" w:hAnsi="MS Gothic" w:cs="MS Gothic" w:hint="eastAsia"/>
+        </w:rPr>
+        <w:t>⋯</w:t>
+      </w:r>
+      <w:r>
+        <w:rPr>
+          <w:rFonts w:ascii="Microsoft JhengHei" w:eastAsia="Microsoft JhengHei" w:hAnsi="Microsoft JhengHei" w:cs="Microsoft JhengHei" w:hint="eastAsia"/>
+        </w:rPr>
+        <w:t>為基礎</w:t>
+      </w:r>
+    </w:p>
+    <w:p>
+      <w:r>
+        <w:t>better fit for</w:t>
+      </w:r>
+      <w:r>
+        <w:rPr>
+          <w:rFonts w:hint="eastAsia"/>
+        </w:rPr>
+        <w:t xml:space="preserve"> </w:t>
+      </w:r>
+      <w:r>
+        <w:rPr>
+          <w:rFonts w:hint="eastAsia"/>
+        </w:rPr>
+        <w:t>更適合</w:t>
+      </w:r>
+      <w:r>
+        <w:rPr>
+          <w:rFonts w:hint="eastAsia"/>
+        </w:rPr>
         <w:t>.</w:t>
       </w:r>
       <w:r>
-        <w:rPr>
-          <w:rFonts w:hint="eastAsia"/>
-        </w:rPr>
-        <w:t xml:space="preserve"> </w:t>
-      </w:r>
-      <w:r>
-        <w:rPr>
-          <w:rFonts w:hint="eastAsia"/>
-        </w:rPr>
-        <w:t>諮詢服務</w:t>
-      </w:r>
-      <w:r>
-        <w:rPr>
-          <w:rFonts w:hint="eastAsia"/>
-        </w:rPr>
-        <w:t>、</w:t>
-      </w:r>
-      <w:r>
-        <w:t>absolutely</w:t>
-      </w:r>
-      <w:r>
-        <w:rPr>
-          <w:rFonts w:hint="eastAsia"/>
-        </w:rPr>
-        <w:t xml:space="preserve"> a</w:t>
-      </w:r>
-      <w:r>
-        <w:t xml:space="preserve">dv </w:t>
-      </w:r>
-      <w:r>
-        <w:rPr>
-          <w:rFonts w:hint="eastAsia"/>
-        </w:rPr>
-        <w:t>絕對地</w:t>
-      </w:r>
-      <w:r>
-        <w:rPr>
-          <w:rFonts w:hint="eastAsia"/>
-        </w:rPr>
-        <w:t>、</w:t>
-      </w:r>
-      <w:r>
-        <w:t>hobby</w:t>
-      </w:r>
-      <w:r>
-        <w:rPr>
-          <w:rFonts w:hint="eastAsia"/>
-        </w:rPr>
-        <w:t xml:space="preserve"> n</w:t>
-      </w:r>
-      <w:r>
-        <w:t>.</w:t>
-      </w:r>
-      <w:r>
-        <w:rPr>
-          <w:rFonts w:hint="eastAsia"/>
-        </w:rPr>
-        <w:t>嗜好</w:t>
-      </w:r>
-    </w:p>
-    <w:p>
-      <w:pPr>
-        <w:rPr>
-          <w:rFonts w:ascii="Microsoft JhengHei" w:eastAsia="Microsoft JhengHei" w:hAnsi="Microsoft JhengHei" w:cs="Microsoft JhengHei"/>
-        </w:rPr>
-      </w:pPr>
-      <w:r>
-        <w:t>confident</w:t>
-      </w:r>
-      <w:r>
-        <w:t xml:space="preserve"> adj </w:t>
-      </w:r>
-      <w:r>
-        <w:rPr>
-          <w:rFonts w:hint="eastAsia"/>
-        </w:rPr>
-        <w:t>自信的、</w:t>
-      </w:r>
-      <w:r>
-        <w:t>qualification</w:t>
-      </w:r>
-      <w:r>
-        <w:t xml:space="preserve"> n.</w:t>
-      </w:r>
-      <w:r>
-        <w:rPr>
-          <w:rFonts w:hint="eastAsia"/>
-        </w:rPr>
-        <w:t>資格</w:t>
-      </w:r>
-      <w:r>
-        <w:rPr>
-          <w:rFonts w:hint="eastAsia"/>
-        </w:rPr>
-        <w:t>/</w:t>
-      </w:r>
-      <w:r>
-        <w:rPr>
-          <w:rFonts w:hint="eastAsia"/>
-        </w:rPr>
-        <w:t>條件</w:t>
-      </w:r>
-      <w:r>
-        <w:rPr>
-          <w:rFonts w:hint="eastAsia"/>
-        </w:rPr>
-        <w:t>、</w:t>
-      </w:r>
-      <w:r>
-        <w:t>Based on</w:t>
-      </w:r>
-      <w:r>
-        <w:rPr>
-          <w:rFonts w:hint="eastAsia"/>
-        </w:rPr>
-        <w:t xml:space="preserve"> </w:t>
-      </w:r>
-      <w:r>
-        <w:rPr>
-          <w:rFonts w:hint="eastAsia"/>
-        </w:rPr>
-        <w:t>根據</w:t>
-      </w:r>
-      <w:r>
-        <w:rPr>
-          <w:rFonts w:ascii="MS Gothic" w:eastAsia="MS Gothic" w:hAnsi="MS Gothic" w:cs="MS Gothic" w:hint="eastAsia"/>
-        </w:rPr>
-        <w:t>⋯</w:t>
-      </w:r>
-      <w:r>
-        <w:rPr>
-          <w:rFonts w:ascii="Microsoft JhengHei" w:eastAsia="Microsoft JhengHei" w:hAnsi="Microsoft JhengHei" w:cs="Microsoft JhengHei" w:hint="eastAsia"/>
-        </w:rPr>
-        <w:t>/</w:t>
-      </w:r>
-      <w:r>
-        <w:rPr>
-          <w:rFonts w:ascii="Microsoft JhengHei" w:eastAsia="Microsoft JhengHei" w:hAnsi="Microsoft JhengHei" w:cs="Microsoft JhengHei" w:hint="eastAsia"/>
-        </w:rPr>
-        <w:t>以</w:t>
-      </w:r>
-      <w:r>
-        <w:rPr>
-          <w:rFonts w:ascii="MS Gothic" w:eastAsia="MS Gothic" w:hAnsi="MS Gothic" w:cs="MS Gothic" w:hint="eastAsia"/>
-        </w:rPr>
-        <w:t>⋯</w:t>
-      </w:r>
-      <w:r>
-        <w:rPr>
-          <w:rFonts w:ascii="Microsoft JhengHei" w:eastAsia="Microsoft JhengHei" w:hAnsi="Microsoft JhengHei" w:cs="Microsoft JhengHei" w:hint="eastAsia"/>
-        </w:rPr>
-        <w:t>為基礎</w:t>
-      </w:r>
-    </w:p>
-    <w:p>
-      <w:r>
-        <w:t>better fit for</w:t>
-      </w:r>
-      <w:r>
-        <w:rPr>
-          <w:rFonts w:hint="eastAsia"/>
-        </w:rPr>
-        <w:t xml:space="preserve"> </w:t>
-      </w:r>
-      <w:r>
-        <w:rPr>
-          <w:rFonts w:hint="eastAsia"/>
-        </w:rPr>
-        <w:t>更適合</w:t>
-      </w:r>
-      <w:r>
-        <w:rPr>
-          <w:rFonts w:hint="eastAsia"/>
-        </w:rPr>
-        <w:t>.</w:t>
-      </w:r>
-      <w:proofErr w:type="gramStart"/>
-      <w:r>
         <w:t>..</w:t>
       </w:r>
-      <w:proofErr w:type="gramEnd"/>
       <w:r>
         <w:rPr>
           <w:rFonts w:hint="eastAsia"/>
@@ -2020,14 +2010,299 @@
         </w:rPr>
         <w:t xml:space="preserve"> </w:t>
       </w:r>
-      <w:proofErr w:type="spellStart"/>
       <w:r>
         <w:t>v.</w:t>
       </w:r>
       <w:r>
-        <w:t>n</w:t>
-      </w:r>
-      <w:proofErr w:type="spellEnd"/>
+        <w:t>n.</w:t>
+      </w:r>
+      <w:r>
+        <w:rPr>
+          <w:rFonts w:hint="eastAsia"/>
+        </w:rPr>
+        <w:t>改善</w:t>
+      </w:r>
+      <w:r>
+        <w:rPr>
+          <w:rFonts w:hint="eastAsia"/>
+        </w:rPr>
+        <w:t>/</w:t>
+      </w:r>
+      <w:r>
+        <w:rPr>
+          <w:rFonts w:hint="eastAsia"/>
+        </w:rPr>
+        <w:t>提高</w:t>
+      </w:r>
+    </w:p>
+    <w:p/>
+    <w:p>
+      <w:r>
+        <w:t>campground</w:t>
+      </w:r>
+      <w:r>
+        <w:rPr>
+          <w:rFonts w:hint="eastAsia"/>
+        </w:rPr>
+        <w:t xml:space="preserve"> </w:t>
+      </w:r>
+      <w:r>
+        <w:t>n.</w:t>
+      </w:r>
+      <w:r>
+        <w:rPr>
+          <w:rFonts w:hint="eastAsia"/>
+        </w:rPr>
+        <w:t>營地、</w:t>
+      </w:r>
+      <w:r>
+        <w:rPr>
+          <w:rFonts w:hint="eastAsia"/>
+        </w:rPr>
+        <w:t>e</w:t>
+      </w:r>
+      <w:r>
+        <w:t>lectrical adj.</w:t>
+      </w:r>
+      <w:r>
+        <w:rPr>
+          <w:rFonts w:hint="eastAsia"/>
+        </w:rPr>
+        <w:t>電力、</w:t>
+      </w:r>
+      <w:r>
+        <w:rPr>
+          <w:rFonts w:hint="eastAsia"/>
+        </w:rPr>
+        <w:t>r</w:t>
+      </w:r>
+      <w:r>
+        <w:t>ental n.</w:t>
+      </w:r>
+      <w:r>
+        <w:rPr>
+          <w:rFonts w:hint="eastAsia"/>
+        </w:rPr>
+        <w:t>出租</w:t>
+      </w:r>
+      <w:r>
+        <w:rPr>
+          <w:rFonts w:hint="eastAsia"/>
+        </w:rPr>
+        <w:t>/</w:t>
+      </w:r>
+      <w:r>
+        <w:rPr>
+          <w:rFonts w:hint="eastAsia"/>
+        </w:rPr>
+        <w:t>租金</w:t>
+      </w:r>
+    </w:p>
+    <w:p>
+      <w:r>
+        <w:t>confident</w:t>
+      </w:r>
+      <w:r>
+        <w:t xml:space="preserve"> adj.</w:t>
+      </w:r>
+      <w:r>
+        <w:rPr>
+          <w:rFonts w:hint="eastAsia"/>
+        </w:rPr>
+        <w:t xml:space="preserve"> </w:t>
+      </w:r>
+      <w:r>
+        <w:rPr>
+          <w:rFonts w:hint="eastAsia"/>
+        </w:rPr>
+        <w:t>自信</w:t>
+      </w:r>
+      <w:r>
+        <w:rPr>
+          <w:rFonts w:hint="eastAsia"/>
+        </w:rPr>
+        <w:t>/</w:t>
+      </w:r>
+      <w:r>
+        <w:rPr>
+          <w:rFonts w:hint="eastAsia"/>
+        </w:rPr>
+        <w:t>信心、</w:t>
+      </w:r>
+      <w:r>
+        <w:t>uncertain about</w:t>
+      </w:r>
+      <w:r>
+        <w:rPr>
+          <w:rFonts w:hint="eastAsia"/>
+        </w:rPr>
+        <w:t>對……感到不確定</w:t>
+      </w:r>
+      <w:r>
+        <w:rPr>
+          <w:rFonts w:hint="eastAsia"/>
+        </w:rPr>
+        <w:t>、</w:t>
+      </w:r>
+      <w:r>
+        <w:t>certain</w:t>
+      </w:r>
+      <w:r>
+        <w:rPr>
+          <w:rFonts w:hint="eastAsia"/>
+        </w:rPr>
+        <w:t xml:space="preserve"> </w:t>
+      </w:r>
+      <w:r>
+        <w:t>adj.</w:t>
+      </w:r>
+      <w:r>
+        <w:rPr>
+          <w:rFonts w:hint="eastAsia"/>
+        </w:rPr>
+        <w:t>肯定</w:t>
+      </w:r>
+    </w:p>
+    <w:p>
+      <w:r>
+        <w:t>refer to</w:t>
+      </w:r>
+      <w:r>
+        <w:rPr>
+          <w:rFonts w:hint="eastAsia"/>
+        </w:rPr>
+        <w:t>提及</w:t>
+      </w:r>
+      <w:r>
+        <w:rPr>
+          <w:rFonts w:hint="eastAsia"/>
+        </w:rPr>
+        <w:t>/</w:t>
+      </w:r>
+      <w:r>
+        <w:rPr>
+          <w:rFonts w:hint="eastAsia"/>
+        </w:rPr>
+        <w:t>談到</w:t>
+      </w:r>
+      <w:r>
+        <w:rPr>
+          <w:rFonts w:hint="eastAsia"/>
+        </w:rPr>
+        <w:t>、</w:t>
+      </w:r>
+      <w:r>
+        <w:t>rental agreement</w:t>
+      </w:r>
+      <w:r>
+        <w:rPr>
+          <w:rFonts w:hint="eastAsia"/>
+        </w:rPr>
+        <w:t>租賃合約</w:t>
+      </w:r>
+      <w:r>
+        <w:rPr>
+          <w:rFonts w:hint="eastAsia"/>
+        </w:rPr>
+        <w:t>、</w:t>
+      </w:r>
+      <w:r>
+        <w:t>testimonial</w:t>
+      </w:r>
+      <w:r>
+        <w:t xml:space="preserve"> n.</w:t>
+      </w:r>
+      <w:r>
+        <w:rPr>
+          <w:rFonts w:hint="eastAsia"/>
+        </w:rPr>
+        <w:t>介紹信</w:t>
+      </w:r>
+      <w:r>
+        <w:rPr>
+          <w:rFonts w:hint="eastAsia"/>
+        </w:rPr>
+        <w:t>/</w:t>
+      </w:r>
+      <w:r>
+        <w:rPr>
+          <w:rFonts w:hint="eastAsia"/>
+        </w:rPr>
+        <w:t>推薦書</w:t>
+      </w:r>
+    </w:p>
+    <w:p>
+      <w:r>
+        <w:t>identify</w:t>
+      </w:r>
+      <w:r>
+        <w:t xml:space="preserve"> v.</w:t>
+      </w:r>
+      <w:r>
+        <w:rPr>
+          <w:rFonts w:hint="eastAsia"/>
+        </w:rPr>
+        <w:t>識別</w:t>
+      </w:r>
+      <w:r>
+        <w:rPr>
+          <w:rFonts w:hint="eastAsia"/>
+        </w:rPr>
+        <w:t>/</w:t>
+      </w:r>
+      <w:r>
+        <w:rPr>
+          <w:rFonts w:hint="eastAsia"/>
+        </w:rPr>
+        <w:t>確定、</w:t>
+      </w:r>
+      <w:r>
+        <w:t>initially</w:t>
+      </w:r>
+      <w:r>
+        <w:rPr>
+          <w:rFonts w:hint="eastAsia"/>
+        </w:rPr>
+        <w:t xml:space="preserve"> </w:t>
+      </w:r>
+      <w:r>
+        <w:t>adv.</w:t>
+      </w:r>
+      <w:r>
+        <w:rPr>
+          <w:rFonts w:hint="eastAsia"/>
+        </w:rPr>
+        <w:t>最初、</w:t>
+      </w:r>
+      <w:r>
+        <w:t>regarding</w:t>
+      </w:r>
+      <w:r>
+        <w:rPr>
+          <w:rFonts w:hint="eastAsia"/>
+        </w:rPr>
+        <w:t xml:space="preserve"> </w:t>
+      </w:r>
+      <w:r>
+        <w:t>prep.</w:t>
+      </w:r>
+      <w:r>
+        <w:rPr>
+          <w:rFonts w:hint="eastAsia"/>
+        </w:rPr>
+        <w:t>關於</w:t>
+      </w:r>
+    </w:p>
+    <w:p>
+      <w:r>
+        <w:t>motorhome</w:t>
+      </w:r>
+      <w:r>
+        <w:rPr>
+          <w:rFonts w:hint="eastAsia"/>
+        </w:rPr>
+        <w:t xml:space="preserve"> n</w:t>
+      </w:r>
       <w:r>
         <w:t>.</w:t>
       </w:r>
@@ -2035,25 +2310,366 @@
         <w:rPr>
           <w:rFonts w:hint="eastAsia"/>
         </w:rPr>
-        <w:t>改善</w:t>
-      </w:r>
-      <w:r>
-        <w:rPr>
-          <w:rFonts w:hint="eastAsia"/>
-        </w:rPr>
-        <w:t>/</w:t>
-      </w:r>
-      <w:r>
-        <w:rPr>
-          <w:rFonts w:hint="eastAsia"/>
-        </w:rPr>
-        <w:t>提高</w:t>
+        <w:t>房車、</w:t>
+      </w:r>
+      <w:r>
+        <w:t>thorough</w:t>
+      </w:r>
+      <w:r>
+        <w:rPr>
+          <w:rFonts w:hint="eastAsia"/>
+        </w:rPr>
+        <w:t xml:space="preserve"> a</w:t>
+      </w:r>
+      <w:r>
+        <w:t xml:space="preserve">dj </w:t>
+      </w:r>
+      <w:r>
+        <w:rPr>
+          <w:rFonts w:hint="eastAsia"/>
+        </w:rPr>
+        <w:t>仔細的</w:t>
+      </w:r>
+      <w:r>
+        <w:rPr>
+          <w:rFonts w:hint="eastAsia"/>
+        </w:rPr>
+        <w:t>/</w:t>
+      </w:r>
+      <w:r>
+        <w:rPr>
+          <w:rFonts w:hint="eastAsia"/>
+        </w:rPr>
+        <w:t>徹底、</w:t>
+      </w:r>
+      <w:r>
+        <w:t>inspection</w:t>
+      </w:r>
+      <w:r>
+        <w:rPr>
+          <w:rFonts w:hint="eastAsia"/>
+        </w:rPr>
+        <w:t xml:space="preserve"> n</w:t>
+      </w:r>
+      <w:r>
+        <w:t>.</w:t>
+      </w:r>
+      <w:r>
+        <w:rPr>
+          <w:rFonts w:hint="eastAsia"/>
+        </w:rPr>
+        <w:t>檢查</w:t>
+      </w:r>
+    </w:p>
+    <w:p>
+      <w:r>
+        <w:t>come out</w:t>
+      </w:r>
+      <w:r>
+        <w:rPr>
+          <w:rFonts w:hint="eastAsia"/>
+        </w:rPr>
+        <w:t>出現</w:t>
+      </w:r>
+      <w:r>
+        <w:rPr>
+          <w:rFonts w:hint="eastAsia"/>
+        </w:rPr>
+        <w:t>/</w:t>
+      </w:r>
+      <w:r>
+        <w:rPr>
+          <w:rFonts w:hint="eastAsia"/>
+        </w:rPr>
+        <w:t>發行、</w:t>
+      </w:r>
+      <w:r>
+        <w:t>assess</w:t>
+      </w:r>
+      <w:r>
+        <w:t xml:space="preserve"> v.</w:t>
+      </w:r>
+      <w:r>
+        <w:rPr>
+          <w:rFonts w:hint="eastAsia"/>
+        </w:rPr>
+        <w:t>評估</w:t>
+      </w:r>
+      <w:r>
+        <w:rPr>
+          <w:rFonts w:hint="eastAsia"/>
+        </w:rPr>
+        <w:t>/</w:t>
+      </w:r>
+      <w:r>
+        <w:rPr>
+          <w:rFonts w:hint="eastAsia"/>
+        </w:rPr>
+        <w:t>估價、</w:t>
+      </w:r>
+      <w:r>
+        <w:rPr>
+          <w:rFonts w:hint="eastAsia"/>
+        </w:rPr>
+        <w:t>p</w:t>
+      </w:r>
+      <w:r>
+        <w:t>romptly adv.</w:t>
+      </w:r>
+      <w:r>
+        <w:rPr>
+          <w:rFonts w:hint="eastAsia"/>
+        </w:rPr>
+        <w:t>迅速地</w:t>
+      </w:r>
+    </w:p>
+    <w:p>
+      <w:r>
+        <w:t>question</w:t>
+      </w:r>
+      <w:r>
+        <w:t xml:space="preserve"> n.</w:t>
+      </w:r>
+      <w:r>
+        <w:rPr>
+          <w:rFonts w:hint="eastAsia"/>
+        </w:rPr>
+        <w:t>問題</w:t>
+      </w:r>
+      <w:r>
+        <w:t>,v.</w:t>
+      </w:r>
+      <w:r>
+        <w:rPr>
+          <w:rFonts w:hint="eastAsia"/>
+        </w:rPr>
+        <w:t>懷疑</w:t>
       </w:r>
     </w:p>
     <w:p/>
     <w:p>
       <w:r>
-        <w:t>campground</w:t>
+        <w:t>repair calls</w:t>
+      </w:r>
+      <w:r>
+        <w:t xml:space="preserve"> </w:t>
+      </w:r>
+      <w:r>
+        <w:rPr>
+          <w:rFonts w:hint="eastAsia"/>
+        </w:rPr>
+        <w:t>維修電話</w:t>
+      </w:r>
+      <w:r>
+        <w:rPr>
+          <w:rFonts w:hint="eastAsia"/>
+        </w:rPr>
+        <w:t>/</w:t>
+      </w:r>
+      <w:r>
+        <w:rPr>
+          <w:rFonts w:hint="eastAsia"/>
+        </w:rPr>
+        <w:t>維修通知、</w:t>
+      </w:r>
+      <w:r>
+        <w:rPr>
+          <w:rFonts w:hint="eastAsia"/>
+        </w:rPr>
+        <w:t>h</w:t>
+      </w:r>
+      <w:r>
+        <w:t>andwriting n.</w:t>
+      </w:r>
+      <w:r>
+        <w:rPr>
+          <w:rFonts w:hint="eastAsia"/>
+        </w:rPr>
+        <w:t>書寫、</w:t>
+      </w:r>
+      <w:r>
+        <w:t>misus</w:t>
+      </w:r>
+      <w:r>
+        <w:t>e n. v.</w:t>
+      </w:r>
+      <w:r>
+        <w:rPr>
+          <w:rFonts w:hint="eastAsia"/>
+        </w:rPr>
+        <w:t>濫用</w:t>
+      </w:r>
+      <w:r>
+        <w:t>/</w:t>
+      </w:r>
+      <w:r>
+        <w:rPr>
+          <w:rFonts w:hint="eastAsia"/>
+        </w:rPr>
+        <w:t>錯用</w:t>
+      </w:r>
+    </w:p>
+    <w:p>
+      <w:r>
+        <w:t>properly</w:t>
+      </w:r>
+      <w:r>
+        <w:t xml:space="preserve"> adv.</w:t>
+      </w:r>
+      <w:r>
+        <w:rPr>
+          <w:rFonts w:hint="eastAsia"/>
+        </w:rPr>
+        <w:t xml:space="preserve"> </w:t>
+      </w:r>
+      <w:r>
+        <w:rPr>
+          <w:rFonts w:hint="eastAsia"/>
+        </w:rPr>
+        <w:t>正確</w:t>
+      </w:r>
+      <w:r>
+        <w:rPr>
+          <w:rFonts w:hint="eastAsia"/>
+        </w:rPr>
+        <w:t>/</w:t>
+      </w:r>
+      <w:r>
+        <w:rPr>
+          <w:rFonts w:hint="eastAsia"/>
+        </w:rPr>
+        <w:t>適當、</w:t>
+      </w:r>
+      <w:r>
+        <w:t>turn in</w:t>
+      </w:r>
+      <w:r>
+        <w:rPr>
+          <w:rFonts w:hint="eastAsia"/>
+        </w:rPr>
+        <w:t>繳交</w:t>
+      </w:r>
+      <w:r>
+        <w:rPr>
+          <w:rFonts w:hint="eastAsia"/>
+        </w:rPr>
+        <w:t>/</w:t>
+      </w:r>
+      <w:r>
+        <w:rPr>
+          <w:rFonts w:hint="eastAsia"/>
+        </w:rPr>
+        <w:t>交出、</w:t>
+      </w:r>
+      <w:r>
+        <w:rPr>
+          <w:rFonts w:hint="eastAsia"/>
+        </w:rPr>
+        <w:t>p</w:t>
+      </w:r>
+      <w:r>
+        <w:t>ick up</w:t>
+      </w:r>
+      <w:r>
+        <w:rPr>
+          <w:rFonts w:hint="eastAsia"/>
+        </w:rPr>
+        <w:t>撿起</w:t>
+      </w:r>
+      <w:r>
+        <w:rPr>
+          <w:rFonts w:hint="eastAsia"/>
+        </w:rPr>
+        <w:t>/</w:t>
+      </w:r>
+      <w:r>
+        <w:rPr>
+          <w:rFonts w:hint="eastAsia"/>
+        </w:rPr>
+        <w:t>領取物品</w:t>
+      </w:r>
+      <w:r>
+        <w:rPr>
+          <w:rFonts w:hint="eastAsia"/>
+        </w:rPr>
+        <w:t>/</w:t>
+      </w:r>
+      <w:r>
+        <w:rPr>
+          <w:rFonts w:hint="eastAsia"/>
+        </w:rPr>
+        <w:t>購買</w:t>
+      </w:r>
+      <w:r>
+        <w:rPr>
+          <w:rFonts w:hint="eastAsia"/>
+        </w:rPr>
+        <w:t>/</w:t>
+      </w:r>
+      <w:r>
+        <w:rPr>
+          <w:rFonts w:hint="eastAsia"/>
+        </w:rPr>
+        <w:t>學會</w:t>
+      </w:r>
+    </w:p>
+    <w:p>
+      <w:r>
+        <w:rPr>
+          <w:rFonts w:hint="eastAsia"/>
+        </w:rPr>
+        <w:t>q</w:t>
+      </w:r>
+      <w:r>
+        <w:t xml:space="preserve">uality plumbing </w:t>
+      </w:r>
+      <w:r>
+        <w:rPr>
+          <w:rFonts w:hint="eastAsia"/>
+        </w:rPr>
+        <w:t>高品質水管系統、</w:t>
+      </w:r>
+      <w:r>
+        <w:t>stop by</w:t>
+      </w:r>
+      <w:r>
+        <w:t>順路經過</w:t>
+      </w:r>
+      <w:r>
+        <w:rPr>
+          <w:rFonts w:hint="eastAsia"/>
+        </w:rPr>
+        <w:t>、</w:t>
+      </w:r>
+      <w:r>
+        <w:t>leave for</w:t>
+      </w:r>
+      <w:r>
+        <w:rPr>
+          <w:rFonts w:hint="eastAsia"/>
+        </w:rPr>
+        <w:t>前往</w:t>
+      </w:r>
+    </w:p>
+    <w:p/>
+    <w:p>
+      <w:r>
+        <w:t>construction site</w:t>
+      </w:r>
+      <w:r>
+        <w:rPr>
+          <w:rFonts w:hint="eastAsia"/>
+        </w:rPr>
+        <w:t xml:space="preserve"> </w:t>
+      </w:r>
+      <w:r>
+        <w:rPr>
+          <w:rFonts w:hint="eastAsia"/>
+        </w:rPr>
+        <w:t>工地、</w:t>
+      </w:r>
+      <w:r>
+        <w:t>factory</w:t>
       </w:r>
       <w:r>
         <w:rPr>
@@ -2068,43 +2684,353 @@
         <w:rPr>
           <w:rFonts w:hint="eastAsia"/>
         </w:rPr>
-        <w:t>營地、</w:t>
-      </w:r>
-      <w:r>
-        <w:rPr>
-          <w:rFonts w:hint="eastAsia"/>
-        </w:rPr>
-        <w:t>e</w:t>
-      </w:r>
-      <w:r>
-        <w:t>lectrical adj.</w:t>
-      </w:r>
-      <w:r>
-        <w:rPr>
-          <w:rFonts w:hint="eastAsia"/>
-        </w:rPr>
-        <w:t>電力、</w:t>
-      </w:r>
-      <w:r>
-        <w:rPr>
-          <w:rFonts w:hint="eastAsia"/>
-        </w:rPr>
-        <w:t>r</w:t>
-      </w:r>
-      <w:r>
-        <w:t>ental n.</w:t>
-      </w:r>
-      <w:r>
-        <w:rPr>
-          <w:rFonts w:hint="eastAsia"/>
-        </w:rPr>
-        <w:t>出租</w:t>
-      </w:r>
-      <w:r>
-        <w:rPr>
-          <w:rFonts w:hint="eastAsia"/>
-        </w:rPr>
-        <w:t>/</w:t>
+        <w:t>工廠、</w:t>
+      </w:r>
+      <w:r>
+        <w:t>car dealership</w:t>
+      </w:r>
+      <w:r>
+        <w:rPr>
+          <w:rFonts w:hint="eastAsia"/>
+        </w:rPr>
+        <w:t xml:space="preserve"> </w:t>
+      </w:r>
+      <w:r>
+        <w:rPr>
+          <w:rFonts w:hint="eastAsia"/>
+        </w:rPr>
+        <w:t>汽車經銷店</w:t>
+      </w:r>
+    </w:p>
+    <w:p>
+      <w:r>
+        <w:t>evening</w:t>
+      </w:r>
+      <w:r>
+        <w:rPr>
+          <w:rFonts w:hint="eastAsia"/>
+        </w:rPr>
+        <w:t xml:space="preserve"> </w:t>
+      </w:r>
+      <w:r>
+        <w:t>n.</w:t>
+      </w:r>
+      <w:r>
+        <w:rPr>
+          <w:rFonts w:hint="eastAsia"/>
+        </w:rPr>
+        <w:t>晚上、</w:t>
+      </w:r>
+      <w:r>
+        <w:t>conveyor belt</w:t>
+      </w:r>
+      <w:r>
+        <w:rPr>
+          <w:rFonts w:hint="eastAsia"/>
+        </w:rPr>
+        <w:t xml:space="preserve"> </w:t>
+      </w:r>
+      <w:r>
+        <w:t>n.</w:t>
+      </w:r>
+      <w:r>
+        <w:rPr>
+          <w:rFonts w:hint="eastAsia"/>
+        </w:rPr>
+        <w:t>傳送帶、</w:t>
+      </w:r>
+      <w:r>
+        <w:t>out of order</w:t>
+      </w:r>
+      <w:r>
+        <w:rPr>
+          <w:rFonts w:hint="eastAsia"/>
+        </w:rPr>
+        <w:t>物品故障</w:t>
+      </w:r>
+    </w:p>
+    <w:p>
+      <w:r>
+        <w:rPr>
+          <w:rFonts w:hint="eastAsia"/>
+        </w:rPr>
+        <w:t>t</w:t>
+      </w:r>
+      <w:r>
+        <w:t>emporarily adv.</w:t>
+      </w:r>
+      <w:r>
+        <w:rPr>
+          <w:rFonts w:hint="eastAsia"/>
+        </w:rPr>
+        <w:t>暫時、</w:t>
+      </w:r>
+      <w:r>
+        <w:rPr>
+          <w:rFonts w:hint="eastAsia"/>
+        </w:rPr>
+        <w:t>t</w:t>
+      </w:r>
+      <w:r>
+        <w:t>emporarily</w:t>
+      </w:r>
+      <w:r>
+        <w:rPr>
+          <w:rFonts w:hint="eastAsia"/>
+        </w:rPr>
+        <w:t xml:space="preserve"> </w:t>
+      </w:r>
+      <w:r>
+        <w:t>n.</w:t>
+      </w:r>
+      <w:r>
+        <w:rPr>
+          <w:rFonts w:hint="eastAsia"/>
+        </w:rPr>
+        <w:t xml:space="preserve"> </w:t>
+      </w:r>
+      <w:r>
+        <w:rPr>
+          <w:rFonts w:hint="eastAsia"/>
+        </w:rPr>
+        <w:t>人員</w:t>
+      </w:r>
+      <w:r>
+        <w:rPr>
+          <w:rFonts w:hint="eastAsia"/>
+        </w:rPr>
+        <w:t>、</w:t>
+      </w:r>
+      <w:r>
+        <w:rPr>
+          <w:rFonts w:hint="eastAsia"/>
+        </w:rPr>
+        <w:t>s</w:t>
+      </w:r>
+      <w:r>
+        <w:t xml:space="preserve">pecial assignment </w:t>
+      </w:r>
+      <w:r>
+        <w:rPr>
+          <w:rFonts w:hint="eastAsia"/>
+        </w:rPr>
+        <w:t>特殊任務</w:t>
+      </w:r>
+    </w:p>
+    <w:p>
+      <w:r>
+        <w:t>assembly floor</w:t>
+      </w:r>
+      <w:r>
+        <w:t xml:space="preserve"> </w:t>
+      </w:r>
+      <w:r>
+        <w:rPr>
+          <w:rFonts w:hint="eastAsia"/>
+        </w:rPr>
+        <w:t>裝配平台、</w:t>
+      </w:r>
+      <w:r>
+        <w:t>day shift</w:t>
+      </w:r>
+      <w:r>
+        <w:rPr>
+          <w:rFonts w:hint="eastAsia"/>
+        </w:rPr>
+        <w:t xml:space="preserve"> </w:t>
+      </w:r>
+      <w:r>
+        <w:rPr>
+          <w:rFonts w:hint="eastAsia"/>
+        </w:rPr>
+        <w:t>日班</w:t>
+      </w:r>
+    </w:p>
+    <w:p/>
+    <w:p>
+      <w:r>
+        <w:t>architect</w:t>
+      </w:r>
+      <w:r>
+        <w:rPr>
+          <w:rFonts w:hint="eastAsia"/>
+        </w:rPr>
+        <w:t xml:space="preserve"> </w:t>
+      </w:r>
+      <w:r>
+        <w:t>n.</w:t>
+      </w:r>
+      <w:r>
+        <w:rPr>
+          <w:rFonts w:hint="eastAsia"/>
+        </w:rPr>
+        <w:t>建築師、</w:t>
+      </w:r>
+      <w:r>
+        <w:t>real estate agent</w:t>
+      </w:r>
+      <w:r>
+        <w:rPr>
+          <w:rFonts w:hint="eastAsia"/>
+        </w:rPr>
+        <w:t xml:space="preserve"> </w:t>
+      </w:r>
+      <w:r>
+        <w:rPr>
+          <w:rFonts w:hint="eastAsia"/>
+        </w:rPr>
+        <w:t>房地產經紀人</w:t>
+      </w:r>
+      <w:r>
+        <w:rPr>
+          <w:rFonts w:hint="eastAsia"/>
+        </w:rPr>
+        <w:t>、</w:t>
+      </w:r>
+      <w:r>
+        <w:rPr>
+          <w:rFonts w:hint="eastAsia"/>
+        </w:rPr>
+        <w:t>房地產經紀人</w:t>
+      </w:r>
+    </w:p>
+    <w:p>
+      <w:r>
+        <w:t>deposit</w:t>
+      </w:r>
+      <w:r>
+        <w:rPr>
+          <w:rFonts w:hint="eastAsia"/>
+        </w:rPr>
+        <w:t xml:space="preserve"> </w:t>
+      </w:r>
+      <w:r>
+        <w:t>v.</w:t>
+      </w:r>
+      <w:r>
+        <w:rPr>
+          <w:rFonts w:hint="eastAsia"/>
+        </w:rPr>
+        <w:t>存放</w:t>
+      </w:r>
+      <w:r>
+        <w:rPr>
+          <w:rFonts w:hint="eastAsia"/>
+        </w:rPr>
+        <w:t>/</w:t>
+      </w:r>
+      <w:r>
+        <w:rPr>
+          <w:rFonts w:hint="eastAsia"/>
+        </w:rPr>
+        <w:t>支付</w:t>
+      </w:r>
+      <w:r>
+        <w:rPr>
+          <w:rFonts w:hint="eastAsia"/>
+        </w:rPr>
+        <w:t>,</w:t>
+      </w:r>
+      <w:r>
+        <w:t>n.</w:t>
+      </w:r>
+      <w:r>
+        <w:rPr>
+          <w:rFonts w:hint="eastAsia"/>
+        </w:rPr>
+        <w:t>存款</w:t>
+      </w:r>
+      <w:r>
+        <w:rPr>
+          <w:rFonts w:hint="eastAsia"/>
+        </w:rPr>
+        <w:t>/</w:t>
+      </w:r>
+      <w:r>
+        <w:rPr>
+          <w:rFonts w:hint="eastAsia"/>
+        </w:rPr>
+        <w:t>沉澱物、</w:t>
+      </w:r>
+      <w:r>
+        <w:t>carefully</w:t>
+      </w:r>
+      <w:r>
+        <w:t xml:space="preserve"> adv.</w:t>
+      </w:r>
+      <w:r>
+        <w:rPr>
+          <w:rFonts w:hint="eastAsia"/>
+        </w:rPr>
+        <w:t>小心</w:t>
+      </w:r>
+      <w:r>
+        <w:rPr>
+          <w:rFonts w:hint="eastAsia"/>
+        </w:rPr>
+        <w:t>/</w:t>
+      </w:r>
+      <w:r>
+        <w:rPr>
+          <w:rFonts w:hint="eastAsia"/>
+        </w:rPr>
+        <w:t>仔細</w:t>
+      </w:r>
+    </w:p>
+    <w:p>
+      <w:r>
+        <w:t>come on</w:t>
+      </w:r>
+      <w:r>
+        <w:rPr>
+          <w:rFonts w:hint="eastAsia"/>
+        </w:rPr>
+        <w:t>催促別人</w:t>
+      </w:r>
+      <w:r>
+        <w:rPr>
+          <w:rFonts w:hint="eastAsia"/>
+        </w:rPr>
+        <w:t>/</w:t>
+      </w:r>
+      <w:r>
+        <w:rPr>
+          <w:rFonts w:hint="eastAsia"/>
+        </w:rPr>
+        <w:t>鼓勵</w:t>
+      </w:r>
+      <w:r>
+        <w:t>/</w:t>
+      </w:r>
+      <w:r>
+        <w:rPr>
+          <w:rFonts w:hint="eastAsia"/>
+        </w:rPr>
+        <w:t>請求</w:t>
+      </w:r>
+      <w:r>
+        <w:rPr>
+          <w:rFonts w:hint="eastAsia"/>
+        </w:rPr>
+        <w:t>/</w:t>
+      </w:r>
+      <w:r>
+        <w:rPr>
+          <w:rFonts w:hint="eastAsia"/>
+        </w:rPr>
+        <w:t>過來、</w:t>
+      </w:r>
+      <w:r>
+        <w:t>rent</w:t>
+      </w:r>
+      <w:r>
+        <w:rPr>
+          <w:rFonts w:hint="eastAsia"/>
+        </w:rPr>
+        <w:t xml:space="preserve"> n</w:t>
+      </w:r>
+      <w:r>
+        <w:t>.</w:t>
       </w:r>
       <w:r>
         <w:rPr>
@@ -2112,46 +3038,61 @@
         </w:rPr>
         <w:t>租金</w:t>
       </w:r>
-    </w:p>
-    <w:p>
-      <w:r>
-        <w:t>confident</w:t>
-      </w:r>
-      <w:r>
-        <w:t xml:space="preserve"> adj.</w:t>
-      </w:r>
-      <w:r>
-        <w:rPr>
-          <w:rFonts w:hint="eastAsia"/>
-        </w:rPr>
-        <w:t xml:space="preserve"> </w:t>
-      </w:r>
-      <w:r>
-        <w:rPr>
-          <w:rFonts w:hint="eastAsia"/>
-        </w:rPr>
-        <w:t>自信</w:t>
-      </w:r>
-      <w:r>
-        <w:rPr>
-          <w:rFonts w:hint="eastAsia"/>
-        </w:rPr>
-        <w:t>/</w:t>
-      </w:r>
-      <w:r>
-        <w:rPr>
-          <w:rFonts w:hint="eastAsia"/>
-        </w:rPr>
-        <w:t>信心、</w:t>
-      </w:r>
-      <w:r>
-        <w:t>uncertain about</w:t>
-      </w:r>
-      <w:r>
-        <w:rPr>
-          <w:rFonts w:hint="eastAsia"/>
-        </w:rPr>
-        <w:t>對……感到不確定</w:t>
+      <w:r>
+        <w:rPr>
+          <w:rFonts w:hint="eastAsia"/>
+        </w:rPr>
+        <w:t>,</w:t>
+      </w:r>
+      <w:r>
+        <w:t>v.</w:t>
+      </w:r>
+      <w:r>
+        <w:rPr>
+          <w:rFonts w:hint="eastAsia"/>
+        </w:rPr>
+        <w:t>租用、</w:t>
+      </w:r>
+      <w:r>
+        <w:t>foresee</w:t>
+      </w:r>
+      <w:r>
+        <w:t xml:space="preserve"> v.</w:t>
+      </w:r>
+      <w:r>
+        <w:rPr>
+          <w:rFonts w:hint="eastAsia"/>
+        </w:rPr>
+        <w:t>預見</w:t>
+      </w:r>
+    </w:p>
+    <w:p>
+      <w:r>
+        <w:t>property</w:t>
+      </w:r>
+      <w:r>
+        <w:t xml:space="preserve"> n.</w:t>
+      </w:r>
+      <w:r>
+        <w:rPr>
+          <w:rFonts w:hint="eastAsia"/>
+        </w:rPr>
+        <w:t>財產、</w:t>
+      </w:r>
+      <w:r>
+        <w:rPr>
+          <w:rFonts w:hint="eastAsia"/>
+        </w:rPr>
+        <w:t>c</w:t>
+      </w:r>
+      <w:r>
+        <w:t>ontractor n.</w:t>
+      </w:r>
+      <w:r>
+        <w:rPr>
+          <w:rFonts w:hint="eastAsia"/>
+        </w:rPr>
+        <w:t>承包商</w:t>
       </w:r>
       <w:r>
         <w:rPr>
@@ -2160,962 +3101,6 @@
         <w:t>、</w:t>
       </w:r>
       <w:r>
-        <w:t>certain</w:t>
-      </w:r>
-      <w:r>
-        <w:rPr>
-          <w:rFonts w:hint="eastAsia"/>
-        </w:rPr>
-        <w:t xml:space="preserve"> </w:t>
-      </w:r>
-      <w:r>
-        <w:t>adj.</w:t>
-      </w:r>
-      <w:r>
-        <w:rPr>
-          <w:rFonts w:hint="eastAsia"/>
-        </w:rPr>
-        <w:t>肯定</w:t>
-      </w:r>
-    </w:p>
-    <w:p>
-      <w:r>
-        <w:t>refer to</w:t>
-      </w:r>
-      <w:r>
-        <w:rPr>
-          <w:rFonts w:hint="eastAsia"/>
-        </w:rPr>
-        <w:t>提及</w:t>
-      </w:r>
-      <w:r>
-        <w:rPr>
-          <w:rFonts w:hint="eastAsia"/>
-        </w:rPr>
-        <w:t>/</w:t>
-      </w:r>
-      <w:r>
-        <w:rPr>
-          <w:rFonts w:hint="eastAsia"/>
-        </w:rPr>
-        <w:t>談到</w:t>
-      </w:r>
-      <w:r>
-        <w:rPr>
-          <w:rFonts w:hint="eastAsia"/>
-        </w:rPr>
-        <w:t>、</w:t>
-      </w:r>
-      <w:r>
-        <w:t>rental agreement</w:t>
-      </w:r>
-      <w:r>
-        <w:rPr>
-          <w:rFonts w:hint="eastAsia"/>
-        </w:rPr>
-        <w:t>租賃合約</w:t>
-      </w:r>
-      <w:r>
-        <w:rPr>
-          <w:rFonts w:hint="eastAsia"/>
-        </w:rPr>
-        <w:t>、</w:t>
-      </w:r>
-      <w:r>
-        <w:t>testimonial</w:t>
-      </w:r>
-      <w:r>
-        <w:t xml:space="preserve"> n.</w:t>
-      </w:r>
-      <w:r>
-        <w:rPr>
-          <w:rFonts w:hint="eastAsia"/>
-        </w:rPr>
-        <w:t>介紹信</w:t>
-      </w:r>
-      <w:r>
-        <w:rPr>
-          <w:rFonts w:hint="eastAsia"/>
-        </w:rPr>
-        <w:t>/</w:t>
-      </w:r>
-      <w:r>
-        <w:rPr>
-          <w:rFonts w:hint="eastAsia"/>
-        </w:rPr>
-        <w:t>推薦書</w:t>
-      </w:r>
-    </w:p>
-    <w:p>
-      <w:r>
-        <w:t>identify</w:t>
-      </w:r>
-      <w:r>
-        <w:t xml:space="preserve"> v.</w:t>
-      </w:r>
-      <w:r>
-        <w:rPr>
-          <w:rFonts w:hint="eastAsia"/>
-        </w:rPr>
-        <w:t>識別</w:t>
-      </w:r>
-      <w:r>
-        <w:rPr>
-          <w:rFonts w:hint="eastAsia"/>
-        </w:rPr>
-        <w:t>/</w:t>
-      </w:r>
-      <w:r>
-        <w:rPr>
-          <w:rFonts w:hint="eastAsia"/>
-        </w:rPr>
-        <w:t>確定、</w:t>
-      </w:r>
-      <w:r>
-        <w:t>initially</w:t>
-      </w:r>
-      <w:r>
-        <w:rPr>
-          <w:rFonts w:hint="eastAsia"/>
-        </w:rPr>
-        <w:t xml:space="preserve"> </w:t>
-      </w:r>
-      <w:r>
-        <w:t>adv.</w:t>
-      </w:r>
-      <w:r>
-        <w:rPr>
-          <w:rFonts w:hint="eastAsia"/>
-        </w:rPr>
-        <w:t>最初、</w:t>
-      </w:r>
-      <w:r>
-        <w:t>regarding</w:t>
-      </w:r>
-      <w:r>
-        <w:rPr>
-          <w:rFonts w:hint="eastAsia"/>
-        </w:rPr>
-        <w:t xml:space="preserve"> </w:t>
-      </w:r>
-      <w:r>
-        <w:t>prep.</w:t>
-      </w:r>
-      <w:r>
-        <w:rPr>
-          <w:rFonts w:hint="eastAsia"/>
-        </w:rPr>
-        <w:t>關於</w:t>
-      </w:r>
-    </w:p>
-    <w:p>
-      <w:r>
-        <w:t>motorhome</w:t>
-      </w:r>
-      <w:r>
-        <w:rPr>
-          <w:rFonts w:hint="eastAsia"/>
-        </w:rPr>
-        <w:t xml:space="preserve"> n</w:t>
-      </w:r>
-      <w:r>
-        <w:t>.</w:t>
-      </w:r>
-      <w:r>
-        <w:rPr>
-          <w:rFonts w:hint="eastAsia"/>
-        </w:rPr>
-        <w:t>房車、</w:t>
-      </w:r>
-      <w:r>
-        <w:t>thorough</w:t>
-      </w:r>
-      <w:r>
-        <w:rPr>
-          <w:rFonts w:hint="eastAsia"/>
-        </w:rPr>
-        <w:t xml:space="preserve"> a</w:t>
-      </w:r>
-      <w:r>
-        <w:t xml:space="preserve">dj </w:t>
-      </w:r>
-      <w:r>
-        <w:rPr>
-          <w:rFonts w:hint="eastAsia"/>
-        </w:rPr>
-        <w:t>仔細的</w:t>
-      </w:r>
-      <w:r>
-        <w:rPr>
-          <w:rFonts w:hint="eastAsia"/>
-        </w:rPr>
-        <w:t>/</w:t>
-      </w:r>
-      <w:r>
-        <w:rPr>
-          <w:rFonts w:hint="eastAsia"/>
-        </w:rPr>
-        <w:t>徹底、</w:t>
-      </w:r>
-      <w:r>
-        <w:t>inspection</w:t>
-      </w:r>
-      <w:r>
-        <w:rPr>
-          <w:rFonts w:hint="eastAsia"/>
-        </w:rPr>
-        <w:t xml:space="preserve"> n</w:t>
-      </w:r>
-      <w:r>
-        <w:t>.</w:t>
-      </w:r>
-      <w:r>
-        <w:rPr>
-          <w:rFonts w:hint="eastAsia"/>
-        </w:rPr>
-        <w:t>檢查</w:t>
-      </w:r>
-    </w:p>
-    <w:p>
-      <w:r>
-        <w:t>come out</w:t>
-      </w:r>
-      <w:r>
-        <w:rPr>
-          <w:rFonts w:hint="eastAsia"/>
-        </w:rPr>
-        <w:t>出現</w:t>
-      </w:r>
-      <w:r>
-        <w:rPr>
-          <w:rFonts w:hint="eastAsia"/>
-        </w:rPr>
-        <w:t>/</w:t>
-      </w:r>
-      <w:r>
-        <w:rPr>
-          <w:rFonts w:hint="eastAsia"/>
-        </w:rPr>
-        <w:t>發行、</w:t>
-      </w:r>
-      <w:r>
-        <w:t>assess</w:t>
-      </w:r>
-      <w:r>
-        <w:t xml:space="preserve"> v.</w:t>
-      </w:r>
-      <w:r>
-        <w:rPr>
-          <w:rFonts w:hint="eastAsia"/>
-        </w:rPr>
-        <w:t>評估</w:t>
-      </w:r>
-      <w:r>
-        <w:rPr>
-          <w:rFonts w:hint="eastAsia"/>
-        </w:rPr>
-        <w:t>/</w:t>
-      </w:r>
-      <w:r>
-        <w:rPr>
-          <w:rFonts w:hint="eastAsia"/>
-        </w:rPr>
-        <w:t>估價、</w:t>
-      </w:r>
-      <w:r>
-        <w:rPr>
-          <w:rFonts w:hint="eastAsia"/>
-        </w:rPr>
-        <w:t>p</w:t>
-      </w:r>
-      <w:r>
-        <w:t>romptly adv.</w:t>
-      </w:r>
-      <w:r>
-        <w:rPr>
-          <w:rFonts w:hint="eastAsia"/>
-        </w:rPr>
-        <w:t>迅速地</w:t>
-      </w:r>
-    </w:p>
-    <w:p>
-      <w:r>
-        <w:t>question</w:t>
-      </w:r>
-      <w:r>
-        <w:t xml:space="preserve"> n.</w:t>
-      </w:r>
-      <w:r>
-        <w:rPr>
-          <w:rFonts w:hint="eastAsia"/>
-        </w:rPr>
-        <w:t>問題</w:t>
-      </w:r>
-      <w:r>
-        <w:t>,v.</w:t>
-      </w:r>
-      <w:r>
-        <w:rPr>
-          <w:rFonts w:hint="eastAsia"/>
-        </w:rPr>
-        <w:t>懷疑</w:t>
-      </w:r>
-    </w:p>
-    <w:p/>
-    <w:p>
-      <w:r>
-        <w:t>repair calls</w:t>
-      </w:r>
-      <w:r>
-        <w:t xml:space="preserve"> </w:t>
-      </w:r>
-      <w:r>
-        <w:rPr>
-          <w:rFonts w:hint="eastAsia"/>
-        </w:rPr>
-        <w:t>維修電話</w:t>
-      </w:r>
-      <w:r>
-        <w:rPr>
-          <w:rFonts w:hint="eastAsia"/>
-        </w:rPr>
-        <w:t>/</w:t>
-      </w:r>
-      <w:r>
-        <w:rPr>
-          <w:rFonts w:hint="eastAsia"/>
-        </w:rPr>
-        <w:t>維修通知、</w:t>
-      </w:r>
-      <w:r>
-        <w:rPr>
-          <w:rFonts w:hint="eastAsia"/>
-        </w:rPr>
-        <w:t>h</w:t>
-      </w:r>
-      <w:r>
-        <w:t>andwriting n.</w:t>
-      </w:r>
-      <w:r>
-        <w:rPr>
-          <w:rFonts w:hint="eastAsia"/>
-        </w:rPr>
-        <w:t>書寫、</w:t>
-      </w:r>
-      <w:r>
-        <w:t>misus</w:t>
-      </w:r>
-      <w:r>
-        <w:t>e n. v.</w:t>
-      </w:r>
-      <w:r>
-        <w:rPr>
-          <w:rFonts w:hint="eastAsia"/>
-        </w:rPr>
-        <w:t>濫用</w:t>
-      </w:r>
-      <w:r>
-        <w:t>/</w:t>
-      </w:r>
-      <w:r>
-        <w:rPr>
-          <w:rFonts w:hint="eastAsia"/>
-        </w:rPr>
-        <w:t>錯用</w:t>
-      </w:r>
-    </w:p>
-    <w:p>
-      <w:r>
-        <w:t>properly</w:t>
-      </w:r>
-      <w:r>
-        <w:t xml:space="preserve"> adv.</w:t>
-      </w:r>
-      <w:r>
-        <w:rPr>
-          <w:rFonts w:hint="eastAsia"/>
-        </w:rPr>
-        <w:t xml:space="preserve"> </w:t>
-      </w:r>
-      <w:r>
-        <w:rPr>
-          <w:rFonts w:hint="eastAsia"/>
-        </w:rPr>
-        <w:t>正確</w:t>
-      </w:r>
-      <w:r>
-        <w:rPr>
-          <w:rFonts w:hint="eastAsia"/>
-        </w:rPr>
-        <w:t>/</w:t>
-      </w:r>
-      <w:r>
-        <w:rPr>
-          <w:rFonts w:hint="eastAsia"/>
-        </w:rPr>
-        <w:t>適當、</w:t>
-      </w:r>
-      <w:r>
-        <w:t>turn in</w:t>
-      </w:r>
-      <w:r>
-        <w:rPr>
-          <w:rFonts w:hint="eastAsia"/>
-        </w:rPr>
-        <w:t>繳交</w:t>
-      </w:r>
-      <w:r>
-        <w:rPr>
-          <w:rFonts w:hint="eastAsia"/>
-        </w:rPr>
-        <w:t>/</w:t>
-      </w:r>
-      <w:r>
-        <w:rPr>
-          <w:rFonts w:hint="eastAsia"/>
-        </w:rPr>
-        <w:t>交出、</w:t>
-      </w:r>
-      <w:r>
-        <w:rPr>
-          <w:rFonts w:hint="eastAsia"/>
-        </w:rPr>
-        <w:t>p</w:t>
-      </w:r>
-      <w:r>
-        <w:t>ick up</w:t>
-      </w:r>
-      <w:r>
-        <w:rPr>
-          <w:rFonts w:hint="eastAsia"/>
-        </w:rPr>
-        <w:t>撿起</w:t>
-      </w:r>
-      <w:r>
-        <w:rPr>
-          <w:rFonts w:hint="eastAsia"/>
-        </w:rPr>
-        <w:t>/</w:t>
-      </w:r>
-      <w:r>
-        <w:rPr>
-          <w:rFonts w:hint="eastAsia"/>
-        </w:rPr>
-        <w:t>領取物品</w:t>
-      </w:r>
-      <w:r>
-        <w:rPr>
-          <w:rFonts w:hint="eastAsia"/>
-        </w:rPr>
-        <w:t>/</w:t>
-      </w:r>
-      <w:r>
-        <w:rPr>
-          <w:rFonts w:hint="eastAsia"/>
-        </w:rPr>
-        <w:t>購買</w:t>
-      </w:r>
-      <w:r>
-        <w:rPr>
-          <w:rFonts w:hint="eastAsia"/>
-        </w:rPr>
-        <w:t>/</w:t>
-      </w:r>
-      <w:r>
-        <w:rPr>
-          <w:rFonts w:hint="eastAsia"/>
-        </w:rPr>
-        <w:t>學會</w:t>
-      </w:r>
-    </w:p>
-    <w:p>
-      <w:r>
-        <w:rPr>
-          <w:rFonts w:hint="eastAsia"/>
-        </w:rPr>
-        <w:t>q</w:t>
-      </w:r>
-      <w:r>
-        <w:t xml:space="preserve">uality plumbing </w:t>
-      </w:r>
-      <w:r>
-        <w:rPr>
-          <w:rFonts w:hint="eastAsia"/>
-        </w:rPr>
-        <w:t>高品質水管系統、</w:t>
-      </w:r>
-      <w:r>
-        <w:t>stop by</w:t>
-      </w:r>
-      <w:r>
-        <w:t>順路經過</w:t>
-      </w:r>
-      <w:r>
-        <w:rPr>
-          <w:rFonts w:hint="eastAsia"/>
-        </w:rPr>
-        <w:t>、</w:t>
-      </w:r>
-      <w:r>
-        <w:t>leave for</w:t>
-      </w:r>
-      <w:r>
-        <w:rPr>
-          <w:rFonts w:hint="eastAsia"/>
-        </w:rPr>
-        <w:t>前往</w:t>
-      </w:r>
-    </w:p>
-    <w:p/>
-    <w:p>
-      <w:r>
-        <w:t>construction site</w:t>
-      </w:r>
-      <w:r>
-        <w:rPr>
-          <w:rFonts w:hint="eastAsia"/>
-        </w:rPr>
-        <w:t xml:space="preserve"> </w:t>
-      </w:r>
-      <w:r>
-        <w:rPr>
-          <w:rFonts w:hint="eastAsia"/>
-        </w:rPr>
-        <w:t>工地、</w:t>
-      </w:r>
-      <w:r>
-        <w:t>factory</w:t>
-      </w:r>
-      <w:r>
-        <w:rPr>
-          <w:rFonts w:hint="eastAsia"/>
-        </w:rPr>
-        <w:t xml:space="preserve"> </w:t>
-      </w:r>
-      <w:r>
-        <w:t>n.</w:t>
-      </w:r>
-      <w:r>
-        <w:rPr>
-          <w:rFonts w:hint="eastAsia"/>
-        </w:rPr>
-        <w:t>工廠、</w:t>
-      </w:r>
-      <w:r>
-        <w:t>car dealership</w:t>
-      </w:r>
-      <w:r>
-        <w:rPr>
-          <w:rFonts w:hint="eastAsia"/>
-        </w:rPr>
-        <w:t xml:space="preserve"> </w:t>
-      </w:r>
-      <w:r>
-        <w:rPr>
-          <w:rFonts w:hint="eastAsia"/>
-        </w:rPr>
-        <w:t>汽車經銷店</w:t>
-      </w:r>
-    </w:p>
-    <w:p>
-      <w:r>
-        <w:t>evening</w:t>
-      </w:r>
-      <w:r>
-        <w:rPr>
-          <w:rFonts w:hint="eastAsia"/>
-        </w:rPr>
-        <w:t xml:space="preserve"> </w:t>
-      </w:r>
-      <w:r>
-        <w:t>n.</w:t>
-      </w:r>
-      <w:r>
-        <w:rPr>
-          <w:rFonts w:hint="eastAsia"/>
-        </w:rPr>
-        <w:t>晚上、</w:t>
-      </w:r>
-      <w:r>
-        <w:t>conveyor belt</w:t>
-      </w:r>
-      <w:r>
-        <w:rPr>
-          <w:rFonts w:hint="eastAsia"/>
-        </w:rPr>
-        <w:t xml:space="preserve"> </w:t>
-      </w:r>
-      <w:r>
-        <w:t>n.</w:t>
-      </w:r>
-      <w:r>
-        <w:rPr>
-          <w:rFonts w:hint="eastAsia"/>
-        </w:rPr>
-        <w:t>傳送帶、</w:t>
-      </w:r>
-      <w:r>
-        <w:t>out of order</w:t>
-      </w:r>
-      <w:r>
-        <w:rPr>
-          <w:rFonts w:hint="eastAsia"/>
-        </w:rPr>
-        <w:t>物品故障</w:t>
-      </w:r>
-    </w:p>
-    <w:p>
-      <w:r>
-        <w:rPr>
-          <w:rFonts w:hint="eastAsia"/>
-        </w:rPr>
-        <w:t>t</w:t>
-      </w:r>
-      <w:r>
-        <w:t>emporarily adv.</w:t>
-      </w:r>
-      <w:r>
-        <w:rPr>
-          <w:rFonts w:hint="eastAsia"/>
-        </w:rPr>
-        <w:t>暫時、</w:t>
-      </w:r>
-      <w:r>
-        <w:rPr>
-          <w:rFonts w:hint="eastAsia"/>
-        </w:rPr>
-        <w:t>t</w:t>
-      </w:r>
-      <w:r>
-        <w:t>emporarily</w:t>
-      </w:r>
-      <w:r>
-        <w:rPr>
-          <w:rFonts w:hint="eastAsia"/>
-        </w:rPr>
-        <w:t xml:space="preserve"> </w:t>
-      </w:r>
-      <w:r>
-        <w:t>n.</w:t>
-      </w:r>
-      <w:r>
-        <w:rPr>
-          <w:rFonts w:hint="eastAsia"/>
-        </w:rPr>
-        <w:t xml:space="preserve"> </w:t>
-      </w:r>
-      <w:r>
-        <w:rPr>
-          <w:rFonts w:hint="eastAsia"/>
-        </w:rPr>
-        <w:t>人員</w:t>
-      </w:r>
-      <w:r>
-        <w:rPr>
-          <w:rFonts w:hint="eastAsia"/>
-        </w:rPr>
-        <w:t>、</w:t>
-      </w:r>
-      <w:r>
-        <w:rPr>
-          <w:rFonts w:hint="eastAsia"/>
-        </w:rPr>
-        <w:t>s</w:t>
-      </w:r>
-      <w:r>
-        <w:t xml:space="preserve">pecial assignment </w:t>
-      </w:r>
-      <w:r>
-        <w:rPr>
-          <w:rFonts w:hint="eastAsia"/>
-        </w:rPr>
-        <w:t>特殊任務</w:t>
-      </w:r>
-    </w:p>
-    <w:p>
-      <w:r>
-        <w:t>assembly floor</w:t>
-      </w:r>
-      <w:r>
-        <w:t xml:space="preserve"> </w:t>
-      </w:r>
-      <w:r>
-        <w:rPr>
-          <w:rFonts w:hint="eastAsia"/>
-        </w:rPr>
-        <w:t>裝配平台、</w:t>
-      </w:r>
-      <w:r>
-        <w:t>day shift</w:t>
-      </w:r>
-      <w:r>
-        <w:rPr>
-          <w:rFonts w:hint="eastAsia"/>
-        </w:rPr>
-        <w:t xml:space="preserve"> </w:t>
-      </w:r>
-      <w:r>
-        <w:rPr>
-          <w:rFonts w:hint="eastAsia"/>
-        </w:rPr>
-        <w:t>日班</w:t>
-      </w:r>
-    </w:p>
-    <w:p/>
-    <w:p>
-      <w:r>
-        <w:t>architect</w:t>
-      </w:r>
-      <w:r>
-        <w:rPr>
-          <w:rFonts w:hint="eastAsia"/>
-        </w:rPr>
-        <w:t xml:space="preserve"> </w:t>
-      </w:r>
-      <w:r>
-        <w:t>n.</w:t>
-      </w:r>
-      <w:r>
-        <w:rPr>
-          <w:rFonts w:hint="eastAsia"/>
-        </w:rPr>
-        <w:t>建築師、</w:t>
-      </w:r>
-      <w:r>
-        <w:t>real estate agent</w:t>
-      </w:r>
-      <w:r>
-        <w:rPr>
-          <w:rFonts w:hint="eastAsia"/>
-        </w:rPr>
-        <w:t xml:space="preserve"> </w:t>
-      </w:r>
-      <w:r>
-        <w:rPr>
-          <w:rFonts w:hint="eastAsia"/>
-        </w:rPr>
-        <w:t>房地產經紀人</w:t>
-      </w:r>
-      <w:r>
-        <w:rPr>
-          <w:rFonts w:hint="eastAsia"/>
-        </w:rPr>
-        <w:t>、</w:t>
-      </w:r>
-      <w:r>
-        <w:rPr>
-          <w:rFonts w:hint="eastAsia"/>
-        </w:rPr>
-        <w:t>房地產經紀人</w:t>
-      </w:r>
-    </w:p>
-    <w:p>
-      <w:r>
-        <w:t>deposit</w:t>
-      </w:r>
-      <w:r>
-        <w:rPr>
-          <w:rFonts w:hint="eastAsia"/>
-        </w:rPr>
-        <w:t xml:space="preserve"> </w:t>
-      </w:r>
-      <w:r>
-        <w:t>v.</w:t>
-      </w:r>
-      <w:r>
-        <w:rPr>
-          <w:rFonts w:hint="eastAsia"/>
-        </w:rPr>
-        <w:t>存放</w:t>
-      </w:r>
-      <w:r>
-        <w:rPr>
-          <w:rFonts w:hint="eastAsia"/>
-        </w:rPr>
-        <w:t>/</w:t>
-      </w:r>
-      <w:r>
-        <w:rPr>
-          <w:rFonts w:hint="eastAsia"/>
-        </w:rPr>
-        <w:t>支付</w:t>
-      </w:r>
-      <w:r>
-        <w:rPr>
-          <w:rFonts w:hint="eastAsia"/>
-        </w:rPr>
-        <w:t>,</w:t>
-      </w:r>
-      <w:r>
-        <w:t>n.</w:t>
-      </w:r>
-      <w:r>
-        <w:rPr>
-          <w:rFonts w:hint="eastAsia"/>
-        </w:rPr>
-        <w:t>存款</w:t>
-      </w:r>
-      <w:r>
-        <w:rPr>
-          <w:rFonts w:hint="eastAsia"/>
-        </w:rPr>
-        <w:t>/</w:t>
-      </w:r>
-      <w:r>
-        <w:rPr>
-          <w:rFonts w:hint="eastAsia"/>
-        </w:rPr>
-        <w:t>沉澱物、</w:t>
-      </w:r>
-      <w:r>
-        <w:t>carefully</w:t>
-      </w:r>
-      <w:r>
-        <w:t xml:space="preserve"> adv.</w:t>
-      </w:r>
-      <w:r>
-        <w:rPr>
-          <w:rFonts w:hint="eastAsia"/>
-        </w:rPr>
-        <w:t>小心</w:t>
-      </w:r>
-      <w:r>
-        <w:rPr>
-          <w:rFonts w:hint="eastAsia"/>
-        </w:rPr>
-        <w:t>/</w:t>
-      </w:r>
-      <w:r>
-        <w:rPr>
-          <w:rFonts w:hint="eastAsia"/>
-        </w:rPr>
-        <w:t>仔細</w:t>
-      </w:r>
-    </w:p>
-    <w:p>
-      <w:r>
-        <w:t>come on</w:t>
-      </w:r>
-      <w:r>
-        <w:rPr>
-          <w:rFonts w:hint="eastAsia"/>
-        </w:rPr>
-        <w:t>催促別人</w:t>
-      </w:r>
-      <w:r>
-        <w:rPr>
-          <w:rFonts w:hint="eastAsia"/>
-        </w:rPr>
-        <w:t>/</w:t>
-      </w:r>
-      <w:r>
-        <w:rPr>
-          <w:rFonts w:hint="eastAsia"/>
-        </w:rPr>
-        <w:t>鼓勵</w:t>
-      </w:r>
-      <w:r>
-        <w:t>/</w:t>
-      </w:r>
-      <w:r>
-        <w:rPr>
-          <w:rFonts w:hint="eastAsia"/>
-        </w:rPr>
-        <w:t>請求</w:t>
-      </w:r>
-      <w:r>
-        <w:rPr>
-          <w:rFonts w:hint="eastAsia"/>
-        </w:rPr>
-        <w:t>/</w:t>
-      </w:r>
-      <w:r>
-        <w:rPr>
-          <w:rFonts w:hint="eastAsia"/>
-        </w:rPr>
-        <w:t>過來、</w:t>
-      </w:r>
-      <w:r>
-        <w:t>rent</w:t>
-      </w:r>
-      <w:r>
-        <w:rPr>
-          <w:rFonts w:hint="eastAsia"/>
-        </w:rPr>
-        <w:t xml:space="preserve"> n</w:t>
-      </w:r>
-      <w:r>
-        <w:t>.</w:t>
-      </w:r>
-      <w:r>
-        <w:rPr>
-          <w:rFonts w:hint="eastAsia"/>
-        </w:rPr>
-        <w:t>租金</w:t>
-      </w:r>
-      <w:r>
-        <w:rPr>
-          <w:rFonts w:hint="eastAsia"/>
-        </w:rPr>
-        <w:t>,</w:t>
-      </w:r>
-      <w:r>
-        <w:t>v.</w:t>
-      </w:r>
-      <w:r>
-        <w:rPr>
-          <w:rFonts w:hint="eastAsia"/>
-        </w:rPr>
-        <w:t>租用、</w:t>
-      </w:r>
-      <w:r>
-        <w:t>foresee</w:t>
-      </w:r>
-      <w:r>
-        <w:t xml:space="preserve"> v.</w:t>
-      </w:r>
-      <w:r>
-        <w:rPr>
-          <w:rFonts w:hint="eastAsia"/>
-        </w:rPr>
-        <w:t>預見</w:t>
-      </w:r>
-    </w:p>
-    <w:p>
-      <w:r>
-        <w:t>property</w:t>
-      </w:r>
-      <w:r>
-        <w:t xml:space="preserve"> n.</w:t>
-      </w:r>
-      <w:r>
-        <w:rPr>
-          <w:rFonts w:hint="eastAsia"/>
-        </w:rPr>
-        <w:t>財產、</w:t>
-      </w:r>
-      <w:r>
-        <w:rPr>
-          <w:rFonts w:hint="eastAsia"/>
-        </w:rPr>
-        <w:t>c</w:t>
-      </w:r>
-      <w:r>
-        <w:t>ontractor n.</w:t>
-      </w:r>
-      <w:r>
-        <w:rPr>
-          <w:rFonts w:hint="eastAsia"/>
-        </w:rPr>
-        <w:t>承包商</w:t>
-      </w:r>
-      <w:r>
-        <w:rPr>
-          <w:rFonts w:hint="eastAsia"/>
-        </w:rPr>
-        <w:t>、</w:t>
-      </w:r>
-      <w:r>
         <w:t>as soon as</w:t>
       </w:r>
       <w:r>
@@ -3124,14 +3109,12 @@
         </w:rPr>
         <w:t xml:space="preserve"> </w:t>
       </w:r>
-      <w:proofErr w:type="gramStart"/>
       <w:r>
         <w:rPr>
           <w:rFonts w:hint="eastAsia"/>
         </w:rPr>
         <w:t>一</w:t>
       </w:r>
-      <w:proofErr w:type="gramEnd"/>
       <w:r>
         <w:rPr>
           <w:rFonts w:hint="eastAsia"/>
@@ -3344,21 +3327,10 @@
         <w:rPr>
           <w:rFonts w:hint="eastAsia"/>
         </w:rPr>
-        <w:t xml:space="preserve"> </w:t>
-      </w:r>
-      <w:proofErr w:type="spellStart"/>
-      <w:r>
-        <w:rPr>
-          <w:rFonts w:hint="eastAsia"/>
-        </w:rPr>
-        <w:t>p</w:t>
-      </w:r>
-      <w:r>
-        <w:t>rep.adv</w:t>
-      </w:r>
-      <w:proofErr w:type="spellEnd"/>
-      <w:r>
-        <w:t xml:space="preserve">. </w:t>
+        <w:t xml:space="preserve"> p</w:t>
+      </w:r>
+      <w:r>
+        <w:t xml:space="preserve">rep.adv. </w:t>
       </w:r>
       <w:r>
         <w:rPr>
@@ -4202,14 +4174,379 @@
         </w:rPr>
         <w:t xml:space="preserve"> </w:t>
       </w:r>
-      <w:proofErr w:type="spellStart"/>
       <w:r>
         <w:t>v.</w:t>
       </w:r>
       <w:r>
-        <w:t>n</w:t>
-      </w:r>
-      <w:proofErr w:type="spellEnd"/>
+        <w:t>n.</w:t>
+      </w:r>
+      <w:r>
+        <w:rPr>
+          <w:rFonts w:hint="eastAsia"/>
+        </w:rPr>
+        <w:t>聲稱</w:t>
+      </w:r>
+      <w:r>
+        <w:rPr>
+          <w:rFonts w:hint="eastAsia"/>
+        </w:rPr>
+        <w:t>/</w:t>
+      </w:r>
+      <w:r>
+        <w:rPr>
+          <w:rFonts w:hint="eastAsia"/>
+        </w:rPr>
+        <w:t>主張</w:t>
+      </w:r>
+      <w:r>
+        <w:rPr>
+          <w:rFonts w:hint="eastAsia"/>
+        </w:rPr>
+        <w:t>/</w:t>
+      </w:r>
+      <w:r>
+        <w:rPr>
+          <w:rFonts w:hint="eastAsia"/>
+        </w:rPr>
+        <w:t>索賠</w:t>
+      </w:r>
+    </w:p>
+    <w:p>
+      <w:r>
+        <w:t>reassure</w:t>
+      </w:r>
+      <w:r>
+        <w:t xml:space="preserve"> v.</w:t>
+      </w:r>
+      <w:r>
+        <w:rPr>
+          <w:rFonts w:hint="eastAsia"/>
+        </w:rPr>
+        <w:t>安慰</w:t>
+      </w:r>
+      <w:r>
+        <w:rPr>
+          <w:rFonts w:hint="eastAsia"/>
+        </w:rPr>
+        <w:t>/</w:t>
+      </w:r>
+      <w:r>
+        <w:rPr>
+          <w:rFonts w:hint="eastAsia"/>
+        </w:rPr>
+        <w:t>使安心、</w:t>
+      </w:r>
+      <w:r>
+        <w:t>acknowledge</w:t>
+      </w:r>
+      <w:r>
+        <w:rPr>
+          <w:rFonts w:hint="eastAsia"/>
+        </w:rPr>
+        <w:t xml:space="preserve"> </w:t>
+      </w:r>
+      <w:r>
+        <w:t>v.</w:t>
+      </w:r>
+      <w:r>
+        <w:rPr>
+          <w:rFonts w:hint="eastAsia"/>
+        </w:rPr>
+        <w:t>承認</w:t>
+      </w:r>
+      <w:r>
+        <w:t>/</w:t>
+      </w:r>
+      <w:r>
+        <w:rPr>
+          <w:rFonts w:hint="eastAsia"/>
+        </w:rPr>
+        <w:t>確認收到</w:t>
+      </w:r>
+      <w:r>
+        <w:rPr>
+          <w:rFonts w:hint="eastAsia"/>
+        </w:rPr>
+        <w:t>、</w:t>
+      </w:r>
+      <w:r>
+        <w:t>retirement</w:t>
+      </w:r>
+      <w:r>
+        <w:rPr>
+          <w:rFonts w:hint="eastAsia"/>
+        </w:rPr>
+        <w:t xml:space="preserve"> </w:t>
+      </w:r>
+      <w:r>
+        <w:t>n.</w:t>
+      </w:r>
+      <w:r>
+        <w:rPr>
+          <w:rFonts w:hint="eastAsia"/>
+        </w:rPr>
+        <w:t>退休</w:t>
+      </w:r>
+    </w:p>
+    <w:p>
+      <w:r>
+        <w:t>groundbreaking</w:t>
+      </w:r>
+      <w:r>
+        <w:rPr>
+          <w:rFonts w:hint="eastAsia"/>
+        </w:rPr>
+        <w:t xml:space="preserve"> </w:t>
+      </w:r>
+      <w:r>
+        <w:t>adj.</w:t>
+      </w:r>
+      <w:r>
+        <w:rPr>
+          <w:rFonts w:hint="eastAsia"/>
+        </w:rPr>
+        <w:t>創新的、</w:t>
+      </w:r>
+      <w:r>
+        <w:t>ceremony</w:t>
+      </w:r>
+      <w:r>
+        <w:rPr>
+          <w:rFonts w:hint="eastAsia"/>
+        </w:rPr>
+        <w:t xml:space="preserve"> </w:t>
+      </w:r>
+      <w:r>
+        <w:t>n.</w:t>
+      </w:r>
+      <w:r>
+        <w:rPr>
+          <w:rFonts w:hint="eastAsia"/>
+        </w:rPr>
+        <w:t>典禮、</w:t>
+      </w:r>
+      <w:r>
+        <w:t>reception</w:t>
+      </w:r>
+      <w:r>
+        <w:rPr>
+          <w:rFonts w:hint="eastAsia"/>
+        </w:rPr>
+        <w:t xml:space="preserve"> </w:t>
+      </w:r>
+      <w:r>
+        <w:t>n.</w:t>
+      </w:r>
+      <w:r>
+        <w:rPr>
+          <w:rFonts w:hint="eastAsia"/>
+        </w:rPr>
+        <w:t>招待會</w:t>
+      </w:r>
+      <w:r>
+        <w:rPr>
+          <w:rFonts w:hint="eastAsia"/>
+        </w:rPr>
+        <w:t>/</w:t>
+      </w:r>
+      <w:r>
+        <w:rPr>
+          <w:rFonts w:hint="eastAsia"/>
+        </w:rPr>
+        <w:t>回應</w:t>
+      </w:r>
+      <w:r>
+        <w:rPr>
+          <w:rFonts w:hint="eastAsia"/>
+        </w:rPr>
+        <w:t>/</w:t>
+      </w:r>
+      <w:r>
+        <w:rPr>
+          <w:rFonts w:hint="eastAsia"/>
+        </w:rPr>
+        <w:t>接待</w:t>
+      </w:r>
+    </w:p>
+    <w:p>
+      <w:r>
+        <w:t>remodel</w:t>
+      </w:r>
+      <w:r>
+        <w:t xml:space="preserve"> v.</w:t>
+      </w:r>
+      <w:r>
+        <w:rPr>
+          <w:rFonts w:hint="eastAsia"/>
+        </w:rPr>
+        <w:t>改造、</w:t>
+      </w:r>
+      <w:r>
+        <w:t>part of</w:t>
+      </w:r>
+      <w:r>
+        <w:t xml:space="preserve"> </w:t>
+      </w:r>
+      <w:r>
+        <w:rPr>
+          <w:rFonts w:hint="eastAsia"/>
+        </w:rPr>
+        <w:t>一部分、</w:t>
+      </w:r>
+      <w:r>
+        <w:t>corporate</w:t>
+      </w:r>
+      <w:r>
+        <w:rPr>
+          <w:rFonts w:hint="eastAsia"/>
+        </w:rPr>
+        <w:t xml:space="preserve"> </w:t>
+      </w:r>
+      <w:r>
+        <w:t>adj.</w:t>
+      </w:r>
+      <w:r>
+        <w:rPr>
+          <w:rFonts w:hint="eastAsia"/>
+        </w:rPr>
+        <w:t>公司</w:t>
+      </w:r>
+      <w:r>
+        <w:rPr>
+          <w:rFonts w:hint="eastAsia"/>
+        </w:rPr>
+        <w:t>/</w:t>
+      </w:r>
+      <w:r>
+        <w:rPr>
+          <w:rFonts w:hint="eastAsia"/>
+        </w:rPr>
+        <w:t>全體、</w:t>
+      </w:r>
+      <w:r>
+        <w:t>luncheon</w:t>
+      </w:r>
+      <w:r>
+        <w:rPr>
+          <w:rFonts w:hint="eastAsia"/>
+        </w:rPr>
+        <w:t xml:space="preserve"> </w:t>
+      </w:r>
+      <w:r>
+        <w:t>n.</w:t>
+      </w:r>
+      <w:r>
+        <w:rPr>
+          <w:rFonts w:hint="eastAsia"/>
+        </w:rPr>
+        <w:t>午餐</w:t>
+      </w:r>
+    </w:p>
+    <w:p>
+      <w:r>
+        <w:t>warm welcome</w:t>
+      </w:r>
+      <w:r>
+        <w:rPr>
+          <w:rFonts w:hint="eastAsia"/>
+        </w:rPr>
+        <w:t>熱烈歡迎</w:t>
+      </w:r>
+    </w:p>
+    <w:p/>
+    <w:p>
+      <w:r>
+        <w:t>organic</w:t>
+      </w:r>
+      <w:r>
+        <w:t xml:space="preserve"> adj.</w:t>
+      </w:r>
+      <w:r>
+        <w:rPr>
+          <w:rFonts w:hint="eastAsia"/>
+        </w:rPr>
+        <w:t>有機的、</w:t>
+      </w:r>
+      <w:r>
+        <w:t>meal</w:t>
+      </w:r>
+      <w:r>
+        <w:t xml:space="preserve"> n.</w:t>
+      </w:r>
+      <w:r>
+        <w:rPr>
+          <w:rFonts w:hint="eastAsia"/>
+        </w:rPr>
+        <w:t>餐點、</w:t>
+      </w:r>
+      <w:r>
+        <w:t>comment</w:t>
+      </w:r>
+      <w:r>
+        <w:rPr>
+          <w:rFonts w:hint="eastAsia"/>
+        </w:rPr>
+        <w:t xml:space="preserve"> </w:t>
+      </w:r>
+      <w:r>
+        <w:t>v.n.</w:t>
+      </w:r>
+      <w:r>
+        <w:rPr>
+          <w:rFonts w:hint="eastAsia"/>
+        </w:rPr>
+        <w:t>評論</w:t>
+      </w:r>
+      <w:r>
+        <w:rPr>
+          <w:rFonts w:hint="eastAsia"/>
+        </w:rPr>
+        <w:t>/</w:t>
+      </w:r>
+      <w:r>
+        <w:rPr>
+          <w:rFonts w:hint="eastAsia"/>
+        </w:rPr>
+        <w:t>評語、</w:t>
+      </w:r>
+      <w:r>
+        <w:t>subscription</w:t>
+      </w:r>
+      <w:r>
+        <w:t xml:space="preserve"> n.</w:t>
+      </w:r>
+      <w:r>
+        <w:rPr>
+          <w:rFonts w:hint="eastAsia"/>
+        </w:rPr>
+        <w:t>訂閱</w:t>
+      </w:r>
+    </w:p>
+    <w:p>
+      <w:r>
+        <w:t>revealed</w:t>
+      </w:r>
+      <w:r>
+        <w:rPr>
+          <w:rFonts w:hint="eastAsia"/>
+        </w:rPr>
+        <w:t xml:space="preserve"> </w:t>
+      </w:r>
+      <w:r>
+        <w:t>v.</w:t>
+      </w:r>
+      <w:r>
+        <w:rPr>
+          <w:rFonts w:hint="eastAsia"/>
+        </w:rPr>
+        <w:t>透露</w:t>
+      </w:r>
+      <w:r>
+        <w:rPr>
+          <w:rFonts w:hint="eastAsia"/>
+        </w:rPr>
+        <w:t>/n</w:t>
+      </w:r>
       <w:r>
         <w:t>.</w:t>
       </w:r>
@@ -4217,36 +4554,10 @@
         <w:rPr>
           <w:rFonts w:hint="eastAsia"/>
         </w:rPr>
-        <w:t>聲稱</w:t>
-      </w:r>
-      <w:r>
-        <w:rPr>
-          <w:rFonts w:hint="eastAsia"/>
-        </w:rPr>
-        <w:t>/</w:t>
-      </w:r>
-      <w:r>
-        <w:rPr>
-          <w:rFonts w:hint="eastAsia"/>
-        </w:rPr>
-        <w:t>主張</w:t>
-      </w:r>
-      <w:r>
-        <w:rPr>
-          <w:rFonts w:hint="eastAsia"/>
-        </w:rPr>
-        <w:t>/</w:t>
-      </w:r>
-      <w:r>
-        <w:rPr>
-          <w:rFonts w:hint="eastAsia"/>
-        </w:rPr>
-        <w:t>索賠</w:t>
-      </w:r>
-    </w:p>
-    <w:p>
-      <w:r>
-        <w:t>reassure</w:t>
+        <w:t>揭示、</w:t>
+      </w:r>
+      <w:r>
+        <w:t>consume</w:t>
       </w:r>
       <w:r>
         <w:t xml:space="preserve"> v.</w:t>
@@ -4255,22 +4566,132 @@
         <w:rPr>
           <w:rFonts w:hint="eastAsia"/>
         </w:rPr>
-        <w:t>安慰</w:t>
-      </w:r>
-      <w:r>
-        <w:rPr>
-          <w:rFonts w:hint="eastAsia"/>
-        </w:rPr>
-        <w:t>/</w:t>
-      </w:r>
-      <w:r>
-        <w:rPr>
-          <w:rFonts w:hint="eastAsia"/>
-        </w:rPr>
-        <w:t>使安心、</w:t>
-      </w:r>
-      <w:r>
-        <w:t>acknowledge</w:t>
+        <w:t>消耗</w:t>
+      </w:r>
+      <w:r>
+        <w:rPr>
+          <w:rFonts w:hint="eastAsia"/>
+        </w:rPr>
+        <w:t>/</w:t>
+      </w:r>
+      <w:r>
+        <w:rPr>
+          <w:rFonts w:hint="eastAsia"/>
+        </w:rPr>
+        <w:t>花費</w:t>
+      </w:r>
+      <w:r>
+        <w:rPr>
+          <w:rFonts w:hint="eastAsia"/>
+        </w:rPr>
+        <w:t>/</w:t>
+      </w:r>
+      <w:r>
+        <w:rPr>
+          <w:rFonts w:hint="eastAsia"/>
+        </w:rPr>
+        <w:t>吃、</w:t>
+      </w:r>
+      <w:r>
+        <w:t>individual</w:t>
+      </w:r>
+      <w:r>
+        <w:rPr>
+          <w:rFonts w:hint="eastAsia"/>
+        </w:rPr>
+        <w:t xml:space="preserve"> </w:t>
+      </w:r>
+      <w:r>
+        <w:t>n.</w:t>
+      </w:r>
+      <w:r>
+        <w:rPr>
+          <w:rFonts w:hint="eastAsia"/>
+        </w:rPr>
+        <w:t>個人</w:t>
+      </w:r>
+      <w:r>
+        <w:rPr>
+          <w:rFonts w:hint="eastAsia"/>
+        </w:rPr>
+        <w:t>,</w:t>
+      </w:r>
+      <w:r>
+        <w:t>adj.</w:t>
+      </w:r>
+      <w:r>
+        <w:rPr>
+          <w:rFonts w:hint="eastAsia"/>
+        </w:rPr>
+        <w:t>個人的</w:t>
+      </w:r>
+    </w:p>
+    <w:p>
+      <w:r>
+        <w:t>amount</w:t>
+      </w:r>
+      <w:r>
+        <w:t xml:space="preserve"> n.</w:t>
+      </w:r>
+      <w:r>
+        <w:rPr>
+          <w:rFonts w:hint="eastAsia"/>
+        </w:rPr>
+        <w:t>數量、</w:t>
+      </w:r>
+      <w:r>
+        <w:t>actual</w:t>
+      </w:r>
+      <w:r>
+        <w:rPr>
+          <w:rFonts w:hint="eastAsia"/>
+        </w:rPr>
+        <w:t xml:space="preserve"> a</w:t>
+      </w:r>
+      <w:r>
+        <w:t>dj.</w:t>
+      </w:r>
+      <w:r>
+        <w:rPr>
+          <w:rFonts w:hint="eastAsia"/>
+        </w:rPr>
+        <w:t>實際的</w:t>
+      </w:r>
+      <w:r>
+        <w:rPr>
+          <w:rFonts w:hint="eastAsia"/>
+        </w:rPr>
+        <w:t>/</w:t>
+      </w:r>
+      <w:r>
+        <w:rPr>
+          <w:rFonts w:hint="eastAsia"/>
+        </w:rPr>
+        <w:t>真實的</w:t>
+      </w:r>
+    </w:p>
+    <w:p/>
+    <w:p>
+      <w:r>
+        <w:t>competition</w:t>
+      </w:r>
+      <w:r>
+        <w:rPr>
+          <w:rFonts w:hint="eastAsia"/>
+        </w:rPr>
+        <w:t xml:space="preserve"> </w:t>
+      </w:r>
+      <w:r>
+        <w:t>n.</w:t>
+      </w:r>
+      <w:r>
+        <w:rPr>
+          <w:rFonts w:hint="eastAsia"/>
+        </w:rPr>
+        <w:t>競爭、</w:t>
+      </w:r>
+      <w:r>
+        <w:t>worsen</w:t>
       </w:r>
       <w:r>
         <w:rPr>
@@ -4285,16 +4706,25 @@
         <w:rPr>
           <w:rFonts w:hint="eastAsia"/>
         </w:rPr>
-        <w:t>承認</w:t>
-      </w:r>
-      <w:r>
-        <w:t>/</w:t>
-      </w:r>
-      <w:r>
-        <w:rPr>
-          <w:rFonts w:hint="eastAsia"/>
-        </w:rPr>
-        <w:t>確認收到</w:t>
+        <w:t>惡化、</w:t>
+      </w:r>
+      <w:r>
+        <w:t>household</w:t>
+      </w:r>
+      <w:r>
+        <w:rPr>
+          <w:rFonts w:hint="eastAsia"/>
+        </w:rPr>
+        <w:t xml:space="preserve"> </w:t>
+      </w:r>
+      <w:r>
+        <w:t>n.</w:t>
+      </w:r>
+      <w:r>
+        <w:rPr>
+          <w:rFonts w:hint="eastAsia"/>
+        </w:rPr>
+        <w:t>家庭</w:t>
       </w:r>
       <w:r>
         <w:rPr>
@@ -4303,7 +4733,225 @@
         <w:t>、</w:t>
       </w:r>
       <w:r>
-        <w:t>retirement</w:t>
+        <w:t>build</w:t>
+      </w:r>
+      <w:r>
+        <w:rPr>
+          <w:rFonts w:hint="eastAsia"/>
+        </w:rPr>
+        <w:t xml:space="preserve"> v</w:t>
+      </w:r>
+      <w:r>
+        <w:t>.</w:t>
+      </w:r>
+      <w:r>
+        <w:rPr>
+          <w:rFonts w:hint="eastAsia"/>
+        </w:rPr>
+        <w:t>建造</w:t>
+      </w:r>
+      <w:r>
+        <w:rPr>
+          <w:rFonts w:hint="eastAsia"/>
+        </w:rPr>
+        <w:t>/</w:t>
+      </w:r>
+      <w:r>
+        <w:rPr>
+          <w:rFonts w:hint="eastAsia"/>
+        </w:rPr>
+        <w:t>建立</w:t>
+      </w:r>
+    </w:p>
+    <w:p/>
+    <w:p>
+      <w:r>
+        <w:rPr>
+          <w:rFonts w:hint="eastAsia"/>
+        </w:rPr>
+        <w:t>g</w:t>
+      </w:r>
+      <w:r>
+        <w:t>iving up</w:t>
+      </w:r>
+      <w:r>
+        <w:rPr>
+          <w:rFonts w:hint="eastAsia"/>
+        </w:rPr>
+        <w:t>放棄</w:t>
+      </w:r>
+      <w:r>
+        <w:rPr>
+          <w:rFonts w:hint="eastAsia"/>
+        </w:rPr>
+        <w:t>、</w:t>
+      </w:r>
+      <w:r>
+        <w:t>shorten</w:t>
+      </w:r>
+      <w:r>
+        <w:rPr>
+          <w:rFonts w:hint="eastAsia"/>
+        </w:rPr>
+        <w:t xml:space="preserve"> v</w:t>
+      </w:r>
+      <w:r>
+        <w:t>.</w:t>
+      </w:r>
+      <w:r>
+        <w:rPr>
+          <w:rFonts w:hint="eastAsia"/>
+        </w:rPr>
+        <w:t xml:space="preserve"> </w:t>
+      </w:r>
+      <w:r>
+        <w:rPr>
+          <w:rFonts w:hint="eastAsia"/>
+        </w:rPr>
+        <w:t>縮短</w:t>
+      </w:r>
+      <w:r>
+        <w:rPr>
+          <w:rFonts w:hint="eastAsia"/>
+        </w:rPr>
+        <w:t>、</w:t>
+      </w:r>
+      <w:r>
+        <w:t>regularly</w:t>
+      </w:r>
+      <w:r>
+        <w:rPr>
+          <w:rFonts w:hint="eastAsia"/>
+        </w:rPr>
+        <w:t xml:space="preserve"> </w:t>
+      </w:r>
+      <w:r>
+        <w:t>adv.</w:t>
+      </w:r>
+      <w:r>
+        <w:rPr>
+          <w:rFonts w:hint="eastAsia"/>
+        </w:rPr>
+        <w:t>經常</w:t>
+      </w:r>
+      <w:r>
+        <w:t>/</w:t>
+      </w:r>
+      <w:r>
+        <w:rPr>
+          <w:rFonts w:hint="eastAsia"/>
+        </w:rPr>
+        <w:t>規律、</w:t>
+      </w:r>
+      <w:r>
+        <w:t>various</w:t>
+      </w:r>
+      <w:r>
+        <w:rPr>
+          <w:rFonts w:hint="eastAsia"/>
+        </w:rPr>
+        <w:t xml:space="preserve"> </w:t>
+      </w:r>
+      <w:r>
+        <w:t>adj.</w:t>
+      </w:r>
+      <w:r>
+        <w:rPr>
+          <w:rFonts w:hint="eastAsia"/>
+        </w:rPr>
+        <w:t>各種各樣、</w:t>
+      </w:r>
+      <w:r>
+        <w:t>access code</w:t>
+      </w:r>
+      <w:r>
+        <w:rPr>
+          <w:rFonts w:hint="eastAsia"/>
+        </w:rPr>
+        <w:t>存取碼、</w:t>
+      </w:r>
+      <w:r>
+        <w:rPr>
+          <w:rFonts w:hint="eastAsia"/>
+        </w:rPr>
+        <w:t>o</w:t>
+      </w:r>
+      <w:r>
+        <w:t xml:space="preserve">nto prep. </w:t>
+      </w:r>
+      <w:r>
+        <w:rPr>
+          <w:rFonts w:hint="eastAsia"/>
+        </w:rPr>
+        <w:t>到</w:t>
+      </w:r>
+      <w:r>
+        <w:rPr>
+          <w:rFonts w:hint="eastAsia"/>
+        </w:rPr>
+        <w:t>.</w:t>
+      </w:r>
+      <w:r>
+        <w:t>.</w:t>
+      </w:r>
+      <w:r>
+        <w:rPr>
+          <w:rFonts w:hint="eastAsia"/>
+        </w:rPr>
+        <w:t>之上、</w:t>
+      </w:r>
+      <w:r>
+        <w:rPr>
+          <w:rFonts w:hint="eastAsia"/>
+        </w:rPr>
+        <w:t>s</w:t>
+      </w:r>
+      <w:r>
+        <w:t>tep-by-step</w:t>
+      </w:r>
+      <w:r>
+        <w:rPr>
+          <w:rFonts w:hint="eastAsia"/>
+        </w:rPr>
+        <w:t>一步一步</w:t>
+      </w:r>
+    </w:p>
+    <w:p>
+      <w:r>
+        <w:rPr>
+          <w:rFonts w:hint="eastAsia"/>
+        </w:rPr>
+        <w:t>s</w:t>
+      </w:r>
+      <w:r>
+        <w:t>implify v.</w:t>
+      </w:r>
+      <w:r>
+        <w:rPr>
+          <w:rFonts w:hint="eastAsia"/>
+        </w:rPr>
+        <w:t>簡化、</w:t>
+      </w:r>
+      <w:r>
+        <w:rPr>
+          <w:rFonts w:hint="eastAsia"/>
+        </w:rPr>
+        <w:t>c</w:t>
+      </w:r>
+      <w:r>
+        <w:t>ollaboration n.</w:t>
+      </w:r>
+      <w:r>
+        <w:rPr>
+          <w:rFonts w:hint="eastAsia"/>
+        </w:rPr>
+        <w:t>合作</w:t>
+      </w:r>
+    </w:p>
+    <w:p/>
+    <w:p>
+      <w:r>
+        <w:t>entertainment</w:t>
       </w:r>
       <w:r>
         <w:rPr>
@@ -4318,12 +4966,156 @@
         <w:rPr>
           <w:rFonts w:hint="eastAsia"/>
         </w:rPr>
-        <w:t>退休</w:t>
-      </w:r>
-    </w:p>
-    <w:p>
-      <w:r>
-        <w:t>groundbreaking</w:t>
+        <w:t>娛樂、</w:t>
+      </w:r>
+      <w:r>
+        <w:t>waterfront</w:t>
+      </w:r>
+      <w:r>
+        <w:rPr>
+          <w:rFonts w:hint="eastAsia"/>
+        </w:rPr>
+        <w:t xml:space="preserve"> </w:t>
+      </w:r>
+      <w:r>
+        <w:t>n.</w:t>
+      </w:r>
+      <w:r>
+        <w:rPr>
+          <w:rFonts w:hint="eastAsia"/>
+        </w:rPr>
+        <w:t>濱水區、</w:t>
+      </w:r>
+      <w:r>
+        <w:t>recognize</w:t>
+      </w:r>
+      <w:r>
+        <w:rPr>
+          <w:rFonts w:hint="eastAsia"/>
+        </w:rPr>
+        <w:t xml:space="preserve"> </w:t>
+      </w:r>
+      <w:r>
+        <w:t>v.</w:t>
+      </w:r>
+      <w:r>
+        <w:rPr>
+          <w:rFonts w:hint="eastAsia"/>
+        </w:rPr>
+        <w:t>認出</w:t>
+      </w:r>
+      <w:r>
+        <w:rPr>
+          <w:rFonts w:hint="eastAsia"/>
+        </w:rPr>
+        <w:t>/</w:t>
+      </w:r>
+      <w:r>
+        <w:rPr>
+          <w:rFonts w:hint="eastAsia"/>
+        </w:rPr>
+        <w:t>接受</w:t>
+      </w:r>
+      <w:r>
+        <w:rPr>
+          <w:rFonts w:hint="eastAsia"/>
+        </w:rPr>
+        <w:t>/</w:t>
+      </w:r>
+      <w:r>
+        <w:rPr>
+          <w:rFonts w:hint="eastAsia"/>
+        </w:rPr>
+        <w:t>表揚</w:t>
+      </w:r>
+    </w:p>
+    <w:p>
+      <w:r>
+        <w:t>conveniently</w:t>
+      </w:r>
+      <w:r>
+        <w:rPr>
+          <w:rFonts w:hint="eastAsia"/>
+        </w:rPr>
+        <w:t xml:space="preserve"> </w:t>
+      </w:r>
+      <w:r>
+        <w:t>adv.</w:t>
+      </w:r>
+      <w:r>
+        <w:rPr>
+          <w:rFonts w:hint="eastAsia"/>
+        </w:rPr>
+        <w:t>方便、</w:t>
+      </w:r>
+      <w:r>
+        <w:t>district</w:t>
+      </w:r>
+      <w:r>
+        <w:rPr>
+          <w:rFonts w:hint="eastAsia"/>
+        </w:rPr>
+        <w:t xml:space="preserve"> </w:t>
+      </w:r>
+      <w:r>
+        <w:t>n.</w:t>
+      </w:r>
+      <w:r>
+        <w:rPr>
+          <w:rFonts w:hint="eastAsia"/>
+        </w:rPr>
+        <w:t>區域、</w:t>
+      </w:r>
+      <w:r>
+        <w:t>daily</w:t>
+      </w:r>
+      <w:r>
+        <w:rPr>
+          <w:rFonts w:hint="eastAsia"/>
+        </w:rPr>
+        <w:t xml:space="preserve"> a</w:t>
+      </w:r>
+      <w:r>
+        <w:t xml:space="preserve">dv,adj </w:t>
+      </w:r>
+      <w:r>
+        <w:rPr>
+          <w:rFonts w:hint="eastAsia"/>
+        </w:rPr>
+        <w:t>天天地</w:t>
+      </w:r>
+    </w:p>
+    <w:p/>
+    <w:p>
+      <w:r>
+        <w:t>insurance</w:t>
+      </w:r>
+      <w:r>
+        <w:rPr>
+          <w:rFonts w:hint="eastAsia"/>
+        </w:rPr>
+        <w:t xml:space="preserve"> </w:t>
+      </w:r>
+      <w:r>
+        <w:t>n.</w:t>
+      </w:r>
+      <w:r>
+        <w:rPr>
+          <w:rFonts w:hint="eastAsia"/>
+        </w:rPr>
+        <w:t>保險、</w:t>
+      </w:r>
+      <w:r>
+        <w:t>manufacturing plant</w:t>
+      </w:r>
+      <w:r>
+        <w:rPr>
+          <w:rFonts w:hint="eastAsia"/>
+        </w:rPr>
+        <w:t>製造廠、</w:t>
+      </w:r>
+      <w:r>
+        <w:t>confident</w:t>
       </w:r>
       <w:r>
         <w:rPr>
@@ -4338,347 +5130,12 @@
         <w:rPr>
           <w:rFonts w:hint="eastAsia"/>
         </w:rPr>
-        <w:t>創新的、</w:t>
-      </w:r>
-      <w:r>
-        <w:t>ceremony</w:t>
-      </w:r>
-      <w:r>
-        <w:rPr>
-          <w:rFonts w:hint="eastAsia"/>
-        </w:rPr>
-        <w:t xml:space="preserve"> </w:t>
-      </w:r>
-      <w:r>
-        <w:t>n.</w:t>
-      </w:r>
-      <w:r>
-        <w:rPr>
-          <w:rFonts w:hint="eastAsia"/>
-        </w:rPr>
-        <w:t>典禮、</w:t>
-      </w:r>
-      <w:r>
-        <w:t>reception</w:t>
-      </w:r>
-      <w:r>
-        <w:rPr>
-          <w:rFonts w:hint="eastAsia"/>
-        </w:rPr>
-        <w:t xml:space="preserve"> </w:t>
-      </w:r>
-      <w:r>
-        <w:t>n.</w:t>
-      </w:r>
-      <w:r>
-        <w:rPr>
-          <w:rFonts w:hint="eastAsia"/>
-        </w:rPr>
-        <w:t>招待會</w:t>
-      </w:r>
-      <w:r>
-        <w:rPr>
-          <w:rFonts w:hint="eastAsia"/>
-        </w:rPr>
-        <w:t>/</w:t>
-      </w:r>
-      <w:r>
-        <w:rPr>
-          <w:rFonts w:hint="eastAsia"/>
-        </w:rPr>
-        <w:t>回應</w:t>
-      </w:r>
-      <w:r>
-        <w:rPr>
-          <w:rFonts w:hint="eastAsia"/>
-        </w:rPr>
-        <w:t>/</w:t>
-      </w:r>
-      <w:r>
-        <w:rPr>
-          <w:rFonts w:hint="eastAsia"/>
-        </w:rPr>
-        <w:t>接待</w:t>
-      </w:r>
-    </w:p>
-    <w:p>
-      <w:r>
-        <w:t>remodel</w:t>
-      </w:r>
-      <w:r>
-        <w:t xml:space="preserve"> v.</w:t>
-      </w:r>
-      <w:r>
-        <w:rPr>
-          <w:rFonts w:hint="eastAsia"/>
-        </w:rPr>
-        <w:t>改造、</w:t>
-      </w:r>
-      <w:r>
-        <w:t>part of</w:t>
-      </w:r>
-      <w:r>
-        <w:t xml:space="preserve"> </w:t>
-      </w:r>
-      <w:r>
-        <w:rPr>
-          <w:rFonts w:hint="eastAsia"/>
-        </w:rPr>
-        <w:t>一部分、</w:t>
-      </w:r>
-      <w:r>
-        <w:t>corporate</w:t>
-      </w:r>
-      <w:r>
-        <w:rPr>
-          <w:rFonts w:hint="eastAsia"/>
-        </w:rPr>
-        <w:t xml:space="preserve"> </w:t>
-      </w:r>
-      <w:r>
-        <w:t>adj.</w:t>
-      </w:r>
-      <w:r>
-        <w:rPr>
-          <w:rFonts w:hint="eastAsia"/>
-        </w:rPr>
-        <w:t>公司</w:t>
-      </w:r>
-      <w:r>
-        <w:rPr>
-          <w:rFonts w:hint="eastAsia"/>
-        </w:rPr>
-        <w:t>/</w:t>
-      </w:r>
-      <w:r>
-        <w:rPr>
-          <w:rFonts w:hint="eastAsia"/>
-        </w:rPr>
-        <w:t>全體、</w:t>
-      </w:r>
-      <w:r>
-        <w:t>luncheon</w:t>
-      </w:r>
-      <w:r>
-        <w:rPr>
-          <w:rFonts w:hint="eastAsia"/>
-        </w:rPr>
-        <w:t xml:space="preserve"> </w:t>
-      </w:r>
-      <w:r>
-        <w:t>n.</w:t>
-      </w:r>
-      <w:r>
-        <w:rPr>
-          <w:rFonts w:hint="eastAsia"/>
-        </w:rPr>
-        <w:t>午餐</w:t>
-      </w:r>
-    </w:p>
-    <w:p>
-      <w:r>
-        <w:t>warm welcome</w:t>
-      </w:r>
-      <w:r>
-        <w:rPr>
-          <w:rFonts w:hint="eastAsia"/>
-        </w:rPr>
-        <w:t>熱烈歡迎</w:t>
-      </w:r>
-    </w:p>
-    <w:p/>
-    <w:p>
-      <w:r>
-        <w:t>organic</w:t>
-      </w:r>
-      <w:r>
-        <w:t xml:space="preserve"> adj.</w:t>
-      </w:r>
-      <w:r>
-        <w:rPr>
-          <w:rFonts w:hint="eastAsia"/>
-        </w:rPr>
-        <w:t>有機的、</w:t>
-      </w:r>
-      <w:r>
-        <w:t>meal</w:t>
-      </w:r>
-      <w:r>
-        <w:t xml:space="preserve"> n.</w:t>
-      </w:r>
-      <w:r>
-        <w:rPr>
-          <w:rFonts w:hint="eastAsia"/>
-        </w:rPr>
-        <w:t>餐點、</w:t>
-      </w:r>
-      <w:r>
-        <w:t>comment</w:t>
-      </w:r>
-      <w:r>
-        <w:rPr>
-          <w:rFonts w:hint="eastAsia"/>
-        </w:rPr>
-        <w:t xml:space="preserve"> </w:t>
-      </w:r>
-      <w:proofErr w:type="spellStart"/>
-      <w:r>
-        <w:t>v.n</w:t>
-      </w:r>
-      <w:proofErr w:type="spellEnd"/>
-      <w:r>
-        <w:t>.</w:t>
-      </w:r>
-      <w:r>
-        <w:rPr>
-          <w:rFonts w:hint="eastAsia"/>
-        </w:rPr>
-        <w:t>評論</w:t>
-      </w:r>
-      <w:r>
-        <w:rPr>
-          <w:rFonts w:hint="eastAsia"/>
-        </w:rPr>
-        <w:t>/</w:t>
-      </w:r>
-      <w:r>
-        <w:rPr>
-          <w:rFonts w:hint="eastAsia"/>
-        </w:rPr>
-        <w:t>評語、</w:t>
-      </w:r>
-      <w:r>
-        <w:t>subscription</w:t>
-      </w:r>
-      <w:r>
-        <w:t xml:space="preserve"> n.</w:t>
-      </w:r>
-      <w:r>
-        <w:rPr>
-          <w:rFonts w:hint="eastAsia"/>
-        </w:rPr>
-        <w:t>訂閱</w:t>
-      </w:r>
-    </w:p>
-    <w:p>
-      <w:r>
-        <w:t>revealed</w:t>
-      </w:r>
-      <w:r>
-        <w:rPr>
-          <w:rFonts w:hint="eastAsia"/>
-        </w:rPr>
-        <w:t xml:space="preserve"> </w:t>
-      </w:r>
-      <w:r>
-        <w:t>v.</w:t>
-      </w:r>
-      <w:r>
-        <w:rPr>
-          <w:rFonts w:hint="eastAsia"/>
-        </w:rPr>
-        <w:t>透露</w:t>
-      </w:r>
-      <w:r>
-        <w:rPr>
-          <w:rFonts w:hint="eastAsia"/>
-        </w:rPr>
-        <w:t>/n</w:t>
-      </w:r>
-      <w:r>
-        <w:t>.</w:t>
-      </w:r>
-      <w:r>
-        <w:rPr>
-          <w:rFonts w:hint="eastAsia"/>
-        </w:rPr>
-        <w:t>揭示、</w:t>
-      </w:r>
-      <w:r>
-        <w:t>consume</w:t>
-      </w:r>
-      <w:r>
-        <w:t xml:space="preserve"> v.</w:t>
-      </w:r>
-      <w:r>
-        <w:rPr>
-          <w:rFonts w:hint="eastAsia"/>
-        </w:rPr>
-        <w:t>消耗</w:t>
-      </w:r>
-      <w:r>
-        <w:rPr>
-          <w:rFonts w:hint="eastAsia"/>
-        </w:rPr>
-        <w:t>/</w:t>
-      </w:r>
-      <w:r>
-        <w:rPr>
-          <w:rFonts w:hint="eastAsia"/>
-        </w:rPr>
-        <w:t>花費</w:t>
-      </w:r>
-      <w:r>
-        <w:rPr>
-          <w:rFonts w:hint="eastAsia"/>
-        </w:rPr>
-        <w:t>/</w:t>
-      </w:r>
-      <w:r>
-        <w:rPr>
-          <w:rFonts w:hint="eastAsia"/>
-        </w:rPr>
-        <w:t>吃、</w:t>
-      </w:r>
-      <w:r>
-        <w:t>individual</w:t>
-      </w:r>
-      <w:r>
-        <w:rPr>
-          <w:rFonts w:hint="eastAsia"/>
-        </w:rPr>
-        <w:t xml:space="preserve"> </w:t>
-      </w:r>
-      <w:r>
-        <w:t>n.</w:t>
-      </w:r>
-      <w:r>
-        <w:rPr>
-          <w:rFonts w:hint="eastAsia"/>
-        </w:rPr>
-        <w:t>個人</w:t>
-      </w:r>
-      <w:r>
-        <w:rPr>
-          <w:rFonts w:hint="eastAsia"/>
-        </w:rPr>
-        <w:t>,</w:t>
-      </w:r>
-      <w:r>
-        <w:t>adj.</w:t>
-      </w:r>
-      <w:r>
-        <w:rPr>
-          <w:rFonts w:hint="eastAsia"/>
-        </w:rPr>
-        <w:t>個人的</w:t>
-      </w:r>
-    </w:p>
-    <w:p>
-      <w:r>
-        <w:t>amount</w:t>
-      </w:r>
-      <w:r>
-        <w:t xml:space="preserve"> n.</w:t>
-      </w:r>
-      <w:r>
-        <w:rPr>
-          <w:rFonts w:hint="eastAsia"/>
-        </w:rPr>
-        <w:t>數量、</w:t>
-      </w:r>
-      <w:r>
-        <w:t>actual</w:t>
+        <w:t>自信</w:t>
+      </w:r>
+    </w:p>
+    <w:p>
+      <w:r>
+        <w:t>accurate</w:t>
       </w:r>
       <w:r>
         <w:rPr>
@@ -4693,76 +5150,7 @@
         <w:rPr>
           <w:rFonts w:hint="eastAsia"/>
         </w:rPr>
-        <w:t>實際的</w:t>
-      </w:r>
-      <w:r>
-        <w:rPr>
-          <w:rFonts w:hint="eastAsia"/>
-        </w:rPr>
-        <w:t>/</w:t>
-      </w:r>
-      <w:r>
-        <w:rPr>
-          <w:rFonts w:hint="eastAsia"/>
-        </w:rPr>
-        <w:t>真實的</w:t>
-      </w:r>
-    </w:p>
-    <w:p/>
-    <w:p>
-      <w:r>
-        <w:t>competition</w:t>
-      </w:r>
-      <w:r>
-        <w:rPr>
-          <w:rFonts w:hint="eastAsia"/>
-        </w:rPr>
-        <w:t xml:space="preserve"> </w:t>
-      </w:r>
-      <w:r>
-        <w:t>n.</w:t>
-      </w:r>
-      <w:r>
-        <w:rPr>
-          <w:rFonts w:hint="eastAsia"/>
-        </w:rPr>
-        <w:t>競爭、</w:t>
-      </w:r>
-      <w:r>
-        <w:t>worsen</w:t>
-      </w:r>
-      <w:r>
-        <w:rPr>
-          <w:rFonts w:hint="eastAsia"/>
-        </w:rPr>
-        <w:t xml:space="preserve"> </w:t>
-      </w:r>
-      <w:r>
-        <w:t>v.</w:t>
-      </w:r>
-      <w:r>
-        <w:rPr>
-          <w:rFonts w:hint="eastAsia"/>
-        </w:rPr>
-        <w:t>惡化、</w:t>
-      </w:r>
-      <w:r>
-        <w:t>household</w:t>
-      </w:r>
-      <w:r>
-        <w:rPr>
-          <w:rFonts w:hint="eastAsia"/>
-        </w:rPr>
-        <w:t xml:space="preserve"> </w:t>
-      </w:r>
-      <w:r>
-        <w:t>n.</w:t>
-      </w:r>
-      <w:r>
-        <w:rPr>
-          <w:rFonts w:hint="eastAsia"/>
-        </w:rPr>
-        <w:t>家庭</w:t>
+        <w:t>準確的</w:t>
       </w:r>
       <w:r>
         <w:rPr>
@@ -4771,459 +5159,6 @@
         <w:t>、</w:t>
       </w:r>
       <w:r>
-        <w:t>build</w:t>
-      </w:r>
-      <w:r>
-        <w:rPr>
-          <w:rFonts w:hint="eastAsia"/>
-        </w:rPr>
-        <w:t xml:space="preserve"> v</w:t>
-      </w:r>
-      <w:r>
-        <w:t>.</w:t>
-      </w:r>
-      <w:r>
-        <w:rPr>
-          <w:rFonts w:hint="eastAsia"/>
-        </w:rPr>
-        <w:t>建造</w:t>
-      </w:r>
-      <w:r>
-        <w:rPr>
-          <w:rFonts w:hint="eastAsia"/>
-        </w:rPr>
-        <w:t>/</w:t>
-      </w:r>
-      <w:r>
-        <w:rPr>
-          <w:rFonts w:hint="eastAsia"/>
-        </w:rPr>
-        <w:t>建立</w:t>
-      </w:r>
-    </w:p>
-    <w:p/>
-    <w:p>
-      <w:r>
-        <w:rPr>
-          <w:rFonts w:hint="eastAsia"/>
-        </w:rPr>
-        <w:t>g</w:t>
-      </w:r>
-      <w:r>
-        <w:t>iving up</w:t>
-      </w:r>
-      <w:r>
-        <w:rPr>
-          <w:rFonts w:hint="eastAsia"/>
-        </w:rPr>
-        <w:t>放棄</w:t>
-      </w:r>
-      <w:r>
-        <w:rPr>
-          <w:rFonts w:hint="eastAsia"/>
-        </w:rPr>
-        <w:t>、</w:t>
-      </w:r>
-      <w:r>
-        <w:t>shorten</w:t>
-      </w:r>
-      <w:r>
-        <w:rPr>
-          <w:rFonts w:hint="eastAsia"/>
-        </w:rPr>
-        <w:t xml:space="preserve"> v</w:t>
-      </w:r>
-      <w:r>
-        <w:t>.</w:t>
-      </w:r>
-      <w:r>
-        <w:rPr>
-          <w:rFonts w:hint="eastAsia"/>
-        </w:rPr>
-        <w:t xml:space="preserve"> </w:t>
-      </w:r>
-      <w:r>
-        <w:rPr>
-          <w:rFonts w:hint="eastAsia"/>
-        </w:rPr>
-        <w:t>縮短</w:t>
-      </w:r>
-      <w:r>
-        <w:rPr>
-          <w:rFonts w:hint="eastAsia"/>
-        </w:rPr>
-        <w:t>、</w:t>
-      </w:r>
-      <w:r>
-        <w:t>regularly</w:t>
-      </w:r>
-      <w:r>
-        <w:rPr>
-          <w:rFonts w:hint="eastAsia"/>
-        </w:rPr>
-        <w:t xml:space="preserve"> </w:t>
-      </w:r>
-      <w:r>
-        <w:t>adv.</w:t>
-      </w:r>
-      <w:r>
-        <w:rPr>
-          <w:rFonts w:hint="eastAsia"/>
-        </w:rPr>
-        <w:t>經常</w:t>
-      </w:r>
-      <w:r>
-        <w:t>/</w:t>
-      </w:r>
-      <w:r>
-        <w:rPr>
-          <w:rFonts w:hint="eastAsia"/>
-        </w:rPr>
-        <w:t>規律、</w:t>
-      </w:r>
-      <w:r>
-        <w:t>various</w:t>
-      </w:r>
-      <w:r>
-        <w:rPr>
-          <w:rFonts w:hint="eastAsia"/>
-        </w:rPr>
-        <w:t xml:space="preserve"> </w:t>
-      </w:r>
-      <w:r>
-        <w:t>adj.</w:t>
-      </w:r>
-      <w:r>
-        <w:rPr>
-          <w:rFonts w:hint="eastAsia"/>
-        </w:rPr>
-        <w:t>各種</w:t>
-      </w:r>
-      <w:proofErr w:type="gramStart"/>
-      <w:r>
-        <w:rPr>
-          <w:rFonts w:hint="eastAsia"/>
-        </w:rPr>
-        <w:t>各樣、</w:t>
-      </w:r>
-      <w:proofErr w:type="gramEnd"/>
-      <w:r>
-        <w:t>access code</w:t>
-      </w:r>
-      <w:r>
-        <w:rPr>
-          <w:rFonts w:hint="eastAsia"/>
-        </w:rPr>
-        <w:t>存取碼、</w:t>
-      </w:r>
-      <w:r>
-        <w:rPr>
-          <w:rFonts w:hint="eastAsia"/>
-        </w:rPr>
-        <w:t>o</w:t>
-      </w:r>
-      <w:r>
-        <w:t xml:space="preserve">nto prep. </w:t>
-      </w:r>
-      <w:r>
-        <w:rPr>
-          <w:rFonts w:hint="eastAsia"/>
-        </w:rPr>
-        <w:t>到</w:t>
-      </w:r>
-      <w:r>
-        <w:rPr>
-          <w:rFonts w:hint="eastAsia"/>
-        </w:rPr>
-        <w:t>.</w:t>
-      </w:r>
-      <w:r>
-        <w:t>.</w:t>
-      </w:r>
-      <w:r>
-        <w:rPr>
-          <w:rFonts w:hint="eastAsia"/>
-        </w:rPr>
-        <w:t>之上、</w:t>
-      </w:r>
-      <w:r>
-        <w:rPr>
-          <w:rFonts w:hint="eastAsia"/>
-        </w:rPr>
-        <w:t>s</w:t>
-      </w:r>
-      <w:r>
-        <w:t>tep-by-step</w:t>
-      </w:r>
-      <w:r>
-        <w:rPr>
-          <w:rFonts w:hint="eastAsia"/>
-        </w:rPr>
-        <w:t>一步一步</w:t>
-      </w:r>
-    </w:p>
-    <w:p>
-      <w:r>
-        <w:rPr>
-          <w:rFonts w:hint="eastAsia"/>
-        </w:rPr>
-        <w:t>s</w:t>
-      </w:r>
-      <w:r>
-        <w:t>implify v.</w:t>
-      </w:r>
-      <w:r>
-        <w:rPr>
-          <w:rFonts w:hint="eastAsia"/>
-        </w:rPr>
-        <w:t>簡化、</w:t>
-      </w:r>
-      <w:r>
-        <w:rPr>
-          <w:rFonts w:hint="eastAsia"/>
-        </w:rPr>
-        <w:t>c</w:t>
-      </w:r>
-      <w:r>
-        <w:t>ollaboration n.</w:t>
-      </w:r>
-      <w:r>
-        <w:rPr>
-          <w:rFonts w:hint="eastAsia"/>
-        </w:rPr>
-        <w:t>合作</w:t>
-      </w:r>
-    </w:p>
-    <w:p/>
-    <w:p>
-      <w:r>
-        <w:t>entertainment</w:t>
-      </w:r>
-      <w:r>
-        <w:rPr>
-          <w:rFonts w:hint="eastAsia"/>
-        </w:rPr>
-        <w:t xml:space="preserve"> </w:t>
-      </w:r>
-      <w:r>
-        <w:t>n.</w:t>
-      </w:r>
-      <w:r>
-        <w:rPr>
-          <w:rFonts w:hint="eastAsia"/>
-        </w:rPr>
-        <w:t>娛樂、</w:t>
-      </w:r>
-      <w:r>
-        <w:t>waterfront</w:t>
-      </w:r>
-      <w:r>
-        <w:rPr>
-          <w:rFonts w:hint="eastAsia"/>
-        </w:rPr>
-        <w:t xml:space="preserve"> </w:t>
-      </w:r>
-      <w:r>
-        <w:t>n.</w:t>
-      </w:r>
-      <w:r>
-        <w:rPr>
-          <w:rFonts w:hint="eastAsia"/>
-        </w:rPr>
-        <w:t>濱水區、</w:t>
-      </w:r>
-      <w:r>
-        <w:t>recognize</w:t>
-      </w:r>
-      <w:r>
-        <w:rPr>
-          <w:rFonts w:hint="eastAsia"/>
-        </w:rPr>
-        <w:t xml:space="preserve"> </w:t>
-      </w:r>
-      <w:r>
-        <w:t>v.</w:t>
-      </w:r>
-      <w:r>
-        <w:rPr>
-          <w:rFonts w:hint="eastAsia"/>
-        </w:rPr>
-        <w:t>認出</w:t>
-      </w:r>
-      <w:r>
-        <w:rPr>
-          <w:rFonts w:hint="eastAsia"/>
-        </w:rPr>
-        <w:t>/</w:t>
-      </w:r>
-      <w:r>
-        <w:rPr>
-          <w:rFonts w:hint="eastAsia"/>
-        </w:rPr>
-        <w:t>接受</w:t>
-      </w:r>
-      <w:r>
-        <w:rPr>
-          <w:rFonts w:hint="eastAsia"/>
-        </w:rPr>
-        <w:t>/</w:t>
-      </w:r>
-      <w:r>
-        <w:rPr>
-          <w:rFonts w:hint="eastAsia"/>
-        </w:rPr>
-        <w:t>表揚</w:t>
-      </w:r>
-    </w:p>
-    <w:p>
-      <w:r>
-        <w:t>conveniently</w:t>
-      </w:r>
-      <w:r>
-        <w:rPr>
-          <w:rFonts w:hint="eastAsia"/>
-        </w:rPr>
-        <w:t xml:space="preserve"> </w:t>
-      </w:r>
-      <w:r>
-        <w:t>adv.</w:t>
-      </w:r>
-      <w:r>
-        <w:rPr>
-          <w:rFonts w:hint="eastAsia"/>
-        </w:rPr>
-        <w:t>方便、</w:t>
-      </w:r>
-      <w:r>
-        <w:t>district</w:t>
-      </w:r>
-      <w:r>
-        <w:rPr>
-          <w:rFonts w:hint="eastAsia"/>
-        </w:rPr>
-        <w:t xml:space="preserve"> </w:t>
-      </w:r>
-      <w:r>
-        <w:t>n.</w:t>
-      </w:r>
-      <w:r>
-        <w:rPr>
-          <w:rFonts w:hint="eastAsia"/>
-        </w:rPr>
-        <w:t>區域、</w:t>
-      </w:r>
-      <w:r>
-        <w:t>daily</w:t>
-      </w:r>
-      <w:r>
-        <w:rPr>
-          <w:rFonts w:hint="eastAsia"/>
-        </w:rPr>
-        <w:t xml:space="preserve"> </w:t>
-      </w:r>
-      <w:proofErr w:type="spellStart"/>
-      <w:r>
-        <w:rPr>
-          <w:rFonts w:hint="eastAsia"/>
-        </w:rPr>
-        <w:t>a</w:t>
-      </w:r>
-      <w:r>
-        <w:t>dv,adj</w:t>
-      </w:r>
-      <w:proofErr w:type="spellEnd"/>
-      <w:r>
-        <w:t xml:space="preserve"> </w:t>
-      </w:r>
-      <w:proofErr w:type="gramStart"/>
-      <w:r>
-        <w:rPr>
-          <w:rFonts w:hint="eastAsia"/>
-        </w:rPr>
-        <w:t>天</w:t>
-      </w:r>
-      <w:proofErr w:type="gramEnd"/>
-      <w:r>
-        <w:rPr>
-          <w:rFonts w:hint="eastAsia"/>
-        </w:rPr>
-        <w:t>天地</w:t>
-      </w:r>
-    </w:p>
-    <w:p/>
-    <w:p>
-      <w:r>
-        <w:t>insurance</w:t>
-      </w:r>
-      <w:r>
-        <w:rPr>
-          <w:rFonts w:hint="eastAsia"/>
-        </w:rPr>
-        <w:t xml:space="preserve"> </w:t>
-      </w:r>
-      <w:r>
-        <w:t>n.</w:t>
-      </w:r>
-      <w:r>
-        <w:rPr>
-          <w:rFonts w:hint="eastAsia"/>
-        </w:rPr>
-        <w:t>保險、</w:t>
-      </w:r>
-      <w:r>
-        <w:t>manufacturing plant</w:t>
-      </w:r>
-      <w:r>
-        <w:rPr>
-          <w:rFonts w:hint="eastAsia"/>
-        </w:rPr>
-        <w:t>製造廠、</w:t>
-      </w:r>
-      <w:r>
-        <w:t>confident</w:t>
-      </w:r>
-      <w:r>
-        <w:rPr>
-          <w:rFonts w:hint="eastAsia"/>
-        </w:rPr>
-        <w:t xml:space="preserve"> </w:t>
-      </w:r>
-      <w:r>
-        <w:t>adj.</w:t>
-      </w:r>
-      <w:r>
-        <w:rPr>
-          <w:rFonts w:hint="eastAsia"/>
-        </w:rPr>
-        <w:t>自信</w:t>
-      </w:r>
-    </w:p>
-    <w:p>
-      <w:r>
-        <w:t>accurate</w:t>
-      </w:r>
-      <w:r>
-        <w:rPr>
-          <w:rFonts w:hint="eastAsia"/>
-        </w:rPr>
-        <w:t xml:space="preserve"> a</w:t>
-      </w:r>
-      <w:r>
-        <w:t>dj.</w:t>
-      </w:r>
-      <w:r>
-        <w:rPr>
-          <w:rFonts w:hint="eastAsia"/>
-        </w:rPr>
-        <w:t>準確的</w:t>
-      </w:r>
-      <w:r>
-        <w:rPr>
-          <w:rFonts w:hint="eastAsia"/>
-        </w:rPr>
-        <w:t>、</w:t>
-      </w:r>
-      <w:r>
         <w:rPr>
           <w:rFonts w:hint="eastAsia"/>
         </w:rPr>
@@ -5238,14 +5173,12 @@
         </w:rPr>
         <w:t xml:space="preserve"> </w:t>
       </w:r>
-      <w:proofErr w:type="gramStart"/>
       <w:r>
         <w:rPr>
           <w:rFonts w:hint="eastAsia"/>
         </w:rPr>
         <w:t>把某物出租</w:t>
       </w:r>
-      <w:proofErr w:type="gramEnd"/>
       <w:r>
         <w:rPr>
           <w:rFonts w:hint="eastAsia"/>
@@ -5353,31 +5286,631 @@
       </w:r>
     </w:p>
     <w:p>
+      <w:r>
+        <w:rPr>
+          <w:rFonts w:hint="eastAsia"/>
+        </w:rPr>
+        <w:t>l</w:t>
+      </w:r>
+      <w:r>
+        <w:t>aunching</w:t>
+      </w:r>
+      <w:r>
+        <w:rPr>
+          <w:rFonts w:hint="eastAsia"/>
+        </w:rPr>
+        <w:t>啟動</w:t>
+      </w:r>
+    </w:p>
+    <w:p/>
+    <w:p>
+      <w:r>
+        <w:t>factory</w:t>
+      </w:r>
+      <w:r>
+        <w:rPr>
+          <w:rFonts w:hint="eastAsia"/>
+        </w:rPr>
+        <w:t xml:space="preserve"> </w:t>
+      </w:r>
+      <w:r>
+        <w:t>n.</w:t>
+      </w:r>
+      <w:r>
+        <w:rPr>
+          <w:rFonts w:hint="eastAsia"/>
+        </w:rPr>
+        <w:t>工廠、</w:t>
+      </w:r>
+      <w:r>
+        <w:rPr>
+          <w:rFonts w:hint="eastAsia"/>
+        </w:rPr>
+        <w:t>b</w:t>
+      </w:r>
+      <w:r>
+        <w:t xml:space="preserve">ringing in </w:t>
+      </w:r>
+      <w:r>
+        <w:rPr>
+          <w:rFonts w:hint="eastAsia"/>
+        </w:rPr>
+        <w:t>提出</w:t>
+      </w:r>
+      <w:r>
+        <w:rPr>
+          <w:rFonts w:hint="eastAsia"/>
+        </w:rPr>
+        <w:t>/</w:t>
+      </w:r>
+      <w:r>
+        <w:rPr>
+          <w:rFonts w:hint="eastAsia"/>
+        </w:rPr>
+        <w:t>帶來</w:t>
+      </w:r>
+      <w:r>
+        <w:rPr>
+          <w:rFonts w:hint="eastAsia"/>
+        </w:rPr>
+        <w:t>、</w:t>
+      </w:r>
+      <w:r>
+        <w:rPr>
+          <w:rFonts w:hint="eastAsia"/>
+        </w:rPr>
+        <w:t>t</w:t>
+      </w:r>
+      <w:r>
+        <w:t>ricky adj.</w:t>
+      </w:r>
+      <w:r>
+        <w:rPr>
+          <w:rFonts w:hint="eastAsia"/>
+        </w:rPr>
+        <w:t>困難</w:t>
+      </w:r>
+    </w:p>
+    <w:p/>
+    <w:p>
+      <w:r>
+        <w:t>journal editor</w:t>
+      </w:r>
+      <w:r>
+        <w:rPr>
+          <w:rFonts w:hint="eastAsia"/>
+        </w:rPr>
+        <w:t>期刊編輯</w:t>
+      </w:r>
+      <w:r>
+        <w:rPr>
+          <w:rFonts w:hint="eastAsia"/>
+        </w:rPr>
+        <w:t>、</w:t>
+      </w:r>
+      <w:r>
+        <w:t>corporate lawyer</w:t>
+      </w:r>
+      <w:r>
+        <w:rPr>
+          <w:rFonts w:hint="eastAsia"/>
+        </w:rPr>
+        <w:t>公司律師</w:t>
+      </w:r>
+      <w:r>
+        <w:rPr>
+          <w:rFonts w:hint="eastAsia"/>
+        </w:rPr>
+        <w:t>、</w:t>
+      </w:r>
+      <w:r>
+        <w:t>tax accountant</w:t>
+      </w:r>
+      <w:r>
+        <w:rPr>
+          <w:rFonts w:hint="eastAsia"/>
+        </w:rPr>
+        <w:t>稅務會計</w:t>
+      </w:r>
+    </w:p>
+    <w:p>
+      <w:r>
+        <w:t>conference packet</w:t>
+      </w:r>
+      <w:r>
+        <w:rPr>
+          <w:rFonts w:hint="eastAsia"/>
+        </w:rPr>
+        <w:t>會議資料包</w:t>
+      </w:r>
+      <w:r>
+        <w:rPr>
+          <w:rFonts w:hint="eastAsia"/>
+        </w:rPr>
+        <w:t>、</w:t>
+      </w:r>
+      <w:r>
+        <w:t>association</w:t>
+      </w:r>
+      <w:r>
+        <w:rPr>
+          <w:rFonts w:hint="eastAsia"/>
+        </w:rPr>
+        <w:t xml:space="preserve"> </w:t>
+      </w:r>
+      <w:r>
+        <w:t>n.</w:t>
+      </w:r>
+      <w:r>
+        <w:rPr>
+          <w:rFonts w:hint="eastAsia"/>
+        </w:rPr>
+        <w:t>協會、</w:t>
+      </w:r>
+      <w:r>
+        <w:rPr>
+          <w:rFonts w:hint="eastAsia"/>
+        </w:rPr>
+        <w:t>b</w:t>
+      </w:r>
+      <w:r>
+        <w:t>enefit n.</w:t>
+      </w:r>
+      <w:r>
+        <w:rPr>
+          <w:rFonts w:hint="eastAsia"/>
+        </w:rPr>
+        <w:t>好處</w:t>
+      </w:r>
+    </w:p>
+    <w:p>
+      <w:r>
+        <w:t>monthly magazine</w:t>
+      </w:r>
+      <w:r>
+        <w:rPr>
+          <w:rFonts w:hint="eastAsia"/>
+        </w:rPr>
+        <w:t>月刊</w:t>
+      </w:r>
+    </w:p>
+    <w:p/>
+    <w:p>
+      <w:r>
+        <w:t>frustrated with</w:t>
+      </w:r>
+      <w:r>
+        <w:rPr>
+          <w:rFonts w:hint="eastAsia"/>
+        </w:rPr>
+        <w:t>對……感到挫折</w:t>
+      </w:r>
+      <w:r>
+        <w:rPr>
+          <w:rFonts w:hint="eastAsia"/>
+        </w:rPr>
+        <w:t>/</w:t>
+      </w:r>
+      <w:r>
+        <w:rPr>
+          <w:rFonts w:hint="eastAsia"/>
+        </w:rPr>
+        <w:t>對</w:t>
+      </w:r>
+      <w:r>
+        <w:rPr>
+          <w:rFonts w:hint="eastAsia"/>
+        </w:rPr>
+        <w:t>.</w:t>
+      </w:r>
+      <w:r>
+        <w:t>.</w:t>
+      </w:r>
+      <w:r>
+        <w:rPr>
+          <w:rFonts w:hint="eastAsia"/>
+        </w:rPr>
+        <w:t>不滿</w:t>
+      </w:r>
+      <w:r>
+        <w:rPr>
+          <w:rFonts w:hint="eastAsia"/>
+        </w:rPr>
+        <w:t>、</w:t>
+      </w:r>
+      <w:r>
+        <w:rPr>
+          <w:rFonts w:hint="eastAsia"/>
+        </w:rPr>
+        <w:t>b</w:t>
+      </w:r>
+      <w:r>
+        <w:t>rief adj.</w:t>
+      </w:r>
+      <w:r>
+        <w:rPr>
+          <w:rFonts w:hint="eastAsia"/>
+        </w:rPr>
+        <w:t>簡短的</w:t>
+      </w:r>
+      <w:r>
+        <w:rPr>
+          <w:rFonts w:hint="eastAsia"/>
+        </w:rPr>
+        <w:t>/</w:t>
+      </w:r>
+      <w:r>
+        <w:t>v.</w:t>
+      </w:r>
+      <w:r>
+        <w:rPr>
+          <w:rFonts w:hint="eastAsia"/>
+        </w:rPr>
+        <w:t>給</w:t>
+      </w:r>
+      <w:r>
+        <w:rPr>
+          <w:rFonts w:hint="eastAsia"/>
+        </w:rPr>
+        <w:t>.</w:t>
+      </w:r>
+      <w:r>
+        <w:t>.</w:t>
+      </w:r>
+      <w:r>
+        <w:rPr>
+          <w:rFonts w:hint="eastAsia"/>
+        </w:rPr>
+        <w:t>指示、</w:t>
+      </w:r>
+      <w:r>
+        <w:t>pleased</w:t>
+      </w:r>
+      <w:r>
+        <w:rPr>
+          <w:rFonts w:hint="eastAsia"/>
+        </w:rPr>
+        <w:t xml:space="preserve"> a</w:t>
+      </w:r>
+      <w:r>
+        <w:t>dj.</w:t>
+      </w:r>
+      <w:r>
+        <w:rPr>
+          <w:rFonts w:hint="eastAsia"/>
+        </w:rPr>
+        <w:t>開心的</w:t>
+      </w:r>
+    </w:p>
+    <w:p>
+      <w:r>
+        <w:t>directly</w:t>
+      </w:r>
+      <w:r>
+        <w:t xml:space="preserve"> adv.</w:t>
+      </w:r>
+      <w:r>
+        <w:rPr>
+          <w:rFonts w:hint="eastAsia"/>
+        </w:rPr>
+        <w:t>直接地、</w:t>
+      </w:r>
+      <w:r>
+        <w:t>attributable</w:t>
+      </w:r>
+      <w:r>
+        <w:t xml:space="preserve"> </w:t>
+      </w:r>
+      <w:r>
+        <w:t xml:space="preserve">adj </w:t>
+      </w:r>
+      <w:r>
+        <w:rPr>
+          <w:rFonts w:hint="eastAsia"/>
+        </w:rPr>
+        <w:t>歸因於</w:t>
+      </w:r>
+      <w:r>
+        <w:t>.</w:t>
+      </w:r>
+    </w:p>
+    <w:p/>
+    <w:p>
+      <w:r>
+        <w:t>real estate</w:t>
+      </w:r>
+      <w:r>
+        <w:rPr>
+          <w:rFonts w:hint="eastAsia"/>
+        </w:rPr>
+        <w:t>房地產</w:t>
+      </w:r>
+      <w:r>
+        <w:rPr>
+          <w:rFonts w:hint="eastAsia"/>
+        </w:rPr>
+        <w:t>、</w:t>
+      </w:r>
+      <w:r>
+        <w:t>television</w:t>
+      </w:r>
+      <w:r>
+        <w:rPr>
+          <w:rFonts w:hint="eastAsia"/>
+        </w:rPr>
+        <w:t xml:space="preserve"> </w:t>
+      </w:r>
+      <w:r>
+        <w:t>n.</w:t>
+      </w:r>
+      <w:r>
+        <w:rPr>
+          <w:rFonts w:hint="eastAsia"/>
+        </w:rPr>
+        <w:t xml:space="preserve"> </w:t>
+      </w:r>
+      <w:r>
+        <w:rPr>
+          <w:rFonts w:hint="eastAsia"/>
+        </w:rPr>
+        <w:t>電視</w:t>
+      </w:r>
+      <w:r>
+        <w:rPr>
+          <w:rFonts w:hint="eastAsia"/>
+        </w:rPr>
+        <w:t>、</w:t>
+      </w:r>
+      <w:r>
+        <w:t>specialize</w:t>
+      </w:r>
+      <w:r>
+        <w:t xml:space="preserve"> </w:t>
+      </w:r>
+      <w:r>
+        <w:rPr>
+          <w:rFonts w:hint="eastAsia"/>
+        </w:rPr>
+        <w:t>v</w:t>
+      </w:r>
+      <w:r>
+        <w:t>.</w:t>
+      </w:r>
+      <w:r>
+        <w:rPr>
+          <w:rFonts w:hint="eastAsia"/>
+        </w:rPr>
+        <w:t>專攻、</w:t>
+      </w:r>
+      <w:r>
+        <w:t>initial</w:t>
+      </w:r>
+      <w:r>
+        <w:t xml:space="preserve"> adj.</w:t>
+      </w:r>
+      <w:r>
+        <w:rPr>
+          <w:rFonts w:hint="eastAsia"/>
+        </w:rPr>
+        <w:t>最初</w:t>
+      </w:r>
+    </w:p>
+    <w:p>
+      <w:r>
+        <w:t>trial membership</w:t>
+      </w:r>
+      <w:r>
+        <w:rPr>
+          <w:rFonts w:hint="eastAsia"/>
+        </w:rPr>
+        <w:t>試用會員</w:t>
+      </w:r>
+      <w:r>
+        <w:rPr>
+          <w:rFonts w:hint="eastAsia"/>
+        </w:rPr>
+        <w:t>、</w:t>
+      </w:r>
+      <w:r>
+        <w:t>trial</w:t>
+      </w:r>
+      <w:r>
+        <w:rPr>
+          <w:rFonts w:hint="eastAsia"/>
+        </w:rPr>
+        <w:t xml:space="preserve"> </w:t>
+      </w:r>
+      <w:r>
+        <w:t>n.</w:t>
+      </w:r>
+      <w:r>
+        <w:rPr>
+          <w:rFonts w:hint="eastAsia"/>
+        </w:rPr>
+        <w:t>審判</w:t>
+      </w:r>
+      <w:r>
+        <w:rPr>
+          <w:rFonts w:hint="eastAsia"/>
+        </w:rPr>
+        <w:t>/</w:t>
+      </w:r>
+      <w:r>
+        <w:rPr>
+          <w:rFonts w:hint="eastAsia"/>
+        </w:rPr>
+        <w:t>試用</w:t>
+      </w:r>
+      <w:r>
+        <w:rPr>
+          <w:rFonts w:hint="eastAsia"/>
+        </w:rPr>
+        <w:t>,</w:t>
+      </w:r>
+      <w:r>
+        <w:t>v.</w:t>
+      </w:r>
+      <w:r>
+        <w:rPr>
+          <w:rFonts w:hint="eastAsia"/>
+        </w:rPr>
+        <w:t>試用、</w:t>
+      </w:r>
+      <w:r>
+        <w:t>business venture</w:t>
+      </w:r>
+      <w:r>
+        <w:rPr>
+          <w:rFonts w:hint="eastAsia"/>
+        </w:rPr>
+        <w:t>創業項目</w:t>
+      </w:r>
+    </w:p>
+    <w:p>
+      <w:r>
+        <w:t>achieve</w:t>
+      </w:r>
+      <w:r>
+        <w:t xml:space="preserve"> v.</w:t>
+      </w:r>
+      <w:r>
+        <w:rPr>
+          <w:rFonts w:hint="eastAsia"/>
+        </w:rPr>
+        <w:t>達到</w:t>
+      </w:r>
+      <w:r>
+        <w:rPr>
+          <w:rFonts w:hint="eastAsia"/>
+        </w:rPr>
+        <w:t>/</w:t>
+      </w:r>
+      <w:r>
+        <w:rPr>
+          <w:rFonts w:hint="eastAsia"/>
+        </w:rPr>
+        <w:t>實現</w:t>
+      </w:r>
+    </w:p>
+    <w:p/>
+    <w:p>
+      <w:r>
+        <w:t>restricted</w:t>
+      </w:r>
+      <w:r>
+        <w:rPr>
+          <w:rFonts w:hint="eastAsia"/>
+        </w:rPr>
+        <w:t xml:space="preserve"> </w:t>
+      </w:r>
+      <w:r>
+        <w:t>adj.</w:t>
+      </w:r>
+      <w:r>
+        <w:rPr>
+          <w:rFonts w:hint="eastAsia"/>
+        </w:rPr>
+        <w:t>受限制、</w:t>
+      </w:r>
+      <w:r>
+        <w:t>badge</w:t>
+      </w:r>
+      <w:r>
+        <w:rPr>
+          <w:rFonts w:hint="eastAsia"/>
+        </w:rPr>
+        <w:t xml:space="preserve"> </w:t>
+      </w:r>
+      <w:r>
+        <w:t>n.</w:t>
+      </w:r>
+      <w:r>
+        <w:rPr>
+          <w:rFonts w:hint="eastAsia"/>
+        </w:rPr>
+        <w:t>獎章、</w:t>
+      </w:r>
+      <w:r>
+        <w:t>on duty</w:t>
+      </w:r>
+      <w:r>
+        <w:t>值班</w:t>
+      </w:r>
+      <w:r>
+        <w:rPr>
+          <w:rFonts w:hint="eastAsia"/>
+        </w:rPr>
+        <w:t>、</w:t>
+      </w:r>
+      <w:r>
+        <w:t>refreshment</w:t>
+      </w:r>
+      <w:r>
+        <w:rPr>
+          <w:rFonts w:hint="eastAsia"/>
+        </w:rPr>
+        <w:t xml:space="preserve"> n</w:t>
+      </w:r>
+      <w:r>
+        <w:t>.</w:t>
+      </w:r>
+      <w:r>
+        <w:rPr>
+          <w:rFonts w:hint="eastAsia"/>
+        </w:rPr>
+        <w:t>點心</w:t>
+      </w:r>
+    </w:p>
+    <w:p>
       <w:pPr>
         <w:rPr>
           <w:rFonts w:hint="eastAsia"/>
         </w:rPr>
       </w:pPr>
       <w:r>
-        <w:rPr>
-          <w:rFonts w:hint="eastAsia"/>
-        </w:rPr>
-        <w:t>l</w:t>
-      </w:r>
-      <w:r>
-        <w:t>aunching</w:t>
-      </w:r>
-      <w:r>
-        <w:rPr>
-          <w:rFonts w:hint="eastAsia"/>
-        </w:rPr>
-        <w:t>啟動</w:t>
+        <w:t>sample</w:t>
+      </w:r>
+      <w:r>
+        <w:rPr>
+          <w:rFonts w:hint="eastAsia"/>
+        </w:rPr>
+        <w:t xml:space="preserve"> </w:t>
+      </w:r>
+      <w:r>
+        <w:t>n.</w:t>
+      </w:r>
+      <w:r>
+        <w:rPr>
+          <w:rFonts w:hint="eastAsia"/>
+        </w:rPr>
+        <w:t>樣本、</w:t>
+      </w:r>
+      <w:r>
+        <w:t>finish up</w:t>
+      </w:r>
+      <w:r>
+        <w:t>完成</w:t>
       </w:r>
     </w:p>
     <w:p/>
     <w:p>
       <w:r>
-        <w:t>factory</w:t>
+        <w:t>plenty of sunshine</w:t>
+      </w:r>
+      <w:r>
+        <w:rPr>
+          <w:rFonts w:hint="eastAsia"/>
+        </w:rPr>
+        <w:t>充足的日照</w:t>
+      </w:r>
+      <w:r>
+        <w:rPr>
+          <w:rFonts w:hint="eastAsia"/>
+        </w:rPr>
+        <w:t>、</w:t>
+      </w:r>
+      <w:r>
+        <w:t>rainfall</w:t>
       </w:r>
       <w:r>
         <w:rPr>
@@ -5392,7 +5925,659 @@
         <w:rPr>
           <w:rFonts w:hint="eastAsia"/>
         </w:rPr>
-        <w:t>工廠、</w:t>
+        <w:t>雨量、</w:t>
+      </w:r>
+      <w:r>
+        <w:t>thunderstorm</w:t>
+      </w:r>
+      <w:r>
+        <w:rPr>
+          <w:rFonts w:hint="eastAsia"/>
+        </w:rPr>
+        <w:t xml:space="preserve"> </w:t>
+      </w:r>
+      <w:r>
+        <w:t>n.</w:t>
+      </w:r>
+      <w:r>
+        <w:rPr>
+          <w:rFonts w:hint="eastAsia"/>
+        </w:rPr>
+        <w:t xml:space="preserve"> </w:t>
+      </w:r>
+      <w:r>
+        <w:rPr>
+          <w:rFonts w:hint="eastAsia"/>
+        </w:rPr>
+        <w:t>雷雨</w:t>
+      </w:r>
+    </w:p>
+    <w:p>
+      <w:r>
+        <w:t>overcast</w:t>
+      </w:r>
+      <w:r>
+        <w:t xml:space="preserve"> adj.</w:t>
+      </w:r>
+      <w:r>
+        <w:rPr>
+          <w:rFonts w:hint="eastAsia"/>
+        </w:rPr>
+        <w:t xml:space="preserve"> </w:t>
+      </w:r>
+      <w:r>
+        <w:rPr>
+          <w:rFonts w:hint="eastAsia"/>
+        </w:rPr>
+        <w:t>陰天的</w:t>
+      </w:r>
+      <w:r>
+        <w:rPr>
+          <w:rFonts w:hint="eastAsia"/>
+        </w:rPr>
+        <w:t>、</w:t>
+      </w:r>
+      <w:r>
+        <w:t>occasional</w:t>
+      </w:r>
+      <w:r>
+        <w:t xml:space="preserve"> adj.</w:t>
+      </w:r>
+      <w:r>
+        <w:rPr>
+          <w:rFonts w:hint="eastAsia"/>
+        </w:rPr>
+        <w:t>偶爾的、</w:t>
+      </w:r>
+      <w:r>
+        <w:t>strong wind</w:t>
+      </w:r>
+      <w:r>
+        <w:rPr>
+          <w:rFonts w:hint="eastAsia"/>
+        </w:rPr>
+        <w:t xml:space="preserve"> </w:t>
+      </w:r>
+      <w:r>
+        <w:rPr>
+          <w:rFonts w:hint="eastAsia"/>
+        </w:rPr>
+        <w:t>大風</w:t>
+      </w:r>
+    </w:p>
+    <w:p>
+      <w:r>
+        <w:t>breeze</w:t>
+      </w:r>
+      <w:r>
+        <w:rPr>
+          <w:rFonts w:hint="eastAsia"/>
+        </w:rPr>
+        <w:t xml:space="preserve"> </w:t>
+      </w:r>
+      <w:r>
+        <w:t>n.</w:t>
+      </w:r>
+      <w:r>
+        <w:rPr>
+          <w:rFonts w:hint="eastAsia"/>
+        </w:rPr>
+        <w:t>微風</w:t>
+      </w:r>
+      <w:r>
+        <w:rPr>
+          <w:rFonts w:hint="eastAsia"/>
+        </w:rPr>
+        <w:t>,</w:t>
+      </w:r>
+      <w:r>
+        <w:t>v.</w:t>
+      </w:r>
+      <w:r>
+        <w:rPr>
+          <w:rFonts w:hint="eastAsia"/>
+        </w:rPr>
+        <w:t>輕鬆完成、</w:t>
+      </w:r>
+      <w:r>
+        <w:t>outside</w:t>
+      </w:r>
+      <w:r>
+        <w:rPr>
+          <w:rFonts w:hint="eastAsia"/>
+        </w:rPr>
+        <w:t xml:space="preserve"> </w:t>
+      </w:r>
+      <w:r>
+        <w:t xml:space="preserve">adj,adv.prep </w:t>
+      </w:r>
+      <w:r>
+        <w:rPr>
+          <w:rFonts w:hint="eastAsia"/>
+        </w:rPr>
+        <w:t>在室外、</w:t>
+      </w:r>
+      <w:r>
+        <w:t>raincoat</w:t>
+      </w:r>
+      <w:r>
+        <w:rPr>
+          <w:rFonts w:hint="eastAsia"/>
+        </w:rPr>
+        <w:t xml:space="preserve"> </w:t>
+      </w:r>
+      <w:r>
+        <w:t>n.</w:t>
+      </w:r>
+      <w:r>
+        <w:rPr>
+          <w:rFonts w:hint="eastAsia"/>
+        </w:rPr>
+        <w:t>雨衣</w:t>
+      </w:r>
+    </w:p>
+    <w:p>
+      <w:r>
+        <w:t>hydrated</w:t>
+      </w:r>
+      <w:r>
+        <w:rPr>
+          <w:rFonts w:hint="eastAsia"/>
+        </w:rPr>
+        <w:t xml:space="preserve"> </w:t>
+      </w:r>
+      <w:r>
+        <w:t>adj.</w:t>
+      </w:r>
+      <w:r>
+        <w:rPr>
+          <w:rFonts w:hint="eastAsia"/>
+        </w:rPr>
+        <w:t xml:space="preserve"> </w:t>
+      </w:r>
+      <w:r>
+        <w:rPr>
+          <w:rFonts w:hint="eastAsia"/>
+        </w:rPr>
+        <w:t>補充水分的</w:t>
+      </w:r>
+      <w:r>
+        <w:rPr>
+          <w:rFonts w:hint="eastAsia"/>
+        </w:rPr>
+        <w:t>、</w:t>
+      </w:r>
+      <w:r>
+        <w:t>sunscreen</w:t>
+      </w:r>
+      <w:r>
+        <w:rPr>
+          <w:rFonts w:hint="eastAsia"/>
+        </w:rPr>
+        <w:t xml:space="preserve"> </w:t>
+      </w:r>
+      <w:r>
+        <w:rPr>
+          <w:rFonts w:hint="eastAsia"/>
+        </w:rPr>
+        <w:t>防曬乳</w:t>
+      </w:r>
+      <w:r>
+        <w:rPr>
+          <w:rFonts w:hint="eastAsia"/>
+        </w:rPr>
+        <w:t>、</w:t>
+      </w:r>
+      <w:r>
+        <w:t>cloudy</w:t>
+      </w:r>
+      <w:r>
+        <w:t xml:space="preserve"> adj.</w:t>
+      </w:r>
+      <w:r>
+        <w:rPr>
+          <w:rFonts w:hint="eastAsia"/>
+        </w:rPr>
+        <w:t>多雲</w:t>
+      </w:r>
+    </w:p>
+    <w:p>
+      <w:r>
+        <w:t>comfortable</w:t>
+      </w:r>
+      <w:r>
+        <w:rPr>
+          <w:rFonts w:hint="eastAsia"/>
+        </w:rPr>
+        <w:t xml:space="preserve"> </w:t>
+      </w:r>
+      <w:r>
+        <w:t>adj.</w:t>
+      </w:r>
+      <w:r>
+        <w:rPr>
+          <w:rFonts w:hint="eastAsia"/>
+        </w:rPr>
+        <w:t>舒適、</w:t>
+      </w:r>
+      <w:r>
+        <w:t>gentle</w:t>
+      </w:r>
+      <w:r>
+        <w:rPr>
+          <w:rFonts w:hint="eastAsia"/>
+        </w:rPr>
+        <w:t xml:space="preserve"> </w:t>
+      </w:r>
+      <w:r>
+        <w:t>adj</w:t>
+      </w:r>
+      <w:r>
+        <w:rPr>
+          <w:rFonts w:hint="eastAsia"/>
+        </w:rPr>
+        <w:t>溫柔</w:t>
+      </w:r>
+      <w:r>
+        <w:rPr>
+          <w:rFonts w:hint="eastAsia"/>
+        </w:rPr>
+        <w:t>/</w:t>
+      </w:r>
+      <w:r>
+        <w:rPr>
+          <w:rFonts w:hint="eastAsia"/>
+        </w:rPr>
+        <w:t>溫和、</w:t>
+      </w:r>
+      <w:r>
+        <w:t>leisurely</w:t>
+      </w:r>
+      <w:r>
+        <w:rPr>
+          <w:rFonts w:hint="eastAsia"/>
+        </w:rPr>
+        <w:t xml:space="preserve"> </w:t>
+      </w:r>
+      <w:r>
+        <w:t>adj</w:t>
+      </w:r>
+      <w:r>
+        <w:rPr>
+          <w:rFonts w:hint="eastAsia"/>
+        </w:rPr>
+        <w:t xml:space="preserve"> </w:t>
+      </w:r>
+      <w:r>
+        <w:rPr>
+          <w:rFonts w:hint="eastAsia"/>
+        </w:rPr>
+        <w:t>悠閒</w:t>
+      </w:r>
+      <w:r>
+        <w:rPr>
+          <w:rFonts w:hint="eastAsia"/>
+        </w:rPr>
+        <w:t>、</w:t>
+      </w:r>
+      <w:r>
+        <w:t>stroll</w:t>
+      </w:r>
+      <w:r>
+        <w:rPr>
+          <w:rFonts w:hint="eastAsia"/>
+        </w:rPr>
+        <w:t xml:space="preserve"> </w:t>
+      </w:r>
+      <w:r>
+        <w:t>v.</w:t>
+      </w:r>
+      <w:r>
+        <w:rPr>
+          <w:rFonts w:hint="eastAsia"/>
+        </w:rPr>
+        <w:t>散步</w:t>
+      </w:r>
+    </w:p>
+    <w:p>
+      <w:r>
+        <w:t>occasional showers</w:t>
+      </w:r>
+      <w:r>
+        <w:rPr>
+          <w:rFonts w:hint="eastAsia"/>
+        </w:rPr>
+        <w:t>偶爾有陣雨</w:t>
+      </w:r>
+    </w:p>
+    <w:p/>
+    <w:p>
+      <w:r>
+        <w:t>interior</w:t>
+      </w:r>
+      <w:r>
+        <w:rPr>
+          <w:rFonts w:hint="eastAsia"/>
+        </w:rPr>
+        <w:t xml:space="preserve"> </w:t>
+      </w:r>
+      <w:r>
+        <w:t>n.</w:t>
+      </w:r>
+      <w:r>
+        <w:rPr>
+          <w:rFonts w:hint="eastAsia"/>
+        </w:rPr>
+        <w:t>內部</w:t>
+      </w:r>
+      <w:r>
+        <w:rPr>
+          <w:rFonts w:hint="eastAsia"/>
+        </w:rPr>
+        <w:t>,</w:t>
+      </w:r>
+      <w:r>
+        <w:t>adj.</w:t>
+      </w:r>
+      <w:r>
+        <w:rPr>
+          <w:rFonts w:hint="eastAsia"/>
+        </w:rPr>
+        <w:t>內部的、</w:t>
+      </w:r>
+      <w:r>
+        <w:t>entrepreneurship</w:t>
+      </w:r>
+      <w:r>
+        <w:rPr>
+          <w:rFonts w:hint="eastAsia"/>
+        </w:rPr>
+        <w:t xml:space="preserve"> </w:t>
+      </w:r>
+      <w:r>
+        <w:t>n.</w:t>
+      </w:r>
+      <w:r>
+        <w:rPr>
+          <w:rFonts w:hint="eastAsia"/>
+        </w:rPr>
+        <w:t xml:space="preserve"> </w:t>
+      </w:r>
+      <w:r>
+        <w:rPr>
+          <w:rFonts w:hint="eastAsia"/>
+        </w:rPr>
+        <w:t>創業精神</w:t>
+      </w:r>
+      <w:r>
+        <w:rPr>
+          <w:rFonts w:hint="eastAsia"/>
+        </w:rPr>
+        <w:t>、</w:t>
+      </w:r>
+      <w:r>
+        <w:rPr>
+          <w:rFonts w:hint="eastAsia"/>
+        </w:rPr>
+        <w:t>t</w:t>
+      </w:r>
+      <w:r>
+        <w:t>ip v.</w:t>
+      </w:r>
+      <w:r>
+        <w:rPr>
+          <w:rFonts w:hint="eastAsia"/>
+        </w:rPr>
+        <w:t>傾斜</w:t>
+      </w:r>
+      <w:r>
+        <w:rPr>
+          <w:rFonts w:hint="eastAsia"/>
+        </w:rPr>
+        <w:t>/</w:t>
+      </w:r>
+      <w:r>
+        <w:rPr>
+          <w:rFonts w:hint="eastAsia"/>
+        </w:rPr>
+        <w:t>技巧</w:t>
+      </w:r>
+      <w:r>
+        <w:rPr>
+          <w:rFonts w:hint="eastAsia"/>
+        </w:rPr>
+        <w:t>,</w:t>
+      </w:r>
+      <w:r>
+        <w:t>n.</w:t>
+      </w:r>
+      <w:r>
+        <w:rPr>
+          <w:rFonts w:hint="eastAsia"/>
+        </w:rPr>
+        <w:t>指導</w:t>
+      </w:r>
+      <w:r>
+        <w:rPr>
+          <w:rFonts w:hint="eastAsia"/>
+        </w:rPr>
+        <w:t>/</w:t>
+      </w:r>
+      <w:r>
+        <w:rPr>
+          <w:rFonts w:hint="eastAsia"/>
+        </w:rPr>
+        <w:t>小費、</w:t>
+      </w:r>
+      <w:r>
+        <w:t>compare</w:t>
+      </w:r>
+      <w:r>
+        <w:rPr>
+          <w:rFonts w:hint="eastAsia"/>
+        </w:rPr>
+        <w:t xml:space="preserve"> </w:t>
+      </w:r>
+      <w:r>
+        <w:t>v.</w:t>
+      </w:r>
+      <w:r>
+        <w:rPr>
+          <w:rFonts w:hint="eastAsia"/>
+        </w:rPr>
+        <w:t>對比、</w:t>
+      </w:r>
+      <w:r>
+        <w:t>yoga instructor</w:t>
+      </w:r>
+      <w:r>
+        <w:rPr>
+          <w:rFonts w:hint="eastAsia"/>
+        </w:rPr>
+        <w:t>瑜珈教練、</w:t>
+      </w:r>
+      <w:r>
+        <w:t>psychologist</w:t>
+      </w:r>
+      <w:r>
+        <w:t xml:space="preserve"> n.</w:t>
+      </w:r>
+      <w:r>
+        <w:rPr>
+          <w:rFonts w:hint="eastAsia"/>
+        </w:rPr>
+        <w:t xml:space="preserve"> </w:t>
+      </w:r>
+      <w:r>
+        <w:rPr>
+          <w:rFonts w:hint="eastAsia"/>
+        </w:rPr>
+        <w:t>心理學家</w:t>
+      </w:r>
+    </w:p>
+    <w:p>
+      <w:r>
+        <w:t>broadcast</w:t>
+      </w:r>
+      <w:r>
+        <w:t xml:space="preserve"> n.</w:t>
+      </w:r>
+      <w:r>
+        <w:rPr>
+          <w:rFonts w:hint="eastAsia"/>
+        </w:rPr>
+        <w:t>廣播、</w:t>
+      </w:r>
+      <w:r>
+        <w:t>input from</w:t>
+      </w:r>
+      <w:r>
+        <w:rPr>
+          <w:rFonts w:hint="eastAsia"/>
+        </w:rPr>
+        <w:t>來自……的意見</w:t>
+      </w:r>
+      <w:r>
+        <w:rPr>
+          <w:rFonts w:hint="eastAsia"/>
+        </w:rPr>
+        <w:t>、</w:t>
+      </w:r>
+      <w:r>
+        <w:t>mindfulness</w:t>
+      </w:r>
+      <w:r>
+        <w:rPr>
+          <w:rFonts w:hint="eastAsia"/>
+        </w:rPr>
+        <w:t xml:space="preserve"> </w:t>
+      </w:r>
+      <w:r>
+        <w:t>n.</w:t>
+      </w:r>
+      <w:r>
+        <w:rPr>
+          <w:rFonts w:hint="eastAsia"/>
+        </w:rPr>
+        <w:t>正念</w:t>
+      </w:r>
+    </w:p>
+    <w:p>
+      <w:r>
+        <w:t>meditation</w:t>
+      </w:r>
+      <w:r>
+        <w:t xml:space="preserve"> n.</w:t>
+      </w:r>
+      <w:r>
+        <w:rPr>
+          <w:rFonts w:hint="eastAsia"/>
+        </w:rPr>
+        <w:t xml:space="preserve"> </w:t>
+      </w:r>
+      <w:r>
+        <w:rPr>
+          <w:rFonts w:hint="eastAsia"/>
+        </w:rPr>
+        <w:t>冥想</w:t>
+      </w:r>
+      <w:r>
+        <w:rPr>
+          <w:rFonts w:hint="eastAsia"/>
+        </w:rPr>
+        <w:t>、</w:t>
+      </w:r>
+      <w:r>
+        <w:t>practice</w:t>
+      </w:r>
+      <w:r>
+        <w:rPr>
+          <w:rFonts w:hint="eastAsia"/>
+        </w:rPr>
+        <w:t xml:space="preserve"> </w:t>
+      </w:r>
+      <w:r>
+        <w:t>n.</w:t>
+      </w:r>
+      <w:r>
+        <w:rPr>
+          <w:rFonts w:hint="eastAsia"/>
+        </w:rPr>
+        <w:t>實施</w:t>
+      </w:r>
+      <w:r>
+        <w:rPr>
+          <w:rFonts w:hint="eastAsia"/>
+        </w:rPr>
+        <w:t>/</w:t>
+      </w:r>
+      <w:r>
+        <w:rPr>
+          <w:rFonts w:hint="eastAsia"/>
+        </w:rPr>
+        <w:t>做法</w:t>
+      </w:r>
+      <w:r>
+        <w:rPr>
+          <w:rFonts w:hint="eastAsia"/>
+        </w:rPr>
+        <w:t>/</w:t>
+      </w:r>
+      <w:r>
+        <w:rPr>
+          <w:rFonts w:hint="eastAsia"/>
+        </w:rPr>
+        <w:t>練習</w:t>
+      </w:r>
+      <w:r>
+        <w:rPr>
+          <w:rFonts w:hint="eastAsia"/>
+        </w:rPr>
+        <w:t>/</w:t>
+      </w:r>
+      <w:r>
+        <w:rPr>
+          <w:rFonts w:hint="eastAsia"/>
+        </w:rPr>
+        <w:t>習俗、</w:t>
+      </w:r>
+      <w:r>
+        <w:t>relieve</w:t>
+      </w:r>
+      <w:r>
+        <w:rPr>
+          <w:rFonts w:hint="eastAsia"/>
+        </w:rPr>
+        <w:t xml:space="preserve"> </w:t>
+      </w:r>
+      <w:r>
+        <w:t>v.</w:t>
+      </w:r>
+      <w:r>
+        <w:rPr>
+          <w:rFonts w:hint="eastAsia"/>
+        </w:rPr>
+        <w:t>緩解</w:t>
+      </w:r>
+    </w:p>
+    <w:p>
+      <w:r>
+        <w:t>wellness</w:t>
+      </w:r>
+      <w:r>
+        <w:rPr>
+          <w:rFonts w:hint="eastAsia"/>
+        </w:rPr>
+        <w:t xml:space="preserve"> </w:t>
+      </w:r>
+      <w:r>
+        <w:t>n.</w:t>
+      </w:r>
+      <w:r>
+        <w:rPr>
+          <w:rFonts w:hint="eastAsia"/>
+        </w:rPr>
+        <w:t>健康、</w:t>
       </w:r>
       <w:r>
         <w:rPr>
@@ -5401,321 +6586,23 @@
         <w:t>b</w:t>
       </w:r>
       <w:r>
-        <w:t xml:space="preserve">ringing in </w:t>
-      </w:r>
-      <w:r>
-        <w:rPr>
-          <w:rFonts w:hint="eastAsia"/>
-        </w:rPr>
-        <w:t>提出</w:t>
-      </w:r>
-      <w:r>
-        <w:rPr>
-          <w:rFonts w:hint="eastAsia"/>
-        </w:rPr>
-        <w:t>/</w:t>
-      </w:r>
-      <w:r>
-        <w:rPr>
-          <w:rFonts w:hint="eastAsia"/>
-        </w:rPr>
-        <w:t>帶來</w:t>
-      </w:r>
-      <w:r>
-        <w:rPr>
-          <w:rFonts w:hint="eastAsia"/>
-        </w:rPr>
-        <w:t>、</w:t>
-      </w:r>
-      <w:r>
-        <w:rPr>
-          <w:rFonts w:hint="eastAsia"/>
-        </w:rPr>
-        <w:t>t</w:t>
-      </w:r>
-      <w:r>
-        <w:t>ricky adj.</w:t>
-      </w:r>
-      <w:r>
-        <w:rPr>
-          <w:rFonts w:hint="eastAsia"/>
-        </w:rPr>
-        <w:t>困難</w:t>
+        <w:t>est-selling book</w:t>
+      </w:r>
+      <w:r>
+        <w:rPr>
+          <w:rFonts w:hint="eastAsia"/>
+        </w:rPr>
+        <w:t>暢銷書</w:t>
       </w:r>
     </w:p>
     <w:p/>
     <w:p>
-      <w:r>
-        <w:t>journal editor</w:t>
-      </w:r>
-      <w:r>
-        <w:rPr>
-          <w:rFonts w:hint="eastAsia"/>
-        </w:rPr>
-        <w:t>期刊編輯</w:t>
-      </w:r>
-      <w:r>
-        <w:rPr>
-          <w:rFonts w:hint="eastAsia"/>
-        </w:rPr>
-        <w:t>、</w:t>
-      </w:r>
-      <w:r>
-        <w:t>corporate lawyer</w:t>
-      </w:r>
-      <w:r>
-        <w:rPr>
-          <w:rFonts w:hint="eastAsia"/>
-        </w:rPr>
-        <w:t>公司律師</w:t>
-      </w:r>
-      <w:r>
-        <w:rPr>
-          <w:rFonts w:hint="eastAsia"/>
-        </w:rPr>
-        <w:t>、</w:t>
-      </w:r>
-      <w:r>
-        <w:t>tax accountant</w:t>
-      </w:r>
-      <w:r>
-        <w:rPr>
-          <w:rFonts w:hint="eastAsia"/>
-        </w:rPr>
-        <w:t>稅務會計</w:t>
-      </w:r>
-    </w:p>
-    <w:p>
-      <w:r>
-        <w:t>conference packet</w:t>
-      </w:r>
-      <w:r>
-        <w:rPr>
-          <w:rFonts w:hint="eastAsia"/>
-        </w:rPr>
-        <w:t>會議資料包</w:t>
-      </w:r>
-      <w:r>
-        <w:rPr>
-          <w:rFonts w:hint="eastAsia"/>
-        </w:rPr>
-        <w:t>、</w:t>
-      </w:r>
-      <w:r>
-        <w:t>association</w:t>
-      </w:r>
-      <w:r>
-        <w:rPr>
-          <w:rFonts w:hint="eastAsia"/>
-        </w:rPr>
-        <w:t xml:space="preserve"> </w:t>
-      </w:r>
-      <w:r>
-        <w:t>n.</w:t>
-      </w:r>
-      <w:r>
-        <w:rPr>
-          <w:rFonts w:hint="eastAsia"/>
-        </w:rPr>
-        <w:t>協會、</w:t>
-      </w:r>
-      <w:r>
-        <w:rPr>
-          <w:rFonts w:hint="eastAsia"/>
-        </w:rPr>
-        <w:t>b</w:t>
-      </w:r>
-      <w:r>
-        <w:t>enefit n.</w:t>
-      </w:r>
-      <w:r>
-        <w:rPr>
-          <w:rFonts w:hint="eastAsia"/>
-        </w:rPr>
-        <w:t>好處</w:t>
-      </w:r>
-    </w:p>
-    <w:p>
-      <w:r>
-        <w:t>monthly magazine</w:t>
-      </w:r>
-      <w:r>
-        <w:rPr>
-          <w:rFonts w:hint="eastAsia"/>
-        </w:rPr>
-        <w:t>月刊</w:t>
-      </w:r>
-    </w:p>
-    <w:p/>
-    <w:p>
-      <w:r>
-        <w:t>frustrated with</w:t>
-      </w:r>
-      <w:r>
-        <w:rPr>
-          <w:rFonts w:hint="eastAsia"/>
-        </w:rPr>
-        <w:t>對…</w:t>
-      </w:r>
-      <w:proofErr w:type="gramStart"/>
-      <w:r>
-        <w:rPr>
-          <w:rFonts w:hint="eastAsia"/>
-        </w:rPr>
-        <w:t>…</w:t>
-      </w:r>
-      <w:proofErr w:type="gramEnd"/>
-      <w:r>
-        <w:rPr>
-          <w:rFonts w:hint="eastAsia"/>
-        </w:rPr>
-        <w:t>感到挫折</w:t>
-      </w:r>
-      <w:r>
-        <w:rPr>
-          <w:rFonts w:hint="eastAsia"/>
-        </w:rPr>
-        <w:t>/</w:t>
-      </w:r>
-      <w:r>
-        <w:rPr>
-          <w:rFonts w:hint="eastAsia"/>
-        </w:rPr>
-        <w:t>對</w:t>
-      </w:r>
-      <w:r>
-        <w:rPr>
-          <w:rFonts w:hint="eastAsia"/>
-        </w:rPr>
-        <w:t>.</w:t>
-      </w:r>
-      <w:r>
-        <w:t>.</w:t>
-      </w:r>
-      <w:proofErr w:type="gramStart"/>
-      <w:r>
-        <w:rPr>
-          <w:rFonts w:hint="eastAsia"/>
-        </w:rPr>
-        <w:t>不滿</w:t>
-      </w:r>
-      <w:r>
-        <w:rPr>
-          <w:rFonts w:hint="eastAsia"/>
-        </w:rPr>
-        <w:t>、</w:t>
-      </w:r>
-      <w:proofErr w:type="gramEnd"/>
-      <w:r>
-        <w:rPr>
-          <w:rFonts w:hint="eastAsia"/>
-        </w:rPr>
-        <w:t>b</w:t>
-      </w:r>
-      <w:r>
-        <w:t>rief adj.</w:t>
-      </w:r>
-      <w:r>
-        <w:rPr>
-          <w:rFonts w:hint="eastAsia"/>
-        </w:rPr>
-        <w:t>簡短的</w:t>
-      </w:r>
-      <w:r>
-        <w:rPr>
-          <w:rFonts w:hint="eastAsia"/>
-        </w:rPr>
-        <w:t>/</w:t>
-      </w:r>
-      <w:r>
-        <w:t>v.</w:t>
-      </w:r>
-      <w:r>
-        <w:rPr>
-          <w:rFonts w:hint="eastAsia"/>
-        </w:rPr>
-        <w:t>給</w:t>
-      </w:r>
-      <w:r>
-        <w:rPr>
-          <w:rFonts w:hint="eastAsia"/>
-        </w:rPr>
-        <w:t>.</w:t>
-      </w:r>
-      <w:r>
-        <w:t>.</w:t>
-      </w:r>
-      <w:r>
-        <w:rPr>
-          <w:rFonts w:hint="eastAsia"/>
-        </w:rPr>
-        <w:t>指示、</w:t>
-      </w:r>
-      <w:r>
-        <w:t>pleased</w:t>
-      </w:r>
-      <w:r>
-        <w:rPr>
-          <w:rFonts w:hint="eastAsia"/>
-        </w:rPr>
-        <w:t xml:space="preserve"> a</w:t>
-      </w:r>
-      <w:r>
-        <w:t>dj.</w:t>
-      </w:r>
-      <w:r>
-        <w:rPr>
-          <w:rFonts w:hint="eastAsia"/>
-        </w:rPr>
-        <w:t>開心的</w:t>
-      </w:r>
-    </w:p>
-    <w:p>
-      <w:r>
-        <w:t>directly</w:t>
-      </w:r>
-      <w:r>
-        <w:t xml:space="preserve"> adv.</w:t>
-      </w:r>
-      <w:r>
-        <w:rPr>
-          <w:rFonts w:hint="eastAsia"/>
-        </w:rPr>
-        <w:t>直接地、</w:t>
-      </w:r>
-      <w:r>
-        <w:t>attributable</w:t>
-      </w:r>
-      <w:r>
-        <w:t xml:space="preserve"> </w:t>
-      </w:r>
-      <w:r>
-        <w:t>adj</w:t>
-      </w:r>
-      <w:r>
-        <w:t xml:space="preserve"> </w:t>
-      </w:r>
-      <w:r>
-        <w:rPr>
-          <w:rFonts w:hint="eastAsia"/>
-        </w:rPr>
-        <w:t>歸因於</w:t>
-      </w:r>
-      <w:r>
-        <w:t>.</w:t>
-      </w:r>
-    </w:p>
-    <w:p/>
-    <w:p>
       <w:pPr>
         <w:rPr>
           <w:rFonts w:hint="eastAsia"/>
         </w:rPr>
       </w:pPr>
     </w:p>
-    <w:p/>
-    <w:p/>
-    <w:p/>
     <w:sectPr>
       <w:pgSz w:w="11906" w:h="16838"/>
       <w:pgMar w:top="1440" w:right="1800" w:bottom="1440" w:left="1800" w:header="851" w:footer="992" w:gutter="0"/>

--- a/碩一/TOEIC/聽力單字.docx
+++ b/碩一/TOEIC/聽力單字.docx
@@ -299,11 +299,19 @@
         </w:rPr>
         <w:t xml:space="preserve"> </w:t>
       </w:r>
-      <w:r>
-        <w:rPr>
-          <w:rFonts w:hint="eastAsia"/>
-        </w:rPr>
-        <w:t>桌遊、</w:t>
+      <w:proofErr w:type="gramStart"/>
+      <w:r>
+        <w:rPr>
+          <w:rFonts w:hint="eastAsia"/>
+        </w:rPr>
+        <w:t>桌遊</w:t>
+      </w:r>
+      <w:proofErr w:type="gramEnd"/>
+      <w:r>
+        <w:rPr>
+          <w:rFonts w:hint="eastAsia"/>
+        </w:rPr>
+        <w:t>、</w:t>
       </w:r>
       <w:r>
         <w:t>looking forward to</w:t>
@@ -832,9 +840,11 @@
         </w:rPr>
         <w:t>.</w:t>
       </w:r>
+      <w:proofErr w:type="gramStart"/>
       <w:r>
         <w:t>..</w:t>
       </w:r>
+      <w:proofErr w:type="gramEnd"/>
       <w:r>
         <w:rPr>
           <w:rFonts w:hint="eastAsia"/>
@@ -2010,35 +2020,671 @@
         </w:rPr>
         <w:t xml:space="preserve"> </w:t>
       </w:r>
+      <w:proofErr w:type="spellStart"/>
       <w:r>
         <w:t>v.</w:t>
       </w:r>
       <w:r>
+        <w:t>n</w:t>
+      </w:r>
+      <w:proofErr w:type="spellEnd"/>
+      <w:r>
+        <w:t>.</w:t>
+      </w:r>
+      <w:r>
+        <w:rPr>
+          <w:rFonts w:hint="eastAsia"/>
+        </w:rPr>
+        <w:t>改善</w:t>
+      </w:r>
+      <w:r>
+        <w:rPr>
+          <w:rFonts w:hint="eastAsia"/>
+        </w:rPr>
+        <w:t>/</w:t>
+      </w:r>
+      <w:r>
+        <w:rPr>
+          <w:rFonts w:hint="eastAsia"/>
+        </w:rPr>
+        <w:t>提高</w:t>
+      </w:r>
+    </w:p>
+    <w:p/>
+    <w:p>
+      <w:r>
+        <w:t>campground</w:t>
+      </w:r>
+      <w:r>
+        <w:rPr>
+          <w:rFonts w:hint="eastAsia"/>
+        </w:rPr>
+        <w:t xml:space="preserve"> </w:t>
+      </w:r>
+      <w:r>
         <w:t>n.</w:t>
       </w:r>
       <w:r>
         <w:rPr>
           <w:rFonts w:hint="eastAsia"/>
         </w:rPr>
-        <w:t>改善</w:t>
-      </w:r>
-      <w:r>
-        <w:rPr>
-          <w:rFonts w:hint="eastAsia"/>
-        </w:rPr>
-        <w:t>/</w:t>
-      </w:r>
-      <w:r>
-        <w:rPr>
-          <w:rFonts w:hint="eastAsia"/>
-        </w:rPr>
-        <w:t>提高</w:t>
+        <w:t>營地、</w:t>
+      </w:r>
+      <w:r>
+        <w:rPr>
+          <w:rFonts w:hint="eastAsia"/>
+        </w:rPr>
+        <w:t>e</w:t>
+      </w:r>
+      <w:r>
+        <w:t>lectrical adj.</w:t>
+      </w:r>
+      <w:r>
+        <w:rPr>
+          <w:rFonts w:hint="eastAsia"/>
+        </w:rPr>
+        <w:t>電力、</w:t>
+      </w:r>
+      <w:r>
+        <w:rPr>
+          <w:rFonts w:hint="eastAsia"/>
+        </w:rPr>
+        <w:t>r</w:t>
+      </w:r>
+      <w:r>
+        <w:t>ental n.</w:t>
+      </w:r>
+      <w:r>
+        <w:rPr>
+          <w:rFonts w:hint="eastAsia"/>
+        </w:rPr>
+        <w:t>出租</w:t>
+      </w:r>
+      <w:r>
+        <w:rPr>
+          <w:rFonts w:hint="eastAsia"/>
+        </w:rPr>
+        <w:t>/</w:t>
+      </w:r>
+      <w:r>
+        <w:rPr>
+          <w:rFonts w:hint="eastAsia"/>
+        </w:rPr>
+        <w:t>租金</w:t>
+      </w:r>
+    </w:p>
+    <w:p>
+      <w:r>
+        <w:t>confident</w:t>
+      </w:r>
+      <w:r>
+        <w:t xml:space="preserve"> adj.</w:t>
+      </w:r>
+      <w:r>
+        <w:rPr>
+          <w:rFonts w:hint="eastAsia"/>
+        </w:rPr>
+        <w:t xml:space="preserve"> </w:t>
+      </w:r>
+      <w:r>
+        <w:rPr>
+          <w:rFonts w:hint="eastAsia"/>
+        </w:rPr>
+        <w:t>自信</w:t>
+      </w:r>
+      <w:r>
+        <w:rPr>
+          <w:rFonts w:hint="eastAsia"/>
+        </w:rPr>
+        <w:t>/</w:t>
+      </w:r>
+      <w:r>
+        <w:rPr>
+          <w:rFonts w:hint="eastAsia"/>
+        </w:rPr>
+        <w:t>信心、</w:t>
+      </w:r>
+      <w:r>
+        <w:t>uncertain about</w:t>
+      </w:r>
+      <w:r>
+        <w:rPr>
+          <w:rFonts w:hint="eastAsia"/>
+        </w:rPr>
+        <w:t>對……感到不確定</w:t>
+      </w:r>
+      <w:r>
+        <w:rPr>
+          <w:rFonts w:hint="eastAsia"/>
+        </w:rPr>
+        <w:t>、</w:t>
+      </w:r>
+      <w:r>
+        <w:t>certain</w:t>
+      </w:r>
+      <w:r>
+        <w:rPr>
+          <w:rFonts w:hint="eastAsia"/>
+        </w:rPr>
+        <w:t xml:space="preserve"> </w:t>
+      </w:r>
+      <w:r>
+        <w:t>adj.</w:t>
+      </w:r>
+      <w:r>
+        <w:rPr>
+          <w:rFonts w:hint="eastAsia"/>
+        </w:rPr>
+        <w:t>肯定</w:t>
+      </w:r>
+    </w:p>
+    <w:p>
+      <w:r>
+        <w:t>refer to</w:t>
+      </w:r>
+      <w:r>
+        <w:rPr>
+          <w:rFonts w:hint="eastAsia"/>
+        </w:rPr>
+        <w:t>提及</w:t>
+      </w:r>
+      <w:r>
+        <w:rPr>
+          <w:rFonts w:hint="eastAsia"/>
+        </w:rPr>
+        <w:t>/</w:t>
+      </w:r>
+      <w:r>
+        <w:rPr>
+          <w:rFonts w:hint="eastAsia"/>
+        </w:rPr>
+        <w:t>談到</w:t>
+      </w:r>
+      <w:r>
+        <w:rPr>
+          <w:rFonts w:hint="eastAsia"/>
+        </w:rPr>
+        <w:t>、</w:t>
+      </w:r>
+      <w:r>
+        <w:t>rental agreement</w:t>
+      </w:r>
+      <w:r>
+        <w:rPr>
+          <w:rFonts w:hint="eastAsia"/>
+        </w:rPr>
+        <w:t>租賃合約</w:t>
+      </w:r>
+      <w:r>
+        <w:rPr>
+          <w:rFonts w:hint="eastAsia"/>
+        </w:rPr>
+        <w:t>、</w:t>
+      </w:r>
+      <w:r>
+        <w:t>testimonial</w:t>
+      </w:r>
+      <w:r>
+        <w:t xml:space="preserve"> n.</w:t>
+      </w:r>
+      <w:r>
+        <w:rPr>
+          <w:rFonts w:hint="eastAsia"/>
+        </w:rPr>
+        <w:t>介紹信</w:t>
+      </w:r>
+      <w:r>
+        <w:rPr>
+          <w:rFonts w:hint="eastAsia"/>
+        </w:rPr>
+        <w:t>/</w:t>
+      </w:r>
+      <w:r>
+        <w:rPr>
+          <w:rFonts w:hint="eastAsia"/>
+        </w:rPr>
+        <w:t>推薦書</w:t>
+      </w:r>
+    </w:p>
+    <w:p>
+      <w:r>
+        <w:t>identify</w:t>
+      </w:r>
+      <w:r>
+        <w:t xml:space="preserve"> v.</w:t>
+      </w:r>
+      <w:r>
+        <w:rPr>
+          <w:rFonts w:hint="eastAsia"/>
+        </w:rPr>
+        <w:t>識別</w:t>
+      </w:r>
+      <w:r>
+        <w:rPr>
+          <w:rFonts w:hint="eastAsia"/>
+        </w:rPr>
+        <w:t>/</w:t>
+      </w:r>
+      <w:r>
+        <w:rPr>
+          <w:rFonts w:hint="eastAsia"/>
+        </w:rPr>
+        <w:t>確定、</w:t>
+      </w:r>
+      <w:r>
+        <w:t>initially</w:t>
+      </w:r>
+      <w:r>
+        <w:rPr>
+          <w:rFonts w:hint="eastAsia"/>
+        </w:rPr>
+        <w:t xml:space="preserve"> </w:t>
+      </w:r>
+      <w:r>
+        <w:t>adv.</w:t>
+      </w:r>
+      <w:r>
+        <w:rPr>
+          <w:rFonts w:hint="eastAsia"/>
+        </w:rPr>
+        <w:t>最初、</w:t>
+      </w:r>
+      <w:r>
+        <w:t>regarding</w:t>
+      </w:r>
+      <w:r>
+        <w:rPr>
+          <w:rFonts w:hint="eastAsia"/>
+        </w:rPr>
+        <w:t xml:space="preserve"> </w:t>
+      </w:r>
+      <w:r>
+        <w:t>prep.</w:t>
+      </w:r>
+      <w:r>
+        <w:rPr>
+          <w:rFonts w:hint="eastAsia"/>
+        </w:rPr>
+        <w:t>關於</w:t>
+      </w:r>
+    </w:p>
+    <w:p>
+      <w:r>
+        <w:t>motorhome</w:t>
+      </w:r>
+      <w:r>
+        <w:rPr>
+          <w:rFonts w:hint="eastAsia"/>
+        </w:rPr>
+        <w:t xml:space="preserve"> n</w:t>
+      </w:r>
+      <w:r>
+        <w:t>.</w:t>
+      </w:r>
+      <w:r>
+        <w:rPr>
+          <w:rFonts w:hint="eastAsia"/>
+        </w:rPr>
+        <w:t>房車、</w:t>
+      </w:r>
+      <w:r>
+        <w:t>thorough</w:t>
+      </w:r>
+      <w:r>
+        <w:rPr>
+          <w:rFonts w:hint="eastAsia"/>
+        </w:rPr>
+        <w:t xml:space="preserve"> a</w:t>
+      </w:r>
+      <w:r>
+        <w:t xml:space="preserve">dj </w:t>
+      </w:r>
+      <w:r>
+        <w:rPr>
+          <w:rFonts w:hint="eastAsia"/>
+        </w:rPr>
+        <w:t>仔細的</w:t>
+      </w:r>
+      <w:r>
+        <w:rPr>
+          <w:rFonts w:hint="eastAsia"/>
+        </w:rPr>
+        <w:t>/</w:t>
+      </w:r>
+      <w:r>
+        <w:rPr>
+          <w:rFonts w:hint="eastAsia"/>
+        </w:rPr>
+        <w:t>徹底、</w:t>
+      </w:r>
+      <w:r>
+        <w:t>inspection</w:t>
+      </w:r>
+      <w:r>
+        <w:rPr>
+          <w:rFonts w:hint="eastAsia"/>
+        </w:rPr>
+        <w:t xml:space="preserve"> n</w:t>
+      </w:r>
+      <w:r>
+        <w:t>.</w:t>
+      </w:r>
+      <w:r>
+        <w:rPr>
+          <w:rFonts w:hint="eastAsia"/>
+        </w:rPr>
+        <w:t>檢查</w:t>
+      </w:r>
+    </w:p>
+    <w:p>
+      <w:r>
+        <w:t>come out</w:t>
+      </w:r>
+      <w:r>
+        <w:rPr>
+          <w:rFonts w:hint="eastAsia"/>
+        </w:rPr>
+        <w:t>出現</w:t>
+      </w:r>
+      <w:r>
+        <w:rPr>
+          <w:rFonts w:hint="eastAsia"/>
+        </w:rPr>
+        <w:t>/</w:t>
+      </w:r>
+      <w:r>
+        <w:rPr>
+          <w:rFonts w:hint="eastAsia"/>
+        </w:rPr>
+        <w:t>發行、</w:t>
+      </w:r>
+      <w:r>
+        <w:t>assess</w:t>
+      </w:r>
+      <w:r>
+        <w:t xml:space="preserve"> v.</w:t>
+      </w:r>
+      <w:r>
+        <w:rPr>
+          <w:rFonts w:hint="eastAsia"/>
+        </w:rPr>
+        <w:t>評估</w:t>
+      </w:r>
+      <w:r>
+        <w:rPr>
+          <w:rFonts w:hint="eastAsia"/>
+        </w:rPr>
+        <w:t>/</w:t>
+      </w:r>
+      <w:r>
+        <w:rPr>
+          <w:rFonts w:hint="eastAsia"/>
+        </w:rPr>
+        <w:t>估價、</w:t>
+      </w:r>
+      <w:r>
+        <w:rPr>
+          <w:rFonts w:hint="eastAsia"/>
+        </w:rPr>
+        <w:t>p</w:t>
+      </w:r>
+      <w:r>
+        <w:t>romptly adv.</w:t>
+      </w:r>
+      <w:r>
+        <w:rPr>
+          <w:rFonts w:hint="eastAsia"/>
+        </w:rPr>
+        <w:t>迅速地</w:t>
+      </w:r>
+    </w:p>
+    <w:p>
+      <w:r>
+        <w:t>question</w:t>
+      </w:r>
+      <w:r>
+        <w:t xml:space="preserve"> n.</w:t>
+      </w:r>
+      <w:r>
+        <w:rPr>
+          <w:rFonts w:hint="eastAsia"/>
+        </w:rPr>
+        <w:t>問題</w:t>
+      </w:r>
+      <w:r>
+        <w:t>,v.</w:t>
+      </w:r>
+      <w:r>
+        <w:rPr>
+          <w:rFonts w:hint="eastAsia"/>
+        </w:rPr>
+        <w:t>懷疑</w:t>
       </w:r>
     </w:p>
     <w:p/>
     <w:p>
       <w:r>
-        <w:t>campground</w:t>
+        <w:t>repair calls</w:t>
+      </w:r>
+      <w:r>
+        <w:t xml:space="preserve"> </w:t>
+      </w:r>
+      <w:r>
+        <w:rPr>
+          <w:rFonts w:hint="eastAsia"/>
+        </w:rPr>
+        <w:t>維修電話</w:t>
+      </w:r>
+      <w:r>
+        <w:rPr>
+          <w:rFonts w:hint="eastAsia"/>
+        </w:rPr>
+        <w:t>/</w:t>
+      </w:r>
+      <w:r>
+        <w:rPr>
+          <w:rFonts w:hint="eastAsia"/>
+        </w:rPr>
+        <w:t>維修通知、</w:t>
+      </w:r>
+      <w:r>
+        <w:rPr>
+          <w:rFonts w:hint="eastAsia"/>
+        </w:rPr>
+        <w:t>h</w:t>
+      </w:r>
+      <w:r>
+        <w:t>andwriting n.</w:t>
+      </w:r>
+      <w:r>
+        <w:rPr>
+          <w:rFonts w:hint="eastAsia"/>
+        </w:rPr>
+        <w:t>書寫、</w:t>
+      </w:r>
+      <w:r>
+        <w:t>misus</w:t>
+      </w:r>
+      <w:r>
+        <w:t>e n. v.</w:t>
+      </w:r>
+      <w:r>
+        <w:rPr>
+          <w:rFonts w:hint="eastAsia"/>
+        </w:rPr>
+        <w:t>濫用</w:t>
+      </w:r>
+      <w:r>
+        <w:t>/</w:t>
+      </w:r>
+      <w:r>
+        <w:rPr>
+          <w:rFonts w:hint="eastAsia"/>
+        </w:rPr>
+        <w:t>錯用</w:t>
+      </w:r>
+    </w:p>
+    <w:p>
+      <w:r>
+        <w:t>properly</w:t>
+      </w:r>
+      <w:r>
+        <w:t xml:space="preserve"> adv.</w:t>
+      </w:r>
+      <w:r>
+        <w:rPr>
+          <w:rFonts w:hint="eastAsia"/>
+        </w:rPr>
+        <w:t xml:space="preserve"> </w:t>
+      </w:r>
+      <w:r>
+        <w:rPr>
+          <w:rFonts w:hint="eastAsia"/>
+        </w:rPr>
+        <w:t>正確</w:t>
+      </w:r>
+      <w:r>
+        <w:rPr>
+          <w:rFonts w:hint="eastAsia"/>
+        </w:rPr>
+        <w:t>/</w:t>
+      </w:r>
+      <w:r>
+        <w:rPr>
+          <w:rFonts w:hint="eastAsia"/>
+        </w:rPr>
+        <w:t>適當、</w:t>
+      </w:r>
+      <w:r>
+        <w:t>turn in</w:t>
+      </w:r>
+      <w:r>
+        <w:rPr>
+          <w:rFonts w:hint="eastAsia"/>
+        </w:rPr>
+        <w:t>繳交</w:t>
+      </w:r>
+      <w:r>
+        <w:rPr>
+          <w:rFonts w:hint="eastAsia"/>
+        </w:rPr>
+        <w:t>/</w:t>
+      </w:r>
+      <w:r>
+        <w:rPr>
+          <w:rFonts w:hint="eastAsia"/>
+        </w:rPr>
+        <w:t>交出、</w:t>
+      </w:r>
+      <w:r>
+        <w:rPr>
+          <w:rFonts w:hint="eastAsia"/>
+        </w:rPr>
+        <w:t>p</w:t>
+      </w:r>
+      <w:r>
+        <w:t>ick up</w:t>
+      </w:r>
+      <w:r>
+        <w:rPr>
+          <w:rFonts w:hint="eastAsia"/>
+        </w:rPr>
+        <w:t>撿起</w:t>
+      </w:r>
+      <w:r>
+        <w:rPr>
+          <w:rFonts w:hint="eastAsia"/>
+        </w:rPr>
+        <w:t>/</w:t>
+      </w:r>
+      <w:r>
+        <w:rPr>
+          <w:rFonts w:hint="eastAsia"/>
+        </w:rPr>
+        <w:t>領取物品</w:t>
+      </w:r>
+      <w:r>
+        <w:rPr>
+          <w:rFonts w:hint="eastAsia"/>
+        </w:rPr>
+        <w:t>/</w:t>
+      </w:r>
+      <w:r>
+        <w:rPr>
+          <w:rFonts w:hint="eastAsia"/>
+        </w:rPr>
+        <w:t>購買</w:t>
+      </w:r>
+      <w:r>
+        <w:rPr>
+          <w:rFonts w:hint="eastAsia"/>
+        </w:rPr>
+        <w:t>/</w:t>
+      </w:r>
+      <w:r>
+        <w:rPr>
+          <w:rFonts w:hint="eastAsia"/>
+        </w:rPr>
+        <w:t>學會</w:t>
+      </w:r>
+    </w:p>
+    <w:p>
+      <w:r>
+        <w:rPr>
+          <w:rFonts w:hint="eastAsia"/>
+        </w:rPr>
+        <w:t>q</w:t>
+      </w:r>
+      <w:r>
+        <w:t xml:space="preserve">uality plumbing </w:t>
+      </w:r>
+      <w:r>
+        <w:rPr>
+          <w:rFonts w:hint="eastAsia"/>
+        </w:rPr>
+        <w:t>高品質水管系統、</w:t>
+      </w:r>
+      <w:r>
+        <w:t>stop by</w:t>
+      </w:r>
+      <w:r>
+        <w:t>順路經過</w:t>
+      </w:r>
+      <w:r>
+        <w:rPr>
+          <w:rFonts w:hint="eastAsia"/>
+        </w:rPr>
+        <w:t>、</w:t>
+      </w:r>
+      <w:r>
+        <w:t>leave for</w:t>
+      </w:r>
+      <w:r>
+        <w:rPr>
+          <w:rFonts w:hint="eastAsia"/>
+        </w:rPr>
+        <w:t>前往</w:t>
+      </w:r>
+    </w:p>
+    <w:p/>
+    <w:p>
+      <w:r>
+        <w:t>construction site</w:t>
+      </w:r>
+      <w:r>
+        <w:rPr>
+          <w:rFonts w:hint="eastAsia"/>
+        </w:rPr>
+        <w:t xml:space="preserve"> </w:t>
+      </w:r>
+      <w:r>
+        <w:rPr>
+          <w:rFonts w:hint="eastAsia"/>
+        </w:rPr>
+        <w:t>工地、</w:t>
+      </w:r>
+      <w:r>
+        <w:t>factory</w:t>
       </w:r>
       <w:r>
         <w:rPr>
@@ -2053,43 +2699,353 @@
         <w:rPr>
           <w:rFonts w:hint="eastAsia"/>
         </w:rPr>
-        <w:t>營地、</w:t>
-      </w:r>
-      <w:r>
-        <w:rPr>
-          <w:rFonts w:hint="eastAsia"/>
-        </w:rPr>
-        <w:t>e</w:t>
-      </w:r>
-      <w:r>
-        <w:t>lectrical adj.</w:t>
-      </w:r>
-      <w:r>
-        <w:rPr>
-          <w:rFonts w:hint="eastAsia"/>
-        </w:rPr>
-        <w:t>電力、</w:t>
-      </w:r>
-      <w:r>
-        <w:rPr>
-          <w:rFonts w:hint="eastAsia"/>
-        </w:rPr>
-        <w:t>r</w:t>
-      </w:r>
-      <w:r>
-        <w:t>ental n.</w:t>
-      </w:r>
-      <w:r>
-        <w:rPr>
-          <w:rFonts w:hint="eastAsia"/>
-        </w:rPr>
-        <w:t>出租</w:t>
-      </w:r>
-      <w:r>
-        <w:rPr>
-          <w:rFonts w:hint="eastAsia"/>
-        </w:rPr>
-        <w:t>/</w:t>
+        <w:t>工廠、</w:t>
+      </w:r>
+      <w:r>
+        <w:t>car dealership</w:t>
+      </w:r>
+      <w:r>
+        <w:rPr>
+          <w:rFonts w:hint="eastAsia"/>
+        </w:rPr>
+        <w:t xml:space="preserve"> </w:t>
+      </w:r>
+      <w:r>
+        <w:rPr>
+          <w:rFonts w:hint="eastAsia"/>
+        </w:rPr>
+        <w:t>汽車經銷店</w:t>
+      </w:r>
+    </w:p>
+    <w:p>
+      <w:r>
+        <w:t>evening</w:t>
+      </w:r>
+      <w:r>
+        <w:rPr>
+          <w:rFonts w:hint="eastAsia"/>
+        </w:rPr>
+        <w:t xml:space="preserve"> </w:t>
+      </w:r>
+      <w:r>
+        <w:t>n.</w:t>
+      </w:r>
+      <w:r>
+        <w:rPr>
+          <w:rFonts w:hint="eastAsia"/>
+        </w:rPr>
+        <w:t>晚上、</w:t>
+      </w:r>
+      <w:r>
+        <w:t>conveyor belt</w:t>
+      </w:r>
+      <w:r>
+        <w:rPr>
+          <w:rFonts w:hint="eastAsia"/>
+        </w:rPr>
+        <w:t xml:space="preserve"> </w:t>
+      </w:r>
+      <w:r>
+        <w:t>n.</w:t>
+      </w:r>
+      <w:r>
+        <w:rPr>
+          <w:rFonts w:hint="eastAsia"/>
+        </w:rPr>
+        <w:t>傳送帶、</w:t>
+      </w:r>
+      <w:r>
+        <w:t>out of order</w:t>
+      </w:r>
+      <w:r>
+        <w:rPr>
+          <w:rFonts w:hint="eastAsia"/>
+        </w:rPr>
+        <w:t>物品故障</w:t>
+      </w:r>
+    </w:p>
+    <w:p>
+      <w:r>
+        <w:rPr>
+          <w:rFonts w:hint="eastAsia"/>
+        </w:rPr>
+        <w:t>t</w:t>
+      </w:r>
+      <w:r>
+        <w:t>emporarily adv.</w:t>
+      </w:r>
+      <w:r>
+        <w:rPr>
+          <w:rFonts w:hint="eastAsia"/>
+        </w:rPr>
+        <w:t>暫時、</w:t>
+      </w:r>
+      <w:r>
+        <w:rPr>
+          <w:rFonts w:hint="eastAsia"/>
+        </w:rPr>
+        <w:t>t</w:t>
+      </w:r>
+      <w:r>
+        <w:t>emporarily</w:t>
+      </w:r>
+      <w:r>
+        <w:rPr>
+          <w:rFonts w:hint="eastAsia"/>
+        </w:rPr>
+        <w:t xml:space="preserve"> </w:t>
+      </w:r>
+      <w:r>
+        <w:t>n.</w:t>
+      </w:r>
+      <w:r>
+        <w:rPr>
+          <w:rFonts w:hint="eastAsia"/>
+        </w:rPr>
+        <w:t xml:space="preserve"> </w:t>
+      </w:r>
+      <w:r>
+        <w:rPr>
+          <w:rFonts w:hint="eastAsia"/>
+        </w:rPr>
+        <w:t>人員</w:t>
+      </w:r>
+      <w:r>
+        <w:rPr>
+          <w:rFonts w:hint="eastAsia"/>
+        </w:rPr>
+        <w:t>、</w:t>
+      </w:r>
+      <w:r>
+        <w:rPr>
+          <w:rFonts w:hint="eastAsia"/>
+        </w:rPr>
+        <w:t>s</w:t>
+      </w:r>
+      <w:r>
+        <w:t xml:space="preserve">pecial assignment </w:t>
+      </w:r>
+      <w:r>
+        <w:rPr>
+          <w:rFonts w:hint="eastAsia"/>
+        </w:rPr>
+        <w:t>特殊任務</w:t>
+      </w:r>
+    </w:p>
+    <w:p>
+      <w:r>
+        <w:t>assembly floor</w:t>
+      </w:r>
+      <w:r>
+        <w:t xml:space="preserve"> </w:t>
+      </w:r>
+      <w:r>
+        <w:rPr>
+          <w:rFonts w:hint="eastAsia"/>
+        </w:rPr>
+        <w:t>裝配平台、</w:t>
+      </w:r>
+      <w:r>
+        <w:t>day shift</w:t>
+      </w:r>
+      <w:r>
+        <w:rPr>
+          <w:rFonts w:hint="eastAsia"/>
+        </w:rPr>
+        <w:t xml:space="preserve"> </w:t>
+      </w:r>
+      <w:r>
+        <w:rPr>
+          <w:rFonts w:hint="eastAsia"/>
+        </w:rPr>
+        <w:t>日班</w:t>
+      </w:r>
+    </w:p>
+    <w:p/>
+    <w:p>
+      <w:r>
+        <w:t>architect</w:t>
+      </w:r>
+      <w:r>
+        <w:rPr>
+          <w:rFonts w:hint="eastAsia"/>
+        </w:rPr>
+        <w:t xml:space="preserve"> </w:t>
+      </w:r>
+      <w:r>
+        <w:t>n.</w:t>
+      </w:r>
+      <w:r>
+        <w:rPr>
+          <w:rFonts w:hint="eastAsia"/>
+        </w:rPr>
+        <w:t>建築師、</w:t>
+      </w:r>
+      <w:r>
+        <w:t>real estate agent</w:t>
+      </w:r>
+      <w:r>
+        <w:rPr>
+          <w:rFonts w:hint="eastAsia"/>
+        </w:rPr>
+        <w:t xml:space="preserve"> </w:t>
+      </w:r>
+      <w:r>
+        <w:rPr>
+          <w:rFonts w:hint="eastAsia"/>
+        </w:rPr>
+        <w:t>房地產經紀人</w:t>
+      </w:r>
+      <w:r>
+        <w:rPr>
+          <w:rFonts w:hint="eastAsia"/>
+        </w:rPr>
+        <w:t>、</w:t>
+      </w:r>
+      <w:r>
+        <w:rPr>
+          <w:rFonts w:hint="eastAsia"/>
+        </w:rPr>
+        <w:t>房地產經紀人</w:t>
+      </w:r>
+    </w:p>
+    <w:p>
+      <w:r>
+        <w:t>deposit</w:t>
+      </w:r>
+      <w:r>
+        <w:rPr>
+          <w:rFonts w:hint="eastAsia"/>
+        </w:rPr>
+        <w:t xml:space="preserve"> </w:t>
+      </w:r>
+      <w:r>
+        <w:t>v.</w:t>
+      </w:r>
+      <w:r>
+        <w:rPr>
+          <w:rFonts w:hint="eastAsia"/>
+        </w:rPr>
+        <w:t>存放</w:t>
+      </w:r>
+      <w:r>
+        <w:rPr>
+          <w:rFonts w:hint="eastAsia"/>
+        </w:rPr>
+        <w:t>/</w:t>
+      </w:r>
+      <w:r>
+        <w:rPr>
+          <w:rFonts w:hint="eastAsia"/>
+        </w:rPr>
+        <w:t>支付</w:t>
+      </w:r>
+      <w:r>
+        <w:rPr>
+          <w:rFonts w:hint="eastAsia"/>
+        </w:rPr>
+        <w:t>,</w:t>
+      </w:r>
+      <w:r>
+        <w:t>n.</w:t>
+      </w:r>
+      <w:r>
+        <w:rPr>
+          <w:rFonts w:hint="eastAsia"/>
+        </w:rPr>
+        <w:t>存款</w:t>
+      </w:r>
+      <w:r>
+        <w:rPr>
+          <w:rFonts w:hint="eastAsia"/>
+        </w:rPr>
+        <w:t>/</w:t>
+      </w:r>
+      <w:r>
+        <w:rPr>
+          <w:rFonts w:hint="eastAsia"/>
+        </w:rPr>
+        <w:t>沉澱物、</w:t>
+      </w:r>
+      <w:r>
+        <w:t>carefully</w:t>
+      </w:r>
+      <w:r>
+        <w:t xml:space="preserve"> adv.</w:t>
+      </w:r>
+      <w:r>
+        <w:rPr>
+          <w:rFonts w:hint="eastAsia"/>
+        </w:rPr>
+        <w:t>小心</w:t>
+      </w:r>
+      <w:r>
+        <w:rPr>
+          <w:rFonts w:hint="eastAsia"/>
+        </w:rPr>
+        <w:t>/</w:t>
+      </w:r>
+      <w:r>
+        <w:rPr>
+          <w:rFonts w:hint="eastAsia"/>
+        </w:rPr>
+        <w:t>仔細</w:t>
+      </w:r>
+    </w:p>
+    <w:p>
+      <w:r>
+        <w:t>come on</w:t>
+      </w:r>
+      <w:r>
+        <w:rPr>
+          <w:rFonts w:hint="eastAsia"/>
+        </w:rPr>
+        <w:t>催促別人</w:t>
+      </w:r>
+      <w:r>
+        <w:rPr>
+          <w:rFonts w:hint="eastAsia"/>
+        </w:rPr>
+        <w:t>/</w:t>
+      </w:r>
+      <w:r>
+        <w:rPr>
+          <w:rFonts w:hint="eastAsia"/>
+        </w:rPr>
+        <w:t>鼓勵</w:t>
+      </w:r>
+      <w:r>
+        <w:t>/</w:t>
+      </w:r>
+      <w:r>
+        <w:rPr>
+          <w:rFonts w:hint="eastAsia"/>
+        </w:rPr>
+        <w:t>請求</w:t>
+      </w:r>
+      <w:r>
+        <w:rPr>
+          <w:rFonts w:hint="eastAsia"/>
+        </w:rPr>
+        <w:t>/</w:t>
+      </w:r>
+      <w:r>
+        <w:rPr>
+          <w:rFonts w:hint="eastAsia"/>
+        </w:rPr>
+        <w:t>過來、</w:t>
+      </w:r>
+      <w:r>
+        <w:t>rent</w:t>
+      </w:r>
+      <w:r>
+        <w:rPr>
+          <w:rFonts w:hint="eastAsia"/>
+        </w:rPr>
+        <w:t xml:space="preserve"> n</w:t>
+      </w:r>
+      <w:r>
+        <w:t>.</w:t>
       </w:r>
       <w:r>
         <w:rPr>
@@ -2097,46 +3053,61 @@
         </w:rPr>
         <w:t>租金</w:t>
       </w:r>
-    </w:p>
-    <w:p>
-      <w:r>
-        <w:t>confident</w:t>
-      </w:r>
-      <w:r>
-        <w:t xml:space="preserve"> adj.</w:t>
-      </w:r>
-      <w:r>
-        <w:rPr>
-          <w:rFonts w:hint="eastAsia"/>
-        </w:rPr>
-        <w:t xml:space="preserve"> </w:t>
-      </w:r>
-      <w:r>
-        <w:rPr>
-          <w:rFonts w:hint="eastAsia"/>
-        </w:rPr>
-        <w:t>自信</w:t>
-      </w:r>
-      <w:r>
-        <w:rPr>
-          <w:rFonts w:hint="eastAsia"/>
-        </w:rPr>
-        <w:t>/</w:t>
-      </w:r>
-      <w:r>
-        <w:rPr>
-          <w:rFonts w:hint="eastAsia"/>
-        </w:rPr>
-        <w:t>信心、</w:t>
-      </w:r>
-      <w:r>
-        <w:t>uncertain about</w:t>
-      </w:r>
-      <w:r>
-        <w:rPr>
-          <w:rFonts w:hint="eastAsia"/>
-        </w:rPr>
-        <w:t>對……感到不確定</w:t>
+      <w:r>
+        <w:rPr>
+          <w:rFonts w:hint="eastAsia"/>
+        </w:rPr>
+        <w:t>,</w:t>
+      </w:r>
+      <w:r>
+        <w:t>v.</w:t>
+      </w:r>
+      <w:r>
+        <w:rPr>
+          <w:rFonts w:hint="eastAsia"/>
+        </w:rPr>
+        <w:t>租用、</w:t>
+      </w:r>
+      <w:r>
+        <w:t>foresee</w:t>
+      </w:r>
+      <w:r>
+        <w:t xml:space="preserve"> v.</w:t>
+      </w:r>
+      <w:r>
+        <w:rPr>
+          <w:rFonts w:hint="eastAsia"/>
+        </w:rPr>
+        <w:t>預見</w:t>
+      </w:r>
+    </w:p>
+    <w:p>
+      <w:r>
+        <w:t>property</w:t>
+      </w:r>
+      <w:r>
+        <w:t xml:space="preserve"> n.</w:t>
+      </w:r>
+      <w:r>
+        <w:rPr>
+          <w:rFonts w:hint="eastAsia"/>
+        </w:rPr>
+        <w:t>財產、</w:t>
+      </w:r>
+      <w:r>
+        <w:rPr>
+          <w:rFonts w:hint="eastAsia"/>
+        </w:rPr>
+        <w:t>c</w:t>
+      </w:r>
+      <w:r>
+        <w:t>ontractor n.</w:t>
+      </w:r>
+      <w:r>
+        <w:rPr>
+          <w:rFonts w:hint="eastAsia"/>
+        </w:rPr>
+        <w:t>承包商</w:t>
       </w:r>
       <w:r>
         <w:rPr>
@@ -2145,962 +3116,6 @@
         <w:t>、</w:t>
       </w:r>
       <w:r>
-        <w:t>certain</w:t>
-      </w:r>
-      <w:r>
-        <w:rPr>
-          <w:rFonts w:hint="eastAsia"/>
-        </w:rPr>
-        <w:t xml:space="preserve"> </w:t>
-      </w:r>
-      <w:r>
-        <w:t>adj.</w:t>
-      </w:r>
-      <w:r>
-        <w:rPr>
-          <w:rFonts w:hint="eastAsia"/>
-        </w:rPr>
-        <w:t>肯定</w:t>
-      </w:r>
-    </w:p>
-    <w:p>
-      <w:r>
-        <w:t>refer to</w:t>
-      </w:r>
-      <w:r>
-        <w:rPr>
-          <w:rFonts w:hint="eastAsia"/>
-        </w:rPr>
-        <w:t>提及</w:t>
-      </w:r>
-      <w:r>
-        <w:rPr>
-          <w:rFonts w:hint="eastAsia"/>
-        </w:rPr>
-        <w:t>/</w:t>
-      </w:r>
-      <w:r>
-        <w:rPr>
-          <w:rFonts w:hint="eastAsia"/>
-        </w:rPr>
-        <w:t>談到</w:t>
-      </w:r>
-      <w:r>
-        <w:rPr>
-          <w:rFonts w:hint="eastAsia"/>
-        </w:rPr>
-        <w:t>、</w:t>
-      </w:r>
-      <w:r>
-        <w:t>rental agreement</w:t>
-      </w:r>
-      <w:r>
-        <w:rPr>
-          <w:rFonts w:hint="eastAsia"/>
-        </w:rPr>
-        <w:t>租賃合約</w:t>
-      </w:r>
-      <w:r>
-        <w:rPr>
-          <w:rFonts w:hint="eastAsia"/>
-        </w:rPr>
-        <w:t>、</w:t>
-      </w:r>
-      <w:r>
-        <w:t>testimonial</w:t>
-      </w:r>
-      <w:r>
-        <w:t xml:space="preserve"> n.</w:t>
-      </w:r>
-      <w:r>
-        <w:rPr>
-          <w:rFonts w:hint="eastAsia"/>
-        </w:rPr>
-        <w:t>介紹信</w:t>
-      </w:r>
-      <w:r>
-        <w:rPr>
-          <w:rFonts w:hint="eastAsia"/>
-        </w:rPr>
-        <w:t>/</w:t>
-      </w:r>
-      <w:r>
-        <w:rPr>
-          <w:rFonts w:hint="eastAsia"/>
-        </w:rPr>
-        <w:t>推薦書</w:t>
-      </w:r>
-    </w:p>
-    <w:p>
-      <w:r>
-        <w:t>identify</w:t>
-      </w:r>
-      <w:r>
-        <w:t xml:space="preserve"> v.</w:t>
-      </w:r>
-      <w:r>
-        <w:rPr>
-          <w:rFonts w:hint="eastAsia"/>
-        </w:rPr>
-        <w:t>識別</w:t>
-      </w:r>
-      <w:r>
-        <w:rPr>
-          <w:rFonts w:hint="eastAsia"/>
-        </w:rPr>
-        <w:t>/</w:t>
-      </w:r>
-      <w:r>
-        <w:rPr>
-          <w:rFonts w:hint="eastAsia"/>
-        </w:rPr>
-        <w:t>確定、</w:t>
-      </w:r>
-      <w:r>
-        <w:t>initially</w:t>
-      </w:r>
-      <w:r>
-        <w:rPr>
-          <w:rFonts w:hint="eastAsia"/>
-        </w:rPr>
-        <w:t xml:space="preserve"> </w:t>
-      </w:r>
-      <w:r>
-        <w:t>adv.</w:t>
-      </w:r>
-      <w:r>
-        <w:rPr>
-          <w:rFonts w:hint="eastAsia"/>
-        </w:rPr>
-        <w:t>最初、</w:t>
-      </w:r>
-      <w:r>
-        <w:t>regarding</w:t>
-      </w:r>
-      <w:r>
-        <w:rPr>
-          <w:rFonts w:hint="eastAsia"/>
-        </w:rPr>
-        <w:t xml:space="preserve"> </w:t>
-      </w:r>
-      <w:r>
-        <w:t>prep.</w:t>
-      </w:r>
-      <w:r>
-        <w:rPr>
-          <w:rFonts w:hint="eastAsia"/>
-        </w:rPr>
-        <w:t>關於</w:t>
-      </w:r>
-    </w:p>
-    <w:p>
-      <w:r>
-        <w:t>motorhome</w:t>
-      </w:r>
-      <w:r>
-        <w:rPr>
-          <w:rFonts w:hint="eastAsia"/>
-        </w:rPr>
-        <w:t xml:space="preserve"> n</w:t>
-      </w:r>
-      <w:r>
-        <w:t>.</w:t>
-      </w:r>
-      <w:r>
-        <w:rPr>
-          <w:rFonts w:hint="eastAsia"/>
-        </w:rPr>
-        <w:t>房車、</w:t>
-      </w:r>
-      <w:r>
-        <w:t>thorough</w:t>
-      </w:r>
-      <w:r>
-        <w:rPr>
-          <w:rFonts w:hint="eastAsia"/>
-        </w:rPr>
-        <w:t xml:space="preserve"> a</w:t>
-      </w:r>
-      <w:r>
-        <w:t xml:space="preserve">dj </w:t>
-      </w:r>
-      <w:r>
-        <w:rPr>
-          <w:rFonts w:hint="eastAsia"/>
-        </w:rPr>
-        <w:t>仔細的</w:t>
-      </w:r>
-      <w:r>
-        <w:rPr>
-          <w:rFonts w:hint="eastAsia"/>
-        </w:rPr>
-        <w:t>/</w:t>
-      </w:r>
-      <w:r>
-        <w:rPr>
-          <w:rFonts w:hint="eastAsia"/>
-        </w:rPr>
-        <w:t>徹底、</w:t>
-      </w:r>
-      <w:r>
-        <w:t>inspection</w:t>
-      </w:r>
-      <w:r>
-        <w:rPr>
-          <w:rFonts w:hint="eastAsia"/>
-        </w:rPr>
-        <w:t xml:space="preserve"> n</w:t>
-      </w:r>
-      <w:r>
-        <w:t>.</w:t>
-      </w:r>
-      <w:r>
-        <w:rPr>
-          <w:rFonts w:hint="eastAsia"/>
-        </w:rPr>
-        <w:t>檢查</w:t>
-      </w:r>
-    </w:p>
-    <w:p>
-      <w:r>
-        <w:t>come out</w:t>
-      </w:r>
-      <w:r>
-        <w:rPr>
-          <w:rFonts w:hint="eastAsia"/>
-        </w:rPr>
-        <w:t>出現</w:t>
-      </w:r>
-      <w:r>
-        <w:rPr>
-          <w:rFonts w:hint="eastAsia"/>
-        </w:rPr>
-        <w:t>/</w:t>
-      </w:r>
-      <w:r>
-        <w:rPr>
-          <w:rFonts w:hint="eastAsia"/>
-        </w:rPr>
-        <w:t>發行、</w:t>
-      </w:r>
-      <w:r>
-        <w:t>assess</w:t>
-      </w:r>
-      <w:r>
-        <w:t xml:space="preserve"> v.</w:t>
-      </w:r>
-      <w:r>
-        <w:rPr>
-          <w:rFonts w:hint="eastAsia"/>
-        </w:rPr>
-        <w:t>評估</w:t>
-      </w:r>
-      <w:r>
-        <w:rPr>
-          <w:rFonts w:hint="eastAsia"/>
-        </w:rPr>
-        <w:t>/</w:t>
-      </w:r>
-      <w:r>
-        <w:rPr>
-          <w:rFonts w:hint="eastAsia"/>
-        </w:rPr>
-        <w:t>估價、</w:t>
-      </w:r>
-      <w:r>
-        <w:rPr>
-          <w:rFonts w:hint="eastAsia"/>
-        </w:rPr>
-        <w:t>p</w:t>
-      </w:r>
-      <w:r>
-        <w:t>romptly adv.</w:t>
-      </w:r>
-      <w:r>
-        <w:rPr>
-          <w:rFonts w:hint="eastAsia"/>
-        </w:rPr>
-        <w:t>迅速地</w:t>
-      </w:r>
-    </w:p>
-    <w:p>
-      <w:r>
-        <w:t>question</w:t>
-      </w:r>
-      <w:r>
-        <w:t xml:space="preserve"> n.</w:t>
-      </w:r>
-      <w:r>
-        <w:rPr>
-          <w:rFonts w:hint="eastAsia"/>
-        </w:rPr>
-        <w:t>問題</w:t>
-      </w:r>
-      <w:r>
-        <w:t>,v.</w:t>
-      </w:r>
-      <w:r>
-        <w:rPr>
-          <w:rFonts w:hint="eastAsia"/>
-        </w:rPr>
-        <w:t>懷疑</w:t>
-      </w:r>
-    </w:p>
-    <w:p/>
-    <w:p>
-      <w:r>
-        <w:t>repair calls</w:t>
-      </w:r>
-      <w:r>
-        <w:t xml:space="preserve"> </w:t>
-      </w:r>
-      <w:r>
-        <w:rPr>
-          <w:rFonts w:hint="eastAsia"/>
-        </w:rPr>
-        <w:t>維修電話</w:t>
-      </w:r>
-      <w:r>
-        <w:rPr>
-          <w:rFonts w:hint="eastAsia"/>
-        </w:rPr>
-        <w:t>/</w:t>
-      </w:r>
-      <w:r>
-        <w:rPr>
-          <w:rFonts w:hint="eastAsia"/>
-        </w:rPr>
-        <w:t>維修通知、</w:t>
-      </w:r>
-      <w:r>
-        <w:rPr>
-          <w:rFonts w:hint="eastAsia"/>
-        </w:rPr>
-        <w:t>h</w:t>
-      </w:r>
-      <w:r>
-        <w:t>andwriting n.</w:t>
-      </w:r>
-      <w:r>
-        <w:rPr>
-          <w:rFonts w:hint="eastAsia"/>
-        </w:rPr>
-        <w:t>書寫、</w:t>
-      </w:r>
-      <w:r>
-        <w:t>misus</w:t>
-      </w:r>
-      <w:r>
-        <w:t>e n. v.</w:t>
-      </w:r>
-      <w:r>
-        <w:rPr>
-          <w:rFonts w:hint="eastAsia"/>
-        </w:rPr>
-        <w:t>濫用</w:t>
-      </w:r>
-      <w:r>
-        <w:t>/</w:t>
-      </w:r>
-      <w:r>
-        <w:rPr>
-          <w:rFonts w:hint="eastAsia"/>
-        </w:rPr>
-        <w:t>錯用</w:t>
-      </w:r>
-    </w:p>
-    <w:p>
-      <w:r>
-        <w:t>properly</w:t>
-      </w:r>
-      <w:r>
-        <w:t xml:space="preserve"> adv.</w:t>
-      </w:r>
-      <w:r>
-        <w:rPr>
-          <w:rFonts w:hint="eastAsia"/>
-        </w:rPr>
-        <w:t xml:space="preserve"> </w:t>
-      </w:r>
-      <w:r>
-        <w:rPr>
-          <w:rFonts w:hint="eastAsia"/>
-        </w:rPr>
-        <w:t>正確</w:t>
-      </w:r>
-      <w:r>
-        <w:rPr>
-          <w:rFonts w:hint="eastAsia"/>
-        </w:rPr>
-        <w:t>/</w:t>
-      </w:r>
-      <w:r>
-        <w:rPr>
-          <w:rFonts w:hint="eastAsia"/>
-        </w:rPr>
-        <w:t>適當、</w:t>
-      </w:r>
-      <w:r>
-        <w:t>turn in</w:t>
-      </w:r>
-      <w:r>
-        <w:rPr>
-          <w:rFonts w:hint="eastAsia"/>
-        </w:rPr>
-        <w:t>繳交</w:t>
-      </w:r>
-      <w:r>
-        <w:rPr>
-          <w:rFonts w:hint="eastAsia"/>
-        </w:rPr>
-        <w:t>/</w:t>
-      </w:r>
-      <w:r>
-        <w:rPr>
-          <w:rFonts w:hint="eastAsia"/>
-        </w:rPr>
-        <w:t>交出、</w:t>
-      </w:r>
-      <w:r>
-        <w:rPr>
-          <w:rFonts w:hint="eastAsia"/>
-        </w:rPr>
-        <w:t>p</w:t>
-      </w:r>
-      <w:r>
-        <w:t>ick up</w:t>
-      </w:r>
-      <w:r>
-        <w:rPr>
-          <w:rFonts w:hint="eastAsia"/>
-        </w:rPr>
-        <w:t>撿起</w:t>
-      </w:r>
-      <w:r>
-        <w:rPr>
-          <w:rFonts w:hint="eastAsia"/>
-        </w:rPr>
-        <w:t>/</w:t>
-      </w:r>
-      <w:r>
-        <w:rPr>
-          <w:rFonts w:hint="eastAsia"/>
-        </w:rPr>
-        <w:t>領取物品</w:t>
-      </w:r>
-      <w:r>
-        <w:rPr>
-          <w:rFonts w:hint="eastAsia"/>
-        </w:rPr>
-        <w:t>/</w:t>
-      </w:r>
-      <w:r>
-        <w:rPr>
-          <w:rFonts w:hint="eastAsia"/>
-        </w:rPr>
-        <w:t>購買</w:t>
-      </w:r>
-      <w:r>
-        <w:rPr>
-          <w:rFonts w:hint="eastAsia"/>
-        </w:rPr>
-        <w:t>/</w:t>
-      </w:r>
-      <w:r>
-        <w:rPr>
-          <w:rFonts w:hint="eastAsia"/>
-        </w:rPr>
-        <w:t>學會</w:t>
-      </w:r>
-    </w:p>
-    <w:p>
-      <w:r>
-        <w:rPr>
-          <w:rFonts w:hint="eastAsia"/>
-        </w:rPr>
-        <w:t>q</w:t>
-      </w:r>
-      <w:r>
-        <w:t xml:space="preserve">uality plumbing </w:t>
-      </w:r>
-      <w:r>
-        <w:rPr>
-          <w:rFonts w:hint="eastAsia"/>
-        </w:rPr>
-        <w:t>高品質水管系統、</w:t>
-      </w:r>
-      <w:r>
-        <w:t>stop by</w:t>
-      </w:r>
-      <w:r>
-        <w:t>順路經過</w:t>
-      </w:r>
-      <w:r>
-        <w:rPr>
-          <w:rFonts w:hint="eastAsia"/>
-        </w:rPr>
-        <w:t>、</w:t>
-      </w:r>
-      <w:r>
-        <w:t>leave for</w:t>
-      </w:r>
-      <w:r>
-        <w:rPr>
-          <w:rFonts w:hint="eastAsia"/>
-        </w:rPr>
-        <w:t>前往</w:t>
-      </w:r>
-    </w:p>
-    <w:p/>
-    <w:p>
-      <w:r>
-        <w:t>construction site</w:t>
-      </w:r>
-      <w:r>
-        <w:rPr>
-          <w:rFonts w:hint="eastAsia"/>
-        </w:rPr>
-        <w:t xml:space="preserve"> </w:t>
-      </w:r>
-      <w:r>
-        <w:rPr>
-          <w:rFonts w:hint="eastAsia"/>
-        </w:rPr>
-        <w:t>工地、</w:t>
-      </w:r>
-      <w:r>
-        <w:t>factory</w:t>
-      </w:r>
-      <w:r>
-        <w:rPr>
-          <w:rFonts w:hint="eastAsia"/>
-        </w:rPr>
-        <w:t xml:space="preserve"> </w:t>
-      </w:r>
-      <w:r>
-        <w:t>n.</w:t>
-      </w:r>
-      <w:r>
-        <w:rPr>
-          <w:rFonts w:hint="eastAsia"/>
-        </w:rPr>
-        <w:t>工廠、</w:t>
-      </w:r>
-      <w:r>
-        <w:t>car dealership</w:t>
-      </w:r>
-      <w:r>
-        <w:rPr>
-          <w:rFonts w:hint="eastAsia"/>
-        </w:rPr>
-        <w:t xml:space="preserve"> </w:t>
-      </w:r>
-      <w:r>
-        <w:rPr>
-          <w:rFonts w:hint="eastAsia"/>
-        </w:rPr>
-        <w:t>汽車經銷店</w:t>
-      </w:r>
-    </w:p>
-    <w:p>
-      <w:r>
-        <w:t>evening</w:t>
-      </w:r>
-      <w:r>
-        <w:rPr>
-          <w:rFonts w:hint="eastAsia"/>
-        </w:rPr>
-        <w:t xml:space="preserve"> </w:t>
-      </w:r>
-      <w:r>
-        <w:t>n.</w:t>
-      </w:r>
-      <w:r>
-        <w:rPr>
-          <w:rFonts w:hint="eastAsia"/>
-        </w:rPr>
-        <w:t>晚上、</w:t>
-      </w:r>
-      <w:r>
-        <w:t>conveyor belt</w:t>
-      </w:r>
-      <w:r>
-        <w:rPr>
-          <w:rFonts w:hint="eastAsia"/>
-        </w:rPr>
-        <w:t xml:space="preserve"> </w:t>
-      </w:r>
-      <w:r>
-        <w:t>n.</w:t>
-      </w:r>
-      <w:r>
-        <w:rPr>
-          <w:rFonts w:hint="eastAsia"/>
-        </w:rPr>
-        <w:t>傳送帶、</w:t>
-      </w:r>
-      <w:r>
-        <w:t>out of order</w:t>
-      </w:r>
-      <w:r>
-        <w:rPr>
-          <w:rFonts w:hint="eastAsia"/>
-        </w:rPr>
-        <w:t>物品故障</w:t>
-      </w:r>
-    </w:p>
-    <w:p>
-      <w:r>
-        <w:rPr>
-          <w:rFonts w:hint="eastAsia"/>
-        </w:rPr>
-        <w:t>t</w:t>
-      </w:r>
-      <w:r>
-        <w:t>emporarily adv.</w:t>
-      </w:r>
-      <w:r>
-        <w:rPr>
-          <w:rFonts w:hint="eastAsia"/>
-        </w:rPr>
-        <w:t>暫時、</w:t>
-      </w:r>
-      <w:r>
-        <w:rPr>
-          <w:rFonts w:hint="eastAsia"/>
-        </w:rPr>
-        <w:t>t</w:t>
-      </w:r>
-      <w:r>
-        <w:t>emporarily</w:t>
-      </w:r>
-      <w:r>
-        <w:rPr>
-          <w:rFonts w:hint="eastAsia"/>
-        </w:rPr>
-        <w:t xml:space="preserve"> </w:t>
-      </w:r>
-      <w:r>
-        <w:t>n.</w:t>
-      </w:r>
-      <w:r>
-        <w:rPr>
-          <w:rFonts w:hint="eastAsia"/>
-        </w:rPr>
-        <w:t xml:space="preserve"> </w:t>
-      </w:r>
-      <w:r>
-        <w:rPr>
-          <w:rFonts w:hint="eastAsia"/>
-        </w:rPr>
-        <w:t>人員</w:t>
-      </w:r>
-      <w:r>
-        <w:rPr>
-          <w:rFonts w:hint="eastAsia"/>
-        </w:rPr>
-        <w:t>、</w:t>
-      </w:r>
-      <w:r>
-        <w:rPr>
-          <w:rFonts w:hint="eastAsia"/>
-        </w:rPr>
-        <w:t>s</w:t>
-      </w:r>
-      <w:r>
-        <w:t xml:space="preserve">pecial assignment </w:t>
-      </w:r>
-      <w:r>
-        <w:rPr>
-          <w:rFonts w:hint="eastAsia"/>
-        </w:rPr>
-        <w:t>特殊任務</w:t>
-      </w:r>
-    </w:p>
-    <w:p>
-      <w:r>
-        <w:t>assembly floor</w:t>
-      </w:r>
-      <w:r>
-        <w:t xml:space="preserve"> </w:t>
-      </w:r>
-      <w:r>
-        <w:rPr>
-          <w:rFonts w:hint="eastAsia"/>
-        </w:rPr>
-        <w:t>裝配平台、</w:t>
-      </w:r>
-      <w:r>
-        <w:t>day shift</w:t>
-      </w:r>
-      <w:r>
-        <w:rPr>
-          <w:rFonts w:hint="eastAsia"/>
-        </w:rPr>
-        <w:t xml:space="preserve"> </w:t>
-      </w:r>
-      <w:r>
-        <w:rPr>
-          <w:rFonts w:hint="eastAsia"/>
-        </w:rPr>
-        <w:t>日班</w:t>
-      </w:r>
-    </w:p>
-    <w:p/>
-    <w:p>
-      <w:r>
-        <w:t>architect</w:t>
-      </w:r>
-      <w:r>
-        <w:rPr>
-          <w:rFonts w:hint="eastAsia"/>
-        </w:rPr>
-        <w:t xml:space="preserve"> </w:t>
-      </w:r>
-      <w:r>
-        <w:t>n.</w:t>
-      </w:r>
-      <w:r>
-        <w:rPr>
-          <w:rFonts w:hint="eastAsia"/>
-        </w:rPr>
-        <w:t>建築師、</w:t>
-      </w:r>
-      <w:r>
-        <w:t>real estate agent</w:t>
-      </w:r>
-      <w:r>
-        <w:rPr>
-          <w:rFonts w:hint="eastAsia"/>
-        </w:rPr>
-        <w:t xml:space="preserve"> </w:t>
-      </w:r>
-      <w:r>
-        <w:rPr>
-          <w:rFonts w:hint="eastAsia"/>
-        </w:rPr>
-        <w:t>房地產經紀人</w:t>
-      </w:r>
-      <w:r>
-        <w:rPr>
-          <w:rFonts w:hint="eastAsia"/>
-        </w:rPr>
-        <w:t>、</w:t>
-      </w:r>
-      <w:r>
-        <w:rPr>
-          <w:rFonts w:hint="eastAsia"/>
-        </w:rPr>
-        <w:t>房地產經紀人</w:t>
-      </w:r>
-    </w:p>
-    <w:p>
-      <w:r>
-        <w:t>deposit</w:t>
-      </w:r>
-      <w:r>
-        <w:rPr>
-          <w:rFonts w:hint="eastAsia"/>
-        </w:rPr>
-        <w:t xml:space="preserve"> </w:t>
-      </w:r>
-      <w:r>
-        <w:t>v.</w:t>
-      </w:r>
-      <w:r>
-        <w:rPr>
-          <w:rFonts w:hint="eastAsia"/>
-        </w:rPr>
-        <w:t>存放</w:t>
-      </w:r>
-      <w:r>
-        <w:rPr>
-          <w:rFonts w:hint="eastAsia"/>
-        </w:rPr>
-        <w:t>/</w:t>
-      </w:r>
-      <w:r>
-        <w:rPr>
-          <w:rFonts w:hint="eastAsia"/>
-        </w:rPr>
-        <w:t>支付</w:t>
-      </w:r>
-      <w:r>
-        <w:rPr>
-          <w:rFonts w:hint="eastAsia"/>
-        </w:rPr>
-        <w:t>,</w:t>
-      </w:r>
-      <w:r>
-        <w:t>n.</w:t>
-      </w:r>
-      <w:r>
-        <w:rPr>
-          <w:rFonts w:hint="eastAsia"/>
-        </w:rPr>
-        <w:t>存款</w:t>
-      </w:r>
-      <w:r>
-        <w:rPr>
-          <w:rFonts w:hint="eastAsia"/>
-        </w:rPr>
-        <w:t>/</w:t>
-      </w:r>
-      <w:r>
-        <w:rPr>
-          <w:rFonts w:hint="eastAsia"/>
-        </w:rPr>
-        <w:t>沉澱物、</w:t>
-      </w:r>
-      <w:r>
-        <w:t>carefully</w:t>
-      </w:r>
-      <w:r>
-        <w:t xml:space="preserve"> adv.</w:t>
-      </w:r>
-      <w:r>
-        <w:rPr>
-          <w:rFonts w:hint="eastAsia"/>
-        </w:rPr>
-        <w:t>小心</w:t>
-      </w:r>
-      <w:r>
-        <w:rPr>
-          <w:rFonts w:hint="eastAsia"/>
-        </w:rPr>
-        <w:t>/</w:t>
-      </w:r>
-      <w:r>
-        <w:rPr>
-          <w:rFonts w:hint="eastAsia"/>
-        </w:rPr>
-        <w:t>仔細</w:t>
-      </w:r>
-    </w:p>
-    <w:p>
-      <w:r>
-        <w:t>come on</w:t>
-      </w:r>
-      <w:r>
-        <w:rPr>
-          <w:rFonts w:hint="eastAsia"/>
-        </w:rPr>
-        <w:t>催促別人</w:t>
-      </w:r>
-      <w:r>
-        <w:rPr>
-          <w:rFonts w:hint="eastAsia"/>
-        </w:rPr>
-        <w:t>/</w:t>
-      </w:r>
-      <w:r>
-        <w:rPr>
-          <w:rFonts w:hint="eastAsia"/>
-        </w:rPr>
-        <w:t>鼓勵</w:t>
-      </w:r>
-      <w:r>
-        <w:t>/</w:t>
-      </w:r>
-      <w:r>
-        <w:rPr>
-          <w:rFonts w:hint="eastAsia"/>
-        </w:rPr>
-        <w:t>請求</w:t>
-      </w:r>
-      <w:r>
-        <w:rPr>
-          <w:rFonts w:hint="eastAsia"/>
-        </w:rPr>
-        <w:t>/</w:t>
-      </w:r>
-      <w:r>
-        <w:rPr>
-          <w:rFonts w:hint="eastAsia"/>
-        </w:rPr>
-        <w:t>過來、</w:t>
-      </w:r>
-      <w:r>
-        <w:t>rent</w:t>
-      </w:r>
-      <w:r>
-        <w:rPr>
-          <w:rFonts w:hint="eastAsia"/>
-        </w:rPr>
-        <w:t xml:space="preserve"> n</w:t>
-      </w:r>
-      <w:r>
-        <w:t>.</w:t>
-      </w:r>
-      <w:r>
-        <w:rPr>
-          <w:rFonts w:hint="eastAsia"/>
-        </w:rPr>
-        <w:t>租金</w:t>
-      </w:r>
-      <w:r>
-        <w:rPr>
-          <w:rFonts w:hint="eastAsia"/>
-        </w:rPr>
-        <w:t>,</w:t>
-      </w:r>
-      <w:r>
-        <w:t>v.</w:t>
-      </w:r>
-      <w:r>
-        <w:rPr>
-          <w:rFonts w:hint="eastAsia"/>
-        </w:rPr>
-        <w:t>租用、</w:t>
-      </w:r>
-      <w:r>
-        <w:t>foresee</w:t>
-      </w:r>
-      <w:r>
-        <w:t xml:space="preserve"> v.</w:t>
-      </w:r>
-      <w:r>
-        <w:rPr>
-          <w:rFonts w:hint="eastAsia"/>
-        </w:rPr>
-        <w:t>預見</w:t>
-      </w:r>
-    </w:p>
-    <w:p>
-      <w:r>
-        <w:t>property</w:t>
-      </w:r>
-      <w:r>
-        <w:t xml:space="preserve"> n.</w:t>
-      </w:r>
-      <w:r>
-        <w:rPr>
-          <w:rFonts w:hint="eastAsia"/>
-        </w:rPr>
-        <w:t>財產、</w:t>
-      </w:r>
-      <w:r>
-        <w:rPr>
-          <w:rFonts w:hint="eastAsia"/>
-        </w:rPr>
-        <w:t>c</w:t>
-      </w:r>
-      <w:r>
-        <w:t>ontractor n.</w:t>
-      </w:r>
-      <w:r>
-        <w:rPr>
-          <w:rFonts w:hint="eastAsia"/>
-        </w:rPr>
-        <w:t>承包商</w:t>
-      </w:r>
-      <w:r>
-        <w:rPr>
-          <w:rFonts w:hint="eastAsia"/>
-        </w:rPr>
-        <w:t>、</w:t>
-      </w:r>
-      <w:r>
         <w:t>as soon as</w:t>
       </w:r>
       <w:r>
@@ -3109,12 +3124,14 @@
         </w:rPr>
         <w:t xml:space="preserve"> </w:t>
       </w:r>
+      <w:proofErr w:type="gramStart"/>
       <w:r>
         <w:rPr>
           <w:rFonts w:hint="eastAsia"/>
         </w:rPr>
         <w:t>一</w:t>
       </w:r>
+      <w:proofErr w:type="gramEnd"/>
       <w:r>
         <w:rPr>
           <w:rFonts w:hint="eastAsia"/>
@@ -3327,10 +3344,21 @@
         <w:rPr>
           <w:rFonts w:hint="eastAsia"/>
         </w:rPr>
-        <w:t xml:space="preserve"> p</w:t>
-      </w:r>
-      <w:r>
-        <w:t xml:space="preserve">rep.adv. </w:t>
+        <w:t xml:space="preserve"> </w:t>
+      </w:r>
+      <w:proofErr w:type="spellStart"/>
+      <w:r>
+        <w:rPr>
+          <w:rFonts w:hint="eastAsia"/>
+        </w:rPr>
+        <w:t>p</w:t>
+      </w:r>
+      <w:r>
+        <w:t>rep.adv</w:t>
+      </w:r>
+      <w:proofErr w:type="spellEnd"/>
+      <w:r>
+        <w:t xml:space="preserve">. </w:t>
       </w:r>
       <w:r>
         <w:rPr>
@@ -4174,46 +4202,208 @@
         </w:rPr>
         <w:t xml:space="preserve"> </w:t>
       </w:r>
+      <w:proofErr w:type="spellStart"/>
       <w:r>
         <w:t>v.</w:t>
       </w:r>
       <w:r>
+        <w:t>n</w:t>
+      </w:r>
+      <w:proofErr w:type="spellEnd"/>
+      <w:r>
+        <w:t>.</w:t>
+      </w:r>
+      <w:r>
+        <w:rPr>
+          <w:rFonts w:hint="eastAsia"/>
+        </w:rPr>
+        <w:t>聲稱</w:t>
+      </w:r>
+      <w:r>
+        <w:rPr>
+          <w:rFonts w:hint="eastAsia"/>
+        </w:rPr>
+        <w:t>/</w:t>
+      </w:r>
+      <w:r>
+        <w:rPr>
+          <w:rFonts w:hint="eastAsia"/>
+        </w:rPr>
+        <w:t>主張</w:t>
+      </w:r>
+      <w:r>
+        <w:rPr>
+          <w:rFonts w:hint="eastAsia"/>
+        </w:rPr>
+        <w:t>/</w:t>
+      </w:r>
+      <w:r>
+        <w:rPr>
+          <w:rFonts w:hint="eastAsia"/>
+        </w:rPr>
+        <w:t>索賠</w:t>
+      </w:r>
+    </w:p>
+    <w:p>
+      <w:r>
+        <w:t>reassure</w:t>
+      </w:r>
+      <w:r>
+        <w:t xml:space="preserve"> v.</w:t>
+      </w:r>
+      <w:r>
+        <w:rPr>
+          <w:rFonts w:hint="eastAsia"/>
+        </w:rPr>
+        <w:t>安慰</w:t>
+      </w:r>
+      <w:r>
+        <w:rPr>
+          <w:rFonts w:hint="eastAsia"/>
+        </w:rPr>
+        <w:t>/</w:t>
+      </w:r>
+      <w:r>
+        <w:rPr>
+          <w:rFonts w:hint="eastAsia"/>
+        </w:rPr>
+        <w:t>使安心、</w:t>
+      </w:r>
+      <w:r>
+        <w:t>acknowledge</w:t>
+      </w:r>
+      <w:r>
+        <w:rPr>
+          <w:rFonts w:hint="eastAsia"/>
+        </w:rPr>
+        <w:t xml:space="preserve"> </w:t>
+      </w:r>
+      <w:r>
+        <w:t>v.</w:t>
+      </w:r>
+      <w:r>
+        <w:rPr>
+          <w:rFonts w:hint="eastAsia"/>
+        </w:rPr>
+        <w:t>承認</w:t>
+      </w:r>
+      <w:r>
+        <w:t>/</w:t>
+      </w:r>
+      <w:r>
+        <w:rPr>
+          <w:rFonts w:hint="eastAsia"/>
+        </w:rPr>
+        <w:t>確認收到</w:t>
+      </w:r>
+      <w:r>
+        <w:rPr>
+          <w:rFonts w:hint="eastAsia"/>
+        </w:rPr>
+        <w:t>、</w:t>
+      </w:r>
+      <w:r>
+        <w:t>retirement</w:t>
+      </w:r>
+      <w:r>
+        <w:rPr>
+          <w:rFonts w:hint="eastAsia"/>
+        </w:rPr>
+        <w:t xml:space="preserve"> </w:t>
+      </w:r>
+      <w:r>
         <w:t>n.</w:t>
       </w:r>
       <w:r>
         <w:rPr>
           <w:rFonts w:hint="eastAsia"/>
         </w:rPr>
-        <w:t>聲稱</w:t>
-      </w:r>
-      <w:r>
-        <w:rPr>
-          <w:rFonts w:hint="eastAsia"/>
-        </w:rPr>
-        <w:t>/</w:t>
-      </w:r>
-      <w:r>
-        <w:rPr>
-          <w:rFonts w:hint="eastAsia"/>
-        </w:rPr>
-        <w:t>主張</w:t>
-      </w:r>
-      <w:r>
-        <w:rPr>
-          <w:rFonts w:hint="eastAsia"/>
-        </w:rPr>
-        <w:t>/</w:t>
-      </w:r>
-      <w:r>
-        <w:rPr>
-          <w:rFonts w:hint="eastAsia"/>
-        </w:rPr>
-        <w:t>索賠</w:t>
-      </w:r>
-    </w:p>
-    <w:p>
-      <w:r>
-        <w:t>reassure</w:t>
+        <w:t>退休</w:t>
+      </w:r>
+    </w:p>
+    <w:p>
+      <w:r>
+        <w:t>groundbreaking</w:t>
+      </w:r>
+      <w:r>
+        <w:rPr>
+          <w:rFonts w:hint="eastAsia"/>
+        </w:rPr>
+        <w:t xml:space="preserve"> </w:t>
+      </w:r>
+      <w:r>
+        <w:t>adj.</w:t>
+      </w:r>
+      <w:r>
+        <w:rPr>
+          <w:rFonts w:hint="eastAsia"/>
+        </w:rPr>
+        <w:t>創新的、</w:t>
+      </w:r>
+      <w:r>
+        <w:t>ceremony</w:t>
+      </w:r>
+      <w:r>
+        <w:rPr>
+          <w:rFonts w:hint="eastAsia"/>
+        </w:rPr>
+        <w:t xml:space="preserve"> </w:t>
+      </w:r>
+      <w:r>
+        <w:t>n.</w:t>
+      </w:r>
+      <w:r>
+        <w:rPr>
+          <w:rFonts w:hint="eastAsia"/>
+        </w:rPr>
+        <w:t>典禮、</w:t>
+      </w:r>
+      <w:r>
+        <w:t>reception</w:t>
+      </w:r>
+      <w:r>
+        <w:rPr>
+          <w:rFonts w:hint="eastAsia"/>
+        </w:rPr>
+        <w:t xml:space="preserve"> </w:t>
+      </w:r>
+      <w:r>
+        <w:t>n.</w:t>
+      </w:r>
+      <w:r>
+        <w:rPr>
+          <w:rFonts w:hint="eastAsia"/>
+        </w:rPr>
+        <w:t>招待會</w:t>
+      </w:r>
+      <w:r>
+        <w:rPr>
+          <w:rFonts w:hint="eastAsia"/>
+        </w:rPr>
+        <w:t>/</w:t>
+      </w:r>
+      <w:r>
+        <w:rPr>
+          <w:rFonts w:hint="eastAsia"/>
+        </w:rPr>
+        <w:t>回應</w:t>
+      </w:r>
+      <w:r>
+        <w:rPr>
+          <w:rFonts w:hint="eastAsia"/>
+        </w:rPr>
+        <w:t>/</w:t>
+      </w:r>
+      <w:r>
+        <w:rPr>
+          <w:rFonts w:hint="eastAsia"/>
+        </w:rPr>
+        <w:t>接待</w:t>
+      </w:r>
+    </w:p>
+    <w:p>
+      <w:r>
+        <w:t>remodel</w:t>
       </w:r>
       <w:r>
         <w:t xml:space="preserve"> v.</w:t>
@@ -4222,22 +4412,157 @@
         <w:rPr>
           <w:rFonts w:hint="eastAsia"/>
         </w:rPr>
-        <w:t>安慰</w:t>
-      </w:r>
-      <w:r>
-        <w:rPr>
-          <w:rFonts w:hint="eastAsia"/>
-        </w:rPr>
-        <w:t>/</w:t>
-      </w:r>
-      <w:r>
-        <w:rPr>
-          <w:rFonts w:hint="eastAsia"/>
-        </w:rPr>
-        <w:t>使安心、</w:t>
-      </w:r>
-      <w:r>
-        <w:t>acknowledge</w:t>
+        <w:t>改造、</w:t>
+      </w:r>
+      <w:r>
+        <w:t>part of</w:t>
+      </w:r>
+      <w:r>
+        <w:t xml:space="preserve"> </w:t>
+      </w:r>
+      <w:r>
+        <w:rPr>
+          <w:rFonts w:hint="eastAsia"/>
+        </w:rPr>
+        <w:t>一部分、</w:t>
+      </w:r>
+      <w:r>
+        <w:t>corporate</w:t>
+      </w:r>
+      <w:r>
+        <w:rPr>
+          <w:rFonts w:hint="eastAsia"/>
+        </w:rPr>
+        <w:t xml:space="preserve"> </w:t>
+      </w:r>
+      <w:r>
+        <w:t>adj.</w:t>
+      </w:r>
+      <w:r>
+        <w:rPr>
+          <w:rFonts w:hint="eastAsia"/>
+        </w:rPr>
+        <w:t>公司</w:t>
+      </w:r>
+      <w:r>
+        <w:rPr>
+          <w:rFonts w:hint="eastAsia"/>
+        </w:rPr>
+        <w:t>/</w:t>
+      </w:r>
+      <w:r>
+        <w:rPr>
+          <w:rFonts w:hint="eastAsia"/>
+        </w:rPr>
+        <w:t>全體、</w:t>
+      </w:r>
+      <w:r>
+        <w:t>luncheon</w:t>
+      </w:r>
+      <w:r>
+        <w:rPr>
+          <w:rFonts w:hint="eastAsia"/>
+        </w:rPr>
+        <w:t xml:space="preserve"> </w:t>
+      </w:r>
+      <w:r>
+        <w:t>n.</w:t>
+      </w:r>
+      <w:r>
+        <w:rPr>
+          <w:rFonts w:hint="eastAsia"/>
+        </w:rPr>
+        <w:t>午餐</w:t>
+      </w:r>
+    </w:p>
+    <w:p>
+      <w:r>
+        <w:t>warm welcome</w:t>
+      </w:r>
+      <w:r>
+        <w:rPr>
+          <w:rFonts w:hint="eastAsia"/>
+        </w:rPr>
+        <w:t>熱烈歡迎</w:t>
+      </w:r>
+    </w:p>
+    <w:p/>
+    <w:p>
+      <w:r>
+        <w:t>organic</w:t>
+      </w:r>
+      <w:r>
+        <w:t xml:space="preserve"> adj.</w:t>
+      </w:r>
+      <w:r>
+        <w:rPr>
+          <w:rFonts w:hint="eastAsia"/>
+        </w:rPr>
+        <w:t>有機的、</w:t>
+      </w:r>
+      <w:r>
+        <w:t>meal</w:t>
+      </w:r>
+      <w:r>
+        <w:t xml:space="preserve"> n.</w:t>
+      </w:r>
+      <w:r>
+        <w:rPr>
+          <w:rFonts w:hint="eastAsia"/>
+        </w:rPr>
+        <w:t>餐點、</w:t>
+      </w:r>
+      <w:r>
+        <w:t>comment</w:t>
+      </w:r>
+      <w:r>
+        <w:rPr>
+          <w:rFonts w:hint="eastAsia"/>
+        </w:rPr>
+        <w:t xml:space="preserve"> </w:t>
+      </w:r>
+      <w:proofErr w:type="spellStart"/>
+      <w:r>
+        <w:t>v.n</w:t>
+      </w:r>
+      <w:proofErr w:type="spellEnd"/>
+      <w:r>
+        <w:t>.</w:t>
+      </w:r>
+      <w:r>
+        <w:rPr>
+          <w:rFonts w:hint="eastAsia"/>
+        </w:rPr>
+        <w:t>評論</w:t>
+      </w:r>
+      <w:r>
+        <w:rPr>
+          <w:rFonts w:hint="eastAsia"/>
+        </w:rPr>
+        <w:t>/</w:t>
+      </w:r>
+      <w:r>
+        <w:rPr>
+          <w:rFonts w:hint="eastAsia"/>
+        </w:rPr>
+        <w:t>評語、</w:t>
+      </w:r>
+      <w:r>
+        <w:t>subscription</w:t>
+      </w:r>
+      <w:r>
+        <w:t xml:space="preserve"> n.</w:t>
+      </w:r>
+      <w:r>
+        <w:rPr>
+          <w:rFonts w:hint="eastAsia"/>
+        </w:rPr>
+        <w:t>訂閱</w:t>
+      </w:r>
+    </w:p>
+    <w:p>
+      <w:r>
+        <w:t>revealed</w:t>
       </w:r>
       <w:r>
         <w:rPr>
@@ -4252,16 +4577,192 @@
         <w:rPr>
           <w:rFonts w:hint="eastAsia"/>
         </w:rPr>
-        <w:t>承認</w:t>
-      </w:r>
-      <w:r>
-        <w:t>/</w:t>
-      </w:r>
-      <w:r>
-        <w:rPr>
-          <w:rFonts w:hint="eastAsia"/>
-        </w:rPr>
-        <w:t>確認收到</w:t>
+        <w:t>透露</w:t>
+      </w:r>
+      <w:r>
+        <w:rPr>
+          <w:rFonts w:hint="eastAsia"/>
+        </w:rPr>
+        <w:t>/n</w:t>
+      </w:r>
+      <w:r>
+        <w:t>.</w:t>
+      </w:r>
+      <w:r>
+        <w:rPr>
+          <w:rFonts w:hint="eastAsia"/>
+        </w:rPr>
+        <w:t>揭示、</w:t>
+      </w:r>
+      <w:r>
+        <w:t>consume</w:t>
+      </w:r>
+      <w:r>
+        <w:t xml:space="preserve"> v.</w:t>
+      </w:r>
+      <w:r>
+        <w:rPr>
+          <w:rFonts w:hint="eastAsia"/>
+        </w:rPr>
+        <w:t>消耗</w:t>
+      </w:r>
+      <w:r>
+        <w:rPr>
+          <w:rFonts w:hint="eastAsia"/>
+        </w:rPr>
+        <w:t>/</w:t>
+      </w:r>
+      <w:r>
+        <w:rPr>
+          <w:rFonts w:hint="eastAsia"/>
+        </w:rPr>
+        <w:t>花費</w:t>
+      </w:r>
+      <w:r>
+        <w:rPr>
+          <w:rFonts w:hint="eastAsia"/>
+        </w:rPr>
+        <w:t>/</w:t>
+      </w:r>
+      <w:r>
+        <w:rPr>
+          <w:rFonts w:hint="eastAsia"/>
+        </w:rPr>
+        <w:t>吃、</w:t>
+      </w:r>
+      <w:r>
+        <w:t>individual</w:t>
+      </w:r>
+      <w:r>
+        <w:rPr>
+          <w:rFonts w:hint="eastAsia"/>
+        </w:rPr>
+        <w:t xml:space="preserve"> </w:t>
+      </w:r>
+      <w:r>
+        <w:t>n.</w:t>
+      </w:r>
+      <w:r>
+        <w:rPr>
+          <w:rFonts w:hint="eastAsia"/>
+        </w:rPr>
+        <w:t>個人</w:t>
+      </w:r>
+      <w:r>
+        <w:rPr>
+          <w:rFonts w:hint="eastAsia"/>
+        </w:rPr>
+        <w:t>,</w:t>
+      </w:r>
+      <w:r>
+        <w:t>adj.</w:t>
+      </w:r>
+      <w:r>
+        <w:rPr>
+          <w:rFonts w:hint="eastAsia"/>
+        </w:rPr>
+        <w:t>個人的</w:t>
+      </w:r>
+    </w:p>
+    <w:p>
+      <w:r>
+        <w:t>amount</w:t>
+      </w:r>
+      <w:r>
+        <w:t xml:space="preserve"> n.</w:t>
+      </w:r>
+      <w:r>
+        <w:rPr>
+          <w:rFonts w:hint="eastAsia"/>
+        </w:rPr>
+        <w:t>數量、</w:t>
+      </w:r>
+      <w:r>
+        <w:t>actual</w:t>
+      </w:r>
+      <w:r>
+        <w:rPr>
+          <w:rFonts w:hint="eastAsia"/>
+        </w:rPr>
+        <w:t xml:space="preserve"> a</w:t>
+      </w:r>
+      <w:r>
+        <w:t>dj.</w:t>
+      </w:r>
+      <w:r>
+        <w:rPr>
+          <w:rFonts w:hint="eastAsia"/>
+        </w:rPr>
+        <w:t>實際的</w:t>
+      </w:r>
+      <w:r>
+        <w:rPr>
+          <w:rFonts w:hint="eastAsia"/>
+        </w:rPr>
+        <w:t>/</w:t>
+      </w:r>
+      <w:r>
+        <w:rPr>
+          <w:rFonts w:hint="eastAsia"/>
+        </w:rPr>
+        <w:t>真實的</w:t>
+      </w:r>
+    </w:p>
+    <w:p/>
+    <w:p>
+      <w:r>
+        <w:t>competition</w:t>
+      </w:r>
+      <w:r>
+        <w:rPr>
+          <w:rFonts w:hint="eastAsia"/>
+        </w:rPr>
+        <w:t xml:space="preserve"> </w:t>
+      </w:r>
+      <w:r>
+        <w:t>n.</w:t>
+      </w:r>
+      <w:r>
+        <w:rPr>
+          <w:rFonts w:hint="eastAsia"/>
+        </w:rPr>
+        <w:t>競爭、</w:t>
+      </w:r>
+      <w:r>
+        <w:t>worsen</w:t>
+      </w:r>
+      <w:r>
+        <w:rPr>
+          <w:rFonts w:hint="eastAsia"/>
+        </w:rPr>
+        <w:t xml:space="preserve"> </w:t>
+      </w:r>
+      <w:r>
+        <w:t>v.</w:t>
+      </w:r>
+      <w:r>
+        <w:rPr>
+          <w:rFonts w:hint="eastAsia"/>
+        </w:rPr>
+        <w:t>惡化、</w:t>
+      </w:r>
+      <w:r>
+        <w:t>household</w:t>
+      </w:r>
+      <w:r>
+        <w:rPr>
+          <w:rFonts w:hint="eastAsia"/>
+        </w:rPr>
+        <w:t xml:space="preserve"> </w:t>
+      </w:r>
+      <w:r>
+        <w:t>n.</w:t>
+      </w:r>
+      <w:r>
+        <w:rPr>
+          <w:rFonts w:hint="eastAsia"/>
+        </w:rPr>
+        <w:t>家庭</w:t>
       </w:r>
       <w:r>
         <w:rPr>
@@ -4270,7 +4771,233 @@
         <w:t>、</w:t>
       </w:r>
       <w:r>
-        <w:t>retirement</w:t>
+        <w:t>build</w:t>
+      </w:r>
+      <w:r>
+        <w:rPr>
+          <w:rFonts w:hint="eastAsia"/>
+        </w:rPr>
+        <w:t xml:space="preserve"> v</w:t>
+      </w:r>
+      <w:r>
+        <w:t>.</w:t>
+      </w:r>
+      <w:r>
+        <w:rPr>
+          <w:rFonts w:hint="eastAsia"/>
+        </w:rPr>
+        <w:t>建造</w:t>
+      </w:r>
+      <w:r>
+        <w:rPr>
+          <w:rFonts w:hint="eastAsia"/>
+        </w:rPr>
+        <w:t>/</w:t>
+      </w:r>
+      <w:r>
+        <w:rPr>
+          <w:rFonts w:hint="eastAsia"/>
+        </w:rPr>
+        <w:t>建立</w:t>
+      </w:r>
+    </w:p>
+    <w:p/>
+    <w:p>
+      <w:r>
+        <w:rPr>
+          <w:rFonts w:hint="eastAsia"/>
+        </w:rPr>
+        <w:t>g</w:t>
+      </w:r>
+      <w:r>
+        <w:t>iving up</w:t>
+      </w:r>
+      <w:r>
+        <w:rPr>
+          <w:rFonts w:hint="eastAsia"/>
+        </w:rPr>
+        <w:t>放棄</w:t>
+      </w:r>
+      <w:r>
+        <w:rPr>
+          <w:rFonts w:hint="eastAsia"/>
+        </w:rPr>
+        <w:t>、</w:t>
+      </w:r>
+      <w:r>
+        <w:t>shorten</w:t>
+      </w:r>
+      <w:r>
+        <w:rPr>
+          <w:rFonts w:hint="eastAsia"/>
+        </w:rPr>
+        <w:t xml:space="preserve"> v</w:t>
+      </w:r>
+      <w:r>
+        <w:t>.</w:t>
+      </w:r>
+      <w:r>
+        <w:rPr>
+          <w:rFonts w:hint="eastAsia"/>
+        </w:rPr>
+        <w:t xml:space="preserve"> </w:t>
+      </w:r>
+      <w:r>
+        <w:rPr>
+          <w:rFonts w:hint="eastAsia"/>
+        </w:rPr>
+        <w:t>縮短</w:t>
+      </w:r>
+      <w:r>
+        <w:rPr>
+          <w:rFonts w:hint="eastAsia"/>
+        </w:rPr>
+        <w:t>、</w:t>
+      </w:r>
+      <w:r>
+        <w:t>regularly</w:t>
+      </w:r>
+      <w:r>
+        <w:rPr>
+          <w:rFonts w:hint="eastAsia"/>
+        </w:rPr>
+        <w:t xml:space="preserve"> </w:t>
+      </w:r>
+      <w:r>
+        <w:t>adv.</w:t>
+      </w:r>
+      <w:r>
+        <w:rPr>
+          <w:rFonts w:hint="eastAsia"/>
+        </w:rPr>
+        <w:t>經常</w:t>
+      </w:r>
+      <w:r>
+        <w:t>/</w:t>
+      </w:r>
+      <w:r>
+        <w:rPr>
+          <w:rFonts w:hint="eastAsia"/>
+        </w:rPr>
+        <w:t>規律、</w:t>
+      </w:r>
+      <w:r>
+        <w:t>various</w:t>
+      </w:r>
+      <w:r>
+        <w:rPr>
+          <w:rFonts w:hint="eastAsia"/>
+        </w:rPr>
+        <w:t xml:space="preserve"> </w:t>
+      </w:r>
+      <w:r>
+        <w:t>adj.</w:t>
+      </w:r>
+      <w:r>
+        <w:rPr>
+          <w:rFonts w:hint="eastAsia"/>
+        </w:rPr>
+        <w:t>各種</w:t>
+      </w:r>
+      <w:proofErr w:type="gramStart"/>
+      <w:r>
+        <w:rPr>
+          <w:rFonts w:hint="eastAsia"/>
+        </w:rPr>
+        <w:t>各樣、</w:t>
+      </w:r>
+      <w:proofErr w:type="gramEnd"/>
+      <w:r>
+        <w:t>access code</w:t>
+      </w:r>
+      <w:r>
+        <w:rPr>
+          <w:rFonts w:hint="eastAsia"/>
+        </w:rPr>
+        <w:t>存取碼、</w:t>
+      </w:r>
+      <w:r>
+        <w:rPr>
+          <w:rFonts w:hint="eastAsia"/>
+        </w:rPr>
+        <w:t>o</w:t>
+      </w:r>
+      <w:r>
+        <w:t xml:space="preserve">nto prep. </w:t>
+      </w:r>
+      <w:r>
+        <w:rPr>
+          <w:rFonts w:hint="eastAsia"/>
+        </w:rPr>
+        <w:t>到</w:t>
+      </w:r>
+      <w:r>
+        <w:rPr>
+          <w:rFonts w:hint="eastAsia"/>
+        </w:rPr>
+        <w:t>.</w:t>
+      </w:r>
+      <w:r>
+        <w:t>.</w:t>
+      </w:r>
+      <w:r>
+        <w:rPr>
+          <w:rFonts w:hint="eastAsia"/>
+        </w:rPr>
+        <w:t>之上、</w:t>
+      </w:r>
+      <w:r>
+        <w:rPr>
+          <w:rFonts w:hint="eastAsia"/>
+        </w:rPr>
+        <w:t>s</w:t>
+      </w:r>
+      <w:r>
+        <w:t>tep-by-step</w:t>
+      </w:r>
+      <w:r>
+        <w:rPr>
+          <w:rFonts w:hint="eastAsia"/>
+        </w:rPr>
+        <w:t>一步一步</w:t>
+      </w:r>
+    </w:p>
+    <w:p>
+      <w:r>
+        <w:rPr>
+          <w:rFonts w:hint="eastAsia"/>
+        </w:rPr>
+        <w:t>s</w:t>
+      </w:r>
+      <w:r>
+        <w:t>implify v.</w:t>
+      </w:r>
+      <w:r>
+        <w:rPr>
+          <w:rFonts w:hint="eastAsia"/>
+        </w:rPr>
+        <w:t>簡化、</w:t>
+      </w:r>
+      <w:r>
+        <w:rPr>
+          <w:rFonts w:hint="eastAsia"/>
+        </w:rPr>
+        <w:t>c</w:t>
+      </w:r>
+      <w:r>
+        <w:t>ollaboration n.</w:t>
+      </w:r>
+      <w:r>
+        <w:rPr>
+          <w:rFonts w:hint="eastAsia"/>
+        </w:rPr>
+        <w:t>合作</w:t>
+      </w:r>
+    </w:p>
+    <w:p/>
+    <w:p>
+      <w:r>
+        <w:t>entertainment</w:t>
       </w:r>
       <w:r>
         <w:rPr>
@@ -4285,12 +5012,175 @@
         <w:rPr>
           <w:rFonts w:hint="eastAsia"/>
         </w:rPr>
-        <w:t>退休</w:t>
-      </w:r>
-    </w:p>
-    <w:p>
-      <w:r>
-        <w:t>groundbreaking</w:t>
+        <w:t>娛樂、</w:t>
+      </w:r>
+      <w:r>
+        <w:t>waterfront</w:t>
+      </w:r>
+      <w:r>
+        <w:rPr>
+          <w:rFonts w:hint="eastAsia"/>
+        </w:rPr>
+        <w:t xml:space="preserve"> </w:t>
+      </w:r>
+      <w:r>
+        <w:t>n.</w:t>
+      </w:r>
+      <w:r>
+        <w:rPr>
+          <w:rFonts w:hint="eastAsia"/>
+        </w:rPr>
+        <w:t>濱水區、</w:t>
+      </w:r>
+      <w:r>
+        <w:t>recognize</w:t>
+      </w:r>
+      <w:r>
+        <w:rPr>
+          <w:rFonts w:hint="eastAsia"/>
+        </w:rPr>
+        <w:t xml:space="preserve"> </w:t>
+      </w:r>
+      <w:r>
+        <w:t>v.</w:t>
+      </w:r>
+      <w:r>
+        <w:rPr>
+          <w:rFonts w:hint="eastAsia"/>
+        </w:rPr>
+        <w:t>認出</w:t>
+      </w:r>
+      <w:r>
+        <w:rPr>
+          <w:rFonts w:hint="eastAsia"/>
+        </w:rPr>
+        <w:t>/</w:t>
+      </w:r>
+      <w:r>
+        <w:rPr>
+          <w:rFonts w:hint="eastAsia"/>
+        </w:rPr>
+        <w:t>接受</w:t>
+      </w:r>
+      <w:r>
+        <w:rPr>
+          <w:rFonts w:hint="eastAsia"/>
+        </w:rPr>
+        <w:t>/</w:t>
+      </w:r>
+      <w:r>
+        <w:rPr>
+          <w:rFonts w:hint="eastAsia"/>
+        </w:rPr>
+        <w:t>表揚</w:t>
+      </w:r>
+    </w:p>
+    <w:p>
+      <w:r>
+        <w:t>conveniently</w:t>
+      </w:r>
+      <w:r>
+        <w:rPr>
+          <w:rFonts w:hint="eastAsia"/>
+        </w:rPr>
+        <w:t xml:space="preserve"> </w:t>
+      </w:r>
+      <w:r>
+        <w:t>adv.</w:t>
+      </w:r>
+      <w:r>
+        <w:rPr>
+          <w:rFonts w:hint="eastAsia"/>
+        </w:rPr>
+        <w:t>方便、</w:t>
+      </w:r>
+      <w:r>
+        <w:t>district</w:t>
+      </w:r>
+      <w:r>
+        <w:rPr>
+          <w:rFonts w:hint="eastAsia"/>
+        </w:rPr>
+        <w:t xml:space="preserve"> </w:t>
+      </w:r>
+      <w:r>
+        <w:t>n.</w:t>
+      </w:r>
+      <w:r>
+        <w:rPr>
+          <w:rFonts w:hint="eastAsia"/>
+        </w:rPr>
+        <w:t>區域、</w:t>
+      </w:r>
+      <w:r>
+        <w:t>daily</w:t>
+      </w:r>
+      <w:r>
+        <w:rPr>
+          <w:rFonts w:hint="eastAsia"/>
+        </w:rPr>
+        <w:t xml:space="preserve"> </w:t>
+      </w:r>
+      <w:proofErr w:type="spellStart"/>
+      <w:r>
+        <w:rPr>
+          <w:rFonts w:hint="eastAsia"/>
+        </w:rPr>
+        <w:t>a</w:t>
+      </w:r>
+      <w:r>
+        <w:t>dv,adj</w:t>
+      </w:r>
+      <w:proofErr w:type="spellEnd"/>
+      <w:r>
+        <w:t xml:space="preserve"> </w:t>
+      </w:r>
+      <w:proofErr w:type="gramStart"/>
+      <w:r>
+        <w:rPr>
+          <w:rFonts w:hint="eastAsia"/>
+        </w:rPr>
+        <w:t>天</w:t>
+      </w:r>
+      <w:proofErr w:type="gramEnd"/>
+      <w:r>
+        <w:rPr>
+          <w:rFonts w:hint="eastAsia"/>
+        </w:rPr>
+        <w:t>天地</w:t>
+      </w:r>
+    </w:p>
+    <w:p/>
+    <w:p>
+      <w:r>
+        <w:t>insurance</w:t>
+      </w:r>
+      <w:r>
+        <w:rPr>
+          <w:rFonts w:hint="eastAsia"/>
+        </w:rPr>
+        <w:t xml:space="preserve"> </w:t>
+      </w:r>
+      <w:r>
+        <w:t>n.</w:t>
+      </w:r>
+      <w:r>
+        <w:rPr>
+          <w:rFonts w:hint="eastAsia"/>
+        </w:rPr>
+        <w:t>保險、</w:t>
+      </w:r>
+      <w:r>
+        <w:t>manufacturing plant</w:t>
+      </w:r>
+      <w:r>
+        <w:rPr>
+          <w:rFonts w:hint="eastAsia"/>
+        </w:rPr>
+        <w:t>製造廠、</w:t>
+      </w:r>
+      <w:r>
+        <w:t>confident</w:t>
       </w:r>
       <w:r>
         <w:rPr>
@@ -4305,342 +5195,12 @@
         <w:rPr>
           <w:rFonts w:hint="eastAsia"/>
         </w:rPr>
-        <w:t>創新的、</w:t>
-      </w:r>
-      <w:r>
-        <w:t>ceremony</w:t>
-      </w:r>
-      <w:r>
-        <w:rPr>
-          <w:rFonts w:hint="eastAsia"/>
-        </w:rPr>
-        <w:t xml:space="preserve"> </w:t>
-      </w:r>
-      <w:r>
-        <w:t>n.</w:t>
-      </w:r>
-      <w:r>
-        <w:rPr>
-          <w:rFonts w:hint="eastAsia"/>
-        </w:rPr>
-        <w:t>典禮、</w:t>
-      </w:r>
-      <w:r>
-        <w:t>reception</w:t>
-      </w:r>
-      <w:r>
-        <w:rPr>
-          <w:rFonts w:hint="eastAsia"/>
-        </w:rPr>
-        <w:t xml:space="preserve"> </w:t>
-      </w:r>
-      <w:r>
-        <w:t>n.</w:t>
-      </w:r>
-      <w:r>
-        <w:rPr>
-          <w:rFonts w:hint="eastAsia"/>
-        </w:rPr>
-        <w:t>招待會</w:t>
-      </w:r>
-      <w:r>
-        <w:rPr>
-          <w:rFonts w:hint="eastAsia"/>
-        </w:rPr>
-        <w:t>/</w:t>
-      </w:r>
-      <w:r>
-        <w:rPr>
-          <w:rFonts w:hint="eastAsia"/>
-        </w:rPr>
-        <w:t>回應</w:t>
-      </w:r>
-      <w:r>
-        <w:rPr>
-          <w:rFonts w:hint="eastAsia"/>
-        </w:rPr>
-        <w:t>/</w:t>
-      </w:r>
-      <w:r>
-        <w:rPr>
-          <w:rFonts w:hint="eastAsia"/>
-        </w:rPr>
-        <w:t>接待</w:t>
-      </w:r>
-    </w:p>
-    <w:p>
-      <w:r>
-        <w:t>remodel</w:t>
-      </w:r>
-      <w:r>
-        <w:t xml:space="preserve"> v.</w:t>
-      </w:r>
-      <w:r>
-        <w:rPr>
-          <w:rFonts w:hint="eastAsia"/>
-        </w:rPr>
-        <w:t>改造、</w:t>
-      </w:r>
-      <w:r>
-        <w:t>part of</w:t>
-      </w:r>
-      <w:r>
-        <w:t xml:space="preserve"> </w:t>
-      </w:r>
-      <w:r>
-        <w:rPr>
-          <w:rFonts w:hint="eastAsia"/>
-        </w:rPr>
-        <w:t>一部分、</w:t>
-      </w:r>
-      <w:r>
-        <w:t>corporate</w:t>
-      </w:r>
-      <w:r>
-        <w:rPr>
-          <w:rFonts w:hint="eastAsia"/>
-        </w:rPr>
-        <w:t xml:space="preserve"> </w:t>
-      </w:r>
-      <w:r>
-        <w:t>adj.</w:t>
-      </w:r>
-      <w:r>
-        <w:rPr>
-          <w:rFonts w:hint="eastAsia"/>
-        </w:rPr>
-        <w:t>公司</w:t>
-      </w:r>
-      <w:r>
-        <w:rPr>
-          <w:rFonts w:hint="eastAsia"/>
-        </w:rPr>
-        <w:t>/</w:t>
-      </w:r>
-      <w:r>
-        <w:rPr>
-          <w:rFonts w:hint="eastAsia"/>
-        </w:rPr>
-        <w:t>全體、</w:t>
-      </w:r>
-      <w:r>
-        <w:t>luncheon</w:t>
-      </w:r>
-      <w:r>
-        <w:rPr>
-          <w:rFonts w:hint="eastAsia"/>
-        </w:rPr>
-        <w:t xml:space="preserve"> </w:t>
-      </w:r>
-      <w:r>
-        <w:t>n.</w:t>
-      </w:r>
-      <w:r>
-        <w:rPr>
-          <w:rFonts w:hint="eastAsia"/>
-        </w:rPr>
-        <w:t>午餐</w:t>
-      </w:r>
-    </w:p>
-    <w:p>
-      <w:r>
-        <w:t>warm welcome</w:t>
-      </w:r>
-      <w:r>
-        <w:rPr>
-          <w:rFonts w:hint="eastAsia"/>
-        </w:rPr>
-        <w:t>熱烈歡迎</w:t>
-      </w:r>
-    </w:p>
-    <w:p/>
-    <w:p>
-      <w:r>
-        <w:t>organic</w:t>
-      </w:r>
-      <w:r>
-        <w:t xml:space="preserve"> adj.</w:t>
-      </w:r>
-      <w:r>
-        <w:rPr>
-          <w:rFonts w:hint="eastAsia"/>
-        </w:rPr>
-        <w:t>有機的、</w:t>
-      </w:r>
-      <w:r>
-        <w:t>meal</w:t>
-      </w:r>
-      <w:r>
-        <w:t xml:space="preserve"> n.</w:t>
-      </w:r>
-      <w:r>
-        <w:rPr>
-          <w:rFonts w:hint="eastAsia"/>
-        </w:rPr>
-        <w:t>餐點、</w:t>
-      </w:r>
-      <w:r>
-        <w:t>comment</w:t>
-      </w:r>
-      <w:r>
-        <w:rPr>
-          <w:rFonts w:hint="eastAsia"/>
-        </w:rPr>
-        <w:t xml:space="preserve"> </w:t>
-      </w:r>
-      <w:r>
-        <w:t>v.n.</w:t>
-      </w:r>
-      <w:r>
-        <w:rPr>
-          <w:rFonts w:hint="eastAsia"/>
-        </w:rPr>
-        <w:t>評論</w:t>
-      </w:r>
-      <w:r>
-        <w:rPr>
-          <w:rFonts w:hint="eastAsia"/>
-        </w:rPr>
-        <w:t>/</w:t>
-      </w:r>
-      <w:r>
-        <w:rPr>
-          <w:rFonts w:hint="eastAsia"/>
-        </w:rPr>
-        <w:t>評語、</w:t>
-      </w:r>
-      <w:r>
-        <w:t>subscription</w:t>
-      </w:r>
-      <w:r>
-        <w:t xml:space="preserve"> n.</w:t>
-      </w:r>
-      <w:r>
-        <w:rPr>
-          <w:rFonts w:hint="eastAsia"/>
-        </w:rPr>
-        <w:t>訂閱</w:t>
-      </w:r>
-    </w:p>
-    <w:p>
-      <w:r>
-        <w:t>revealed</w:t>
-      </w:r>
-      <w:r>
-        <w:rPr>
-          <w:rFonts w:hint="eastAsia"/>
-        </w:rPr>
-        <w:t xml:space="preserve"> </w:t>
-      </w:r>
-      <w:r>
-        <w:t>v.</w:t>
-      </w:r>
-      <w:r>
-        <w:rPr>
-          <w:rFonts w:hint="eastAsia"/>
-        </w:rPr>
-        <w:t>透露</w:t>
-      </w:r>
-      <w:r>
-        <w:rPr>
-          <w:rFonts w:hint="eastAsia"/>
-        </w:rPr>
-        <w:t>/n</w:t>
-      </w:r>
-      <w:r>
-        <w:t>.</w:t>
-      </w:r>
-      <w:r>
-        <w:rPr>
-          <w:rFonts w:hint="eastAsia"/>
-        </w:rPr>
-        <w:t>揭示、</w:t>
-      </w:r>
-      <w:r>
-        <w:t>consume</w:t>
-      </w:r>
-      <w:r>
-        <w:t xml:space="preserve"> v.</w:t>
-      </w:r>
-      <w:r>
-        <w:rPr>
-          <w:rFonts w:hint="eastAsia"/>
-        </w:rPr>
-        <w:t>消耗</w:t>
-      </w:r>
-      <w:r>
-        <w:rPr>
-          <w:rFonts w:hint="eastAsia"/>
-        </w:rPr>
-        <w:t>/</w:t>
-      </w:r>
-      <w:r>
-        <w:rPr>
-          <w:rFonts w:hint="eastAsia"/>
-        </w:rPr>
-        <w:t>花費</w:t>
-      </w:r>
-      <w:r>
-        <w:rPr>
-          <w:rFonts w:hint="eastAsia"/>
-        </w:rPr>
-        <w:t>/</w:t>
-      </w:r>
-      <w:r>
-        <w:rPr>
-          <w:rFonts w:hint="eastAsia"/>
-        </w:rPr>
-        <w:t>吃、</w:t>
-      </w:r>
-      <w:r>
-        <w:t>individual</w:t>
-      </w:r>
-      <w:r>
-        <w:rPr>
-          <w:rFonts w:hint="eastAsia"/>
-        </w:rPr>
-        <w:t xml:space="preserve"> </w:t>
-      </w:r>
-      <w:r>
-        <w:t>n.</w:t>
-      </w:r>
-      <w:r>
-        <w:rPr>
-          <w:rFonts w:hint="eastAsia"/>
-        </w:rPr>
-        <w:t>個人</w:t>
-      </w:r>
-      <w:r>
-        <w:rPr>
-          <w:rFonts w:hint="eastAsia"/>
-        </w:rPr>
-        <w:t>,</w:t>
-      </w:r>
-      <w:r>
-        <w:t>adj.</w:t>
-      </w:r>
-      <w:r>
-        <w:rPr>
-          <w:rFonts w:hint="eastAsia"/>
-        </w:rPr>
-        <w:t>個人的</w:t>
-      </w:r>
-    </w:p>
-    <w:p>
-      <w:r>
-        <w:t>amount</w:t>
-      </w:r>
-      <w:r>
-        <w:t xml:space="preserve"> n.</w:t>
-      </w:r>
-      <w:r>
-        <w:rPr>
-          <w:rFonts w:hint="eastAsia"/>
-        </w:rPr>
-        <w:t>數量、</w:t>
-      </w:r>
-      <w:r>
-        <w:t>actual</w:t>
+        <w:t>自信</w:t>
+      </w:r>
+    </w:p>
+    <w:p>
+      <w:r>
+        <w:t>accurate</w:t>
       </w:r>
       <w:r>
         <w:rPr>
@@ -4655,76 +5215,7 @@
         <w:rPr>
           <w:rFonts w:hint="eastAsia"/>
         </w:rPr>
-        <w:t>實際的</w:t>
-      </w:r>
-      <w:r>
-        <w:rPr>
-          <w:rFonts w:hint="eastAsia"/>
-        </w:rPr>
-        <w:t>/</w:t>
-      </w:r>
-      <w:r>
-        <w:rPr>
-          <w:rFonts w:hint="eastAsia"/>
-        </w:rPr>
-        <w:t>真實的</w:t>
-      </w:r>
-    </w:p>
-    <w:p/>
-    <w:p>
-      <w:r>
-        <w:t>competition</w:t>
-      </w:r>
-      <w:r>
-        <w:rPr>
-          <w:rFonts w:hint="eastAsia"/>
-        </w:rPr>
-        <w:t xml:space="preserve"> </w:t>
-      </w:r>
-      <w:r>
-        <w:t>n.</w:t>
-      </w:r>
-      <w:r>
-        <w:rPr>
-          <w:rFonts w:hint="eastAsia"/>
-        </w:rPr>
-        <w:t>競爭、</w:t>
-      </w:r>
-      <w:r>
-        <w:t>worsen</w:t>
-      </w:r>
-      <w:r>
-        <w:rPr>
-          <w:rFonts w:hint="eastAsia"/>
-        </w:rPr>
-        <w:t xml:space="preserve"> </w:t>
-      </w:r>
-      <w:r>
-        <w:t>v.</w:t>
-      </w:r>
-      <w:r>
-        <w:rPr>
-          <w:rFonts w:hint="eastAsia"/>
-        </w:rPr>
-        <w:t>惡化、</w:t>
-      </w:r>
-      <w:r>
-        <w:t>household</w:t>
-      </w:r>
-      <w:r>
-        <w:rPr>
-          <w:rFonts w:hint="eastAsia"/>
-        </w:rPr>
-        <w:t xml:space="preserve"> </w:t>
-      </w:r>
-      <w:r>
-        <w:t>n.</w:t>
-      </w:r>
-      <w:r>
-        <w:rPr>
-          <w:rFonts w:hint="eastAsia"/>
-        </w:rPr>
-        <w:t>家庭</w:t>
+        <w:t>準確的</w:t>
       </w:r>
       <w:r>
         <w:rPr>
@@ -4733,432 +5224,6 @@
         <w:t>、</w:t>
       </w:r>
       <w:r>
-        <w:t>build</w:t>
-      </w:r>
-      <w:r>
-        <w:rPr>
-          <w:rFonts w:hint="eastAsia"/>
-        </w:rPr>
-        <w:t xml:space="preserve"> v</w:t>
-      </w:r>
-      <w:r>
-        <w:t>.</w:t>
-      </w:r>
-      <w:r>
-        <w:rPr>
-          <w:rFonts w:hint="eastAsia"/>
-        </w:rPr>
-        <w:t>建造</w:t>
-      </w:r>
-      <w:r>
-        <w:rPr>
-          <w:rFonts w:hint="eastAsia"/>
-        </w:rPr>
-        <w:t>/</w:t>
-      </w:r>
-      <w:r>
-        <w:rPr>
-          <w:rFonts w:hint="eastAsia"/>
-        </w:rPr>
-        <w:t>建立</w:t>
-      </w:r>
-    </w:p>
-    <w:p/>
-    <w:p>
-      <w:r>
-        <w:rPr>
-          <w:rFonts w:hint="eastAsia"/>
-        </w:rPr>
-        <w:t>g</w:t>
-      </w:r>
-      <w:r>
-        <w:t>iving up</w:t>
-      </w:r>
-      <w:r>
-        <w:rPr>
-          <w:rFonts w:hint="eastAsia"/>
-        </w:rPr>
-        <w:t>放棄</w:t>
-      </w:r>
-      <w:r>
-        <w:rPr>
-          <w:rFonts w:hint="eastAsia"/>
-        </w:rPr>
-        <w:t>、</w:t>
-      </w:r>
-      <w:r>
-        <w:t>shorten</w:t>
-      </w:r>
-      <w:r>
-        <w:rPr>
-          <w:rFonts w:hint="eastAsia"/>
-        </w:rPr>
-        <w:t xml:space="preserve"> v</w:t>
-      </w:r>
-      <w:r>
-        <w:t>.</w:t>
-      </w:r>
-      <w:r>
-        <w:rPr>
-          <w:rFonts w:hint="eastAsia"/>
-        </w:rPr>
-        <w:t xml:space="preserve"> </w:t>
-      </w:r>
-      <w:r>
-        <w:rPr>
-          <w:rFonts w:hint="eastAsia"/>
-        </w:rPr>
-        <w:t>縮短</w:t>
-      </w:r>
-      <w:r>
-        <w:rPr>
-          <w:rFonts w:hint="eastAsia"/>
-        </w:rPr>
-        <w:t>、</w:t>
-      </w:r>
-      <w:r>
-        <w:t>regularly</w:t>
-      </w:r>
-      <w:r>
-        <w:rPr>
-          <w:rFonts w:hint="eastAsia"/>
-        </w:rPr>
-        <w:t xml:space="preserve"> </w:t>
-      </w:r>
-      <w:r>
-        <w:t>adv.</w:t>
-      </w:r>
-      <w:r>
-        <w:rPr>
-          <w:rFonts w:hint="eastAsia"/>
-        </w:rPr>
-        <w:t>經常</w:t>
-      </w:r>
-      <w:r>
-        <w:t>/</w:t>
-      </w:r>
-      <w:r>
-        <w:rPr>
-          <w:rFonts w:hint="eastAsia"/>
-        </w:rPr>
-        <w:t>規律、</w:t>
-      </w:r>
-      <w:r>
-        <w:t>various</w:t>
-      </w:r>
-      <w:r>
-        <w:rPr>
-          <w:rFonts w:hint="eastAsia"/>
-        </w:rPr>
-        <w:t xml:space="preserve"> </w:t>
-      </w:r>
-      <w:r>
-        <w:t>adj.</w:t>
-      </w:r>
-      <w:r>
-        <w:rPr>
-          <w:rFonts w:hint="eastAsia"/>
-        </w:rPr>
-        <w:t>各種各樣、</w:t>
-      </w:r>
-      <w:r>
-        <w:t>access code</w:t>
-      </w:r>
-      <w:r>
-        <w:rPr>
-          <w:rFonts w:hint="eastAsia"/>
-        </w:rPr>
-        <w:t>存取碼、</w:t>
-      </w:r>
-      <w:r>
-        <w:rPr>
-          <w:rFonts w:hint="eastAsia"/>
-        </w:rPr>
-        <w:t>o</w:t>
-      </w:r>
-      <w:r>
-        <w:t xml:space="preserve">nto prep. </w:t>
-      </w:r>
-      <w:r>
-        <w:rPr>
-          <w:rFonts w:hint="eastAsia"/>
-        </w:rPr>
-        <w:t>到</w:t>
-      </w:r>
-      <w:r>
-        <w:rPr>
-          <w:rFonts w:hint="eastAsia"/>
-        </w:rPr>
-        <w:t>.</w:t>
-      </w:r>
-      <w:r>
-        <w:t>.</w:t>
-      </w:r>
-      <w:r>
-        <w:rPr>
-          <w:rFonts w:hint="eastAsia"/>
-        </w:rPr>
-        <w:t>之上、</w:t>
-      </w:r>
-      <w:r>
-        <w:rPr>
-          <w:rFonts w:hint="eastAsia"/>
-        </w:rPr>
-        <w:t>s</w:t>
-      </w:r>
-      <w:r>
-        <w:t>tep-by-step</w:t>
-      </w:r>
-      <w:r>
-        <w:rPr>
-          <w:rFonts w:hint="eastAsia"/>
-        </w:rPr>
-        <w:t>一步一步</w:t>
-      </w:r>
-    </w:p>
-    <w:p>
-      <w:r>
-        <w:rPr>
-          <w:rFonts w:hint="eastAsia"/>
-        </w:rPr>
-        <w:t>s</w:t>
-      </w:r>
-      <w:r>
-        <w:t>implify v.</w:t>
-      </w:r>
-      <w:r>
-        <w:rPr>
-          <w:rFonts w:hint="eastAsia"/>
-        </w:rPr>
-        <w:t>簡化、</w:t>
-      </w:r>
-      <w:r>
-        <w:rPr>
-          <w:rFonts w:hint="eastAsia"/>
-        </w:rPr>
-        <w:t>c</w:t>
-      </w:r>
-      <w:r>
-        <w:t>ollaboration n.</w:t>
-      </w:r>
-      <w:r>
-        <w:rPr>
-          <w:rFonts w:hint="eastAsia"/>
-        </w:rPr>
-        <w:t>合作</w:t>
-      </w:r>
-    </w:p>
-    <w:p/>
-    <w:p>
-      <w:r>
-        <w:t>entertainment</w:t>
-      </w:r>
-      <w:r>
-        <w:rPr>
-          <w:rFonts w:hint="eastAsia"/>
-        </w:rPr>
-        <w:t xml:space="preserve"> </w:t>
-      </w:r>
-      <w:r>
-        <w:t>n.</w:t>
-      </w:r>
-      <w:r>
-        <w:rPr>
-          <w:rFonts w:hint="eastAsia"/>
-        </w:rPr>
-        <w:t>娛樂、</w:t>
-      </w:r>
-      <w:r>
-        <w:t>waterfront</w:t>
-      </w:r>
-      <w:r>
-        <w:rPr>
-          <w:rFonts w:hint="eastAsia"/>
-        </w:rPr>
-        <w:t xml:space="preserve"> </w:t>
-      </w:r>
-      <w:r>
-        <w:t>n.</w:t>
-      </w:r>
-      <w:r>
-        <w:rPr>
-          <w:rFonts w:hint="eastAsia"/>
-        </w:rPr>
-        <w:t>濱水區、</w:t>
-      </w:r>
-      <w:r>
-        <w:t>recognize</w:t>
-      </w:r>
-      <w:r>
-        <w:rPr>
-          <w:rFonts w:hint="eastAsia"/>
-        </w:rPr>
-        <w:t xml:space="preserve"> </w:t>
-      </w:r>
-      <w:r>
-        <w:t>v.</w:t>
-      </w:r>
-      <w:r>
-        <w:rPr>
-          <w:rFonts w:hint="eastAsia"/>
-        </w:rPr>
-        <w:t>認出</w:t>
-      </w:r>
-      <w:r>
-        <w:rPr>
-          <w:rFonts w:hint="eastAsia"/>
-        </w:rPr>
-        <w:t>/</w:t>
-      </w:r>
-      <w:r>
-        <w:rPr>
-          <w:rFonts w:hint="eastAsia"/>
-        </w:rPr>
-        <w:t>接受</w:t>
-      </w:r>
-      <w:r>
-        <w:rPr>
-          <w:rFonts w:hint="eastAsia"/>
-        </w:rPr>
-        <w:t>/</w:t>
-      </w:r>
-      <w:r>
-        <w:rPr>
-          <w:rFonts w:hint="eastAsia"/>
-        </w:rPr>
-        <w:t>表揚</w:t>
-      </w:r>
-    </w:p>
-    <w:p>
-      <w:r>
-        <w:t>conveniently</w:t>
-      </w:r>
-      <w:r>
-        <w:rPr>
-          <w:rFonts w:hint="eastAsia"/>
-        </w:rPr>
-        <w:t xml:space="preserve"> </w:t>
-      </w:r>
-      <w:r>
-        <w:t>adv.</w:t>
-      </w:r>
-      <w:r>
-        <w:rPr>
-          <w:rFonts w:hint="eastAsia"/>
-        </w:rPr>
-        <w:t>方便、</w:t>
-      </w:r>
-      <w:r>
-        <w:t>district</w:t>
-      </w:r>
-      <w:r>
-        <w:rPr>
-          <w:rFonts w:hint="eastAsia"/>
-        </w:rPr>
-        <w:t xml:space="preserve"> </w:t>
-      </w:r>
-      <w:r>
-        <w:t>n.</w:t>
-      </w:r>
-      <w:r>
-        <w:rPr>
-          <w:rFonts w:hint="eastAsia"/>
-        </w:rPr>
-        <w:t>區域、</w:t>
-      </w:r>
-      <w:r>
-        <w:t>daily</w:t>
-      </w:r>
-      <w:r>
-        <w:rPr>
-          <w:rFonts w:hint="eastAsia"/>
-        </w:rPr>
-        <w:t xml:space="preserve"> a</w:t>
-      </w:r>
-      <w:r>
-        <w:t xml:space="preserve">dv,adj </w:t>
-      </w:r>
-      <w:r>
-        <w:rPr>
-          <w:rFonts w:hint="eastAsia"/>
-        </w:rPr>
-        <w:t>天天地</w:t>
-      </w:r>
-    </w:p>
-    <w:p/>
-    <w:p>
-      <w:r>
-        <w:t>insurance</w:t>
-      </w:r>
-      <w:r>
-        <w:rPr>
-          <w:rFonts w:hint="eastAsia"/>
-        </w:rPr>
-        <w:t xml:space="preserve"> </w:t>
-      </w:r>
-      <w:r>
-        <w:t>n.</w:t>
-      </w:r>
-      <w:r>
-        <w:rPr>
-          <w:rFonts w:hint="eastAsia"/>
-        </w:rPr>
-        <w:t>保險、</w:t>
-      </w:r>
-      <w:r>
-        <w:t>manufacturing plant</w:t>
-      </w:r>
-      <w:r>
-        <w:rPr>
-          <w:rFonts w:hint="eastAsia"/>
-        </w:rPr>
-        <w:t>製造廠、</w:t>
-      </w:r>
-      <w:r>
-        <w:t>confident</w:t>
-      </w:r>
-      <w:r>
-        <w:rPr>
-          <w:rFonts w:hint="eastAsia"/>
-        </w:rPr>
-        <w:t xml:space="preserve"> </w:t>
-      </w:r>
-      <w:r>
-        <w:t>adj.</w:t>
-      </w:r>
-      <w:r>
-        <w:rPr>
-          <w:rFonts w:hint="eastAsia"/>
-        </w:rPr>
-        <w:t>自信</w:t>
-      </w:r>
-    </w:p>
-    <w:p>
-      <w:r>
-        <w:t>accurate</w:t>
-      </w:r>
-      <w:r>
-        <w:rPr>
-          <w:rFonts w:hint="eastAsia"/>
-        </w:rPr>
-        <w:t xml:space="preserve"> a</w:t>
-      </w:r>
-      <w:r>
-        <w:t>dj.</w:t>
-      </w:r>
-      <w:r>
-        <w:rPr>
-          <w:rFonts w:hint="eastAsia"/>
-        </w:rPr>
-        <w:t>準確的</w:t>
-      </w:r>
-      <w:r>
-        <w:rPr>
-          <w:rFonts w:hint="eastAsia"/>
-        </w:rPr>
-        <w:t>、</w:t>
-      </w:r>
-      <w:r>
         <w:rPr>
           <w:rFonts w:hint="eastAsia"/>
         </w:rPr>
@@ -5173,12 +5238,14 @@
         </w:rPr>
         <w:t xml:space="preserve"> </w:t>
       </w:r>
+      <w:proofErr w:type="gramStart"/>
       <w:r>
         <w:rPr>
           <w:rFonts w:hint="eastAsia"/>
         </w:rPr>
         <w:t>把某物出租</w:t>
       </w:r>
+      <w:proofErr w:type="gramEnd"/>
       <w:r>
         <w:rPr>
           <w:rFonts w:hint="eastAsia"/>
@@ -5483,7 +5550,21 @@
         <w:rPr>
           <w:rFonts w:hint="eastAsia"/>
         </w:rPr>
-        <w:t>對……感到挫折</w:t>
+        <w:t>對…</w:t>
+      </w:r>
+      <w:proofErr w:type="gramStart"/>
+      <w:r>
+        <w:rPr>
+          <w:rFonts w:hint="eastAsia"/>
+        </w:rPr>
+        <w:t>…</w:t>
+      </w:r>
+      <w:proofErr w:type="gramEnd"/>
+      <w:r>
+        <w:rPr>
+          <w:rFonts w:hint="eastAsia"/>
+        </w:rPr>
+        <w:t>感到挫折</w:t>
       </w:r>
       <w:r>
         <w:rPr>
@@ -5506,6 +5587,7 @@
       <w:r>
         <w:t>.</w:t>
       </w:r>
+      <w:proofErr w:type="gramStart"/>
       <w:r>
         <w:rPr>
           <w:rFonts w:hint="eastAsia"/>
@@ -5518,6 +5600,7 @@
         </w:rPr>
         <w:t>、</w:t>
       </w:r>
+      <w:proofErr w:type="gramEnd"/>
       <w:r>
         <w:rPr>
           <w:rFonts w:hint="eastAsia"/>
@@ -5862,740 +5945,1477 @@
       </w:r>
     </w:p>
     <w:p>
+      <w:r>
+        <w:t>sample</w:t>
+      </w:r>
+      <w:r>
+        <w:rPr>
+          <w:rFonts w:hint="eastAsia"/>
+        </w:rPr>
+        <w:t xml:space="preserve"> </w:t>
+      </w:r>
+      <w:r>
+        <w:t>n.</w:t>
+      </w:r>
+      <w:r>
+        <w:rPr>
+          <w:rFonts w:hint="eastAsia"/>
+        </w:rPr>
+        <w:t>樣本、</w:t>
+      </w:r>
+      <w:r>
+        <w:t>finish up</w:t>
+      </w:r>
+      <w:r>
+        <w:t>完成</w:t>
+      </w:r>
+    </w:p>
+    <w:p/>
+    <w:p>
+      <w:r>
+        <w:t>plenty of sunshine</w:t>
+      </w:r>
+      <w:r>
+        <w:rPr>
+          <w:rFonts w:hint="eastAsia"/>
+        </w:rPr>
+        <w:t>充足的日照</w:t>
+      </w:r>
+      <w:r>
+        <w:rPr>
+          <w:rFonts w:hint="eastAsia"/>
+        </w:rPr>
+        <w:t>、</w:t>
+      </w:r>
+      <w:r>
+        <w:t>rainfall</w:t>
+      </w:r>
+      <w:r>
+        <w:rPr>
+          <w:rFonts w:hint="eastAsia"/>
+        </w:rPr>
+        <w:t xml:space="preserve"> </w:t>
+      </w:r>
+      <w:r>
+        <w:t>n.</w:t>
+      </w:r>
+      <w:r>
+        <w:rPr>
+          <w:rFonts w:hint="eastAsia"/>
+        </w:rPr>
+        <w:t>雨量、</w:t>
+      </w:r>
+      <w:r>
+        <w:t>thunderstorm</w:t>
+      </w:r>
+      <w:r>
+        <w:rPr>
+          <w:rFonts w:hint="eastAsia"/>
+        </w:rPr>
+        <w:t xml:space="preserve"> </w:t>
+      </w:r>
+      <w:r>
+        <w:t>n.</w:t>
+      </w:r>
+      <w:r>
+        <w:rPr>
+          <w:rFonts w:hint="eastAsia"/>
+        </w:rPr>
+        <w:t xml:space="preserve"> </w:t>
+      </w:r>
+      <w:r>
+        <w:rPr>
+          <w:rFonts w:hint="eastAsia"/>
+        </w:rPr>
+        <w:t>雷雨</w:t>
+      </w:r>
+    </w:p>
+    <w:p>
+      <w:r>
+        <w:t>overcast</w:t>
+      </w:r>
+      <w:r>
+        <w:t xml:space="preserve"> adj.</w:t>
+      </w:r>
+      <w:r>
+        <w:rPr>
+          <w:rFonts w:hint="eastAsia"/>
+        </w:rPr>
+        <w:t xml:space="preserve"> </w:t>
+      </w:r>
+      <w:r>
+        <w:rPr>
+          <w:rFonts w:hint="eastAsia"/>
+        </w:rPr>
+        <w:t>陰天的</w:t>
+      </w:r>
+      <w:r>
+        <w:rPr>
+          <w:rFonts w:hint="eastAsia"/>
+        </w:rPr>
+        <w:t>、</w:t>
+      </w:r>
+      <w:r>
+        <w:t>occasional</w:t>
+      </w:r>
+      <w:r>
+        <w:t xml:space="preserve"> adj.</w:t>
+      </w:r>
+      <w:r>
+        <w:rPr>
+          <w:rFonts w:hint="eastAsia"/>
+        </w:rPr>
+        <w:t>偶爾的、</w:t>
+      </w:r>
+      <w:r>
+        <w:t>strong wind</w:t>
+      </w:r>
+      <w:r>
+        <w:rPr>
+          <w:rFonts w:hint="eastAsia"/>
+        </w:rPr>
+        <w:t xml:space="preserve"> </w:t>
+      </w:r>
+      <w:r>
+        <w:rPr>
+          <w:rFonts w:hint="eastAsia"/>
+        </w:rPr>
+        <w:t>大風</w:t>
+      </w:r>
+    </w:p>
+    <w:p>
+      <w:r>
+        <w:t>breeze</w:t>
+      </w:r>
+      <w:r>
+        <w:rPr>
+          <w:rFonts w:hint="eastAsia"/>
+        </w:rPr>
+        <w:t xml:space="preserve"> </w:t>
+      </w:r>
+      <w:r>
+        <w:t>n.</w:t>
+      </w:r>
+      <w:r>
+        <w:rPr>
+          <w:rFonts w:hint="eastAsia"/>
+        </w:rPr>
+        <w:t>微風</w:t>
+      </w:r>
+      <w:r>
+        <w:rPr>
+          <w:rFonts w:hint="eastAsia"/>
+        </w:rPr>
+        <w:t>,</w:t>
+      </w:r>
+      <w:r>
+        <w:t>v.</w:t>
+      </w:r>
+      <w:r>
+        <w:rPr>
+          <w:rFonts w:hint="eastAsia"/>
+        </w:rPr>
+        <w:t>輕鬆完成、</w:t>
+      </w:r>
+      <w:r>
+        <w:t>outside</w:t>
+      </w:r>
+      <w:r>
+        <w:rPr>
+          <w:rFonts w:hint="eastAsia"/>
+        </w:rPr>
+        <w:t xml:space="preserve"> </w:t>
+      </w:r>
+      <w:proofErr w:type="spellStart"/>
+      <w:r>
+        <w:t>adj,adv.prep</w:t>
+      </w:r>
+      <w:proofErr w:type="spellEnd"/>
+      <w:r>
+        <w:t xml:space="preserve"> </w:t>
+      </w:r>
+      <w:r>
+        <w:rPr>
+          <w:rFonts w:hint="eastAsia"/>
+        </w:rPr>
+        <w:t>在室外、</w:t>
+      </w:r>
+      <w:r>
+        <w:t>raincoat</w:t>
+      </w:r>
+      <w:r>
+        <w:rPr>
+          <w:rFonts w:hint="eastAsia"/>
+        </w:rPr>
+        <w:t xml:space="preserve"> </w:t>
+      </w:r>
+      <w:r>
+        <w:t>n.</w:t>
+      </w:r>
+      <w:r>
+        <w:rPr>
+          <w:rFonts w:hint="eastAsia"/>
+        </w:rPr>
+        <w:t>雨衣</w:t>
+      </w:r>
+    </w:p>
+    <w:p>
+      <w:r>
+        <w:t>hydrated</w:t>
+      </w:r>
+      <w:r>
+        <w:rPr>
+          <w:rFonts w:hint="eastAsia"/>
+        </w:rPr>
+        <w:t xml:space="preserve"> </w:t>
+      </w:r>
+      <w:r>
+        <w:t>adj.</w:t>
+      </w:r>
+      <w:r>
+        <w:rPr>
+          <w:rFonts w:hint="eastAsia"/>
+        </w:rPr>
+        <w:t xml:space="preserve"> </w:t>
+      </w:r>
+      <w:r>
+        <w:rPr>
+          <w:rFonts w:hint="eastAsia"/>
+        </w:rPr>
+        <w:t>補充水分的</w:t>
+      </w:r>
+      <w:r>
+        <w:rPr>
+          <w:rFonts w:hint="eastAsia"/>
+        </w:rPr>
+        <w:t>、</w:t>
+      </w:r>
+      <w:r>
+        <w:t>sunscreen</w:t>
+      </w:r>
+      <w:r>
+        <w:rPr>
+          <w:rFonts w:hint="eastAsia"/>
+        </w:rPr>
+        <w:t xml:space="preserve"> </w:t>
+      </w:r>
+      <w:r>
+        <w:rPr>
+          <w:rFonts w:hint="eastAsia"/>
+        </w:rPr>
+        <w:t>防曬乳</w:t>
+      </w:r>
+      <w:r>
+        <w:rPr>
+          <w:rFonts w:hint="eastAsia"/>
+        </w:rPr>
+        <w:t>、</w:t>
+      </w:r>
+      <w:r>
+        <w:t>cloudy</w:t>
+      </w:r>
+      <w:r>
+        <w:t xml:space="preserve"> adj.</w:t>
+      </w:r>
+      <w:r>
+        <w:rPr>
+          <w:rFonts w:hint="eastAsia"/>
+        </w:rPr>
+        <w:t>多雲</w:t>
+      </w:r>
+    </w:p>
+    <w:p>
+      <w:r>
+        <w:t>comfortable</w:t>
+      </w:r>
+      <w:r>
+        <w:rPr>
+          <w:rFonts w:hint="eastAsia"/>
+        </w:rPr>
+        <w:t xml:space="preserve"> </w:t>
+      </w:r>
+      <w:r>
+        <w:t>adj.</w:t>
+      </w:r>
+      <w:r>
+        <w:rPr>
+          <w:rFonts w:hint="eastAsia"/>
+        </w:rPr>
+        <w:t>舒適、</w:t>
+      </w:r>
+      <w:r>
+        <w:t>gentle</w:t>
+      </w:r>
+      <w:r>
+        <w:rPr>
+          <w:rFonts w:hint="eastAsia"/>
+        </w:rPr>
+        <w:t xml:space="preserve"> </w:t>
+      </w:r>
+      <w:r>
+        <w:t>adj</w:t>
+      </w:r>
+      <w:r>
+        <w:rPr>
+          <w:rFonts w:hint="eastAsia"/>
+        </w:rPr>
+        <w:t>溫柔</w:t>
+      </w:r>
+      <w:r>
+        <w:rPr>
+          <w:rFonts w:hint="eastAsia"/>
+        </w:rPr>
+        <w:t>/</w:t>
+      </w:r>
+      <w:r>
+        <w:rPr>
+          <w:rFonts w:hint="eastAsia"/>
+        </w:rPr>
+        <w:t>溫和、</w:t>
+      </w:r>
+      <w:r>
+        <w:t>leisurely</w:t>
+      </w:r>
+      <w:r>
+        <w:rPr>
+          <w:rFonts w:hint="eastAsia"/>
+        </w:rPr>
+        <w:t xml:space="preserve"> </w:t>
+      </w:r>
+      <w:r>
+        <w:t>adj</w:t>
+      </w:r>
+      <w:r>
+        <w:rPr>
+          <w:rFonts w:hint="eastAsia"/>
+        </w:rPr>
+        <w:t xml:space="preserve"> </w:t>
+      </w:r>
+      <w:r>
+        <w:rPr>
+          <w:rFonts w:hint="eastAsia"/>
+        </w:rPr>
+        <w:t>悠閒</w:t>
+      </w:r>
+      <w:r>
+        <w:rPr>
+          <w:rFonts w:hint="eastAsia"/>
+        </w:rPr>
+        <w:t>、</w:t>
+      </w:r>
+      <w:r>
+        <w:t>stroll</w:t>
+      </w:r>
+      <w:r>
+        <w:rPr>
+          <w:rFonts w:hint="eastAsia"/>
+        </w:rPr>
+        <w:t xml:space="preserve"> </w:t>
+      </w:r>
+      <w:r>
+        <w:t>v.</w:t>
+      </w:r>
+      <w:r>
+        <w:rPr>
+          <w:rFonts w:hint="eastAsia"/>
+        </w:rPr>
+        <w:t>散步</w:t>
+      </w:r>
+    </w:p>
+    <w:p>
+      <w:r>
+        <w:t>occasional showers</w:t>
+      </w:r>
+      <w:r>
+        <w:rPr>
+          <w:rFonts w:hint="eastAsia"/>
+        </w:rPr>
+        <w:t>偶爾有陣雨</w:t>
+      </w:r>
+    </w:p>
+    <w:p/>
+    <w:p>
+      <w:r>
+        <w:t>interior</w:t>
+      </w:r>
+      <w:r>
+        <w:rPr>
+          <w:rFonts w:hint="eastAsia"/>
+        </w:rPr>
+        <w:t xml:space="preserve"> </w:t>
+      </w:r>
+      <w:r>
+        <w:t>n.</w:t>
+      </w:r>
+      <w:proofErr w:type="gramStart"/>
+      <w:r>
+        <w:rPr>
+          <w:rFonts w:hint="eastAsia"/>
+        </w:rPr>
+        <w:t>內部</w:t>
+      </w:r>
+      <w:r>
+        <w:rPr>
+          <w:rFonts w:hint="eastAsia"/>
+        </w:rPr>
+        <w:t>,</w:t>
+      </w:r>
+      <w:proofErr w:type="gramEnd"/>
+      <w:r>
+        <w:t>adj.</w:t>
+      </w:r>
+      <w:r>
+        <w:rPr>
+          <w:rFonts w:hint="eastAsia"/>
+        </w:rPr>
+        <w:t>內部的、</w:t>
+      </w:r>
+      <w:r>
+        <w:t>entrepreneurship</w:t>
+      </w:r>
+      <w:r>
+        <w:rPr>
+          <w:rFonts w:hint="eastAsia"/>
+        </w:rPr>
+        <w:t xml:space="preserve"> </w:t>
+      </w:r>
+      <w:r>
+        <w:t>n.</w:t>
+      </w:r>
+      <w:r>
+        <w:rPr>
+          <w:rFonts w:hint="eastAsia"/>
+        </w:rPr>
+        <w:t xml:space="preserve"> </w:t>
+      </w:r>
+      <w:r>
+        <w:rPr>
+          <w:rFonts w:hint="eastAsia"/>
+        </w:rPr>
+        <w:t>創業精神</w:t>
+      </w:r>
+      <w:r>
+        <w:rPr>
+          <w:rFonts w:hint="eastAsia"/>
+        </w:rPr>
+        <w:t>、</w:t>
+      </w:r>
+      <w:r>
+        <w:rPr>
+          <w:rFonts w:hint="eastAsia"/>
+        </w:rPr>
+        <w:t>t</w:t>
+      </w:r>
+      <w:r>
+        <w:t>ip v.</w:t>
+      </w:r>
+      <w:r>
+        <w:rPr>
+          <w:rFonts w:hint="eastAsia"/>
+        </w:rPr>
+        <w:t>傾斜</w:t>
+      </w:r>
+      <w:r>
+        <w:rPr>
+          <w:rFonts w:hint="eastAsia"/>
+        </w:rPr>
+        <w:t>/</w:t>
+      </w:r>
+      <w:r>
+        <w:rPr>
+          <w:rFonts w:hint="eastAsia"/>
+        </w:rPr>
+        <w:t>技巧</w:t>
+      </w:r>
+      <w:r>
+        <w:rPr>
+          <w:rFonts w:hint="eastAsia"/>
+        </w:rPr>
+        <w:t>,</w:t>
+      </w:r>
+      <w:r>
+        <w:t>n.</w:t>
+      </w:r>
+      <w:r>
+        <w:rPr>
+          <w:rFonts w:hint="eastAsia"/>
+        </w:rPr>
+        <w:t>指導</w:t>
+      </w:r>
+      <w:r>
+        <w:rPr>
+          <w:rFonts w:hint="eastAsia"/>
+        </w:rPr>
+        <w:t>/</w:t>
+      </w:r>
+      <w:r>
+        <w:rPr>
+          <w:rFonts w:hint="eastAsia"/>
+        </w:rPr>
+        <w:t>小費、</w:t>
+      </w:r>
+      <w:r>
+        <w:t>compare</w:t>
+      </w:r>
+      <w:r>
+        <w:rPr>
+          <w:rFonts w:hint="eastAsia"/>
+        </w:rPr>
+        <w:t xml:space="preserve"> </w:t>
+      </w:r>
+      <w:r>
+        <w:t>v.</w:t>
+      </w:r>
+      <w:r>
+        <w:rPr>
+          <w:rFonts w:hint="eastAsia"/>
+        </w:rPr>
+        <w:t>對比、</w:t>
+      </w:r>
+      <w:r>
+        <w:t>yoga instructor</w:t>
+      </w:r>
+      <w:r>
+        <w:rPr>
+          <w:rFonts w:hint="eastAsia"/>
+        </w:rPr>
+        <w:t>瑜珈教練、</w:t>
+      </w:r>
+      <w:r>
+        <w:t>psychologist</w:t>
+      </w:r>
+      <w:r>
+        <w:t xml:space="preserve"> n.</w:t>
+      </w:r>
+      <w:r>
+        <w:rPr>
+          <w:rFonts w:hint="eastAsia"/>
+        </w:rPr>
+        <w:t xml:space="preserve"> </w:t>
+      </w:r>
+      <w:r>
+        <w:rPr>
+          <w:rFonts w:hint="eastAsia"/>
+        </w:rPr>
+        <w:t>心理學家</w:t>
+      </w:r>
+    </w:p>
+    <w:p>
+      <w:r>
+        <w:t>broadcast</w:t>
+      </w:r>
+      <w:r>
+        <w:t xml:space="preserve"> n.</w:t>
+      </w:r>
+      <w:r>
+        <w:rPr>
+          <w:rFonts w:hint="eastAsia"/>
+        </w:rPr>
+        <w:t>廣播、</w:t>
+      </w:r>
+      <w:r>
+        <w:t>input from</w:t>
+      </w:r>
+      <w:r>
+        <w:rPr>
+          <w:rFonts w:hint="eastAsia"/>
+        </w:rPr>
+        <w:t>來自…</w:t>
+      </w:r>
+      <w:proofErr w:type="gramStart"/>
+      <w:r>
+        <w:rPr>
+          <w:rFonts w:hint="eastAsia"/>
+        </w:rPr>
+        <w:t>…</w:t>
+      </w:r>
+      <w:proofErr w:type="gramEnd"/>
+      <w:r>
+        <w:rPr>
+          <w:rFonts w:hint="eastAsia"/>
+        </w:rPr>
+        <w:t>的意見</w:t>
+      </w:r>
+      <w:r>
+        <w:rPr>
+          <w:rFonts w:hint="eastAsia"/>
+        </w:rPr>
+        <w:t>、</w:t>
+      </w:r>
+      <w:r>
+        <w:t>mindfulness</w:t>
+      </w:r>
+      <w:r>
+        <w:rPr>
+          <w:rFonts w:hint="eastAsia"/>
+        </w:rPr>
+        <w:t xml:space="preserve"> </w:t>
+      </w:r>
+      <w:r>
+        <w:t>n.</w:t>
+      </w:r>
+      <w:r>
+        <w:rPr>
+          <w:rFonts w:hint="eastAsia"/>
+        </w:rPr>
+        <w:t>正念</w:t>
+      </w:r>
+    </w:p>
+    <w:p>
+      <w:r>
+        <w:t>meditation</w:t>
+      </w:r>
+      <w:r>
+        <w:t xml:space="preserve"> n.</w:t>
+      </w:r>
+      <w:r>
+        <w:rPr>
+          <w:rFonts w:hint="eastAsia"/>
+        </w:rPr>
+        <w:t xml:space="preserve"> </w:t>
+      </w:r>
+      <w:r>
+        <w:rPr>
+          <w:rFonts w:hint="eastAsia"/>
+        </w:rPr>
+        <w:t>冥想</w:t>
+      </w:r>
+      <w:r>
+        <w:rPr>
+          <w:rFonts w:hint="eastAsia"/>
+        </w:rPr>
+        <w:t>、</w:t>
+      </w:r>
+      <w:r>
+        <w:t>practice</w:t>
+      </w:r>
+      <w:r>
+        <w:rPr>
+          <w:rFonts w:hint="eastAsia"/>
+        </w:rPr>
+        <w:t xml:space="preserve"> </w:t>
+      </w:r>
+      <w:r>
+        <w:t>n.</w:t>
+      </w:r>
+      <w:r>
+        <w:rPr>
+          <w:rFonts w:hint="eastAsia"/>
+        </w:rPr>
+        <w:t>實施</w:t>
+      </w:r>
+      <w:r>
+        <w:rPr>
+          <w:rFonts w:hint="eastAsia"/>
+        </w:rPr>
+        <w:t>/</w:t>
+      </w:r>
+      <w:r>
+        <w:rPr>
+          <w:rFonts w:hint="eastAsia"/>
+        </w:rPr>
+        <w:t>做法</w:t>
+      </w:r>
+      <w:r>
+        <w:rPr>
+          <w:rFonts w:hint="eastAsia"/>
+        </w:rPr>
+        <w:t>/</w:t>
+      </w:r>
+      <w:r>
+        <w:rPr>
+          <w:rFonts w:hint="eastAsia"/>
+        </w:rPr>
+        <w:t>練習</w:t>
+      </w:r>
+      <w:r>
+        <w:rPr>
+          <w:rFonts w:hint="eastAsia"/>
+        </w:rPr>
+        <w:t>/</w:t>
+      </w:r>
+      <w:r>
+        <w:rPr>
+          <w:rFonts w:hint="eastAsia"/>
+        </w:rPr>
+        <w:t>習俗、</w:t>
+      </w:r>
+      <w:r>
+        <w:t>relieve</w:t>
+      </w:r>
+      <w:r>
+        <w:rPr>
+          <w:rFonts w:hint="eastAsia"/>
+        </w:rPr>
+        <w:t xml:space="preserve"> </w:t>
+      </w:r>
+      <w:r>
+        <w:t>v.</w:t>
+      </w:r>
+      <w:r>
+        <w:rPr>
+          <w:rFonts w:hint="eastAsia"/>
+        </w:rPr>
+        <w:t>緩解</w:t>
+      </w:r>
+    </w:p>
+    <w:p>
+      <w:r>
+        <w:t>wellness</w:t>
+      </w:r>
+      <w:r>
+        <w:rPr>
+          <w:rFonts w:hint="eastAsia"/>
+        </w:rPr>
+        <w:t xml:space="preserve"> </w:t>
+      </w:r>
+      <w:r>
+        <w:t>n.</w:t>
+      </w:r>
+      <w:r>
+        <w:rPr>
+          <w:rFonts w:hint="eastAsia"/>
+        </w:rPr>
+        <w:t>健康、</w:t>
+      </w:r>
+      <w:r>
+        <w:rPr>
+          <w:rFonts w:hint="eastAsia"/>
+        </w:rPr>
+        <w:t>b</w:t>
+      </w:r>
+      <w:r>
+        <w:t>est-selling book</w:t>
+      </w:r>
+      <w:r>
+        <w:rPr>
+          <w:rFonts w:hint="eastAsia"/>
+        </w:rPr>
+        <w:t>暢銷書</w:t>
+      </w:r>
+    </w:p>
+    <w:p/>
+    <w:p>
+      <w:r>
+        <w:t>troupe</w:t>
+      </w:r>
+      <w:r>
+        <w:rPr>
+          <w:rFonts w:hint="eastAsia"/>
+        </w:rPr>
+        <w:t xml:space="preserve"> </w:t>
+      </w:r>
+      <w:r>
+        <w:t>n.</w:t>
+      </w:r>
+      <w:r>
+        <w:rPr>
+          <w:rFonts w:hint="eastAsia"/>
+        </w:rPr>
+        <w:t>劇團、</w:t>
+      </w:r>
+      <w:r>
+        <w:t>magician</w:t>
+      </w:r>
+      <w:r>
+        <w:rPr>
+          <w:rFonts w:hint="eastAsia"/>
+        </w:rPr>
+        <w:t xml:space="preserve"> </w:t>
+      </w:r>
+      <w:r>
+        <w:t>n.</w:t>
+      </w:r>
+      <w:r>
+        <w:rPr>
+          <w:rFonts w:hint="eastAsia"/>
+        </w:rPr>
+        <w:t>魔術師、</w:t>
+      </w:r>
+      <w:r>
+        <w:t>admission</w:t>
+      </w:r>
+      <w:r>
+        <w:rPr>
+          <w:rFonts w:hint="eastAsia"/>
+        </w:rPr>
+        <w:t xml:space="preserve"> n</w:t>
+      </w:r>
+      <w:r>
+        <w:t>.</w:t>
+      </w:r>
+      <w:r>
+        <w:rPr>
+          <w:rFonts w:hint="eastAsia"/>
+        </w:rPr>
+        <w:t>承認</w:t>
+      </w:r>
+      <w:r>
+        <w:rPr>
+          <w:rFonts w:hint="eastAsia"/>
+        </w:rPr>
+        <w:t>/</w:t>
+      </w:r>
+      <w:r>
+        <w:rPr>
+          <w:rFonts w:hint="eastAsia"/>
+        </w:rPr>
+        <w:t>入場費</w:t>
+      </w:r>
+      <w:r>
+        <w:rPr>
+          <w:rFonts w:hint="eastAsia"/>
+        </w:rPr>
+        <w:t xml:space="preserve"> </w:t>
+      </w:r>
+      <w:r>
+        <w:rPr>
+          <w:rFonts w:hint="eastAsia"/>
+        </w:rPr>
+        <w:t>、</w:t>
+      </w:r>
+      <w:r>
+        <w:t>tote bag</w:t>
+      </w:r>
+      <w:r>
+        <w:rPr>
+          <w:rFonts w:hint="eastAsia"/>
+        </w:rPr>
+        <w:t xml:space="preserve"> </w:t>
+      </w:r>
+      <w:r>
+        <w:rPr>
+          <w:rFonts w:hint="eastAsia"/>
+        </w:rPr>
+        <w:t>手提袋</w:t>
+      </w:r>
+    </w:p>
+    <w:p>
+      <w:r>
+        <w:t>novel</w:t>
+      </w:r>
+      <w:r>
+        <w:rPr>
+          <w:rFonts w:hint="eastAsia"/>
+        </w:rPr>
+        <w:t xml:space="preserve"> </w:t>
+      </w:r>
+      <w:r>
+        <w:t>n.</w:t>
+      </w:r>
+      <w:r>
+        <w:rPr>
+          <w:rFonts w:hint="eastAsia"/>
+        </w:rPr>
+        <w:t>小說、</w:t>
+      </w:r>
+      <w:r>
+        <w:t>lounge</w:t>
+      </w:r>
+      <w:r>
+        <w:rPr>
+          <w:rFonts w:hint="eastAsia"/>
+        </w:rPr>
+        <w:t xml:space="preserve"> </w:t>
+      </w:r>
+      <w:r>
+        <w:t>n.</w:t>
+      </w:r>
+      <w:r>
+        <w:rPr>
+          <w:rFonts w:hint="eastAsia"/>
+        </w:rPr>
+        <w:t>休息室、</w:t>
+      </w:r>
+      <w:r>
+        <w:rPr>
+          <w:rFonts w:hint="eastAsia"/>
+        </w:rPr>
+        <w:t>e</w:t>
+      </w:r>
+      <w:r>
+        <w:t>nthusiasts n.</w:t>
+      </w:r>
+      <w:r>
+        <w:rPr>
+          <w:rFonts w:hint="eastAsia"/>
+        </w:rPr>
+        <w:t>愛好者、</w:t>
+      </w:r>
+      <w:r>
+        <w:rPr>
+          <w:rFonts w:hint="eastAsia"/>
+        </w:rPr>
+        <w:t>t</w:t>
+      </w:r>
+      <w:r>
+        <w:t>hrilled to</w:t>
+      </w:r>
+      <w:r>
+        <w:rPr>
+          <w:rFonts w:hint="eastAsia"/>
+        </w:rPr>
+        <w:t>非常高興</w:t>
+      </w:r>
+    </w:p>
+    <w:p>
+      <w:r>
+        <w:t>journey</w:t>
+      </w:r>
+      <w:r>
+        <w:t xml:space="preserve"> n.</w:t>
+      </w:r>
+      <w:r>
+        <w:rPr>
+          <w:rFonts w:hint="eastAsia"/>
+        </w:rPr>
+        <w:t>旅行、</w:t>
+      </w:r>
+      <w:r>
+        <w:t>exclusive</w:t>
+      </w:r>
+      <w:r>
+        <w:rPr>
+          <w:rFonts w:hint="eastAsia"/>
+        </w:rPr>
+        <w:t xml:space="preserve"> </w:t>
+      </w:r>
+      <w:r>
+        <w:t>adj.</w:t>
+      </w:r>
+      <w:r>
+        <w:rPr>
+          <w:rFonts w:hint="eastAsia"/>
+        </w:rPr>
+        <w:t>獨家的、</w:t>
+      </w:r>
+      <w:r>
+        <w:t>incredible</w:t>
+      </w:r>
+      <w:r>
+        <w:rPr>
+          <w:rFonts w:hint="eastAsia"/>
+        </w:rPr>
+        <w:t xml:space="preserve"> </w:t>
+      </w:r>
+      <w:r>
+        <w:t>adj.</w:t>
+      </w:r>
+      <w:r>
+        <w:rPr>
+          <w:rFonts w:hint="eastAsia"/>
+        </w:rPr>
+        <w:t>極好的、</w:t>
+      </w:r>
+      <w:r>
+        <w:t>literary</w:t>
+      </w:r>
+      <w:r>
+        <w:rPr>
+          <w:rFonts w:hint="eastAsia"/>
+        </w:rPr>
+        <w:t xml:space="preserve"> </w:t>
+      </w:r>
+      <w:r>
+        <w:t>adj.</w:t>
+      </w:r>
+      <w:r>
+        <w:rPr>
+          <w:rFonts w:hint="eastAsia"/>
+        </w:rPr>
+        <w:t>文學的</w:t>
+      </w:r>
+    </w:p>
+    <w:p>
+      <w:r>
+        <w:lastRenderedPageBreak/>
+        <w:t>renowned</w:t>
+      </w:r>
+      <w:r>
+        <w:t xml:space="preserve"> adj.</w:t>
+      </w:r>
+      <w:r>
+        <w:rPr>
+          <w:rFonts w:hint="eastAsia"/>
+        </w:rPr>
+        <w:t>著名的</w:t>
+      </w:r>
+    </w:p>
+    <w:p/>
+    <w:p>
+      <w:r>
+        <w:t>wellness</w:t>
+      </w:r>
+      <w:r>
+        <w:rPr>
+          <w:rFonts w:hint="eastAsia"/>
+        </w:rPr>
+        <w:t xml:space="preserve"> </w:t>
+      </w:r>
+      <w:r>
+        <w:t>n.</w:t>
+      </w:r>
+      <w:r>
+        <w:rPr>
+          <w:rFonts w:hint="eastAsia"/>
+        </w:rPr>
+        <w:t>健康、</w:t>
+      </w:r>
+      <w:r>
+        <w:t>separate</w:t>
+      </w:r>
+      <w:r>
+        <w:rPr>
+          <w:rFonts w:hint="eastAsia"/>
+        </w:rPr>
+        <w:t xml:space="preserve"> </w:t>
+      </w:r>
+      <w:r>
+        <w:t>adj.</w:t>
+      </w:r>
+      <w:r>
+        <w:rPr>
+          <w:rFonts w:hint="eastAsia"/>
+        </w:rPr>
+        <w:t>分離</w:t>
+      </w:r>
+      <w:r>
+        <w:rPr>
+          <w:rFonts w:hint="eastAsia"/>
+        </w:rPr>
+        <w:t>/</w:t>
+      </w:r>
+      <w:r>
+        <w:rPr>
+          <w:rFonts w:hint="eastAsia"/>
+        </w:rPr>
+        <w:t>不同的、</w:t>
+      </w:r>
+      <w:r>
+        <w:t>culinary</w:t>
+      </w:r>
+      <w:r>
+        <w:rPr>
+          <w:rFonts w:hint="eastAsia"/>
+        </w:rPr>
+        <w:t xml:space="preserve"> </w:t>
+      </w:r>
+      <w:r>
+        <w:t>adj.</w:t>
+      </w:r>
+      <w:r>
+        <w:rPr>
+          <w:rFonts w:hint="eastAsia"/>
+        </w:rPr>
+        <w:t xml:space="preserve"> </w:t>
+      </w:r>
+      <w:r>
+        <w:rPr>
+          <w:rFonts w:hint="eastAsia"/>
+        </w:rPr>
+        <w:t>烹飪的</w:t>
+      </w:r>
+    </w:p>
+    <w:p>
+      <w:r>
+        <w:t>brand new</w:t>
+      </w:r>
+      <w:r>
+        <w:t xml:space="preserve"> </w:t>
+      </w:r>
+      <w:r>
+        <w:rPr>
+          <w:rFonts w:hint="eastAsia"/>
+        </w:rPr>
+        <w:t>全新、</w:t>
+      </w:r>
+      <w:r>
+        <w:rPr>
+          <w:rFonts w:hint="eastAsia"/>
+        </w:rPr>
+        <w:t>s</w:t>
+      </w:r>
+      <w:r>
+        <w:t xml:space="preserve">tate-of-the-art </w:t>
+      </w:r>
+      <w:r>
+        <w:rPr>
+          <w:rFonts w:hint="eastAsia"/>
+        </w:rPr>
+        <w:t>最先進、</w:t>
+      </w:r>
+      <w:r>
+        <w:rPr>
+          <w:rFonts w:hint="eastAsia"/>
+        </w:rPr>
+        <w:t>m</w:t>
+      </w:r>
+      <w:r>
+        <w:t>outhwatering adj.</w:t>
+      </w:r>
+      <w:r>
+        <w:rPr>
+          <w:rFonts w:hint="eastAsia"/>
+        </w:rPr>
+        <w:t xml:space="preserve"> </w:t>
+      </w:r>
+      <w:r>
+        <w:rPr>
+          <w:rFonts w:hint="eastAsia"/>
+        </w:rPr>
+        <w:t>令人垂涎的</w:t>
+      </w:r>
+    </w:p>
+    <w:p>
+      <w:r>
+        <w:t>nutritious</w:t>
+      </w:r>
+      <w:r>
+        <w:rPr>
+          <w:rFonts w:hint="eastAsia"/>
+        </w:rPr>
+        <w:t xml:space="preserve"> </w:t>
+      </w:r>
+      <w:r>
+        <w:t>adj.</w:t>
+      </w:r>
+      <w:r>
+        <w:rPr>
+          <w:rFonts w:hint="eastAsia"/>
+        </w:rPr>
+        <w:t>營養豐富、</w:t>
+      </w:r>
+      <w:r>
+        <w:t>gourmet</w:t>
+      </w:r>
+      <w:r>
+        <w:rPr>
+          <w:rFonts w:hint="eastAsia"/>
+        </w:rPr>
+        <w:t xml:space="preserve"> n</w:t>
+      </w:r>
+      <w:r>
+        <w:t>.</w:t>
+      </w:r>
+      <w:r>
+        <w:rPr>
+          <w:rFonts w:hint="eastAsia"/>
+        </w:rPr>
+        <w:t>美食家、</w:t>
+      </w:r>
+      <w:proofErr w:type="spellStart"/>
+      <w:r>
+        <w:t>co</w:t>
+      </w:r>
+      <w:r>
+        <w:rPr>
+          <w:rFonts w:hint="eastAsia"/>
+        </w:rPr>
+        <w:t>s</w:t>
+      </w:r>
+      <w:r>
+        <w:t>y</w:t>
+      </w:r>
+      <w:proofErr w:type="spellEnd"/>
+      <w:r>
+        <w:t xml:space="preserve"> adj.</w:t>
+      </w:r>
+      <w:r>
+        <w:rPr>
+          <w:rFonts w:hint="eastAsia"/>
+        </w:rPr>
+        <w:t>安逸的</w:t>
+      </w:r>
+      <w:r>
+        <w:rPr>
+          <w:rFonts w:hint="eastAsia"/>
+        </w:rPr>
+        <w:t>/</w:t>
+      </w:r>
+      <w:r>
+        <w:rPr>
+          <w:rFonts w:hint="eastAsia"/>
+        </w:rPr>
+        <w:t>溫暖舒適</w:t>
+      </w:r>
+    </w:p>
+    <w:p>
+      <w:r>
+        <w:t>elevate</w:t>
+      </w:r>
+      <w:r>
+        <w:rPr>
+          <w:rFonts w:hint="eastAsia"/>
+        </w:rPr>
+        <w:t xml:space="preserve"> </w:t>
+      </w:r>
+      <w:r>
+        <w:t>v.</w:t>
+      </w:r>
+      <w:r>
+        <w:rPr>
+          <w:rFonts w:hint="eastAsia"/>
+        </w:rPr>
+        <w:t>提高</w:t>
+      </w:r>
+      <w:r>
+        <w:rPr>
+          <w:rFonts w:hint="eastAsia"/>
+        </w:rPr>
+        <w:t>/</w:t>
+      </w:r>
+      <w:r>
+        <w:rPr>
+          <w:rFonts w:hint="eastAsia"/>
+        </w:rPr>
+        <w:t>改進、</w:t>
+      </w:r>
+      <w:r>
+        <w:t>enroll</w:t>
+      </w:r>
+      <w:r>
+        <w:rPr>
+          <w:rFonts w:hint="eastAsia"/>
+        </w:rPr>
+        <w:t xml:space="preserve"> v</w:t>
+      </w:r>
+      <w:r>
+        <w:t>.</w:t>
+      </w:r>
+      <w:r>
+        <w:rPr>
+          <w:rFonts w:hint="eastAsia"/>
+        </w:rPr>
+        <w:t>註冊、</w:t>
+      </w:r>
+      <w:r>
+        <w:t>savor</w:t>
+      </w:r>
+      <w:r>
+        <w:rPr>
+          <w:rFonts w:hint="eastAsia"/>
+        </w:rPr>
+        <w:t xml:space="preserve"> v</w:t>
+      </w:r>
+      <w:r>
+        <w:t>.</w:t>
+      </w:r>
+      <w:r>
+        <w:rPr>
+          <w:rFonts w:hint="eastAsia"/>
+        </w:rPr>
+        <w:t>品嘗、</w:t>
+      </w:r>
+      <w:r>
+        <w:t>discover</w:t>
+      </w:r>
+      <w:r>
+        <w:rPr>
+          <w:rFonts w:hint="eastAsia"/>
+        </w:rPr>
+        <w:t xml:space="preserve"> </w:t>
+      </w:r>
+      <w:r>
+        <w:t>v.</w:t>
+      </w:r>
+      <w:r>
+        <w:rPr>
+          <w:rFonts w:hint="eastAsia"/>
+        </w:rPr>
+        <w:t>發現</w:t>
+      </w:r>
+    </w:p>
+    <w:p/>
+    <w:p>
+      <w:r>
+        <w:t>petting zoo</w:t>
+      </w:r>
+      <w:r>
+        <w:t xml:space="preserve"> </w:t>
+      </w:r>
+      <w:r>
+        <w:rPr>
+          <w:rFonts w:hint="eastAsia"/>
+        </w:rPr>
+        <w:t>寵物動物園、</w:t>
+      </w:r>
+      <w:r>
+        <w:t>roller coaster</w:t>
+      </w:r>
+      <w:r>
+        <w:rPr>
+          <w:rFonts w:hint="eastAsia"/>
+        </w:rPr>
+        <w:t>雲霄飛車、</w:t>
+      </w:r>
+      <w:r>
+        <w:t>carnival</w:t>
+      </w:r>
+      <w:r>
+        <w:rPr>
+          <w:rFonts w:hint="eastAsia"/>
+        </w:rPr>
+        <w:t xml:space="preserve"> </w:t>
+      </w:r>
+      <w:r>
+        <w:t>n.</w:t>
+      </w:r>
+      <w:r>
+        <w:rPr>
+          <w:rFonts w:hint="eastAsia"/>
+        </w:rPr>
+        <w:t>嘉年華</w:t>
+      </w:r>
+    </w:p>
+    <w:p>
+      <w:r>
+        <w:rPr>
+          <w:rFonts w:hint="eastAsia"/>
+        </w:rPr>
+        <w:t>f</w:t>
+      </w:r>
+      <w:r>
+        <w:t xml:space="preserve">ood truck </w:t>
+      </w:r>
+      <w:r>
+        <w:rPr>
+          <w:rFonts w:hint="eastAsia"/>
+        </w:rPr>
+        <w:t>餐車、</w:t>
+      </w:r>
+      <w:r>
+        <w:t>puppet show</w:t>
+      </w:r>
+      <w:r>
+        <w:rPr>
+          <w:rFonts w:hint="eastAsia"/>
+        </w:rPr>
+        <w:t>木偶戲、</w:t>
+      </w:r>
+      <w:r>
+        <w:t>comedy</w:t>
+      </w:r>
+      <w:r>
+        <w:rPr>
+          <w:rFonts w:hint="eastAsia"/>
+        </w:rPr>
+        <w:t xml:space="preserve"> </w:t>
+      </w:r>
+      <w:r>
+        <w:t>n.</w:t>
+      </w:r>
+      <w:r>
+        <w:rPr>
+          <w:rFonts w:hint="eastAsia"/>
+        </w:rPr>
+        <w:t>喜劇、</w:t>
+      </w:r>
+      <w:r>
+        <w:t>stunt</w:t>
+      </w:r>
+      <w:r>
+        <w:rPr>
+          <w:rFonts w:hint="eastAsia"/>
+        </w:rPr>
+        <w:t xml:space="preserve"> </w:t>
+      </w:r>
+      <w:r>
+        <w:t>n.</w:t>
+      </w:r>
+      <w:r>
+        <w:rPr>
+          <w:rFonts w:hint="eastAsia"/>
+        </w:rPr>
+        <w:t>特技</w:t>
+      </w:r>
+    </w:p>
+    <w:p>
+      <w:r>
+        <w:rPr>
+          <w:rFonts w:hint="eastAsia"/>
+        </w:rPr>
+        <w:t>t</w:t>
+      </w:r>
+      <w:r>
+        <w:t>hrilling adj.</w:t>
+      </w:r>
+      <w:r>
+        <w:rPr>
+          <w:rFonts w:hint="eastAsia"/>
+        </w:rPr>
+        <w:t>驚險的、</w:t>
+      </w:r>
+      <w:r>
+        <w:t>excitement</w:t>
+      </w:r>
+      <w:r>
+        <w:rPr>
+          <w:rFonts w:hint="eastAsia"/>
+        </w:rPr>
+        <w:t xml:space="preserve"> </w:t>
+      </w:r>
+      <w:r>
+        <w:t>n.</w:t>
+      </w:r>
+      <w:r>
+        <w:rPr>
+          <w:rFonts w:hint="eastAsia"/>
+        </w:rPr>
+        <w:t>興奮、</w:t>
+      </w:r>
+      <w:r>
+        <w:t>daredevil</w:t>
+      </w:r>
+      <w:r>
+        <w:rPr>
+          <w:rFonts w:hint="eastAsia"/>
+        </w:rPr>
+        <w:t xml:space="preserve"> </w:t>
+      </w:r>
+      <w:r>
+        <w:t>n.</w:t>
+      </w:r>
+      <w:r>
+        <w:rPr>
+          <w:rFonts w:hint="eastAsia"/>
+        </w:rPr>
+        <w:t xml:space="preserve"> </w:t>
+      </w:r>
+      <w:r>
+        <w:rPr>
+          <w:rFonts w:hint="eastAsia"/>
+        </w:rPr>
+        <w:t>膽大妄為的人</w:t>
+      </w:r>
+    </w:p>
+    <w:p>
+      <w:r>
+        <w:t>unforgettable</w:t>
+      </w:r>
+      <w:r>
+        <w:rPr>
+          <w:rFonts w:hint="eastAsia"/>
+        </w:rPr>
+        <w:t xml:space="preserve"> </w:t>
+      </w:r>
+      <w:r>
+        <w:t>adj</w:t>
+      </w:r>
+      <w:r>
+        <w:rPr>
+          <w:rFonts w:hint="eastAsia"/>
+        </w:rPr>
+        <w:t>難忘的</w:t>
+      </w:r>
+    </w:p>
+    <w:p/>
+    <w:p>
       <w:pPr>
         <w:rPr>
           <w:rFonts w:hint="eastAsia"/>
         </w:rPr>
       </w:pPr>
-      <w:r>
-        <w:t>sample</w:t>
-      </w:r>
-      <w:r>
-        <w:rPr>
-          <w:rFonts w:hint="eastAsia"/>
-        </w:rPr>
-        <w:t xml:space="preserve"> </w:t>
-      </w:r>
-      <w:r>
-        <w:t>n.</w:t>
-      </w:r>
-      <w:r>
-        <w:rPr>
-          <w:rFonts w:hint="eastAsia"/>
-        </w:rPr>
-        <w:t>樣本、</w:t>
-      </w:r>
-      <w:r>
-        <w:t>finish up</w:t>
-      </w:r>
-      <w:r>
-        <w:t>完成</w:t>
-      </w:r>
-    </w:p>
-    <w:p/>
-    <w:p>
-      <w:r>
-        <w:t>plenty of sunshine</w:t>
-      </w:r>
-      <w:r>
-        <w:rPr>
-          <w:rFonts w:hint="eastAsia"/>
-        </w:rPr>
-        <w:t>充足的日照</w:t>
-      </w:r>
-      <w:r>
-        <w:rPr>
-          <w:rFonts w:hint="eastAsia"/>
-        </w:rPr>
-        <w:t>、</w:t>
-      </w:r>
-      <w:r>
-        <w:t>rainfall</w:t>
-      </w:r>
-      <w:r>
-        <w:rPr>
-          <w:rFonts w:hint="eastAsia"/>
-        </w:rPr>
-        <w:t xml:space="preserve"> </w:t>
-      </w:r>
-      <w:r>
-        <w:t>n.</w:t>
-      </w:r>
-      <w:r>
-        <w:rPr>
-          <w:rFonts w:hint="eastAsia"/>
-        </w:rPr>
-        <w:t>雨量、</w:t>
-      </w:r>
-      <w:r>
-        <w:t>thunderstorm</w:t>
-      </w:r>
-      <w:r>
-        <w:rPr>
-          <w:rFonts w:hint="eastAsia"/>
-        </w:rPr>
-        <w:t xml:space="preserve"> </w:t>
-      </w:r>
-      <w:r>
-        <w:t>n.</w:t>
-      </w:r>
-      <w:r>
-        <w:rPr>
-          <w:rFonts w:hint="eastAsia"/>
-        </w:rPr>
-        <w:t xml:space="preserve"> </w:t>
-      </w:r>
-      <w:r>
-        <w:rPr>
-          <w:rFonts w:hint="eastAsia"/>
-        </w:rPr>
-        <w:t>雷雨</w:t>
-      </w:r>
-    </w:p>
-    <w:p>
-      <w:r>
-        <w:t>overcast</w:t>
-      </w:r>
-      <w:r>
-        <w:t xml:space="preserve"> adj.</w:t>
-      </w:r>
-      <w:r>
-        <w:rPr>
-          <w:rFonts w:hint="eastAsia"/>
-        </w:rPr>
-        <w:t xml:space="preserve"> </w:t>
-      </w:r>
-      <w:r>
-        <w:rPr>
-          <w:rFonts w:hint="eastAsia"/>
-        </w:rPr>
-        <w:t>陰天的</w:t>
-      </w:r>
-      <w:r>
-        <w:rPr>
-          <w:rFonts w:hint="eastAsia"/>
-        </w:rPr>
-        <w:t>、</w:t>
-      </w:r>
-      <w:r>
-        <w:t>occasional</w:t>
-      </w:r>
-      <w:r>
-        <w:t xml:space="preserve"> adj.</w:t>
-      </w:r>
-      <w:r>
-        <w:rPr>
-          <w:rFonts w:hint="eastAsia"/>
-        </w:rPr>
-        <w:t>偶爾的、</w:t>
-      </w:r>
-      <w:r>
-        <w:t>strong wind</w:t>
-      </w:r>
-      <w:r>
-        <w:rPr>
-          <w:rFonts w:hint="eastAsia"/>
-        </w:rPr>
-        <w:t xml:space="preserve"> </w:t>
-      </w:r>
-      <w:r>
-        <w:rPr>
-          <w:rFonts w:hint="eastAsia"/>
-        </w:rPr>
-        <w:t>大風</w:t>
-      </w:r>
-    </w:p>
-    <w:p>
-      <w:r>
-        <w:t>breeze</w:t>
-      </w:r>
-      <w:r>
-        <w:rPr>
-          <w:rFonts w:hint="eastAsia"/>
-        </w:rPr>
-        <w:t xml:space="preserve"> </w:t>
-      </w:r>
-      <w:r>
-        <w:t>n.</w:t>
-      </w:r>
-      <w:r>
-        <w:rPr>
-          <w:rFonts w:hint="eastAsia"/>
-        </w:rPr>
-        <w:t>微風</w:t>
-      </w:r>
-      <w:r>
-        <w:rPr>
-          <w:rFonts w:hint="eastAsia"/>
-        </w:rPr>
-        <w:t>,</w:t>
-      </w:r>
-      <w:r>
-        <w:t>v.</w:t>
-      </w:r>
-      <w:r>
-        <w:rPr>
-          <w:rFonts w:hint="eastAsia"/>
-        </w:rPr>
-        <w:t>輕鬆完成、</w:t>
-      </w:r>
-      <w:r>
-        <w:t>outside</w:t>
-      </w:r>
-      <w:r>
-        <w:rPr>
-          <w:rFonts w:hint="eastAsia"/>
-        </w:rPr>
-        <w:t xml:space="preserve"> </w:t>
-      </w:r>
-      <w:r>
-        <w:t xml:space="preserve">adj,adv.prep </w:t>
-      </w:r>
-      <w:r>
-        <w:rPr>
-          <w:rFonts w:hint="eastAsia"/>
-        </w:rPr>
-        <w:t>在室外、</w:t>
-      </w:r>
-      <w:r>
-        <w:t>raincoat</w:t>
-      </w:r>
-      <w:r>
-        <w:rPr>
-          <w:rFonts w:hint="eastAsia"/>
-        </w:rPr>
-        <w:t xml:space="preserve"> </w:t>
-      </w:r>
-      <w:r>
-        <w:t>n.</w:t>
-      </w:r>
-      <w:r>
-        <w:rPr>
-          <w:rFonts w:hint="eastAsia"/>
-        </w:rPr>
-        <w:t>雨衣</w:t>
-      </w:r>
-    </w:p>
-    <w:p>
-      <w:r>
-        <w:t>hydrated</w:t>
-      </w:r>
-      <w:r>
-        <w:rPr>
-          <w:rFonts w:hint="eastAsia"/>
-        </w:rPr>
-        <w:t xml:space="preserve"> </w:t>
-      </w:r>
-      <w:r>
-        <w:t>adj.</w:t>
-      </w:r>
-      <w:r>
-        <w:rPr>
-          <w:rFonts w:hint="eastAsia"/>
-        </w:rPr>
-        <w:t xml:space="preserve"> </w:t>
-      </w:r>
-      <w:r>
-        <w:rPr>
-          <w:rFonts w:hint="eastAsia"/>
-        </w:rPr>
-        <w:t>補充水分的</w:t>
-      </w:r>
-      <w:r>
-        <w:rPr>
-          <w:rFonts w:hint="eastAsia"/>
-        </w:rPr>
-        <w:t>、</w:t>
-      </w:r>
-      <w:r>
-        <w:t>sunscreen</w:t>
-      </w:r>
-      <w:r>
-        <w:rPr>
-          <w:rFonts w:hint="eastAsia"/>
-        </w:rPr>
-        <w:t xml:space="preserve"> </w:t>
-      </w:r>
-      <w:r>
-        <w:rPr>
-          <w:rFonts w:hint="eastAsia"/>
-        </w:rPr>
-        <w:t>防曬乳</w:t>
-      </w:r>
-      <w:r>
-        <w:rPr>
-          <w:rFonts w:hint="eastAsia"/>
-        </w:rPr>
-        <w:t>、</w:t>
-      </w:r>
-      <w:r>
-        <w:t>cloudy</w:t>
-      </w:r>
-      <w:r>
-        <w:t xml:space="preserve"> adj.</w:t>
-      </w:r>
-      <w:r>
-        <w:rPr>
-          <w:rFonts w:hint="eastAsia"/>
-        </w:rPr>
-        <w:t>多雲</w:t>
-      </w:r>
-    </w:p>
-    <w:p>
-      <w:r>
-        <w:t>comfortable</w:t>
-      </w:r>
-      <w:r>
-        <w:rPr>
-          <w:rFonts w:hint="eastAsia"/>
-        </w:rPr>
-        <w:t xml:space="preserve"> </w:t>
-      </w:r>
-      <w:r>
-        <w:t>adj.</w:t>
-      </w:r>
-      <w:r>
-        <w:rPr>
-          <w:rFonts w:hint="eastAsia"/>
-        </w:rPr>
-        <w:t>舒適、</w:t>
-      </w:r>
-      <w:r>
-        <w:t>gentle</w:t>
-      </w:r>
-      <w:r>
-        <w:rPr>
-          <w:rFonts w:hint="eastAsia"/>
-        </w:rPr>
-        <w:t xml:space="preserve"> </w:t>
-      </w:r>
-      <w:r>
-        <w:t>adj</w:t>
-      </w:r>
-      <w:r>
-        <w:rPr>
-          <w:rFonts w:hint="eastAsia"/>
-        </w:rPr>
-        <w:t>溫柔</w:t>
-      </w:r>
-      <w:r>
-        <w:rPr>
-          <w:rFonts w:hint="eastAsia"/>
-        </w:rPr>
-        <w:t>/</w:t>
-      </w:r>
-      <w:r>
-        <w:rPr>
-          <w:rFonts w:hint="eastAsia"/>
-        </w:rPr>
-        <w:t>溫和、</w:t>
-      </w:r>
-      <w:r>
-        <w:t>leisurely</w:t>
-      </w:r>
-      <w:r>
-        <w:rPr>
-          <w:rFonts w:hint="eastAsia"/>
-        </w:rPr>
-        <w:t xml:space="preserve"> </w:t>
-      </w:r>
-      <w:r>
-        <w:t>adj</w:t>
-      </w:r>
-      <w:r>
-        <w:rPr>
-          <w:rFonts w:hint="eastAsia"/>
-        </w:rPr>
-        <w:t xml:space="preserve"> </w:t>
-      </w:r>
-      <w:r>
-        <w:rPr>
-          <w:rFonts w:hint="eastAsia"/>
-        </w:rPr>
-        <w:t>悠閒</w:t>
-      </w:r>
-      <w:r>
-        <w:rPr>
-          <w:rFonts w:hint="eastAsia"/>
-        </w:rPr>
-        <w:t>、</w:t>
-      </w:r>
-      <w:r>
-        <w:t>stroll</w:t>
-      </w:r>
-      <w:r>
-        <w:rPr>
-          <w:rFonts w:hint="eastAsia"/>
-        </w:rPr>
-        <w:t xml:space="preserve"> </w:t>
-      </w:r>
-      <w:r>
-        <w:t>v.</w:t>
-      </w:r>
-      <w:r>
-        <w:rPr>
-          <w:rFonts w:hint="eastAsia"/>
-        </w:rPr>
-        <w:t>散步</w:t>
-      </w:r>
-    </w:p>
-    <w:p>
-      <w:r>
-        <w:t>occasional showers</w:t>
-      </w:r>
-      <w:r>
-        <w:rPr>
-          <w:rFonts w:hint="eastAsia"/>
-        </w:rPr>
-        <w:t>偶爾有陣雨</w:t>
-      </w:r>
-    </w:p>
-    <w:p/>
-    <w:p>
-      <w:r>
-        <w:t>interior</w:t>
-      </w:r>
-      <w:r>
-        <w:rPr>
-          <w:rFonts w:hint="eastAsia"/>
-        </w:rPr>
-        <w:t xml:space="preserve"> </w:t>
-      </w:r>
-      <w:r>
-        <w:t>n.</w:t>
-      </w:r>
-      <w:r>
-        <w:rPr>
-          <w:rFonts w:hint="eastAsia"/>
-        </w:rPr>
-        <w:t>內部</w:t>
-      </w:r>
-      <w:r>
-        <w:rPr>
-          <w:rFonts w:hint="eastAsia"/>
-        </w:rPr>
-        <w:t>,</w:t>
-      </w:r>
-      <w:r>
-        <w:t>adj.</w:t>
-      </w:r>
-      <w:r>
-        <w:rPr>
-          <w:rFonts w:hint="eastAsia"/>
-        </w:rPr>
-        <w:t>內部的、</w:t>
-      </w:r>
-      <w:r>
-        <w:t>entrepreneurship</w:t>
-      </w:r>
-      <w:r>
-        <w:rPr>
-          <w:rFonts w:hint="eastAsia"/>
-        </w:rPr>
-        <w:t xml:space="preserve"> </w:t>
-      </w:r>
-      <w:r>
-        <w:t>n.</w:t>
-      </w:r>
-      <w:r>
-        <w:rPr>
-          <w:rFonts w:hint="eastAsia"/>
-        </w:rPr>
-        <w:t xml:space="preserve"> </w:t>
-      </w:r>
-      <w:r>
-        <w:rPr>
-          <w:rFonts w:hint="eastAsia"/>
-        </w:rPr>
-        <w:t>創業精神</w:t>
-      </w:r>
-      <w:r>
-        <w:rPr>
-          <w:rFonts w:hint="eastAsia"/>
-        </w:rPr>
-        <w:t>、</w:t>
-      </w:r>
-      <w:r>
-        <w:rPr>
-          <w:rFonts w:hint="eastAsia"/>
-        </w:rPr>
-        <w:t>t</w:t>
-      </w:r>
-      <w:r>
-        <w:t>ip v.</w:t>
-      </w:r>
-      <w:r>
-        <w:rPr>
-          <w:rFonts w:hint="eastAsia"/>
-        </w:rPr>
-        <w:t>傾斜</w:t>
-      </w:r>
-      <w:r>
-        <w:rPr>
-          <w:rFonts w:hint="eastAsia"/>
-        </w:rPr>
-        <w:t>/</w:t>
-      </w:r>
-      <w:r>
-        <w:rPr>
-          <w:rFonts w:hint="eastAsia"/>
-        </w:rPr>
-        <w:t>技巧</w:t>
-      </w:r>
-      <w:r>
-        <w:rPr>
-          <w:rFonts w:hint="eastAsia"/>
-        </w:rPr>
-        <w:t>,</w:t>
-      </w:r>
-      <w:r>
-        <w:t>n.</w:t>
-      </w:r>
-      <w:r>
-        <w:rPr>
-          <w:rFonts w:hint="eastAsia"/>
-        </w:rPr>
-        <w:t>指導</w:t>
-      </w:r>
-      <w:r>
-        <w:rPr>
-          <w:rFonts w:hint="eastAsia"/>
-        </w:rPr>
-        <w:t>/</w:t>
-      </w:r>
-      <w:r>
-        <w:rPr>
-          <w:rFonts w:hint="eastAsia"/>
-        </w:rPr>
-        <w:t>小費、</w:t>
-      </w:r>
-      <w:r>
-        <w:t>compare</w:t>
-      </w:r>
-      <w:r>
-        <w:rPr>
-          <w:rFonts w:hint="eastAsia"/>
-        </w:rPr>
-        <w:t xml:space="preserve"> </w:t>
-      </w:r>
-      <w:r>
-        <w:t>v.</w:t>
-      </w:r>
-      <w:r>
-        <w:rPr>
-          <w:rFonts w:hint="eastAsia"/>
-        </w:rPr>
-        <w:t>對比、</w:t>
-      </w:r>
-      <w:r>
-        <w:t>yoga instructor</w:t>
-      </w:r>
-      <w:r>
-        <w:rPr>
-          <w:rFonts w:hint="eastAsia"/>
-        </w:rPr>
-        <w:t>瑜珈教練、</w:t>
-      </w:r>
-      <w:r>
-        <w:t>psychologist</w:t>
-      </w:r>
-      <w:r>
-        <w:t xml:space="preserve"> n.</w:t>
-      </w:r>
-      <w:r>
-        <w:rPr>
-          <w:rFonts w:hint="eastAsia"/>
-        </w:rPr>
-        <w:t xml:space="preserve"> </w:t>
-      </w:r>
-      <w:r>
-        <w:rPr>
-          <w:rFonts w:hint="eastAsia"/>
-        </w:rPr>
-        <w:t>心理學家</w:t>
-      </w:r>
-    </w:p>
-    <w:p>
-      <w:r>
-        <w:t>broadcast</w:t>
-      </w:r>
-      <w:r>
-        <w:t xml:space="preserve"> n.</w:t>
-      </w:r>
-      <w:r>
-        <w:rPr>
-          <w:rFonts w:hint="eastAsia"/>
-        </w:rPr>
-        <w:t>廣播、</w:t>
-      </w:r>
-      <w:r>
-        <w:t>input from</w:t>
-      </w:r>
-      <w:r>
-        <w:rPr>
-          <w:rFonts w:hint="eastAsia"/>
-        </w:rPr>
-        <w:t>來自……的意見</w:t>
-      </w:r>
-      <w:r>
-        <w:rPr>
-          <w:rFonts w:hint="eastAsia"/>
-        </w:rPr>
-        <w:t>、</w:t>
-      </w:r>
-      <w:r>
-        <w:t>mindfulness</w:t>
-      </w:r>
-      <w:r>
-        <w:rPr>
-          <w:rFonts w:hint="eastAsia"/>
-        </w:rPr>
-        <w:t xml:space="preserve"> </w:t>
-      </w:r>
-      <w:r>
-        <w:t>n.</w:t>
-      </w:r>
-      <w:r>
-        <w:rPr>
-          <w:rFonts w:hint="eastAsia"/>
-        </w:rPr>
-        <w:t>正念</w:t>
-      </w:r>
-    </w:p>
-    <w:p>
-      <w:r>
-        <w:t>meditation</w:t>
-      </w:r>
-      <w:r>
-        <w:t xml:space="preserve"> n.</w:t>
-      </w:r>
-      <w:r>
-        <w:rPr>
-          <w:rFonts w:hint="eastAsia"/>
-        </w:rPr>
-        <w:t xml:space="preserve"> </w:t>
-      </w:r>
-      <w:r>
-        <w:rPr>
-          <w:rFonts w:hint="eastAsia"/>
-        </w:rPr>
-        <w:t>冥想</w:t>
-      </w:r>
-      <w:r>
-        <w:rPr>
-          <w:rFonts w:hint="eastAsia"/>
-        </w:rPr>
-        <w:t>、</w:t>
-      </w:r>
-      <w:r>
-        <w:t>practice</w:t>
-      </w:r>
-      <w:r>
-        <w:rPr>
-          <w:rFonts w:hint="eastAsia"/>
-        </w:rPr>
-        <w:t xml:space="preserve"> </w:t>
-      </w:r>
-      <w:r>
-        <w:t>n.</w:t>
-      </w:r>
-      <w:r>
-        <w:rPr>
-          <w:rFonts w:hint="eastAsia"/>
-        </w:rPr>
-        <w:t>實施</w:t>
-      </w:r>
-      <w:r>
-        <w:rPr>
-          <w:rFonts w:hint="eastAsia"/>
-        </w:rPr>
-        <w:t>/</w:t>
-      </w:r>
-      <w:r>
-        <w:rPr>
-          <w:rFonts w:hint="eastAsia"/>
-        </w:rPr>
-        <w:t>做法</w:t>
-      </w:r>
-      <w:r>
-        <w:rPr>
-          <w:rFonts w:hint="eastAsia"/>
-        </w:rPr>
-        <w:t>/</w:t>
-      </w:r>
-      <w:r>
-        <w:rPr>
-          <w:rFonts w:hint="eastAsia"/>
-        </w:rPr>
-        <w:t>練習</w:t>
-      </w:r>
-      <w:r>
-        <w:rPr>
-          <w:rFonts w:hint="eastAsia"/>
-        </w:rPr>
-        <w:t>/</w:t>
-      </w:r>
-      <w:r>
-        <w:rPr>
-          <w:rFonts w:hint="eastAsia"/>
-        </w:rPr>
-        <w:t>習俗、</w:t>
-      </w:r>
-      <w:r>
-        <w:t>relieve</w:t>
-      </w:r>
-      <w:r>
-        <w:rPr>
-          <w:rFonts w:hint="eastAsia"/>
-        </w:rPr>
-        <w:t xml:space="preserve"> </w:t>
-      </w:r>
-      <w:r>
-        <w:t>v.</w:t>
-      </w:r>
-      <w:r>
-        <w:rPr>
-          <w:rFonts w:hint="eastAsia"/>
-        </w:rPr>
-        <w:t>緩解</w:t>
-      </w:r>
-    </w:p>
-    <w:p>
-      <w:r>
-        <w:t>wellness</w:t>
-      </w:r>
-      <w:r>
-        <w:rPr>
-          <w:rFonts w:hint="eastAsia"/>
-        </w:rPr>
-        <w:t xml:space="preserve"> </w:t>
-      </w:r>
-      <w:r>
-        <w:t>n.</w:t>
-      </w:r>
-      <w:r>
-        <w:rPr>
-          <w:rFonts w:hint="eastAsia"/>
-        </w:rPr>
-        <w:t>健康、</w:t>
-      </w:r>
-      <w:r>
-        <w:rPr>
-          <w:rFonts w:hint="eastAsia"/>
-        </w:rPr>
-        <w:t>b</w:t>
-      </w:r>
-      <w:r>
-        <w:t>est-selling book</w:t>
-      </w:r>
-      <w:r>
-        <w:rPr>
-          <w:rFonts w:hint="eastAsia"/>
-        </w:rPr>
-        <w:t>暢銷書</w:t>
-      </w:r>
-    </w:p>
-    <w:p/>
+    </w:p>
     <w:p>
       <w:pPr>
         <w:rPr>

--- a/碩一/TOEIC/聽力單字.docx
+++ b/碩一/TOEIC/聽力單字.docx
@@ -7410,12 +7410,701 @@
     </w:p>
     <w:p/>
     <w:p>
-      <w:pPr>
-        <w:rPr>
-          <w:rFonts w:hint="eastAsia"/>
-        </w:rPr>
-      </w:pPr>
-    </w:p>
+      <w:r>
+        <w:t>gardening tips</w:t>
+      </w:r>
+      <w:r>
+        <w:rPr>
+          <w:rFonts w:hint="eastAsia"/>
+        </w:rPr>
+        <w:t>園藝技巧</w:t>
+      </w:r>
+      <w:r>
+        <w:rPr>
+          <w:rFonts w:hint="eastAsia"/>
+        </w:rPr>
+        <w:t>、</w:t>
+      </w:r>
+      <w:r>
+        <w:t>effective communication</w:t>
+      </w:r>
+      <w:r>
+        <w:rPr>
+          <w:rFonts w:hint="eastAsia"/>
+        </w:rPr>
+        <w:t>有效溝通</w:t>
+      </w:r>
+      <w:r>
+        <w:rPr>
+          <w:rFonts w:hint="eastAsia"/>
+        </w:rPr>
+        <w:t>、</w:t>
+      </w:r>
+      <w:r>
+        <w:t>cuisine</w:t>
+      </w:r>
+      <w:r>
+        <w:rPr>
+          <w:rFonts w:hint="eastAsia"/>
+        </w:rPr>
+        <w:t xml:space="preserve"> </w:t>
+      </w:r>
+      <w:r>
+        <w:t>n.</w:t>
+      </w:r>
+      <w:r>
+        <w:rPr>
+          <w:rFonts w:hint="eastAsia"/>
+        </w:rPr>
+        <w:t>料理</w:t>
+      </w:r>
+    </w:p>
+    <w:p>
+      <w:r>
+        <w:t>seasoned</w:t>
+      </w:r>
+      <w:r>
+        <w:rPr>
+          <w:rFonts w:hint="eastAsia"/>
+        </w:rPr>
+        <w:t xml:space="preserve"> </w:t>
+      </w:r>
+      <w:r>
+        <w:t>adj.</w:t>
+      </w:r>
+      <w:r>
+        <w:rPr>
+          <w:rFonts w:hint="eastAsia"/>
+        </w:rPr>
+        <w:t>經驗豐富、</w:t>
+      </w:r>
+      <w:r>
+        <w:t>insight</w:t>
+      </w:r>
+      <w:r>
+        <w:rPr>
+          <w:rFonts w:hint="eastAsia"/>
+        </w:rPr>
+        <w:t xml:space="preserve"> </w:t>
+      </w:r>
+      <w:r>
+        <w:t>n.</w:t>
+      </w:r>
+      <w:r>
+        <w:rPr>
+          <w:rFonts w:hint="eastAsia"/>
+        </w:rPr>
+        <w:t>見解、</w:t>
+      </w:r>
+      <w:r>
+        <w:t>navigate</w:t>
+      </w:r>
+      <w:r>
+        <w:rPr>
+          <w:rFonts w:hint="eastAsia"/>
+        </w:rPr>
+        <w:t xml:space="preserve"> </w:t>
+      </w:r>
+      <w:r>
+        <w:t>v.</w:t>
+      </w:r>
+      <w:r>
+        <w:rPr>
+          <w:rFonts w:hint="eastAsia"/>
+        </w:rPr>
+        <w:t>應對</w:t>
+      </w:r>
+      <w:r>
+        <w:rPr>
+          <w:rFonts w:hint="eastAsia"/>
+        </w:rPr>
+        <w:t>/</w:t>
+      </w:r>
+      <w:r>
+        <w:rPr>
+          <w:rFonts w:hint="eastAsia"/>
+        </w:rPr>
+        <w:t>瀏覽</w:t>
+      </w:r>
+    </w:p>
+    <w:p>
+      <w:r>
+        <w:t>landscape</w:t>
+      </w:r>
+      <w:r>
+        <w:rPr>
+          <w:rFonts w:hint="eastAsia"/>
+        </w:rPr>
+        <w:t xml:space="preserve"> </w:t>
+      </w:r>
+      <w:r>
+        <w:t>n.</w:t>
+      </w:r>
+      <w:r>
+        <w:rPr>
+          <w:rFonts w:hint="eastAsia"/>
+        </w:rPr>
+        <w:t>環境</w:t>
+      </w:r>
+      <w:r>
+        <w:rPr>
+          <w:rFonts w:hint="eastAsia"/>
+        </w:rPr>
+        <w:t>/</w:t>
+      </w:r>
+      <w:r>
+        <w:rPr>
+          <w:rFonts w:hint="eastAsia"/>
+        </w:rPr>
+        <w:t>景觀</w:t>
+      </w:r>
+      <w:r>
+        <w:rPr>
+          <w:rFonts w:hint="eastAsia"/>
+        </w:rPr>
+        <w:t>、</w:t>
+      </w:r>
+      <w:r>
+        <w:t>crafting</w:t>
+      </w:r>
+      <w:r>
+        <w:rPr>
+          <w:rFonts w:hint="eastAsia"/>
+        </w:rPr>
+        <w:t xml:space="preserve"> </w:t>
+      </w:r>
+      <w:r>
+        <w:t>n.</w:t>
+      </w:r>
+      <w:r>
+        <w:rPr>
+          <w:rFonts w:hint="eastAsia"/>
+        </w:rPr>
+        <w:t>手工製作、</w:t>
+      </w:r>
+      <w:r>
+        <w:t>engaging</w:t>
+      </w:r>
+      <w:r>
+        <w:rPr>
+          <w:rFonts w:hint="eastAsia"/>
+        </w:rPr>
+        <w:t xml:space="preserve"> </w:t>
+      </w:r>
+      <w:r>
+        <w:t>adj.</w:t>
+      </w:r>
+      <w:r>
+        <w:rPr>
+          <w:rFonts w:hint="eastAsia"/>
+        </w:rPr>
+        <w:t>迷人</w:t>
+      </w:r>
+      <w:r>
+        <w:rPr>
+          <w:rFonts w:hint="eastAsia"/>
+        </w:rPr>
+        <w:t>/</w:t>
+      </w:r>
+      <w:r>
+        <w:rPr>
+          <w:rFonts w:hint="eastAsia"/>
+        </w:rPr>
+        <w:t>吸引力</w:t>
+      </w:r>
+    </w:p>
+    <w:p>
+      <w:r>
+        <w:t>professional growth</w:t>
+      </w:r>
+      <w:r>
+        <w:rPr>
+          <w:rFonts w:hint="eastAsia"/>
+        </w:rPr>
+        <w:t>職業成長、</w:t>
+      </w:r>
+      <w:r>
+        <w:t>presence</w:t>
+      </w:r>
+      <w:r>
+        <w:rPr>
+          <w:rFonts w:hint="eastAsia"/>
+        </w:rPr>
+        <w:t xml:space="preserve"> </w:t>
+      </w:r>
+      <w:r>
+        <w:t>n.</w:t>
+      </w:r>
+      <w:proofErr w:type="gramStart"/>
+      <w:r>
+        <w:rPr>
+          <w:rFonts w:hint="eastAsia"/>
+        </w:rPr>
+        <w:t>在場</w:t>
+      </w:r>
+      <w:proofErr w:type="gramEnd"/>
+      <w:r>
+        <w:rPr>
+          <w:rFonts w:hint="eastAsia"/>
+        </w:rPr>
+        <w:t>/</w:t>
+      </w:r>
+      <w:r>
+        <w:rPr>
+          <w:rFonts w:hint="eastAsia"/>
+        </w:rPr>
+        <w:t>氣質</w:t>
+      </w:r>
+    </w:p>
+    <w:p/>
+    <w:p>
+      <w:r>
+        <w:t>jazz pianist</w:t>
+      </w:r>
+      <w:r>
+        <w:rPr>
+          <w:rFonts w:hint="eastAsia"/>
+        </w:rPr>
+        <w:t>爵士樂鋼琴家</w:t>
+      </w:r>
+      <w:r>
+        <w:rPr>
+          <w:rFonts w:hint="eastAsia"/>
+        </w:rPr>
+        <w:t>、</w:t>
+      </w:r>
+      <w:r>
+        <w:t>album</w:t>
+      </w:r>
+      <w:r>
+        <w:rPr>
+          <w:rFonts w:hint="eastAsia"/>
+        </w:rPr>
+        <w:t xml:space="preserve"> </w:t>
+      </w:r>
+      <w:r>
+        <w:t>n.</w:t>
+      </w:r>
+      <w:r>
+        <w:rPr>
+          <w:rFonts w:hint="eastAsia"/>
+        </w:rPr>
+        <w:t>專輯、</w:t>
+      </w:r>
+      <w:r>
+        <w:t>destination</w:t>
+      </w:r>
+      <w:r>
+        <w:rPr>
+          <w:rFonts w:hint="eastAsia"/>
+        </w:rPr>
+        <w:t xml:space="preserve"> </w:t>
+      </w:r>
+      <w:r>
+        <w:t>n.</w:t>
+      </w:r>
+      <w:r>
+        <w:rPr>
+          <w:rFonts w:hint="eastAsia"/>
+        </w:rPr>
+        <w:t>終點</w:t>
+      </w:r>
+    </w:p>
+    <w:p>
+      <w:r>
+        <w:t>contest</w:t>
+      </w:r>
+      <w:r>
+        <w:t xml:space="preserve"> n.</w:t>
+      </w:r>
+      <w:r>
+        <w:rPr>
+          <w:rFonts w:hint="eastAsia"/>
+        </w:rPr>
+        <w:t>競賽、</w:t>
+      </w:r>
+      <w:r>
+        <w:t>soulful</w:t>
+      </w:r>
+      <w:r>
+        <w:rPr>
+          <w:rFonts w:hint="eastAsia"/>
+        </w:rPr>
+        <w:t xml:space="preserve"> </w:t>
+      </w:r>
+      <w:r>
+        <w:t>adj.</w:t>
+      </w:r>
+      <w:r>
+        <w:rPr>
+          <w:rFonts w:hint="eastAsia"/>
+        </w:rPr>
+        <w:t>深情、</w:t>
+      </w:r>
+      <w:r>
+        <w:t>treat</w:t>
+      </w:r>
+      <w:r>
+        <w:rPr>
+          <w:rFonts w:hint="eastAsia"/>
+        </w:rPr>
+        <w:t xml:space="preserve"> </w:t>
+      </w:r>
+      <w:r>
+        <w:t>v.</w:t>
+      </w:r>
+      <w:r>
+        <w:rPr>
+          <w:rFonts w:hint="eastAsia"/>
+        </w:rPr>
+        <w:t>對待</w:t>
+      </w:r>
+      <w:r>
+        <w:rPr>
+          <w:rFonts w:hint="eastAsia"/>
+        </w:rPr>
+        <w:t>/</w:t>
+      </w:r>
+      <w:r>
+        <w:rPr>
+          <w:rFonts w:hint="eastAsia"/>
+        </w:rPr>
+        <w:t>治療</w:t>
+      </w:r>
+      <w:r>
+        <w:rPr>
+          <w:rFonts w:hint="eastAsia"/>
+        </w:rPr>
+        <w:t>/</w:t>
+      </w:r>
+      <w:r>
+        <w:rPr>
+          <w:rFonts w:hint="eastAsia"/>
+        </w:rPr>
+        <w:t>款待、</w:t>
+      </w:r>
+      <w:r>
+        <w:t>lined up</w:t>
+      </w:r>
+      <w:r>
+        <w:rPr>
+          <w:rFonts w:hint="eastAsia"/>
+        </w:rPr>
+        <w:t>排隊</w:t>
+      </w:r>
+      <w:r>
+        <w:rPr>
+          <w:rFonts w:hint="eastAsia"/>
+        </w:rPr>
+        <w:t>/</w:t>
+      </w:r>
+      <w:r>
+        <w:rPr>
+          <w:rFonts w:hint="eastAsia"/>
+        </w:rPr>
+        <w:t>準備好</w:t>
+      </w:r>
+    </w:p>
+    <w:p>
+      <w:r>
+        <w:t>captivating</w:t>
+      </w:r>
+      <w:r>
+        <w:rPr>
+          <w:rFonts w:hint="eastAsia"/>
+        </w:rPr>
+        <w:t xml:space="preserve"> </w:t>
+      </w:r>
+      <w:r>
+        <w:t>adj.</w:t>
+      </w:r>
+      <w:r>
+        <w:rPr>
+          <w:rFonts w:hint="eastAsia"/>
+        </w:rPr>
+        <w:t>迷人的、</w:t>
+      </w:r>
+      <w:r>
+        <w:t>melodic prowess</w:t>
+      </w:r>
+      <w:r>
+        <w:rPr>
+          <w:rFonts w:hint="eastAsia"/>
+        </w:rPr>
+        <w:t>旋律天賦</w:t>
+      </w:r>
+      <w:r>
+        <w:rPr>
+          <w:rFonts w:hint="eastAsia"/>
+        </w:rPr>
+        <w:t>、</w:t>
+      </w:r>
+      <w:r>
+        <w:t>journey</w:t>
+      </w:r>
+      <w:r>
+        <w:rPr>
+          <w:rFonts w:hint="eastAsia"/>
+        </w:rPr>
+        <w:t xml:space="preserve"> </w:t>
+      </w:r>
+      <w:r>
+        <w:t>n.</w:t>
+      </w:r>
+      <w:r>
+        <w:rPr>
+          <w:rFonts w:hint="eastAsia"/>
+        </w:rPr>
+        <w:t>旅行</w:t>
+      </w:r>
+    </w:p>
+    <w:p>
+      <w:r>
+        <w:t>fusion</w:t>
+      </w:r>
+      <w:r>
+        <w:rPr>
+          <w:rFonts w:hint="eastAsia"/>
+        </w:rPr>
+        <w:t xml:space="preserve"> </w:t>
+      </w:r>
+      <w:r>
+        <w:t>n.</w:t>
+      </w:r>
+      <w:r>
+        <w:rPr>
+          <w:rFonts w:hint="eastAsia"/>
+        </w:rPr>
+        <w:t>融合、</w:t>
+      </w:r>
+      <w:r>
+        <w:t>element</w:t>
+      </w:r>
+      <w:r>
+        <w:rPr>
+          <w:rFonts w:hint="eastAsia"/>
+        </w:rPr>
+        <w:t xml:space="preserve"> n</w:t>
+      </w:r>
+      <w:r>
+        <w:t>.</w:t>
+      </w:r>
+      <w:r>
+        <w:rPr>
+          <w:rFonts w:hint="eastAsia"/>
+        </w:rPr>
+        <w:t>部分</w:t>
+      </w:r>
+      <w:r>
+        <w:rPr>
+          <w:rFonts w:hint="eastAsia"/>
+        </w:rPr>
+        <w:t>/</w:t>
+      </w:r>
+      <w:r>
+        <w:rPr>
+          <w:rFonts w:hint="eastAsia"/>
+        </w:rPr>
+        <w:t>元素、</w:t>
+      </w:r>
+      <w:r>
+        <w:t>Stay tuned for</w:t>
+      </w:r>
+      <w:r>
+        <w:rPr>
+          <w:rFonts w:hint="eastAsia"/>
+        </w:rPr>
+        <w:t>保持關注</w:t>
+      </w:r>
+      <w:r>
+        <w:rPr>
+          <w:rFonts w:hint="eastAsia"/>
+        </w:rPr>
+        <w:t>、</w:t>
+      </w:r>
+      <w:r>
+        <w:t>soothe</w:t>
+      </w:r>
+      <w:r>
+        <w:rPr>
+          <w:rFonts w:hint="eastAsia"/>
+        </w:rPr>
+        <w:t xml:space="preserve"> </w:t>
+      </w:r>
+      <w:r>
+        <w:t>v.</w:t>
+      </w:r>
+      <w:r>
+        <w:rPr>
+          <w:rFonts w:hint="eastAsia"/>
+        </w:rPr>
+        <w:t>安慰</w:t>
+      </w:r>
+    </w:p>
+    <w:p>
+      <w:r>
+        <w:t>bound to</w:t>
+      </w:r>
+      <w:r>
+        <w:rPr>
+          <w:rFonts w:hint="eastAsia"/>
+        </w:rPr>
+        <w:t>一定會</w:t>
+      </w:r>
+      <w:r>
+        <w:rPr>
+          <w:rFonts w:hint="eastAsia"/>
+        </w:rPr>
+        <w:t>、</w:t>
+      </w:r>
+      <w:r>
+        <w:t>dive into</w:t>
+      </w:r>
+      <w:r>
+        <w:rPr>
+          <w:rFonts w:hint="eastAsia"/>
+        </w:rPr>
+        <w:t>深入探討</w:t>
+      </w:r>
+    </w:p>
+    <w:p/>
+    <w:p>
+      <w:r>
+        <w:t>grooming</w:t>
+      </w:r>
+      <w:r>
+        <w:rPr>
+          <w:rFonts w:hint="eastAsia"/>
+        </w:rPr>
+        <w:t xml:space="preserve"> </w:t>
+      </w:r>
+      <w:r>
+        <w:t>n.</w:t>
+      </w:r>
+      <w:r>
+        <w:rPr>
+          <w:rFonts w:hint="eastAsia"/>
+        </w:rPr>
+        <w:t>修飾、</w:t>
+      </w:r>
+      <w:r>
+        <w:t>veterinary care</w:t>
+      </w:r>
+      <w:r>
+        <w:rPr>
+          <w:rFonts w:hint="eastAsia"/>
+        </w:rPr>
+        <w:t>獸醫照護</w:t>
+      </w:r>
+      <w:r>
+        <w:rPr>
+          <w:rFonts w:hint="eastAsia"/>
+        </w:rPr>
+        <w:t>、</w:t>
+      </w:r>
+      <w:r>
+        <w:t>clinic</w:t>
+      </w:r>
+      <w:r>
+        <w:rPr>
+          <w:rFonts w:hint="eastAsia"/>
+        </w:rPr>
+        <w:t xml:space="preserve"> </w:t>
+      </w:r>
+      <w:r>
+        <w:t>n.</w:t>
+      </w:r>
+      <w:r>
+        <w:rPr>
+          <w:rFonts w:hint="eastAsia"/>
+        </w:rPr>
+        <w:t>診所</w:t>
+      </w:r>
+      <w:r>
+        <w:rPr>
+          <w:rFonts w:hint="eastAsia"/>
+        </w:rPr>
+        <w:t>、</w:t>
+      </w:r>
+      <w:r>
+        <w:t>furry</w:t>
+      </w:r>
+      <w:r>
+        <w:rPr>
+          <w:rFonts w:hint="eastAsia"/>
+        </w:rPr>
+        <w:t xml:space="preserve"> </w:t>
+      </w:r>
+      <w:r>
+        <w:t>adj.</w:t>
+      </w:r>
+      <w:r>
+        <w:rPr>
+          <w:rFonts w:hint="eastAsia"/>
+        </w:rPr>
+        <w:t>毛茸茸</w:t>
+      </w:r>
+    </w:p>
+    <w:p>
+      <w:r>
+        <w:t>crucial</w:t>
+      </w:r>
+      <w:r>
+        <w:rPr>
+          <w:rFonts w:hint="eastAsia"/>
+        </w:rPr>
+        <w:t xml:space="preserve"> </w:t>
+      </w:r>
+      <w:r>
+        <w:t>adj.</w:t>
+      </w:r>
+      <w:r>
+        <w:rPr>
+          <w:rFonts w:hint="eastAsia"/>
+        </w:rPr>
+        <w:t>關鍵、</w:t>
+      </w:r>
+      <w:r>
+        <w:t>well-being</w:t>
+      </w:r>
+      <w:r>
+        <w:rPr>
+          <w:rFonts w:hint="eastAsia"/>
+        </w:rPr>
+        <w:t>福利、</w:t>
+      </w:r>
+      <w:r>
+        <w:t>accommodate</w:t>
+      </w:r>
+      <w:r>
+        <w:rPr>
+          <w:rFonts w:hint="eastAsia"/>
+        </w:rPr>
+        <w:t xml:space="preserve"> </w:t>
+      </w:r>
+      <w:r>
+        <w:t>v.</w:t>
+      </w:r>
+      <w:r>
+        <w:rPr>
+          <w:rFonts w:hint="eastAsia"/>
+        </w:rPr>
+        <w:t>配合</w:t>
+      </w:r>
+      <w:r>
+        <w:rPr>
+          <w:rFonts w:hint="eastAsia"/>
+        </w:rPr>
+        <w:t>/</w:t>
+      </w:r>
+      <w:r>
+        <w:rPr>
+          <w:rFonts w:hint="eastAsia"/>
+        </w:rPr>
+        <w:t>容納</w:t>
+      </w:r>
+    </w:p>
+    <w:p/>
     <w:p>
       <w:pPr>
         <w:rPr>

--- a/碩一/TOEIC/聽力單字.docx
+++ b/碩一/TOEIC/聽力單字.docx
@@ -1,6 +1,6 @@
 
 <file path=word/document.xml><?xml version="1.0" encoding="utf-8"?>
-<w:document xmlns:wpc="http://schemas.microsoft.com/office/word/2010/wordprocessingCanvas" xmlns:cx="http://schemas.microsoft.com/office/drawing/2014/chartex" xmlns:cx1="http://schemas.microsoft.com/office/drawing/2015/9/8/chartex" xmlns:cx2="http://schemas.microsoft.com/office/drawing/2015/10/21/chartex" xmlns:cx3="http://schemas.microsoft.com/office/drawing/2016/5/9/chartex" xmlns:cx4="http://schemas.microsoft.com/office/drawing/2016/5/10/chartex" xmlns:cx5="http://schemas.microsoft.com/office/drawing/2016/5/11/chartex" xmlns:cx6="http://schemas.microsoft.com/office/drawing/2016/5/12/chartex" xmlns:cx7="http://schemas.microsoft.com/office/drawing/2016/5/13/chartex" xmlns:cx8="http://schemas.microsoft.com/office/drawing/2016/5/14/chartex" xmlns:mc="http://schemas.openxmlformats.org/markup-compatibility/2006" xmlns:aink="http://schemas.microsoft.com/office/drawing/2016/ink" xmlns:am3d="http://schemas.microsoft.com/office/drawing/2017/model3d" xmlns:o="urn:schemas-microsoft-com:office:office" xmlns:r="http://schemas.openxmlformats.org/officeDocument/2006/relationships" xmlns:m="http://schemas.openxmlformats.org/officeDocument/2006/math" xmlns:v="urn:schemas-microsoft-com:vml" xmlns:wp14="http://schemas.microsoft.com/office/word/2010/wordprocessingDrawing" xmlns:wp="http://schemas.openxmlformats.org/drawingml/2006/wordprocessingDrawing" xmlns:w10="urn:schemas-microsoft-com:office:word" xmlns:w="http://schemas.openxmlformats.org/wordprocessingml/2006/main" xmlns:w14="http://schemas.microsoft.com/office/word/2010/wordml" xmlns:w15="http://schemas.microsoft.com/office/word/2012/wordml" xmlns:w16cex="http://schemas.microsoft.com/office/word/2018/wordml/cex" xmlns:w16cid="http://schemas.microsoft.com/office/word/2016/wordml/cid" xmlns:w16="http://schemas.microsoft.com/office/word/2018/wordml" xmlns:w16sdtdh="http://schemas.microsoft.com/office/word/2020/wordml/sdtdatahash" xmlns:w16se="http://schemas.microsoft.com/office/word/2015/wordml/symex" xmlns:wpg="http://schemas.microsoft.com/office/word/2010/wordprocessingGroup" xmlns:wpi="http://schemas.microsoft.com/office/word/2010/wordprocessingInk" xmlns:wne="http://schemas.microsoft.com/office/word/2006/wordml" xmlns:wps="http://schemas.microsoft.com/office/word/2010/wordprocessingShape" mc:Ignorable="w14 w15 w16se w16cid w16 w16cex w16sdtdh wp14">
+<w:document xmlns:wpc="http://schemas.microsoft.com/office/word/2010/wordprocessingCanvas" xmlns:cx="http://schemas.microsoft.com/office/drawing/2014/chartex" xmlns:cx1="http://schemas.microsoft.com/office/drawing/2015/9/8/chartex" xmlns:cx2="http://schemas.microsoft.com/office/drawing/2015/10/21/chartex" xmlns:cx3="http://schemas.microsoft.com/office/drawing/2016/5/9/chartex" xmlns:cx4="http://schemas.microsoft.com/office/drawing/2016/5/10/chartex" xmlns:cx5="http://schemas.microsoft.com/office/drawing/2016/5/11/chartex" xmlns:cx6="http://schemas.microsoft.com/office/drawing/2016/5/12/chartex" xmlns:cx7="http://schemas.microsoft.com/office/drawing/2016/5/13/chartex" xmlns:cx8="http://schemas.microsoft.com/office/drawing/2016/5/14/chartex" xmlns:mc="http://schemas.openxmlformats.org/markup-compatibility/2006" xmlns:aink="http://schemas.microsoft.com/office/drawing/2016/ink" xmlns:am3d="http://schemas.microsoft.com/office/drawing/2017/model3d" xmlns:o="urn:schemas-microsoft-com:office:office" xmlns:oel="http://schemas.microsoft.com/office/2019/extlst" xmlns:r="http://schemas.openxmlformats.org/officeDocument/2006/relationships" xmlns:m="http://schemas.openxmlformats.org/officeDocument/2006/math" xmlns:v="urn:schemas-microsoft-com:vml" xmlns:wp14="http://schemas.microsoft.com/office/word/2010/wordprocessingDrawing" xmlns:wp="http://schemas.openxmlformats.org/drawingml/2006/wordprocessingDrawing" xmlns:w10="urn:schemas-microsoft-com:office:word" xmlns:w="http://schemas.openxmlformats.org/wordprocessingml/2006/main" xmlns:w14="http://schemas.microsoft.com/office/word/2010/wordml" xmlns:w15="http://schemas.microsoft.com/office/word/2012/wordml" xmlns:w16cex="http://schemas.microsoft.com/office/word/2018/wordml/cex" xmlns:w16cid="http://schemas.microsoft.com/office/word/2016/wordml/cid" xmlns:w16="http://schemas.microsoft.com/office/word/2018/wordml" xmlns:w16du="http://schemas.microsoft.com/office/word/2023/wordml/word16du" xmlns:w16sdtdh="http://schemas.microsoft.com/office/word/2020/wordml/sdtdatahash" xmlns:w16se="http://schemas.microsoft.com/office/word/2015/wordml/symex" xmlns:wpg="http://schemas.microsoft.com/office/word/2010/wordprocessingGroup" xmlns:wpi="http://schemas.microsoft.com/office/word/2010/wordprocessingInk" xmlns:wne="http://schemas.microsoft.com/office/word/2006/wordml" xmlns:wps="http://schemas.microsoft.com/office/word/2010/wordprocessingShape" mc:Ignorable="w14 w15 w16se w16cid w16 w16cex w16sdtdh wp14">
   <w:body>
     <w:p>
       <w:r>
@@ -727,7 +727,7 @@
     <w:p>
       <w:pPr>
         <w:rPr>
-          <w:rFonts w:ascii="Microsoft JhengHei" w:eastAsia="Microsoft JhengHei" w:hAnsi="Microsoft JhengHei" w:cs="Microsoft JhengHei"/>
+          <w:rFonts w:ascii="微軟正黑體" w:eastAsia="微軟正黑體" w:hAnsi="微軟正黑體" w:cs="微軟正黑體"/>
         </w:rPr>
       </w:pPr>
       <w:r>
@@ -795,13 +795,13 @@
       </w:r>
       <w:r>
         <w:rPr>
-          <w:rFonts w:ascii="Microsoft JhengHei" w:eastAsia="Microsoft JhengHei" w:hAnsi="Microsoft JhengHei" w:cs="Microsoft JhengHei" w:hint="eastAsia"/>
-        </w:rPr>
-        <w:t>/</w:t>
-      </w:r>
-      <w:r>
-        <w:rPr>
-          <w:rFonts w:ascii="Microsoft JhengHei" w:eastAsia="Microsoft JhengHei" w:hAnsi="Microsoft JhengHei" w:cs="Microsoft JhengHei" w:hint="eastAsia"/>
+          <w:rFonts w:ascii="微軟正黑體" w:eastAsia="微軟正黑體" w:hAnsi="微軟正黑體" w:cs="微軟正黑體" w:hint="eastAsia"/>
+        </w:rPr>
+        <w:t>/</w:t>
+      </w:r>
+      <w:r>
+        <w:rPr>
+          <w:rFonts w:ascii="微軟正黑體" w:eastAsia="微軟正黑體" w:hAnsi="微軟正黑體" w:cs="微軟正黑體" w:hint="eastAsia"/>
         </w:rPr>
         <w:t>以</w:t>
       </w:r>
@@ -813,7 +813,7 @@
       </w:r>
       <w:r>
         <w:rPr>
-          <w:rFonts w:ascii="Microsoft JhengHei" w:eastAsia="Microsoft JhengHei" w:hAnsi="Microsoft JhengHei" w:cs="Microsoft JhengHei" w:hint="eastAsia"/>
+          <w:rFonts w:ascii="微軟正黑體" w:eastAsia="微軟正黑體" w:hAnsi="微軟正黑體" w:cs="微軟正黑體" w:hint="eastAsia"/>
         </w:rPr>
         <w:t>為基礎</w:t>
       </w:r>
@@ -2025,12 +2025,9 @@
         <w:t>v.</w:t>
       </w:r>
       <w:r>
-        <w:t>n</w:t>
+        <w:t>n.</w:t>
       </w:r>
       <w:proofErr w:type="spellEnd"/>
-      <w:r>
-        <w:t>.</w:t>
-      </w:r>
       <w:r>
         <w:rPr>
           <w:rFonts w:hint="eastAsia"/>
@@ -4207,13 +4204,10 @@
         <w:t>v.</w:t>
       </w:r>
       <w:r>
-        <w:t>n</w:t>
+        <w:t>n.</w:t>
       </w:r>
       <w:proofErr w:type="spellEnd"/>
       <w:r>
-        <w:t>.</w:t>
-      </w:r>
-      <w:r>
         <w:rPr>
           <w:rFonts w:hint="eastAsia"/>
         </w:rPr>
@@ -4523,12 +4517,9 @@
       </w:r>
       <w:proofErr w:type="spellStart"/>
       <w:r>
-        <w:t>v.n</w:t>
+        <w:t>v.n.</w:t>
       </w:r>
       <w:proofErr w:type="spellEnd"/>
-      <w:r>
-        <w:t>.</w:t>
-      </w:r>
       <w:r>
         <w:rPr>
           <w:rFonts w:hint="eastAsia"/>
@@ -8102,6 +8093,90 @@
           <w:rFonts w:hint="eastAsia"/>
         </w:rPr>
         <w:t>容納</w:t>
+      </w:r>
+    </w:p>
+    <w:p/>
+    <w:p>
+      <w:pPr>
+        <w:rPr>
+          <w:rFonts w:hint="eastAsia"/>
+        </w:rPr>
+      </w:pPr>
+      <w:r>
+        <w:t>farmer</w:t>
+      </w:r>
+      <w:r>
+        <w:rPr>
+          <w:rFonts w:hint="eastAsia"/>
+        </w:rPr>
+        <w:t xml:space="preserve"> </w:t>
+      </w:r>
+      <w:r>
+        <w:t>n.</w:t>
+      </w:r>
+      <w:r>
+        <w:rPr>
+          <w:rFonts w:hint="eastAsia"/>
+        </w:rPr>
+        <w:t>農民、</w:t>
+      </w:r>
+      <w:r>
+        <w:t>sale ending</w:t>
+      </w:r>
+      <w:r>
+        <w:rPr>
+          <w:rFonts w:hint="eastAsia"/>
+        </w:rPr>
+        <w:t xml:space="preserve"> </w:t>
+      </w:r>
+      <w:r>
+        <w:rPr>
+          <w:rFonts w:hint="eastAsia"/>
+        </w:rPr>
+        <w:t>特價倒數、</w:t>
+      </w:r>
+      <w:r>
+        <w:t>curbside pickup</w:t>
+      </w:r>
+      <w:r>
+        <w:rPr>
+          <w:rFonts w:hint="eastAsia"/>
+        </w:rPr>
+        <w:t xml:space="preserve"> </w:t>
+      </w:r>
+      <w:proofErr w:type="gramStart"/>
+      <w:r>
+        <w:rPr>
+          <w:rFonts w:hint="eastAsia"/>
+        </w:rPr>
+        <w:t>路邊取貨</w:t>
+      </w:r>
+      <w:proofErr w:type="gramEnd"/>
+    </w:p>
+    <w:p>
+      <w:r>
+        <w:t>quick reminder</w:t>
+      </w:r>
+      <w:r>
+        <w:rPr>
+          <w:rFonts w:hint="eastAsia"/>
+        </w:rPr>
+        <w:t xml:space="preserve"> </w:t>
+      </w:r>
+      <w:r>
+        <w:rPr>
+          <w:rFonts w:hint="eastAsia"/>
+        </w:rPr>
+        <w:t>簡單提醒、</w:t>
+      </w:r>
+      <w:r>
+        <w:t>stock up on</w:t>
+      </w:r>
+      <w:r>
+        <w:rPr>
+          <w:rFonts w:hint="eastAsia"/>
+        </w:rPr>
+        <w:t>儲存</w:t>
       </w:r>
     </w:p>
     <w:p/>
@@ -8123,7 +8198,7 @@
 </file>
 
 <file path=word/endnotes.xml><?xml version="1.0" encoding="utf-8"?>
-<w:endnotes xmlns:wpc="http://schemas.microsoft.com/office/word/2010/wordprocessingCanvas" xmlns:cx="http://schemas.microsoft.com/office/drawing/2014/chartex" xmlns:cx1="http://schemas.microsoft.com/office/drawing/2015/9/8/chartex" xmlns:cx2="http://schemas.microsoft.com/office/drawing/2015/10/21/chartex" xmlns:cx3="http://schemas.microsoft.com/office/drawing/2016/5/9/chartex" xmlns:cx4="http://schemas.microsoft.com/office/drawing/2016/5/10/chartex" xmlns:cx5="http://schemas.microsoft.com/office/drawing/2016/5/11/chartex" xmlns:cx6="http://schemas.microsoft.com/office/drawing/2016/5/12/chartex" xmlns:cx7="http://schemas.microsoft.com/office/drawing/2016/5/13/chartex" xmlns:cx8="http://schemas.microsoft.com/office/drawing/2016/5/14/chartex" xmlns:mc="http://schemas.openxmlformats.org/markup-compatibility/2006" xmlns:aink="http://schemas.microsoft.com/office/drawing/2016/ink" xmlns:am3d="http://schemas.microsoft.com/office/drawing/2017/model3d" xmlns:o="urn:schemas-microsoft-com:office:office" xmlns:r="http://schemas.openxmlformats.org/officeDocument/2006/relationships" xmlns:m="http://schemas.openxmlformats.org/officeDocument/2006/math" xmlns:v="urn:schemas-microsoft-com:vml" xmlns:wp14="http://schemas.microsoft.com/office/word/2010/wordprocessingDrawing" xmlns:wp="http://schemas.openxmlformats.org/drawingml/2006/wordprocessingDrawing" xmlns:w10="urn:schemas-microsoft-com:office:word" xmlns:w="http://schemas.openxmlformats.org/wordprocessingml/2006/main" xmlns:w14="http://schemas.microsoft.com/office/word/2010/wordml" xmlns:w15="http://schemas.microsoft.com/office/word/2012/wordml" xmlns:w16cex="http://schemas.microsoft.com/office/word/2018/wordml/cex" xmlns:w16cid="http://schemas.microsoft.com/office/word/2016/wordml/cid" xmlns:w16="http://schemas.microsoft.com/office/word/2018/wordml" xmlns:w16sdtdh="http://schemas.microsoft.com/office/word/2020/wordml/sdtdatahash" xmlns:w16se="http://schemas.microsoft.com/office/word/2015/wordml/symex" xmlns:wpg="http://schemas.microsoft.com/office/word/2010/wordprocessingGroup" xmlns:wpi="http://schemas.microsoft.com/office/word/2010/wordprocessingInk" xmlns:wne="http://schemas.microsoft.com/office/word/2006/wordml" xmlns:wps="http://schemas.microsoft.com/office/word/2010/wordprocessingShape" mc:Ignorable="w14 w15 w16se w16cid w16 w16cex w16sdtdh wp14">
+<w:endnotes xmlns:wpc="http://schemas.microsoft.com/office/word/2010/wordprocessingCanvas" xmlns:cx="http://schemas.microsoft.com/office/drawing/2014/chartex" xmlns:cx1="http://schemas.microsoft.com/office/drawing/2015/9/8/chartex" xmlns:cx2="http://schemas.microsoft.com/office/drawing/2015/10/21/chartex" xmlns:cx3="http://schemas.microsoft.com/office/drawing/2016/5/9/chartex" xmlns:cx4="http://schemas.microsoft.com/office/drawing/2016/5/10/chartex" xmlns:cx5="http://schemas.microsoft.com/office/drawing/2016/5/11/chartex" xmlns:cx6="http://schemas.microsoft.com/office/drawing/2016/5/12/chartex" xmlns:cx7="http://schemas.microsoft.com/office/drawing/2016/5/13/chartex" xmlns:cx8="http://schemas.microsoft.com/office/drawing/2016/5/14/chartex" xmlns:mc="http://schemas.openxmlformats.org/markup-compatibility/2006" xmlns:aink="http://schemas.microsoft.com/office/drawing/2016/ink" xmlns:am3d="http://schemas.microsoft.com/office/drawing/2017/model3d" xmlns:o="urn:schemas-microsoft-com:office:office" xmlns:oel="http://schemas.microsoft.com/office/2019/extlst" xmlns:r="http://schemas.openxmlformats.org/officeDocument/2006/relationships" xmlns:m="http://schemas.openxmlformats.org/officeDocument/2006/math" xmlns:v="urn:schemas-microsoft-com:vml" xmlns:wp14="http://schemas.microsoft.com/office/word/2010/wordprocessingDrawing" xmlns:wp="http://schemas.openxmlformats.org/drawingml/2006/wordprocessingDrawing" xmlns:w10="urn:schemas-microsoft-com:office:word" xmlns:w="http://schemas.openxmlformats.org/wordprocessingml/2006/main" xmlns:w14="http://schemas.microsoft.com/office/word/2010/wordml" xmlns:w15="http://schemas.microsoft.com/office/word/2012/wordml" xmlns:w16cex="http://schemas.microsoft.com/office/word/2018/wordml/cex" xmlns:w16cid="http://schemas.microsoft.com/office/word/2016/wordml/cid" xmlns:w16="http://schemas.microsoft.com/office/word/2018/wordml" xmlns:w16du="http://schemas.microsoft.com/office/word/2023/wordml/word16du" xmlns:w16sdtdh="http://schemas.microsoft.com/office/word/2020/wordml/sdtdatahash" xmlns:w16se="http://schemas.microsoft.com/office/word/2015/wordml/symex" xmlns:wpg="http://schemas.microsoft.com/office/word/2010/wordprocessingGroup" xmlns:wpi="http://schemas.microsoft.com/office/word/2010/wordprocessingInk" xmlns:wne="http://schemas.microsoft.com/office/word/2006/wordml" xmlns:wps="http://schemas.microsoft.com/office/word/2010/wordprocessingShape" mc:Ignorable="w14 w15 w16se w16cid w16 w16cex w16sdtdh wp14">
   <w:endnote w:type="separator" w:id="-1">
     <w:p>
       <w:r>
@@ -8142,7 +8217,7 @@
 </file>
 
 <file path=word/footnotes.xml><?xml version="1.0" encoding="utf-8"?>
-<w:footnotes xmlns:wpc="http://schemas.microsoft.com/office/word/2010/wordprocessingCanvas" xmlns:cx="http://schemas.microsoft.com/office/drawing/2014/chartex" xmlns:cx1="http://schemas.microsoft.com/office/drawing/2015/9/8/chartex" xmlns:cx2="http://schemas.microsoft.com/office/drawing/2015/10/21/chartex" xmlns:cx3="http://schemas.microsoft.com/office/drawing/2016/5/9/chartex" xmlns:cx4="http://schemas.microsoft.com/office/drawing/2016/5/10/chartex" xmlns:cx5="http://schemas.microsoft.com/office/drawing/2016/5/11/chartex" xmlns:cx6="http://schemas.microsoft.com/office/drawing/2016/5/12/chartex" xmlns:cx7="http://schemas.microsoft.com/office/drawing/2016/5/13/chartex" xmlns:cx8="http://schemas.microsoft.com/office/drawing/2016/5/14/chartex" xmlns:mc="http://schemas.openxmlformats.org/markup-compatibility/2006" xmlns:aink="http://schemas.microsoft.com/office/drawing/2016/ink" xmlns:am3d="http://schemas.microsoft.com/office/drawing/2017/model3d" xmlns:o="urn:schemas-microsoft-com:office:office" xmlns:r="http://schemas.openxmlformats.org/officeDocument/2006/relationships" xmlns:m="http://schemas.openxmlformats.org/officeDocument/2006/math" xmlns:v="urn:schemas-microsoft-com:vml" xmlns:wp14="http://schemas.microsoft.com/office/word/2010/wordprocessingDrawing" xmlns:wp="http://schemas.openxmlformats.org/drawingml/2006/wordprocessingDrawing" xmlns:w10="urn:schemas-microsoft-com:office:word" xmlns:w="http://schemas.openxmlformats.org/wordprocessingml/2006/main" xmlns:w14="http://schemas.microsoft.com/office/word/2010/wordml" xmlns:w15="http://schemas.microsoft.com/office/word/2012/wordml" xmlns:w16cex="http://schemas.microsoft.com/office/word/2018/wordml/cex" xmlns:w16cid="http://schemas.microsoft.com/office/word/2016/wordml/cid" xmlns:w16="http://schemas.microsoft.com/office/word/2018/wordml" xmlns:w16sdtdh="http://schemas.microsoft.com/office/word/2020/wordml/sdtdatahash" xmlns:w16se="http://schemas.microsoft.com/office/word/2015/wordml/symex" xmlns:wpg="http://schemas.microsoft.com/office/word/2010/wordprocessingGroup" xmlns:wpi="http://schemas.microsoft.com/office/word/2010/wordprocessingInk" xmlns:wne="http://schemas.microsoft.com/office/word/2006/wordml" xmlns:wps="http://schemas.microsoft.com/office/word/2010/wordprocessingShape" mc:Ignorable="w14 w15 w16se w16cid w16 w16cex w16sdtdh wp14">
+<w:footnotes xmlns:wpc="http://schemas.microsoft.com/office/word/2010/wordprocessingCanvas" xmlns:cx="http://schemas.microsoft.com/office/drawing/2014/chartex" xmlns:cx1="http://schemas.microsoft.com/office/drawing/2015/9/8/chartex" xmlns:cx2="http://schemas.microsoft.com/office/drawing/2015/10/21/chartex" xmlns:cx3="http://schemas.microsoft.com/office/drawing/2016/5/9/chartex" xmlns:cx4="http://schemas.microsoft.com/office/drawing/2016/5/10/chartex" xmlns:cx5="http://schemas.microsoft.com/office/drawing/2016/5/11/chartex" xmlns:cx6="http://schemas.microsoft.com/office/drawing/2016/5/12/chartex" xmlns:cx7="http://schemas.microsoft.com/office/drawing/2016/5/13/chartex" xmlns:cx8="http://schemas.microsoft.com/office/drawing/2016/5/14/chartex" xmlns:mc="http://schemas.openxmlformats.org/markup-compatibility/2006" xmlns:aink="http://schemas.microsoft.com/office/drawing/2016/ink" xmlns:am3d="http://schemas.microsoft.com/office/drawing/2017/model3d" xmlns:o="urn:schemas-microsoft-com:office:office" xmlns:oel="http://schemas.microsoft.com/office/2019/extlst" xmlns:r="http://schemas.openxmlformats.org/officeDocument/2006/relationships" xmlns:m="http://schemas.openxmlformats.org/officeDocument/2006/math" xmlns:v="urn:schemas-microsoft-com:vml" xmlns:wp14="http://schemas.microsoft.com/office/word/2010/wordprocessingDrawing" xmlns:wp="http://schemas.openxmlformats.org/drawingml/2006/wordprocessingDrawing" xmlns:w10="urn:schemas-microsoft-com:office:word" xmlns:w="http://schemas.openxmlformats.org/wordprocessingml/2006/main" xmlns:w14="http://schemas.microsoft.com/office/word/2010/wordml" xmlns:w15="http://schemas.microsoft.com/office/word/2012/wordml" xmlns:w16cex="http://schemas.microsoft.com/office/word/2018/wordml/cex" xmlns:w16cid="http://schemas.microsoft.com/office/word/2016/wordml/cid" xmlns:w16="http://schemas.microsoft.com/office/word/2018/wordml" xmlns:w16du="http://schemas.microsoft.com/office/word/2023/wordml/word16du" xmlns:w16sdtdh="http://schemas.microsoft.com/office/word/2020/wordml/sdtdatahash" xmlns:w16se="http://schemas.microsoft.com/office/word/2015/wordml/symex" xmlns:wpg="http://schemas.microsoft.com/office/word/2010/wordprocessingGroup" xmlns:wpi="http://schemas.microsoft.com/office/word/2010/wordprocessingInk" xmlns:wne="http://schemas.microsoft.com/office/word/2006/wordml" xmlns:wps="http://schemas.microsoft.com/office/word/2010/wordprocessingShape" mc:Ignorable="w14 w15 w16se w16cid w16 w16cex w16sdtdh wp14">
   <w:footnote w:type="separator" w:id="-1">
     <w:p>
       <w:r>

--- a/碩一/TOEIC/聽力單字.docx
+++ b/碩一/TOEIC/聽力單字.docx
@@ -299,14 +299,130 @@
         </w:rPr>
         <w:t xml:space="preserve"> </w:t>
       </w:r>
-      <w:proofErr w:type="gramStart"/>
-      <w:r>
-        <w:rPr>
-          <w:rFonts w:hint="eastAsia"/>
-        </w:rPr>
-        <w:t>桌遊</w:t>
-      </w:r>
-      <w:proofErr w:type="gramEnd"/>
+      <w:r>
+        <w:rPr>
+          <w:rFonts w:hint="eastAsia"/>
+        </w:rPr>
+        <w:t>桌遊、</w:t>
+      </w:r>
+      <w:r>
+        <w:t>looking forward to</w:t>
+      </w:r>
+      <w:r>
+        <w:t xml:space="preserve"> </w:t>
+      </w:r>
+      <w:r>
+        <w:rPr>
+          <w:rFonts w:hint="eastAsia"/>
+        </w:rPr>
+        <w:t>期待、</w:t>
+      </w:r>
+      <w:r>
+        <w:t>down the hall</w:t>
+      </w:r>
+      <w:r>
+        <w:rPr>
+          <w:rFonts w:hint="eastAsia"/>
+        </w:rPr>
+        <w:t>在走廊盡頭</w:t>
+      </w:r>
+    </w:p>
+    <w:p>
+      <w:r>
+        <w:t>expedition</w:t>
+      </w:r>
+      <w:r>
+        <w:rPr>
+          <w:rFonts w:hint="eastAsia"/>
+        </w:rPr>
+        <w:t xml:space="preserve"> n</w:t>
+      </w:r>
+      <w:r>
+        <w:t>.</w:t>
+      </w:r>
+      <w:r>
+        <w:rPr>
+          <w:rFonts w:hint="eastAsia"/>
+        </w:rPr>
+        <w:t>探險</w:t>
+      </w:r>
+      <w:r>
+        <w:rPr>
+          <w:rFonts w:hint="eastAsia"/>
+        </w:rPr>
+        <w:t>/</w:t>
+      </w:r>
+      <w:r>
+        <w:rPr>
+          <w:rFonts w:hint="eastAsia"/>
+        </w:rPr>
+        <w:t>考察、</w:t>
+      </w:r>
+      <w:r>
+        <w:rPr>
+          <w:rFonts w:hint="eastAsia"/>
+        </w:rPr>
+        <w:t>c</w:t>
+      </w:r>
+      <w:r>
+        <w:t>amping n.</w:t>
+      </w:r>
+      <w:r>
+        <w:rPr>
+          <w:rFonts w:hint="eastAsia"/>
+        </w:rPr>
+        <w:t>露營、</w:t>
+      </w:r>
+      <w:r>
+        <w:t>park ranger</w:t>
+      </w:r>
+      <w:r>
+        <w:rPr>
+          <w:rFonts w:hint="eastAsia"/>
+        </w:rPr>
+        <w:t xml:space="preserve"> </w:t>
+      </w:r>
+      <w:r>
+        <w:rPr>
+          <w:rFonts w:hint="eastAsia"/>
+        </w:rPr>
+        <w:t>公園管理員</w:t>
+      </w:r>
+    </w:p>
+    <w:p>
+      <w:r>
+        <w:t>broken tent</w:t>
+      </w:r>
+      <w:r>
+        <w:rPr>
+          <w:rFonts w:hint="eastAsia"/>
+        </w:rPr>
+        <w:t xml:space="preserve"> </w:t>
+      </w:r>
+      <w:r>
+        <w:rPr>
+          <w:rFonts w:hint="eastAsia"/>
+        </w:rPr>
+        <w:t>壞掉的帳篷</w:t>
+      </w:r>
+    </w:p>
+    <w:p/>
+    <w:p>
+      <w:r>
+        <w:t>hiking trail</w:t>
+      </w:r>
+      <w:r>
+        <w:rPr>
+          <w:rFonts w:hint="eastAsia"/>
+        </w:rPr>
+        <w:t xml:space="preserve"> </w:t>
+      </w:r>
+      <w:r>
+        <w:rPr>
+          <w:rFonts w:hint="eastAsia"/>
+        </w:rPr>
+        <w:t>登山步道</w:t>
+      </w:r>
       <w:r>
         <w:rPr>
           <w:rFonts w:hint="eastAsia"/>
@@ -314,122 +430,242 @@
         <w:t>、</w:t>
       </w:r>
       <w:r>
-        <w:t>looking forward to</w:t>
-      </w:r>
-      <w:r>
-        <w:t xml:space="preserve"> </w:t>
-      </w:r>
-      <w:r>
-        <w:rPr>
-          <w:rFonts w:hint="eastAsia"/>
-        </w:rPr>
-        <w:t>期待、</w:t>
-      </w:r>
-      <w:r>
-        <w:t>down the hall</w:t>
-      </w:r>
-      <w:r>
-        <w:rPr>
-          <w:rFonts w:hint="eastAsia"/>
-        </w:rPr>
-        <w:t>在走廊盡頭</w:t>
-      </w:r>
-    </w:p>
-    <w:p>
-      <w:r>
-        <w:t>expedition</w:t>
-      </w:r>
-      <w:r>
-        <w:rPr>
-          <w:rFonts w:hint="eastAsia"/>
-        </w:rPr>
+        <w:rPr>
+          <w:rFonts w:hint="eastAsia"/>
+        </w:rPr>
+        <w:t>s</w:t>
+      </w:r>
+      <w:r>
+        <w:t>targazing n.</w:t>
+      </w:r>
+      <w:r>
+        <w:rPr>
+          <w:rFonts w:hint="eastAsia"/>
+        </w:rPr>
+        <w:t>觀星</w:t>
+      </w:r>
+    </w:p>
+    <w:p/>
+    <w:p>
+      <w:r>
+        <w:t>informed</w:t>
+      </w:r>
+      <w:r>
+        <w:rPr>
+          <w:rFonts w:hint="eastAsia"/>
+        </w:rPr>
+        <w:t xml:space="preserve"> </w:t>
+      </w:r>
+      <w:r>
+        <w:t xml:space="preserve">adj </w:t>
+      </w:r>
+      <w:r>
+        <w:rPr>
+          <w:rFonts w:hint="eastAsia"/>
+        </w:rPr>
+        <w:t>知情</w:t>
+      </w:r>
+      <w:r>
+        <w:rPr>
+          <w:rFonts w:hint="eastAsia"/>
+        </w:rPr>
+        <w:t>/</w:t>
+      </w:r>
+      <w:r>
+        <w:rPr>
+          <w:rFonts w:hint="eastAsia"/>
+        </w:rPr>
+        <w:t>見多識廣、</w:t>
+      </w:r>
+      <w:r>
+        <w:t>hung up</w:t>
+      </w:r>
+      <w:r>
+        <w:rPr>
+          <w:rFonts w:hint="eastAsia"/>
+        </w:rPr>
+        <w:t xml:space="preserve"> </w:t>
+      </w:r>
+      <w:r>
+        <w:rPr>
+          <w:rFonts w:hint="eastAsia"/>
+        </w:rPr>
+        <w:t>焦慮</w:t>
+      </w:r>
+      <w:r>
+        <w:rPr>
+          <w:rFonts w:hint="eastAsia"/>
+        </w:rPr>
+        <w:t>/</w:t>
+      </w:r>
+      <w:r>
+        <w:rPr>
+          <w:rFonts w:hint="eastAsia"/>
+        </w:rPr>
+        <w:t>煩惱</w:t>
+      </w:r>
+      <w:r>
+        <w:rPr>
+          <w:rFonts w:hint="eastAsia"/>
+        </w:rPr>
+        <w:t>/</w:t>
+      </w:r>
+      <w:r>
+        <w:t>懸掛</w:t>
+      </w:r>
+      <w:r>
+        <w:rPr>
+          <w:rFonts w:hint="eastAsia"/>
+        </w:rPr>
+        <w:t>、</w:t>
+      </w:r>
+      <w:r>
+        <w:rPr>
+          <w:rFonts w:hint="eastAsia"/>
+        </w:rPr>
+        <w:t>a</w:t>
+      </w:r>
+      <w:r>
+        <w:t xml:space="preserve">rtwork n </w:t>
+      </w:r>
+      <w:r>
+        <w:rPr>
+          <w:rFonts w:hint="eastAsia"/>
+        </w:rPr>
+        <w:t>藝術品</w:t>
+      </w:r>
+    </w:p>
+    <w:p>
+      <w:r>
+        <w:t>restoration</w:t>
+      </w:r>
+      <w:r>
         <w:t xml:space="preserve"> n</w:t>
       </w:r>
       <w:r>
+        <w:rPr>
+          <w:rFonts w:hint="eastAsia"/>
+        </w:rPr>
+        <w:t>恢復</w:t>
+      </w:r>
+      <w:r>
+        <w:rPr>
+          <w:rFonts w:hint="eastAsia"/>
+        </w:rPr>
+        <w:t>/</w:t>
+      </w:r>
+      <w:r>
+        <w:rPr>
+          <w:rFonts w:hint="eastAsia"/>
+        </w:rPr>
+        <w:t>修復</w:t>
+      </w:r>
+      <w:r>
+        <w:rPr>
+          <w:rFonts w:hint="eastAsia"/>
+        </w:rPr>
+        <w:t>、</w:t>
+      </w:r>
+      <w:r>
+        <w:rPr>
+          <w:rFonts w:hint="eastAsia"/>
+        </w:rPr>
+        <w:t>r</w:t>
+      </w:r>
+      <w:r>
+        <w:t>emind v</w:t>
+      </w:r>
+      <w:r>
+        <w:rPr>
+          <w:rFonts w:hint="eastAsia"/>
+        </w:rPr>
+        <w:t>提醒、</w:t>
+      </w:r>
+      <w:r>
+        <w:t>inform</w:t>
+      </w:r>
+      <w:r>
+        <w:rPr>
+          <w:rFonts w:hint="eastAsia"/>
+        </w:rPr>
+        <w:t xml:space="preserve"> v</w:t>
+      </w:r>
+      <w:r>
+        <w:rPr>
+          <w:rFonts w:hint="eastAsia"/>
+        </w:rPr>
+        <w:t>通知</w:t>
+      </w:r>
+    </w:p>
+    <w:p>
+      <w:r>
+        <w:rPr>
+          <w:rFonts w:hint="eastAsia"/>
+        </w:rPr>
+        <w:t>u</w:t>
+      </w:r>
+      <w:r>
+        <w:t xml:space="preserve">nauthorized adj </w:t>
+      </w:r>
+      <w:r>
+        <w:rPr>
+          <w:rFonts w:hint="eastAsia"/>
+        </w:rPr>
+        <w:t>未經許可、</w:t>
+      </w:r>
+      <w:r>
+        <w:rPr>
+          <w:rFonts w:hint="eastAsia"/>
+        </w:rPr>
+        <w:t>f</w:t>
+      </w:r>
+      <w:r>
+        <w:t xml:space="preserve">ill in </w:t>
+      </w:r>
+      <w:r>
+        <w:rPr>
+          <w:rFonts w:hint="eastAsia"/>
+        </w:rPr>
+        <w:t>填寫</w:t>
+      </w:r>
+      <w:r>
+        <w:rPr>
+          <w:rFonts w:hint="eastAsia"/>
+        </w:rPr>
+        <w:t>/</w:t>
+      </w:r>
+      <w:r>
+        <w:rPr>
+          <w:rFonts w:hint="eastAsia"/>
+        </w:rPr>
+        <w:t>代替</w:t>
+      </w:r>
+    </w:p>
+    <w:p/>
+    <w:p>
+      <w:r>
+        <w:t>consultancy</w:t>
+      </w:r>
+      <w:r>
+        <w:rPr>
+          <w:rFonts w:hint="eastAsia"/>
+        </w:rPr>
+        <w:t xml:space="preserve"> n</w:t>
+      </w:r>
+      <w:r>
         <w:t>.</w:t>
       </w:r>
       <w:r>
         <w:rPr>
           <w:rFonts w:hint="eastAsia"/>
         </w:rPr>
-        <w:t>探險</w:t>
-      </w:r>
-      <w:r>
-        <w:rPr>
-          <w:rFonts w:hint="eastAsia"/>
-        </w:rPr>
-        <w:t>/</w:t>
-      </w:r>
-      <w:r>
-        <w:rPr>
-          <w:rFonts w:hint="eastAsia"/>
-        </w:rPr>
-        <w:t>考察、</w:t>
-      </w:r>
-      <w:r>
-        <w:rPr>
-          <w:rFonts w:hint="eastAsia"/>
-        </w:rPr>
-        <w:t>c</w:t>
-      </w:r>
-      <w:r>
-        <w:t>amping n.</w:t>
-      </w:r>
-      <w:r>
-        <w:rPr>
-          <w:rFonts w:hint="eastAsia"/>
-        </w:rPr>
-        <w:t>露營、</w:t>
-      </w:r>
-      <w:r>
-        <w:t>park ranger</w:t>
-      </w:r>
-      <w:r>
-        <w:rPr>
-          <w:rFonts w:hint="eastAsia"/>
-        </w:rPr>
-        <w:t xml:space="preserve"> </w:t>
-      </w:r>
-      <w:r>
-        <w:rPr>
-          <w:rFonts w:hint="eastAsia"/>
-        </w:rPr>
-        <w:t>公園管理員</w:t>
-      </w:r>
-    </w:p>
-    <w:p>
-      <w:r>
-        <w:t>broken tent</w:t>
-      </w:r>
-      <w:r>
-        <w:rPr>
-          <w:rFonts w:hint="eastAsia"/>
-        </w:rPr>
-        <w:t xml:space="preserve"> </w:t>
-      </w:r>
-      <w:r>
-        <w:rPr>
-          <w:rFonts w:hint="eastAsia"/>
-        </w:rPr>
-        <w:t>壞掉的帳篷</w:t>
-      </w:r>
-    </w:p>
-    <w:p/>
-    <w:p>
-      <w:r>
-        <w:t>hiking trail</w:t>
-      </w:r>
-      <w:r>
-        <w:rPr>
-          <w:rFonts w:hint="eastAsia"/>
-        </w:rPr>
-        <w:t xml:space="preserve"> </w:t>
-      </w:r>
-      <w:r>
-        <w:rPr>
-          <w:rFonts w:hint="eastAsia"/>
-        </w:rPr>
-        <w:t>登山步道</w:t>
+        <w:t xml:space="preserve"> </w:t>
+      </w:r>
+      <w:r>
+        <w:rPr>
+          <w:rFonts w:hint="eastAsia"/>
+        </w:rPr>
+        <w:t>諮詢服務</w:t>
       </w:r>
       <w:r>
         <w:rPr>
@@ -438,88 +674,22 @@
         <w:t>、</w:t>
       </w:r>
       <w:r>
-        <w:rPr>
-          <w:rFonts w:hint="eastAsia"/>
-        </w:rPr>
-        <w:t>s</w:t>
-      </w:r>
-      <w:r>
-        <w:t>targazing n.</w:t>
-      </w:r>
-      <w:r>
-        <w:rPr>
-          <w:rFonts w:hint="eastAsia"/>
-        </w:rPr>
-        <w:t>觀星</w:t>
-      </w:r>
-    </w:p>
-    <w:p/>
-    <w:p>
-      <w:r>
-        <w:t>informed</w:t>
-      </w:r>
-      <w:r>
-        <w:rPr>
-          <w:rFonts w:hint="eastAsia"/>
-        </w:rPr>
-        <w:t xml:space="preserve"> </w:t>
-      </w:r>
-      <w:r>
-        <w:t xml:space="preserve">adj </w:t>
-      </w:r>
-      <w:r>
-        <w:rPr>
-          <w:rFonts w:hint="eastAsia"/>
-        </w:rPr>
-        <w:t>知情</w:t>
-      </w:r>
-      <w:r>
-        <w:rPr>
-          <w:rFonts w:hint="eastAsia"/>
-        </w:rPr>
-        <w:t>/</w:t>
-      </w:r>
-      <w:r>
-        <w:rPr>
-          <w:rFonts w:hint="eastAsia"/>
-        </w:rPr>
-        <w:t>見多識廣、</w:t>
-      </w:r>
-      <w:r>
-        <w:t>hung up</w:t>
-      </w:r>
-      <w:r>
-        <w:rPr>
-          <w:rFonts w:hint="eastAsia"/>
-        </w:rPr>
-        <w:t xml:space="preserve"> </w:t>
-      </w:r>
-      <w:r>
-        <w:rPr>
-          <w:rFonts w:hint="eastAsia"/>
-        </w:rPr>
-        <w:t>焦慮</w:t>
-      </w:r>
-      <w:r>
-        <w:rPr>
-          <w:rFonts w:hint="eastAsia"/>
-        </w:rPr>
-        <w:t>/</w:t>
-      </w:r>
-      <w:r>
-        <w:rPr>
-          <w:rFonts w:hint="eastAsia"/>
-        </w:rPr>
-        <w:t>煩惱</w:t>
-      </w:r>
-      <w:r>
-        <w:rPr>
-          <w:rFonts w:hint="eastAsia"/>
-        </w:rPr>
-        <w:t>/</w:t>
-      </w:r>
-      <w:r>
-        <w:t>懸掛</w:t>
+        <w:t>absolutely</w:t>
+      </w:r>
+      <w:r>
+        <w:rPr>
+          <w:rFonts w:hint="eastAsia"/>
+        </w:rPr>
+        <w:t xml:space="preserve"> a</w:t>
+      </w:r>
+      <w:r>
+        <w:t xml:space="preserve">dv </w:t>
+      </w:r>
+      <w:r>
+        <w:rPr>
+          <w:rFonts w:hint="eastAsia"/>
+        </w:rPr>
+        <w:t>絕對地</w:t>
       </w:r>
       <w:r>
         <w:rPr>
@@ -528,45 +698,65 @@
         <w:t>、</w:t>
       </w:r>
       <w:r>
-        <w:rPr>
-          <w:rFonts w:hint="eastAsia"/>
-        </w:rPr>
-        <w:t>a</w:t>
-      </w:r>
-      <w:r>
-        <w:t xml:space="preserve">rtwork n </w:t>
-      </w:r>
-      <w:r>
-        <w:rPr>
-          <w:rFonts w:hint="eastAsia"/>
-        </w:rPr>
-        <w:t>藝術品</w:t>
-      </w:r>
-    </w:p>
-    <w:p>
-      <w:r>
-        <w:t>restoration</w:t>
-      </w:r>
-      <w:r>
+        <w:t>hobby</w:t>
+      </w:r>
+      <w:r>
+        <w:rPr>
+          <w:rFonts w:hint="eastAsia"/>
+        </w:rPr>
         <w:t xml:space="preserve"> n</w:t>
       </w:r>
       <w:r>
-        <w:rPr>
-          <w:rFonts w:hint="eastAsia"/>
-        </w:rPr>
-        <w:t>恢復</w:t>
-      </w:r>
-      <w:r>
-        <w:rPr>
-          <w:rFonts w:hint="eastAsia"/>
-        </w:rPr>
-        <w:t>/</w:t>
-      </w:r>
-      <w:r>
-        <w:rPr>
-          <w:rFonts w:hint="eastAsia"/>
-        </w:rPr>
-        <w:t>修復</w:t>
+        <w:t>.</w:t>
+      </w:r>
+      <w:r>
+        <w:rPr>
+          <w:rFonts w:hint="eastAsia"/>
+        </w:rPr>
+        <w:t>嗜好</w:t>
+      </w:r>
+    </w:p>
+    <w:p>
+      <w:pPr>
+        <w:rPr>
+          <w:rFonts w:ascii="微軟正黑體" w:eastAsia="微軟正黑體" w:hAnsi="微軟正黑體" w:cs="微軟正黑體"/>
+        </w:rPr>
+      </w:pPr>
+      <w:r>
+        <w:t>confident</w:t>
+      </w:r>
+      <w:r>
+        <w:t xml:space="preserve"> adj </w:t>
+      </w:r>
+      <w:r>
+        <w:rPr>
+          <w:rFonts w:hint="eastAsia"/>
+        </w:rPr>
+        <w:t>自信的、</w:t>
+      </w:r>
+      <w:r>
+        <w:t>qualification</w:t>
+      </w:r>
+      <w:r>
+        <w:t xml:space="preserve"> n.</w:t>
+      </w:r>
+      <w:r>
+        <w:rPr>
+          <w:rFonts w:hint="eastAsia"/>
+        </w:rPr>
+        <w:t>資格</w:t>
+      </w:r>
+      <w:r>
+        <w:rPr>
+          <w:rFonts w:hint="eastAsia"/>
+        </w:rPr>
+        <w:t>/</w:t>
+      </w:r>
+      <w:r>
+        <w:rPr>
+          <w:rFonts w:hint="eastAsia"/>
+        </w:rPr>
+        <w:t>條件</w:t>
       </w:r>
       <w:r>
         <w:rPr>
@@ -575,276 +765,76 @@
         <w:t>、</w:t>
       </w:r>
       <w:r>
-        <w:rPr>
-          <w:rFonts w:hint="eastAsia"/>
-        </w:rPr>
-        <w:t>r</w:t>
-      </w:r>
-      <w:r>
-        <w:t>emind v</w:t>
-      </w:r>
-      <w:r>
-        <w:rPr>
-          <w:rFonts w:hint="eastAsia"/>
-        </w:rPr>
-        <w:t>提醒、</w:t>
-      </w:r>
-      <w:r>
-        <w:t>inform</w:t>
-      </w:r>
-      <w:r>
-        <w:rPr>
-          <w:rFonts w:hint="eastAsia"/>
-        </w:rPr>
-        <w:t xml:space="preserve"> v</w:t>
-      </w:r>
-      <w:r>
-        <w:rPr>
-          <w:rFonts w:hint="eastAsia"/>
-        </w:rPr>
-        <w:t>通知</w:t>
-      </w:r>
-    </w:p>
-    <w:p>
-      <w:r>
-        <w:rPr>
-          <w:rFonts w:hint="eastAsia"/>
-        </w:rPr>
-        <w:t>u</w:t>
-      </w:r>
-      <w:r>
-        <w:t xml:space="preserve">nauthorized adj </w:t>
-      </w:r>
-      <w:r>
-        <w:rPr>
-          <w:rFonts w:hint="eastAsia"/>
-        </w:rPr>
-        <w:t>未經許可、</w:t>
-      </w:r>
-      <w:r>
-        <w:rPr>
-          <w:rFonts w:hint="eastAsia"/>
-        </w:rPr>
-        <w:t>f</w:t>
-      </w:r>
-      <w:r>
-        <w:t xml:space="preserve">ill in </w:t>
-      </w:r>
-      <w:r>
-        <w:rPr>
-          <w:rFonts w:hint="eastAsia"/>
-        </w:rPr>
-        <w:t>填寫</w:t>
-      </w:r>
-      <w:r>
-        <w:rPr>
-          <w:rFonts w:hint="eastAsia"/>
-        </w:rPr>
-        <w:t>/</w:t>
-      </w:r>
-      <w:r>
-        <w:rPr>
-          <w:rFonts w:hint="eastAsia"/>
-        </w:rPr>
-        <w:t>代替</w:t>
-      </w:r>
-    </w:p>
-    <w:p/>
-    <w:p>
-      <w:r>
-        <w:t>consultancy</w:t>
-      </w:r>
-      <w:r>
-        <w:rPr>
-          <w:rFonts w:hint="eastAsia"/>
-        </w:rPr>
-        <w:t xml:space="preserve"> n</w:t>
-      </w:r>
-      <w:r>
+        <w:t>Based on</w:t>
+      </w:r>
+      <w:r>
+        <w:rPr>
+          <w:rFonts w:hint="eastAsia"/>
+        </w:rPr>
+        <w:t xml:space="preserve"> </w:t>
+      </w:r>
+      <w:r>
+        <w:rPr>
+          <w:rFonts w:hint="eastAsia"/>
+        </w:rPr>
+        <w:t>根據</w:t>
+      </w:r>
+      <w:r>
+        <w:rPr>
+          <w:rFonts w:ascii="MS Gothic" w:eastAsia="MS Gothic" w:hAnsi="MS Gothic" w:cs="MS Gothic" w:hint="eastAsia"/>
+        </w:rPr>
+        <w:t>⋯</w:t>
+      </w:r>
+      <w:r>
+        <w:rPr>
+          <w:rFonts w:ascii="微軟正黑體" w:eastAsia="微軟正黑體" w:hAnsi="微軟正黑體" w:cs="微軟正黑體" w:hint="eastAsia"/>
+        </w:rPr>
+        <w:t>/</w:t>
+      </w:r>
+      <w:r>
+        <w:rPr>
+          <w:rFonts w:ascii="微軟正黑體" w:eastAsia="微軟正黑體" w:hAnsi="微軟正黑體" w:cs="微軟正黑體" w:hint="eastAsia"/>
+        </w:rPr>
+        <w:t>以</w:t>
+      </w:r>
+      <w:r>
+        <w:rPr>
+          <w:rFonts w:ascii="MS Gothic" w:eastAsia="MS Gothic" w:hAnsi="MS Gothic" w:cs="MS Gothic" w:hint="eastAsia"/>
+        </w:rPr>
+        <w:t>⋯</w:t>
+      </w:r>
+      <w:r>
+        <w:rPr>
+          <w:rFonts w:ascii="微軟正黑體" w:eastAsia="微軟正黑體" w:hAnsi="微軟正黑體" w:cs="微軟正黑體" w:hint="eastAsia"/>
+        </w:rPr>
+        <w:t>為基礎</w:t>
+      </w:r>
+    </w:p>
+    <w:p>
+      <w:r>
+        <w:t>better fit for</w:t>
+      </w:r>
+      <w:r>
+        <w:rPr>
+          <w:rFonts w:hint="eastAsia"/>
+        </w:rPr>
+        <w:t xml:space="preserve"> </w:t>
+      </w:r>
+      <w:r>
+        <w:rPr>
+          <w:rFonts w:hint="eastAsia"/>
+        </w:rPr>
+        <w:t>更適合</w:t>
+      </w:r>
+      <w:r>
+        <w:rPr>
+          <w:rFonts w:hint="eastAsia"/>
+        </w:rPr>
         <w:t>.</w:t>
       </w:r>
       <w:r>
-        <w:rPr>
-          <w:rFonts w:hint="eastAsia"/>
-        </w:rPr>
-        <w:t xml:space="preserve"> </w:t>
-      </w:r>
-      <w:r>
-        <w:rPr>
-          <w:rFonts w:hint="eastAsia"/>
-        </w:rPr>
-        <w:t>諮詢服務</w:t>
-      </w:r>
-      <w:r>
-        <w:rPr>
-          <w:rFonts w:hint="eastAsia"/>
-        </w:rPr>
-        <w:t>、</w:t>
-      </w:r>
-      <w:r>
-        <w:t>absolutely</w:t>
-      </w:r>
-      <w:r>
-        <w:rPr>
-          <w:rFonts w:hint="eastAsia"/>
-        </w:rPr>
-        <w:t xml:space="preserve"> a</w:t>
-      </w:r>
-      <w:r>
-        <w:t xml:space="preserve">dv </w:t>
-      </w:r>
-      <w:r>
-        <w:rPr>
-          <w:rFonts w:hint="eastAsia"/>
-        </w:rPr>
-        <w:t>絕對地</w:t>
-      </w:r>
-      <w:r>
-        <w:rPr>
-          <w:rFonts w:hint="eastAsia"/>
-        </w:rPr>
-        <w:t>、</w:t>
-      </w:r>
-      <w:r>
-        <w:t>hobby</w:t>
-      </w:r>
-      <w:r>
-        <w:rPr>
-          <w:rFonts w:hint="eastAsia"/>
-        </w:rPr>
-        <w:t xml:space="preserve"> n</w:t>
-      </w:r>
-      <w:r>
-        <w:t>.</w:t>
-      </w:r>
-      <w:r>
-        <w:rPr>
-          <w:rFonts w:hint="eastAsia"/>
-        </w:rPr>
-        <w:t>嗜好</w:t>
-      </w:r>
-    </w:p>
-    <w:p>
-      <w:pPr>
-        <w:rPr>
-          <w:rFonts w:ascii="微軟正黑體" w:eastAsia="微軟正黑體" w:hAnsi="微軟正黑體" w:cs="微軟正黑體"/>
-        </w:rPr>
-      </w:pPr>
-      <w:r>
-        <w:t>confident</w:t>
-      </w:r>
-      <w:r>
-        <w:t xml:space="preserve"> adj </w:t>
-      </w:r>
-      <w:r>
-        <w:rPr>
-          <w:rFonts w:hint="eastAsia"/>
-        </w:rPr>
-        <w:t>自信的、</w:t>
-      </w:r>
-      <w:r>
-        <w:t>qualification</w:t>
-      </w:r>
-      <w:r>
-        <w:t xml:space="preserve"> n.</w:t>
-      </w:r>
-      <w:r>
-        <w:rPr>
-          <w:rFonts w:hint="eastAsia"/>
-        </w:rPr>
-        <w:t>資格</w:t>
-      </w:r>
-      <w:r>
-        <w:rPr>
-          <w:rFonts w:hint="eastAsia"/>
-        </w:rPr>
-        <w:t>/</w:t>
-      </w:r>
-      <w:r>
-        <w:rPr>
-          <w:rFonts w:hint="eastAsia"/>
-        </w:rPr>
-        <w:t>條件</w:t>
-      </w:r>
-      <w:r>
-        <w:rPr>
-          <w:rFonts w:hint="eastAsia"/>
-        </w:rPr>
-        <w:t>、</w:t>
-      </w:r>
-      <w:r>
-        <w:t>Based on</w:t>
-      </w:r>
-      <w:r>
-        <w:rPr>
-          <w:rFonts w:hint="eastAsia"/>
-        </w:rPr>
-        <w:t xml:space="preserve"> </w:t>
-      </w:r>
-      <w:r>
-        <w:rPr>
-          <w:rFonts w:hint="eastAsia"/>
-        </w:rPr>
-        <w:t>根據</w:t>
-      </w:r>
-      <w:r>
-        <w:rPr>
-          <w:rFonts w:ascii="MS Gothic" w:eastAsia="MS Gothic" w:hAnsi="MS Gothic" w:cs="MS Gothic" w:hint="eastAsia"/>
-        </w:rPr>
-        <w:t>⋯</w:t>
-      </w:r>
-      <w:r>
-        <w:rPr>
-          <w:rFonts w:ascii="微軟正黑體" w:eastAsia="微軟正黑體" w:hAnsi="微軟正黑體" w:cs="微軟正黑體" w:hint="eastAsia"/>
-        </w:rPr>
-        <w:t>/</w:t>
-      </w:r>
-      <w:r>
-        <w:rPr>
-          <w:rFonts w:ascii="微軟正黑體" w:eastAsia="微軟正黑體" w:hAnsi="微軟正黑體" w:cs="微軟正黑體" w:hint="eastAsia"/>
-        </w:rPr>
-        <w:t>以</w:t>
-      </w:r>
-      <w:r>
-        <w:rPr>
-          <w:rFonts w:ascii="MS Gothic" w:eastAsia="MS Gothic" w:hAnsi="MS Gothic" w:cs="MS Gothic" w:hint="eastAsia"/>
-        </w:rPr>
-        <w:t>⋯</w:t>
-      </w:r>
-      <w:r>
-        <w:rPr>
-          <w:rFonts w:ascii="微軟正黑體" w:eastAsia="微軟正黑體" w:hAnsi="微軟正黑體" w:cs="微軟正黑體" w:hint="eastAsia"/>
-        </w:rPr>
-        <w:t>為基礎</w:t>
-      </w:r>
-    </w:p>
-    <w:p>
-      <w:r>
-        <w:t>better fit for</w:t>
-      </w:r>
-      <w:r>
-        <w:rPr>
-          <w:rFonts w:hint="eastAsia"/>
-        </w:rPr>
-        <w:t xml:space="preserve"> </w:t>
-      </w:r>
-      <w:r>
-        <w:rPr>
-          <w:rFonts w:hint="eastAsia"/>
-        </w:rPr>
-        <w:t>更適合</w:t>
-      </w:r>
-      <w:r>
-        <w:rPr>
-          <w:rFonts w:hint="eastAsia"/>
-        </w:rPr>
-        <w:t>.</w:t>
-      </w:r>
-      <w:proofErr w:type="gramStart"/>
-      <w:r>
         <w:t>..</w:t>
       </w:r>
-      <w:proofErr w:type="gramEnd"/>
       <w:r>
         <w:rPr>
           <w:rFonts w:hint="eastAsia"/>
@@ -3121,14 +3111,12 @@
         </w:rPr>
         <w:t xml:space="preserve"> </w:t>
       </w:r>
-      <w:proofErr w:type="gramStart"/>
       <w:r>
         <w:rPr>
           <w:rFonts w:hint="eastAsia"/>
         </w:rPr>
         <w:t>一</w:t>
       </w:r>
-      <w:proofErr w:type="gramEnd"/>
       <w:r>
         <w:rPr>
           <w:rFonts w:hint="eastAsia"/>
@@ -4888,16 +4876,8 @@
         <w:rPr>
           <w:rFonts w:hint="eastAsia"/>
         </w:rPr>
-        <w:t>各種</w:t>
-      </w:r>
-      <w:proofErr w:type="gramStart"/>
-      <w:r>
-        <w:rPr>
-          <w:rFonts w:hint="eastAsia"/>
-        </w:rPr>
-        <w:t>各樣、</w:t>
-      </w:r>
-      <w:proofErr w:type="gramEnd"/>
+        <w:t>各種各樣、</w:t>
+      </w:r>
       <w:r>
         <w:t>access code</w:t>
       </w:r>
@@ -5126,19 +5106,11 @@
       <w:r>
         <w:t xml:space="preserve"> </w:t>
       </w:r>
-      <w:proofErr w:type="gramStart"/>
-      <w:r>
-        <w:rPr>
-          <w:rFonts w:hint="eastAsia"/>
-        </w:rPr>
-        <w:t>天</w:t>
-      </w:r>
-      <w:proofErr w:type="gramEnd"/>
-      <w:r>
-        <w:rPr>
-          <w:rFonts w:hint="eastAsia"/>
-        </w:rPr>
-        <w:t>天地</w:t>
+      <w:r>
+        <w:rPr>
+          <w:rFonts w:hint="eastAsia"/>
+        </w:rPr>
+        <w:t>天天地</w:t>
       </w:r>
     </w:p>
     <w:p/>
@@ -5229,14 +5201,12 @@
         </w:rPr>
         <w:t xml:space="preserve"> </w:t>
       </w:r>
-      <w:proofErr w:type="gramStart"/>
       <w:r>
         <w:rPr>
           <w:rFonts w:hint="eastAsia"/>
         </w:rPr>
         <w:t>把某物出租</w:t>
       </w:r>
-      <w:proofErr w:type="gramEnd"/>
       <w:r>
         <w:rPr>
           <w:rFonts w:hint="eastAsia"/>
@@ -5541,21 +5511,7 @@
         <w:rPr>
           <w:rFonts w:hint="eastAsia"/>
         </w:rPr>
-        <w:t>對…</w:t>
-      </w:r>
-      <w:proofErr w:type="gramStart"/>
-      <w:r>
-        <w:rPr>
-          <w:rFonts w:hint="eastAsia"/>
-        </w:rPr>
-        <w:t>…</w:t>
-      </w:r>
-      <w:proofErr w:type="gramEnd"/>
-      <w:r>
-        <w:rPr>
-          <w:rFonts w:hint="eastAsia"/>
-        </w:rPr>
-        <w:t>感到挫折</w:t>
+        <w:t>對……感到挫折</w:t>
       </w:r>
       <w:r>
         <w:rPr>
@@ -5578,7 +5534,6 @@
       <w:r>
         <w:t>.</w:t>
       </w:r>
-      <w:proofErr w:type="gramStart"/>
       <w:r>
         <w:rPr>
           <w:rFonts w:hint="eastAsia"/>
@@ -5591,7 +5546,6 @@
         </w:rPr>
         <w:t>、</w:t>
       </w:r>
-      <w:proofErr w:type="gramEnd"/>
       <w:r>
         <w:rPr>
           <w:rFonts w:hint="eastAsia"/>
@@ -6338,7 +6292,6 @@
       <w:r>
         <w:t>n.</w:t>
       </w:r>
-      <w:proofErr w:type="gramStart"/>
       <w:r>
         <w:rPr>
           <w:rFonts w:hint="eastAsia"/>
@@ -6351,7 +6304,6 @@
         </w:rPr>
         <w:t>,</w:t>
       </w:r>
-      <w:proofErr w:type="gramEnd"/>
       <w:r>
         <w:t>adj.</w:t>
       </w:r>
@@ -6511,21 +6463,7 @@
         <w:rPr>
           <w:rFonts w:hint="eastAsia"/>
         </w:rPr>
-        <w:t>來自…</w:t>
-      </w:r>
-      <w:proofErr w:type="gramStart"/>
-      <w:r>
-        <w:rPr>
-          <w:rFonts w:hint="eastAsia"/>
-        </w:rPr>
-        <w:t>…</w:t>
-      </w:r>
-      <w:proofErr w:type="gramEnd"/>
-      <w:r>
-        <w:rPr>
-          <w:rFonts w:hint="eastAsia"/>
-        </w:rPr>
-        <w:t>的意見</w:t>
+        <w:t>來自……的意見</w:t>
       </w:r>
       <w:r>
         <w:rPr>
@@ -7626,14 +7564,12 @@
       <w:r>
         <w:t>n.</w:t>
       </w:r>
-      <w:proofErr w:type="gramStart"/>
       <w:r>
         <w:rPr>
           <w:rFonts w:hint="eastAsia"/>
         </w:rPr>
         <w:t>在場</w:t>
       </w:r>
-      <w:proofErr w:type="gramEnd"/>
       <w:r>
         <w:rPr>
           <w:rFonts w:hint="eastAsia"/>
@@ -8097,89 +8033,945 @@
     </w:p>
     <w:p/>
     <w:p>
+      <w:r>
+        <w:t>farmer</w:t>
+      </w:r>
+      <w:r>
+        <w:rPr>
+          <w:rFonts w:hint="eastAsia"/>
+        </w:rPr>
+        <w:t xml:space="preserve"> </w:t>
+      </w:r>
+      <w:r>
+        <w:t>n.</w:t>
+      </w:r>
+      <w:r>
+        <w:rPr>
+          <w:rFonts w:hint="eastAsia"/>
+        </w:rPr>
+        <w:t>農民、</w:t>
+      </w:r>
+      <w:r>
+        <w:t>sale ending</w:t>
+      </w:r>
+      <w:r>
+        <w:rPr>
+          <w:rFonts w:hint="eastAsia"/>
+        </w:rPr>
+        <w:t xml:space="preserve"> </w:t>
+      </w:r>
+      <w:r>
+        <w:rPr>
+          <w:rFonts w:hint="eastAsia"/>
+        </w:rPr>
+        <w:t>特價倒數、</w:t>
+      </w:r>
+      <w:r>
+        <w:t>curbside pickup</w:t>
+      </w:r>
+      <w:r>
+        <w:rPr>
+          <w:rFonts w:hint="eastAsia"/>
+        </w:rPr>
+        <w:t xml:space="preserve"> </w:t>
+      </w:r>
+      <w:r>
+        <w:rPr>
+          <w:rFonts w:hint="eastAsia"/>
+        </w:rPr>
+        <w:t>路邊取貨</w:t>
+      </w:r>
+    </w:p>
+    <w:p>
+      <w:r>
+        <w:t>quick reminder</w:t>
+      </w:r>
+      <w:r>
+        <w:rPr>
+          <w:rFonts w:hint="eastAsia"/>
+        </w:rPr>
+        <w:t xml:space="preserve"> </w:t>
+      </w:r>
+      <w:r>
+        <w:rPr>
+          <w:rFonts w:hint="eastAsia"/>
+        </w:rPr>
+        <w:t>簡單提醒、</w:t>
+      </w:r>
+      <w:r>
+        <w:t>stock up on</w:t>
+      </w:r>
+      <w:r>
+        <w:rPr>
+          <w:rFonts w:hint="eastAsia"/>
+        </w:rPr>
+        <w:t>儲存</w:t>
+      </w:r>
+    </w:p>
+    <w:p/>
+    <w:p>
+      <w:r>
+        <w:t>reveal</w:t>
+      </w:r>
+      <w:r>
+        <w:rPr>
+          <w:rFonts w:hint="eastAsia"/>
+        </w:rPr>
+        <w:t xml:space="preserve"> </w:t>
+      </w:r>
+      <w:r>
+        <w:t>v.</w:t>
+      </w:r>
+      <w:r>
+        <w:rPr>
+          <w:rFonts w:hint="eastAsia"/>
+        </w:rPr>
+        <w:t>揭露、</w:t>
+      </w:r>
+      <w:r>
+        <w:t>engagement</w:t>
+      </w:r>
+      <w:r>
+        <w:rPr>
+          <w:rFonts w:hint="eastAsia"/>
+        </w:rPr>
+        <w:t xml:space="preserve"> </w:t>
+      </w:r>
+      <w:r>
+        <w:t>n.</w:t>
+      </w:r>
+      <w:r>
+        <w:rPr>
+          <w:rFonts w:hint="eastAsia"/>
+        </w:rPr>
+        <w:t>訂婚</w:t>
+      </w:r>
+      <w:r>
+        <w:rPr>
+          <w:rFonts w:hint="eastAsia"/>
+        </w:rPr>
+        <w:t>/</w:t>
+      </w:r>
+      <w:r>
+        <w:rPr>
+          <w:rFonts w:hint="eastAsia"/>
+        </w:rPr>
+        <w:t>約會</w:t>
+      </w:r>
+      <w:r>
+        <w:rPr>
+          <w:rFonts w:hint="eastAsia"/>
+        </w:rPr>
+        <w:t>/</w:t>
+      </w:r>
+      <w:r>
+        <w:rPr>
+          <w:rFonts w:hint="eastAsia"/>
+        </w:rPr>
+        <w:t>預約、</w:t>
+      </w:r>
+      <w:r>
+        <w:t xml:space="preserve">drop </w:t>
+      </w:r>
+      <w:r>
+        <w:rPr>
+          <w:rFonts w:hint="eastAsia"/>
+        </w:rPr>
+        <w:t>下降</w:t>
+      </w:r>
+    </w:p>
+    <w:p>
+      <w:r>
+        <w:t>fluctuations</w:t>
+      </w:r>
+      <w:r>
+        <w:rPr>
+          <w:rFonts w:hint="eastAsia"/>
+        </w:rPr>
+        <w:t xml:space="preserve"> </w:t>
+      </w:r>
+      <w:r>
+        <w:t>n.</w:t>
+      </w:r>
+      <w:r>
+        <w:rPr>
+          <w:rFonts w:hint="eastAsia"/>
+        </w:rPr>
+        <w:t>漲落</w:t>
+      </w:r>
+      <w:r>
+        <w:rPr>
+          <w:rFonts w:hint="eastAsia"/>
+        </w:rPr>
+        <w:t>/</w:t>
+      </w:r>
+      <w:r>
+        <w:rPr>
+          <w:rFonts w:hint="eastAsia"/>
+        </w:rPr>
+        <w:t>起伏不定、</w:t>
+      </w:r>
+      <w:r>
+        <w:t>slower</w:t>
+      </w:r>
+      <w:r>
+        <w:rPr>
+          <w:rFonts w:hint="eastAsia"/>
+        </w:rPr>
+        <w:t xml:space="preserve"> a</w:t>
+      </w:r>
+      <w:r>
+        <w:t>dj.</w:t>
+      </w:r>
+      <w:r>
+        <w:rPr>
+          <w:rFonts w:hint="eastAsia"/>
+        </w:rPr>
+        <w:t>緩慢、</w:t>
+      </w:r>
+      <w:r>
+        <w:t>streamlining</w:t>
+      </w:r>
+      <w:r>
+        <w:rPr>
+          <w:rFonts w:hint="eastAsia"/>
+        </w:rPr>
+        <w:t xml:space="preserve"> </w:t>
+      </w:r>
+      <w:r>
+        <w:t>v.</w:t>
+      </w:r>
+      <w:r>
+        <w:rPr>
+          <w:rFonts w:hint="eastAsia"/>
+        </w:rPr>
+        <w:t>簡化</w:t>
+      </w:r>
+    </w:p>
+    <w:p>
+      <w:r>
+        <w:t>slump</w:t>
+      </w:r>
+      <w:r>
+        <w:rPr>
+          <w:rFonts w:hint="eastAsia"/>
+        </w:rPr>
+        <w:t xml:space="preserve"> </w:t>
+      </w:r>
+      <w:r>
+        <w:t>v.</w:t>
+      </w:r>
+      <w:r>
+        <w:rPr>
+          <w:rFonts w:hint="eastAsia"/>
+        </w:rPr>
+        <w:t>猛跌</w:t>
+      </w:r>
+      <w:r>
+        <w:rPr>
+          <w:rFonts w:hint="eastAsia"/>
+        </w:rPr>
+        <w:t>/</w:t>
+      </w:r>
+      <w:r>
+        <w:rPr>
+          <w:rFonts w:hint="eastAsia"/>
+        </w:rPr>
+        <w:t>突然下降</w:t>
+      </w:r>
+      <w:r>
+        <w:rPr>
+          <w:rFonts w:hint="eastAsia"/>
+        </w:rPr>
+        <w:t>,</w:t>
+      </w:r>
+      <w:r>
+        <w:t>n.</w:t>
+      </w:r>
+      <w:r>
+        <w:rPr>
+          <w:rFonts w:hint="eastAsia"/>
+        </w:rPr>
+        <w:t>衰落</w:t>
+      </w:r>
+      <w:r>
+        <w:rPr>
+          <w:rFonts w:hint="eastAsia"/>
+        </w:rPr>
+        <w:t>、</w:t>
+      </w:r>
+      <w:r>
+        <w:t>peak hours</w:t>
+      </w:r>
+      <w:r>
+        <w:rPr>
+          <w:rFonts w:hint="eastAsia"/>
+        </w:rPr>
+        <w:t xml:space="preserve"> </w:t>
+      </w:r>
+      <w:r>
+        <w:rPr>
+          <w:rFonts w:hint="eastAsia"/>
+        </w:rPr>
+        <w:t>尖峰時段</w:t>
+      </w:r>
+      <w:r>
+        <w:rPr>
+          <w:rFonts w:hint="eastAsia"/>
+        </w:rPr>
+        <w:t>、</w:t>
+      </w:r>
+      <w:r>
+        <w:t>flagged</w:t>
+      </w:r>
+      <w:r>
+        <w:rPr>
+          <w:rFonts w:hint="eastAsia"/>
+        </w:rPr>
+        <w:t xml:space="preserve"> </w:t>
+      </w:r>
+      <w:r>
+        <w:rPr>
+          <w:rFonts w:hint="eastAsia"/>
+        </w:rPr>
+        <w:t>被標記的</w:t>
+      </w:r>
+    </w:p>
+    <w:p>
+      <w:r>
+        <w:rPr>
+          <w:rFonts w:hint="eastAsia"/>
+        </w:rPr>
+        <w:t>p</w:t>
+      </w:r>
+      <w:r>
+        <w:t>ain point</w:t>
+      </w:r>
+      <w:r>
+        <w:rPr>
+          <w:rFonts w:hint="eastAsia"/>
+        </w:rPr>
+        <w:t>痛點、</w:t>
+      </w:r>
+      <w:r>
+        <w:t>tackle</w:t>
+      </w:r>
+      <w:r>
+        <w:rPr>
+          <w:rFonts w:hint="eastAsia"/>
+        </w:rPr>
+        <w:t xml:space="preserve"> </w:t>
+      </w:r>
+      <w:r>
+        <w:t>v.</w:t>
+      </w:r>
+      <w:r>
+        <w:rPr>
+          <w:rFonts w:hint="eastAsia"/>
+        </w:rPr>
+        <w:t>對付</w:t>
+      </w:r>
+      <w:r>
+        <w:rPr>
+          <w:rFonts w:hint="eastAsia"/>
+        </w:rPr>
+        <w:t>/</w:t>
+      </w:r>
+      <w:r>
+        <w:rPr>
+          <w:rFonts w:hint="eastAsia"/>
+        </w:rPr>
+        <w:t>處理、</w:t>
+      </w:r>
+      <w:r>
+        <w:t>optimize</w:t>
+      </w:r>
+      <w:r>
+        <w:rPr>
+          <w:rFonts w:hint="eastAsia"/>
+        </w:rPr>
+        <w:t xml:space="preserve"> </w:t>
+      </w:r>
+      <w:r>
+        <w:t>v.</w:t>
+      </w:r>
+      <w:r>
+        <w:rPr>
+          <w:rFonts w:hint="eastAsia"/>
+        </w:rPr>
+        <w:t>使優化、</w:t>
+      </w:r>
+      <w:r>
+        <w:t>simplify</w:t>
+      </w:r>
+      <w:r>
+        <w:rPr>
+          <w:rFonts w:hint="eastAsia"/>
+        </w:rPr>
+        <w:t xml:space="preserve"> v</w:t>
+      </w:r>
+      <w:r>
+        <w:t>.</w:t>
+      </w:r>
+      <w:r>
+        <w:rPr>
+          <w:rFonts w:hint="eastAsia"/>
+        </w:rPr>
+        <w:t>使簡化</w:t>
+      </w:r>
+    </w:p>
+    <w:p>
+      <w:r>
+        <w:t>boost</w:t>
+      </w:r>
+      <w:r>
+        <w:rPr>
+          <w:rFonts w:hint="eastAsia"/>
+        </w:rPr>
+        <w:t xml:space="preserve"> </w:t>
+      </w:r>
+      <w:r>
+        <w:t>v.</w:t>
+      </w:r>
+      <w:r>
+        <w:rPr>
+          <w:rFonts w:hint="eastAsia"/>
+        </w:rPr>
+        <w:t>提高</w:t>
+      </w:r>
+    </w:p>
+    <w:p/>
+    <w:p>
+      <w:r>
+        <w:t>apartment</w:t>
+      </w:r>
+      <w:r>
+        <w:rPr>
+          <w:rFonts w:hint="eastAsia"/>
+        </w:rPr>
+        <w:t xml:space="preserve"> n</w:t>
+      </w:r>
+      <w:r>
+        <w:t>.</w:t>
+      </w:r>
+      <w:r>
+        <w:rPr>
+          <w:rFonts w:hint="eastAsia"/>
+        </w:rPr>
+        <w:t>公寓、</w:t>
+      </w:r>
+      <w:r>
+        <w:t>amenity</w:t>
+      </w:r>
+      <w:r>
+        <w:rPr>
+          <w:rFonts w:hint="eastAsia"/>
+        </w:rPr>
+        <w:t xml:space="preserve"> </w:t>
+      </w:r>
+      <w:r>
+        <w:t>n.</w:t>
+      </w:r>
+      <w:r>
+        <w:rPr>
+          <w:rFonts w:hint="eastAsia"/>
+        </w:rPr>
+        <w:t>便利設施、</w:t>
+      </w:r>
+      <w:r>
+        <w:t>balcony</w:t>
+      </w:r>
+      <w:r>
+        <w:rPr>
+          <w:rFonts w:hint="eastAsia"/>
+        </w:rPr>
+        <w:t xml:space="preserve"> </w:t>
+      </w:r>
+      <w:r>
+        <w:t>n.</w:t>
+      </w:r>
+      <w:r>
+        <w:rPr>
+          <w:rFonts w:hint="eastAsia"/>
+        </w:rPr>
+        <w:t>陽台、</w:t>
+      </w:r>
+      <w:r>
+        <w:t>beneficial</w:t>
+      </w:r>
+      <w:r>
+        <w:rPr>
+          <w:rFonts w:hint="eastAsia"/>
+        </w:rPr>
+        <w:t xml:space="preserve"> </w:t>
+      </w:r>
+      <w:r>
+        <w:t>adj.</w:t>
+      </w:r>
+      <w:r>
+        <w:rPr>
+          <w:rFonts w:hint="eastAsia"/>
+        </w:rPr>
+        <w:t>有利的</w:t>
+      </w:r>
+    </w:p>
+    <w:p>
+      <w:r>
+        <w:t>go ahead</w:t>
+      </w:r>
+      <w:r>
+        <w:rPr>
+          <w:rFonts w:hint="eastAsia"/>
+        </w:rPr>
+        <w:t>准許</w:t>
+      </w:r>
+      <w:r>
+        <w:rPr>
+          <w:rFonts w:hint="eastAsia"/>
+        </w:rPr>
+        <w:t>/</w:t>
+      </w:r>
+      <w:r>
+        <w:rPr>
+          <w:rFonts w:hint="eastAsia"/>
+        </w:rPr>
+        <w:t>去做吧、</w:t>
+      </w:r>
+      <w:r>
+        <w:t>situated</w:t>
+      </w:r>
+      <w:r>
+        <w:rPr>
+          <w:rFonts w:hint="eastAsia"/>
+        </w:rPr>
+        <w:t xml:space="preserve"> </w:t>
+      </w:r>
+      <w:r>
+        <w:t>adj.</w:t>
+      </w:r>
+      <w:r>
+        <w:rPr>
+          <w:rFonts w:hint="eastAsia"/>
+        </w:rPr>
+        <w:t>位於</w:t>
+      </w:r>
+      <w:r>
+        <w:rPr>
+          <w:rFonts w:hint="eastAsia"/>
+        </w:rPr>
+        <w:t>..</w:t>
+      </w:r>
+      <w:r>
+        <w:rPr>
+          <w:rFonts w:hint="eastAsia"/>
+        </w:rPr>
+        <w:t>的、</w:t>
+      </w:r>
+      <w:r>
+        <w:rPr>
+          <w:rFonts w:hint="eastAsia"/>
+        </w:rPr>
+        <w:t>h</w:t>
+      </w:r>
+      <w:r>
+        <w:t>uge adj.</w:t>
+      </w:r>
+      <w:r>
+        <w:rPr>
+          <w:rFonts w:hint="eastAsia"/>
+        </w:rPr>
+        <w:t>巨大的</w:t>
+      </w:r>
+    </w:p>
+    <w:p/>
+    <w:p>
+      <w:r>
+        <w:lastRenderedPageBreak/>
+        <w:t>complimentary</w:t>
+      </w:r>
+      <w:r>
+        <w:rPr>
+          <w:rFonts w:hint="eastAsia"/>
+        </w:rPr>
+        <w:t xml:space="preserve"> </w:t>
+      </w:r>
+      <w:r>
+        <w:t>adj.</w:t>
+      </w:r>
+      <w:r>
+        <w:rPr>
+          <w:rFonts w:hint="eastAsia"/>
+        </w:rPr>
+        <w:t>免費的</w:t>
+      </w:r>
+      <w:r>
+        <w:rPr>
+          <w:rFonts w:hint="eastAsia"/>
+        </w:rPr>
+        <w:t>/</w:t>
+      </w:r>
+      <w:r>
+        <w:rPr>
+          <w:rFonts w:hint="eastAsia"/>
+        </w:rPr>
+        <w:t>讚美</w:t>
+      </w:r>
+      <w:r>
+        <w:rPr>
+          <w:rFonts w:hint="eastAsia"/>
+        </w:rPr>
+        <w:t>、</w:t>
+      </w:r>
+      <w:r>
+        <w:t>bouquet</w:t>
+      </w:r>
+      <w:r>
+        <w:rPr>
+          <w:rFonts w:hint="eastAsia"/>
+        </w:rPr>
+        <w:t xml:space="preserve"> n</w:t>
+      </w:r>
+      <w:r>
+        <w:t>.</w:t>
+      </w:r>
+      <w:r>
+        <w:rPr>
+          <w:rFonts w:hint="eastAsia"/>
+        </w:rPr>
+        <w:t>花束、</w:t>
+      </w:r>
+      <w:r>
+        <w:t>regret</w:t>
+      </w:r>
+      <w:r>
+        <w:rPr>
+          <w:rFonts w:hint="eastAsia"/>
+        </w:rPr>
+        <w:t xml:space="preserve"> </w:t>
+      </w:r>
+      <w:r>
+        <w:t>n</w:t>
+      </w:r>
+      <w:r>
+        <w:rPr>
+          <w:rFonts w:hint="eastAsia"/>
+        </w:rPr>
+        <w:t>/</w:t>
+      </w:r>
+      <w:r>
+        <w:t xml:space="preserve">v </w:t>
+      </w:r>
+      <w:r>
+        <w:rPr>
+          <w:rFonts w:hint="eastAsia"/>
+        </w:rPr>
+        <w:t>遺憾</w:t>
+      </w:r>
+      <w:r>
+        <w:rPr>
+          <w:rFonts w:hint="eastAsia"/>
+        </w:rPr>
+        <w:t>/</w:t>
+      </w:r>
+      <w:r>
+        <w:rPr>
+          <w:rFonts w:hint="eastAsia"/>
+        </w:rPr>
+        <w:t>惋惜</w:t>
+      </w:r>
+    </w:p>
+    <w:p>
+      <w:r>
+        <w:rPr>
+          <w:rFonts w:hint="eastAsia"/>
+        </w:rPr>
+        <w:t>u</w:t>
+      </w:r>
+      <w:r>
+        <w:t xml:space="preserve">nforeseen circumstances </w:t>
+      </w:r>
+      <w:r>
+        <w:rPr>
+          <w:rFonts w:hint="eastAsia"/>
+        </w:rPr>
+        <w:t xml:space="preserve"> </w:t>
+      </w:r>
+      <w:proofErr w:type="spellStart"/>
+      <w:r>
+        <w:t>adj+n</w:t>
+      </w:r>
+      <w:proofErr w:type="spellEnd"/>
+      <w:r>
+        <w:t xml:space="preserve"> </w:t>
+      </w:r>
+      <w:r>
+        <w:rPr>
+          <w:rFonts w:hint="eastAsia"/>
+        </w:rPr>
+        <w:t>不可預見的情況、</w:t>
+      </w:r>
+      <w:r>
+        <w:t>diligently</w:t>
+      </w:r>
+      <w:r>
+        <w:t xml:space="preserve"> adv/</w:t>
+      </w:r>
+      <w:r>
+        <w:rPr>
+          <w:rFonts w:hint="eastAsia"/>
+        </w:rPr>
+        <w:t>勤奮</w:t>
+      </w:r>
+      <w:r>
+        <w:rPr>
+          <w:rFonts w:hint="eastAsia"/>
+        </w:rPr>
+        <w:t>/</w:t>
+      </w:r>
+      <w:r>
+        <w:rPr>
+          <w:rFonts w:hint="eastAsia"/>
+        </w:rPr>
+        <w:t>認真</w:t>
+      </w:r>
+    </w:p>
+    <w:p>
+      <w:r>
+        <w:t>in perfect condition</w:t>
+      </w:r>
+      <w:r>
+        <w:rPr>
+          <w:rFonts w:hint="eastAsia"/>
+        </w:rPr>
+        <w:t xml:space="preserve"> </w:t>
+      </w:r>
+      <w:r>
+        <w:rPr>
+          <w:rFonts w:hint="eastAsia"/>
+        </w:rPr>
+        <w:t>完好無損</w:t>
+      </w:r>
+      <w:r>
+        <w:rPr>
+          <w:rFonts w:hint="eastAsia"/>
+        </w:rPr>
+        <w:t>、</w:t>
+      </w:r>
+      <w:r>
+        <w:t>make up for</w:t>
+      </w:r>
+      <w:r>
+        <w:rPr>
+          <w:rFonts w:hint="eastAsia"/>
+        </w:rPr>
+        <w:t>彌補</w:t>
+      </w:r>
+    </w:p>
+    <w:p/>
+    <w:p>
+      <w:r>
+        <w:t>beauty salon</w:t>
+      </w:r>
+      <w:r>
+        <w:rPr>
+          <w:rFonts w:hint="eastAsia"/>
+        </w:rPr>
+        <w:t xml:space="preserve"> </w:t>
+      </w:r>
+      <w:r>
+        <w:rPr>
+          <w:rFonts w:hint="eastAsia"/>
+        </w:rPr>
+        <w:t>美容院、</w:t>
+      </w:r>
+      <w:r>
+        <w:t>gourmet</w:t>
+      </w:r>
+      <w:r>
+        <w:rPr>
+          <w:rFonts w:hint="eastAsia"/>
+        </w:rPr>
+        <w:t xml:space="preserve"> n</w:t>
+      </w:r>
+      <w:r>
+        <w:t>.</w:t>
+      </w:r>
+      <w:r>
+        <w:rPr>
+          <w:rFonts w:hint="eastAsia"/>
+        </w:rPr>
+        <w:t>美食家、</w:t>
+      </w:r>
+      <w:r>
+        <w:t>tailored</w:t>
+      </w:r>
+      <w:r>
+        <w:rPr>
+          <w:rFonts w:hint="eastAsia"/>
+        </w:rPr>
+        <w:t xml:space="preserve"> </w:t>
+      </w:r>
+      <w:r>
+        <w:t>adj.</w:t>
+      </w:r>
+      <w:r>
+        <w:rPr>
+          <w:rFonts w:hint="eastAsia"/>
+        </w:rPr>
+        <w:t xml:space="preserve"> </w:t>
+      </w:r>
+      <w:r>
+        <w:rPr>
+          <w:rFonts w:hint="eastAsia"/>
+        </w:rPr>
+        <w:t>量身訂製</w:t>
+      </w:r>
+    </w:p>
+    <w:p>
+      <w:r>
+        <w:t>personalized</w:t>
+      </w:r>
+      <w:r>
+        <w:t xml:space="preserve"> adj.</w:t>
+      </w:r>
+      <w:r>
+        <w:rPr>
+          <w:rFonts w:hint="eastAsia"/>
+        </w:rPr>
+        <w:t>個人化、</w:t>
+      </w:r>
+      <w:r>
+        <w:t>thrilled</w:t>
+      </w:r>
+      <w:r>
+        <w:rPr>
+          <w:rFonts w:hint="eastAsia"/>
+        </w:rPr>
+        <w:t xml:space="preserve"> </w:t>
+      </w:r>
+      <w:r>
+        <w:t>adj.</w:t>
+      </w:r>
+      <w:r>
+        <w:rPr>
+          <w:rFonts w:hint="eastAsia"/>
+        </w:rPr>
+        <w:t>高興、</w:t>
+      </w:r>
+      <w:r>
+        <w:t>stopped by</w:t>
+      </w:r>
+      <w:r>
+        <w:rPr>
+          <w:rFonts w:hint="eastAsia"/>
+        </w:rPr>
+        <w:t xml:space="preserve"> </w:t>
+      </w:r>
+      <w:r>
+        <w:rPr>
+          <w:rFonts w:hint="eastAsia"/>
+        </w:rPr>
+        <w:t>順路拜訪</w:t>
+      </w:r>
+    </w:p>
+    <w:p>
+      <w:r>
+        <w:t>based on</w:t>
+      </w:r>
+      <w:r>
+        <w:rPr>
+          <w:rFonts w:hint="eastAsia"/>
+        </w:rPr>
+        <w:t xml:space="preserve"> </w:t>
+      </w:r>
+      <w:r>
+        <w:rPr>
+          <w:rFonts w:hint="eastAsia"/>
+        </w:rPr>
+        <w:t>根據</w:t>
+      </w:r>
+      <w:r>
+        <w:t>…</w:t>
+      </w:r>
+      <w:r>
+        <w:rPr>
+          <w:rFonts w:hint="eastAsia"/>
+        </w:rPr>
+        <w:t>、</w:t>
+      </w:r>
+      <w:r>
+        <w:t>aligns with</w:t>
+      </w:r>
+      <w:r>
+        <w:rPr>
+          <w:rFonts w:hint="eastAsia"/>
+        </w:rPr>
+        <w:t>符合、</w:t>
+      </w:r>
+      <w:r>
+        <w:t>swing by</w:t>
+      </w:r>
+      <w:r>
+        <w:rPr>
+          <w:rFonts w:hint="eastAsia"/>
+        </w:rPr>
+        <w:t xml:space="preserve"> </w:t>
+      </w:r>
+      <w:r>
+        <w:rPr>
+          <w:rFonts w:hint="eastAsia"/>
+        </w:rPr>
+        <w:t>順路去一下</w:t>
+      </w:r>
+      <w:r>
+        <w:rPr>
+          <w:rFonts w:hint="eastAsia"/>
+        </w:rPr>
+        <w:t>、</w:t>
+      </w:r>
+      <w:r>
+        <w:t>go over</w:t>
+      </w:r>
+      <w:r>
+        <w:rPr>
+          <w:rFonts w:hint="eastAsia"/>
+        </w:rPr>
+        <w:t>檢查</w:t>
+      </w:r>
+      <w:r>
+        <w:rPr>
+          <w:rFonts w:hint="eastAsia"/>
+        </w:rPr>
+        <w:t>/</w:t>
+      </w:r>
+      <w:r>
+        <w:rPr>
+          <w:rFonts w:hint="eastAsia"/>
+        </w:rPr>
+        <w:t>討論</w:t>
+      </w:r>
+    </w:p>
+    <w:p>
       <w:pPr>
         <w:rPr>
           <w:rFonts w:hint="eastAsia"/>
         </w:rPr>
       </w:pPr>
-      <w:r>
-        <w:t>farmer</w:t>
-      </w:r>
-      <w:r>
-        <w:rPr>
-          <w:rFonts w:hint="eastAsia"/>
-        </w:rPr>
-        <w:t xml:space="preserve"> </w:t>
-      </w:r>
-      <w:r>
-        <w:t>n.</w:t>
-      </w:r>
-      <w:r>
-        <w:rPr>
-          <w:rFonts w:hint="eastAsia"/>
-        </w:rPr>
-        <w:t>農民、</w:t>
-      </w:r>
-      <w:r>
-        <w:t>sale ending</w:t>
-      </w:r>
-      <w:r>
-        <w:rPr>
-          <w:rFonts w:hint="eastAsia"/>
-        </w:rPr>
-        <w:t xml:space="preserve"> </w:t>
-      </w:r>
-      <w:r>
-        <w:rPr>
-          <w:rFonts w:hint="eastAsia"/>
-        </w:rPr>
-        <w:t>特價倒數、</w:t>
-      </w:r>
-      <w:r>
-        <w:t>curbside pickup</w:t>
-      </w:r>
-      <w:r>
-        <w:rPr>
-          <w:rFonts w:hint="eastAsia"/>
-        </w:rPr>
-        <w:t xml:space="preserve"> </w:t>
-      </w:r>
-      <w:proofErr w:type="gramStart"/>
-      <w:r>
-        <w:rPr>
-          <w:rFonts w:hint="eastAsia"/>
-        </w:rPr>
-        <w:t>路邊取貨</w:t>
-      </w:r>
-      <w:proofErr w:type="gramEnd"/>
-    </w:p>
-    <w:p>
-      <w:r>
-        <w:t>quick reminder</w:t>
-      </w:r>
-      <w:r>
-        <w:rPr>
-          <w:rFonts w:hint="eastAsia"/>
-        </w:rPr>
-        <w:t xml:space="preserve"> </w:t>
-      </w:r>
-      <w:r>
-        <w:rPr>
-          <w:rFonts w:hint="eastAsia"/>
-        </w:rPr>
-        <w:t>簡單提醒、</w:t>
-      </w:r>
-      <w:r>
-        <w:t>stock up on</w:t>
-      </w:r>
-      <w:r>
-        <w:rPr>
-          <w:rFonts w:hint="eastAsia"/>
-        </w:rPr>
-        <w:t>儲存</w:t>
-      </w:r>
-    </w:p>
-    <w:p/>
+    </w:p>
+    <w:p>
+      <w:pPr>
+        <w:rPr>
+          <w:rFonts w:hint="eastAsia"/>
+        </w:rPr>
+      </w:pPr>
+    </w:p>
+    <w:p>
+      <w:pPr>
+        <w:rPr>
+          <w:rFonts w:hint="eastAsia"/>
+        </w:rPr>
+      </w:pPr>
+    </w:p>
     <w:p>
       <w:pPr>
         <w:rPr>

--- a/碩一/TOEIC/聽力單字.docx
+++ b/碩一/TOEIC/聽力單字.docx
@@ -1,6 +1,6 @@
 
 <file path=word/document.xml><?xml version="1.0" encoding="utf-8"?>
-<w:document xmlns:wpc="http://schemas.microsoft.com/office/word/2010/wordprocessingCanvas" xmlns:cx="http://schemas.microsoft.com/office/drawing/2014/chartex" xmlns:cx1="http://schemas.microsoft.com/office/drawing/2015/9/8/chartex" xmlns:cx2="http://schemas.microsoft.com/office/drawing/2015/10/21/chartex" xmlns:cx3="http://schemas.microsoft.com/office/drawing/2016/5/9/chartex" xmlns:cx4="http://schemas.microsoft.com/office/drawing/2016/5/10/chartex" xmlns:cx5="http://schemas.microsoft.com/office/drawing/2016/5/11/chartex" xmlns:cx6="http://schemas.microsoft.com/office/drawing/2016/5/12/chartex" xmlns:cx7="http://schemas.microsoft.com/office/drawing/2016/5/13/chartex" xmlns:cx8="http://schemas.microsoft.com/office/drawing/2016/5/14/chartex" xmlns:mc="http://schemas.openxmlformats.org/markup-compatibility/2006" xmlns:aink="http://schemas.microsoft.com/office/drawing/2016/ink" xmlns:am3d="http://schemas.microsoft.com/office/drawing/2017/model3d" xmlns:o="urn:schemas-microsoft-com:office:office" xmlns:oel="http://schemas.microsoft.com/office/2019/extlst" xmlns:r="http://schemas.openxmlformats.org/officeDocument/2006/relationships" xmlns:m="http://schemas.openxmlformats.org/officeDocument/2006/math" xmlns:v="urn:schemas-microsoft-com:vml" xmlns:wp14="http://schemas.microsoft.com/office/word/2010/wordprocessingDrawing" xmlns:wp="http://schemas.openxmlformats.org/drawingml/2006/wordprocessingDrawing" xmlns:w10="urn:schemas-microsoft-com:office:word" xmlns:w="http://schemas.openxmlformats.org/wordprocessingml/2006/main" xmlns:w14="http://schemas.microsoft.com/office/word/2010/wordml" xmlns:w15="http://schemas.microsoft.com/office/word/2012/wordml" xmlns:w16cex="http://schemas.microsoft.com/office/word/2018/wordml/cex" xmlns:w16cid="http://schemas.microsoft.com/office/word/2016/wordml/cid" xmlns:w16="http://schemas.microsoft.com/office/word/2018/wordml" xmlns:w16du="http://schemas.microsoft.com/office/word/2023/wordml/word16du" xmlns:w16sdtdh="http://schemas.microsoft.com/office/word/2020/wordml/sdtdatahash" xmlns:w16se="http://schemas.microsoft.com/office/word/2015/wordml/symex" xmlns:wpg="http://schemas.microsoft.com/office/word/2010/wordprocessingGroup" xmlns:wpi="http://schemas.microsoft.com/office/word/2010/wordprocessingInk" xmlns:wne="http://schemas.microsoft.com/office/word/2006/wordml" xmlns:wps="http://schemas.microsoft.com/office/word/2010/wordprocessingShape" mc:Ignorable="w14 w15 w16se w16cid w16 w16cex w16sdtdh wp14">
+<w:document xmlns:wpc="http://schemas.microsoft.com/office/word/2010/wordprocessingCanvas" xmlns:cx="http://schemas.microsoft.com/office/drawing/2014/chartex" xmlns:cx1="http://schemas.microsoft.com/office/drawing/2015/9/8/chartex" xmlns:cx2="http://schemas.microsoft.com/office/drawing/2015/10/21/chartex" xmlns:cx3="http://schemas.microsoft.com/office/drawing/2016/5/9/chartex" xmlns:cx4="http://schemas.microsoft.com/office/drawing/2016/5/10/chartex" xmlns:cx5="http://schemas.microsoft.com/office/drawing/2016/5/11/chartex" xmlns:cx6="http://schemas.microsoft.com/office/drawing/2016/5/12/chartex" xmlns:cx7="http://schemas.microsoft.com/office/drawing/2016/5/13/chartex" xmlns:cx8="http://schemas.microsoft.com/office/drawing/2016/5/14/chartex" xmlns:mc="http://schemas.openxmlformats.org/markup-compatibility/2006" xmlns:aink="http://schemas.microsoft.com/office/drawing/2016/ink" xmlns:am3d="http://schemas.microsoft.com/office/drawing/2017/model3d" xmlns:o="urn:schemas-microsoft-com:office:office" xmlns:r="http://schemas.openxmlformats.org/officeDocument/2006/relationships" xmlns:m="http://schemas.openxmlformats.org/officeDocument/2006/math" xmlns:v="urn:schemas-microsoft-com:vml" xmlns:wp14="http://schemas.microsoft.com/office/word/2010/wordprocessingDrawing" xmlns:wp="http://schemas.openxmlformats.org/drawingml/2006/wordprocessingDrawing" xmlns:w10="urn:schemas-microsoft-com:office:word" xmlns:w="http://schemas.openxmlformats.org/wordprocessingml/2006/main" xmlns:w14="http://schemas.microsoft.com/office/word/2010/wordml" xmlns:w15="http://schemas.microsoft.com/office/word/2012/wordml" xmlns:w16cex="http://schemas.microsoft.com/office/word/2018/wordml/cex" xmlns:w16cid="http://schemas.microsoft.com/office/word/2016/wordml/cid" xmlns:w16="http://schemas.microsoft.com/office/word/2018/wordml" xmlns:w16sdtdh="http://schemas.microsoft.com/office/word/2020/wordml/sdtdatahash" xmlns:w16se="http://schemas.microsoft.com/office/word/2015/wordml/symex" xmlns:wpg="http://schemas.microsoft.com/office/word/2010/wordprocessingGroup" xmlns:wpi="http://schemas.microsoft.com/office/word/2010/wordprocessingInk" xmlns:wne="http://schemas.microsoft.com/office/word/2006/wordml" xmlns:wps="http://schemas.microsoft.com/office/word/2010/wordprocessingShape" mc:Ignorable="w14 w15 w16se w16cid w16 w16cex w16sdtdh wp14">
   <w:body>
     <w:p>
       <w:r>
@@ -299,11 +299,19 @@
         </w:rPr>
         <w:t xml:space="preserve"> </w:t>
       </w:r>
-      <w:r>
-        <w:rPr>
-          <w:rFonts w:hint="eastAsia"/>
-        </w:rPr>
-        <w:t>桌遊、</w:t>
+      <w:proofErr w:type="gramStart"/>
+      <w:r>
+        <w:rPr>
+          <w:rFonts w:hint="eastAsia"/>
+        </w:rPr>
+        <w:t>桌遊</w:t>
+      </w:r>
+      <w:proofErr w:type="gramEnd"/>
+      <w:r>
+        <w:rPr>
+          <w:rFonts w:hint="eastAsia"/>
+        </w:rPr>
+        <w:t>、</w:t>
       </w:r>
       <w:r>
         <w:t>looking forward to</w:t>
@@ -719,7 +727,7 @@
     <w:p>
       <w:pPr>
         <w:rPr>
-          <w:rFonts w:ascii="微軟正黑體" w:eastAsia="微軟正黑體" w:hAnsi="微軟正黑體" w:cs="微軟正黑體"/>
+          <w:rFonts w:ascii="Microsoft JhengHei" w:eastAsia="Microsoft JhengHei" w:hAnsi="Microsoft JhengHei" w:cs="Microsoft JhengHei"/>
         </w:rPr>
       </w:pPr>
       <w:r>
@@ -787,13 +795,13 @@
       </w:r>
       <w:r>
         <w:rPr>
-          <w:rFonts w:ascii="微軟正黑體" w:eastAsia="微軟正黑體" w:hAnsi="微軟正黑體" w:cs="微軟正黑體" w:hint="eastAsia"/>
-        </w:rPr>
-        <w:t>/</w:t>
-      </w:r>
-      <w:r>
-        <w:rPr>
-          <w:rFonts w:ascii="微軟正黑體" w:eastAsia="微軟正黑體" w:hAnsi="微軟正黑體" w:cs="微軟正黑體" w:hint="eastAsia"/>
+          <w:rFonts w:ascii="Microsoft JhengHei" w:eastAsia="Microsoft JhengHei" w:hAnsi="Microsoft JhengHei" w:cs="Microsoft JhengHei" w:hint="eastAsia"/>
+        </w:rPr>
+        <w:t>/</w:t>
+      </w:r>
+      <w:r>
+        <w:rPr>
+          <w:rFonts w:ascii="Microsoft JhengHei" w:eastAsia="Microsoft JhengHei" w:hAnsi="Microsoft JhengHei" w:cs="Microsoft JhengHei" w:hint="eastAsia"/>
         </w:rPr>
         <w:t>以</w:t>
       </w:r>
@@ -805,7 +813,7 @@
       </w:r>
       <w:r>
         <w:rPr>
-          <w:rFonts w:ascii="微軟正黑體" w:eastAsia="微軟正黑體" w:hAnsi="微軟正黑體" w:cs="微軟正黑體" w:hint="eastAsia"/>
+          <w:rFonts w:ascii="Microsoft JhengHei" w:eastAsia="Microsoft JhengHei" w:hAnsi="Microsoft JhengHei" w:cs="Microsoft JhengHei" w:hint="eastAsia"/>
         </w:rPr>
         <w:t>為基礎</w:t>
       </w:r>
@@ -832,9 +840,11 @@
         </w:rPr>
         <w:t>.</w:t>
       </w:r>
+      <w:proofErr w:type="gramStart"/>
       <w:r>
         <w:t>..</w:t>
       </w:r>
+      <w:proofErr w:type="gramEnd"/>
       <w:r>
         <w:rPr>
           <w:rFonts w:hint="eastAsia"/>
@@ -2015,32 +2025,666 @@
         <w:t>v.</w:t>
       </w:r>
       <w:r>
+        <w:t>n</w:t>
+      </w:r>
+      <w:proofErr w:type="spellEnd"/>
+      <w:r>
+        <w:t>.</w:t>
+      </w:r>
+      <w:r>
+        <w:rPr>
+          <w:rFonts w:hint="eastAsia"/>
+        </w:rPr>
+        <w:t>改善</w:t>
+      </w:r>
+      <w:r>
+        <w:rPr>
+          <w:rFonts w:hint="eastAsia"/>
+        </w:rPr>
+        <w:t>/</w:t>
+      </w:r>
+      <w:r>
+        <w:rPr>
+          <w:rFonts w:hint="eastAsia"/>
+        </w:rPr>
+        <w:t>提高</w:t>
+      </w:r>
+    </w:p>
+    <w:p/>
+    <w:p>
+      <w:r>
+        <w:t>campground</w:t>
+      </w:r>
+      <w:r>
+        <w:rPr>
+          <w:rFonts w:hint="eastAsia"/>
+        </w:rPr>
+        <w:t xml:space="preserve"> </w:t>
+      </w:r>
+      <w:r>
         <w:t>n.</w:t>
       </w:r>
-      <w:proofErr w:type="spellEnd"/>
-      <w:r>
-        <w:rPr>
-          <w:rFonts w:hint="eastAsia"/>
-        </w:rPr>
-        <w:t>改善</w:t>
-      </w:r>
-      <w:r>
-        <w:rPr>
-          <w:rFonts w:hint="eastAsia"/>
-        </w:rPr>
-        <w:t>/</w:t>
-      </w:r>
-      <w:r>
-        <w:rPr>
-          <w:rFonts w:hint="eastAsia"/>
-        </w:rPr>
-        <w:t>提高</w:t>
+      <w:r>
+        <w:rPr>
+          <w:rFonts w:hint="eastAsia"/>
+        </w:rPr>
+        <w:t>營地、</w:t>
+      </w:r>
+      <w:r>
+        <w:rPr>
+          <w:rFonts w:hint="eastAsia"/>
+        </w:rPr>
+        <w:t>e</w:t>
+      </w:r>
+      <w:r>
+        <w:t>lectrical adj.</w:t>
+      </w:r>
+      <w:r>
+        <w:rPr>
+          <w:rFonts w:hint="eastAsia"/>
+        </w:rPr>
+        <w:t>電力、</w:t>
+      </w:r>
+      <w:r>
+        <w:rPr>
+          <w:rFonts w:hint="eastAsia"/>
+        </w:rPr>
+        <w:t>r</w:t>
+      </w:r>
+      <w:r>
+        <w:t>ental n.</w:t>
+      </w:r>
+      <w:r>
+        <w:rPr>
+          <w:rFonts w:hint="eastAsia"/>
+        </w:rPr>
+        <w:t>出租</w:t>
+      </w:r>
+      <w:r>
+        <w:rPr>
+          <w:rFonts w:hint="eastAsia"/>
+        </w:rPr>
+        <w:t>/</w:t>
+      </w:r>
+      <w:r>
+        <w:rPr>
+          <w:rFonts w:hint="eastAsia"/>
+        </w:rPr>
+        <w:t>租金</w:t>
+      </w:r>
+    </w:p>
+    <w:p>
+      <w:r>
+        <w:t>confident</w:t>
+      </w:r>
+      <w:r>
+        <w:t xml:space="preserve"> adj.</w:t>
+      </w:r>
+      <w:r>
+        <w:rPr>
+          <w:rFonts w:hint="eastAsia"/>
+        </w:rPr>
+        <w:t xml:space="preserve"> </w:t>
+      </w:r>
+      <w:r>
+        <w:rPr>
+          <w:rFonts w:hint="eastAsia"/>
+        </w:rPr>
+        <w:t>自信</w:t>
+      </w:r>
+      <w:r>
+        <w:rPr>
+          <w:rFonts w:hint="eastAsia"/>
+        </w:rPr>
+        <w:t>/</w:t>
+      </w:r>
+      <w:r>
+        <w:rPr>
+          <w:rFonts w:hint="eastAsia"/>
+        </w:rPr>
+        <w:t>信心、</w:t>
+      </w:r>
+      <w:r>
+        <w:t>uncertain about</w:t>
+      </w:r>
+      <w:r>
+        <w:rPr>
+          <w:rFonts w:hint="eastAsia"/>
+        </w:rPr>
+        <w:t>對……感到不確定</w:t>
+      </w:r>
+      <w:r>
+        <w:rPr>
+          <w:rFonts w:hint="eastAsia"/>
+        </w:rPr>
+        <w:t>、</w:t>
+      </w:r>
+      <w:r>
+        <w:t>certain</w:t>
+      </w:r>
+      <w:r>
+        <w:rPr>
+          <w:rFonts w:hint="eastAsia"/>
+        </w:rPr>
+        <w:t xml:space="preserve"> </w:t>
+      </w:r>
+      <w:r>
+        <w:t>adj.</w:t>
+      </w:r>
+      <w:r>
+        <w:rPr>
+          <w:rFonts w:hint="eastAsia"/>
+        </w:rPr>
+        <w:t>肯定</w:t>
+      </w:r>
+    </w:p>
+    <w:p>
+      <w:r>
+        <w:t>refer to</w:t>
+      </w:r>
+      <w:r>
+        <w:rPr>
+          <w:rFonts w:hint="eastAsia"/>
+        </w:rPr>
+        <w:t>提及</w:t>
+      </w:r>
+      <w:r>
+        <w:rPr>
+          <w:rFonts w:hint="eastAsia"/>
+        </w:rPr>
+        <w:t>/</w:t>
+      </w:r>
+      <w:r>
+        <w:rPr>
+          <w:rFonts w:hint="eastAsia"/>
+        </w:rPr>
+        <w:t>談到</w:t>
+      </w:r>
+      <w:r>
+        <w:rPr>
+          <w:rFonts w:hint="eastAsia"/>
+        </w:rPr>
+        <w:t>、</w:t>
+      </w:r>
+      <w:r>
+        <w:t>rental agreement</w:t>
+      </w:r>
+      <w:r>
+        <w:rPr>
+          <w:rFonts w:hint="eastAsia"/>
+        </w:rPr>
+        <w:t>租賃合約</w:t>
+      </w:r>
+      <w:r>
+        <w:rPr>
+          <w:rFonts w:hint="eastAsia"/>
+        </w:rPr>
+        <w:t>、</w:t>
+      </w:r>
+      <w:r>
+        <w:t>testimonial</w:t>
+      </w:r>
+      <w:r>
+        <w:t xml:space="preserve"> n.</w:t>
+      </w:r>
+      <w:r>
+        <w:rPr>
+          <w:rFonts w:hint="eastAsia"/>
+        </w:rPr>
+        <w:t>介紹信</w:t>
+      </w:r>
+      <w:r>
+        <w:rPr>
+          <w:rFonts w:hint="eastAsia"/>
+        </w:rPr>
+        <w:t>/</w:t>
+      </w:r>
+      <w:r>
+        <w:rPr>
+          <w:rFonts w:hint="eastAsia"/>
+        </w:rPr>
+        <w:t>推薦書</w:t>
+      </w:r>
+    </w:p>
+    <w:p>
+      <w:r>
+        <w:t>identify</w:t>
+      </w:r>
+      <w:r>
+        <w:t xml:space="preserve"> v.</w:t>
+      </w:r>
+      <w:r>
+        <w:rPr>
+          <w:rFonts w:hint="eastAsia"/>
+        </w:rPr>
+        <w:t>識別</w:t>
+      </w:r>
+      <w:r>
+        <w:rPr>
+          <w:rFonts w:hint="eastAsia"/>
+        </w:rPr>
+        <w:t>/</w:t>
+      </w:r>
+      <w:r>
+        <w:rPr>
+          <w:rFonts w:hint="eastAsia"/>
+        </w:rPr>
+        <w:t>確定、</w:t>
+      </w:r>
+      <w:r>
+        <w:t>initially</w:t>
+      </w:r>
+      <w:r>
+        <w:rPr>
+          <w:rFonts w:hint="eastAsia"/>
+        </w:rPr>
+        <w:t xml:space="preserve"> </w:t>
+      </w:r>
+      <w:r>
+        <w:t>adv.</w:t>
+      </w:r>
+      <w:r>
+        <w:rPr>
+          <w:rFonts w:hint="eastAsia"/>
+        </w:rPr>
+        <w:t>最初、</w:t>
+      </w:r>
+      <w:r>
+        <w:t>regarding</w:t>
+      </w:r>
+      <w:r>
+        <w:rPr>
+          <w:rFonts w:hint="eastAsia"/>
+        </w:rPr>
+        <w:t xml:space="preserve"> </w:t>
+      </w:r>
+      <w:r>
+        <w:t>prep.</w:t>
+      </w:r>
+      <w:r>
+        <w:rPr>
+          <w:rFonts w:hint="eastAsia"/>
+        </w:rPr>
+        <w:t>關於</w:t>
+      </w:r>
+    </w:p>
+    <w:p>
+      <w:r>
+        <w:t>motorhome</w:t>
+      </w:r>
+      <w:r>
+        <w:rPr>
+          <w:rFonts w:hint="eastAsia"/>
+        </w:rPr>
+        <w:t xml:space="preserve"> n</w:t>
+      </w:r>
+      <w:r>
+        <w:t>.</w:t>
+      </w:r>
+      <w:r>
+        <w:rPr>
+          <w:rFonts w:hint="eastAsia"/>
+        </w:rPr>
+        <w:t>房車、</w:t>
+      </w:r>
+      <w:r>
+        <w:t>thorough</w:t>
+      </w:r>
+      <w:r>
+        <w:rPr>
+          <w:rFonts w:hint="eastAsia"/>
+        </w:rPr>
+        <w:t xml:space="preserve"> a</w:t>
+      </w:r>
+      <w:r>
+        <w:t xml:space="preserve">dj </w:t>
+      </w:r>
+      <w:r>
+        <w:rPr>
+          <w:rFonts w:hint="eastAsia"/>
+        </w:rPr>
+        <w:t>仔細的</w:t>
+      </w:r>
+      <w:r>
+        <w:rPr>
+          <w:rFonts w:hint="eastAsia"/>
+        </w:rPr>
+        <w:t>/</w:t>
+      </w:r>
+      <w:r>
+        <w:rPr>
+          <w:rFonts w:hint="eastAsia"/>
+        </w:rPr>
+        <w:t>徹底、</w:t>
+      </w:r>
+      <w:r>
+        <w:t>inspection</w:t>
+      </w:r>
+      <w:r>
+        <w:rPr>
+          <w:rFonts w:hint="eastAsia"/>
+        </w:rPr>
+        <w:t xml:space="preserve"> n</w:t>
+      </w:r>
+      <w:r>
+        <w:t>.</w:t>
+      </w:r>
+      <w:r>
+        <w:rPr>
+          <w:rFonts w:hint="eastAsia"/>
+        </w:rPr>
+        <w:t>檢查</w:t>
+      </w:r>
+    </w:p>
+    <w:p>
+      <w:r>
+        <w:t>come out</w:t>
+      </w:r>
+      <w:r>
+        <w:rPr>
+          <w:rFonts w:hint="eastAsia"/>
+        </w:rPr>
+        <w:t>出現</w:t>
+      </w:r>
+      <w:r>
+        <w:rPr>
+          <w:rFonts w:hint="eastAsia"/>
+        </w:rPr>
+        <w:t>/</w:t>
+      </w:r>
+      <w:r>
+        <w:rPr>
+          <w:rFonts w:hint="eastAsia"/>
+        </w:rPr>
+        <w:t>發行、</w:t>
+      </w:r>
+      <w:r>
+        <w:t>assess</w:t>
+      </w:r>
+      <w:r>
+        <w:t xml:space="preserve"> v.</w:t>
+      </w:r>
+      <w:r>
+        <w:rPr>
+          <w:rFonts w:hint="eastAsia"/>
+        </w:rPr>
+        <w:t>評估</w:t>
+      </w:r>
+      <w:r>
+        <w:rPr>
+          <w:rFonts w:hint="eastAsia"/>
+        </w:rPr>
+        <w:t>/</w:t>
+      </w:r>
+      <w:r>
+        <w:rPr>
+          <w:rFonts w:hint="eastAsia"/>
+        </w:rPr>
+        <w:t>估價、</w:t>
+      </w:r>
+      <w:r>
+        <w:rPr>
+          <w:rFonts w:hint="eastAsia"/>
+        </w:rPr>
+        <w:t>p</w:t>
+      </w:r>
+      <w:r>
+        <w:t>romptly adv.</w:t>
+      </w:r>
+      <w:r>
+        <w:rPr>
+          <w:rFonts w:hint="eastAsia"/>
+        </w:rPr>
+        <w:t>迅速地</w:t>
+      </w:r>
+    </w:p>
+    <w:p>
+      <w:r>
+        <w:t>question</w:t>
+      </w:r>
+      <w:r>
+        <w:t xml:space="preserve"> n.</w:t>
+      </w:r>
+      <w:r>
+        <w:rPr>
+          <w:rFonts w:hint="eastAsia"/>
+        </w:rPr>
+        <w:t>問題</w:t>
+      </w:r>
+      <w:r>
+        <w:t>,v.</w:t>
+      </w:r>
+      <w:r>
+        <w:rPr>
+          <w:rFonts w:hint="eastAsia"/>
+        </w:rPr>
+        <w:t>懷疑</w:t>
       </w:r>
     </w:p>
     <w:p/>
     <w:p>
       <w:r>
-        <w:t>campground</w:t>
+        <w:t>repair calls</w:t>
+      </w:r>
+      <w:r>
+        <w:t xml:space="preserve"> </w:t>
+      </w:r>
+      <w:r>
+        <w:rPr>
+          <w:rFonts w:hint="eastAsia"/>
+        </w:rPr>
+        <w:t>維修電話</w:t>
+      </w:r>
+      <w:r>
+        <w:rPr>
+          <w:rFonts w:hint="eastAsia"/>
+        </w:rPr>
+        <w:t>/</w:t>
+      </w:r>
+      <w:r>
+        <w:rPr>
+          <w:rFonts w:hint="eastAsia"/>
+        </w:rPr>
+        <w:t>維修通知、</w:t>
+      </w:r>
+      <w:r>
+        <w:rPr>
+          <w:rFonts w:hint="eastAsia"/>
+        </w:rPr>
+        <w:t>h</w:t>
+      </w:r>
+      <w:r>
+        <w:t>andwriting n.</w:t>
+      </w:r>
+      <w:r>
+        <w:rPr>
+          <w:rFonts w:hint="eastAsia"/>
+        </w:rPr>
+        <w:t>書寫、</w:t>
+      </w:r>
+      <w:r>
+        <w:t>misus</w:t>
+      </w:r>
+      <w:r>
+        <w:t>e n. v.</w:t>
+      </w:r>
+      <w:r>
+        <w:rPr>
+          <w:rFonts w:hint="eastAsia"/>
+        </w:rPr>
+        <w:t>濫用</w:t>
+      </w:r>
+      <w:r>
+        <w:t>/</w:t>
+      </w:r>
+      <w:r>
+        <w:rPr>
+          <w:rFonts w:hint="eastAsia"/>
+        </w:rPr>
+        <w:t>錯用</w:t>
+      </w:r>
+    </w:p>
+    <w:p>
+      <w:r>
+        <w:t>properly</w:t>
+      </w:r>
+      <w:r>
+        <w:t xml:space="preserve"> adv.</w:t>
+      </w:r>
+      <w:r>
+        <w:rPr>
+          <w:rFonts w:hint="eastAsia"/>
+        </w:rPr>
+        <w:t xml:space="preserve"> </w:t>
+      </w:r>
+      <w:r>
+        <w:rPr>
+          <w:rFonts w:hint="eastAsia"/>
+        </w:rPr>
+        <w:t>正確</w:t>
+      </w:r>
+      <w:r>
+        <w:rPr>
+          <w:rFonts w:hint="eastAsia"/>
+        </w:rPr>
+        <w:t>/</w:t>
+      </w:r>
+      <w:r>
+        <w:rPr>
+          <w:rFonts w:hint="eastAsia"/>
+        </w:rPr>
+        <w:t>適當、</w:t>
+      </w:r>
+      <w:r>
+        <w:t>turn in</w:t>
+      </w:r>
+      <w:r>
+        <w:rPr>
+          <w:rFonts w:hint="eastAsia"/>
+        </w:rPr>
+        <w:t>繳交</w:t>
+      </w:r>
+      <w:r>
+        <w:rPr>
+          <w:rFonts w:hint="eastAsia"/>
+        </w:rPr>
+        <w:t>/</w:t>
+      </w:r>
+      <w:r>
+        <w:rPr>
+          <w:rFonts w:hint="eastAsia"/>
+        </w:rPr>
+        <w:t>交出、</w:t>
+      </w:r>
+      <w:r>
+        <w:rPr>
+          <w:rFonts w:hint="eastAsia"/>
+        </w:rPr>
+        <w:t>p</w:t>
+      </w:r>
+      <w:r>
+        <w:t>ick up</w:t>
+      </w:r>
+      <w:r>
+        <w:rPr>
+          <w:rFonts w:hint="eastAsia"/>
+        </w:rPr>
+        <w:t>撿起</w:t>
+      </w:r>
+      <w:r>
+        <w:rPr>
+          <w:rFonts w:hint="eastAsia"/>
+        </w:rPr>
+        <w:t>/</w:t>
+      </w:r>
+      <w:r>
+        <w:rPr>
+          <w:rFonts w:hint="eastAsia"/>
+        </w:rPr>
+        <w:t>領取物品</w:t>
+      </w:r>
+      <w:r>
+        <w:rPr>
+          <w:rFonts w:hint="eastAsia"/>
+        </w:rPr>
+        <w:t>/</w:t>
+      </w:r>
+      <w:r>
+        <w:rPr>
+          <w:rFonts w:hint="eastAsia"/>
+        </w:rPr>
+        <w:t>購買</w:t>
+      </w:r>
+      <w:r>
+        <w:rPr>
+          <w:rFonts w:hint="eastAsia"/>
+        </w:rPr>
+        <w:t>/</w:t>
+      </w:r>
+      <w:r>
+        <w:rPr>
+          <w:rFonts w:hint="eastAsia"/>
+        </w:rPr>
+        <w:t>學會</w:t>
+      </w:r>
+    </w:p>
+    <w:p>
+      <w:r>
+        <w:rPr>
+          <w:rFonts w:hint="eastAsia"/>
+        </w:rPr>
+        <w:t>q</w:t>
+      </w:r>
+      <w:r>
+        <w:t xml:space="preserve">uality plumbing </w:t>
+      </w:r>
+      <w:r>
+        <w:rPr>
+          <w:rFonts w:hint="eastAsia"/>
+        </w:rPr>
+        <w:t>高品質水管系統、</w:t>
+      </w:r>
+      <w:r>
+        <w:t>stop by</w:t>
+      </w:r>
+      <w:r>
+        <w:t>順路經過</w:t>
+      </w:r>
+      <w:r>
+        <w:rPr>
+          <w:rFonts w:hint="eastAsia"/>
+        </w:rPr>
+        <w:t>、</w:t>
+      </w:r>
+      <w:r>
+        <w:t>leave for</w:t>
+      </w:r>
+      <w:r>
+        <w:rPr>
+          <w:rFonts w:hint="eastAsia"/>
+        </w:rPr>
+        <w:t>前往</w:t>
+      </w:r>
+    </w:p>
+    <w:p/>
+    <w:p>
+      <w:r>
+        <w:t>construction site</w:t>
+      </w:r>
+      <w:r>
+        <w:rPr>
+          <w:rFonts w:hint="eastAsia"/>
+        </w:rPr>
+        <w:t xml:space="preserve"> </w:t>
+      </w:r>
+      <w:r>
+        <w:rPr>
+          <w:rFonts w:hint="eastAsia"/>
+        </w:rPr>
+        <w:t>工地、</w:t>
+      </w:r>
+      <w:r>
+        <w:t>factory</w:t>
       </w:r>
       <w:r>
         <w:rPr>
@@ -2055,43 +2699,353 @@
         <w:rPr>
           <w:rFonts w:hint="eastAsia"/>
         </w:rPr>
-        <w:t>營地、</w:t>
-      </w:r>
-      <w:r>
-        <w:rPr>
-          <w:rFonts w:hint="eastAsia"/>
-        </w:rPr>
-        <w:t>e</w:t>
-      </w:r>
-      <w:r>
-        <w:t>lectrical adj.</w:t>
-      </w:r>
-      <w:r>
-        <w:rPr>
-          <w:rFonts w:hint="eastAsia"/>
-        </w:rPr>
-        <w:t>電力、</w:t>
-      </w:r>
-      <w:r>
-        <w:rPr>
-          <w:rFonts w:hint="eastAsia"/>
-        </w:rPr>
-        <w:t>r</w:t>
-      </w:r>
-      <w:r>
-        <w:t>ental n.</w:t>
-      </w:r>
-      <w:r>
-        <w:rPr>
-          <w:rFonts w:hint="eastAsia"/>
-        </w:rPr>
-        <w:t>出租</w:t>
-      </w:r>
-      <w:r>
-        <w:rPr>
-          <w:rFonts w:hint="eastAsia"/>
-        </w:rPr>
-        <w:t>/</w:t>
+        <w:t>工廠、</w:t>
+      </w:r>
+      <w:r>
+        <w:t>car dealership</w:t>
+      </w:r>
+      <w:r>
+        <w:rPr>
+          <w:rFonts w:hint="eastAsia"/>
+        </w:rPr>
+        <w:t xml:space="preserve"> </w:t>
+      </w:r>
+      <w:r>
+        <w:rPr>
+          <w:rFonts w:hint="eastAsia"/>
+        </w:rPr>
+        <w:t>汽車經銷店</w:t>
+      </w:r>
+    </w:p>
+    <w:p>
+      <w:r>
+        <w:t>evening</w:t>
+      </w:r>
+      <w:r>
+        <w:rPr>
+          <w:rFonts w:hint="eastAsia"/>
+        </w:rPr>
+        <w:t xml:space="preserve"> </w:t>
+      </w:r>
+      <w:r>
+        <w:t>n.</w:t>
+      </w:r>
+      <w:r>
+        <w:rPr>
+          <w:rFonts w:hint="eastAsia"/>
+        </w:rPr>
+        <w:t>晚上、</w:t>
+      </w:r>
+      <w:r>
+        <w:t>conveyor belt</w:t>
+      </w:r>
+      <w:r>
+        <w:rPr>
+          <w:rFonts w:hint="eastAsia"/>
+        </w:rPr>
+        <w:t xml:space="preserve"> </w:t>
+      </w:r>
+      <w:r>
+        <w:t>n.</w:t>
+      </w:r>
+      <w:r>
+        <w:rPr>
+          <w:rFonts w:hint="eastAsia"/>
+        </w:rPr>
+        <w:t>傳送帶、</w:t>
+      </w:r>
+      <w:r>
+        <w:t>out of order</w:t>
+      </w:r>
+      <w:r>
+        <w:rPr>
+          <w:rFonts w:hint="eastAsia"/>
+        </w:rPr>
+        <w:t>物品故障</w:t>
+      </w:r>
+    </w:p>
+    <w:p>
+      <w:r>
+        <w:rPr>
+          <w:rFonts w:hint="eastAsia"/>
+        </w:rPr>
+        <w:t>t</w:t>
+      </w:r>
+      <w:r>
+        <w:t>emporarily adv.</w:t>
+      </w:r>
+      <w:r>
+        <w:rPr>
+          <w:rFonts w:hint="eastAsia"/>
+        </w:rPr>
+        <w:t>暫時、</w:t>
+      </w:r>
+      <w:r>
+        <w:rPr>
+          <w:rFonts w:hint="eastAsia"/>
+        </w:rPr>
+        <w:t>t</w:t>
+      </w:r>
+      <w:r>
+        <w:t>emporarily</w:t>
+      </w:r>
+      <w:r>
+        <w:rPr>
+          <w:rFonts w:hint="eastAsia"/>
+        </w:rPr>
+        <w:t xml:space="preserve"> </w:t>
+      </w:r>
+      <w:r>
+        <w:t>n.</w:t>
+      </w:r>
+      <w:r>
+        <w:rPr>
+          <w:rFonts w:hint="eastAsia"/>
+        </w:rPr>
+        <w:t xml:space="preserve"> </w:t>
+      </w:r>
+      <w:r>
+        <w:rPr>
+          <w:rFonts w:hint="eastAsia"/>
+        </w:rPr>
+        <w:t>人員</w:t>
+      </w:r>
+      <w:r>
+        <w:rPr>
+          <w:rFonts w:hint="eastAsia"/>
+        </w:rPr>
+        <w:t>、</w:t>
+      </w:r>
+      <w:r>
+        <w:rPr>
+          <w:rFonts w:hint="eastAsia"/>
+        </w:rPr>
+        <w:t>s</w:t>
+      </w:r>
+      <w:r>
+        <w:t xml:space="preserve">pecial assignment </w:t>
+      </w:r>
+      <w:r>
+        <w:rPr>
+          <w:rFonts w:hint="eastAsia"/>
+        </w:rPr>
+        <w:t>特殊任務</w:t>
+      </w:r>
+    </w:p>
+    <w:p>
+      <w:r>
+        <w:t>assembly floor</w:t>
+      </w:r>
+      <w:r>
+        <w:t xml:space="preserve"> </w:t>
+      </w:r>
+      <w:r>
+        <w:rPr>
+          <w:rFonts w:hint="eastAsia"/>
+        </w:rPr>
+        <w:t>裝配平台、</w:t>
+      </w:r>
+      <w:r>
+        <w:t>day shift</w:t>
+      </w:r>
+      <w:r>
+        <w:rPr>
+          <w:rFonts w:hint="eastAsia"/>
+        </w:rPr>
+        <w:t xml:space="preserve"> </w:t>
+      </w:r>
+      <w:r>
+        <w:rPr>
+          <w:rFonts w:hint="eastAsia"/>
+        </w:rPr>
+        <w:t>日班</w:t>
+      </w:r>
+    </w:p>
+    <w:p/>
+    <w:p>
+      <w:r>
+        <w:t>architect</w:t>
+      </w:r>
+      <w:r>
+        <w:rPr>
+          <w:rFonts w:hint="eastAsia"/>
+        </w:rPr>
+        <w:t xml:space="preserve"> </w:t>
+      </w:r>
+      <w:r>
+        <w:t>n.</w:t>
+      </w:r>
+      <w:r>
+        <w:rPr>
+          <w:rFonts w:hint="eastAsia"/>
+        </w:rPr>
+        <w:t>建築師、</w:t>
+      </w:r>
+      <w:r>
+        <w:t>real estate agent</w:t>
+      </w:r>
+      <w:r>
+        <w:rPr>
+          <w:rFonts w:hint="eastAsia"/>
+        </w:rPr>
+        <w:t xml:space="preserve"> </w:t>
+      </w:r>
+      <w:r>
+        <w:rPr>
+          <w:rFonts w:hint="eastAsia"/>
+        </w:rPr>
+        <w:t>房地產經紀人</w:t>
+      </w:r>
+      <w:r>
+        <w:rPr>
+          <w:rFonts w:hint="eastAsia"/>
+        </w:rPr>
+        <w:t>、</w:t>
+      </w:r>
+      <w:r>
+        <w:rPr>
+          <w:rFonts w:hint="eastAsia"/>
+        </w:rPr>
+        <w:t>房地產經紀人</w:t>
+      </w:r>
+    </w:p>
+    <w:p>
+      <w:r>
+        <w:t>deposit</w:t>
+      </w:r>
+      <w:r>
+        <w:rPr>
+          <w:rFonts w:hint="eastAsia"/>
+        </w:rPr>
+        <w:t xml:space="preserve"> </w:t>
+      </w:r>
+      <w:r>
+        <w:t>v.</w:t>
+      </w:r>
+      <w:r>
+        <w:rPr>
+          <w:rFonts w:hint="eastAsia"/>
+        </w:rPr>
+        <w:t>存放</w:t>
+      </w:r>
+      <w:r>
+        <w:rPr>
+          <w:rFonts w:hint="eastAsia"/>
+        </w:rPr>
+        <w:t>/</w:t>
+      </w:r>
+      <w:r>
+        <w:rPr>
+          <w:rFonts w:hint="eastAsia"/>
+        </w:rPr>
+        <w:t>支付</w:t>
+      </w:r>
+      <w:r>
+        <w:rPr>
+          <w:rFonts w:hint="eastAsia"/>
+        </w:rPr>
+        <w:t>,</w:t>
+      </w:r>
+      <w:r>
+        <w:t>n.</w:t>
+      </w:r>
+      <w:r>
+        <w:rPr>
+          <w:rFonts w:hint="eastAsia"/>
+        </w:rPr>
+        <w:t>存款</w:t>
+      </w:r>
+      <w:r>
+        <w:rPr>
+          <w:rFonts w:hint="eastAsia"/>
+        </w:rPr>
+        <w:t>/</w:t>
+      </w:r>
+      <w:r>
+        <w:rPr>
+          <w:rFonts w:hint="eastAsia"/>
+        </w:rPr>
+        <w:t>沉澱物、</w:t>
+      </w:r>
+      <w:r>
+        <w:t>carefully</w:t>
+      </w:r>
+      <w:r>
+        <w:t xml:space="preserve"> adv.</w:t>
+      </w:r>
+      <w:r>
+        <w:rPr>
+          <w:rFonts w:hint="eastAsia"/>
+        </w:rPr>
+        <w:t>小心</w:t>
+      </w:r>
+      <w:r>
+        <w:rPr>
+          <w:rFonts w:hint="eastAsia"/>
+        </w:rPr>
+        <w:t>/</w:t>
+      </w:r>
+      <w:r>
+        <w:rPr>
+          <w:rFonts w:hint="eastAsia"/>
+        </w:rPr>
+        <w:t>仔細</w:t>
+      </w:r>
+    </w:p>
+    <w:p>
+      <w:r>
+        <w:t>come on</w:t>
+      </w:r>
+      <w:r>
+        <w:rPr>
+          <w:rFonts w:hint="eastAsia"/>
+        </w:rPr>
+        <w:t>催促別人</w:t>
+      </w:r>
+      <w:r>
+        <w:rPr>
+          <w:rFonts w:hint="eastAsia"/>
+        </w:rPr>
+        <w:t>/</w:t>
+      </w:r>
+      <w:r>
+        <w:rPr>
+          <w:rFonts w:hint="eastAsia"/>
+        </w:rPr>
+        <w:t>鼓勵</w:t>
+      </w:r>
+      <w:r>
+        <w:t>/</w:t>
+      </w:r>
+      <w:r>
+        <w:rPr>
+          <w:rFonts w:hint="eastAsia"/>
+        </w:rPr>
+        <w:t>請求</w:t>
+      </w:r>
+      <w:r>
+        <w:rPr>
+          <w:rFonts w:hint="eastAsia"/>
+        </w:rPr>
+        <w:t>/</w:t>
+      </w:r>
+      <w:r>
+        <w:rPr>
+          <w:rFonts w:hint="eastAsia"/>
+        </w:rPr>
+        <w:t>過來、</w:t>
+      </w:r>
+      <w:r>
+        <w:t>rent</w:t>
+      </w:r>
+      <w:r>
+        <w:rPr>
+          <w:rFonts w:hint="eastAsia"/>
+        </w:rPr>
+        <w:t xml:space="preserve"> n</w:t>
+      </w:r>
+      <w:r>
+        <w:t>.</w:t>
       </w:r>
       <w:r>
         <w:rPr>
@@ -2099,46 +3053,61 @@
         </w:rPr>
         <w:t>租金</w:t>
       </w:r>
-    </w:p>
-    <w:p>
-      <w:r>
-        <w:t>confident</w:t>
-      </w:r>
-      <w:r>
-        <w:t xml:space="preserve"> adj.</w:t>
-      </w:r>
-      <w:r>
-        <w:rPr>
-          <w:rFonts w:hint="eastAsia"/>
-        </w:rPr>
-        <w:t xml:space="preserve"> </w:t>
-      </w:r>
-      <w:r>
-        <w:rPr>
-          <w:rFonts w:hint="eastAsia"/>
-        </w:rPr>
-        <w:t>自信</w:t>
-      </w:r>
-      <w:r>
-        <w:rPr>
-          <w:rFonts w:hint="eastAsia"/>
-        </w:rPr>
-        <w:t>/</w:t>
-      </w:r>
-      <w:r>
-        <w:rPr>
-          <w:rFonts w:hint="eastAsia"/>
-        </w:rPr>
-        <w:t>信心、</w:t>
-      </w:r>
-      <w:r>
-        <w:t>uncertain about</w:t>
-      </w:r>
-      <w:r>
-        <w:rPr>
-          <w:rFonts w:hint="eastAsia"/>
-        </w:rPr>
-        <w:t>對……感到不確定</w:t>
+      <w:r>
+        <w:rPr>
+          <w:rFonts w:hint="eastAsia"/>
+        </w:rPr>
+        <w:t>,</w:t>
+      </w:r>
+      <w:r>
+        <w:t>v.</w:t>
+      </w:r>
+      <w:r>
+        <w:rPr>
+          <w:rFonts w:hint="eastAsia"/>
+        </w:rPr>
+        <w:t>租用、</w:t>
+      </w:r>
+      <w:r>
+        <w:t>foresee</w:t>
+      </w:r>
+      <w:r>
+        <w:t xml:space="preserve"> v.</w:t>
+      </w:r>
+      <w:r>
+        <w:rPr>
+          <w:rFonts w:hint="eastAsia"/>
+        </w:rPr>
+        <w:t>預見</w:t>
+      </w:r>
+    </w:p>
+    <w:p>
+      <w:r>
+        <w:t>property</w:t>
+      </w:r>
+      <w:r>
+        <w:t xml:space="preserve"> n.</w:t>
+      </w:r>
+      <w:r>
+        <w:rPr>
+          <w:rFonts w:hint="eastAsia"/>
+        </w:rPr>
+        <w:t>財產、</w:t>
+      </w:r>
+      <w:r>
+        <w:rPr>
+          <w:rFonts w:hint="eastAsia"/>
+        </w:rPr>
+        <w:t>c</w:t>
+      </w:r>
+      <w:r>
+        <w:t>ontractor n.</w:t>
+      </w:r>
+      <w:r>
+        <w:rPr>
+          <w:rFonts w:hint="eastAsia"/>
+        </w:rPr>
+        <w:t>承包商</w:t>
       </w:r>
       <w:r>
         <w:rPr>
@@ -2147,962 +3116,6 @@
         <w:t>、</w:t>
       </w:r>
       <w:r>
-        <w:t>certain</w:t>
-      </w:r>
-      <w:r>
-        <w:rPr>
-          <w:rFonts w:hint="eastAsia"/>
-        </w:rPr>
-        <w:t xml:space="preserve"> </w:t>
-      </w:r>
-      <w:r>
-        <w:t>adj.</w:t>
-      </w:r>
-      <w:r>
-        <w:rPr>
-          <w:rFonts w:hint="eastAsia"/>
-        </w:rPr>
-        <w:t>肯定</w:t>
-      </w:r>
-    </w:p>
-    <w:p>
-      <w:r>
-        <w:t>refer to</w:t>
-      </w:r>
-      <w:r>
-        <w:rPr>
-          <w:rFonts w:hint="eastAsia"/>
-        </w:rPr>
-        <w:t>提及</w:t>
-      </w:r>
-      <w:r>
-        <w:rPr>
-          <w:rFonts w:hint="eastAsia"/>
-        </w:rPr>
-        <w:t>/</w:t>
-      </w:r>
-      <w:r>
-        <w:rPr>
-          <w:rFonts w:hint="eastAsia"/>
-        </w:rPr>
-        <w:t>談到</w:t>
-      </w:r>
-      <w:r>
-        <w:rPr>
-          <w:rFonts w:hint="eastAsia"/>
-        </w:rPr>
-        <w:t>、</w:t>
-      </w:r>
-      <w:r>
-        <w:t>rental agreement</w:t>
-      </w:r>
-      <w:r>
-        <w:rPr>
-          <w:rFonts w:hint="eastAsia"/>
-        </w:rPr>
-        <w:t>租賃合約</w:t>
-      </w:r>
-      <w:r>
-        <w:rPr>
-          <w:rFonts w:hint="eastAsia"/>
-        </w:rPr>
-        <w:t>、</w:t>
-      </w:r>
-      <w:r>
-        <w:t>testimonial</w:t>
-      </w:r>
-      <w:r>
-        <w:t xml:space="preserve"> n.</w:t>
-      </w:r>
-      <w:r>
-        <w:rPr>
-          <w:rFonts w:hint="eastAsia"/>
-        </w:rPr>
-        <w:t>介紹信</w:t>
-      </w:r>
-      <w:r>
-        <w:rPr>
-          <w:rFonts w:hint="eastAsia"/>
-        </w:rPr>
-        <w:t>/</w:t>
-      </w:r>
-      <w:r>
-        <w:rPr>
-          <w:rFonts w:hint="eastAsia"/>
-        </w:rPr>
-        <w:t>推薦書</w:t>
-      </w:r>
-    </w:p>
-    <w:p>
-      <w:r>
-        <w:t>identify</w:t>
-      </w:r>
-      <w:r>
-        <w:t xml:space="preserve"> v.</w:t>
-      </w:r>
-      <w:r>
-        <w:rPr>
-          <w:rFonts w:hint="eastAsia"/>
-        </w:rPr>
-        <w:t>識別</w:t>
-      </w:r>
-      <w:r>
-        <w:rPr>
-          <w:rFonts w:hint="eastAsia"/>
-        </w:rPr>
-        <w:t>/</w:t>
-      </w:r>
-      <w:r>
-        <w:rPr>
-          <w:rFonts w:hint="eastAsia"/>
-        </w:rPr>
-        <w:t>確定、</w:t>
-      </w:r>
-      <w:r>
-        <w:t>initially</w:t>
-      </w:r>
-      <w:r>
-        <w:rPr>
-          <w:rFonts w:hint="eastAsia"/>
-        </w:rPr>
-        <w:t xml:space="preserve"> </w:t>
-      </w:r>
-      <w:r>
-        <w:t>adv.</w:t>
-      </w:r>
-      <w:r>
-        <w:rPr>
-          <w:rFonts w:hint="eastAsia"/>
-        </w:rPr>
-        <w:t>最初、</w:t>
-      </w:r>
-      <w:r>
-        <w:t>regarding</w:t>
-      </w:r>
-      <w:r>
-        <w:rPr>
-          <w:rFonts w:hint="eastAsia"/>
-        </w:rPr>
-        <w:t xml:space="preserve"> </w:t>
-      </w:r>
-      <w:r>
-        <w:t>prep.</w:t>
-      </w:r>
-      <w:r>
-        <w:rPr>
-          <w:rFonts w:hint="eastAsia"/>
-        </w:rPr>
-        <w:t>關於</w:t>
-      </w:r>
-    </w:p>
-    <w:p>
-      <w:r>
-        <w:t>motorhome</w:t>
-      </w:r>
-      <w:r>
-        <w:rPr>
-          <w:rFonts w:hint="eastAsia"/>
-        </w:rPr>
-        <w:t xml:space="preserve"> n</w:t>
-      </w:r>
-      <w:r>
-        <w:t>.</w:t>
-      </w:r>
-      <w:r>
-        <w:rPr>
-          <w:rFonts w:hint="eastAsia"/>
-        </w:rPr>
-        <w:t>房車、</w:t>
-      </w:r>
-      <w:r>
-        <w:t>thorough</w:t>
-      </w:r>
-      <w:r>
-        <w:rPr>
-          <w:rFonts w:hint="eastAsia"/>
-        </w:rPr>
-        <w:t xml:space="preserve"> a</w:t>
-      </w:r>
-      <w:r>
-        <w:t xml:space="preserve">dj </w:t>
-      </w:r>
-      <w:r>
-        <w:rPr>
-          <w:rFonts w:hint="eastAsia"/>
-        </w:rPr>
-        <w:t>仔細的</w:t>
-      </w:r>
-      <w:r>
-        <w:rPr>
-          <w:rFonts w:hint="eastAsia"/>
-        </w:rPr>
-        <w:t>/</w:t>
-      </w:r>
-      <w:r>
-        <w:rPr>
-          <w:rFonts w:hint="eastAsia"/>
-        </w:rPr>
-        <w:t>徹底、</w:t>
-      </w:r>
-      <w:r>
-        <w:t>inspection</w:t>
-      </w:r>
-      <w:r>
-        <w:rPr>
-          <w:rFonts w:hint="eastAsia"/>
-        </w:rPr>
-        <w:t xml:space="preserve"> n</w:t>
-      </w:r>
-      <w:r>
-        <w:t>.</w:t>
-      </w:r>
-      <w:r>
-        <w:rPr>
-          <w:rFonts w:hint="eastAsia"/>
-        </w:rPr>
-        <w:t>檢查</w:t>
-      </w:r>
-    </w:p>
-    <w:p>
-      <w:r>
-        <w:t>come out</w:t>
-      </w:r>
-      <w:r>
-        <w:rPr>
-          <w:rFonts w:hint="eastAsia"/>
-        </w:rPr>
-        <w:t>出現</w:t>
-      </w:r>
-      <w:r>
-        <w:rPr>
-          <w:rFonts w:hint="eastAsia"/>
-        </w:rPr>
-        <w:t>/</w:t>
-      </w:r>
-      <w:r>
-        <w:rPr>
-          <w:rFonts w:hint="eastAsia"/>
-        </w:rPr>
-        <w:t>發行、</w:t>
-      </w:r>
-      <w:r>
-        <w:t>assess</w:t>
-      </w:r>
-      <w:r>
-        <w:t xml:space="preserve"> v.</w:t>
-      </w:r>
-      <w:r>
-        <w:rPr>
-          <w:rFonts w:hint="eastAsia"/>
-        </w:rPr>
-        <w:t>評估</w:t>
-      </w:r>
-      <w:r>
-        <w:rPr>
-          <w:rFonts w:hint="eastAsia"/>
-        </w:rPr>
-        <w:t>/</w:t>
-      </w:r>
-      <w:r>
-        <w:rPr>
-          <w:rFonts w:hint="eastAsia"/>
-        </w:rPr>
-        <w:t>估價、</w:t>
-      </w:r>
-      <w:r>
-        <w:rPr>
-          <w:rFonts w:hint="eastAsia"/>
-        </w:rPr>
-        <w:t>p</w:t>
-      </w:r>
-      <w:r>
-        <w:t>romptly adv.</w:t>
-      </w:r>
-      <w:r>
-        <w:rPr>
-          <w:rFonts w:hint="eastAsia"/>
-        </w:rPr>
-        <w:t>迅速地</w:t>
-      </w:r>
-    </w:p>
-    <w:p>
-      <w:r>
-        <w:t>question</w:t>
-      </w:r>
-      <w:r>
-        <w:t xml:space="preserve"> n.</w:t>
-      </w:r>
-      <w:r>
-        <w:rPr>
-          <w:rFonts w:hint="eastAsia"/>
-        </w:rPr>
-        <w:t>問題</w:t>
-      </w:r>
-      <w:r>
-        <w:t>,v.</w:t>
-      </w:r>
-      <w:r>
-        <w:rPr>
-          <w:rFonts w:hint="eastAsia"/>
-        </w:rPr>
-        <w:t>懷疑</w:t>
-      </w:r>
-    </w:p>
-    <w:p/>
-    <w:p>
-      <w:r>
-        <w:t>repair calls</w:t>
-      </w:r>
-      <w:r>
-        <w:t xml:space="preserve"> </w:t>
-      </w:r>
-      <w:r>
-        <w:rPr>
-          <w:rFonts w:hint="eastAsia"/>
-        </w:rPr>
-        <w:t>維修電話</w:t>
-      </w:r>
-      <w:r>
-        <w:rPr>
-          <w:rFonts w:hint="eastAsia"/>
-        </w:rPr>
-        <w:t>/</w:t>
-      </w:r>
-      <w:r>
-        <w:rPr>
-          <w:rFonts w:hint="eastAsia"/>
-        </w:rPr>
-        <w:t>維修通知、</w:t>
-      </w:r>
-      <w:r>
-        <w:rPr>
-          <w:rFonts w:hint="eastAsia"/>
-        </w:rPr>
-        <w:t>h</w:t>
-      </w:r>
-      <w:r>
-        <w:t>andwriting n.</w:t>
-      </w:r>
-      <w:r>
-        <w:rPr>
-          <w:rFonts w:hint="eastAsia"/>
-        </w:rPr>
-        <w:t>書寫、</w:t>
-      </w:r>
-      <w:r>
-        <w:t>misus</w:t>
-      </w:r>
-      <w:r>
-        <w:t>e n. v.</w:t>
-      </w:r>
-      <w:r>
-        <w:rPr>
-          <w:rFonts w:hint="eastAsia"/>
-        </w:rPr>
-        <w:t>濫用</w:t>
-      </w:r>
-      <w:r>
-        <w:t>/</w:t>
-      </w:r>
-      <w:r>
-        <w:rPr>
-          <w:rFonts w:hint="eastAsia"/>
-        </w:rPr>
-        <w:t>錯用</w:t>
-      </w:r>
-    </w:p>
-    <w:p>
-      <w:r>
-        <w:t>properly</w:t>
-      </w:r>
-      <w:r>
-        <w:t xml:space="preserve"> adv.</w:t>
-      </w:r>
-      <w:r>
-        <w:rPr>
-          <w:rFonts w:hint="eastAsia"/>
-        </w:rPr>
-        <w:t xml:space="preserve"> </w:t>
-      </w:r>
-      <w:r>
-        <w:rPr>
-          <w:rFonts w:hint="eastAsia"/>
-        </w:rPr>
-        <w:t>正確</w:t>
-      </w:r>
-      <w:r>
-        <w:rPr>
-          <w:rFonts w:hint="eastAsia"/>
-        </w:rPr>
-        <w:t>/</w:t>
-      </w:r>
-      <w:r>
-        <w:rPr>
-          <w:rFonts w:hint="eastAsia"/>
-        </w:rPr>
-        <w:t>適當、</w:t>
-      </w:r>
-      <w:r>
-        <w:t>turn in</w:t>
-      </w:r>
-      <w:r>
-        <w:rPr>
-          <w:rFonts w:hint="eastAsia"/>
-        </w:rPr>
-        <w:t>繳交</w:t>
-      </w:r>
-      <w:r>
-        <w:rPr>
-          <w:rFonts w:hint="eastAsia"/>
-        </w:rPr>
-        <w:t>/</w:t>
-      </w:r>
-      <w:r>
-        <w:rPr>
-          <w:rFonts w:hint="eastAsia"/>
-        </w:rPr>
-        <w:t>交出、</w:t>
-      </w:r>
-      <w:r>
-        <w:rPr>
-          <w:rFonts w:hint="eastAsia"/>
-        </w:rPr>
-        <w:t>p</w:t>
-      </w:r>
-      <w:r>
-        <w:t>ick up</w:t>
-      </w:r>
-      <w:r>
-        <w:rPr>
-          <w:rFonts w:hint="eastAsia"/>
-        </w:rPr>
-        <w:t>撿起</w:t>
-      </w:r>
-      <w:r>
-        <w:rPr>
-          <w:rFonts w:hint="eastAsia"/>
-        </w:rPr>
-        <w:t>/</w:t>
-      </w:r>
-      <w:r>
-        <w:rPr>
-          <w:rFonts w:hint="eastAsia"/>
-        </w:rPr>
-        <w:t>領取物品</w:t>
-      </w:r>
-      <w:r>
-        <w:rPr>
-          <w:rFonts w:hint="eastAsia"/>
-        </w:rPr>
-        <w:t>/</w:t>
-      </w:r>
-      <w:r>
-        <w:rPr>
-          <w:rFonts w:hint="eastAsia"/>
-        </w:rPr>
-        <w:t>購買</w:t>
-      </w:r>
-      <w:r>
-        <w:rPr>
-          <w:rFonts w:hint="eastAsia"/>
-        </w:rPr>
-        <w:t>/</w:t>
-      </w:r>
-      <w:r>
-        <w:rPr>
-          <w:rFonts w:hint="eastAsia"/>
-        </w:rPr>
-        <w:t>學會</w:t>
-      </w:r>
-    </w:p>
-    <w:p>
-      <w:r>
-        <w:rPr>
-          <w:rFonts w:hint="eastAsia"/>
-        </w:rPr>
-        <w:t>q</w:t>
-      </w:r>
-      <w:r>
-        <w:t xml:space="preserve">uality plumbing </w:t>
-      </w:r>
-      <w:r>
-        <w:rPr>
-          <w:rFonts w:hint="eastAsia"/>
-        </w:rPr>
-        <w:t>高品質水管系統、</w:t>
-      </w:r>
-      <w:r>
-        <w:t>stop by</w:t>
-      </w:r>
-      <w:r>
-        <w:t>順路經過</w:t>
-      </w:r>
-      <w:r>
-        <w:rPr>
-          <w:rFonts w:hint="eastAsia"/>
-        </w:rPr>
-        <w:t>、</w:t>
-      </w:r>
-      <w:r>
-        <w:t>leave for</w:t>
-      </w:r>
-      <w:r>
-        <w:rPr>
-          <w:rFonts w:hint="eastAsia"/>
-        </w:rPr>
-        <w:t>前往</w:t>
-      </w:r>
-    </w:p>
-    <w:p/>
-    <w:p>
-      <w:r>
-        <w:t>construction site</w:t>
-      </w:r>
-      <w:r>
-        <w:rPr>
-          <w:rFonts w:hint="eastAsia"/>
-        </w:rPr>
-        <w:t xml:space="preserve"> </w:t>
-      </w:r>
-      <w:r>
-        <w:rPr>
-          <w:rFonts w:hint="eastAsia"/>
-        </w:rPr>
-        <w:t>工地、</w:t>
-      </w:r>
-      <w:r>
-        <w:t>factory</w:t>
-      </w:r>
-      <w:r>
-        <w:rPr>
-          <w:rFonts w:hint="eastAsia"/>
-        </w:rPr>
-        <w:t xml:space="preserve"> </w:t>
-      </w:r>
-      <w:r>
-        <w:t>n.</w:t>
-      </w:r>
-      <w:r>
-        <w:rPr>
-          <w:rFonts w:hint="eastAsia"/>
-        </w:rPr>
-        <w:t>工廠、</w:t>
-      </w:r>
-      <w:r>
-        <w:t>car dealership</w:t>
-      </w:r>
-      <w:r>
-        <w:rPr>
-          <w:rFonts w:hint="eastAsia"/>
-        </w:rPr>
-        <w:t xml:space="preserve"> </w:t>
-      </w:r>
-      <w:r>
-        <w:rPr>
-          <w:rFonts w:hint="eastAsia"/>
-        </w:rPr>
-        <w:t>汽車經銷店</w:t>
-      </w:r>
-    </w:p>
-    <w:p>
-      <w:r>
-        <w:t>evening</w:t>
-      </w:r>
-      <w:r>
-        <w:rPr>
-          <w:rFonts w:hint="eastAsia"/>
-        </w:rPr>
-        <w:t xml:space="preserve"> </w:t>
-      </w:r>
-      <w:r>
-        <w:t>n.</w:t>
-      </w:r>
-      <w:r>
-        <w:rPr>
-          <w:rFonts w:hint="eastAsia"/>
-        </w:rPr>
-        <w:t>晚上、</w:t>
-      </w:r>
-      <w:r>
-        <w:t>conveyor belt</w:t>
-      </w:r>
-      <w:r>
-        <w:rPr>
-          <w:rFonts w:hint="eastAsia"/>
-        </w:rPr>
-        <w:t xml:space="preserve"> </w:t>
-      </w:r>
-      <w:r>
-        <w:t>n.</w:t>
-      </w:r>
-      <w:r>
-        <w:rPr>
-          <w:rFonts w:hint="eastAsia"/>
-        </w:rPr>
-        <w:t>傳送帶、</w:t>
-      </w:r>
-      <w:r>
-        <w:t>out of order</w:t>
-      </w:r>
-      <w:r>
-        <w:rPr>
-          <w:rFonts w:hint="eastAsia"/>
-        </w:rPr>
-        <w:t>物品故障</w:t>
-      </w:r>
-    </w:p>
-    <w:p>
-      <w:r>
-        <w:rPr>
-          <w:rFonts w:hint="eastAsia"/>
-        </w:rPr>
-        <w:t>t</w:t>
-      </w:r>
-      <w:r>
-        <w:t>emporarily adv.</w:t>
-      </w:r>
-      <w:r>
-        <w:rPr>
-          <w:rFonts w:hint="eastAsia"/>
-        </w:rPr>
-        <w:t>暫時、</w:t>
-      </w:r>
-      <w:r>
-        <w:rPr>
-          <w:rFonts w:hint="eastAsia"/>
-        </w:rPr>
-        <w:t>t</w:t>
-      </w:r>
-      <w:r>
-        <w:t>emporarily</w:t>
-      </w:r>
-      <w:r>
-        <w:rPr>
-          <w:rFonts w:hint="eastAsia"/>
-        </w:rPr>
-        <w:t xml:space="preserve"> </w:t>
-      </w:r>
-      <w:r>
-        <w:t>n.</w:t>
-      </w:r>
-      <w:r>
-        <w:rPr>
-          <w:rFonts w:hint="eastAsia"/>
-        </w:rPr>
-        <w:t xml:space="preserve"> </w:t>
-      </w:r>
-      <w:r>
-        <w:rPr>
-          <w:rFonts w:hint="eastAsia"/>
-        </w:rPr>
-        <w:t>人員</w:t>
-      </w:r>
-      <w:r>
-        <w:rPr>
-          <w:rFonts w:hint="eastAsia"/>
-        </w:rPr>
-        <w:t>、</w:t>
-      </w:r>
-      <w:r>
-        <w:rPr>
-          <w:rFonts w:hint="eastAsia"/>
-        </w:rPr>
-        <w:t>s</w:t>
-      </w:r>
-      <w:r>
-        <w:t xml:space="preserve">pecial assignment </w:t>
-      </w:r>
-      <w:r>
-        <w:rPr>
-          <w:rFonts w:hint="eastAsia"/>
-        </w:rPr>
-        <w:t>特殊任務</w:t>
-      </w:r>
-    </w:p>
-    <w:p>
-      <w:r>
-        <w:t>assembly floor</w:t>
-      </w:r>
-      <w:r>
-        <w:t xml:space="preserve"> </w:t>
-      </w:r>
-      <w:r>
-        <w:rPr>
-          <w:rFonts w:hint="eastAsia"/>
-        </w:rPr>
-        <w:t>裝配平台、</w:t>
-      </w:r>
-      <w:r>
-        <w:t>day shift</w:t>
-      </w:r>
-      <w:r>
-        <w:rPr>
-          <w:rFonts w:hint="eastAsia"/>
-        </w:rPr>
-        <w:t xml:space="preserve"> </w:t>
-      </w:r>
-      <w:r>
-        <w:rPr>
-          <w:rFonts w:hint="eastAsia"/>
-        </w:rPr>
-        <w:t>日班</w:t>
-      </w:r>
-    </w:p>
-    <w:p/>
-    <w:p>
-      <w:r>
-        <w:t>architect</w:t>
-      </w:r>
-      <w:r>
-        <w:rPr>
-          <w:rFonts w:hint="eastAsia"/>
-        </w:rPr>
-        <w:t xml:space="preserve"> </w:t>
-      </w:r>
-      <w:r>
-        <w:t>n.</w:t>
-      </w:r>
-      <w:r>
-        <w:rPr>
-          <w:rFonts w:hint="eastAsia"/>
-        </w:rPr>
-        <w:t>建築師、</w:t>
-      </w:r>
-      <w:r>
-        <w:t>real estate agent</w:t>
-      </w:r>
-      <w:r>
-        <w:rPr>
-          <w:rFonts w:hint="eastAsia"/>
-        </w:rPr>
-        <w:t xml:space="preserve"> </w:t>
-      </w:r>
-      <w:r>
-        <w:rPr>
-          <w:rFonts w:hint="eastAsia"/>
-        </w:rPr>
-        <w:t>房地產經紀人</w:t>
-      </w:r>
-      <w:r>
-        <w:rPr>
-          <w:rFonts w:hint="eastAsia"/>
-        </w:rPr>
-        <w:t>、</w:t>
-      </w:r>
-      <w:r>
-        <w:rPr>
-          <w:rFonts w:hint="eastAsia"/>
-        </w:rPr>
-        <w:t>房地產經紀人</w:t>
-      </w:r>
-    </w:p>
-    <w:p>
-      <w:r>
-        <w:t>deposit</w:t>
-      </w:r>
-      <w:r>
-        <w:rPr>
-          <w:rFonts w:hint="eastAsia"/>
-        </w:rPr>
-        <w:t xml:space="preserve"> </w:t>
-      </w:r>
-      <w:r>
-        <w:t>v.</w:t>
-      </w:r>
-      <w:r>
-        <w:rPr>
-          <w:rFonts w:hint="eastAsia"/>
-        </w:rPr>
-        <w:t>存放</w:t>
-      </w:r>
-      <w:r>
-        <w:rPr>
-          <w:rFonts w:hint="eastAsia"/>
-        </w:rPr>
-        <w:t>/</w:t>
-      </w:r>
-      <w:r>
-        <w:rPr>
-          <w:rFonts w:hint="eastAsia"/>
-        </w:rPr>
-        <w:t>支付</w:t>
-      </w:r>
-      <w:r>
-        <w:rPr>
-          <w:rFonts w:hint="eastAsia"/>
-        </w:rPr>
-        <w:t>,</w:t>
-      </w:r>
-      <w:r>
-        <w:t>n.</w:t>
-      </w:r>
-      <w:r>
-        <w:rPr>
-          <w:rFonts w:hint="eastAsia"/>
-        </w:rPr>
-        <w:t>存款</w:t>
-      </w:r>
-      <w:r>
-        <w:rPr>
-          <w:rFonts w:hint="eastAsia"/>
-        </w:rPr>
-        <w:t>/</w:t>
-      </w:r>
-      <w:r>
-        <w:rPr>
-          <w:rFonts w:hint="eastAsia"/>
-        </w:rPr>
-        <w:t>沉澱物、</w:t>
-      </w:r>
-      <w:r>
-        <w:t>carefully</w:t>
-      </w:r>
-      <w:r>
-        <w:t xml:space="preserve"> adv.</w:t>
-      </w:r>
-      <w:r>
-        <w:rPr>
-          <w:rFonts w:hint="eastAsia"/>
-        </w:rPr>
-        <w:t>小心</w:t>
-      </w:r>
-      <w:r>
-        <w:rPr>
-          <w:rFonts w:hint="eastAsia"/>
-        </w:rPr>
-        <w:t>/</w:t>
-      </w:r>
-      <w:r>
-        <w:rPr>
-          <w:rFonts w:hint="eastAsia"/>
-        </w:rPr>
-        <w:t>仔細</w:t>
-      </w:r>
-    </w:p>
-    <w:p>
-      <w:r>
-        <w:t>come on</w:t>
-      </w:r>
-      <w:r>
-        <w:rPr>
-          <w:rFonts w:hint="eastAsia"/>
-        </w:rPr>
-        <w:t>催促別人</w:t>
-      </w:r>
-      <w:r>
-        <w:rPr>
-          <w:rFonts w:hint="eastAsia"/>
-        </w:rPr>
-        <w:t>/</w:t>
-      </w:r>
-      <w:r>
-        <w:rPr>
-          <w:rFonts w:hint="eastAsia"/>
-        </w:rPr>
-        <w:t>鼓勵</w:t>
-      </w:r>
-      <w:r>
-        <w:t>/</w:t>
-      </w:r>
-      <w:r>
-        <w:rPr>
-          <w:rFonts w:hint="eastAsia"/>
-        </w:rPr>
-        <w:t>請求</w:t>
-      </w:r>
-      <w:r>
-        <w:rPr>
-          <w:rFonts w:hint="eastAsia"/>
-        </w:rPr>
-        <w:t>/</w:t>
-      </w:r>
-      <w:r>
-        <w:rPr>
-          <w:rFonts w:hint="eastAsia"/>
-        </w:rPr>
-        <w:t>過來、</w:t>
-      </w:r>
-      <w:r>
-        <w:t>rent</w:t>
-      </w:r>
-      <w:r>
-        <w:rPr>
-          <w:rFonts w:hint="eastAsia"/>
-        </w:rPr>
-        <w:t xml:space="preserve"> n</w:t>
-      </w:r>
-      <w:r>
-        <w:t>.</w:t>
-      </w:r>
-      <w:r>
-        <w:rPr>
-          <w:rFonts w:hint="eastAsia"/>
-        </w:rPr>
-        <w:t>租金</w:t>
-      </w:r>
-      <w:r>
-        <w:rPr>
-          <w:rFonts w:hint="eastAsia"/>
-        </w:rPr>
-        <w:t>,</w:t>
-      </w:r>
-      <w:r>
-        <w:t>v.</w:t>
-      </w:r>
-      <w:r>
-        <w:rPr>
-          <w:rFonts w:hint="eastAsia"/>
-        </w:rPr>
-        <w:t>租用、</w:t>
-      </w:r>
-      <w:r>
-        <w:t>foresee</w:t>
-      </w:r>
-      <w:r>
-        <w:t xml:space="preserve"> v.</w:t>
-      </w:r>
-      <w:r>
-        <w:rPr>
-          <w:rFonts w:hint="eastAsia"/>
-        </w:rPr>
-        <w:t>預見</w:t>
-      </w:r>
-    </w:p>
-    <w:p>
-      <w:r>
-        <w:t>property</w:t>
-      </w:r>
-      <w:r>
-        <w:t xml:space="preserve"> n.</w:t>
-      </w:r>
-      <w:r>
-        <w:rPr>
-          <w:rFonts w:hint="eastAsia"/>
-        </w:rPr>
-        <w:t>財產、</w:t>
-      </w:r>
-      <w:r>
-        <w:rPr>
-          <w:rFonts w:hint="eastAsia"/>
-        </w:rPr>
-        <w:t>c</w:t>
-      </w:r>
-      <w:r>
-        <w:t>ontractor n.</w:t>
-      </w:r>
-      <w:r>
-        <w:rPr>
-          <w:rFonts w:hint="eastAsia"/>
-        </w:rPr>
-        <w:t>承包商</w:t>
-      </w:r>
-      <w:r>
-        <w:rPr>
-          <w:rFonts w:hint="eastAsia"/>
-        </w:rPr>
-        <w:t>、</w:t>
-      </w:r>
-      <w:r>
         <w:t>as soon as</w:t>
       </w:r>
       <w:r>
@@ -3111,12 +3124,14 @@
         </w:rPr>
         <w:t xml:space="preserve"> </w:t>
       </w:r>
+      <w:proofErr w:type="gramStart"/>
       <w:r>
         <w:rPr>
           <w:rFonts w:hint="eastAsia"/>
         </w:rPr>
         <w:t>一</w:t>
       </w:r>
+      <w:proofErr w:type="gramEnd"/>
       <w:r>
         <w:rPr>
           <w:rFonts w:hint="eastAsia"/>
@@ -4192,43 +4207,395 @@
         <w:t>v.</w:t>
       </w:r>
       <w:r>
+        <w:t>n</w:t>
+      </w:r>
+      <w:proofErr w:type="spellEnd"/>
+      <w:r>
+        <w:t>.</w:t>
+      </w:r>
+      <w:r>
+        <w:rPr>
+          <w:rFonts w:hint="eastAsia"/>
+        </w:rPr>
+        <w:t>聲稱</w:t>
+      </w:r>
+      <w:r>
+        <w:rPr>
+          <w:rFonts w:hint="eastAsia"/>
+        </w:rPr>
+        <w:t>/</w:t>
+      </w:r>
+      <w:r>
+        <w:rPr>
+          <w:rFonts w:hint="eastAsia"/>
+        </w:rPr>
+        <w:t>主張</w:t>
+      </w:r>
+      <w:r>
+        <w:rPr>
+          <w:rFonts w:hint="eastAsia"/>
+        </w:rPr>
+        <w:t>/</w:t>
+      </w:r>
+      <w:r>
+        <w:rPr>
+          <w:rFonts w:hint="eastAsia"/>
+        </w:rPr>
+        <w:t>索賠</w:t>
+      </w:r>
+    </w:p>
+    <w:p>
+      <w:r>
+        <w:t>reassure</w:t>
+      </w:r>
+      <w:r>
+        <w:t xml:space="preserve"> v.</w:t>
+      </w:r>
+      <w:r>
+        <w:rPr>
+          <w:rFonts w:hint="eastAsia"/>
+        </w:rPr>
+        <w:t>安慰</w:t>
+      </w:r>
+      <w:r>
+        <w:rPr>
+          <w:rFonts w:hint="eastAsia"/>
+        </w:rPr>
+        <w:t>/</w:t>
+      </w:r>
+      <w:r>
+        <w:rPr>
+          <w:rFonts w:hint="eastAsia"/>
+        </w:rPr>
+        <w:t>使安心、</w:t>
+      </w:r>
+      <w:r>
+        <w:t>acknowledge</w:t>
+      </w:r>
+      <w:r>
+        <w:rPr>
+          <w:rFonts w:hint="eastAsia"/>
+        </w:rPr>
+        <w:t xml:space="preserve"> </w:t>
+      </w:r>
+      <w:r>
+        <w:t>v.</w:t>
+      </w:r>
+      <w:r>
+        <w:rPr>
+          <w:rFonts w:hint="eastAsia"/>
+        </w:rPr>
+        <w:t>承認</w:t>
+      </w:r>
+      <w:r>
+        <w:t>/</w:t>
+      </w:r>
+      <w:r>
+        <w:rPr>
+          <w:rFonts w:hint="eastAsia"/>
+        </w:rPr>
+        <w:t>確認收到</w:t>
+      </w:r>
+      <w:r>
+        <w:rPr>
+          <w:rFonts w:hint="eastAsia"/>
+        </w:rPr>
+        <w:t>、</w:t>
+      </w:r>
+      <w:r>
+        <w:t>retirement</w:t>
+      </w:r>
+      <w:r>
+        <w:rPr>
+          <w:rFonts w:hint="eastAsia"/>
+        </w:rPr>
+        <w:t xml:space="preserve"> </w:t>
+      </w:r>
+      <w:r>
         <w:t>n.</w:t>
       </w:r>
+      <w:r>
+        <w:rPr>
+          <w:rFonts w:hint="eastAsia"/>
+        </w:rPr>
+        <w:t>退休</w:t>
+      </w:r>
+    </w:p>
+    <w:p>
+      <w:r>
+        <w:t>groundbreaking</w:t>
+      </w:r>
+      <w:r>
+        <w:rPr>
+          <w:rFonts w:hint="eastAsia"/>
+        </w:rPr>
+        <w:t xml:space="preserve"> </w:t>
+      </w:r>
+      <w:r>
+        <w:t>adj.</w:t>
+      </w:r>
+      <w:r>
+        <w:rPr>
+          <w:rFonts w:hint="eastAsia"/>
+        </w:rPr>
+        <w:t>創新的、</w:t>
+      </w:r>
+      <w:r>
+        <w:t>ceremony</w:t>
+      </w:r>
+      <w:r>
+        <w:rPr>
+          <w:rFonts w:hint="eastAsia"/>
+        </w:rPr>
+        <w:t xml:space="preserve"> </w:t>
+      </w:r>
+      <w:r>
+        <w:t>n.</w:t>
+      </w:r>
+      <w:r>
+        <w:rPr>
+          <w:rFonts w:hint="eastAsia"/>
+        </w:rPr>
+        <w:t>典禮、</w:t>
+      </w:r>
+      <w:r>
+        <w:t>reception</w:t>
+      </w:r>
+      <w:r>
+        <w:rPr>
+          <w:rFonts w:hint="eastAsia"/>
+        </w:rPr>
+        <w:t xml:space="preserve"> </w:t>
+      </w:r>
+      <w:r>
+        <w:t>n.</w:t>
+      </w:r>
+      <w:r>
+        <w:rPr>
+          <w:rFonts w:hint="eastAsia"/>
+        </w:rPr>
+        <w:t>招待會</w:t>
+      </w:r>
+      <w:r>
+        <w:rPr>
+          <w:rFonts w:hint="eastAsia"/>
+        </w:rPr>
+        <w:t>/</w:t>
+      </w:r>
+      <w:r>
+        <w:rPr>
+          <w:rFonts w:hint="eastAsia"/>
+        </w:rPr>
+        <w:t>回應</w:t>
+      </w:r>
+      <w:r>
+        <w:rPr>
+          <w:rFonts w:hint="eastAsia"/>
+        </w:rPr>
+        <w:t>/</w:t>
+      </w:r>
+      <w:r>
+        <w:rPr>
+          <w:rFonts w:hint="eastAsia"/>
+        </w:rPr>
+        <w:t>接待</w:t>
+      </w:r>
+    </w:p>
+    <w:p>
+      <w:r>
+        <w:t>remodel</w:t>
+      </w:r>
+      <w:r>
+        <w:t xml:space="preserve"> v.</w:t>
+      </w:r>
+      <w:r>
+        <w:rPr>
+          <w:rFonts w:hint="eastAsia"/>
+        </w:rPr>
+        <w:t>改造、</w:t>
+      </w:r>
+      <w:r>
+        <w:t>part of</w:t>
+      </w:r>
+      <w:r>
+        <w:t xml:space="preserve"> </w:t>
+      </w:r>
+      <w:r>
+        <w:rPr>
+          <w:rFonts w:hint="eastAsia"/>
+        </w:rPr>
+        <w:t>一部分、</w:t>
+      </w:r>
+      <w:r>
+        <w:t>corporate</w:t>
+      </w:r>
+      <w:r>
+        <w:rPr>
+          <w:rFonts w:hint="eastAsia"/>
+        </w:rPr>
+        <w:t xml:space="preserve"> </w:t>
+      </w:r>
+      <w:r>
+        <w:t>adj.</w:t>
+      </w:r>
+      <w:r>
+        <w:rPr>
+          <w:rFonts w:hint="eastAsia"/>
+        </w:rPr>
+        <w:t>公司</w:t>
+      </w:r>
+      <w:r>
+        <w:rPr>
+          <w:rFonts w:hint="eastAsia"/>
+        </w:rPr>
+        <w:t>/</w:t>
+      </w:r>
+      <w:r>
+        <w:rPr>
+          <w:rFonts w:hint="eastAsia"/>
+        </w:rPr>
+        <w:t>全體、</w:t>
+      </w:r>
+      <w:r>
+        <w:t>luncheon</w:t>
+      </w:r>
+      <w:r>
+        <w:rPr>
+          <w:rFonts w:hint="eastAsia"/>
+        </w:rPr>
+        <w:t xml:space="preserve"> </w:t>
+      </w:r>
+      <w:r>
+        <w:t>n.</w:t>
+      </w:r>
+      <w:r>
+        <w:rPr>
+          <w:rFonts w:hint="eastAsia"/>
+        </w:rPr>
+        <w:t>午餐</w:t>
+      </w:r>
+    </w:p>
+    <w:p>
+      <w:r>
+        <w:t>warm welcome</w:t>
+      </w:r>
+      <w:r>
+        <w:rPr>
+          <w:rFonts w:hint="eastAsia"/>
+        </w:rPr>
+        <w:t>熱烈歡迎</w:t>
+      </w:r>
+    </w:p>
+    <w:p/>
+    <w:p>
+      <w:r>
+        <w:t>organic</w:t>
+      </w:r>
+      <w:r>
+        <w:t xml:space="preserve"> adj.</w:t>
+      </w:r>
+      <w:r>
+        <w:rPr>
+          <w:rFonts w:hint="eastAsia"/>
+        </w:rPr>
+        <w:t>有機的、</w:t>
+      </w:r>
+      <w:r>
+        <w:t>meal</w:t>
+      </w:r>
+      <w:r>
+        <w:t xml:space="preserve"> n.</w:t>
+      </w:r>
+      <w:r>
+        <w:rPr>
+          <w:rFonts w:hint="eastAsia"/>
+        </w:rPr>
+        <w:t>餐點、</w:t>
+      </w:r>
+      <w:r>
+        <w:t>comment</w:t>
+      </w:r>
+      <w:r>
+        <w:rPr>
+          <w:rFonts w:hint="eastAsia"/>
+        </w:rPr>
+        <w:t xml:space="preserve"> </w:t>
+      </w:r>
+      <w:proofErr w:type="spellStart"/>
+      <w:r>
+        <w:t>v.n</w:t>
+      </w:r>
       <w:proofErr w:type="spellEnd"/>
       <w:r>
-        <w:rPr>
-          <w:rFonts w:hint="eastAsia"/>
-        </w:rPr>
-        <w:t>聲稱</w:t>
-      </w:r>
-      <w:r>
-        <w:rPr>
-          <w:rFonts w:hint="eastAsia"/>
-        </w:rPr>
-        <w:t>/</w:t>
-      </w:r>
-      <w:r>
-        <w:rPr>
-          <w:rFonts w:hint="eastAsia"/>
-        </w:rPr>
-        <w:t>主張</w:t>
-      </w:r>
-      <w:r>
-        <w:rPr>
-          <w:rFonts w:hint="eastAsia"/>
-        </w:rPr>
-        <w:t>/</w:t>
-      </w:r>
-      <w:r>
-        <w:rPr>
-          <w:rFonts w:hint="eastAsia"/>
-        </w:rPr>
-        <w:t>索賠</w:t>
-      </w:r>
-    </w:p>
-    <w:p>
-      <w:r>
-        <w:t>reassure</w:t>
+        <w:t>.</w:t>
+      </w:r>
+      <w:r>
+        <w:rPr>
+          <w:rFonts w:hint="eastAsia"/>
+        </w:rPr>
+        <w:t>評論</w:t>
+      </w:r>
+      <w:r>
+        <w:rPr>
+          <w:rFonts w:hint="eastAsia"/>
+        </w:rPr>
+        <w:t>/</w:t>
+      </w:r>
+      <w:r>
+        <w:rPr>
+          <w:rFonts w:hint="eastAsia"/>
+        </w:rPr>
+        <w:t>評語、</w:t>
+      </w:r>
+      <w:r>
+        <w:t>subscription</w:t>
+      </w:r>
+      <w:r>
+        <w:t xml:space="preserve"> n.</w:t>
+      </w:r>
+      <w:r>
+        <w:rPr>
+          <w:rFonts w:hint="eastAsia"/>
+        </w:rPr>
+        <w:t>訂閱</w:t>
+      </w:r>
+    </w:p>
+    <w:p>
+      <w:r>
+        <w:t>revealed</w:t>
+      </w:r>
+      <w:r>
+        <w:rPr>
+          <w:rFonts w:hint="eastAsia"/>
+        </w:rPr>
+        <w:t xml:space="preserve"> </w:t>
+      </w:r>
+      <w:r>
+        <w:t>v.</w:t>
+      </w:r>
+      <w:r>
+        <w:rPr>
+          <w:rFonts w:hint="eastAsia"/>
+        </w:rPr>
+        <w:t>透露</w:t>
+      </w:r>
+      <w:r>
+        <w:rPr>
+          <w:rFonts w:hint="eastAsia"/>
+        </w:rPr>
+        <w:t>/n</w:t>
+      </w:r>
+      <w:r>
+        <w:t>.</w:t>
+      </w:r>
+      <w:r>
+        <w:rPr>
+          <w:rFonts w:hint="eastAsia"/>
+        </w:rPr>
+        <w:t>揭示、</w:t>
+      </w:r>
+      <w:r>
+        <w:t>consume</w:t>
       </w:r>
       <w:r>
         <w:t xml:space="preserve"> v.</w:t>
@@ -4237,22 +4604,132 @@
         <w:rPr>
           <w:rFonts w:hint="eastAsia"/>
         </w:rPr>
-        <w:t>安慰</w:t>
-      </w:r>
-      <w:r>
-        <w:rPr>
-          <w:rFonts w:hint="eastAsia"/>
-        </w:rPr>
-        <w:t>/</w:t>
-      </w:r>
-      <w:r>
-        <w:rPr>
-          <w:rFonts w:hint="eastAsia"/>
-        </w:rPr>
-        <w:t>使安心、</w:t>
-      </w:r>
-      <w:r>
-        <w:t>acknowledge</w:t>
+        <w:t>消耗</w:t>
+      </w:r>
+      <w:r>
+        <w:rPr>
+          <w:rFonts w:hint="eastAsia"/>
+        </w:rPr>
+        <w:t>/</w:t>
+      </w:r>
+      <w:r>
+        <w:rPr>
+          <w:rFonts w:hint="eastAsia"/>
+        </w:rPr>
+        <w:t>花費</w:t>
+      </w:r>
+      <w:r>
+        <w:rPr>
+          <w:rFonts w:hint="eastAsia"/>
+        </w:rPr>
+        <w:t>/</w:t>
+      </w:r>
+      <w:r>
+        <w:rPr>
+          <w:rFonts w:hint="eastAsia"/>
+        </w:rPr>
+        <w:t>吃、</w:t>
+      </w:r>
+      <w:r>
+        <w:t>individual</w:t>
+      </w:r>
+      <w:r>
+        <w:rPr>
+          <w:rFonts w:hint="eastAsia"/>
+        </w:rPr>
+        <w:t xml:space="preserve"> </w:t>
+      </w:r>
+      <w:r>
+        <w:t>n.</w:t>
+      </w:r>
+      <w:r>
+        <w:rPr>
+          <w:rFonts w:hint="eastAsia"/>
+        </w:rPr>
+        <w:t>個人</w:t>
+      </w:r>
+      <w:r>
+        <w:rPr>
+          <w:rFonts w:hint="eastAsia"/>
+        </w:rPr>
+        <w:t>,</w:t>
+      </w:r>
+      <w:r>
+        <w:t>adj.</w:t>
+      </w:r>
+      <w:r>
+        <w:rPr>
+          <w:rFonts w:hint="eastAsia"/>
+        </w:rPr>
+        <w:t>個人的</w:t>
+      </w:r>
+    </w:p>
+    <w:p>
+      <w:r>
+        <w:t>amount</w:t>
+      </w:r>
+      <w:r>
+        <w:t xml:space="preserve"> n.</w:t>
+      </w:r>
+      <w:r>
+        <w:rPr>
+          <w:rFonts w:hint="eastAsia"/>
+        </w:rPr>
+        <w:t>數量、</w:t>
+      </w:r>
+      <w:r>
+        <w:t>actual</w:t>
+      </w:r>
+      <w:r>
+        <w:rPr>
+          <w:rFonts w:hint="eastAsia"/>
+        </w:rPr>
+        <w:t xml:space="preserve"> a</w:t>
+      </w:r>
+      <w:r>
+        <w:t>dj.</w:t>
+      </w:r>
+      <w:r>
+        <w:rPr>
+          <w:rFonts w:hint="eastAsia"/>
+        </w:rPr>
+        <w:t>實際的</w:t>
+      </w:r>
+      <w:r>
+        <w:rPr>
+          <w:rFonts w:hint="eastAsia"/>
+        </w:rPr>
+        <w:t>/</w:t>
+      </w:r>
+      <w:r>
+        <w:rPr>
+          <w:rFonts w:hint="eastAsia"/>
+        </w:rPr>
+        <w:t>真實的</w:t>
+      </w:r>
+    </w:p>
+    <w:p/>
+    <w:p>
+      <w:r>
+        <w:t>competition</w:t>
+      </w:r>
+      <w:r>
+        <w:rPr>
+          <w:rFonts w:hint="eastAsia"/>
+        </w:rPr>
+        <w:t xml:space="preserve"> </w:t>
+      </w:r>
+      <w:r>
+        <w:t>n.</w:t>
+      </w:r>
+      <w:r>
+        <w:rPr>
+          <w:rFonts w:hint="eastAsia"/>
+        </w:rPr>
+        <w:t>競爭、</w:t>
+      </w:r>
+      <w:r>
+        <w:t>worsen</w:t>
       </w:r>
       <w:r>
         <w:rPr>
@@ -4267,16 +4744,25 @@
         <w:rPr>
           <w:rFonts w:hint="eastAsia"/>
         </w:rPr>
-        <w:t>承認</w:t>
-      </w:r>
-      <w:r>
-        <w:t>/</w:t>
-      </w:r>
-      <w:r>
-        <w:rPr>
-          <w:rFonts w:hint="eastAsia"/>
-        </w:rPr>
-        <w:t>確認收到</w:t>
+        <w:t>惡化、</w:t>
+      </w:r>
+      <w:r>
+        <w:t>household</w:t>
+      </w:r>
+      <w:r>
+        <w:rPr>
+          <w:rFonts w:hint="eastAsia"/>
+        </w:rPr>
+        <w:t xml:space="preserve"> </w:t>
+      </w:r>
+      <w:r>
+        <w:t>n.</w:t>
+      </w:r>
+      <w:r>
+        <w:rPr>
+          <w:rFonts w:hint="eastAsia"/>
+        </w:rPr>
+        <w:t>家庭</w:t>
       </w:r>
       <w:r>
         <w:rPr>
@@ -4285,7 +4771,233 @@
         <w:t>、</w:t>
       </w:r>
       <w:r>
-        <w:t>retirement</w:t>
+        <w:t>build</w:t>
+      </w:r>
+      <w:r>
+        <w:rPr>
+          <w:rFonts w:hint="eastAsia"/>
+        </w:rPr>
+        <w:t xml:space="preserve"> v</w:t>
+      </w:r>
+      <w:r>
+        <w:t>.</w:t>
+      </w:r>
+      <w:r>
+        <w:rPr>
+          <w:rFonts w:hint="eastAsia"/>
+        </w:rPr>
+        <w:t>建造</w:t>
+      </w:r>
+      <w:r>
+        <w:rPr>
+          <w:rFonts w:hint="eastAsia"/>
+        </w:rPr>
+        <w:t>/</w:t>
+      </w:r>
+      <w:r>
+        <w:rPr>
+          <w:rFonts w:hint="eastAsia"/>
+        </w:rPr>
+        <w:t>建立</w:t>
+      </w:r>
+    </w:p>
+    <w:p/>
+    <w:p>
+      <w:r>
+        <w:rPr>
+          <w:rFonts w:hint="eastAsia"/>
+        </w:rPr>
+        <w:t>g</w:t>
+      </w:r>
+      <w:r>
+        <w:t>iving up</w:t>
+      </w:r>
+      <w:r>
+        <w:rPr>
+          <w:rFonts w:hint="eastAsia"/>
+        </w:rPr>
+        <w:t>放棄</w:t>
+      </w:r>
+      <w:r>
+        <w:rPr>
+          <w:rFonts w:hint="eastAsia"/>
+        </w:rPr>
+        <w:t>、</w:t>
+      </w:r>
+      <w:r>
+        <w:t>shorten</w:t>
+      </w:r>
+      <w:r>
+        <w:rPr>
+          <w:rFonts w:hint="eastAsia"/>
+        </w:rPr>
+        <w:t xml:space="preserve"> v</w:t>
+      </w:r>
+      <w:r>
+        <w:t>.</w:t>
+      </w:r>
+      <w:r>
+        <w:rPr>
+          <w:rFonts w:hint="eastAsia"/>
+        </w:rPr>
+        <w:t xml:space="preserve"> </w:t>
+      </w:r>
+      <w:r>
+        <w:rPr>
+          <w:rFonts w:hint="eastAsia"/>
+        </w:rPr>
+        <w:t>縮短</w:t>
+      </w:r>
+      <w:r>
+        <w:rPr>
+          <w:rFonts w:hint="eastAsia"/>
+        </w:rPr>
+        <w:t>、</w:t>
+      </w:r>
+      <w:r>
+        <w:t>regularly</w:t>
+      </w:r>
+      <w:r>
+        <w:rPr>
+          <w:rFonts w:hint="eastAsia"/>
+        </w:rPr>
+        <w:t xml:space="preserve"> </w:t>
+      </w:r>
+      <w:r>
+        <w:t>adv.</w:t>
+      </w:r>
+      <w:r>
+        <w:rPr>
+          <w:rFonts w:hint="eastAsia"/>
+        </w:rPr>
+        <w:t>經常</w:t>
+      </w:r>
+      <w:r>
+        <w:t>/</w:t>
+      </w:r>
+      <w:r>
+        <w:rPr>
+          <w:rFonts w:hint="eastAsia"/>
+        </w:rPr>
+        <w:t>規律、</w:t>
+      </w:r>
+      <w:r>
+        <w:t>various</w:t>
+      </w:r>
+      <w:r>
+        <w:rPr>
+          <w:rFonts w:hint="eastAsia"/>
+        </w:rPr>
+        <w:t xml:space="preserve"> </w:t>
+      </w:r>
+      <w:r>
+        <w:t>adj.</w:t>
+      </w:r>
+      <w:r>
+        <w:rPr>
+          <w:rFonts w:hint="eastAsia"/>
+        </w:rPr>
+        <w:t>各種</w:t>
+      </w:r>
+      <w:proofErr w:type="gramStart"/>
+      <w:r>
+        <w:rPr>
+          <w:rFonts w:hint="eastAsia"/>
+        </w:rPr>
+        <w:t>各樣、</w:t>
+      </w:r>
+      <w:proofErr w:type="gramEnd"/>
+      <w:r>
+        <w:t>access code</w:t>
+      </w:r>
+      <w:r>
+        <w:rPr>
+          <w:rFonts w:hint="eastAsia"/>
+        </w:rPr>
+        <w:t>存取碼、</w:t>
+      </w:r>
+      <w:r>
+        <w:rPr>
+          <w:rFonts w:hint="eastAsia"/>
+        </w:rPr>
+        <w:t>o</w:t>
+      </w:r>
+      <w:r>
+        <w:t xml:space="preserve">nto prep. </w:t>
+      </w:r>
+      <w:r>
+        <w:rPr>
+          <w:rFonts w:hint="eastAsia"/>
+        </w:rPr>
+        <w:t>到</w:t>
+      </w:r>
+      <w:r>
+        <w:rPr>
+          <w:rFonts w:hint="eastAsia"/>
+        </w:rPr>
+        <w:t>.</w:t>
+      </w:r>
+      <w:r>
+        <w:t>.</w:t>
+      </w:r>
+      <w:r>
+        <w:rPr>
+          <w:rFonts w:hint="eastAsia"/>
+        </w:rPr>
+        <w:t>之上、</w:t>
+      </w:r>
+      <w:r>
+        <w:rPr>
+          <w:rFonts w:hint="eastAsia"/>
+        </w:rPr>
+        <w:t>s</w:t>
+      </w:r>
+      <w:r>
+        <w:t>tep-by-step</w:t>
+      </w:r>
+      <w:r>
+        <w:rPr>
+          <w:rFonts w:hint="eastAsia"/>
+        </w:rPr>
+        <w:t>一步一步</w:t>
+      </w:r>
+    </w:p>
+    <w:p>
+      <w:r>
+        <w:rPr>
+          <w:rFonts w:hint="eastAsia"/>
+        </w:rPr>
+        <w:t>s</w:t>
+      </w:r>
+      <w:r>
+        <w:t>implify v.</w:t>
+      </w:r>
+      <w:r>
+        <w:rPr>
+          <w:rFonts w:hint="eastAsia"/>
+        </w:rPr>
+        <w:t>簡化、</w:t>
+      </w:r>
+      <w:r>
+        <w:rPr>
+          <w:rFonts w:hint="eastAsia"/>
+        </w:rPr>
+        <w:t>c</w:t>
+      </w:r>
+      <w:r>
+        <w:t>ollaboration n.</w:t>
+      </w:r>
+      <w:r>
+        <w:rPr>
+          <w:rFonts w:hint="eastAsia"/>
+        </w:rPr>
+        <w:t>合作</w:t>
+      </w:r>
+    </w:p>
+    <w:p/>
+    <w:p>
+      <w:r>
+        <w:t>entertainment</w:t>
       </w:r>
       <w:r>
         <w:rPr>
@@ -4300,12 +5012,175 @@
         <w:rPr>
           <w:rFonts w:hint="eastAsia"/>
         </w:rPr>
-        <w:t>退休</w:t>
-      </w:r>
-    </w:p>
-    <w:p>
-      <w:r>
-        <w:t>groundbreaking</w:t>
+        <w:t>娛樂、</w:t>
+      </w:r>
+      <w:r>
+        <w:t>waterfront</w:t>
+      </w:r>
+      <w:r>
+        <w:rPr>
+          <w:rFonts w:hint="eastAsia"/>
+        </w:rPr>
+        <w:t xml:space="preserve"> </w:t>
+      </w:r>
+      <w:r>
+        <w:t>n.</w:t>
+      </w:r>
+      <w:r>
+        <w:rPr>
+          <w:rFonts w:hint="eastAsia"/>
+        </w:rPr>
+        <w:t>濱水區、</w:t>
+      </w:r>
+      <w:r>
+        <w:t>recognize</w:t>
+      </w:r>
+      <w:r>
+        <w:rPr>
+          <w:rFonts w:hint="eastAsia"/>
+        </w:rPr>
+        <w:t xml:space="preserve"> </w:t>
+      </w:r>
+      <w:r>
+        <w:t>v.</w:t>
+      </w:r>
+      <w:r>
+        <w:rPr>
+          <w:rFonts w:hint="eastAsia"/>
+        </w:rPr>
+        <w:t>認出</w:t>
+      </w:r>
+      <w:r>
+        <w:rPr>
+          <w:rFonts w:hint="eastAsia"/>
+        </w:rPr>
+        <w:t>/</w:t>
+      </w:r>
+      <w:r>
+        <w:rPr>
+          <w:rFonts w:hint="eastAsia"/>
+        </w:rPr>
+        <w:t>接受</w:t>
+      </w:r>
+      <w:r>
+        <w:rPr>
+          <w:rFonts w:hint="eastAsia"/>
+        </w:rPr>
+        <w:t>/</w:t>
+      </w:r>
+      <w:r>
+        <w:rPr>
+          <w:rFonts w:hint="eastAsia"/>
+        </w:rPr>
+        <w:t>表揚</w:t>
+      </w:r>
+    </w:p>
+    <w:p>
+      <w:r>
+        <w:t>conveniently</w:t>
+      </w:r>
+      <w:r>
+        <w:rPr>
+          <w:rFonts w:hint="eastAsia"/>
+        </w:rPr>
+        <w:t xml:space="preserve"> </w:t>
+      </w:r>
+      <w:r>
+        <w:t>adv.</w:t>
+      </w:r>
+      <w:r>
+        <w:rPr>
+          <w:rFonts w:hint="eastAsia"/>
+        </w:rPr>
+        <w:t>方便、</w:t>
+      </w:r>
+      <w:r>
+        <w:t>district</w:t>
+      </w:r>
+      <w:r>
+        <w:rPr>
+          <w:rFonts w:hint="eastAsia"/>
+        </w:rPr>
+        <w:t xml:space="preserve"> </w:t>
+      </w:r>
+      <w:r>
+        <w:t>n.</w:t>
+      </w:r>
+      <w:r>
+        <w:rPr>
+          <w:rFonts w:hint="eastAsia"/>
+        </w:rPr>
+        <w:t>區域、</w:t>
+      </w:r>
+      <w:r>
+        <w:t>daily</w:t>
+      </w:r>
+      <w:r>
+        <w:rPr>
+          <w:rFonts w:hint="eastAsia"/>
+        </w:rPr>
+        <w:t xml:space="preserve"> </w:t>
+      </w:r>
+      <w:proofErr w:type="spellStart"/>
+      <w:r>
+        <w:rPr>
+          <w:rFonts w:hint="eastAsia"/>
+        </w:rPr>
+        <w:t>a</w:t>
+      </w:r>
+      <w:r>
+        <w:t>dv,adj</w:t>
+      </w:r>
+      <w:proofErr w:type="spellEnd"/>
+      <w:r>
+        <w:t xml:space="preserve"> </w:t>
+      </w:r>
+      <w:proofErr w:type="gramStart"/>
+      <w:r>
+        <w:rPr>
+          <w:rFonts w:hint="eastAsia"/>
+        </w:rPr>
+        <w:t>天</w:t>
+      </w:r>
+      <w:proofErr w:type="gramEnd"/>
+      <w:r>
+        <w:rPr>
+          <w:rFonts w:hint="eastAsia"/>
+        </w:rPr>
+        <w:t>天地</w:t>
+      </w:r>
+    </w:p>
+    <w:p/>
+    <w:p>
+      <w:r>
+        <w:t>insurance</w:t>
+      </w:r>
+      <w:r>
+        <w:rPr>
+          <w:rFonts w:hint="eastAsia"/>
+        </w:rPr>
+        <w:t xml:space="preserve"> </w:t>
+      </w:r>
+      <w:r>
+        <w:t>n.</w:t>
+      </w:r>
+      <w:r>
+        <w:rPr>
+          <w:rFonts w:hint="eastAsia"/>
+        </w:rPr>
+        <w:t>保險、</w:t>
+      </w:r>
+      <w:r>
+        <w:t>manufacturing plant</w:t>
+      </w:r>
+      <w:r>
+        <w:rPr>
+          <w:rFonts w:hint="eastAsia"/>
+        </w:rPr>
+        <w:t>製造廠、</w:t>
+      </w:r>
+      <w:r>
+        <w:t>confident</w:t>
       </w:r>
       <w:r>
         <w:rPr>
@@ -4320,344 +5195,12 @@
         <w:rPr>
           <w:rFonts w:hint="eastAsia"/>
         </w:rPr>
-        <w:t>創新的、</w:t>
-      </w:r>
-      <w:r>
-        <w:t>ceremony</w:t>
-      </w:r>
-      <w:r>
-        <w:rPr>
-          <w:rFonts w:hint="eastAsia"/>
-        </w:rPr>
-        <w:t xml:space="preserve"> </w:t>
-      </w:r>
-      <w:r>
-        <w:t>n.</w:t>
-      </w:r>
-      <w:r>
-        <w:rPr>
-          <w:rFonts w:hint="eastAsia"/>
-        </w:rPr>
-        <w:t>典禮、</w:t>
-      </w:r>
-      <w:r>
-        <w:t>reception</w:t>
-      </w:r>
-      <w:r>
-        <w:rPr>
-          <w:rFonts w:hint="eastAsia"/>
-        </w:rPr>
-        <w:t xml:space="preserve"> </w:t>
-      </w:r>
-      <w:r>
-        <w:t>n.</w:t>
-      </w:r>
-      <w:r>
-        <w:rPr>
-          <w:rFonts w:hint="eastAsia"/>
-        </w:rPr>
-        <w:t>招待會</w:t>
-      </w:r>
-      <w:r>
-        <w:rPr>
-          <w:rFonts w:hint="eastAsia"/>
-        </w:rPr>
-        <w:t>/</w:t>
-      </w:r>
-      <w:r>
-        <w:rPr>
-          <w:rFonts w:hint="eastAsia"/>
-        </w:rPr>
-        <w:t>回應</w:t>
-      </w:r>
-      <w:r>
-        <w:rPr>
-          <w:rFonts w:hint="eastAsia"/>
-        </w:rPr>
-        <w:t>/</w:t>
-      </w:r>
-      <w:r>
-        <w:rPr>
-          <w:rFonts w:hint="eastAsia"/>
-        </w:rPr>
-        <w:t>接待</w:t>
-      </w:r>
-    </w:p>
-    <w:p>
-      <w:r>
-        <w:t>remodel</w:t>
-      </w:r>
-      <w:r>
-        <w:t xml:space="preserve"> v.</w:t>
-      </w:r>
-      <w:r>
-        <w:rPr>
-          <w:rFonts w:hint="eastAsia"/>
-        </w:rPr>
-        <w:t>改造、</w:t>
-      </w:r>
-      <w:r>
-        <w:t>part of</w:t>
-      </w:r>
-      <w:r>
-        <w:t xml:space="preserve"> </w:t>
-      </w:r>
-      <w:r>
-        <w:rPr>
-          <w:rFonts w:hint="eastAsia"/>
-        </w:rPr>
-        <w:t>一部分、</w:t>
-      </w:r>
-      <w:r>
-        <w:t>corporate</w:t>
-      </w:r>
-      <w:r>
-        <w:rPr>
-          <w:rFonts w:hint="eastAsia"/>
-        </w:rPr>
-        <w:t xml:space="preserve"> </w:t>
-      </w:r>
-      <w:r>
-        <w:t>adj.</w:t>
-      </w:r>
-      <w:r>
-        <w:rPr>
-          <w:rFonts w:hint="eastAsia"/>
-        </w:rPr>
-        <w:t>公司</w:t>
-      </w:r>
-      <w:r>
-        <w:rPr>
-          <w:rFonts w:hint="eastAsia"/>
-        </w:rPr>
-        <w:t>/</w:t>
-      </w:r>
-      <w:r>
-        <w:rPr>
-          <w:rFonts w:hint="eastAsia"/>
-        </w:rPr>
-        <w:t>全體、</w:t>
-      </w:r>
-      <w:r>
-        <w:t>luncheon</w:t>
-      </w:r>
-      <w:r>
-        <w:rPr>
-          <w:rFonts w:hint="eastAsia"/>
-        </w:rPr>
-        <w:t xml:space="preserve"> </w:t>
-      </w:r>
-      <w:r>
-        <w:t>n.</w:t>
-      </w:r>
-      <w:r>
-        <w:rPr>
-          <w:rFonts w:hint="eastAsia"/>
-        </w:rPr>
-        <w:t>午餐</w:t>
-      </w:r>
-    </w:p>
-    <w:p>
-      <w:r>
-        <w:t>warm welcome</w:t>
-      </w:r>
-      <w:r>
-        <w:rPr>
-          <w:rFonts w:hint="eastAsia"/>
-        </w:rPr>
-        <w:t>熱烈歡迎</w:t>
-      </w:r>
-    </w:p>
-    <w:p/>
-    <w:p>
-      <w:r>
-        <w:t>organic</w:t>
-      </w:r>
-      <w:r>
-        <w:t xml:space="preserve"> adj.</w:t>
-      </w:r>
-      <w:r>
-        <w:rPr>
-          <w:rFonts w:hint="eastAsia"/>
-        </w:rPr>
-        <w:t>有機的、</w:t>
-      </w:r>
-      <w:r>
-        <w:t>meal</w:t>
-      </w:r>
-      <w:r>
-        <w:t xml:space="preserve"> n.</w:t>
-      </w:r>
-      <w:r>
-        <w:rPr>
-          <w:rFonts w:hint="eastAsia"/>
-        </w:rPr>
-        <w:t>餐點、</w:t>
-      </w:r>
-      <w:r>
-        <w:t>comment</w:t>
-      </w:r>
-      <w:r>
-        <w:rPr>
-          <w:rFonts w:hint="eastAsia"/>
-        </w:rPr>
-        <w:t xml:space="preserve"> </w:t>
-      </w:r>
-      <w:proofErr w:type="spellStart"/>
-      <w:r>
-        <w:t>v.n.</w:t>
-      </w:r>
-      <w:proofErr w:type="spellEnd"/>
-      <w:r>
-        <w:rPr>
-          <w:rFonts w:hint="eastAsia"/>
-        </w:rPr>
-        <w:t>評論</w:t>
-      </w:r>
-      <w:r>
-        <w:rPr>
-          <w:rFonts w:hint="eastAsia"/>
-        </w:rPr>
-        <w:t>/</w:t>
-      </w:r>
-      <w:r>
-        <w:rPr>
-          <w:rFonts w:hint="eastAsia"/>
-        </w:rPr>
-        <w:t>評語、</w:t>
-      </w:r>
-      <w:r>
-        <w:t>subscription</w:t>
-      </w:r>
-      <w:r>
-        <w:t xml:space="preserve"> n.</w:t>
-      </w:r>
-      <w:r>
-        <w:rPr>
-          <w:rFonts w:hint="eastAsia"/>
-        </w:rPr>
-        <w:t>訂閱</w:t>
-      </w:r>
-    </w:p>
-    <w:p>
-      <w:r>
-        <w:t>revealed</w:t>
-      </w:r>
-      <w:r>
-        <w:rPr>
-          <w:rFonts w:hint="eastAsia"/>
-        </w:rPr>
-        <w:t xml:space="preserve"> </w:t>
-      </w:r>
-      <w:r>
-        <w:t>v.</w:t>
-      </w:r>
-      <w:r>
-        <w:rPr>
-          <w:rFonts w:hint="eastAsia"/>
-        </w:rPr>
-        <w:t>透露</w:t>
-      </w:r>
-      <w:r>
-        <w:rPr>
-          <w:rFonts w:hint="eastAsia"/>
-        </w:rPr>
-        <w:t>/n</w:t>
-      </w:r>
-      <w:r>
-        <w:t>.</w:t>
-      </w:r>
-      <w:r>
-        <w:rPr>
-          <w:rFonts w:hint="eastAsia"/>
-        </w:rPr>
-        <w:t>揭示、</w:t>
-      </w:r>
-      <w:r>
-        <w:t>consume</w:t>
-      </w:r>
-      <w:r>
-        <w:t xml:space="preserve"> v.</w:t>
-      </w:r>
-      <w:r>
-        <w:rPr>
-          <w:rFonts w:hint="eastAsia"/>
-        </w:rPr>
-        <w:t>消耗</w:t>
-      </w:r>
-      <w:r>
-        <w:rPr>
-          <w:rFonts w:hint="eastAsia"/>
-        </w:rPr>
-        <w:t>/</w:t>
-      </w:r>
-      <w:r>
-        <w:rPr>
-          <w:rFonts w:hint="eastAsia"/>
-        </w:rPr>
-        <w:t>花費</w:t>
-      </w:r>
-      <w:r>
-        <w:rPr>
-          <w:rFonts w:hint="eastAsia"/>
-        </w:rPr>
-        <w:t>/</w:t>
-      </w:r>
-      <w:r>
-        <w:rPr>
-          <w:rFonts w:hint="eastAsia"/>
-        </w:rPr>
-        <w:t>吃、</w:t>
-      </w:r>
-      <w:r>
-        <w:t>individual</w:t>
-      </w:r>
-      <w:r>
-        <w:rPr>
-          <w:rFonts w:hint="eastAsia"/>
-        </w:rPr>
-        <w:t xml:space="preserve"> </w:t>
-      </w:r>
-      <w:r>
-        <w:t>n.</w:t>
-      </w:r>
-      <w:r>
-        <w:rPr>
-          <w:rFonts w:hint="eastAsia"/>
-        </w:rPr>
-        <w:t>個人</w:t>
-      </w:r>
-      <w:r>
-        <w:rPr>
-          <w:rFonts w:hint="eastAsia"/>
-        </w:rPr>
-        <w:t>,</w:t>
-      </w:r>
-      <w:r>
-        <w:t>adj.</w:t>
-      </w:r>
-      <w:r>
-        <w:rPr>
-          <w:rFonts w:hint="eastAsia"/>
-        </w:rPr>
-        <w:t>個人的</w:t>
-      </w:r>
-    </w:p>
-    <w:p>
-      <w:r>
-        <w:t>amount</w:t>
-      </w:r>
-      <w:r>
-        <w:t xml:space="preserve"> n.</w:t>
-      </w:r>
-      <w:r>
-        <w:rPr>
-          <w:rFonts w:hint="eastAsia"/>
-        </w:rPr>
-        <w:t>數量、</w:t>
-      </w:r>
-      <w:r>
-        <w:t>actual</w:t>
+        <w:t>自信</w:t>
+      </w:r>
+    </w:p>
+    <w:p>
+      <w:r>
+        <w:t>accurate</w:t>
       </w:r>
       <w:r>
         <w:rPr>
@@ -4672,76 +5215,7 @@
         <w:rPr>
           <w:rFonts w:hint="eastAsia"/>
         </w:rPr>
-        <w:t>實際的</w:t>
-      </w:r>
-      <w:r>
-        <w:rPr>
-          <w:rFonts w:hint="eastAsia"/>
-        </w:rPr>
-        <w:t>/</w:t>
-      </w:r>
-      <w:r>
-        <w:rPr>
-          <w:rFonts w:hint="eastAsia"/>
-        </w:rPr>
-        <w:t>真實的</w:t>
-      </w:r>
-    </w:p>
-    <w:p/>
-    <w:p>
-      <w:r>
-        <w:t>competition</w:t>
-      </w:r>
-      <w:r>
-        <w:rPr>
-          <w:rFonts w:hint="eastAsia"/>
-        </w:rPr>
-        <w:t xml:space="preserve"> </w:t>
-      </w:r>
-      <w:r>
-        <w:t>n.</w:t>
-      </w:r>
-      <w:r>
-        <w:rPr>
-          <w:rFonts w:hint="eastAsia"/>
-        </w:rPr>
-        <w:t>競爭、</w:t>
-      </w:r>
-      <w:r>
-        <w:t>worsen</w:t>
-      </w:r>
-      <w:r>
-        <w:rPr>
-          <w:rFonts w:hint="eastAsia"/>
-        </w:rPr>
-        <w:t xml:space="preserve"> </w:t>
-      </w:r>
-      <w:r>
-        <w:t>v.</w:t>
-      </w:r>
-      <w:r>
-        <w:rPr>
-          <w:rFonts w:hint="eastAsia"/>
-        </w:rPr>
-        <w:t>惡化、</w:t>
-      </w:r>
-      <w:r>
-        <w:t>household</w:t>
-      </w:r>
-      <w:r>
-        <w:rPr>
-          <w:rFonts w:hint="eastAsia"/>
-        </w:rPr>
-        <w:t xml:space="preserve"> </w:t>
-      </w:r>
-      <w:r>
-        <w:t>n.</w:t>
-      </w:r>
-      <w:r>
-        <w:rPr>
-          <w:rFonts w:hint="eastAsia"/>
-        </w:rPr>
-        <w:t>家庭</w:t>
+        <w:t>準確的</w:t>
       </w:r>
       <w:r>
         <w:rPr>
@@ -4750,443 +5224,6 @@
         <w:t>、</w:t>
       </w:r>
       <w:r>
-        <w:t>build</w:t>
-      </w:r>
-      <w:r>
-        <w:rPr>
-          <w:rFonts w:hint="eastAsia"/>
-        </w:rPr>
-        <w:t xml:space="preserve"> v</w:t>
-      </w:r>
-      <w:r>
-        <w:t>.</w:t>
-      </w:r>
-      <w:r>
-        <w:rPr>
-          <w:rFonts w:hint="eastAsia"/>
-        </w:rPr>
-        <w:t>建造</w:t>
-      </w:r>
-      <w:r>
-        <w:rPr>
-          <w:rFonts w:hint="eastAsia"/>
-        </w:rPr>
-        <w:t>/</w:t>
-      </w:r>
-      <w:r>
-        <w:rPr>
-          <w:rFonts w:hint="eastAsia"/>
-        </w:rPr>
-        <w:t>建立</w:t>
-      </w:r>
-    </w:p>
-    <w:p/>
-    <w:p>
-      <w:r>
-        <w:rPr>
-          <w:rFonts w:hint="eastAsia"/>
-        </w:rPr>
-        <w:t>g</w:t>
-      </w:r>
-      <w:r>
-        <w:t>iving up</w:t>
-      </w:r>
-      <w:r>
-        <w:rPr>
-          <w:rFonts w:hint="eastAsia"/>
-        </w:rPr>
-        <w:t>放棄</w:t>
-      </w:r>
-      <w:r>
-        <w:rPr>
-          <w:rFonts w:hint="eastAsia"/>
-        </w:rPr>
-        <w:t>、</w:t>
-      </w:r>
-      <w:r>
-        <w:t>shorten</w:t>
-      </w:r>
-      <w:r>
-        <w:rPr>
-          <w:rFonts w:hint="eastAsia"/>
-        </w:rPr>
-        <w:t xml:space="preserve"> v</w:t>
-      </w:r>
-      <w:r>
-        <w:t>.</w:t>
-      </w:r>
-      <w:r>
-        <w:rPr>
-          <w:rFonts w:hint="eastAsia"/>
-        </w:rPr>
-        <w:t xml:space="preserve"> </w:t>
-      </w:r>
-      <w:r>
-        <w:rPr>
-          <w:rFonts w:hint="eastAsia"/>
-        </w:rPr>
-        <w:t>縮短</w:t>
-      </w:r>
-      <w:r>
-        <w:rPr>
-          <w:rFonts w:hint="eastAsia"/>
-        </w:rPr>
-        <w:t>、</w:t>
-      </w:r>
-      <w:r>
-        <w:t>regularly</w:t>
-      </w:r>
-      <w:r>
-        <w:rPr>
-          <w:rFonts w:hint="eastAsia"/>
-        </w:rPr>
-        <w:t xml:space="preserve"> </w:t>
-      </w:r>
-      <w:r>
-        <w:t>adv.</w:t>
-      </w:r>
-      <w:r>
-        <w:rPr>
-          <w:rFonts w:hint="eastAsia"/>
-        </w:rPr>
-        <w:t>經常</w:t>
-      </w:r>
-      <w:r>
-        <w:t>/</w:t>
-      </w:r>
-      <w:r>
-        <w:rPr>
-          <w:rFonts w:hint="eastAsia"/>
-        </w:rPr>
-        <w:t>規律、</w:t>
-      </w:r>
-      <w:r>
-        <w:t>various</w:t>
-      </w:r>
-      <w:r>
-        <w:rPr>
-          <w:rFonts w:hint="eastAsia"/>
-        </w:rPr>
-        <w:t xml:space="preserve"> </w:t>
-      </w:r>
-      <w:r>
-        <w:t>adj.</w:t>
-      </w:r>
-      <w:r>
-        <w:rPr>
-          <w:rFonts w:hint="eastAsia"/>
-        </w:rPr>
-        <w:t>各種各樣、</w:t>
-      </w:r>
-      <w:r>
-        <w:t>access code</w:t>
-      </w:r>
-      <w:r>
-        <w:rPr>
-          <w:rFonts w:hint="eastAsia"/>
-        </w:rPr>
-        <w:t>存取碼、</w:t>
-      </w:r>
-      <w:r>
-        <w:rPr>
-          <w:rFonts w:hint="eastAsia"/>
-        </w:rPr>
-        <w:t>o</w:t>
-      </w:r>
-      <w:r>
-        <w:t xml:space="preserve">nto prep. </w:t>
-      </w:r>
-      <w:r>
-        <w:rPr>
-          <w:rFonts w:hint="eastAsia"/>
-        </w:rPr>
-        <w:t>到</w:t>
-      </w:r>
-      <w:r>
-        <w:rPr>
-          <w:rFonts w:hint="eastAsia"/>
-        </w:rPr>
-        <w:t>.</w:t>
-      </w:r>
-      <w:r>
-        <w:t>.</w:t>
-      </w:r>
-      <w:r>
-        <w:rPr>
-          <w:rFonts w:hint="eastAsia"/>
-        </w:rPr>
-        <w:t>之上、</w:t>
-      </w:r>
-      <w:r>
-        <w:rPr>
-          <w:rFonts w:hint="eastAsia"/>
-        </w:rPr>
-        <w:t>s</w:t>
-      </w:r>
-      <w:r>
-        <w:t>tep-by-step</w:t>
-      </w:r>
-      <w:r>
-        <w:rPr>
-          <w:rFonts w:hint="eastAsia"/>
-        </w:rPr>
-        <w:t>一步一步</w:t>
-      </w:r>
-    </w:p>
-    <w:p>
-      <w:r>
-        <w:rPr>
-          <w:rFonts w:hint="eastAsia"/>
-        </w:rPr>
-        <w:t>s</w:t>
-      </w:r>
-      <w:r>
-        <w:t>implify v.</w:t>
-      </w:r>
-      <w:r>
-        <w:rPr>
-          <w:rFonts w:hint="eastAsia"/>
-        </w:rPr>
-        <w:t>簡化、</w:t>
-      </w:r>
-      <w:r>
-        <w:rPr>
-          <w:rFonts w:hint="eastAsia"/>
-        </w:rPr>
-        <w:t>c</w:t>
-      </w:r>
-      <w:r>
-        <w:t>ollaboration n.</w:t>
-      </w:r>
-      <w:r>
-        <w:rPr>
-          <w:rFonts w:hint="eastAsia"/>
-        </w:rPr>
-        <w:t>合作</w:t>
-      </w:r>
-    </w:p>
-    <w:p/>
-    <w:p>
-      <w:r>
-        <w:t>entertainment</w:t>
-      </w:r>
-      <w:r>
-        <w:rPr>
-          <w:rFonts w:hint="eastAsia"/>
-        </w:rPr>
-        <w:t xml:space="preserve"> </w:t>
-      </w:r>
-      <w:r>
-        <w:t>n.</w:t>
-      </w:r>
-      <w:r>
-        <w:rPr>
-          <w:rFonts w:hint="eastAsia"/>
-        </w:rPr>
-        <w:t>娛樂、</w:t>
-      </w:r>
-      <w:r>
-        <w:t>waterfront</w:t>
-      </w:r>
-      <w:r>
-        <w:rPr>
-          <w:rFonts w:hint="eastAsia"/>
-        </w:rPr>
-        <w:t xml:space="preserve"> </w:t>
-      </w:r>
-      <w:r>
-        <w:t>n.</w:t>
-      </w:r>
-      <w:r>
-        <w:rPr>
-          <w:rFonts w:hint="eastAsia"/>
-        </w:rPr>
-        <w:t>濱水區、</w:t>
-      </w:r>
-      <w:r>
-        <w:t>recognize</w:t>
-      </w:r>
-      <w:r>
-        <w:rPr>
-          <w:rFonts w:hint="eastAsia"/>
-        </w:rPr>
-        <w:t xml:space="preserve"> </w:t>
-      </w:r>
-      <w:r>
-        <w:t>v.</w:t>
-      </w:r>
-      <w:r>
-        <w:rPr>
-          <w:rFonts w:hint="eastAsia"/>
-        </w:rPr>
-        <w:t>認出</w:t>
-      </w:r>
-      <w:r>
-        <w:rPr>
-          <w:rFonts w:hint="eastAsia"/>
-        </w:rPr>
-        <w:t>/</w:t>
-      </w:r>
-      <w:r>
-        <w:rPr>
-          <w:rFonts w:hint="eastAsia"/>
-        </w:rPr>
-        <w:t>接受</w:t>
-      </w:r>
-      <w:r>
-        <w:rPr>
-          <w:rFonts w:hint="eastAsia"/>
-        </w:rPr>
-        <w:t>/</w:t>
-      </w:r>
-      <w:r>
-        <w:rPr>
-          <w:rFonts w:hint="eastAsia"/>
-        </w:rPr>
-        <w:t>表揚</w:t>
-      </w:r>
-    </w:p>
-    <w:p>
-      <w:r>
-        <w:t>conveniently</w:t>
-      </w:r>
-      <w:r>
-        <w:rPr>
-          <w:rFonts w:hint="eastAsia"/>
-        </w:rPr>
-        <w:t xml:space="preserve"> </w:t>
-      </w:r>
-      <w:r>
-        <w:t>adv.</w:t>
-      </w:r>
-      <w:r>
-        <w:rPr>
-          <w:rFonts w:hint="eastAsia"/>
-        </w:rPr>
-        <w:t>方便、</w:t>
-      </w:r>
-      <w:r>
-        <w:t>district</w:t>
-      </w:r>
-      <w:r>
-        <w:rPr>
-          <w:rFonts w:hint="eastAsia"/>
-        </w:rPr>
-        <w:t xml:space="preserve"> </w:t>
-      </w:r>
-      <w:r>
-        <w:t>n.</w:t>
-      </w:r>
-      <w:r>
-        <w:rPr>
-          <w:rFonts w:hint="eastAsia"/>
-        </w:rPr>
-        <w:t>區域、</w:t>
-      </w:r>
-      <w:r>
-        <w:t>daily</w:t>
-      </w:r>
-      <w:r>
-        <w:rPr>
-          <w:rFonts w:hint="eastAsia"/>
-        </w:rPr>
-        <w:t xml:space="preserve"> </w:t>
-      </w:r>
-      <w:proofErr w:type="spellStart"/>
-      <w:r>
-        <w:rPr>
-          <w:rFonts w:hint="eastAsia"/>
-        </w:rPr>
-        <w:t>a</w:t>
-      </w:r>
-      <w:r>
-        <w:t>dv,adj</w:t>
-      </w:r>
-      <w:proofErr w:type="spellEnd"/>
-      <w:r>
-        <w:t xml:space="preserve"> </w:t>
-      </w:r>
-      <w:r>
-        <w:rPr>
-          <w:rFonts w:hint="eastAsia"/>
-        </w:rPr>
-        <w:t>天天地</w:t>
-      </w:r>
-    </w:p>
-    <w:p/>
-    <w:p>
-      <w:r>
-        <w:t>insurance</w:t>
-      </w:r>
-      <w:r>
-        <w:rPr>
-          <w:rFonts w:hint="eastAsia"/>
-        </w:rPr>
-        <w:t xml:space="preserve"> </w:t>
-      </w:r>
-      <w:r>
-        <w:t>n.</w:t>
-      </w:r>
-      <w:r>
-        <w:rPr>
-          <w:rFonts w:hint="eastAsia"/>
-        </w:rPr>
-        <w:t>保險、</w:t>
-      </w:r>
-      <w:r>
-        <w:t>manufacturing plant</w:t>
-      </w:r>
-      <w:r>
-        <w:rPr>
-          <w:rFonts w:hint="eastAsia"/>
-        </w:rPr>
-        <w:t>製造廠、</w:t>
-      </w:r>
-      <w:r>
-        <w:t>confident</w:t>
-      </w:r>
-      <w:r>
-        <w:rPr>
-          <w:rFonts w:hint="eastAsia"/>
-        </w:rPr>
-        <w:t xml:space="preserve"> </w:t>
-      </w:r>
-      <w:r>
-        <w:t>adj.</w:t>
-      </w:r>
-      <w:r>
-        <w:rPr>
-          <w:rFonts w:hint="eastAsia"/>
-        </w:rPr>
-        <w:t>自信</w:t>
-      </w:r>
-    </w:p>
-    <w:p>
-      <w:r>
-        <w:t>accurate</w:t>
-      </w:r>
-      <w:r>
-        <w:rPr>
-          <w:rFonts w:hint="eastAsia"/>
-        </w:rPr>
-        <w:t xml:space="preserve"> a</w:t>
-      </w:r>
-      <w:r>
-        <w:t>dj.</w:t>
-      </w:r>
-      <w:r>
-        <w:rPr>
-          <w:rFonts w:hint="eastAsia"/>
-        </w:rPr>
-        <w:t>準確的</w:t>
-      </w:r>
-      <w:r>
-        <w:rPr>
-          <w:rFonts w:hint="eastAsia"/>
-        </w:rPr>
-        <w:t>、</w:t>
-      </w:r>
-      <w:r>
         <w:rPr>
           <w:rFonts w:hint="eastAsia"/>
         </w:rPr>
@@ -5201,12 +5238,14 @@
         </w:rPr>
         <w:t xml:space="preserve"> </w:t>
       </w:r>
+      <w:proofErr w:type="gramStart"/>
       <w:r>
         <w:rPr>
           <w:rFonts w:hint="eastAsia"/>
         </w:rPr>
         <w:t>把某物出租</w:t>
       </w:r>
+      <w:proofErr w:type="gramEnd"/>
       <w:r>
         <w:rPr>
           <w:rFonts w:hint="eastAsia"/>
@@ -5511,7 +5550,21 @@
         <w:rPr>
           <w:rFonts w:hint="eastAsia"/>
         </w:rPr>
-        <w:t>對……感到挫折</w:t>
+        <w:t>對…</w:t>
+      </w:r>
+      <w:proofErr w:type="gramStart"/>
+      <w:r>
+        <w:rPr>
+          <w:rFonts w:hint="eastAsia"/>
+        </w:rPr>
+        <w:t>…</w:t>
+      </w:r>
+      <w:proofErr w:type="gramEnd"/>
+      <w:r>
+        <w:rPr>
+          <w:rFonts w:hint="eastAsia"/>
+        </w:rPr>
+        <w:t>感到挫折</w:t>
       </w:r>
       <w:r>
         <w:rPr>
@@ -5534,6 +5587,7 @@
       <w:r>
         <w:t>.</w:t>
       </w:r>
+      <w:proofErr w:type="gramStart"/>
       <w:r>
         <w:rPr>
           <w:rFonts w:hint="eastAsia"/>
@@ -5546,6 +5600,7 @@
         </w:rPr>
         <w:t>、</w:t>
       </w:r>
+      <w:proofErr w:type="gramEnd"/>
       <w:r>
         <w:rPr>
           <w:rFonts w:hint="eastAsia"/>
@@ -6292,6 +6347,7 @@
       <w:r>
         <w:t>n.</w:t>
       </w:r>
+      <w:proofErr w:type="gramStart"/>
       <w:r>
         <w:rPr>
           <w:rFonts w:hint="eastAsia"/>
@@ -6304,6 +6360,7 @@
         </w:rPr>
         <w:t>,</w:t>
       </w:r>
+      <w:proofErr w:type="gramEnd"/>
       <w:r>
         <w:t>adj.</w:t>
       </w:r>
@@ -6463,7 +6520,21 @@
         <w:rPr>
           <w:rFonts w:hint="eastAsia"/>
         </w:rPr>
-        <w:t>來自……的意見</w:t>
+        <w:t>來自…</w:t>
+      </w:r>
+      <w:proofErr w:type="gramStart"/>
+      <w:r>
+        <w:rPr>
+          <w:rFonts w:hint="eastAsia"/>
+        </w:rPr>
+        <w:t>…</w:t>
+      </w:r>
+      <w:proofErr w:type="gramEnd"/>
+      <w:r>
+        <w:rPr>
+          <w:rFonts w:hint="eastAsia"/>
+        </w:rPr>
+        <w:t>的意見</w:t>
       </w:r>
       <w:r>
         <w:rPr>
@@ -7564,12 +7635,14 @@
       <w:r>
         <w:t>n.</w:t>
       </w:r>
+      <w:proofErr w:type="gramStart"/>
       <w:r>
         <w:rPr>
           <w:rFonts w:hint="eastAsia"/>
         </w:rPr>
         <w:t>在場</w:t>
       </w:r>
+      <w:proofErr w:type="gramEnd"/>
       <w:r>
         <w:rPr>
           <w:rFonts w:hint="eastAsia"/>
@@ -8075,12 +8148,14 @@
         </w:rPr>
         <w:t xml:space="preserve"> </w:t>
       </w:r>
+      <w:proofErr w:type="gramStart"/>
       <w:r>
         <w:rPr>
           <w:rFonts w:hint="eastAsia"/>
         </w:rPr>
         <w:t>路邊取貨</w:t>
       </w:r>
+      <w:proofErr w:type="gramEnd"/>
     </w:p>
     <w:p>
       <w:r>
@@ -8951,6 +9026,201 @@
         <w:t>討論</w:t>
       </w:r>
     </w:p>
+    <w:p/>
+    <w:p>
+      <w:r>
+        <w:t>handmade jewelry</w:t>
+      </w:r>
+      <w:r>
+        <w:rPr>
+          <w:rFonts w:hint="eastAsia"/>
+        </w:rPr>
+        <w:t xml:space="preserve"> </w:t>
+      </w:r>
+      <w:r>
+        <w:rPr>
+          <w:rFonts w:hint="eastAsia"/>
+        </w:rPr>
+        <w:t>手工飾品、</w:t>
+      </w:r>
+      <w:r>
+        <w:t>wholesale</w:t>
+      </w:r>
+      <w:r>
+        <w:rPr>
+          <w:rFonts w:hint="eastAsia"/>
+        </w:rPr>
+        <w:t xml:space="preserve"> </w:t>
+      </w:r>
+      <w:proofErr w:type="spellStart"/>
+      <w:r>
+        <w:t>adv,adj</w:t>
+      </w:r>
+      <w:proofErr w:type="spellEnd"/>
+      <w:r>
+        <w:t xml:space="preserve"> </w:t>
+      </w:r>
+      <w:r>
+        <w:rPr>
+          <w:rFonts w:hint="eastAsia"/>
+        </w:rPr>
+        <w:t>批發、</w:t>
+      </w:r>
+      <w:r>
+        <w:t>quite</w:t>
+      </w:r>
+      <w:r>
+        <w:rPr>
+          <w:rFonts w:hint="eastAsia"/>
+        </w:rPr>
+        <w:t xml:space="preserve"> a</w:t>
+      </w:r>
+      <w:r>
+        <w:t>dv.</w:t>
+      </w:r>
+      <w:r>
+        <w:rPr>
+          <w:rFonts w:hint="eastAsia"/>
+        </w:rPr>
+        <w:t>完全</w:t>
+      </w:r>
+      <w:r>
+        <w:rPr>
+          <w:rFonts w:hint="eastAsia"/>
+        </w:rPr>
+        <w:t>/</w:t>
+      </w:r>
+      <w:r>
+        <w:rPr>
+          <w:rFonts w:hint="eastAsia"/>
+        </w:rPr>
+        <w:t>相當</w:t>
+      </w:r>
+    </w:p>
+    <w:p>
+      <w:r>
+        <w:t>intriguing</w:t>
+      </w:r>
+      <w:r>
+        <w:rPr>
+          <w:rFonts w:hint="eastAsia"/>
+        </w:rPr>
+        <w:t xml:space="preserve"> </w:t>
+      </w:r>
+      <w:r>
+        <w:t>adj.</w:t>
+      </w:r>
+      <w:r>
+        <w:rPr>
+          <w:rFonts w:hint="eastAsia"/>
+        </w:rPr>
+        <w:t>有趣的、</w:t>
+      </w:r>
+      <w:r>
+        <w:t>boutique</w:t>
+      </w:r>
+      <w:r>
+        <w:rPr>
+          <w:rFonts w:hint="eastAsia"/>
+        </w:rPr>
+        <w:t xml:space="preserve"> </w:t>
+      </w:r>
+      <w:r>
+        <w:t>n.</w:t>
+      </w:r>
+      <w:r>
+        <w:rPr>
+          <w:rFonts w:hint="eastAsia"/>
+        </w:rPr>
+        <w:t>精品店、</w:t>
+      </w:r>
+      <w:r>
+        <w:t>perfect fit</w:t>
+      </w:r>
+      <w:r>
+        <w:rPr>
+          <w:rFonts w:hint="eastAsia"/>
+        </w:rPr>
+        <w:t>非常合身</w:t>
+      </w:r>
+    </w:p>
+    <w:p>
+      <w:r>
+        <w:t>closer look</w:t>
+      </w:r>
+      <w:r>
+        <w:rPr>
+          <w:rFonts w:hint="eastAsia"/>
+        </w:rPr>
+        <w:t xml:space="preserve"> </w:t>
+      </w:r>
+      <w:r>
+        <w:rPr>
+          <w:rFonts w:hint="eastAsia"/>
+        </w:rPr>
+        <w:t>仔細看看、</w:t>
+      </w:r>
+      <w:r>
+        <w:t>curious</w:t>
+      </w:r>
+      <w:r>
+        <w:rPr>
+          <w:rFonts w:hint="eastAsia"/>
+        </w:rPr>
+        <w:t xml:space="preserve"> </w:t>
+      </w:r>
+      <w:r>
+        <w:t>adj.</w:t>
+      </w:r>
+      <w:r>
+        <w:rPr>
+          <w:rFonts w:hint="eastAsia"/>
+        </w:rPr>
+        <w:t>好奇</w:t>
+      </w:r>
+      <w:r>
+        <w:rPr>
+          <w:rFonts w:hint="eastAsia"/>
+        </w:rPr>
+        <w:t>/</w:t>
+      </w:r>
+      <w:r>
+        <w:rPr>
+          <w:rFonts w:hint="eastAsia"/>
+        </w:rPr>
+        <w:t>古怪、</w:t>
+      </w:r>
+      <w:r>
+        <w:t>establish</w:t>
+      </w:r>
+      <w:r>
+        <w:rPr>
+          <w:rFonts w:hint="eastAsia"/>
+        </w:rPr>
+        <w:t xml:space="preserve"> </w:t>
+      </w:r>
+      <w:r>
+        <w:t>v.</w:t>
+      </w:r>
+      <w:r>
+        <w:rPr>
+          <w:rFonts w:hint="eastAsia"/>
+        </w:rPr>
+        <w:t>建立</w:t>
+      </w:r>
+      <w:r>
+        <w:rPr>
+          <w:rFonts w:hint="eastAsia"/>
+        </w:rPr>
+        <w:t>/</w:t>
+      </w:r>
+      <w:r>
+        <w:rPr>
+          <w:rFonts w:hint="eastAsia"/>
+        </w:rPr>
+        <w:t>設立</w:t>
+      </w:r>
+    </w:p>
     <w:p>
       <w:pPr>
         <w:rPr>
@@ -8959,6 +9229,539 @@
       </w:pPr>
     </w:p>
     <w:p>
+      <w:r>
+        <w:t>enhance</w:t>
+      </w:r>
+      <w:r>
+        <w:rPr>
+          <w:rFonts w:hint="eastAsia"/>
+        </w:rPr>
+        <w:t xml:space="preserve"> </w:t>
+      </w:r>
+      <w:r>
+        <w:t>v.</w:t>
+      </w:r>
+      <w:r>
+        <w:rPr>
+          <w:rFonts w:hint="eastAsia"/>
+        </w:rPr>
+        <w:t>提高</w:t>
+      </w:r>
+      <w:r>
+        <w:rPr>
+          <w:rFonts w:hint="eastAsia"/>
+        </w:rPr>
+        <w:t>/</w:t>
+      </w:r>
+      <w:r>
+        <w:rPr>
+          <w:rFonts w:hint="eastAsia"/>
+        </w:rPr>
+        <w:t>增強、</w:t>
+      </w:r>
+      <w:r>
+        <w:t>accessory</w:t>
+      </w:r>
+      <w:r>
+        <w:rPr>
+          <w:rFonts w:hint="eastAsia"/>
+        </w:rPr>
+        <w:t xml:space="preserve"> </w:t>
+      </w:r>
+      <w:r>
+        <w:t>n.</w:t>
+      </w:r>
+      <w:r>
+        <w:rPr>
+          <w:rFonts w:hint="eastAsia"/>
+        </w:rPr>
+        <w:t>配件</w:t>
+      </w:r>
+      <w:r>
+        <w:rPr>
+          <w:rFonts w:hint="eastAsia"/>
+        </w:rPr>
+        <w:t>/</w:t>
+      </w:r>
+      <w:r>
+        <w:rPr>
+          <w:rFonts w:hint="eastAsia"/>
+        </w:rPr>
+        <w:t>裝飾品</w:t>
+      </w:r>
+      <w:r>
+        <w:rPr>
+          <w:rFonts w:hint="eastAsia"/>
+        </w:rPr>
+        <w:t>/</w:t>
+      </w:r>
+      <w:r>
+        <w:rPr>
+          <w:rFonts w:hint="eastAsia"/>
+        </w:rPr>
+        <w:t>同謀、</w:t>
+      </w:r>
+      <w:r>
+        <w:t>influencer</w:t>
+      </w:r>
+      <w:r>
+        <w:rPr>
+          <w:rFonts w:hint="eastAsia"/>
+        </w:rPr>
+        <w:t xml:space="preserve"> </w:t>
+      </w:r>
+      <w:r>
+        <w:t>n.</w:t>
+      </w:r>
+      <w:r>
+        <w:rPr>
+          <w:rFonts w:hint="eastAsia"/>
+        </w:rPr>
+        <w:t>影響者</w:t>
+      </w:r>
+    </w:p>
+    <w:p>
+      <w:r>
+        <w:t>collaboration</w:t>
+      </w:r>
+      <w:r>
+        <w:rPr>
+          <w:rFonts w:hint="eastAsia"/>
+        </w:rPr>
+        <w:t xml:space="preserve"> </w:t>
+      </w:r>
+      <w:r>
+        <w:t>n.</w:t>
+      </w:r>
+      <w:r>
+        <w:rPr>
+          <w:rFonts w:hint="eastAsia"/>
+        </w:rPr>
+        <w:t>合作、</w:t>
+      </w:r>
+      <w:r>
+        <w:t>internal</w:t>
+      </w:r>
+      <w:r>
+        <w:rPr>
+          <w:rFonts w:hint="eastAsia"/>
+        </w:rPr>
+        <w:t xml:space="preserve"> </w:t>
+      </w:r>
+      <w:r>
+        <w:t>adj.</w:t>
+      </w:r>
+      <w:r>
+        <w:rPr>
+          <w:rFonts w:hint="eastAsia"/>
+        </w:rPr>
+        <w:t>內部的、</w:t>
+      </w:r>
+      <w:r>
+        <w:t>achievement</w:t>
+      </w:r>
+      <w:r>
+        <w:rPr>
+          <w:rFonts w:hint="eastAsia"/>
+        </w:rPr>
+        <w:t xml:space="preserve"> </w:t>
+      </w:r>
+      <w:r>
+        <w:t>n.</w:t>
+      </w:r>
+      <w:r>
+        <w:rPr>
+          <w:rFonts w:hint="eastAsia"/>
+        </w:rPr>
+        <w:t>成就</w:t>
+      </w:r>
+      <w:r>
+        <w:rPr>
+          <w:rFonts w:hint="eastAsia"/>
+        </w:rPr>
+        <w:t>、</w:t>
+      </w:r>
+      <w:r>
+        <w:t>prototype</w:t>
+      </w:r>
+      <w:r>
+        <w:rPr>
+          <w:rFonts w:hint="eastAsia"/>
+        </w:rPr>
+        <w:t xml:space="preserve"> </w:t>
+      </w:r>
+      <w:r>
+        <w:t>n.</w:t>
+      </w:r>
+      <w:r>
+        <w:rPr>
+          <w:rFonts w:hint="eastAsia"/>
+        </w:rPr>
+        <w:t>原型</w:t>
+      </w:r>
+    </w:p>
+    <w:p>
+      <w:r>
+        <w:t>got off</w:t>
+      </w:r>
+      <w:r>
+        <w:rPr>
+          <w:rFonts w:hint="eastAsia"/>
+        </w:rPr>
+        <w:t>掛斷電話</w:t>
+      </w:r>
+      <w:r>
+        <w:rPr>
+          <w:rFonts w:hint="eastAsia"/>
+        </w:rPr>
+        <w:t>/</w:t>
+      </w:r>
+      <w:r>
+        <w:rPr>
+          <w:rFonts w:hint="eastAsia"/>
+        </w:rPr>
+        <w:t>下班</w:t>
+      </w:r>
+      <w:r>
+        <w:rPr>
+          <w:rFonts w:hint="eastAsia"/>
+        </w:rPr>
+        <w:t>/</w:t>
+      </w:r>
+      <w:r>
+        <w:rPr>
+          <w:rFonts w:hint="eastAsia"/>
+        </w:rPr>
+        <w:t>下車、</w:t>
+      </w:r>
+      <w:r>
+        <w:t>aiming for</w:t>
+      </w:r>
+      <w:r>
+        <w:rPr>
+          <w:rFonts w:hint="eastAsia"/>
+        </w:rPr>
+        <w:t>力爭…</w:t>
+      </w:r>
+      <w:proofErr w:type="gramStart"/>
+      <w:r>
+        <w:rPr>
+          <w:rFonts w:hint="eastAsia"/>
+        </w:rPr>
+        <w:t>…</w:t>
+      </w:r>
+      <w:proofErr w:type="gramEnd"/>
+      <w:r>
+        <w:rPr>
+          <w:rFonts w:hint="eastAsia"/>
+        </w:rPr>
+        <w:t>、</w:t>
+      </w:r>
+      <w:r>
+        <w:t>sleeker</w:t>
+      </w:r>
+      <w:r>
+        <w:rPr>
+          <w:rFonts w:hint="eastAsia"/>
+        </w:rPr>
+        <w:t xml:space="preserve"> </w:t>
+      </w:r>
+      <w:r>
+        <w:t>adj.</w:t>
+      </w:r>
+      <w:r>
+        <w:rPr>
+          <w:rFonts w:hint="eastAsia"/>
+        </w:rPr>
+        <w:t>更時尚</w:t>
+      </w:r>
+    </w:p>
+    <w:p>
+      <w:r>
+        <w:t>fierce</w:t>
+      </w:r>
+      <w:r>
+        <w:rPr>
+          <w:rFonts w:hint="eastAsia"/>
+        </w:rPr>
+        <w:t xml:space="preserve"> </w:t>
+      </w:r>
+      <w:r>
+        <w:t>adj.</w:t>
+      </w:r>
+      <w:r>
+        <w:rPr>
+          <w:rFonts w:hint="eastAsia"/>
+        </w:rPr>
+        <w:t>猛烈的、</w:t>
+      </w:r>
+      <w:r>
+        <w:t>stand out</w:t>
+      </w:r>
+      <w:r>
+        <w:rPr>
+          <w:rFonts w:hint="eastAsia"/>
+        </w:rPr>
+        <w:t>脫穎而出</w:t>
+      </w:r>
+      <w:r>
+        <w:rPr>
+          <w:rFonts w:hint="eastAsia"/>
+        </w:rPr>
+        <w:t>、</w:t>
+      </w:r>
+      <w:r>
+        <w:t>mass</w:t>
+      </w:r>
+      <w:r>
+        <w:rPr>
+          <w:rFonts w:hint="eastAsia"/>
+        </w:rPr>
+        <w:t xml:space="preserve"> </w:t>
+      </w:r>
+      <w:r>
+        <w:t>n.</w:t>
+      </w:r>
+      <w:r>
+        <w:rPr>
+          <w:rFonts w:hint="eastAsia"/>
+        </w:rPr>
+        <w:t>大量</w:t>
+      </w:r>
+      <w:r>
+        <w:rPr>
+          <w:rFonts w:hint="eastAsia"/>
+        </w:rPr>
+        <w:t>/</w:t>
+      </w:r>
+      <w:r>
+        <w:rPr>
+          <w:rFonts w:hint="eastAsia"/>
+        </w:rPr>
+        <w:t>批量</w:t>
+      </w:r>
+    </w:p>
+    <w:p>
+      <w:r>
+        <w:t>reaching out to</w:t>
+      </w:r>
+      <w:r>
+        <w:rPr>
+          <w:rFonts w:hint="eastAsia"/>
+        </w:rPr>
+        <w:t xml:space="preserve"> </w:t>
+      </w:r>
+      <w:r>
+        <w:rPr>
+          <w:rFonts w:hint="eastAsia"/>
+        </w:rPr>
+        <w:t>與…</w:t>
+      </w:r>
+      <w:proofErr w:type="gramStart"/>
+      <w:r>
+        <w:rPr>
+          <w:rFonts w:hint="eastAsia"/>
+        </w:rPr>
+        <w:t>…</w:t>
+      </w:r>
+      <w:proofErr w:type="gramEnd"/>
+      <w:r>
+        <w:rPr>
+          <w:rFonts w:hint="eastAsia"/>
+        </w:rPr>
+        <w:t>溝通</w:t>
+      </w:r>
+      <w:r>
+        <w:rPr>
+          <w:rFonts w:hint="eastAsia"/>
+        </w:rPr>
+        <w:t>、</w:t>
+      </w:r>
+      <w:r>
+        <w:t>buzz</w:t>
+      </w:r>
+      <w:r>
+        <w:rPr>
+          <w:rFonts w:hint="eastAsia"/>
+        </w:rPr>
+        <w:t xml:space="preserve"> </w:t>
+      </w:r>
+      <w:r>
+        <w:t>v.</w:t>
+      </w:r>
+      <w:r>
+        <w:rPr>
+          <w:rFonts w:hint="eastAsia"/>
+        </w:rPr>
+        <w:t>繁忙</w:t>
+      </w:r>
+      <w:r>
+        <w:rPr>
+          <w:rFonts w:hint="eastAsia"/>
+        </w:rPr>
+        <w:t>/</w:t>
+      </w:r>
+      <w:r>
+        <w:rPr>
+          <w:rFonts w:hint="eastAsia"/>
+        </w:rPr>
+        <w:t>充滿活力</w:t>
+      </w:r>
+    </w:p>
+    <w:p/>
+    <w:p>
+      <w:r>
+        <w:t>assign</w:t>
+      </w:r>
+      <w:r>
+        <w:rPr>
+          <w:rFonts w:hint="eastAsia"/>
+        </w:rPr>
+        <w:t xml:space="preserve"> </w:t>
+      </w:r>
+      <w:r>
+        <w:t>v.</w:t>
+      </w:r>
+      <w:r>
+        <w:rPr>
+          <w:rFonts w:hint="eastAsia"/>
+        </w:rPr>
+        <w:t>分配</w:t>
+      </w:r>
+      <w:r>
+        <w:rPr>
+          <w:rFonts w:hint="eastAsia"/>
+        </w:rPr>
+        <w:t>/</w:t>
+      </w:r>
+      <w:r>
+        <w:rPr>
+          <w:rFonts w:hint="eastAsia"/>
+        </w:rPr>
+        <w:t>指派、</w:t>
+      </w:r>
+      <w:r>
+        <w:t>time off</w:t>
+      </w:r>
+      <w:r>
+        <w:rPr>
+          <w:rFonts w:hint="eastAsia"/>
+        </w:rPr>
+        <w:t>休假、</w:t>
+      </w:r>
+      <w:r>
+        <w:t>status</w:t>
+      </w:r>
+      <w:r>
+        <w:rPr>
+          <w:rFonts w:hint="eastAsia"/>
+        </w:rPr>
+        <w:t xml:space="preserve"> </w:t>
+      </w:r>
+      <w:r>
+        <w:t>n.</w:t>
+      </w:r>
+      <w:r>
+        <w:rPr>
+          <w:rFonts w:hint="eastAsia"/>
+        </w:rPr>
+        <w:t>身分</w:t>
+      </w:r>
+      <w:r>
+        <w:rPr>
+          <w:rFonts w:hint="eastAsia"/>
+        </w:rPr>
+        <w:t>/</w:t>
+      </w:r>
+      <w:r>
+        <w:rPr>
+          <w:rFonts w:hint="eastAsia"/>
+        </w:rPr>
+        <w:t>狀態、</w:t>
+      </w:r>
+      <w:r>
+        <w:t>touch base</w:t>
+      </w:r>
+      <w:r>
+        <w:rPr>
+          <w:rFonts w:hint="eastAsia"/>
+        </w:rPr>
+        <w:t>與某人簡短聯繫</w:t>
+      </w:r>
+      <w:r>
+        <w:rPr>
+          <w:rFonts w:hint="eastAsia"/>
+        </w:rPr>
+        <w:t>、</w:t>
+      </w:r>
+      <w:r>
+        <w:t>incorporate</w:t>
+      </w:r>
+      <w:r>
+        <w:rPr>
+          <w:rFonts w:hint="eastAsia"/>
+        </w:rPr>
+        <w:t xml:space="preserve"> </w:t>
+      </w:r>
+      <w:r>
+        <w:t>v.</w:t>
+      </w:r>
+      <w:r>
+        <w:rPr>
+          <w:rFonts w:hint="eastAsia"/>
+        </w:rPr>
+        <w:t>包含</w:t>
+      </w:r>
+      <w:r>
+        <w:rPr>
+          <w:rFonts w:hint="eastAsia"/>
+        </w:rPr>
+        <w:t>/</w:t>
+      </w:r>
+      <w:r>
+        <w:rPr>
+          <w:rFonts w:hint="eastAsia"/>
+        </w:rPr>
+        <w:t>結合、</w:t>
+      </w:r>
+      <w:r>
+        <w:t>perspective</w:t>
+      </w:r>
+      <w:r>
+        <w:rPr>
+          <w:rFonts w:hint="eastAsia"/>
+        </w:rPr>
+        <w:t xml:space="preserve"> </w:t>
+      </w:r>
+      <w:r>
+        <w:t>n.</w:t>
+      </w:r>
+      <w:r>
+        <w:rPr>
+          <w:rFonts w:hint="eastAsia"/>
+        </w:rPr>
+        <w:t>觀點、</w:t>
+      </w:r>
+      <w:r>
+        <w:t>accordingly</w:t>
+      </w:r>
+      <w:r>
+        <w:rPr>
+          <w:rFonts w:hint="eastAsia"/>
+        </w:rPr>
+        <w:t xml:space="preserve"> </w:t>
+      </w:r>
+      <w:r>
+        <w:t>adv.</w:t>
+      </w:r>
+      <w:r>
+        <w:rPr>
+          <w:rFonts w:hint="eastAsia"/>
+        </w:rPr>
+        <w:t>相應地</w:t>
+      </w:r>
+    </w:p>
+    <w:p>
       <w:pPr>
         <w:rPr>
           <w:rFonts w:hint="eastAsia"/>
@@ -8966,12 +9769,415 @@
       </w:pPr>
     </w:p>
     <w:p>
+      <w:r>
+        <w:t>renewable</w:t>
+      </w:r>
+      <w:r>
+        <w:t xml:space="preserve"> adj.</w:t>
+      </w:r>
+      <w:r>
+        <w:rPr>
+          <w:rFonts w:hint="eastAsia"/>
+        </w:rPr>
+        <w:t>可再生的、</w:t>
+      </w:r>
+      <w:r>
+        <w:t>gather</w:t>
+      </w:r>
+      <w:r>
+        <w:t xml:space="preserve"> v.</w:t>
+      </w:r>
+      <w:r>
+        <w:rPr>
+          <w:rFonts w:hint="eastAsia"/>
+        </w:rPr>
+        <w:t>收集</w:t>
+      </w:r>
+      <w:r>
+        <w:rPr>
+          <w:rFonts w:hint="eastAsia"/>
+        </w:rPr>
+        <w:t>/</w:t>
+      </w:r>
+      <w:r>
+        <w:rPr>
+          <w:rFonts w:hint="eastAsia"/>
+        </w:rPr>
+        <w:t>聚集、</w:t>
+      </w:r>
+      <w:r>
+        <w:t>remarkable</w:t>
+      </w:r>
+      <w:r>
+        <w:rPr>
+          <w:rFonts w:hint="eastAsia"/>
+        </w:rPr>
+        <w:t xml:space="preserve"> </w:t>
+      </w:r>
+      <w:r>
+        <w:t>adj.</w:t>
+      </w:r>
+      <w:r>
+        <w:rPr>
+          <w:rFonts w:hint="eastAsia"/>
+        </w:rPr>
+        <w:t>非凡</w:t>
+      </w:r>
+      <w:r>
+        <w:rPr>
+          <w:rFonts w:hint="eastAsia"/>
+        </w:rPr>
+        <w:t>/</w:t>
+      </w:r>
+      <w:r>
+        <w:rPr>
+          <w:rFonts w:hint="eastAsia"/>
+        </w:rPr>
+        <w:t>引人注目</w:t>
+      </w:r>
+    </w:p>
+    <w:p>
       <w:pPr>
         <w:rPr>
           <w:rFonts w:hint="eastAsia"/>
         </w:rPr>
       </w:pPr>
-    </w:p>
+      <w:r>
+        <w:t>pleasure</w:t>
+      </w:r>
+      <w:r>
+        <w:rPr>
+          <w:rFonts w:hint="eastAsia"/>
+        </w:rPr>
+        <w:t xml:space="preserve"> </w:t>
+      </w:r>
+      <w:r>
+        <w:t>n.</w:t>
+      </w:r>
+      <w:r>
+        <w:rPr>
+          <w:rFonts w:hint="eastAsia"/>
+        </w:rPr>
+        <w:t>滿意</w:t>
+      </w:r>
+      <w:r>
+        <w:rPr>
+          <w:rFonts w:hint="eastAsia"/>
+        </w:rPr>
+        <w:t>/</w:t>
+      </w:r>
+      <w:r>
+        <w:rPr>
+          <w:rFonts w:hint="eastAsia"/>
+        </w:rPr>
+        <w:t>快樂、</w:t>
+      </w:r>
+      <w:r>
+        <w:t>tirelessly</w:t>
+      </w:r>
+      <w:r>
+        <w:rPr>
+          <w:rFonts w:hint="eastAsia"/>
+        </w:rPr>
+        <w:t xml:space="preserve"> </w:t>
+      </w:r>
+      <w:r>
+        <w:t>adv.</w:t>
+      </w:r>
+      <w:r>
+        <w:rPr>
+          <w:rFonts w:hint="eastAsia"/>
+        </w:rPr>
+        <w:t xml:space="preserve"> </w:t>
+      </w:r>
+      <w:r>
+        <w:rPr>
+          <w:rFonts w:hint="eastAsia"/>
+        </w:rPr>
+        <w:t>不懈地</w:t>
+      </w:r>
+      <w:r>
+        <w:rPr>
+          <w:rFonts w:hint="eastAsia"/>
+        </w:rPr>
+        <w:t>、</w:t>
+      </w:r>
+      <w:r>
+        <w:t>carbon footprint</w:t>
+      </w:r>
+      <w:r>
+        <w:rPr>
+          <w:rFonts w:hint="eastAsia"/>
+        </w:rPr>
+        <w:t>碳足跡</w:t>
+      </w:r>
+    </w:p>
+    <w:p>
+      <w:r>
+        <w:t>eco-friendly</w:t>
+      </w:r>
+      <w:r>
+        <w:rPr>
+          <w:rFonts w:hint="eastAsia"/>
+        </w:rPr>
+        <w:t>環保的</w:t>
+      </w:r>
+      <w:r>
+        <w:rPr>
+          <w:rFonts w:hint="eastAsia"/>
+        </w:rPr>
+        <w:t>、</w:t>
+      </w:r>
+      <w:r>
+        <w:t>careful</w:t>
+      </w:r>
+      <w:r>
+        <w:t xml:space="preserve"> adj.</w:t>
+      </w:r>
+      <w:r>
+        <w:rPr>
+          <w:rFonts w:hint="eastAsia"/>
+        </w:rPr>
+        <w:t>小心</w:t>
+      </w:r>
+      <w:r>
+        <w:rPr>
+          <w:rFonts w:hint="eastAsia"/>
+        </w:rPr>
+        <w:t>/</w:t>
+      </w:r>
+      <w:proofErr w:type="gramStart"/>
+      <w:r>
+        <w:rPr>
+          <w:rFonts w:hint="eastAsia"/>
+        </w:rPr>
+        <w:t>ˇ</w:t>
+      </w:r>
+      <w:proofErr w:type="gramEnd"/>
+      <w:r>
+        <w:rPr>
+          <w:rFonts w:hint="eastAsia"/>
+        </w:rPr>
+        <w:t>仔細、</w:t>
+      </w:r>
+      <w:r>
+        <w:t>groundbreaking</w:t>
+      </w:r>
+      <w:r>
+        <w:rPr>
+          <w:rFonts w:hint="eastAsia"/>
+        </w:rPr>
+        <w:t>開創性的</w:t>
+      </w:r>
+    </w:p>
+    <w:p>
+      <w:r>
+        <w:t>aligns with</w:t>
+      </w:r>
+      <w:r>
+        <w:rPr>
+          <w:rFonts w:hint="eastAsia"/>
+        </w:rPr>
+        <w:t xml:space="preserve"> </w:t>
+      </w:r>
+      <w:r>
+        <w:rPr>
+          <w:rFonts w:hint="eastAsia"/>
+        </w:rPr>
+        <w:t>契合</w:t>
+      </w:r>
+      <w:r>
+        <w:rPr>
+          <w:rFonts w:hint="eastAsia"/>
+        </w:rPr>
+        <w:t>/</w:t>
+      </w:r>
+      <w:r>
+        <w:rPr>
+          <w:rFonts w:hint="eastAsia"/>
+        </w:rPr>
+        <w:t>與</w:t>
+      </w:r>
+      <w:r>
+        <w:rPr>
+          <w:rFonts w:hint="eastAsia"/>
+        </w:rPr>
+        <w:t>.</w:t>
+      </w:r>
+      <w:r>
+        <w:t>.</w:t>
+      </w:r>
+      <w:r>
+        <w:rPr>
+          <w:rFonts w:hint="eastAsia"/>
+        </w:rPr>
+        <w:t>一致、</w:t>
+      </w:r>
+      <w:r>
+        <w:t>promise</w:t>
+      </w:r>
+      <w:r>
+        <w:rPr>
+          <w:rFonts w:hint="eastAsia"/>
+        </w:rPr>
+        <w:t xml:space="preserve"> </w:t>
+      </w:r>
+      <w:r>
+        <w:t>v.</w:t>
+      </w:r>
+      <w:r>
+        <w:rPr>
+          <w:rFonts w:hint="eastAsia"/>
+        </w:rPr>
+        <w:t>保證</w:t>
+      </w:r>
+      <w:r>
+        <w:rPr>
+          <w:rFonts w:hint="eastAsia"/>
+        </w:rPr>
+        <w:t>/</w:t>
+      </w:r>
+      <w:r>
+        <w:rPr>
+          <w:rFonts w:hint="eastAsia"/>
+        </w:rPr>
+        <w:t>允諾、</w:t>
+      </w:r>
+      <w:r>
+        <w:t>substantial</w:t>
+      </w:r>
+      <w:r>
+        <w:rPr>
+          <w:rFonts w:hint="eastAsia"/>
+        </w:rPr>
+        <w:t xml:space="preserve"> </w:t>
+      </w:r>
+      <w:r>
+        <w:t>adj.</w:t>
+      </w:r>
+      <w:r>
+        <w:rPr>
+          <w:rFonts w:hint="eastAsia"/>
+        </w:rPr>
+        <w:t>可觀</w:t>
+      </w:r>
+      <w:r>
+        <w:rPr>
+          <w:rFonts w:hint="eastAsia"/>
+        </w:rPr>
+        <w:t>/</w:t>
+      </w:r>
+      <w:r>
+        <w:rPr>
+          <w:rFonts w:hint="eastAsia"/>
+        </w:rPr>
+        <w:t>重大</w:t>
+      </w:r>
+    </w:p>
+    <w:p>
+      <w:r>
+        <w:rPr>
+          <w:rFonts w:hint="eastAsia"/>
+        </w:rPr>
+        <w:t>l</w:t>
+      </w:r>
+      <w:r>
+        <w:t xml:space="preserve">ong-term </w:t>
+      </w:r>
+      <w:r>
+        <w:rPr>
+          <w:rFonts w:hint="eastAsia"/>
+        </w:rPr>
+        <w:t>長期、</w:t>
+      </w:r>
+      <w:r>
+        <w:t>applaud</w:t>
+      </w:r>
+      <w:r>
+        <w:rPr>
+          <w:rFonts w:hint="eastAsia"/>
+        </w:rPr>
+        <w:t xml:space="preserve"> </w:t>
+      </w:r>
+      <w:r>
+        <w:t>v.</w:t>
+      </w:r>
+      <w:r>
+        <w:rPr>
+          <w:rFonts w:hint="eastAsia"/>
+        </w:rPr>
+        <w:t>喝采</w:t>
+      </w:r>
+      <w:r>
+        <w:rPr>
+          <w:rFonts w:hint="eastAsia"/>
+        </w:rPr>
+        <w:t>/</w:t>
+      </w:r>
+      <w:r>
+        <w:rPr>
+          <w:rFonts w:hint="eastAsia"/>
+        </w:rPr>
+        <w:t>稱讚、</w:t>
+      </w:r>
+      <w:r>
+        <w:t>dedication</w:t>
+      </w:r>
+      <w:r>
+        <w:rPr>
+          <w:rFonts w:hint="eastAsia"/>
+        </w:rPr>
+        <w:t xml:space="preserve"> </w:t>
+      </w:r>
+      <w:r>
+        <w:t>n.</w:t>
+      </w:r>
+      <w:r>
+        <w:rPr>
+          <w:rFonts w:hint="eastAsia"/>
+        </w:rPr>
+        <w:t>奉獻</w:t>
+      </w:r>
+      <w:r>
+        <w:rPr>
+          <w:rFonts w:hint="eastAsia"/>
+        </w:rPr>
+        <w:t>/</w:t>
+      </w:r>
+      <w:r>
+        <w:rPr>
+          <w:rFonts w:hint="eastAsia"/>
+        </w:rPr>
+        <w:t>貢獻</w:t>
+      </w:r>
+    </w:p>
+    <w:p>
+      <w:r>
+        <w:t>sustainable</w:t>
+      </w:r>
+      <w:r>
+        <w:t xml:space="preserve"> adj.</w:t>
+      </w:r>
+      <w:r>
+        <w:rPr>
+          <w:rFonts w:hint="eastAsia"/>
+        </w:rPr>
+        <w:t>可持續的</w:t>
+      </w:r>
+      <w:r>
+        <w:rPr>
+          <w:rFonts w:hint="eastAsia"/>
+        </w:rPr>
+        <w:t>/</w:t>
+      </w:r>
+      <w:r>
+        <w:rPr>
+          <w:rFonts w:hint="eastAsia"/>
+        </w:rPr>
+        <w:t>永續</w:t>
+      </w:r>
+    </w:p>
+    <w:p/>
     <w:p>
       <w:pPr>
         <w:rPr>
@@ -8990,7 +10196,7 @@
 </file>
 
 <file path=word/endnotes.xml><?xml version="1.0" encoding="utf-8"?>
-<w:endnotes xmlns:wpc="http://schemas.microsoft.com/office/word/2010/wordprocessingCanvas" xmlns:cx="http://schemas.microsoft.com/office/drawing/2014/chartex" xmlns:cx1="http://schemas.microsoft.com/office/drawing/2015/9/8/chartex" xmlns:cx2="http://schemas.microsoft.com/office/drawing/2015/10/21/chartex" xmlns:cx3="http://schemas.microsoft.com/office/drawing/2016/5/9/chartex" xmlns:cx4="http://schemas.microsoft.com/office/drawing/2016/5/10/chartex" xmlns:cx5="http://schemas.microsoft.com/office/drawing/2016/5/11/chartex" xmlns:cx6="http://schemas.microsoft.com/office/drawing/2016/5/12/chartex" xmlns:cx7="http://schemas.microsoft.com/office/drawing/2016/5/13/chartex" xmlns:cx8="http://schemas.microsoft.com/office/drawing/2016/5/14/chartex" xmlns:mc="http://schemas.openxmlformats.org/markup-compatibility/2006" xmlns:aink="http://schemas.microsoft.com/office/drawing/2016/ink" xmlns:am3d="http://schemas.microsoft.com/office/drawing/2017/model3d" xmlns:o="urn:schemas-microsoft-com:office:office" xmlns:oel="http://schemas.microsoft.com/office/2019/extlst" xmlns:r="http://schemas.openxmlformats.org/officeDocument/2006/relationships" xmlns:m="http://schemas.openxmlformats.org/officeDocument/2006/math" xmlns:v="urn:schemas-microsoft-com:vml" xmlns:wp14="http://schemas.microsoft.com/office/word/2010/wordprocessingDrawing" xmlns:wp="http://schemas.openxmlformats.org/drawingml/2006/wordprocessingDrawing" xmlns:w10="urn:schemas-microsoft-com:office:word" xmlns:w="http://schemas.openxmlformats.org/wordprocessingml/2006/main" xmlns:w14="http://schemas.microsoft.com/office/word/2010/wordml" xmlns:w15="http://schemas.microsoft.com/office/word/2012/wordml" xmlns:w16cex="http://schemas.microsoft.com/office/word/2018/wordml/cex" xmlns:w16cid="http://schemas.microsoft.com/office/word/2016/wordml/cid" xmlns:w16="http://schemas.microsoft.com/office/word/2018/wordml" xmlns:w16du="http://schemas.microsoft.com/office/word/2023/wordml/word16du" xmlns:w16sdtdh="http://schemas.microsoft.com/office/word/2020/wordml/sdtdatahash" xmlns:w16se="http://schemas.microsoft.com/office/word/2015/wordml/symex" xmlns:wpg="http://schemas.microsoft.com/office/word/2010/wordprocessingGroup" xmlns:wpi="http://schemas.microsoft.com/office/word/2010/wordprocessingInk" xmlns:wne="http://schemas.microsoft.com/office/word/2006/wordml" xmlns:wps="http://schemas.microsoft.com/office/word/2010/wordprocessingShape" mc:Ignorable="w14 w15 w16se w16cid w16 w16cex w16sdtdh wp14">
+<w:endnotes xmlns:wpc="http://schemas.microsoft.com/office/word/2010/wordprocessingCanvas" xmlns:cx="http://schemas.microsoft.com/office/drawing/2014/chartex" xmlns:cx1="http://schemas.microsoft.com/office/drawing/2015/9/8/chartex" xmlns:cx2="http://schemas.microsoft.com/office/drawing/2015/10/21/chartex" xmlns:cx3="http://schemas.microsoft.com/office/drawing/2016/5/9/chartex" xmlns:cx4="http://schemas.microsoft.com/office/drawing/2016/5/10/chartex" xmlns:cx5="http://schemas.microsoft.com/office/drawing/2016/5/11/chartex" xmlns:cx6="http://schemas.microsoft.com/office/drawing/2016/5/12/chartex" xmlns:cx7="http://schemas.microsoft.com/office/drawing/2016/5/13/chartex" xmlns:cx8="http://schemas.microsoft.com/office/drawing/2016/5/14/chartex" xmlns:mc="http://schemas.openxmlformats.org/markup-compatibility/2006" xmlns:aink="http://schemas.microsoft.com/office/drawing/2016/ink" xmlns:am3d="http://schemas.microsoft.com/office/drawing/2017/model3d" xmlns:o="urn:schemas-microsoft-com:office:office" xmlns:r="http://schemas.openxmlformats.org/officeDocument/2006/relationships" xmlns:m="http://schemas.openxmlformats.org/officeDocument/2006/math" xmlns:v="urn:schemas-microsoft-com:vml" xmlns:wp14="http://schemas.microsoft.com/office/word/2010/wordprocessingDrawing" xmlns:wp="http://schemas.openxmlformats.org/drawingml/2006/wordprocessingDrawing" xmlns:w10="urn:schemas-microsoft-com:office:word" xmlns:w="http://schemas.openxmlformats.org/wordprocessingml/2006/main" xmlns:w14="http://schemas.microsoft.com/office/word/2010/wordml" xmlns:w15="http://schemas.microsoft.com/office/word/2012/wordml" xmlns:w16cex="http://schemas.microsoft.com/office/word/2018/wordml/cex" xmlns:w16cid="http://schemas.microsoft.com/office/word/2016/wordml/cid" xmlns:w16="http://schemas.microsoft.com/office/word/2018/wordml" xmlns:w16sdtdh="http://schemas.microsoft.com/office/word/2020/wordml/sdtdatahash" xmlns:w16se="http://schemas.microsoft.com/office/word/2015/wordml/symex" xmlns:wpg="http://schemas.microsoft.com/office/word/2010/wordprocessingGroup" xmlns:wpi="http://schemas.microsoft.com/office/word/2010/wordprocessingInk" xmlns:wne="http://schemas.microsoft.com/office/word/2006/wordml" xmlns:wps="http://schemas.microsoft.com/office/word/2010/wordprocessingShape" mc:Ignorable="w14 w15 w16se w16cid w16 w16cex w16sdtdh wp14">
   <w:endnote w:type="separator" w:id="-1">
     <w:p>
       <w:r>
@@ -9009,7 +10215,7 @@
 </file>
 
 <file path=word/footnotes.xml><?xml version="1.0" encoding="utf-8"?>
-<w:footnotes xmlns:wpc="http://schemas.microsoft.com/office/word/2010/wordprocessingCanvas" xmlns:cx="http://schemas.microsoft.com/office/drawing/2014/chartex" xmlns:cx1="http://schemas.microsoft.com/office/drawing/2015/9/8/chartex" xmlns:cx2="http://schemas.microsoft.com/office/drawing/2015/10/21/chartex" xmlns:cx3="http://schemas.microsoft.com/office/drawing/2016/5/9/chartex" xmlns:cx4="http://schemas.microsoft.com/office/drawing/2016/5/10/chartex" xmlns:cx5="http://schemas.microsoft.com/office/drawing/2016/5/11/chartex" xmlns:cx6="http://schemas.microsoft.com/office/drawing/2016/5/12/chartex" xmlns:cx7="http://schemas.microsoft.com/office/drawing/2016/5/13/chartex" xmlns:cx8="http://schemas.microsoft.com/office/drawing/2016/5/14/chartex" xmlns:mc="http://schemas.openxmlformats.org/markup-compatibility/2006" xmlns:aink="http://schemas.microsoft.com/office/drawing/2016/ink" xmlns:am3d="http://schemas.microsoft.com/office/drawing/2017/model3d" xmlns:o="urn:schemas-microsoft-com:office:office" xmlns:oel="http://schemas.microsoft.com/office/2019/extlst" xmlns:r="http://schemas.openxmlformats.org/officeDocument/2006/relationships" xmlns:m="http://schemas.openxmlformats.org/officeDocument/2006/math" xmlns:v="urn:schemas-microsoft-com:vml" xmlns:wp14="http://schemas.microsoft.com/office/word/2010/wordprocessingDrawing" xmlns:wp="http://schemas.openxmlformats.org/drawingml/2006/wordprocessingDrawing" xmlns:w10="urn:schemas-microsoft-com:office:word" xmlns:w="http://schemas.openxmlformats.org/wordprocessingml/2006/main" xmlns:w14="http://schemas.microsoft.com/office/word/2010/wordml" xmlns:w15="http://schemas.microsoft.com/office/word/2012/wordml" xmlns:w16cex="http://schemas.microsoft.com/office/word/2018/wordml/cex" xmlns:w16cid="http://schemas.microsoft.com/office/word/2016/wordml/cid" xmlns:w16="http://schemas.microsoft.com/office/word/2018/wordml" xmlns:w16du="http://schemas.microsoft.com/office/word/2023/wordml/word16du" xmlns:w16sdtdh="http://schemas.microsoft.com/office/word/2020/wordml/sdtdatahash" xmlns:w16se="http://schemas.microsoft.com/office/word/2015/wordml/symex" xmlns:wpg="http://schemas.microsoft.com/office/word/2010/wordprocessingGroup" xmlns:wpi="http://schemas.microsoft.com/office/word/2010/wordprocessingInk" xmlns:wne="http://schemas.microsoft.com/office/word/2006/wordml" xmlns:wps="http://schemas.microsoft.com/office/word/2010/wordprocessingShape" mc:Ignorable="w14 w15 w16se w16cid w16 w16cex w16sdtdh wp14">
+<w:footnotes xmlns:wpc="http://schemas.microsoft.com/office/word/2010/wordprocessingCanvas" xmlns:cx="http://schemas.microsoft.com/office/drawing/2014/chartex" xmlns:cx1="http://schemas.microsoft.com/office/drawing/2015/9/8/chartex" xmlns:cx2="http://schemas.microsoft.com/office/drawing/2015/10/21/chartex" xmlns:cx3="http://schemas.microsoft.com/office/drawing/2016/5/9/chartex" xmlns:cx4="http://schemas.microsoft.com/office/drawing/2016/5/10/chartex" xmlns:cx5="http://schemas.microsoft.com/office/drawing/2016/5/11/chartex" xmlns:cx6="http://schemas.microsoft.com/office/drawing/2016/5/12/chartex" xmlns:cx7="http://schemas.microsoft.com/office/drawing/2016/5/13/chartex" xmlns:cx8="http://schemas.microsoft.com/office/drawing/2016/5/14/chartex" xmlns:mc="http://schemas.openxmlformats.org/markup-compatibility/2006" xmlns:aink="http://schemas.microsoft.com/office/drawing/2016/ink" xmlns:am3d="http://schemas.microsoft.com/office/drawing/2017/model3d" xmlns:o="urn:schemas-microsoft-com:office:office" xmlns:r="http://schemas.openxmlformats.org/officeDocument/2006/relationships" xmlns:m="http://schemas.openxmlformats.org/officeDocument/2006/math" xmlns:v="urn:schemas-microsoft-com:vml" xmlns:wp14="http://schemas.microsoft.com/office/word/2010/wordprocessingDrawing" xmlns:wp="http://schemas.openxmlformats.org/drawingml/2006/wordprocessingDrawing" xmlns:w10="urn:schemas-microsoft-com:office:word" xmlns:w="http://schemas.openxmlformats.org/wordprocessingml/2006/main" xmlns:w14="http://schemas.microsoft.com/office/word/2010/wordml" xmlns:w15="http://schemas.microsoft.com/office/word/2012/wordml" xmlns:w16cex="http://schemas.microsoft.com/office/word/2018/wordml/cex" xmlns:w16cid="http://schemas.microsoft.com/office/word/2016/wordml/cid" xmlns:w16="http://schemas.microsoft.com/office/word/2018/wordml" xmlns:w16sdtdh="http://schemas.microsoft.com/office/word/2020/wordml/sdtdatahash" xmlns:w16se="http://schemas.microsoft.com/office/word/2015/wordml/symex" xmlns:wpg="http://schemas.microsoft.com/office/word/2010/wordprocessingGroup" xmlns:wpi="http://schemas.microsoft.com/office/word/2010/wordprocessingInk" xmlns:wne="http://schemas.microsoft.com/office/word/2006/wordml" xmlns:wps="http://schemas.microsoft.com/office/word/2010/wordprocessingShape" mc:Ignorable="w14 w15 w16se w16cid w16 w16cex w16sdtdh wp14">
   <w:footnote w:type="separator" w:id="-1">
     <w:p>
       <w:r>

--- a/碩一/TOEIC/聽力單字.docx
+++ b/碩一/TOEIC/聽力單字.docx
@@ -1,6 +1,6 @@
 
 <file path=word/document.xml><?xml version="1.0" encoding="utf-8"?>
-<w:document xmlns:wpc="http://schemas.microsoft.com/office/word/2010/wordprocessingCanvas" xmlns:cx="http://schemas.microsoft.com/office/drawing/2014/chartex" xmlns:cx1="http://schemas.microsoft.com/office/drawing/2015/9/8/chartex" xmlns:cx2="http://schemas.microsoft.com/office/drawing/2015/10/21/chartex" xmlns:cx3="http://schemas.microsoft.com/office/drawing/2016/5/9/chartex" xmlns:cx4="http://schemas.microsoft.com/office/drawing/2016/5/10/chartex" xmlns:cx5="http://schemas.microsoft.com/office/drawing/2016/5/11/chartex" xmlns:cx6="http://schemas.microsoft.com/office/drawing/2016/5/12/chartex" xmlns:cx7="http://schemas.microsoft.com/office/drawing/2016/5/13/chartex" xmlns:cx8="http://schemas.microsoft.com/office/drawing/2016/5/14/chartex" xmlns:mc="http://schemas.openxmlformats.org/markup-compatibility/2006" xmlns:aink="http://schemas.microsoft.com/office/drawing/2016/ink" xmlns:am3d="http://schemas.microsoft.com/office/drawing/2017/model3d" xmlns:o="urn:schemas-microsoft-com:office:office" xmlns:r="http://schemas.openxmlformats.org/officeDocument/2006/relationships" xmlns:m="http://schemas.openxmlformats.org/officeDocument/2006/math" xmlns:v="urn:schemas-microsoft-com:vml" xmlns:wp14="http://schemas.microsoft.com/office/word/2010/wordprocessingDrawing" xmlns:wp="http://schemas.openxmlformats.org/drawingml/2006/wordprocessingDrawing" xmlns:w10="urn:schemas-microsoft-com:office:word" xmlns:w="http://schemas.openxmlformats.org/wordprocessingml/2006/main" xmlns:w14="http://schemas.microsoft.com/office/word/2010/wordml" xmlns:w15="http://schemas.microsoft.com/office/word/2012/wordml" xmlns:w16cex="http://schemas.microsoft.com/office/word/2018/wordml/cex" xmlns:w16cid="http://schemas.microsoft.com/office/word/2016/wordml/cid" xmlns:w16="http://schemas.microsoft.com/office/word/2018/wordml" xmlns:w16sdtdh="http://schemas.microsoft.com/office/word/2020/wordml/sdtdatahash" xmlns:w16se="http://schemas.microsoft.com/office/word/2015/wordml/symex" xmlns:wpg="http://schemas.microsoft.com/office/word/2010/wordprocessingGroup" xmlns:wpi="http://schemas.microsoft.com/office/word/2010/wordprocessingInk" xmlns:wne="http://schemas.microsoft.com/office/word/2006/wordml" xmlns:wps="http://schemas.microsoft.com/office/word/2010/wordprocessingShape" mc:Ignorable="w14 w15 w16se w16cid w16 w16cex w16sdtdh wp14">
+<w:document xmlns:wpc="http://schemas.microsoft.com/office/word/2010/wordprocessingCanvas" xmlns:cx="http://schemas.microsoft.com/office/drawing/2014/chartex" xmlns:cx1="http://schemas.microsoft.com/office/drawing/2015/9/8/chartex" xmlns:cx2="http://schemas.microsoft.com/office/drawing/2015/10/21/chartex" xmlns:cx3="http://schemas.microsoft.com/office/drawing/2016/5/9/chartex" xmlns:cx4="http://schemas.microsoft.com/office/drawing/2016/5/10/chartex" xmlns:cx5="http://schemas.microsoft.com/office/drawing/2016/5/11/chartex" xmlns:cx6="http://schemas.microsoft.com/office/drawing/2016/5/12/chartex" xmlns:cx7="http://schemas.microsoft.com/office/drawing/2016/5/13/chartex" xmlns:cx8="http://schemas.microsoft.com/office/drawing/2016/5/14/chartex" xmlns:mc="http://schemas.openxmlformats.org/markup-compatibility/2006" xmlns:aink="http://schemas.microsoft.com/office/drawing/2016/ink" xmlns:am3d="http://schemas.microsoft.com/office/drawing/2017/model3d" xmlns:o="urn:schemas-microsoft-com:office:office" xmlns:oel="http://schemas.microsoft.com/office/2019/extlst" xmlns:r="http://schemas.openxmlformats.org/officeDocument/2006/relationships" xmlns:m="http://schemas.openxmlformats.org/officeDocument/2006/math" xmlns:v="urn:schemas-microsoft-com:vml" xmlns:wp14="http://schemas.microsoft.com/office/word/2010/wordprocessingDrawing" xmlns:wp="http://schemas.openxmlformats.org/drawingml/2006/wordprocessingDrawing" xmlns:w10="urn:schemas-microsoft-com:office:word" xmlns:w="http://schemas.openxmlformats.org/wordprocessingml/2006/main" xmlns:w14="http://schemas.microsoft.com/office/word/2010/wordml" xmlns:w15="http://schemas.microsoft.com/office/word/2012/wordml" xmlns:w16cex="http://schemas.microsoft.com/office/word/2018/wordml/cex" xmlns:w16cid="http://schemas.microsoft.com/office/word/2016/wordml/cid" xmlns:w16="http://schemas.microsoft.com/office/word/2018/wordml" xmlns:w16du="http://schemas.microsoft.com/office/word/2023/wordml/word16du" xmlns:w16sdtdh="http://schemas.microsoft.com/office/word/2020/wordml/sdtdatahash" xmlns:w16se="http://schemas.microsoft.com/office/word/2015/wordml/symex" xmlns:wpg="http://schemas.microsoft.com/office/word/2010/wordprocessingGroup" xmlns:wpi="http://schemas.microsoft.com/office/word/2010/wordprocessingInk" xmlns:wne="http://schemas.microsoft.com/office/word/2006/wordml" xmlns:wps="http://schemas.microsoft.com/office/word/2010/wordprocessingShape" mc:Ignorable="w14 w15 w16se w16cid w16 w16cex w16sdtdh wp14">
   <w:body>
     <w:p>
       <w:r>
@@ -727,7 +727,7 @@
     <w:p>
       <w:pPr>
         <w:rPr>
-          <w:rFonts w:ascii="Microsoft JhengHei" w:eastAsia="Microsoft JhengHei" w:hAnsi="Microsoft JhengHei" w:cs="Microsoft JhengHei"/>
+          <w:rFonts w:ascii="微軟正黑體" w:eastAsia="微軟正黑體" w:hAnsi="微軟正黑體" w:cs="微軟正黑體"/>
         </w:rPr>
       </w:pPr>
       <w:r>
@@ -795,13 +795,13 @@
       </w:r>
       <w:r>
         <w:rPr>
-          <w:rFonts w:ascii="Microsoft JhengHei" w:eastAsia="Microsoft JhengHei" w:hAnsi="Microsoft JhengHei" w:cs="Microsoft JhengHei" w:hint="eastAsia"/>
-        </w:rPr>
-        <w:t>/</w:t>
-      </w:r>
-      <w:r>
-        <w:rPr>
-          <w:rFonts w:ascii="Microsoft JhengHei" w:eastAsia="Microsoft JhengHei" w:hAnsi="Microsoft JhengHei" w:cs="Microsoft JhengHei" w:hint="eastAsia"/>
+          <w:rFonts w:ascii="微軟正黑體" w:eastAsia="微軟正黑體" w:hAnsi="微軟正黑體" w:cs="微軟正黑體" w:hint="eastAsia"/>
+        </w:rPr>
+        <w:t>/</w:t>
+      </w:r>
+      <w:r>
+        <w:rPr>
+          <w:rFonts w:ascii="微軟正黑體" w:eastAsia="微軟正黑體" w:hAnsi="微軟正黑體" w:cs="微軟正黑體" w:hint="eastAsia"/>
         </w:rPr>
         <w:t>以</w:t>
       </w:r>
@@ -813,7 +813,7 @@
       </w:r>
       <w:r>
         <w:rPr>
-          <w:rFonts w:ascii="Microsoft JhengHei" w:eastAsia="Microsoft JhengHei" w:hAnsi="Microsoft JhengHei" w:cs="Microsoft JhengHei" w:hint="eastAsia"/>
+          <w:rFonts w:ascii="微軟正黑體" w:eastAsia="微軟正黑體" w:hAnsi="微軟正黑體" w:cs="微軟正黑體" w:hint="eastAsia"/>
         </w:rPr>
         <w:t>為基礎</w:t>
       </w:r>
@@ -2025,12 +2025,9 @@
         <w:t>v.</w:t>
       </w:r>
       <w:r>
-        <w:t>n</w:t>
+        <w:t>n.</w:t>
       </w:r>
       <w:proofErr w:type="spellEnd"/>
-      <w:r>
-        <w:t>.</w:t>
-      </w:r>
       <w:r>
         <w:rPr>
           <w:rFonts w:hint="eastAsia"/>
@@ -4207,13 +4204,10 @@
         <w:t>v.</w:t>
       </w:r>
       <w:r>
-        <w:t>n</w:t>
+        <w:t>n.</w:t>
       </w:r>
       <w:proofErr w:type="spellEnd"/>
       <w:r>
-        <w:t>.</w:t>
-      </w:r>
-      <w:r>
         <w:rPr>
           <w:rFonts w:hint="eastAsia"/>
         </w:rPr>
@@ -4523,12 +4517,9 @@
       </w:r>
       <w:proofErr w:type="spellStart"/>
       <w:r>
-        <w:t>v.n</w:t>
+        <w:t>v.n.</w:t>
       </w:r>
       <w:proofErr w:type="spellEnd"/>
-      <w:r>
-        <w:t>.</w:t>
-      </w:r>
       <w:r>
         <w:rPr>
           <w:rFonts w:hint="eastAsia"/>
@@ -9221,46 +9212,1226 @@
         <w:t>設立</w:t>
       </w:r>
     </w:p>
+    <w:p/>
+    <w:p>
+      <w:r>
+        <w:t>enhance</w:t>
+      </w:r>
+      <w:r>
+        <w:rPr>
+          <w:rFonts w:hint="eastAsia"/>
+        </w:rPr>
+        <w:t xml:space="preserve"> </w:t>
+      </w:r>
+      <w:r>
+        <w:t>v.</w:t>
+      </w:r>
+      <w:r>
+        <w:rPr>
+          <w:rFonts w:hint="eastAsia"/>
+        </w:rPr>
+        <w:t>提高</w:t>
+      </w:r>
+      <w:r>
+        <w:rPr>
+          <w:rFonts w:hint="eastAsia"/>
+        </w:rPr>
+        <w:t>/</w:t>
+      </w:r>
+      <w:r>
+        <w:rPr>
+          <w:rFonts w:hint="eastAsia"/>
+        </w:rPr>
+        <w:t>增強、</w:t>
+      </w:r>
+      <w:r>
+        <w:t>accessory</w:t>
+      </w:r>
+      <w:r>
+        <w:rPr>
+          <w:rFonts w:hint="eastAsia"/>
+        </w:rPr>
+        <w:t xml:space="preserve"> </w:t>
+      </w:r>
+      <w:r>
+        <w:t>n.</w:t>
+      </w:r>
+      <w:r>
+        <w:rPr>
+          <w:rFonts w:hint="eastAsia"/>
+        </w:rPr>
+        <w:t>配件</w:t>
+      </w:r>
+      <w:r>
+        <w:rPr>
+          <w:rFonts w:hint="eastAsia"/>
+        </w:rPr>
+        <w:t>/</w:t>
+      </w:r>
+      <w:r>
+        <w:rPr>
+          <w:rFonts w:hint="eastAsia"/>
+        </w:rPr>
+        <w:t>裝飾品</w:t>
+      </w:r>
+      <w:r>
+        <w:rPr>
+          <w:rFonts w:hint="eastAsia"/>
+        </w:rPr>
+        <w:t>/</w:t>
+      </w:r>
+      <w:r>
+        <w:rPr>
+          <w:rFonts w:hint="eastAsia"/>
+        </w:rPr>
+        <w:t>同謀、</w:t>
+      </w:r>
+      <w:r>
+        <w:t>influencer</w:t>
+      </w:r>
+      <w:r>
+        <w:rPr>
+          <w:rFonts w:hint="eastAsia"/>
+        </w:rPr>
+        <w:t xml:space="preserve"> </w:t>
+      </w:r>
+      <w:r>
+        <w:t>n.</w:t>
+      </w:r>
+      <w:r>
+        <w:rPr>
+          <w:rFonts w:hint="eastAsia"/>
+        </w:rPr>
+        <w:t>影響者</w:t>
+      </w:r>
+    </w:p>
+    <w:p>
+      <w:r>
+        <w:t>collaboration</w:t>
+      </w:r>
+      <w:r>
+        <w:rPr>
+          <w:rFonts w:hint="eastAsia"/>
+        </w:rPr>
+        <w:t xml:space="preserve"> </w:t>
+      </w:r>
+      <w:r>
+        <w:t>n.</w:t>
+      </w:r>
+      <w:r>
+        <w:rPr>
+          <w:rFonts w:hint="eastAsia"/>
+        </w:rPr>
+        <w:t>合作、</w:t>
+      </w:r>
+      <w:r>
+        <w:t>internal</w:t>
+      </w:r>
+      <w:r>
+        <w:rPr>
+          <w:rFonts w:hint="eastAsia"/>
+        </w:rPr>
+        <w:t xml:space="preserve"> </w:t>
+      </w:r>
+      <w:r>
+        <w:t>adj.</w:t>
+      </w:r>
+      <w:r>
+        <w:rPr>
+          <w:rFonts w:hint="eastAsia"/>
+        </w:rPr>
+        <w:t>內部的、</w:t>
+      </w:r>
+      <w:r>
+        <w:t>achievement</w:t>
+      </w:r>
+      <w:r>
+        <w:rPr>
+          <w:rFonts w:hint="eastAsia"/>
+        </w:rPr>
+        <w:t xml:space="preserve"> </w:t>
+      </w:r>
+      <w:r>
+        <w:t>n.</w:t>
+      </w:r>
+      <w:r>
+        <w:rPr>
+          <w:rFonts w:hint="eastAsia"/>
+        </w:rPr>
+        <w:t>成就</w:t>
+      </w:r>
+      <w:r>
+        <w:rPr>
+          <w:rFonts w:hint="eastAsia"/>
+        </w:rPr>
+        <w:t>、</w:t>
+      </w:r>
+      <w:r>
+        <w:t>prototype</w:t>
+      </w:r>
+      <w:r>
+        <w:rPr>
+          <w:rFonts w:hint="eastAsia"/>
+        </w:rPr>
+        <w:t xml:space="preserve"> </w:t>
+      </w:r>
+      <w:r>
+        <w:t>n.</w:t>
+      </w:r>
+      <w:r>
+        <w:rPr>
+          <w:rFonts w:hint="eastAsia"/>
+        </w:rPr>
+        <w:t>原型</w:t>
+      </w:r>
+    </w:p>
+    <w:p>
+      <w:r>
+        <w:t>got off</w:t>
+      </w:r>
+      <w:r>
+        <w:rPr>
+          <w:rFonts w:hint="eastAsia"/>
+        </w:rPr>
+        <w:t>掛斷電話</w:t>
+      </w:r>
+      <w:r>
+        <w:rPr>
+          <w:rFonts w:hint="eastAsia"/>
+        </w:rPr>
+        <w:t>/</w:t>
+      </w:r>
+      <w:r>
+        <w:rPr>
+          <w:rFonts w:hint="eastAsia"/>
+        </w:rPr>
+        <w:t>下班</w:t>
+      </w:r>
+      <w:r>
+        <w:rPr>
+          <w:rFonts w:hint="eastAsia"/>
+        </w:rPr>
+        <w:t>/</w:t>
+      </w:r>
+      <w:r>
+        <w:rPr>
+          <w:rFonts w:hint="eastAsia"/>
+        </w:rPr>
+        <w:t>下車、</w:t>
+      </w:r>
+      <w:r>
+        <w:t>aiming for</w:t>
+      </w:r>
+      <w:r>
+        <w:rPr>
+          <w:rFonts w:hint="eastAsia"/>
+        </w:rPr>
+        <w:t>力爭…</w:t>
+      </w:r>
+      <w:proofErr w:type="gramStart"/>
+      <w:r>
+        <w:rPr>
+          <w:rFonts w:hint="eastAsia"/>
+        </w:rPr>
+        <w:t>…</w:t>
+      </w:r>
+      <w:proofErr w:type="gramEnd"/>
+      <w:r>
+        <w:rPr>
+          <w:rFonts w:hint="eastAsia"/>
+        </w:rPr>
+        <w:t>、</w:t>
+      </w:r>
+      <w:r>
+        <w:t>sleeker</w:t>
+      </w:r>
+      <w:r>
+        <w:rPr>
+          <w:rFonts w:hint="eastAsia"/>
+        </w:rPr>
+        <w:t xml:space="preserve"> </w:t>
+      </w:r>
+      <w:r>
+        <w:t>adj.</w:t>
+      </w:r>
+      <w:r>
+        <w:rPr>
+          <w:rFonts w:hint="eastAsia"/>
+        </w:rPr>
+        <w:t>更時尚</w:t>
+      </w:r>
+    </w:p>
+    <w:p>
+      <w:r>
+        <w:t>fierce</w:t>
+      </w:r>
+      <w:r>
+        <w:rPr>
+          <w:rFonts w:hint="eastAsia"/>
+        </w:rPr>
+        <w:t xml:space="preserve"> </w:t>
+      </w:r>
+      <w:r>
+        <w:t>adj.</w:t>
+      </w:r>
+      <w:r>
+        <w:rPr>
+          <w:rFonts w:hint="eastAsia"/>
+        </w:rPr>
+        <w:t>猛烈的、</w:t>
+      </w:r>
+      <w:r>
+        <w:t>stand out</w:t>
+      </w:r>
+      <w:r>
+        <w:rPr>
+          <w:rFonts w:hint="eastAsia"/>
+        </w:rPr>
+        <w:t>脫穎而出</w:t>
+      </w:r>
+      <w:r>
+        <w:rPr>
+          <w:rFonts w:hint="eastAsia"/>
+        </w:rPr>
+        <w:t>、</w:t>
+      </w:r>
+      <w:r>
+        <w:t>mass</w:t>
+      </w:r>
+      <w:r>
+        <w:rPr>
+          <w:rFonts w:hint="eastAsia"/>
+        </w:rPr>
+        <w:t xml:space="preserve"> </w:t>
+      </w:r>
+      <w:r>
+        <w:t>n.</w:t>
+      </w:r>
+      <w:r>
+        <w:rPr>
+          <w:rFonts w:hint="eastAsia"/>
+        </w:rPr>
+        <w:t>大量</w:t>
+      </w:r>
+      <w:r>
+        <w:rPr>
+          <w:rFonts w:hint="eastAsia"/>
+        </w:rPr>
+        <w:t>/</w:t>
+      </w:r>
+      <w:r>
+        <w:rPr>
+          <w:rFonts w:hint="eastAsia"/>
+        </w:rPr>
+        <w:t>批量</w:t>
+      </w:r>
+    </w:p>
+    <w:p>
+      <w:r>
+        <w:t>reaching out to</w:t>
+      </w:r>
+      <w:r>
+        <w:rPr>
+          <w:rFonts w:hint="eastAsia"/>
+        </w:rPr>
+        <w:t xml:space="preserve"> </w:t>
+      </w:r>
+      <w:r>
+        <w:rPr>
+          <w:rFonts w:hint="eastAsia"/>
+        </w:rPr>
+        <w:t>與…</w:t>
+      </w:r>
+      <w:proofErr w:type="gramStart"/>
+      <w:r>
+        <w:rPr>
+          <w:rFonts w:hint="eastAsia"/>
+        </w:rPr>
+        <w:t>…</w:t>
+      </w:r>
+      <w:proofErr w:type="gramEnd"/>
+      <w:r>
+        <w:rPr>
+          <w:rFonts w:hint="eastAsia"/>
+        </w:rPr>
+        <w:t>溝通</w:t>
+      </w:r>
+      <w:r>
+        <w:rPr>
+          <w:rFonts w:hint="eastAsia"/>
+        </w:rPr>
+        <w:t>、</w:t>
+      </w:r>
+      <w:r>
+        <w:t>buzz</w:t>
+      </w:r>
+      <w:r>
+        <w:rPr>
+          <w:rFonts w:hint="eastAsia"/>
+        </w:rPr>
+        <w:t xml:space="preserve"> </w:t>
+      </w:r>
+      <w:r>
+        <w:t>v.</w:t>
+      </w:r>
+      <w:r>
+        <w:rPr>
+          <w:rFonts w:hint="eastAsia"/>
+        </w:rPr>
+        <w:t>繁忙</w:t>
+      </w:r>
+      <w:r>
+        <w:rPr>
+          <w:rFonts w:hint="eastAsia"/>
+        </w:rPr>
+        <w:t>/</w:t>
+      </w:r>
+      <w:r>
+        <w:rPr>
+          <w:rFonts w:hint="eastAsia"/>
+        </w:rPr>
+        <w:t>充滿活力</w:t>
+      </w:r>
+    </w:p>
+    <w:p/>
+    <w:p>
+      <w:r>
+        <w:t>assign</w:t>
+      </w:r>
+      <w:r>
+        <w:rPr>
+          <w:rFonts w:hint="eastAsia"/>
+        </w:rPr>
+        <w:t xml:space="preserve"> </w:t>
+      </w:r>
+      <w:r>
+        <w:t>v.</w:t>
+      </w:r>
+      <w:r>
+        <w:rPr>
+          <w:rFonts w:hint="eastAsia"/>
+        </w:rPr>
+        <w:t>分配</w:t>
+      </w:r>
+      <w:r>
+        <w:rPr>
+          <w:rFonts w:hint="eastAsia"/>
+        </w:rPr>
+        <w:t>/</w:t>
+      </w:r>
+      <w:r>
+        <w:rPr>
+          <w:rFonts w:hint="eastAsia"/>
+        </w:rPr>
+        <w:t>指派、</w:t>
+      </w:r>
+      <w:r>
+        <w:t>time off</w:t>
+      </w:r>
+      <w:r>
+        <w:rPr>
+          <w:rFonts w:hint="eastAsia"/>
+        </w:rPr>
+        <w:t>休假、</w:t>
+      </w:r>
+      <w:r>
+        <w:t>status</w:t>
+      </w:r>
+      <w:r>
+        <w:rPr>
+          <w:rFonts w:hint="eastAsia"/>
+        </w:rPr>
+        <w:t xml:space="preserve"> </w:t>
+      </w:r>
+      <w:r>
+        <w:t>n.</w:t>
+      </w:r>
+      <w:r>
+        <w:rPr>
+          <w:rFonts w:hint="eastAsia"/>
+        </w:rPr>
+        <w:t>身分</w:t>
+      </w:r>
+      <w:r>
+        <w:rPr>
+          <w:rFonts w:hint="eastAsia"/>
+        </w:rPr>
+        <w:t>/</w:t>
+      </w:r>
+      <w:r>
+        <w:rPr>
+          <w:rFonts w:hint="eastAsia"/>
+        </w:rPr>
+        <w:t>狀態、</w:t>
+      </w:r>
+      <w:r>
+        <w:t>touch base</w:t>
+      </w:r>
+      <w:r>
+        <w:rPr>
+          <w:rFonts w:hint="eastAsia"/>
+        </w:rPr>
+        <w:t>與某人簡短聯繫</w:t>
+      </w:r>
+      <w:r>
+        <w:rPr>
+          <w:rFonts w:hint="eastAsia"/>
+        </w:rPr>
+        <w:t>、</w:t>
+      </w:r>
+      <w:r>
+        <w:t>incorporate</w:t>
+      </w:r>
+      <w:r>
+        <w:rPr>
+          <w:rFonts w:hint="eastAsia"/>
+        </w:rPr>
+        <w:t xml:space="preserve"> </w:t>
+      </w:r>
+      <w:r>
+        <w:t>v.</w:t>
+      </w:r>
+      <w:r>
+        <w:rPr>
+          <w:rFonts w:hint="eastAsia"/>
+        </w:rPr>
+        <w:t>包含</w:t>
+      </w:r>
+      <w:r>
+        <w:rPr>
+          <w:rFonts w:hint="eastAsia"/>
+        </w:rPr>
+        <w:t>/</w:t>
+      </w:r>
+      <w:r>
+        <w:rPr>
+          <w:rFonts w:hint="eastAsia"/>
+        </w:rPr>
+        <w:t>結合、</w:t>
+      </w:r>
+      <w:r>
+        <w:t>perspective</w:t>
+      </w:r>
+      <w:r>
+        <w:rPr>
+          <w:rFonts w:hint="eastAsia"/>
+        </w:rPr>
+        <w:t xml:space="preserve"> </w:t>
+      </w:r>
+      <w:r>
+        <w:t>n.</w:t>
+      </w:r>
+      <w:r>
+        <w:rPr>
+          <w:rFonts w:hint="eastAsia"/>
+        </w:rPr>
+        <w:t>觀點、</w:t>
+      </w:r>
+      <w:r>
+        <w:t>accordingly</w:t>
+      </w:r>
+      <w:r>
+        <w:rPr>
+          <w:rFonts w:hint="eastAsia"/>
+        </w:rPr>
+        <w:t xml:space="preserve"> </w:t>
+      </w:r>
+      <w:r>
+        <w:t>adv.</w:t>
+      </w:r>
+      <w:r>
+        <w:rPr>
+          <w:rFonts w:hint="eastAsia"/>
+        </w:rPr>
+        <w:t>相應地</w:t>
+      </w:r>
+    </w:p>
+    <w:p/>
+    <w:p>
+      <w:r>
+        <w:t>renewable</w:t>
+      </w:r>
+      <w:r>
+        <w:t xml:space="preserve"> adj.</w:t>
+      </w:r>
+      <w:r>
+        <w:rPr>
+          <w:rFonts w:hint="eastAsia"/>
+        </w:rPr>
+        <w:t>可再生的、</w:t>
+      </w:r>
+      <w:r>
+        <w:t>gather</w:t>
+      </w:r>
+      <w:r>
+        <w:t xml:space="preserve"> v.</w:t>
+      </w:r>
+      <w:r>
+        <w:rPr>
+          <w:rFonts w:hint="eastAsia"/>
+        </w:rPr>
+        <w:t>收集</w:t>
+      </w:r>
+      <w:r>
+        <w:rPr>
+          <w:rFonts w:hint="eastAsia"/>
+        </w:rPr>
+        <w:t>/</w:t>
+      </w:r>
+      <w:r>
+        <w:rPr>
+          <w:rFonts w:hint="eastAsia"/>
+        </w:rPr>
+        <w:t>聚集、</w:t>
+      </w:r>
+      <w:r>
+        <w:t>remarkable</w:t>
+      </w:r>
+      <w:r>
+        <w:rPr>
+          <w:rFonts w:hint="eastAsia"/>
+        </w:rPr>
+        <w:t xml:space="preserve"> </w:t>
+      </w:r>
+      <w:r>
+        <w:t>adj.</w:t>
+      </w:r>
+      <w:r>
+        <w:rPr>
+          <w:rFonts w:hint="eastAsia"/>
+        </w:rPr>
+        <w:t>非凡</w:t>
+      </w:r>
+      <w:r>
+        <w:rPr>
+          <w:rFonts w:hint="eastAsia"/>
+        </w:rPr>
+        <w:t>/</w:t>
+      </w:r>
+      <w:r>
+        <w:rPr>
+          <w:rFonts w:hint="eastAsia"/>
+        </w:rPr>
+        <w:t>引人注目</w:t>
+      </w:r>
+    </w:p>
+    <w:p>
+      <w:r>
+        <w:t>pleasure</w:t>
+      </w:r>
+      <w:r>
+        <w:rPr>
+          <w:rFonts w:hint="eastAsia"/>
+        </w:rPr>
+        <w:t xml:space="preserve"> </w:t>
+      </w:r>
+      <w:r>
+        <w:t>n.</w:t>
+      </w:r>
+      <w:r>
+        <w:rPr>
+          <w:rFonts w:hint="eastAsia"/>
+        </w:rPr>
+        <w:t>滿意</w:t>
+      </w:r>
+      <w:r>
+        <w:rPr>
+          <w:rFonts w:hint="eastAsia"/>
+        </w:rPr>
+        <w:t>/</w:t>
+      </w:r>
+      <w:r>
+        <w:rPr>
+          <w:rFonts w:hint="eastAsia"/>
+        </w:rPr>
+        <w:t>快樂、</w:t>
+      </w:r>
+      <w:r>
+        <w:t>tirelessly</w:t>
+      </w:r>
+      <w:r>
+        <w:rPr>
+          <w:rFonts w:hint="eastAsia"/>
+        </w:rPr>
+        <w:t xml:space="preserve"> </w:t>
+      </w:r>
+      <w:r>
+        <w:t>adv.</w:t>
+      </w:r>
+      <w:r>
+        <w:rPr>
+          <w:rFonts w:hint="eastAsia"/>
+        </w:rPr>
+        <w:t xml:space="preserve"> </w:t>
+      </w:r>
+      <w:r>
+        <w:rPr>
+          <w:rFonts w:hint="eastAsia"/>
+        </w:rPr>
+        <w:t>不懈地</w:t>
+      </w:r>
+      <w:r>
+        <w:rPr>
+          <w:rFonts w:hint="eastAsia"/>
+        </w:rPr>
+        <w:t>、</w:t>
+      </w:r>
+      <w:r>
+        <w:t>carbon footprint</w:t>
+      </w:r>
+      <w:r>
+        <w:rPr>
+          <w:rFonts w:hint="eastAsia"/>
+        </w:rPr>
+        <w:t>碳足跡</w:t>
+      </w:r>
+    </w:p>
+    <w:p>
+      <w:r>
+        <w:t>eco-friendly</w:t>
+      </w:r>
+      <w:r>
+        <w:rPr>
+          <w:rFonts w:hint="eastAsia"/>
+        </w:rPr>
+        <w:t>環保的</w:t>
+      </w:r>
+      <w:r>
+        <w:rPr>
+          <w:rFonts w:hint="eastAsia"/>
+        </w:rPr>
+        <w:t>、</w:t>
+      </w:r>
+      <w:r>
+        <w:t>careful</w:t>
+      </w:r>
+      <w:r>
+        <w:t xml:space="preserve"> adj.</w:t>
+      </w:r>
+      <w:r>
+        <w:rPr>
+          <w:rFonts w:hint="eastAsia"/>
+        </w:rPr>
+        <w:t>小心</w:t>
+      </w:r>
+      <w:r>
+        <w:rPr>
+          <w:rFonts w:hint="eastAsia"/>
+        </w:rPr>
+        <w:t>/</w:t>
+      </w:r>
+      <w:proofErr w:type="gramStart"/>
+      <w:r>
+        <w:rPr>
+          <w:rFonts w:hint="eastAsia"/>
+        </w:rPr>
+        <w:t>ˇ</w:t>
+      </w:r>
+      <w:proofErr w:type="gramEnd"/>
+      <w:r>
+        <w:rPr>
+          <w:rFonts w:hint="eastAsia"/>
+        </w:rPr>
+        <w:t>仔細、</w:t>
+      </w:r>
+      <w:r>
+        <w:t>groundbreaking</w:t>
+      </w:r>
+      <w:r>
+        <w:rPr>
+          <w:rFonts w:hint="eastAsia"/>
+        </w:rPr>
+        <w:t>開創性的</w:t>
+      </w:r>
+    </w:p>
+    <w:p>
+      <w:r>
+        <w:t>aligns with</w:t>
+      </w:r>
+      <w:r>
+        <w:rPr>
+          <w:rFonts w:hint="eastAsia"/>
+        </w:rPr>
+        <w:t xml:space="preserve"> </w:t>
+      </w:r>
+      <w:r>
+        <w:rPr>
+          <w:rFonts w:hint="eastAsia"/>
+        </w:rPr>
+        <w:t>契合</w:t>
+      </w:r>
+      <w:r>
+        <w:rPr>
+          <w:rFonts w:hint="eastAsia"/>
+        </w:rPr>
+        <w:t>/</w:t>
+      </w:r>
+      <w:r>
+        <w:rPr>
+          <w:rFonts w:hint="eastAsia"/>
+        </w:rPr>
+        <w:t>與</w:t>
+      </w:r>
+      <w:r>
+        <w:rPr>
+          <w:rFonts w:hint="eastAsia"/>
+        </w:rPr>
+        <w:t>.</w:t>
+      </w:r>
+      <w:r>
+        <w:t>.</w:t>
+      </w:r>
+      <w:r>
+        <w:rPr>
+          <w:rFonts w:hint="eastAsia"/>
+        </w:rPr>
+        <w:t>一致、</w:t>
+      </w:r>
+      <w:r>
+        <w:t>promise</w:t>
+      </w:r>
+      <w:r>
+        <w:rPr>
+          <w:rFonts w:hint="eastAsia"/>
+        </w:rPr>
+        <w:t xml:space="preserve"> </w:t>
+      </w:r>
+      <w:r>
+        <w:t>v.</w:t>
+      </w:r>
+      <w:r>
+        <w:rPr>
+          <w:rFonts w:hint="eastAsia"/>
+        </w:rPr>
+        <w:t>保證</w:t>
+      </w:r>
+      <w:r>
+        <w:rPr>
+          <w:rFonts w:hint="eastAsia"/>
+        </w:rPr>
+        <w:t>/</w:t>
+      </w:r>
+      <w:r>
+        <w:rPr>
+          <w:rFonts w:hint="eastAsia"/>
+        </w:rPr>
+        <w:t>允諾、</w:t>
+      </w:r>
+      <w:r>
+        <w:t>substantial</w:t>
+      </w:r>
+      <w:r>
+        <w:rPr>
+          <w:rFonts w:hint="eastAsia"/>
+        </w:rPr>
+        <w:t xml:space="preserve"> </w:t>
+      </w:r>
+      <w:r>
+        <w:t>adj.</w:t>
+      </w:r>
+      <w:r>
+        <w:rPr>
+          <w:rFonts w:hint="eastAsia"/>
+        </w:rPr>
+        <w:t>可觀</w:t>
+      </w:r>
+      <w:r>
+        <w:rPr>
+          <w:rFonts w:hint="eastAsia"/>
+        </w:rPr>
+        <w:t>/</w:t>
+      </w:r>
+      <w:r>
+        <w:rPr>
+          <w:rFonts w:hint="eastAsia"/>
+        </w:rPr>
+        <w:t>重大</w:t>
+      </w:r>
+    </w:p>
+    <w:p>
+      <w:r>
+        <w:rPr>
+          <w:rFonts w:hint="eastAsia"/>
+        </w:rPr>
+        <w:t>l</w:t>
+      </w:r>
+      <w:r>
+        <w:t xml:space="preserve">ong-term </w:t>
+      </w:r>
+      <w:r>
+        <w:rPr>
+          <w:rFonts w:hint="eastAsia"/>
+        </w:rPr>
+        <w:t>長期、</w:t>
+      </w:r>
+      <w:r>
+        <w:t>applaud</w:t>
+      </w:r>
+      <w:r>
+        <w:rPr>
+          <w:rFonts w:hint="eastAsia"/>
+        </w:rPr>
+        <w:t xml:space="preserve"> </w:t>
+      </w:r>
+      <w:r>
+        <w:t>v.</w:t>
+      </w:r>
+      <w:r>
+        <w:rPr>
+          <w:rFonts w:hint="eastAsia"/>
+        </w:rPr>
+        <w:t>喝采</w:t>
+      </w:r>
+      <w:r>
+        <w:rPr>
+          <w:rFonts w:hint="eastAsia"/>
+        </w:rPr>
+        <w:t>/</w:t>
+      </w:r>
+      <w:r>
+        <w:rPr>
+          <w:rFonts w:hint="eastAsia"/>
+        </w:rPr>
+        <w:t>稱讚、</w:t>
+      </w:r>
+      <w:r>
+        <w:t>dedication</w:t>
+      </w:r>
+      <w:r>
+        <w:rPr>
+          <w:rFonts w:hint="eastAsia"/>
+        </w:rPr>
+        <w:t xml:space="preserve"> </w:t>
+      </w:r>
+      <w:r>
+        <w:t>n.</w:t>
+      </w:r>
+      <w:r>
+        <w:rPr>
+          <w:rFonts w:hint="eastAsia"/>
+        </w:rPr>
+        <w:t>奉獻</w:t>
+      </w:r>
+      <w:r>
+        <w:rPr>
+          <w:rFonts w:hint="eastAsia"/>
+        </w:rPr>
+        <w:t>/</w:t>
+      </w:r>
+      <w:r>
+        <w:rPr>
+          <w:rFonts w:hint="eastAsia"/>
+        </w:rPr>
+        <w:t>貢獻</w:t>
+      </w:r>
+    </w:p>
+    <w:p>
+      <w:r>
+        <w:t>sustainable</w:t>
+      </w:r>
+      <w:r>
+        <w:t xml:space="preserve"> adj.</w:t>
+      </w:r>
+      <w:r>
+        <w:rPr>
+          <w:rFonts w:hint="eastAsia"/>
+        </w:rPr>
+        <w:t>可持續的</w:t>
+      </w:r>
+      <w:r>
+        <w:rPr>
+          <w:rFonts w:hint="eastAsia"/>
+        </w:rPr>
+        <w:t>/</w:t>
+      </w:r>
+      <w:r>
+        <w:rPr>
+          <w:rFonts w:hint="eastAsia"/>
+        </w:rPr>
+        <w:t>永續</w:t>
+      </w:r>
+    </w:p>
+    <w:p/>
+    <w:p>
+      <w:r>
+        <w:t>vitamin</w:t>
+      </w:r>
+      <w:r>
+        <w:rPr>
+          <w:rFonts w:hint="eastAsia"/>
+        </w:rPr>
+        <w:t xml:space="preserve"> </w:t>
+      </w:r>
+      <w:r>
+        <w:t>n.</w:t>
+      </w:r>
+      <w:r>
+        <w:rPr>
+          <w:rFonts w:hint="eastAsia"/>
+        </w:rPr>
+        <w:t>維他命、</w:t>
+      </w:r>
+      <w:r>
+        <w:t>whole grain</w:t>
+      </w:r>
+      <w:r>
+        <w:rPr>
+          <w:rFonts w:hint="eastAsia"/>
+        </w:rPr>
+        <w:t>全麥、</w:t>
+      </w:r>
+      <w:r>
+        <w:t>essential</w:t>
+      </w:r>
+      <w:r>
+        <w:rPr>
+          <w:rFonts w:hint="eastAsia"/>
+        </w:rPr>
+        <w:t xml:space="preserve"> </w:t>
+      </w:r>
+      <w:r>
+        <w:t>adj.</w:t>
+      </w:r>
+      <w:r>
+        <w:rPr>
+          <w:rFonts w:hint="eastAsia"/>
+        </w:rPr>
+        <w:t>必要</w:t>
+      </w:r>
+      <w:r>
+        <w:rPr>
+          <w:rFonts w:hint="eastAsia"/>
+        </w:rPr>
+        <w:t>/</w:t>
+      </w:r>
+      <w:r>
+        <w:rPr>
+          <w:rFonts w:hint="eastAsia"/>
+        </w:rPr>
+        <w:t>基本</w:t>
+      </w:r>
+    </w:p>
+    <w:p>
+      <w:r>
+        <w:t>physical</w:t>
+      </w:r>
+      <w:r>
+        <w:t xml:space="preserve"> adj.</w:t>
+      </w:r>
+      <w:r>
+        <w:rPr>
+          <w:rFonts w:hint="eastAsia"/>
+        </w:rPr>
+        <w:t>身體</w:t>
+      </w:r>
+      <w:r>
+        <w:rPr>
+          <w:rFonts w:hint="eastAsia"/>
+        </w:rPr>
+        <w:t>/</w:t>
+      </w:r>
+      <w:r>
+        <w:rPr>
+          <w:rFonts w:hint="eastAsia"/>
+        </w:rPr>
+        <w:t>物質</w:t>
+      </w:r>
+      <w:r>
+        <w:rPr>
+          <w:rFonts w:hint="eastAsia"/>
+        </w:rPr>
+        <w:t>/</w:t>
+      </w:r>
+      <w:r>
+        <w:rPr>
+          <w:rFonts w:hint="eastAsia"/>
+        </w:rPr>
+        <w:t>物理、</w:t>
+      </w:r>
+      <w:r>
+        <w:t>cereal</w:t>
+      </w:r>
+      <w:r>
+        <w:rPr>
+          <w:rFonts w:hint="eastAsia"/>
+        </w:rPr>
+        <w:t xml:space="preserve"> </w:t>
+      </w:r>
+      <w:r>
+        <w:t xml:space="preserve">n. </w:t>
+      </w:r>
+      <w:r>
+        <w:rPr>
+          <w:rFonts w:hint="eastAsia"/>
+        </w:rPr>
+        <w:t>穀物</w:t>
+      </w:r>
+      <w:r>
+        <w:rPr>
+          <w:rFonts w:hint="eastAsia"/>
+        </w:rPr>
+        <w:t>、</w:t>
+      </w:r>
+      <w:r>
+        <w:t>nutritious</w:t>
+      </w:r>
+      <w:r>
+        <w:rPr>
+          <w:rFonts w:hint="eastAsia"/>
+        </w:rPr>
+        <w:t xml:space="preserve"> </w:t>
+      </w:r>
+      <w:r>
+        <w:t>adj.</w:t>
+      </w:r>
+      <w:r>
+        <w:rPr>
+          <w:rFonts w:hint="eastAsia"/>
+        </w:rPr>
+        <w:t>營養豐富</w:t>
+      </w:r>
+    </w:p>
+    <w:p>
+      <w:r>
+        <w:t>nutritious boost</w:t>
+      </w:r>
+      <w:r>
+        <w:rPr>
+          <w:rFonts w:hint="eastAsia"/>
+        </w:rPr>
+        <w:t>補充營養</w:t>
+      </w:r>
+      <w:r>
+        <w:rPr>
+          <w:rFonts w:hint="eastAsia"/>
+        </w:rPr>
+        <w:t>、</w:t>
+      </w:r>
+      <w:r>
+        <w:t>packed with</w:t>
+      </w:r>
+      <w:r>
+        <w:t>充滿了</w:t>
+      </w:r>
+      <w:r>
+        <w:t>…</w:t>
+      </w:r>
+      <w:proofErr w:type="gramStart"/>
+      <w:r>
+        <w:t>…</w:t>
+      </w:r>
+      <w:proofErr w:type="gramEnd"/>
+      <w:r>
+        <w:rPr>
+          <w:rFonts w:hint="eastAsia"/>
+        </w:rPr>
+        <w:t>、</w:t>
+      </w:r>
+      <w:r>
+        <w:t>whether</w:t>
+      </w:r>
+      <w:r>
+        <w:t xml:space="preserve"> </w:t>
+      </w:r>
+      <w:proofErr w:type="spellStart"/>
+      <w:r>
+        <w:t>conj</w:t>
+      </w:r>
+      <w:proofErr w:type="spellEnd"/>
+      <w:r>
+        <w:t xml:space="preserve"> .</w:t>
+      </w:r>
+      <w:r>
+        <w:rPr>
+          <w:rFonts w:hint="eastAsia"/>
+        </w:rPr>
+        <w:t>無論</w:t>
+      </w:r>
+    </w:p>
     <w:p>
       <w:pPr>
         <w:rPr>
           <w:rFonts w:hint="eastAsia"/>
         </w:rPr>
       </w:pPr>
-    </w:p>
-    <w:p>
-      <w:r>
-        <w:t>enhance</w:t>
-      </w:r>
-      <w:r>
-        <w:rPr>
-          <w:rFonts w:hint="eastAsia"/>
-        </w:rPr>
-        <w:t xml:space="preserve"> </w:t>
-      </w:r>
-      <w:r>
-        <w:t>v.</w:t>
-      </w:r>
-      <w:r>
-        <w:rPr>
-          <w:rFonts w:hint="eastAsia"/>
-        </w:rPr>
-        <w:t>提高</w:t>
-      </w:r>
-      <w:r>
-        <w:rPr>
-          <w:rFonts w:hint="eastAsia"/>
-        </w:rPr>
-        <w:t>/</w:t>
-      </w:r>
-      <w:r>
-        <w:rPr>
-          <w:rFonts w:hint="eastAsia"/>
-        </w:rPr>
-        <w:t>增強、</w:t>
-      </w:r>
-      <w:r>
-        <w:t>accessory</w:t>
+      <w:r>
+        <w:t>classic</w:t>
+      </w:r>
+      <w:r>
+        <w:t xml:space="preserve"> adj.</w:t>
+      </w:r>
+      <w:r>
+        <w:rPr>
+          <w:rFonts w:hint="eastAsia"/>
+        </w:rPr>
+        <w:t>經典的、</w:t>
+      </w:r>
+      <w:r>
+        <w:t>adventurous</w:t>
+      </w:r>
+      <w:r>
+        <w:rPr>
+          <w:rFonts w:hint="eastAsia"/>
+        </w:rPr>
+        <w:t xml:space="preserve"> </w:t>
+      </w:r>
+      <w:r>
+        <w:t>adj.</w:t>
+      </w:r>
+      <w:r>
+        <w:rPr>
+          <w:rFonts w:hint="eastAsia"/>
+        </w:rPr>
+        <w:t xml:space="preserve"> </w:t>
+      </w:r>
+      <w:r>
+        <w:rPr>
+          <w:rFonts w:hint="eastAsia"/>
+        </w:rPr>
+        <w:t>大膽創新的</w:t>
+      </w:r>
+      <w:r>
+        <w:rPr>
+          <w:rFonts w:hint="eastAsia"/>
+        </w:rPr>
+        <w:t>、</w:t>
+      </w:r>
+      <w:r>
+        <w:t>medley</w:t>
+      </w:r>
+      <w:r>
+        <w:t xml:space="preserve"> n.</w:t>
+      </w:r>
+      <w:r>
+        <w:rPr>
+          <w:rFonts w:hint="eastAsia"/>
+        </w:rPr>
+        <w:t>混合</w:t>
+      </w:r>
+    </w:p>
+    <w:p>
+      <w:pPr>
+        <w:rPr>
+          <w:rFonts w:hint="eastAsia"/>
+        </w:rPr>
+      </w:pPr>
+      <w:r>
+        <w:t>tasty meal</w:t>
+      </w:r>
+      <w:r>
+        <w:rPr>
+          <w:rFonts w:hint="eastAsia"/>
+        </w:rPr>
+        <w:t xml:space="preserve"> </w:t>
+      </w:r>
+      <w:r>
+        <w:rPr>
+          <w:rFonts w:hint="eastAsia"/>
+        </w:rPr>
+        <w:t>美味佳餚、</w:t>
+      </w:r>
+      <w:r>
+        <w:t>fuel</w:t>
       </w:r>
       <w:r>
         <w:rPr>
@@ -9275,34 +10446,10 @@
         <w:rPr>
           <w:rFonts w:hint="eastAsia"/>
         </w:rPr>
-        <w:t>配件</w:t>
-      </w:r>
-      <w:r>
-        <w:rPr>
-          <w:rFonts w:hint="eastAsia"/>
-        </w:rPr>
-        <w:t>/</w:t>
-      </w:r>
-      <w:r>
-        <w:rPr>
-          <w:rFonts w:hint="eastAsia"/>
-        </w:rPr>
-        <w:t>裝飾品</w:t>
-      </w:r>
-      <w:r>
-        <w:rPr>
-          <w:rFonts w:hint="eastAsia"/>
-        </w:rPr>
-        <w:t>/</w:t>
-      </w:r>
-      <w:r>
-        <w:rPr>
-          <w:rFonts w:hint="eastAsia"/>
-        </w:rPr>
-        <w:t>同謀、</w:t>
-      </w:r>
-      <w:r>
-        <w:t>influencer</w:t>
+        <w:t>燃料、</w:t>
+      </w:r>
+      <w:r>
+        <w:t>mineral</w:t>
       </w:r>
       <w:r>
         <w:rPr>
@@ -9317,866 +10464,10 @@
         <w:rPr>
           <w:rFonts w:hint="eastAsia"/>
         </w:rPr>
-        <w:t>影響者</w:t>
-      </w:r>
-    </w:p>
-    <w:p>
-      <w:r>
-        <w:t>collaboration</w:t>
-      </w:r>
-      <w:r>
-        <w:rPr>
-          <w:rFonts w:hint="eastAsia"/>
-        </w:rPr>
-        <w:t xml:space="preserve"> </w:t>
-      </w:r>
-      <w:r>
-        <w:t>n.</w:t>
-      </w:r>
-      <w:r>
-        <w:rPr>
-          <w:rFonts w:hint="eastAsia"/>
-        </w:rPr>
-        <w:t>合作、</w:t>
-      </w:r>
-      <w:r>
-        <w:t>internal</w:t>
-      </w:r>
-      <w:r>
-        <w:rPr>
-          <w:rFonts w:hint="eastAsia"/>
-        </w:rPr>
-        <w:t xml:space="preserve"> </w:t>
-      </w:r>
-      <w:r>
-        <w:t>adj.</w:t>
-      </w:r>
-      <w:r>
-        <w:rPr>
-          <w:rFonts w:hint="eastAsia"/>
-        </w:rPr>
-        <w:t>內部的、</w:t>
-      </w:r>
-      <w:r>
-        <w:t>achievement</w:t>
-      </w:r>
-      <w:r>
-        <w:rPr>
-          <w:rFonts w:hint="eastAsia"/>
-        </w:rPr>
-        <w:t xml:space="preserve"> </w:t>
-      </w:r>
-      <w:r>
-        <w:t>n.</w:t>
-      </w:r>
-      <w:r>
-        <w:rPr>
-          <w:rFonts w:hint="eastAsia"/>
-        </w:rPr>
-        <w:t>成就</w:t>
-      </w:r>
-      <w:r>
-        <w:rPr>
-          <w:rFonts w:hint="eastAsia"/>
-        </w:rPr>
-        <w:t>、</w:t>
-      </w:r>
-      <w:r>
-        <w:t>prototype</w:t>
-      </w:r>
-      <w:r>
-        <w:rPr>
-          <w:rFonts w:hint="eastAsia"/>
-        </w:rPr>
-        <w:t xml:space="preserve"> </w:t>
-      </w:r>
-      <w:r>
-        <w:t>n.</w:t>
-      </w:r>
-      <w:r>
-        <w:rPr>
-          <w:rFonts w:hint="eastAsia"/>
-        </w:rPr>
-        <w:t>原型</w:t>
-      </w:r>
-    </w:p>
-    <w:p>
-      <w:r>
-        <w:t>got off</w:t>
-      </w:r>
-      <w:r>
-        <w:rPr>
-          <w:rFonts w:hint="eastAsia"/>
-        </w:rPr>
-        <w:t>掛斷電話</w:t>
-      </w:r>
-      <w:r>
-        <w:rPr>
-          <w:rFonts w:hint="eastAsia"/>
-        </w:rPr>
-        <w:t>/</w:t>
-      </w:r>
-      <w:r>
-        <w:rPr>
-          <w:rFonts w:hint="eastAsia"/>
-        </w:rPr>
-        <w:t>下班</w:t>
-      </w:r>
-      <w:r>
-        <w:rPr>
-          <w:rFonts w:hint="eastAsia"/>
-        </w:rPr>
-        <w:t>/</w:t>
-      </w:r>
-      <w:r>
-        <w:rPr>
-          <w:rFonts w:hint="eastAsia"/>
-        </w:rPr>
-        <w:t>下車、</w:t>
-      </w:r>
-      <w:r>
-        <w:t>aiming for</w:t>
-      </w:r>
-      <w:r>
-        <w:rPr>
-          <w:rFonts w:hint="eastAsia"/>
-        </w:rPr>
-        <w:t>力爭…</w:t>
-      </w:r>
-      <w:proofErr w:type="gramStart"/>
-      <w:r>
-        <w:rPr>
-          <w:rFonts w:hint="eastAsia"/>
-        </w:rPr>
-        <w:t>…</w:t>
-      </w:r>
-      <w:proofErr w:type="gramEnd"/>
-      <w:r>
-        <w:rPr>
-          <w:rFonts w:hint="eastAsia"/>
-        </w:rPr>
-        <w:t>、</w:t>
-      </w:r>
-      <w:r>
-        <w:t>sleeker</w:t>
-      </w:r>
-      <w:r>
-        <w:rPr>
-          <w:rFonts w:hint="eastAsia"/>
-        </w:rPr>
-        <w:t xml:space="preserve"> </w:t>
-      </w:r>
-      <w:r>
-        <w:t>adj.</w:t>
-      </w:r>
-      <w:r>
-        <w:rPr>
-          <w:rFonts w:hint="eastAsia"/>
-        </w:rPr>
-        <w:t>更時尚</w:t>
-      </w:r>
-    </w:p>
-    <w:p>
-      <w:r>
-        <w:t>fierce</w:t>
-      </w:r>
-      <w:r>
-        <w:rPr>
-          <w:rFonts w:hint="eastAsia"/>
-        </w:rPr>
-        <w:t xml:space="preserve"> </w:t>
-      </w:r>
-      <w:r>
-        <w:t>adj.</w:t>
-      </w:r>
-      <w:r>
-        <w:rPr>
-          <w:rFonts w:hint="eastAsia"/>
-        </w:rPr>
-        <w:t>猛烈的、</w:t>
-      </w:r>
-      <w:r>
-        <w:t>stand out</w:t>
-      </w:r>
-      <w:r>
-        <w:rPr>
-          <w:rFonts w:hint="eastAsia"/>
-        </w:rPr>
-        <w:t>脫穎而出</w:t>
-      </w:r>
-      <w:r>
-        <w:rPr>
-          <w:rFonts w:hint="eastAsia"/>
-        </w:rPr>
-        <w:t>、</w:t>
-      </w:r>
-      <w:r>
-        <w:t>mass</w:t>
-      </w:r>
-      <w:r>
-        <w:rPr>
-          <w:rFonts w:hint="eastAsia"/>
-        </w:rPr>
-        <w:t xml:space="preserve"> </w:t>
-      </w:r>
-      <w:r>
-        <w:t>n.</w:t>
-      </w:r>
-      <w:r>
-        <w:rPr>
-          <w:rFonts w:hint="eastAsia"/>
-        </w:rPr>
-        <w:t>大量</w:t>
-      </w:r>
-      <w:r>
-        <w:rPr>
-          <w:rFonts w:hint="eastAsia"/>
-        </w:rPr>
-        <w:t>/</w:t>
-      </w:r>
-      <w:r>
-        <w:rPr>
-          <w:rFonts w:hint="eastAsia"/>
-        </w:rPr>
-        <w:t>批量</w:t>
-      </w:r>
-    </w:p>
-    <w:p>
-      <w:r>
-        <w:t>reaching out to</w:t>
-      </w:r>
-      <w:r>
-        <w:rPr>
-          <w:rFonts w:hint="eastAsia"/>
-        </w:rPr>
-        <w:t xml:space="preserve"> </w:t>
-      </w:r>
-      <w:r>
-        <w:rPr>
-          <w:rFonts w:hint="eastAsia"/>
-        </w:rPr>
-        <w:t>與…</w:t>
-      </w:r>
-      <w:proofErr w:type="gramStart"/>
-      <w:r>
-        <w:rPr>
-          <w:rFonts w:hint="eastAsia"/>
-        </w:rPr>
-        <w:t>…</w:t>
-      </w:r>
-      <w:proofErr w:type="gramEnd"/>
-      <w:r>
-        <w:rPr>
-          <w:rFonts w:hint="eastAsia"/>
-        </w:rPr>
-        <w:t>溝通</w:t>
-      </w:r>
-      <w:r>
-        <w:rPr>
-          <w:rFonts w:hint="eastAsia"/>
-        </w:rPr>
-        <w:t>、</w:t>
-      </w:r>
-      <w:r>
-        <w:t>buzz</w:t>
-      </w:r>
-      <w:r>
-        <w:rPr>
-          <w:rFonts w:hint="eastAsia"/>
-        </w:rPr>
-        <w:t xml:space="preserve"> </w:t>
-      </w:r>
-      <w:r>
-        <w:t>v.</w:t>
-      </w:r>
-      <w:r>
-        <w:rPr>
-          <w:rFonts w:hint="eastAsia"/>
-        </w:rPr>
-        <w:t>繁忙</w:t>
-      </w:r>
-      <w:r>
-        <w:rPr>
-          <w:rFonts w:hint="eastAsia"/>
-        </w:rPr>
-        <w:t>/</w:t>
-      </w:r>
-      <w:r>
-        <w:rPr>
-          <w:rFonts w:hint="eastAsia"/>
-        </w:rPr>
-        <w:t>充滿活力</w:t>
+        <w:t>礦物質</w:t>
       </w:r>
     </w:p>
     <w:p/>
-    <w:p>
-      <w:r>
-        <w:t>assign</w:t>
-      </w:r>
-      <w:r>
-        <w:rPr>
-          <w:rFonts w:hint="eastAsia"/>
-        </w:rPr>
-        <w:t xml:space="preserve"> </w:t>
-      </w:r>
-      <w:r>
-        <w:t>v.</w:t>
-      </w:r>
-      <w:r>
-        <w:rPr>
-          <w:rFonts w:hint="eastAsia"/>
-        </w:rPr>
-        <w:t>分配</w:t>
-      </w:r>
-      <w:r>
-        <w:rPr>
-          <w:rFonts w:hint="eastAsia"/>
-        </w:rPr>
-        <w:t>/</w:t>
-      </w:r>
-      <w:r>
-        <w:rPr>
-          <w:rFonts w:hint="eastAsia"/>
-        </w:rPr>
-        <w:t>指派、</w:t>
-      </w:r>
-      <w:r>
-        <w:t>time off</w:t>
-      </w:r>
-      <w:r>
-        <w:rPr>
-          <w:rFonts w:hint="eastAsia"/>
-        </w:rPr>
-        <w:t>休假、</w:t>
-      </w:r>
-      <w:r>
-        <w:t>status</w:t>
-      </w:r>
-      <w:r>
-        <w:rPr>
-          <w:rFonts w:hint="eastAsia"/>
-        </w:rPr>
-        <w:t xml:space="preserve"> </w:t>
-      </w:r>
-      <w:r>
-        <w:t>n.</w:t>
-      </w:r>
-      <w:r>
-        <w:rPr>
-          <w:rFonts w:hint="eastAsia"/>
-        </w:rPr>
-        <w:t>身分</w:t>
-      </w:r>
-      <w:r>
-        <w:rPr>
-          <w:rFonts w:hint="eastAsia"/>
-        </w:rPr>
-        <w:t>/</w:t>
-      </w:r>
-      <w:r>
-        <w:rPr>
-          <w:rFonts w:hint="eastAsia"/>
-        </w:rPr>
-        <w:t>狀態、</w:t>
-      </w:r>
-      <w:r>
-        <w:t>touch base</w:t>
-      </w:r>
-      <w:r>
-        <w:rPr>
-          <w:rFonts w:hint="eastAsia"/>
-        </w:rPr>
-        <w:t>與某人簡短聯繫</w:t>
-      </w:r>
-      <w:r>
-        <w:rPr>
-          <w:rFonts w:hint="eastAsia"/>
-        </w:rPr>
-        <w:t>、</w:t>
-      </w:r>
-      <w:r>
-        <w:t>incorporate</w:t>
-      </w:r>
-      <w:r>
-        <w:rPr>
-          <w:rFonts w:hint="eastAsia"/>
-        </w:rPr>
-        <w:t xml:space="preserve"> </w:t>
-      </w:r>
-      <w:r>
-        <w:t>v.</w:t>
-      </w:r>
-      <w:r>
-        <w:rPr>
-          <w:rFonts w:hint="eastAsia"/>
-        </w:rPr>
-        <w:t>包含</w:t>
-      </w:r>
-      <w:r>
-        <w:rPr>
-          <w:rFonts w:hint="eastAsia"/>
-        </w:rPr>
-        <w:t>/</w:t>
-      </w:r>
-      <w:r>
-        <w:rPr>
-          <w:rFonts w:hint="eastAsia"/>
-        </w:rPr>
-        <w:t>結合、</w:t>
-      </w:r>
-      <w:r>
-        <w:t>perspective</w:t>
-      </w:r>
-      <w:r>
-        <w:rPr>
-          <w:rFonts w:hint="eastAsia"/>
-        </w:rPr>
-        <w:t xml:space="preserve"> </w:t>
-      </w:r>
-      <w:r>
-        <w:t>n.</w:t>
-      </w:r>
-      <w:r>
-        <w:rPr>
-          <w:rFonts w:hint="eastAsia"/>
-        </w:rPr>
-        <w:t>觀點、</w:t>
-      </w:r>
-      <w:r>
-        <w:t>accordingly</w:t>
-      </w:r>
-      <w:r>
-        <w:rPr>
-          <w:rFonts w:hint="eastAsia"/>
-        </w:rPr>
-        <w:t xml:space="preserve"> </w:t>
-      </w:r>
-      <w:r>
-        <w:t>adv.</w:t>
-      </w:r>
-      <w:r>
-        <w:rPr>
-          <w:rFonts w:hint="eastAsia"/>
-        </w:rPr>
-        <w:t>相應地</w:t>
-      </w:r>
-    </w:p>
-    <w:p>
-      <w:pPr>
-        <w:rPr>
-          <w:rFonts w:hint="eastAsia"/>
-        </w:rPr>
-      </w:pPr>
-    </w:p>
-    <w:p>
-      <w:r>
-        <w:t>renewable</w:t>
-      </w:r>
-      <w:r>
-        <w:t xml:space="preserve"> adj.</w:t>
-      </w:r>
-      <w:r>
-        <w:rPr>
-          <w:rFonts w:hint="eastAsia"/>
-        </w:rPr>
-        <w:t>可再生的、</w:t>
-      </w:r>
-      <w:r>
-        <w:t>gather</w:t>
-      </w:r>
-      <w:r>
-        <w:t xml:space="preserve"> v.</w:t>
-      </w:r>
-      <w:r>
-        <w:rPr>
-          <w:rFonts w:hint="eastAsia"/>
-        </w:rPr>
-        <w:t>收集</w:t>
-      </w:r>
-      <w:r>
-        <w:rPr>
-          <w:rFonts w:hint="eastAsia"/>
-        </w:rPr>
-        <w:t>/</w:t>
-      </w:r>
-      <w:r>
-        <w:rPr>
-          <w:rFonts w:hint="eastAsia"/>
-        </w:rPr>
-        <w:t>聚集、</w:t>
-      </w:r>
-      <w:r>
-        <w:t>remarkable</w:t>
-      </w:r>
-      <w:r>
-        <w:rPr>
-          <w:rFonts w:hint="eastAsia"/>
-        </w:rPr>
-        <w:t xml:space="preserve"> </w:t>
-      </w:r>
-      <w:r>
-        <w:t>adj.</w:t>
-      </w:r>
-      <w:r>
-        <w:rPr>
-          <w:rFonts w:hint="eastAsia"/>
-        </w:rPr>
-        <w:t>非凡</w:t>
-      </w:r>
-      <w:r>
-        <w:rPr>
-          <w:rFonts w:hint="eastAsia"/>
-        </w:rPr>
-        <w:t>/</w:t>
-      </w:r>
-      <w:r>
-        <w:rPr>
-          <w:rFonts w:hint="eastAsia"/>
-        </w:rPr>
-        <w:t>引人注目</w:t>
-      </w:r>
-    </w:p>
-    <w:p>
-      <w:pPr>
-        <w:rPr>
-          <w:rFonts w:hint="eastAsia"/>
-        </w:rPr>
-      </w:pPr>
-      <w:r>
-        <w:t>pleasure</w:t>
-      </w:r>
-      <w:r>
-        <w:rPr>
-          <w:rFonts w:hint="eastAsia"/>
-        </w:rPr>
-        <w:t xml:space="preserve"> </w:t>
-      </w:r>
-      <w:r>
-        <w:t>n.</w:t>
-      </w:r>
-      <w:r>
-        <w:rPr>
-          <w:rFonts w:hint="eastAsia"/>
-        </w:rPr>
-        <w:t>滿意</w:t>
-      </w:r>
-      <w:r>
-        <w:rPr>
-          <w:rFonts w:hint="eastAsia"/>
-        </w:rPr>
-        <w:t>/</w:t>
-      </w:r>
-      <w:r>
-        <w:rPr>
-          <w:rFonts w:hint="eastAsia"/>
-        </w:rPr>
-        <w:t>快樂、</w:t>
-      </w:r>
-      <w:r>
-        <w:t>tirelessly</w:t>
-      </w:r>
-      <w:r>
-        <w:rPr>
-          <w:rFonts w:hint="eastAsia"/>
-        </w:rPr>
-        <w:t xml:space="preserve"> </w:t>
-      </w:r>
-      <w:r>
-        <w:t>adv.</w:t>
-      </w:r>
-      <w:r>
-        <w:rPr>
-          <w:rFonts w:hint="eastAsia"/>
-        </w:rPr>
-        <w:t xml:space="preserve"> </w:t>
-      </w:r>
-      <w:r>
-        <w:rPr>
-          <w:rFonts w:hint="eastAsia"/>
-        </w:rPr>
-        <w:t>不懈地</w:t>
-      </w:r>
-      <w:r>
-        <w:rPr>
-          <w:rFonts w:hint="eastAsia"/>
-        </w:rPr>
-        <w:t>、</w:t>
-      </w:r>
-      <w:r>
-        <w:t>carbon footprint</w:t>
-      </w:r>
-      <w:r>
-        <w:rPr>
-          <w:rFonts w:hint="eastAsia"/>
-        </w:rPr>
-        <w:t>碳足跡</w:t>
-      </w:r>
-    </w:p>
-    <w:p>
-      <w:r>
-        <w:t>eco-friendly</w:t>
-      </w:r>
-      <w:r>
-        <w:rPr>
-          <w:rFonts w:hint="eastAsia"/>
-        </w:rPr>
-        <w:t>環保的</w:t>
-      </w:r>
-      <w:r>
-        <w:rPr>
-          <w:rFonts w:hint="eastAsia"/>
-        </w:rPr>
-        <w:t>、</w:t>
-      </w:r>
-      <w:r>
-        <w:t>careful</w:t>
-      </w:r>
-      <w:r>
-        <w:t xml:space="preserve"> adj.</w:t>
-      </w:r>
-      <w:r>
-        <w:rPr>
-          <w:rFonts w:hint="eastAsia"/>
-        </w:rPr>
-        <w:t>小心</w:t>
-      </w:r>
-      <w:r>
-        <w:rPr>
-          <w:rFonts w:hint="eastAsia"/>
-        </w:rPr>
-        <w:t>/</w:t>
-      </w:r>
-      <w:proofErr w:type="gramStart"/>
-      <w:r>
-        <w:rPr>
-          <w:rFonts w:hint="eastAsia"/>
-        </w:rPr>
-        <w:t>ˇ</w:t>
-      </w:r>
-      <w:proofErr w:type="gramEnd"/>
-      <w:r>
-        <w:rPr>
-          <w:rFonts w:hint="eastAsia"/>
-        </w:rPr>
-        <w:t>仔細、</w:t>
-      </w:r>
-      <w:r>
-        <w:t>groundbreaking</w:t>
-      </w:r>
-      <w:r>
-        <w:rPr>
-          <w:rFonts w:hint="eastAsia"/>
-        </w:rPr>
-        <w:t>開創性的</w:t>
-      </w:r>
-    </w:p>
-    <w:p>
-      <w:r>
-        <w:t>aligns with</w:t>
-      </w:r>
-      <w:r>
-        <w:rPr>
-          <w:rFonts w:hint="eastAsia"/>
-        </w:rPr>
-        <w:t xml:space="preserve"> </w:t>
-      </w:r>
-      <w:r>
-        <w:rPr>
-          <w:rFonts w:hint="eastAsia"/>
-        </w:rPr>
-        <w:t>契合</w:t>
-      </w:r>
-      <w:r>
-        <w:rPr>
-          <w:rFonts w:hint="eastAsia"/>
-        </w:rPr>
-        <w:t>/</w:t>
-      </w:r>
-      <w:r>
-        <w:rPr>
-          <w:rFonts w:hint="eastAsia"/>
-        </w:rPr>
-        <w:t>與</w:t>
-      </w:r>
-      <w:r>
-        <w:rPr>
-          <w:rFonts w:hint="eastAsia"/>
-        </w:rPr>
-        <w:t>.</w:t>
-      </w:r>
-      <w:r>
-        <w:t>.</w:t>
-      </w:r>
-      <w:r>
-        <w:rPr>
-          <w:rFonts w:hint="eastAsia"/>
-        </w:rPr>
-        <w:t>一致、</w:t>
-      </w:r>
-      <w:r>
-        <w:t>promise</w:t>
-      </w:r>
-      <w:r>
-        <w:rPr>
-          <w:rFonts w:hint="eastAsia"/>
-        </w:rPr>
-        <w:t xml:space="preserve"> </w:t>
-      </w:r>
-      <w:r>
-        <w:t>v.</w:t>
-      </w:r>
-      <w:r>
-        <w:rPr>
-          <w:rFonts w:hint="eastAsia"/>
-        </w:rPr>
-        <w:t>保證</w:t>
-      </w:r>
-      <w:r>
-        <w:rPr>
-          <w:rFonts w:hint="eastAsia"/>
-        </w:rPr>
-        <w:t>/</w:t>
-      </w:r>
-      <w:r>
-        <w:rPr>
-          <w:rFonts w:hint="eastAsia"/>
-        </w:rPr>
-        <w:t>允諾、</w:t>
-      </w:r>
-      <w:r>
-        <w:t>substantial</w:t>
-      </w:r>
-      <w:r>
-        <w:rPr>
-          <w:rFonts w:hint="eastAsia"/>
-        </w:rPr>
-        <w:t xml:space="preserve"> </w:t>
-      </w:r>
-      <w:r>
-        <w:t>adj.</w:t>
-      </w:r>
-      <w:r>
-        <w:rPr>
-          <w:rFonts w:hint="eastAsia"/>
-        </w:rPr>
-        <w:t>可觀</w:t>
-      </w:r>
-      <w:r>
-        <w:rPr>
-          <w:rFonts w:hint="eastAsia"/>
-        </w:rPr>
-        <w:t>/</w:t>
-      </w:r>
-      <w:r>
-        <w:rPr>
-          <w:rFonts w:hint="eastAsia"/>
-        </w:rPr>
-        <w:t>重大</w:t>
-      </w:r>
-    </w:p>
-    <w:p>
-      <w:r>
-        <w:rPr>
-          <w:rFonts w:hint="eastAsia"/>
-        </w:rPr>
-        <w:t>l</w:t>
-      </w:r>
-      <w:r>
-        <w:t xml:space="preserve">ong-term </w:t>
-      </w:r>
-      <w:r>
-        <w:rPr>
-          <w:rFonts w:hint="eastAsia"/>
-        </w:rPr>
-        <w:t>長期、</w:t>
-      </w:r>
-      <w:r>
-        <w:t>applaud</w:t>
-      </w:r>
-      <w:r>
-        <w:rPr>
-          <w:rFonts w:hint="eastAsia"/>
-        </w:rPr>
-        <w:t xml:space="preserve"> </w:t>
-      </w:r>
-      <w:r>
-        <w:t>v.</w:t>
-      </w:r>
-      <w:r>
-        <w:rPr>
-          <w:rFonts w:hint="eastAsia"/>
-        </w:rPr>
-        <w:t>喝采</w:t>
-      </w:r>
-      <w:r>
-        <w:rPr>
-          <w:rFonts w:hint="eastAsia"/>
-        </w:rPr>
-        <w:t>/</w:t>
-      </w:r>
-      <w:r>
-        <w:rPr>
-          <w:rFonts w:hint="eastAsia"/>
-        </w:rPr>
-        <w:t>稱讚、</w:t>
-      </w:r>
-      <w:r>
-        <w:t>dedication</w:t>
-      </w:r>
-      <w:r>
-        <w:rPr>
-          <w:rFonts w:hint="eastAsia"/>
-        </w:rPr>
-        <w:t xml:space="preserve"> </w:t>
-      </w:r>
-      <w:r>
-        <w:t>n.</w:t>
-      </w:r>
-      <w:r>
-        <w:rPr>
-          <w:rFonts w:hint="eastAsia"/>
-        </w:rPr>
-        <w:t>奉獻</w:t>
-      </w:r>
-      <w:r>
-        <w:rPr>
-          <w:rFonts w:hint="eastAsia"/>
-        </w:rPr>
-        <w:t>/</w:t>
-      </w:r>
-      <w:r>
-        <w:rPr>
-          <w:rFonts w:hint="eastAsia"/>
-        </w:rPr>
-        <w:t>貢獻</w:t>
-      </w:r>
-    </w:p>
-    <w:p>
-      <w:r>
-        <w:t>sustainable</w:t>
-      </w:r>
-      <w:r>
-        <w:t xml:space="preserve"> adj.</w:t>
-      </w:r>
-      <w:r>
-        <w:rPr>
-          <w:rFonts w:hint="eastAsia"/>
-        </w:rPr>
-        <w:t>可持續的</w:t>
-      </w:r>
-      <w:r>
-        <w:rPr>
-          <w:rFonts w:hint="eastAsia"/>
-        </w:rPr>
-        <w:t>/</w:t>
-      </w:r>
-      <w:r>
-        <w:rPr>
-          <w:rFonts w:hint="eastAsia"/>
-        </w:rPr>
-        <w:t>永續</w:t>
-      </w:r>
-    </w:p>
     <w:p/>
     <w:p>
       <w:pPr>
@@ -10196,7 +10487,7 @@
 </file>
 
 <file path=word/endnotes.xml><?xml version="1.0" encoding="utf-8"?>
-<w:endnotes xmlns:wpc="http://schemas.microsoft.com/office/word/2010/wordprocessingCanvas" xmlns:cx="http://schemas.microsoft.com/office/drawing/2014/chartex" xmlns:cx1="http://schemas.microsoft.com/office/drawing/2015/9/8/chartex" xmlns:cx2="http://schemas.microsoft.com/office/drawing/2015/10/21/chartex" xmlns:cx3="http://schemas.microsoft.com/office/drawing/2016/5/9/chartex" xmlns:cx4="http://schemas.microsoft.com/office/drawing/2016/5/10/chartex" xmlns:cx5="http://schemas.microsoft.com/office/drawing/2016/5/11/chartex" xmlns:cx6="http://schemas.microsoft.com/office/drawing/2016/5/12/chartex" xmlns:cx7="http://schemas.microsoft.com/office/drawing/2016/5/13/chartex" xmlns:cx8="http://schemas.microsoft.com/office/drawing/2016/5/14/chartex" xmlns:mc="http://schemas.openxmlformats.org/markup-compatibility/2006" xmlns:aink="http://schemas.microsoft.com/office/drawing/2016/ink" xmlns:am3d="http://schemas.microsoft.com/office/drawing/2017/model3d" xmlns:o="urn:schemas-microsoft-com:office:office" xmlns:r="http://schemas.openxmlformats.org/officeDocument/2006/relationships" xmlns:m="http://schemas.openxmlformats.org/officeDocument/2006/math" xmlns:v="urn:schemas-microsoft-com:vml" xmlns:wp14="http://schemas.microsoft.com/office/word/2010/wordprocessingDrawing" xmlns:wp="http://schemas.openxmlformats.org/drawingml/2006/wordprocessingDrawing" xmlns:w10="urn:schemas-microsoft-com:office:word" xmlns:w="http://schemas.openxmlformats.org/wordprocessingml/2006/main" xmlns:w14="http://schemas.microsoft.com/office/word/2010/wordml" xmlns:w15="http://schemas.microsoft.com/office/word/2012/wordml" xmlns:w16cex="http://schemas.microsoft.com/office/word/2018/wordml/cex" xmlns:w16cid="http://schemas.microsoft.com/office/word/2016/wordml/cid" xmlns:w16="http://schemas.microsoft.com/office/word/2018/wordml" xmlns:w16sdtdh="http://schemas.microsoft.com/office/word/2020/wordml/sdtdatahash" xmlns:w16se="http://schemas.microsoft.com/office/word/2015/wordml/symex" xmlns:wpg="http://schemas.microsoft.com/office/word/2010/wordprocessingGroup" xmlns:wpi="http://schemas.microsoft.com/office/word/2010/wordprocessingInk" xmlns:wne="http://schemas.microsoft.com/office/word/2006/wordml" xmlns:wps="http://schemas.microsoft.com/office/word/2010/wordprocessingShape" mc:Ignorable="w14 w15 w16se w16cid w16 w16cex w16sdtdh wp14">
+<w:endnotes xmlns:wpc="http://schemas.microsoft.com/office/word/2010/wordprocessingCanvas" xmlns:cx="http://schemas.microsoft.com/office/drawing/2014/chartex" xmlns:cx1="http://schemas.microsoft.com/office/drawing/2015/9/8/chartex" xmlns:cx2="http://schemas.microsoft.com/office/drawing/2015/10/21/chartex" xmlns:cx3="http://schemas.microsoft.com/office/drawing/2016/5/9/chartex" xmlns:cx4="http://schemas.microsoft.com/office/drawing/2016/5/10/chartex" xmlns:cx5="http://schemas.microsoft.com/office/drawing/2016/5/11/chartex" xmlns:cx6="http://schemas.microsoft.com/office/drawing/2016/5/12/chartex" xmlns:cx7="http://schemas.microsoft.com/office/drawing/2016/5/13/chartex" xmlns:cx8="http://schemas.microsoft.com/office/drawing/2016/5/14/chartex" xmlns:mc="http://schemas.openxmlformats.org/markup-compatibility/2006" xmlns:aink="http://schemas.microsoft.com/office/drawing/2016/ink" xmlns:am3d="http://schemas.microsoft.com/office/drawing/2017/model3d" xmlns:o="urn:schemas-microsoft-com:office:office" xmlns:oel="http://schemas.microsoft.com/office/2019/extlst" xmlns:r="http://schemas.openxmlformats.org/officeDocument/2006/relationships" xmlns:m="http://schemas.openxmlformats.org/officeDocument/2006/math" xmlns:v="urn:schemas-microsoft-com:vml" xmlns:wp14="http://schemas.microsoft.com/office/word/2010/wordprocessingDrawing" xmlns:wp="http://schemas.openxmlformats.org/drawingml/2006/wordprocessingDrawing" xmlns:w10="urn:schemas-microsoft-com:office:word" xmlns:w="http://schemas.openxmlformats.org/wordprocessingml/2006/main" xmlns:w14="http://schemas.microsoft.com/office/word/2010/wordml" xmlns:w15="http://schemas.microsoft.com/office/word/2012/wordml" xmlns:w16cex="http://schemas.microsoft.com/office/word/2018/wordml/cex" xmlns:w16cid="http://schemas.microsoft.com/office/word/2016/wordml/cid" xmlns:w16="http://schemas.microsoft.com/office/word/2018/wordml" xmlns:w16du="http://schemas.microsoft.com/office/word/2023/wordml/word16du" xmlns:w16sdtdh="http://schemas.microsoft.com/office/word/2020/wordml/sdtdatahash" xmlns:w16se="http://schemas.microsoft.com/office/word/2015/wordml/symex" xmlns:wpg="http://schemas.microsoft.com/office/word/2010/wordprocessingGroup" xmlns:wpi="http://schemas.microsoft.com/office/word/2010/wordprocessingInk" xmlns:wne="http://schemas.microsoft.com/office/word/2006/wordml" xmlns:wps="http://schemas.microsoft.com/office/word/2010/wordprocessingShape" mc:Ignorable="w14 w15 w16se w16cid w16 w16cex w16sdtdh wp14">
   <w:endnote w:type="separator" w:id="-1">
     <w:p>
       <w:r>
@@ -10215,7 +10506,7 @@
 </file>
 
 <file path=word/footnotes.xml><?xml version="1.0" encoding="utf-8"?>
-<w:footnotes xmlns:wpc="http://schemas.microsoft.com/office/word/2010/wordprocessingCanvas" xmlns:cx="http://schemas.microsoft.com/office/drawing/2014/chartex" xmlns:cx1="http://schemas.microsoft.com/office/drawing/2015/9/8/chartex" xmlns:cx2="http://schemas.microsoft.com/office/drawing/2015/10/21/chartex" xmlns:cx3="http://schemas.microsoft.com/office/drawing/2016/5/9/chartex" xmlns:cx4="http://schemas.microsoft.com/office/drawing/2016/5/10/chartex" xmlns:cx5="http://schemas.microsoft.com/office/drawing/2016/5/11/chartex" xmlns:cx6="http://schemas.microsoft.com/office/drawing/2016/5/12/chartex" xmlns:cx7="http://schemas.microsoft.com/office/drawing/2016/5/13/chartex" xmlns:cx8="http://schemas.microsoft.com/office/drawing/2016/5/14/chartex" xmlns:mc="http://schemas.openxmlformats.org/markup-compatibility/2006" xmlns:aink="http://schemas.microsoft.com/office/drawing/2016/ink" xmlns:am3d="http://schemas.microsoft.com/office/drawing/2017/model3d" xmlns:o="urn:schemas-microsoft-com:office:office" xmlns:r="http://schemas.openxmlformats.org/officeDocument/2006/relationships" xmlns:m="http://schemas.openxmlformats.org/officeDocument/2006/math" xmlns:v="urn:schemas-microsoft-com:vml" xmlns:wp14="http://schemas.microsoft.com/office/word/2010/wordprocessingDrawing" xmlns:wp="http://schemas.openxmlformats.org/drawingml/2006/wordprocessingDrawing" xmlns:w10="urn:schemas-microsoft-com:office:word" xmlns:w="http://schemas.openxmlformats.org/wordprocessingml/2006/main" xmlns:w14="http://schemas.microsoft.com/office/word/2010/wordml" xmlns:w15="http://schemas.microsoft.com/office/word/2012/wordml" xmlns:w16cex="http://schemas.microsoft.com/office/word/2018/wordml/cex" xmlns:w16cid="http://schemas.microsoft.com/office/word/2016/wordml/cid" xmlns:w16="http://schemas.microsoft.com/office/word/2018/wordml" xmlns:w16sdtdh="http://schemas.microsoft.com/office/word/2020/wordml/sdtdatahash" xmlns:w16se="http://schemas.microsoft.com/office/word/2015/wordml/symex" xmlns:wpg="http://schemas.microsoft.com/office/word/2010/wordprocessingGroup" xmlns:wpi="http://schemas.microsoft.com/office/word/2010/wordprocessingInk" xmlns:wne="http://schemas.microsoft.com/office/word/2006/wordml" xmlns:wps="http://schemas.microsoft.com/office/word/2010/wordprocessingShape" mc:Ignorable="w14 w15 w16se w16cid w16 w16cex w16sdtdh wp14">
+<w:footnotes xmlns:wpc="http://schemas.microsoft.com/office/word/2010/wordprocessingCanvas" xmlns:cx="http://schemas.microsoft.com/office/drawing/2014/chartex" xmlns:cx1="http://schemas.microsoft.com/office/drawing/2015/9/8/chartex" xmlns:cx2="http://schemas.microsoft.com/office/drawing/2015/10/21/chartex" xmlns:cx3="http://schemas.microsoft.com/office/drawing/2016/5/9/chartex" xmlns:cx4="http://schemas.microsoft.com/office/drawing/2016/5/10/chartex" xmlns:cx5="http://schemas.microsoft.com/office/drawing/2016/5/11/chartex" xmlns:cx6="http://schemas.microsoft.com/office/drawing/2016/5/12/chartex" xmlns:cx7="http://schemas.microsoft.com/office/drawing/2016/5/13/chartex" xmlns:cx8="http://schemas.microsoft.com/office/drawing/2016/5/14/chartex" xmlns:mc="http://schemas.openxmlformats.org/markup-compatibility/2006" xmlns:aink="http://schemas.microsoft.com/office/drawing/2016/ink" xmlns:am3d="http://schemas.microsoft.com/office/drawing/2017/model3d" xmlns:o="urn:schemas-microsoft-com:office:office" xmlns:oel="http://schemas.microsoft.com/office/2019/extlst" xmlns:r="http://schemas.openxmlformats.org/officeDocument/2006/relationships" xmlns:m="http://schemas.openxmlformats.org/officeDocument/2006/math" xmlns:v="urn:schemas-microsoft-com:vml" xmlns:wp14="http://schemas.microsoft.com/office/word/2010/wordprocessingDrawing" xmlns:wp="http://schemas.openxmlformats.org/drawingml/2006/wordprocessingDrawing" xmlns:w10="urn:schemas-microsoft-com:office:word" xmlns:w="http://schemas.openxmlformats.org/wordprocessingml/2006/main" xmlns:w14="http://schemas.microsoft.com/office/word/2010/wordml" xmlns:w15="http://schemas.microsoft.com/office/word/2012/wordml" xmlns:w16cex="http://schemas.microsoft.com/office/word/2018/wordml/cex" xmlns:w16cid="http://schemas.microsoft.com/office/word/2016/wordml/cid" xmlns:w16="http://schemas.microsoft.com/office/word/2018/wordml" xmlns:w16du="http://schemas.microsoft.com/office/word/2023/wordml/word16du" xmlns:w16sdtdh="http://schemas.microsoft.com/office/word/2020/wordml/sdtdatahash" xmlns:w16se="http://schemas.microsoft.com/office/word/2015/wordml/symex" xmlns:wpg="http://schemas.microsoft.com/office/word/2010/wordprocessingGroup" xmlns:wpi="http://schemas.microsoft.com/office/word/2010/wordprocessingInk" xmlns:wne="http://schemas.microsoft.com/office/word/2006/wordml" xmlns:wps="http://schemas.microsoft.com/office/word/2010/wordprocessingShape" mc:Ignorable="w14 w15 w16se w16cid w16 w16cex w16sdtdh wp14">
   <w:footnote w:type="separator" w:id="-1">
     <w:p>
       <w:r>

--- a/碩一/TOEIC/聽力單字.docx
+++ b/碩一/TOEIC/聽力單字.docx
@@ -1,6 +1,6 @@
 
 <file path=word/document.xml><?xml version="1.0" encoding="utf-8"?>
-<w:document xmlns:wpc="http://schemas.microsoft.com/office/word/2010/wordprocessingCanvas" xmlns:cx="http://schemas.microsoft.com/office/drawing/2014/chartex" xmlns:cx1="http://schemas.microsoft.com/office/drawing/2015/9/8/chartex" xmlns:cx2="http://schemas.microsoft.com/office/drawing/2015/10/21/chartex" xmlns:cx3="http://schemas.microsoft.com/office/drawing/2016/5/9/chartex" xmlns:cx4="http://schemas.microsoft.com/office/drawing/2016/5/10/chartex" xmlns:cx5="http://schemas.microsoft.com/office/drawing/2016/5/11/chartex" xmlns:cx6="http://schemas.microsoft.com/office/drawing/2016/5/12/chartex" xmlns:cx7="http://schemas.microsoft.com/office/drawing/2016/5/13/chartex" xmlns:cx8="http://schemas.microsoft.com/office/drawing/2016/5/14/chartex" xmlns:mc="http://schemas.openxmlformats.org/markup-compatibility/2006" xmlns:aink="http://schemas.microsoft.com/office/drawing/2016/ink" xmlns:am3d="http://schemas.microsoft.com/office/drawing/2017/model3d" xmlns:o="urn:schemas-microsoft-com:office:office" xmlns:oel="http://schemas.microsoft.com/office/2019/extlst" xmlns:r="http://schemas.openxmlformats.org/officeDocument/2006/relationships" xmlns:m="http://schemas.openxmlformats.org/officeDocument/2006/math" xmlns:v="urn:schemas-microsoft-com:vml" xmlns:wp14="http://schemas.microsoft.com/office/word/2010/wordprocessingDrawing" xmlns:wp="http://schemas.openxmlformats.org/drawingml/2006/wordprocessingDrawing" xmlns:w10="urn:schemas-microsoft-com:office:word" xmlns:w="http://schemas.openxmlformats.org/wordprocessingml/2006/main" xmlns:w14="http://schemas.microsoft.com/office/word/2010/wordml" xmlns:w15="http://schemas.microsoft.com/office/word/2012/wordml" xmlns:w16cex="http://schemas.microsoft.com/office/word/2018/wordml/cex" xmlns:w16cid="http://schemas.microsoft.com/office/word/2016/wordml/cid" xmlns:w16="http://schemas.microsoft.com/office/word/2018/wordml" xmlns:w16du="http://schemas.microsoft.com/office/word/2023/wordml/word16du" xmlns:w16sdtdh="http://schemas.microsoft.com/office/word/2020/wordml/sdtdatahash" xmlns:w16se="http://schemas.microsoft.com/office/word/2015/wordml/symex" xmlns:wpg="http://schemas.microsoft.com/office/word/2010/wordprocessingGroup" xmlns:wpi="http://schemas.microsoft.com/office/word/2010/wordprocessingInk" xmlns:wne="http://schemas.microsoft.com/office/word/2006/wordml" xmlns:wps="http://schemas.microsoft.com/office/word/2010/wordprocessingShape" mc:Ignorable="w14 w15 w16se w16cid w16 w16cex w16sdtdh wp14">
+<w:document xmlns:wpc="http://schemas.microsoft.com/office/word/2010/wordprocessingCanvas" xmlns:cx="http://schemas.microsoft.com/office/drawing/2014/chartex" xmlns:cx1="http://schemas.microsoft.com/office/drawing/2015/9/8/chartex" xmlns:cx2="http://schemas.microsoft.com/office/drawing/2015/10/21/chartex" xmlns:cx3="http://schemas.microsoft.com/office/drawing/2016/5/9/chartex" xmlns:cx4="http://schemas.microsoft.com/office/drawing/2016/5/10/chartex" xmlns:cx5="http://schemas.microsoft.com/office/drawing/2016/5/11/chartex" xmlns:cx6="http://schemas.microsoft.com/office/drawing/2016/5/12/chartex" xmlns:cx7="http://schemas.microsoft.com/office/drawing/2016/5/13/chartex" xmlns:cx8="http://schemas.microsoft.com/office/drawing/2016/5/14/chartex" xmlns:mc="http://schemas.openxmlformats.org/markup-compatibility/2006" xmlns:aink="http://schemas.microsoft.com/office/drawing/2016/ink" xmlns:am3d="http://schemas.microsoft.com/office/drawing/2017/model3d" xmlns:o="urn:schemas-microsoft-com:office:office" xmlns:r="http://schemas.openxmlformats.org/officeDocument/2006/relationships" xmlns:m="http://schemas.openxmlformats.org/officeDocument/2006/math" xmlns:v="urn:schemas-microsoft-com:vml" xmlns:wp14="http://schemas.microsoft.com/office/word/2010/wordprocessingDrawing" xmlns:wp="http://schemas.openxmlformats.org/drawingml/2006/wordprocessingDrawing" xmlns:w10="urn:schemas-microsoft-com:office:word" xmlns:w="http://schemas.openxmlformats.org/wordprocessingml/2006/main" xmlns:w14="http://schemas.microsoft.com/office/word/2010/wordml" xmlns:w15="http://schemas.microsoft.com/office/word/2012/wordml" xmlns:w16cex="http://schemas.microsoft.com/office/word/2018/wordml/cex" xmlns:w16cid="http://schemas.microsoft.com/office/word/2016/wordml/cid" xmlns:w16="http://schemas.microsoft.com/office/word/2018/wordml" xmlns:w16sdtdh="http://schemas.microsoft.com/office/word/2020/wordml/sdtdatahash" xmlns:w16se="http://schemas.microsoft.com/office/word/2015/wordml/symex" xmlns:wpg="http://schemas.microsoft.com/office/word/2010/wordprocessingGroup" xmlns:wpi="http://schemas.microsoft.com/office/word/2010/wordprocessingInk" xmlns:wne="http://schemas.microsoft.com/office/word/2006/wordml" xmlns:wps="http://schemas.microsoft.com/office/word/2010/wordprocessingShape" mc:Ignorable="w14 w15 w16se w16cid w16 w16cex w16sdtdh wp14">
   <w:body>
     <w:p>
       <w:r>
@@ -299,14 +299,130 @@
         </w:rPr>
         <w:t xml:space="preserve"> </w:t>
       </w:r>
-      <w:proofErr w:type="gramStart"/>
-      <w:r>
-        <w:rPr>
-          <w:rFonts w:hint="eastAsia"/>
-        </w:rPr>
-        <w:t>桌遊</w:t>
-      </w:r>
-      <w:proofErr w:type="gramEnd"/>
+      <w:r>
+        <w:rPr>
+          <w:rFonts w:hint="eastAsia"/>
+        </w:rPr>
+        <w:t>桌遊、</w:t>
+      </w:r>
+      <w:r>
+        <w:t>looking forward to</w:t>
+      </w:r>
+      <w:r>
+        <w:t xml:space="preserve"> </w:t>
+      </w:r>
+      <w:r>
+        <w:rPr>
+          <w:rFonts w:hint="eastAsia"/>
+        </w:rPr>
+        <w:t>期待、</w:t>
+      </w:r>
+      <w:r>
+        <w:t>down the hall</w:t>
+      </w:r>
+      <w:r>
+        <w:rPr>
+          <w:rFonts w:hint="eastAsia"/>
+        </w:rPr>
+        <w:t>在走廊盡頭</w:t>
+      </w:r>
+    </w:p>
+    <w:p>
+      <w:r>
+        <w:t>expedition</w:t>
+      </w:r>
+      <w:r>
+        <w:rPr>
+          <w:rFonts w:hint="eastAsia"/>
+        </w:rPr>
+        <w:t xml:space="preserve"> n</w:t>
+      </w:r>
+      <w:r>
+        <w:t>.</w:t>
+      </w:r>
+      <w:r>
+        <w:rPr>
+          <w:rFonts w:hint="eastAsia"/>
+        </w:rPr>
+        <w:t>探險</w:t>
+      </w:r>
+      <w:r>
+        <w:rPr>
+          <w:rFonts w:hint="eastAsia"/>
+        </w:rPr>
+        <w:t>/</w:t>
+      </w:r>
+      <w:r>
+        <w:rPr>
+          <w:rFonts w:hint="eastAsia"/>
+        </w:rPr>
+        <w:t>考察、</w:t>
+      </w:r>
+      <w:r>
+        <w:rPr>
+          <w:rFonts w:hint="eastAsia"/>
+        </w:rPr>
+        <w:t>c</w:t>
+      </w:r>
+      <w:r>
+        <w:t>amping n.</w:t>
+      </w:r>
+      <w:r>
+        <w:rPr>
+          <w:rFonts w:hint="eastAsia"/>
+        </w:rPr>
+        <w:t>露營、</w:t>
+      </w:r>
+      <w:r>
+        <w:t>park ranger</w:t>
+      </w:r>
+      <w:r>
+        <w:rPr>
+          <w:rFonts w:hint="eastAsia"/>
+        </w:rPr>
+        <w:t xml:space="preserve"> </w:t>
+      </w:r>
+      <w:r>
+        <w:rPr>
+          <w:rFonts w:hint="eastAsia"/>
+        </w:rPr>
+        <w:t>公園管理員</w:t>
+      </w:r>
+    </w:p>
+    <w:p>
+      <w:r>
+        <w:t>broken tent</w:t>
+      </w:r>
+      <w:r>
+        <w:rPr>
+          <w:rFonts w:hint="eastAsia"/>
+        </w:rPr>
+        <w:t xml:space="preserve"> </w:t>
+      </w:r>
+      <w:r>
+        <w:rPr>
+          <w:rFonts w:hint="eastAsia"/>
+        </w:rPr>
+        <w:t>壞掉的帳篷</w:t>
+      </w:r>
+    </w:p>
+    <w:p/>
+    <w:p>
+      <w:r>
+        <w:t>hiking trail</w:t>
+      </w:r>
+      <w:r>
+        <w:rPr>
+          <w:rFonts w:hint="eastAsia"/>
+        </w:rPr>
+        <w:t xml:space="preserve"> </w:t>
+      </w:r>
+      <w:r>
+        <w:rPr>
+          <w:rFonts w:hint="eastAsia"/>
+        </w:rPr>
+        <w:t>登山步道</w:t>
+      </w:r>
       <w:r>
         <w:rPr>
           <w:rFonts w:hint="eastAsia"/>
@@ -314,122 +430,242 @@
         <w:t>、</w:t>
       </w:r>
       <w:r>
-        <w:t>looking forward to</w:t>
-      </w:r>
-      <w:r>
-        <w:t xml:space="preserve"> </w:t>
-      </w:r>
-      <w:r>
-        <w:rPr>
-          <w:rFonts w:hint="eastAsia"/>
-        </w:rPr>
-        <w:t>期待、</w:t>
-      </w:r>
-      <w:r>
-        <w:t>down the hall</w:t>
-      </w:r>
-      <w:r>
-        <w:rPr>
-          <w:rFonts w:hint="eastAsia"/>
-        </w:rPr>
-        <w:t>在走廊盡頭</w:t>
-      </w:r>
-    </w:p>
-    <w:p>
-      <w:r>
-        <w:t>expedition</w:t>
-      </w:r>
-      <w:r>
-        <w:rPr>
-          <w:rFonts w:hint="eastAsia"/>
-        </w:rPr>
+        <w:rPr>
+          <w:rFonts w:hint="eastAsia"/>
+        </w:rPr>
+        <w:t>s</w:t>
+      </w:r>
+      <w:r>
+        <w:t>targazing n.</w:t>
+      </w:r>
+      <w:r>
+        <w:rPr>
+          <w:rFonts w:hint="eastAsia"/>
+        </w:rPr>
+        <w:t>觀星</w:t>
+      </w:r>
+    </w:p>
+    <w:p/>
+    <w:p>
+      <w:r>
+        <w:t>informed</w:t>
+      </w:r>
+      <w:r>
+        <w:rPr>
+          <w:rFonts w:hint="eastAsia"/>
+        </w:rPr>
+        <w:t xml:space="preserve"> </w:t>
+      </w:r>
+      <w:r>
+        <w:t xml:space="preserve">adj </w:t>
+      </w:r>
+      <w:r>
+        <w:rPr>
+          <w:rFonts w:hint="eastAsia"/>
+        </w:rPr>
+        <w:t>知情</w:t>
+      </w:r>
+      <w:r>
+        <w:rPr>
+          <w:rFonts w:hint="eastAsia"/>
+        </w:rPr>
+        <w:t>/</w:t>
+      </w:r>
+      <w:r>
+        <w:rPr>
+          <w:rFonts w:hint="eastAsia"/>
+        </w:rPr>
+        <w:t>見多識廣、</w:t>
+      </w:r>
+      <w:r>
+        <w:t>hung up</w:t>
+      </w:r>
+      <w:r>
+        <w:rPr>
+          <w:rFonts w:hint="eastAsia"/>
+        </w:rPr>
+        <w:t xml:space="preserve"> </w:t>
+      </w:r>
+      <w:r>
+        <w:rPr>
+          <w:rFonts w:hint="eastAsia"/>
+        </w:rPr>
+        <w:t>焦慮</w:t>
+      </w:r>
+      <w:r>
+        <w:rPr>
+          <w:rFonts w:hint="eastAsia"/>
+        </w:rPr>
+        <w:t>/</w:t>
+      </w:r>
+      <w:r>
+        <w:rPr>
+          <w:rFonts w:hint="eastAsia"/>
+        </w:rPr>
+        <w:t>煩惱</w:t>
+      </w:r>
+      <w:r>
+        <w:rPr>
+          <w:rFonts w:hint="eastAsia"/>
+        </w:rPr>
+        <w:t>/</w:t>
+      </w:r>
+      <w:r>
+        <w:t>懸掛</w:t>
+      </w:r>
+      <w:r>
+        <w:rPr>
+          <w:rFonts w:hint="eastAsia"/>
+        </w:rPr>
+        <w:t>、</w:t>
+      </w:r>
+      <w:r>
+        <w:rPr>
+          <w:rFonts w:hint="eastAsia"/>
+        </w:rPr>
+        <w:t>a</w:t>
+      </w:r>
+      <w:r>
+        <w:t xml:space="preserve">rtwork n </w:t>
+      </w:r>
+      <w:r>
+        <w:rPr>
+          <w:rFonts w:hint="eastAsia"/>
+        </w:rPr>
+        <w:t>藝術品</w:t>
+      </w:r>
+    </w:p>
+    <w:p>
+      <w:r>
+        <w:t>restoration</w:t>
+      </w:r>
+      <w:r>
         <w:t xml:space="preserve"> n</w:t>
       </w:r>
       <w:r>
+        <w:rPr>
+          <w:rFonts w:hint="eastAsia"/>
+        </w:rPr>
+        <w:t>恢復</w:t>
+      </w:r>
+      <w:r>
+        <w:rPr>
+          <w:rFonts w:hint="eastAsia"/>
+        </w:rPr>
+        <w:t>/</w:t>
+      </w:r>
+      <w:r>
+        <w:rPr>
+          <w:rFonts w:hint="eastAsia"/>
+        </w:rPr>
+        <w:t>修復</w:t>
+      </w:r>
+      <w:r>
+        <w:rPr>
+          <w:rFonts w:hint="eastAsia"/>
+        </w:rPr>
+        <w:t>、</w:t>
+      </w:r>
+      <w:r>
+        <w:rPr>
+          <w:rFonts w:hint="eastAsia"/>
+        </w:rPr>
+        <w:t>r</w:t>
+      </w:r>
+      <w:r>
+        <w:t>emind v</w:t>
+      </w:r>
+      <w:r>
+        <w:rPr>
+          <w:rFonts w:hint="eastAsia"/>
+        </w:rPr>
+        <w:t>提醒、</w:t>
+      </w:r>
+      <w:r>
+        <w:t>inform</w:t>
+      </w:r>
+      <w:r>
+        <w:rPr>
+          <w:rFonts w:hint="eastAsia"/>
+        </w:rPr>
+        <w:t xml:space="preserve"> v</w:t>
+      </w:r>
+      <w:r>
+        <w:rPr>
+          <w:rFonts w:hint="eastAsia"/>
+        </w:rPr>
+        <w:t>通知</w:t>
+      </w:r>
+    </w:p>
+    <w:p>
+      <w:r>
+        <w:rPr>
+          <w:rFonts w:hint="eastAsia"/>
+        </w:rPr>
+        <w:t>u</w:t>
+      </w:r>
+      <w:r>
+        <w:t xml:space="preserve">nauthorized adj </w:t>
+      </w:r>
+      <w:r>
+        <w:rPr>
+          <w:rFonts w:hint="eastAsia"/>
+        </w:rPr>
+        <w:t>未經許可、</w:t>
+      </w:r>
+      <w:r>
+        <w:rPr>
+          <w:rFonts w:hint="eastAsia"/>
+        </w:rPr>
+        <w:t>f</w:t>
+      </w:r>
+      <w:r>
+        <w:t xml:space="preserve">ill in </w:t>
+      </w:r>
+      <w:r>
+        <w:rPr>
+          <w:rFonts w:hint="eastAsia"/>
+        </w:rPr>
+        <w:t>填寫</w:t>
+      </w:r>
+      <w:r>
+        <w:rPr>
+          <w:rFonts w:hint="eastAsia"/>
+        </w:rPr>
+        <w:t>/</w:t>
+      </w:r>
+      <w:r>
+        <w:rPr>
+          <w:rFonts w:hint="eastAsia"/>
+        </w:rPr>
+        <w:t>代替</w:t>
+      </w:r>
+    </w:p>
+    <w:p/>
+    <w:p>
+      <w:r>
+        <w:t>consultancy</w:t>
+      </w:r>
+      <w:r>
+        <w:rPr>
+          <w:rFonts w:hint="eastAsia"/>
+        </w:rPr>
+        <w:t xml:space="preserve"> n</w:t>
+      </w:r>
+      <w:r>
         <w:t>.</w:t>
       </w:r>
       <w:r>
         <w:rPr>
           <w:rFonts w:hint="eastAsia"/>
         </w:rPr>
-        <w:t>探險</w:t>
-      </w:r>
-      <w:r>
-        <w:rPr>
-          <w:rFonts w:hint="eastAsia"/>
-        </w:rPr>
-        <w:t>/</w:t>
-      </w:r>
-      <w:r>
-        <w:rPr>
-          <w:rFonts w:hint="eastAsia"/>
-        </w:rPr>
-        <w:t>考察、</w:t>
-      </w:r>
-      <w:r>
-        <w:rPr>
-          <w:rFonts w:hint="eastAsia"/>
-        </w:rPr>
-        <w:t>c</w:t>
-      </w:r>
-      <w:r>
-        <w:t>amping n.</w:t>
-      </w:r>
-      <w:r>
-        <w:rPr>
-          <w:rFonts w:hint="eastAsia"/>
-        </w:rPr>
-        <w:t>露營、</w:t>
-      </w:r>
-      <w:r>
-        <w:t>park ranger</w:t>
-      </w:r>
-      <w:r>
-        <w:rPr>
-          <w:rFonts w:hint="eastAsia"/>
-        </w:rPr>
-        <w:t xml:space="preserve"> </w:t>
-      </w:r>
-      <w:r>
-        <w:rPr>
-          <w:rFonts w:hint="eastAsia"/>
-        </w:rPr>
-        <w:t>公園管理員</w:t>
-      </w:r>
-    </w:p>
-    <w:p>
-      <w:r>
-        <w:t>broken tent</w:t>
-      </w:r>
-      <w:r>
-        <w:rPr>
-          <w:rFonts w:hint="eastAsia"/>
-        </w:rPr>
-        <w:t xml:space="preserve"> </w:t>
-      </w:r>
-      <w:r>
-        <w:rPr>
-          <w:rFonts w:hint="eastAsia"/>
-        </w:rPr>
-        <w:t>壞掉的帳篷</w:t>
-      </w:r>
-    </w:p>
-    <w:p/>
-    <w:p>
-      <w:r>
-        <w:t>hiking trail</w:t>
-      </w:r>
-      <w:r>
-        <w:rPr>
-          <w:rFonts w:hint="eastAsia"/>
-        </w:rPr>
-        <w:t xml:space="preserve"> </w:t>
-      </w:r>
-      <w:r>
-        <w:rPr>
-          <w:rFonts w:hint="eastAsia"/>
-        </w:rPr>
-        <w:t>登山步道</w:t>
+        <w:t xml:space="preserve"> </w:t>
+      </w:r>
+      <w:r>
+        <w:rPr>
+          <w:rFonts w:hint="eastAsia"/>
+        </w:rPr>
+        <w:t>諮詢服務</w:t>
       </w:r>
       <w:r>
         <w:rPr>
@@ -438,88 +674,22 @@
         <w:t>、</w:t>
       </w:r>
       <w:r>
-        <w:rPr>
-          <w:rFonts w:hint="eastAsia"/>
-        </w:rPr>
-        <w:t>s</w:t>
-      </w:r>
-      <w:r>
-        <w:t>targazing n.</w:t>
-      </w:r>
-      <w:r>
-        <w:rPr>
-          <w:rFonts w:hint="eastAsia"/>
-        </w:rPr>
-        <w:t>觀星</w:t>
-      </w:r>
-    </w:p>
-    <w:p/>
-    <w:p>
-      <w:r>
-        <w:t>informed</w:t>
-      </w:r>
-      <w:r>
-        <w:rPr>
-          <w:rFonts w:hint="eastAsia"/>
-        </w:rPr>
-        <w:t xml:space="preserve"> </w:t>
-      </w:r>
-      <w:r>
-        <w:t xml:space="preserve">adj </w:t>
-      </w:r>
-      <w:r>
-        <w:rPr>
-          <w:rFonts w:hint="eastAsia"/>
-        </w:rPr>
-        <w:t>知情</w:t>
-      </w:r>
-      <w:r>
-        <w:rPr>
-          <w:rFonts w:hint="eastAsia"/>
-        </w:rPr>
-        <w:t>/</w:t>
-      </w:r>
-      <w:r>
-        <w:rPr>
-          <w:rFonts w:hint="eastAsia"/>
-        </w:rPr>
-        <w:t>見多識廣、</w:t>
-      </w:r>
-      <w:r>
-        <w:t>hung up</w:t>
-      </w:r>
-      <w:r>
-        <w:rPr>
-          <w:rFonts w:hint="eastAsia"/>
-        </w:rPr>
-        <w:t xml:space="preserve"> </w:t>
-      </w:r>
-      <w:r>
-        <w:rPr>
-          <w:rFonts w:hint="eastAsia"/>
-        </w:rPr>
-        <w:t>焦慮</w:t>
-      </w:r>
-      <w:r>
-        <w:rPr>
-          <w:rFonts w:hint="eastAsia"/>
-        </w:rPr>
-        <w:t>/</w:t>
-      </w:r>
-      <w:r>
-        <w:rPr>
-          <w:rFonts w:hint="eastAsia"/>
-        </w:rPr>
-        <w:t>煩惱</w:t>
-      </w:r>
-      <w:r>
-        <w:rPr>
-          <w:rFonts w:hint="eastAsia"/>
-        </w:rPr>
-        <w:t>/</w:t>
-      </w:r>
-      <w:r>
-        <w:t>懸掛</w:t>
+        <w:t>absolutely</w:t>
+      </w:r>
+      <w:r>
+        <w:rPr>
+          <w:rFonts w:hint="eastAsia"/>
+        </w:rPr>
+        <w:t xml:space="preserve"> a</w:t>
+      </w:r>
+      <w:r>
+        <w:t xml:space="preserve">dv </w:t>
+      </w:r>
+      <w:r>
+        <w:rPr>
+          <w:rFonts w:hint="eastAsia"/>
+        </w:rPr>
+        <w:t>絕對地</w:t>
       </w:r>
       <w:r>
         <w:rPr>
@@ -528,45 +698,65 @@
         <w:t>、</w:t>
       </w:r>
       <w:r>
-        <w:rPr>
-          <w:rFonts w:hint="eastAsia"/>
-        </w:rPr>
-        <w:t>a</w:t>
-      </w:r>
-      <w:r>
-        <w:t xml:space="preserve">rtwork n </w:t>
-      </w:r>
-      <w:r>
-        <w:rPr>
-          <w:rFonts w:hint="eastAsia"/>
-        </w:rPr>
-        <w:t>藝術品</w:t>
-      </w:r>
-    </w:p>
-    <w:p>
-      <w:r>
-        <w:t>restoration</w:t>
-      </w:r>
-      <w:r>
+        <w:t>hobby</w:t>
+      </w:r>
+      <w:r>
+        <w:rPr>
+          <w:rFonts w:hint="eastAsia"/>
+        </w:rPr>
         <w:t xml:space="preserve"> n</w:t>
       </w:r>
       <w:r>
-        <w:rPr>
-          <w:rFonts w:hint="eastAsia"/>
-        </w:rPr>
-        <w:t>恢復</w:t>
-      </w:r>
-      <w:r>
-        <w:rPr>
-          <w:rFonts w:hint="eastAsia"/>
-        </w:rPr>
-        <w:t>/</w:t>
-      </w:r>
-      <w:r>
-        <w:rPr>
-          <w:rFonts w:hint="eastAsia"/>
-        </w:rPr>
-        <w:t>修復</w:t>
+        <w:t>.</w:t>
+      </w:r>
+      <w:r>
+        <w:rPr>
+          <w:rFonts w:hint="eastAsia"/>
+        </w:rPr>
+        <w:t>嗜好</w:t>
+      </w:r>
+    </w:p>
+    <w:p>
+      <w:pPr>
+        <w:rPr>
+          <w:rFonts w:ascii="Microsoft JhengHei" w:eastAsia="Microsoft JhengHei" w:hAnsi="Microsoft JhengHei" w:cs="Microsoft JhengHei"/>
+        </w:rPr>
+      </w:pPr>
+      <w:r>
+        <w:t>confident</w:t>
+      </w:r>
+      <w:r>
+        <w:t xml:space="preserve"> adj </w:t>
+      </w:r>
+      <w:r>
+        <w:rPr>
+          <w:rFonts w:hint="eastAsia"/>
+        </w:rPr>
+        <w:t>自信的、</w:t>
+      </w:r>
+      <w:r>
+        <w:t>qualification</w:t>
+      </w:r>
+      <w:r>
+        <w:t xml:space="preserve"> n.</w:t>
+      </w:r>
+      <w:r>
+        <w:rPr>
+          <w:rFonts w:hint="eastAsia"/>
+        </w:rPr>
+        <w:t>資格</w:t>
+      </w:r>
+      <w:r>
+        <w:rPr>
+          <w:rFonts w:hint="eastAsia"/>
+        </w:rPr>
+        <w:t>/</w:t>
+      </w:r>
+      <w:r>
+        <w:rPr>
+          <w:rFonts w:hint="eastAsia"/>
+        </w:rPr>
+        <w:t>條件</w:t>
       </w:r>
       <w:r>
         <w:rPr>
@@ -575,276 +765,76 @@
         <w:t>、</w:t>
       </w:r>
       <w:r>
-        <w:rPr>
-          <w:rFonts w:hint="eastAsia"/>
-        </w:rPr>
-        <w:t>r</w:t>
-      </w:r>
-      <w:r>
-        <w:t>emind v</w:t>
-      </w:r>
-      <w:r>
-        <w:rPr>
-          <w:rFonts w:hint="eastAsia"/>
-        </w:rPr>
-        <w:t>提醒、</w:t>
-      </w:r>
-      <w:r>
-        <w:t>inform</w:t>
-      </w:r>
-      <w:r>
-        <w:rPr>
-          <w:rFonts w:hint="eastAsia"/>
-        </w:rPr>
-        <w:t xml:space="preserve"> v</w:t>
-      </w:r>
-      <w:r>
-        <w:rPr>
-          <w:rFonts w:hint="eastAsia"/>
-        </w:rPr>
-        <w:t>通知</w:t>
-      </w:r>
-    </w:p>
-    <w:p>
-      <w:r>
-        <w:rPr>
-          <w:rFonts w:hint="eastAsia"/>
-        </w:rPr>
-        <w:t>u</w:t>
-      </w:r>
-      <w:r>
-        <w:t xml:space="preserve">nauthorized adj </w:t>
-      </w:r>
-      <w:r>
-        <w:rPr>
-          <w:rFonts w:hint="eastAsia"/>
-        </w:rPr>
-        <w:t>未經許可、</w:t>
-      </w:r>
-      <w:r>
-        <w:rPr>
-          <w:rFonts w:hint="eastAsia"/>
-        </w:rPr>
-        <w:t>f</w:t>
-      </w:r>
-      <w:r>
-        <w:t xml:space="preserve">ill in </w:t>
-      </w:r>
-      <w:r>
-        <w:rPr>
-          <w:rFonts w:hint="eastAsia"/>
-        </w:rPr>
-        <w:t>填寫</w:t>
-      </w:r>
-      <w:r>
-        <w:rPr>
-          <w:rFonts w:hint="eastAsia"/>
-        </w:rPr>
-        <w:t>/</w:t>
-      </w:r>
-      <w:r>
-        <w:rPr>
-          <w:rFonts w:hint="eastAsia"/>
-        </w:rPr>
-        <w:t>代替</w:t>
-      </w:r>
-    </w:p>
-    <w:p/>
-    <w:p>
-      <w:r>
-        <w:t>consultancy</w:t>
-      </w:r>
-      <w:r>
-        <w:rPr>
-          <w:rFonts w:hint="eastAsia"/>
-        </w:rPr>
-        <w:t xml:space="preserve"> n</w:t>
-      </w:r>
-      <w:r>
+        <w:t>Based on</w:t>
+      </w:r>
+      <w:r>
+        <w:rPr>
+          <w:rFonts w:hint="eastAsia"/>
+        </w:rPr>
+        <w:t xml:space="preserve"> </w:t>
+      </w:r>
+      <w:r>
+        <w:rPr>
+          <w:rFonts w:hint="eastAsia"/>
+        </w:rPr>
+        <w:t>根據</w:t>
+      </w:r>
+      <w:r>
+        <w:rPr>
+          <w:rFonts w:ascii="MS Gothic" w:eastAsia="MS Gothic" w:hAnsi="MS Gothic" w:cs="MS Gothic" w:hint="eastAsia"/>
+        </w:rPr>
+        <w:t>⋯</w:t>
+      </w:r>
+      <w:r>
+        <w:rPr>
+          <w:rFonts w:ascii="Microsoft JhengHei" w:eastAsia="Microsoft JhengHei" w:hAnsi="Microsoft JhengHei" w:cs="Microsoft JhengHei" w:hint="eastAsia"/>
+        </w:rPr>
+        <w:t>/</w:t>
+      </w:r>
+      <w:r>
+        <w:rPr>
+          <w:rFonts w:ascii="Microsoft JhengHei" w:eastAsia="Microsoft JhengHei" w:hAnsi="Microsoft JhengHei" w:cs="Microsoft JhengHei" w:hint="eastAsia"/>
+        </w:rPr>
+        <w:t>以</w:t>
+      </w:r>
+      <w:r>
+        <w:rPr>
+          <w:rFonts w:ascii="MS Gothic" w:eastAsia="MS Gothic" w:hAnsi="MS Gothic" w:cs="MS Gothic" w:hint="eastAsia"/>
+        </w:rPr>
+        <w:t>⋯</w:t>
+      </w:r>
+      <w:r>
+        <w:rPr>
+          <w:rFonts w:ascii="Microsoft JhengHei" w:eastAsia="Microsoft JhengHei" w:hAnsi="Microsoft JhengHei" w:cs="Microsoft JhengHei" w:hint="eastAsia"/>
+        </w:rPr>
+        <w:t>為基礎</w:t>
+      </w:r>
+    </w:p>
+    <w:p>
+      <w:r>
+        <w:t>better fit for</w:t>
+      </w:r>
+      <w:r>
+        <w:rPr>
+          <w:rFonts w:hint="eastAsia"/>
+        </w:rPr>
+        <w:t xml:space="preserve"> </w:t>
+      </w:r>
+      <w:r>
+        <w:rPr>
+          <w:rFonts w:hint="eastAsia"/>
+        </w:rPr>
+        <w:t>更適合</w:t>
+      </w:r>
+      <w:r>
+        <w:rPr>
+          <w:rFonts w:hint="eastAsia"/>
+        </w:rPr>
         <w:t>.</w:t>
       </w:r>
       <w:r>
-        <w:rPr>
-          <w:rFonts w:hint="eastAsia"/>
-        </w:rPr>
-        <w:t xml:space="preserve"> </w:t>
-      </w:r>
-      <w:r>
-        <w:rPr>
-          <w:rFonts w:hint="eastAsia"/>
-        </w:rPr>
-        <w:t>諮詢服務</w:t>
-      </w:r>
-      <w:r>
-        <w:rPr>
-          <w:rFonts w:hint="eastAsia"/>
-        </w:rPr>
-        <w:t>、</w:t>
-      </w:r>
-      <w:r>
-        <w:t>absolutely</w:t>
-      </w:r>
-      <w:r>
-        <w:rPr>
-          <w:rFonts w:hint="eastAsia"/>
-        </w:rPr>
-        <w:t xml:space="preserve"> a</w:t>
-      </w:r>
-      <w:r>
-        <w:t xml:space="preserve">dv </w:t>
-      </w:r>
-      <w:r>
-        <w:rPr>
-          <w:rFonts w:hint="eastAsia"/>
-        </w:rPr>
-        <w:t>絕對地</w:t>
-      </w:r>
-      <w:r>
-        <w:rPr>
-          <w:rFonts w:hint="eastAsia"/>
-        </w:rPr>
-        <w:t>、</w:t>
-      </w:r>
-      <w:r>
-        <w:t>hobby</w:t>
-      </w:r>
-      <w:r>
-        <w:rPr>
-          <w:rFonts w:hint="eastAsia"/>
-        </w:rPr>
-        <w:t xml:space="preserve"> n</w:t>
-      </w:r>
-      <w:r>
-        <w:t>.</w:t>
-      </w:r>
-      <w:r>
-        <w:rPr>
-          <w:rFonts w:hint="eastAsia"/>
-        </w:rPr>
-        <w:t>嗜好</w:t>
-      </w:r>
-    </w:p>
-    <w:p>
-      <w:pPr>
-        <w:rPr>
-          <w:rFonts w:ascii="微軟正黑體" w:eastAsia="微軟正黑體" w:hAnsi="微軟正黑體" w:cs="微軟正黑體"/>
-        </w:rPr>
-      </w:pPr>
-      <w:r>
-        <w:t>confident</w:t>
-      </w:r>
-      <w:r>
-        <w:t xml:space="preserve"> adj </w:t>
-      </w:r>
-      <w:r>
-        <w:rPr>
-          <w:rFonts w:hint="eastAsia"/>
-        </w:rPr>
-        <w:t>自信的、</w:t>
-      </w:r>
-      <w:r>
-        <w:t>qualification</w:t>
-      </w:r>
-      <w:r>
-        <w:t xml:space="preserve"> n.</w:t>
-      </w:r>
-      <w:r>
-        <w:rPr>
-          <w:rFonts w:hint="eastAsia"/>
-        </w:rPr>
-        <w:t>資格</w:t>
-      </w:r>
-      <w:r>
-        <w:rPr>
-          <w:rFonts w:hint="eastAsia"/>
-        </w:rPr>
-        <w:t>/</w:t>
-      </w:r>
-      <w:r>
-        <w:rPr>
-          <w:rFonts w:hint="eastAsia"/>
-        </w:rPr>
-        <w:t>條件</w:t>
-      </w:r>
-      <w:r>
-        <w:rPr>
-          <w:rFonts w:hint="eastAsia"/>
-        </w:rPr>
-        <w:t>、</w:t>
-      </w:r>
-      <w:r>
-        <w:t>Based on</w:t>
-      </w:r>
-      <w:r>
-        <w:rPr>
-          <w:rFonts w:hint="eastAsia"/>
-        </w:rPr>
-        <w:t xml:space="preserve"> </w:t>
-      </w:r>
-      <w:r>
-        <w:rPr>
-          <w:rFonts w:hint="eastAsia"/>
-        </w:rPr>
-        <w:t>根據</w:t>
-      </w:r>
-      <w:r>
-        <w:rPr>
-          <w:rFonts w:ascii="MS Gothic" w:eastAsia="MS Gothic" w:hAnsi="MS Gothic" w:cs="MS Gothic" w:hint="eastAsia"/>
-        </w:rPr>
-        <w:t>⋯</w:t>
-      </w:r>
-      <w:r>
-        <w:rPr>
-          <w:rFonts w:ascii="微軟正黑體" w:eastAsia="微軟正黑體" w:hAnsi="微軟正黑體" w:cs="微軟正黑體" w:hint="eastAsia"/>
-        </w:rPr>
-        <w:t>/</w:t>
-      </w:r>
-      <w:r>
-        <w:rPr>
-          <w:rFonts w:ascii="微軟正黑體" w:eastAsia="微軟正黑體" w:hAnsi="微軟正黑體" w:cs="微軟正黑體" w:hint="eastAsia"/>
-        </w:rPr>
-        <w:t>以</w:t>
-      </w:r>
-      <w:r>
-        <w:rPr>
-          <w:rFonts w:ascii="MS Gothic" w:eastAsia="MS Gothic" w:hAnsi="MS Gothic" w:cs="MS Gothic" w:hint="eastAsia"/>
-        </w:rPr>
-        <w:t>⋯</w:t>
-      </w:r>
-      <w:r>
-        <w:rPr>
-          <w:rFonts w:ascii="微軟正黑體" w:eastAsia="微軟正黑體" w:hAnsi="微軟正黑體" w:cs="微軟正黑體" w:hint="eastAsia"/>
-        </w:rPr>
-        <w:t>為基礎</w:t>
-      </w:r>
-    </w:p>
-    <w:p>
-      <w:r>
-        <w:t>better fit for</w:t>
-      </w:r>
-      <w:r>
-        <w:rPr>
-          <w:rFonts w:hint="eastAsia"/>
-        </w:rPr>
-        <w:t xml:space="preserve"> </w:t>
-      </w:r>
-      <w:r>
-        <w:rPr>
-          <w:rFonts w:hint="eastAsia"/>
-        </w:rPr>
-        <w:t>更適合</w:t>
-      </w:r>
-      <w:r>
-        <w:rPr>
-          <w:rFonts w:hint="eastAsia"/>
-        </w:rPr>
-        <w:t>.</w:t>
-      </w:r>
-      <w:proofErr w:type="gramStart"/>
-      <w:r>
         <w:t>..</w:t>
       </w:r>
-      <w:proofErr w:type="gramEnd"/>
       <w:r>
         <w:rPr>
           <w:rFonts w:hint="eastAsia"/>
@@ -2025,32 +2015,666 @@
         <w:t>v.</w:t>
       </w:r>
       <w:r>
+        <w:t>n</w:t>
+      </w:r>
+      <w:proofErr w:type="spellEnd"/>
+      <w:r>
+        <w:t>.</w:t>
+      </w:r>
+      <w:r>
+        <w:rPr>
+          <w:rFonts w:hint="eastAsia"/>
+        </w:rPr>
+        <w:t>改善</w:t>
+      </w:r>
+      <w:r>
+        <w:rPr>
+          <w:rFonts w:hint="eastAsia"/>
+        </w:rPr>
+        <w:t>/</w:t>
+      </w:r>
+      <w:r>
+        <w:rPr>
+          <w:rFonts w:hint="eastAsia"/>
+        </w:rPr>
+        <w:t>提高</w:t>
+      </w:r>
+    </w:p>
+    <w:p/>
+    <w:p>
+      <w:r>
+        <w:t>campground</w:t>
+      </w:r>
+      <w:r>
+        <w:rPr>
+          <w:rFonts w:hint="eastAsia"/>
+        </w:rPr>
+        <w:t xml:space="preserve"> </w:t>
+      </w:r>
+      <w:r>
         <w:t>n.</w:t>
       </w:r>
-      <w:proofErr w:type="spellEnd"/>
-      <w:r>
-        <w:rPr>
-          <w:rFonts w:hint="eastAsia"/>
-        </w:rPr>
-        <w:t>改善</w:t>
-      </w:r>
-      <w:r>
-        <w:rPr>
-          <w:rFonts w:hint="eastAsia"/>
-        </w:rPr>
-        <w:t>/</w:t>
-      </w:r>
-      <w:r>
-        <w:rPr>
-          <w:rFonts w:hint="eastAsia"/>
-        </w:rPr>
-        <w:t>提高</w:t>
+      <w:r>
+        <w:rPr>
+          <w:rFonts w:hint="eastAsia"/>
+        </w:rPr>
+        <w:t>營地、</w:t>
+      </w:r>
+      <w:r>
+        <w:rPr>
+          <w:rFonts w:hint="eastAsia"/>
+        </w:rPr>
+        <w:t>e</w:t>
+      </w:r>
+      <w:r>
+        <w:t>lectrical adj.</w:t>
+      </w:r>
+      <w:r>
+        <w:rPr>
+          <w:rFonts w:hint="eastAsia"/>
+        </w:rPr>
+        <w:t>電力、</w:t>
+      </w:r>
+      <w:r>
+        <w:rPr>
+          <w:rFonts w:hint="eastAsia"/>
+        </w:rPr>
+        <w:t>r</w:t>
+      </w:r>
+      <w:r>
+        <w:t>ental n.</w:t>
+      </w:r>
+      <w:r>
+        <w:rPr>
+          <w:rFonts w:hint="eastAsia"/>
+        </w:rPr>
+        <w:t>出租</w:t>
+      </w:r>
+      <w:r>
+        <w:rPr>
+          <w:rFonts w:hint="eastAsia"/>
+        </w:rPr>
+        <w:t>/</w:t>
+      </w:r>
+      <w:r>
+        <w:rPr>
+          <w:rFonts w:hint="eastAsia"/>
+        </w:rPr>
+        <w:t>租金</w:t>
+      </w:r>
+    </w:p>
+    <w:p>
+      <w:r>
+        <w:t>confident</w:t>
+      </w:r>
+      <w:r>
+        <w:t xml:space="preserve"> adj.</w:t>
+      </w:r>
+      <w:r>
+        <w:rPr>
+          <w:rFonts w:hint="eastAsia"/>
+        </w:rPr>
+        <w:t xml:space="preserve"> </w:t>
+      </w:r>
+      <w:r>
+        <w:rPr>
+          <w:rFonts w:hint="eastAsia"/>
+        </w:rPr>
+        <w:t>自信</w:t>
+      </w:r>
+      <w:r>
+        <w:rPr>
+          <w:rFonts w:hint="eastAsia"/>
+        </w:rPr>
+        <w:t>/</w:t>
+      </w:r>
+      <w:r>
+        <w:rPr>
+          <w:rFonts w:hint="eastAsia"/>
+        </w:rPr>
+        <w:t>信心、</w:t>
+      </w:r>
+      <w:r>
+        <w:t>uncertain about</w:t>
+      </w:r>
+      <w:r>
+        <w:rPr>
+          <w:rFonts w:hint="eastAsia"/>
+        </w:rPr>
+        <w:t>對……感到不確定</w:t>
+      </w:r>
+      <w:r>
+        <w:rPr>
+          <w:rFonts w:hint="eastAsia"/>
+        </w:rPr>
+        <w:t>、</w:t>
+      </w:r>
+      <w:r>
+        <w:t>certain</w:t>
+      </w:r>
+      <w:r>
+        <w:rPr>
+          <w:rFonts w:hint="eastAsia"/>
+        </w:rPr>
+        <w:t xml:space="preserve"> </w:t>
+      </w:r>
+      <w:r>
+        <w:t>adj.</w:t>
+      </w:r>
+      <w:r>
+        <w:rPr>
+          <w:rFonts w:hint="eastAsia"/>
+        </w:rPr>
+        <w:t>肯定</w:t>
+      </w:r>
+    </w:p>
+    <w:p>
+      <w:r>
+        <w:t>refer to</w:t>
+      </w:r>
+      <w:r>
+        <w:rPr>
+          <w:rFonts w:hint="eastAsia"/>
+        </w:rPr>
+        <w:t>提及</w:t>
+      </w:r>
+      <w:r>
+        <w:rPr>
+          <w:rFonts w:hint="eastAsia"/>
+        </w:rPr>
+        <w:t>/</w:t>
+      </w:r>
+      <w:r>
+        <w:rPr>
+          <w:rFonts w:hint="eastAsia"/>
+        </w:rPr>
+        <w:t>談到</w:t>
+      </w:r>
+      <w:r>
+        <w:rPr>
+          <w:rFonts w:hint="eastAsia"/>
+        </w:rPr>
+        <w:t>、</w:t>
+      </w:r>
+      <w:r>
+        <w:t>rental agreement</w:t>
+      </w:r>
+      <w:r>
+        <w:rPr>
+          <w:rFonts w:hint="eastAsia"/>
+        </w:rPr>
+        <w:t>租賃合約</w:t>
+      </w:r>
+      <w:r>
+        <w:rPr>
+          <w:rFonts w:hint="eastAsia"/>
+        </w:rPr>
+        <w:t>、</w:t>
+      </w:r>
+      <w:r>
+        <w:t>testimonial</w:t>
+      </w:r>
+      <w:r>
+        <w:t xml:space="preserve"> n.</w:t>
+      </w:r>
+      <w:r>
+        <w:rPr>
+          <w:rFonts w:hint="eastAsia"/>
+        </w:rPr>
+        <w:t>介紹信</w:t>
+      </w:r>
+      <w:r>
+        <w:rPr>
+          <w:rFonts w:hint="eastAsia"/>
+        </w:rPr>
+        <w:t>/</w:t>
+      </w:r>
+      <w:r>
+        <w:rPr>
+          <w:rFonts w:hint="eastAsia"/>
+        </w:rPr>
+        <w:t>推薦書</w:t>
+      </w:r>
+    </w:p>
+    <w:p>
+      <w:r>
+        <w:t>identify</w:t>
+      </w:r>
+      <w:r>
+        <w:t xml:space="preserve"> v.</w:t>
+      </w:r>
+      <w:r>
+        <w:rPr>
+          <w:rFonts w:hint="eastAsia"/>
+        </w:rPr>
+        <w:t>識別</w:t>
+      </w:r>
+      <w:r>
+        <w:rPr>
+          <w:rFonts w:hint="eastAsia"/>
+        </w:rPr>
+        <w:t>/</w:t>
+      </w:r>
+      <w:r>
+        <w:rPr>
+          <w:rFonts w:hint="eastAsia"/>
+        </w:rPr>
+        <w:t>確定、</w:t>
+      </w:r>
+      <w:r>
+        <w:t>initially</w:t>
+      </w:r>
+      <w:r>
+        <w:rPr>
+          <w:rFonts w:hint="eastAsia"/>
+        </w:rPr>
+        <w:t xml:space="preserve"> </w:t>
+      </w:r>
+      <w:r>
+        <w:t>adv.</w:t>
+      </w:r>
+      <w:r>
+        <w:rPr>
+          <w:rFonts w:hint="eastAsia"/>
+        </w:rPr>
+        <w:t>最初、</w:t>
+      </w:r>
+      <w:r>
+        <w:t>regarding</w:t>
+      </w:r>
+      <w:r>
+        <w:rPr>
+          <w:rFonts w:hint="eastAsia"/>
+        </w:rPr>
+        <w:t xml:space="preserve"> </w:t>
+      </w:r>
+      <w:r>
+        <w:t>prep.</w:t>
+      </w:r>
+      <w:r>
+        <w:rPr>
+          <w:rFonts w:hint="eastAsia"/>
+        </w:rPr>
+        <w:t>關於</w:t>
+      </w:r>
+    </w:p>
+    <w:p>
+      <w:r>
+        <w:t>motorhome</w:t>
+      </w:r>
+      <w:r>
+        <w:rPr>
+          <w:rFonts w:hint="eastAsia"/>
+        </w:rPr>
+        <w:t xml:space="preserve"> n</w:t>
+      </w:r>
+      <w:r>
+        <w:t>.</w:t>
+      </w:r>
+      <w:r>
+        <w:rPr>
+          <w:rFonts w:hint="eastAsia"/>
+        </w:rPr>
+        <w:t>房車、</w:t>
+      </w:r>
+      <w:r>
+        <w:t>thorough</w:t>
+      </w:r>
+      <w:r>
+        <w:rPr>
+          <w:rFonts w:hint="eastAsia"/>
+        </w:rPr>
+        <w:t xml:space="preserve"> a</w:t>
+      </w:r>
+      <w:r>
+        <w:t xml:space="preserve">dj </w:t>
+      </w:r>
+      <w:r>
+        <w:rPr>
+          <w:rFonts w:hint="eastAsia"/>
+        </w:rPr>
+        <w:t>仔細的</w:t>
+      </w:r>
+      <w:r>
+        <w:rPr>
+          <w:rFonts w:hint="eastAsia"/>
+        </w:rPr>
+        <w:t>/</w:t>
+      </w:r>
+      <w:r>
+        <w:rPr>
+          <w:rFonts w:hint="eastAsia"/>
+        </w:rPr>
+        <w:t>徹底、</w:t>
+      </w:r>
+      <w:r>
+        <w:t>inspection</w:t>
+      </w:r>
+      <w:r>
+        <w:rPr>
+          <w:rFonts w:hint="eastAsia"/>
+        </w:rPr>
+        <w:t xml:space="preserve"> n</w:t>
+      </w:r>
+      <w:r>
+        <w:t>.</w:t>
+      </w:r>
+      <w:r>
+        <w:rPr>
+          <w:rFonts w:hint="eastAsia"/>
+        </w:rPr>
+        <w:t>檢查</w:t>
+      </w:r>
+    </w:p>
+    <w:p>
+      <w:r>
+        <w:t>come out</w:t>
+      </w:r>
+      <w:r>
+        <w:rPr>
+          <w:rFonts w:hint="eastAsia"/>
+        </w:rPr>
+        <w:t>出現</w:t>
+      </w:r>
+      <w:r>
+        <w:rPr>
+          <w:rFonts w:hint="eastAsia"/>
+        </w:rPr>
+        <w:t>/</w:t>
+      </w:r>
+      <w:r>
+        <w:rPr>
+          <w:rFonts w:hint="eastAsia"/>
+        </w:rPr>
+        <w:t>發行、</w:t>
+      </w:r>
+      <w:r>
+        <w:t>assess</w:t>
+      </w:r>
+      <w:r>
+        <w:t xml:space="preserve"> v.</w:t>
+      </w:r>
+      <w:r>
+        <w:rPr>
+          <w:rFonts w:hint="eastAsia"/>
+        </w:rPr>
+        <w:t>評估</w:t>
+      </w:r>
+      <w:r>
+        <w:rPr>
+          <w:rFonts w:hint="eastAsia"/>
+        </w:rPr>
+        <w:t>/</w:t>
+      </w:r>
+      <w:r>
+        <w:rPr>
+          <w:rFonts w:hint="eastAsia"/>
+        </w:rPr>
+        <w:t>估價、</w:t>
+      </w:r>
+      <w:r>
+        <w:rPr>
+          <w:rFonts w:hint="eastAsia"/>
+        </w:rPr>
+        <w:t>p</w:t>
+      </w:r>
+      <w:r>
+        <w:t>romptly adv.</w:t>
+      </w:r>
+      <w:r>
+        <w:rPr>
+          <w:rFonts w:hint="eastAsia"/>
+        </w:rPr>
+        <w:t>迅速地</w:t>
+      </w:r>
+    </w:p>
+    <w:p>
+      <w:r>
+        <w:t>question</w:t>
+      </w:r>
+      <w:r>
+        <w:t xml:space="preserve"> n.</w:t>
+      </w:r>
+      <w:r>
+        <w:rPr>
+          <w:rFonts w:hint="eastAsia"/>
+        </w:rPr>
+        <w:t>問題</w:t>
+      </w:r>
+      <w:r>
+        <w:t>,v.</w:t>
+      </w:r>
+      <w:r>
+        <w:rPr>
+          <w:rFonts w:hint="eastAsia"/>
+        </w:rPr>
+        <w:t>懷疑</w:t>
       </w:r>
     </w:p>
     <w:p/>
     <w:p>
       <w:r>
-        <w:t>campground</w:t>
+        <w:t>repair calls</w:t>
+      </w:r>
+      <w:r>
+        <w:t xml:space="preserve"> </w:t>
+      </w:r>
+      <w:r>
+        <w:rPr>
+          <w:rFonts w:hint="eastAsia"/>
+        </w:rPr>
+        <w:t>維修電話</w:t>
+      </w:r>
+      <w:r>
+        <w:rPr>
+          <w:rFonts w:hint="eastAsia"/>
+        </w:rPr>
+        <w:t>/</w:t>
+      </w:r>
+      <w:r>
+        <w:rPr>
+          <w:rFonts w:hint="eastAsia"/>
+        </w:rPr>
+        <w:t>維修通知、</w:t>
+      </w:r>
+      <w:r>
+        <w:rPr>
+          <w:rFonts w:hint="eastAsia"/>
+        </w:rPr>
+        <w:t>h</w:t>
+      </w:r>
+      <w:r>
+        <w:t>andwriting n.</w:t>
+      </w:r>
+      <w:r>
+        <w:rPr>
+          <w:rFonts w:hint="eastAsia"/>
+        </w:rPr>
+        <w:t>書寫、</w:t>
+      </w:r>
+      <w:r>
+        <w:t>misus</w:t>
+      </w:r>
+      <w:r>
+        <w:t>e n. v.</w:t>
+      </w:r>
+      <w:r>
+        <w:rPr>
+          <w:rFonts w:hint="eastAsia"/>
+        </w:rPr>
+        <w:t>濫用</w:t>
+      </w:r>
+      <w:r>
+        <w:t>/</w:t>
+      </w:r>
+      <w:r>
+        <w:rPr>
+          <w:rFonts w:hint="eastAsia"/>
+        </w:rPr>
+        <w:t>錯用</w:t>
+      </w:r>
+    </w:p>
+    <w:p>
+      <w:r>
+        <w:t>properly</w:t>
+      </w:r>
+      <w:r>
+        <w:t xml:space="preserve"> adv.</w:t>
+      </w:r>
+      <w:r>
+        <w:rPr>
+          <w:rFonts w:hint="eastAsia"/>
+        </w:rPr>
+        <w:t xml:space="preserve"> </w:t>
+      </w:r>
+      <w:r>
+        <w:rPr>
+          <w:rFonts w:hint="eastAsia"/>
+        </w:rPr>
+        <w:t>正確</w:t>
+      </w:r>
+      <w:r>
+        <w:rPr>
+          <w:rFonts w:hint="eastAsia"/>
+        </w:rPr>
+        <w:t>/</w:t>
+      </w:r>
+      <w:r>
+        <w:rPr>
+          <w:rFonts w:hint="eastAsia"/>
+        </w:rPr>
+        <w:t>適當、</w:t>
+      </w:r>
+      <w:r>
+        <w:t>turn in</w:t>
+      </w:r>
+      <w:r>
+        <w:rPr>
+          <w:rFonts w:hint="eastAsia"/>
+        </w:rPr>
+        <w:t>繳交</w:t>
+      </w:r>
+      <w:r>
+        <w:rPr>
+          <w:rFonts w:hint="eastAsia"/>
+        </w:rPr>
+        <w:t>/</w:t>
+      </w:r>
+      <w:r>
+        <w:rPr>
+          <w:rFonts w:hint="eastAsia"/>
+        </w:rPr>
+        <w:t>交出、</w:t>
+      </w:r>
+      <w:r>
+        <w:rPr>
+          <w:rFonts w:hint="eastAsia"/>
+        </w:rPr>
+        <w:t>p</w:t>
+      </w:r>
+      <w:r>
+        <w:t>ick up</w:t>
+      </w:r>
+      <w:r>
+        <w:rPr>
+          <w:rFonts w:hint="eastAsia"/>
+        </w:rPr>
+        <w:t>撿起</w:t>
+      </w:r>
+      <w:r>
+        <w:rPr>
+          <w:rFonts w:hint="eastAsia"/>
+        </w:rPr>
+        <w:t>/</w:t>
+      </w:r>
+      <w:r>
+        <w:rPr>
+          <w:rFonts w:hint="eastAsia"/>
+        </w:rPr>
+        <w:t>領取物品</w:t>
+      </w:r>
+      <w:r>
+        <w:rPr>
+          <w:rFonts w:hint="eastAsia"/>
+        </w:rPr>
+        <w:t>/</w:t>
+      </w:r>
+      <w:r>
+        <w:rPr>
+          <w:rFonts w:hint="eastAsia"/>
+        </w:rPr>
+        <w:t>購買</w:t>
+      </w:r>
+      <w:r>
+        <w:rPr>
+          <w:rFonts w:hint="eastAsia"/>
+        </w:rPr>
+        <w:t>/</w:t>
+      </w:r>
+      <w:r>
+        <w:rPr>
+          <w:rFonts w:hint="eastAsia"/>
+        </w:rPr>
+        <w:t>學會</w:t>
+      </w:r>
+    </w:p>
+    <w:p>
+      <w:r>
+        <w:rPr>
+          <w:rFonts w:hint="eastAsia"/>
+        </w:rPr>
+        <w:t>q</w:t>
+      </w:r>
+      <w:r>
+        <w:t xml:space="preserve">uality plumbing </w:t>
+      </w:r>
+      <w:r>
+        <w:rPr>
+          <w:rFonts w:hint="eastAsia"/>
+        </w:rPr>
+        <w:t>高品質水管系統、</w:t>
+      </w:r>
+      <w:r>
+        <w:t>stop by</w:t>
+      </w:r>
+      <w:r>
+        <w:t>順路經過</w:t>
+      </w:r>
+      <w:r>
+        <w:rPr>
+          <w:rFonts w:hint="eastAsia"/>
+        </w:rPr>
+        <w:t>、</w:t>
+      </w:r>
+      <w:r>
+        <w:t>leave for</w:t>
+      </w:r>
+      <w:r>
+        <w:rPr>
+          <w:rFonts w:hint="eastAsia"/>
+        </w:rPr>
+        <w:t>前往</w:t>
+      </w:r>
+    </w:p>
+    <w:p/>
+    <w:p>
+      <w:r>
+        <w:t>construction site</w:t>
+      </w:r>
+      <w:r>
+        <w:rPr>
+          <w:rFonts w:hint="eastAsia"/>
+        </w:rPr>
+        <w:t xml:space="preserve"> </w:t>
+      </w:r>
+      <w:r>
+        <w:rPr>
+          <w:rFonts w:hint="eastAsia"/>
+        </w:rPr>
+        <w:t>工地、</w:t>
+      </w:r>
+      <w:r>
+        <w:t>factory</w:t>
       </w:r>
       <w:r>
         <w:rPr>
@@ -2065,43 +2689,353 @@
         <w:rPr>
           <w:rFonts w:hint="eastAsia"/>
         </w:rPr>
-        <w:t>營地、</w:t>
-      </w:r>
-      <w:r>
-        <w:rPr>
-          <w:rFonts w:hint="eastAsia"/>
-        </w:rPr>
-        <w:t>e</w:t>
-      </w:r>
-      <w:r>
-        <w:t>lectrical adj.</w:t>
-      </w:r>
-      <w:r>
-        <w:rPr>
-          <w:rFonts w:hint="eastAsia"/>
-        </w:rPr>
-        <w:t>電力、</w:t>
-      </w:r>
-      <w:r>
-        <w:rPr>
-          <w:rFonts w:hint="eastAsia"/>
-        </w:rPr>
-        <w:t>r</w:t>
-      </w:r>
-      <w:r>
-        <w:t>ental n.</w:t>
-      </w:r>
-      <w:r>
-        <w:rPr>
-          <w:rFonts w:hint="eastAsia"/>
-        </w:rPr>
-        <w:t>出租</w:t>
-      </w:r>
-      <w:r>
-        <w:rPr>
-          <w:rFonts w:hint="eastAsia"/>
-        </w:rPr>
-        <w:t>/</w:t>
+        <w:t>工廠、</w:t>
+      </w:r>
+      <w:r>
+        <w:t>car dealership</w:t>
+      </w:r>
+      <w:r>
+        <w:rPr>
+          <w:rFonts w:hint="eastAsia"/>
+        </w:rPr>
+        <w:t xml:space="preserve"> </w:t>
+      </w:r>
+      <w:r>
+        <w:rPr>
+          <w:rFonts w:hint="eastAsia"/>
+        </w:rPr>
+        <w:t>汽車經銷店</w:t>
+      </w:r>
+    </w:p>
+    <w:p>
+      <w:r>
+        <w:t>evening</w:t>
+      </w:r>
+      <w:r>
+        <w:rPr>
+          <w:rFonts w:hint="eastAsia"/>
+        </w:rPr>
+        <w:t xml:space="preserve"> </w:t>
+      </w:r>
+      <w:r>
+        <w:t>n.</w:t>
+      </w:r>
+      <w:r>
+        <w:rPr>
+          <w:rFonts w:hint="eastAsia"/>
+        </w:rPr>
+        <w:t>晚上、</w:t>
+      </w:r>
+      <w:r>
+        <w:t>conveyor belt</w:t>
+      </w:r>
+      <w:r>
+        <w:rPr>
+          <w:rFonts w:hint="eastAsia"/>
+        </w:rPr>
+        <w:t xml:space="preserve"> </w:t>
+      </w:r>
+      <w:r>
+        <w:t>n.</w:t>
+      </w:r>
+      <w:r>
+        <w:rPr>
+          <w:rFonts w:hint="eastAsia"/>
+        </w:rPr>
+        <w:t>傳送帶、</w:t>
+      </w:r>
+      <w:r>
+        <w:t>out of order</w:t>
+      </w:r>
+      <w:r>
+        <w:rPr>
+          <w:rFonts w:hint="eastAsia"/>
+        </w:rPr>
+        <w:t>物品故障</w:t>
+      </w:r>
+    </w:p>
+    <w:p>
+      <w:r>
+        <w:rPr>
+          <w:rFonts w:hint="eastAsia"/>
+        </w:rPr>
+        <w:t>t</w:t>
+      </w:r>
+      <w:r>
+        <w:t>emporarily adv.</w:t>
+      </w:r>
+      <w:r>
+        <w:rPr>
+          <w:rFonts w:hint="eastAsia"/>
+        </w:rPr>
+        <w:t>暫時、</w:t>
+      </w:r>
+      <w:r>
+        <w:rPr>
+          <w:rFonts w:hint="eastAsia"/>
+        </w:rPr>
+        <w:t>t</w:t>
+      </w:r>
+      <w:r>
+        <w:t>emporarily</w:t>
+      </w:r>
+      <w:r>
+        <w:rPr>
+          <w:rFonts w:hint="eastAsia"/>
+        </w:rPr>
+        <w:t xml:space="preserve"> </w:t>
+      </w:r>
+      <w:r>
+        <w:t>n.</w:t>
+      </w:r>
+      <w:r>
+        <w:rPr>
+          <w:rFonts w:hint="eastAsia"/>
+        </w:rPr>
+        <w:t xml:space="preserve"> </w:t>
+      </w:r>
+      <w:r>
+        <w:rPr>
+          <w:rFonts w:hint="eastAsia"/>
+        </w:rPr>
+        <w:t>人員</w:t>
+      </w:r>
+      <w:r>
+        <w:rPr>
+          <w:rFonts w:hint="eastAsia"/>
+        </w:rPr>
+        <w:t>、</w:t>
+      </w:r>
+      <w:r>
+        <w:rPr>
+          <w:rFonts w:hint="eastAsia"/>
+        </w:rPr>
+        <w:t>s</w:t>
+      </w:r>
+      <w:r>
+        <w:t xml:space="preserve">pecial assignment </w:t>
+      </w:r>
+      <w:r>
+        <w:rPr>
+          <w:rFonts w:hint="eastAsia"/>
+        </w:rPr>
+        <w:t>特殊任務</w:t>
+      </w:r>
+    </w:p>
+    <w:p>
+      <w:r>
+        <w:t>assembly floor</w:t>
+      </w:r>
+      <w:r>
+        <w:t xml:space="preserve"> </w:t>
+      </w:r>
+      <w:r>
+        <w:rPr>
+          <w:rFonts w:hint="eastAsia"/>
+        </w:rPr>
+        <w:t>裝配平台、</w:t>
+      </w:r>
+      <w:r>
+        <w:t>day shift</w:t>
+      </w:r>
+      <w:r>
+        <w:rPr>
+          <w:rFonts w:hint="eastAsia"/>
+        </w:rPr>
+        <w:t xml:space="preserve"> </w:t>
+      </w:r>
+      <w:r>
+        <w:rPr>
+          <w:rFonts w:hint="eastAsia"/>
+        </w:rPr>
+        <w:t>日班</w:t>
+      </w:r>
+    </w:p>
+    <w:p/>
+    <w:p>
+      <w:r>
+        <w:t>architect</w:t>
+      </w:r>
+      <w:r>
+        <w:rPr>
+          <w:rFonts w:hint="eastAsia"/>
+        </w:rPr>
+        <w:t xml:space="preserve"> </w:t>
+      </w:r>
+      <w:r>
+        <w:t>n.</w:t>
+      </w:r>
+      <w:r>
+        <w:rPr>
+          <w:rFonts w:hint="eastAsia"/>
+        </w:rPr>
+        <w:t>建築師、</w:t>
+      </w:r>
+      <w:r>
+        <w:t>real estate agent</w:t>
+      </w:r>
+      <w:r>
+        <w:rPr>
+          <w:rFonts w:hint="eastAsia"/>
+        </w:rPr>
+        <w:t xml:space="preserve"> </w:t>
+      </w:r>
+      <w:r>
+        <w:rPr>
+          <w:rFonts w:hint="eastAsia"/>
+        </w:rPr>
+        <w:t>房地產經紀人</w:t>
+      </w:r>
+      <w:r>
+        <w:rPr>
+          <w:rFonts w:hint="eastAsia"/>
+        </w:rPr>
+        <w:t>、</w:t>
+      </w:r>
+      <w:r>
+        <w:rPr>
+          <w:rFonts w:hint="eastAsia"/>
+        </w:rPr>
+        <w:t>房地產經紀人</w:t>
+      </w:r>
+    </w:p>
+    <w:p>
+      <w:r>
+        <w:t>deposit</w:t>
+      </w:r>
+      <w:r>
+        <w:rPr>
+          <w:rFonts w:hint="eastAsia"/>
+        </w:rPr>
+        <w:t xml:space="preserve"> </w:t>
+      </w:r>
+      <w:r>
+        <w:t>v.</w:t>
+      </w:r>
+      <w:r>
+        <w:rPr>
+          <w:rFonts w:hint="eastAsia"/>
+        </w:rPr>
+        <w:t>存放</w:t>
+      </w:r>
+      <w:r>
+        <w:rPr>
+          <w:rFonts w:hint="eastAsia"/>
+        </w:rPr>
+        <w:t>/</w:t>
+      </w:r>
+      <w:r>
+        <w:rPr>
+          <w:rFonts w:hint="eastAsia"/>
+        </w:rPr>
+        <w:t>支付</w:t>
+      </w:r>
+      <w:r>
+        <w:rPr>
+          <w:rFonts w:hint="eastAsia"/>
+        </w:rPr>
+        <w:t>,</w:t>
+      </w:r>
+      <w:r>
+        <w:t>n.</w:t>
+      </w:r>
+      <w:r>
+        <w:rPr>
+          <w:rFonts w:hint="eastAsia"/>
+        </w:rPr>
+        <w:t>存款</w:t>
+      </w:r>
+      <w:r>
+        <w:rPr>
+          <w:rFonts w:hint="eastAsia"/>
+        </w:rPr>
+        <w:t>/</w:t>
+      </w:r>
+      <w:r>
+        <w:rPr>
+          <w:rFonts w:hint="eastAsia"/>
+        </w:rPr>
+        <w:t>沉澱物、</w:t>
+      </w:r>
+      <w:r>
+        <w:t>carefully</w:t>
+      </w:r>
+      <w:r>
+        <w:t xml:space="preserve"> adv.</w:t>
+      </w:r>
+      <w:r>
+        <w:rPr>
+          <w:rFonts w:hint="eastAsia"/>
+        </w:rPr>
+        <w:t>小心</w:t>
+      </w:r>
+      <w:r>
+        <w:rPr>
+          <w:rFonts w:hint="eastAsia"/>
+        </w:rPr>
+        <w:t>/</w:t>
+      </w:r>
+      <w:r>
+        <w:rPr>
+          <w:rFonts w:hint="eastAsia"/>
+        </w:rPr>
+        <w:t>仔細</w:t>
+      </w:r>
+    </w:p>
+    <w:p>
+      <w:r>
+        <w:t>come on</w:t>
+      </w:r>
+      <w:r>
+        <w:rPr>
+          <w:rFonts w:hint="eastAsia"/>
+        </w:rPr>
+        <w:t>催促別人</w:t>
+      </w:r>
+      <w:r>
+        <w:rPr>
+          <w:rFonts w:hint="eastAsia"/>
+        </w:rPr>
+        <w:t>/</w:t>
+      </w:r>
+      <w:r>
+        <w:rPr>
+          <w:rFonts w:hint="eastAsia"/>
+        </w:rPr>
+        <w:t>鼓勵</w:t>
+      </w:r>
+      <w:r>
+        <w:t>/</w:t>
+      </w:r>
+      <w:r>
+        <w:rPr>
+          <w:rFonts w:hint="eastAsia"/>
+        </w:rPr>
+        <w:t>請求</w:t>
+      </w:r>
+      <w:r>
+        <w:rPr>
+          <w:rFonts w:hint="eastAsia"/>
+        </w:rPr>
+        <w:t>/</w:t>
+      </w:r>
+      <w:r>
+        <w:rPr>
+          <w:rFonts w:hint="eastAsia"/>
+        </w:rPr>
+        <w:t>過來、</w:t>
+      </w:r>
+      <w:r>
+        <w:t>rent</w:t>
+      </w:r>
+      <w:r>
+        <w:rPr>
+          <w:rFonts w:hint="eastAsia"/>
+        </w:rPr>
+        <w:t xml:space="preserve"> n</w:t>
+      </w:r>
+      <w:r>
+        <w:t>.</w:t>
       </w:r>
       <w:r>
         <w:rPr>
@@ -2109,46 +3043,61 @@
         </w:rPr>
         <w:t>租金</w:t>
       </w:r>
-    </w:p>
-    <w:p>
-      <w:r>
-        <w:t>confident</w:t>
-      </w:r>
-      <w:r>
-        <w:t xml:space="preserve"> adj.</w:t>
-      </w:r>
-      <w:r>
-        <w:rPr>
-          <w:rFonts w:hint="eastAsia"/>
-        </w:rPr>
-        <w:t xml:space="preserve"> </w:t>
-      </w:r>
-      <w:r>
-        <w:rPr>
-          <w:rFonts w:hint="eastAsia"/>
-        </w:rPr>
-        <w:t>自信</w:t>
-      </w:r>
-      <w:r>
-        <w:rPr>
-          <w:rFonts w:hint="eastAsia"/>
-        </w:rPr>
-        <w:t>/</w:t>
-      </w:r>
-      <w:r>
-        <w:rPr>
-          <w:rFonts w:hint="eastAsia"/>
-        </w:rPr>
-        <w:t>信心、</w:t>
-      </w:r>
-      <w:r>
-        <w:t>uncertain about</w:t>
-      </w:r>
-      <w:r>
-        <w:rPr>
-          <w:rFonts w:hint="eastAsia"/>
-        </w:rPr>
-        <w:t>對……感到不確定</w:t>
+      <w:r>
+        <w:rPr>
+          <w:rFonts w:hint="eastAsia"/>
+        </w:rPr>
+        <w:t>,</w:t>
+      </w:r>
+      <w:r>
+        <w:t>v.</w:t>
+      </w:r>
+      <w:r>
+        <w:rPr>
+          <w:rFonts w:hint="eastAsia"/>
+        </w:rPr>
+        <w:t>租用、</w:t>
+      </w:r>
+      <w:r>
+        <w:t>foresee</w:t>
+      </w:r>
+      <w:r>
+        <w:t xml:space="preserve"> v.</w:t>
+      </w:r>
+      <w:r>
+        <w:rPr>
+          <w:rFonts w:hint="eastAsia"/>
+        </w:rPr>
+        <w:t>預見</w:t>
+      </w:r>
+    </w:p>
+    <w:p>
+      <w:r>
+        <w:t>property</w:t>
+      </w:r>
+      <w:r>
+        <w:t xml:space="preserve"> n.</w:t>
+      </w:r>
+      <w:r>
+        <w:rPr>
+          <w:rFonts w:hint="eastAsia"/>
+        </w:rPr>
+        <w:t>財產、</w:t>
+      </w:r>
+      <w:r>
+        <w:rPr>
+          <w:rFonts w:hint="eastAsia"/>
+        </w:rPr>
+        <w:t>c</w:t>
+      </w:r>
+      <w:r>
+        <w:t>ontractor n.</w:t>
+      </w:r>
+      <w:r>
+        <w:rPr>
+          <w:rFonts w:hint="eastAsia"/>
+        </w:rPr>
+        <w:t>承包商</w:t>
       </w:r>
       <w:r>
         <w:rPr>
@@ -2157,962 +3106,6 @@
         <w:t>、</w:t>
       </w:r>
       <w:r>
-        <w:t>certain</w:t>
-      </w:r>
-      <w:r>
-        <w:rPr>
-          <w:rFonts w:hint="eastAsia"/>
-        </w:rPr>
-        <w:t xml:space="preserve"> </w:t>
-      </w:r>
-      <w:r>
-        <w:t>adj.</w:t>
-      </w:r>
-      <w:r>
-        <w:rPr>
-          <w:rFonts w:hint="eastAsia"/>
-        </w:rPr>
-        <w:t>肯定</w:t>
-      </w:r>
-    </w:p>
-    <w:p>
-      <w:r>
-        <w:t>refer to</w:t>
-      </w:r>
-      <w:r>
-        <w:rPr>
-          <w:rFonts w:hint="eastAsia"/>
-        </w:rPr>
-        <w:t>提及</w:t>
-      </w:r>
-      <w:r>
-        <w:rPr>
-          <w:rFonts w:hint="eastAsia"/>
-        </w:rPr>
-        <w:t>/</w:t>
-      </w:r>
-      <w:r>
-        <w:rPr>
-          <w:rFonts w:hint="eastAsia"/>
-        </w:rPr>
-        <w:t>談到</w:t>
-      </w:r>
-      <w:r>
-        <w:rPr>
-          <w:rFonts w:hint="eastAsia"/>
-        </w:rPr>
-        <w:t>、</w:t>
-      </w:r>
-      <w:r>
-        <w:t>rental agreement</w:t>
-      </w:r>
-      <w:r>
-        <w:rPr>
-          <w:rFonts w:hint="eastAsia"/>
-        </w:rPr>
-        <w:t>租賃合約</w:t>
-      </w:r>
-      <w:r>
-        <w:rPr>
-          <w:rFonts w:hint="eastAsia"/>
-        </w:rPr>
-        <w:t>、</w:t>
-      </w:r>
-      <w:r>
-        <w:t>testimonial</w:t>
-      </w:r>
-      <w:r>
-        <w:t xml:space="preserve"> n.</w:t>
-      </w:r>
-      <w:r>
-        <w:rPr>
-          <w:rFonts w:hint="eastAsia"/>
-        </w:rPr>
-        <w:t>介紹信</w:t>
-      </w:r>
-      <w:r>
-        <w:rPr>
-          <w:rFonts w:hint="eastAsia"/>
-        </w:rPr>
-        <w:t>/</w:t>
-      </w:r>
-      <w:r>
-        <w:rPr>
-          <w:rFonts w:hint="eastAsia"/>
-        </w:rPr>
-        <w:t>推薦書</w:t>
-      </w:r>
-    </w:p>
-    <w:p>
-      <w:r>
-        <w:t>identify</w:t>
-      </w:r>
-      <w:r>
-        <w:t xml:space="preserve"> v.</w:t>
-      </w:r>
-      <w:r>
-        <w:rPr>
-          <w:rFonts w:hint="eastAsia"/>
-        </w:rPr>
-        <w:t>識別</w:t>
-      </w:r>
-      <w:r>
-        <w:rPr>
-          <w:rFonts w:hint="eastAsia"/>
-        </w:rPr>
-        <w:t>/</w:t>
-      </w:r>
-      <w:r>
-        <w:rPr>
-          <w:rFonts w:hint="eastAsia"/>
-        </w:rPr>
-        <w:t>確定、</w:t>
-      </w:r>
-      <w:r>
-        <w:t>initially</w:t>
-      </w:r>
-      <w:r>
-        <w:rPr>
-          <w:rFonts w:hint="eastAsia"/>
-        </w:rPr>
-        <w:t xml:space="preserve"> </w:t>
-      </w:r>
-      <w:r>
-        <w:t>adv.</w:t>
-      </w:r>
-      <w:r>
-        <w:rPr>
-          <w:rFonts w:hint="eastAsia"/>
-        </w:rPr>
-        <w:t>最初、</w:t>
-      </w:r>
-      <w:r>
-        <w:t>regarding</w:t>
-      </w:r>
-      <w:r>
-        <w:rPr>
-          <w:rFonts w:hint="eastAsia"/>
-        </w:rPr>
-        <w:t xml:space="preserve"> </w:t>
-      </w:r>
-      <w:r>
-        <w:t>prep.</w:t>
-      </w:r>
-      <w:r>
-        <w:rPr>
-          <w:rFonts w:hint="eastAsia"/>
-        </w:rPr>
-        <w:t>關於</w:t>
-      </w:r>
-    </w:p>
-    <w:p>
-      <w:r>
-        <w:t>motorhome</w:t>
-      </w:r>
-      <w:r>
-        <w:rPr>
-          <w:rFonts w:hint="eastAsia"/>
-        </w:rPr>
-        <w:t xml:space="preserve"> n</w:t>
-      </w:r>
-      <w:r>
-        <w:t>.</w:t>
-      </w:r>
-      <w:r>
-        <w:rPr>
-          <w:rFonts w:hint="eastAsia"/>
-        </w:rPr>
-        <w:t>房車、</w:t>
-      </w:r>
-      <w:r>
-        <w:t>thorough</w:t>
-      </w:r>
-      <w:r>
-        <w:rPr>
-          <w:rFonts w:hint="eastAsia"/>
-        </w:rPr>
-        <w:t xml:space="preserve"> a</w:t>
-      </w:r>
-      <w:r>
-        <w:t xml:space="preserve">dj </w:t>
-      </w:r>
-      <w:r>
-        <w:rPr>
-          <w:rFonts w:hint="eastAsia"/>
-        </w:rPr>
-        <w:t>仔細的</w:t>
-      </w:r>
-      <w:r>
-        <w:rPr>
-          <w:rFonts w:hint="eastAsia"/>
-        </w:rPr>
-        <w:t>/</w:t>
-      </w:r>
-      <w:r>
-        <w:rPr>
-          <w:rFonts w:hint="eastAsia"/>
-        </w:rPr>
-        <w:t>徹底、</w:t>
-      </w:r>
-      <w:r>
-        <w:t>inspection</w:t>
-      </w:r>
-      <w:r>
-        <w:rPr>
-          <w:rFonts w:hint="eastAsia"/>
-        </w:rPr>
-        <w:t xml:space="preserve"> n</w:t>
-      </w:r>
-      <w:r>
-        <w:t>.</w:t>
-      </w:r>
-      <w:r>
-        <w:rPr>
-          <w:rFonts w:hint="eastAsia"/>
-        </w:rPr>
-        <w:t>檢查</w:t>
-      </w:r>
-    </w:p>
-    <w:p>
-      <w:r>
-        <w:t>come out</w:t>
-      </w:r>
-      <w:r>
-        <w:rPr>
-          <w:rFonts w:hint="eastAsia"/>
-        </w:rPr>
-        <w:t>出現</w:t>
-      </w:r>
-      <w:r>
-        <w:rPr>
-          <w:rFonts w:hint="eastAsia"/>
-        </w:rPr>
-        <w:t>/</w:t>
-      </w:r>
-      <w:r>
-        <w:rPr>
-          <w:rFonts w:hint="eastAsia"/>
-        </w:rPr>
-        <w:t>發行、</w:t>
-      </w:r>
-      <w:r>
-        <w:t>assess</w:t>
-      </w:r>
-      <w:r>
-        <w:t xml:space="preserve"> v.</w:t>
-      </w:r>
-      <w:r>
-        <w:rPr>
-          <w:rFonts w:hint="eastAsia"/>
-        </w:rPr>
-        <w:t>評估</w:t>
-      </w:r>
-      <w:r>
-        <w:rPr>
-          <w:rFonts w:hint="eastAsia"/>
-        </w:rPr>
-        <w:t>/</w:t>
-      </w:r>
-      <w:r>
-        <w:rPr>
-          <w:rFonts w:hint="eastAsia"/>
-        </w:rPr>
-        <w:t>估價、</w:t>
-      </w:r>
-      <w:r>
-        <w:rPr>
-          <w:rFonts w:hint="eastAsia"/>
-        </w:rPr>
-        <w:t>p</w:t>
-      </w:r>
-      <w:r>
-        <w:t>romptly adv.</w:t>
-      </w:r>
-      <w:r>
-        <w:rPr>
-          <w:rFonts w:hint="eastAsia"/>
-        </w:rPr>
-        <w:t>迅速地</w:t>
-      </w:r>
-    </w:p>
-    <w:p>
-      <w:r>
-        <w:t>question</w:t>
-      </w:r>
-      <w:r>
-        <w:t xml:space="preserve"> n.</w:t>
-      </w:r>
-      <w:r>
-        <w:rPr>
-          <w:rFonts w:hint="eastAsia"/>
-        </w:rPr>
-        <w:t>問題</w:t>
-      </w:r>
-      <w:r>
-        <w:t>,v.</w:t>
-      </w:r>
-      <w:r>
-        <w:rPr>
-          <w:rFonts w:hint="eastAsia"/>
-        </w:rPr>
-        <w:t>懷疑</w:t>
-      </w:r>
-    </w:p>
-    <w:p/>
-    <w:p>
-      <w:r>
-        <w:t>repair calls</w:t>
-      </w:r>
-      <w:r>
-        <w:t xml:space="preserve"> </w:t>
-      </w:r>
-      <w:r>
-        <w:rPr>
-          <w:rFonts w:hint="eastAsia"/>
-        </w:rPr>
-        <w:t>維修電話</w:t>
-      </w:r>
-      <w:r>
-        <w:rPr>
-          <w:rFonts w:hint="eastAsia"/>
-        </w:rPr>
-        <w:t>/</w:t>
-      </w:r>
-      <w:r>
-        <w:rPr>
-          <w:rFonts w:hint="eastAsia"/>
-        </w:rPr>
-        <w:t>維修通知、</w:t>
-      </w:r>
-      <w:r>
-        <w:rPr>
-          <w:rFonts w:hint="eastAsia"/>
-        </w:rPr>
-        <w:t>h</w:t>
-      </w:r>
-      <w:r>
-        <w:t>andwriting n.</w:t>
-      </w:r>
-      <w:r>
-        <w:rPr>
-          <w:rFonts w:hint="eastAsia"/>
-        </w:rPr>
-        <w:t>書寫、</w:t>
-      </w:r>
-      <w:r>
-        <w:t>misus</w:t>
-      </w:r>
-      <w:r>
-        <w:t>e n. v.</w:t>
-      </w:r>
-      <w:r>
-        <w:rPr>
-          <w:rFonts w:hint="eastAsia"/>
-        </w:rPr>
-        <w:t>濫用</w:t>
-      </w:r>
-      <w:r>
-        <w:t>/</w:t>
-      </w:r>
-      <w:r>
-        <w:rPr>
-          <w:rFonts w:hint="eastAsia"/>
-        </w:rPr>
-        <w:t>錯用</w:t>
-      </w:r>
-    </w:p>
-    <w:p>
-      <w:r>
-        <w:t>properly</w:t>
-      </w:r>
-      <w:r>
-        <w:t xml:space="preserve"> adv.</w:t>
-      </w:r>
-      <w:r>
-        <w:rPr>
-          <w:rFonts w:hint="eastAsia"/>
-        </w:rPr>
-        <w:t xml:space="preserve"> </w:t>
-      </w:r>
-      <w:r>
-        <w:rPr>
-          <w:rFonts w:hint="eastAsia"/>
-        </w:rPr>
-        <w:t>正確</w:t>
-      </w:r>
-      <w:r>
-        <w:rPr>
-          <w:rFonts w:hint="eastAsia"/>
-        </w:rPr>
-        <w:t>/</w:t>
-      </w:r>
-      <w:r>
-        <w:rPr>
-          <w:rFonts w:hint="eastAsia"/>
-        </w:rPr>
-        <w:t>適當、</w:t>
-      </w:r>
-      <w:r>
-        <w:t>turn in</w:t>
-      </w:r>
-      <w:r>
-        <w:rPr>
-          <w:rFonts w:hint="eastAsia"/>
-        </w:rPr>
-        <w:t>繳交</w:t>
-      </w:r>
-      <w:r>
-        <w:rPr>
-          <w:rFonts w:hint="eastAsia"/>
-        </w:rPr>
-        <w:t>/</w:t>
-      </w:r>
-      <w:r>
-        <w:rPr>
-          <w:rFonts w:hint="eastAsia"/>
-        </w:rPr>
-        <w:t>交出、</w:t>
-      </w:r>
-      <w:r>
-        <w:rPr>
-          <w:rFonts w:hint="eastAsia"/>
-        </w:rPr>
-        <w:t>p</w:t>
-      </w:r>
-      <w:r>
-        <w:t>ick up</w:t>
-      </w:r>
-      <w:r>
-        <w:rPr>
-          <w:rFonts w:hint="eastAsia"/>
-        </w:rPr>
-        <w:t>撿起</w:t>
-      </w:r>
-      <w:r>
-        <w:rPr>
-          <w:rFonts w:hint="eastAsia"/>
-        </w:rPr>
-        <w:t>/</w:t>
-      </w:r>
-      <w:r>
-        <w:rPr>
-          <w:rFonts w:hint="eastAsia"/>
-        </w:rPr>
-        <w:t>領取物品</w:t>
-      </w:r>
-      <w:r>
-        <w:rPr>
-          <w:rFonts w:hint="eastAsia"/>
-        </w:rPr>
-        <w:t>/</w:t>
-      </w:r>
-      <w:r>
-        <w:rPr>
-          <w:rFonts w:hint="eastAsia"/>
-        </w:rPr>
-        <w:t>購買</w:t>
-      </w:r>
-      <w:r>
-        <w:rPr>
-          <w:rFonts w:hint="eastAsia"/>
-        </w:rPr>
-        <w:t>/</w:t>
-      </w:r>
-      <w:r>
-        <w:rPr>
-          <w:rFonts w:hint="eastAsia"/>
-        </w:rPr>
-        <w:t>學會</w:t>
-      </w:r>
-    </w:p>
-    <w:p>
-      <w:r>
-        <w:rPr>
-          <w:rFonts w:hint="eastAsia"/>
-        </w:rPr>
-        <w:t>q</w:t>
-      </w:r>
-      <w:r>
-        <w:t xml:space="preserve">uality plumbing </w:t>
-      </w:r>
-      <w:r>
-        <w:rPr>
-          <w:rFonts w:hint="eastAsia"/>
-        </w:rPr>
-        <w:t>高品質水管系統、</w:t>
-      </w:r>
-      <w:r>
-        <w:t>stop by</w:t>
-      </w:r>
-      <w:r>
-        <w:t>順路經過</w:t>
-      </w:r>
-      <w:r>
-        <w:rPr>
-          <w:rFonts w:hint="eastAsia"/>
-        </w:rPr>
-        <w:t>、</w:t>
-      </w:r>
-      <w:r>
-        <w:t>leave for</w:t>
-      </w:r>
-      <w:r>
-        <w:rPr>
-          <w:rFonts w:hint="eastAsia"/>
-        </w:rPr>
-        <w:t>前往</w:t>
-      </w:r>
-    </w:p>
-    <w:p/>
-    <w:p>
-      <w:r>
-        <w:t>construction site</w:t>
-      </w:r>
-      <w:r>
-        <w:rPr>
-          <w:rFonts w:hint="eastAsia"/>
-        </w:rPr>
-        <w:t xml:space="preserve"> </w:t>
-      </w:r>
-      <w:r>
-        <w:rPr>
-          <w:rFonts w:hint="eastAsia"/>
-        </w:rPr>
-        <w:t>工地、</w:t>
-      </w:r>
-      <w:r>
-        <w:t>factory</w:t>
-      </w:r>
-      <w:r>
-        <w:rPr>
-          <w:rFonts w:hint="eastAsia"/>
-        </w:rPr>
-        <w:t xml:space="preserve"> </w:t>
-      </w:r>
-      <w:r>
-        <w:t>n.</w:t>
-      </w:r>
-      <w:r>
-        <w:rPr>
-          <w:rFonts w:hint="eastAsia"/>
-        </w:rPr>
-        <w:t>工廠、</w:t>
-      </w:r>
-      <w:r>
-        <w:t>car dealership</w:t>
-      </w:r>
-      <w:r>
-        <w:rPr>
-          <w:rFonts w:hint="eastAsia"/>
-        </w:rPr>
-        <w:t xml:space="preserve"> </w:t>
-      </w:r>
-      <w:r>
-        <w:rPr>
-          <w:rFonts w:hint="eastAsia"/>
-        </w:rPr>
-        <w:t>汽車經銷店</w:t>
-      </w:r>
-    </w:p>
-    <w:p>
-      <w:r>
-        <w:t>evening</w:t>
-      </w:r>
-      <w:r>
-        <w:rPr>
-          <w:rFonts w:hint="eastAsia"/>
-        </w:rPr>
-        <w:t xml:space="preserve"> </w:t>
-      </w:r>
-      <w:r>
-        <w:t>n.</w:t>
-      </w:r>
-      <w:r>
-        <w:rPr>
-          <w:rFonts w:hint="eastAsia"/>
-        </w:rPr>
-        <w:t>晚上、</w:t>
-      </w:r>
-      <w:r>
-        <w:t>conveyor belt</w:t>
-      </w:r>
-      <w:r>
-        <w:rPr>
-          <w:rFonts w:hint="eastAsia"/>
-        </w:rPr>
-        <w:t xml:space="preserve"> </w:t>
-      </w:r>
-      <w:r>
-        <w:t>n.</w:t>
-      </w:r>
-      <w:r>
-        <w:rPr>
-          <w:rFonts w:hint="eastAsia"/>
-        </w:rPr>
-        <w:t>傳送帶、</w:t>
-      </w:r>
-      <w:r>
-        <w:t>out of order</w:t>
-      </w:r>
-      <w:r>
-        <w:rPr>
-          <w:rFonts w:hint="eastAsia"/>
-        </w:rPr>
-        <w:t>物品故障</w:t>
-      </w:r>
-    </w:p>
-    <w:p>
-      <w:r>
-        <w:rPr>
-          <w:rFonts w:hint="eastAsia"/>
-        </w:rPr>
-        <w:t>t</w:t>
-      </w:r>
-      <w:r>
-        <w:t>emporarily adv.</w:t>
-      </w:r>
-      <w:r>
-        <w:rPr>
-          <w:rFonts w:hint="eastAsia"/>
-        </w:rPr>
-        <w:t>暫時、</w:t>
-      </w:r>
-      <w:r>
-        <w:rPr>
-          <w:rFonts w:hint="eastAsia"/>
-        </w:rPr>
-        <w:t>t</w:t>
-      </w:r>
-      <w:r>
-        <w:t>emporarily</w:t>
-      </w:r>
-      <w:r>
-        <w:rPr>
-          <w:rFonts w:hint="eastAsia"/>
-        </w:rPr>
-        <w:t xml:space="preserve"> </w:t>
-      </w:r>
-      <w:r>
-        <w:t>n.</w:t>
-      </w:r>
-      <w:r>
-        <w:rPr>
-          <w:rFonts w:hint="eastAsia"/>
-        </w:rPr>
-        <w:t xml:space="preserve"> </w:t>
-      </w:r>
-      <w:r>
-        <w:rPr>
-          <w:rFonts w:hint="eastAsia"/>
-        </w:rPr>
-        <w:t>人員</w:t>
-      </w:r>
-      <w:r>
-        <w:rPr>
-          <w:rFonts w:hint="eastAsia"/>
-        </w:rPr>
-        <w:t>、</w:t>
-      </w:r>
-      <w:r>
-        <w:rPr>
-          <w:rFonts w:hint="eastAsia"/>
-        </w:rPr>
-        <w:t>s</w:t>
-      </w:r>
-      <w:r>
-        <w:t xml:space="preserve">pecial assignment </w:t>
-      </w:r>
-      <w:r>
-        <w:rPr>
-          <w:rFonts w:hint="eastAsia"/>
-        </w:rPr>
-        <w:t>特殊任務</w:t>
-      </w:r>
-    </w:p>
-    <w:p>
-      <w:r>
-        <w:t>assembly floor</w:t>
-      </w:r>
-      <w:r>
-        <w:t xml:space="preserve"> </w:t>
-      </w:r>
-      <w:r>
-        <w:rPr>
-          <w:rFonts w:hint="eastAsia"/>
-        </w:rPr>
-        <w:t>裝配平台、</w:t>
-      </w:r>
-      <w:r>
-        <w:t>day shift</w:t>
-      </w:r>
-      <w:r>
-        <w:rPr>
-          <w:rFonts w:hint="eastAsia"/>
-        </w:rPr>
-        <w:t xml:space="preserve"> </w:t>
-      </w:r>
-      <w:r>
-        <w:rPr>
-          <w:rFonts w:hint="eastAsia"/>
-        </w:rPr>
-        <w:t>日班</w:t>
-      </w:r>
-    </w:p>
-    <w:p/>
-    <w:p>
-      <w:r>
-        <w:t>architect</w:t>
-      </w:r>
-      <w:r>
-        <w:rPr>
-          <w:rFonts w:hint="eastAsia"/>
-        </w:rPr>
-        <w:t xml:space="preserve"> </w:t>
-      </w:r>
-      <w:r>
-        <w:t>n.</w:t>
-      </w:r>
-      <w:r>
-        <w:rPr>
-          <w:rFonts w:hint="eastAsia"/>
-        </w:rPr>
-        <w:t>建築師、</w:t>
-      </w:r>
-      <w:r>
-        <w:t>real estate agent</w:t>
-      </w:r>
-      <w:r>
-        <w:rPr>
-          <w:rFonts w:hint="eastAsia"/>
-        </w:rPr>
-        <w:t xml:space="preserve"> </w:t>
-      </w:r>
-      <w:r>
-        <w:rPr>
-          <w:rFonts w:hint="eastAsia"/>
-        </w:rPr>
-        <w:t>房地產經紀人</w:t>
-      </w:r>
-      <w:r>
-        <w:rPr>
-          <w:rFonts w:hint="eastAsia"/>
-        </w:rPr>
-        <w:t>、</w:t>
-      </w:r>
-      <w:r>
-        <w:rPr>
-          <w:rFonts w:hint="eastAsia"/>
-        </w:rPr>
-        <w:t>房地產經紀人</w:t>
-      </w:r>
-    </w:p>
-    <w:p>
-      <w:r>
-        <w:t>deposit</w:t>
-      </w:r>
-      <w:r>
-        <w:rPr>
-          <w:rFonts w:hint="eastAsia"/>
-        </w:rPr>
-        <w:t xml:space="preserve"> </w:t>
-      </w:r>
-      <w:r>
-        <w:t>v.</w:t>
-      </w:r>
-      <w:r>
-        <w:rPr>
-          <w:rFonts w:hint="eastAsia"/>
-        </w:rPr>
-        <w:t>存放</w:t>
-      </w:r>
-      <w:r>
-        <w:rPr>
-          <w:rFonts w:hint="eastAsia"/>
-        </w:rPr>
-        <w:t>/</w:t>
-      </w:r>
-      <w:r>
-        <w:rPr>
-          <w:rFonts w:hint="eastAsia"/>
-        </w:rPr>
-        <w:t>支付</w:t>
-      </w:r>
-      <w:r>
-        <w:rPr>
-          <w:rFonts w:hint="eastAsia"/>
-        </w:rPr>
-        <w:t>,</w:t>
-      </w:r>
-      <w:r>
-        <w:t>n.</w:t>
-      </w:r>
-      <w:r>
-        <w:rPr>
-          <w:rFonts w:hint="eastAsia"/>
-        </w:rPr>
-        <w:t>存款</w:t>
-      </w:r>
-      <w:r>
-        <w:rPr>
-          <w:rFonts w:hint="eastAsia"/>
-        </w:rPr>
-        <w:t>/</w:t>
-      </w:r>
-      <w:r>
-        <w:rPr>
-          <w:rFonts w:hint="eastAsia"/>
-        </w:rPr>
-        <w:t>沉澱物、</w:t>
-      </w:r>
-      <w:r>
-        <w:t>carefully</w:t>
-      </w:r>
-      <w:r>
-        <w:t xml:space="preserve"> adv.</w:t>
-      </w:r>
-      <w:r>
-        <w:rPr>
-          <w:rFonts w:hint="eastAsia"/>
-        </w:rPr>
-        <w:t>小心</w:t>
-      </w:r>
-      <w:r>
-        <w:rPr>
-          <w:rFonts w:hint="eastAsia"/>
-        </w:rPr>
-        <w:t>/</w:t>
-      </w:r>
-      <w:r>
-        <w:rPr>
-          <w:rFonts w:hint="eastAsia"/>
-        </w:rPr>
-        <w:t>仔細</w:t>
-      </w:r>
-    </w:p>
-    <w:p>
-      <w:r>
-        <w:t>come on</w:t>
-      </w:r>
-      <w:r>
-        <w:rPr>
-          <w:rFonts w:hint="eastAsia"/>
-        </w:rPr>
-        <w:t>催促別人</w:t>
-      </w:r>
-      <w:r>
-        <w:rPr>
-          <w:rFonts w:hint="eastAsia"/>
-        </w:rPr>
-        <w:t>/</w:t>
-      </w:r>
-      <w:r>
-        <w:rPr>
-          <w:rFonts w:hint="eastAsia"/>
-        </w:rPr>
-        <w:t>鼓勵</w:t>
-      </w:r>
-      <w:r>
-        <w:t>/</w:t>
-      </w:r>
-      <w:r>
-        <w:rPr>
-          <w:rFonts w:hint="eastAsia"/>
-        </w:rPr>
-        <w:t>請求</w:t>
-      </w:r>
-      <w:r>
-        <w:rPr>
-          <w:rFonts w:hint="eastAsia"/>
-        </w:rPr>
-        <w:t>/</w:t>
-      </w:r>
-      <w:r>
-        <w:rPr>
-          <w:rFonts w:hint="eastAsia"/>
-        </w:rPr>
-        <w:t>過來、</w:t>
-      </w:r>
-      <w:r>
-        <w:t>rent</w:t>
-      </w:r>
-      <w:r>
-        <w:rPr>
-          <w:rFonts w:hint="eastAsia"/>
-        </w:rPr>
-        <w:t xml:space="preserve"> n</w:t>
-      </w:r>
-      <w:r>
-        <w:t>.</w:t>
-      </w:r>
-      <w:r>
-        <w:rPr>
-          <w:rFonts w:hint="eastAsia"/>
-        </w:rPr>
-        <w:t>租金</w:t>
-      </w:r>
-      <w:r>
-        <w:rPr>
-          <w:rFonts w:hint="eastAsia"/>
-        </w:rPr>
-        <w:t>,</w:t>
-      </w:r>
-      <w:r>
-        <w:t>v.</w:t>
-      </w:r>
-      <w:r>
-        <w:rPr>
-          <w:rFonts w:hint="eastAsia"/>
-        </w:rPr>
-        <w:t>租用、</w:t>
-      </w:r>
-      <w:r>
-        <w:t>foresee</w:t>
-      </w:r>
-      <w:r>
-        <w:t xml:space="preserve"> v.</w:t>
-      </w:r>
-      <w:r>
-        <w:rPr>
-          <w:rFonts w:hint="eastAsia"/>
-        </w:rPr>
-        <w:t>預見</w:t>
-      </w:r>
-    </w:p>
-    <w:p>
-      <w:r>
-        <w:t>property</w:t>
-      </w:r>
-      <w:r>
-        <w:t xml:space="preserve"> n.</w:t>
-      </w:r>
-      <w:r>
-        <w:rPr>
-          <w:rFonts w:hint="eastAsia"/>
-        </w:rPr>
-        <w:t>財產、</w:t>
-      </w:r>
-      <w:r>
-        <w:rPr>
-          <w:rFonts w:hint="eastAsia"/>
-        </w:rPr>
-        <w:t>c</w:t>
-      </w:r>
-      <w:r>
-        <w:t>ontractor n.</w:t>
-      </w:r>
-      <w:r>
-        <w:rPr>
-          <w:rFonts w:hint="eastAsia"/>
-        </w:rPr>
-        <w:t>承包商</w:t>
-      </w:r>
-      <w:r>
-        <w:rPr>
-          <w:rFonts w:hint="eastAsia"/>
-        </w:rPr>
-        <w:t>、</w:t>
-      </w:r>
-      <w:r>
         <w:t>as soon as</w:t>
       </w:r>
       <w:r>
@@ -3121,14 +3114,12 @@
         </w:rPr>
         <w:t xml:space="preserve"> </w:t>
       </w:r>
-      <w:proofErr w:type="gramStart"/>
       <w:r>
         <w:rPr>
           <w:rFonts w:hint="eastAsia"/>
         </w:rPr>
         <w:t>一</w:t>
       </w:r>
-      <w:proofErr w:type="gramEnd"/>
       <w:r>
         <w:rPr>
           <w:rFonts w:hint="eastAsia"/>
@@ -4204,43 +4195,395 @@
         <w:t>v.</w:t>
       </w:r>
       <w:r>
+        <w:t>n</w:t>
+      </w:r>
+      <w:proofErr w:type="spellEnd"/>
+      <w:r>
+        <w:t>.</w:t>
+      </w:r>
+      <w:r>
+        <w:rPr>
+          <w:rFonts w:hint="eastAsia"/>
+        </w:rPr>
+        <w:t>聲稱</w:t>
+      </w:r>
+      <w:r>
+        <w:rPr>
+          <w:rFonts w:hint="eastAsia"/>
+        </w:rPr>
+        <w:t>/</w:t>
+      </w:r>
+      <w:r>
+        <w:rPr>
+          <w:rFonts w:hint="eastAsia"/>
+        </w:rPr>
+        <w:t>主張</w:t>
+      </w:r>
+      <w:r>
+        <w:rPr>
+          <w:rFonts w:hint="eastAsia"/>
+        </w:rPr>
+        <w:t>/</w:t>
+      </w:r>
+      <w:r>
+        <w:rPr>
+          <w:rFonts w:hint="eastAsia"/>
+        </w:rPr>
+        <w:t>索賠</w:t>
+      </w:r>
+    </w:p>
+    <w:p>
+      <w:r>
+        <w:t>reassure</w:t>
+      </w:r>
+      <w:r>
+        <w:t xml:space="preserve"> v.</w:t>
+      </w:r>
+      <w:r>
+        <w:rPr>
+          <w:rFonts w:hint="eastAsia"/>
+        </w:rPr>
+        <w:t>安慰</w:t>
+      </w:r>
+      <w:r>
+        <w:rPr>
+          <w:rFonts w:hint="eastAsia"/>
+        </w:rPr>
+        <w:t>/</w:t>
+      </w:r>
+      <w:r>
+        <w:rPr>
+          <w:rFonts w:hint="eastAsia"/>
+        </w:rPr>
+        <w:t>使安心、</w:t>
+      </w:r>
+      <w:r>
+        <w:t>acknowledge</w:t>
+      </w:r>
+      <w:r>
+        <w:rPr>
+          <w:rFonts w:hint="eastAsia"/>
+        </w:rPr>
+        <w:t xml:space="preserve"> </w:t>
+      </w:r>
+      <w:r>
+        <w:t>v.</w:t>
+      </w:r>
+      <w:r>
+        <w:rPr>
+          <w:rFonts w:hint="eastAsia"/>
+        </w:rPr>
+        <w:t>承認</w:t>
+      </w:r>
+      <w:r>
+        <w:t>/</w:t>
+      </w:r>
+      <w:r>
+        <w:rPr>
+          <w:rFonts w:hint="eastAsia"/>
+        </w:rPr>
+        <w:t>確認收到</w:t>
+      </w:r>
+      <w:r>
+        <w:rPr>
+          <w:rFonts w:hint="eastAsia"/>
+        </w:rPr>
+        <w:t>、</w:t>
+      </w:r>
+      <w:r>
+        <w:t>retirement</w:t>
+      </w:r>
+      <w:r>
+        <w:rPr>
+          <w:rFonts w:hint="eastAsia"/>
+        </w:rPr>
+        <w:t xml:space="preserve"> </w:t>
+      </w:r>
+      <w:r>
         <w:t>n.</w:t>
       </w:r>
+      <w:r>
+        <w:rPr>
+          <w:rFonts w:hint="eastAsia"/>
+        </w:rPr>
+        <w:t>退休</w:t>
+      </w:r>
+    </w:p>
+    <w:p>
+      <w:r>
+        <w:t>groundbreaking</w:t>
+      </w:r>
+      <w:r>
+        <w:rPr>
+          <w:rFonts w:hint="eastAsia"/>
+        </w:rPr>
+        <w:t xml:space="preserve"> </w:t>
+      </w:r>
+      <w:r>
+        <w:t>adj.</w:t>
+      </w:r>
+      <w:r>
+        <w:rPr>
+          <w:rFonts w:hint="eastAsia"/>
+        </w:rPr>
+        <w:t>創新的、</w:t>
+      </w:r>
+      <w:r>
+        <w:t>ceremony</w:t>
+      </w:r>
+      <w:r>
+        <w:rPr>
+          <w:rFonts w:hint="eastAsia"/>
+        </w:rPr>
+        <w:t xml:space="preserve"> </w:t>
+      </w:r>
+      <w:r>
+        <w:t>n.</w:t>
+      </w:r>
+      <w:r>
+        <w:rPr>
+          <w:rFonts w:hint="eastAsia"/>
+        </w:rPr>
+        <w:t>典禮、</w:t>
+      </w:r>
+      <w:r>
+        <w:t>reception</w:t>
+      </w:r>
+      <w:r>
+        <w:rPr>
+          <w:rFonts w:hint="eastAsia"/>
+        </w:rPr>
+        <w:t xml:space="preserve"> </w:t>
+      </w:r>
+      <w:r>
+        <w:t>n.</w:t>
+      </w:r>
+      <w:r>
+        <w:rPr>
+          <w:rFonts w:hint="eastAsia"/>
+        </w:rPr>
+        <w:t>招待會</w:t>
+      </w:r>
+      <w:r>
+        <w:rPr>
+          <w:rFonts w:hint="eastAsia"/>
+        </w:rPr>
+        <w:t>/</w:t>
+      </w:r>
+      <w:r>
+        <w:rPr>
+          <w:rFonts w:hint="eastAsia"/>
+        </w:rPr>
+        <w:t>回應</w:t>
+      </w:r>
+      <w:r>
+        <w:rPr>
+          <w:rFonts w:hint="eastAsia"/>
+        </w:rPr>
+        <w:t>/</w:t>
+      </w:r>
+      <w:r>
+        <w:rPr>
+          <w:rFonts w:hint="eastAsia"/>
+        </w:rPr>
+        <w:t>接待</w:t>
+      </w:r>
+    </w:p>
+    <w:p>
+      <w:r>
+        <w:t>remodel</w:t>
+      </w:r>
+      <w:r>
+        <w:t xml:space="preserve"> v.</w:t>
+      </w:r>
+      <w:r>
+        <w:rPr>
+          <w:rFonts w:hint="eastAsia"/>
+        </w:rPr>
+        <w:t>改造、</w:t>
+      </w:r>
+      <w:r>
+        <w:t>part of</w:t>
+      </w:r>
+      <w:r>
+        <w:t xml:space="preserve"> </w:t>
+      </w:r>
+      <w:r>
+        <w:rPr>
+          <w:rFonts w:hint="eastAsia"/>
+        </w:rPr>
+        <w:t>一部分、</w:t>
+      </w:r>
+      <w:r>
+        <w:t>corporate</w:t>
+      </w:r>
+      <w:r>
+        <w:rPr>
+          <w:rFonts w:hint="eastAsia"/>
+        </w:rPr>
+        <w:t xml:space="preserve"> </w:t>
+      </w:r>
+      <w:r>
+        <w:t>adj.</w:t>
+      </w:r>
+      <w:r>
+        <w:rPr>
+          <w:rFonts w:hint="eastAsia"/>
+        </w:rPr>
+        <w:t>公司</w:t>
+      </w:r>
+      <w:r>
+        <w:rPr>
+          <w:rFonts w:hint="eastAsia"/>
+        </w:rPr>
+        <w:t>/</w:t>
+      </w:r>
+      <w:r>
+        <w:rPr>
+          <w:rFonts w:hint="eastAsia"/>
+        </w:rPr>
+        <w:t>全體、</w:t>
+      </w:r>
+      <w:r>
+        <w:t>luncheon</w:t>
+      </w:r>
+      <w:r>
+        <w:rPr>
+          <w:rFonts w:hint="eastAsia"/>
+        </w:rPr>
+        <w:t xml:space="preserve"> </w:t>
+      </w:r>
+      <w:r>
+        <w:t>n.</w:t>
+      </w:r>
+      <w:r>
+        <w:rPr>
+          <w:rFonts w:hint="eastAsia"/>
+        </w:rPr>
+        <w:t>午餐</w:t>
+      </w:r>
+    </w:p>
+    <w:p>
+      <w:r>
+        <w:t>warm welcome</w:t>
+      </w:r>
+      <w:r>
+        <w:rPr>
+          <w:rFonts w:hint="eastAsia"/>
+        </w:rPr>
+        <w:t>熱烈歡迎</w:t>
+      </w:r>
+    </w:p>
+    <w:p/>
+    <w:p>
+      <w:r>
+        <w:t>organic</w:t>
+      </w:r>
+      <w:r>
+        <w:t xml:space="preserve"> adj.</w:t>
+      </w:r>
+      <w:r>
+        <w:rPr>
+          <w:rFonts w:hint="eastAsia"/>
+        </w:rPr>
+        <w:t>有機的、</w:t>
+      </w:r>
+      <w:r>
+        <w:t>meal</w:t>
+      </w:r>
+      <w:r>
+        <w:t xml:space="preserve"> n.</w:t>
+      </w:r>
+      <w:r>
+        <w:rPr>
+          <w:rFonts w:hint="eastAsia"/>
+        </w:rPr>
+        <w:t>餐點、</w:t>
+      </w:r>
+      <w:r>
+        <w:t>comment</w:t>
+      </w:r>
+      <w:r>
+        <w:rPr>
+          <w:rFonts w:hint="eastAsia"/>
+        </w:rPr>
+        <w:t xml:space="preserve"> </w:t>
+      </w:r>
+      <w:proofErr w:type="spellStart"/>
+      <w:r>
+        <w:t>v.n</w:t>
+      </w:r>
       <w:proofErr w:type="spellEnd"/>
       <w:r>
-        <w:rPr>
-          <w:rFonts w:hint="eastAsia"/>
-        </w:rPr>
-        <w:t>聲稱</w:t>
-      </w:r>
-      <w:r>
-        <w:rPr>
-          <w:rFonts w:hint="eastAsia"/>
-        </w:rPr>
-        <w:t>/</w:t>
-      </w:r>
-      <w:r>
-        <w:rPr>
-          <w:rFonts w:hint="eastAsia"/>
-        </w:rPr>
-        <w:t>主張</w:t>
-      </w:r>
-      <w:r>
-        <w:rPr>
-          <w:rFonts w:hint="eastAsia"/>
-        </w:rPr>
-        <w:t>/</w:t>
-      </w:r>
-      <w:r>
-        <w:rPr>
-          <w:rFonts w:hint="eastAsia"/>
-        </w:rPr>
-        <w:t>索賠</w:t>
-      </w:r>
-    </w:p>
-    <w:p>
-      <w:r>
-        <w:t>reassure</w:t>
+        <w:t>.</w:t>
+      </w:r>
+      <w:r>
+        <w:rPr>
+          <w:rFonts w:hint="eastAsia"/>
+        </w:rPr>
+        <w:t>評論</w:t>
+      </w:r>
+      <w:r>
+        <w:rPr>
+          <w:rFonts w:hint="eastAsia"/>
+        </w:rPr>
+        <w:t>/</w:t>
+      </w:r>
+      <w:r>
+        <w:rPr>
+          <w:rFonts w:hint="eastAsia"/>
+        </w:rPr>
+        <w:t>評語、</w:t>
+      </w:r>
+      <w:r>
+        <w:t>subscription</w:t>
+      </w:r>
+      <w:r>
+        <w:t xml:space="preserve"> n.</w:t>
+      </w:r>
+      <w:r>
+        <w:rPr>
+          <w:rFonts w:hint="eastAsia"/>
+        </w:rPr>
+        <w:t>訂閱</w:t>
+      </w:r>
+    </w:p>
+    <w:p>
+      <w:r>
+        <w:t>revealed</w:t>
+      </w:r>
+      <w:r>
+        <w:rPr>
+          <w:rFonts w:hint="eastAsia"/>
+        </w:rPr>
+        <w:t xml:space="preserve"> </w:t>
+      </w:r>
+      <w:r>
+        <w:t>v.</w:t>
+      </w:r>
+      <w:r>
+        <w:rPr>
+          <w:rFonts w:hint="eastAsia"/>
+        </w:rPr>
+        <w:t>透露</w:t>
+      </w:r>
+      <w:r>
+        <w:rPr>
+          <w:rFonts w:hint="eastAsia"/>
+        </w:rPr>
+        <w:t>/n</w:t>
+      </w:r>
+      <w:r>
+        <w:t>.</w:t>
+      </w:r>
+      <w:r>
+        <w:rPr>
+          <w:rFonts w:hint="eastAsia"/>
+        </w:rPr>
+        <w:t>揭示、</w:t>
+      </w:r>
+      <w:r>
+        <w:t>consume</w:t>
       </w:r>
       <w:r>
         <w:t xml:space="preserve"> v.</w:t>
@@ -4249,22 +4592,132 @@
         <w:rPr>
           <w:rFonts w:hint="eastAsia"/>
         </w:rPr>
-        <w:t>安慰</w:t>
-      </w:r>
-      <w:r>
-        <w:rPr>
-          <w:rFonts w:hint="eastAsia"/>
-        </w:rPr>
-        <w:t>/</w:t>
-      </w:r>
-      <w:r>
-        <w:rPr>
-          <w:rFonts w:hint="eastAsia"/>
-        </w:rPr>
-        <w:t>使安心、</w:t>
-      </w:r>
-      <w:r>
-        <w:t>acknowledge</w:t>
+        <w:t>消耗</w:t>
+      </w:r>
+      <w:r>
+        <w:rPr>
+          <w:rFonts w:hint="eastAsia"/>
+        </w:rPr>
+        <w:t>/</w:t>
+      </w:r>
+      <w:r>
+        <w:rPr>
+          <w:rFonts w:hint="eastAsia"/>
+        </w:rPr>
+        <w:t>花費</w:t>
+      </w:r>
+      <w:r>
+        <w:rPr>
+          <w:rFonts w:hint="eastAsia"/>
+        </w:rPr>
+        <w:t>/</w:t>
+      </w:r>
+      <w:r>
+        <w:rPr>
+          <w:rFonts w:hint="eastAsia"/>
+        </w:rPr>
+        <w:t>吃、</w:t>
+      </w:r>
+      <w:r>
+        <w:t>individual</w:t>
+      </w:r>
+      <w:r>
+        <w:rPr>
+          <w:rFonts w:hint="eastAsia"/>
+        </w:rPr>
+        <w:t xml:space="preserve"> </w:t>
+      </w:r>
+      <w:r>
+        <w:t>n.</w:t>
+      </w:r>
+      <w:r>
+        <w:rPr>
+          <w:rFonts w:hint="eastAsia"/>
+        </w:rPr>
+        <w:t>個人</w:t>
+      </w:r>
+      <w:r>
+        <w:rPr>
+          <w:rFonts w:hint="eastAsia"/>
+        </w:rPr>
+        <w:t>,</w:t>
+      </w:r>
+      <w:r>
+        <w:t>adj.</w:t>
+      </w:r>
+      <w:r>
+        <w:rPr>
+          <w:rFonts w:hint="eastAsia"/>
+        </w:rPr>
+        <w:t>個人的</w:t>
+      </w:r>
+    </w:p>
+    <w:p>
+      <w:r>
+        <w:t>amount</w:t>
+      </w:r>
+      <w:r>
+        <w:t xml:space="preserve"> n.</w:t>
+      </w:r>
+      <w:r>
+        <w:rPr>
+          <w:rFonts w:hint="eastAsia"/>
+        </w:rPr>
+        <w:t>數量、</w:t>
+      </w:r>
+      <w:r>
+        <w:t>actual</w:t>
+      </w:r>
+      <w:r>
+        <w:rPr>
+          <w:rFonts w:hint="eastAsia"/>
+        </w:rPr>
+        <w:t xml:space="preserve"> a</w:t>
+      </w:r>
+      <w:r>
+        <w:t>dj.</w:t>
+      </w:r>
+      <w:r>
+        <w:rPr>
+          <w:rFonts w:hint="eastAsia"/>
+        </w:rPr>
+        <w:t>實際的</w:t>
+      </w:r>
+      <w:r>
+        <w:rPr>
+          <w:rFonts w:hint="eastAsia"/>
+        </w:rPr>
+        <w:t>/</w:t>
+      </w:r>
+      <w:r>
+        <w:rPr>
+          <w:rFonts w:hint="eastAsia"/>
+        </w:rPr>
+        <w:t>真實的</w:t>
+      </w:r>
+    </w:p>
+    <w:p/>
+    <w:p>
+      <w:r>
+        <w:t>competition</w:t>
+      </w:r>
+      <w:r>
+        <w:rPr>
+          <w:rFonts w:hint="eastAsia"/>
+        </w:rPr>
+        <w:t xml:space="preserve"> </w:t>
+      </w:r>
+      <w:r>
+        <w:t>n.</w:t>
+      </w:r>
+      <w:r>
+        <w:rPr>
+          <w:rFonts w:hint="eastAsia"/>
+        </w:rPr>
+        <w:t>競爭、</w:t>
+      </w:r>
+      <w:r>
+        <w:t>worsen</w:t>
       </w:r>
       <w:r>
         <w:rPr>
@@ -4279,16 +4732,25 @@
         <w:rPr>
           <w:rFonts w:hint="eastAsia"/>
         </w:rPr>
-        <w:t>承認</w:t>
-      </w:r>
-      <w:r>
-        <w:t>/</w:t>
-      </w:r>
-      <w:r>
-        <w:rPr>
-          <w:rFonts w:hint="eastAsia"/>
-        </w:rPr>
-        <w:t>確認收到</w:t>
+        <w:t>惡化、</w:t>
+      </w:r>
+      <w:r>
+        <w:t>household</w:t>
+      </w:r>
+      <w:r>
+        <w:rPr>
+          <w:rFonts w:hint="eastAsia"/>
+        </w:rPr>
+        <w:t xml:space="preserve"> </w:t>
+      </w:r>
+      <w:r>
+        <w:t>n.</w:t>
+      </w:r>
+      <w:r>
+        <w:rPr>
+          <w:rFonts w:hint="eastAsia"/>
+        </w:rPr>
+        <w:t>家庭</w:t>
       </w:r>
       <w:r>
         <w:rPr>
@@ -4297,7 +4759,225 @@
         <w:t>、</w:t>
       </w:r>
       <w:r>
-        <w:t>retirement</w:t>
+        <w:t>build</w:t>
+      </w:r>
+      <w:r>
+        <w:rPr>
+          <w:rFonts w:hint="eastAsia"/>
+        </w:rPr>
+        <w:t xml:space="preserve"> v</w:t>
+      </w:r>
+      <w:r>
+        <w:t>.</w:t>
+      </w:r>
+      <w:r>
+        <w:rPr>
+          <w:rFonts w:hint="eastAsia"/>
+        </w:rPr>
+        <w:t>建造</w:t>
+      </w:r>
+      <w:r>
+        <w:rPr>
+          <w:rFonts w:hint="eastAsia"/>
+        </w:rPr>
+        <w:t>/</w:t>
+      </w:r>
+      <w:r>
+        <w:rPr>
+          <w:rFonts w:hint="eastAsia"/>
+        </w:rPr>
+        <w:t>建立</w:t>
+      </w:r>
+    </w:p>
+    <w:p/>
+    <w:p>
+      <w:r>
+        <w:rPr>
+          <w:rFonts w:hint="eastAsia"/>
+        </w:rPr>
+        <w:t>g</w:t>
+      </w:r>
+      <w:r>
+        <w:t>iving up</w:t>
+      </w:r>
+      <w:r>
+        <w:rPr>
+          <w:rFonts w:hint="eastAsia"/>
+        </w:rPr>
+        <w:t>放棄</w:t>
+      </w:r>
+      <w:r>
+        <w:rPr>
+          <w:rFonts w:hint="eastAsia"/>
+        </w:rPr>
+        <w:t>、</w:t>
+      </w:r>
+      <w:r>
+        <w:t>shorten</w:t>
+      </w:r>
+      <w:r>
+        <w:rPr>
+          <w:rFonts w:hint="eastAsia"/>
+        </w:rPr>
+        <w:t xml:space="preserve"> v</w:t>
+      </w:r>
+      <w:r>
+        <w:t>.</w:t>
+      </w:r>
+      <w:r>
+        <w:rPr>
+          <w:rFonts w:hint="eastAsia"/>
+        </w:rPr>
+        <w:t xml:space="preserve"> </w:t>
+      </w:r>
+      <w:r>
+        <w:rPr>
+          <w:rFonts w:hint="eastAsia"/>
+        </w:rPr>
+        <w:t>縮短</w:t>
+      </w:r>
+      <w:r>
+        <w:rPr>
+          <w:rFonts w:hint="eastAsia"/>
+        </w:rPr>
+        <w:t>、</w:t>
+      </w:r>
+      <w:r>
+        <w:t>regularly</w:t>
+      </w:r>
+      <w:r>
+        <w:rPr>
+          <w:rFonts w:hint="eastAsia"/>
+        </w:rPr>
+        <w:t xml:space="preserve"> </w:t>
+      </w:r>
+      <w:r>
+        <w:t>adv.</w:t>
+      </w:r>
+      <w:r>
+        <w:rPr>
+          <w:rFonts w:hint="eastAsia"/>
+        </w:rPr>
+        <w:t>經常</w:t>
+      </w:r>
+      <w:r>
+        <w:t>/</w:t>
+      </w:r>
+      <w:r>
+        <w:rPr>
+          <w:rFonts w:hint="eastAsia"/>
+        </w:rPr>
+        <w:t>規律、</w:t>
+      </w:r>
+      <w:r>
+        <w:t>various</w:t>
+      </w:r>
+      <w:r>
+        <w:rPr>
+          <w:rFonts w:hint="eastAsia"/>
+        </w:rPr>
+        <w:t xml:space="preserve"> </w:t>
+      </w:r>
+      <w:r>
+        <w:t>adj.</w:t>
+      </w:r>
+      <w:r>
+        <w:rPr>
+          <w:rFonts w:hint="eastAsia"/>
+        </w:rPr>
+        <w:t>各種各樣、</w:t>
+      </w:r>
+      <w:r>
+        <w:t>access code</w:t>
+      </w:r>
+      <w:r>
+        <w:rPr>
+          <w:rFonts w:hint="eastAsia"/>
+        </w:rPr>
+        <w:t>存取碼、</w:t>
+      </w:r>
+      <w:r>
+        <w:rPr>
+          <w:rFonts w:hint="eastAsia"/>
+        </w:rPr>
+        <w:t>o</w:t>
+      </w:r>
+      <w:r>
+        <w:t xml:space="preserve">nto prep. </w:t>
+      </w:r>
+      <w:r>
+        <w:rPr>
+          <w:rFonts w:hint="eastAsia"/>
+        </w:rPr>
+        <w:t>到</w:t>
+      </w:r>
+      <w:r>
+        <w:rPr>
+          <w:rFonts w:hint="eastAsia"/>
+        </w:rPr>
+        <w:t>.</w:t>
+      </w:r>
+      <w:r>
+        <w:t>.</w:t>
+      </w:r>
+      <w:r>
+        <w:rPr>
+          <w:rFonts w:hint="eastAsia"/>
+        </w:rPr>
+        <w:t>之上、</w:t>
+      </w:r>
+      <w:r>
+        <w:rPr>
+          <w:rFonts w:hint="eastAsia"/>
+        </w:rPr>
+        <w:t>s</w:t>
+      </w:r>
+      <w:r>
+        <w:t>tep-by-step</w:t>
+      </w:r>
+      <w:r>
+        <w:rPr>
+          <w:rFonts w:hint="eastAsia"/>
+        </w:rPr>
+        <w:t>一步一步</w:t>
+      </w:r>
+    </w:p>
+    <w:p>
+      <w:r>
+        <w:rPr>
+          <w:rFonts w:hint="eastAsia"/>
+        </w:rPr>
+        <w:t>s</w:t>
+      </w:r>
+      <w:r>
+        <w:t>implify v.</w:t>
+      </w:r>
+      <w:r>
+        <w:rPr>
+          <w:rFonts w:hint="eastAsia"/>
+        </w:rPr>
+        <w:t>簡化、</w:t>
+      </w:r>
+      <w:r>
+        <w:rPr>
+          <w:rFonts w:hint="eastAsia"/>
+        </w:rPr>
+        <w:t>c</w:t>
+      </w:r>
+      <w:r>
+        <w:t>ollaboration n.</w:t>
+      </w:r>
+      <w:r>
+        <w:rPr>
+          <w:rFonts w:hint="eastAsia"/>
+        </w:rPr>
+        <w:t>合作</w:t>
+      </w:r>
+    </w:p>
+    <w:p/>
+    <w:p>
+      <w:r>
+        <w:t>entertainment</w:t>
       </w:r>
       <w:r>
         <w:rPr>
@@ -4312,12 +4992,167 @@
         <w:rPr>
           <w:rFonts w:hint="eastAsia"/>
         </w:rPr>
-        <w:t>退休</w:t>
-      </w:r>
-    </w:p>
-    <w:p>
-      <w:r>
-        <w:t>groundbreaking</w:t>
+        <w:t>娛樂、</w:t>
+      </w:r>
+      <w:r>
+        <w:t>waterfront</w:t>
+      </w:r>
+      <w:r>
+        <w:rPr>
+          <w:rFonts w:hint="eastAsia"/>
+        </w:rPr>
+        <w:t xml:space="preserve"> </w:t>
+      </w:r>
+      <w:r>
+        <w:t>n.</w:t>
+      </w:r>
+      <w:r>
+        <w:rPr>
+          <w:rFonts w:hint="eastAsia"/>
+        </w:rPr>
+        <w:t>濱水區、</w:t>
+      </w:r>
+      <w:r>
+        <w:t>recognize</w:t>
+      </w:r>
+      <w:r>
+        <w:rPr>
+          <w:rFonts w:hint="eastAsia"/>
+        </w:rPr>
+        <w:t xml:space="preserve"> </w:t>
+      </w:r>
+      <w:r>
+        <w:t>v.</w:t>
+      </w:r>
+      <w:r>
+        <w:rPr>
+          <w:rFonts w:hint="eastAsia"/>
+        </w:rPr>
+        <w:t>認出</w:t>
+      </w:r>
+      <w:r>
+        <w:rPr>
+          <w:rFonts w:hint="eastAsia"/>
+        </w:rPr>
+        <w:t>/</w:t>
+      </w:r>
+      <w:r>
+        <w:rPr>
+          <w:rFonts w:hint="eastAsia"/>
+        </w:rPr>
+        <w:t>接受</w:t>
+      </w:r>
+      <w:r>
+        <w:rPr>
+          <w:rFonts w:hint="eastAsia"/>
+        </w:rPr>
+        <w:t>/</w:t>
+      </w:r>
+      <w:r>
+        <w:rPr>
+          <w:rFonts w:hint="eastAsia"/>
+        </w:rPr>
+        <w:t>表揚</w:t>
+      </w:r>
+    </w:p>
+    <w:p>
+      <w:r>
+        <w:t>conveniently</w:t>
+      </w:r>
+      <w:r>
+        <w:rPr>
+          <w:rFonts w:hint="eastAsia"/>
+        </w:rPr>
+        <w:t xml:space="preserve"> </w:t>
+      </w:r>
+      <w:r>
+        <w:t>adv.</w:t>
+      </w:r>
+      <w:r>
+        <w:rPr>
+          <w:rFonts w:hint="eastAsia"/>
+        </w:rPr>
+        <w:t>方便、</w:t>
+      </w:r>
+      <w:r>
+        <w:t>district</w:t>
+      </w:r>
+      <w:r>
+        <w:rPr>
+          <w:rFonts w:hint="eastAsia"/>
+        </w:rPr>
+        <w:t xml:space="preserve"> </w:t>
+      </w:r>
+      <w:r>
+        <w:t>n.</w:t>
+      </w:r>
+      <w:r>
+        <w:rPr>
+          <w:rFonts w:hint="eastAsia"/>
+        </w:rPr>
+        <w:t>區域、</w:t>
+      </w:r>
+      <w:r>
+        <w:t>daily</w:t>
+      </w:r>
+      <w:r>
+        <w:rPr>
+          <w:rFonts w:hint="eastAsia"/>
+        </w:rPr>
+        <w:t xml:space="preserve"> </w:t>
+      </w:r>
+      <w:proofErr w:type="spellStart"/>
+      <w:r>
+        <w:rPr>
+          <w:rFonts w:hint="eastAsia"/>
+        </w:rPr>
+        <w:t>a</w:t>
+      </w:r>
+      <w:r>
+        <w:t>dv,adj</w:t>
+      </w:r>
+      <w:proofErr w:type="spellEnd"/>
+      <w:r>
+        <w:t xml:space="preserve"> </w:t>
+      </w:r>
+      <w:r>
+        <w:rPr>
+          <w:rFonts w:hint="eastAsia"/>
+        </w:rPr>
+        <w:t>天天地</w:t>
+      </w:r>
+    </w:p>
+    <w:p/>
+    <w:p>
+      <w:r>
+        <w:t>insurance</w:t>
+      </w:r>
+      <w:r>
+        <w:rPr>
+          <w:rFonts w:hint="eastAsia"/>
+        </w:rPr>
+        <w:t xml:space="preserve"> </w:t>
+      </w:r>
+      <w:r>
+        <w:t>n.</w:t>
+      </w:r>
+      <w:r>
+        <w:rPr>
+          <w:rFonts w:hint="eastAsia"/>
+        </w:rPr>
+        <w:t>保險、</w:t>
+      </w:r>
+      <w:r>
+        <w:t>manufacturing plant</w:t>
+      </w:r>
+      <w:r>
+        <w:rPr>
+          <w:rFonts w:hint="eastAsia"/>
+        </w:rPr>
+        <w:t>製造廠、</w:t>
+      </w:r>
+      <w:r>
+        <w:t>confident</w:t>
       </w:r>
       <w:r>
         <w:rPr>
@@ -4332,344 +5167,12 @@
         <w:rPr>
           <w:rFonts w:hint="eastAsia"/>
         </w:rPr>
-        <w:t>創新的、</w:t>
-      </w:r>
-      <w:r>
-        <w:t>ceremony</w:t>
-      </w:r>
-      <w:r>
-        <w:rPr>
-          <w:rFonts w:hint="eastAsia"/>
-        </w:rPr>
-        <w:t xml:space="preserve"> </w:t>
-      </w:r>
-      <w:r>
-        <w:t>n.</w:t>
-      </w:r>
-      <w:r>
-        <w:rPr>
-          <w:rFonts w:hint="eastAsia"/>
-        </w:rPr>
-        <w:t>典禮、</w:t>
-      </w:r>
-      <w:r>
-        <w:t>reception</w:t>
-      </w:r>
-      <w:r>
-        <w:rPr>
-          <w:rFonts w:hint="eastAsia"/>
-        </w:rPr>
-        <w:t xml:space="preserve"> </w:t>
-      </w:r>
-      <w:r>
-        <w:t>n.</w:t>
-      </w:r>
-      <w:r>
-        <w:rPr>
-          <w:rFonts w:hint="eastAsia"/>
-        </w:rPr>
-        <w:t>招待會</w:t>
-      </w:r>
-      <w:r>
-        <w:rPr>
-          <w:rFonts w:hint="eastAsia"/>
-        </w:rPr>
-        <w:t>/</w:t>
-      </w:r>
-      <w:r>
-        <w:rPr>
-          <w:rFonts w:hint="eastAsia"/>
-        </w:rPr>
-        <w:t>回應</w:t>
-      </w:r>
-      <w:r>
-        <w:rPr>
-          <w:rFonts w:hint="eastAsia"/>
-        </w:rPr>
-        <w:t>/</w:t>
-      </w:r>
-      <w:r>
-        <w:rPr>
-          <w:rFonts w:hint="eastAsia"/>
-        </w:rPr>
-        <w:t>接待</w:t>
-      </w:r>
-    </w:p>
-    <w:p>
-      <w:r>
-        <w:t>remodel</w:t>
-      </w:r>
-      <w:r>
-        <w:t xml:space="preserve"> v.</w:t>
-      </w:r>
-      <w:r>
-        <w:rPr>
-          <w:rFonts w:hint="eastAsia"/>
-        </w:rPr>
-        <w:t>改造、</w:t>
-      </w:r>
-      <w:r>
-        <w:t>part of</w:t>
-      </w:r>
-      <w:r>
-        <w:t xml:space="preserve"> </w:t>
-      </w:r>
-      <w:r>
-        <w:rPr>
-          <w:rFonts w:hint="eastAsia"/>
-        </w:rPr>
-        <w:t>一部分、</w:t>
-      </w:r>
-      <w:r>
-        <w:t>corporate</w:t>
-      </w:r>
-      <w:r>
-        <w:rPr>
-          <w:rFonts w:hint="eastAsia"/>
-        </w:rPr>
-        <w:t xml:space="preserve"> </w:t>
-      </w:r>
-      <w:r>
-        <w:t>adj.</w:t>
-      </w:r>
-      <w:r>
-        <w:rPr>
-          <w:rFonts w:hint="eastAsia"/>
-        </w:rPr>
-        <w:t>公司</w:t>
-      </w:r>
-      <w:r>
-        <w:rPr>
-          <w:rFonts w:hint="eastAsia"/>
-        </w:rPr>
-        <w:t>/</w:t>
-      </w:r>
-      <w:r>
-        <w:rPr>
-          <w:rFonts w:hint="eastAsia"/>
-        </w:rPr>
-        <w:t>全體、</w:t>
-      </w:r>
-      <w:r>
-        <w:t>luncheon</w:t>
-      </w:r>
-      <w:r>
-        <w:rPr>
-          <w:rFonts w:hint="eastAsia"/>
-        </w:rPr>
-        <w:t xml:space="preserve"> </w:t>
-      </w:r>
-      <w:r>
-        <w:t>n.</w:t>
-      </w:r>
-      <w:r>
-        <w:rPr>
-          <w:rFonts w:hint="eastAsia"/>
-        </w:rPr>
-        <w:t>午餐</w:t>
-      </w:r>
-    </w:p>
-    <w:p>
-      <w:r>
-        <w:t>warm welcome</w:t>
-      </w:r>
-      <w:r>
-        <w:rPr>
-          <w:rFonts w:hint="eastAsia"/>
-        </w:rPr>
-        <w:t>熱烈歡迎</w:t>
-      </w:r>
-    </w:p>
-    <w:p/>
-    <w:p>
-      <w:r>
-        <w:t>organic</w:t>
-      </w:r>
-      <w:r>
-        <w:t xml:space="preserve"> adj.</w:t>
-      </w:r>
-      <w:r>
-        <w:rPr>
-          <w:rFonts w:hint="eastAsia"/>
-        </w:rPr>
-        <w:t>有機的、</w:t>
-      </w:r>
-      <w:r>
-        <w:t>meal</w:t>
-      </w:r>
-      <w:r>
-        <w:t xml:space="preserve"> n.</w:t>
-      </w:r>
-      <w:r>
-        <w:rPr>
-          <w:rFonts w:hint="eastAsia"/>
-        </w:rPr>
-        <w:t>餐點、</w:t>
-      </w:r>
-      <w:r>
-        <w:t>comment</w:t>
-      </w:r>
-      <w:r>
-        <w:rPr>
-          <w:rFonts w:hint="eastAsia"/>
-        </w:rPr>
-        <w:t xml:space="preserve"> </w:t>
-      </w:r>
-      <w:proofErr w:type="spellStart"/>
-      <w:r>
-        <w:t>v.n.</w:t>
-      </w:r>
-      <w:proofErr w:type="spellEnd"/>
-      <w:r>
-        <w:rPr>
-          <w:rFonts w:hint="eastAsia"/>
-        </w:rPr>
-        <w:t>評論</w:t>
-      </w:r>
-      <w:r>
-        <w:rPr>
-          <w:rFonts w:hint="eastAsia"/>
-        </w:rPr>
-        <w:t>/</w:t>
-      </w:r>
-      <w:r>
-        <w:rPr>
-          <w:rFonts w:hint="eastAsia"/>
-        </w:rPr>
-        <w:t>評語、</w:t>
-      </w:r>
-      <w:r>
-        <w:t>subscription</w:t>
-      </w:r>
-      <w:r>
-        <w:t xml:space="preserve"> n.</w:t>
-      </w:r>
-      <w:r>
-        <w:rPr>
-          <w:rFonts w:hint="eastAsia"/>
-        </w:rPr>
-        <w:t>訂閱</w:t>
-      </w:r>
-    </w:p>
-    <w:p>
-      <w:r>
-        <w:t>revealed</w:t>
-      </w:r>
-      <w:r>
-        <w:rPr>
-          <w:rFonts w:hint="eastAsia"/>
-        </w:rPr>
-        <w:t xml:space="preserve"> </w:t>
-      </w:r>
-      <w:r>
-        <w:t>v.</w:t>
-      </w:r>
-      <w:r>
-        <w:rPr>
-          <w:rFonts w:hint="eastAsia"/>
-        </w:rPr>
-        <w:t>透露</w:t>
-      </w:r>
-      <w:r>
-        <w:rPr>
-          <w:rFonts w:hint="eastAsia"/>
-        </w:rPr>
-        <w:t>/n</w:t>
-      </w:r>
-      <w:r>
-        <w:t>.</w:t>
-      </w:r>
-      <w:r>
-        <w:rPr>
-          <w:rFonts w:hint="eastAsia"/>
-        </w:rPr>
-        <w:t>揭示、</w:t>
-      </w:r>
-      <w:r>
-        <w:t>consume</w:t>
-      </w:r>
-      <w:r>
-        <w:t xml:space="preserve"> v.</w:t>
-      </w:r>
-      <w:r>
-        <w:rPr>
-          <w:rFonts w:hint="eastAsia"/>
-        </w:rPr>
-        <w:t>消耗</w:t>
-      </w:r>
-      <w:r>
-        <w:rPr>
-          <w:rFonts w:hint="eastAsia"/>
-        </w:rPr>
-        <w:t>/</w:t>
-      </w:r>
-      <w:r>
-        <w:rPr>
-          <w:rFonts w:hint="eastAsia"/>
-        </w:rPr>
-        <w:t>花費</w:t>
-      </w:r>
-      <w:r>
-        <w:rPr>
-          <w:rFonts w:hint="eastAsia"/>
-        </w:rPr>
-        <w:t>/</w:t>
-      </w:r>
-      <w:r>
-        <w:rPr>
-          <w:rFonts w:hint="eastAsia"/>
-        </w:rPr>
-        <w:t>吃、</w:t>
-      </w:r>
-      <w:r>
-        <w:t>individual</w:t>
-      </w:r>
-      <w:r>
-        <w:rPr>
-          <w:rFonts w:hint="eastAsia"/>
-        </w:rPr>
-        <w:t xml:space="preserve"> </w:t>
-      </w:r>
-      <w:r>
-        <w:t>n.</w:t>
-      </w:r>
-      <w:r>
-        <w:rPr>
-          <w:rFonts w:hint="eastAsia"/>
-        </w:rPr>
-        <w:t>個人</w:t>
-      </w:r>
-      <w:r>
-        <w:rPr>
-          <w:rFonts w:hint="eastAsia"/>
-        </w:rPr>
-        <w:t>,</w:t>
-      </w:r>
-      <w:r>
-        <w:t>adj.</w:t>
-      </w:r>
-      <w:r>
-        <w:rPr>
-          <w:rFonts w:hint="eastAsia"/>
-        </w:rPr>
-        <w:t>個人的</w:t>
-      </w:r>
-    </w:p>
-    <w:p>
-      <w:r>
-        <w:t>amount</w:t>
-      </w:r>
-      <w:r>
-        <w:t xml:space="preserve"> n.</w:t>
-      </w:r>
-      <w:r>
-        <w:rPr>
-          <w:rFonts w:hint="eastAsia"/>
-        </w:rPr>
-        <w:t>數量、</w:t>
-      </w:r>
-      <w:r>
-        <w:t>actual</w:t>
+        <w:t>自信</w:t>
+      </w:r>
+    </w:p>
+    <w:p>
+      <w:r>
+        <w:t>accurate</w:t>
       </w:r>
       <w:r>
         <w:rPr>
@@ -4684,76 +5187,7 @@
         <w:rPr>
           <w:rFonts w:hint="eastAsia"/>
         </w:rPr>
-        <w:t>實際的</w:t>
-      </w:r>
-      <w:r>
-        <w:rPr>
-          <w:rFonts w:hint="eastAsia"/>
-        </w:rPr>
-        <w:t>/</w:t>
-      </w:r>
-      <w:r>
-        <w:rPr>
-          <w:rFonts w:hint="eastAsia"/>
-        </w:rPr>
-        <w:t>真實的</w:t>
-      </w:r>
-    </w:p>
-    <w:p/>
-    <w:p>
-      <w:r>
-        <w:t>competition</w:t>
-      </w:r>
-      <w:r>
-        <w:rPr>
-          <w:rFonts w:hint="eastAsia"/>
-        </w:rPr>
-        <w:t xml:space="preserve"> </w:t>
-      </w:r>
-      <w:r>
-        <w:t>n.</w:t>
-      </w:r>
-      <w:r>
-        <w:rPr>
-          <w:rFonts w:hint="eastAsia"/>
-        </w:rPr>
-        <w:t>競爭、</w:t>
-      </w:r>
-      <w:r>
-        <w:t>worsen</w:t>
-      </w:r>
-      <w:r>
-        <w:rPr>
-          <w:rFonts w:hint="eastAsia"/>
-        </w:rPr>
-        <w:t xml:space="preserve"> </w:t>
-      </w:r>
-      <w:r>
-        <w:t>v.</w:t>
-      </w:r>
-      <w:r>
-        <w:rPr>
-          <w:rFonts w:hint="eastAsia"/>
-        </w:rPr>
-        <w:t>惡化、</w:t>
-      </w:r>
-      <w:r>
-        <w:t>household</w:t>
-      </w:r>
-      <w:r>
-        <w:rPr>
-          <w:rFonts w:hint="eastAsia"/>
-        </w:rPr>
-        <w:t xml:space="preserve"> </w:t>
-      </w:r>
-      <w:r>
-        <w:t>n.</w:t>
-      </w:r>
-      <w:r>
-        <w:rPr>
-          <w:rFonts w:hint="eastAsia"/>
-        </w:rPr>
-        <w:t>家庭</w:t>
+        <w:t>準確的</w:t>
       </w:r>
       <w:r>
         <w:rPr>
@@ -4762,459 +5196,6 @@
         <w:t>、</w:t>
       </w:r>
       <w:r>
-        <w:t>build</w:t>
-      </w:r>
-      <w:r>
-        <w:rPr>
-          <w:rFonts w:hint="eastAsia"/>
-        </w:rPr>
-        <w:t xml:space="preserve"> v</w:t>
-      </w:r>
-      <w:r>
-        <w:t>.</w:t>
-      </w:r>
-      <w:r>
-        <w:rPr>
-          <w:rFonts w:hint="eastAsia"/>
-        </w:rPr>
-        <w:t>建造</w:t>
-      </w:r>
-      <w:r>
-        <w:rPr>
-          <w:rFonts w:hint="eastAsia"/>
-        </w:rPr>
-        <w:t>/</w:t>
-      </w:r>
-      <w:r>
-        <w:rPr>
-          <w:rFonts w:hint="eastAsia"/>
-        </w:rPr>
-        <w:t>建立</w:t>
-      </w:r>
-    </w:p>
-    <w:p/>
-    <w:p>
-      <w:r>
-        <w:rPr>
-          <w:rFonts w:hint="eastAsia"/>
-        </w:rPr>
-        <w:t>g</w:t>
-      </w:r>
-      <w:r>
-        <w:t>iving up</w:t>
-      </w:r>
-      <w:r>
-        <w:rPr>
-          <w:rFonts w:hint="eastAsia"/>
-        </w:rPr>
-        <w:t>放棄</w:t>
-      </w:r>
-      <w:r>
-        <w:rPr>
-          <w:rFonts w:hint="eastAsia"/>
-        </w:rPr>
-        <w:t>、</w:t>
-      </w:r>
-      <w:r>
-        <w:t>shorten</w:t>
-      </w:r>
-      <w:r>
-        <w:rPr>
-          <w:rFonts w:hint="eastAsia"/>
-        </w:rPr>
-        <w:t xml:space="preserve"> v</w:t>
-      </w:r>
-      <w:r>
-        <w:t>.</w:t>
-      </w:r>
-      <w:r>
-        <w:rPr>
-          <w:rFonts w:hint="eastAsia"/>
-        </w:rPr>
-        <w:t xml:space="preserve"> </w:t>
-      </w:r>
-      <w:r>
-        <w:rPr>
-          <w:rFonts w:hint="eastAsia"/>
-        </w:rPr>
-        <w:t>縮短</w:t>
-      </w:r>
-      <w:r>
-        <w:rPr>
-          <w:rFonts w:hint="eastAsia"/>
-        </w:rPr>
-        <w:t>、</w:t>
-      </w:r>
-      <w:r>
-        <w:t>regularly</w:t>
-      </w:r>
-      <w:r>
-        <w:rPr>
-          <w:rFonts w:hint="eastAsia"/>
-        </w:rPr>
-        <w:t xml:space="preserve"> </w:t>
-      </w:r>
-      <w:r>
-        <w:t>adv.</w:t>
-      </w:r>
-      <w:r>
-        <w:rPr>
-          <w:rFonts w:hint="eastAsia"/>
-        </w:rPr>
-        <w:t>經常</w:t>
-      </w:r>
-      <w:r>
-        <w:t>/</w:t>
-      </w:r>
-      <w:r>
-        <w:rPr>
-          <w:rFonts w:hint="eastAsia"/>
-        </w:rPr>
-        <w:t>規律、</w:t>
-      </w:r>
-      <w:r>
-        <w:t>various</w:t>
-      </w:r>
-      <w:r>
-        <w:rPr>
-          <w:rFonts w:hint="eastAsia"/>
-        </w:rPr>
-        <w:t xml:space="preserve"> </w:t>
-      </w:r>
-      <w:r>
-        <w:t>adj.</w:t>
-      </w:r>
-      <w:r>
-        <w:rPr>
-          <w:rFonts w:hint="eastAsia"/>
-        </w:rPr>
-        <w:t>各種</w:t>
-      </w:r>
-      <w:proofErr w:type="gramStart"/>
-      <w:r>
-        <w:rPr>
-          <w:rFonts w:hint="eastAsia"/>
-        </w:rPr>
-        <w:t>各樣、</w:t>
-      </w:r>
-      <w:proofErr w:type="gramEnd"/>
-      <w:r>
-        <w:t>access code</w:t>
-      </w:r>
-      <w:r>
-        <w:rPr>
-          <w:rFonts w:hint="eastAsia"/>
-        </w:rPr>
-        <w:t>存取碼、</w:t>
-      </w:r>
-      <w:r>
-        <w:rPr>
-          <w:rFonts w:hint="eastAsia"/>
-        </w:rPr>
-        <w:t>o</w:t>
-      </w:r>
-      <w:r>
-        <w:t xml:space="preserve">nto prep. </w:t>
-      </w:r>
-      <w:r>
-        <w:rPr>
-          <w:rFonts w:hint="eastAsia"/>
-        </w:rPr>
-        <w:t>到</w:t>
-      </w:r>
-      <w:r>
-        <w:rPr>
-          <w:rFonts w:hint="eastAsia"/>
-        </w:rPr>
-        <w:t>.</w:t>
-      </w:r>
-      <w:r>
-        <w:t>.</w:t>
-      </w:r>
-      <w:r>
-        <w:rPr>
-          <w:rFonts w:hint="eastAsia"/>
-        </w:rPr>
-        <w:t>之上、</w:t>
-      </w:r>
-      <w:r>
-        <w:rPr>
-          <w:rFonts w:hint="eastAsia"/>
-        </w:rPr>
-        <w:t>s</w:t>
-      </w:r>
-      <w:r>
-        <w:t>tep-by-step</w:t>
-      </w:r>
-      <w:r>
-        <w:rPr>
-          <w:rFonts w:hint="eastAsia"/>
-        </w:rPr>
-        <w:t>一步一步</w:t>
-      </w:r>
-    </w:p>
-    <w:p>
-      <w:r>
-        <w:rPr>
-          <w:rFonts w:hint="eastAsia"/>
-        </w:rPr>
-        <w:t>s</w:t>
-      </w:r>
-      <w:r>
-        <w:t>implify v.</w:t>
-      </w:r>
-      <w:r>
-        <w:rPr>
-          <w:rFonts w:hint="eastAsia"/>
-        </w:rPr>
-        <w:t>簡化、</w:t>
-      </w:r>
-      <w:r>
-        <w:rPr>
-          <w:rFonts w:hint="eastAsia"/>
-        </w:rPr>
-        <w:t>c</w:t>
-      </w:r>
-      <w:r>
-        <w:t>ollaboration n.</w:t>
-      </w:r>
-      <w:r>
-        <w:rPr>
-          <w:rFonts w:hint="eastAsia"/>
-        </w:rPr>
-        <w:t>合作</w:t>
-      </w:r>
-    </w:p>
-    <w:p/>
-    <w:p>
-      <w:r>
-        <w:t>entertainment</w:t>
-      </w:r>
-      <w:r>
-        <w:rPr>
-          <w:rFonts w:hint="eastAsia"/>
-        </w:rPr>
-        <w:t xml:space="preserve"> </w:t>
-      </w:r>
-      <w:r>
-        <w:t>n.</w:t>
-      </w:r>
-      <w:r>
-        <w:rPr>
-          <w:rFonts w:hint="eastAsia"/>
-        </w:rPr>
-        <w:t>娛樂、</w:t>
-      </w:r>
-      <w:r>
-        <w:t>waterfront</w:t>
-      </w:r>
-      <w:r>
-        <w:rPr>
-          <w:rFonts w:hint="eastAsia"/>
-        </w:rPr>
-        <w:t xml:space="preserve"> </w:t>
-      </w:r>
-      <w:r>
-        <w:t>n.</w:t>
-      </w:r>
-      <w:r>
-        <w:rPr>
-          <w:rFonts w:hint="eastAsia"/>
-        </w:rPr>
-        <w:t>濱水區、</w:t>
-      </w:r>
-      <w:r>
-        <w:t>recognize</w:t>
-      </w:r>
-      <w:r>
-        <w:rPr>
-          <w:rFonts w:hint="eastAsia"/>
-        </w:rPr>
-        <w:t xml:space="preserve"> </w:t>
-      </w:r>
-      <w:r>
-        <w:t>v.</w:t>
-      </w:r>
-      <w:r>
-        <w:rPr>
-          <w:rFonts w:hint="eastAsia"/>
-        </w:rPr>
-        <w:t>認出</w:t>
-      </w:r>
-      <w:r>
-        <w:rPr>
-          <w:rFonts w:hint="eastAsia"/>
-        </w:rPr>
-        <w:t>/</w:t>
-      </w:r>
-      <w:r>
-        <w:rPr>
-          <w:rFonts w:hint="eastAsia"/>
-        </w:rPr>
-        <w:t>接受</w:t>
-      </w:r>
-      <w:r>
-        <w:rPr>
-          <w:rFonts w:hint="eastAsia"/>
-        </w:rPr>
-        <w:t>/</w:t>
-      </w:r>
-      <w:r>
-        <w:rPr>
-          <w:rFonts w:hint="eastAsia"/>
-        </w:rPr>
-        <w:t>表揚</w:t>
-      </w:r>
-    </w:p>
-    <w:p>
-      <w:r>
-        <w:t>conveniently</w:t>
-      </w:r>
-      <w:r>
-        <w:rPr>
-          <w:rFonts w:hint="eastAsia"/>
-        </w:rPr>
-        <w:t xml:space="preserve"> </w:t>
-      </w:r>
-      <w:r>
-        <w:t>adv.</w:t>
-      </w:r>
-      <w:r>
-        <w:rPr>
-          <w:rFonts w:hint="eastAsia"/>
-        </w:rPr>
-        <w:t>方便、</w:t>
-      </w:r>
-      <w:r>
-        <w:t>district</w:t>
-      </w:r>
-      <w:r>
-        <w:rPr>
-          <w:rFonts w:hint="eastAsia"/>
-        </w:rPr>
-        <w:t xml:space="preserve"> </w:t>
-      </w:r>
-      <w:r>
-        <w:t>n.</w:t>
-      </w:r>
-      <w:r>
-        <w:rPr>
-          <w:rFonts w:hint="eastAsia"/>
-        </w:rPr>
-        <w:t>區域、</w:t>
-      </w:r>
-      <w:r>
-        <w:t>daily</w:t>
-      </w:r>
-      <w:r>
-        <w:rPr>
-          <w:rFonts w:hint="eastAsia"/>
-        </w:rPr>
-        <w:t xml:space="preserve"> </w:t>
-      </w:r>
-      <w:proofErr w:type="spellStart"/>
-      <w:r>
-        <w:rPr>
-          <w:rFonts w:hint="eastAsia"/>
-        </w:rPr>
-        <w:t>a</w:t>
-      </w:r>
-      <w:r>
-        <w:t>dv,adj</w:t>
-      </w:r>
-      <w:proofErr w:type="spellEnd"/>
-      <w:r>
-        <w:t xml:space="preserve"> </w:t>
-      </w:r>
-      <w:proofErr w:type="gramStart"/>
-      <w:r>
-        <w:rPr>
-          <w:rFonts w:hint="eastAsia"/>
-        </w:rPr>
-        <w:t>天</w:t>
-      </w:r>
-      <w:proofErr w:type="gramEnd"/>
-      <w:r>
-        <w:rPr>
-          <w:rFonts w:hint="eastAsia"/>
-        </w:rPr>
-        <w:t>天地</w:t>
-      </w:r>
-    </w:p>
-    <w:p/>
-    <w:p>
-      <w:r>
-        <w:t>insurance</w:t>
-      </w:r>
-      <w:r>
-        <w:rPr>
-          <w:rFonts w:hint="eastAsia"/>
-        </w:rPr>
-        <w:t xml:space="preserve"> </w:t>
-      </w:r>
-      <w:r>
-        <w:t>n.</w:t>
-      </w:r>
-      <w:r>
-        <w:rPr>
-          <w:rFonts w:hint="eastAsia"/>
-        </w:rPr>
-        <w:t>保險、</w:t>
-      </w:r>
-      <w:r>
-        <w:t>manufacturing plant</w:t>
-      </w:r>
-      <w:r>
-        <w:rPr>
-          <w:rFonts w:hint="eastAsia"/>
-        </w:rPr>
-        <w:t>製造廠、</w:t>
-      </w:r>
-      <w:r>
-        <w:t>confident</w:t>
-      </w:r>
-      <w:r>
-        <w:rPr>
-          <w:rFonts w:hint="eastAsia"/>
-        </w:rPr>
-        <w:t xml:space="preserve"> </w:t>
-      </w:r>
-      <w:r>
-        <w:t>adj.</w:t>
-      </w:r>
-      <w:r>
-        <w:rPr>
-          <w:rFonts w:hint="eastAsia"/>
-        </w:rPr>
-        <w:t>自信</w:t>
-      </w:r>
-    </w:p>
-    <w:p>
-      <w:r>
-        <w:t>accurate</w:t>
-      </w:r>
-      <w:r>
-        <w:rPr>
-          <w:rFonts w:hint="eastAsia"/>
-        </w:rPr>
-        <w:t xml:space="preserve"> a</w:t>
-      </w:r>
-      <w:r>
-        <w:t>dj.</w:t>
-      </w:r>
-      <w:r>
-        <w:rPr>
-          <w:rFonts w:hint="eastAsia"/>
-        </w:rPr>
-        <w:t>準確的</w:t>
-      </w:r>
-      <w:r>
-        <w:rPr>
-          <w:rFonts w:hint="eastAsia"/>
-        </w:rPr>
-        <w:t>、</w:t>
-      </w:r>
-      <w:r>
         <w:rPr>
           <w:rFonts w:hint="eastAsia"/>
         </w:rPr>
@@ -5229,14 +5210,12 @@
         </w:rPr>
         <w:t xml:space="preserve"> </w:t>
       </w:r>
-      <w:proofErr w:type="gramStart"/>
       <w:r>
         <w:rPr>
           <w:rFonts w:hint="eastAsia"/>
         </w:rPr>
         <w:t>把某物出租</w:t>
       </w:r>
-      <w:proofErr w:type="gramEnd"/>
       <w:r>
         <w:rPr>
           <w:rFonts w:hint="eastAsia"/>
@@ -5541,21 +5520,7 @@
         <w:rPr>
           <w:rFonts w:hint="eastAsia"/>
         </w:rPr>
-        <w:t>對…</w:t>
-      </w:r>
-      <w:proofErr w:type="gramStart"/>
-      <w:r>
-        <w:rPr>
-          <w:rFonts w:hint="eastAsia"/>
-        </w:rPr>
-        <w:t>…</w:t>
-      </w:r>
-      <w:proofErr w:type="gramEnd"/>
-      <w:r>
-        <w:rPr>
-          <w:rFonts w:hint="eastAsia"/>
-        </w:rPr>
-        <w:t>感到挫折</w:t>
+        <w:t>對……感到挫折</w:t>
       </w:r>
       <w:r>
         <w:rPr>
@@ -5578,7 +5543,6 @@
       <w:r>
         <w:t>.</w:t>
       </w:r>
-      <w:proofErr w:type="gramStart"/>
       <w:r>
         <w:rPr>
           <w:rFonts w:hint="eastAsia"/>
@@ -5591,7 +5555,6 @@
         </w:rPr>
         <w:t>、</w:t>
       </w:r>
-      <w:proofErr w:type="gramEnd"/>
       <w:r>
         <w:rPr>
           <w:rFonts w:hint="eastAsia"/>
@@ -6338,7 +6301,6 @@
       <w:r>
         <w:t>n.</w:t>
       </w:r>
-      <w:proofErr w:type="gramStart"/>
       <w:r>
         <w:rPr>
           <w:rFonts w:hint="eastAsia"/>
@@ -6351,7 +6313,6 @@
         </w:rPr>
         <w:t>,</w:t>
       </w:r>
-      <w:proofErr w:type="gramEnd"/>
       <w:r>
         <w:t>adj.</w:t>
       </w:r>
@@ -6511,21 +6472,7 @@
         <w:rPr>
           <w:rFonts w:hint="eastAsia"/>
         </w:rPr>
-        <w:t>來自…</w:t>
-      </w:r>
-      <w:proofErr w:type="gramStart"/>
-      <w:r>
-        <w:rPr>
-          <w:rFonts w:hint="eastAsia"/>
-        </w:rPr>
-        <w:t>…</w:t>
-      </w:r>
-      <w:proofErr w:type="gramEnd"/>
-      <w:r>
-        <w:rPr>
-          <w:rFonts w:hint="eastAsia"/>
-        </w:rPr>
-        <w:t>的意見</w:t>
+        <w:t>來自……的意見</w:t>
       </w:r>
       <w:r>
         <w:rPr>
@@ -7626,14 +7573,12 @@
       <w:r>
         <w:t>n.</w:t>
       </w:r>
-      <w:proofErr w:type="gramStart"/>
       <w:r>
         <w:rPr>
           <w:rFonts w:hint="eastAsia"/>
         </w:rPr>
         <w:t>在場</w:t>
       </w:r>
-      <w:proofErr w:type="gramEnd"/>
       <w:r>
         <w:rPr>
           <w:rFonts w:hint="eastAsia"/>
@@ -8139,14 +8084,12 @@
         </w:rPr>
         <w:t xml:space="preserve"> </w:t>
       </w:r>
-      <w:proofErr w:type="gramStart"/>
       <w:r>
         <w:rPr>
           <w:rFonts w:hint="eastAsia"/>
         </w:rPr>
         <w:t>路邊取貨</w:t>
       </w:r>
-      <w:proofErr w:type="gramEnd"/>
     </w:p>
     <w:p>
       <w:r>
@@ -9426,16 +9369,8 @@
         <w:rPr>
           <w:rFonts w:hint="eastAsia"/>
         </w:rPr>
-        <w:t>力爭…</w:t>
-      </w:r>
-      <w:proofErr w:type="gramStart"/>
-      <w:r>
-        <w:rPr>
-          <w:rFonts w:hint="eastAsia"/>
-        </w:rPr>
-        <w:t>…</w:t>
-      </w:r>
-      <w:proofErr w:type="gramEnd"/>
+        <w:t>力爭……</w:t>
+      </w:r>
       <w:r>
         <w:rPr>
           <w:rFonts w:hint="eastAsia"/>
@@ -9540,21 +9475,7 @@
         <w:rPr>
           <w:rFonts w:hint="eastAsia"/>
         </w:rPr>
-        <w:t>與…</w:t>
-      </w:r>
-      <w:proofErr w:type="gramStart"/>
-      <w:r>
-        <w:rPr>
-          <w:rFonts w:hint="eastAsia"/>
-        </w:rPr>
-        <w:t>…</w:t>
-      </w:r>
-      <w:proofErr w:type="gramEnd"/>
-      <w:r>
-        <w:rPr>
-          <w:rFonts w:hint="eastAsia"/>
-        </w:rPr>
-        <w:t>溝通</w:t>
+        <w:t>與……溝通</w:t>
       </w:r>
       <w:r>
         <w:rPr>
@@ -9920,19 +9841,11 @@
         </w:rPr>
         <w:t>/</w:t>
       </w:r>
-      <w:proofErr w:type="gramStart"/>
-      <w:r>
-        <w:rPr>
-          <w:rFonts w:hint="eastAsia"/>
-        </w:rPr>
-        <w:t>ˇ</w:t>
-      </w:r>
-      <w:proofErr w:type="gramEnd"/>
-      <w:r>
-        <w:rPr>
-          <w:rFonts w:hint="eastAsia"/>
-        </w:rPr>
-        <w:t>仔細、</w:t>
+      <w:r>
+        <w:rPr>
+          <w:rFonts w:hint="eastAsia"/>
+        </w:rPr>
+        <w:t>ˇ仔細、</w:t>
       </w:r>
       <w:r>
         <w:t>groundbreaking</w:t>
@@ -10314,13 +10227,8 @@
         <w:t>充滿了</w:t>
       </w:r>
       <w:r>
-        <w:t>…</w:t>
-      </w:r>
-      <w:proofErr w:type="gramStart"/>
-      <w:r>
-        <w:t>…</w:t>
-      </w:r>
-      <w:proofErr w:type="gramEnd"/>
+        <w:t>……</w:t>
+      </w:r>
       <w:r>
         <w:rPr>
           <w:rFonts w:hint="eastAsia"/>
@@ -10349,133 +10257,335 @@
       </w:r>
     </w:p>
     <w:p>
+      <w:r>
+        <w:t>classic</w:t>
+      </w:r>
+      <w:r>
+        <w:t xml:space="preserve"> adj.</w:t>
+      </w:r>
+      <w:r>
+        <w:rPr>
+          <w:rFonts w:hint="eastAsia"/>
+        </w:rPr>
+        <w:t>經典的、</w:t>
+      </w:r>
+      <w:r>
+        <w:t>adventurous</w:t>
+      </w:r>
+      <w:r>
+        <w:rPr>
+          <w:rFonts w:hint="eastAsia"/>
+        </w:rPr>
+        <w:t xml:space="preserve"> </w:t>
+      </w:r>
+      <w:r>
+        <w:t>adj.</w:t>
+      </w:r>
+      <w:r>
+        <w:rPr>
+          <w:rFonts w:hint="eastAsia"/>
+        </w:rPr>
+        <w:t xml:space="preserve"> </w:t>
+      </w:r>
+      <w:r>
+        <w:rPr>
+          <w:rFonts w:hint="eastAsia"/>
+        </w:rPr>
+        <w:t>大膽創新的</w:t>
+      </w:r>
+      <w:r>
+        <w:rPr>
+          <w:rFonts w:hint="eastAsia"/>
+        </w:rPr>
+        <w:t>、</w:t>
+      </w:r>
+      <w:r>
+        <w:t>medley</w:t>
+      </w:r>
+      <w:r>
+        <w:t xml:space="preserve"> n.</w:t>
+      </w:r>
+      <w:r>
+        <w:rPr>
+          <w:rFonts w:hint="eastAsia"/>
+        </w:rPr>
+        <w:t>混合</w:t>
+      </w:r>
+    </w:p>
+    <w:p>
+      <w:r>
+        <w:t>tasty meal</w:t>
+      </w:r>
+      <w:r>
+        <w:rPr>
+          <w:rFonts w:hint="eastAsia"/>
+        </w:rPr>
+        <w:t xml:space="preserve"> </w:t>
+      </w:r>
+      <w:r>
+        <w:rPr>
+          <w:rFonts w:hint="eastAsia"/>
+        </w:rPr>
+        <w:t>美味佳餚、</w:t>
+      </w:r>
+      <w:r>
+        <w:t>fuel</w:t>
+      </w:r>
+      <w:r>
+        <w:rPr>
+          <w:rFonts w:hint="eastAsia"/>
+        </w:rPr>
+        <w:t xml:space="preserve"> </w:t>
+      </w:r>
+      <w:r>
+        <w:t>n.</w:t>
+      </w:r>
+      <w:r>
+        <w:rPr>
+          <w:rFonts w:hint="eastAsia"/>
+        </w:rPr>
+        <w:t>燃料、</w:t>
+      </w:r>
+      <w:r>
+        <w:t>mineral</w:t>
+      </w:r>
+      <w:r>
+        <w:rPr>
+          <w:rFonts w:hint="eastAsia"/>
+        </w:rPr>
+        <w:t xml:space="preserve"> </w:t>
+      </w:r>
+      <w:r>
+        <w:t>n.</w:t>
+      </w:r>
+      <w:r>
+        <w:rPr>
+          <w:rFonts w:hint="eastAsia"/>
+        </w:rPr>
+        <w:t>礦物質</w:t>
+      </w:r>
+    </w:p>
+    <w:p/>
+    <w:p>
+      <w:r>
+        <w:t>gallery</w:t>
+      </w:r>
+      <w:r>
+        <w:rPr>
+          <w:rFonts w:hint="eastAsia"/>
+        </w:rPr>
+        <w:t xml:space="preserve"> </w:t>
+      </w:r>
+      <w:r>
+        <w:t>n.</w:t>
+      </w:r>
+      <w:r>
+        <w:rPr>
+          <w:rFonts w:hint="eastAsia"/>
+        </w:rPr>
+        <w:t>畫廊、</w:t>
+      </w:r>
+      <w:r>
+        <w:t>admission</w:t>
+      </w:r>
+      <w:r>
+        <w:rPr>
+          <w:rFonts w:hint="eastAsia"/>
+        </w:rPr>
+        <w:t xml:space="preserve">  </w:t>
+      </w:r>
+      <w:r>
+        <w:t>n.</w:t>
+      </w:r>
+      <w:r>
+        <w:rPr>
+          <w:rFonts w:hint="eastAsia"/>
+        </w:rPr>
+        <w:t>錄取</w:t>
+      </w:r>
+      <w:r>
+        <w:rPr>
+          <w:rFonts w:hint="eastAsia"/>
+        </w:rPr>
+        <w:t>/</w:t>
+      </w:r>
+      <w:r>
+        <w:rPr>
+          <w:rFonts w:hint="eastAsia"/>
+        </w:rPr>
+        <w:t>入場費</w:t>
+      </w:r>
+      <w:r>
+        <w:rPr>
+          <w:rFonts w:hint="eastAsia"/>
+        </w:rPr>
+        <w:t>/</w:t>
+      </w:r>
+      <w:r>
+        <w:rPr>
+          <w:rFonts w:hint="eastAsia"/>
+        </w:rPr>
+        <w:t>准許進入</w:t>
+      </w:r>
+    </w:p>
+    <w:p>
+      <w:r>
+        <w:t>stunning</w:t>
+      </w:r>
+      <w:r>
+        <w:t xml:space="preserve"> adj.</w:t>
+      </w:r>
+      <w:r>
+        <w:rPr>
+          <w:rFonts w:hint="eastAsia"/>
+        </w:rPr>
+        <w:t>極漂亮</w:t>
+      </w:r>
+      <w:r>
+        <w:rPr>
+          <w:rFonts w:hint="eastAsia"/>
+        </w:rPr>
+        <w:t>/</w:t>
+      </w:r>
+      <w:r>
+        <w:rPr>
+          <w:rFonts w:hint="eastAsia"/>
+        </w:rPr>
+        <w:t>震驚、</w:t>
+      </w:r>
+      <w:r>
+        <w:t>community</w:t>
+      </w:r>
+      <w:r>
+        <w:t xml:space="preserve"> n.</w:t>
+      </w:r>
+      <w:r>
+        <w:rPr>
+          <w:rFonts w:hint="eastAsia"/>
+        </w:rPr>
+        <w:t>社區</w:t>
+      </w:r>
+      <w:r>
+        <w:rPr>
+          <w:rFonts w:hint="eastAsia"/>
+        </w:rPr>
+        <w:t>/</w:t>
+      </w:r>
+      <w:r>
+        <w:rPr>
+          <w:rFonts w:hint="eastAsia"/>
+        </w:rPr>
+        <w:t>團體、</w:t>
+      </w:r>
+      <w:r>
+        <w:t>notification</w:t>
+      </w:r>
+      <w:r>
+        <w:rPr>
+          <w:rFonts w:hint="eastAsia"/>
+        </w:rPr>
+        <w:t xml:space="preserve"> </w:t>
+      </w:r>
+      <w:r>
+        <w:t>n.</w:t>
+      </w:r>
+      <w:r>
+        <w:rPr>
+          <w:rFonts w:hint="eastAsia"/>
+        </w:rPr>
+        <w:t>通知</w:t>
+      </w:r>
+      <w:r>
+        <w:rPr>
+          <w:rFonts w:hint="eastAsia"/>
+        </w:rPr>
+        <w:t>/</w:t>
+      </w:r>
+      <w:r>
+        <w:rPr>
+          <w:rFonts w:hint="eastAsia"/>
+        </w:rPr>
+        <w:t>告知</w:t>
+      </w:r>
+    </w:p>
+    <w:p>
+      <w:r>
+        <w:t>unforeseen circumstances</w:t>
+      </w:r>
+      <w:r>
+        <w:rPr>
+          <w:rFonts w:hint="eastAsia"/>
+        </w:rPr>
+        <w:t>不可預見的情況</w:t>
+      </w:r>
+      <w:r>
+        <w:rPr>
+          <w:rFonts w:hint="eastAsia"/>
+        </w:rPr>
+        <w:t>、</w:t>
+      </w:r>
+      <w:r>
+        <w:t>at the same time</w:t>
+      </w:r>
+      <w:r>
+        <w:rPr>
+          <w:rFonts w:hint="eastAsia"/>
+        </w:rPr>
+        <w:t>同時</w:t>
+      </w:r>
+    </w:p>
+    <w:p>
+      <w:r>
+        <w:t>crowed</w:t>
+      </w:r>
+      <w:r>
+        <w:rPr>
+          <w:rFonts w:hint="eastAsia"/>
+        </w:rPr>
+        <w:t xml:space="preserve"> </w:t>
+      </w:r>
+      <w:r>
+        <w:t>adj.</w:t>
+      </w:r>
+      <w:r>
+        <w:rPr>
+          <w:rFonts w:hint="eastAsia"/>
+        </w:rPr>
+        <w:t>擁擠、</w:t>
+      </w:r>
+      <w:r>
+        <w:t>popularity</w:t>
+      </w:r>
+      <w:r>
+        <w:t xml:space="preserve"> n.</w:t>
+      </w:r>
+      <w:r>
+        <w:rPr>
+          <w:rFonts w:hint="eastAsia"/>
+        </w:rPr>
+        <w:t>流行</w:t>
+      </w:r>
+      <w:r>
+        <w:rPr>
+          <w:rFonts w:hint="eastAsia"/>
+        </w:rPr>
+        <w:t>/</w:t>
+      </w:r>
+      <w:r>
+        <w:rPr>
+          <w:rFonts w:hint="eastAsia"/>
+        </w:rPr>
+        <w:t>受歡迎</w:t>
+      </w:r>
+    </w:p>
+    <w:p>
       <w:pPr>
         <w:rPr>
           <w:rFonts w:hint="eastAsia"/>
         </w:rPr>
       </w:pPr>
-      <w:r>
-        <w:t>classic</w:t>
-      </w:r>
-      <w:r>
-        <w:t xml:space="preserve"> adj.</w:t>
-      </w:r>
-      <w:r>
-        <w:rPr>
-          <w:rFonts w:hint="eastAsia"/>
-        </w:rPr>
-        <w:t>經典的、</w:t>
-      </w:r>
-      <w:r>
-        <w:t>adventurous</w:t>
-      </w:r>
-      <w:r>
-        <w:rPr>
-          <w:rFonts w:hint="eastAsia"/>
-        </w:rPr>
-        <w:t xml:space="preserve"> </w:t>
-      </w:r>
-      <w:r>
-        <w:t>adj.</w:t>
-      </w:r>
-      <w:r>
-        <w:rPr>
-          <w:rFonts w:hint="eastAsia"/>
-        </w:rPr>
-        <w:t xml:space="preserve"> </w:t>
-      </w:r>
-      <w:r>
-        <w:rPr>
-          <w:rFonts w:hint="eastAsia"/>
-        </w:rPr>
-        <w:t>大膽創新的</w:t>
-      </w:r>
-      <w:r>
-        <w:rPr>
-          <w:rFonts w:hint="eastAsia"/>
-        </w:rPr>
-        <w:t>、</w:t>
-      </w:r>
-      <w:r>
-        <w:t>medley</w:t>
-      </w:r>
-      <w:r>
-        <w:t xml:space="preserve"> n.</w:t>
-      </w:r>
-      <w:r>
-        <w:rPr>
-          <w:rFonts w:hint="eastAsia"/>
-        </w:rPr>
-        <w:t>混合</w:t>
-      </w:r>
-    </w:p>
-    <w:p>
-      <w:pPr>
-        <w:rPr>
-          <w:rFonts w:hint="eastAsia"/>
-        </w:rPr>
-      </w:pPr>
-      <w:r>
-        <w:t>tasty meal</w:t>
-      </w:r>
-      <w:r>
-        <w:rPr>
-          <w:rFonts w:hint="eastAsia"/>
-        </w:rPr>
-        <w:t xml:space="preserve"> </w:t>
-      </w:r>
-      <w:r>
-        <w:rPr>
-          <w:rFonts w:hint="eastAsia"/>
-        </w:rPr>
-        <w:t>美味佳餚、</w:t>
-      </w:r>
-      <w:r>
-        <w:t>fuel</w:t>
-      </w:r>
-      <w:r>
-        <w:rPr>
-          <w:rFonts w:hint="eastAsia"/>
-        </w:rPr>
-        <w:t xml:space="preserve"> </w:t>
-      </w:r>
-      <w:r>
-        <w:t>n.</w:t>
-      </w:r>
-      <w:r>
-        <w:rPr>
-          <w:rFonts w:hint="eastAsia"/>
-        </w:rPr>
-        <w:t>燃料、</w:t>
-      </w:r>
-      <w:r>
-        <w:t>mineral</w:t>
-      </w:r>
-      <w:r>
-        <w:rPr>
-          <w:rFonts w:hint="eastAsia"/>
-        </w:rPr>
-        <w:t xml:space="preserve"> </w:t>
-      </w:r>
-      <w:r>
-        <w:t>n.</w:t>
-      </w:r>
-      <w:r>
-        <w:rPr>
-          <w:rFonts w:hint="eastAsia"/>
-        </w:rPr>
-        <w:t>礦物質</w:t>
-      </w:r>
     </w:p>
     <w:p/>
-    <w:p/>
-    <w:p>
-      <w:pPr>
-        <w:rPr>
-          <w:rFonts w:hint="eastAsia"/>
-        </w:rPr>
-      </w:pPr>
-    </w:p>
     <w:sectPr>
       <w:pgSz w:w="11906" w:h="16838"/>
       <w:pgMar w:top="1440" w:right="1800" w:bottom="1440" w:left="1800" w:header="851" w:footer="992" w:gutter="0"/>
@@ -10487,7 +10597,7 @@
 </file>
 
 <file path=word/endnotes.xml><?xml version="1.0" encoding="utf-8"?>
-<w:endnotes xmlns:wpc="http://schemas.microsoft.com/office/word/2010/wordprocessingCanvas" xmlns:cx="http://schemas.microsoft.com/office/drawing/2014/chartex" xmlns:cx1="http://schemas.microsoft.com/office/drawing/2015/9/8/chartex" xmlns:cx2="http://schemas.microsoft.com/office/drawing/2015/10/21/chartex" xmlns:cx3="http://schemas.microsoft.com/office/drawing/2016/5/9/chartex" xmlns:cx4="http://schemas.microsoft.com/office/drawing/2016/5/10/chartex" xmlns:cx5="http://schemas.microsoft.com/office/drawing/2016/5/11/chartex" xmlns:cx6="http://schemas.microsoft.com/office/drawing/2016/5/12/chartex" xmlns:cx7="http://schemas.microsoft.com/office/drawing/2016/5/13/chartex" xmlns:cx8="http://schemas.microsoft.com/office/drawing/2016/5/14/chartex" xmlns:mc="http://schemas.openxmlformats.org/markup-compatibility/2006" xmlns:aink="http://schemas.microsoft.com/office/drawing/2016/ink" xmlns:am3d="http://schemas.microsoft.com/office/drawing/2017/model3d" xmlns:o="urn:schemas-microsoft-com:office:office" xmlns:oel="http://schemas.microsoft.com/office/2019/extlst" xmlns:r="http://schemas.openxmlformats.org/officeDocument/2006/relationships" xmlns:m="http://schemas.openxmlformats.org/officeDocument/2006/math" xmlns:v="urn:schemas-microsoft-com:vml" xmlns:wp14="http://schemas.microsoft.com/office/word/2010/wordprocessingDrawing" xmlns:wp="http://schemas.openxmlformats.org/drawingml/2006/wordprocessingDrawing" xmlns:w10="urn:schemas-microsoft-com:office:word" xmlns:w="http://schemas.openxmlformats.org/wordprocessingml/2006/main" xmlns:w14="http://schemas.microsoft.com/office/word/2010/wordml" xmlns:w15="http://schemas.microsoft.com/office/word/2012/wordml" xmlns:w16cex="http://schemas.microsoft.com/office/word/2018/wordml/cex" xmlns:w16cid="http://schemas.microsoft.com/office/word/2016/wordml/cid" xmlns:w16="http://schemas.microsoft.com/office/word/2018/wordml" xmlns:w16du="http://schemas.microsoft.com/office/word/2023/wordml/word16du" xmlns:w16sdtdh="http://schemas.microsoft.com/office/word/2020/wordml/sdtdatahash" xmlns:w16se="http://schemas.microsoft.com/office/word/2015/wordml/symex" xmlns:wpg="http://schemas.microsoft.com/office/word/2010/wordprocessingGroup" xmlns:wpi="http://schemas.microsoft.com/office/word/2010/wordprocessingInk" xmlns:wne="http://schemas.microsoft.com/office/word/2006/wordml" xmlns:wps="http://schemas.microsoft.com/office/word/2010/wordprocessingShape" mc:Ignorable="w14 w15 w16se w16cid w16 w16cex w16sdtdh wp14">
+<w:endnotes xmlns:wpc="http://schemas.microsoft.com/office/word/2010/wordprocessingCanvas" xmlns:cx="http://schemas.microsoft.com/office/drawing/2014/chartex" xmlns:cx1="http://schemas.microsoft.com/office/drawing/2015/9/8/chartex" xmlns:cx2="http://schemas.microsoft.com/office/drawing/2015/10/21/chartex" xmlns:cx3="http://schemas.microsoft.com/office/drawing/2016/5/9/chartex" xmlns:cx4="http://schemas.microsoft.com/office/drawing/2016/5/10/chartex" xmlns:cx5="http://schemas.microsoft.com/office/drawing/2016/5/11/chartex" xmlns:cx6="http://schemas.microsoft.com/office/drawing/2016/5/12/chartex" xmlns:cx7="http://schemas.microsoft.com/office/drawing/2016/5/13/chartex" xmlns:cx8="http://schemas.microsoft.com/office/drawing/2016/5/14/chartex" xmlns:mc="http://schemas.openxmlformats.org/markup-compatibility/2006" xmlns:aink="http://schemas.microsoft.com/office/drawing/2016/ink" xmlns:am3d="http://schemas.microsoft.com/office/drawing/2017/model3d" xmlns:o="urn:schemas-microsoft-com:office:office" xmlns:r="http://schemas.openxmlformats.org/officeDocument/2006/relationships" xmlns:m="http://schemas.openxmlformats.org/officeDocument/2006/math" xmlns:v="urn:schemas-microsoft-com:vml" xmlns:wp14="http://schemas.microsoft.com/office/word/2010/wordprocessingDrawing" xmlns:wp="http://schemas.openxmlformats.org/drawingml/2006/wordprocessingDrawing" xmlns:w10="urn:schemas-microsoft-com:office:word" xmlns:w="http://schemas.openxmlformats.org/wordprocessingml/2006/main" xmlns:w14="http://schemas.microsoft.com/office/word/2010/wordml" xmlns:w15="http://schemas.microsoft.com/office/word/2012/wordml" xmlns:w16cex="http://schemas.microsoft.com/office/word/2018/wordml/cex" xmlns:w16cid="http://schemas.microsoft.com/office/word/2016/wordml/cid" xmlns:w16="http://schemas.microsoft.com/office/word/2018/wordml" xmlns:w16sdtdh="http://schemas.microsoft.com/office/word/2020/wordml/sdtdatahash" xmlns:w16se="http://schemas.microsoft.com/office/word/2015/wordml/symex" xmlns:wpg="http://schemas.microsoft.com/office/word/2010/wordprocessingGroup" xmlns:wpi="http://schemas.microsoft.com/office/word/2010/wordprocessingInk" xmlns:wne="http://schemas.microsoft.com/office/word/2006/wordml" xmlns:wps="http://schemas.microsoft.com/office/word/2010/wordprocessingShape" mc:Ignorable="w14 w15 w16se w16cid w16 w16cex w16sdtdh wp14">
   <w:endnote w:type="separator" w:id="-1">
     <w:p>
       <w:r>
@@ -10506,7 +10616,7 @@
 </file>
 
 <file path=word/footnotes.xml><?xml version="1.0" encoding="utf-8"?>
-<w:footnotes xmlns:wpc="http://schemas.microsoft.com/office/word/2010/wordprocessingCanvas" xmlns:cx="http://schemas.microsoft.com/office/drawing/2014/chartex" xmlns:cx1="http://schemas.microsoft.com/office/drawing/2015/9/8/chartex" xmlns:cx2="http://schemas.microsoft.com/office/drawing/2015/10/21/chartex" xmlns:cx3="http://schemas.microsoft.com/office/drawing/2016/5/9/chartex" xmlns:cx4="http://schemas.microsoft.com/office/drawing/2016/5/10/chartex" xmlns:cx5="http://schemas.microsoft.com/office/drawing/2016/5/11/chartex" xmlns:cx6="http://schemas.microsoft.com/office/drawing/2016/5/12/chartex" xmlns:cx7="http://schemas.microsoft.com/office/drawing/2016/5/13/chartex" xmlns:cx8="http://schemas.microsoft.com/office/drawing/2016/5/14/chartex" xmlns:mc="http://schemas.openxmlformats.org/markup-compatibility/2006" xmlns:aink="http://schemas.microsoft.com/office/drawing/2016/ink" xmlns:am3d="http://schemas.microsoft.com/office/drawing/2017/model3d" xmlns:o="urn:schemas-microsoft-com:office:office" xmlns:oel="http://schemas.microsoft.com/office/2019/extlst" xmlns:r="http://schemas.openxmlformats.org/officeDocument/2006/relationships" xmlns:m="http://schemas.openxmlformats.org/officeDocument/2006/math" xmlns:v="urn:schemas-microsoft-com:vml" xmlns:wp14="http://schemas.microsoft.com/office/word/2010/wordprocessingDrawing" xmlns:wp="http://schemas.openxmlformats.org/drawingml/2006/wordprocessingDrawing" xmlns:w10="urn:schemas-microsoft-com:office:word" xmlns:w="http://schemas.openxmlformats.org/wordprocessingml/2006/main" xmlns:w14="http://schemas.microsoft.com/office/word/2010/wordml" xmlns:w15="http://schemas.microsoft.com/office/word/2012/wordml" xmlns:w16cex="http://schemas.microsoft.com/office/word/2018/wordml/cex" xmlns:w16cid="http://schemas.microsoft.com/office/word/2016/wordml/cid" xmlns:w16="http://schemas.microsoft.com/office/word/2018/wordml" xmlns:w16du="http://schemas.microsoft.com/office/word/2023/wordml/word16du" xmlns:w16sdtdh="http://schemas.microsoft.com/office/word/2020/wordml/sdtdatahash" xmlns:w16se="http://schemas.microsoft.com/office/word/2015/wordml/symex" xmlns:wpg="http://schemas.microsoft.com/office/word/2010/wordprocessingGroup" xmlns:wpi="http://schemas.microsoft.com/office/word/2010/wordprocessingInk" xmlns:wne="http://schemas.microsoft.com/office/word/2006/wordml" xmlns:wps="http://schemas.microsoft.com/office/word/2010/wordprocessingShape" mc:Ignorable="w14 w15 w16se w16cid w16 w16cex w16sdtdh wp14">
+<w:footnotes xmlns:wpc="http://schemas.microsoft.com/office/word/2010/wordprocessingCanvas" xmlns:cx="http://schemas.microsoft.com/office/drawing/2014/chartex" xmlns:cx1="http://schemas.microsoft.com/office/drawing/2015/9/8/chartex" xmlns:cx2="http://schemas.microsoft.com/office/drawing/2015/10/21/chartex" xmlns:cx3="http://schemas.microsoft.com/office/drawing/2016/5/9/chartex" xmlns:cx4="http://schemas.microsoft.com/office/drawing/2016/5/10/chartex" xmlns:cx5="http://schemas.microsoft.com/office/drawing/2016/5/11/chartex" xmlns:cx6="http://schemas.microsoft.com/office/drawing/2016/5/12/chartex" xmlns:cx7="http://schemas.microsoft.com/office/drawing/2016/5/13/chartex" xmlns:cx8="http://schemas.microsoft.com/office/drawing/2016/5/14/chartex" xmlns:mc="http://schemas.openxmlformats.org/markup-compatibility/2006" xmlns:aink="http://schemas.microsoft.com/office/drawing/2016/ink" xmlns:am3d="http://schemas.microsoft.com/office/drawing/2017/model3d" xmlns:o="urn:schemas-microsoft-com:office:office" xmlns:r="http://schemas.openxmlformats.org/officeDocument/2006/relationships" xmlns:m="http://schemas.openxmlformats.org/officeDocument/2006/math" xmlns:v="urn:schemas-microsoft-com:vml" xmlns:wp14="http://schemas.microsoft.com/office/word/2010/wordprocessingDrawing" xmlns:wp="http://schemas.openxmlformats.org/drawingml/2006/wordprocessingDrawing" xmlns:w10="urn:schemas-microsoft-com:office:word" xmlns:w="http://schemas.openxmlformats.org/wordprocessingml/2006/main" xmlns:w14="http://schemas.microsoft.com/office/word/2010/wordml" xmlns:w15="http://schemas.microsoft.com/office/word/2012/wordml" xmlns:w16cex="http://schemas.microsoft.com/office/word/2018/wordml/cex" xmlns:w16cid="http://schemas.microsoft.com/office/word/2016/wordml/cid" xmlns:w16="http://schemas.microsoft.com/office/word/2018/wordml" xmlns:w16sdtdh="http://schemas.microsoft.com/office/word/2020/wordml/sdtdatahash" xmlns:w16se="http://schemas.microsoft.com/office/word/2015/wordml/symex" xmlns:wpg="http://schemas.microsoft.com/office/word/2010/wordprocessingGroup" xmlns:wpi="http://schemas.microsoft.com/office/word/2010/wordprocessingInk" xmlns:wne="http://schemas.microsoft.com/office/word/2006/wordml" xmlns:wps="http://schemas.microsoft.com/office/word/2010/wordprocessingShape" mc:Ignorable="w14 w15 w16se w16cid w16 w16cex w16sdtdh wp14">
   <w:footnote w:type="separator" w:id="-1">
     <w:p>
       <w:r>

--- a/碩一/TOEIC/聽力單字.docx
+++ b/碩一/TOEIC/聽力單字.docx
@@ -299,11 +299,19 @@
         </w:rPr>
         <w:t xml:space="preserve"> </w:t>
       </w:r>
-      <w:r>
-        <w:rPr>
-          <w:rFonts w:hint="eastAsia"/>
-        </w:rPr>
-        <w:t>桌遊、</w:t>
+      <w:proofErr w:type="gramStart"/>
+      <w:r>
+        <w:rPr>
+          <w:rFonts w:hint="eastAsia"/>
+        </w:rPr>
+        <w:t>桌遊</w:t>
+      </w:r>
+      <w:proofErr w:type="gramEnd"/>
+      <w:r>
+        <w:rPr>
+          <w:rFonts w:hint="eastAsia"/>
+        </w:rPr>
+        <w:t>、</w:t>
       </w:r>
       <w:r>
         <w:t>looking forward to</w:t>
@@ -832,9 +840,11 @@
         </w:rPr>
         <w:t>.</w:t>
       </w:r>
+      <w:proofErr w:type="gramStart"/>
       <w:r>
         <w:t>..</w:t>
       </w:r>
+      <w:proofErr w:type="gramEnd"/>
       <w:r>
         <w:rPr>
           <w:rFonts w:hint="eastAsia"/>
@@ -3114,12 +3124,14 @@
         </w:rPr>
         <w:t xml:space="preserve"> </w:t>
       </w:r>
+      <w:proofErr w:type="gramStart"/>
       <w:r>
         <w:rPr>
           <w:rFonts w:hint="eastAsia"/>
         </w:rPr>
         <w:t>一</w:t>
       </w:r>
+      <w:proofErr w:type="gramEnd"/>
       <w:r>
         <w:rPr>
           <w:rFonts w:hint="eastAsia"/>
@@ -4885,8 +4897,16 @@
         <w:rPr>
           <w:rFonts w:hint="eastAsia"/>
         </w:rPr>
-        <w:t>各種各樣、</w:t>
-      </w:r>
+        <w:t>各種</w:t>
+      </w:r>
+      <w:proofErr w:type="gramStart"/>
+      <w:r>
+        <w:rPr>
+          <w:rFonts w:hint="eastAsia"/>
+        </w:rPr>
+        <w:t>各樣、</w:t>
+      </w:r>
+      <w:proofErr w:type="gramEnd"/>
       <w:r>
         <w:t>access code</w:t>
       </w:r>
@@ -5115,11 +5135,19 @@
       <w:r>
         <w:t xml:space="preserve"> </w:t>
       </w:r>
-      <w:r>
-        <w:rPr>
-          <w:rFonts w:hint="eastAsia"/>
-        </w:rPr>
-        <w:t>天天地</w:t>
+      <w:proofErr w:type="gramStart"/>
+      <w:r>
+        <w:rPr>
+          <w:rFonts w:hint="eastAsia"/>
+        </w:rPr>
+        <w:t>天</w:t>
+      </w:r>
+      <w:proofErr w:type="gramEnd"/>
+      <w:r>
+        <w:rPr>
+          <w:rFonts w:hint="eastAsia"/>
+        </w:rPr>
+        <w:t>天地</w:t>
       </w:r>
     </w:p>
     <w:p/>
@@ -5210,12 +5238,14 @@
         </w:rPr>
         <w:t xml:space="preserve"> </w:t>
       </w:r>
+      <w:proofErr w:type="gramStart"/>
       <w:r>
         <w:rPr>
           <w:rFonts w:hint="eastAsia"/>
         </w:rPr>
         <w:t>把某物出租</w:t>
       </w:r>
+      <w:proofErr w:type="gramEnd"/>
       <w:r>
         <w:rPr>
           <w:rFonts w:hint="eastAsia"/>
@@ -5520,7 +5550,21 @@
         <w:rPr>
           <w:rFonts w:hint="eastAsia"/>
         </w:rPr>
-        <w:t>對……感到挫折</w:t>
+        <w:t>對…</w:t>
+      </w:r>
+      <w:proofErr w:type="gramStart"/>
+      <w:r>
+        <w:rPr>
+          <w:rFonts w:hint="eastAsia"/>
+        </w:rPr>
+        <w:t>…</w:t>
+      </w:r>
+      <w:proofErr w:type="gramEnd"/>
+      <w:r>
+        <w:rPr>
+          <w:rFonts w:hint="eastAsia"/>
+        </w:rPr>
+        <w:t>感到挫折</w:t>
       </w:r>
       <w:r>
         <w:rPr>
@@ -5543,6 +5587,7 @@
       <w:r>
         <w:t>.</w:t>
       </w:r>
+      <w:proofErr w:type="gramStart"/>
       <w:r>
         <w:rPr>
           <w:rFonts w:hint="eastAsia"/>
@@ -5555,6 +5600,7 @@
         </w:rPr>
         <w:t>、</w:t>
       </w:r>
+      <w:proofErr w:type="gramEnd"/>
       <w:r>
         <w:rPr>
           <w:rFonts w:hint="eastAsia"/>
@@ -6301,6 +6347,7 @@
       <w:r>
         <w:t>n.</w:t>
       </w:r>
+      <w:proofErr w:type="gramStart"/>
       <w:r>
         <w:rPr>
           <w:rFonts w:hint="eastAsia"/>
@@ -6313,6 +6360,7 @@
         </w:rPr>
         <w:t>,</w:t>
       </w:r>
+      <w:proofErr w:type="gramEnd"/>
       <w:r>
         <w:t>adj.</w:t>
       </w:r>
@@ -6472,7 +6520,21 @@
         <w:rPr>
           <w:rFonts w:hint="eastAsia"/>
         </w:rPr>
-        <w:t>來自……的意見</w:t>
+        <w:t>來自…</w:t>
+      </w:r>
+      <w:proofErr w:type="gramStart"/>
+      <w:r>
+        <w:rPr>
+          <w:rFonts w:hint="eastAsia"/>
+        </w:rPr>
+        <w:t>…</w:t>
+      </w:r>
+      <w:proofErr w:type="gramEnd"/>
+      <w:r>
+        <w:rPr>
+          <w:rFonts w:hint="eastAsia"/>
+        </w:rPr>
+        <w:t>的意見</w:t>
       </w:r>
       <w:r>
         <w:rPr>
@@ -7573,12 +7635,14 @@
       <w:r>
         <w:t>n.</w:t>
       </w:r>
+      <w:proofErr w:type="gramStart"/>
       <w:r>
         <w:rPr>
           <w:rFonts w:hint="eastAsia"/>
         </w:rPr>
         <w:t>在場</w:t>
       </w:r>
+      <w:proofErr w:type="gramEnd"/>
       <w:r>
         <w:rPr>
           <w:rFonts w:hint="eastAsia"/>
@@ -8084,12 +8148,14 @@
         </w:rPr>
         <w:t xml:space="preserve"> </w:t>
       </w:r>
+      <w:proofErr w:type="gramStart"/>
       <w:r>
         <w:rPr>
           <w:rFonts w:hint="eastAsia"/>
         </w:rPr>
         <w:t>路邊取貨</w:t>
       </w:r>
+      <w:proofErr w:type="gramEnd"/>
     </w:p>
     <w:p>
       <w:r>
@@ -9369,8 +9435,16 @@
         <w:rPr>
           <w:rFonts w:hint="eastAsia"/>
         </w:rPr>
-        <w:t>力爭……</w:t>
-      </w:r>
+        <w:t>力爭…</w:t>
+      </w:r>
+      <w:proofErr w:type="gramStart"/>
+      <w:r>
+        <w:rPr>
+          <w:rFonts w:hint="eastAsia"/>
+        </w:rPr>
+        <w:t>…</w:t>
+      </w:r>
+      <w:proofErr w:type="gramEnd"/>
       <w:r>
         <w:rPr>
           <w:rFonts w:hint="eastAsia"/>
@@ -9475,7 +9549,21 @@
         <w:rPr>
           <w:rFonts w:hint="eastAsia"/>
         </w:rPr>
-        <w:t>與……溝通</w:t>
+        <w:t>與…</w:t>
+      </w:r>
+      <w:proofErr w:type="gramStart"/>
+      <w:r>
+        <w:rPr>
+          <w:rFonts w:hint="eastAsia"/>
+        </w:rPr>
+        <w:t>…</w:t>
+      </w:r>
+      <w:proofErr w:type="gramEnd"/>
+      <w:r>
+        <w:rPr>
+          <w:rFonts w:hint="eastAsia"/>
+        </w:rPr>
+        <w:t>溝通</w:t>
       </w:r>
       <w:r>
         <w:rPr>
@@ -9841,11 +9929,19 @@
         </w:rPr>
         <w:t>/</w:t>
       </w:r>
-      <w:r>
-        <w:rPr>
-          <w:rFonts w:hint="eastAsia"/>
-        </w:rPr>
-        <w:t>ˇ仔細、</w:t>
+      <w:proofErr w:type="gramStart"/>
+      <w:r>
+        <w:rPr>
+          <w:rFonts w:hint="eastAsia"/>
+        </w:rPr>
+        <w:t>ˇ</w:t>
+      </w:r>
+      <w:proofErr w:type="gramEnd"/>
+      <w:r>
+        <w:rPr>
+          <w:rFonts w:hint="eastAsia"/>
+        </w:rPr>
+        <w:t>仔細、</w:t>
       </w:r>
       <w:r>
         <w:t>groundbreaking</w:t>
@@ -10227,8 +10323,13 @@
         <w:t>充滿了</w:t>
       </w:r>
       <w:r>
-        <w:t>……</w:t>
-      </w:r>
+        <w:t>…</w:t>
+      </w:r>
+      <w:proofErr w:type="gramStart"/>
+      <w:r>
+        <w:t>…</w:t>
+      </w:r>
+      <w:proofErr w:type="gramEnd"/>
       <w:r>
         <w:rPr>
           <w:rFonts w:hint="eastAsia"/>
@@ -10579,13 +10680,855 @@
       </w:r>
     </w:p>
     <w:p>
+      <w:r>
+        <w:lastRenderedPageBreak/>
+        <w:t>won't turn on</w:t>
+      </w:r>
+      <w:r>
+        <w:rPr>
+          <w:rFonts w:hint="eastAsia"/>
+        </w:rPr>
+        <w:t xml:space="preserve"> </w:t>
+      </w:r>
+      <w:r>
+        <w:rPr>
+          <w:rFonts w:hint="eastAsia"/>
+        </w:rPr>
+        <w:t>無法開機</w:t>
+      </w:r>
+      <w:r>
+        <w:rPr>
+          <w:rFonts w:hint="eastAsia"/>
+        </w:rPr>
+        <w:t>、</w:t>
+      </w:r>
+      <w:r>
+        <w:t>cracked</w:t>
+      </w:r>
+      <w:r>
+        <w:rPr>
+          <w:rFonts w:hint="eastAsia"/>
+        </w:rPr>
+        <w:t xml:space="preserve"> </w:t>
+      </w:r>
+      <w:r>
+        <w:t>adj.</w:t>
+      </w:r>
+      <w:r>
+        <w:rPr>
+          <w:rFonts w:hint="eastAsia"/>
+        </w:rPr>
+        <w:t>破裂</w:t>
+      </w:r>
+      <w:r>
+        <w:rPr>
+          <w:rFonts w:hint="eastAsia"/>
+        </w:rPr>
+        <w:t>/</w:t>
+      </w:r>
+      <w:r>
+        <w:rPr>
+          <w:rFonts w:hint="eastAsia"/>
+        </w:rPr>
+        <w:t>有裂縫、</w:t>
+      </w:r>
+      <w:r>
+        <w:t>perfectly</w:t>
+      </w:r>
+      <w:r>
+        <w:rPr>
+          <w:rFonts w:hint="eastAsia"/>
+        </w:rPr>
+        <w:t xml:space="preserve"> </w:t>
+      </w:r>
+      <w:r>
+        <w:t>adv.</w:t>
+      </w:r>
+      <w:r>
+        <w:rPr>
+          <w:rFonts w:hint="eastAsia"/>
+        </w:rPr>
+        <w:t>完美</w:t>
+      </w:r>
+    </w:p>
+    <w:p>
+      <w:r>
+        <w:rPr>
+          <w:rFonts w:hint="eastAsia"/>
+        </w:rPr>
+        <w:t>c</w:t>
+      </w:r>
+      <w:r>
+        <w:t>ompletely adv.</w:t>
+      </w:r>
+      <w:r>
+        <w:rPr>
+          <w:rFonts w:hint="eastAsia"/>
+        </w:rPr>
+        <w:t>完全、</w:t>
+      </w:r>
+      <w:r>
+        <w:rPr>
+          <w:rFonts w:hint="eastAsia"/>
+        </w:rPr>
+        <w:t>a</w:t>
+      </w:r>
+      <w:r>
+        <w:t xml:space="preserve">s soon as possible </w:t>
+      </w:r>
+      <w:r>
+        <w:rPr>
+          <w:rFonts w:hint="eastAsia"/>
+        </w:rPr>
+        <w:t>盡快</w:t>
+      </w:r>
+    </w:p>
+    <w:p>
       <w:pPr>
         <w:rPr>
           <w:rFonts w:hint="eastAsia"/>
         </w:rPr>
       </w:pPr>
     </w:p>
+    <w:p>
+      <w:r>
+        <w:t>corrected</w:t>
+      </w:r>
+      <w:r>
+        <w:rPr>
+          <w:rFonts w:hint="eastAsia"/>
+        </w:rPr>
+        <w:t xml:space="preserve"> </w:t>
+      </w:r>
+      <w:r>
+        <w:t>adj.</w:t>
+      </w:r>
+      <w:r>
+        <w:rPr>
+          <w:rFonts w:hint="eastAsia"/>
+        </w:rPr>
+        <w:t>正確</w:t>
+      </w:r>
+      <w:r>
+        <w:rPr>
+          <w:rFonts w:hint="eastAsia"/>
+        </w:rPr>
+        <w:t>,</w:t>
+      </w:r>
+      <w:r>
+        <w:t xml:space="preserve"> v.</w:t>
+      </w:r>
+      <w:r>
+        <w:rPr>
+          <w:rFonts w:hint="eastAsia"/>
+        </w:rPr>
+        <w:t>改正、</w:t>
+      </w:r>
+      <w:r>
+        <w:t>decoration</w:t>
+      </w:r>
+      <w:r>
+        <w:rPr>
+          <w:rFonts w:hint="eastAsia"/>
+        </w:rPr>
+        <w:t xml:space="preserve"> n</w:t>
+      </w:r>
+      <w:r>
+        <w:t>.</w:t>
+      </w:r>
+      <w:r>
+        <w:rPr>
+          <w:rFonts w:hint="eastAsia"/>
+        </w:rPr>
+        <w:t>裝飾、</w:t>
+      </w:r>
+      <w:r>
+        <w:t>donor</w:t>
+      </w:r>
+      <w:r>
+        <w:rPr>
+          <w:rFonts w:hint="eastAsia"/>
+        </w:rPr>
+        <w:t xml:space="preserve"> </w:t>
+      </w:r>
+      <w:r>
+        <w:t>n.</w:t>
+      </w:r>
+      <w:r>
+        <w:rPr>
+          <w:rFonts w:hint="eastAsia"/>
+        </w:rPr>
+        <w:t>捐款者</w:t>
+      </w:r>
+    </w:p>
+    <w:p>
+      <w:r>
+        <w:rPr>
+          <w:rFonts w:hint="eastAsia"/>
+        </w:rPr>
+        <w:t>p</w:t>
+      </w:r>
+      <w:r>
+        <w:t>romptly adv.</w:t>
+      </w:r>
+      <w:r>
+        <w:rPr>
+          <w:rFonts w:hint="eastAsia"/>
+        </w:rPr>
+        <w:t>及時</w:t>
+      </w:r>
+      <w:r>
+        <w:rPr>
+          <w:rFonts w:hint="eastAsia"/>
+        </w:rPr>
+        <w:t>/</w:t>
+      </w:r>
+      <w:r>
+        <w:rPr>
+          <w:rFonts w:hint="eastAsia"/>
+        </w:rPr>
+        <w:t>快速、</w:t>
+      </w:r>
+      <w:r>
+        <w:t>paragraph</w:t>
+      </w:r>
+      <w:r>
+        <w:rPr>
+          <w:rFonts w:hint="eastAsia"/>
+        </w:rPr>
+        <w:t xml:space="preserve"> </w:t>
+      </w:r>
+      <w:r>
+        <w:t>n.</w:t>
+      </w:r>
+      <w:r>
+        <w:rPr>
+          <w:rFonts w:hint="eastAsia"/>
+        </w:rPr>
+        <w:t>段落</w:t>
+      </w:r>
+    </w:p>
     <w:p/>
+    <w:p>
+      <w:r>
+        <w:t>retreat</w:t>
+      </w:r>
+      <w:r>
+        <w:rPr>
+          <w:rFonts w:hint="eastAsia"/>
+        </w:rPr>
+        <w:t xml:space="preserve"> </w:t>
+      </w:r>
+      <w:r>
+        <w:t>v.</w:t>
+      </w:r>
+      <w:r>
+        <w:rPr>
+          <w:rFonts w:hint="eastAsia"/>
+        </w:rPr>
+        <w:t>撤退</w:t>
+      </w:r>
+      <w:r>
+        <w:rPr>
+          <w:rFonts w:hint="eastAsia"/>
+        </w:rPr>
+        <w:t>,</w:t>
+      </w:r>
+      <w:r>
+        <w:t xml:space="preserve"> n.</w:t>
+      </w:r>
+      <w:proofErr w:type="gramStart"/>
+      <w:r>
+        <w:rPr>
+          <w:rFonts w:hint="eastAsia"/>
+        </w:rPr>
+        <w:t>靜居處</w:t>
+      </w:r>
+      <w:proofErr w:type="gramEnd"/>
+      <w:r>
+        <w:rPr>
+          <w:rFonts w:hint="eastAsia"/>
+        </w:rPr>
+        <w:t>、</w:t>
+      </w:r>
+      <w:r>
+        <w:t>luxury</w:t>
+      </w:r>
+      <w:r>
+        <w:rPr>
+          <w:rFonts w:hint="eastAsia"/>
+        </w:rPr>
+        <w:t xml:space="preserve"> </w:t>
+      </w:r>
+      <w:r>
+        <w:t>n.</w:t>
+      </w:r>
+      <w:r>
+        <w:rPr>
+          <w:rFonts w:hint="eastAsia"/>
+        </w:rPr>
+        <w:t>奢華、</w:t>
+      </w:r>
+      <w:r>
+        <w:t>accommodation</w:t>
+      </w:r>
+      <w:r>
+        <w:rPr>
+          <w:rFonts w:hint="eastAsia"/>
+        </w:rPr>
+        <w:t xml:space="preserve"> </w:t>
+      </w:r>
+      <w:r>
+        <w:t>n.</w:t>
+      </w:r>
+      <w:r>
+        <w:rPr>
+          <w:rFonts w:hint="eastAsia"/>
+        </w:rPr>
+        <w:t>住處</w:t>
+      </w:r>
+      <w:r>
+        <w:rPr>
+          <w:rFonts w:hint="eastAsia"/>
+        </w:rPr>
+        <w:t>/</w:t>
+      </w:r>
+      <w:r>
+        <w:rPr>
+          <w:rFonts w:hint="eastAsia"/>
+        </w:rPr>
+        <w:t>工作場所</w:t>
+      </w:r>
+      <w:r>
+        <w:rPr>
+          <w:rFonts w:hint="eastAsia"/>
+        </w:rPr>
+        <w:t>/</w:t>
+      </w:r>
+      <w:r>
+        <w:rPr>
+          <w:rFonts w:hint="eastAsia"/>
+        </w:rPr>
+        <w:t>協議</w:t>
+      </w:r>
+    </w:p>
+    <w:p>
+      <w:r>
+        <w:t>treatment</w:t>
+      </w:r>
+      <w:r>
+        <w:rPr>
+          <w:rFonts w:hint="eastAsia"/>
+        </w:rPr>
+        <w:t xml:space="preserve"> </w:t>
+      </w:r>
+      <w:r>
+        <w:t>n.</w:t>
+      </w:r>
+      <w:r>
+        <w:rPr>
+          <w:rFonts w:hint="eastAsia"/>
+        </w:rPr>
+        <w:t>對待</w:t>
+      </w:r>
+      <w:r>
+        <w:rPr>
+          <w:rFonts w:hint="eastAsia"/>
+        </w:rPr>
+        <w:t>/</w:t>
+      </w:r>
+      <w:r>
+        <w:rPr>
+          <w:rFonts w:hint="eastAsia"/>
+        </w:rPr>
+        <w:t>處理</w:t>
+      </w:r>
+      <w:r>
+        <w:rPr>
+          <w:rFonts w:hint="eastAsia"/>
+        </w:rPr>
+        <w:t>/</w:t>
+      </w:r>
+      <w:r>
+        <w:rPr>
+          <w:rFonts w:hint="eastAsia"/>
+        </w:rPr>
+        <w:t>治療、</w:t>
+      </w:r>
+      <w:r>
+        <w:t>theme</w:t>
+      </w:r>
+      <w:r>
+        <w:rPr>
+          <w:rFonts w:hint="eastAsia"/>
+        </w:rPr>
+        <w:t xml:space="preserve"> </w:t>
+      </w:r>
+      <w:r>
+        <w:t>n.</w:t>
+      </w:r>
+      <w:r>
+        <w:rPr>
+          <w:rFonts w:hint="eastAsia"/>
+        </w:rPr>
+        <w:t>主題、</w:t>
+      </w:r>
+      <w:r>
+        <w:t>mandatory</w:t>
+      </w:r>
+      <w:r>
+        <w:rPr>
+          <w:rFonts w:hint="eastAsia"/>
+        </w:rPr>
+        <w:t xml:space="preserve"> </w:t>
+      </w:r>
+      <w:r>
+        <w:t>adj.</w:t>
+      </w:r>
+      <w:r>
+        <w:rPr>
+          <w:rFonts w:hint="eastAsia"/>
+        </w:rPr>
+        <w:t>強制</w:t>
+      </w:r>
+      <w:r>
+        <w:rPr>
+          <w:rFonts w:hint="eastAsia"/>
+        </w:rPr>
+        <w:t>/</w:t>
+      </w:r>
+      <w:r>
+        <w:rPr>
+          <w:rFonts w:hint="eastAsia"/>
+        </w:rPr>
+        <w:t>法定</w:t>
+      </w:r>
+    </w:p>
+    <w:p>
+      <w:r>
+        <w:t>element</w:t>
+      </w:r>
+      <w:r>
+        <w:t xml:space="preserve"> n.</w:t>
+      </w:r>
+      <w:r>
+        <w:rPr>
+          <w:rFonts w:hint="eastAsia"/>
+        </w:rPr>
+        <w:t>元素</w:t>
+      </w:r>
+      <w:r>
+        <w:rPr>
+          <w:rFonts w:hint="eastAsia"/>
+        </w:rPr>
+        <w:t>/</w:t>
+      </w:r>
+      <w:r>
+        <w:rPr>
+          <w:rFonts w:hint="eastAsia"/>
+        </w:rPr>
+        <w:t>部分、</w:t>
+      </w:r>
+      <w:r>
+        <w:t>principle</w:t>
+      </w:r>
+      <w:r>
+        <w:rPr>
+          <w:rFonts w:hint="eastAsia"/>
+        </w:rPr>
+        <w:t xml:space="preserve"> </w:t>
+      </w:r>
+      <w:r>
+        <w:t>n.</w:t>
+      </w:r>
+      <w:r>
+        <w:rPr>
+          <w:rFonts w:hint="eastAsia"/>
+        </w:rPr>
+        <w:t>原則</w:t>
+      </w:r>
+      <w:r>
+        <w:rPr>
+          <w:rFonts w:hint="eastAsia"/>
+        </w:rPr>
+        <w:t>/</w:t>
+      </w:r>
+      <w:r>
+        <w:rPr>
+          <w:rFonts w:hint="eastAsia"/>
+        </w:rPr>
+        <w:t>原理</w:t>
+      </w:r>
+      <w:r>
+        <w:rPr>
+          <w:rFonts w:hint="eastAsia"/>
+        </w:rPr>
+        <w:t>、</w:t>
+      </w:r>
+      <w:r>
+        <w:t>expert</w:t>
+      </w:r>
+      <w:r>
+        <w:rPr>
+          <w:rFonts w:hint="eastAsia"/>
+        </w:rPr>
+        <w:t xml:space="preserve"> </w:t>
+      </w:r>
+      <w:r>
+        <w:t>n.</w:t>
+      </w:r>
+      <w:r>
+        <w:rPr>
+          <w:rFonts w:hint="eastAsia"/>
+        </w:rPr>
+        <w:t>專家、</w:t>
+      </w:r>
+      <w:r>
+        <w:t>facilitator</w:t>
+      </w:r>
+      <w:r>
+        <w:rPr>
+          <w:rFonts w:hint="eastAsia"/>
+        </w:rPr>
+        <w:t xml:space="preserve"> </w:t>
+      </w:r>
+      <w:r>
+        <w:t>n.</w:t>
+      </w:r>
+      <w:r>
+        <w:rPr>
+          <w:rFonts w:hint="eastAsia"/>
+        </w:rPr>
+        <w:t>協調者</w:t>
+      </w:r>
+    </w:p>
+    <w:p>
+      <w:r>
+        <w:t>wedding reception</w:t>
+      </w:r>
+      <w:r>
+        <w:rPr>
+          <w:rFonts w:hint="eastAsia"/>
+        </w:rPr>
+        <w:t>婚宴</w:t>
+      </w:r>
+      <w:r>
+        <w:rPr>
+          <w:rFonts w:hint="eastAsia"/>
+        </w:rPr>
+        <w:t>、</w:t>
+      </w:r>
+      <w:r>
+        <w:t>gala</w:t>
+      </w:r>
+      <w:r>
+        <w:rPr>
+          <w:rFonts w:hint="eastAsia"/>
+        </w:rPr>
+        <w:t xml:space="preserve"> </w:t>
+      </w:r>
+      <w:r>
+        <w:t>n.</w:t>
+      </w:r>
+      <w:r>
+        <w:rPr>
+          <w:rFonts w:hint="eastAsia"/>
+        </w:rPr>
+        <w:t>慶典、</w:t>
+      </w:r>
+      <w:r>
+        <w:t>extend a warm welcome</w:t>
+      </w:r>
+      <w:r>
+        <w:rPr>
+          <w:rFonts w:hint="eastAsia"/>
+        </w:rPr>
+        <w:t>熱烈歡迎某人</w:t>
+      </w:r>
+    </w:p>
+    <w:p>
+      <w:r>
+        <w:t>delighted</w:t>
+      </w:r>
+      <w:r>
+        <w:rPr>
+          <w:rFonts w:hint="eastAsia"/>
+        </w:rPr>
+        <w:t xml:space="preserve"> </w:t>
+      </w:r>
+      <w:r>
+        <w:t>adj.</w:t>
+      </w:r>
+      <w:r>
+        <w:rPr>
+          <w:rFonts w:hint="eastAsia"/>
+        </w:rPr>
+        <w:t>令人高興、</w:t>
+      </w:r>
+      <w:r>
+        <w:t>dedicated</w:t>
+      </w:r>
+      <w:r>
+        <w:rPr>
+          <w:rFonts w:hint="eastAsia"/>
+        </w:rPr>
+        <w:t xml:space="preserve"> </w:t>
+      </w:r>
+      <w:r>
+        <w:t>adj.</w:t>
+      </w:r>
+      <w:r>
+        <w:rPr>
+          <w:rFonts w:hint="eastAsia"/>
+        </w:rPr>
+        <w:t>專注</w:t>
+      </w:r>
+      <w:r>
+        <w:rPr>
+          <w:rFonts w:hint="eastAsia"/>
+        </w:rPr>
+        <w:t>/</w:t>
+      </w:r>
+      <w:r>
+        <w:rPr>
+          <w:rFonts w:hint="eastAsia"/>
+        </w:rPr>
+        <w:t>奉獻</w:t>
+      </w:r>
+      <w:r>
+        <w:rPr>
+          <w:rFonts w:hint="eastAsia"/>
+        </w:rPr>
+        <w:t>/</w:t>
+      </w:r>
+      <w:r>
+        <w:rPr>
+          <w:rFonts w:hint="eastAsia"/>
+        </w:rPr>
+        <w:t>專門、</w:t>
+      </w:r>
+      <w:r>
+        <w:t>looking forward to</w:t>
+      </w:r>
+      <w:r>
+        <w:rPr>
+          <w:rFonts w:hint="eastAsia"/>
+        </w:rPr>
+        <w:t>期待</w:t>
+      </w:r>
+    </w:p>
+    <w:p>
+      <w:r>
+        <w:t>productive</w:t>
+      </w:r>
+      <w:r>
+        <w:rPr>
+          <w:rFonts w:hint="eastAsia"/>
+        </w:rPr>
+        <w:t xml:space="preserve"> </w:t>
+      </w:r>
+      <w:r>
+        <w:t>adj.</w:t>
+      </w:r>
+      <w:r>
+        <w:rPr>
+          <w:rFonts w:hint="eastAsia"/>
+        </w:rPr>
+        <w:t>多產</w:t>
+      </w:r>
+      <w:r>
+        <w:rPr>
+          <w:rFonts w:hint="eastAsia"/>
+        </w:rPr>
+        <w:t>/</w:t>
+      </w:r>
+      <w:r>
+        <w:rPr>
+          <w:rFonts w:hint="eastAsia"/>
+        </w:rPr>
+        <w:t>富有成效的、</w:t>
+      </w:r>
+      <w:r>
+        <w:t>through</w:t>
+      </w:r>
+      <w:r>
+        <w:rPr>
+          <w:rFonts w:hint="eastAsia"/>
+        </w:rPr>
+        <w:t xml:space="preserve"> </w:t>
+      </w:r>
+      <w:proofErr w:type="spellStart"/>
+      <w:r>
+        <w:t>prep,adv</w:t>
+      </w:r>
+      <w:proofErr w:type="spellEnd"/>
+      <w:r>
+        <w:t>.</w:t>
+      </w:r>
+      <w:r>
+        <w:rPr>
+          <w:rFonts w:hint="eastAsia"/>
+        </w:rPr>
+        <w:t>通過</w:t>
+      </w:r>
+      <w:r>
+        <w:rPr>
+          <w:rFonts w:hint="eastAsia"/>
+        </w:rPr>
+        <w:t>/</w:t>
+      </w:r>
+      <w:r>
+        <w:rPr>
+          <w:rFonts w:hint="eastAsia"/>
+        </w:rPr>
+        <w:t>從頭到尾</w:t>
+      </w:r>
+      <w:r>
+        <w:rPr>
+          <w:rFonts w:hint="eastAsia"/>
+        </w:rPr>
+        <w:t>,</w:t>
+      </w:r>
+      <w:r>
+        <w:t>adj.</w:t>
+      </w:r>
+      <w:r>
+        <w:rPr>
+          <w:rFonts w:hint="eastAsia"/>
+        </w:rPr>
+        <w:t>完成</w:t>
+      </w:r>
+    </w:p>
+    <w:p>
+      <w:r>
+        <w:rPr>
+          <w:rFonts w:hint="eastAsia"/>
+        </w:rPr>
+        <w:t>e</w:t>
+      </w:r>
+      <w:r>
+        <w:t xml:space="preserve">ach </w:t>
+      </w:r>
+      <w:r>
+        <w:t>session</w:t>
+      </w:r>
+      <w:r>
+        <w:t xml:space="preserve"> </w:t>
+      </w:r>
+      <w:r>
+        <w:rPr>
+          <w:rFonts w:hint="eastAsia"/>
+        </w:rPr>
+        <w:t>每</w:t>
+      </w:r>
+      <w:proofErr w:type="gramStart"/>
+      <w:r>
+        <w:rPr>
+          <w:rFonts w:hint="eastAsia"/>
+        </w:rPr>
+        <w:t>個</w:t>
+      </w:r>
+      <w:proofErr w:type="gramEnd"/>
+      <w:r>
+        <w:rPr>
+          <w:rFonts w:hint="eastAsia"/>
+        </w:rPr>
+        <w:t>環節、</w:t>
+      </w:r>
+      <w:r>
+        <w:t>brainstorm</w:t>
+      </w:r>
+      <w:r>
+        <w:t xml:space="preserve"> v.</w:t>
+      </w:r>
+      <w:r>
+        <w:rPr>
+          <w:rFonts w:hint="eastAsia"/>
+        </w:rPr>
+        <w:t>自由討論</w:t>
+      </w:r>
+      <w:r>
+        <w:rPr>
+          <w:rFonts w:hint="eastAsia"/>
+        </w:rPr>
+        <w:t>/</w:t>
+      </w:r>
+      <w:r>
+        <w:rPr>
+          <w:rFonts w:hint="eastAsia"/>
+        </w:rPr>
+        <w:t>腦力激盪</w:t>
+      </w:r>
+    </w:p>
+    <w:p>
+      <w:pPr>
+        <w:rPr>
+          <w:rFonts w:hint="eastAsia"/>
+        </w:rPr>
+      </w:pPr>
+      <w:r>
+        <w:t>incorporate</w:t>
+      </w:r>
+      <w:r>
+        <w:t xml:space="preserve"> v.</w:t>
+      </w:r>
+      <w:r>
+        <w:rPr>
+          <w:rFonts w:hint="eastAsia"/>
+        </w:rPr>
+        <w:t>包含</w:t>
+      </w:r>
+      <w:r>
+        <w:rPr>
+          <w:rFonts w:hint="eastAsia"/>
+        </w:rPr>
+        <w:t>/</w:t>
+      </w:r>
+      <w:r>
+        <w:rPr>
+          <w:rFonts w:hint="eastAsia"/>
+        </w:rPr>
+        <w:t>納入、</w:t>
+      </w:r>
+      <w:r>
+        <w:t>entire</w:t>
+      </w:r>
+      <w:r>
+        <w:rPr>
+          <w:rFonts w:hint="eastAsia"/>
+        </w:rPr>
+        <w:t xml:space="preserve"> </w:t>
+      </w:r>
+      <w:r>
+        <w:t>adj.</w:t>
+      </w:r>
+      <w:r>
+        <w:rPr>
+          <w:rFonts w:hint="eastAsia"/>
+        </w:rPr>
+        <w:t>整個</w:t>
+      </w:r>
+      <w:r>
+        <w:rPr>
+          <w:rFonts w:hint="eastAsia"/>
+        </w:rPr>
+        <w:t>/</w:t>
+      </w:r>
+      <w:r>
+        <w:rPr>
+          <w:rFonts w:hint="eastAsia"/>
+        </w:rPr>
+        <w:t>全部</w:t>
+      </w:r>
+    </w:p>
+    <w:p/>
+    <w:p>
+      <w:pPr>
+        <w:rPr>
+          <w:rFonts w:hint="eastAsia"/>
+        </w:rPr>
+      </w:pPr>
+    </w:p>
     <w:sectPr>
       <w:pgSz w:w="11906" w:h="16838"/>
       <w:pgMar w:top="1440" w:right="1800" w:bottom="1440" w:left="1800" w:header="851" w:footer="992" w:gutter="0"/>

--- a/碩一/TOEIC/聽力單字.docx
+++ b/碩一/TOEIC/聽力單字.docx
@@ -10783,16 +10783,1386 @@
         <w:t>盡快</w:t>
       </w:r>
     </w:p>
+    <w:p/>
+    <w:p>
+      <w:r>
+        <w:t>corrected</w:t>
+      </w:r>
+      <w:r>
+        <w:rPr>
+          <w:rFonts w:hint="eastAsia"/>
+        </w:rPr>
+        <w:t xml:space="preserve"> </w:t>
+      </w:r>
+      <w:r>
+        <w:t>adj.</w:t>
+      </w:r>
+      <w:r>
+        <w:rPr>
+          <w:rFonts w:hint="eastAsia"/>
+        </w:rPr>
+        <w:t>正確</w:t>
+      </w:r>
+      <w:r>
+        <w:rPr>
+          <w:rFonts w:hint="eastAsia"/>
+        </w:rPr>
+        <w:t>,</w:t>
+      </w:r>
+      <w:r>
+        <w:t xml:space="preserve"> v.</w:t>
+      </w:r>
+      <w:r>
+        <w:rPr>
+          <w:rFonts w:hint="eastAsia"/>
+        </w:rPr>
+        <w:t>改正、</w:t>
+      </w:r>
+      <w:r>
+        <w:t>decoration</w:t>
+      </w:r>
+      <w:r>
+        <w:rPr>
+          <w:rFonts w:hint="eastAsia"/>
+        </w:rPr>
+        <w:t xml:space="preserve"> n</w:t>
+      </w:r>
+      <w:r>
+        <w:t>.</w:t>
+      </w:r>
+      <w:r>
+        <w:rPr>
+          <w:rFonts w:hint="eastAsia"/>
+        </w:rPr>
+        <w:t>裝飾、</w:t>
+      </w:r>
+      <w:r>
+        <w:t>donor</w:t>
+      </w:r>
+      <w:r>
+        <w:rPr>
+          <w:rFonts w:hint="eastAsia"/>
+        </w:rPr>
+        <w:t xml:space="preserve"> </w:t>
+      </w:r>
+      <w:r>
+        <w:t>n.</w:t>
+      </w:r>
+      <w:r>
+        <w:rPr>
+          <w:rFonts w:hint="eastAsia"/>
+        </w:rPr>
+        <w:t>捐款者</w:t>
+      </w:r>
+    </w:p>
+    <w:p>
+      <w:r>
+        <w:rPr>
+          <w:rFonts w:hint="eastAsia"/>
+        </w:rPr>
+        <w:t>p</w:t>
+      </w:r>
+      <w:r>
+        <w:t>romptly adv.</w:t>
+      </w:r>
+      <w:r>
+        <w:rPr>
+          <w:rFonts w:hint="eastAsia"/>
+        </w:rPr>
+        <w:t>及時</w:t>
+      </w:r>
+      <w:r>
+        <w:rPr>
+          <w:rFonts w:hint="eastAsia"/>
+        </w:rPr>
+        <w:t>/</w:t>
+      </w:r>
+      <w:r>
+        <w:rPr>
+          <w:rFonts w:hint="eastAsia"/>
+        </w:rPr>
+        <w:t>快速、</w:t>
+      </w:r>
+      <w:r>
+        <w:t>paragraph</w:t>
+      </w:r>
+      <w:r>
+        <w:rPr>
+          <w:rFonts w:hint="eastAsia"/>
+        </w:rPr>
+        <w:t xml:space="preserve"> </w:t>
+      </w:r>
+      <w:r>
+        <w:t>n.</w:t>
+      </w:r>
+      <w:r>
+        <w:rPr>
+          <w:rFonts w:hint="eastAsia"/>
+        </w:rPr>
+        <w:t>段落</w:t>
+      </w:r>
+    </w:p>
+    <w:p/>
+    <w:p>
+      <w:r>
+        <w:t>retreat</w:t>
+      </w:r>
+      <w:r>
+        <w:rPr>
+          <w:rFonts w:hint="eastAsia"/>
+        </w:rPr>
+        <w:t xml:space="preserve"> </w:t>
+      </w:r>
+      <w:r>
+        <w:t>v.</w:t>
+      </w:r>
+      <w:r>
+        <w:rPr>
+          <w:rFonts w:hint="eastAsia"/>
+        </w:rPr>
+        <w:t>撤退</w:t>
+      </w:r>
+      <w:r>
+        <w:rPr>
+          <w:rFonts w:hint="eastAsia"/>
+        </w:rPr>
+        <w:t>,</w:t>
+      </w:r>
+      <w:r>
+        <w:t xml:space="preserve"> n.</w:t>
+      </w:r>
+      <w:proofErr w:type="gramStart"/>
+      <w:r>
+        <w:rPr>
+          <w:rFonts w:hint="eastAsia"/>
+        </w:rPr>
+        <w:t>靜居處</w:t>
+      </w:r>
+      <w:proofErr w:type="gramEnd"/>
+      <w:r>
+        <w:rPr>
+          <w:rFonts w:hint="eastAsia"/>
+        </w:rPr>
+        <w:t>、</w:t>
+      </w:r>
+      <w:r>
+        <w:t>luxury</w:t>
+      </w:r>
+      <w:r>
+        <w:rPr>
+          <w:rFonts w:hint="eastAsia"/>
+        </w:rPr>
+        <w:t xml:space="preserve"> </w:t>
+      </w:r>
+      <w:r>
+        <w:t>n.</w:t>
+      </w:r>
+      <w:r>
+        <w:rPr>
+          <w:rFonts w:hint="eastAsia"/>
+        </w:rPr>
+        <w:t>奢華、</w:t>
+      </w:r>
+      <w:r>
+        <w:t>accommodation</w:t>
+      </w:r>
+      <w:r>
+        <w:rPr>
+          <w:rFonts w:hint="eastAsia"/>
+        </w:rPr>
+        <w:t xml:space="preserve"> </w:t>
+      </w:r>
+      <w:r>
+        <w:t>n.</w:t>
+      </w:r>
+      <w:r>
+        <w:rPr>
+          <w:rFonts w:hint="eastAsia"/>
+        </w:rPr>
+        <w:t>住處</w:t>
+      </w:r>
+      <w:r>
+        <w:rPr>
+          <w:rFonts w:hint="eastAsia"/>
+        </w:rPr>
+        <w:t>/</w:t>
+      </w:r>
+      <w:r>
+        <w:rPr>
+          <w:rFonts w:hint="eastAsia"/>
+        </w:rPr>
+        <w:t>工作場所</w:t>
+      </w:r>
+      <w:r>
+        <w:rPr>
+          <w:rFonts w:hint="eastAsia"/>
+        </w:rPr>
+        <w:t>/</w:t>
+      </w:r>
+      <w:r>
+        <w:rPr>
+          <w:rFonts w:hint="eastAsia"/>
+        </w:rPr>
+        <w:t>協議</w:t>
+      </w:r>
+    </w:p>
+    <w:p>
+      <w:r>
+        <w:t>treatment</w:t>
+      </w:r>
+      <w:r>
+        <w:rPr>
+          <w:rFonts w:hint="eastAsia"/>
+        </w:rPr>
+        <w:t xml:space="preserve"> </w:t>
+      </w:r>
+      <w:r>
+        <w:t>n.</w:t>
+      </w:r>
+      <w:r>
+        <w:rPr>
+          <w:rFonts w:hint="eastAsia"/>
+        </w:rPr>
+        <w:t>對待</w:t>
+      </w:r>
+      <w:r>
+        <w:rPr>
+          <w:rFonts w:hint="eastAsia"/>
+        </w:rPr>
+        <w:t>/</w:t>
+      </w:r>
+      <w:r>
+        <w:rPr>
+          <w:rFonts w:hint="eastAsia"/>
+        </w:rPr>
+        <w:t>處理</w:t>
+      </w:r>
+      <w:r>
+        <w:rPr>
+          <w:rFonts w:hint="eastAsia"/>
+        </w:rPr>
+        <w:t>/</w:t>
+      </w:r>
+      <w:r>
+        <w:rPr>
+          <w:rFonts w:hint="eastAsia"/>
+        </w:rPr>
+        <w:t>治療、</w:t>
+      </w:r>
+      <w:r>
+        <w:t>theme</w:t>
+      </w:r>
+      <w:r>
+        <w:rPr>
+          <w:rFonts w:hint="eastAsia"/>
+        </w:rPr>
+        <w:t xml:space="preserve"> </w:t>
+      </w:r>
+      <w:r>
+        <w:t>n.</w:t>
+      </w:r>
+      <w:r>
+        <w:rPr>
+          <w:rFonts w:hint="eastAsia"/>
+        </w:rPr>
+        <w:t>主題、</w:t>
+      </w:r>
+      <w:r>
+        <w:t>mandatory</w:t>
+      </w:r>
+      <w:r>
+        <w:rPr>
+          <w:rFonts w:hint="eastAsia"/>
+        </w:rPr>
+        <w:t xml:space="preserve"> </w:t>
+      </w:r>
+      <w:r>
+        <w:t>adj.</w:t>
+      </w:r>
+      <w:r>
+        <w:rPr>
+          <w:rFonts w:hint="eastAsia"/>
+        </w:rPr>
+        <w:t>強制</w:t>
+      </w:r>
+      <w:r>
+        <w:rPr>
+          <w:rFonts w:hint="eastAsia"/>
+        </w:rPr>
+        <w:t>/</w:t>
+      </w:r>
+      <w:r>
+        <w:rPr>
+          <w:rFonts w:hint="eastAsia"/>
+        </w:rPr>
+        <w:t>法定</w:t>
+      </w:r>
+    </w:p>
+    <w:p>
+      <w:r>
+        <w:t>element</w:t>
+      </w:r>
+      <w:r>
+        <w:t xml:space="preserve"> n.</w:t>
+      </w:r>
+      <w:r>
+        <w:rPr>
+          <w:rFonts w:hint="eastAsia"/>
+        </w:rPr>
+        <w:t>元素</w:t>
+      </w:r>
+      <w:r>
+        <w:rPr>
+          <w:rFonts w:hint="eastAsia"/>
+        </w:rPr>
+        <w:t>/</w:t>
+      </w:r>
+      <w:r>
+        <w:rPr>
+          <w:rFonts w:hint="eastAsia"/>
+        </w:rPr>
+        <w:t>部分、</w:t>
+      </w:r>
+      <w:r>
+        <w:t>principle</w:t>
+      </w:r>
+      <w:r>
+        <w:rPr>
+          <w:rFonts w:hint="eastAsia"/>
+        </w:rPr>
+        <w:t xml:space="preserve"> </w:t>
+      </w:r>
+      <w:r>
+        <w:t>n.</w:t>
+      </w:r>
+      <w:r>
+        <w:rPr>
+          <w:rFonts w:hint="eastAsia"/>
+        </w:rPr>
+        <w:t>原則</w:t>
+      </w:r>
+      <w:r>
+        <w:rPr>
+          <w:rFonts w:hint="eastAsia"/>
+        </w:rPr>
+        <w:t>/</w:t>
+      </w:r>
+      <w:r>
+        <w:rPr>
+          <w:rFonts w:hint="eastAsia"/>
+        </w:rPr>
+        <w:t>原理</w:t>
+      </w:r>
+      <w:r>
+        <w:rPr>
+          <w:rFonts w:hint="eastAsia"/>
+        </w:rPr>
+        <w:t>、</w:t>
+      </w:r>
+      <w:r>
+        <w:t>expert</w:t>
+      </w:r>
+      <w:r>
+        <w:rPr>
+          <w:rFonts w:hint="eastAsia"/>
+        </w:rPr>
+        <w:t xml:space="preserve"> </w:t>
+      </w:r>
+      <w:r>
+        <w:t>n.</w:t>
+      </w:r>
+      <w:r>
+        <w:rPr>
+          <w:rFonts w:hint="eastAsia"/>
+        </w:rPr>
+        <w:t>專家、</w:t>
+      </w:r>
+      <w:r>
+        <w:t>facilitator</w:t>
+      </w:r>
+      <w:r>
+        <w:rPr>
+          <w:rFonts w:hint="eastAsia"/>
+        </w:rPr>
+        <w:t xml:space="preserve"> </w:t>
+      </w:r>
+      <w:r>
+        <w:t>n.</w:t>
+      </w:r>
+      <w:r>
+        <w:rPr>
+          <w:rFonts w:hint="eastAsia"/>
+        </w:rPr>
+        <w:t>協調者</w:t>
+      </w:r>
+    </w:p>
+    <w:p>
+      <w:r>
+        <w:t>wedding reception</w:t>
+      </w:r>
+      <w:r>
+        <w:rPr>
+          <w:rFonts w:hint="eastAsia"/>
+        </w:rPr>
+        <w:t>婚宴</w:t>
+      </w:r>
+      <w:r>
+        <w:rPr>
+          <w:rFonts w:hint="eastAsia"/>
+        </w:rPr>
+        <w:t>、</w:t>
+      </w:r>
+      <w:r>
+        <w:t>gala</w:t>
+      </w:r>
+      <w:r>
+        <w:rPr>
+          <w:rFonts w:hint="eastAsia"/>
+        </w:rPr>
+        <w:t xml:space="preserve"> </w:t>
+      </w:r>
+      <w:r>
+        <w:t>n.</w:t>
+      </w:r>
+      <w:r>
+        <w:rPr>
+          <w:rFonts w:hint="eastAsia"/>
+        </w:rPr>
+        <w:t>慶典、</w:t>
+      </w:r>
+      <w:r>
+        <w:t>extend a warm welcome</w:t>
+      </w:r>
+      <w:r>
+        <w:rPr>
+          <w:rFonts w:hint="eastAsia"/>
+        </w:rPr>
+        <w:t>熱烈歡迎某人</w:t>
+      </w:r>
+    </w:p>
+    <w:p>
+      <w:r>
+        <w:t>delighted</w:t>
+      </w:r>
+      <w:r>
+        <w:rPr>
+          <w:rFonts w:hint="eastAsia"/>
+        </w:rPr>
+        <w:t xml:space="preserve"> </w:t>
+      </w:r>
+      <w:r>
+        <w:t>adj.</w:t>
+      </w:r>
+      <w:r>
+        <w:rPr>
+          <w:rFonts w:hint="eastAsia"/>
+        </w:rPr>
+        <w:t>令人高興、</w:t>
+      </w:r>
+      <w:r>
+        <w:t>dedicated</w:t>
+      </w:r>
+      <w:r>
+        <w:rPr>
+          <w:rFonts w:hint="eastAsia"/>
+        </w:rPr>
+        <w:t xml:space="preserve"> </w:t>
+      </w:r>
+      <w:r>
+        <w:t>adj.</w:t>
+      </w:r>
+      <w:r>
+        <w:rPr>
+          <w:rFonts w:hint="eastAsia"/>
+        </w:rPr>
+        <w:t>專注</w:t>
+      </w:r>
+      <w:r>
+        <w:rPr>
+          <w:rFonts w:hint="eastAsia"/>
+        </w:rPr>
+        <w:t>/</w:t>
+      </w:r>
+      <w:r>
+        <w:rPr>
+          <w:rFonts w:hint="eastAsia"/>
+        </w:rPr>
+        <w:t>奉獻</w:t>
+      </w:r>
+      <w:r>
+        <w:rPr>
+          <w:rFonts w:hint="eastAsia"/>
+        </w:rPr>
+        <w:t>/</w:t>
+      </w:r>
+      <w:r>
+        <w:rPr>
+          <w:rFonts w:hint="eastAsia"/>
+        </w:rPr>
+        <w:t>專門、</w:t>
+      </w:r>
+      <w:r>
+        <w:t>looking forward to</w:t>
+      </w:r>
+      <w:r>
+        <w:rPr>
+          <w:rFonts w:hint="eastAsia"/>
+        </w:rPr>
+        <w:t>期待</w:t>
+      </w:r>
+    </w:p>
+    <w:p>
+      <w:r>
+        <w:t>productive</w:t>
+      </w:r>
+      <w:r>
+        <w:rPr>
+          <w:rFonts w:hint="eastAsia"/>
+        </w:rPr>
+        <w:t xml:space="preserve"> </w:t>
+      </w:r>
+      <w:r>
+        <w:t>adj.</w:t>
+      </w:r>
+      <w:r>
+        <w:rPr>
+          <w:rFonts w:hint="eastAsia"/>
+        </w:rPr>
+        <w:t>多產</w:t>
+      </w:r>
+      <w:r>
+        <w:rPr>
+          <w:rFonts w:hint="eastAsia"/>
+        </w:rPr>
+        <w:t>/</w:t>
+      </w:r>
+      <w:r>
+        <w:rPr>
+          <w:rFonts w:hint="eastAsia"/>
+        </w:rPr>
+        <w:t>富有成效的、</w:t>
+      </w:r>
+      <w:r>
+        <w:t>through</w:t>
+      </w:r>
+      <w:r>
+        <w:rPr>
+          <w:rFonts w:hint="eastAsia"/>
+        </w:rPr>
+        <w:t xml:space="preserve"> </w:t>
+      </w:r>
+      <w:proofErr w:type="spellStart"/>
+      <w:r>
+        <w:t>prep,adv</w:t>
+      </w:r>
+      <w:proofErr w:type="spellEnd"/>
+      <w:r>
+        <w:t>.</w:t>
+      </w:r>
+      <w:r>
+        <w:rPr>
+          <w:rFonts w:hint="eastAsia"/>
+        </w:rPr>
+        <w:t>通過</w:t>
+      </w:r>
+      <w:r>
+        <w:rPr>
+          <w:rFonts w:hint="eastAsia"/>
+        </w:rPr>
+        <w:t>/</w:t>
+      </w:r>
+      <w:r>
+        <w:rPr>
+          <w:rFonts w:hint="eastAsia"/>
+        </w:rPr>
+        <w:t>從頭到尾</w:t>
+      </w:r>
+      <w:r>
+        <w:rPr>
+          <w:rFonts w:hint="eastAsia"/>
+        </w:rPr>
+        <w:t>,</w:t>
+      </w:r>
+      <w:r>
+        <w:t>adj.</w:t>
+      </w:r>
+      <w:r>
+        <w:rPr>
+          <w:rFonts w:hint="eastAsia"/>
+        </w:rPr>
+        <w:t>完成</w:t>
+      </w:r>
+    </w:p>
+    <w:p>
+      <w:r>
+        <w:rPr>
+          <w:rFonts w:hint="eastAsia"/>
+        </w:rPr>
+        <w:t>e</w:t>
+      </w:r>
+      <w:r>
+        <w:t xml:space="preserve">ach </w:t>
+      </w:r>
+      <w:r>
+        <w:t>session</w:t>
+      </w:r>
+      <w:r>
+        <w:t xml:space="preserve"> </w:t>
+      </w:r>
+      <w:r>
+        <w:rPr>
+          <w:rFonts w:hint="eastAsia"/>
+        </w:rPr>
+        <w:t>每</w:t>
+      </w:r>
+      <w:proofErr w:type="gramStart"/>
+      <w:r>
+        <w:rPr>
+          <w:rFonts w:hint="eastAsia"/>
+        </w:rPr>
+        <w:t>個</w:t>
+      </w:r>
+      <w:proofErr w:type="gramEnd"/>
+      <w:r>
+        <w:rPr>
+          <w:rFonts w:hint="eastAsia"/>
+        </w:rPr>
+        <w:t>環節、</w:t>
+      </w:r>
+      <w:r>
+        <w:t>brainstorm</w:t>
+      </w:r>
+      <w:r>
+        <w:t xml:space="preserve"> v.</w:t>
+      </w:r>
+      <w:r>
+        <w:rPr>
+          <w:rFonts w:hint="eastAsia"/>
+        </w:rPr>
+        <w:t>自由討論</w:t>
+      </w:r>
+      <w:r>
+        <w:rPr>
+          <w:rFonts w:hint="eastAsia"/>
+        </w:rPr>
+        <w:t>/</w:t>
+      </w:r>
+      <w:r>
+        <w:rPr>
+          <w:rFonts w:hint="eastAsia"/>
+        </w:rPr>
+        <w:t>腦力激盪</w:t>
+      </w:r>
+    </w:p>
+    <w:p>
+      <w:r>
+        <w:t>incorporate</w:t>
+      </w:r>
+      <w:r>
+        <w:t xml:space="preserve"> v.</w:t>
+      </w:r>
+      <w:r>
+        <w:rPr>
+          <w:rFonts w:hint="eastAsia"/>
+        </w:rPr>
+        <w:t>包含</w:t>
+      </w:r>
+      <w:r>
+        <w:rPr>
+          <w:rFonts w:hint="eastAsia"/>
+        </w:rPr>
+        <w:t>/</w:t>
+      </w:r>
+      <w:r>
+        <w:rPr>
+          <w:rFonts w:hint="eastAsia"/>
+        </w:rPr>
+        <w:t>納入、</w:t>
+      </w:r>
+      <w:r>
+        <w:t>entire</w:t>
+      </w:r>
+      <w:r>
+        <w:rPr>
+          <w:rFonts w:hint="eastAsia"/>
+        </w:rPr>
+        <w:t xml:space="preserve"> </w:t>
+      </w:r>
+      <w:r>
+        <w:t>adj.</w:t>
+      </w:r>
+      <w:r>
+        <w:rPr>
+          <w:rFonts w:hint="eastAsia"/>
+        </w:rPr>
+        <w:t>整個</w:t>
+      </w:r>
+      <w:r>
+        <w:rPr>
+          <w:rFonts w:hint="eastAsia"/>
+        </w:rPr>
+        <w:t>/</w:t>
+      </w:r>
+      <w:r>
+        <w:rPr>
+          <w:rFonts w:hint="eastAsia"/>
+        </w:rPr>
+        <w:t>全部</w:t>
+      </w:r>
+    </w:p>
+    <w:p/>
+    <w:p>
+      <w:r>
+        <w:t>refreshment</w:t>
+      </w:r>
+      <w:r>
+        <w:rPr>
+          <w:rFonts w:hint="eastAsia"/>
+        </w:rPr>
+        <w:t xml:space="preserve"> </w:t>
+      </w:r>
+      <w:r>
+        <w:t>n.</w:t>
+      </w:r>
+      <w:r>
+        <w:rPr>
+          <w:rFonts w:hint="eastAsia"/>
+        </w:rPr>
+        <w:t>點心、</w:t>
+      </w:r>
+      <w:r>
+        <w:t>turn off</w:t>
+      </w:r>
+      <w:r>
+        <w:rPr>
+          <w:rFonts w:hint="eastAsia"/>
+        </w:rPr>
+        <w:t>關掉、</w:t>
+      </w:r>
+      <w:r>
+        <w:t>in the back of</w:t>
+      </w:r>
+      <w:r>
+        <w:rPr>
+          <w:rFonts w:hint="eastAsia"/>
+        </w:rPr>
+        <w:t>在後面、</w:t>
+      </w:r>
+      <w:r>
+        <w:t>deliverable</w:t>
+      </w:r>
+      <w:r>
+        <w:rPr>
+          <w:rFonts w:hint="eastAsia"/>
+        </w:rPr>
+        <w:t xml:space="preserve"> </w:t>
+      </w:r>
+      <w:r>
+        <w:t>adj.</w:t>
+      </w:r>
+      <w:r>
+        <w:rPr>
+          <w:rFonts w:hint="eastAsia"/>
+        </w:rPr>
+        <w:t>可運送</w:t>
+      </w:r>
+    </w:p>
+    <w:p>
+      <w:r>
+        <w:t>printout</w:t>
+      </w:r>
+      <w:r>
+        <w:rPr>
+          <w:rFonts w:hint="eastAsia"/>
+        </w:rPr>
+        <w:t xml:space="preserve"> </w:t>
+      </w:r>
+      <w:r>
+        <w:t>n.</w:t>
+      </w:r>
+      <w:r>
+        <w:rPr>
+          <w:rFonts w:hint="eastAsia"/>
+        </w:rPr>
+        <w:t>列印出的資料、</w:t>
+      </w:r>
+      <w:r>
+        <w:t>go through</w:t>
+      </w:r>
+      <w:r>
+        <w:rPr>
+          <w:rFonts w:hint="eastAsia"/>
+        </w:rPr>
+        <w:t>經歷</w:t>
+      </w:r>
+      <w:r>
+        <w:rPr>
+          <w:rFonts w:hint="eastAsia"/>
+        </w:rPr>
+        <w:t>/</w:t>
+      </w:r>
+      <w:r>
+        <w:rPr>
+          <w:rFonts w:hint="eastAsia"/>
+        </w:rPr>
+        <w:t>審查</w:t>
+      </w:r>
+      <w:r>
+        <w:rPr>
+          <w:rFonts w:hint="eastAsia"/>
+        </w:rPr>
+        <w:t>/</w:t>
+      </w:r>
+      <w:r>
+        <w:rPr>
+          <w:rFonts w:hint="eastAsia"/>
+        </w:rPr>
+        <w:t>練習、</w:t>
+      </w:r>
+      <w:r>
+        <w:t>point by point</w:t>
+      </w:r>
+      <w:r>
+        <w:rPr>
+          <w:rFonts w:hint="eastAsia"/>
+        </w:rPr>
+        <w:t>逐一地</w:t>
+      </w:r>
+    </w:p>
+    <w:p>
+      <w:r>
+        <w:t>milestones</w:t>
+      </w:r>
+      <w:r>
+        <w:rPr>
+          <w:rFonts w:hint="eastAsia"/>
+        </w:rPr>
+        <w:t xml:space="preserve"> </w:t>
+      </w:r>
+      <w:r>
+        <w:t>n.</w:t>
+      </w:r>
+      <w:r>
+        <w:rPr>
+          <w:rFonts w:hint="eastAsia"/>
+        </w:rPr>
+        <w:t>里程碑、</w:t>
+      </w:r>
+      <w:r>
+        <w:rPr>
+          <w:rFonts w:hint="eastAsia"/>
+        </w:rPr>
+        <w:t>a</w:t>
+      </w:r>
+      <w:r>
+        <w:t>djustment n.</w:t>
+      </w:r>
+      <w:r>
+        <w:rPr>
+          <w:rFonts w:hint="eastAsia"/>
+        </w:rPr>
+        <w:t>調整、</w:t>
+      </w:r>
+      <w:r>
+        <w:t>visibility</w:t>
+      </w:r>
+      <w:r>
+        <w:rPr>
+          <w:rFonts w:hint="eastAsia"/>
+        </w:rPr>
+        <w:t xml:space="preserve"> </w:t>
+      </w:r>
+      <w:r>
+        <w:t>n.</w:t>
+      </w:r>
+      <w:r>
+        <w:rPr>
+          <w:rFonts w:hint="eastAsia"/>
+        </w:rPr>
+        <w:t>可見姓</w:t>
+      </w:r>
+    </w:p>
+    <w:p/>
+    <w:p>
+      <w:r>
+        <w:t>plenty of</w:t>
+      </w:r>
+      <w:r>
+        <w:rPr>
+          <w:rFonts w:hint="eastAsia"/>
+        </w:rPr>
+        <w:t xml:space="preserve"> </w:t>
+      </w:r>
+      <w:r>
+        <w:rPr>
+          <w:rFonts w:hint="eastAsia"/>
+        </w:rPr>
+        <w:t>大量</w:t>
+      </w:r>
+      <w:r>
+        <w:rPr>
+          <w:rFonts w:hint="eastAsia"/>
+        </w:rPr>
+        <w:t>/</w:t>
+      </w:r>
+      <w:r>
+        <w:rPr>
+          <w:rFonts w:hint="eastAsia"/>
+        </w:rPr>
+        <w:t>很多、</w:t>
+      </w:r>
+      <w:r>
+        <w:t>delight</w:t>
+      </w:r>
+      <w:r>
+        <w:rPr>
+          <w:rFonts w:hint="eastAsia"/>
+        </w:rPr>
+        <w:t xml:space="preserve"> n</w:t>
+      </w:r>
+      <w:r>
+        <w:t>.</w:t>
+      </w:r>
+      <w:r>
+        <w:rPr>
+          <w:rFonts w:hint="eastAsia"/>
+        </w:rPr>
+        <w:t>欣喜</w:t>
+      </w:r>
+      <w:r>
+        <w:rPr>
+          <w:rFonts w:hint="eastAsia"/>
+        </w:rPr>
+        <w:t>/</w:t>
+      </w:r>
+      <w:r>
+        <w:rPr>
+          <w:rFonts w:hint="eastAsia"/>
+        </w:rPr>
+        <w:t>滿足、</w:t>
+      </w:r>
+      <w:r>
+        <w:t>primary</w:t>
+      </w:r>
+      <w:r>
+        <w:rPr>
+          <w:rFonts w:hint="eastAsia"/>
+        </w:rPr>
+        <w:t xml:space="preserve"> </w:t>
+      </w:r>
+      <w:r>
+        <w:t>adj.</w:t>
+      </w:r>
+      <w:r>
+        <w:rPr>
+          <w:rFonts w:hint="eastAsia"/>
+        </w:rPr>
+        <w:t>主要的</w:t>
+      </w:r>
+    </w:p>
+    <w:p>
+      <w:r>
+        <w:t>objective</w:t>
+      </w:r>
+      <w:r>
+        <w:t xml:space="preserve"> n.</w:t>
+      </w:r>
+      <w:r>
+        <w:rPr>
+          <w:rFonts w:hint="eastAsia"/>
+        </w:rPr>
+        <w:t>目標</w:t>
+      </w:r>
+      <w:r>
+        <w:rPr>
+          <w:rFonts w:hint="eastAsia"/>
+        </w:rPr>
+        <w:t>,</w:t>
+      </w:r>
+      <w:r>
+        <w:t>adj.</w:t>
+      </w:r>
+      <w:r>
+        <w:rPr>
+          <w:rFonts w:hint="eastAsia"/>
+        </w:rPr>
+        <w:t>客觀的、</w:t>
+      </w:r>
+      <w:r>
+        <w:rPr>
+          <w:rFonts w:hint="eastAsia"/>
+        </w:rPr>
+        <w:t>e</w:t>
+      </w:r>
+      <w:r>
+        <w:t>nhance v.</w:t>
+      </w:r>
+      <w:r>
+        <w:rPr>
+          <w:rFonts w:hint="eastAsia"/>
+        </w:rPr>
+        <w:t>提高</w:t>
+      </w:r>
+      <w:r>
+        <w:rPr>
+          <w:rFonts w:hint="eastAsia"/>
+        </w:rPr>
+        <w:t>/</w:t>
+      </w:r>
+      <w:r>
+        <w:rPr>
+          <w:rFonts w:hint="eastAsia"/>
+        </w:rPr>
+        <w:t>增進、</w:t>
+      </w:r>
+      <w:r>
+        <w:t>capability</w:t>
+      </w:r>
+      <w:r>
+        <w:rPr>
+          <w:rFonts w:hint="eastAsia"/>
+        </w:rPr>
+        <w:t xml:space="preserve"> </w:t>
+      </w:r>
+      <w:r>
+        <w:t>n.</w:t>
+      </w:r>
+      <w:r>
+        <w:rPr>
+          <w:rFonts w:hint="eastAsia"/>
+        </w:rPr>
+        <w:t>能力</w:t>
+      </w:r>
+      <w:r>
+        <w:rPr>
+          <w:rFonts w:hint="eastAsia"/>
+        </w:rPr>
+        <w:t>/</w:t>
+      </w:r>
+      <w:r>
+        <w:rPr>
+          <w:rFonts w:hint="eastAsia"/>
+        </w:rPr>
+        <w:t>才能</w:t>
+      </w:r>
+    </w:p>
     <w:p>
       <w:pPr>
         <w:rPr>
           <w:rFonts w:hint="eastAsia"/>
         </w:rPr>
       </w:pPr>
-    </w:p>
-    <w:p>
-      <w:r>
-        <w:t>corrected</w:t>
+      <w:r>
+        <w:t>streamline</w:t>
+      </w:r>
+      <w:r>
+        <w:rPr>
+          <w:rFonts w:hint="eastAsia"/>
+        </w:rPr>
+        <w:t xml:space="preserve"> </w:t>
+      </w:r>
+      <w:r>
+        <w:t>v.</w:t>
+      </w:r>
+      <w:r>
+        <w:rPr>
+          <w:rFonts w:hint="eastAsia"/>
+        </w:rPr>
+        <w:t>簡化、</w:t>
+      </w:r>
+      <w:r>
+        <w:rPr>
+          <w:rFonts w:hint="eastAsia"/>
+        </w:rPr>
+        <w:t>e</w:t>
+      </w:r>
+      <w:r>
+        <w:t>ager adj.</w:t>
+      </w:r>
+      <w:r>
+        <w:rPr>
+          <w:rFonts w:hint="eastAsia"/>
+        </w:rPr>
+        <w:t>渴望的、</w:t>
+      </w:r>
+      <w:r>
+        <w:t>officially</w:t>
+      </w:r>
+      <w:r>
+        <w:rPr>
+          <w:rFonts w:hint="eastAsia"/>
+        </w:rPr>
+        <w:t xml:space="preserve"> </w:t>
+      </w:r>
+      <w:r>
+        <w:t>adv.</w:t>
+      </w:r>
+      <w:r>
+        <w:rPr>
+          <w:rFonts w:hint="eastAsia"/>
+        </w:rPr>
+        <w:t>正式、</w:t>
+      </w:r>
+      <w:r>
+        <w:t>assume</w:t>
+      </w:r>
+      <w:r>
+        <w:rPr>
+          <w:rFonts w:hint="eastAsia"/>
+        </w:rPr>
+        <w:t xml:space="preserve"> </w:t>
+      </w:r>
+      <w:r>
+        <w:t>v.</w:t>
+      </w:r>
+      <w:r>
+        <w:rPr>
+          <w:rFonts w:hint="eastAsia"/>
+        </w:rPr>
+        <w:t>假設</w:t>
+      </w:r>
+      <w:r>
+        <w:rPr>
+          <w:rFonts w:hint="eastAsia"/>
+        </w:rPr>
+        <w:t>/</w:t>
+      </w:r>
+      <w:r>
+        <w:rPr>
+          <w:rFonts w:hint="eastAsia"/>
+        </w:rPr>
+        <w:t>承擔</w:t>
+      </w:r>
+    </w:p>
+    <w:p>
+      <w:r>
+        <w:rPr>
+          <w:rFonts w:hint="eastAsia"/>
+        </w:rPr>
+        <w:t>r</w:t>
+      </w:r>
+      <w:r>
+        <w:t>ole n</w:t>
+      </w:r>
+      <w:r>
+        <w:rPr>
+          <w:rFonts w:hint="eastAsia"/>
+        </w:rPr>
+        <w:t xml:space="preserve"> </w:t>
+      </w:r>
+      <w:r>
+        <w:rPr>
+          <w:rFonts w:hint="eastAsia"/>
+        </w:rPr>
+        <w:t>角色、</w:t>
+      </w:r>
+      <w:r>
+        <w:rPr>
+          <w:rFonts w:hint="eastAsia"/>
+        </w:rPr>
+        <w:t>r</w:t>
+      </w:r>
+      <w:r>
+        <w:t xml:space="preserve">each out </w:t>
+      </w:r>
+      <w:r>
+        <w:rPr>
+          <w:rFonts w:hint="eastAsia"/>
+        </w:rPr>
+        <w:t>聯繫、</w:t>
+      </w:r>
+      <w:r>
+        <w:rPr>
+          <w:rFonts w:hint="eastAsia"/>
+        </w:rPr>
+        <w:t>f</w:t>
+      </w:r>
+      <w:r>
+        <w:t>urther adv.</w:t>
+      </w:r>
+      <w:r>
+        <w:rPr>
+          <w:rFonts w:hint="eastAsia"/>
+        </w:rPr>
+        <w:t>進一步</w:t>
+      </w:r>
+    </w:p>
+    <w:p/>
+    <w:p>
+      <w:r>
+        <w:t>beach resort</w:t>
+      </w:r>
+      <w:r>
+        <w:rPr>
+          <w:rFonts w:hint="eastAsia"/>
+        </w:rPr>
+        <w:t>海灘度假村</w:t>
+      </w:r>
+      <w:r>
+        <w:rPr>
+          <w:rFonts w:hint="eastAsia"/>
+        </w:rPr>
+        <w:t>、</w:t>
+      </w:r>
+      <w:r>
+        <w:t>virtual reality</w:t>
+      </w:r>
+      <w:r>
+        <w:rPr>
+          <w:rFonts w:hint="eastAsia"/>
+        </w:rPr>
+        <w:t>虛擬實境</w:t>
+      </w:r>
+      <w:r>
+        <w:rPr>
+          <w:rFonts w:hint="eastAsia"/>
+        </w:rPr>
+        <w:t>、</w:t>
+      </w:r>
+      <w:r>
+        <w:t>vending</w:t>
+      </w:r>
+      <w:r>
+        <w:rPr>
+          <w:rFonts w:hint="eastAsia"/>
+        </w:rPr>
+        <w:t xml:space="preserve"> </w:t>
+      </w:r>
+      <w:r>
+        <w:t>n.</w:t>
+      </w:r>
+      <w:r>
+        <w:rPr>
+          <w:rFonts w:hint="eastAsia"/>
+        </w:rPr>
+        <w:t>銷售</w:t>
+      </w:r>
+      <w:r>
+        <w:rPr>
+          <w:rFonts w:hint="eastAsia"/>
+        </w:rPr>
+        <w:t>/</w:t>
+      </w:r>
+      <w:r>
+        <w:rPr>
+          <w:rFonts w:hint="eastAsia"/>
+        </w:rPr>
+        <w:t>出售</w:t>
+      </w:r>
+    </w:p>
+    <w:p>
+      <w:r>
+        <w:t>headset</w:t>
+      </w:r>
+      <w:r>
+        <w:rPr>
+          <w:rFonts w:hint="eastAsia"/>
+        </w:rPr>
+        <w:t xml:space="preserve"> </w:t>
+      </w:r>
+      <w:r>
+        <w:t>n.</w:t>
+      </w:r>
+      <w:r>
+        <w:rPr>
+          <w:rFonts w:hint="eastAsia"/>
+        </w:rPr>
+        <w:t>耳機、</w:t>
+      </w:r>
+      <w:r>
+        <w:t>dining option</w:t>
+      </w:r>
+      <w:r>
+        <w:rPr>
+          <w:rFonts w:hint="eastAsia"/>
+        </w:rPr>
+        <w:t>用餐選擇</w:t>
+      </w:r>
+      <w:r>
+        <w:rPr>
+          <w:rFonts w:hint="eastAsia"/>
+        </w:rPr>
+        <w:t>、</w:t>
+      </w:r>
+      <w:r>
+        <w:t>complimentary</w:t>
+      </w:r>
+      <w:r>
+        <w:rPr>
+          <w:rFonts w:hint="eastAsia"/>
+        </w:rPr>
+        <w:t xml:space="preserve"> </w:t>
+      </w:r>
+      <w:r>
+        <w:t>adj</w:t>
+      </w:r>
+      <w:r>
+        <w:rPr>
+          <w:rFonts w:hint="eastAsia"/>
+        </w:rPr>
+        <w:t>讚美</w:t>
+      </w:r>
+      <w:r>
+        <w:rPr>
+          <w:rFonts w:hint="eastAsia"/>
+        </w:rPr>
+        <w:t>/</w:t>
+      </w:r>
+      <w:r>
+        <w:rPr>
+          <w:rFonts w:hint="eastAsia"/>
+        </w:rPr>
+        <w:t>免費</w:t>
+      </w:r>
+      <w:r>
+        <w:rPr>
+          <w:rFonts w:hint="eastAsia"/>
+        </w:rPr>
+        <w:t>/</w:t>
+      </w:r>
+      <w:r>
+        <w:rPr>
+          <w:rFonts w:hint="eastAsia"/>
+        </w:rPr>
+        <w:t>贈送</w:t>
+      </w:r>
+    </w:p>
+    <w:p>
+      <w:r>
+        <w:rPr>
+          <w:rFonts w:hint="eastAsia"/>
+        </w:rPr>
+        <w:t>s</w:t>
+      </w:r>
+      <w:r>
+        <w:t>nack n.</w:t>
+      </w:r>
+      <w:r>
+        <w:rPr>
+          <w:rFonts w:hint="eastAsia"/>
+        </w:rPr>
+        <w:t>小吃</w:t>
+      </w:r>
+      <w:r>
+        <w:rPr>
+          <w:rFonts w:hint="eastAsia"/>
+        </w:rPr>
+        <w:t>、</w:t>
+      </w:r>
+      <w:r>
+        <w:t>pouch</w:t>
+      </w:r>
+      <w:r>
+        <w:t xml:space="preserve"> n.</w:t>
+      </w:r>
+      <w:r>
+        <w:rPr>
+          <w:rFonts w:hint="eastAsia"/>
+        </w:rPr>
+        <w:t>袋子、</w:t>
+      </w:r>
+      <w:r>
+        <w:t>immersive</w:t>
       </w:r>
       <w:r>
         <w:rPr>
@@ -10807,43 +12177,51 @@
         <w:rPr>
           <w:rFonts w:hint="eastAsia"/>
         </w:rPr>
-        <w:t>正確</w:t>
-      </w:r>
-      <w:r>
-        <w:rPr>
-          <w:rFonts w:hint="eastAsia"/>
-        </w:rPr>
-        <w:t>,</w:t>
-      </w:r>
-      <w:r>
-        <w:t xml:space="preserve"> v.</w:t>
-      </w:r>
-      <w:r>
-        <w:rPr>
-          <w:rFonts w:hint="eastAsia"/>
-        </w:rPr>
-        <w:t>改正、</w:t>
-      </w:r>
-      <w:r>
-        <w:t>decoration</w:t>
-      </w:r>
-      <w:r>
-        <w:rPr>
-          <w:rFonts w:hint="eastAsia"/>
-        </w:rPr>
-        <w:t xml:space="preserve"> n</w:t>
-      </w:r>
-      <w:r>
-        <w:t>.</w:t>
-      </w:r>
-      <w:r>
-        <w:rPr>
-          <w:rFonts w:hint="eastAsia"/>
-        </w:rPr>
-        <w:t>裝飾、</w:t>
-      </w:r>
-      <w:r>
-        <w:t>donor</w:t>
+        <w:t>身臨其境、</w:t>
+      </w:r>
+      <w:r>
+        <w:rPr>
+          <w:rFonts w:hint="eastAsia"/>
+        </w:rPr>
+        <w:t>a</w:t>
+      </w:r>
+      <w:r>
+        <w:t>dventure n.</w:t>
+      </w:r>
+      <w:r>
+        <w:rPr>
+          <w:rFonts w:hint="eastAsia"/>
+        </w:rPr>
+        <w:t>冒險</w:t>
+      </w:r>
+    </w:p>
+    <w:p>
+      <w:r>
+        <w:t xml:space="preserve">a </w:t>
+      </w:r>
+      <w:r>
+        <w:t>wide range of</w:t>
+      </w:r>
+      <w:r>
+        <w:rPr>
+          <w:rFonts w:hint="eastAsia"/>
+        </w:rPr>
+        <w:t>廣泛</w:t>
+      </w:r>
+      <w:r>
+        <w:rPr>
+          <w:rFonts w:hint="eastAsia"/>
+        </w:rPr>
+        <w:t>/</w:t>
+      </w:r>
+      <w:r>
+        <w:rPr>
+          <w:rFonts w:hint="eastAsia"/>
+        </w:rPr>
+        <w:t>各式各樣、</w:t>
+      </w:r>
+      <w:r>
+        <w:t>destination</w:t>
       </w:r>
       <w:r>
         <w:rPr>
@@ -10858,668 +12236,60 @@
         <w:rPr>
           <w:rFonts w:hint="eastAsia"/>
         </w:rPr>
-        <w:t>捐款者</w:t>
-      </w:r>
-    </w:p>
-    <w:p>
-      <w:r>
-        <w:rPr>
-          <w:rFonts w:hint="eastAsia"/>
-        </w:rPr>
-        <w:t>p</w:t>
-      </w:r>
-      <w:r>
-        <w:t>romptly adv.</w:t>
-      </w:r>
-      <w:r>
-        <w:rPr>
-          <w:rFonts w:hint="eastAsia"/>
-        </w:rPr>
-        <w:t>及時</w:t>
-      </w:r>
-      <w:r>
-        <w:rPr>
-          <w:rFonts w:hint="eastAsia"/>
-        </w:rPr>
-        <w:t>/</w:t>
-      </w:r>
-      <w:r>
-        <w:rPr>
-          <w:rFonts w:hint="eastAsia"/>
-        </w:rPr>
-        <w:t>快速、</w:t>
-      </w:r>
-      <w:r>
-        <w:t>paragraph</w:t>
-      </w:r>
-      <w:r>
-        <w:rPr>
-          <w:rFonts w:hint="eastAsia"/>
-        </w:rPr>
-        <w:t xml:space="preserve"> </w:t>
-      </w:r>
-      <w:r>
-        <w:t>n.</w:t>
-      </w:r>
-      <w:r>
-        <w:rPr>
-          <w:rFonts w:hint="eastAsia"/>
-        </w:rPr>
-        <w:t>段落</w:t>
+        <w:t>目的地</w:t>
+      </w:r>
+    </w:p>
+    <w:p>
+      <w:r>
+        <w:t>thrilling</w:t>
+      </w:r>
+      <w:r>
+        <w:rPr>
+          <w:rFonts w:hint="eastAsia"/>
+        </w:rPr>
+        <w:t xml:space="preserve"> </w:t>
+      </w:r>
+      <w:r>
+        <w:t>adj.</w:t>
+      </w:r>
+      <w:r>
+        <w:rPr>
+          <w:rFonts w:hint="eastAsia"/>
+        </w:rPr>
+        <w:t>令人激動</w:t>
+      </w:r>
+      <w:r>
+        <w:rPr>
+          <w:rFonts w:hint="eastAsia"/>
+        </w:rPr>
+        <w:t>/</w:t>
+      </w:r>
+      <w:r>
+        <w:rPr>
+          <w:rFonts w:hint="eastAsia"/>
+        </w:rPr>
+        <w:t>驚險</w:t>
+      </w:r>
+      <w:r>
+        <w:rPr>
+          <w:rFonts w:hint="eastAsia"/>
+        </w:rPr>
+        <w:t>/</w:t>
+      </w:r>
+      <w:r>
+        <w:rPr>
+          <w:rFonts w:hint="eastAsia"/>
+        </w:rPr>
+        <w:t>緊張</w:t>
       </w:r>
     </w:p>
     <w:p/>
     <w:p>
-      <w:r>
-        <w:t>retreat</w:t>
-      </w:r>
-      <w:r>
-        <w:rPr>
-          <w:rFonts w:hint="eastAsia"/>
-        </w:rPr>
-        <w:t xml:space="preserve"> </w:t>
-      </w:r>
-      <w:r>
-        <w:t>v.</w:t>
-      </w:r>
-      <w:r>
-        <w:rPr>
-          <w:rFonts w:hint="eastAsia"/>
-        </w:rPr>
-        <w:t>撤退</w:t>
-      </w:r>
-      <w:r>
-        <w:rPr>
-          <w:rFonts w:hint="eastAsia"/>
-        </w:rPr>
-        <w:t>,</w:t>
-      </w:r>
-      <w:r>
-        <w:t xml:space="preserve"> n.</w:t>
-      </w:r>
-      <w:proofErr w:type="gramStart"/>
-      <w:r>
-        <w:rPr>
-          <w:rFonts w:hint="eastAsia"/>
-        </w:rPr>
-        <w:t>靜居處</w:t>
-      </w:r>
-      <w:proofErr w:type="gramEnd"/>
-      <w:r>
-        <w:rPr>
-          <w:rFonts w:hint="eastAsia"/>
-        </w:rPr>
-        <w:t>、</w:t>
-      </w:r>
-      <w:r>
-        <w:t>luxury</w:t>
-      </w:r>
-      <w:r>
-        <w:rPr>
-          <w:rFonts w:hint="eastAsia"/>
-        </w:rPr>
-        <w:t xml:space="preserve"> </w:t>
-      </w:r>
-      <w:r>
-        <w:t>n.</w:t>
-      </w:r>
-      <w:r>
-        <w:rPr>
-          <w:rFonts w:hint="eastAsia"/>
-        </w:rPr>
-        <w:t>奢華、</w:t>
-      </w:r>
-      <w:r>
-        <w:t>accommodation</w:t>
-      </w:r>
-      <w:r>
-        <w:rPr>
-          <w:rFonts w:hint="eastAsia"/>
-        </w:rPr>
-        <w:t xml:space="preserve"> </w:t>
-      </w:r>
-      <w:r>
-        <w:t>n.</w:t>
-      </w:r>
-      <w:r>
-        <w:rPr>
-          <w:rFonts w:hint="eastAsia"/>
-        </w:rPr>
-        <w:t>住處</w:t>
-      </w:r>
-      <w:r>
-        <w:rPr>
-          <w:rFonts w:hint="eastAsia"/>
-        </w:rPr>
-        <w:t>/</w:t>
-      </w:r>
-      <w:r>
-        <w:rPr>
-          <w:rFonts w:hint="eastAsia"/>
-        </w:rPr>
-        <w:t>工作場所</w:t>
-      </w:r>
-      <w:r>
-        <w:rPr>
-          <w:rFonts w:hint="eastAsia"/>
-        </w:rPr>
-        <w:t>/</w:t>
-      </w:r>
-      <w:r>
-        <w:rPr>
-          <w:rFonts w:hint="eastAsia"/>
-        </w:rPr>
-        <w:t>協議</w:t>
-      </w:r>
-    </w:p>
-    <w:p>
-      <w:r>
-        <w:t>treatment</w:t>
-      </w:r>
-      <w:r>
-        <w:rPr>
-          <w:rFonts w:hint="eastAsia"/>
-        </w:rPr>
-        <w:t xml:space="preserve"> </w:t>
-      </w:r>
-      <w:r>
-        <w:t>n.</w:t>
-      </w:r>
-      <w:r>
-        <w:rPr>
-          <w:rFonts w:hint="eastAsia"/>
-        </w:rPr>
-        <w:t>對待</w:t>
-      </w:r>
-      <w:r>
-        <w:rPr>
-          <w:rFonts w:hint="eastAsia"/>
-        </w:rPr>
-        <w:t>/</w:t>
-      </w:r>
-      <w:r>
-        <w:rPr>
-          <w:rFonts w:hint="eastAsia"/>
-        </w:rPr>
-        <w:t>處理</w:t>
-      </w:r>
-      <w:r>
-        <w:rPr>
-          <w:rFonts w:hint="eastAsia"/>
-        </w:rPr>
-        <w:t>/</w:t>
-      </w:r>
-      <w:r>
-        <w:rPr>
-          <w:rFonts w:hint="eastAsia"/>
-        </w:rPr>
-        <w:t>治療、</w:t>
-      </w:r>
-      <w:r>
-        <w:t>theme</w:t>
-      </w:r>
-      <w:r>
-        <w:rPr>
-          <w:rFonts w:hint="eastAsia"/>
-        </w:rPr>
-        <w:t xml:space="preserve"> </w:t>
-      </w:r>
-      <w:r>
-        <w:t>n.</w:t>
-      </w:r>
-      <w:r>
-        <w:rPr>
-          <w:rFonts w:hint="eastAsia"/>
-        </w:rPr>
-        <w:t>主題、</w:t>
-      </w:r>
-      <w:r>
-        <w:t>mandatory</w:t>
-      </w:r>
-      <w:r>
-        <w:rPr>
-          <w:rFonts w:hint="eastAsia"/>
-        </w:rPr>
-        <w:t xml:space="preserve"> </w:t>
-      </w:r>
-      <w:r>
-        <w:t>adj.</w:t>
-      </w:r>
-      <w:r>
-        <w:rPr>
-          <w:rFonts w:hint="eastAsia"/>
-        </w:rPr>
-        <w:t>強制</w:t>
-      </w:r>
-      <w:r>
-        <w:rPr>
-          <w:rFonts w:hint="eastAsia"/>
-        </w:rPr>
-        <w:t>/</w:t>
-      </w:r>
-      <w:r>
-        <w:rPr>
-          <w:rFonts w:hint="eastAsia"/>
-        </w:rPr>
-        <w:t>法定</w:t>
-      </w:r>
-    </w:p>
-    <w:p>
-      <w:r>
-        <w:t>element</w:t>
-      </w:r>
-      <w:r>
-        <w:t xml:space="preserve"> n.</w:t>
-      </w:r>
-      <w:r>
-        <w:rPr>
-          <w:rFonts w:hint="eastAsia"/>
-        </w:rPr>
-        <w:t>元素</w:t>
-      </w:r>
-      <w:r>
-        <w:rPr>
-          <w:rFonts w:hint="eastAsia"/>
-        </w:rPr>
-        <w:t>/</w:t>
-      </w:r>
-      <w:r>
-        <w:rPr>
-          <w:rFonts w:hint="eastAsia"/>
-        </w:rPr>
-        <w:t>部分、</w:t>
-      </w:r>
-      <w:r>
-        <w:t>principle</w:t>
-      </w:r>
-      <w:r>
-        <w:rPr>
-          <w:rFonts w:hint="eastAsia"/>
-        </w:rPr>
-        <w:t xml:space="preserve"> </w:t>
-      </w:r>
-      <w:r>
-        <w:t>n.</w:t>
-      </w:r>
-      <w:r>
-        <w:rPr>
-          <w:rFonts w:hint="eastAsia"/>
-        </w:rPr>
-        <w:t>原則</w:t>
-      </w:r>
-      <w:r>
-        <w:rPr>
-          <w:rFonts w:hint="eastAsia"/>
-        </w:rPr>
-        <w:t>/</w:t>
-      </w:r>
-      <w:r>
-        <w:rPr>
-          <w:rFonts w:hint="eastAsia"/>
-        </w:rPr>
-        <w:t>原理</w:t>
-      </w:r>
-      <w:r>
-        <w:rPr>
-          <w:rFonts w:hint="eastAsia"/>
-        </w:rPr>
-        <w:t>、</w:t>
-      </w:r>
-      <w:r>
-        <w:t>expert</w:t>
-      </w:r>
-      <w:r>
-        <w:rPr>
-          <w:rFonts w:hint="eastAsia"/>
-        </w:rPr>
-        <w:t xml:space="preserve"> </w:t>
-      </w:r>
-      <w:r>
-        <w:t>n.</w:t>
-      </w:r>
-      <w:r>
-        <w:rPr>
-          <w:rFonts w:hint="eastAsia"/>
-        </w:rPr>
-        <w:t>專家、</w:t>
-      </w:r>
-      <w:r>
-        <w:t>facilitator</w:t>
-      </w:r>
-      <w:r>
-        <w:rPr>
-          <w:rFonts w:hint="eastAsia"/>
-        </w:rPr>
-        <w:t xml:space="preserve"> </w:t>
-      </w:r>
-      <w:r>
-        <w:t>n.</w:t>
-      </w:r>
-      <w:r>
-        <w:rPr>
-          <w:rFonts w:hint="eastAsia"/>
-        </w:rPr>
-        <w:t>協調者</w:t>
-      </w:r>
-    </w:p>
-    <w:p>
-      <w:r>
-        <w:t>wedding reception</w:t>
-      </w:r>
-      <w:r>
-        <w:rPr>
-          <w:rFonts w:hint="eastAsia"/>
-        </w:rPr>
-        <w:t>婚宴</w:t>
-      </w:r>
-      <w:r>
-        <w:rPr>
-          <w:rFonts w:hint="eastAsia"/>
-        </w:rPr>
-        <w:t>、</w:t>
-      </w:r>
-      <w:r>
-        <w:t>gala</w:t>
-      </w:r>
-      <w:r>
-        <w:rPr>
-          <w:rFonts w:hint="eastAsia"/>
-        </w:rPr>
-        <w:t xml:space="preserve"> </w:t>
-      </w:r>
-      <w:r>
-        <w:t>n.</w:t>
-      </w:r>
-      <w:r>
-        <w:rPr>
-          <w:rFonts w:hint="eastAsia"/>
-        </w:rPr>
-        <w:t>慶典、</w:t>
-      </w:r>
-      <w:r>
-        <w:t>extend a warm welcome</w:t>
-      </w:r>
-      <w:r>
-        <w:rPr>
-          <w:rFonts w:hint="eastAsia"/>
-        </w:rPr>
-        <w:t>熱烈歡迎某人</w:t>
-      </w:r>
-    </w:p>
-    <w:p>
-      <w:r>
-        <w:t>delighted</w:t>
-      </w:r>
-      <w:r>
-        <w:rPr>
-          <w:rFonts w:hint="eastAsia"/>
-        </w:rPr>
-        <w:t xml:space="preserve"> </w:t>
-      </w:r>
-      <w:r>
-        <w:t>adj.</w:t>
-      </w:r>
-      <w:r>
-        <w:rPr>
-          <w:rFonts w:hint="eastAsia"/>
-        </w:rPr>
-        <w:t>令人高興、</w:t>
-      </w:r>
-      <w:r>
-        <w:t>dedicated</w:t>
-      </w:r>
-      <w:r>
-        <w:rPr>
-          <w:rFonts w:hint="eastAsia"/>
-        </w:rPr>
-        <w:t xml:space="preserve"> </w:t>
-      </w:r>
-      <w:r>
-        <w:t>adj.</w:t>
-      </w:r>
-      <w:r>
-        <w:rPr>
-          <w:rFonts w:hint="eastAsia"/>
-        </w:rPr>
-        <w:t>專注</w:t>
-      </w:r>
-      <w:r>
-        <w:rPr>
-          <w:rFonts w:hint="eastAsia"/>
-        </w:rPr>
-        <w:t>/</w:t>
-      </w:r>
-      <w:r>
-        <w:rPr>
-          <w:rFonts w:hint="eastAsia"/>
-        </w:rPr>
-        <w:t>奉獻</w:t>
-      </w:r>
-      <w:r>
-        <w:rPr>
-          <w:rFonts w:hint="eastAsia"/>
-        </w:rPr>
-        <w:t>/</w:t>
-      </w:r>
-      <w:r>
-        <w:rPr>
-          <w:rFonts w:hint="eastAsia"/>
-        </w:rPr>
-        <w:t>專門、</w:t>
-      </w:r>
-      <w:r>
-        <w:t>looking forward to</w:t>
-      </w:r>
-      <w:r>
-        <w:rPr>
-          <w:rFonts w:hint="eastAsia"/>
-        </w:rPr>
-        <w:t>期待</w:t>
-      </w:r>
-    </w:p>
-    <w:p>
-      <w:r>
-        <w:t>productive</w:t>
-      </w:r>
-      <w:r>
-        <w:rPr>
-          <w:rFonts w:hint="eastAsia"/>
-        </w:rPr>
-        <w:t xml:space="preserve"> </w:t>
-      </w:r>
-      <w:r>
-        <w:t>adj.</w:t>
-      </w:r>
-      <w:r>
-        <w:rPr>
-          <w:rFonts w:hint="eastAsia"/>
-        </w:rPr>
-        <w:t>多產</w:t>
-      </w:r>
-      <w:r>
-        <w:rPr>
-          <w:rFonts w:hint="eastAsia"/>
-        </w:rPr>
-        <w:t>/</w:t>
-      </w:r>
-      <w:r>
-        <w:rPr>
-          <w:rFonts w:hint="eastAsia"/>
-        </w:rPr>
-        <w:t>富有成效的、</w:t>
-      </w:r>
-      <w:r>
-        <w:t>through</w:t>
-      </w:r>
-      <w:r>
-        <w:rPr>
-          <w:rFonts w:hint="eastAsia"/>
-        </w:rPr>
-        <w:t xml:space="preserve"> </w:t>
-      </w:r>
-      <w:proofErr w:type="spellStart"/>
-      <w:r>
-        <w:t>prep,adv</w:t>
-      </w:r>
-      <w:proofErr w:type="spellEnd"/>
-      <w:r>
-        <w:t>.</w:t>
-      </w:r>
-      <w:r>
-        <w:rPr>
-          <w:rFonts w:hint="eastAsia"/>
-        </w:rPr>
-        <w:t>通過</w:t>
-      </w:r>
-      <w:r>
-        <w:rPr>
-          <w:rFonts w:hint="eastAsia"/>
-        </w:rPr>
-        <w:t>/</w:t>
-      </w:r>
-      <w:r>
-        <w:rPr>
-          <w:rFonts w:hint="eastAsia"/>
-        </w:rPr>
-        <w:t>從頭到尾</w:t>
-      </w:r>
-      <w:r>
-        <w:rPr>
-          <w:rFonts w:hint="eastAsia"/>
-        </w:rPr>
-        <w:t>,</w:t>
-      </w:r>
-      <w:r>
-        <w:t>adj.</w:t>
-      </w:r>
-      <w:r>
-        <w:rPr>
-          <w:rFonts w:hint="eastAsia"/>
-        </w:rPr>
-        <w:t>完成</w:t>
-      </w:r>
-    </w:p>
-    <w:p>
-      <w:r>
-        <w:rPr>
-          <w:rFonts w:hint="eastAsia"/>
-        </w:rPr>
-        <w:t>e</w:t>
-      </w:r>
-      <w:r>
-        <w:t xml:space="preserve">ach </w:t>
-      </w:r>
-      <w:r>
-        <w:t>session</w:t>
-      </w:r>
-      <w:r>
-        <w:t xml:space="preserve"> </w:t>
-      </w:r>
-      <w:r>
-        <w:rPr>
-          <w:rFonts w:hint="eastAsia"/>
-        </w:rPr>
-        <w:t>每</w:t>
-      </w:r>
-      <w:proofErr w:type="gramStart"/>
-      <w:r>
-        <w:rPr>
-          <w:rFonts w:hint="eastAsia"/>
-        </w:rPr>
-        <w:t>個</w:t>
-      </w:r>
-      <w:proofErr w:type="gramEnd"/>
-      <w:r>
-        <w:rPr>
-          <w:rFonts w:hint="eastAsia"/>
-        </w:rPr>
-        <w:t>環節、</w:t>
-      </w:r>
-      <w:r>
-        <w:t>brainstorm</w:t>
-      </w:r>
-      <w:r>
-        <w:t xml:space="preserve"> v.</w:t>
-      </w:r>
-      <w:r>
-        <w:rPr>
-          <w:rFonts w:hint="eastAsia"/>
-        </w:rPr>
-        <w:t>自由討論</w:t>
-      </w:r>
-      <w:r>
-        <w:rPr>
-          <w:rFonts w:hint="eastAsia"/>
-        </w:rPr>
-        <w:t>/</w:t>
-      </w:r>
-      <w:r>
-        <w:rPr>
-          <w:rFonts w:hint="eastAsia"/>
-        </w:rPr>
-        <w:t>腦力激盪</w:t>
-      </w:r>
-    </w:p>
-    <w:p>
       <w:pPr>
         <w:rPr>
           <w:rFonts w:hint="eastAsia"/>
         </w:rPr>
       </w:pPr>
-      <w:r>
-        <w:t>incorporate</w:t>
-      </w:r>
-      <w:r>
-        <w:t xml:space="preserve"> v.</w:t>
-      </w:r>
-      <w:r>
-        <w:rPr>
-          <w:rFonts w:hint="eastAsia"/>
-        </w:rPr>
-        <w:t>包含</w:t>
-      </w:r>
-      <w:r>
-        <w:rPr>
-          <w:rFonts w:hint="eastAsia"/>
-        </w:rPr>
-        <w:t>/</w:t>
-      </w:r>
-      <w:r>
-        <w:rPr>
-          <w:rFonts w:hint="eastAsia"/>
-        </w:rPr>
-        <w:t>納入、</w:t>
-      </w:r>
-      <w:r>
-        <w:t>entire</w:t>
-      </w:r>
-      <w:r>
-        <w:rPr>
-          <w:rFonts w:hint="eastAsia"/>
-        </w:rPr>
-        <w:t xml:space="preserve"> </w:t>
-      </w:r>
-      <w:r>
-        <w:t>adj.</w:t>
-      </w:r>
-      <w:r>
-        <w:rPr>
-          <w:rFonts w:hint="eastAsia"/>
-        </w:rPr>
-        <w:t>整個</w:t>
-      </w:r>
-      <w:r>
-        <w:rPr>
-          <w:rFonts w:hint="eastAsia"/>
-        </w:rPr>
-        <w:t>/</w:t>
-      </w:r>
-      <w:r>
-        <w:rPr>
-          <w:rFonts w:hint="eastAsia"/>
-        </w:rPr>
-        <w:t>全部</w:t>
-      </w:r>
     </w:p>
     <w:p/>
     <w:p>

--- a/碩一/TOEIC/聽力單字.docx
+++ b/碩一/TOEIC/聽力單字.docx
@@ -11847,13 +11847,915 @@
       </w:r>
     </w:p>
     <w:p>
+      <w:r>
+        <w:t>streamline</w:t>
+      </w:r>
+      <w:r>
+        <w:rPr>
+          <w:rFonts w:hint="eastAsia"/>
+        </w:rPr>
+        <w:t xml:space="preserve"> </w:t>
+      </w:r>
+      <w:r>
+        <w:t>v.</w:t>
+      </w:r>
+      <w:r>
+        <w:rPr>
+          <w:rFonts w:hint="eastAsia"/>
+        </w:rPr>
+        <w:t>簡化、</w:t>
+      </w:r>
+      <w:r>
+        <w:rPr>
+          <w:rFonts w:hint="eastAsia"/>
+        </w:rPr>
+        <w:t>e</w:t>
+      </w:r>
+      <w:r>
+        <w:t>ager adj.</w:t>
+      </w:r>
+      <w:r>
+        <w:rPr>
+          <w:rFonts w:hint="eastAsia"/>
+        </w:rPr>
+        <w:t>渴望的、</w:t>
+      </w:r>
+      <w:r>
+        <w:t>officially</w:t>
+      </w:r>
+      <w:r>
+        <w:rPr>
+          <w:rFonts w:hint="eastAsia"/>
+        </w:rPr>
+        <w:t xml:space="preserve"> </w:t>
+      </w:r>
+      <w:r>
+        <w:t>adv.</w:t>
+      </w:r>
+      <w:r>
+        <w:rPr>
+          <w:rFonts w:hint="eastAsia"/>
+        </w:rPr>
+        <w:t>正式、</w:t>
+      </w:r>
+      <w:r>
+        <w:t>assume</w:t>
+      </w:r>
+      <w:r>
+        <w:rPr>
+          <w:rFonts w:hint="eastAsia"/>
+        </w:rPr>
+        <w:t xml:space="preserve"> </w:t>
+      </w:r>
+      <w:r>
+        <w:t>v.</w:t>
+      </w:r>
+      <w:r>
+        <w:rPr>
+          <w:rFonts w:hint="eastAsia"/>
+        </w:rPr>
+        <w:t>假設</w:t>
+      </w:r>
+      <w:r>
+        <w:rPr>
+          <w:rFonts w:hint="eastAsia"/>
+        </w:rPr>
+        <w:t>/</w:t>
+      </w:r>
+      <w:r>
+        <w:rPr>
+          <w:rFonts w:hint="eastAsia"/>
+        </w:rPr>
+        <w:t>承擔</w:t>
+      </w:r>
+    </w:p>
+    <w:p>
+      <w:r>
+        <w:rPr>
+          <w:rFonts w:hint="eastAsia"/>
+        </w:rPr>
+        <w:t>r</w:t>
+      </w:r>
+      <w:r>
+        <w:t>ole n</w:t>
+      </w:r>
+      <w:r>
+        <w:rPr>
+          <w:rFonts w:hint="eastAsia"/>
+        </w:rPr>
+        <w:t xml:space="preserve"> </w:t>
+      </w:r>
+      <w:r>
+        <w:rPr>
+          <w:rFonts w:hint="eastAsia"/>
+        </w:rPr>
+        <w:t>角色、</w:t>
+      </w:r>
+      <w:r>
+        <w:rPr>
+          <w:rFonts w:hint="eastAsia"/>
+        </w:rPr>
+        <w:t>r</w:t>
+      </w:r>
+      <w:r>
+        <w:t xml:space="preserve">each out </w:t>
+      </w:r>
+      <w:r>
+        <w:rPr>
+          <w:rFonts w:hint="eastAsia"/>
+        </w:rPr>
+        <w:t>聯繫、</w:t>
+      </w:r>
+      <w:r>
+        <w:rPr>
+          <w:rFonts w:hint="eastAsia"/>
+        </w:rPr>
+        <w:t>f</w:t>
+      </w:r>
+      <w:r>
+        <w:t>urther adv.</w:t>
+      </w:r>
+      <w:r>
+        <w:rPr>
+          <w:rFonts w:hint="eastAsia"/>
+        </w:rPr>
+        <w:t>進一步</w:t>
+      </w:r>
+    </w:p>
+    <w:p/>
+    <w:p>
+      <w:r>
+        <w:t>beach resort</w:t>
+      </w:r>
+      <w:r>
+        <w:rPr>
+          <w:rFonts w:hint="eastAsia"/>
+        </w:rPr>
+        <w:t>海灘度假村</w:t>
+      </w:r>
+      <w:r>
+        <w:rPr>
+          <w:rFonts w:hint="eastAsia"/>
+        </w:rPr>
+        <w:t>、</w:t>
+      </w:r>
+      <w:r>
+        <w:t>virtual reality</w:t>
+      </w:r>
+      <w:r>
+        <w:rPr>
+          <w:rFonts w:hint="eastAsia"/>
+        </w:rPr>
+        <w:t>虛擬實境</w:t>
+      </w:r>
+      <w:r>
+        <w:rPr>
+          <w:rFonts w:hint="eastAsia"/>
+        </w:rPr>
+        <w:t>、</w:t>
+      </w:r>
+      <w:r>
+        <w:t>vending</w:t>
+      </w:r>
+      <w:r>
+        <w:rPr>
+          <w:rFonts w:hint="eastAsia"/>
+        </w:rPr>
+        <w:t xml:space="preserve"> </w:t>
+      </w:r>
+      <w:r>
+        <w:t>n.</w:t>
+      </w:r>
+      <w:r>
+        <w:rPr>
+          <w:rFonts w:hint="eastAsia"/>
+        </w:rPr>
+        <w:t>銷售</w:t>
+      </w:r>
+      <w:r>
+        <w:rPr>
+          <w:rFonts w:hint="eastAsia"/>
+        </w:rPr>
+        <w:t>/</w:t>
+      </w:r>
+      <w:r>
+        <w:rPr>
+          <w:rFonts w:hint="eastAsia"/>
+        </w:rPr>
+        <w:t>出售</w:t>
+      </w:r>
+    </w:p>
+    <w:p>
+      <w:r>
+        <w:t>headset</w:t>
+      </w:r>
+      <w:r>
+        <w:rPr>
+          <w:rFonts w:hint="eastAsia"/>
+        </w:rPr>
+        <w:t xml:space="preserve"> </w:t>
+      </w:r>
+      <w:r>
+        <w:t>n.</w:t>
+      </w:r>
+      <w:r>
+        <w:rPr>
+          <w:rFonts w:hint="eastAsia"/>
+        </w:rPr>
+        <w:t>耳機、</w:t>
+      </w:r>
+      <w:r>
+        <w:t>dining option</w:t>
+      </w:r>
+      <w:r>
+        <w:rPr>
+          <w:rFonts w:hint="eastAsia"/>
+        </w:rPr>
+        <w:t>用餐選擇</w:t>
+      </w:r>
+      <w:r>
+        <w:rPr>
+          <w:rFonts w:hint="eastAsia"/>
+        </w:rPr>
+        <w:t>、</w:t>
+      </w:r>
+      <w:r>
+        <w:t>complimentary</w:t>
+      </w:r>
+      <w:r>
+        <w:rPr>
+          <w:rFonts w:hint="eastAsia"/>
+        </w:rPr>
+        <w:t xml:space="preserve"> </w:t>
+      </w:r>
+      <w:r>
+        <w:t>adj</w:t>
+      </w:r>
+      <w:r>
+        <w:rPr>
+          <w:rFonts w:hint="eastAsia"/>
+        </w:rPr>
+        <w:t>讚美</w:t>
+      </w:r>
+      <w:r>
+        <w:rPr>
+          <w:rFonts w:hint="eastAsia"/>
+        </w:rPr>
+        <w:t>/</w:t>
+      </w:r>
+      <w:r>
+        <w:rPr>
+          <w:rFonts w:hint="eastAsia"/>
+        </w:rPr>
+        <w:t>免費</w:t>
+      </w:r>
+      <w:r>
+        <w:rPr>
+          <w:rFonts w:hint="eastAsia"/>
+        </w:rPr>
+        <w:t>/</w:t>
+      </w:r>
+      <w:r>
+        <w:rPr>
+          <w:rFonts w:hint="eastAsia"/>
+        </w:rPr>
+        <w:t>贈送</w:t>
+      </w:r>
+    </w:p>
+    <w:p>
+      <w:r>
+        <w:rPr>
+          <w:rFonts w:hint="eastAsia"/>
+        </w:rPr>
+        <w:t>s</w:t>
+      </w:r>
+      <w:r>
+        <w:t>nack n.</w:t>
+      </w:r>
+      <w:r>
+        <w:rPr>
+          <w:rFonts w:hint="eastAsia"/>
+        </w:rPr>
+        <w:t>小吃</w:t>
+      </w:r>
+      <w:r>
+        <w:rPr>
+          <w:rFonts w:hint="eastAsia"/>
+        </w:rPr>
+        <w:t>、</w:t>
+      </w:r>
+      <w:r>
+        <w:t>pouch</w:t>
+      </w:r>
+      <w:r>
+        <w:t xml:space="preserve"> n.</w:t>
+      </w:r>
+      <w:r>
+        <w:rPr>
+          <w:rFonts w:hint="eastAsia"/>
+        </w:rPr>
+        <w:t>袋子、</w:t>
+      </w:r>
+      <w:r>
+        <w:t>immersive</w:t>
+      </w:r>
+      <w:r>
+        <w:rPr>
+          <w:rFonts w:hint="eastAsia"/>
+        </w:rPr>
+        <w:t xml:space="preserve"> </w:t>
+      </w:r>
+      <w:r>
+        <w:t>adj.</w:t>
+      </w:r>
+      <w:r>
+        <w:rPr>
+          <w:rFonts w:hint="eastAsia"/>
+        </w:rPr>
+        <w:t>身臨其境、</w:t>
+      </w:r>
+      <w:r>
+        <w:rPr>
+          <w:rFonts w:hint="eastAsia"/>
+        </w:rPr>
+        <w:t>a</w:t>
+      </w:r>
+      <w:r>
+        <w:t>dventure n.</w:t>
+      </w:r>
+      <w:r>
+        <w:rPr>
+          <w:rFonts w:hint="eastAsia"/>
+        </w:rPr>
+        <w:t>冒險</w:t>
+      </w:r>
+    </w:p>
+    <w:p>
+      <w:r>
+        <w:t xml:space="preserve">a </w:t>
+      </w:r>
+      <w:r>
+        <w:t>wide range of</w:t>
+      </w:r>
+      <w:r>
+        <w:rPr>
+          <w:rFonts w:hint="eastAsia"/>
+        </w:rPr>
+        <w:t>廣泛</w:t>
+      </w:r>
+      <w:r>
+        <w:rPr>
+          <w:rFonts w:hint="eastAsia"/>
+        </w:rPr>
+        <w:t>/</w:t>
+      </w:r>
+      <w:r>
+        <w:rPr>
+          <w:rFonts w:hint="eastAsia"/>
+        </w:rPr>
+        <w:t>各式各樣、</w:t>
+      </w:r>
+      <w:r>
+        <w:t>destination</w:t>
+      </w:r>
+      <w:r>
+        <w:rPr>
+          <w:rFonts w:hint="eastAsia"/>
+        </w:rPr>
+        <w:t xml:space="preserve"> </w:t>
+      </w:r>
+      <w:r>
+        <w:t>n.</w:t>
+      </w:r>
+      <w:r>
+        <w:rPr>
+          <w:rFonts w:hint="eastAsia"/>
+        </w:rPr>
+        <w:t>目的地</w:t>
+      </w:r>
+    </w:p>
+    <w:p>
+      <w:r>
+        <w:t>thrilling</w:t>
+      </w:r>
+      <w:r>
+        <w:rPr>
+          <w:rFonts w:hint="eastAsia"/>
+        </w:rPr>
+        <w:t xml:space="preserve"> </w:t>
+      </w:r>
+      <w:r>
+        <w:t>adj.</w:t>
+      </w:r>
+      <w:r>
+        <w:rPr>
+          <w:rFonts w:hint="eastAsia"/>
+        </w:rPr>
+        <w:t>令人激動</w:t>
+      </w:r>
+      <w:r>
+        <w:rPr>
+          <w:rFonts w:hint="eastAsia"/>
+        </w:rPr>
+        <w:t>/</w:t>
+      </w:r>
+      <w:r>
+        <w:rPr>
+          <w:rFonts w:hint="eastAsia"/>
+        </w:rPr>
+        <w:t>驚險</w:t>
+      </w:r>
+      <w:r>
+        <w:rPr>
+          <w:rFonts w:hint="eastAsia"/>
+        </w:rPr>
+        <w:t>/</w:t>
+      </w:r>
+      <w:r>
+        <w:rPr>
+          <w:rFonts w:hint="eastAsia"/>
+        </w:rPr>
+        <w:t>緊張</w:t>
+      </w:r>
+    </w:p>
+    <w:p/>
+    <w:p/>
+    <w:p>
+      <w:r>
+        <w:t>cinema</w:t>
+      </w:r>
+      <w:r>
+        <w:rPr>
+          <w:rFonts w:hint="eastAsia"/>
+        </w:rPr>
+        <w:t xml:space="preserve"> </w:t>
+      </w:r>
+      <w:r>
+        <w:t>n.</w:t>
+      </w:r>
+      <w:r>
+        <w:rPr>
+          <w:rFonts w:hint="eastAsia"/>
+        </w:rPr>
+        <w:t>電影院、</w:t>
+      </w:r>
+      <w:r>
+        <w:t>senior</w:t>
+      </w:r>
+      <w:r>
+        <w:rPr>
+          <w:rFonts w:hint="eastAsia"/>
+        </w:rPr>
+        <w:t xml:space="preserve"> </w:t>
+      </w:r>
+      <w:r>
+        <w:t>adj.</w:t>
+      </w:r>
+      <w:r>
+        <w:rPr>
+          <w:rFonts w:hint="eastAsia"/>
+        </w:rPr>
+        <w:t>級別高的</w:t>
+      </w:r>
+      <w:r>
+        <w:rPr>
+          <w:rFonts w:hint="eastAsia"/>
+        </w:rPr>
+        <w:t>,</w:t>
+      </w:r>
+      <w:r>
+        <w:t>n.</w:t>
+      </w:r>
+      <w:r>
+        <w:rPr>
+          <w:rFonts w:hint="eastAsia"/>
+        </w:rPr>
+        <w:t>上級</w:t>
+      </w:r>
+      <w:r>
+        <w:rPr>
+          <w:rFonts w:hint="eastAsia"/>
+        </w:rPr>
+        <w:t>、</w:t>
+      </w:r>
+      <w:r>
+        <w:t xml:space="preserve">stunning </w:t>
+      </w:r>
+      <w:r>
+        <w:t>adj.</w:t>
+      </w:r>
+      <w:r>
+        <w:rPr>
+          <w:rFonts w:hint="eastAsia"/>
+        </w:rPr>
+        <w:t>極漂亮的</w:t>
+      </w:r>
+      <w:r>
+        <w:rPr>
+          <w:rFonts w:hint="eastAsia"/>
+        </w:rPr>
+        <w:t>/</w:t>
+      </w:r>
+      <w:r>
+        <w:rPr>
+          <w:rFonts w:hint="eastAsia"/>
+        </w:rPr>
+        <w:t>令人驚豔</w:t>
+      </w:r>
+    </w:p>
+    <w:p>
+      <w:r>
+        <w:t>collection</w:t>
+      </w:r>
+      <w:r>
+        <w:t xml:space="preserve"> n.</w:t>
+      </w:r>
+      <w:r>
+        <w:rPr>
+          <w:rFonts w:hint="eastAsia"/>
+        </w:rPr>
+        <w:t>收藏品</w:t>
+      </w:r>
+      <w:r>
+        <w:rPr>
+          <w:rFonts w:hint="eastAsia"/>
+        </w:rPr>
+        <w:t>/</w:t>
+      </w:r>
+      <w:r>
+        <w:rPr>
+          <w:rFonts w:hint="eastAsia"/>
+        </w:rPr>
+        <w:t>系列、</w:t>
+      </w:r>
+      <w:r>
+        <w:t>wildlife</w:t>
+      </w:r>
+      <w:r>
+        <w:rPr>
+          <w:rFonts w:hint="eastAsia"/>
+        </w:rPr>
+        <w:t xml:space="preserve"> </w:t>
+      </w:r>
+      <w:r>
+        <w:t>n.</w:t>
+      </w:r>
+      <w:r>
+        <w:rPr>
+          <w:rFonts w:hint="eastAsia"/>
+        </w:rPr>
+        <w:t>野生動物、</w:t>
+      </w:r>
+      <w:r>
+        <w:t>sculpture</w:t>
+      </w:r>
+      <w:r>
+        <w:rPr>
+          <w:rFonts w:hint="eastAsia"/>
+        </w:rPr>
+        <w:t xml:space="preserve"> </w:t>
+      </w:r>
+      <w:r>
+        <w:t>n.</w:t>
+      </w:r>
+      <w:r>
+        <w:rPr>
+          <w:rFonts w:hint="eastAsia"/>
+        </w:rPr>
+        <w:t>雕刻</w:t>
+      </w:r>
+      <w:r>
+        <w:rPr>
+          <w:rFonts w:hint="eastAsia"/>
+        </w:rPr>
+        <w:t>/</w:t>
+      </w:r>
+      <w:r>
+        <w:rPr>
+          <w:rFonts w:hint="eastAsia"/>
+        </w:rPr>
+        <w:t>雕刻品</w:t>
+      </w:r>
+    </w:p>
+    <w:p>
+      <w:r>
+        <w:t>renowned</w:t>
+      </w:r>
+      <w:r>
+        <w:t xml:space="preserve"> adj.</w:t>
+      </w:r>
+      <w:r>
+        <w:rPr>
+          <w:rFonts w:hint="eastAsia"/>
+        </w:rPr>
+        <w:t>著名的、</w:t>
+      </w:r>
+      <w:r>
+        <w:t>through art</w:t>
+      </w:r>
+      <w:r>
+        <w:rPr>
+          <w:rFonts w:hint="eastAsia"/>
+        </w:rPr>
+        <w:t>透過藝術</w:t>
+      </w:r>
+    </w:p>
+    <w:p/>
+    <w:p>
+      <w:r>
+        <w:t>curriculum</w:t>
+      </w:r>
+      <w:r>
+        <w:t xml:space="preserve"> n.</w:t>
+      </w:r>
+      <w:r>
+        <w:rPr>
+          <w:rFonts w:hint="eastAsia"/>
+        </w:rPr>
+        <w:t>課程、</w:t>
+      </w:r>
+      <w:r>
+        <w:t>further advancement</w:t>
+      </w:r>
+      <w:r>
+        <w:rPr>
+          <w:rFonts w:hint="eastAsia"/>
+        </w:rPr>
+        <w:t>進一步的發展</w:t>
+      </w:r>
+      <w:r>
+        <w:rPr>
+          <w:rFonts w:hint="eastAsia"/>
+        </w:rPr>
+        <w:t>、</w:t>
+      </w:r>
+      <w:r>
+        <w:t>phase</w:t>
+      </w:r>
+      <w:r>
+        <w:rPr>
+          <w:rFonts w:hint="eastAsia"/>
+        </w:rPr>
+        <w:t xml:space="preserve"> </w:t>
+      </w:r>
+      <w:r>
+        <w:t>n.</w:t>
+      </w:r>
+      <w:r>
+        <w:rPr>
+          <w:rFonts w:hint="eastAsia"/>
+        </w:rPr>
+        <w:t>階段</w:t>
+      </w:r>
+      <w:r>
+        <w:rPr>
+          <w:rFonts w:hint="eastAsia"/>
+        </w:rPr>
+        <w:t>/</w:t>
+      </w:r>
+      <w:r>
+        <w:rPr>
+          <w:rFonts w:hint="eastAsia"/>
+        </w:rPr>
+        <w:t>時期</w:t>
+      </w:r>
+    </w:p>
+    <w:p>
+      <w:r>
+        <w:t>revealed</w:t>
+      </w:r>
+      <w:r>
+        <w:t xml:space="preserve"> v.</w:t>
+      </w:r>
+      <w:r>
+        <w:rPr>
+          <w:rFonts w:hint="eastAsia"/>
+        </w:rPr>
+        <w:t>透露、</w:t>
+      </w:r>
+      <w:r>
+        <w:rPr>
+          <w:rFonts w:hint="eastAsia"/>
+        </w:rPr>
+        <w:t>v</w:t>
+      </w:r>
+      <w:r>
+        <w:t xml:space="preserve">irtual reality </w:t>
+      </w:r>
+      <w:r>
+        <w:rPr>
+          <w:rFonts w:hint="eastAsia"/>
+        </w:rPr>
+        <w:t>虛擬實境、</w:t>
+      </w:r>
+      <w:r>
+        <w:t>fascinating</w:t>
+      </w:r>
+      <w:r>
+        <w:t xml:space="preserve"> adj.</w:t>
+      </w:r>
+      <w:r>
+        <w:rPr>
+          <w:rFonts w:hint="eastAsia"/>
+        </w:rPr>
+        <w:t>極有趣的</w:t>
+      </w:r>
+    </w:p>
+    <w:p>
+      <w:r>
+        <w:t>integrating</w:t>
+      </w:r>
+      <w:r>
+        <w:rPr>
+          <w:rFonts w:hint="eastAsia"/>
+        </w:rPr>
+        <w:t xml:space="preserve"> </w:t>
+      </w:r>
+      <w:r>
+        <w:t>v.</w:t>
+      </w:r>
+      <w:r>
+        <w:rPr>
+          <w:rFonts w:hint="eastAsia"/>
+        </w:rPr>
+        <w:t>融入</w:t>
+      </w:r>
+      <w:r>
+        <w:rPr>
+          <w:rFonts w:hint="eastAsia"/>
+        </w:rPr>
+        <w:t>/</w:t>
+      </w:r>
+      <w:r>
+        <w:rPr>
+          <w:rFonts w:hint="eastAsia"/>
+        </w:rPr>
+        <w:t>整合、</w:t>
+      </w:r>
+      <w:r>
+        <w:rPr>
+          <w:rFonts w:hint="eastAsia"/>
+        </w:rPr>
+        <w:t>e</w:t>
+      </w:r>
+      <w:r>
+        <w:t>ngagement n.</w:t>
+      </w:r>
+      <w:r>
+        <w:rPr>
+          <w:rFonts w:hint="eastAsia"/>
+        </w:rPr>
+        <w:t>約會</w:t>
+      </w:r>
+      <w:r>
+        <w:rPr>
+          <w:rFonts w:hint="eastAsia"/>
+        </w:rPr>
+        <w:t>/</w:t>
+      </w:r>
+      <w:r>
+        <w:rPr>
+          <w:rFonts w:hint="eastAsia"/>
+        </w:rPr>
+        <w:t>預約、</w:t>
+      </w:r>
+      <w:r>
+        <w:t>retention</w:t>
+      </w:r>
+      <w:r>
+        <w:rPr>
+          <w:rFonts w:hint="eastAsia"/>
+        </w:rPr>
+        <w:t xml:space="preserve"> </w:t>
+      </w:r>
+      <w:r>
+        <w:t>n.</w:t>
+      </w:r>
+      <w:r>
+        <w:rPr>
+          <w:rFonts w:hint="eastAsia"/>
+        </w:rPr>
+        <w:t>保留</w:t>
+      </w:r>
+      <w:r>
+        <w:rPr>
+          <w:rFonts w:hint="eastAsia"/>
+        </w:rPr>
+        <w:t>/</w:t>
+      </w:r>
+      <w:r>
+        <w:rPr>
+          <w:rFonts w:hint="eastAsia"/>
+        </w:rPr>
+        <w:t>保持</w:t>
+      </w:r>
+    </w:p>
+    <w:p>
+      <w:r>
+        <w:rPr>
+          <w:rFonts w:hint="eastAsia"/>
+        </w:rPr>
+        <w:lastRenderedPageBreak/>
+        <w:t>r</w:t>
+      </w:r>
+      <w:r>
+        <w:t>evolutionize v.</w:t>
+      </w:r>
+      <w:r>
+        <w:rPr>
+          <w:rFonts w:hint="eastAsia"/>
+        </w:rPr>
+        <w:t xml:space="preserve"> </w:t>
+      </w:r>
+      <w:r>
+        <w:rPr>
+          <w:rFonts w:hint="eastAsia"/>
+        </w:rPr>
+        <w:t>徹底改變</w:t>
+      </w:r>
+      <w:r>
+        <w:rPr>
+          <w:rFonts w:hint="eastAsia"/>
+        </w:rPr>
+        <w:t>、</w:t>
+      </w:r>
+      <w:r>
+        <w:t>various</w:t>
+      </w:r>
+      <w:r>
+        <w:rPr>
+          <w:rFonts w:hint="eastAsia"/>
+        </w:rPr>
+        <w:t xml:space="preserve"> </w:t>
+      </w:r>
+      <w:r>
+        <w:t>adj.</w:t>
+      </w:r>
+      <w:r>
+        <w:rPr>
+          <w:rFonts w:hint="eastAsia"/>
+        </w:rPr>
+        <w:t>各種各樣的、</w:t>
+      </w:r>
+      <w:r>
+        <w:rPr>
+          <w:rFonts w:hint="eastAsia"/>
+        </w:rPr>
+        <w:t>s</w:t>
+      </w:r>
+      <w:r>
+        <w:t>ubject n.</w:t>
+      </w:r>
+      <w:r>
+        <w:rPr>
+          <w:rFonts w:hint="eastAsia"/>
+        </w:rPr>
+        <w:t>科目</w:t>
+      </w:r>
+    </w:p>
+    <w:p>
       <w:pPr>
         <w:rPr>
           <w:rFonts w:hint="eastAsia"/>
         </w:rPr>
       </w:pPr>
-      <w:r>
-        <w:t>streamline</w:t>
+    </w:p>
+    <w:p>
+      <w:r>
+        <w:t>wellness</w:t>
+      </w:r>
+      <w:r>
+        <w:rPr>
+          <w:rFonts w:hint="eastAsia"/>
+        </w:rPr>
+        <w:t xml:space="preserve"> </w:t>
+      </w:r>
+      <w:r>
+        <w:t>n.</w:t>
+      </w:r>
+      <w:r>
+        <w:rPr>
+          <w:rFonts w:hint="eastAsia"/>
+        </w:rPr>
+        <w:t>健康、</w:t>
+      </w:r>
+      <w:r>
+        <w:t>recruitment drive</w:t>
+      </w:r>
+      <w:r>
+        <w:rPr>
+          <w:rFonts w:hint="eastAsia"/>
+        </w:rPr>
+        <w:t>招募活動</w:t>
+      </w:r>
+      <w:r>
+        <w:rPr>
+          <w:rFonts w:hint="eastAsia"/>
+        </w:rPr>
+        <w:t>、</w:t>
+      </w:r>
+      <w:r>
+        <w:t>participate</w:t>
       </w:r>
       <w:r>
         <w:rPr>
@@ -11868,43 +12770,237 @@
         <w:rPr>
           <w:rFonts w:hint="eastAsia"/>
         </w:rPr>
-        <w:t>簡化、</w:t>
-      </w:r>
-      <w:r>
-        <w:rPr>
-          <w:rFonts w:hint="eastAsia"/>
-        </w:rPr>
-        <w:t>e</w:t>
-      </w:r>
-      <w:r>
-        <w:t>ager adj.</w:t>
-      </w:r>
-      <w:r>
-        <w:rPr>
-          <w:rFonts w:hint="eastAsia"/>
-        </w:rPr>
-        <w:t>渴望的、</w:t>
-      </w:r>
-      <w:r>
-        <w:t>officially</w:t>
-      </w:r>
-      <w:r>
-        <w:rPr>
-          <w:rFonts w:hint="eastAsia"/>
-        </w:rPr>
-        <w:t xml:space="preserve"> </w:t>
-      </w:r>
-      <w:r>
-        <w:t>adv.</w:t>
-      </w:r>
-      <w:r>
-        <w:rPr>
-          <w:rFonts w:hint="eastAsia"/>
-        </w:rPr>
-        <w:t>正式、</w:t>
-      </w:r>
-      <w:r>
-        <w:t>assume</w:t>
+        <w:t>參與</w:t>
+      </w:r>
+      <w:r>
+        <w:rPr>
+          <w:rFonts w:hint="eastAsia"/>
+        </w:rPr>
+        <w:t>/</w:t>
+      </w:r>
+      <w:r>
+        <w:rPr>
+          <w:rFonts w:hint="eastAsia"/>
+        </w:rPr>
+        <w:t>參加</w:t>
+      </w:r>
+    </w:p>
+    <w:p>
+      <w:r>
+        <w:t>completely</w:t>
+      </w:r>
+      <w:r>
+        <w:t xml:space="preserve"> adv</w:t>
+      </w:r>
+      <w:r>
+        <w:rPr>
+          <w:rFonts w:hint="eastAsia"/>
+        </w:rPr>
+        <w:t>完全地、</w:t>
+      </w:r>
+      <w:r>
+        <w:t>obligate</w:t>
+      </w:r>
+      <w:r>
+        <w:rPr>
+          <w:rFonts w:hint="eastAsia"/>
+        </w:rPr>
+        <w:t xml:space="preserve"> a</w:t>
+      </w:r>
+      <w:r>
+        <w:t>dj.</w:t>
+      </w:r>
+      <w:r>
+        <w:rPr>
+          <w:rFonts w:hint="eastAsia"/>
+        </w:rPr>
+        <w:t>強制性</w:t>
+      </w:r>
+      <w:r>
+        <w:t xml:space="preserve"> ,v.</w:t>
+      </w:r>
+      <w:r>
+        <w:rPr>
+          <w:rFonts w:hint="eastAsia"/>
+        </w:rPr>
+        <w:t>強迫某人做某事</w:t>
+      </w:r>
+    </w:p>
+    <w:p>
+      <w:r>
+        <w:t>mandatory</w:t>
+      </w:r>
+      <w:r>
+        <w:t xml:space="preserve"> adj.</w:t>
+      </w:r>
+      <w:r>
+        <w:rPr>
+          <w:rFonts w:hint="eastAsia"/>
+        </w:rPr>
+        <w:t>強制</w:t>
+      </w:r>
+      <w:r>
+        <w:rPr>
+          <w:rFonts w:hint="eastAsia"/>
+        </w:rPr>
+        <w:t>/</w:t>
+      </w:r>
+      <w:r>
+        <w:rPr>
+          <w:rFonts w:hint="eastAsia"/>
+        </w:rPr>
+        <w:t>法定、</w:t>
+      </w:r>
+      <w:r>
+        <w:t>cafeteria</w:t>
+      </w:r>
+      <w:r>
+        <w:rPr>
+          <w:rFonts w:hint="eastAsia"/>
+        </w:rPr>
+        <w:t xml:space="preserve"> </w:t>
+      </w:r>
+      <w:r>
+        <w:t>n.</w:t>
+      </w:r>
+      <w:r>
+        <w:rPr>
+          <w:rFonts w:hint="eastAsia"/>
+        </w:rPr>
+        <w:t>自助餐廳、</w:t>
+      </w:r>
+      <w:proofErr w:type="spellStart"/>
+      <w:r>
+        <w:t>sign up</w:t>
+      </w:r>
+      <w:proofErr w:type="spellEnd"/>
+      <w:r>
+        <w:t xml:space="preserve"> sheet</w:t>
+      </w:r>
+      <w:r>
+        <w:rPr>
+          <w:rFonts w:hint="eastAsia"/>
+        </w:rPr>
+        <w:t>報名表</w:t>
+      </w:r>
+    </w:p>
+    <w:p>
+      <w:r>
+        <w:t>optional</w:t>
+      </w:r>
+      <w:r>
+        <w:rPr>
+          <w:rFonts w:hint="eastAsia"/>
+        </w:rPr>
+        <w:t xml:space="preserve"> </w:t>
+      </w:r>
+      <w:r>
+        <w:t>adj.</w:t>
+      </w:r>
+      <w:r>
+        <w:rPr>
+          <w:rFonts w:hint="eastAsia"/>
+        </w:rPr>
+        <w:t>可選擇、</w:t>
+      </w:r>
+      <w:r>
+        <w:t>nutritional</w:t>
+      </w:r>
+      <w:r>
+        <w:rPr>
+          <w:rFonts w:hint="eastAsia"/>
+        </w:rPr>
+        <w:t xml:space="preserve"> </w:t>
+      </w:r>
+      <w:r>
+        <w:t>adj.</w:t>
+      </w:r>
+      <w:r>
+        <w:rPr>
+          <w:rFonts w:hint="eastAsia"/>
+        </w:rPr>
+        <w:t>營養、</w:t>
+      </w:r>
+      <w:r>
+        <w:t>well-being</w:t>
+      </w:r>
+      <w:r>
+        <w:rPr>
+          <w:rFonts w:hint="eastAsia"/>
+        </w:rPr>
+        <w:t>健康</w:t>
+      </w:r>
+      <w:r>
+        <w:rPr>
+          <w:rFonts w:hint="eastAsia"/>
+        </w:rPr>
+        <w:t>/</w:t>
+      </w:r>
+      <w:r>
+        <w:rPr>
+          <w:rFonts w:hint="eastAsia"/>
+        </w:rPr>
+        <w:t>福利</w:t>
+      </w:r>
+    </w:p>
+    <w:p>
+      <w:r>
+        <w:t>intranet</w:t>
+      </w:r>
+      <w:r>
+        <w:rPr>
+          <w:rFonts w:hint="eastAsia"/>
+        </w:rPr>
+        <w:t xml:space="preserve"> </w:t>
+      </w:r>
+      <w:r>
+        <w:t>n.</w:t>
+      </w:r>
+      <w:r>
+        <w:rPr>
+          <w:rFonts w:hint="eastAsia"/>
+        </w:rPr>
+        <w:t>內部網路、</w:t>
+      </w:r>
+      <w:r>
+        <w:rPr>
+          <w:rFonts w:hint="eastAsia"/>
+        </w:rPr>
+        <w:t>p</w:t>
+      </w:r>
+      <w:r>
+        <w:t>ortal n.</w:t>
+      </w:r>
+      <w:r>
+        <w:rPr>
+          <w:rFonts w:hint="eastAsia"/>
+        </w:rPr>
+        <w:t>入口網頁</w:t>
+      </w:r>
+    </w:p>
+    <w:p/>
+    <w:p/>
+    <w:p>
+      <w:r>
+        <w:t>cosmetic</w:t>
+      </w:r>
+      <w:r>
+        <w:t xml:space="preserve"> n.</w:t>
+      </w:r>
+      <w:r>
+        <w:rPr>
+          <w:rFonts w:hint="eastAsia"/>
+        </w:rPr>
+        <w:t>化妝品、</w:t>
+      </w:r>
+      <w:r>
+        <w:rPr>
+          <w:rFonts w:hint="eastAsia"/>
+        </w:rPr>
+        <w:t xml:space="preserve"> </w:t>
+      </w:r>
+      <w:r>
+        <w:t>witnessed</w:t>
       </w:r>
       <w:r>
         <w:rPr>
@@ -11919,266 +13015,31 @@
         <w:rPr>
           <w:rFonts w:hint="eastAsia"/>
         </w:rPr>
-        <w:t>假設</w:t>
-      </w:r>
-      <w:r>
-        <w:rPr>
-          <w:rFonts w:hint="eastAsia"/>
-        </w:rPr>
-        <w:t>/</w:t>
-      </w:r>
-      <w:r>
-        <w:rPr>
-          <w:rFonts w:hint="eastAsia"/>
-        </w:rPr>
-        <w:t>承擔</w:t>
-      </w:r>
-    </w:p>
-    <w:p>
-      <w:r>
-        <w:rPr>
-          <w:rFonts w:hint="eastAsia"/>
-        </w:rPr>
-        <w:t>r</w:t>
-      </w:r>
-      <w:r>
-        <w:t>ole n</w:t>
-      </w:r>
-      <w:r>
-        <w:rPr>
-          <w:rFonts w:hint="eastAsia"/>
-        </w:rPr>
-        <w:t xml:space="preserve"> </w:t>
-      </w:r>
-      <w:r>
-        <w:rPr>
-          <w:rFonts w:hint="eastAsia"/>
-        </w:rPr>
-        <w:t>角色、</w:t>
-      </w:r>
-      <w:r>
-        <w:rPr>
-          <w:rFonts w:hint="eastAsia"/>
-        </w:rPr>
-        <w:t>r</w:t>
-      </w:r>
-      <w:r>
-        <w:t xml:space="preserve">each out </w:t>
-      </w:r>
-      <w:r>
-        <w:rPr>
-          <w:rFonts w:hint="eastAsia"/>
-        </w:rPr>
-        <w:t>聯繫、</w:t>
-      </w:r>
-      <w:r>
-        <w:rPr>
-          <w:rFonts w:hint="eastAsia"/>
-        </w:rPr>
-        <w:t>f</w:t>
-      </w:r>
-      <w:r>
-        <w:t>urther adv.</w:t>
-      </w:r>
-      <w:r>
-        <w:rPr>
-          <w:rFonts w:hint="eastAsia"/>
-        </w:rPr>
-        <w:t>進一步</w:t>
-      </w:r>
-    </w:p>
-    <w:p/>
-    <w:p>
-      <w:r>
-        <w:t>beach resort</w:t>
-      </w:r>
-      <w:r>
-        <w:rPr>
-          <w:rFonts w:hint="eastAsia"/>
-        </w:rPr>
-        <w:t>海灘度假村</w:t>
-      </w:r>
-      <w:r>
-        <w:rPr>
-          <w:rFonts w:hint="eastAsia"/>
-        </w:rPr>
-        <w:t>、</w:t>
-      </w:r>
-      <w:r>
-        <w:t>virtual reality</w:t>
-      </w:r>
-      <w:r>
-        <w:rPr>
-          <w:rFonts w:hint="eastAsia"/>
-        </w:rPr>
-        <w:t>虛擬實境</w:t>
-      </w:r>
-      <w:r>
-        <w:rPr>
-          <w:rFonts w:hint="eastAsia"/>
-        </w:rPr>
-        <w:t>、</w:t>
-      </w:r>
-      <w:r>
-        <w:t>vending</w:t>
-      </w:r>
-      <w:r>
-        <w:rPr>
-          <w:rFonts w:hint="eastAsia"/>
-        </w:rPr>
-        <w:t xml:space="preserve"> </w:t>
-      </w:r>
-      <w:r>
-        <w:t>n.</w:t>
-      </w:r>
-      <w:r>
-        <w:rPr>
-          <w:rFonts w:hint="eastAsia"/>
-        </w:rPr>
-        <w:t>銷售</w:t>
-      </w:r>
-      <w:r>
-        <w:rPr>
-          <w:rFonts w:hint="eastAsia"/>
-        </w:rPr>
-        <w:t>/</w:t>
-      </w:r>
-      <w:r>
-        <w:rPr>
-          <w:rFonts w:hint="eastAsia"/>
-        </w:rPr>
-        <w:t>出售</w:t>
-      </w:r>
-    </w:p>
-    <w:p>
-      <w:r>
-        <w:t>headset</w:t>
-      </w:r>
-      <w:r>
-        <w:rPr>
-          <w:rFonts w:hint="eastAsia"/>
-        </w:rPr>
-        <w:t xml:space="preserve"> </w:t>
-      </w:r>
-      <w:r>
-        <w:t>n.</w:t>
-      </w:r>
-      <w:r>
-        <w:rPr>
-          <w:rFonts w:hint="eastAsia"/>
-        </w:rPr>
-        <w:t>耳機、</w:t>
-      </w:r>
-      <w:r>
-        <w:t>dining option</w:t>
-      </w:r>
-      <w:r>
-        <w:rPr>
-          <w:rFonts w:hint="eastAsia"/>
-        </w:rPr>
-        <w:t>用餐選擇</w:t>
-      </w:r>
-      <w:r>
-        <w:rPr>
-          <w:rFonts w:hint="eastAsia"/>
-        </w:rPr>
-        <w:t>、</w:t>
-      </w:r>
-      <w:r>
-        <w:t>complimentary</w:t>
-      </w:r>
-      <w:r>
-        <w:rPr>
-          <w:rFonts w:hint="eastAsia"/>
-        </w:rPr>
-        <w:t xml:space="preserve"> </w:t>
-      </w:r>
-      <w:r>
-        <w:t>adj</w:t>
-      </w:r>
-      <w:r>
-        <w:rPr>
-          <w:rFonts w:hint="eastAsia"/>
-        </w:rPr>
-        <w:t>讚美</w:t>
-      </w:r>
-      <w:r>
-        <w:rPr>
-          <w:rFonts w:hint="eastAsia"/>
-        </w:rPr>
-        <w:t>/</w:t>
-      </w:r>
-      <w:r>
-        <w:rPr>
-          <w:rFonts w:hint="eastAsia"/>
-        </w:rPr>
-        <w:t>免費</w:t>
-      </w:r>
-      <w:r>
-        <w:rPr>
-          <w:rFonts w:hint="eastAsia"/>
-        </w:rPr>
-        <w:t>/</w:t>
-      </w:r>
-      <w:r>
-        <w:rPr>
-          <w:rFonts w:hint="eastAsia"/>
-        </w:rPr>
-        <w:t>贈送</w:t>
-      </w:r>
-    </w:p>
-    <w:p>
-      <w:r>
-        <w:rPr>
-          <w:rFonts w:hint="eastAsia"/>
-        </w:rPr>
-        <w:t>s</w:t>
-      </w:r>
-      <w:r>
-        <w:t>nack n.</w:t>
-      </w:r>
-      <w:r>
-        <w:rPr>
-          <w:rFonts w:hint="eastAsia"/>
-        </w:rPr>
-        <w:t>小吃</w:t>
-      </w:r>
-      <w:r>
-        <w:rPr>
-          <w:rFonts w:hint="eastAsia"/>
-        </w:rPr>
-        <w:t>、</w:t>
-      </w:r>
-      <w:r>
-        <w:t>pouch</w:t>
-      </w:r>
-      <w:r>
-        <w:t xml:space="preserve"> n.</w:t>
-      </w:r>
-      <w:r>
-        <w:rPr>
-          <w:rFonts w:hint="eastAsia"/>
-        </w:rPr>
-        <w:t>袋子、</w:t>
-      </w:r>
-      <w:r>
-        <w:t>immersive</w:t>
-      </w:r>
-      <w:r>
-        <w:rPr>
-          <w:rFonts w:hint="eastAsia"/>
-        </w:rPr>
-        <w:t xml:space="preserve"> </w:t>
-      </w:r>
-      <w:r>
-        <w:t>adj.</w:t>
-      </w:r>
-      <w:r>
-        <w:rPr>
-          <w:rFonts w:hint="eastAsia"/>
-        </w:rPr>
-        <w:t>身臨其境、</w:t>
-      </w:r>
+        <w:t>看到</w:t>
+      </w:r>
+      <w:r>
+        <w:rPr>
+          <w:rFonts w:hint="eastAsia"/>
+        </w:rPr>
+        <w:t>/</w:t>
+      </w:r>
+      <w:r>
+        <w:rPr>
+          <w:rFonts w:hint="eastAsia"/>
+        </w:rPr>
+        <w:t>證明、</w:t>
+      </w:r>
+      <w:r>
+        <w:t>significant uptick</w:t>
+      </w:r>
+      <w:r>
+        <w:rPr>
+          <w:rFonts w:hint="eastAsia"/>
+        </w:rPr>
+        <w:t>顯著上升</w:t>
+      </w:r>
+    </w:p>
+    <w:p>
       <w:r>
         <w:rPr>
           <w:rFonts w:hint="eastAsia"/>
@@ -12186,110 +13047,97 @@
         <w:t>a</w:t>
       </w:r>
       <w:r>
-        <w:t>dventure n.</w:t>
-      </w:r>
-      <w:r>
-        <w:rPr>
-          <w:rFonts w:hint="eastAsia"/>
-        </w:rPr>
-        <w:t>冒險</w:t>
-      </w:r>
-    </w:p>
-    <w:p>
-      <w:r>
-        <w:t xml:space="preserve">a </w:t>
-      </w:r>
-      <w:r>
-        <w:t>wide range of</w:t>
-      </w:r>
-      <w:r>
-        <w:rPr>
-          <w:rFonts w:hint="eastAsia"/>
-        </w:rPr>
-        <w:t>廣泛</w:t>
-      </w:r>
-      <w:r>
-        <w:rPr>
-          <w:rFonts w:hint="eastAsia"/>
-        </w:rPr>
-        <w:t>/</w:t>
-      </w:r>
-      <w:r>
-        <w:rPr>
-          <w:rFonts w:hint="eastAsia"/>
-        </w:rPr>
-        <w:t>各式各樣、</w:t>
-      </w:r>
-      <w:r>
-        <w:t>destination</w:t>
-      </w:r>
-      <w:r>
-        <w:rPr>
-          <w:rFonts w:hint="eastAsia"/>
-        </w:rPr>
-        <w:t xml:space="preserve"> </w:t>
-      </w:r>
-      <w:r>
-        <w:t>n.</w:t>
-      </w:r>
-      <w:r>
-        <w:rPr>
-          <w:rFonts w:hint="eastAsia"/>
-        </w:rPr>
-        <w:t>目的地</w:t>
-      </w:r>
-    </w:p>
-    <w:p>
-      <w:r>
-        <w:t>thrilling</w:t>
-      </w:r>
-      <w:r>
-        <w:rPr>
-          <w:rFonts w:hint="eastAsia"/>
-        </w:rPr>
-        <w:t xml:space="preserve"> </w:t>
-      </w:r>
-      <w:r>
-        <w:t>adj.</w:t>
-      </w:r>
-      <w:r>
-        <w:rPr>
-          <w:rFonts w:hint="eastAsia"/>
-        </w:rPr>
-        <w:t>令人激動</w:t>
-      </w:r>
-      <w:r>
-        <w:rPr>
-          <w:rFonts w:hint="eastAsia"/>
-        </w:rPr>
-        <w:t>/</w:t>
-      </w:r>
-      <w:r>
-        <w:rPr>
-          <w:rFonts w:hint="eastAsia"/>
-        </w:rPr>
-        <w:t>驚險</w:t>
-      </w:r>
-      <w:r>
-        <w:rPr>
-          <w:rFonts w:hint="eastAsia"/>
-        </w:rPr>
-        <w:t>/</w:t>
-      </w:r>
-      <w:r>
-        <w:rPr>
-          <w:rFonts w:hint="eastAsia"/>
-        </w:rPr>
-        <w:t>緊張</w:t>
-      </w:r>
-    </w:p>
-    <w:p/>
-    <w:p>
-      <w:pPr>
-        <w:rPr>
-          <w:rFonts w:hint="eastAsia"/>
-        </w:rPr>
-      </w:pPr>
+        <w:t xml:space="preserve">cross various regions </w:t>
+      </w:r>
+      <w:r>
+        <w:rPr>
+          <w:rFonts w:hint="eastAsia"/>
+        </w:rPr>
+        <w:t>在各個地區、</w:t>
+      </w:r>
+      <w:r>
+        <w:t>observed</w:t>
+      </w:r>
+      <w:r>
+        <w:rPr>
+          <w:rFonts w:hint="eastAsia"/>
+        </w:rPr>
+        <w:t xml:space="preserve"> </w:t>
+      </w:r>
+      <w:r>
+        <w:t>v.</w:t>
+      </w:r>
+      <w:r>
+        <w:rPr>
+          <w:rFonts w:hint="eastAsia"/>
+        </w:rPr>
+        <w:t>觀察</w:t>
+      </w:r>
+      <w:r>
+        <w:rPr>
+          <w:rFonts w:hint="eastAsia"/>
+        </w:rPr>
+        <w:t>/</w:t>
+      </w:r>
+      <w:r>
+        <w:rPr>
+          <w:rFonts w:hint="eastAsia"/>
+        </w:rPr>
+        <w:t>注意到</w:t>
+      </w:r>
+      <w:r>
+        <w:rPr>
+          <w:rFonts w:hint="eastAsia"/>
+        </w:rPr>
+        <w:t>/</w:t>
+      </w:r>
+      <w:r>
+        <w:rPr>
+          <w:rFonts w:hint="eastAsia"/>
+        </w:rPr>
+        <w:t>遵守</w:t>
+      </w:r>
+    </w:p>
+    <w:p>
+      <w:r>
+        <w:t>initiate</w:t>
+      </w:r>
+      <w:r>
+        <w:rPr>
+          <w:rFonts w:hint="eastAsia"/>
+        </w:rPr>
+        <w:t xml:space="preserve"> </w:t>
+      </w:r>
+      <w:r>
+        <w:t>v.</w:t>
+      </w:r>
+      <w:r>
+        <w:rPr>
+          <w:rFonts w:hint="eastAsia"/>
+        </w:rPr>
+        <w:t>開始</w:t>
+      </w:r>
+      <w:r>
+        <w:rPr>
+          <w:rFonts w:hint="eastAsia"/>
+        </w:rPr>
+        <w:t>/</w:t>
+      </w:r>
+      <w:r>
+        <w:rPr>
+          <w:rFonts w:hint="eastAsia"/>
+        </w:rPr>
+        <w:t>發起、</w:t>
+      </w:r>
+      <w:r>
+        <w:t>tap into</w:t>
+      </w:r>
+      <w:r>
+        <w:rPr>
+          <w:rFonts w:hint="eastAsia"/>
+        </w:rPr>
+        <w:t>利用</w:t>
+      </w:r>
     </w:p>
     <w:p/>
     <w:p>

--- a/碩一/TOEIC/聽力單字.docx
+++ b/碩一/TOEIC/聽力單字.docx
@@ -1,6 +1,6 @@
 
 <file path=word/document.xml><?xml version="1.0" encoding="utf-8"?>
-<w:document xmlns:wpc="http://schemas.microsoft.com/office/word/2010/wordprocessingCanvas" xmlns:cx="http://schemas.microsoft.com/office/drawing/2014/chartex" xmlns:cx1="http://schemas.microsoft.com/office/drawing/2015/9/8/chartex" xmlns:cx2="http://schemas.microsoft.com/office/drawing/2015/10/21/chartex" xmlns:cx3="http://schemas.microsoft.com/office/drawing/2016/5/9/chartex" xmlns:cx4="http://schemas.microsoft.com/office/drawing/2016/5/10/chartex" xmlns:cx5="http://schemas.microsoft.com/office/drawing/2016/5/11/chartex" xmlns:cx6="http://schemas.microsoft.com/office/drawing/2016/5/12/chartex" xmlns:cx7="http://schemas.microsoft.com/office/drawing/2016/5/13/chartex" xmlns:cx8="http://schemas.microsoft.com/office/drawing/2016/5/14/chartex" xmlns:mc="http://schemas.openxmlformats.org/markup-compatibility/2006" xmlns:aink="http://schemas.microsoft.com/office/drawing/2016/ink" xmlns:am3d="http://schemas.microsoft.com/office/drawing/2017/model3d" xmlns:o="urn:schemas-microsoft-com:office:office" xmlns:r="http://schemas.openxmlformats.org/officeDocument/2006/relationships" xmlns:m="http://schemas.openxmlformats.org/officeDocument/2006/math" xmlns:v="urn:schemas-microsoft-com:vml" xmlns:wp14="http://schemas.microsoft.com/office/word/2010/wordprocessingDrawing" xmlns:wp="http://schemas.openxmlformats.org/drawingml/2006/wordprocessingDrawing" xmlns:w10="urn:schemas-microsoft-com:office:word" xmlns:w="http://schemas.openxmlformats.org/wordprocessingml/2006/main" xmlns:w14="http://schemas.microsoft.com/office/word/2010/wordml" xmlns:w15="http://schemas.microsoft.com/office/word/2012/wordml" xmlns:w16cex="http://schemas.microsoft.com/office/word/2018/wordml/cex" xmlns:w16cid="http://schemas.microsoft.com/office/word/2016/wordml/cid" xmlns:w16="http://schemas.microsoft.com/office/word/2018/wordml" xmlns:w16sdtdh="http://schemas.microsoft.com/office/word/2020/wordml/sdtdatahash" xmlns:w16se="http://schemas.microsoft.com/office/word/2015/wordml/symex" xmlns:wpg="http://schemas.microsoft.com/office/word/2010/wordprocessingGroup" xmlns:wpi="http://schemas.microsoft.com/office/word/2010/wordprocessingInk" xmlns:wne="http://schemas.microsoft.com/office/word/2006/wordml" xmlns:wps="http://schemas.microsoft.com/office/word/2010/wordprocessingShape" mc:Ignorable="w14 w15 w16se w16cid w16 w16cex w16sdtdh wp14">
+<w:document xmlns:wpc="http://schemas.microsoft.com/office/word/2010/wordprocessingCanvas" xmlns:cx="http://schemas.microsoft.com/office/drawing/2014/chartex" xmlns:cx1="http://schemas.microsoft.com/office/drawing/2015/9/8/chartex" xmlns:cx2="http://schemas.microsoft.com/office/drawing/2015/10/21/chartex" xmlns:cx3="http://schemas.microsoft.com/office/drawing/2016/5/9/chartex" xmlns:cx4="http://schemas.microsoft.com/office/drawing/2016/5/10/chartex" xmlns:cx5="http://schemas.microsoft.com/office/drawing/2016/5/11/chartex" xmlns:cx6="http://schemas.microsoft.com/office/drawing/2016/5/12/chartex" xmlns:cx7="http://schemas.microsoft.com/office/drawing/2016/5/13/chartex" xmlns:cx8="http://schemas.microsoft.com/office/drawing/2016/5/14/chartex" xmlns:mc="http://schemas.openxmlformats.org/markup-compatibility/2006" xmlns:aink="http://schemas.microsoft.com/office/drawing/2016/ink" xmlns:am3d="http://schemas.microsoft.com/office/drawing/2017/model3d" xmlns:o="urn:schemas-microsoft-com:office:office" xmlns:oel="http://schemas.microsoft.com/office/2019/extlst" xmlns:r="http://schemas.openxmlformats.org/officeDocument/2006/relationships" xmlns:m="http://schemas.openxmlformats.org/officeDocument/2006/math" xmlns:v="urn:schemas-microsoft-com:vml" xmlns:wp14="http://schemas.microsoft.com/office/word/2010/wordprocessingDrawing" xmlns:wp="http://schemas.openxmlformats.org/drawingml/2006/wordprocessingDrawing" xmlns:w10="urn:schemas-microsoft-com:office:word" xmlns:w="http://schemas.openxmlformats.org/wordprocessingml/2006/main" xmlns:w14="http://schemas.microsoft.com/office/word/2010/wordml" xmlns:w15="http://schemas.microsoft.com/office/word/2012/wordml" xmlns:w16cex="http://schemas.microsoft.com/office/word/2018/wordml/cex" xmlns:w16cid="http://schemas.microsoft.com/office/word/2016/wordml/cid" xmlns:w16="http://schemas.microsoft.com/office/word/2018/wordml" xmlns:w16du="http://schemas.microsoft.com/office/word/2023/wordml/word16du" xmlns:w16sdtdh="http://schemas.microsoft.com/office/word/2020/wordml/sdtdatahash" xmlns:w16se="http://schemas.microsoft.com/office/word/2015/wordml/symex" xmlns:wpg="http://schemas.microsoft.com/office/word/2010/wordprocessingGroup" xmlns:wpi="http://schemas.microsoft.com/office/word/2010/wordprocessingInk" xmlns:wne="http://schemas.microsoft.com/office/word/2006/wordml" xmlns:wps="http://schemas.microsoft.com/office/word/2010/wordprocessingShape" mc:Ignorable="w14 w15 w16se w16cid w16 w16cex w16sdtdh wp14">
   <w:body>
     <w:p>
       <w:r>
@@ -727,7 +727,7 @@
     <w:p>
       <w:pPr>
         <w:rPr>
-          <w:rFonts w:ascii="Microsoft JhengHei" w:eastAsia="Microsoft JhengHei" w:hAnsi="Microsoft JhengHei" w:cs="Microsoft JhengHei"/>
+          <w:rFonts w:ascii="微軟正黑體" w:eastAsia="微軟正黑體" w:hAnsi="微軟正黑體" w:cs="微軟正黑體"/>
         </w:rPr>
       </w:pPr>
       <w:r>
@@ -795,13 +795,13 @@
       </w:r>
       <w:r>
         <w:rPr>
-          <w:rFonts w:ascii="Microsoft JhengHei" w:eastAsia="Microsoft JhengHei" w:hAnsi="Microsoft JhengHei" w:cs="Microsoft JhengHei" w:hint="eastAsia"/>
-        </w:rPr>
-        <w:t>/</w:t>
-      </w:r>
-      <w:r>
-        <w:rPr>
-          <w:rFonts w:ascii="Microsoft JhengHei" w:eastAsia="Microsoft JhengHei" w:hAnsi="Microsoft JhengHei" w:cs="Microsoft JhengHei" w:hint="eastAsia"/>
+          <w:rFonts w:ascii="微軟正黑體" w:eastAsia="微軟正黑體" w:hAnsi="微軟正黑體" w:cs="微軟正黑體" w:hint="eastAsia"/>
+        </w:rPr>
+        <w:t>/</w:t>
+      </w:r>
+      <w:r>
+        <w:rPr>
+          <w:rFonts w:ascii="微軟正黑體" w:eastAsia="微軟正黑體" w:hAnsi="微軟正黑體" w:cs="微軟正黑體" w:hint="eastAsia"/>
         </w:rPr>
         <w:t>以</w:t>
       </w:r>
@@ -813,7 +813,7 @@
       </w:r>
       <w:r>
         <w:rPr>
-          <w:rFonts w:ascii="Microsoft JhengHei" w:eastAsia="Microsoft JhengHei" w:hAnsi="Microsoft JhengHei" w:cs="Microsoft JhengHei" w:hint="eastAsia"/>
+          <w:rFonts w:ascii="微軟正黑體" w:eastAsia="微軟正黑體" w:hAnsi="微軟正黑體" w:cs="微軟正黑體" w:hint="eastAsia"/>
         </w:rPr>
         <w:t>為基礎</w:t>
       </w:r>
@@ -2025,12 +2025,9 @@
         <w:t>v.</w:t>
       </w:r>
       <w:r>
-        <w:t>n</w:t>
+        <w:t>n.</w:t>
       </w:r>
       <w:proofErr w:type="spellEnd"/>
-      <w:r>
-        <w:t>.</w:t>
-      </w:r>
       <w:r>
         <w:rPr>
           <w:rFonts w:hint="eastAsia"/>
@@ -4207,13 +4204,10 @@
         <w:t>v.</w:t>
       </w:r>
       <w:r>
-        <w:t>n</w:t>
+        <w:t>n.</w:t>
       </w:r>
       <w:proofErr w:type="spellEnd"/>
       <w:r>
-        <w:t>.</w:t>
-      </w:r>
-      <w:r>
         <w:rPr>
           <w:rFonts w:hint="eastAsia"/>
         </w:rPr>
@@ -4523,12 +4517,9 @@
       </w:r>
       <w:proofErr w:type="spellStart"/>
       <w:r>
-        <w:t>v.n</w:t>
+        <w:t>v.n.</w:t>
       </w:r>
       <w:proofErr w:type="spellEnd"/>
-      <w:r>
-        <w:t>.</w:t>
-      </w:r>
       <w:r>
         <w:rPr>
           <w:rFonts w:hint="eastAsia"/>
@@ -12713,13 +12704,7 @@
         <w:t>科目</w:t>
       </w:r>
     </w:p>
-    <w:p>
-      <w:pPr>
-        <w:rPr>
-          <w:rFonts w:hint="eastAsia"/>
-        </w:rPr>
-      </w:pPr>
-    </w:p>
+    <w:p/>
     <w:p>
       <w:r>
         <w:t>wellness</w:t>
@@ -13141,11 +13126,881 @@
     </w:p>
     <w:p/>
     <w:p>
+      <w:r>
+        <w:t>activist n.</w:t>
+      </w:r>
+      <w:r>
+        <w:rPr>
+          <w:rFonts w:hint="eastAsia"/>
+        </w:rPr>
+        <w:t xml:space="preserve"> </w:t>
+      </w:r>
+      <w:r>
+        <w:rPr>
+          <w:rFonts w:hint="eastAsia"/>
+        </w:rPr>
+        <w:t>活動人士、</w:t>
+      </w:r>
+      <w:r>
+        <w:rPr>
+          <w:rFonts w:hint="eastAsia"/>
+        </w:rPr>
+        <w:t>e</w:t>
+      </w:r>
+      <w:r>
+        <w:t>nthusiastic adj.</w:t>
+      </w:r>
+      <w:r>
+        <w:rPr>
+          <w:rFonts w:hint="eastAsia"/>
+        </w:rPr>
+        <w:t>熱情</w:t>
+      </w:r>
+      <w:r>
+        <w:rPr>
+          <w:rFonts w:hint="eastAsia"/>
+        </w:rPr>
+        <w:t>/</w:t>
+      </w:r>
+      <w:r>
+        <w:rPr>
+          <w:rFonts w:hint="eastAsia"/>
+        </w:rPr>
+        <w:t>熱</w:t>
+      </w:r>
+      <w:r>
+        <w:rPr>
+          <w:rFonts w:hint="eastAsia"/>
+        </w:rPr>
+        <w:t>衷</w:t>
+      </w:r>
+      <w:r>
+        <w:rPr>
+          <w:rFonts w:hint="eastAsia"/>
+        </w:rPr>
+        <w:t>、</w:t>
+      </w:r>
+      <w:r>
+        <w:rPr>
+          <w:rFonts w:hint="eastAsia"/>
+        </w:rPr>
+        <w:t>e</w:t>
+      </w:r>
+      <w:r>
+        <w:t>ntrepreneur n.</w:t>
+      </w:r>
+      <w:r>
+        <w:rPr>
+          <w:rFonts w:hint="eastAsia"/>
+        </w:rPr>
+        <w:t>企業家</w:t>
+      </w:r>
+    </w:p>
+    <w:p>
+      <w:r>
+        <w:rPr>
+          <w:rFonts w:hint="eastAsia"/>
+        </w:rPr>
+        <w:t>g</w:t>
+      </w:r>
+      <w:r>
+        <w:t xml:space="preserve">ardening tip </w:t>
+      </w:r>
+      <w:r>
+        <w:rPr>
+          <w:rFonts w:hint="eastAsia"/>
+        </w:rPr>
+        <w:t>園藝技巧、</w:t>
+      </w:r>
+      <w:r>
+        <w:rPr>
+          <w:rFonts w:hint="eastAsia"/>
+        </w:rPr>
+        <w:t>f</w:t>
+      </w:r>
+      <w:r>
+        <w:t>orum n.</w:t>
+      </w:r>
+      <w:r>
+        <w:rPr>
+          <w:rFonts w:hint="eastAsia"/>
+        </w:rPr>
+        <w:t>論壇、</w:t>
+      </w:r>
+      <w:r>
+        <w:rPr>
+          <w:rFonts w:hint="eastAsia"/>
+        </w:rPr>
+        <w:t>t</w:t>
+      </w:r>
+      <w:r>
+        <w:t xml:space="preserve">elevision </w:t>
+      </w:r>
+      <w:r>
+        <w:rPr>
+          <w:rFonts w:hint="eastAsia"/>
+        </w:rPr>
+        <w:t xml:space="preserve"> </w:t>
+      </w:r>
+      <w:r>
+        <w:t>program</w:t>
+      </w:r>
+      <w:r>
+        <w:rPr>
+          <w:rFonts w:hint="eastAsia"/>
+        </w:rPr>
+        <w:t>電視</w:t>
+      </w:r>
+      <w:r>
+        <w:rPr>
+          <w:rFonts w:hint="eastAsia"/>
+        </w:rPr>
+        <w:t>節目</w:t>
+      </w:r>
+    </w:p>
+    <w:p>
+      <w:r>
+        <w:rPr>
+          <w:rFonts w:hint="eastAsia"/>
+        </w:rPr>
+        <w:t>g</w:t>
+      </w:r>
+      <w:r>
+        <w:t>ather v.</w:t>
+      </w:r>
+      <w:r>
+        <w:rPr>
+          <w:rFonts w:hint="eastAsia"/>
+        </w:rPr>
+        <w:t>聚集、</w:t>
+      </w:r>
+      <w:r>
+        <w:t>fascinating</w:t>
+      </w:r>
+      <w:r>
+        <w:rPr>
+          <w:rFonts w:hint="eastAsia"/>
+        </w:rPr>
+        <w:t xml:space="preserve"> </w:t>
+      </w:r>
+      <w:r>
+        <w:t>adj.</w:t>
+      </w:r>
+      <w:r>
+        <w:rPr>
+          <w:rFonts w:hint="eastAsia"/>
+        </w:rPr>
+        <w:t>迷人、</w:t>
+      </w:r>
+      <w:r>
+        <w:rPr>
+          <w:rFonts w:hint="eastAsia"/>
+        </w:rPr>
+        <w:t>c</w:t>
+      </w:r>
+      <w:r>
+        <w:t>rucial adj.</w:t>
+      </w:r>
+      <w:r>
+        <w:rPr>
+          <w:rFonts w:hint="eastAsia"/>
+        </w:rPr>
+        <w:t>至關重要、</w:t>
+      </w:r>
+      <w:r>
+        <w:t>traditional</w:t>
+      </w:r>
+      <w:r>
+        <w:rPr>
+          <w:rFonts w:hint="eastAsia"/>
+        </w:rPr>
+        <w:t xml:space="preserve"> </w:t>
+      </w:r>
+      <w:r>
+        <w:t>adj.</w:t>
+      </w:r>
+      <w:r>
+        <w:rPr>
+          <w:rFonts w:hint="eastAsia"/>
+        </w:rPr>
+        <w:t>傳統</w:t>
+      </w:r>
+    </w:p>
+    <w:p>
+      <w:r>
+        <w:rPr>
+          <w:rFonts w:hint="eastAsia"/>
+        </w:rPr>
+        <w:t>p</w:t>
+      </w:r>
+      <w:r>
+        <w:t xml:space="preserve">ave the way </w:t>
+      </w:r>
+      <w:r>
+        <w:rPr>
+          <w:rFonts w:hint="eastAsia"/>
+        </w:rPr>
+        <w:t>鋪平了道路、</w:t>
+      </w:r>
+      <w:r>
+        <w:rPr>
+          <w:rFonts w:hint="eastAsia"/>
+        </w:rPr>
+        <w:t>s</w:t>
+      </w:r>
+      <w:r>
+        <w:t>ubject n.</w:t>
+      </w:r>
+      <w:r>
+        <w:rPr>
+          <w:rFonts w:hint="eastAsia"/>
+        </w:rPr>
+        <w:t>主題</w:t>
+      </w:r>
+    </w:p>
+    <w:p/>
+    <w:p>
+      <w:r>
+        <w:rPr>
+          <w:rFonts w:hint="eastAsia"/>
+        </w:rPr>
+        <w:t>r</w:t>
+      </w:r>
+      <w:r>
+        <w:t>elocation n.</w:t>
+      </w:r>
+      <w:r>
+        <w:rPr>
+          <w:rFonts w:hint="eastAsia"/>
+        </w:rPr>
+        <w:t>搬遷、</w:t>
+      </w:r>
+      <w:r>
+        <w:rPr>
+          <w:rFonts w:hint="eastAsia"/>
+        </w:rPr>
+        <w:t>g</w:t>
+      </w:r>
+      <w:r>
+        <w:t>uideline n.</w:t>
+      </w:r>
+      <w:r>
+        <w:rPr>
+          <w:rFonts w:hint="eastAsia"/>
+        </w:rPr>
+        <w:t>指導方針</w:t>
+      </w:r>
+      <w:r>
+        <w:t>/</w:t>
+      </w:r>
+      <w:r>
+        <w:rPr>
+          <w:rFonts w:hint="eastAsia"/>
+        </w:rPr>
+        <w:t>原則、</w:t>
+      </w:r>
+      <w:r>
+        <w:t>revolves around</w:t>
+      </w:r>
+      <w:r>
+        <w:rPr>
+          <w:rFonts w:hint="eastAsia"/>
+        </w:rPr>
+        <w:t xml:space="preserve"> </w:t>
+      </w:r>
+      <w:r>
+        <w:rPr>
+          <w:rFonts w:hint="eastAsia"/>
+        </w:rPr>
+        <w:t>以</w:t>
+      </w:r>
+      <w:r>
+        <w:rPr>
+          <w:rFonts w:hint="eastAsia"/>
+        </w:rPr>
+        <w:t>.</w:t>
+      </w:r>
+      <w:r>
+        <w:t>.</w:t>
+      </w:r>
+      <w:r>
+        <w:rPr>
+          <w:rFonts w:hint="eastAsia"/>
+        </w:rPr>
+        <w:t>為主題</w:t>
+      </w:r>
+    </w:p>
+    <w:p>
+      <w:r>
+        <w:t>transition</w:t>
+      </w:r>
+      <w:r>
+        <w:rPr>
+          <w:rFonts w:hint="eastAsia"/>
+        </w:rPr>
+        <w:t xml:space="preserve"> n</w:t>
+      </w:r>
+      <w:r>
+        <w:t>.</w:t>
+      </w:r>
+      <w:r>
+        <w:rPr>
+          <w:rFonts w:hint="eastAsia"/>
+        </w:rPr>
+        <w:t>轉變</w:t>
+      </w:r>
+      <w:r>
+        <w:rPr>
+          <w:rFonts w:hint="eastAsia"/>
+        </w:rPr>
+        <w:t>/</w:t>
+      </w:r>
+      <w:r>
+        <w:rPr>
+          <w:rFonts w:hint="eastAsia"/>
+        </w:rPr>
+        <w:t>過度、</w:t>
+      </w:r>
+      <w:r>
+        <w:t>collaboration</w:t>
+      </w:r>
+      <w:r>
+        <w:t xml:space="preserve"> n.</w:t>
+      </w:r>
+      <w:r>
+        <w:rPr>
+          <w:rFonts w:hint="eastAsia"/>
+        </w:rPr>
+        <w:t>合作、</w:t>
+      </w:r>
+      <w:r>
+        <w:t>efficiency</w:t>
+      </w:r>
+      <w:r>
+        <w:t xml:space="preserve"> n.</w:t>
+      </w:r>
+      <w:r>
+        <w:rPr>
+          <w:rFonts w:hint="eastAsia"/>
+        </w:rPr>
+        <w:t>效率</w:t>
+      </w:r>
+    </w:p>
+    <w:p>
+      <w:r>
+        <w:rPr>
+          <w:rFonts w:hint="eastAsia"/>
+        </w:rPr>
+        <w:t>w</w:t>
+      </w:r>
+      <w:r>
+        <w:t>ithin our teams</w:t>
+      </w:r>
+      <w:r>
+        <w:rPr>
+          <w:rFonts w:hint="eastAsia"/>
+        </w:rPr>
+        <w:t>我們團隊之間的、</w:t>
+      </w:r>
+      <w:r>
+        <w:t>conduct</w:t>
+      </w:r>
+      <w:r>
+        <w:rPr>
+          <w:rFonts w:hint="eastAsia"/>
+        </w:rPr>
+        <w:t xml:space="preserve"> </w:t>
+      </w:r>
+      <w:r>
+        <w:t>v.</w:t>
+      </w:r>
+      <w:r>
+        <w:rPr>
+          <w:rFonts w:hint="eastAsia"/>
+        </w:rPr>
+        <w:t>執行</w:t>
+      </w:r>
+      <w:r>
+        <w:rPr>
+          <w:rFonts w:hint="eastAsia"/>
+        </w:rPr>
+        <w:t>/</w:t>
+      </w:r>
+      <w:r>
+        <w:rPr>
+          <w:rFonts w:hint="eastAsia"/>
+        </w:rPr>
+        <w:t>實施</w:t>
+      </w:r>
+      <w:r>
+        <w:rPr>
+          <w:rFonts w:hint="eastAsia"/>
+        </w:rPr>
+        <w:t>/</w:t>
+      </w:r>
+      <w:r>
+        <w:rPr>
+          <w:rFonts w:hint="eastAsia"/>
+        </w:rPr>
+        <w:t>處理、</w:t>
+      </w:r>
+      <w:r>
+        <w:t>familiarize</w:t>
+      </w:r>
+      <w:r>
+        <w:rPr>
+          <w:rFonts w:hint="eastAsia"/>
+        </w:rPr>
+        <w:t xml:space="preserve"> </w:t>
+      </w:r>
+      <w:r>
+        <w:t>v.</w:t>
+      </w:r>
+      <w:r>
+        <w:rPr>
+          <w:rFonts w:hint="eastAsia"/>
+        </w:rPr>
+        <w:t>熟悉</w:t>
+      </w:r>
+    </w:p>
+    <w:p/>
+    <w:p/>
+    <w:p>
+      <w:r>
+        <w:t>in-store</w:t>
+      </w:r>
+      <w:r>
+        <w:t xml:space="preserve"> </w:t>
+      </w:r>
+      <w:r>
+        <w:rPr>
+          <w:rFonts w:hint="eastAsia"/>
+        </w:rPr>
+        <w:t>店內</w:t>
+      </w:r>
+      <w:r>
+        <w:rPr>
+          <w:rFonts w:hint="eastAsia"/>
+        </w:rPr>
+        <w:t>/</w:t>
+      </w:r>
+      <w:r>
+        <w:rPr>
+          <w:rFonts w:hint="eastAsia"/>
+        </w:rPr>
+        <w:t>實體、</w:t>
+      </w:r>
+      <w:r>
+        <w:rPr>
+          <w:rFonts w:hint="eastAsia"/>
+        </w:rPr>
+        <w:t>e</w:t>
+      </w:r>
+      <w:r>
+        <w:t>ffort n.</w:t>
+      </w:r>
+      <w:r>
+        <w:rPr>
+          <w:rFonts w:hint="eastAsia"/>
+        </w:rPr>
+        <w:t>努力、</w:t>
+      </w:r>
+      <w:r>
+        <w:t>wholesale</w:t>
+      </w:r>
+      <w:r>
+        <w:rPr>
+          <w:rFonts w:hint="eastAsia"/>
+        </w:rPr>
+        <w:t xml:space="preserve">  </w:t>
+      </w:r>
+      <w:proofErr w:type="spellStart"/>
+      <w:r>
+        <w:t>adj,adv</w:t>
+      </w:r>
+      <w:proofErr w:type="spellEnd"/>
+      <w:r>
+        <w:t>.</w:t>
+      </w:r>
+      <w:r>
+        <w:rPr>
+          <w:rFonts w:hint="eastAsia"/>
+        </w:rPr>
+        <w:t>批發</w:t>
+      </w:r>
+    </w:p>
+    <w:p>
+      <w:r>
+        <w:t>address</w:t>
+      </w:r>
+      <w:r>
+        <w:rPr>
+          <w:rFonts w:hint="eastAsia"/>
+        </w:rPr>
+        <w:t xml:space="preserve"> </w:t>
+      </w:r>
+      <w:r>
+        <w:t>v.</w:t>
+      </w:r>
+      <w:r>
+        <w:rPr>
+          <w:rFonts w:hint="eastAsia"/>
+        </w:rPr>
+        <w:t>處理</w:t>
+      </w:r>
+      <w:r>
+        <w:rPr>
+          <w:rFonts w:hint="eastAsia"/>
+        </w:rPr>
+        <w:t>/</w:t>
+      </w:r>
+      <w:r>
+        <w:rPr>
+          <w:rFonts w:hint="eastAsia"/>
+        </w:rPr>
+        <w:t>提及</w:t>
+      </w:r>
+      <w:r>
+        <w:rPr>
+          <w:rFonts w:hint="eastAsia"/>
+        </w:rPr>
+        <w:t>,</w:t>
+      </w:r>
+      <w:r>
+        <w:t xml:space="preserve"> n.</w:t>
+      </w:r>
+      <w:r>
+        <w:rPr>
+          <w:rFonts w:hint="eastAsia"/>
+        </w:rPr>
+        <w:t>地址、</w:t>
+      </w:r>
+      <w:r>
+        <w:t>sales channel</w:t>
+      </w:r>
+      <w:r>
+        <w:rPr>
+          <w:rFonts w:hint="eastAsia"/>
+        </w:rPr>
+        <w:t>銷售管道</w:t>
+      </w:r>
+      <w:r>
+        <w:rPr>
+          <w:rFonts w:hint="eastAsia"/>
+        </w:rPr>
+        <w:t>、</w:t>
+      </w:r>
+      <w:r>
+        <w:t>thriving</w:t>
+      </w:r>
+      <w:r>
+        <w:rPr>
+          <w:rFonts w:hint="eastAsia"/>
+        </w:rPr>
+        <w:t xml:space="preserve"> </w:t>
+      </w:r>
+      <w:r>
+        <w:t>adj.</w:t>
+      </w:r>
+      <w:r>
+        <w:rPr>
+          <w:rFonts w:hint="eastAsia"/>
+        </w:rPr>
+        <w:t>興旺的</w:t>
+      </w:r>
+    </w:p>
+    <w:p>
+      <w:r>
+        <w:t>noticeable</w:t>
+      </w:r>
+      <w:r>
+        <w:t xml:space="preserve"> adj.</w:t>
+      </w:r>
+      <w:r>
+        <w:rPr>
+          <w:rFonts w:hint="eastAsia"/>
+        </w:rPr>
+        <w:t>顯著的</w:t>
+      </w:r>
+      <w:r>
+        <w:rPr>
+          <w:rFonts w:hint="eastAsia"/>
+        </w:rPr>
+        <w:t>/</w:t>
+      </w:r>
+      <w:r>
+        <w:rPr>
+          <w:rFonts w:hint="eastAsia"/>
+        </w:rPr>
+        <w:t>明顯、</w:t>
+      </w:r>
+      <w:r>
+        <w:t>sustain</w:t>
+      </w:r>
+      <w:r>
+        <w:rPr>
+          <w:rFonts w:hint="eastAsia"/>
+        </w:rPr>
+        <w:t xml:space="preserve"> </w:t>
+      </w:r>
+      <w:r>
+        <w:t>v.</w:t>
+      </w:r>
+      <w:r>
+        <w:rPr>
+          <w:rFonts w:hint="eastAsia"/>
+        </w:rPr>
+        <w:t>維持</w:t>
+      </w:r>
+      <w:r>
+        <w:rPr>
+          <w:rFonts w:hint="eastAsia"/>
+        </w:rPr>
+        <w:t>/</w:t>
+      </w:r>
+      <w:r>
+        <w:rPr>
+          <w:rFonts w:hint="eastAsia"/>
+        </w:rPr>
+        <w:t>保持、</w:t>
+      </w:r>
+      <w:r>
+        <w:t>imperative</w:t>
+      </w:r>
+      <w:r>
+        <w:rPr>
+          <w:rFonts w:hint="eastAsia"/>
+        </w:rPr>
+        <w:t xml:space="preserve"> </w:t>
+      </w:r>
+      <w:r>
+        <w:t>adj.</w:t>
+      </w:r>
+      <w:r>
+        <w:rPr>
+          <w:rFonts w:hint="eastAsia"/>
+        </w:rPr>
+        <w:t>緊急</w:t>
+      </w:r>
+      <w:r>
+        <w:rPr>
+          <w:rFonts w:hint="eastAsia"/>
+        </w:rPr>
+        <w:t>/</w:t>
+      </w:r>
+      <w:r>
+        <w:rPr>
+          <w:rFonts w:hint="eastAsia"/>
+        </w:rPr>
+        <w:t>必要</w:t>
+      </w:r>
+    </w:p>
+    <w:p>
+      <w:r>
+        <w:rPr>
+          <w:rFonts w:hint="eastAsia"/>
+        </w:rPr>
+        <w:t>c</w:t>
+      </w:r>
+      <w:r>
+        <w:t>omprehensive adj.</w:t>
+      </w:r>
+      <w:r>
+        <w:rPr>
+          <w:rFonts w:hint="eastAsia"/>
+        </w:rPr>
+        <w:t>綜合</w:t>
+      </w:r>
+      <w:r>
+        <w:rPr>
+          <w:rFonts w:hint="eastAsia"/>
+        </w:rPr>
+        <w:t>/</w:t>
+      </w:r>
+      <w:r>
+        <w:rPr>
+          <w:rFonts w:hint="eastAsia"/>
+        </w:rPr>
+        <w:t>全面、</w:t>
+      </w:r>
+      <w:r>
+        <w:rPr>
+          <w:rFonts w:hint="eastAsia"/>
+        </w:rPr>
+        <w:t>a</w:t>
+      </w:r>
+      <w:r>
+        <w:t>pproach n.</w:t>
+      </w:r>
+      <w:r>
+        <w:rPr>
+          <w:rFonts w:hint="eastAsia"/>
+        </w:rPr>
+        <w:t>方法</w:t>
+      </w:r>
+      <w:r>
+        <w:t xml:space="preserve"> ,v.</w:t>
+      </w:r>
+      <w:r>
+        <w:rPr>
+          <w:rFonts w:hint="eastAsia"/>
+        </w:rPr>
+        <w:t>靠近、</w:t>
+      </w:r>
+      <w:r>
+        <w:t>involv</w:t>
+      </w:r>
+      <w:r>
+        <w:rPr>
+          <w:rFonts w:hint="eastAsia"/>
+        </w:rPr>
+        <w:t>e</w:t>
+      </w:r>
+      <w:r>
+        <w:t xml:space="preserve"> v.</w:t>
+      </w:r>
+      <w:r>
+        <w:rPr>
+          <w:rFonts w:hint="eastAsia"/>
+        </w:rPr>
+        <w:t>包含</w:t>
+      </w:r>
+      <w:r>
+        <w:rPr>
+          <w:rFonts w:hint="eastAsia"/>
+        </w:rPr>
+        <w:t>/</w:t>
+      </w:r>
+      <w:r>
+        <w:rPr>
+          <w:rFonts w:hint="eastAsia"/>
+        </w:rPr>
+        <w:t>涉及</w:t>
+      </w:r>
+    </w:p>
+    <w:p>
+      <w:r>
+        <w:t>initiative</w:t>
+      </w:r>
+      <w:r>
+        <w:t xml:space="preserve"> n.</w:t>
+      </w:r>
+      <w:r>
+        <w:rPr>
+          <w:rFonts w:hint="eastAsia"/>
+        </w:rPr>
+        <w:t>措施</w:t>
+      </w:r>
+      <w:r>
+        <w:rPr>
+          <w:rFonts w:hint="eastAsia"/>
+        </w:rPr>
+        <w:t>/</w:t>
+      </w:r>
+      <w:r>
+        <w:rPr>
+          <w:rFonts w:hint="eastAsia"/>
+        </w:rPr>
+        <w:t>計畫、</w:t>
+      </w:r>
+      <w:r>
+        <w:t>vital</w:t>
+      </w:r>
+      <w:r>
+        <w:rPr>
+          <w:rFonts w:hint="eastAsia"/>
+        </w:rPr>
+        <w:t xml:space="preserve"> </w:t>
+      </w:r>
+      <w:r>
+        <w:t>adj</w:t>
+      </w:r>
+      <w:r>
+        <w:rPr>
+          <w:rFonts w:hint="eastAsia"/>
+        </w:rPr>
+        <w:t>極其重要、</w:t>
+      </w:r>
+      <w:r>
+        <w:t>revitalizing</w:t>
+      </w:r>
+      <w:r>
+        <w:rPr>
+          <w:rFonts w:hint="eastAsia"/>
+        </w:rPr>
+        <w:t xml:space="preserve"> </w:t>
+      </w:r>
+      <w:r>
+        <w:t>v.</w:t>
+      </w:r>
+      <w:r>
+        <w:rPr>
+          <w:rFonts w:hint="eastAsia"/>
+        </w:rPr>
+        <w:t>使復興</w:t>
+      </w:r>
+    </w:p>
+    <w:p>
+      <w:r>
+        <w:t>elaborate</w:t>
+      </w:r>
+      <w:r>
+        <w:t xml:space="preserve"> adj.</w:t>
+      </w:r>
+      <w:r>
+        <w:rPr>
+          <w:rFonts w:hint="eastAsia"/>
+        </w:rPr>
+        <w:t>詳盡</w:t>
+      </w:r>
+      <w:r>
+        <w:rPr>
+          <w:rFonts w:hint="eastAsia"/>
+        </w:rPr>
+        <w:t>/</w:t>
+      </w:r>
+      <w:r>
+        <w:rPr>
+          <w:rFonts w:hint="eastAsia"/>
+        </w:rPr>
+        <w:t>複雜</w:t>
+      </w:r>
+      <w:r>
+        <w:rPr>
+          <w:rFonts w:hint="eastAsia"/>
+        </w:rPr>
+        <w:t xml:space="preserve"> </w:t>
+      </w:r>
+      <w:r>
+        <w:t>,v.</w:t>
+      </w:r>
+      <w:r>
+        <w:rPr>
+          <w:rFonts w:hint="eastAsia"/>
+        </w:rPr>
+        <w:t>詳盡說明</w:t>
+      </w:r>
+    </w:p>
+    <w:p/>
+    <w:p>
       <w:pPr>
         <w:rPr>
           <w:rFonts w:hint="eastAsia"/>
         </w:rPr>
       </w:pPr>
+    </w:p>
+    <w:p>
+      <w:pPr>
+        <w:rPr>
+          <w:rFonts w:hint="eastAsia"/>
+        </w:rPr>
+      </w:pPr>
+      <w:r>
+        <w:rPr>
+          <w:rFonts w:hint="eastAsia"/>
+        </w:rPr>
+        <w:t xml:space="preserve"> </w:t>
+      </w:r>
     </w:p>
     <w:sectPr>
       <w:pgSz w:w="11906" w:h="16838"/>
@@ -13158,7 +14013,7 @@
 </file>
 
 <file path=word/endnotes.xml><?xml version="1.0" encoding="utf-8"?>
-<w:endnotes xmlns:wpc="http://schemas.microsoft.com/office/word/2010/wordprocessingCanvas" xmlns:cx="http://schemas.microsoft.com/office/drawing/2014/chartex" xmlns:cx1="http://schemas.microsoft.com/office/drawing/2015/9/8/chartex" xmlns:cx2="http://schemas.microsoft.com/office/drawing/2015/10/21/chartex" xmlns:cx3="http://schemas.microsoft.com/office/drawing/2016/5/9/chartex" xmlns:cx4="http://schemas.microsoft.com/office/drawing/2016/5/10/chartex" xmlns:cx5="http://schemas.microsoft.com/office/drawing/2016/5/11/chartex" xmlns:cx6="http://schemas.microsoft.com/office/drawing/2016/5/12/chartex" xmlns:cx7="http://schemas.microsoft.com/office/drawing/2016/5/13/chartex" xmlns:cx8="http://schemas.microsoft.com/office/drawing/2016/5/14/chartex" xmlns:mc="http://schemas.openxmlformats.org/markup-compatibility/2006" xmlns:aink="http://schemas.microsoft.com/office/drawing/2016/ink" xmlns:am3d="http://schemas.microsoft.com/office/drawing/2017/model3d" xmlns:o="urn:schemas-microsoft-com:office:office" xmlns:r="http://schemas.openxmlformats.org/officeDocument/2006/relationships" xmlns:m="http://schemas.openxmlformats.org/officeDocument/2006/math" xmlns:v="urn:schemas-microsoft-com:vml" xmlns:wp14="http://schemas.microsoft.com/office/word/2010/wordprocessingDrawing" xmlns:wp="http://schemas.openxmlformats.org/drawingml/2006/wordprocessingDrawing" xmlns:w10="urn:schemas-microsoft-com:office:word" xmlns:w="http://schemas.openxmlformats.org/wordprocessingml/2006/main" xmlns:w14="http://schemas.microsoft.com/office/word/2010/wordml" xmlns:w15="http://schemas.microsoft.com/office/word/2012/wordml" xmlns:w16cex="http://schemas.microsoft.com/office/word/2018/wordml/cex" xmlns:w16cid="http://schemas.microsoft.com/office/word/2016/wordml/cid" xmlns:w16="http://schemas.microsoft.com/office/word/2018/wordml" xmlns:w16sdtdh="http://schemas.microsoft.com/office/word/2020/wordml/sdtdatahash" xmlns:w16se="http://schemas.microsoft.com/office/word/2015/wordml/symex" xmlns:wpg="http://schemas.microsoft.com/office/word/2010/wordprocessingGroup" xmlns:wpi="http://schemas.microsoft.com/office/word/2010/wordprocessingInk" xmlns:wne="http://schemas.microsoft.com/office/word/2006/wordml" xmlns:wps="http://schemas.microsoft.com/office/word/2010/wordprocessingShape" mc:Ignorable="w14 w15 w16se w16cid w16 w16cex w16sdtdh wp14">
+<w:endnotes xmlns:wpc="http://schemas.microsoft.com/office/word/2010/wordprocessingCanvas" xmlns:cx="http://schemas.microsoft.com/office/drawing/2014/chartex" xmlns:cx1="http://schemas.microsoft.com/office/drawing/2015/9/8/chartex" xmlns:cx2="http://schemas.microsoft.com/office/drawing/2015/10/21/chartex" xmlns:cx3="http://schemas.microsoft.com/office/drawing/2016/5/9/chartex" xmlns:cx4="http://schemas.microsoft.com/office/drawing/2016/5/10/chartex" xmlns:cx5="http://schemas.microsoft.com/office/drawing/2016/5/11/chartex" xmlns:cx6="http://schemas.microsoft.com/office/drawing/2016/5/12/chartex" xmlns:cx7="http://schemas.microsoft.com/office/drawing/2016/5/13/chartex" xmlns:cx8="http://schemas.microsoft.com/office/drawing/2016/5/14/chartex" xmlns:mc="http://schemas.openxmlformats.org/markup-compatibility/2006" xmlns:aink="http://schemas.microsoft.com/office/drawing/2016/ink" xmlns:am3d="http://schemas.microsoft.com/office/drawing/2017/model3d" xmlns:o="urn:schemas-microsoft-com:office:office" xmlns:oel="http://schemas.microsoft.com/office/2019/extlst" xmlns:r="http://schemas.openxmlformats.org/officeDocument/2006/relationships" xmlns:m="http://schemas.openxmlformats.org/officeDocument/2006/math" xmlns:v="urn:schemas-microsoft-com:vml" xmlns:wp14="http://schemas.microsoft.com/office/word/2010/wordprocessingDrawing" xmlns:wp="http://schemas.openxmlformats.org/drawingml/2006/wordprocessingDrawing" xmlns:w10="urn:schemas-microsoft-com:office:word" xmlns:w="http://schemas.openxmlformats.org/wordprocessingml/2006/main" xmlns:w14="http://schemas.microsoft.com/office/word/2010/wordml" xmlns:w15="http://schemas.microsoft.com/office/word/2012/wordml" xmlns:w16cex="http://schemas.microsoft.com/office/word/2018/wordml/cex" xmlns:w16cid="http://schemas.microsoft.com/office/word/2016/wordml/cid" xmlns:w16="http://schemas.microsoft.com/office/word/2018/wordml" xmlns:w16du="http://schemas.microsoft.com/office/word/2023/wordml/word16du" xmlns:w16sdtdh="http://schemas.microsoft.com/office/word/2020/wordml/sdtdatahash" xmlns:w16se="http://schemas.microsoft.com/office/word/2015/wordml/symex" xmlns:wpg="http://schemas.microsoft.com/office/word/2010/wordprocessingGroup" xmlns:wpi="http://schemas.microsoft.com/office/word/2010/wordprocessingInk" xmlns:wne="http://schemas.microsoft.com/office/word/2006/wordml" xmlns:wps="http://schemas.microsoft.com/office/word/2010/wordprocessingShape" mc:Ignorable="w14 w15 w16se w16cid w16 w16cex w16sdtdh wp14">
   <w:endnote w:type="separator" w:id="-1">
     <w:p>
       <w:r>
@@ -13177,7 +14032,7 @@
 </file>
 
 <file path=word/footnotes.xml><?xml version="1.0" encoding="utf-8"?>
-<w:footnotes xmlns:wpc="http://schemas.microsoft.com/office/word/2010/wordprocessingCanvas" xmlns:cx="http://schemas.microsoft.com/office/drawing/2014/chartex" xmlns:cx1="http://schemas.microsoft.com/office/drawing/2015/9/8/chartex" xmlns:cx2="http://schemas.microsoft.com/office/drawing/2015/10/21/chartex" xmlns:cx3="http://schemas.microsoft.com/office/drawing/2016/5/9/chartex" xmlns:cx4="http://schemas.microsoft.com/office/drawing/2016/5/10/chartex" xmlns:cx5="http://schemas.microsoft.com/office/drawing/2016/5/11/chartex" xmlns:cx6="http://schemas.microsoft.com/office/drawing/2016/5/12/chartex" xmlns:cx7="http://schemas.microsoft.com/office/drawing/2016/5/13/chartex" xmlns:cx8="http://schemas.microsoft.com/office/drawing/2016/5/14/chartex" xmlns:mc="http://schemas.openxmlformats.org/markup-compatibility/2006" xmlns:aink="http://schemas.microsoft.com/office/drawing/2016/ink" xmlns:am3d="http://schemas.microsoft.com/office/drawing/2017/model3d" xmlns:o="urn:schemas-microsoft-com:office:office" xmlns:r="http://schemas.openxmlformats.org/officeDocument/2006/relationships" xmlns:m="http://schemas.openxmlformats.org/officeDocument/2006/math" xmlns:v="urn:schemas-microsoft-com:vml" xmlns:wp14="http://schemas.microsoft.com/office/word/2010/wordprocessingDrawing" xmlns:wp="http://schemas.openxmlformats.org/drawingml/2006/wordprocessingDrawing" xmlns:w10="urn:schemas-microsoft-com:office:word" xmlns:w="http://schemas.openxmlformats.org/wordprocessingml/2006/main" xmlns:w14="http://schemas.microsoft.com/office/word/2010/wordml" xmlns:w15="http://schemas.microsoft.com/office/word/2012/wordml" xmlns:w16cex="http://schemas.microsoft.com/office/word/2018/wordml/cex" xmlns:w16cid="http://schemas.microsoft.com/office/word/2016/wordml/cid" xmlns:w16="http://schemas.microsoft.com/office/word/2018/wordml" xmlns:w16sdtdh="http://schemas.microsoft.com/office/word/2020/wordml/sdtdatahash" xmlns:w16se="http://schemas.microsoft.com/office/word/2015/wordml/symex" xmlns:wpg="http://schemas.microsoft.com/office/word/2010/wordprocessingGroup" xmlns:wpi="http://schemas.microsoft.com/office/word/2010/wordprocessingInk" xmlns:wne="http://schemas.microsoft.com/office/word/2006/wordml" xmlns:wps="http://schemas.microsoft.com/office/word/2010/wordprocessingShape" mc:Ignorable="w14 w15 w16se w16cid w16 w16cex w16sdtdh wp14">
+<w:footnotes xmlns:wpc="http://schemas.microsoft.com/office/word/2010/wordprocessingCanvas" xmlns:cx="http://schemas.microsoft.com/office/drawing/2014/chartex" xmlns:cx1="http://schemas.microsoft.com/office/drawing/2015/9/8/chartex" xmlns:cx2="http://schemas.microsoft.com/office/drawing/2015/10/21/chartex" xmlns:cx3="http://schemas.microsoft.com/office/drawing/2016/5/9/chartex" xmlns:cx4="http://schemas.microsoft.com/office/drawing/2016/5/10/chartex" xmlns:cx5="http://schemas.microsoft.com/office/drawing/2016/5/11/chartex" xmlns:cx6="http://schemas.microsoft.com/office/drawing/2016/5/12/chartex" xmlns:cx7="http://schemas.microsoft.com/office/drawing/2016/5/13/chartex" xmlns:cx8="http://schemas.microsoft.com/office/drawing/2016/5/14/chartex" xmlns:mc="http://schemas.openxmlformats.org/markup-compatibility/2006" xmlns:aink="http://schemas.microsoft.com/office/drawing/2016/ink" xmlns:am3d="http://schemas.microsoft.com/office/drawing/2017/model3d" xmlns:o="urn:schemas-microsoft-com:office:office" xmlns:oel="http://schemas.microsoft.com/office/2019/extlst" xmlns:r="http://schemas.openxmlformats.org/officeDocument/2006/relationships" xmlns:m="http://schemas.openxmlformats.org/officeDocument/2006/math" xmlns:v="urn:schemas-microsoft-com:vml" xmlns:wp14="http://schemas.microsoft.com/office/word/2010/wordprocessingDrawing" xmlns:wp="http://schemas.openxmlformats.org/drawingml/2006/wordprocessingDrawing" xmlns:w10="urn:schemas-microsoft-com:office:word" xmlns:w="http://schemas.openxmlformats.org/wordprocessingml/2006/main" xmlns:w14="http://schemas.microsoft.com/office/word/2010/wordml" xmlns:w15="http://schemas.microsoft.com/office/word/2012/wordml" xmlns:w16cex="http://schemas.microsoft.com/office/word/2018/wordml/cex" xmlns:w16cid="http://schemas.microsoft.com/office/word/2016/wordml/cid" xmlns:w16="http://schemas.microsoft.com/office/word/2018/wordml" xmlns:w16du="http://schemas.microsoft.com/office/word/2023/wordml/word16du" xmlns:w16sdtdh="http://schemas.microsoft.com/office/word/2020/wordml/sdtdatahash" xmlns:w16se="http://schemas.microsoft.com/office/word/2015/wordml/symex" xmlns:wpg="http://schemas.microsoft.com/office/word/2010/wordprocessingGroup" xmlns:wpi="http://schemas.microsoft.com/office/word/2010/wordprocessingInk" xmlns:wne="http://schemas.microsoft.com/office/word/2006/wordml" xmlns:wps="http://schemas.microsoft.com/office/word/2010/wordprocessingShape" mc:Ignorable="w14 w15 w16se w16cid w16 w16cex w16sdtdh wp14">
   <w:footnote w:type="separator" w:id="-1">
     <w:p>
       <w:r>
